--- a/report.docx
+++ b/report.docx
@@ -70,35 +70,21 @@
         <w:rPr>
           <w:rFonts w:cs="Arial"/>
         </w:rPr>
-        <w:t xml:space="preserve">dependent population dynamics, per capita population growth is expected to increase as abundance declines, owing to reduced intraspecific competition at low density (Nicholson 1933). However, below a critical threshold this relationship can reverse, such that per capita growth declines with further reductions in abundance. This phenomenon, known as an Allee effect, introduces depensatory dynamics that can substantially slow or prevent recovery from depletion </w:t>
-      </w:r>
-      <w:commentRangeStart w:id="0"/>
+        <w:t>dependent population dynamics, per capita population growth is expected to increase as abundance declines, owing to reduced intraspecific competition at low density (Nicholson 1933). However, below a critical threshold this relationship can reverse, such that per capita growth declines with further reductions in abundance. This phenomenon, known as an Allee effect, introduces depensatory dynamics that can substantially slow or prevent recovery from depletion (</w:t>
+      </w:r>
+      <w:proofErr w:type="spellStart"/>
       <w:r>
         <w:rPr>
           <w:rFonts w:cs="Arial"/>
         </w:rPr>
-        <w:t>(</w:t>
-      </w:r>
-      <w:proofErr w:type="spellStart"/>
+        <w:t>Courchamp</w:t>
+      </w:r>
+      <w:proofErr w:type="spellEnd"/>
       <w:r>
         <w:rPr>
           <w:rFonts w:cs="Arial"/>
         </w:rPr>
-        <w:t>Courchamp</w:t>
-      </w:r>
-      <w:proofErr w:type="spellEnd"/>
-      <w:r>
-        <w:rPr>
-          <w:rFonts w:cs="Arial"/>
-        </w:rPr>
         <w:t xml:space="preserve"> et al. 1999; Minto et al. 2008; Neubauer et al. 2013).</w:t>
-      </w:r>
-      <w:commentRangeEnd w:id="0"/>
-      <w:r>
-        <w:rPr>
-          <w:rStyle w:val="CommentReference"/>
-        </w:rPr>
-        <w:commentReference w:id="0"/>
       </w:r>
     </w:p>
     <w:p>
@@ -124,12 +110,22 @@
         <w:rPr>
           <w:rFonts w:cs="Arial"/>
         </w:rPr>
-        <w:t xml:space="preserve">fish stocks (Hilborn et al. 2014). When depensation has been reported, it has most often been documented in Atlantic cod (Gadus </w:t>
+        <w:t>fish stocks (Hilborn et al. 2014). When depensation has been reported, it has most often been documented in Atlantic cod (</w:t>
+      </w:r>
+      <w:r>
+        <w:rPr>
+          <w:rFonts w:cs="Arial"/>
+          <w:i/>
+          <w:iCs/>
+        </w:rPr>
+        <w:t xml:space="preserve">Gadus </w:t>
       </w:r>
       <w:proofErr w:type="spellStart"/>
       <w:r>
         <w:rPr>
           <w:rFonts w:cs="Arial"/>
+          <w:i/>
+          <w:iCs/>
         </w:rPr>
         <w:t>morhua</w:t>
       </w:r>
@@ -138,7 +134,19 @@
         <w:rPr>
           <w:rFonts w:cs="Arial"/>
         </w:rPr>
-        <w:t xml:space="preserve">) stocks (Keith and Hutchings 2012), potentially reflecting the widespread and prolonged depletion experienced by this species. Most empirical studies have implicitly assumed that Allee effects arise through recruitment limitation at low spawning biomass. </w:t>
+        <w:t>) stocks (Keith and Hutchings 2012</w:t>
+      </w:r>
+      <w:r>
+        <w:rPr>
+          <w:rFonts w:cs="Arial"/>
+        </w:rPr>
+        <w:t>; Winter et al. 2023</w:t>
+      </w:r>
+      <w:r>
+        <w:rPr>
+          <w:rFonts w:cs="Arial"/>
+        </w:rPr>
+        <w:t xml:space="preserve">), potentially reflecting the widespread and prolonged depletion experienced by this species. Most empirical studies have implicitly assumed that Allee effects arise through recruitment limitation at low spawning biomass. </w:t>
       </w:r>
       <w:r>
         <w:rPr>
@@ -212,19 +220,67 @@
         <w:rPr>
           <w:rFonts w:cs="Arial"/>
         </w:rPr>
-        <w:t xml:space="preserve">and natural mortality. As such, surplus production dynamics are sensitive to depensatory processes regardless of whether they originate from reduced recruitment, elevated mortality, or changes in population demography induced by fishing. Despite this, few studies have systematically examined Allee effects across multiple cod stocks using surplus production, and fewer still have quantified the strength of depensation </w:t>
+        <w:t>and natural mortality. As such, surplus production dynamics are sensitive to depensatory processes regardless of whether they originate from reduced recruitment, elevated mortality, or changes in population demography induced by fishing</w:t>
       </w:r>
       <w:r>
         <w:rPr>
           <w:rFonts w:cs="Arial"/>
         </w:rPr>
-        <w:t xml:space="preserve">measured from production </w:t>
+        <w:t xml:space="preserve"> or environmental effects</w:t>
       </w:r>
       <w:r>
         <w:rPr>
           <w:rFonts w:cs="Arial"/>
         </w:rPr>
-        <w:t>in a way that allows direct comparison among stocks.</w:t>
+        <w:t xml:space="preserve">. Despite this, few studies have </w:t>
+      </w:r>
+      <w:r>
+        <w:rPr>
+          <w:rFonts w:cs="Arial"/>
+        </w:rPr>
+        <w:t>derived</w:t>
+      </w:r>
+      <w:r>
+        <w:rPr>
+          <w:rFonts w:cs="Arial"/>
+        </w:rPr>
+        <w:t xml:space="preserve"> Allee effects </w:t>
+      </w:r>
+      <w:r>
+        <w:rPr>
+          <w:rFonts w:cs="Arial"/>
+        </w:rPr>
+        <w:t xml:space="preserve">from production analyses and </w:t>
+      </w:r>
+      <w:r>
+        <w:rPr>
+          <w:rFonts w:cs="Arial"/>
+        </w:rPr>
+        <w:t>quantified the strength of depensation</w:t>
+      </w:r>
+      <w:r>
+        <w:rPr>
+          <w:rFonts w:cs="Arial"/>
+        </w:rPr>
+        <w:t xml:space="preserve"> </w:t>
+      </w:r>
+      <w:r>
+        <w:rPr>
+          <w:rFonts w:cs="Arial"/>
+        </w:rPr>
+        <w:t>across multiple cod stocks</w:t>
+      </w:r>
+      <w:r>
+        <w:rPr>
+          <w:rFonts w:cs="Arial"/>
+        </w:rPr>
+        <w:t>.</w:t>
+      </w:r>
+      <w:r>
+        <w:rPr>
+          <w:rFonts w:cs="Arial"/>
+        </w:rPr>
+        <w:t xml:space="preserve"> </w:t>
       </w:r>
     </w:p>
     <w:p>
@@ -238,22 +294,62 @@
         <w:rPr>
           <w:rFonts w:cs="Arial"/>
         </w:rPr>
+        <w:t xml:space="preserve">Here, we use surplus production dynamics to examine the presence and strength of Allee effects across multiple Atlantic cod stocks within a common analytical framework, with </w:t>
+      </w:r>
+      <w:r>
+        <w:rPr>
+          <w:rFonts w:cs="Arial"/>
+        </w:rPr>
         <w:lastRenderedPageBreak/>
-        <w:t>A central but underexplored aspect of Allee effects is their magnitude. While the existence of depensatory dynamics has been widely discussed, comparatively little empirical work has focused on quantifying how strongly production is reduced at low biomass or on identifying the biomass ranges over which depensation operates. For exploited fish stocks, even moderate reductions in production at low abundance may have important consequences for recovery trajectories, particularly following severe depletion.</w:t>
-      </w:r>
-    </w:p>
-    <w:p>
-      <w:pPr>
-        <w:spacing w:before="240" w:after="0" w:line="276" w:lineRule="auto"/>
+        <w:t xml:space="preserve">particular emphasis on how productivity changes at low biomass and how these changes relate to recovery following collapse. Specifically, we assess whether cod stocks exhibit Allee effect thresholds </w:t>
+      </w:r>
+      <w:r>
         <w:rPr>
           <w:rFonts w:cs="Arial"/>
         </w:rPr>
-      </w:pPr>
+        <w:t xml:space="preserve">and Allee thresholds </w:t>
+      </w:r>
       <w:r>
         <w:rPr>
           <w:rFonts w:cs="Arial"/>
         </w:rPr>
-        <w:t>Here, we use surplus production dynamics to examine the presence and strength of Allee effects across multiple Atlantic cod stocks within a common analytical framework, with particular emphasis on how productivity changes at low biomass and how these changes relate to recovery following collapse. Specifically, we assess whether cod stocks exhibit Allee effect thresholds in surplus production dynamics, quantify the strength of depensatory effects using a consistent production-based approach, and evaluate whether variation in Allee effect strength and low-biomass productivity is associated with differences in stock recovery outcomes.</w:t>
+        <w:t>in surplus production dynamics, quantify the strength of depensatory effects using a consistent production-based approach, and evaluate whether variation in Allee effect strength</w:t>
+      </w:r>
+      <w:r>
+        <w:rPr>
+          <w:rFonts w:cs="Arial"/>
+        </w:rPr>
+        <w:t>,</w:t>
+      </w:r>
+      <w:r>
+        <w:rPr>
+          <w:rFonts w:cs="Arial"/>
+        </w:rPr>
+        <w:t xml:space="preserve"> low-biomass productivity </w:t>
+      </w:r>
+      <w:r>
+        <w:rPr>
+          <w:rFonts w:cs="Arial"/>
+        </w:rPr>
+        <w:t>and the level of depletion are</w:t>
+      </w:r>
+      <w:r>
+        <w:rPr>
+          <w:rFonts w:cs="Arial"/>
+        </w:rPr>
+        <w:t xml:space="preserve"> associated with differences in </w:t>
+      </w:r>
+      <w:r>
+        <w:rPr>
+          <w:rFonts w:cs="Arial"/>
+        </w:rPr>
+        <w:t xml:space="preserve">historical </w:t>
+      </w:r>
+      <w:r>
+        <w:rPr>
+          <w:rFonts w:cs="Arial"/>
+        </w:rPr>
+        <w:t>stock recovery outcomes.</w:t>
       </w:r>
     </w:p>
     <w:p>
@@ -265,68 +361,25 @@
       </w:r>
     </w:p>
     <w:p>
-      <w:pPr>
-        <w:rPr>
-          <w:u w:val="single"/>
-        </w:rPr>
-      </w:pPr>
-      <w:r>
-        <w:rPr>
-          <w:u w:val="single"/>
-        </w:rPr>
-        <w:t>Stocks</w:t>
-      </w:r>
-    </w:p>
-    <w:p>
-      <w:r>
-        <w:t xml:space="preserve">Add </w:t>
-      </w:r>
-      <w:r>
-        <w:t xml:space="preserve">stock names </w:t>
-      </w:r>
-      <w:r>
-        <w:t xml:space="preserve">description </w:t>
-      </w:r>
-      <w:r>
-        <w:t xml:space="preserve">, units, assessment model </w:t>
-      </w:r>
-      <w:r>
-        <w:t>and sources</w:t>
-      </w:r>
-    </w:p>
-    <w:p>
-      <w:r>
-        <w:t>NW Atlantic stocks</w:t>
-      </w:r>
-    </w:p>
-    <w:p>
-      <w:r>
-        <w:t>2J3KL – time varying M (assessment) or B process error (SPM)</w:t>
-      </w:r>
-    </w:p>
-    <w:p>
-      <w:r>
-        <w:t>3PS – time varying M</w:t>
-      </w:r>
-    </w:p>
-    <w:p>
-      <w:r>
-        <w:t>3Pn4RS – time varying M</w:t>
-      </w:r>
-    </w:p>
-    <w:p>
-      <w:r>
-        <w:t>4TVn – time varying M (assessment) or B process error (SPM)</w:t>
-      </w:r>
-    </w:p>
-    <w:p>
-      <w:r>
-        <w:t>4VsW – time varying M</w:t>
-      </w:r>
-    </w:p>
-    <w:p>
-      <w:r>
-        <w:t xml:space="preserve">4X5Y – time varying M </w:t>
+      <w:r>
+        <w:t>Catch and biomass d</w:t>
+      </w:r>
+      <w:r>
+        <w:t>ata was obtained from DFO</w:t>
+      </w:r>
+      <w:r>
+        <w:t xml:space="preserve"> stock assessment documents and RAM database (Table).</w:t>
+      </w:r>
+      <w:r>
+        <w:t xml:space="preserve"> A proxy for an LRP was defined as 40% of the maximum observed biomass. Depletion was defined as the minimum observed biomass / </w:t>
+      </w:r>
+      <w:proofErr w:type="spellStart"/>
+      <w:r>
+        <w:t>lrp</w:t>
+      </w:r>
+      <w:proofErr w:type="spellEnd"/>
+      <w:r>
+        <w:t xml:space="preserve"> proxy. </w:t>
       </w:r>
     </w:p>
     <w:p>
@@ -335,12 +388,30 @@
           <w:highlight w:val="yellow"/>
         </w:rPr>
       </w:pPr>
+      <w:r>
+        <w:rPr>
+          <w:highlight w:val="yellow"/>
+        </w:rPr>
+        <w:t xml:space="preserve">Add </w:t>
+      </w:r>
+      <w:r>
+        <w:rPr>
+          <w:highlight w:val="yellow"/>
+        </w:rPr>
+        <w:t xml:space="preserve">gulf of </w:t>
+      </w:r>
       <w:proofErr w:type="spellStart"/>
       <w:r>
         <w:rPr>
           <w:highlight w:val="yellow"/>
         </w:rPr>
-        <w:t>GoM</w:t>
+        <w:t>main</w:t>
+      </w:r>
+      <w:r>
+        <w:rPr>
+          <w:highlight w:val="yellow"/>
+        </w:rPr>
+        <w:t>e</w:t>
       </w:r>
       <w:proofErr w:type="spellEnd"/>
       <w:r>
@@ -348,22 +419,4480 @@
           <w:highlight w:val="yellow"/>
         </w:rPr>
         <w:t xml:space="preserve"> </w:t>
+      </w:r>
+      <w:r>
+        <w:rPr>
+          <w:highlight w:val="yellow"/>
+        </w:rPr>
+        <w:t xml:space="preserve"> and </w:t>
+      </w:r>
+      <w:r>
+        <w:rPr>
+          <w:highlight w:val="yellow"/>
+        </w:rPr>
+        <w:t>grand banks</w:t>
+      </w:r>
+      <w:r>
+        <w:rPr>
+          <w:highlight w:val="yellow"/>
+        </w:rPr>
+        <w:t xml:space="preserve"> stocks</w:t>
       </w:r>
     </w:p>
     <w:p>
       <w:r>
-        <w:rPr>
-          <w:highlight w:val="yellow"/>
-        </w:rPr>
-        <w:t>GB</w:t>
-      </w:r>
-    </w:p>
-    <w:p>
-      <w:r>
-        <w:t>RAM stocks</w:t>
+        <w:br w:type="page"/>
       </w:r>
     </w:p>
     <w:p/>
+    <w:tbl>
+      <w:tblPr>
+        <w:tblW w:w="9360" w:type="dxa"/>
+        <w:tblLook w:val="04A0" w:firstRow="1" w:lastRow="0" w:firstColumn="1" w:lastColumn="0" w:noHBand="0" w:noVBand="1"/>
+      </w:tblPr>
+      <w:tblGrid>
+        <w:gridCol w:w="1780"/>
+        <w:gridCol w:w="2620"/>
+        <w:gridCol w:w="1260"/>
+        <w:gridCol w:w="2300"/>
+        <w:gridCol w:w="1400"/>
+      </w:tblGrid>
+      <w:tr>
+        <w:trPr>
+          <w:trHeight w:val="465"/>
+        </w:trPr>
+        <w:tc>
+          <w:tcPr>
+            <w:tcW w:w="1780" w:type="dxa"/>
+            <w:tcBorders>
+              <w:top w:val="nil"/>
+              <w:left w:val="nil"/>
+              <w:bottom w:val="single" w:sz="4" w:space="0" w:color="auto"/>
+              <w:right w:val="nil"/>
+            </w:tcBorders>
+            <w:shd w:val="clear" w:color="auto" w:fill="auto"/>
+            <w:noWrap/>
+            <w:vAlign w:val="center"/>
+            <w:hideMark/>
+          </w:tcPr>
+          <w:p>
+            <w:pPr>
+              <w:spacing w:after="0" w:line="240" w:lineRule="auto"/>
+              <w:jc w:val="center"/>
+              <w:rPr>
+                <w:rFonts w:ascii="Aptos Narrow" w:eastAsia="Times New Roman" w:hAnsi="Aptos Narrow" w:cs="Times New Roman"/>
+                <w:color w:val="000000"/>
+                <w:kern w:val="0"/>
+                <w:sz w:val="22"/>
+                <w:szCs w:val="22"/>
+                <w14:ligatures w14:val="none"/>
+              </w:rPr>
+            </w:pPr>
+            <w:r>
+              <w:rPr>
+                <w:rFonts w:ascii="Aptos Narrow" w:eastAsia="Times New Roman" w:hAnsi="Aptos Narrow" w:cs="Times New Roman"/>
+                <w:color w:val="000000"/>
+                <w:kern w:val="0"/>
+                <w:sz w:val="22"/>
+                <w:szCs w:val="22"/>
+                <w14:ligatures w14:val="none"/>
+              </w:rPr>
+              <w:t>S</w:t>
+            </w:r>
+            <w:r>
+              <w:rPr>
+                <w:rFonts w:ascii="Aptos Narrow" w:eastAsia="Times New Roman" w:hAnsi="Aptos Narrow" w:cs="Times New Roman"/>
+                <w:color w:val="000000"/>
+                <w:kern w:val="0"/>
+                <w:sz w:val="22"/>
+                <w:szCs w:val="22"/>
+                <w14:ligatures w14:val="none"/>
+              </w:rPr>
+              <w:t>tock</w:t>
+            </w:r>
+            <w:r>
+              <w:rPr>
+                <w:rFonts w:ascii="Aptos Narrow" w:eastAsia="Times New Roman" w:hAnsi="Aptos Narrow" w:cs="Times New Roman"/>
+                <w:color w:val="000000"/>
+                <w:kern w:val="0"/>
+                <w:sz w:val="22"/>
+                <w:szCs w:val="22"/>
+                <w14:ligatures w14:val="none"/>
+              </w:rPr>
+              <w:t xml:space="preserve"> ID</w:t>
+            </w:r>
+          </w:p>
+        </w:tc>
+        <w:tc>
+          <w:tcPr>
+            <w:tcW w:w="2620" w:type="dxa"/>
+            <w:tcBorders>
+              <w:top w:val="nil"/>
+              <w:left w:val="nil"/>
+              <w:bottom w:val="single" w:sz="4" w:space="0" w:color="auto"/>
+              <w:right w:val="nil"/>
+            </w:tcBorders>
+            <w:shd w:val="clear" w:color="auto" w:fill="auto"/>
+            <w:noWrap/>
+            <w:vAlign w:val="center"/>
+            <w:hideMark/>
+          </w:tcPr>
+          <w:p>
+            <w:pPr>
+              <w:spacing w:after="0" w:line="240" w:lineRule="auto"/>
+              <w:jc w:val="center"/>
+              <w:rPr>
+                <w:rFonts w:ascii="Aptos Narrow" w:eastAsia="Times New Roman" w:hAnsi="Aptos Narrow" w:cs="Times New Roman"/>
+                <w:color w:val="000000"/>
+                <w:kern w:val="0"/>
+                <w:sz w:val="22"/>
+                <w:szCs w:val="22"/>
+                <w14:ligatures w14:val="none"/>
+              </w:rPr>
+            </w:pPr>
+            <w:r>
+              <w:rPr>
+                <w:rFonts w:ascii="Aptos Narrow" w:eastAsia="Times New Roman" w:hAnsi="Aptos Narrow" w:cs="Times New Roman"/>
+                <w:color w:val="000000"/>
+                <w:kern w:val="0"/>
+                <w:sz w:val="22"/>
+                <w:szCs w:val="22"/>
+                <w14:ligatures w14:val="none"/>
+              </w:rPr>
+              <w:t>Stock unit</w:t>
+            </w:r>
+          </w:p>
+        </w:tc>
+        <w:tc>
+          <w:tcPr>
+            <w:tcW w:w="1260" w:type="dxa"/>
+            <w:tcBorders>
+              <w:top w:val="nil"/>
+              <w:left w:val="nil"/>
+              <w:bottom w:val="single" w:sz="4" w:space="0" w:color="auto"/>
+              <w:right w:val="nil"/>
+            </w:tcBorders>
+            <w:shd w:val="clear" w:color="auto" w:fill="auto"/>
+            <w:noWrap/>
+            <w:vAlign w:val="center"/>
+            <w:hideMark/>
+          </w:tcPr>
+          <w:p>
+            <w:pPr>
+              <w:spacing w:after="0" w:line="240" w:lineRule="auto"/>
+              <w:jc w:val="center"/>
+              <w:rPr>
+                <w:rFonts w:ascii="Aptos Narrow" w:eastAsia="Times New Roman" w:hAnsi="Aptos Narrow" w:cs="Times New Roman"/>
+                <w:color w:val="000000"/>
+                <w:kern w:val="0"/>
+                <w:sz w:val="22"/>
+                <w:szCs w:val="22"/>
+                <w14:ligatures w14:val="none"/>
+              </w:rPr>
+            </w:pPr>
+            <w:r>
+              <w:rPr>
+                <w:rFonts w:ascii="Aptos Narrow" w:eastAsia="Times New Roman" w:hAnsi="Aptos Narrow" w:cs="Times New Roman"/>
+                <w:color w:val="000000"/>
+                <w:kern w:val="0"/>
+                <w:sz w:val="22"/>
+                <w:szCs w:val="22"/>
+                <w14:ligatures w14:val="none"/>
+              </w:rPr>
+              <w:t>Years</w:t>
+            </w:r>
+          </w:p>
+        </w:tc>
+        <w:tc>
+          <w:tcPr>
+            <w:tcW w:w="2300" w:type="dxa"/>
+            <w:tcBorders>
+              <w:top w:val="nil"/>
+              <w:left w:val="nil"/>
+              <w:bottom w:val="single" w:sz="4" w:space="0" w:color="auto"/>
+              <w:right w:val="nil"/>
+            </w:tcBorders>
+            <w:shd w:val="clear" w:color="auto" w:fill="auto"/>
+            <w:noWrap/>
+            <w:vAlign w:val="center"/>
+            <w:hideMark/>
+          </w:tcPr>
+          <w:p>
+            <w:pPr>
+              <w:spacing w:after="0" w:line="240" w:lineRule="auto"/>
+              <w:jc w:val="center"/>
+              <w:rPr>
+                <w:rFonts w:ascii="Aptos Narrow" w:eastAsia="Times New Roman" w:hAnsi="Aptos Narrow" w:cs="Times New Roman"/>
+                <w:color w:val="000000"/>
+                <w:kern w:val="0"/>
+                <w:sz w:val="22"/>
+                <w:szCs w:val="22"/>
+                <w14:ligatures w14:val="none"/>
+              </w:rPr>
+            </w:pPr>
+            <w:proofErr w:type="spellStart"/>
+            <w:r>
+              <w:rPr>
+                <w:rFonts w:ascii="Aptos Narrow" w:eastAsia="Times New Roman" w:hAnsi="Aptos Narrow" w:cs="Times New Roman"/>
+                <w:color w:val="000000"/>
+                <w:kern w:val="0"/>
+                <w:sz w:val="22"/>
+                <w:szCs w:val="22"/>
+                <w14:ligatures w14:val="none"/>
+              </w:rPr>
+              <w:t>primary_country</w:t>
+            </w:r>
+            <w:proofErr w:type="spellEnd"/>
+          </w:p>
+        </w:tc>
+        <w:tc>
+          <w:tcPr>
+            <w:tcW w:w="1400" w:type="dxa"/>
+            <w:tcBorders>
+              <w:top w:val="nil"/>
+              <w:left w:val="nil"/>
+              <w:bottom w:val="single" w:sz="4" w:space="0" w:color="auto"/>
+              <w:right w:val="nil"/>
+            </w:tcBorders>
+          </w:tcPr>
+          <w:p>
+            <w:pPr>
+              <w:spacing w:after="0" w:line="240" w:lineRule="auto"/>
+              <w:jc w:val="center"/>
+              <w:rPr>
+                <w:rFonts w:ascii="Aptos Narrow" w:eastAsia="Times New Roman" w:hAnsi="Aptos Narrow" w:cs="Times New Roman"/>
+                <w:color w:val="000000"/>
+                <w:kern w:val="0"/>
+                <w:sz w:val="22"/>
+                <w:szCs w:val="22"/>
+                <w14:ligatures w14:val="none"/>
+              </w:rPr>
+            </w:pPr>
+            <w:r>
+              <w:rPr>
+                <w:rFonts w:ascii="Aptos Narrow" w:eastAsia="Times New Roman" w:hAnsi="Aptos Narrow" w:cs="Times New Roman"/>
+                <w:color w:val="000000"/>
+                <w:kern w:val="0"/>
+                <w:sz w:val="22"/>
+                <w:szCs w:val="22"/>
+                <w14:ligatures w14:val="none"/>
+              </w:rPr>
+              <w:t>Source</w:t>
+            </w:r>
+          </w:p>
+        </w:tc>
+      </w:tr>
+      <w:tr>
+        <w:trPr>
+          <w:trHeight w:val="300"/>
+        </w:trPr>
+        <w:tc>
+          <w:tcPr>
+            <w:tcW w:w="1780" w:type="dxa"/>
+            <w:tcBorders>
+              <w:top w:val="nil"/>
+              <w:left w:val="nil"/>
+              <w:bottom w:val="nil"/>
+              <w:right w:val="nil"/>
+            </w:tcBorders>
+            <w:shd w:val="clear" w:color="auto" w:fill="auto"/>
+            <w:noWrap/>
+            <w:vAlign w:val="bottom"/>
+            <w:hideMark/>
+          </w:tcPr>
+          <w:p>
+            <w:pPr>
+              <w:spacing w:after="0" w:line="240" w:lineRule="auto"/>
+              <w:rPr>
+                <w:rFonts w:ascii="Aptos Narrow" w:eastAsia="Times New Roman" w:hAnsi="Aptos Narrow" w:cs="Times New Roman"/>
+                <w:color w:val="000000"/>
+                <w:kern w:val="0"/>
+                <w:sz w:val="22"/>
+                <w:szCs w:val="22"/>
+                <w14:ligatures w14:val="none"/>
+              </w:rPr>
+            </w:pPr>
+            <w:r>
+              <w:rPr>
+                <w:rFonts w:ascii="Aptos Narrow" w:eastAsia="Times New Roman" w:hAnsi="Aptos Narrow" w:cs="Times New Roman"/>
+                <w:color w:val="000000"/>
+                <w:kern w:val="0"/>
+                <w:sz w:val="22"/>
+                <w:szCs w:val="22"/>
+                <w14:ligatures w14:val="none"/>
+              </w:rPr>
+              <w:t>2j3kl</w:t>
+            </w:r>
+          </w:p>
+        </w:tc>
+        <w:tc>
+          <w:tcPr>
+            <w:tcW w:w="2620" w:type="dxa"/>
+            <w:tcBorders>
+              <w:top w:val="nil"/>
+              <w:left w:val="nil"/>
+              <w:bottom w:val="nil"/>
+              <w:right w:val="nil"/>
+            </w:tcBorders>
+            <w:shd w:val="clear" w:color="auto" w:fill="auto"/>
+            <w:noWrap/>
+            <w:vAlign w:val="bottom"/>
+            <w:hideMark/>
+          </w:tcPr>
+          <w:p>
+            <w:pPr>
+              <w:spacing w:after="0" w:line="240" w:lineRule="auto"/>
+              <w:jc w:val="center"/>
+              <w:rPr>
+                <w:rFonts w:ascii="Aptos Narrow" w:eastAsia="Times New Roman" w:hAnsi="Aptos Narrow" w:cs="Times New Roman"/>
+                <w:color w:val="000000"/>
+                <w:kern w:val="0"/>
+                <w:sz w:val="22"/>
+                <w:szCs w:val="22"/>
+                <w14:ligatures w14:val="none"/>
+              </w:rPr>
+            </w:pPr>
+            <w:r>
+              <w:rPr>
+                <w:rFonts w:ascii="Aptos Narrow" w:eastAsia="Times New Roman" w:hAnsi="Aptos Narrow" w:cs="Times New Roman"/>
+                <w:color w:val="000000"/>
+                <w:kern w:val="0"/>
+                <w:sz w:val="22"/>
+                <w:szCs w:val="22"/>
+                <w14:ligatures w14:val="none"/>
+              </w:rPr>
+              <w:t>NA</w:t>
+            </w:r>
+            <w:r>
+              <w:rPr>
+                <w:rFonts w:ascii="Aptos Narrow" w:eastAsia="Times New Roman" w:hAnsi="Aptos Narrow" w:cs="Times New Roman"/>
+                <w:color w:val="000000"/>
+                <w:kern w:val="0"/>
+                <w:sz w:val="22"/>
+                <w:szCs w:val="22"/>
+                <w14:ligatures w14:val="none"/>
+              </w:rPr>
+              <w:t>FO 2J3KL</w:t>
+            </w:r>
+          </w:p>
+        </w:tc>
+        <w:tc>
+          <w:tcPr>
+            <w:tcW w:w="1260" w:type="dxa"/>
+            <w:tcBorders>
+              <w:top w:val="nil"/>
+              <w:left w:val="nil"/>
+              <w:bottom w:val="nil"/>
+              <w:right w:val="nil"/>
+            </w:tcBorders>
+            <w:shd w:val="clear" w:color="auto" w:fill="auto"/>
+            <w:noWrap/>
+            <w:vAlign w:val="bottom"/>
+            <w:hideMark/>
+          </w:tcPr>
+          <w:p>
+            <w:pPr>
+              <w:spacing w:after="0" w:line="240" w:lineRule="auto"/>
+              <w:jc w:val="center"/>
+              <w:rPr>
+                <w:rFonts w:ascii="Aptos Narrow" w:eastAsia="Times New Roman" w:hAnsi="Aptos Narrow" w:cs="Times New Roman"/>
+                <w:color w:val="000000"/>
+                <w:kern w:val="0"/>
+                <w:sz w:val="22"/>
+                <w:szCs w:val="22"/>
+                <w14:ligatures w14:val="none"/>
+              </w:rPr>
+            </w:pPr>
+            <w:r>
+              <w:rPr>
+                <w:rFonts w:ascii="Aptos Narrow" w:eastAsia="Times New Roman" w:hAnsi="Aptos Narrow" w:cs="Times New Roman"/>
+                <w:color w:val="000000"/>
+                <w:kern w:val="0"/>
+                <w:sz w:val="22"/>
+                <w:szCs w:val="22"/>
+                <w14:ligatures w14:val="none"/>
+              </w:rPr>
+              <w:t>NA</w:t>
+            </w:r>
+          </w:p>
+        </w:tc>
+        <w:tc>
+          <w:tcPr>
+            <w:tcW w:w="2300" w:type="dxa"/>
+            <w:tcBorders>
+              <w:top w:val="nil"/>
+              <w:left w:val="nil"/>
+              <w:bottom w:val="nil"/>
+              <w:right w:val="nil"/>
+            </w:tcBorders>
+            <w:shd w:val="clear" w:color="auto" w:fill="auto"/>
+            <w:noWrap/>
+            <w:vAlign w:val="bottom"/>
+            <w:hideMark/>
+          </w:tcPr>
+          <w:p>
+            <w:pPr>
+              <w:spacing w:after="0" w:line="240" w:lineRule="auto"/>
+              <w:jc w:val="center"/>
+              <w:rPr>
+                <w:rFonts w:ascii="Aptos Narrow" w:eastAsia="Times New Roman" w:hAnsi="Aptos Narrow" w:cs="Times New Roman"/>
+                <w:color w:val="000000"/>
+                <w:kern w:val="0"/>
+                <w:sz w:val="22"/>
+                <w:szCs w:val="22"/>
+                <w14:ligatures w14:val="none"/>
+              </w:rPr>
+            </w:pPr>
+            <w:r>
+              <w:rPr>
+                <w:rFonts w:ascii="Aptos Narrow" w:eastAsia="Times New Roman" w:hAnsi="Aptos Narrow" w:cs="Times New Roman"/>
+                <w:color w:val="000000"/>
+                <w:kern w:val="0"/>
+                <w:sz w:val="22"/>
+                <w:szCs w:val="22"/>
+                <w14:ligatures w14:val="none"/>
+              </w:rPr>
+              <w:t>Canada</w:t>
+            </w:r>
+          </w:p>
+        </w:tc>
+        <w:tc>
+          <w:tcPr>
+            <w:tcW w:w="1400" w:type="dxa"/>
+            <w:tcBorders>
+              <w:top w:val="nil"/>
+              <w:left w:val="nil"/>
+              <w:bottom w:val="nil"/>
+              <w:right w:val="nil"/>
+            </w:tcBorders>
+          </w:tcPr>
+          <w:p>
+            <w:pPr>
+              <w:spacing w:after="0" w:line="240" w:lineRule="auto"/>
+              <w:jc w:val="center"/>
+              <w:rPr>
+                <w:rFonts w:ascii="Aptos Narrow" w:eastAsia="Times New Roman" w:hAnsi="Aptos Narrow" w:cs="Times New Roman"/>
+                <w:color w:val="000000"/>
+                <w:kern w:val="0"/>
+                <w:sz w:val="22"/>
+                <w:szCs w:val="22"/>
+                <w14:ligatures w14:val="none"/>
+              </w:rPr>
+            </w:pPr>
+          </w:p>
+        </w:tc>
+      </w:tr>
+      <w:tr>
+        <w:trPr>
+          <w:trHeight w:val="300"/>
+        </w:trPr>
+        <w:tc>
+          <w:tcPr>
+            <w:tcW w:w="1780" w:type="dxa"/>
+            <w:tcBorders>
+              <w:top w:val="nil"/>
+              <w:left w:val="nil"/>
+              <w:bottom w:val="nil"/>
+              <w:right w:val="nil"/>
+            </w:tcBorders>
+            <w:shd w:val="clear" w:color="auto" w:fill="auto"/>
+            <w:noWrap/>
+            <w:vAlign w:val="bottom"/>
+            <w:hideMark/>
+          </w:tcPr>
+          <w:p>
+            <w:pPr>
+              <w:spacing w:after="0" w:line="240" w:lineRule="auto"/>
+              <w:rPr>
+                <w:rFonts w:ascii="Aptos Narrow" w:eastAsia="Times New Roman" w:hAnsi="Aptos Narrow" w:cs="Times New Roman"/>
+                <w:color w:val="000000"/>
+                <w:kern w:val="0"/>
+                <w:sz w:val="22"/>
+                <w:szCs w:val="22"/>
+                <w14:ligatures w14:val="none"/>
+              </w:rPr>
+            </w:pPr>
+            <w:r>
+              <w:rPr>
+                <w:rFonts w:ascii="Aptos Narrow" w:eastAsia="Times New Roman" w:hAnsi="Aptos Narrow" w:cs="Times New Roman"/>
+                <w:color w:val="000000"/>
+                <w:kern w:val="0"/>
+                <w:sz w:val="22"/>
+                <w:szCs w:val="22"/>
+                <w14:ligatures w14:val="none"/>
+              </w:rPr>
+              <w:t>2j3kl-SPM</w:t>
+            </w:r>
+          </w:p>
+        </w:tc>
+        <w:tc>
+          <w:tcPr>
+            <w:tcW w:w="2620" w:type="dxa"/>
+            <w:tcBorders>
+              <w:top w:val="nil"/>
+              <w:left w:val="nil"/>
+              <w:bottom w:val="nil"/>
+              <w:right w:val="nil"/>
+            </w:tcBorders>
+            <w:shd w:val="clear" w:color="auto" w:fill="auto"/>
+            <w:noWrap/>
+            <w:vAlign w:val="bottom"/>
+            <w:hideMark/>
+          </w:tcPr>
+          <w:p>
+            <w:pPr>
+              <w:spacing w:after="0" w:line="240" w:lineRule="auto"/>
+              <w:jc w:val="center"/>
+              <w:rPr>
+                <w:rFonts w:ascii="Aptos Narrow" w:eastAsia="Times New Roman" w:hAnsi="Aptos Narrow" w:cs="Times New Roman"/>
+                <w:color w:val="000000"/>
+                <w:kern w:val="0"/>
+                <w:sz w:val="22"/>
+                <w:szCs w:val="22"/>
+                <w14:ligatures w14:val="none"/>
+              </w:rPr>
+            </w:pPr>
+            <w:r>
+              <w:rPr>
+                <w:rFonts w:ascii="Aptos Narrow" w:eastAsia="Times New Roman" w:hAnsi="Aptos Narrow" w:cs="Times New Roman"/>
+                <w:color w:val="000000"/>
+                <w:kern w:val="0"/>
+                <w:sz w:val="22"/>
+                <w:szCs w:val="22"/>
+                <w14:ligatures w14:val="none"/>
+              </w:rPr>
+              <w:t>NA</w:t>
+            </w:r>
+            <w:r>
+              <w:rPr>
+                <w:rFonts w:ascii="Aptos Narrow" w:eastAsia="Times New Roman" w:hAnsi="Aptos Narrow" w:cs="Times New Roman"/>
+                <w:color w:val="000000"/>
+                <w:kern w:val="0"/>
+                <w:sz w:val="22"/>
+                <w:szCs w:val="22"/>
+                <w14:ligatures w14:val="none"/>
+              </w:rPr>
+              <w:t>FO 2J3KL</w:t>
+            </w:r>
+          </w:p>
+        </w:tc>
+        <w:tc>
+          <w:tcPr>
+            <w:tcW w:w="1260" w:type="dxa"/>
+            <w:tcBorders>
+              <w:top w:val="nil"/>
+              <w:left w:val="nil"/>
+              <w:bottom w:val="nil"/>
+              <w:right w:val="nil"/>
+            </w:tcBorders>
+            <w:shd w:val="clear" w:color="auto" w:fill="auto"/>
+            <w:noWrap/>
+            <w:vAlign w:val="bottom"/>
+            <w:hideMark/>
+          </w:tcPr>
+          <w:p>
+            <w:pPr>
+              <w:spacing w:after="0" w:line="240" w:lineRule="auto"/>
+              <w:jc w:val="center"/>
+              <w:rPr>
+                <w:rFonts w:ascii="Aptos Narrow" w:eastAsia="Times New Roman" w:hAnsi="Aptos Narrow" w:cs="Times New Roman"/>
+                <w:color w:val="000000"/>
+                <w:kern w:val="0"/>
+                <w:sz w:val="22"/>
+                <w:szCs w:val="22"/>
+                <w14:ligatures w14:val="none"/>
+              </w:rPr>
+            </w:pPr>
+            <w:r>
+              <w:rPr>
+                <w:rFonts w:ascii="Aptos Narrow" w:eastAsia="Times New Roman" w:hAnsi="Aptos Narrow" w:cs="Times New Roman"/>
+                <w:color w:val="000000"/>
+                <w:kern w:val="0"/>
+                <w:sz w:val="22"/>
+                <w:szCs w:val="22"/>
+                <w14:ligatures w14:val="none"/>
+              </w:rPr>
+              <w:t>NA</w:t>
+            </w:r>
+          </w:p>
+        </w:tc>
+        <w:tc>
+          <w:tcPr>
+            <w:tcW w:w="2300" w:type="dxa"/>
+            <w:tcBorders>
+              <w:top w:val="nil"/>
+              <w:left w:val="nil"/>
+              <w:bottom w:val="nil"/>
+              <w:right w:val="nil"/>
+            </w:tcBorders>
+            <w:shd w:val="clear" w:color="auto" w:fill="auto"/>
+            <w:noWrap/>
+            <w:hideMark/>
+          </w:tcPr>
+          <w:p>
+            <w:pPr>
+              <w:spacing w:after="0" w:line="240" w:lineRule="auto"/>
+              <w:jc w:val="center"/>
+              <w:rPr>
+                <w:rFonts w:ascii="Aptos Narrow" w:eastAsia="Times New Roman" w:hAnsi="Aptos Narrow" w:cs="Times New Roman"/>
+                <w:color w:val="000000"/>
+                <w:kern w:val="0"/>
+                <w:sz w:val="22"/>
+                <w:szCs w:val="22"/>
+                <w14:ligatures w14:val="none"/>
+              </w:rPr>
+            </w:pPr>
+            <w:r>
+              <w:rPr>
+                <w:rFonts w:ascii="Aptos Narrow" w:eastAsia="Times New Roman" w:hAnsi="Aptos Narrow" w:cs="Times New Roman"/>
+                <w:color w:val="000000"/>
+                <w:kern w:val="0"/>
+                <w:sz w:val="22"/>
+                <w:szCs w:val="22"/>
+                <w14:ligatures w14:val="none"/>
+              </w:rPr>
+              <w:t>Canada</w:t>
+            </w:r>
+          </w:p>
+        </w:tc>
+        <w:tc>
+          <w:tcPr>
+            <w:tcW w:w="1400" w:type="dxa"/>
+            <w:tcBorders>
+              <w:top w:val="nil"/>
+              <w:left w:val="nil"/>
+              <w:bottom w:val="nil"/>
+              <w:right w:val="nil"/>
+            </w:tcBorders>
+          </w:tcPr>
+          <w:p>
+            <w:pPr>
+              <w:spacing w:after="0" w:line="240" w:lineRule="auto"/>
+              <w:jc w:val="center"/>
+              <w:rPr>
+                <w:rFonts w:ascii="Aptos Narrow" w:eastAsia="Times New Roman" w:hAnsi="Aptos Narrow" w:cs="Times New Roman"/>
+                <w:color w:val="000000"/>
+                <w:kern w:val="0"/>
+                <w:sz w:val="22"/>
+                <w:szCs w:val="22"/>
+                <w14:ligatures w14:val="none"/>
+              </w:rPr>
+            </w:pPr>
+          </w:p>
+        </w:tc>
+      </w:tr>
+      <w:tr>
+        <w:trPr>
+          <w:trHeight w:val="300"/>
+        </w:trPr>
+        <w:tc>
+          <w:tcPr>
+            <w:tcW w:w="1780" w:type="dxa"/>
+            <w:tcBorders>
+              <w:top w:val="nil"/>
+              <w:left w:val="nil"/>
+              <w:bottom w:val="nil"/>
+              <w:right w:val="nil"/>
+            </w:tcBorders>
+            <w:shd w:val="clear" w:color="auto" w:fill="auto"/>
+            <w:noWrap/>
+            <w:vAlign w:val="bottom"/>
+            <w:hideMark/>
+          </w:tcPr>
+          <w:p>
+            <w:pPr>
+              <w:spacing w:after="0" w:line="240" w:lineRule="auto"/>
+              <w:rPr>
+                <w:rFonts w:ascii="Aptos Narrow" w:eastAsia="Times New Roman" w:hAnsi="Aptos Narrow" w:cs="Times New Roman"/>
+                <w:color w:val="000000"/>
+                <w:kern w:val="0"/>
+                <w:sz w:val="22"/>
+                <w:szCs w:val="22"/>
+                <w14:ligatures w14:val="none"/>
+              </w:rPr>
+            </w:pPr>
+            <w:r>
+              <w:rPr>
+                <w:rFonts w:ascii="Aptos Narrow" w:eastAsia="Times New Roman" w:hAnsi="Aptos Narrow" w:cs="Times New Roman"/>
+                <w:color w:val="000000"/>
+                <w:kern w:val="0"/>
+                <w:sz w:val="22"/>
+                <w:szCs w:val="22"/>
+                <w14:ligatures w14:val="none"/>
+              </w:rPr>
+              <w:t>3Pn4RS</w:t>
+            </w:r>
+          </w:p>
+        </w:tc>
+        <w:tc>
+          <w:tcPr>
+            <w:tcW w:w="2620" w:type="dxa"/>
+            <w:tcBorders>
+              <w:top w:val="nil"/>
+              <w:left w:val="nil"/>
+              <w:bottom w:val="nil"/>
+              <w:right w:val="nil"/>
+            </w:tcBorders>
+            <w:shd w:val="clear" w:color="auto" w:fill="auto"/>
+            <w:noWrap/>
+            <w:vAlign w:val="bottom"/>
+            <w:hideMark/>
+          </w:tcPr>
+          <w:p>
+            <w:pPr>
+              <w:spacing w:after="0" w:line="240" w:lineRule="auto"/>
+              <w:jc w:val="center"/>
+              <w:rPr>
+                <w:rFonts w:ascii="Aptos Narrow" w:eastAsia="Times New Roman" w:hAnsi="Aptos Narrow" w:cs="Times New Roman"/>
+                <w:color w:val="000000"/>
+                <w:kern w:val="0"/>
+                <w:sz w:val="22"/>
+                <w:szCs w:val="22"/>
+                <w14:ligatures w14:val="none"/>
+              </w:rPr>
+            </w:pPr>
+            <w:r>
+              <w:rPr>
+                <w:rFonts w:ascii="Aptos Narrow" w:eastAsia="Times New Roman" w:hAnsi="Aptos Narrow" w:cs="Times New Roman"/>
+                <w:color w:val="000000"/>
+                <w:kern w:val="0"/>
+                <w:sz w:val="22"/>
+                <w:szCs w:val="22"/>
+                <w14:ligatures w14:val="none"/>
+              </w:rPr>
+              <w:t>NA</w:t>
+            </w:r>
+            <w:r>
+              <w:rPr>
+                <w:rFonts w:ascii="Aptos Narrow" w:eastAsia="Times New Roman" w:hAnsi="Aptos Narrow" w:cs="Times New Roman"/>
+                <w:color w:val="000000"/>
+                <w:kern w:val="0"/>
+                <w:sz w:val="22"/>
+                <w:szCs w:val="22"/>
+                <w14:ligatures w14:val="none"/>
+              </w:rPr>
+              <w:t>FO 3Pn4RS</w:t>
+            </w:r>
+          </w:p>
+        </w:tc>
+        <w:tc>
+          <w:tcPr>
+            <w:tcW w:w="1260" w:type="dxa"/>
+            <w:tcBorders>
+              <w:top w:val="nil"/>
+              <w:left w:val="nil"/>
+              <w:bottom w:val="nil"/>
+              <w:right w:val="nil"/>
+            </w:tcBorders>
+            <w:shd w:val="clear" w:color="auto" w:fill="auto"/>
+            <w:noWrap/>
+            <w:vAlign w:val="bottom"/>
+            <w:hideMark/>
+          </w:tcPr>
+          <w:p>
+            <w:pPr>
+              <w:spacing w:after="0" w:line="240" w:lineRule="auto"/>
+              <w:jc w:val="center"/>
+              <w:rPr>
+                <w:rFonts w:ascii="Aptos Narrow" w:eastAsia="Times New Roman" w:hAnsi="Aptos Narrow" w:cs="Times New Roman"/>
+                <w:color w:val="000000"/>
+                <w:kern w:val="0"/>
+                <w:sz w:val="22"/>
+                <w:szCs w:val="22"/>
+                <w14:ligatures w14:val="none"/>
+              </w:rPr>
+            </w:pPr>
+            <w:r>
+              <w:rPr>
+                <w:rFonts w:ascii="Aptos Narrow" w:eastAsia="Times New Roman" w:hAnsi="Aptos Narrow" w:cs="Times New Roman"/>
+                <w:color w:val="000000"/>
+                <w:kern w:val="0"/>
+                <w:sz w:val="22"/>
+                <w:szCs w:val="22"/>
+                <w14:ligatures w14:val="none"/>
+              </w:rPr>
+              <w:t>NA</w:t>
+            </w:r>
+          </w:p>
+        </w:tc>
+        <w:tc>
+          <w:tcPr>
+            <w:tcW w:w="2300" w:type="dxa"/>
+            <w:tcBorders>
+              <w:top w:val="nil"/>
+              <w:left w:val="nil"/>
+              <w:bottom w:val="nil"/>
+              <w:right w:val="nil"/>
+            </w:tcBorders>
+            <w:shd w:val="clear" w:color="auto" w:fill="auto"/>
+            <w:noWrap/>
+            <w:hideMark/>
+          </w:tcPr>
+          <w:p>
+            <w:pPr>
+              <w:spacing w:after="0" w:line="240" w:lineRule="auto"/>
+              <w:jc w:val="center"/>
+              <w:rPr>
+                <w:rFonts w:ascii="Aptos Narrow" w:eastAsia="Times New Roman" w:hAnsi="Aptos Narrow" w:cs="Times New Roman"/>
+                <w:color w:val="000000"/>
+                <w:kern w:val="0"/>
+                <w:sz w:val="22"/>
+                <w:szCs w:val="22"/>
+                <w14:ligatures w14:val="none"/>
+              </w:rPr>
+            </w:pPr>
+            <w:r>
+              <w:rPr>
+                <w:rFonts w:ascii="Aptos Narrow" w:eastAsia="Times New Roman" w:hAnsi="Aptos Narrow" w:cs="Times New Roman"/>
+                <w:color w:val="000000"/>
+                <w:kern w:val="0"/>
+                <w:sz w:val="22"/>
+                <w:szCs w:val="22"/>
+                <w14:ligatures w14:val="none"/>
+              </w:rPr>
+              <w:t>Canada</w:t>
+            </w:r>
+          </w:p>
+        </w:tc>
+        <w:tc>
+          <w:tcPr>
+            <w:tcW w:w="1400" w:type="dxa"/>
+            <w:tcBorders>
+              <w:top w:val="nil"/>
+              <w:left w:val="nil"/>
+              <w:bottom w:val="nil"/>
+              <w:right w:val="nil"/>
+            </w:tcBorders>
+          </w:tcPr>
+          <w:p>
+            <w:pPr>
+              <w:spacing w:after="0" w:line="240" w:lineRule="auto"/>
+              <w:jc w:val="center"/>
+              <w:rPr>
+                <w:rFonts w:ascii="Aptos Narrow" w:eastAsia="Times New Roman" w:hAnsi="Aptos Narrow" w:cs="Times New Roman"/>
+                <w:color w:val="000000"/>
+                <w:kern w:val="0"/>
+                <w:sz w:val="22"/>
+                <w:szCs w:val="22"/>
+                <w14:ligatures w14:val="none"/>
+              </w:rPr>
+            </w:pPr>
+          </w:p>
+        </w:tc>
+      </w:tr>
+      <w:tr>
+        <w:trPr>
+          <w:trHeight w:val="300"/>
+        </w:trPr>
+        <w:tc>
+          <w:tcPr>
+            <w:tcW w:w="1780" w:type="dxa"/>
+            <w:tcBorders>
+              <w:top w:val="nil"/>
+              <w:left w:val="nil"/>
+              <w:bottom w:val="nil"/>
+              <w:right w:val="nil"/>
+            </w:tcBorders>
+            <w:shd w:val="clear" w:color="auto" w:fill="auto"/>
+            <w:noWrap/>
+            <w:vAlign w:val="bottom"/>
+            <w:hideMark/>
+          </w:tcPr>
+          <w:p>
+            <w:pPr>
+              <w:spacing w:after="0" w:line="240" w:lineRule="auto"/>
+              <w:rPr>
+                <w:rFonts w:ascii="Aptos Narrow" w:eastAsia="Times New Roman" w:hAnsi="Aptos Narrow" w:cs="Times New Roman"/>
+                <w:color w:val="000000"/>
+                <w:kern w:val="0"/>
+                <w:sz w:val="22"/>
+                <w:szCs w:val="22"/>
+                <w14:ligatures w14:val="none"/>
+              </w:rPr>
+            </w:pPr>
+            <w:r>
+              <w:rPr>
+                <w:rFonts w:ascii="Aptos Narrow" w:eastAsia="Times New Roman" w:hAnsi="Aptos Narrow" w:cs="Times New Roman"/>
+                <w:color w:val="000000"/>
+                <w:kern w:val="0"/>
+                <w:sz w:val="22"/>
+                <w:szCs w:val="22"/>
+                <w14:ligatures w14:val="none"/>
+              </w:rPr>
+              <w:t>3Ps</w:t>
+            </w:r>
+          </w:p>
+        </w:tc>
+        <w:tc>
+          <w:tcPr>
+            <w:tcW w:w="2620" w:type="dxa"/>
+            <w:tcBorders>
+              <w:top w:val="nil"/>
+              <w:left w:val="nil"/>
+              <w:bottom w:val="nil"/>
+              <w:right w:val="nil"/>
+            </w:tcBorders>
+            <w:shd w:val="clear" w:color="auto" w:fill="auto"/>
+            <w:noWrap/>
+            <w:vAlign w:val="bottom"/>
+            <w:hideMark/>
+          </w:tcPr>
+          <w:p>
+            <w:pPr>
+              <w:spacing w:after="0" w:line="240" w:lineRule="auto"/>
+              <w:jc w:val="center"/>
+              <w:rPr>
+                <w:rFonts w:ascii="Aptos Narrow" w:eastAsia="Times New Roman" w:hAnsi="Aptos Narrow" w:cs="Times New Roman"/>
+                <w:color w:val="000000"/>
+                <w:kern w:val="0"/>
+                <w:sz w:val="22"/>
+                <w:szCs w:val="22"/>
+                <w14:ligatures w14:val="none"/>
+              </w:rPr>
+            </w:pPr>
+            <w:r>
+              <w:rPr>
+                <w:rFonts w:ascii="Aptos Narrow" w:eastAsia="Times New Roman" w:hAnsi="Aptos Narrow" w:cs="Times New Roman"/>
+                <w:color w:val="000000"/>
+                <w:kern w:val="0"/>
+                <w:sz w:val="22"/>
+                <w:szCs w:val="22"/>
+                <w14:ligatures w14:val="none"/>
+              </w:rPr>
+              <w:t>NA</w:t>
+            </w:r>
+            <w:r>
+              <w:rPr>
+                <w:rFonts w:ascii="Aptos Narrow" w:eastAsia="Times New Roman" w:hAnsi="Aptos Narrow" w:cs="Times New Roman"/>
+                <w:color w:val="000000"/>
+                <w:kern w:val="0"/>
+                <w:sz w:val="22"/>
+                <w:szCs w:val="22"/>
+                <w14:ligatures w14:val="none"/>
+              </w:rPr>
+              <w:t>FO 3Ps</w:t>
+            </w:r>
+          </w:p>
+        </w:tc>
+        <w:tc>
+          <w:tcPr>
+            <w:tcW w:w="1260" w:type="dxa"/>
+            <w:tcBorders>
+              <w:top w:val="nil"/>
+              <w:left w:val="nil"/>
+              <w:bottom w:val="nil"/>
+              <w:right w:val="nil"/>
+            </w:tcBorders>
+            <w:shd w:val="clear" w:color="auto" w:fill="auto"/>
+            <w:noWrap/>
+            <w:vAlign w:val="bottom"/>
+            <w:hideMark/>
+          </w:tcPr>
+          <w:p>
+            <w:pPr>
+              <w:spacing w:after="0" w:line="240" w:lineRule="auto"/>
+              <w:jc w:val="center"/>
+              <w:rPr>
+                <w:rFonts w:ascii="Aptos Narrow" w:eastAsia="Times New Roman" w:hAnsi="Aptos Narrow" w:cs="Times New Roman"/>
+                <w:color w:val="000000"/>
+                <w:kern w:val="0"/>
+                <w:sz w:val="22"/>
+                <w:szCs w:val="22"/>
+                <w14:ligatures w14:val="none"/>
+              </w:rPr>
+            </w:pPr>
+            <w:r>
+              <w:rPr>
+                <w:rFonts w:ascii="Aptos Narrow" w:eastAsia="Times New Roman" w:hAnsi="Aptos Narrow" w:cs="Times New Roman"/>
+                <w:color w:val="000000"/>
+                <w:kern w:val="0"/>
+                <w:sz w:val="22"/>
+                <w:szCs w:val="22"/>
+                <w14:ligatures w14:val="none"/>
+              </w:rPr>
+              <w:t>NA</w:t>
+            </w:r>
+          </w:p>
+        </w:tc>
+        <w:tc>
+          <w:tcPr>
+            <w:tcW w:w="2300" w:type="dxa"/>
+            <w:tcBorders>
+              <w:top w:val="nil"/>
+              <w:left w:val="nil"/>
+              <w:bottom w:val="nil"/>
+              <w:right w:val="nil"/>
+            </w:tcBorders>
+            <w:shd w:val="clear" w:color="auto" w:fill="auto"/>
+            <w:noWrap/>
+            <w:hideMark/>
+          </w:tcPr>
+          <w:p>
+            <w:pPr>
+              <w:spacing w:after="0" w:line="240" w:lineRule="auto"/>
+              <w:jc w:val="center"/>
+              <w:rPr>
+                <w:rFonts w:ascii="Aptos Narrow" w:eastAsia="Times New Roman" w:hAnsi="Aptos Narrow" w:cs="Times New Roman"/>
+                <w:color w:val="000000"/>
+                <w:kern w:val="0"/>
+                <w:sz w:val="22"/>
+                <w:szCs w:val="22"/>
+                <w14:ligatures w14:val="none"/>
+              </w:rPr>
+            </w:pPr>
+            <w:r>
+              <w:rPr>
+                <w:rFonts w:ascii="Aptos Narrow" w:eastAsia="Times New Roman" w:hAnsi="Aptos Narrow" w:cs="Times New Roman"/>
+                <w:color w:val="000000"/>
+                <w:kern w:val="0"/>
+                <w:sz w:val="22"/>
+                <w:szCs w:val="22"/>
+                <w14:ligatures w14:val="none"/>
+              </w:rPr>
+              <w:t>Canada</w:t>
+            </w:r>
+          </w:p>
+        </w:tc>
+        <w:tc>
+          <w:tcPr>
+            <w:tcW w:w="1400" w:type="dxa"/>
+            <w:tcBorders>
+              <w:top w:val="nil"/>
+              <w:left w:val="nil"/>
+              <w:bottom w:val="nil"/>
+              <w:right w:val="nil"/>
+            </w:tcBorders>
+          </w:tcPr>
+          <w:p>
+            <w:pPr>
+              <w:spacing w:after="0" w:line="240" w:lineRule="auto"/>
+              <w:jc w:val="center"/>
+              <w:rPr>
+                <w:rFonts w:ascii="Aptos Narrow" w:eastAsia="Times New Roman" w:hAnsi="Aptos Narrow" w:cs="Times New Roman"/>
+                <w:color w:val="000000"/>
+                <w:kern w:val="0"/>
+                <w:sz w:val="22"/>
+                <w:szCs w:val="22"/>
+                <w14:ligatures w14:val="none"/>
+              </w:rPr>
+            </w:pPr>
+          </w:p>
+        </w:tc>
+      </w:tr>
+      <w:tr>
+        <w:trPr>
+          <w:trHeight w:val="300"/>
+        </w:trPr>
+        <w:tc>
+          <w:tcPr>
+            <w:tcW w:w="1780" w:type="dxa"/>
+            <w:tcBorders>
+              <w:top w:val="nil"/>
+              <w:left w:val="nil"/>
+              <w:bottom w:val="nil"/>
+              <w:right w:val="nil"/>
+            </w:tcBorders>
+            <w:shd w:val="clear" w:color="auto" w:fill="auto"/>
+            <w:noWrap/>
+            <w:vAlign w:val="bottom"/>
+            <w:hideMark/>
+          </w:tcPr>
+          <w:p>
+            <w:pPr>
+              <w:spacing w:after="0" w:line="240" w:lineRule="auto"/>
+              <w:rPr>
+                <w:rFonts w:ascii="Aptos Narrow" w:eastAsia="Times New Roman" w:hAnsi="Aptos Narrow" w:cs="Times New Roman"/>
+                <w:color w:val="000000"/>
+                <w:kern w:val="0"/>
+                <w:sz w:val="22"/>
+                <w:szCs w:val="22"/>
+                <w14:ligatures w14:val="none"/>
+              </w:rPr>
+            </w:pPr>
+            <w:r>
+              <w:rPr>
+                <w:rFonts w:ascii="Aptos Narrow" w:eastAsia="Times New Roman" w:hAnsi="Aptos Narrow" w:cs="Times New Roman"/>
+                <w:color w:val="000000"/>
+                <w:kern w:val="0"/>
+                <w:sz w:val="22"/>
+                <w:szCs w:val="22"/>
+                <w14:ligatures w14:val="none"/>
+              </w:rPr>
+              <w:t>4tvn</w:t>
+            </w:r>
+          </w:p>
+        </w:tc>
+        <w:tc>
+          <w:tcPr>
+            <w:tcW w:w="2620" w:type="dxa"/>
+            <w:tcBorders>
+              <w:top w:val="nil"/>
+              <w:left w:val="nil"/>
+              <w:bottom w:val="nil"/>
+              <w:right w:val="nil"/>
+            </w:tcBorders>
+            <w:shd w:val="clear" w:color="auto" w:fill="auto"/>
+            <w:noWrap/>
+            <w:vAlign w:val="bottom"/>
+            <w:hideMark/>
+          </w:tcPr>
+          <w:p>
+            <w:pPr>
+              <w:spacing w:after="0" w:line="240" w:lineRule="auto"/>
+              <w:jc w:val="center"/>
+              <w:rPr>
+                <w:rFonts w:ascii="Aptos Narrow" w:eastAsia="Times New Roman" w:hAnsi="Aptos Narrow" w:cs="Times New Roman"/>
+                <w:color w:val="000000"/>
+                <w:kern w:val="0"/>
+                <w:sz w:val="22"/>
+                <w:szCs w:val="22"/>
+                <w14:ligatures w14:val="none"/>
+              </w:rPr>
+            </w:pPr>
+            <w:r>
+              <w:rPr>
+                <w:rFonts w:ascii="Aptos Narrow" w:eastAsia="Times New Roman" w:hAnsi="Aptos Narrow" w:cs="Times New Roman"/>
+                <w:color w:val="000000"/>
+                <w:kern w:val="0"/>
+                <w:sz w:val="22"/>
+                <w:szCs w:val="22"/>
+                <w14:ligatures w14:val="none"/>
+              </w:rPr>
+              <w:t>NA</w:t>
+            </w:r>
+            <w:r>
+              <w:rPr>
+                <w:rFonts w:ascii="Aptos Narrow" w:eastAsia="Times New Roman" w:hAnsi="Aptos Narrow" w:cs="Times New Roman"/>
+                <w:color w:val="000000"/>
+                <w:kern w:val="0"/>
+                <w:sz w:val="22"/>
+                <w:szCs w:val="22"/>
+                <w14:ligatures w14:val="none"/>
+              </w:rPr>
+              <w:t>FO 4TVn</w:t>
+            </w:r>
+          </w:p>
+        </w:tc>
+        <w:tc>
+          <w:tcPr>
+            <w:tcW w:w="1260" w:type="dxa"/>
+            <w:tcBorders>
+              <w:top w:val="nil"/>
+              <w:left w:val="nil"/>
+              <w:bottom w:val="nil"/>
+              <w:right w:val="nil"/>
+            </w:tcBorders>
+            <w:shd w:val="clear" w:color="auto" w:fill="auto"/>
+            <w:noWrap/>
+            <w:vAlign w:val="bottom"/>
+            <w:hideMark/>
+          </w:tcPr>
+          <w:p>
+            <w:pPr>
+              <w:spacing w:after="0" w:line="240" w:lineRule="auto"/>
+              <w:jc w:val="center"/>
+              <w:rPr>
+                <w:rFonts w:ascii="Aptos Narrow" w:eastAsia="Times New Roman" w:hAnsi="Aptos Narrow" w:cs="Times New Roman"/>
+                <w:color w:val="000000"/>
+                <w:kern w:val="0"/>
+                <w:sz w:val="22"/>
+                <w:szCs w:val="22"/>
+                <w14:ligatures w14:val="none"/>
+              </w:rPr>
+            </w:pPr>
+            <w:r>
+              <w:rPr>
+                <w:rFonts w:ascii="Aptos Narrow" w:eastAsia="Times New Roman" w:hAnsi="Aptos Narrow" w:cs="Times New Roman"/>
+                <w:color w:val="000000"/>
+                <w:kern w:val="0"/>
+                <w:sz w:val="22"/>
+                <w:szCs w:val="22"/>
+                <w14:ligatures w14:val="none"/>
+              </w:rPr>
+              <w:t>1950-2023</w:t>
+            </w:r>
+          </w:p>
+        </w:tc>
+        <w:tc>
+          <w:tcPr>
+            <w:tcW w:w="2300" w:type="dxa"/>
+            <w:tcBorders>
+              <w:top w:val="nil"/>
+              <w:left w:val="nil"/>
+              <w:bottom w:val="nil"/>
+              <w:right w:val="nil"/>
+            </w:tcBorders>
+            <w:shd w:val="clear" w:color="auto" w:fill="auto"/>
+            <w:noWrap/>
+            <w:hideMark/>
+          </w:tcPr>
+          <w:p>
+            <w:pPr>
+              <w:spacing w:after="0" w:line="240" w:lineRule="auto"/>
+              <w:jc w:val="center"/>
+              <w:rPr>
+                <w:rFonts w:ascii="Aptos Narrow" w:eastAsia="Times New Roman" w:hAnsi="Aptos Narrow" w:cs="Times New Roman"/>
+                <w:color w:val="000000"/>
+                <w:kern w:val="0"/>
+                <w:sz w:val="22"/>
+                <w:szCs w:val="22"/>
+                <w14:ligatures w14:val="none"/>
+              </w:rPr>
+            </w:pPr>
+            <w:r>
+              <w:rPr>
+                <w:rFonts w:ascii="Aptos Narrow" w:eastAsia="Times New Roman" w:hAnsi="Aptos Narrow" w:cs="Times New Roman"/>
+                <w:color w:val="000000"/>
+                <w:kern w:val="0"/>
+                <w:sz w:val="22"/>
+                <w:szCs w:val="22"/>
+                <w14:ligatures w14:val="none"/>
+              </w:rPr>
+              <w:t>Canada</w:t>
+            </w:r>
+          </w:p>
+        </w:tc>
+        <w:tc>
+          <w:tcPr>
+            <w:tcW w:w="1400" w:type="dxa"/>
+            <w:tcBorders>
+              <w:top w:val="nil"/>
+              <w:left w:val="nil"/>
+              <w:bottom w:val="nil"/>
+              <w:right w:val="nil"/>
+            </w:tcBorders>
+          </w:tcPr>
+          <w:p>
+            <w:pPr>
+              <w:spacing w:after="0" w:line="240" w:lineRule="auto"/>
+              <w:jc w:val="center"/>
+              <w:rPr>
+                <w:rFonts w:ascii="Aptos Narrow" w:eastAsia="Times New Roman" w:hAnsi="Aptos Narrow" w:cs="Times New Roman"/>
+                <w:color w:val="000000"/>
+                <w:kern w:val="0"/>
+                <w:sz w:val="22"/>
+                <w:szCs w:val="22"/>
+                <w14:ligatures w14:val="none"/>
+              </w:rPr>
+            </w:pPr>
+          </w:p>
+        </w:tc>
+      </w:tr>
+      <w:tr>
+        <w:trPr>
+          <w:trHeight w:val="300"/>
+        </w:trPr>
+        <w:tc>
+          <w:tcPr>
+            <w:tcW w:w="1780" w:type="dxa"/>
+            <w:tcBorders>
+              <w:top w:val="nil"/>
+              <w:left w:val="nil"/>
+              <w:bottom w:val="nil"/>
+              <w:right w:val="nil"/>
+            </w:tcBorders>
+            <w:shd w:val="clear" w:color="auto" w:fill="auto"/>
+            <w:noWrap/>
+            <w:vAlign w:val="bottom"/>
+            <w:hideMark/>
+          </w:tcPr>
+          <w:p>
+            <w:pPr>
+              <w:spacing w:after="0" w:line="240" w:lineRule="auto"/>
+              <w:rPr>
+                <w:rFonts w:ascii="Aptos Narrow" w:eastAsia="Times New Roman" w:hAnsi="Aptos Narrow" w:cs="Times New Roman"/>
+                <w:color w:val="000000"/>
+                <w:kern w:val="0"/>
+                <w:sz w:val="22"/>
+                <w:szCs w:val="22"/>
+                <w14:ligatures w14:val="none"/>
+              </w:rPr>
+            </w:pPr>
+            <w:r>
+              <w:rPr>
+                <w:rFonts w:ascii="Aptos Narrow" w:eastAsia="Times New Roman" w:hAnsi="Aptos Narrow" w:cs="Times New Roman"/>
+                <w:color w:val="000000"/>
+                <w:kern w:val="0"/>
+                <w:sz w:val="22"/>
+                <w:szCs w:val="22"/>
+                <w14:ligatures w14:val="none"/>
+              </w:rPr>
+              <w:t>4tvn-SPM</w:t>
+            </w:r>
+          </w:p>
+        </w:tc>
+        <w:tc>
+          <w:tcPr>
+            <w:tcW w:w="2620" w:type="dxa"/>
+            <w:tcBorders>
+              <w:top w:val="nil"/>
+              <w:left w:val="nil"/>
+              <w:bottom w:val="nil"/>
+              <w:right w:val="nil"/>
+            </w:tcBorders>
+            <w:shd w:val="clear" w:color="auto" w:fill="auto"/>
+            <w:noWrap/>
+            <w:vAlign w:val="bottom"/>
+            <w:hideMark/>
+          </w:tcPr>
+          <w:p>
+            <w:pPr>
+              <w:spacing w:after="0" w:line="240" w:lineRule="auto"/>
+              <w:jc w:val="center"/>
+              <w:rPr>
+                <w:rFonts w:ascii="Aptos Narrow" w:eastAsia="Times New Roman" w:hAnsi="Aptos Narrow" w:cs="Times New Roman"/>
+                <w:color w:val="000000"/>
+                <w:kern w:val="0"/>
+                <w:sz w:val="22"/>
+                <w:szCs w:val="22"/>
+                <w14:ligatures w14:val="none"/>
+              </w:rPr>
+            </w:pPr>
+            <w:r>
+              <w:rPr>
+                <w:rFonts w:ascii="Aptos Narrow" w:eastAsia="Times New Roman" w:hAnsi="Aptos Narrow" w:cs="Times New Roman"/>
+                <w:color w:val="000000"/>
+                <w:kern w:val="0"/>
+                <w:sz w:val="22"/>
+                <w:szCs w:val="22"/>
+                <w14:ligatures w14:val="none"/>
+              </w:rPr>
+              <w:t>NA</w:t>
+            </w:r>
+            <w:r>
+              <w:rPr>
+                <w:rFonts w:ascii="Aptos Narrow" w:eastAsia="Times New Roman" w:hAnsi="Aptos Narrow" w:cs="Times New Roman"/>
+                <w:color w:val="000000"/>
+                <w:kern w:val="0"/>
+                <w:sz w:val="22"/>
+                <w:szCs w:val="22"/>
+                <w14:ligatures w14:val="none"/>
+              </w:rPr>
+              <w:t>FO 4TVn</w:t>
+            </w:r>
+          </w:p>
+        </w:tc>
+        <w:tc>
+          <w:tcPr>
+            <w:tcW w:w="1260" w:type="dxa"/>
+            <w:tcBorders>
+              <w:top w:val="nil"/>
+              <w:left w:val="nil"/>
+              <w:bottom w:val="nil"/>
+              <w:right w:val="nil"/>
+            </w:tcBorders>
+            <w:shd w:val="clear" w:color="auto" w:fill="auto"/>
+            <w:noWrap/>
+            <w:vAlign w:val="bottom"/>
+            <w:hideMark/>
+          </w:tcPr>
+          <w:p>
+            <w:pPr>
+              <w:spacing w:after="0" w:line="240" w:lineRule="auto"/>
+              <w:jc w:val="center"/>
+              <w:rPr>
+                <w:rFonts w:ascii="Aptos Narrow" w:eastAsia="Times New Roman" w:hAnsi="Aptos Narrow" w:cs="Times New Roman"/>
+                <w:color w:val="000000"/>
+                <w:kern w:val="0"/>
+                <w:sz w:val="22"/>
+                <w:szCs w:val="22"/>
+                <w14:ligatures w14:val="none"/>
+              </w:rPr>
+            </w:pPr>
+            <w:r>
+              <w:rPr>
+                <w:rFonts w:ascii="Aptos Narrow" w:eastAsia="Times New Roman" w:hAnsi="Aptos Narrow" w:cs="Times New Roman"/>
+                <w:color w:val="000000"/>
+                <w:kern w:val="0"/>
+                <w:sz w:val="22"/>
+                <w:szCs w:val="22"/>
+                <w14:ligatures w14:val="none"/>
+              </w:rPr>
+              <w:t>1917-2023</w:t>
+            </w:r>
+          </w:p>
+        </w:tc>
+        <w:tc>
+          <w:tcPr>
+            <w:tcW w:w="2300" w:type="dxa"/>
+            <w:tcBorders>
+              <w:top w:val="nil"/>
+              <w:left w:val="nil"/>
+              <w:bottom w:val="nil"/>
+              <w:right w:val="nil"/>
+            </w:tcBorders>
+            <w:shd w:val="clear" w:color="auto" w:fill="auto"/>
+            <w:noWrap/>
+            <w:hideMark/>
+          </w:tcPr>
+          <w:p>
+            <w:pPr>
+              <w:spacing w:after="0" w:line="240" w:lineRule="auto"/>
+              <w:jc w:val="center"/>
+              <w:rPr>
+                <w:rFonts w:ascii="Aptos Narrow" w:eastAsia="Times New Roman" w:hAnsi="Aptos Narrow" w:cs="Times New Roman"/>
+                <w:color w:val="000000"/>
+                <w:kern w:val="0"/>
+                <w:sz w:val="22"/>
+                <w:szCs w:val="22"/>
+                <w14:ligatures w14:val="none"/>
+              </w:rPr>
+            </w:pPr>
+            <w:r>
+              <w:rPr>
+                <w:rFonts w:ascii="Aptos Narrow" w:eastAsia="Times New Roman" w:hAnsi="Aptos Narrow" w:cs="Times New Roman"/>
+                <w:color w:val="000000"/>
+                <w:kern w:val="0"/>
+                <w:sz w:val="22"/>
+                <w:szCs w:val="22"/>
+                <w14:ligatures w14:val="none"/>
+              </w:rPr>
+              <w:t>Canada</w:t>
+            </w:r>
+          </w:p>
+        </w:tc>
+        <w:tc>
+          <w:tcPr>
+            <w:tcW w:w="1400" w:type="dxa"/>
+            <w:tcBorders>
+              <w:top w:val="nil"/>
+              <w:left w:val="nil"/>
+              <w:bottom w:val="nil"/>
+              <w:right w:val="nil"/>
+            </w:tcBorders>
+          </w:tcPr>
+          <w:p>
+            <w:pPr>
+              <w:spacing w:after="0" w:line="240" w:lineRule="auto"/>
+              <w:jc w:val="center"/>
+              <w:rPr>
+                <w:rFonts w:ascii="Aptos Narrow" w:eastAsia="Times New Roman" w:hAnsi="Aptos Narrow" w:cs="Times New Roman"/>
+                <w:color w:val="000000"/>
+                <w:kern w:val="0"/>
+                <w:sz w:val="22"/>
+                <w:szCs w:val="22"/>
+                <w14:ligatures w14:val="none"/>
+              </w:rPr>
+            </w:pPr>
+          </w:p>
+        </w:tc>
+      </w:tr>
+      <w:tr>
+        <w:trPr>
+          <w:trHeight w:val="300"/>
+        </w:trPr>
+        <w:tc>
+          <w:tcPr>
+            <w:tcW w:w="1780" w:type="dxa"/>
+            <w:tcBorders>
+              <w:top w:val="nil"/>
+              <w:left w:val="nil"/>
+              <w:bottom w:val="nil"/>
+              <w:right w:val="nil"/>
+            </w:tcBorders>
+            <w:shd w:val="clear" w:color="auto" w:fill="auto"/>
+            <w:noWrap/>
+            <w:vAlign w:val="bottom"/>
+            <w:hideMark/>
+          </w:tcPr>
+          <w:p>
+            <w:pPr>
+              <w:spacing w:after="0" w:line="240" w:lineRule="auto"/>
+              <w:rPr>
+                <w:rFonts w:ascii="Aptos Narrow" w:eastAsia="Times New Roman" w:hAnsi="Aptos Narrow" w:cs="Times New Roman"/>
+                <w:color w:val="000000"/>
+                <w:kern w:val="0"/>
+                <w:sz w:val="22"/>
+                <w:szCs w:val="22"/>
+                <w14:ligatures w14:val="none"/>
+              </w:rPr>
+            </w:pPr>
+            <w:r>
+              <w:rPr>
+                <w:rFonts w:ascii="Aptos Narrow" w:eastAsia="Times New Roman" w:hAnsi="Aptos Narrow" w:cs="Times New Roman"/>
+                <w:color w:val="000000"/>
+                <w:kern w:val="0"/>
+                <w:sz w:val="22"/>
+                <w:szCs w:val="22"/>
+                <w14:ligatures w14:val="none"/>
+              </w:rPr>
+              <w:t>4vsw</w:t>
+            </w:r>
+          </w:p>
+        </w:tc>
+        <w:tc>
+          <w:tcPr>
+            <w:tcW w:w="2620" w:type="dxa"/>
+            <w:tcBorders>
+              <w:top w:val="nil"/>
+              <w:left w:val="nil"/>
+              <w:bottom w:val="nil"/>
+              <w:right w:val="nil"/>
+            </w:tcBorders>
+            <w:shd w:val="clear" w:color="auto" w:fill="auto"/>
+            <w:noWrap/>
+            <w:vAlign w:val="bottom"/>
+            <w:hideMark/>
+          </w:tcPr>
+          <w:p>
+            <w:pPr>
+              <w:spacing w:after="0" w:line="240" w:lineRule="auto"/>
+              <w:jc w:val="center"/>
+              <w:rPr>
+                <w:rFonts w:ascii="Aptos Narrow" w:eastAsia="Times New Roman" w:hAnsi="Aptos Narrow" w:cs="Times New Roman"/>
+                <w:color w:val="000000"/>
+                <w:kern w:val="0"/>
+                <w:sz w:val="22"/>
+                <w:szCs w:val="22"/>
+                <w14:ligatures w14:val="none"/>
+              </w:rPr>
+            </w:pPr>
+            <w:r>
+              <w:rPr>
+                <w:rFonts w:ascii="Aptos Narrow" w:eastAsia="Times New Roman" w:hAnsi="Aptos Narrow" w:cs="Times New Roman"/>
+                <w:color w:val="000000"/>
+                <w:kern w:val="0"/>
+                <w:sz w:val="22"/>
+                <w:szCs w:val="22"/>
+                <w14:ligatures w14:val="none"/>
+              </w:rPr>
+              <w:t>NA</w:t>
+            </w:r>
+            <w:r>
+              <w:rPr>
+                <w:rFonts w:ascii="Aptos Narrow" w:eastAsia="Times New Roman" w:hAnsi="Aptos Narrow" w:cs="Times New Roman"/>
+                <w:color w:val="000000"/>
+                <w:kern w:val="0"/>
+                <w:sz w:val="22"/>
+                <w:szCs w:val="22"/>
+                <w14:ligatures w14:val="none"/>
+              </w:rPr>
+              <w:t>FO 4Vsw</w:t>
+            </w:r>
+          </w:p>
+        </w:tc>
+        <w:tc>
+          <w:tcPr>
+            <w:tcW w:w="1260" w:type="dxa"/>
+            <w:tcBorders>
+              <w:top w:val="nil"/>
+              <w:left w:val="nil"/>
+              <w:bottom w:val="nil"/>
+              <w:right w:val="nil"/>
+            </w:tcBorders>
+            <w:shd w:val="clear" w:color="auto" w:fill="auto"/>
+            <w:noWrap/>
+            <w:vAlign w:val="bottom"/>
+            <w:hideMark/>
+          </w:tcPr>
+          <w:p>
+            <w:pPr>
+              <w:spacing w:after="0" w:line="240" w:lineRule="auto"/>
+              <w:jc w:val="center"/>
+              <w:rPr>
+                <w:rFonts w:ascii="Aptos Narrow" w:eastAsia="Times New Roman" w:hAnsi="Aptos Narrow" w:cs="Times New Roman"/>
+                <w:color w:val="000000"/>
+                <w:kern w:val="0"/>
+                <w:sz w:val="22"/>
+                <w:szCs w:val="22"/>
+                <w14:ligatures w14:val="none"/>
+              </w:rPr>
+            </w:pPr>
+            <w:r>
+              <w:rPr>
+                <w:rFonts w:ascii="Aptos Narrow" w:eastAsia="Times New Roman" w:hAnsi="Aptos Narrow" w:cs="Times New Roman"/>
+                <w:color w:val="000000"/>
+                <w:kern w:val="0"/>
+                <w:sz w:val="22"/>
+                <w:szCs w:val="22"/>
+                <w14:ligatures w14:val="none"/>
+              </w:rPr>
+              <w:t>NA</w:t>
+            </w:r>
+          </w:p>
+        </w:tc>
+        <w:tc>
+          <w:tcPr>
+            <w:tcW w:w="2300" w:type="dxa"/>
+            <w:tcBorders>
+              <w:top w:val="nil"/>
+              <w:left w:val="nil"/>
+              <w:bottom w:val="nil"/>
+              <w:right w:val="nil"/>
+            </w:tcBorders>
+            <w:shd w:val="clear" w:color="auto" w:fill="auto"/>
+            <w:noWrap/>
+            <w:hideMark/>
+          </w:tcPr>
+          <w:p>
+            <w:pPr>
+              <w:spacing w:after="0" w:line="240" w:lineRule="auto"/>
+              <w:jc w:val="center"/>
+              <w:rPr>
+                <w:rFonts w:ascii="Aptos Narrow" w:eastAsia="Times New Roman" w:hAnsi="Aptos Narrow" w:cs="Times New Roman"/>
+                <w:color w:val="000000"/>
+                <w:kern w:val="0"/>
+                <w:sz w:val="22"/>
+                <w:szCs w:val="22"/>
+                <w14:ligatures w14:val="none"/>
+              </w:rPr>
+            </w:pPr>
+            <w:r>
+              <w:rPr>
+                <w:rFonts w:ascii="Aptos Narrow" w:eastAsia="Times New Roman" w:hAnsi="Aptos Narrow" w:cs="Times New Roman"/>
+                <w:color w:val="000000"/>
+                <w:kern w:val="0"/>
+                <w:sz w:val="22"/>
+                <w:szCs w:val="22"/>
+                <w14:ligatures w14:val="none"/>
+              </w:rPr>
+              <w:t>Canada</w:t>
+            </w:r>
+          </w:p>
+        </w:tc>
+        <w:tc>
+          <w:tcPr>
+            <w:tcW w:w="1400" w:type="dxa"/>
+            <w:tcBorders>
+              <w:top w:val="nil"/>
+              <w:left w:val="nil"/>
+              <w:bottom w:val="nil"/>
+              <w:right w:val="nil"/>
+            </w:tcBorders>
+          </w:tcPr>
+          <w:p>
+            <w:pPr>
+              <w:spacing w:after="0" w:line="240" w:lineRule="auto"/>
+              <w:jc w:val="center"/>
+              <w:rPr>
+                <w:rFonts w:ascii="Aptos Narrow" w:eastAsia="Times New Roman" w:hAnsi="Aptos Narrow" w:cs="Times New Roman"/>
+                <w:color w:val="000000"/>
+                <w:kern w:val="0"/>
+                <w:sz w:val="22"/>
+                <w:szCs w:val="22"/>
+                <w14:ligatures w14:val="none"/>
+              </w:rPr>
+            </w:pPr>
+          </w:p>
+        </w:tc>
+      </w:tr>
+      <w:tr>
+        <w:trPr>
+          <w:trHeight w:val="300"/>
+        </w:trPr>
+        <w:tc>
+          <w:tcPr>
+            <w:tcW w:w="1780" w:type="dxa"/>
+            <w:tcBorders>
+              <w:top w:val="nil"/>
+              <w:left w:val="nil"/>
+              <w:bottom w:val="nil"/>
+              <w:right w:val="nil"/>
+            </w:tcBorders>
+            <w:shd w:val="clear" w:color="auto" w:fill="auto"/>
+            <w:noWrap/>
+            <w:vAlign w:val="bottom"/>
+            <w:hideMark/>
+          </w:tcPr>
+          <w:p>
+            <w:pPr>
+              <w:spacing w:after="0" w:line="240" w:lineRule="auto"/>
+              <w:rPr>
+                <w:rFonts w:ascii="Aptos Narrow" w:eastAsia="Times New Roman" w:hAnsi="Aptos Narrow" w:cs="Times New Roman"/>
+                <w:color w:val="000000"/>
+                <w:kern w:val="0"/>
+                <w:sz w:val="22"/>
+                <w:szCs w:val="22"/>
+                <w14:ligatures w14:val="none"/>
+              </w:rPr>
+            </w:pPr>
+            <w:r>
+              <w:rPr>
+                <w:rFonts w:ascii="Aptos Narrow" w:eastAsia="Times New Roman" w:hAnsi="Aptos Narrow" w:cs="Times New Roman"/>
+                <w:color w:val="000000"/>
+                <w:kern w:val="0"/>
+                <w:sz w:val="22"/>
+                <w:szCs w:val="22"/>
+                <w14:ligatures w14:val="none"/>
+              </w:rPr>
+              <w:t>4X5Y</w:t>
+            </w:r>
+          </w:p>
+        </w:tc>
+        <w:tc>
+          <w:tcPr>
+            <w:tcW w:w="2620" w:type="dxa"/>
+            <w:tcBorders>
+              <w:top w:val="nil"/>
+              <w:left w:val="nil"/>
+              <w:bottom w:val="nil"/>
+              <w:right w:val="nil"/>
+            </w:tcBorders>
+            <w:shd w:val="clear" w:color="auto" w:fill="auto"/>
+            <w:noWrap/>
+            <w:vAlign w:val="bottom"/>
+            <w:hideMark/>
+          </w:tcPr>
+          <w:p>
+            <w:pPr>
+              <w:spacing w:after="0" w:line="240" w:lineRule="auto"/>
+              <w:jc w:val="center"/>
+              <w:rPr>
+                <w:rFonts w:ascii="Aptos Narrow" w:eastAsia="Times New Roman" w:hAnsi="Aptos Narrow" w:cs="Times New Roman"/>
+                <w:color w:val="000000"/>
+                <w:kern w:val="0"/>
+                <w:sz w:val="22"/>
+                <w:szCs w:val="22"/>
+                <w14:ligatures w14:val="none"/>
+              </w:rPr>
+            </w:pPr>
+            <w:r>
+              <w:rPr>
+                <w:rFonts w:ascii="Aptos Narrow" w:eastAsia="Times New Roman" w:hAnsi="Aptos Narrow" w:cs="Times New Roman"/>
+                <w:color w:val="000000"/>
+                <w:kern w:val="0"/>
+                <w:sz w:val="22"/>
+                <w:szCs w:val="22"/>
+                <w14:ligatures w14:val="none"/>
+              </w:rPr>
+              <w:t>NA</w:t>
+            </w:r>
+            <w:r>
+              <w:rPr>
+                <w:rFonts w:ascii="Aptos Narrow" w:eastAsia="Times New Roman" w:hAnsi="Aptos Narrow" w:cs="Times New Roman"/>
+                <w:color w:val="000000"/>
+                <w:kern w:val="0"/>
+                <w:sz w:val="22"/>
+                <w:szCs w:val="22"/>
+                <w14:ligatures w14:val="none"/>
+              </w:rPr>
+              <w:t>FO 4X5Y</w:t>
+            </w:r>
+          </w:p>
+        </w:tc>
+        <w:tc>
+          <w:tcPr>
+            <w:tcW w:w="1260" w:type="dxa"/>
+            <w:tcBorders>
+              <w:top w:val="nil"/>
+              <w:left w:val="nil"/>
+              <w:bottom w:val="nil"/>
+              <w:right w:val="nil"/>
+            </w:tcBorders>
+            <w:shd w:val="clear" w:color="auto" w:fill="auto"/>
+            <w:noWrap/>
+            <w:vAlign w:val="bottom"/>
+            <w:hideMark/>
+          </w:tcPr>
+          <w:p>
+            <w:pPr>
+              <w:spacing w:after="0" w:line="240" w:lineRule="auto"/>
+              <w:jc w:val="center"/>
+              <w:rPr>
+                <w:rFonts w:ascii="Aptos Narrow" w:eastAsia="Times New Roman" w:hAnsi="Aptos Narrow" w:cs="Times New Roman"/>
+                <w:color w:val="000000"/>
+                <w:kern w:val="0"/>
+                <w:sz w:val="22"/>
+                <w:szCs w:val="22"/>
+                <w14:ligatures w14:val="none"/>
+              </w:rPr>
+            </w:pPr>
+            <w:r>
+              <w:rPr>
+                <w:rFonts w:ascii="Aptos Narrow" w:eastAsia="Times New Roman" w:hAnsi="Aptos Narrow" w:cs="Times New Roman"/>
+                <w:color w:val="000000"/>
+                <w:kern w:val="0"/>
+                <w:sz w:val="22"/>
+                <w:szCs w:val="22"/>
+                <w14:ligatures w14:val="none"/>
+              </w:rPr>
+              <w:t>NA</w:t>
+            </w:r>
+          </w:p>
+        </w:tc>
+        <w:tc>
+          <w:tcPr>
+            <w:tcW w:w="2300" w:type="dxa"/>
+            <w:tcBorders>
+              <w:top w:val="nil"/>
+              <w:left w:val="nil"/>
+              <w:bottom w:val="nil"/>
+              <w:right w:val="nil"/>
+            </w:tcBorders>
+            <w:shd w:val="clear" w:color="auto" w:fill="auto"/>
+            <w:noWrap/>
+            <w:hideMark/>
+          </w:tcPr>
+          <w:p>
+            <w:pPr>
+              <w:spacing w:after="0" w:line="240" w:lineRule="auto"/>
+              <w:jc w:val="center"/>
+              <w:rPr>
+                <w:rFonts w:ascii="Aptos Narrow" w:eastAsia="Times New Roman" w:hAnsi="Aptos Narrow" w:cs="Times New Roman"/>
+                <w:color w:val="000000"/>
+                <w:kern w:val="0"/>
+                <w:sz w:val="22"/>
+                <w:szCs w:val="22"/>
+                <w14:ligatures w14:val="none"/>
+              </w:rPr>
+            </w:pPr>
+            <w:r>
+              <w:rPr>
+                <w:rFonts w:ascii="Aptos Narrow" w:eastAsia="Times New Roman" w:hAnsi="Aptos Narrow" w:cs="Times New Roman"/>
+                <w:color w:val="000000"/>
+                <w:kern w:val="0"/>
+                <w:sz w:val="22"/>
+                <w:szCs w:val="22"/>
+                <w14:ligatures w14:val="none"/>
+              </w:rPr>
+              <w:t>Canada</w:t>
+            </w:r>
+          </w:p>
+        </w:tc>
+        <w:tc>
+          <w:tcPr>
+            <w:tcW w:w="1400" w:type="dxa"/>
+            <w:tcBorders>
+              <w:top w:val="nil"/>
+              <w:left w:val="nil"/>
+              <w:bottom w:val="nil"/>
+              <w:right w:val="nil"/>
+            </w:tcBorders>
+          </w:tcPr>
+          <w:p>
+            <w:pPr>
+              <w:spacing w:after="0" w:line="240" w:lineRule="auto"/>
+              <w:jc w:val="center"/>
+              <w:rPr>
+                <w:rFonts w:ascii="Aptos Narrow" w:eastAsia="Times New Roman" w:hAnsi="Aptos Narrow" w:cs="Times New Roman"/>
+                <w:color w:val="000000"/>
+                <w:kern w:val="0"/>
+                <w:sz w:val="22"/>
+                <w:szCs w:val="22"/>
+                <w14:ligatures w14:val="none"/>
+              </w:rPr>
+            </w:pPr>
+          </w:p>
+        </w:tc>
+      </w:tr>
+      <w:tr>
+        <w:trPr>
+          <w:trHeight w:val="300"/>
+        </w:trPr>
+        <w:tc>
+          <w:tcPr>
+            <w:tcW w:w="1780" w:type="dxa"/>
+            <w:tcBorders>
+              <w:top w:val="nil"/>
+              <w:left w:val="nil"/>
+              <w:bottom w:val="nil"/>
+              <w:right w:val="nil"/>
+            </w:tcBorders>
+            <w:shd w:val="clear" w:color="auto" w:fill="auto"/>
+            <w:noWrap/>
+            <w:vAlign w:val="bottom"/>
+            <w:hideMark/>
+          </w:tcPr>
+          <w:p>
+            <w:pPr>
+              <w:spacing w:after="0" w:line="240" w:lineRule="auto"/>
+              <w:rPr>
+                <w:rFonts w:ascii="Aptos Narrow" w:eastAsia="Times New Roman" w:hAnsi="Aptos Narrow" w:cs="Times New Roman"/>
+                <w:color w:val="000000"/>
+                <w:kern w:val="0"/>
+                <w:sz w:val="22"/>
+                <w:szCs w:val="22"/>
+                <w14:ligatures w14:val="none"/>
+              </w:rPr>
+            </w:pPr>
+            <w:r>
+              <w:rPr>
+                <w:rFonts w:ascii="Aptos Narrow" w:eastAsia="Times New Roman" w:hAnsi="Aptos Narrow" w:cs="Times New Roman"/>
+                <w:color w:val="000000"/>
+                <w:kern w:val="0"/>
+                <w:sz w:val="22"/>
+                <w:szCs w:val="22"/>
+                <w14:ligatures w14:val="none"/>
+              </w:rPr>
+              <w:t>COD1F-XIV</w:t>
+            </w:r>
+          </w:p>
+        </w:tc>
+        <w:tc>
+          <w:tcPr>
+            <w:tcW w:w="2620" w:type="dxa"/>
+            <w:tcBorders>
+              <w:top w:val="nil"/>
+              <w:left w:val="nil"/>
+              <w:bottom w:val="nil"/>
+              <w:right w:val="nil"/>
+            </w:tcBorders>
+            <w:shd w:val="clear" w:color="auto" w:fill="auto"/>
+            <w:noWrap/>
+            <w:vAlign w:val="bottom"/>
+            <w:hideMark/>
+          </w:tcPr>
+          <w:p>
+            <w:pPr>
+              <w:spacing w:after="0" w:line="240" w:lineRule="auto"/>
+              <w:jc w:val="center"/>
+              <w:rPr>
+                <w:rFonts w:ascii="Aptos Narrow" w:eastAsia="Times New Roman" w:hAnsi="Aptos Narrow" w:cs="Times New Roman"/>
+                <w:color w:val="000000"/>
+                <w:kern w:val="0"/>
+                <w:sz w:val="22"/>
+                <w:szCs w:val="22"/>
+                <w14:ligatures w14:val="none"/>
+              </w:rPr>
+            </w:pPr>
+            <w:r>
+              <w:rPr>
+                <w:rFonts w:ascii="Aptos Narrow" w:eastAsia="Times New Roman" w:hAnsi="Aptos Narrow" w:cs="Times New Roman"/>
+                <w:color w:val="000000"/>
+                <w:kern w:val="0"/>
+                <w:sz w:val="22"/>
+                <w:szCs w:val="22"/>
+                <w14:ligatures w14:val="none"/>
+              </w:rPr>
+              <w:t xml:space="preserve"> NAFO 1F and ICES 14</w:t>
+            </w:r>
+          </w:p>
+        </w:tc>
+        <w:tc>
+          <w:tcPr>
+            <w:tcW w:w="1260" w:type="dxa"/>
+            <w:tcBorders>
+              <w:top w:val="nil"/>
+              <w:left w:val="nil"/>
+              <w:bottom w:val="nil"/>
+              <w:right w:val="nil"/>
+            </w:tcBorders>
+            <w:shd w:val="clear" w:color="auto" w:fill="auto"/>
+            <w:noWrap/>
+            <w:vAlign w:val="bottom"/>
+            <w:hideMark/>
+          </w:tcPr>
+          <w:p>
+            <w:pPr>
+              <w:spacing w:after="0" w:line="240" w:lineRule="auto"/>
+              <w:jc w:val="center"/>
+              <w:rPr>
+                <w:rFonts w:ascii="Aptos Narrow" w:eastAsia="Times New Roman" w:hAnsi="Aptos Narrow" w:cs="Times New Roman"/>
+                <w:color w:val="000000"/>
+                <w:kern w:val="0"/>
+                <w:sz w:val="22"/>
+                <w:szCs w:val="22"/>
+                <w14:ligatures w14:val="none"/>
+              </w:rPr>
+            </w:pPr>
+            <w:r>
+              <w:rPr>
+                <w:rFonts w:ascii="Aptos Narrow" w:eastAsia="Times New Roman" w:hAnsi="Aptos Narrow" w:cs="Times New Roman"/>
+                <w:color w:val="000000"/>
+                <w:kern w:val="0"/>
+                <w:sz w:val="22"/>
+                <w:szCs w:val="22"/>
+                <w14:ligatures w14:val="none"/>
+              </w:rPr>
+              <w:t>1973-2021</w:t>
+            </w:r>
+          </w:p>
+        </w:tc>
+        <w:tc>
+          <w:tcPr>
+            <w:tcW w:w="2300" w:type="dxa"/>
+            <w:tcBorders>
+              <w:top w:val="nil"/>
+              <w:left w:val="nil"/>
+              <w:bottom w:val="nil"/>
+              <w:right w:val="nil"/>
+            </w:tcBorders>
+            <w:shd w:val="clear" w:color="auto" w:fill="auto"/>
+            <w:noWrap/>
+            <w:vAlign w:val="bottom"/>
+            <w:hideMark/>
+          </w:tcPr>
+          <w:p>
+            <w:pPr>
+              <w:spacing w:after="0" w:line="240" w:lineRule="auto"/>
+              <w:jc w:val="center"/>
+              <w:rPr>
+                <w:rFonts w:ascii="Aptos Narrow" w:eastAsia="Times New Roman" w:hAnsi="Aptos Narrow" w:cs="Times New Roman"/>
+                <w:color w:val="000000"/>
+                <w:kern w:val="0"/>
+                <w:sz w:val="22"/>
+                <w:szCs w:val="22"/>
+                <w14:ligatures w14:val="none"/>
+              </w:rPr>
+            </w:pPr>
+            <w:r>
+              <w:rPr>
+                <w:rFonts w:ascii="Aptos Narrow" w:eastAsia="Times New Roman" w:hAnsi="Aptos Narrow" w:cs="Times New Roman"/>
+                <w:color w:val="000000"/>
+                <w:kern w:val="0"/>
+                <w:sz w:val="22"/>
+                <w:szCs w:val="22"/>
+                <w14:ligatures w14:val="none"/>
+              </w:rPr>
+              <w:t>Greenland</w:t>
+            </w:r>
+          </w:p>
+        </w:tc>
+        <w:tc>
+          <w:tcPr>
+            <w:tcW w:w="1400" w:type="dxa"/>
+            <w:tcBorders>
+              <w:top w:val="nil"/>
+              <w:left w:val="nil"/>
+              <w:bottom w:val="nil"/>
+              <w:right w:val="nil"/>
+            </w:tcBorders>
+          </w:tcPr>
+          <w:p>
+            <w:pPr>
+              <w:spacing w:after="0" w:line="240" w:lineRule="auto"/>
+              <w:jc w:val="center"/>
+              <w:rPr>
+                <w:rFonts w:ascii="Aptos Narrow" w:eastAsia="Times New Roman" w:hAnsi="Aptos Narrow" w:cs="Times New Roman"/>
+                <w:color w:val="000000"/>
+                <w:kern w:val="0"/>
+                <w:sz w:val="22"/>
+                <w:szCs w:val="22"/>
+                <w14:ligatures w14:val="none"/>
+              </w:rPr>
+            </w:pPr>
+            <w:r>
+              <w:rPr>
+                <w:rFonts w:ascii="Aptos Narrow" w:eastAsia="Times New Roman" w:hAnsi="Aptos Narrow" w:cs="Times New Roman"/>
+                <w:color w:val="000000"/>
+                <w:kern w:val="0"/>
+                <w:sz w:val="22"/>
+                <w:szCs w:val="22"/>
+                <w14:ligatures w14:val="none"/>
+              </w:rPr>
+              <w:t>RAM</w:t>
+            </w:r>
+          </w:p>
+        </w:tc>
+      </w:tr>
+      <w:tr>
+        <w:trPr>
+          <w:trHeight w:val="300"/>
+        </w:trPr>
+        <w:tc>
+          <w:tcPr>
+            <w:tcW w:w="1780" w:type="dxa"/>
+            <w:tcBorders>
+              <w:top w:val="nil"/>
+              <w:left w:val="nil"/>
+              <w:bottom w:val="nil"/>
+              <w:right w:val="nil"/>
+            </w:tcBorders>
+            <w:shd w:val="clear" w:color="auto" w:fill="auto"/>
+            <w:noWrap/>
+            <w:vAlign w:val="bottom"/>
+            <w:hideMark/>
+          </w:tcPr>
+          <w:p>
+            <w:pPr>
+              <w:spacing w:after="0" w:line="240" w:lineRule="auto"/>
+              <w:rPr>
+                <w:rFonts w:ascii="Aptos Narrow" w:eastAsia="Times New Roman" w:hAnsi="Aptos Narrow" w:cs="Times New Roman"/>
+                <w:color w:val="000000"/>
+                <w:kern w:val="0"/>
+                <w:sz w:val="22"/>
+                <w:szCs w:val="22"/>
+                <w14:ligatures w14:val="none"/>
+              </w:rPr>
+            </w:pPr>
+            <w:r>
+              <w:rPr>
+                <w:rFonts w:ascii="Aptos Narrow" w:eastAsia="Times New Roman" w:hAnsi="Aptos Narrow" w:cs="Times New Roman"/>
+                <w:color w:val="000000"/>
+                <w:kern w:val="0"/>
+                <w:sz w:val="22"/>
+                <w:szCs w:val="22"/>
+                <w14:ligatures w14:val="none"/>
+              </w:rPr>
+              <w:t>COD1IN</w:t>
+            </w:r>
+          </w:p>
+        </w:tc>
+        <w:tc>
+          <w:tcPr>
+            <w:tcW w:w="2620" w:type="dxa"/>
+            <w:tcBorders>
+              <w:top w:val="nil"/>
+              <w:left w:val="nil"/>
+              <w:bottom w:val="nil"/>
+              <w:right w:val="nil"/>
+            </w:tcBorders>
+            <w:shd w:val="clear" w:color="auto" w:fill="auto"/>
+            <w:noWrap/>
+            <w:vAlign w:val="bottom"/>
+            <w:hideMark/>
+          </w:tcPr>
+          <w:p>
+            <w:pPr>
+              <w:spacing w:after="0" w:line="240" w:lineRule="auto"/>
+              <w:jc w:val="center"/>
+              <w:rPr>
+                <w:rFonts w:ascii="Aptos Narrow" w:eastAsia="Times New Roman" w:hAnsi="Aptos Narrow" w:cs="Times New Roman"/>
+                <w:color w:val="000000"/>
+                <w:kern w:val="0"/>
+                <w:sz w:val="22"/>
+                <w:szCs w:val="22"/>
+                <w14:ligatures w14:val="none"/>
+              </w:rPr>
+            </w:pPr>
+            <w:r>
+              <w:rPr>
+                <w:rFonts w:ascii="Aptos Narrow" w:eastAsia="Times New Roman" w:hAnsi="Aptos Narrow" w:cs="Times New Roman"/>
+                <w:color w:val="000000"/>
+                <w:kern w:val="0"/>
+                <w:sz w:val="22"/>
+                <w:szCs w:val="22"/>
+                <w14:ligatures w14:val="none"/>
+              </w:rPr>
+              <w:t xml:space="preserve"> NAFO Subarea 1 (inshore)</w:t>
+            </w:r>
+          </w:p>
+        </w:tc>
+        <w:tc>
+          <w:tcPr>
+            <w:tcW w:w="1260" w:type="dxa"/>
+            <w:tcBorders>
+              <w:top w:val="nil"/>
+              <w:left w:val="nil"/>
+              <w:bottom w:val="nil"/>
+              <w:right w:val="nil"/>
+            </w:tcBorders>
+            <w:shd w:val="clear" w:color="auto" w:fill="auto"/>
+            <w:noWrap/>
+            <w:vAlign w:val="bottom"/>
+            <w:hideMark/>
+          </w:tcPr>
+          <w:p>
+            <w:pPr>
+              <w:spacing w:after="0" w:line="240" w:lineRule="auto"/>
+              <w:jc w:val="center"/>
+              <w:rPr>
+                <w:rFonts w:ascii="Aptos Narrow" w:eastAsia="Times New Roman" w:hAnsi="Aptos Narrow" w:cs="Times New Roman"/>
+                <w:color w:val="000000"/>
+                <w:kern w:val="0"/>
+                <w:sz w:val="22"/>
+                <w:szCs w:val="22"/>
+                <w14:ligatures w14:val="none"/>
+              </w:rPr>
+            </w:pPr>
+            <w:r>
+              <w:rPr>
+                <w:rFonts w:ascii="Aptos Narrow" w:eastAsia="Times New Roman" w:hAnsi="Aptos Narrow" w:cs="Times New Roman"/>
+                <w:color w:val="000000"/>
+                <w:kern w:val="0"/>
+                <w:sz w:val="22"/>
+                <w:szCs w:val="22"/>
+                <w14:ligatures w14:val="none"/>
+              </w:rPr>
+              <w:t>1976-2021</w:t>
+            </w:r>
+          </w:p>
+        </w:tc>
+        <w:tc>
+          <w:tcPr>
+            <w:tcW w:w="2300" w:type="dxa"/>
+            <w:tcBorders>
+              <w:top w:val="nil"/>
+              <w:left w:val="nil"/>
+              <w:bottom w:val="nil"/>
+              <w:right w:val="nil"/>
+            </w:tcBorders>
+            <w:shd w:val="clear" w:color="auto" w:fill="auto"/>
+            <w:noWrap/>
+            <w:vAlign w:val="bottom"/>
+            <w:hideMark/>
+          </w:tcPr>
+          <w:p>
+            <w:pPr>
+              <w:spacing w:after="0" w:line="240" w:lineRule="auto"/>
+              <w:jc w:val="center"/>
+              <w:rPr>
+                <w:rFonts w:ascii="Aptos Narrow" w:eastAsia="Times New Roman" w:hAnsi="Aptos Narrow" w:cs="Times New Roman"/>
+                <w:color w:val="000000"/>
+                <w:kern w:val="0"/>
+                <w:sz w:val="22"/>
+                <w:szCs w:val="22"/>
+                <w14:ligatures w14:val="none"/>
+              </w:rPr>
+            </w:pPr>
+            <w:r>
+              <w:rPr>
+                <w:rFonts w:ascii="Aptos Narrow" w:eastAsia="Times New Roman" w:hAnsi="Aptos Narrow" w:cs="Times New Roman"/>
+                <w:color w:val="000000"/>
+                <w:kern w:val="0"/>
+                <w:sz w:val="22"/>
+                <w:szCs w:val="22"/>
+                <w14:ligatures w14:val="none"/>
+              </w:rPr>
+              <w:t>Greenland</w:t>
+            </w:r>
+          </w:p>
+        </w:tc>
+        <w:tc>
+          <w:tcPr>
+            <w:tcW w:w="1400" w:type="dxa"/>
+            <w:tcBorders>
+              <w:top w:val="nil"/>
+              <w:left w:val="nil"/>
+              <w:bottom w:val="nil"/>
+              <w:right w:val="nil"/>
+            </w:tcBorders>
+          </w:tcPr>
+          <w:p>
+            <w:pPr>
+              <w:spacing w:after="0" w:line="240" w:lineRule="auto"/>
+              <w:jc w:val="center"/>
+              <w:rPr>
+                <w:rFonts w:ascii="Aptos Narrow" w:eastAsia="Times New Roman" w:hAnsi="Aptos Narrow" w:cs="Times New Roman"/>
+                <w:color w:val="000000"/>
+                <w:kern w:val="0"/>
+                <w:sz w:val="22"/>
+                <w:szCs w:val="22"/>
+                <w14:ligatures w14:val="none"/>
+              </w:rPr>
+            </w:pPr>
+            <w:r>
+              <w:rPr>
+                <w:rFonts w:ascii="Aptos Narrow" w:eastAsia="Times New Roman" w:hAnsi="Aptos Narrow" w:cs="Times New Roman"/>
+                <w:color w:val="000000"/>
+                <w:kern w:val="0"/>
+                <w:sz w:val="22"/>
+                <w:szCs w:val="22"/>
+                <w14:ligatures w14:val="none"/>
+              </w:rPr>
+              <w:t>RAM</w:t>
+            </w:r>
+          </w:p>
+        </w:tc>
+      </w:tr>
+      <w:tr>
+        <w:trPr>
+          <w:trHeight w:val="300"/>
+        </w:trPr>
+        <w:tc>
+          <w:tcPr>
+            <w:tcW w:w="1780" w:type="dxa"/>
+            <w:tcBorders>
+              <w:top w:val="nil"/>
+              <w:left w:val="nil"/>
+              <w:bottom w:val="nil"/>
+              <w:right w:val="nil"/>
+            </w:tcBorders>
+            <w:shd w:val="clear" w:color="auto" w:fill="auto"/>
+            <w:noWrap/>
+            <w:vAlign w:val="bottom"/>
+            <w:hideMark/>
+          </w:tcPr>
+          <w:p>
+            <w:pPr>
+              <w:spacing w:after="0" w:line="240" w:lineRule="auto"/>
+              <w:rPr>
+                <w:rFonts w:ascii="Aptos Narrow" w:eastAsia="Times New Roman" w:hAnsi="Aptos Narrow" w:cs="Times New Roman"/>
+                <w:color w:val="000000"/>
+                <w:kern w:val="0"/>
+                <w:sz w:val="22"/>
+                <w:szCs w:val="22"/>
+                <w14:ligatures w14:val="none"/>
+              </w:rPr>
+            </w:pPr>
+            <w:r>
+              <w:rPr>
+                <w:rFonts w:ascii="Aptos Narrow" w:eastAsia="Times New Roman" w:hAnsi="Aptos Narrow" w:cs="Times New Roman"/>
+                <w:color w:val="000000"/>
+                <w:kern w:val="0"/>
+                <w:sz w:val="22"/>
+                <w:szCs w:val="22"/>
+                <w14:ligatures w14:val="none"/>
+              </w:rPr>
+              <w:t>COD3NO</w:t>
+            </w:r>
+          </w:p>
+        </w:tc>
+        <w:tc>
+          <w:tcPr>
+            <w:tcW w:w="2620" w:type="dxa"/>
+            <w:tcBorders>
+              <w:top w:val="nil"/>
+              <w:left w:val="nil"/>
+              <w:bottom w:val="nil"/>
+              <w:right w:val="nil"/>
+            </w:tcBorders>
+            <w:shd w:val="clear" w:color="auto" w:fill="auto"/>
+            <w:noWrap/>
+            <w:vAlign w:val="bottom"/>
+            <w:hideMark/>
+          </w:tcPr>
+          <w:p>
+            <w:pPr>
+              <w:spacing w:after="0" w:line="240" w:lineRule="auto"/>
+              <w:jc w:val="center"/>
+              <w:rPr>
+                <w:rFonts w:ascii="Aptos Narrow" w:eastAsia="Times New Roman" w:hAnsi="Aptos Narrow" w:cs="Times New Roman"/>
+                <w:color w:val="000000"/>
+                <w:kern w:val="0"/>
+                <w:sz w:val="22"/>
+                <w:szCs w:val="22"/>
+                <w14:ligatures w14:val="none"/>
+              </w:rPr>
+            </w:pPr>
+            <w:r>
+              <w:rPr>
+                <w:rFonts w:ascii="Aptos Narrow" w:eastAsia="Times New Roman" w:hAnsi="Aptos Narrow" w:cs="Times New Roman"/>
+                <w:color w:val="000000"/>
+                <w:kern w:val="0"/>
+                <w:sz w:val="22"/>
+                <w:szCs w:val="22"/>
+                <w14:ligatures w14:val="none"/>
+              </w:rPr>
+              <w:t xml:space="preserve"> Southern Grand Banks</w:t>
+            </w:r>
+          </w:p>
+        </w:tc>
+        <w:tc>
+          <w:tcPr>
+            <w:tcW w:w="1260" w:type="dxa"/>
+            <w:tcBorders>
+              <w:top w:val="nil"/>
+              <w:left w:val="nil"/>
+              <w:bottom w:val="nil"/>
+              <w:right w:val="nil"/>
+            </w:tcBorders>
+            <w:shd w:val="clear" w:color="auto" w:fill="auto"/>
+            <w:noWrap/>
+            <w:vAlign w:val="bottom"/>
+            <w:hideMark/>
+          </w:tcPr>
+          <w:p>
+            <w:pPr>
+              <w:spacing w:after="0" w:line="240" w:lineRule="auto"/>
+              <w:jc w:val="center"/>
+              <w:rPr>
+                <w:rFonts w:ascii="Aptos Narrow" w:eastAsia="Times New Roman" w:hAnsi="Aptos Narrow" w:cs="Times New Roman"/>
+                <w:color w:val="000000"/>
+                <w:kern w:val="0"/>
+                <w:sz w:val="22"/>
+                <w:szCs w:val="22"/>
+                <w14:ligatures w14:val="none"/>
+              </w:rPr>
+            </w:pPr>
+            <w:r>
+              <w:rPr>
+                <w:rFonts w:ascii="Aptos Narrow" w:eastAsia="Times New Roman" w:hAnsi="Aptos Narrow" w:cs="Times New Roman"/>
+                <w:color w:val="000000"/>
+                <w:kern w:val="0"/>
+                <w:sz w:val="22"/>
+                <w:szCs w:val="22"/>
+                <w14:ligatures w14:val="none"/>
+              </w:rPr>
+              <w:t>1953-2011</w:t>
+            </w:r>
+          </w:p>
+        </w:tc>
+        <w:tc>
+          <w:tcPr>
+            <w:tcW w:w="2300" w:type="dxa"/>
+            <w:tcBorders>
+              <w:top w:val="nil"/>
+              <w:left w:val="nil"/>
+              <w:bottom w:val="nil"/>
+              <w:right w:val="nil"/>
+            </w:tcBorders>
+            <w:shd w:val="clear" w:color="auto" w:fill="auto"/>
+            <w:noWrap/>
+            <w:vAlign w:val="bottom"/>
+            <w:hideMark/>
+          </w:tcPr>
+          <w:p>
+            <w:pPr>
+              <w:spacing w:after="0" w:line="240" w:lineRule="auto"/>
+              <w:jc w:val="center"/>
+              <w:rPr>
+                <w:rFonts w:ascii="Aptos Narrow" w:eastAsia="Times New Roman" w:hAnsi="Aptos Narrow" w:cs="Times New Roman"/>
+                <w:color w:val="000000"/>
+                <w:kern w:val="0"/>
+                <w:sz w:val="22"/>
+                <w:szCs w:val="22"/>
+                <w14:ligatures w14:val="none"/>
+              </w:rPr>
+            </w:pPr>
+            <w:r>
+              <w:rPr>
+                <w:rFonts w:ascii="Aptos Narrow" w:eastAsia="Times New Roman" w:hAnsi="Aptos Narrow" w:cs="Times New Roman"/>
+                <w:color w:val="000000"/>
+                <w:kern w:val="0"/>
+                <w:sz w:val="22"/>
+                <w:szCs w:val="22"/>
+                <w14:ligatures w14:val="none"/>
+              </w:rPr>
+              <w:t>Spain</w:t>
+            </w:r>
+          </w:p>
+        </w:tc>
+        <w:tc>
+          <w:tcPr>
+            <w:tcW w:w="1400" w:type="dxa"/>
+            <w:tcBorders>
+              <w:top w:val="nil"/>
+              <w:left w:val="nil"/>
+              <w:bottom w:val="nil"/>
+              <w:right w:val="nil"/>
+            </w:tcBorders>
+          </w:tcPr>
+          <w:p>
+            <w:pPr>
+              <w:spacing w:after="0" w:line="240" w:lineRule="auto"/>
+              <w:jc w:val="center"/>
+              <w:rPr>
+                <w:rFonts w:ascii="Aptos Narrow" w:eastAsia="Times New Roman" w:hAnsi="Aptos Narrow" w:cs="Times New Roman"/>
+                <w:color w:val="000000"/>
+                <w:kern w:val="0"/>
+                <w:sz w:val="22"/>
+                <w:szCs w:val="22"/>
+                <w14:ligatures w14:val="none"/>
+              </w:rPr>
+            </w:pPr>
+            <w:r>
+              <w:rPr>
+                <w:rFonts w:ascii="Aptos Narrow" w:eastAsia="Times New Roman" w:hAnsi="Aptos Narrow" w:cs="Times New Roman"/>
+                <w:color w:val="000000"/>
+                <w:kern w:val="0"/>
+                <w:sz w:val="22"/>
+                <w:szCs w:val="22"/>
+                <w14:ligatures w14:val="none"/>
+              </w:rPr>
+              <w:t>RAM</w:t>
+            </w:r>
+          </w:p>
+        </w:tc>
+      </w:tr>
+      <w:tr>
+        <w:trPr>
+          <w:trHeight w:val="300"/>
+        </w:trPr>
+        <w:tc>
+          <w:tcPr>
+            <w:tcW w:w="1780" w:type="dxa"/>
+            <w:tcBorders>
+              <w:top w:val="nil"/>
+              <w:left w:val="nil"/>
+              <w:bottom w:val="nil"/>
+              <w:right w:val="nil"/>
+            </w:tcBorders>
+            <w:shd w:val="clear" w:color="auto" w:fill="auto"/>
+            <w:noWrap/>
+            <w:vAlign w:val="bottom"/>
+            <w:hideMark/>
+          </w:tcPr>
+          <w:p>
+            <w:pPr>
+              <w:spacing w:after="0" w:line="240" w:lineRule="auto"/>
+              <w:rPr>
+                <w:rFonts w:ascii="Aptos Narrow" w:eastAsia="Times New Roman" w:hAnsi="Aptos Narrow" w:cs="Times New Roman"/>
+                <w:color w:val="000000"/>
+                <w:kern w:val="0"/>
+                <w:sz w:val="22"/>
+                <w:szCs w:val="22"/>
+                <w14:ligatures w14:val="none"/>
+              </w:rPr>
+            </w:pPr>
+            <w:r>
+              <w:rPr>
+                <w:rFonts w:ascii="Aptos Narrow" w:eastAsia="Times New Roman" w:hAnsi="Aptos Narrow" w:cs="Times New Roman"/>
+                <w:color w:val="000000"/>
+                <w:kern w:val="0"/>
+                <w:sz w:val="22"/>
+                <w:szCs w:val="22"/>
+                <w14:ligatures w14:val="none"/>
+              </w:rPr>
+              <w:t>COD5Zjm</w:t>
+            </w:r>
+          </w:p>
+        </w:tc>
+        <w:tc>
+          <w:tcPr>
+            <w:tcW w:w="2620" w:type="dxa"/>
+            <w:tcBorders>
+              <w:top w:val="nil"/>
+              <w:left w:val="nil"/>
+              <w:bottom w:val="nil"/>
+              <w:right w:val="nil"/>
+            </w:tcBorders>
+            <w:shd w:val="clear" w:color="auto" w:fill="auto"/>
+            <w:noWrap/>
+            <w:vAlign w:val="bottom"/>
+            <w:hideMark/>
+          </w:tcPr>
+          <w:p>
+            <w:pPr>
+              <w:spacing w:after="0" w:line="240" w:lineRule="auto"/>
+              <w:jc w:val="center"/>
+              <w:rPr>
+                <w:rFonts w:ascii="Aptos Narrow" w:eastAsia="Times New Roman" w:hAnsi="Aptos Narrow" w:cs="Times New Roman"/>
+                <w:color w:val="000000"/>
+                <w:kern w:val="0"/>
+                <w:sz w:val="22"/>
+                <w:szCs w:val="22"/>
+                <w14:ligatures w14:val="none"/>
+              </w:rPr>
+            </w:pPr>
+            <w:r>
+              <w:rPr>
+                <w:rFonts w:ascii="Aptos Narrow" w:eastAsia="Times New Roman" w:hAnsi="Aptos Narrow" w:cs="Times New Roman"/>
+                <w:color w:val="000000"/>
+                <w:kern w:val="0"/>
+                <w:sz w:val="22"/>
+                <w:szCs w:val="22"/>
+                <w14:ligatures w14:val="none"/>
+              </w:rPr>
+              <w:t xml:space="preserve"> NAFO 5Zjm</w:t>
+            </w:r>
+          </w:p>
+        </w:tc>
+        <w:tc>
+          <w:tcPr>
+            <w:tcW w:w="1260" w:type="dxa"/>
+            <w:tcBorders>
+              <w:top w:val="nil"/>
+              <w:left w:val="nil"/>
+              <w:bottom w:val="nil"/>
+              <w:right w:val="nil"/>
+            </w:tcBorders>
+            <w:shd w:val="clear" w:color="auto" w:fill="auto"/>
+            <w:noWrap/>
+            <w:vAlign w:val="bottom"/>
+            <w:hideMark/>
+          </w:tcPr>
+          <w:p>
+            <w:pPr>
+              <w:spacing w:after="0" w:line="240" w:lineRule="auto"/>
+              <w:jc w:val="center"/>
+              <w:rPr>
+                <w:rFonts w:ascii="Aptos Narrow" w:eastAsia="Times New Roman" w:hAnsi="Aptos Narrow" w:cs="Times New Roman"/>
+                <w:color w:val="000000"/>
+                <w:kern w:val="0"/>
+                <w:sz w:val="22"/>
+                <w:szCs w:val="22"/>
+                <w14:ligatures w14:val="none"/>
+              </w:rPr>
+            </w:pPr>
+            <w:r>
+              <w:rPr>
+                <w:rFonts w:ascii="Aptos Narrow" w:eastAsia="Times New Roman" w:hAnsi="Aptos Narrow" w:cs="Times New Roman"/>
+                <w:color w:val="000000"/>
+                <w:kern w:val="0"/>
+                <w:sz w:val="22"/>
+                <w:szCs w:val="22"/>
+                <w14:ligatures w14:val="none"/>
+              </w:rPr>
+              <w:t>1978-2020</w:t>
+            </w:r>
+          </w:p>
+        </w:tc>
+        <w:tc>
+          <w:tcPr>
+            <w:tcW w:w="2300" w:type="dxa"/>
+            <w:tcBorders>
+              <w:top w:val="nil"/>
+              <w:left w:val="nil"/>
+              <w:bottom w:val="nil"/>
+              <w:right w:val="nil"/>
+            </w:tcBorders>
+            <w:shd w:val="clear" w:color="auto" w:fill="auto"/>
+            <w:noWrap/>
+            <w:vAlign w:val="bottom"/>
+            <w:hideMark/>
+          </w:tcPr>
+          <w:p>
+            <w:pPr>
+              <w:spacing w:after="0" w:line="240" w:lineRule="auto"/>
+              <w:jc w:val="center"/>
+              <w:rPr>
+                <w:rFonts w:ascii="Aptos Narrow" w:eastAsia="Times New Roman" w:hAnsi="Aptos Narrow" w:cs="Times New Roman"/>
+                <w:color w:val="000000"/>
+                <w:kern w:val="0"/>
+                <w:sz w:val="22"/>
+                <w:szCs w:val="22"/>
+                <w14:ligatures w14:val="none"/>
+              </w:rPr>
+            </w:pPr>
+            <w:r>
+              <w:rPr>
+                <w:rFonts w:ascii="Aptos Narrow" w:eastAsia="Times New Roman" w:hAnsi="Aptos Narrow" w:cs="Times New Roman"/>
+                <w:color w:val="000000"/>
+                <w:kern w:val="0"/>
+                <w:sz w:val="22"/>
+                <w:szCs w:val="22"/>
+                <w14:ligatures w14:val="none"/>
+              </w:rPr>
+              <w:t>Canada</w:t>
+            </w:r>
+          </w:p>
+        </w:tc>
+        <w:tc>
+          <w:tcPr>
+            <w:tcW w:w="1400" w:type="dxa"/>
+            <w:tcBorders>
+              <w:top w:val="nil"/>
+              <w:left w:val="nil"/>
+              <w:bottom w:val="nil"/>
+              <w:right w:val="nil"/>
+            </w:tcBorders>
+          </w:tcPr>
+          <w:p>
+            <w:pPr>
+              <w:spacing w:after="0" w:line="240" w:lineRule="auto"/>
+              <w:jc w:val="center"/>
+              <w:rPr>
+                <w:rFonts w:ascii="Aptos Narrow" w:eastAsia="Times New Roman" w:hAnsi="Aptos Narrow" w:cs="Times New Roman"/>
+                <w:color w:val="000000"/>
+                <w:kern w:val="0"/>
+                <w:sz w:val="22"/>
+                <w:szCs w:val="22"/>
+                <w14:ligatures w14:val="none"/>
+              </w:rPr>
+            </w:pPr>
+            <w:r>
+              <w:rPr>
+                <w:rFonts w:ascii="Aptos Narrow" w:eastAsia="Times New Roman" w:hAnsi="Aptos Narrow" w:cs="Times New Roman"/>
+                <w:color w:val="000000"/>
+                <w:kern w:val="0"/>
+                <w:sz w:val="22"/>
+                <w:szCs w:val="22"/>
+                <w14:ligatures w14:val="none"/>
+              </w:rPr>
+              <w:t>RAM</w:t>
+            </w:r>
+          </w:p>
+        </w:tc>
+      </w:tr>
+      <w:tr>
+        <w:trPr>
+          <w:trHeight w:val="300"/>
+        </w:trPr>
+        <w:tc>
+          <w:tcPr>
+            <w:tcW w:w="1780" w:type="dxa"/>
+            <w:tcBorders>
+              <w:top w:val="nil"/>
+              <w:left w:val="nil"/>
+              <w:bottom w:val="nil"/>
+              <w:right w:val="nil"/>
+            </w:tcBorders>
+            <w:shd w:val="clear" w:color="auto" w:fill="auto"/>
+            <w:noWrap/>
+            <w:vAlign w:val="bottom"/>
+            <w:hideMark/>
+          </w:tcPr>
+          <w:p>
+            <w:pPr>
+              <w:spacing w:after="0" w:line="240" w:lineRule="auto"/>
+              <w:rPr>
+                <w:rFonts w:ascii="Aptos Narrow" w:eastAsia="Times New Roman" w:hAnsi="Aptos Narrow" w:cs="Times New Roman"/>
+                <w:color w:val="000000"/>
+                <w:kern w:val="0"/>
+                <w:sz w:val="22"/>
+                <w:szCs w:val="22"/>
+                <w14:ligatures w14:val="none"/>
+              </w:rPr>
+            </w:pPr>
+            <w:r>
+              <w:rPr>
+                <w:rFonts w:ascii="Aptos Narrow" w:eastAsia="Times New Roman" w:hAnsi="Aptos Narrow" w:cs="Times New Roman"/>
+                <w:color w:val="000000"/>
+                <w:kern w:val="0"/>
+                <w:sz w:val="22"/>
+                <w:szCs w:val="22"/>
+                <w14:ligatures w14:val="none"/>
+              </w:rPr>
+              <w:t>CODBA2224</w:t>
+            </w:r>
+          </w:p>
+        </w:tc>
+        <w:tc>
+          <w:tcPr>
+            <w:tcW w:w="2620" w:type="dxa"/>
+            <w:tcBorders>
+              <w:top w:val="nil"/>
+              <w:left w:val="nil"/>
+              <w:bottom w:val="nil"/>
+              <w:right w:val="nil"/>
+            </w:tcBorders>
+            <w:shd w:val="clear" w:color="auto" w:fill="auto"/>
+            <w:noWrap/>
+            <w:vAlign w:val="bottom"/>
+            <w:hideMark/>
+          </w:tcPr>
+          <w:p>
+            <w:pPr>
+              <w:spacing w:after="0" w:line="240" w:lineRule="auto"/>
+              <w:jc w:val="center"/>
+              <w:rPr>
+                <w:rFonts w:ascii="Aptos Narrow" w:eastAsia="Times New Roman" w:hAnsi="Aptos Narrow" w:cs="Times New Roman"/>
+                <w:color w:val="000000"/>
+                <w:kern w:val="0"/>
+                <w:sz w:val="22"/>
+                <w:szCs w:val="22"/>
+                <w14:ligatures w14:val="none"/>
+              </w:rPr>
+            </w:pPr>
+            <w:r>
+              <w:rPr>
+                <w:rFonts w:ascii="Aptos Narrow" w:eastAsia="Times New Roman" w:hAnsi="Aptos Narrow" w:cs="Times New Roman"/>
+                <w:color w:val="000000"/>
+                <w:kern w:val="0"/>
+                <w:sz w:val="22"/>
+                <w:szCs w:val="22"/>
+                <w14:ligatures w14:val="none"/>
+              </w:rPr>
+              <w:t xml:space="preserve"> Western Baltic</w:t>
+            </w:r>
+          </w:p>
+        </w:tc>
+        <w:tc>
+          <w:tcPr>
+            <w:tcW w:w="1260" w:type="dxa"/>
+            <w:tcBorders>
+              <w:top w:val="nil"/>
+              <w:left w:val="nil"/>
+              <w:bottom w:val="nil"/>
+              <w:right w:val="nil"/>
+            </w:tcBorders>
+            <w:shd w:val="clear" w:color="auto" w:fill="auto"/>
+            <w:noWrap/>
+            <w:vAlign w:val="bottom"/>
+            <w:hideMark/>
+          </w:tcPr>
+          <w:p>
+            <w:pPr>
+              <w:spacing w:after="0" w:line="240" w:lineRule="auto"/>
+              <w:jc w:val="center"/>
+              <w:rPr>
+                <w:rFonts w:ascii="Aptos Narrow" w:eastAsia="Times New Roman" w:hAnsi="Aptos Narrow" w:cs="Times New Roman"/>
+                <w:color w:val="000000"/>
+                <w:kern w:val="0"/>
+                <w:sz w:val="22"/>
+                <w:szCs w:val="22"/>
+                <w14:ligatures w14:val="none"/>
+              </w:rPr>
+            </w:pPr>
+            <w:r>
+              <w:rPr>
+                <w:rFonts w:ascii="Aptos Narrow" w:eastAsia="Times New Roman" w:hAnsi="Aptos Narrow" w:cs="Times New Roman"/>
+                <w:color w:val="000000"/>
+                <w:kern w:val="0"/>
+                <w:sz w:val="22"/>
+                <w:szCs w:val="22"/>
+                <w14:ligatures w14:val="none"/>
+              </w:rPr>
+              <w:t>1985-2021</w:t>
+            </w:r>
+          </w:p>
+        </w:tc>
+        <w:tc>
+          <w:tcPr>
+            <w:tcW w:w="2300" w:type="dxa"/>
+            <w:tcBorders>
+              <w:top w:val="nil"/>
+              <w:left w:val="nil"/>
+              <w:bottom w:val="nil"/>
+              <w:right w:val="nil"/>
+            </w:tcBorders>
+            <w:shd w:val="clear" w:color="auto" w:fill="auto"/>
+            <w:noWrap/>
+            <w:vAlign w:val="bottom"/>
+            <w:hideMark/>
+          </w:tcPr>
+          <w:p>
+            <w:pPr>
+              <w:spacing w:after="0" w:line="240" w:lineRule="auto"/>
+              <w:jc w:val="center"/>
+              <w:rPr>
+                <w:rFonts w:ascii="Aptos Narrow" w:eastAsia="Times New Roman" w:hAnsi="Aptos Narrow" w:cs="Times New Roman"/>
+                <w:color w:val="000000"/>
+                <w:kern w:val="0"/>
+                <w:sz w:val="22"/>
+                <w:szCs w:val="22"/>
+                <w14:ligatures w14:val="none"/>
+              </w:rPr>
+            </w:pPr>
+            <w:r>
+              <w:rPr>
+                <w:rFonts w:ascii="Aptos Narrow" w:eastAsia="Times New Roman" w:hAnsi="Aptos Narrow" w:cs="Times New Roman"/>
+                <w:color w:val="000000"/>
+                <w:kern w:val="0"/>
+                <w:sz w:val="22"/>
+                <w:szCs w:val="22"/>
+                <w14:ligatures w14:val="none"/>
+              </w:rPr>
+              <w:t>Denmark</w:t>
+            </w:r>
+          </w:p>
+        </w:tc>
+        <w:tc>
+          <w:tcPr>
+            <w:tcW w:w="1400" w:type="dxa"/>
+            <w:tcBorders>
+              <w:top w:val="nil"/>
+              <w:left w:val="nil"/>
+              <w:bottom w:val="nil"/>
+              <w:right w:val="nil"/>
+            </w:tcBorders>
+          </w:tcPr>
+          <w:p>
+            <w:pPr>
+              <w:spacing w:after="0" w:line="240" w:lineRule="auto"/>
+              <w:jc w:val="center"/>
+              <w:rPr>
+                <w:rFonts w:ascii="Aptos Narrow" w:eastAsia="Times New Roman" w:hAnsi="Aptos Narrow" w:cs="Times New Roman"/>
+                <w:color w:val="000000"/>
+                <w:kern w:val="0"/>
+                <w:sz w:val="22"/>
+                <w:szCs w:val="22"/>
+                <w14:ligatures w14:val="none"/>
+              </w:rPr>
+            </w:pPr>
+            <w:r>
+              <w:rPr>
+                <w:rFonts w:ascii="Aptos Narrow" w:eastAsia="Times New Roman" w:hAnsi="Aptos Narrow" w:cs="Times New Roman"/>
+                <w:color w:val="000000"/>
+                <w:kern w:val="0"/>
+                <w:sz w:val="22"/>
+                <w:szCs w:val="22"/>
+                <w14:ligatures w14:val="none"/>
+              </w:rPr>
+              <w:t>RAM</w:t>
+            </w:r>
+          </w:p>
+        </w:tc>
+      </w:tr>
+      <w:tr>
+        <w:trPr>
+          <w:trHeight w:val="300"/>
+        </w:trPr>
+        <w:tc>
+          <w:tcPr>
+            <w:tcW w:w="1780" w:type="dxa"/>
+            <w:tcBorders>
+              <w:top w:val="nil"/>
+              <w:left w:val="nil"/>
+              <w:bottom w:val="nil"/>
+              <w:right w:val="nil"/>
+            </w:tcBorders>
+            <w:shd w:val="clear" w:color="auto" w:fill="auto"/>
+            <w:noWrap/>
+            <w:vAlign w:val="bottom"/>
+            <w:hideMark/>
+          </w:tcPr>
+          <w:p>
+            <w:pPr>
+              <w:spacing w:after="0" w:line="240" w:lineRule="auto"/>
+              <w:rPr>
+                <w:rFonts w:ascii="Aptos Narrow" w:eastAsia="Times New Roman" w:hAnsi="Aptos Narrow" w:cs="Times New Roman"/>
+                <w:color w:val="000000"/>
+                <w:kern w:val="0"/>
+                <w:sz w:val="22"/>
+                <w:szCs w:val="22"/>
+                <w14:ligatures w14:val="none"/>
+              </w:rPr>
+            </w:pPr>
+            <w:r>
+              <w:rPr>
+                <w:rFonts w:ascii="Aptos Narrow" w:eastAsia="Times New Roman" w:hAnsi="Aptos Narrow" w:cs="Times New Roman"/>
+                <w:color w:val="000000"/>
+                <w:kern w:val="0"/>
+                <w:sz w:val="22"/>
+                <w:szCs w:val="22"/>
+                <w14:ligatures w14:val="none"/>
+              </w:rPr>
+              <w:t>CODBA2532</w:t>
+            </w:r>
+          </w:p>
+        </w:tc>
+        <w:tc>
+          <w:tcPr>
+            <w:tcW w:w="2620" w:type="dxa"/>
+            <w:tcBorders>
+              <w:top w:val="nil"/>
+              <w:left w:val="nil"/>
+              <w:bottom w:val="nil"/>
+              <w:right w:val="nil"/>
+            </w:tcBorders>
+            <w:shd w:val="clear" w:color="auto" w:fill="auto"/>
+            <w:noWrap/>
+            <w:vAlign w:val="bottom"/>
+            <w:hideMark/>
+          </w:tcPr>
+          <w:p>
+            <w:pPr>
+              <w:spacing w:after="0" w:line="240" w:lineRule="auto"/>
+              <w:jc w:val="center"/>
+              <w:rPr>
+                <w:rFonts w:ascii="Aptos Narrow" w:eastAsia="Times New Roman" w:hAnsi="Aptos Narrow" w:cs="Times New Roman"/>
+                <w:color w:val="000000"/>
+                <w:kern w:val="0"/>
+                <w:sz w:val="22"/>
+                <w:szCs w:val="22"/>
+                <w14:ligatures w14:val="none"/>
+              </w:rPr>
+            </w:pPr>
+            <w:r>
+              <w:rPr>
+                <w:rFonts w:ascii="Aptos Narrow" w:eastAsia="Times New Roman" w:hAnsi="Aptos Narrow" w:cs="Times New Roman"/>
+                <w:color w:val="000000"/>
+                <w:kern w:val="0"/>
+                <w:sz w:val="22"/>
+                <w:szCs w:val="22"/>
+                <w14:ligatures w14:val="none"/>
+              </w:rPr>
+              <w:t xml:space="preserve"> Eastern Baltic</w:t>
+            </w:r>
+          </w:p>
+        </w:tc>
+        <w:tc>
+          <w:tcPr>
+            <w:tcW w:w="1260" w:type="dxa"/>
+            <w:tcBorders>
+              <w:top w:val="nil"/>
+              <w:left w:val="nil"/>
+              <w:bottom w:val="nil"/>
+              <w:right w:val="nil"/>
+            </w:tcBorders>
+            <w:shd w:val="clear" w:color="auto" w:fill="auto"/>
+            <w:noWrap/>
+            <w:vAlign w:val="bottom"/>
+            <w:hideMark/>
+          </w:tcPr>
+          <w:p>
+            <w:pPr>
+              <w:spacing w:after="0" w:line="240" w:lineRule="auto"/>
+              <w:jc w:val="center"/>
+              <w:rPr>
+                <w:rFonts w:ascii="Aptos Narrow" w:eastAsia="Times New Roman" w:hAnsi="Aptos Narrow" w:cs="Times New Roman"/>
+                <w:color w:val="000000"/>
+                <w:kern w:val="0"/>
+                <w:sz w:val="22"/>
+                <w:szCs w:val="22"/>
+                <w14:ligatures w14:val="none"/>
+              </w:rPr>
+            </w:pPr>
+            <w:r>
+              <w:rPr>
+                <w:rFonts w:ascii="Aptos Narrow" w:eastAsia="Times New Roman" w:hAnsi="Aptos Narrow" w:cs="Times New Roman"/>
+                <w:color w:val="000000"/>
+                <w:kern w:val="0"/>
+                <w:sz w:val="22"/>
+                <w:szCs w:val="22"/>
+                <w14:ligatures w14:val="none"/>
+              </w:rPr>
+              <w:t>1946-2021</w:t>
+            </w:r>
+          </w:p>
+        </w:tc>
+        <w:tc>
+          <w:tcPr>
+            <w:tcW w:w="2300" w:type="dxa"/>
+            <w:tcBorders>
+              <w:top w:val="nil"/>
+              <w:left w:val="nil"/>
+              <w:bottom w:val="nil"/>
+              <w:right w:val="nil"/>
+            </w:tcBorders>
+            <w:shd w:val="clear" w:color="auto" w:fill="auto"/>
+            <w:noWrap/>
+            <w:vAlign w:val="bottom"/>
+            <w:hideMark/>
+          </w:tcPr>
+          <w:p>
+            <w:pPr>
+              <w:spacing w:after="0" w:line="240" w:lineRule="auto"/>
+              <w:jc w:val="center"/>
+              <w:rPr>
+                <w:rFonts w:ascii="Aptos Narrow" w:eastAsia="Times New Roman" w:hAnsi="Aptos Narrow" w:cs="Times New Roman"/>
+                <w:color w:val="000000"/>
+                <w:kern w:val="0"/>
+                <w:sz w:val="22"/>
+                <w:szCs w:val="22"/>
+                <w14:ligatures w14:val="none"/>
+              </w:rPr>
+            </w:pPr>
+            <w:r>
+              <w:rPr>
+                <w:rFonts w:ascii="Aptos Narrow" w:eastAsia="Times New Roman" w:hAnsi="Aptos Narrow" w:cs="Times New Roman"/>
+                <w:color w:val="000000"/>
+                <w:kern w:val="0"/>
+                <w:sz w:val="22"/>
+                <w:szCs w:val="22"/>
+                <w14:ligatures w14:val="none"/>
+              </w:rPr>
+              <w:t>Poland</w:t>
+            </w:r>
+          </w:p>
+        </w:tc>
+        <w:tc>
+          <w:tcPr>
+            <w:tcW w:w="1400" w:type="dxa"/>
+            <w:tcBorders>
+              <w:top w:val="nil"/>
+              <w:left w:val="nil"/>
+              <w:bottom w:val="nil"/>
+              <w:right w:val="nil"/>
+            </w:tcBorders>
+          </w:tcPr>
+          <w:p>
+            <w:pPr>
+              <w:spacing w:after="0" w:line="240" w:lineRule="auto"/>
+              <w:jc w:val="center"/>
+              <w:rPr>
+                <w:rFonts w:ascii="Aptos Narrow" w:eastAsia="Times New Roman" w:hAnsi="Aptos Narrow" w:cs="Times New Roman"/>
+                <w:color w:val="000000"/>
+                <w:kern w:val="0"/>
+                <w:sz w:val="22"/>
+                <w:szCs w:val="22"/>
+                <w14:ligatures w14:val="none"/>
+              </w:rPr>
+            </w:pPr>
+            <w:r>
+              <w:rPr>
+                <w:rFonts w:ascii="Aptos Narrow" w:eastAsia="Times New Roman" w:hAnsi="Aptos Narrow" w:cs="Times New Roman"/>
+                <w:color w:val="000000"/>
+                <w:kern w:val="0"/>
+                <w:sz w:val="22"/>
+                <w:szCs w:val="22"/>
+                <w14:ligatures w14:val="none"/>
+              </w:rPr>
+              <w:t>RAM</w:t>
+            </w:r>
+          </w:p>
+        </w:tc>
+      </w:tr>
+      <w:tr>
+        <w:trPr>
+          <w:trHeight w:val="300"/>
+        </w:trPr>
+        <w:tc>
+          <w:tcPr>
+            <w:tcW w:w="1780" w:type="dxa"/>
+            <w:tcBorders>
+              <w:top w:val="nil"/>
+              <w:left w:val="nil"/>
+              <w:bottom w:val="nil"/>
+              <w:right w:val="nil"/>
+            </w:tcBorders>
+            <w:shd w:val="clear" w:color="auto" w:fill="auto"/>
+            <w:noWrap/>
+            <w:vAlign w:val="bottom"/>
+            <w:hideMark/>
+          </w:tcPr>
+          <w:p>
+            <w:pPr>
+              <w:spacing w:after="0" w:line="240" w:lineRule="auto"/>
+              <w:rPr>
+                <w:rFonts w:ascii="Aptos Narrow" w:eastAsia="Times New Roman" w:hAnsi="Aptos Narrow" w:cs="Times New Roman"/>
+                <w:color w:val="000000"/>
+                <w:kern w:val="0"/>
+                <w:sz w:val="22"/>
+                <w:szCs w:val="22"/>
+                <w14:ligatures w14:val="none"/>
+              </w:rPr>
+            </w:pPr>
+            <w:r>
+              <w:rPr>
+                <w:rFonts w:ascii="Aptos Narrow" w:eastAsia="Times New Roman" w:hAnsi="Aptos Narrow" w:cs="Times New Roman"/>
+                <w:color w:val="000000"/>
+                <w:kern w:val="0"/>
+                <w:sz w:val="22"/>
+                <w:szCs w:val="22"/>
+                <w14:ligatures w14:val="none"/>
+              </w:rPr>
+              <w:t>CODFAPL</w:t>
+            </w:r>
+          </w:p>
+        </w:tc>
+        <w:tc>
+          <w:tcPr>
+            <w:tcW w:w="2620" w:type="dxa"/>
+            <w:tcBorders>
+              <w:top w:val="nil"/>
+              <w:left w:val="nil"/>
+              <w:bottom w:val="nil"/>
+              <w:right w:val="nil"/>
+            </w:tcBorders>
+            <w:shd w:val="clear" w:color="auto" w:fill="auto"/>
+            <w:noWrap/>
+            <w:vAlign w:val="bottom"/>
+            <w:hideMark/>
+          </w:tcPr>
+          <w:p>
+            <w:pPr>
+              <w:spacing w:after="0" w:line="240" w:lineRule="auto"/>
+              <w:jc w:val="center"/>
+              <w:rPr>
+                <w:rFonts w:ascii="Aptos Narrow" w:eastAsia="Times New Roman" w:hAnsi="Aptos Narrow" w:cs="Times New Roman"/>
+                <w:color w:val="000000"/>
+                <w:kern w:val="0"/>
+                <w:sz w:val="22"/>
+                <w:szCs w:val="22"/>
+                <w14:ligatures w14:val="none"/>
+              </w:rPr>
+            </w:pPr>
+            <w:r>
+              <w:rPr>
+                <w:rFonts w:ascii="Aptos Narrow" w:eastAsia="Times New Roman" w:hAnsi="Aptos Narrow" w:cs="Times New Roman"/>
+                <w:color w:val="000000"/>
+                <w:kern w:val="0"/>
+                <w:sz w:val="22"/>
+                <w:szCs w:val="22"/>
+                <w14:ligatures w14:val="none"/>
+              </w:rPr>
+              <w:t xml:space="preserve"> Faroe Plateau</w:t>
+            </w:r>
+          </w:p>
+        </w:tc>
+        <w:tc>
+          <w:tcPr>
+            <w:tcW w:w="1260" w:type="dxa"/>
+            <w:tcBorders>
+              <w:top w:val="nil"/>
+              <w:left w:val="nil"/>
+              <w:bottom w:val="nil"/>
+              <w:right w:val="nil"/>
+            </w:tcBorders>
+            <w:shd w:val="clear" w:color="auto" w:fill="auto"/>
+            <w:noWrap/>
+            <w:vAlign w:val="bottom"/>
+            <w:hideMark/>
+          </w:tcPr>
+          <w:p>
+            <w:pPr>
+              <w:spacing w:after="0" w:line="240" w:lineRule="auto"/>
+              <w:jc w:val="center"/>
+              <w:rPr>
+                <w:rFonts w:ascii="Aptos Narrow" w:eastAsia="Times New Roman" w:hAnsi="Aptos Narrow" w:cs="Times New Roman"/>
+                <w:color w:val="000000"/>
+                <w:kern w:val="0"/>
+                <w:sz w:val="22"/>
+                <w:szCs w:val="22"/>
+                <w14:ligatures w14:val="none"/>
+              </w:rPr>
+            </w:pPr>
+            <w:r>
+              <w:rPr>
+                <w:rFonts w:ascii="Aptos Narrow" w:eastAsia="Times New Roman" w:hAnsi="Aptos Narrow" w:cs="Times New Roman"/>
+                <w:color w:val="000000"/>
+                <w:kern w:val="0"/>
+                <w:sz w:val="22"/>
+                <w:szCs w:val="22"/>
+                <w14:ligatures w14:val="none"/>
+              </w:rPr>
+              <w:t>1958-2022</w:t>
+            </w:r>
+          </w:p>
+        </w:tc>
+        <w:tc>
+          <w:tcPr>
+            <w:tcW w:w="2300" w:type="dxa"/>
+            <w:tcBorders>
+              <w:top w:val="nil"/>
+              <w:left w:val="nil"/>
+              <w:bottom w:val="nil"/>
+              <w:right w:val="nil"/>
+            </w:tcBorders>
+            <w:shd w:val="clear" w:color="auto" w:fill="auto"/>
+            <w:noWrap/>
+            <w:vAlign w:val="bottom"/>
+            <w:hideMark/>
+          </w:tcPr>
+          <w:p>
+            <w:pPr>
+              <w:spacing w:after="0" w:line="240" w:lineRule="auto"/>
+              <w:jc w:val="center"/>
+              <w:rPr>
+                <w:rFonts w:ascii="Aptos Narrow" w:eastAsia="Times New Roman" w:hAnsi="Aptos Narrow" w:cs="Times New Roman"/>
+                <w:color w:val="000000"/>
+                <w:kern w:val="0"/>
+                <w:sz w:val="22"/>
+                <w:szCs w:val="22"/>
+                <w14:ligatures w14:val="none"/>
+              </w:rPr>
+            </w:pPr>
+            <w:r>
+              <w:rPr>
+                <w:rFonts w:ascii="Aptos Narrow" w:eastAsia="Times New Roman" w:hAnsi="Aptos Narrow" w:cs="Times New Roman"/>
+                <w:color w:val="000000"/>
+                <w:kern w:val="0"/>
+                <w:sz w:val="22"/>
+                <w:szCs w:val="22"/>
+                <w14:ligatures w14:val="none"/>
+              </w:rPr>
+              <w:t>Faroe Islands</w:t>
+            </w:r>
+          </w:p>
+        </w:tc>
+        <w:tc>
+          <w:tcPr>
+            <w:tcW w:w="1400" w:type="dxa"/>
+            <w:tcBorders>
+              <w:top w:val="nil"/>
+              <w:left w:val="nil"/>
+              <w:bottom w:val="nil"/>
+              <w:right w:val="nil"/>
+            </w:tcBorders>
+          </w:tcPr>
+          <w:p>
+            <w:pPr>
+              <w:spacing w:after="0" w:line="240" w:lineRule="auto"/>
+              <w:jc w:val="center"/>
+              <w:rPr>
+                <w:rFonts w:ascii="Aptos Narrow" w:eastAsia="Times New Roman" w:hAnsi="Aptos Narrow" w:cs="Times New Roman"/>
+                <w:color w:val="000000"/>
+                <w:kern w:val="0"/>
+                <w:sz w:val="22"/>
+                <w:szCs w:val="22"/>
+                <w14:ligatures w14:val="none"/>
+              </w:rPr>
+            </w:pPr>
+            <w:r>
+              <w:rPr>
+                <w:rFonts w:ascii="Aptos Narrow" w:eastAsia="Times New Roman" w:hAnsi="Aptos Narrow" w:cs="Times New Roman"/>
+                <w:color w:val="000000"/>
+                <w:kern w:val="0"/>
+                <w:sz w:val="22"/>
+                <w:szCs w:val="22"/>
+                <w14:ligatures w14:val="none"/>
+              </w:rPr>
+              <w:t>RAM</w:t>
+            </w:r>
+          </w:p>
+        </w:tc>
+      </w:tr>
+      <w:tr>
+        <w:trPr>
+          <w:trHeight w:val="300"/>
+        </w:trPr>
+        <w:tc>
+          <w:tcPr>
+            <w:tcW w:w="1780" w:type="dxa"/>
+            <w:tcBorders>
+              <w:top w:val="nil"/>
+              <w:left w:val="nil"/>
+              <w:bottom w:val="nil"/>
+              <w:right w:val="nil"/>
+            </w:tcBorders>
+            <w:shd w:val="clear" w:color="auto" w:fill="auto"/>
+            <w:noWrap/>
+            <w:vAlign w:val="bottom"/>
+            <w:hideMark/>
+          </w:tcPr>
+          <w:p>
+            <w:pPr>
+              <w:spacing w:after="0" w:line="240" w:lineRule="auto"/>
+              <w:rPr>
+                <w:rFonts w:ascii="Aptos Narrow" w:eastAsia="Times New Roman" w:hAnsi="Aptos Narrow" w:cs="Times New Roman"/>
+                <w:color w:val="000000"/>
+                <w:kern w:val="0"/>
+                <w:sz w:val="22"/>
+                <w:szCs w:val="22"/>
+                <w14:ligatures w14:val="none"/>
+              </w:rPr>
+            </w:pPr>
+            <w:r>
+              <w:rPr>
+                <w:rFonts w:ascii="Aptos Narrow" w:eastAsia="Times New Roman" w:hAnsi="Aptos Narrow" w:cs="Times New Roman"/>
+                <w:color w:val="000000"/>
+                <w:kern w:val="0"/>
+                <w:sz w:val="22"/>
+                <w:szCs w:val="22"/>
+                <w14:ligatures w14:val="none"/>
+              </w:rPr>
+              <w:t>CODICE</w:t>
+            </w:r>
+          </w:p>
+        </w:tc>
+        <w:tc>
+          <w:tcPr>
+            <w:tcW w:w="2620" w:type="dxa"/>
+            <w:tcBorders>
+              <w:top w:val="nil"/>
+              <w:left w:val="nil"/>
+              <w:bottom w:val="nil"/>
+              <w:right w:val="nil"/>
+            </w:tcBorders>
+            <w:shd w:val="clear" w:color="auto" w:fill="auto"/>
+            <w:noWrap/>
+            <w:vAlign w:val="bottom"/>
+            <w:hideMark/>
+          </w:tcPr>
+          <w:p>
+            <w:pPr>
+              <w:spacing w:after="0" w:line="240" w:lineRule="auto"/>
+              <w:jc w:val="center"/>
+              <w:rPr>
+                <w:rFonts w:ascii="Aptos Narrow" w:eastAsia="Times New Roman" w:hAnsi="Aptos Narrow" w:cs="Times New Roman"/>
+                <w:color w:val="000000"/>
+                <w:kern w:val="0"/>
+                <w:sz w:val="22"/>
+                <w:szCs w:val="22"/>
+                <w14:ligatures w14:val="none"/>
+              </w:rPr>
+            </w:pPr>
+            <w:r>
+              <w:rPr>
+                <w:rFonts w:ascii="Aptos Narrow" w:eastAsia="Times New Roman" w:hAnsi="Aptos Narrow" w:cs="Times New Roman"/>
+                <w:color w:val="000000"/>
+                <w:kern w:val="0"/>
+                <w:sz w:val="22"/>
+                <w:szCs w:val="22"/>
+                <w14:ligatures w14:val="none"/>
+              </w:rPr>
+              <w:t xml:space="preserve"> Iceland Grounds</w:t>
+            </w:r>
+          </w:p>
+        </w:tc>
+        <w:tc>
+          <w:tcPr>
+            <w:tcW w:w="1260" w:type="dxa"/>
+            <w:tcBorders>
+              <w:top w:val="nil"/>
+              <w:left w:val="nil"/>
+              <w:bottom w:val="nil"/>
+              <w:right w:val="nil"/>
+            </w:tcBorders>
+            <w:shd w:val="clear" w:color="auto" w:fill="auto"/>
+            <w:noWrap/>
+            <w:vAlign w:val="bottom"/>
+            <w:hideMark/>
+          </w:tcPr>
+          <w:p>
+            <w:pPr>
+              <w:spacing w:after="0" w:line="240" w:lineRule="auto"/>
+              <w:jc w:val="center"/>
+              <w:rPr>
+                <w:rFonts w:ascii="Aptos Narrow" w:eastAsia="Times New Roman" w:hAnsi="Aptos Narrow" w:cs="Times New Roman"/>
+                <w:color w:val="000000"/>
+                <w:kern w:val="0"/>
+                <w:sz w:val="22"/>
+                <w:szCs w:val="22"/>
+                <w14:ligatures w14:val="none"/>
+              </w:rPr>
+            </w:pPr>
+            <w:r>
+              <w:rPr>
+                <w:rFonts w:ascii="Aptos Narrow" w:eastAsia="Times New Roman" w:hAnsi="Aptos Narrow" w:cs="Times New Roman"/>
+                <w:color w:val="000000"/>
+                <w:kern w:val="0"/>
+                <w:sz w:val="22"/>
+                <w:szCs w:val="22"/>
+                <w14:ligatures w14:val="none"/>
+              </w:rPr>
+              <w:t>1955-2023</w:t>
+            </w:r>
+          </w:p>
+        </w:tc>
+        <w:tc>
+          <w:tcPr>
+            <w:tcW w:w="2300" w:type="dxa"/>
+            <w:tcBorders>
+              <w:top w:val="nil"/>
+              <w:left w:val="nil"/>
+              <w:bottom w:val="nil"/>
+              <w:right w:val="nil"/>
+            </w:tcBorders>
+            <w:shd w:val="clear" w:color="auto" w:fill="auto"/>
+            <w:noWrap/>
+            <w:vAlign w:val="bottom"/>
+            <w:hideMark/>
+          </w:tcPr>
+          <w:p>
+            <w:pPr>
+              <w:spacing w:after="0" w:line="240" w:lineRule="auto"/>
+              <w:jc w:val="center"/>
+              <w:rPr>
+                <w:rFonts w:ascii="Aptos Narrow" w:eastAsia="Times New Roman" w:hAnsi="Aptos Narrow" w:cs="Times New Roman"/>
+                <w:color w:val="000000"/>
+                <w:kern w:val="0"/>
+                <w:sz w:val="22"/>
+                <w:szCs w:val="22"/>
+                <w14:ligatures w14:val="none"/>
+              </w:rPr>
+            </w:pPr>
+            <w:r>
+              <w:rPr>
+                <w:rFonts w:ascii="Aptos Narrow" w:eastAsia="Times New Roman" w:hAnsi="Aptos Narrow" w:cs="Times New Roman"/>
+                <w:color w:val="000000"/>
+                <w:kern w:val="0"/>
+                <w:sz w:val="22"/>
+                <w:szCs w:val="22"/>
+                <w14:ligatures w14:val="none"/>
+              </w:rPr>
+              <w:t>Iceland</w:t>
+            </w:r>
+          </w:p>
+        </w:tc>
+        <w:tc>
+          <w:tcPr>
+            <w:tcW w:w="1400" w:type="dxa"/>
+            <w:tcBorders>
+              <w:top w:val="nil"/>
+              <w:left w:val="nil"/>
+              <w:bottom w:val="nil"/>
+              <w:right w:val="nil"/>
+            </w:tcBorders>
+          </w:tcPr>
+          <w:p>
+            <w:pPr>
+              <w:spacing w:after="0" w:line="240" w:lineRule="auto"/>
+              <w:jc w:val="center"/>
+              <w:rPr>
+                <w:rFonts w:ascii="Aptos Narrow" w:eastAsia="Times New Roman" w:hAnsi="Aptos Narrow" w:cs="Times New Roman"/>
+                <w:color w:val="000000"/>
+                <w:kern w:val="0"/>
+                <w:sz w:val="22"/>
+                <w:szCs w:val="22"/>
+                <w14:ligatures w14:val="none"/>
+              </w:rPr>
+            </w:pPr>
+            <w:r>
+              <w:rPr>
+                <w:rFonts w:ascii="Aptos Narrow" w:eastAsia="Times New Roman" w:hAnsi="Aptos Narrow" w:cs="Times New Roman"/>
+                <w:color w:val="000000"/>
+                <w:kern w:val="0"/>
+                <w:sz w:val="22"/>
+                <w:szCs w:val="22"/>
+                <w14:ligatures w14:val="none"/>
+              </w:rPr>
+              <w:t>RAM</w:t>
+            </w:r>
+          </w:p>
+        </w:tc>
+      </w:tr>
+      <w:tr>
+        <w:trPr>
+          <w:trHeight w:val="300"/>
+        </w:trPr>
+        <w:tc>
+          <w:tcPr>
+            <w:tcW w:w="1780" w:type="dxa"/>
+            <w:tcBorders>
+              <w:top w:val="nil"/>
+              <w:left w:val="nil"/>
+              <w:bottom w:val="nil"/>
+              <w:right w:val="nil"/>
+            </w:tcBorders>
+            <w:shd w:val="clear" w:color="auto" w:fill="auto"/>
+            <w:noWrap/>
+            <w:vAlign w:val="bottom"/>
+            <w:hideMark/>
+          </w:tcPr>
+          <w:p>
+            <w:pPr>
+              <w:spacing w:after="0" w:line="240" w:lineRule="auto"/>
+              <w:rPr>
+                <w:rFonts w:ascii="Aptos Narrow" w:eastAsia="Times New Roman" w:hAnsi="Aptos Narrow" w:cs="Times New Roman"/>
+                <w:color w:val="000000"/>
+                <w:kern w:val="0"/>
+                <w:sz w:val="22"/>
+                <w:szCs w:val="22"/>
+                <w14:ligatures w14:val="none"/>
+              </w:rPr>
+            </w:pPr>
+            <w:proofErr w:type="spellStart"/>
+            <w:r>
+              <w:rPr>
+                <w:rFonts w:ascii="Aptos Narrow" w:eastAsia="Times New Roman" w:hAnsi="Aptos Narrow" w:cs="Times New Roman"/>
+                <w:color w:val="000000"/>
+                <w:kern w:val="0"/>
+                <w:sz w:val="22"/>
+                <w:szCs w:val="22"/>
+                <w14:ligatures w14:val="none"/>
+              </w:rPr>
+              <w:t>CODIIIaW</w:t>
+            </w:r>
+            <w:proofErr w:type="spellEnd"/>
+            <w:r>
+              <w:rPr>
+                <w:rFonts w:ascii="Aptos Narrow" w:eastAsia="Times New Roman" w:hAnsi="Aptos Narrow" w:cs="Times New Roman"/>
+                <w:color w:val="000000"/>
+                <w:kern w:val="0"/>
+                <w:sz w:val="22"/>
+                <w:szCs w:val="22"/>
+                <w14:ligatures w14:val="none"/>
+              </w:rPr>
+              <w:t>-IV-VIId</w:t>
+            </w:r>
+          </w:p>
+        </w:tc>
+        <w:tc>
+          <w:tcPr>
+            <w:tcW w:w="2620" w:type="dxa"/>
+            <w:tcBorders>
+              <w:top w:val="nil"/>
+              <w:left w:val="nil"/>
+              <w:bottom w:val="nil"/>
+              <w:right w:val="nil"/>
+            </w:tcBorders>
+            <w:shd w:val="clear" w:color="auto" w:fill="auto"/>
+            <w:noWrap/>
+            <w:vAlign w:val="bottom"/>
+            <w:hideMark/>
+          </w:tcPr>
+          <w:p>
+            <w:pPr>
+              <w:spacing w:after="0" w:line="240" w:lineRule="auto"/>
+              <w:jc w:val="center"/>
+              <w:rPr>
+                <w:rFonts w:ascii="Aptos Narrow" w:eastAsia="Times New Roman" w:hAnsi="Aptos Narrow" w:cs="Times New Roman"/>
+                <w:color w:val="000000"/>
+                <w:kern w:val="0"/>
+                <w:sz w:val="22"/>
+                <w:szCs w:val="22"/>
+                <w14:ligatures w14:val="none"/>
+              </w:rPr>
+            </w:pPr>
+            <w:r>
+              <w:rPr>
+                <w:rFonts w:ascii="Aptos Narrow" w:eastAsia="Times New Roman" w:hAnsi="Aptos Narrow" w:cs="Times New Roman"/>
+                <w:color w:val="000000"/>
+                <w:kern w:val="0"/>
+                <w:sz w:val="22"/>
+                <w:szCs w:val="22"/>
+                <w14:ligatures w14:val="none"/>
+              </w:rPr>
+              <w:t xml:space="preserve"> ICES 3a(west)-4-7d</w:t>
+            </w:r>
+          </w:p>
+        </w:tc>
+        <w:tc>
+          <w:tcPr>
+            <w:tcW w:w="1260" w:type="dxa"/>
+            <w:tcBorders>
+              <w:top w:val="nil"/>
+              <w:left w:val="nil"/>
+              <w:bottom w:val="nil"/>
+              <w:right w:val="nil"/>
+            </w:tcBorders>
+            <w:shd w:val="clear" w:color="auto" w:fill="auto"/>
+            <w:noWrap/>
+            <w:vAlign w:val="bottom"/>
+            <w:hideMark/>
+          </w:tcPr>
+          <w:p>
+            <w:pPr>
+              <w:spacing w:after="0" w:line="240" w:lineRule="auto"/>
+              <w:jc w:val="center"/>
+              <w:rPr>
+                <w:rFonts w:ascii="Aptos Narrow" w:eastAsia="Times New Roman" w:hAnsi="Aptos Narrow" w:cs="Times New Roman"/>
+                <w:color w:val="000000"/>
+                <w:kern w:val="0"/>
+                <w:sz w:val="22"/>
+                <w:szCs w:val="22"/>
+                <w14:ligatures w14:val="none"/>
+              </w:rPr>
+            </w:pPr>
+            <w:r>
+              <w:rPr>
+                <w:rFonts w:ascii="Aptos Narrow" w:eastAsia="Times New Roman" w:hAnsi="Aptos Narrow" w:cs="Times New Roman"/>
+                <w:color w:val="000000"/>
+                <w:kern w:val="0"/>
+                <w:sz w:val="22"/>
+                <w:szCs w:val="22"/>
+                <w14:ligatures w14:val="none"/>
+              </w:rPr>
+              <w:t>1962-2022</w:t>
+            </w:r>
+          </w:p>
+        </w:tc>
+        <w:tc>
+          <w:tcPr>
+            <w:tcW w:w="2300" w:type="dxa"/>
+            <w:tcBorders>
+              <w:top w:val="nil"/>
+              <w:left w:val="nil"/>
+              <w:bottom w:val="nil"/>
+              <w:right w:val="nil"/>
+            </w:tcBorders>
+            <w:shd w:val="clear" w:color="auto" w:fill="auto"/>
+            <w:noWrap/>
+            <w:vAlign w:val="bottom"/>
+            <w:hideMark/>
+          </w:tcPr>
+          <w:p>
+            <w:pPr>
+              <w:spacing w:after="0" w:line="240" w:lineRule="auto"/>
+              <w:jc w:val="center"/>
+              <w:rPr>
+                <w:rFonts w:ascii="Aptos Narrow" w:eastAsia="Times New Roman" w:hAnsi="Aptos Narrow" w:cs="Times New Roman"/>
+                <w:color w:val="000000"/>
+                <w:kern w:val="0"/>
+                <w:sz w:val="22"/>
+                <w:szCs w:val="22"/>
+                <w14:ligatures w14:val="none"/>
+              </w:rPr>
+            </w:pPr>
+            <w:r>
+              <w:rPr>
+                <w:rFonts w:ascii="Aptos Narrow" w:eastAsia="Times New Roman" w:hAnsi="Aptos Narrow" w:cs="Times New Roman"/>
+                <w:color w:val="000000"/>
+                <w:kern w:val="0"/>
+                <w:sz w:val="22"/>
+                <w:szCs w:val="22"/>
+                <w14:ligatures w14:val="none"/>
+              </w:rPr>
+              <w:t>United Kingdom</w:t>
+            </w:r>
+          </w:p>
+        </w:tc>
+        <w:tc>
+          <w:tcPr>
+            <w:tcW w:w="1400" w:type="dxa"/>
+            <w:tcBorders>
+              <w:top w:val="nil"/>
+              <w:left w:val="nil"/>
+              <w:bottom w:val="nil"/>
+              <w:right w:val="nil"/>
+            </w:tcBorders>
+          </w:tcPr>
+          <w:p>
+            <w:pPr>
+              <w:spacing w:after="0" w:line="240" w:lineRule="auto"/>
+              <w:jc w:val="center"/>
+              <w:rPr>
+                <w:rFonts w:ascii="Aptos Narrow" w:eastAsia="Times New Roman" w:hAnsi="Aptos Narrow" w:cs="Times New Roman"/>
+                <w:color w:val="000000"/>
+                <w:kern w:val="0"/>
+                <w:sz w:val="22"/>
+                <w:szCs w:val="22"/>
+                <w14:ligatures w14:val="none"/>
+              </w:rPr>
+            </w:pPr>
+            <w:r>
+              <w:rPr>
+                <w:rFonts w:ascii="Aptos Narrow" w:eastAsia="Times New Roman" w:hAnsi="Aptos Narrow" w:cs="Times New Roman"/>
+                <w:color w:val="000000"/>
+                <w:kern w:val="0"/>
+                <w:sz w:val="22"/>
+                <w:szCs w:val="22"/>
+                <w14:ligatures w14:val="none"/>
+              </w:rPr>
+              <w:t>RAM</w:t>
+            </w:r>
+          </w:p>
+        </w:tc>
+      </w:tr>
+      <w:tr>
+        <w:trPr>
+          <w:trHeight w:val="300"/>
+        </w:trPr>
+        <w:tc>
+          <w:tcPr>
+            <w:tcW w:w="1780" w:type="dxa"/>
+            <w:tcBorders>
+              <w:top w:val="nil"/>
+              <w:left w:val="nil"/>
+              <w:bottom w:val="nil"/>
+              <w:right w:val="nil"/>
+            </w:tcBorders>
+            <w:shd w:val="clear" w:color="auto" w:fill="auto"/>
+            <w:noWrap/>
+            <w:vAlign w:val="bottom"/>
+            <w:hideMark/>
+          </w:tcPr>
+          <w:p>
+            <w:pPr>
+              <w:spacing w:after="0" w:line="240" w:lineRule="auto"/>
+              <w:rPr>
+                <w:rFonts w:ascii="Aptos Narrow" w:eastAsia="Times New Roman" w:hAnsi="Aptos Narrow" w:cs="Times New Roman"/>
+                <w:color w:val="000000"/>
+                <w:kern w:val="0"/>
+                <w:sz w:val="22"/>
+                <w:szCs w:val="22"/>
+                <w14:ligatures w14:val="none"/>
+              </w:rPr>
+            </w:pPr>
+            <w:r>
+              <w:rPr>
+                <w:rFonts w:ascii="Aptos Narrow" w:eastAsia="Times New Roman" w:hAnsi="Aptos Narrow" w:cs="Times New Roman"/>
+                <w:color w:val="000000"/>
+                <w:kern w:val="0"/>
+                <w:sz w:val="22"/>
+                <w:szCs w:val="22"/>
+                <w14:ligatures w14:val="none"/>
+              </w:rPr>
+              <w:t>CODIS</w:t>
+            </w:r>
+          </w:p>
+        </w:tc>
+        <w:tc>
+          <w:tcPr>
+            <w:tcW w:w="2620" w:type="dxa"/>
+            <w:tcBorders>
+              <w:top w:val="nil"/>
+              <w:left w:val="nil"/>
+              <w:bottom w:val="nil"/>
+              <w:right w:val="nil"/>
+            </w:tcBorders>
+            <w:shd w:val="clear" w:color="auto" w:fill="auto"/>
+            <w:noWrap/>
+            <w:vAlign w:val="bottom"/>
+            <w:hideMark/>
+          </w:tcPr>
+          <w:p>
+            <w:pPr>
+              <w:spacing w:after="0" w:line="240" w:lineRule="auto"/>
+              <w:jc w:val="center"/>
+              <w:rPr>
+                <w:rFonts w:ascii="Aptos Narrow" w:eastAsia="Times New Roman" w:hAnsi="Aptos Narrow" w:cs="Times New Roman"/>
+                <w:color w:val="000000"/>
+                <w:kern w:val="0"/>
+                <w:sz w:val="22"/>
+                <w:szCs w:val="22"/>
+                <w14:ligatures w14:val="none"/>
+              </w:rPr>
+            </w:pPr>
+            <w:r>
+              <w:rPr>
+                <w:rFonts w:ascii="Aptos Narrow" w:eastAsia="Times New Roman" w:hAnsi="Aptos Narrow" w:cs="Times New Roman"/>
+                <w:color w:val="000000"/>
+                <w:kern w:val="0"/>
+                <w:sz w:val="22"/>
+                <w:szCs w:val="22"/>
+                <w14:ligatures w14:val="none"/>
+              </w:rPr>
+              <w:t xml:space="preserve"> Irish Sea</w:t>
+            </w:r>
+          </w:p>
+        </w:tc>
+        <w:tc>
+          <w:tcPr>
+            <w:tcW w:w="1260" w:type="dxa"/>
+            <w:tcBorders>
+              <w:top w:val="nil"/>
+              <w:left w:val="nil"/>
+              <w:bottom w:val="nil"/>
+              <w:right w:val="nil"/>
+            </w:tcBorders>
+            <w:shd w:val="clear" w:color="auto" w:fill="auto"/>
+            <w:noWrap/>
+            <w:vAlign w:val="bottom"/>
+            <w:hideMark/>
+          </w:tcPr>
+          <w:p>
+            <w:pPr>
+              <w:spacing w:after="0" w:line="240" w:lineRule="auto"/>
+              <w:jc w:val="center"/>
+              <w:rPr>
+                <w:rFonts w:ascii="Aptos Narrow" w:eastAsia="Times New Roman" w:hAnsi="Aptos Narrow" w:cs="Times New Roman"/>
+                <w:color w:val="000000"/>
+                <w:kern w:val="0"/>
+                <w:sz w:val="22"/>
+                <w:szCs w:val="22"/>
+                <w14:ligatures w14:val="none"/>
+              </w:rPr>
+            </w:pPr>
+            <w:r>
+              <w:rPr>
+                <w:rFonts w:ascii="Aptos Narrow" w:eastAsia="Times New Roman" w:hAnsi="Aptos Narrow" w:cs="Times New Roman"/>
+                <w:color w:val="000000"/>
+                <w:kern w:val="0"/>
+                <w:sz w:val="22"/>
+                <w:szCs w:val="22"/>
+                <w14:ligatures w14:val="none"/>
+              </w:rPr>
+              <w:t>1968-2023</w:t>
+            </w:r>
+          </w:p>
+        </w:tc>
+        <w:tc>
+          <w:tcPr>
+            <w:tcW w:w="2300" w:type="dxa"/>
+            <w:tcBorders>
+              <w:top w:val="nil"/>
+              <w:left w:val="nil"/>
+              <w:bottom w:val="nil"/>
+              <w:right w:val="nil"/>
+            </w:tcBorders>
+            <w:shd w:val="clear" w:color="auto" w:fill="auto"/>
+            <w:noWrap/>
+            <w:vAlign w:val="bottom"/>
+            <w:hideMark/>
+          </w:tcPr>
+          <w:p>
+            <w:pPr>
+              <w:spacing w:after="0" w:line="240" w:lineRule="auto"/>
+              <w:jc w:val="center"/>
+              <w:rPr>
+                <w:rFonts w:ascii="Aptos Narrow" w:eastAsia="Times New Roman" w:hAnsi="Aptos Narrow" w:cs="Times New Roman"/>
+                <w:color w:val="000000"/>
+                <w:kern w:val="0"/>
+                <w:sz w:val="22"/>
+                <w:szCs w:val="22"/>
+                <w14:ligatures w14:val="none"/>
+              </w:rPr>
+            </w:pPr>
+            <w:r>
+              <w:rPr>
+                <w:rFonts w:ascii="Aptos Narrow" w:eastAsia="Times New Roman" w:hAnsi="Aptos Narrow" w:cs="Times New Roman"/>
+                <w:color w:val="000000"/>
+                <w:kern w:val="0"/>
+                <w:sz w:val="22"/>
+                <w:szCs w:val="22"/>
+                <w14:ligatures w14:val="none"/>
+              </w:rPr>
+              <w:t>Ireland</w:t>
+            </w:r>
+          </w:p>
+        </w:tc>
+        <w:tc>
+          <w:tcPr>
+            <w:tcW w:w="1400" w:type="dxa"/>
+            <w:tcBorders>
+              <w:top w:val="nil"/>
+              <w:left w:val="nil"/>
+              <w:bottom w:val="nil"/>
+              <w:right w:val="nil"/>
+            </w:tcBorders>
+          </w:tcPr>
+          <w:p>
+            <w:pPr>
+              <w:spacing w:after="0" w:line="240" w:lineRule="auto"/>
+              <w:jc w:val="center"/>
+              <w:rPr>
+                <w:rFonts w:ascii="Aptos Narrow" w:eastAsia="Times New Roman" w:hAnsi="Aptos Narrow" w:cs="Times New Roman"/>
+                <w:color w:val="000000"/>
+                <w:kern w:val="0"/>
+                <w:sz w:val="22"/>
+                <w:szCs w:val="22"/>
+                <w14:ligatures w14:val="none"/>
+              </w:rPr>
+            </w:pPr>
+            <w:r>
+              <w:rPr>
+                <w:rFonts w:ascii="Aptos Narrow" w:eastAsia="Times New Roman" w:hAnsi="Aptos Narrow" w:cs="Times New Roman"/>
+                <w:color w:val="000000"/>
+                <w:kern w:val="0"/>
+                <w:sz w:val="22"/>
+                <w:szCs w:val="22"/>
+                <w14:ligatures w14:val="none"/>
+              </w:rPr>
+              <w:t>RAM</w:t>
+            </w:r>
+          </w:p>
+        </w:tc>
+      </w:tr>
+      <w:tr>
+        <w:trPr>
+          <w:trHeight w:val="300"/>
+        </w:trPr>
+        <w:tc>
+          <w:tcPr>
+            <w:tcW w:w="1780" w:type="dxa"/>
+            <w:tcBorders>
+              <w:top w:val="nil"/>
+              <w:left w:val="nil"/>
+              <w:bottom w:val="nil"/>
+              <w:right w:val="nil"/>
+            </w:tcBorders>
+            <w:shd w:val="clear" w:color="auto" w:fill="auto"/>
+            <w:noWrap/>
+            <w:vAlign w:val="bottom"/>
+            <w:hideMark/>
+          </w:tcPr>
+          <w:p>
+            <w:pPr>
+              <w:spacing w:after="0" w:line="240" w:lineRule="auto"/>
+              <w:rPr>
+                <w:rFonts w:ascii="Aptos Narrow" w:eastAsia="Times New Roman" w:hAnsi="Aptos Narrow" w:cs="Times New Roman"/>
+                <w:color w:val="000000"/>
+                <w:kern w:val="0"/>
+                <w:sz w:val="22"/>
+                <w:szCs w:val="22"/>
+                <w14:ligatures w14:val="none"/>
+              </w:rPr>
+            </w:pPr>
+            <w:r>
+              <w:rPr>
+                <w:rFonts w:ascii="Aptos Narrow" w:eastAsia="Times New Roman" w:hAnsi="Aptos Narrow" w:cs="Times New Roman"/>
+                <w:color w:val="000000"/>
+                <w:kern w:val="0"/>
+                <w:sz w:val="22"/>
+                <w:szCs w:val="22"/>
+                <w14:ligatures w14:val="none"/>
+              </w:rPr>
+              <w:t>CODNEAR</w:t>
+            </w:r>
+          </w:p>
+        </w:tc>
+        <w:tc>
+          <w:tcPr>
+            <w:tcW w:w="2620" w:type="dxa"/>
+            <w:tcBorders>
+              <w:top w:val="nil"/>
+              <w:left w:val="nil"/>
+              <w:bottom w:val="nil"/>
+              <w:right w:val="nil"/>
+            </w:tcBorders>
+            <w:shd w:val="clear" w:color="auto" w:fill="auto"/>
+            <w:noWrap/>
+            <w:vAlign w:val="bottom"/>
+            <w:hideMark/>
+          </w:tcPr>
+          <w:p>
+            <w:pPr>
+              <w:spacing w:after="0" w:line="240" w:lineRule="auto"/>
+              <w:jc w:val="center"/>
+              <w:rPr>
+                <w:rFonts w:ascii="Aptos Narrow" w:eastAsia="Times New Roman" w:hAnsi="Aptos Narrow" w:cs="Times New Roman"/>
+                <w:color w:val="000000"/>
+                <w:kern w:val="0"/>
+                <w:sz w:val="22"/>
+                <w:szCs w:val="22"/>
+                <w14:ligatures w14:val="none"/>
+              </w:rPr>
+            </w:pPr>
+            <w:r>
+              <w:rPr>
+                <w:rFonts w:ascii="Aptos Narrow" w:eastAsia="Times New Roman" w:hAnsi="Aptos Narrow" w:cs="Times New Roman"/>
+                <w:color w:val="000000"/>
+                <w:kern w:val="0"/>
+                <w:sz w:val="22"/>
+                <w:szCs w:val="22"/>
+                <w14:ligatures w14:val="none"/>
+              </w:rPr>
+              <w:t xml:space="preserve"> North-East Arctic</w:t>
+            </w:r>
+          </w:p>
+        </w:tc>
+        <w:tc>
+          <w:tcPr>
+            <w:tcW w:w="1260" w:type="dxa"/>
+            <w:tcBorders>
+              <w:top w:val="nil"/>
+              <w:left w:val="nil"/>
+              <w:bottom w:val="nil"/>
+              <w:right w:val="nil"/>
+            </w:tcBorders>
+            <w:shd w:val="clear" w:color="auto" w:fill="auto"/>
+            <w:noWrap/>
+            <w:vAlign w:val="bottom"/>
+            <w:hideMark/>
+          </w:tcPr>
+          <w:p>
+            <w:pPr>
+              <w:spacing w:after="0" w:line="240" w:lineRule="auto"/>
+              <w:jc w:val="center"/>
+              <w:rPr>
+                <w:rFonts w:ascii="Aptos Narrow" w:eastAsia="Times New Roman" w:hAnsi="Aptos Narrow" w:cs="Times New Roman"/>
+                <w:color w:val="000000"/>
+                <w:kern w:val="0"/>
+                <w:sz w:val="22"/>
+                <w:szCs w:val="22"/>
+                <w14:ligatures w14:val="none"/>
+              </w:rPr>
+            </w:pPr>
+            <w:r>
+              <w:rPr>
+                <w:rFonts w:ascii="Aptos Narrow" w:eastAsia="Times New Roman" w:hAnsi="Aptos Narrow" w:cs="Times New Roman"/>
+                <w:color w:val="000000"/>
+                <w:kern w:val="0"/>
+                <w:sz w:val="22"/>
+                <w:szCs w:val="22"/>
+                <w14:ligatures w14:val="none"/>
+              </w:rPr>
+              <w:t>1943-2021</w:t>
+            </w:r>
+          </w:p>
+        </w:tc>
+        <w:tc>
+          <w:tcPr>
+            <w:tcW w:w="2300" w:type="dxa"/>
+            <w:tcBorders>
+              <w:top w:val="nil"/>
+              <w:left w:val="nil"/>
+              <w:bottom w:val="nil"/>
+              <w:right w:val="nil"/>
+            </w:tcBorders>
+            <w:shd w:val="clear" w:color="auto" w:fill="auto"/>
+            <w:noWrap/>
+            <w:vAlign w:val="bottom"/>
+            <w:hideMark/>
+          </w:tcPr>
+          <w:p>
+            <w:pPr>
+              <w:spacing w:after="0" w:line="240" w:lineRule="auto"/>
+              <w:jc w:val="center"/>
+              <w:rPr>
+                <w:rFonts w:ascii="Aptos Narrow" w:eastAsia="Times New Roman" w:hAnsi="Aptos Narrow" w:cs="Times New Roman"/>
+                <w:color w:val="000000"/>
+                <w:kern w:val="0"/>
+                <w:sz w:val="22"/>
+                <w:szCs w:val="22"/>
+                <w14:ligatures w14:val="none"/>
+              </w:rPr>
+            </w:pPr>
+            <w:r>
+              <w:rPr>
+                <w:rFonts w:ascii="Aptos Narrow" w:eastAsia="Times New Roman" w:hAnsi="Aptos Narrow" w:cs="Times New Roman"/>
+                <w:color w:val="000000"/>
+                <w:kern w:val="0"/>
+                <w:sz w:val="22"/>
+                <w:szCs w:val="22"/>
+                <w14:ligatures w14:val="none"/>
+              </w:rPr>
+              <w:t>Norway</w:t>
+            </w:r>
+          </w:p>
+        </w:tc>
+        <w:tc>
+          <w:tcPr>
+            <w:tcW w:w="1400" w:type="dxa"/>
+            <w:tcBorders>
+              <w:top w:val="nil"/>
+              <w:left w:val="nil"/>
+              <w:bottom w:val="nil"/>
+              <w:right w:val="nil"/>
+            </w:tcBorders>
+          </w:tcPr>
+          <w:p>
+            <w:pPr>
+              <w:spacing w:after="0" w:line="240" w:lineRule="auto"/>
+              <w:jc w:val="center"/>
+              <w:rPr>
+                <w:rFonts w:ascii="Aptos Narrow" w:eastAsia="Times New Roman" w:hAnsi="Aptos Narrow" w:cs="Times New Roman"/>
+                <w:color w:val="000000"/>
+                <w:kern w:val="0"/>
+                <w:sz w:val="22"/>
+                <w:szCs w:val="22"/>
+                <w14:ligatures w14:val="none"/>
+              </w:rPr>
+            </w:pPr>
+            <w:r>
+              <w:rPr>
+                <w:rFonts w:ascii="Aptos Narrow" w:eastAsia="Times New Roman" w:hAnsi="Aptos Narrow" w:cs="Times New Roman"/>
+                <w:color w:val="000000"/>
+                <w:kern w:val="0"/>
+                <w:sz w:val="22"/>
+                <w:szCs w:val="22"/>
+                <w14:ligatures w14:val="none"/>
+              </w:rPr>
+              <w:t>RAM</w:t>
+            </w:r>
+          </w:p>
+        </w:tc>
+      </w:tr>
+      <w:tr>
+        <w:trPr>
+          <w:trHeight w:val="300"/>
+        </w:trPr>
+        <w:tc>
+          <w:tcPr>
+            <w:tcW w:w="1780" w:type="dxa"/>
+            <w:tcBorders>
+              <w:top w:val="nil"/>
+              <w:left w:val="nil"/>
+              <w:bottom w:val="nil"/>
+              <w:right w:val="nil"/>
+            </w:tcBorders>
+            <w:shd w:val="clear" w:color="auto" w:fill="auto"/>
+            <w:noWrap/>
+            <w:vAlign w:val="bottom"/>
+            <w:hideMark/>
+          </w:tcPr>
+          <w:p>
+            <w:pPr>
+              <w:spacing w:after="0" w:line="240" w:lineRule="auto"/>
+              <w:rPr>
+                <w:rFonts w:ascii="Aptos Narrow" w:eastAsia="Times New Roman" w:hAnsi="Aptos Narrow" w:cs="Times New Roman"/>
+                <w:color w:val="000000"/>
+                <w:kern w:val="0"/>
+                <w:sz w:val="22"/>
+                <w:szCs w:val="22"/>
+                <w14:ligatures w14:val="none"/>
+              </w:rPr>
+            </w:pPr>
+            <w:proofErr w:type="spellStart"/>
+            <w:r>
+              <w:rPr>
+                <w:rFonts w:ascii="Aptos Narrow" w:eastAsia="Times New Roman" w:hAnsi="Aptos Narrow" w:cs="Times New Roman"/>
+                <w:color w:val="000000"/>
+                <w:kern w:val="0"/>
+                <w:sz w:val="22"/>
+                <w:szCs w:val="22"/>
+                <w14:ligatures w14:val="none"/>
+              </w:rPr>
+              <w:t>CODVIa</w:t>
+            </w:r>
+            <w:proofErr w:type="spellEnd"/>
+          </w:p>
+        </w:tc>
+        <w:tc>
+          <w:tcPr>
+            <w:tcW w:w="2620" w:type="dxa"/>
+            <w:tcBorders>
+              <w:top w:val="nil"/>
+              <w:left w:val="nil"/>
+              <w:bottom w:val="nil"/>
+              <w:right w:val="nil"/>
+            </w:tcBorders>
+            <w:shd w:val="clear" w:color="auto" w:fill="auto"/>
+            <w:noWrap/>
+            <w:vAlign w:val="bottom"/>
+            <w:hideMark/>
+          </w:tcPr>
+          <w:p>
+            <w:pPr>
+              <w:spacing w:after="0" w:line="240" w:lineRule="auto"/>
+              <w:jc w:val="center"/>
+              <w:rPr>
+                <w:rFonts w:ascii="Aptos Narrow" w:eastAsia="Times New Roman" w:hAnsi="Aptos Narrow" w:cs="Times New Roman"/>
+                <w:color w:val="000000"/>
+                <w:kern w:val="0"/>
+                <w:sz w:val="22"/>
+                <w:szCs w:val="22"/>
+                <w14:ligatures w14:val="none"/>
+              </w:rPr>
+            </w:pPr>
+            <w:r>
+              <w:rPr>
+                <w:rFonts w:ascii="Aptos Narrow" w:eastAsia="Times New Roman" w:hAnsi="Aptos Narrow" w:cs="Times New Roman"/>
+                <w:color w:val="000000"/>
+                <w:kern w:val="0"/>
+                <w:sz w:val="22"/>
+                <w:szCs w:val="22"/>
+                <w14:ligatures w14:val="none"/>
+              </w:rPr>
+              <w:t xml:space="preserve"> West of Scotland</w:t>
+            </w:r>
+          </w:p>
+        </w:tc>
+        <w:tc>
+          <w:tcPr>
+            <w:tcW w:w="1260" w:type="dxa"/>
+            <w:tcBorders>
+              <w:top w:val="nil"/>
+              <w:left w:val="nil"/>
+              <w:bottom w:val="nil"/>
+              <w:right w:val="nil"/>
+            </w:tcBorders>
+            <w:shd w:val="clear" w:color="auto" w:fill="auto"/>
+            <w:noWrap/>
+            <w:vAlign w:val="bottom"/>
+            <w:hideMark/>
+          </w:tcPr>
+          <w:p>
+            <w:pPr>
+              <w:spacing w:after="0" w:line="240" w:lineRule="auto"/>
+              <w:jc w:val="center"/>
+              <w:rPr>
+                <w:rFonts w:ascii="Aptos Narrow" w:eastAsia="Times New Roman" w:hAnsi="Aptos Narrow" w:cs="Times New Roman"/>
+                <w:color w:val="000000"/>
+                <w:kern w:val="0"/>
+                <w:sz w:val="22"/>
+                <w:szCs w:val="22"/>
+                <w14:ligatures w14:val="none"/>
+              </w:rPr>
+            </w:pPr>
+            <w:r>
+              <w:rPr>
+                <w:rFonts w:ascii="Aptos Narrow" w:eastAsia="Times New Roman" w:hAnsi="Aptos Narrow" w:cs="Times New Roman"/>
+                <w:color w:val="000000"/>
+                <w:kern w:val="0"/>
+                <w:sz w:val="22"/>
+                <w:szCs w:val="22"/>
+                <w14:ligatures w14:val="none"/>
+              </w:rPr>
+              <w:t>1980-2022</w:t>
+            </w:r>
+          </w:p>
+        </w:tc>
+        <w:tc>
+          <w:tcPr>
+            <w:tcW w:w="2300" w:type="dxa"/>
+            <w:tcBorders>
+              <w:top w:val="nil"/>
+              <w:left w:val="nil"/>
+              <w:bottom w:val="nil"/>
+              <w:right w:val="nil"/>
+            </w:tcBorders>
+            <w:shd w:val="clear" w:color="auto" w:fill="auto"/>
+            <w:noWrap/>
+            <w:vAlign w:val="bottom"/>
+            <w:hideMark/>
+          </w:tcPr>
+          <w:p>
+            <w:pPr>
+              <w:spacing w:after="0" w:line="240" w:lineRule="auto"/>
+              <w:jc w:val="center"/>
+              <w:rPr>
+                <w:rFonts w:ascii="Aptos Narrow" w:eastAsia="Times New Roman" w:hAnsi="Aptos Narrow" w:cs="Times New Roman"/>
+                <w:color w:val="000000"/>
+                <w:kern w:val="0"/>
+                <w:sz w:val="22"/>
+                <w:szCs w:val="22"/>
+                <w14:ligatures w14:val="none"/>
+              </w:rPr>
+            </w:pPr>
+            <w:r>
+              <w:rPr>
+                <w:rFonts w:ascii="Aptos Narrow" w:eastAsia="Times New Roman" w:hAnsi="Aptos Narrow" w:cs="Times New Roman"/>
+                <w:color w:val="000000"/>
+                <w:kern w:val="0"/>
+                <w:sz w:val="22"/>
+                <w:szCs w:val="22"/>
+                <w14:ligatures w14:val="none"/>
+              </w:rPr>
+              <w:t>United Kingdom</w:t>
+            </w:r>
+          </w:p>
+        </w:tc>
+        <w:tc>
+          <w:tcPr>
+            <w:tcW w:w="1400" w:type="dxa"/>
+            <w:tcBorders>
+              <w:top w:val="nil"/>
+              <w:left w:val="nil"/>
+              <w:bottom w:val="nil"/>
+              <w:right w:val="nil"/>
+            </w:tcBorders>
+          </w:tcPr>
+          <w:p>
+            <w:pPr>
+              <w:spacing w:after="0" w:line="240" w:lineRule="auto"/>
+              <w:jc w:val="center"/>
+              <w:rPr>
+                <w:rFonts w:ascii="Aptos Narrow" w:eastAsia="Times New Roman" w:hAnsi="Aptos Narrow" w:cs="Times New Roman"/>
+                <w:color w:val="000000"/>
+                <w:kern w:val="0"/>
+                <w:sz w:val="22"/>
+                <w:szCs w:val="22"/>
+                <w14:ligatures w14:val="none"/>
+              </w:rPr>
+            </w:pPr>
+            <w:r>
+              <w:rPr>
+                <w:rFonts w:ascii="Aptos Narrow" w:eastAsia="Times New Roman" w:hAnsi="Aptos Narrow" w:cs="Times New Roman"/>
+                <w:color w:val="000000"/>
+                <w:kern w:val="0"/>
+                <w:sz w:val="22"/>
+                <w:szCs w:val="22"/>
+                <w14:ligatures w14:val="none"/>
+              </w:rPr>
+              <w:t>RAM</w:t>
+            </w:r>
+          </w:p>
+        </w:tc>
+      </w:tr>
+      <w:tr>
+        <w:trPr>
+          <w:trHeight w:val="300"/>
+        </w:trPr>
+        <w:tc>
+          <w:tcPr>
+            <w:tcW w:w="1780" w:type="dxa"/>
+            <w:tcBorders>
+              <w:top w:val="nil"/>
+              <w:left w:val="nil"/>
+              <w:bottom w:val="nil"/>
+              <w:right w:val="nil"/>
+            </w:tcBorders>
+            <w:shd w:val="clear" w:color="auto" w:fill="auto"/>
+            <w:noWrap/>
+            <w:vAlign w:val="bottom"/>
+            <w:hideMark/>
+          </w:tcPr>
+          <w:p>
+            <w:pPr>
+              <w:spacing w:after="0" w:line="240" w:lineRule="auto"/>
+              <w:rPr>
+                <w:rFonts w:ascii="Aptos Narrow" w:eastAsia="Times New Roman" w:hAnsi="Aptos Narrow" w:cs="Times New Roman"/>
+                <w:color w:val="000000"/>
+                <w:kern w:val="0"/>
+                <w:sz w:val="22"/>
+                <w:szCs w:val="22"/>
+                <w14:ligatures w14:val="none"/>
+              </w:rPr>
+            </w:pPr>
+            <w:proofErr w:type="spellStart"/>
+            <w:r>
+              <w:rPr>
+                <w:rFonts w:ascii="Aptos Narrow" w:eastAsia="Times New Roman" w:hAnsi="Aptos Narrow" w:cs="Times New Roman"/>
+                <w:color w:val="000000"/>
+                <w:kern w:val="0"/>
+                <w:sz w:val="22"/>
+                <w:szCs w:val="22"/>
+                <w14:ligatures w14:val="none"/>
+              </w:rPr>
+              <w:t>CODVIIek</w:t>
+            </w:r>
+            <w:proofErr w:type="spellEnd"/>
+          </w:p>
+        </w:tc>
+        <w:tc>
+          <w:tcPr>
+            <w:tcW w:w="2620" w:type="dxa"/>
+            <w:tcBorders>
+              <w:top w:val="nil"/>
+              <w:left w:val="nil"/>
+              <w:bottom w:val="nil"/>
+              <w:right w:val="nil"/>
+            </w:tcBorders>
+            <w:shd w:val="clear" w:color="auto" w:fill="auto"/>
+            <w:noWrap/>
+            <w:vAlign w:val="bottom"/>
+            <w:hideMark/>
+          </w:tcPr>
+          <w:p>
+            <w:pPr>
+              <w:spacing w:after="0" w:line="240" w:lineRule="auto"/>
+              <w:jc w:val="center"/>
+              <w:rPr>
+                <w:rFonts w:ascii="Aptos Narrow" w:eastAsia="Times New Roman" w:hAnsi="Aptos Narrow" w:cs="Times New Roman"/>
+                <w:color w:val="000000"/>
+                <w:kern w:val="0"/>
+                <w:sz w:val="22"/>
+                <w:szCs w:val="22"/>
+                <w14:ligatures w14:val="none"/>
+              </w:rPr>
+            </w:pPr>
+            <w:r>
+              <w:rPr>
+                <w:rFonts w:ascii="Aptos Narrow" w:eastAsia="Times New Roman" w:hAnsi="Aptos Narrow" w:cs="Times New Roman"/>
+                <w:color w:val="000000"/>
+                <w:kern w:val="0"/>
+                <w:sz w:val="22"/>
+                <w:szCs w:val="22"/>
+                <w14:ligatures w14:val="none"/>
+              </w:rPr>
+              <w:t xml:space="preserve"> Celtic Sea</w:t>
+            </w:r>
+          </w:p>
+        </w:tc>
+        <w:tc>
+          <w:tcPr>
+            <w:tcW w:w="1260" w:type="dxa"/>
+            <w:tcBorders>
+              <w:top w:val="nil"/>
+              <w:left w:val="nil"/>
+              <w:bottom w:val="nil"/>
+              <w:right w:val="nil"/>
+            </w:tcBorders>
+            <w:shd w:val="clear" w:color="auto" w:fill="auto"/>
+            <w:noWrap/>
+            <w:vAlign w:val="bottom"/>
+            <w:hideMark/>
+          </w:tcPr>
+          <w:p>
+            <w:pPr>
+              <w:spacing w:after="0" w:line="240" w:lineRule="auto"/>
+              <w:jc w:val="center"/>
+              <w:rPr>
+                <w:rFonts w:ascii="Aptos Narrow" w:eastAsia="Times New Roman" w:hAnsi="Aptos Narrow" w:cs="Times New Roman"/>
+                <w:color w:val="000000"/>
+                <w:kern w:val="0"/>
+                <w:sz w:val="22"/>
+                <w:szCs w:val="22"/>
+                <w14:ligatures w14:val="none"/>
+              </w:rPr>
+            </w:pPr>
+            <w:r>
+              <w:rPr>
+                <w:rFonts w:ascii="Aptos Narrow" w:eastAsia="Times New Roman" w:hAnsi="Aptos Narrow" w:cs="Times New Roman"/>
+                <w:color w:val="000000"/>
+                <w:kern w:val="0"/>
+                <w:sz w:val="22"/>
+                <w:szCs w:val="22"/>
+                <w14:ligatures w14:val="none"/>
+              </w:rPr>
+              <w:t>1980-2021</w:t>
+            </w:r>
+          </w:p>
+        </w:tc>
+        <w:tc>
+          <w:tcPr>
+            <w:tcW w:w="2300" w:type="dxa"/>
+            <w:tcBorders>
+              <w:top w:val="nil"/>
+              <w:left w:val="nil"/>
+              <w:bottom w:val="nil"/>
+              <w:right w:val="nil"/>
+            </w:tcBorders>
+            <w:shd w:val="clear" w:color="auto" w:fill="auto"/>
+            <w:noWrap/>
+            <w:vAlign w:val="bottom"/>
+            <w:hideMark/>
+          </w:tcPr>
+          <w:p>
+            <w:pPr>
+              <w:spacing w:after="0" w:line="240" w:lineRule="auto"/>
+              <w:jc w:val="center"/>
+              <w:rPr>
+                <w:rFonts w:ascii="Aptos Narrow" w:eastAsia="Times New Roman" w:hAnsi="Aptos Narrow" w:cs="Times New Roman"/>
+                <w:color w:val="000000"/>
+                <w:kern w:val="0"/>
+                <w:sz w:val="22"/>
+                <w:szCs w:val="22"/>
+                <w14:ligatures w14:val="none"/>
+              </w:rPr>
+            </w:pPr>
+            <w:r>
+              <w:rPr>
+                <w:rFonts w:ascii="Aptos Narrow" w:eastAsia="Times New Roman" w:hAnsi="Aptos Narrow" w:cs="Times New Roman"/>
+                <w:color w:val="000000"/>
+                <w:kern w:val="0"/>
+                <w:sz w:val="22"/>
+                <w:szCs w:val="22"/>
+                <w14:ligatures w14:val="none"/>
+              </w:rPr>
+              <w:t>France</w:t>
+            </w:r>
+          </w:p>
+        </w:tc>
+        <w:tc>
+          <w:tcPr>
+            <w:tcW w:w="1400" w:type="dxa"/>
+            <w:tcBorders>
+              <w:top w:val="nil"/>
+              <w:left w:val="nil"/>
+              <w:bottom w:val="nil"/>
+              <w:right w:val="nil"/>
+            </w:tcBorders>
+          </w:tcPr>
+          <w:p>
+            <w:pPr>
+              <w:spacing w:after="0" w:line="240" w:lineRule="auto"/>
+              <w:jc w:val="center"/>
+              <w:rPr>
+                <w:rFonts w:ascii="Aptos Narrow" w:eastAsia="Times New Roman" w:hAnsi="Aptos Narrow" w:cs="Times New Roman"/>
+                <w:color w:val="000000"/>
+                <w:kern w:val="0"/>
+                <w:sz w:val="22"/>
+                <w:szCs w:val="22"/>
+                <w14:ligatures w14:val="none"/>
+              </w:rPr>
+            </w:pPr>
+            <w:r>
+              <w:rPr>
+                <w:rFonts w:ascii="Aptos Narrow" w:eastAsia="Times New Roman" w:hAnsi="Aptos Narrow" w:cs="Times New Roman"/>
+                <w:color w:val="000000"/>
+                <w:kern w:val="0"/>
+                <w:sz w:val="22"/>
+                <w:szCs w:val="22"/>
+                <w14:ligatures w14:val="none"/>
+              </w:rPr>
+              <w:t>RAM</w:t>
+            </w:r>
+          </w:p>
+        </w:tc>
+      </w:tr>
+    </w:tbl>
     <w:p/>
     <w:p>
       <w:pPr>
@@ -379,7 +4908,6 @@
           <w:rFonts w:cs="Arial"/>
           <w:lang w:val="en-CA"/>
         </w:rPr>
-        <w:lastRenderedPageBreak/>
         <w:t xml:space="preserve">Surplus production was </w:t>
       </w:r>
       <w:r>
@@ -685,21 +5213,28 @@
           <w:rFonts w:cs="Arial"/>
           <w:lang w:val="en-CA"/>
         </w:rPr>
-        <w:t xml:space="preserve">the biomass where the per capita population growth rate declines with declining biomass. </w:t>
+        <w:t xml:space="preserve">the biomass where the per capita </w:t>
       </w:r>
       <w:r>
         <w:rPr>
           <w:rFonts w:cs="Arial"/>
           <w:lang w:val="en-CA"/>
         </w:rPr>
-        <w:t xml:space="preserve">The Allee threshold was defined as the point where production becomes negative as biomass decreases. </w:t>
+        <w:t>production</w:t>
       </w:r>
       <w:r>
         <w:rPr>
           <w:rFonts w:cs="Arial"/>
           <w:lang w:val="en-CA"/>
         </w:rPr>
-        <w:t>Piecewise regressions of production rate (</w:t>
+        <w:t xml:space="preserve"> rate </w:t>
+      </w:r>
+      <w:r>
+        <w:rPr>
+          <w:rFonts w:cs="Arial"/>
+          <w:lang w:val="en-CA"/>
+        </w:rPr>
+        <w:t>(</w:t>
       </w:r>
       <m:oMath>
         <m:f>
@@ -782,108 +5317,155 @@
           <w:rFonts w:cs="Arial"/>
           <w:lang w:val="en-CA"/>
         </w:rPr>
-        <w:t xml:space="preserve">) as a function of </w:t>
+        <w:t>)</w:t>
       </w:r>
       <w:r>
         <w:rPr>
           <w:rFonts w:cs="Arial"/>
           <w:lang w:val="en-CA"/>
         </w:rPr>
-        <w:t xml:space="preserve">2+ </w:t>
+        <w:t xml:space="preserve"> </w:t>
       </w:r>
       <w:r>
         <w:rPr>
           <w:rFonts w:cs="Arial"/>
           <w:lang w:val="en-CA"/>
         </w:rPr>
-        <w:t xml:space="preserve">biomass were conducted using the </w:t>
+        <w:t xml:space="preserve">declines with declining biomass. </w:t>
       </w:r>
       <w:r>
         <w:rPr>
           <w:rFonts w:cs="Arial"/>
           <w:lang w:val="en-CA"/>
         </w:rPr>
-        <w:t>segmented</w:t>
+        <w:t xml:space="preserve">The Allee threshold was defined as the point where production </w:t>
       </w:r>
       <w:r>
         <w:rPr>
           <w:rFonts w:cs="Arial"/>
           <w:lang w:val="en-CA"/>
         </w:rPr>
-        <w:t xml:space="preserve"> package</w:t>
+        <w:t xml:space="preserve">rate </w:t>
       </w:r>
       <w:r>
         <w:rPr>
           <w:rFonts w:cs="Arial"/>
           <w:lang w:val="en-CA"/>
         </w:rPr>
-        <w:t xml:space="preserve"> (Fasola et al. 2018)</w:t>
+        <w:t xml:space="preserve">becomes negative as biomass decreases. </w:t>
       </w:r>
       <w:r>
         <w:rPr>
           <w:rFonts w:cs="Arial"/>
           <w:lang w:val="en-CA"/>
         </w:rPr>
-        <w:t xml:space="preserve"> in </w:t>
+        <w:t>Piecewise regressions of production rate as a function of</w:t>
       </w:r>
       <w:r>
         <w:rPr>
           <w:rFonts w:cs="Arial"/>
           <w:lang w:val="en-CA"/>
         </w:rPr>
-        <w:t xml:space="preserve">the </w:t>
+        <w:t xml:space="preserve"> </w:t>
       </w:r>
       <w:r>
         <w:rPr>
           <w:rFonts w:cs="Arial"/>
           <w:lang w:val="en-CA"/>
         </w:rPr>
-        <w:t xml:space="preserve">R </w:t>
+        <w:t xml:space="preserve">biomass were conducted using the </w:t>
       </w:r>
       <w:r>
         <w:rPr>
           <w:rFonts w:cs="Arial"/>
           <w:lang w:val="en-CA"/>
         </w:rPr>
+        <w:t>segmented</w:t>
+      </w:r>
+      <w:r>
+        <w:rPr>
+          <w:rFonts w:cs="Arial"/>
+          <w:lang w:val="en-CA"/>
+        </w:rPr>
+        <w:t xml:space="preserve"> package</w:t>
+      </w:r>
+      <w:r>
+        <w:rPr>
+          <w:rFonts w:cs="Arial"/>
+          <w:lang w:val="en-CA"/>
+        </w:rPr>
+        <w:t xml:space="preserve"> (Fasola et al. 2018)</w:t>
+      </w:r>
+      <w:r>
+        <w:rPr>
+          <w:rFonts w:cs="Arial"/>
+          <w:lang w:val="en-CA"/>
+        </w:rPr>
+        <w:t xml:space="preserve"> in </w:t>
+      </w:r>
+      <w:r>
+        <w:rPr>
+          <w:rFonts w:cs="Arial"/>
+          <w:lang w:val="en-CA"/>
+        </w:rPr>
+        <w:t xml:space="preserve">the </w:t>
+      </w:r>
+      <w:r>
+        <w:rPr>
+          <w:rFonts w:cs="Arial"/>
+          <w:lang w:val="en-CA"/>
+        </w:rPr>
+        <w:t xml:space="preserve">R </w:t>
+      </w:r>
+      <w:r>
+        <w:rPr>
+          <w:rFonts w:cs="Arial"/>
+          <w:lang w:val="en-CA"/>
+        </w:rPr>
         <w:t xml:space="preserve">statistical software. </w:t>
       </w:r>
       <w:r>
         <w:rPr>
           <w:lang w:val="en-CA"/>
         </w:rPr>
-        <w:t xml:space="preserve">The phi parameter estimate </w:t>
+        <w:t xml:space="preserve">The </w:t>
       </w:r>
       <w:r>
         <w:rPr>
           <w:lang w:val="en-CA"/>
         </w:rPr>
-        <w:t xml:space="preserve">(regression breakpoint) </w:t>
-      </w:r>
-      <w:r>
-        <w:rPr>
+        <w:t>estimated regression breakpoint (</w:t>
+      </w:r>
+      <w:r>
+        <w:rPr>
+          <w:rFonts w:cs="Arial"/>
           <w:lang w:val="en-CA"/>
         </w:rPr>
-        <w:t>was</w:t>
+        <w:t>Ψ</w:t>
       </w:r>
       <w:r>
         <w:rPr>
           <w:lang w:val="en-CA"/>
         </w:rPr>
-        <w:t xml:space="preserve"> used as the Allee effect threshold value. Linear regressions were also fit to each stock. Slopes of all regressions were used to assess the direction of the effect. Stocks with positive slopes before the breakpoint and negative slopes after the breakpoint were classified as stocks experiencing </w:t>
-      </w:r>
-      <w:proofErr w:type="spellStart"/>
+        <w:t xml:space="preserve"> parameter</w:t>
+      </w:r>
       <w:r>
         <w:rPr>
           <w:lang w:val="en-CA"/>
         </w:rPr>
-        <w:t>allee</w:t>
-      </w:r>
-      <w:proofErr w:type="spellEnd"/>
+        <w:t>)</w:t>
+      </w:r>
       <w:r>
         <w:rPr>
           <w:lang w:val="en-CA"/>
         </w:rPr>
-        <w:t xml:space="preserve"> effects. For stocks where a linear regression model was lower AIC than a segmented regression, the sign of the slope was used to assess for depensation. </w:t>
+        <w:t xml:space="preserve"> was</w:t>
+      </w:r>
+      <w:r>
+        <w:rPr>
+          <w:lang w:val="en-CA"/>
+        </w:rPr>
+        <w:t xml:space="preserve"> used as the Allee effect threshold value. </w:t>
       </w:r>
     </w:p>
     <w:p>
@@ -898,13 +5480,183 @@
         <w:rPr>
           <w:lang w:val="en-CA"/>
         </w:rPr>
-        <w:t>Strength of the effect</w:t>
+        <w:t>Once the breakpoint was estimated, l</w:t>
       </w:r>
       <w:r>
         <w:rPr>
           <w:lang w:val="en-CA"/>
         </w:rPr>
-        <w:t xml:space="preserve"> was defined as </w:t>
+        <w:t xml:space="preserve">inear regressions were fit </w:t>
+      </w:r>
+      <w:r>
+        <w:rPr>
+          <w:lang w:val="en-CA"/>
+        </w:rPr>
+        <w:t>t</w:t>
+      </w:r>
+      <w:r>
+        <w:rPr>
+          <w:lang w:val="en-CA"/>
+        </w:rPr>
+        <w:t xml:space="preserve">o </w:t>
+      </w:r>
+      <w:r>
+        <w:rPr>
+          <w:lang w:val="en-CA"/>
+        </w:rPr>
+        <w:t xml:space="preserve">data for biomass below the breakpoint, above the breakpoint, and across all biomass, for </w:t>
+      </w:r>
+      <w:r>
+        <w:rPr>
+          <w:lang w:val="en-CA"/>
+        </w:rPr>
+        <w:t xml:space="preserve">each stock. Stocks with positive slopes before the breakpoint </w:t>
+      </w:r>
+      <w:r>
+        <w:rPr>
+          <w:lang w:val="en-CA"/>
+        </w:rPr>
+        <w:t xml:space="preserve">(depensation zone) </w:t>
+      </w:r>
+      <w:r>
+        <w:rPr>
+          <w:lang w:val="en-CA"/>
+        </w:rPr>
+        <w:t xml:space="preserve">and negative slopes after the breakpoint </w:t>
+      </w:r>
+      <w:r>
+        <w:rPr>
+          <w:lang w:val="en-CA"/>
+        </w:rPr>
+        <w:t xml:space="preserve">(compensation zone) </w:t>
+      </w:r>
+      <w:r>
+        <w:rPr>
+          <w:lang w:val="en-CA"/>
+        </w:rPr>
+        <w:t xml:space="preserve">were classified as stocks experiencing </w:t>
+      </w:r>
+      <w:proofErr w:type="spellStart"/>
+      <w:r>
+        <w:rPr>
+          <w:lang w:val="en-CA"/>
+        </w:rPr>
+        <w:t>allee</w:t>
+      </w:r>
+      <w:proofErr w:type="spellEnd"/>
+      <w:r>
+        <w:rPr>
+          <w:lang w:val="en-CA"/>
+        </w:rPr>
+        <w:t xml:space="preserve"> effects. For stocks where a linear regression model </w:t>
+      </w:r>
+      <w:r>
+        <w:rPr>
+          <w:lang w:val="en-CA"/>
+        </w:rPr>
+        <w:t>had</w:t>
+      </w:r>
+      <w:r>
+        <w:rPr>
+          <w:lang w:val="en-CA"/>
+        </w:rPr>
+        <w:t xml:space="preserve"> lower AIC than a segmented regression</w:t>
+      </w:r>
+      <w:r>
+        <w:rPr>
+          <w:lang w:val="en-CA"/>
+        </w:rPr>
+        <w:t xml:space="preserve">, stocks where the slope was positive </w:t>
+      </w:r>
+      <w:r>
+        <w:rPr>
+          <w:lang w:val="en-CA"/>
+        </w:rPr>
+        <w:t xml:space="preserve">were classified as stocks experiencing </w:t>
+      </w:r>
+      <w:proofErr w:type="spellStart"/>
+      <w:r>
+        <w:rPr>
+          <w:lang w:val="en-CA"/>
+        </w:rPr>
+        <w:t>allee</w:t>
+      </w:r>
+      <w:proofErr w:type="spellEnd"/>
+      <w:r>
+        <w:rPr>
+          <w:lang w:val="en-CA"/>
+        </w:rPr>
+        <w:t xml:space="preserve"> effects</w:t>
+      </w:r>
+      <w:r>
+        <w:rPr>
+          <w:lang w:val="en-CA"/>
+        </w:rPr>
+        <w:t xml:space="preserve">. </w:t>
+      </w:r>
+    </w:p>
+    <w:p>
+      <w:pPr>
+        <w:pStyle w:val="BodyText"/>
+        <w:spacing w:line="276" w:lineRule="auto"/>
+        <w:rPr>
+          <w:lang w:val="en-CA"/>
+        </w:rPr>
+      </w:pPr>
+      <w:r>
+        <w:rPr>
+          <w:lang w:val="en-CA"/>
+        </w:rPr>
+        <w:lastRenderedPageBreak/>
+        <w:t>For each stock, the s</w:t>
+      </w:r>
+      <w:r>
+        <w:rPr>
+          <w:lang w:val="en-CA"/>
+        </w:rPr>
+        <w:t xml:space="preserve">trength of the </w:t>
+      </w:r>
+      <w:r>
+        <w:rPr>
+          <w:lang w:val="en-CA"/>
+        </w:rPr>
+        <w:t xml:space="preserve">Allee </w:t>
+      </w:r>
+      <w:r>
+        <w:rPr>
+          <w:lang w:val="en-CA"/>
+        </w:rPr>
+        <w:t>effect</w:t>
+      </w:r>
+      <w:r>
+        <w:rPr>
+          <w:lang w:val="en-CA"/>
+        </w:rPr>
+        <w:t xml:space="preserve"> </w:t>
+      </w:r>
+      <w:r>
+        <w:rPr>
+          <w:lang w:val="en-CA"/>
+        </w:rPr>
+        <w:t xml:space="preserve">(As) </w:t>
+      </w:r>
+      <w:r>
+        <w:rPr>
+          <w:lang w:val="en-CA"/>
+        </w:rPr>
+        <w:t>was defined as</w:t>
+      </w:r>
+      <w:r>
+        <w:rPr>
+          <w:lang w:val="en-CA"/>
+        </w:rPr>
+        <w:t>:</w:t>
+      </w:r>
+      <w:r>
+        <w:rPr>
+          <w:lang w:val="en-CA"/>
+        </w:rPr>
+        <w:t xml:space="preserve"> </w:t>
       </w:r>
     </w:p>
     <w:p>
@@ -935,8 +5687,8 @@
               </m:ctrlPr>
             </m:fPr>
             <m:num>
-              <m:sSubSup>
-                <m:sSubSupPr>
+              <m:sSub>
+                <m:sSubPr>
                   <m:ctrlPr>
                     <w:rPr>
                       <w:rFonts w:ascii="Cambria Math" w:hAnsi="Cambria Math"/>
@@ -944,7 +5696,7 @@
                       <w:lang w:val="en-CA"/>
                     </w:rPr>
                   </m:ctrlPr>
-                </m:sSubSupPr>
+                </m:sSubPr>
                 <m:e>
                   <m:r>
                     <w:rPr>
@@ -960,19 +5712,10 @@
                       <w:rFonts w:ascii="Cambria Math" w:hAnsi="Cambria Math"/>
                       <w:lang w:val="en-CA"/>
                     </w:rPr>
-                    <m:t>min.b</m:t>
+                    <m:t>c</m:t>
                   </m:r>
                 </m:sub>
-                <m:sup>
-                  <m:r>
-                    <w:rPr>
-                      <w:rFonts w:ascii="Cambria Math" w:hAnsi="Cambria Math"/>
-                      <w:lang w:val="en-CA"/>
-                    </w:rPr>
-                    <m:t>dep</m:t>
-                  </m:r>
-                </m:sup>
-              </m:sSubSup>
+              </m:sSub>
               <m:r>
                 <w:rPr>
                   <w:rFonts w:ascii="Cambria Math" w:hAnsi="Cambria Math"/>
@@ -980,8 +5723,8 @@
                 </w:rPr>
                 <m:t>-</m:t>
               </m:r>
-              <m:sSubSup>
-                <m:sSubSupPr>
+              <m:sSub>
+                <m:sSubPr>
                   <m:ctrlPr>
                     <w:rPr>
                       <w:rFonts w:ascii="Cambria Math" w:hAnsi="Cambria Math"/>
@@ -989,7 +5732,7 @@
                       <w:lang w:val="en-CA"/>
                     </w:rPr>
                   </m:ctrlPr>
-                </m:sSubSupPr>
+                </m:sSubPr>
                 <m:e>
                   <m:r>
                     <w:rPr>
@@ -1005,23 +5748,14 @@
                       <w:rFonts w:ascii="Cambria Math" w:hAnsi="Cambria Math"/>
                       <w:lang w:val="en-CA"/>
                     </w:rPr>
-                    <m:t>min.b</m:t>
+                    <m:t>d</m:t>
                   </m:r>
                 </m:sub>
-                <m:sup>
-                  <m:r>
-                    <w:rPr>
-                      <w:rFonts w:ascii="Cambria Math" w:hAnsi="Cambria Math"/>
-                      <w:lang w:val="en-CA"/>
-                    </w:rPr>
-                    <m:t>comp</m:t>
-                  </m:r>
-                </m:sup>
-              </m:sSubSup>
+              </m:sSub>
             </m:num>
             <m:den>
-              <m:sSubSup>
-                <m:sSubSupPr>
+              <m:sSub>
+                <m:sSubPr>
                   <m:ctrlPr>
                     <w:rPr>
                       <w:rFonts w:ascii="Cambria Math" w:hAnsi="Cambria Math"/>
@@ -1029,7 +5763,7 @@
                       <w:lang w:val="en-CA"/>
                     </w:rPr>
                   </m:ctrlPr>
-                </m:sSubSupPr>
+                </m:sSubPr>
                 <m:e>
                   <m:r>
                     <w:rPr>
@@ -1045,19 +5779,10 @@
                       <w:rFonts w:ascii="Cambria Math" w:hAnsi="Cambria Math"/>
                       <w:lang w:val="en-CA"/>
                     </w:rPr>
-                    <m:t>min.b</m:t>
+                    <m:t>c</m:t>
                   </m:r>
                 </m:sub>
-                <m:sup>
-                  <m:r>
-                    <w:rPr>
-                      <w:rFonts w:ascii="Cambria Math" w:hAnsi="Cambria Math"/>
-                      <w:lang w:val="en-CA"/>
-                    </w:rPr>
-                    <m:t>comp</m:t>
-                  </m:r>
-                </m:sup>
-              </m:sSubSup>
+              </m:sSub>
             </m:den>
           </m:f>
         </m:oMath>
@@ -1065,80 +5790,218 @@
     </w:p>
     <w:p>
       <w:pPr>
+        <w:pStyle w:val="BodyText"/>
+        <w:spacing w:line="276" w:lineRule="auto"/>
         <w:rPr>
           <w:highlight w:val="yellow"/>
         </w:rPr>
       </w:pPr>
       <w:r>
-        <w:rPr>
-          <w:highlight w:val="yellow"/>
-        </w:rPr>
-        <w:t xml:space="preserve">Define proper method for </w:t>
-      </w:r>
-      <w:proofErr w:type="spellStart"/>
-      <w:r>
-        <w:rPr>
-          <w:highlight w:val="yellow"/>
-        </w:rPr>
-        <w:t>defning</w:t>
-      </w:r>
-      <w:proofErr w:type="spellEnd"/>
-      <w:r>
-        <w:rPr>
-          <w:highlight w:val="yellow"/>
-        </w:rPr>
-        <w:t xml:space="preserve"> if </w:t>
-      </w:r>
-      <w:proofErr w:type="spellStart"/>
-      <w:r>
-        <w:rPr>
-          <w:highlight w:val="yellow"/>
-        </w:rPr>
-        <w:t>allee</w:t>
-      </w:r>
-      <w:proofErr w:type="spellEnd"/>
-      <w:r>
-        <w:rPr>
-          <w:highlight w:val="yellow"/>
-        </w:rPr>
-        <w:t xml:space="preserve"> occurred</w:t>
+        <w:t xml:space="preserve">Where </w:t>
+      </w:r>
+      <m:oMath>
+        <m:sSub>
+          <m:sSubPr>
+            <m:ctrlPr>
+              <w:rPr>
+                <w:rFonts w:ascii="Cambria Math" w:hAnsi="Cambria Math"/>
+                <w:i/>
+                <w:lang w:val="en-CA"/>
+              </w:rPr>
+            </m:ctrlPr>
+          </m:sSubPr>
+          <m:e>
+            <m:r>
+              <w:rPr>
+                <w:rFonts w:ascii="Cambria Math" w:hAnsi="Cambria Math"/>
+                <w:lang w:val="en-CA"/>
+              </w:rPr>
+              <m:t>pr</m:t>
+            </m:r>
+          </m:e>
+          <m:sub>
+            <m:r>
+              <w:rPr>
+                <w:rFonts w:ascii="Cambria Math" w:hAnsi="Cambria Math"/>
+                <w:lang w:val="en-CA"/>
+              </w:rPr>
+              <m:t>c</m:t>
+            </m:r>
+          </m:sub>
+        </m:sSub>
+      </m:oMath>
+      <w:r>
+        <w:rPr>
+          <w:rFonts w:eastAsiaTheme="minorEastAsia"/>
+        </w:rPr>
+        <w:t xml:space="preserve"> </w:t>
+      </w:r>
+      <w:r>
+        <w:rPr>
+          <w:rFonts w:eastAsiaTheme="minorEastAsia"/>
+        </w:rPr>
+        <w:t xml:space="preserve">is the predicted production rate at minimum observed biomass from the extended compensation zone regression, </w:t>
+      </w:r>
+      <m:oMath>
+        <m:sSub>
+          <m:sSubPr>
+            <m:ctrlPr>
+              <w:rPr>
+                <w:rFonts w:ascii="Cambria Math" w:hAnsi="Cambria Math"/>
+                <w:i/>
+                <w:lang w:val="en-CA"/>
+              </w:rPr>
+            </m:ctrlPr>
+          </m:sSubPr>
+          <m:e>
+            <m:r>
+              <w:rPr>
+                <w:rFonts w:ascii="Cambria Math" w:hAnsi="Cambria Math"/>
+                <w:lang w:val="en-CA"/>
+              </w:rPr>
+              <m:t>pr</m:t>
+            </m:r>
+          </m:e>
+          <m:sub>
+            <m:r>
+              <w:rPr>
+                <w:rFonts w:ascii="Cambria Math" w:hAnsi="Cambria Math"/>
+                <w:lang w:val="en-CA"/>
+              </w:rPr>
+              <m:t>d</m:t>
+            </m:r>
+          </m:sub>
+        </m:sSub>
+      </m:oMath>
+      <w:r>
+        <w:rPr>
+          <w:rFonts w:eastAsiaTheme="minorEastAsia"/>
+          <w:lang w:val="en-CA"/>
+        </w:rPr>
+        <w:t xml:space="preserve"> </w:t>
+      </w:r>
+      <w:r>
+        <w:rPr>
+          <w:rFonts w:eastAsiaTheme="minorEastAsia"/>
+        </w:rPr>
+        <w:t>is the predicted production rate at minimum observed biomass</w:t>
+      </w:r>
+      <w:r>
+        <w:rPr>
+          <w:rFonts w:eastAsiaTheme="minorEastAsia"/>
+        </w:rPr>
+        <w:t xml:space="preserve"> in the depensation zone. </w:t>
+      </w:r>
+      <w:r>
+        <w:rPr>
+          <w:rFonts w:eastAsiaTheme="minorEastAsia"/>
+          <w:lang w:val="en-CA"/>
+        </w:rPr>
+        <w:t xml:space="preserve">As is </w:t>
+      </w:r>
+      <w:r>
+        <w:rPr>
+          <w:rFonts w:eastAsiaTheme="minorEastAsia"/>
+          <w:lang w:val="en-CA"/>
+        </w:rPr>
+        <w:t xml:space="preserve">a </w:t>
+      </w:r>
+      <w:r>
+        <w:rPr>
+          <w:rFonts w:eastAsiaTheme="minorEastAsia"/>
+          <w:lang w:val="en-CA"/>
+        </w:rPr>
+        <w:t xml:space="preserve">relative </w:t>
+      </w:r>
+      <w:r>
+        <w:rPr>
+          <w:rFonts w:eastAsiaTheme="minorEastAsia"/>
+          <w:lang w:val="en-CA"/>
+        </w:rPr>
+        <w:t xml:space="preserve">measure of </w:t>
+      </w:r>
+      <w:r>
+        <w:rPr>
+          <w:rFonts w:eastAsiaTheme="minorEastAsia"/>
+          <w:lang w:val="en-CA"/>
+        </w:rPr>
+        <w:t xml:space="preserve">decrease in production rate from the </w:t>
+      </w:r>
+      <w:r>
+        <w:rPr>
+          <w:rFonts w:eastAsiaTheme="minorEastAsia"/>
+          <w:lang w:val="en-CA"/>
+        </w:rPr>
+        <w:t>A</w:t>
+      </w:r>
+      <w:r>
+        <w:rPr>
+          <w:rFonts w:eastAsiaTheme="minorEastAsia"/>
+          <w:lang w:val="en-CA"/>
+        </w:rPr>
+        <w:t>llee effect and can be compared across stocks.</w:t>
       </w:r>
     </w:p>
     <w:p>
       <w:pPr>
+        <w:jc w:val="center"/>
         <w:rPr>
           <w:highlight w:val="yellow"/>
         </w:rPr>
       </w:pPr>
       <w:r>
         <w:rPr>
-          <w:highlight w:val="yellow"/>
-        </w:rPr>
-        <w:t>Is a segmented regression better than linear</w:t>
-      </w:r>
-    </w:p>
-    <w:p>
-      <w:pPr>
-        <w:rPr>
-          <w:highlight w:val="yellow"/>
-        </w:rPr>
-      </w:pPr>
-      <w:r>
-        <w:rPr>
-          <w:highlight w:val="yellow"/>
-        </w:rPr>
-        <w:t>Are slopes significant</w:t>
-      </w:r>
-    </w:p>
-    <w:p>
-      <w:proofErr w:type="spellStart"/>
-      <w:r>
-        <w:rPr>
-          <w:highlight w:val="yellow"/>
-        </w:rPr>
-        <w:t>etc</w:t>
-      </w:r>
-      <w:proofErr w:type="spellEnd"/>
+          <w:noProof/>
+        </w:rPr>
+        <w:drawing>
+          <wp:inline distT="0" distB="0" distL="0" distR="0" wp14:anchorId="77851526" wp14:editId="10C390C5">
+            <wp:extent cx="3657600" cy="3657600"/>
+            <wp:effectExtent l="0" t="0" r="0" b="0"/>
+            <wp:docPr id="2147082064" name="Picture 3" descr="A diagram of a graph&#10;&#10;AI-generated content may be incorrect."/>
+            <wp:cNvGraphicFramePr>
+              <a:graphicFrameLocks xmlns:a="http://schemas.openxmlformats.org/drawingml/2006/main" noChangeAspect="1"/>
+            </wp:cNvGraphicFramePr>
+            <a:graphic xmlns:a="http://schemas.openxmlformats.org/drawingml/2006/main">
+              <a:graphicData uri="http://schemas.openxmlformats.org/drawingml/2006/picture">
+                <pic:pic xmlns:pic="http://schemas.openxmlformats.org/drawingml/2006/picture">
+                  <pic:nvPicPr>
+                    <pic:cNvPr id="2147082064" name="Picture 3" descr="A diagram of a graph&#10;&#10;AI-generated content may be incorrect."/>
+                    <pic:cNvPicPr>
+                      <a:picLocks noChangeAspect="1" noChangeArrowheads="1"/>
+                    </pic:cNvPicPr>
+                  </pic:nvPicPr>
+                  <pic:blipFill>
+                    <a:blip r:embed="rId7" cstate="print">
+                      <a:extLst>
+                        <a:ext uri="{28A0092B-C50C-407E-A947-70E740481C1C}">
+                          <a14:useLocalDpi xmlns:a14="http://schemas.microsoft.com/office/drawing/2010/main" val="0"/>
+                        </a:ext>
+                      </a:extLst>
+                    </a:blip>
+                    <a:srcRect/>
+                    <a:stretch>
+                      <a:fillRect/>
+                    </a:stretch>
+                  </pic:blipFill>
+                  <pic:spPr bwMode="auto">
+                    <a:xfrm>
+                      <a:off x="0" y="0"/>
+                      <a:ext cx="3657600" cy="3657600"/>
+                    </a:xfrm>
+                    <a:prstGeom prst="rect">
+                      <a:avLst/>
+                    </a:prstGeom>
+                    <a:noFill/>
+                    <a:ln>
+                      <a:noFill/>
+                    </a:ln>
+                  </pic:spPr>
+                </pic:pic>
+              </a:graphicData>
+            </a:graphic>
+          </wp:inline>
+        </w:drawing>
+      </w:r>
     </w:p>
     <w:p>
       <w:pPr>
@@ -1156,6 +6019,9 @@
       </w:r>
     </w:p>
     <w:p>
+      <w:pPr>
+        <w:keepNext/>
+      </w:pPr>
       <w:r>
         <w:rPr>
           <w:noProof/>
@@ -1178,7 +6044,7 @@
                     </pic:cNvPicPr>
                   </pic:nvPicPr>
                   <pic:blipFill>
-                    <a:blip r:embed="rId11" cstate="print">
+                    <a:blip r:embed="rId8" cstate="print">
                       <a:extLst>
                         <a:ext uri="{28A0092B-C50C-407E-A947-70E740481C1C}">
                           <a14:useLocalDpi xmlns:a14="http://schemas.microsoft.com/office/drawing/2010/main" val="0"/>
@@ -1210,9 +6076,60 @@
         </w:drawing>
       </w:r>
     </w:p>
+    <w:p>
+      <w:pPr>
+        <w:pStyle w:val="Caption"/>
+      </w:pPr>
+      <w:r>
+        <w:t xml:space="preserve">Figure </w:t>
+      </w:r>
+      <w:r>
+        <w:fldChar w:fldCharType="begin"/>
+      </w:r>
+      <w:r>
+        <w:instrText xml:space="preserve"> SEQ Figure \* ARABIC </w:instrText>
+      </w:r>
+      <w:r>
+        <w:fldChar w:fldCharType="separate"/>
+      </w:r>
+      <w:r>
+        <w:rPr>
+          <w:noProof/>
+        </w:rPr>
+        <w:t>1</w:t>
+      </w:r>
+      <w:r>
+        <w:fldChar w:fldCharType="end"/>
+      </w:r>
+      <w:r>
+        <w:t xml:space="preserve">: biomass time series, blue points are above </w:t>
+      </w:r>
+      <w:r>
+        <w:t xml:space="preserve">a proxy </w:t>
+      </w:r>
+      <w:proofErr w:type="spellStart"/>
+      <w:r>
+        <w:t>lrp</w:t>
+      </w:r>
+      <w:proofErr w:type="spellEnd"/>
+      <w:r>
+        <w:t xml:space="preserve">, red points are below </w:t>
+      </w:r>
+      <w:r>
+        <w:t xml:space="preserve">a proxy </w:t>
+      </w:r>
+      <w:proofErr w:type="spellStart"/>
+      <w:r>
+        <w:t>lrp</w:t>
+      </w:r>
+      <w:proofErr w:type="spellEnd"/>
+    </w:p>
     <w:p/>
     <w:p/>
     <w:p>
+      <w:pPr>
+        <w:keepNext/>
+      </w:pPr>
       <w:r>
         <w:rPr>
           <w:noProof/>
@@ -1236,7 +6153,7 @@
                     </pic:cNvPicPr>
                   </pic:nvPicPr>
                   <pic:blipFill>
-                    <a:blip r:embed="rId12" cstate="print">
+                    <a:blip r:embed="rId9" cstate="print">
                       <a:extLst>
                         <a:ext uri="{28A0092B-C50C-407E-A947-70E740481C1C}">
                           <a14:useLocalDpi xmlns:a14="http://schemas.microsoft.com/office/drawing/2010/main" val="0"/>
@@ -1269,6 +6186,44 @@
       </w:r>
     </w:p>
     <w:p>
+      <w:pPr>
+        <w:pStyle w:val="Caption"/>
+      </w:pPr>
+      <w:r>
+        <w:t xml:space="preserve">Figure </w:t>
+      </w:r>
+      <w:r>
+        <w:fldChar w:fldCharType="begin"/>
+      </w:r>
+      <w:r>
+        <w:instrText xml:space="preserve"> SEQ Figure \* ARABIC </w:instrText>
+      </w:r>
+      <w:r>
+        <w:fldChar w:fldCharType="separate"/>
+      </w:r>
+      <w:r>
+        <w:rPr>
+          <w:noProof/>
+        </w:rPr>
+        <w:t>2</w:t>
+      </w:r>
+      <w:r>
+        <w:fldChar w:fldCharType="end"/>
+      </w:r>
+      <w:r>
+        <w:t xml:space="preserve">: production rate in function of biomass, solid lines are regression lines over the range of data, before or after </w:t>
+      </w:r>
+      <w:r>
+        <w:t xml:space="preserve">a </w:t>
+      </w:r>
+      <w:r>
+        <w:t>breakpoint. Dashed red line is compensation zone regression extended over the range of biomass in the depensation zone</w:t>
+      </w:r>
+    </w:p>
+    <w:p>
+      <w:pPr>
+        <w:keepNext/>
+      </w:pPr>
       <w:r>
         <w:rPr>
           <w:noProof/>
@@ -1292,7 +6247,7 @@
                     </pic:cNvPicPr>
                   </pic:nvPicPr>
                   <pic:blipFill>
-                    <a:blip r:embed="rId13" cstate="print">
+                    <a:blip r:embed="rId10" cstate="print">
                       <a:extLst>
                         <a:ext uri="{28A0092B-C50C-407E-A947-70E740481C1C}">
                           <a14:useLocalDpi xmlns:a14="http://schemas.microsoft.com/office/drawing/2010/main" val="0"/>
@@ -1325,6 +6280,44 @@
       </w:r>
     </w:p>
     <w:p>
+      <w:pPr>
+        <w:pStyle w:val="Caption"/>
+      </w:pPr>
+      <w:r>
+        <w:t xml:space="preserve">Figure </w:t>
+      </w:r>
+      <w:r>
+        <w:fldChar w:fldCharType="begin"/>
+      </w:r>
+      <w:r>
+        <w:instrText xml:space="preserve"> SEQ Figure \* ARABIC </w:instrText>
+      </w:r>
+      <w:r>
+        <w:fldChar w:fldCharType="separate"/>
+      </w:r>
+      <w:r>
+        <w:rPr>
+          <w:noProof/>
+        </w:rPr>
+        <w:t>3</w:t>
+      </w:r>
+      <w:r>
+        <w:fldChar w:fldCharType="end"/>
+      </w:r>
+      <w:r>
+        <w:t xml:space="preserve">: </w:t>
+      </w:r>
+      <w:r>
+        <w:t xml:space="preserve">production rate in function of biomass, </w:t>
+      </w:r>
+      <w:r>
+        <w:t xml:space="preserve">blue </w:t>
+      </w:r>
+      <w:r>
+        <w:t>solid lines are regression lines over the range of data</w:t>
+      </w:r>
+    </w:p>
+    <w:p>
       <w:r>
         <w:br w:type="page"/>
       </w:r>
@@ -1359,7 +6352,7 @@
             </w:tcBorders>
             <w:shd w:val="clear" w:color="auto" w:fill="auto"/>
             <w:noWrap/>
-            <w:vAlign w:val="center"/>
+            <w:vAlign w:val="bottom"/>
             <w:hideMark/>
           </w:tcPr>
           <w:p>
@@ -1400,7 +6393,7 @@
             </w:tcBorders>
             <w:shd w:val="clear" w:color="auto" w:fill="auto"/>
             <w:noWrap/>
-            <w:vAlign w:val="center"/>
+            <w:vAlign w:val="bottom"/>
             <w:hideMark/>
           </w:tcPr>
           <w:p>
@@ -1440,32 +6433,32 @@
             </w:tcBorders>
             <w:shd w:val="clear" w:color="auto" w:fill="auto"/>
             <w:noWrap/>
-            <w:vAlign w:val="center"/>
-            <w:hideMark/>
-          </w:tcPr>
-          <w:p>
-            <w:pPr>
-              <w:spacing w:after="0" w:line="240" w:lineRule="auto"/>
-              <w:jc w:val="center"/>
-              <w:rPr>
-                <w:rFonts w:ascii="Aptos Narrow" w:eastAsia="Times New Roman" w:hAnsi="Aptos Narrow" w:cs="Times New Roman"/>
-                <w:color w:val="000000"/>
-                <w:kern w:val="0"/>
-                <w:sz w:val="20"/>
-                <w:szCs w:val="20"/>
-                <w14:ligatures w14:val="none"/>
-              </w:rPr>
-            </w:pPr>
-            <w:r>
-              <w:rPr>
-                <w:rFonts w:ascii="Aptos Narrow" w:eastAsia="Times New Roman" w:hAnsi="Aptos Narrow" w:cs="Times New Roman"/>
-                <w:color w:val="000000"/>
-                <w:kern w:val="0"/>
-                <w:sz w:val="20"/>
-                <w:szCs w:val="20"/>
-                <w14:ligatures w14:val="none"/>
-              </w:rPr>
-              <w:t>delta_0</w:t>
+            <w:vAlign w:val="bottom"/>
+            <w:hideMark/>
+          </w:tcPr>
+          <w:p>
+            <w:pPr>
+              <w:spacing w:after="0" w:line="240" w:lineRule="auto"/>
+              <w:jc w:val="center"/>
+              <w:rPr>
+                <w:rFonts w:ascii="Aptos Narrow" w:eastAsia="Times New Roman" w:hAnsi="Aptos Narrow" w:cs="Times New Roman"/>
+                <w:color w:val="000000"/>
+                <w:kern w:val="0"/>
+                <w:sz w:val="20"/>
+                <w:szCs w:val="20"/>
+                <w14:ligatures w14:val="none"/>
+              </w:rPr>
+            </w:pPr>
+            <w:r>
+              <w:rPr>
+                <w:rFonts w:ascii="Aptos Narrow" w:eastAsia="Times New Roman" w:hAnsi="Aptos Narrow" w:cs="Times New Roman"/>
+                <w:color w:val="000000"/>
+                <w:kern w:val="0"/>
+                <w:sz w:val="20"/>
+                <w:szCs w:val="20"/>
+                <w14:ligatures w14:val="none"/>
+              </w:rPr>
+              <w:t>Production rate at lowest observed biomass</w:t>
             </w:r>
           </w:p>
         </w:tc>
@@ -1480,7 +6473,7 @@
             </w:tcBorders>
             <w:shd w:val="clear" w:color="auto" w:fill="auto"/>
             <w:noWrap/>
-            <w:vAlign w:val="center"/>
+            <w:vAlign w:val="bottom"/>
             <w:hideMark/>
           </w:tcPr>
           <w:p>
@@ -1527,7 +6520,53 @@
                 <w:szCs w:val="20"/>
                 <w14:ligatures w14:val="none"/>
               </w:rPr>
-              <w:t xml:space="preserve"> (smaller number is more depleted)</w:t>
+              <w:t xml:space="preserve"> (</w:t>
+            </w:r>
+            <w:r>
+              <w:rPr>
+                <w:rFonts w:ascii="Aptos Narrow" w:eastAsia="Times New Roman" w:hAnsi="Aptos Narrow" w:cs="Times New Roman"/>
+                <w:color w:val="000000"/>
+                <w:kern w:val="0"/>
+                <w:sz w:val="20"/>
+                <w:szCs w:val="20"/>
+                <w14:ligatures w14:val="none"/>
+              </w:rPr>
+              <w:t xml:space="preserve">fraction of </w:t>
+            </w:r>
+            <w:proofErr w:type="spellStart"/>
+            <w:r>
+              <w:rPr>
+                <w:rFonts w:ascii="Aptos Narrow" w:eastAsia="Times New Roman" w:hAnsi="Aptos Narrow" w:cs="Times New Roman"/>
+                <w:color w:val="000000"/>
+                <w:kern w:val="0"/>
+                <w:sz w:val="20"/>
+                <w:szCs w:val="20"/>
+                <w14:ligatures w14:val="none"/>
+              </w:rPr>
+              <w:t>lrp</w:t>
+            </w:r>
+            <w:proofErr w:type="spellEnd"/>
+            <w:r>
+              <w:rPr>
+                <w:rFonts w:ascii="Aptos Narrow" w:eastAsia="Times New Roman" w:hAnsi="Aptos Narrow" w:cs="Times New Roman"/>
+                <w:color w:val="000000"/>
+                <w:kern w:val="0"/>
+                <w:sz w:val="20"/>
+                <w:szCs w:val="20"/>
+                <w14:ligatures w14:val="none"/>
+              </w:rPr>
+              <w:t xml:space="preserve"> proxy, </w:t>
+            </w:r>
+            <w:r>
+              <w:rPr>
+                <w:rFonts w:ascii="Aptos Narrow" w:eastAsia="Times New Roman" w:hAnsi="Aptos Narrow" w:cs="Times New Roman"/>
+                <w:color w:val="000000"/>
+                <w:kern w:val="0"/>
+                <w:sz w:val="20"/>
+                <w:szCs w:val="20"/>
+                <w14:ligatures w14:val="none"/>
+              </w:rPr>
+              <w:t>smaller number is more depleted)</w:t>
             </w:r>
           </w:p>
         </w:tc>
@@ -1540,6 +6579,7 @@
               <w:bottom w:val="single" w:sz="4" w:space="0" w:color="auto"/>
               <w:right w:val="nil"/>
             </w:tcBorders>
+            <w:vAlign w:val="bottom"/>
           </w:tcPr>
           <w:p>
             <w:pPr>
@@ -1576,6 +6616,7 @@
               <w:bottom w:val="single" w:sz="4" w:space="0" w:color="auto"/>
               <w:right w:val="nil"/>
             </w:tcBorders>
+            <w:vAlign w:val="bottom"/>
           </w:tcPr>
           <w:p>
             <w:pPr>
@@ -1614,7 +6655,7 @@
             </w:tcBorders>
             <w:shd w:val="clear" w:color="auto" w:fill="auto"/>
             <w:noWrap/>
-            <w:vAlign w:val="center"/>
+            <w:vAlign w:val="bottom"/>
             <w:hideMark/>
           </w:tcPr>
           <w:p>
@@ -2115,18 +7156,7 @@
                 <w:szCs w:val="20"/>
                 <w14:ligatures w14:val="none"/>
               </w:rPr>
-              <w:t>y</w:t>
-            </w:r>
-            <w:r>
-              <w:rPr>
-                <w:rFonts w:ascii="Aptos Narrow" w:eastAsia="Times New Roman" w:hAnsi="Aptos Narrow" w:cs="Times New Roman"/>
-                <w:color w:val="000000"/>
-                <w:kern w:val="0"/>
-                <w:sz w:val="20"/>
-                <w:szCs w:val="20"/>
-                <w14:ligatures w14:val="none"/>
-              </w:rPr>
-              <w:t>es</w:t>
+              <w:t>yes</w:t>
             </w:r>
           </w:p>
         </w:tc>
@@ -2193,17 +7223,6 @@
                 <w14:ligatures w14:val="none"/>
               </w:rPr>
             </w:pPr>
-            <w:r>
-              <w:rPr>
-                <w:rFonts w:ascii="Aptos Narrow" w:eastAsia="Times New Roman" w:hAnsi="Aptos Narrow" w:cs="Times New Roman"/>
-                <w:color w:val="000000"/>
-                <w:kern w:val="0"/>
-                <w:sz w:val="20"/>
-                <w:szCs w:val="20"/>
-                <w14:ligatures w14:val="none"/>
-              </w:rPr>
-              <w:t>No</w:t>
-            </w:r>
           </w:p>
         </w:tc>
       </w:tr>
@@ -2741,17 +7760,6 @@
                 <w14:ligatures w14:val="none"/>
               </w:rPr>
             </w:pPr>
-            <w:r>
-              <w:rPr>
-                <w:rFonts w:ascii="Aptos Narrow" w:eastAsia="Times New Roman" w:hAnsi="Aptos Narrow" w:cs="Times New Roman"/>
-                <w:color w:val="000000"/>
-                <w:kern w:val="0"/>
-                <w:sz w:val="20"/>
-                <w:szCs w:val="20"/>
-                <w14:ligatures w14:val="none"/>
-              </w:rPr>
-              <w:t>No</w:t>
-            </w:r>
           </w:p>
         </w:tc>
       </w:tr>
@@ -7229,998 +12237,143 @@
     </w:tbl>
     <w:p/>
     <w:p>
-      <w:r>
-        <w:t>Table X summarizes cod stocks that experienced severe historical depletion and evaluates their recovery outcomes in relation to production at the lowest observed biomass (δ0\delta_0δ0</w:t>
-      </w:r>
-      <w:r>
-        <w:rPr>
-          <w:rFonts w:ascii="Arial" w:hAnsi="Arial" w:cs="Arial"/>
-        </w:rPr>
-        <w:t>​</w:t>
-      </w:r>
-      <w:r>
-        <w:t>) and the estimated strength of Allee effects (</w:t>
-      </w:r>
-      <w:proofErr w:type="spellStart"/>
-      <w:r>
-        <w:t>AsA_sAs</w:t>
-      </w:r>
-      <w:proofErr w:type="spellEnd"/>
-      <w:r>
-        <w:rPr>
-          <w:rFonts w:ascii="Arial" w:hAnsi="Arial" w:cs="Arial"/>
-        </w:rPr>
-        <w:t>​</w:t>
-      </w:r>
-      <w:r>
-        <w:t>). All stocks listed reached very low relative biomass levels (depletion ≤ 0.6, with smaller values indicating greater depletion), and all are classified as collapsed. Despite broadly comparable depletion histories, recovery outcomes varied substantially among stocks.</w:t>
+      <w:pPr>
+        <w:pStyle w:val="Heading2"/>
+      </w:pPr>
+      <w:r>
+        <w:t>Main d</w:t>
+      </w:r>
+      <w:r>
+        <w:t>iscussion</w:t>
+      </w:r>
+      <w:r>
+        <w:t xml:space="preserve"> points</w:t>
       </w:r>
     </w:p>
     <w:p>
       <w:r>
-        <w:t xml:space="preserve">Stocks that recovered generally retained positive production at their lowest observed biomass and showed little or no evidence of an Allee effect. </w:t>
-      </w:r>
-      <w:r>
-        <w:rPr>
-          <w:highlight w:val="yellow"/>
-        </w:rPr>
-        <w:t>For example, CODICE (As=−0.35A_s = -0.35As</w:t>
-      </w:r>
-      <w:r>
-        <w:rPr>
-          <w:rFonts w:ascii="Arial" w:hAnsi="Arial" w:cs="Arial"/>
-          <w:highlight w:val="yellow"/>
-        </w:rPr>
-        <w:t>​</w:t>
-      </w:r>
-      <w:r>
-        <w:rPr>
-          <w:highlight w:val="yellow"/>
-        </w:rPr>
-        <w:t>=−0.35) and CODNEAR recovered with δ0≈0.5\delta_0 \</w:t>
-      </w:r>
-      <w:proofErr w:type="spellStart"/>
-      <w:r>
-        <w:rPr>
-          <w:highlight w:val="yellow"/>
-        </w:rPr>
-        <w:t>approx</w:t>
-      </w:r>
-      <w:proofErr w:type="spellEnd"/>
-      <w:r>
-        <w:rPr>
-          <w:highlight w:val="yellow"/>
-        </w:rPr>
-        <w:t xml:space="preserve"> 0.5δ0</w:t>
-      </w:r>
-      <w:r>
-        <w:rPr>
-          <w:rFonts w:ascii="Arial" w:hAnsi="Arial" w:cs="Arial"/>
-          <w:highlight w:val="yellow"/>
-        </w:rPr>
-        <w:t>​</w:t>
-      </w:r>
-      <w:r>
-        <w:rPr>
-          <w:highlight w:val="yellow"/>
-        </w:rPr>
-        <w:t>≈0.5, indicating positive production even at their lowest observed biomass despite a modest relative reduction in production rate.</w:t>
-      </w:r>
-      <w:r>
-        <w:t xml:space="preserve"> Recovery was also observed for COD1F-XIV and COD1IN at much lower depletion levels (&lt; 0.1). Although COD1IN exhibited a negative </w:t>
-      </w:r>
-      <w:proofErr w:type="spellStart"/>
-      <w:r>
-        <w:t>AsA_sAs</w:t>
-      </w:r>
-      <w:proofErr w:type="spellEnd"/>
-      <w:r>
-        <w:rPr>
-          <w:rFonts w:ascii="Arial" w:hAnsi="Arial" w:cs="Arial"/>
-        </w:rPr>
-        <w:t>​</w:t>
-      </w:r>
-      <w:r>
-        <w:t xml:space="preserve"> (−0.53-0.53−0.53), indicating a relative reduction in production rate at low </w:t>
-      </w:r>
-      <w:r>
-        <w:lastRenderedPageBreak/>
-        <w:t>biomass, production remained positive (δ0=0.29\delta_0 = 0.29δ0</w:t>
-      </w:r>
-      <w:r>
-        <w:rPr>
-          <w:rFonts w:ascii="Arial" w:hAnsi="Arial" w:cs="Arial"/>
-        </w:rPr>
-        <w:t>​</w:t>
-      </w:r>
-      <w:r>
-        <w:t>=0.29), suggesting that depensation was not strong enough to prevent recovery.</w:t>
+        <w:t>All stocks reached very low relative biomass levels (depletion ≤ 0.6) and were classified as collapsed. Despite broadly similar depletion trajectories, recovery outcomes varied substantially among stocks.</w:t>
       </w:r>
     </w:p>
     <w:p>
       <w:r>
-        <w:t xml:space="preserve">In contrast, many stocks that failed to recover exhibited strong Allee effects, reflected by negative </w:t>
-      </w:r>
-      <w:proofErr w:type="spellStart"/>
-      <w:r>
-        <w:t>AsA_sAs</w:t>
-      </w:r>
-      <w:proofErr w:type="spellEnd"/>
-      <w:r>
-        <w:rPr>
-          <w:rFonts w:ascii="Arial" w:hAnsi="Arial" w:cs="Arial"/>
-        </w:rPr>
-        <w:t>​</w:t>
-      </w:r>
-      <w:r>
-        <w:t xml:space="preserve"> values and very low or negative production at the lowest observed biomass. Stocks such as 3Pn4RS, 4X5Y, 4vsw, 4tvn, 4tvn-SPM, and 2J3KL-SPM showed pronounced reductions in production rate at low biomass (As&lt;0A_s &lt; 0As</w:t>
-      </w:r>
-      <w:r>
-        <w:rPr>
-          <w:rFonts w:ascii="Arial" w:hAnsi="Arial" w:cs="Arial"/>
-        </w:rPr>
-        <w:t>​</w:t>
-      </w:r>
-      <w:r>
-        <w:t>&lt;0) combined with δ0\delta_0δ0</w:t>
-      </w:r>
-      <w:r>
-        <w:rPr>
-          <w:rFonts w:ascii="Arial" w:hAnsi="Arial" w:cs="Arial"/>
-        </w:rPr>
-        <w:t>​</w:t>
-      </w:r>
-      <w:r>
-        <w:t xml:space="preserve"> values near zero or negative (≤ 0.04). These stocks also tended to be among the most severely depleted (depletion &lt; 0.3), indicating that depensatory dynamics likely constrained population growth following collapse.</w:t>
+        <w:t>Stocks that recovered generally maintained positive production at their lowest observed biomass and exhibited weak or no evidence of Allee effects. For example, CODICE and CODNEAR showed compensatory dynamics across their observed biomass range and retained positive production at low biomass, enabling recovery from collapse. Recovery was also observed for COD1F-XIV and COD1IN at much lower depletion levels (&lt; 0.1); these stocks displayed weak Allee effects but nonetheless maintained positive production at low biomass.</w:t>
       </w:r>
     </w:p>
     <w:p>
       <w:r>
-        <w:t xml:space="preserve">Stocks with positive </w:t>
-      </w:r>
-      <w:proofErr w:type="spellStart"/>
-      <w:r>
-        <w:t>AsA_sAs</w:t>
-      </w:r>
-      <w:proofErr w:type="spellEnd"/>
-      <w:r>
-        <w:rPr>
-          <w:rFonts w:ascii="Arial" w:hAnsi="Arial" w:cs="Arial"/>
-        </w:rPr>
-        <w:t>​</w:t>
-      </w:r>
-      <w:r>
-        <w:t xml:space="preserve"> values, indicating no detectable Allee effect, displayed mixed recovery outcomes depending on production at low biomass. Several such stocks (e.g., CODBA2224, CODBA2532, </w:t>
-      </w:r>
-      <w:proofErr w:type="spellStart"/>
-      <w:r>
-        <w:t>CODVIIek</w:t>
-      </w:r>
-      <w:proofErr w:type="spellEnd"/>
-      <w:r>
-        <w:t xml:space="preserve">, </w:t>
-      </w:r>
-      <w:proofErr w:type="spellStart"/>
-      <w:r>
-        <w:t>CODVIa</w:t>
-      </w:r>
-      <w:proofErr w:type="spellEnd"/>
-      <w:r>
-        <w:t xml:space="preserve">, COD5Zjm, CODIS, and COD3NO) did not recover despite the absence of depensation, reflecting limited production at their lowest observed biomass. Conversely, recovery in COD1F-XIV, which had a positive </w:t>
-      </w:r>
-      <w:proofErr w:type="spellStart"/>
-      <w:r>
-        <w:t>AsA_sAs</w:t>
-      </w:r>
-      <w:proofErr w:type="spellEnd"/>
-      <w:r>
-        <w:rPr>
-          <w:rFonts w:ascii="Arial" w:hAnsi="Arial" w:cs="Arial"/>
-        </w:rPr>
-        <w:t>​</w:t>
-      </w:r>
-      <w:r>
-        <w:t xml:space="preserve"> and moderate δ0\delta_0δ0</w:t>
-      </w:r>
-      <w:r>
-        <w:rPr>
-          <w:rFonts w:ascii="Arial" w:hAnsi="Arial" w:cs="Arial"/>
-        </w:rPr>
-        <w:t>​</w:t>
-      </w:r>
-      <w:r>
-        <w:t>, underscores the importance of maintaining positive production at low biomass even in the absence of Allee effects.</w:t>
+        <w:lastRenderedPageBreak/>
+        <w:t>In contrast, many stocks that failed to recover exhibited strong Allee effects, indicated by positive As values</w:t>
+      </w:r>
+      <w:r>
+        <w:t>. These stocks also exhibited</w:t>
+      </w:r>
+      <w:r>
+        <w:t xml:space="preserve"> very low or negative production at their lowest observed biomass. Stocks such as 3Pn4RS, 4X5Y, 4vsw, 4tvn, 4tvn-SPM, and 2J3KL-SPM showed </w:t>
+      </w:r>
+      <w:r>
+        <w:t>strong Allee effects</w:t>
+      </w:r>
+      <w:r>
+        <w:t>, with production values near zero or negative (≤ 0.04). These stocks were also among the most severely depleted (depletion &lt; 0.3), suggesting that depensatory dynamics constrained population growth following collapse.</w:t>
       </w:r>
     </w:p>
     <w:p>
       <w:r>
-        <w:t xml:space="preserve">Overall, these results indicate that recovery potential is jointly determined by depletion severity, production at the lowest observed biomass, and the strength of depensatory dynamics. Stocks experiencing extreme depletion combined with strong reductions in production rate at low biomass (negative </w:t>
+        <w:t xml:space="preserve">Stocks with negative As values, indicating no detectable Allee effect, showed mixed recovery outcomes. Several such stocks (e.g., CODBA2224, CODBA2532, </w:t>
       </w:r>
       <w:proofErr w:type="spellStart"/>
       <w:r>
-        <w:t>AsA_sAs</w:t>
+        <w:t>CODVIIek</w:t>
       </w:r>
       <w:proofErr w:type="spellEnd"/>
       <w:r>
-        <w:rPr>
-          <w:rFonts w:ascii="Arial" w:hAnsi="Arial" w:cs="Arial"/>
-        </w:rPr>
-        <w:t>​</w:t>
-      </w:r>
-      <w:r>
-        <w:t>) and near-zero or negative δ0\delta_0δ0</w:t>
-      </w:r>
-      <w:r>
-        <w:rPr>
-          <w:rFonts w:ascii="Arial" w:hAnsi="Arial" w:cs="Arial"/>
-        </w:rPr>
-        <w:t>​</w:t>
-      </w:r>
-      <w:r>
-        <w:t xml:space="preserve"> consistently failed to recover. In contrast, recovery was most likely when production remained positive at the lowest observed biomass, even when moderate reductions in production rate were present, highlighting the critical role of low-biomass productivity in rebuilding depleted stocks.</w:t>
+        <w:t xml:space="preserve">, </w:t>
+      </w:r>
+      <w:proofErr w:type="spellStart"/>
+      <w:r>
+        <w:t>CODVIa</w:t>
+      </w:r>
+      <w:proofErr w:type="spellEnd"/>
+      <w:r>
+        <w:t>, COD5Zjm, CODIS, and COD3NO) did not recover despite the absence of depensation, likely reflecting low production across their biomass range, including at their lowest observed biomass, and thus weak compensatory dynamics.</w:t>
+      </w:r>
+      <w:r>
+        <w:t xml:space="preserve"> It </w:t>
+      </w:r>
+      <w:proofErr w:type="spellStart"/>
+      <w:r>
+        <w:t>si</w:t>
+      </w:r>
+      <w:proofErr w:type="spellEnd"/>
+      <w:r>
+        <w:t xml:space="preserve"> possible that the time series for these stocks are from highly depleted states, masking a potential breakpoint in per capita production rates.</w:t>
+      </w:r>
+      <w:r>
+        <w:t xml:space="preserve"> In contrast, COD1F-XIV recovered, emphasizing the importance of positive production at low biomass even when Allee effects are weak or absent.</w:t>
       </w:r>
     </w:p>
     <w:p>
       <w:r>
-        <w:t>Discussion</w:t>
+        <w:t>Overall, recovery potential appears to be jointly influenced by depletion severity, production at low biomass, and the strength of depensatory dynamics. Stocks experiencing extreme depletion combined with strong Allee effects and near-zero or negative production at low biomass consistently failed to recover. Conversely, recovery was most likely when production remained positive at low biomass, even when weak Allee effects were present.</w:t>
       </w:r>
     </w:p>
     <w:p>
       <w:r>
-        <w:t xml:space="preserve">Novelty here is using surplus production and a quantification of the alle effect strength. Easier to routinely implement in stock assessments than a stock recruit function with depensation parameter. </w:t>
+        <w:t>A key contribution of this study is the use of surplus production dynamics to quantify the strength of Allee effects.</w:t>
       </w:r>
     </w:p>
     <w:p>
       <w:r>
-        <w:t xml:space="preserve">The biomass estimates used in surplus production are population model estimates from stock assessment models and are </w:t>
-      </w:r>
-      <w:proofErr w:type="spellStart"/>
-      <w:r>
-        <w:t>dependant</w:t>
-      </w:r>
-      <w:proofErr w:type="spellEnd"/>
-      <w:r>
-        <w:t xml:space="preserve"> of assumptions therein. </w:t>
+        <w:rPr>
+          <w:highlight w:val="yellow"/>
+        </w:rPr>
+        <w:t xml:space="preserve">This approach may be more straightforward to implement routinely in stock assessments than stock–recruitment models with explicit depensation parameters. </w:t>
+      </w:r>
+      <w:r>
+        <w:rPr>
+          <w:highlight w:val="yellow"/>
+        </w:rPr>
+        <w:t>How does this approach compare</w:t>
+      </w:r>
+      <w:r>
+        <w:rPr>
+          <w:highlight w:val="yellow"/>
+        </w:rPr>
+        <w:t xml:space="preserve"> with alternative approaches, including stock–recruitment relationships and surplus production models that explicitly incorporate depensation, </w:t>
+      </w:r>
+      <w:r>
+        <w:rPr>
+          <w:highlight w:val="yellow"/>
+        </w:rPr>
+        <w:t>to think about…</w:t>
+      </w:r>
+      <w:r>
+        <w:rPr>
+          <w:highlight w:val="yellow"/>
+        </w:rPr>
+        <w:t>.</w:t>
       </w:r>
     </w:p>
     <w:p>
       <w:r>
-        <w:br w:type="page"/>
-      </w:r>
-    </w:p>
-    <w:p>
-      <w:r>
-        <w:lastRenderedPageBreak/>
-        <w:br w:type="page"/>
-      </w:r>
-    </w:p>
-    <w:p/>
-    <w:p>
-      <w:r>
-        <w:rPr>
-          <w:rFonts w:cs="Arial"/>
+        <w:rPr>
           <w:highlight w:val="yellow"/>
         </w:rPr>
-        <w:t>notes</w:t>
-      </w:r>
-    </w:p>
-    <w:p>
-      <w:pPr>
+        <w:t>T</w:t>
+      </w:r>
+      <w:r>
         <w:rPr>
           <w:highlight w:val="yellow"/>
         </w:rPr>
-      </w:pPr>
-      <w:r>
-        <w:rPr>
-          <w:highlight w:val="yellow"/>
-        </w:rPr>
-        <w:t>Ray Hilborn, Daniel J. Hively, Olaf P. Jensen, Trevor A. Branch, The dynamics of fish populations at low abundance and prospects for rebuilding and recovery, </w:t>
-      </w:r>
-      <w:r>
-        <w:rPr>
-          <w:i/>
-          <w:iCs/>
-          <w:highlight w:val="yellow"/>
-        </w:rPr>
-        <w:t>ICES Journal of Marine Science</w:t>
-      </w:r>
-      <w:r>
-        <w:rPr>
-          <w:highlight w:val="yellow"/>
-        </w:rPr>
-        <w:t>, Volume 71, Issue 8, October 2014, Pages 2141–2151, </w:t>
-      </w:r>
-      <w:hyperlink r:id="rId14" w:history="1">
-        <w:r>
-          <w:rPr>
-            <w:rStyle w:val="Hyperlink"/>
-            <w:highlight w:val="yellow"/>
-          </w:rPr>
-          <w:t>https://doi.org/10.1093/icesjms/fsu035</w:t>
-        </w:r>
-      </w:hyperlink>
-    </w:p>
-    <w:p>
-      <w:r>
-        <w:rPr>
-          <w:highlight w:val="yellow"/>
-        </w:rPr>
-        <w:t xml:space="preserve">How to test if </w:t>
-      </w:r>
-      <w:proofErr w:type="spellStart"/>
-      <w:r>
-        <w:rPr>
-          <w:highlight w:val="yellow"/>
-        </w:rPr>
-        <w:t>allee</w:t>
-      </w:r>
-      <w:proofErr w:type="spellEnd"/>
-      <w:r>
-        <w:rPr>
-          <w:highlight w:val="yellow"/>
-        </w:rPr>
-        <w:t xml:space="preserve"> effects are m induced?</w:t>
-      </w:r>
-      <w:r>
-        <w:t xml:space="preserve"> – </w:t>
-      </w:r>
-      <w:r>
-        <w:rPr>
-          <w:highlight w:val="yellow"/>
-        </w:rPr>
-        <w:t xml:space="preserve">plot </w:t>
-      </w:r>
-      <w:proofErr w:type="spellStart"/>
-      <w:r>
-        <w:rPr>
-          <w:highlight w:val="yellow"/>
-        </w:rPr>
-        <w:t>srr</w:t>
-      </w:r>
-      <w:proofErr w:type="spellEnd"/>
-      <w:r>
-        <w:rPr>
-          <w:highlight w:val="yellow"/>
-        </w:rPr>
-        <w:t xml:space="preserve"> and look for depensation</w:t>
-      </w:r>
-      <w:r>
-        <w:rPr>
-          <w:highlight w:val="yellow"/>
-        </w:rPr>
-        <w:t xml:space="preserve"> to rule out recruitment (but M induced age truncation and reduced fecundity of older larger females may be reflected in SRR, along with changes in growth and maturity)</w:t>
-      </w:r>
-      <w:r>
-        <w:rPr>
-          <w:highlight w:val="yellow"/>
-        </w:rPr>
-        <w:t>.</w:t>
-      </w:r>
-      <w:r>
-        <w:t xml:space="preserve"> </w:t>
-      </w:r>
-    </w:p>
-    <w:p>
-      <w:r>
-        <w:rPr>
-          <w:highlight w:val="yellow"/>
-        </w:rPr>
-        <w:t>Notes from Neuenhoff et al 2019 4tvn cod</w:t>
-      </w:r>
-      <w:r>
-        <w:t xml:space="preserve"> </w:t>
-      </w:r>
-    </w:p>
-    <w:p>
-      <w:r>
-        <w:t xml:space="preserve">Atlantic cod in the </w:t>
-      </w:r>
-      <w:proofErr w:type="spellStart"/>
-      <w:r>
-        <w:t>sGSL</w:t>
-      </w:r>
-      <w:proofErr w:type="spellEnd"/>
-      <w:r>
-        <w:t xml:space="preserve"> are currently experiencing a strong Allee effect, with the rate of surplus production declining to neg- </w:t>
-      </w:r>
-      <w:proofErr w:type="spellStart"/>
-      <w:r>
-        <w:t>ative</w:t>
-      </w:r>
-      <w:proofErr w:type="spellEnd"/>
-      <w:r>
-        <w:t xml:space="preserve"> values as population biomass has decreased over the past decade. Changes in recruitment dynamics do not appear to be the primary cause of this negative productivity. While there does ap- pear to have been a weakening in recruitment compensation be- tween the 1970s and 1990s (cf. Keith and Hutchings 2012), there is no evidence for depensatory recruitment dynamics in this stock. </w:t>
-      </w:r>
-      <w:r>
-        <w:t xml:space="preserve">Instead, the positive density dependence of population productivity at low abundance </w:t>
-      </w:r>
-      <w:proofErr w:type="spellStart"/>
-      <w:r>
-        <w:t>ofthis</w:t>
-      </w:r>
-      <w:proofErr w:type="spellEnd"/>
-      <w:r>
-        <w:t xml:space="preserve"> stock appears to result from predation-driven Allee effects. Given a type II </w:t>
-      </w:r>
-      <w:proofErr w:type="spellStart"/>
-      <w:r>
-        <w:t>func</w:t>
-      </w:r>
-      <w:proofErr w:type="spellEnd"/>
-      <w:r>
-        <w:t xml:space="preserve">- </w:t>
-      </w:r>
-      <w:proofErr w:type="spellStart"/>
-      <w:r>
-        <w:t>tional</w:t>
-      </w:r>
-      <w:proofErr w:type="spellEnd"/>
-      <w:r>
-        <w:t xml:space="preserve"> response, the predation mortality generated per predator increases as prey abundance declines, resulting in a demographic Allee effect (Gascoigne and </w:t>
-      </w:r>
-      <w:proofErr w:type="spellStart"/>
-      <w:r>
-        <w:t>Lipcius</w:t>
-      </w:r>
-      <w:proofErr w:type="spellEnd"/>
-      <w:r>
-        <w:t xml:space="preserve"> 2004). This is reflected in the slight peak in predation mortality in the mid-1970s and the sharp</w:t>
-      </w:r>
-      <w:r>
-        <w:t xml:space="preserve"> </w:t>
-      </w:r>
-      <w:r>
-        <w:t>increase in predation mortality as the stock collapsed in the late 1980s and early 1990s (Fig. 2c). However, much of the large in- crease in 5+ M in the 1990s and 2000s reflects an emergent Allee effect, resulting from increasing grey seal abundance when Atlan- tic cod abundance is severely depleted.</w:t>
-      </w:r>
-    </w:p>
-    <w:p/>
-    <w:p/>
-    <w:p/>
-    <w:p>
-      <w:r>
-        <w:rPr>
-          <w:noProof/>
-        </w:rPr>
-        <w:lastRenderedPageBreak/>
-        <w:drawing>
-          <wp:inline distT="0" distB="0" distL="0" distR="0" wp14:anchorId="5D2B147B" wp14:editId="58BDA912">
-            <wp:extent cx="5943600" cy="5976620"/>
-            <wp:effectExtent l="0" t="0" r="0" b="5080"/>
-            <wp:docPr id="1984290214" name="Picture 1" descr="A graph of a graph&#10;&#10;AI-generated content may be incorrect."/>
-            <wp:cNvGraphicFramePr>
-              <a:graphicFrameLocks xmlns:a="http://schemas.openxmlformats.org/drawingml/2006/main" noChangeAspect="1"/>
-            </wp:cNvGraphicFramePr>
-            <a:graphic xmlns:a="http://schemas.openxmlformats.org/drawingml/2006/main">
-              <a:graphicData uri="http://schemas.openxmlformats.org/drawingml/2006/picture">
-                <pic:pic xmlns:pic="http://schemas.openxmlformats.org/drawingml/2006/picture">
-                  <pic:nvPicPr>
-                    <pic:cNvPr id="1984290214" name="Picture 1" descr="A graph of a graph&#10;&#10;AI-generated content may be incorrect."/>
-                    <pic:cNvPicPr/>
-                  </pic:nvPicPr>
-                  <pic:blipFill>
-                    <a:blip r:embed="rId15"/>
-                    <a:stretch>
-                      <a:fillRect/>
-                    </a:stretch>
-                  </pic:blipFill>
-                  <pic:spPr>
-                    <a:xfrm>
-                      <a:off x="0" y="0"/>
-                      <a:ext cx="5943600" cy="5976620"/>
-                    </a:xfrm>
-                    <a:prstGeom prst="rect">
-                      <a:avLst/>
-                    </a:prstGeom>
-                  </pic:spPr>
-                </pic:pic>
-              </a:graphicData>
-            </a:graphic>
-          </wp:inline>
-        </w:drawing>
-      </w:r>
-    </w:p>
-    <w:p>
-      <w:pPr>
-        <w:rPr>
-          <w:u w:val="single"/>
-        </w:rPr>
-      </w:pPr>
-    </w:p>
-    <w:p>
-      <w:pPr>
-        <w:rPr>
-          <w:u w:val="single"/>
-        </w:rPr>
-      </w:pPr>
-    </w:p>
-    <w:p/>
-    <w:p>
-      <w:r>
-        <w:rPr>
-          <w:highlight w:val="yellow"/>
-        </w:rPr>
-        <w:t>Notes</w:t>
-      </w:r>
-    </w:p>
-    <w:p>
-      <w:r>
-        <w:t>Kuparinen, A., and Hutchings, J.A. 2025. Increased natural mortality at low abundance can generate an Allee effect in a marine fish Subject Areas</w:t>
-      </w:r>
-      <w:r>
-        <w:rPr>
-          <w:rFonts w:ascii="Arial" w:hAnsi="Arial" w:cs="Arial"/>
-        </w:rPr>
-        <w:t> </w:t>
-      </w:r>
-      <w:r>
-        <w:t>: Author for correspondence</w:t>
-      </w:r>
-      <w:r>
-        <w:rPr>
-          <w:rFonts w:ascii="Arial" w:hAnsi="Arial" w:cs="Arial"/>
-        </w:rPr>
-        <w:t> </w:t>
-      </w:r>
-      <w:r>
-        <w:t>: R. Sic. open sci. (December). doi:10.1098/rsos.140075/224120/rsos.140075.pdf.</w:t>
-      </w:r>
-    </w:p>
-    <w:p>
-      <w:r>
-        <w:lastRenderedPageBreak/>
-        <w:t>Our results suggest that increased mortality at low abundance can generate a demographic Allee effect that slows the recovery of depleted populations. In addition to the general importance of this finding for threatened species, our work has specific relevance to the rebuilding of over-exploited populations, indicating that recovery can be significantly retarded even in the absence of exploitation.</w:t>
-      </w:r>
-    </w:p>
-    <w:p/>
-    <w:p>
-      <w:r>
-        <w:t xml:space="preserve">Winter, A.M., Vasilyeva, N., and Vladimirov, A. 2023. Spawner weight and ocean temperature drive Allee effect dynamics in Atlantic cod, Gadus </w:t>
-      </w:r>
-      <w:proofErr w:type="spellStart"/>
-      <w:r>
-        <w:t>morhua</w:t>
-      </w:r>
-      <w:proofErr w:type="spellEnd"/>
-      <w:r>
-        <w:t xml:space="preserve">: inherent and emergent density regulation. </w:t>
-      </w:r>
-      <w:proofErr w:type="spellStart"/>
-      <w:r>
-        <w:t>Biogeosciences</w:t>
-      </w:r>
-      <w:proofErr w:type="spellEnd"/>
-      <w:r>
-        <w:t xml:space="preserve"> </w:t>
-      </w:r>
-      <w:r>
-        <w:rPr>
-          <w:b/>
-          <w:bCs/>
-        </w:rPr>
-        <w:t>20</w:t>
-      </w:r>
-      <w:r>
-        <w:t>(17): 3683–3716. doi:10.5194/bg-20-3683-2023.</w:t>
-      </w:r>
-    </w:p>
-    <w:p>
-      <w:bookmarkStart w:id="1" w:name="_Hlk218170420"/>
-      <w:r>
-        <w:t xml:space="preserve">The Allee effect is defined as a decline in the individual growth rate or recruitment per capita ratio, </w:t>
-      </w:r>
-      <w:proofErr w:type="spellStart"/>
-      <w:r>
-        <w:t>Rcap</w:t>
-      </w:r>
-      <w:proofErr w:type="spellEnd"/>
-      <w:r>
-        <w:t>, at small population density or abundance (</w:t>
-      </w:r>
-      <w:proofErr w:type="spellStart"/>
-      <w:r>
-        <w:t>Courchamp</w:t>
-      </w:r>
-      <w:proofErr w:type="spellEnd"/>
-      <w:r>
-        <w:t xml:space="preserve"> et al., 1999; Hutchings, 2015). The threshold below which recruitment per capita decreases is termed the Allee effect threshold. If the individual growth rate decreases to zero at a positive population abundance, the Allee effect is usually considered strong (Berec et al., 2007; Hutchings, 2015). Here, we </w:t>
-      </w:r>
-      <w:proofErr w:type="spellStart"/>
-      <w:r>
-        <w:t>esti</w:t>
-      </w:r>
-      <w:proofErr w:type="spellEnd"/>
-      <w:r>
-        <w:t xml:space="preserve">- mated the Allee effect strength, As, as the ratio between </w:t>
-      </w:r>
-      <w:proofErr w:type="spellStart"/>
-      <w:r>
-        <w:t>Rcap</w:t>
-      </w:r>
-      <w:proofErr w:type="spellEnd"/>
-      <w:r>
-        <w:t xml:space="preserve"> at the Allee effect threshold SSB0 and the minimum </w:t>
-      </w:r>
-      <w:proofErr w:type="spellStart"/>
-      <w:r>
-        <w:t>Rcap</w:t>
-      </w:r>
-      <w:proofErr w:type="spellEnd"/>
-      <w:r>
-        <w:t xml:space="preserve"> at SSBN below the Allee effect threshold (Eq. 9). With- out an Allee effect, SSB0 is simply the inflection point. We considered SSBN in order to focus on spawner abundance, because Allee effects are density- or abundance-dependent phenomena. At the Allee effect threshold, </w:t>
-      </w:r>
-      <w:proofErr w:type="spellStart"/>
-      <w:r>
-        <w:t>Rcap</w:t>
-      </w:r>
-      <w:proofErr w:type="spellEnd"/>
-      <w:r>
-        <w:t xml:space="preserve"> is maximal, and the corresponding biomass is SSB0. Because all stocks show to some extent a decline in the per capita growth rate (Fig. 3), an Allee effect can be quantified for each stock as the decline in recruitment per capita relative to its maximum so that As </w:t>
-      </w:r>
-      <w:r>
-        <w:rPr>
-          <w:rFonts w:ascii="Cambria Math" w:hAnsi="Cambria Math" w:cs="Cambria Math"/>
-        </w:rPr>
-        <w:t>∈</w:t>
-      </w:r>
-      <w:r>
-        <w:t xml:space="preserve"> [0,1]. When there is no Allee effect As = 0 and As = 1 when recruitment per capita declines to 0. Ap- </w:t>
-      </w:r>
-      <w:proofErr w:type="spellStart"/>
-      <w:r>
-        <w:t>pendix</w:t>
-      </w:r>
-      <w:proofErr w:type="spellEnd"/>
-      <w:r>
-        <w:t xml:space="preserve"> C Fig. C1 shows a scheme of the definition:</w:t>
-      </w:r>
-    </w:p>
-    <w:bookmarkEnd w:id="1"/>
-    <w:p/>
-    <w:p/>
-    <w:p/>
-    <w:p>
-      <w:r>
-        <w:t xml:space="preserve">Keith, D.M., and Hutchings, J.A. 2012. Population dynamics of marine fishes at low abundance. Can. J. Fish. </w:t>
-      </w:r>
-      <w:proofErr w:type="spellStart"/>
-      <w:r>
-        <w:t>Aquat</w:t>
-      </w:r>
-      <w:proofErr w:type="spellEnd"/>
-      <w:r>
-        <w:t xml:space="preserve">. Sci. </w:t>
-      </w:r>
-      <w:r>
-        <w:rPr>
-          <w:b/>
-          <w:bCs/>
-        </w:rPr>
-        <w:t>69</w:t>
-      </w:r>
-      <w:r>
-        <w:t>(7): 1150–1163. doi:10.1139/F2012-055.</w:t>
-      </w:r>
-    </w:p>
-    <w:p>
-      <w:r>
-        <w:t xml:space="preserve">Our analysis suggests that the assumption of an increase in Recruits per SSB as SSB declines is well founded for many species across much of their historical range in SSB. Overall, there is a steady increase in RPSZ as SSB declines, although this trend slows at the </w:t>
-      </w:r>
-      <w:r>
-        <w:lastRenderedPageBreak/>
-        <w:t xml:space="preserve">lowest values of SSB. At their lowest his- </w:t>
-      </w:r>
-      <w:proofErr w:type="spellStart"/>
-      <w:r>
-        <w:t>torical</w:t>
-      </w:r>
-      <w:proofErr w:type="spellEnd"/>
-      <w:r>
-        <w:t xml:space="preserve"> abundances, there is an estimated decline in RPSZ in over 20% of species. </w:t>
-      </w:r>
-    </w:p>
-    <w:p>
-      <w:r>
-        <w:rPr>
-          <w:highlight w:val="yellow"/>
-        </w:rPr>
-        <w:t xml:space="preserve">They use recruits per </w:t>
-      </w:r>
-      <w:proofErr w:type="spellStart"/>
-      <w:r>
-        <w:rPr>
-          <w:highlight w:val="yellow"/>
-        </w:rPr>
-        <w:t>ssb</w:t>
-      </w:r>
-      <w:proofErr w:type="spellEnd"/>
-      <w:r>
-        <w:rPr>
-          <w:highlight w:val="yellow"/>
-        </w:rPr>
-        <w:t xml:space="preserve"> as y axis, implying that this is the mechanism behind population growth. We use surplus production rate per capita.</w:t>
-      </w:r>
-      <w:r>
-        <w:t xml:space="preserve"> </w:t>
-      </w:r>
-    </w:p>
-    <w:p/>
-    <w:p>
-      <w:r>
-        <w:t xml:space="preserve">Hutchings, J.A. 2015. Thresholds for impaired species recovery. Proc. R. Soc. B Biol. Sci. </w:t>
-      </w:r>
-      <w:r>
-        <w:rPr>
-          <w:b/>
-          <w:bCs/>
-        </w:rPr>
-        <w:t>282</w:t>
-      </w:r>
-      <w:r>
-        <w:t>(1809). doi:10.1098/rspb.2015.0654.</w:t>
-      </w:r>
-    </w:p>
-    <w:p>
-      <w:bookmarkStart w:id="2" w:name="_Hlk218170391"/>
-      <w:r>
-        <w:t xml:space="preserve">The concept of ‘threshold’ is central to Allee effects. If the pat- tern between realized and N changes from a negative to a positive relationship as populations decline, an obvious and fundamental question emerges: at what level of abundance are Allee effects likely to be manifest in natural populations? Despite the logical necessity in posing this question, </w:t>
-      </w:r>
-      <w:proofErr w:type="spellStart"/>
-      <w:r>
-        <w:t>surpris</w:t>
-      </w:r>
-      <w:proofErr w:type="spellEnd"/>
-      <w:r>
-        <w:t xml:space="preserve">- </w:t>
-      </w:r>
-      <w:proofErr w:type="spellStart"/>
-      <w:r>
-        <w:t>ingly</w:t>
-      </w:r>
-      <w:proofErr w:type="spellEnd"/>
-      <w:r>
-        <w:t xml:space="preserve"> little work has been devoted to answering it. This might reflect an influence of the prevailing conservation- biology paradigms and their emphasis on extinction rather than recovery, resulting in greater study being directed to strong rather than weak Allee effects ([13,30,36]; ISI Web of Science searches). </w:t>
-      </w:r>
-    </w:p>
-    <w:bookmarkEnd w:id="2"/>
-    <w:p/>
-    <w:p/>
-    <w:p>
-      <w:r>
-        <w:t xml:space="preserve">From Jacobsen and Essington: </w:t>
-      </w:r>
-      <w:bookmarkStart w:id="3" w:name="_Hlk218170346"/>
-      <w:r>
-        <w:t xml:space="preserve">Here, we quantified the role of natural mortality fluctuations </w:t>
-      </w:r>
-      <w:proofErr w:type="spellStart"/>
-      <w:r>
-        <w:t>onforage</w:t>
-      </w:r>
-      <w:proofErr w:type="spellEnd"/>
-      <w:r>
-        <w:t xml:space="preserve"> fish population dynamics, illustrating a depensatory trend </w:t>
-      </w:r>
-      <w:proofErr w:type="spellStart"/>
-      <w:r>
-        <w:t>inmortality</w:t>
-      </w:r>
-      <w:proofErr w:type="spellEnd"/>
-      <w:r>
-        <w:t xml:space="preserve"> in periods of population cycles leading to population </w:t>
-      </w:r>
-      <w:proofErr w:type="spellStart"/>
-      <w:r>
-        <w:t>peaksand</w:t>
-      </w:r>
-      <w:proofErr w:type="spellEnd"/>
-      <w:r>
-        <w:t xml:space="preserve"> troughs. Namely, we found that density-dependent </w:t>
-      </w:r>
-      <w:proofErr w:type="spellStart"/>
-      <w:r>
-        <w:t>mortalityworked</w:t>
-      </w:r>
-      <w:proofErr w:type="spellEnd"/>
-      <w:r>
-        <w:t xml:space="preserve"> in two ways: on average mortality increased before a </w:t>
-      </w:r>
-      <w:proofErr w:type="spellStart"/>
-      <w:r>
-        <w:t>troughand</w:t>
-      </w:r>
-      <w:proofErr w:type="spellEnd"/>
-      <w:r>
-        <w:t xml:space="preserve"> decreased before a peak, albeit with a stronger signal </w:t>
-      </w:r>
-      <w:proofErr w:type="spellStart"/>
-      <w:r>
-        <w:t>beforetrough</w:t>
-      </w:r>
-      <w:proofErr w:type="spellEnd"/>
-      <w:r>
-        <w:t xml:space="preserve">. The analysis also showed that the peaks and troughs </w:t>
-      </w:r>
-      <w:proofErr w:type="spellStart"/>
-      <w:r>
-        <w:t>wouldhave</w:t>
-      </w:r>
-      <w:proofErr w:type="spellEnd"/>
-      <w:r>
-        <w:t xml:space="preserve"> occurred if mortality was constant, but in smaller magnitudes(Figure 4). This result does not implicate that mortality will always </w:t>
-      </w:r>
-      <w:proofErr w:type="spellStart"/>
-      <w:r>
-        <w:t>bedepensatory</w:t>
-      </w:r>
-      <w:proofErr w:type="spellEnd"/>
-      <w:r>
-        <w:t xml:space="preserve"> during population cycles, but that depensatory mortal-</w:t>
-      </w:r>
-      <w:proofErr w:type="spellStart"/>
-      <w:r>
-        <w:t>ity</w:t>
-      </w:r>
-      <w:proofErr w:type="spellEnd"/>
-      <w:r>
-        <w:t xml:space="preserve"> is frequently occurring in forage fish populations. As fishing am-</w:t>
-      </w:r>
-      <w:proofErr w:type="spellStart"/>
-      <w:r>
-        <w:t>plifies</w:t>
-      </w:r>
-      <w:proofErr w:type="spellEnd"/>
-      <w:r>
-        <w:t xml:space="preserve"> crashes in forage fish populations (</w:t>
-      </w:r>
-      <w:proofErr w:type="spellStart"/>
-      <w:r>
-        <w:t>Beverton</w:t>
-      </w:r>
-      <w:proofErr w:type="spellEnd"/>
-      <w:r>
-        <w:t xml:space="preserve">, 1990; </w:t>
-      </w:r>
-      <w:proofErr w:type="spellStart"/>
-      <w:r>
-        <w:t>Essingtonet</w:t>
-      </w:r>
-      <w:proofErr w:type="spellEnd"/>
-      <w:r>
-        <w:t xml:space="preserve"> al., 2015), the effects of natural and fishing mortality are </w:t>
-      </w:r>
-      <w:proofErr w:type="spellStart"/>
-      <w:r>
-        <w:t>likelysynergistic</w:t>
-      </w:r>
-      <w:proofErr w:type="spellEnd"/>
-      <w:r>
-        <w:t xml:space="preserve"> in contributing to the large-scale fluctuations often </w:t>
-      </w:r>
-      <w:proofErr w:type="spellStart"/>
-      <w:r>
-        <w:t>ob</w:t>
-      </w:r>
-      <w:proofErr w:type="spellEnd"/>
-      <w:r>
-        <w:t xml:space="preserve">-served in forage fish populations. This work contributes to </w:t>
-      </w:r>
-      <w:proofErr w:type="spellStart"/>
-      <w:r>
-        <w:t>specificcase</w:t>
-      </w:r>
-      <w:proofErr w:type="spellEnd"/>
-      <w:r>
-        <w:t>-studies illustrating Allee effects and depensation (Gascoigne &amp;</w:t>
-      </w:r>
-      <w:proofErr w:type="spellStart"/>
-      <w:r>
-        <w:t>Lipcius</w:t>
-      </w:r>
-      <w:proofErr w:type="spellEnd"/>
-      <w:r>
-        <w:t xml:space="preserve">, 2004; Wood, 1987), but is the first to demonstrate </w:t>
-      </w:r>
-      <w:proofErr w:type="spellStart"/>
-      <w:r>
-        <w:t>naturalmortality</w:t>
-      </w:r>
-      <w:proofErr w:type="spellEnd"/>
-      <w:r>
-        <w:t xml:space="preserve"> as a widespread depensatory mechanism across </w:t>
-      </w:r>
-      <w:proofErr w:type="spellStart"/>
-      <w:r>
-        <w:t>multiplemarine</w:t>
-      </w:r>
-      <w:proofErr w:type="spellEnd"/>
-      <w:r>
-        <w:t xml:space="preserve"> fish populations</w:t>
-      </w:r>
-      <w:bookmarkEnd w:id="3"/>
-    </w:p>
-    <w:p>
-      <w:pPr>
-        <w:tabs>
-          <w:tab w:val="num" w:pos="720"/>
-        </w:tabs>
-        <w:rPr>
-          <w:rFonts w:cs="Arial"/>
-        </w:rPr>
-      </w:pPr>
-    </w:p>
-    <w:p>
-      <w:pPr>
-        <w:rPr>
-          <w:rFonts w:cs="Arial"/>
-        </w:rPr>
-      </w:pPr>
-      <w:r>
-        <w:rPr>
-          <w:rFonts w:cs="Arial"/>
-          <w:highlight w:val="yellow"/>
-        </w:rPr>
-        <w:lastRenderedPageBreak/>
-        <w:t>Maybe - Investigate the likely sources of the Allee effects by looking for signs of depensation in stock recruit relationships, and M analysis? Other productivity drivers</w:t>
-      </w:r>
-    </w:p>
-    <w:p>
-      <w:pPr>
-        <w:rPr>
-          <w:rFonts w:cs="Arial"/>
-        </w:rPr>
-      </w:pPr>
-    </w:p>
-    <w:p>
-      <w:pPr>
-        <w:rPr>
-          <w:rFonts w:cs="Arial"/>
-        </w:rPr>
-      </w:pPr>
-      <w:r>
-        <w:rPr>
-          <w:rFonts w:cs="Arial"/>
-          <w:highlight w:val="yellow"/>
-        </w:rPr>
-        <w:t>Allee effects are most often investigated via stock recruit relationships, however the mechanism is a decrease in the production rate, which does not necessarily translate to a decrease in recruitment rate. Other drivers (</w:t>
-      </w:r>
-      <w:proofErr w:type="spellStart"/>
-      <w:r>
-        <w:rPr>
-          <w:rFonts w:cs="Arial"/>
-          <w:highlight w:val="yellow"/>
-        </w:rPr>
-        <w:t>growth,maturity</w:t>
-      </w:r>
-      <w:proofErr w:type="spellEnd"/>
-      <w:r>
-        <w:rPr>
-          <w:rFonts w:cs="Arial"/>
-          <w:highlight w:val="yellow"/>
-        </w:rPr>
-        <w:t xml:space="preserve"> and mortality) can also contribute to the emergence of </w:t>
-      </w:r>
-      <w:proofErr w:type="spellStart"/>
-      <w:r>
-        <w:rPr>
-          <w:rFonts w:cs="Arial"/>
-          <w:highlight w:val="yellow"/>
-        </w:rPr>
-        <w:t>allee</w:t>
-      </w:r>
-      <w:proofErr w:type="spellEnd"/>
-      <w:r>
-        <w:rPr>
-          <w:rFonts w:cs="Arial"/>
-          <w:highlight w:val="yellow"/>
-        </w:rPr>
-        <w:t xml:space="preserve"> effects.</w:t>
+        <w:t>he biomass estimates used here are derived from population models in stock assessments and therefore depend on the underlying model assumptions.</w:t>
       </w:r>
     </w:p>
     <w:p/>
     <w:sectPr>
-      <w:headerReference w:type="even" r:id="rId16"/>
-      <w:headerReference w:type="default" r:id="rId17"/>
-      <w:headerReference w:type="first" r:id="rId18"/>
+      <w:headerReference w:type="even" r:id="rId11"/>
+      <w:headerReference w:type="default" r:id="rId12"/>
+      <w:headerReference w:type="first" r:id="rId13"/>
       <w:pgSz w:w="12240" w:h="15840"/>
       <w:pgMar w:top="1440" w:right="1440" w:bottom="1440" w:left="1440" w:header="720" w:footer="720" w:gutter="0"/>
       <w:cols w:space="720"/>
@@ -8228,45 +12381,6 @@
     </w:sectPr>
   </w:body>
 </w:document>
-</file>
-
-<file path=word/comments.xml><?xml version="1.0" encoding="utf-8"?>
-<w:comments xmlns:wpc="http://schemas.microsoft.com/office/word/2010/wordprocessingCanvas" xmlns:cx="http://schemas.microsoft.com/office/drawing/2014/chartex" xmlns:cx1="http://schemas.microsoft.com/office/drawing/2015/9/8/chartex" xmlns:cx2="http://schemas.microsoft.com/office/drawing/2015/10/21/chartex" xmlns:cx3="http://schemas.microsoft.com/office/drawing/2016/5/9/chartex" xmlns:cx4="http://schemas.microsoft.com/office/drawing/2016/5/10/chartex" xmlns:cx5="http://schemas.microsoft.com/office/drawing/2016/5/11/chartex" xmlns:cx6="http://schemas.microsoft.com/office/drawing/2016/5/12/chartex" xmlns:cx7="http://schemas.microsoft.com/office/drawing/2016/5/13/chartex" xmlns:cx8="http://schemas.microsoft.com/office/drawing/2016/5/14/chartex" xmlns:mc="http://schemas.openxmlformats.org/markup-compatibility/2006" xmlns:aink="http://schemas.microsoft.com/office/drawing/2016/ink" xmlns:am3d="http://schemas.microsoft.com/office/drawing/2017/model3d" xmlns:o="urn:schemas-microsoft-com:office:office" xmlns:oel="http://schemas.microsoft.com/office/2019/extlst" xmlns:r="http://schemas.openxmlformats.org/officeDocument/2006/relationships" xmlns:m="http://schemas.openxmlformats.org/officeDocument/2006/math" xmlns:v="urn:schemas-microsoft-com:vml" xmlns:wp14="http://schemas.microsoft.com/office/word/2010/wordprocessingDrawing" xmlns:wp="http://schemas.openxmlformats.org/drawingml/2006/wordprocessingDrawing" xmlns:w10="urn:schemas-microsoft-com:office:word" xmlns:w="http://schemas.openxmlformats.org/wordprocessingml/2006/main" xmlns:w14="http://schemas.microsoft.com/office/word/2010/wordml" xmlns:w15="http://schemas.microsoft.com/office/word/2012/wordml" xmlns:w16cex="http://schemas.microsoft.com/office/word/2018/wordml/cex" xmlns:w16cid="http://schemas.microsoft.com/office/word/2016/wordml/cid" xmlns:w16="http://schemas.microsoft.com/office/word/2018/wordml" xmlns:w16du="http://schemas.microsoft.com/office/word/2023/wordml/word16du" xmlns:w16sdtdh="http://schemas.microsoft.com/office/word/2020/wordml/sdtdatahash" xmlns:w16sdtfl="http://schemas.microsoft.com/office/word/2024/wordml/sdtformatlock" xmlns:w16se="http://schemas.microsoft.com/office/word/2015/wordml/symex" xmlns:wpg="http://schemas.microsoft.com/office/word/2010/wordprocessingGroup" xmlns:wpi="http://schemas.microsoft.com/office/word/2010/wordprocessingInk" xmlns:wne="http://schemas.microsoft.com/office/word/2006/wordml" xmlns:wps="http://schemas.microsoft.com/office/word/2010/wordprocessingShape" mc:Ignorable="w14 w15 w16se w16cid w16 w16cex w16sdtdh w16sdtfl w16du wp14">
-  <w:comment w:id="0" w:author="Turcotte, François (DFO/MPO)" w:date="2026-01-01T15:54:00Z" w:initials="FT">
-    <w:p>
-      <w:pPr>
-        <w:pStyle w:val="CommentText"/>
-      </w:pPr>
-      <w:r>
-        <w:rPr>
-          <w:rStyle w:val="CommentReference"/>
-        </w:rPr>
-        <w:annotationRef/>
-      </w:r>
-      <w:r>
-        <w:t>Check that refs are still valid</w:t>
-      </w:r>
-    </w:p>
-  </w:comment>
-</w:comments>
-</file>
-
-<file path=word/commentsExtended.xml><?xml version="1.0" encoding="utf-8"?>
-<w15:commentsEx xmlns:wpc="http://schemas.microsoft.com/office/word/2010/wordprocessingCanvas" xmlns:cx="http://schemas.microsoft.com/office/drawing/2014/chartex" xmlns:cx1="http://schemas.microsoft.com/office/drawing/2015/9/8/chartex" xmlns:cx2="http://schemas.microsoft.com/office/drawing/2015/10/21/chartex" xmlns:cx3="http://schemas.microsoft.com/office/drawing/2016/5/9/chartex" xmlns:cx4="http://schemas.microsoft.com/office/drawing/2016/5/10/chartex" xmlns:cx5="http://schemas.microsoft.com/office/drawing/2016/5/11/chartex" xmlns:cx6="http://schemas.microsoft.com/office/drawing/2016/5/12/chartex" xmlns:cx7="http://schemas.microsoft.com/office/drawing/2016/5/13/chartex" xmlns:cx8="http://schemas.microsoft.com/office/drawing/2016/5/14/chartex" xmlns:mc="http://schemas.openxmlformats.org/markup-compatibility/2006" xmlns:aink="http://schemas.microsoft.com/office/drawing/2016/ink" xmlns:am3d="http://schemas.microsoft.com/office/drawing/2017/model3d" xmlns:o="urn:schemas-microsoft-com:office:office" xmlns:oel="http://schemas.microsoft.com/office/2019/extlst" xmlns:r="http://schemas.openxmlformats.org/officeDocument/2006/relationships" xmlns:m="http://schemas.openxmlformats.org/officeDocument/2006/math" xmlns:v="urn:schemas-microsoft-com:vml" xmlns:wp14="http://schemas.microsoft.com/office/word/2010/wordprocessingDrawing" xmlns:wp="http://schemas.openxmlformats.org/drawingml/2006/wordprocessingDrawing" xmlns:w10="urn:schemas-microsoft-com:office:word" xmlns:w="http://schemas.openxmlformats.org/wordprocessingml/2006/main" xmlns:w14="http://schemas.microsoft.com/office/word/2010/wordml" xmlns:w15="http://schemas.microsoft.com/office/word/2012/wordml" xmlns:w16cex="http://schemas.microsoft.com/office/word/2018/wordml/cex" xmlns:w16cid="http://schemas.microsoft.com/office/word/2016/wordml/cid" xmlns:w16="http://schemas.microsoft.com/office/word/2018/wordml" xmlns:w16du="http://schemas.microsoft.com/office/word/2023/wordml/word16du" xmlns:w16sdtdh="http://schemas.microsoft.com/office/word/2020/wordml/sdtdatahash" xmlns:w16sdtfl="http://schemas.microsoft.com/office/word/2024/wordml/sdtformatlock" xmlns:w16se="http://schemas.microsoft.com/office/word/2015/wordml/symex" xmlns:wpg="http://schemas.microsoft.com/office/word/2010/wordprocessingGroup" xmlns:wpi="http://schemas.microsoft.com/office/word/2010/wordprocessingInk" xmlns:wne="http://schemas.microsoft.com/office/word/2006/wordml" xmlns:wps="http://schemas.microsoft.com/office/word/2010/wordprocessingShape" mc:Ignorable="w14 w15 w16se w16cid w16 w16cex w16sdtdh w16sdtfl w16du wp14">
-  <w15:commentEx w15:paraId="0C1BD635" w15:done="0"/>
-</w15:commentsEx>
-</file>
-
-<file path=word/commentsExtensible.xml><?xml version="1.0" encoding="utf-8"?>
-<w16cex:commentsExtensible xmlns:wpc="http://schemas.microsoft.com/office/word/2010/wordprocessingCanvas" xmlns:cx="http://schemas.microsoft.com/office/drawing/2014/chartex" xmlns:cx1="http://schemas.microsoft.com/office/drawing/2015/9/8/chartex" xmlns:cx2="http://schemas.microsoft.com/office/drawing/2015/10/21/chartex" xmlns:cx3="http://schemas.microsoft.com/office/drawing/2016/5/9/chartex" xmlns:cx4="http://schemas.microsoft.com/office/drawing/2016/5/10/chartex" xmlns:cx5="http://schemas.microsoft.com/office/drawing/2016/5/11/chartex" xmlns:cx6="http://schemas.microsoft.com/office/drawing/2016/5/12/chartex" xmlns:cx7="http://schemas.microsoft.com/office/drawing/2016/5/13/chartex" xmlns:cx8="http://schemas.microsoft.com/office/drawing/2016/5/14/chartex" xmlns:cr="http://schemas.microsoft.com/office/comments/2020/reactions" xmlns:mc="http://schemas.openxmlformats.org/markup-compatibility/2006" xmlns:aink="http://schemas.microsoft.com/office/drawing/2016/ink" xmlns:am3d="http://schemas.microsoft.com/office/drawing/2017/model3d" xmlns:o="urn:schemas-microsoft-com:office:office" xmlns:oel="http://schemas.microsoft.com/office/2019/extlst" xmlns:r="http://schemas.openxmlformats.org/officeDocument/2006/relationships" xmlns:m="http://schemas.openxmlformats.org/officeDocument/2006/math" xmlns:v="urn:schemas-microsoft-com:vml" xmlns:wp14="http://schemas.microsoft.com/office/word/2010/wordprocessingDrawing" xmlns:wp="http://schemas.openxmlformats.org/drawingml/2006/wordprocessingDrawing" xmlns:w10="urn:schemas-microsoft-com:office:word" xmlns:w="http://schemas.openxmlformats.org/wordprocessingml/2006/main" xmlns:w14="http://schemas.microsoft.com/office/word/2010/wordml" xmlns:w15="http://schemas.microsoft.com/office/word/2012/wordml" xmlns:w16cex="http://schemas.microsoft.com/office/word/2018/wordml/cex" xmlns:w16cid="http://schemas.microsoft.com/office/word/2016/wordml/cid" xmlns:w16="http://schemas.microsoft.com/office/word/2018/wordml" xmlns:w16du="http://schemas.microsoft.com/office/word/2023/wordml/word16du" xmlns:w16sdtdh="http://schemas.microsoft.com/office/word/2020/wordml/sdtdatahash" xmlns:w16sdtfl="http://schemas.microsoft.com/office/word/2024/wordml/sdtformatlock" xmlns:w16se="http://schemas.microsoft.com/office/word/2015/wordml/symex" xmlns:wpg="http://schemas.microsoft.com/office/word/2010/wordprocessingGroup" xmlns:wpi="http://schemas.microsoft.com/office/word/2010/wordprocessingInk" xmlns:wne="http://schemas.microsoft.com/office/word/2006/wordml" xmlns:wps="http://schemas.microsoft.com/office/word/2010/wordprocessingShape" mc:Ignorable="w14 w15 w16se w16cid w16 w16cex w16sdtdh w16sdtfl cr w16du wp14">
-  <w16cex:commentExtensible w16cex:durableId="4EC5DE57" w16cex:dateUtc="2026-01-01T19:54:00Z"/>
-</w16cex:commentsExtensible>
-</file>
-
-<file path=word/commentsIds.xml><?xml version="1.0" encoding="utf-8"?>
-<w16cid:commentsIds xmlns:wpc="http://schemas.microsoft.com/office/word/2010/wordprocessingCanvas" xmlns:cx="http://schemas.microsoft.com/office/drawing/2014/chartex" xmlns:cx1="http://schemas.microsoft.com/office/drawing/2015/9/8/chartex" xmlns:cx2="http://schemas.microsoft.com/office/drawing/2015/10/21/chartex" xmlns:cx3="http://schemas.microsoft.com/office/drawing/2016/5/9/chartex" xmlns:cx4="http://schemas.microsoft.com/office/drawing/2016/5/10/chartex" xmlns:cx5="http://schemas.microsoft.com/office/drawing/2016/5/11/chartex" xmlns:cx6="http://schemas.microsoft.com/office/drawing/2016/5/12/chartex" xmlns:cx7="http://schemas.microsoft.com/office/drawing/2016/5/13/chartex" xmlns:cx8="http://schemas.microsoft.com/office/drawing/2016/5/14/chartex" xmlns:mc="http://schemas.openxmlformats.org/markup-compatibility/2006" xmlns:aink="http://schemas.microsoft.com/office/drawing/2016/ink" xmlns:am3d="http://schemas.microsoft.com/office/drawing/2017/model3d" xmlns:o="urn:schemas-microsoft-com:office:office" xmlns:oel="http://schemas.microsoft.com/office/2019/extlst" xmlns:r="http://schemas.openxmlformats.org/officeDocument/2006/relationships" xmlns:m="http://schemas.openxmlformats.org/officeDocument/2006/math" xmlns:v="urn:schemas-microsoft-com:vml" xmlns:wp14="http://schemas.microsoft.com/office/word/2010/wordprocessingDrawing" xmlns:wp="http://schemas.openxmlformats.org/drawingml/2006/wordprocessingDrawing" xmlns:w10="urn:schemas-microsoft-com:office:word" xmlns:w="http://schemas.openxmlformats.org/wordprocessingml/2006/main" xmlns:w14="http://schemas.microsoft.com/office/word/2010/wordml" xmlns:w15="http://schemas.microsoft.com/office/word/2012/wordml" xmlns:w16cex="http://schemas.microsoft.com/office/word/2018/wordml/cex" xmlns:w16cid="http://schemas.microsoft.com/office/word/2016/wordml/cid" xmlns:w16="http://schemas.microsoft.com/office/word/2018/wordml" xmlns:w16du="http://schemas.microsoft.com/office/word/2023/wordml/word16du" xmlns:w16sdtdh="http://schemas.microsoft.com/office/word/2020/wordml/sdtdatahash" xmlns:w16sdtfl="http://schemas.microsoft.com/office/word/2024/wordml/sdtformatlock" xmlns:w16se="http://schemas.microsoft.com/office/word/2015/wordml/symex" xmlns:wpg="http://schemas.microsoft.com/office/word/2010/wordprocessingGroup" xmlns:wpi="http://schemas.microsoft.com/office/word/2010/wordprocessingInk" xmlns:wne="http://schemas.microsoft.com/office/word/2006/wordml" xmlns:wps="http://schemas.microsoft.com/office/word/2010/wordprocessingShape" mc:Ignorable="w14 w15 w16se w16cid w16 w16cex w16sdtdh w16sdtfl w16du wp14">
-  <w16cid:commentId w16cid:paraId="0C1BD635" w16cid:durableId="4EC5DE57"/>
-</w16cid:commentsIds>
 </file>
 
 <file path=word/endnotes.xml><?xml version="1.0" encoding="utf-8"?>
@@ -8896,14 +13010,6 @@
     <w:abstractNumId w:val="1"/>
   </w:num>
 </w:numbering>
-</file>
-
-<file path=word/people.xml><?xml version="1.0" encoding="utf-8"?>
-<w15:people xmlns:wpc="http://schemas.microsoft.com/office/word/2010/wordprocessingCanvas" xmlns:cx="http://schemas.microsoft.com/office/drawing/2014/chartex" xmlns:cx1="http://schemas.microsoft.com/office/drawing/2015/9/8/chartex" xmlns:cx2="http://schemas.microsoft.com/office/drawing/2015/10/21/chartex" xmlns:cx3="http://schemas.microsoft.com/office/drawing/2016/5/9/chartex" xmlns:cx4="http://schemas.microsoft.com/office/drawing/2016/5/10/chartex" xmlns:cx5="http://schemas.microsoft.com/office/drawing/2016/5/11/chartex" xmlns:cx6="http://schemas.microsoft.com/office/drawing/2016/5/12/chartex" xmlns:cx7="http://schemas.microsoft.com/office/drawing/2016/5/13/chartex" xmlns:cx8="http://schemas.microsoft.com/office/drawing/2016/5/14/chartex" xmlns:mc="http://schemas.openxmlformats.org/markup-compatibility/2006" xmlns:aink="http://schemas.microsoft.com/office/drawing/2016/ink" xmlns:am3d="http://schemas.microsoft.com/office/drawing/2017/model3d" xmlns:o="urn:schemas-microsoft-com:office:office" xmlns:oel="http://schemas.microsoft.com/office/2019/extlst" xmlns:r="http://schemas.openxmlformats.org/officeDocument/2006/relationships" xmlns:m="http://schemas.openxmlformats.org/officeDocument/2006/math" xmlns:v="urn:schemas-microsoft-com:vml" xmlns:wp14="http://schemas.microsoft.com/office/word/2010/wordprocessingDrawing" xmlns:wp="http://schemas.openxmlformats.org/drawingml/2006/wordprocessingDrawing" xmlns:w10="urn:schemas-microsoft-com:office:word" xmlns:w="http://schemas.openxmlformats.org/wordprocessingml/2006/main" xmlns:w14="http://schemas.microsoft.com/office/word/2010/wordml" xmlns:w15="http://schemas.microsoft.com/office/word/2012/wordml" xmlns:w16cex="http://schemas.microsoft.com/office/word/2018/wordml/cex" xmlns:w16cid="http://schemas.microsoft.com/office/word/2016/wordml/cid" xmlns:w16="http://schemas.microsoft.com/office/word/2018/wordml" xmlns:w16du="http://schemas.microsoft.com/office/word/2023/wordml/word16du" xmlns:w16sdtdh="http://schemas.microsoft.com/office/word/2020/wordml/sdtdatahash" xmlns:w16sdtfl="http://schemas.microsoft.com/office/word/2024/wordml/sdtformatlock" xmlns:w16se="http://schemas.microsoft.com/office/word/2015/wordml/symex" xmlns:wpg="http://schemas.microsoft.com/office/word/2010/wordprocessingGroup" xmlns:wpi="http://schemas.microsoft.com/office/word/2010/wordprocessingInk" xmlns:wne="http://schemas.microsoft.com/office/word/2006/wordml" xmlns:wps="http://schemas.microsoft.com/office/word/2010/wordprocessingShape" mc:Ignorable="w14 w15 w16se w16cid w16 w16cex w16sdtdh w16sdtfl w16du wp14">
-  <w15:person w15:author="Turcotte, François (DFO/MPO)">
-    <w15:presenceInfo w15:providerId="AD" w15:userId="S::Francois.Turcotte@dfo-mpo.gc.ca::97ed8cfd-390e-4e3b-8ea4-6053e9c15dd0"/>
-  </w15:person>
-</w15:people>
 </file>
 
 <file path=word/styles.xml><?xml version="1.0" encoding="utf-8"?>
@@ -10009,6 +14115,25 @@
       <w:szCs w:val="20"/>
     </w:rPr>
   </w:style>
+  <w:style w:type="paragraph" w:styleId="Caption">
+    <w:name w:val="caption"/>
+    <w:basedOn w:val="Normal"/>
+    <w:next w:val="Normal"/>
+    <w:uiPriority w:val="35"/>
+    <w:unhideWhenUsed/>
+    <w:qFormat/>
+    <w:rsid w:val="00EF0456"/>
+    <w:pPr>
+      <w:spacing w:after="200" w:line="240" w:lineRule="auto"/>
+    </w:pPr>
+    <w:rPr>
+      <w:i/>
+      <w:iCs/>
+      <w:color w:val="0E2841" w:themeColor="text2"/>
+      <w:sz w:val="18"/>
+      <w:szCs w:val="18"/>
+    </w:rPr>
+  </w:style>
 </w:styles>
 </file>
 

--- a/report.docx
+++ b/report.docx
@@ -1,49 +1,103 @@
 
 <file path=word/document.xml><?xml version="1.0" encoding="utf-8"?>
-<w:document xmlns:wpc="http://schemas.microsoft.com/office/word/2010/wordprocessingCanvas" xmlns:cx="http://schemas.microsoft.com/office/drawing/2014/chartex" xmlns:cx1="http://schemas.microsoft.com/office/drawing/2015/9/8/chartex" xmlns:cx2="http://schemas.microsoft.com/office/drawing/2015/10/21/chartex" xmlns:cx3="http://schemas.microsoft.com/office/drawing/2016/5/9/chartex" xmlns:cx4="http://schemas.microsoft.com/office/drawing/2016/5/10/chartex" xmlns:cx5="http://schemas.microsoft.com/office/drawing/2016/5/11/chartex" xmlns:cx6="http://schemas.microsoft.com/office/drawing/2016/5/12/chartex" xmlns:cx7="http://schemas.microsoft.com/office/drawing/2016/5/13/chartex" xmlns:cx8="http://schemas.microsoft.com/office/drawing/2016/5/14/chartex" xmlns:mc="http://schemas.openxmlformats.org/markup-compatibility/2006" xmlns:aink="http://schemas.microsoft.com/office/drawing/2016/ink" xmlns:am3d="http://schemas.microsoft.com/office/drawing/2017/model3d" xmlns:o="urn:schemas-microsoft-com:office:office" xmlns:oel="http://schemas.microsoft.com/office/2019/extlst" xmlns:r="http://schemas.openxmlformats.org/officeDocument/2006/relationships" xmlns:m="http://schemas.openxmlformats.org/officeDocument/2006/math" xmlns:v="urn:schemas-microsoft-com:vml" xmlns:wp14="http://schemas.microsoft.com/office/word/2010/wordprocessingDrawing" xmlns:wp="http://schemas.openxmlformats.org/drawingml/2006/wordprocessingDrawing" xmlns:w10="urn:schemas-microsoft-com:office:word" xmlns:w="http://schemas.openxmlformats.org/wordprocessingml/2006/main" xmlns:w14="http://schemas.microsoft.com/office/word/2010/wordml" xmlns:w15="http://schemas.microsoft.com/office/word/2012/wordml" xmlns:w16cex="http://schemas.microsoft.com/office/word/2018/wordml/cex" xmlns:w16cid="http://schemas.microsoft.com/office/word/2016/wordml/cid" xmlns:w16="http://schemas.microsoft.com/office/word/2018/wordml" xmlns:w16du="http://schemas.microsoft.com/office/word/2023/wordml/word16du" xmlns:w16sdtdh="http://schemas.microsoft.com/office/word/2020/wordml/sdtdatahash" xmlns:w16sdtfl="http://schemas.microsoft.com/office/word/2024/wordml/sdtformatlock" xmlns:w16se="http://schemas.microsoft.com/office/word/2015/wordml/symex" xmlns:wpg="http://schemas.microsoft.com/office/word/2010/wordprocessingGroup" xmlns:wpi="http://schemas.microsoft.com/office/word/2010/wordprocessingInk" xmlns:wne="http://schemas.microsoft.com/office/word/2006/wordml" xmlns:wps="http://schemas.microsoft.com/office/word/2010/wordprocessingShape" mc:Ignorable="w14 w15 w16se w16cid w16 w16cex w16sdtdh w16sdtfl w16du wp14">
+<w:document xmlns:wpc="http://schemas.microsoft.com/office/word/2010/wordprocessingCanvas" xmlns:mo="http://schemas.microsoft.com/office/mac/office/2008/main" xmlns:mc="http://schemas.openxmlformats.org/markup-compatibility/2006" xmlns:mv="urn:schemas-microsoft-com:mac:vml" xmlns:o="urn:schemas-microsoft-com:office:office" xmlns:r="http://schemas.openxmlformats.org/officeDocument/2006/relationships" xmlns:m="http://schemas.openxmlformats.org/officeDocument/2006/math" xmlns:v="urn:schemas-microsoft-com:vml" xmlns:wp14="http://schemas.microsoft.com/office/word/2010/wordprocessingDrawing" xmlns:wp="http://schemas.openxmlformats.org/drawingml/2006/wordprocessingDrawing" xmlns:w10="urn:schemas-microsoft-com:office:word" xmlns:w="http://schemas.openxmlformats.org/wordprocessingml/2006/main" xmlns:w14="http://schemas.microsoft.com/office/word/2010/wordml" xmlns:w15="http://schemas.microsoft.com/office/word/2012/wordml" xmlns:wpg="http://schemas.microsoft.com/office/word/2010/wordprocessingGroup" xmlns:wpi="http://schemas.microsoft.com/office/word/2010/wordprocessingInk" xmlns:wne="http://schemas.microsoft.com/office/word/2006/wordml" xmlns:wps="http://schemas.microsoft.com/office/word/2010/wordprocessingShape" mc:Ignorable="w14 w15 wp14">
   <w:body>
     <w:p>
       <w:pPr>
         <w:pStyle w:val="Title"/>
-        <w:rPr>
-          <w:sz w:val="36"/>
-          <w:szCs w:val="36"/>
+        <w:jc w:val="center"/>
+        <w:rPr>
+          <w:sz w:val="24"/>
+          <w:szCs w:val="24"/>
         </w:rPr>
       </w:pPr>
       <w:r>
         <w:rPr>
-          <w:sz w:val="36"/>
-          <w:szCs w:val="36"/>
-        </w:rPr>
-        <w:t xml:space="preserve">Lack of recovery and Alle effect </w:t>
-      </w:r>
-      <w:r>
-        <w:rPr>
-          <w:sz w:val="36"/>
-          <w:szCs w:val="36"/>
+          <w:sz w:val="24"/>
+          <w:szCs w:val="24"/>
+        </w:rPr>
+        <w:t>Lack of recovery</w:t>
+      </w:r>
+      <w:r>
+        <w:rPr>
+          <w:sz w:val="24"/>
+          <w:szCs w:val="24"/>
+        </w:rPr>
+        <w:t>, decreasing production at low stock size</w:t>
+      </w:r>
+      <w:r>
+        <w:rPr>
+          <w:sz w:val="24"/>
+          <w:szCs w:val="24"/>
+        </w:rPr>
+        <w:t xml:space="preserve"> and Alle</w:t>
+      </w:r>
+      <w:r>
+        <w:rPr>
+          <w:sz w:val="24"/>
+          <w:szCs w:val="24"/>
+        </w:rPr>
+        <w:t>e</w:t>
+      </w:r>
+      <w:r>
+        <w:rPr>
+          <w:sz w:val="24"/>
+          <w:szCs w:val="24"/>
+        </w:rPr>
+        <w:t xml:space="preserve"> </w:t>
+      </w:r>
+    </w:p>
+    <w:p>
+      <w:pPr>
+        <w:pStyle w:val="Title"/>
+        <w:jc w:val="center"/>
+        <w:rPr>
+          <w:sz w:val="24"/>
+          <w:szCs w:val="24"/>
+        </w:rPr>
+      </w:pPr>
+      <w:r>
+        <w:rPr>
+          <w:sz w:val="24"/>
+          <w:szCs w:val="24"/>
+        </w:rPr>
+        <w:t xml:space="preserve">effect </w:t>
+      </w:r>
+      <w:r>
+        <w:rPr>
+          <w:sz w:val="24"/>
+          <w:szCs w:val="24"/>
         </w:rPr>
         <w:t xml:space="preserve">strength </w:t>
       </w:r>
       <w:r>
         <w:rPr>
-          <w:sz w:val="36"/>
-          <w:szCs w:val="36"/>
+          <w:sz w:val="24"/>
+          <w:szCs w:val="24"/>
         </w:rPr>
         <w:t>in</w:t>
       </w:r>
       <w:r>
         <w:rPr>
-          <w:sz w:val="36"/>
-          <w:szCs w:val="36"/>
-        </w:rPr>
-        <w:t xml:space="preserve"> Atlantic cod stocks </w:t>
+          <w:sz w:val="24"/>
+          <w:szCs w:val="24"/>
+        </w:rPr>
+        <w:t xml:space="preserve"> Atlantic cod stocks</w:t>
       </w:r>
     </w:p>
     <w:p>
       <w:pPr>
         <w:pStyle w:val="Heading1"/>
+        <w:rPr>
+          <w:sz w:val="24"/>
+          <w:szCs w:val="24"/>
+        </w:rPr>
       </w:pPr>
       <w:r>
+        <w:rPr>
+          <w:sz w:val="24"/>
+          <w:szCs w:val="24"/>
+        </w:rPr>
         <w:t>Introduction</w:t>
       </w:r>
     </w:p>
@@ -70,21 +124,7 @@
         <w:rPr>
           <w:rFonts w:cs="Arial"/>
         </w:rPr>
-        <w:t>dependent population dynamics, per capita population growth is expected to increase as abundance declines, owing to reduced intraspecific competition at low density (Nicholson 1933). However, below a critical threshold this relationship can reverse, such that per capita growth declines with further reductions in abundance. This phenomenon, known as an Allee effect, introduces depensatory dynamics that can substantially slow or prevent recovery from depletion (</w:t>
-      </w:r>
-      <w:proofErr w:type="spellStart"/>
-      <w:r>
-        <w:rPr>
-          <w:rFonts w:cs="Arial"/>
-        </w:rPr>
-        <w:t>Courchamp</w:t>
-      </w:r>
-      <w:proofErr w:type="spellEnd"/>
-      <w:r>
-        <w:rPr>
-          <w:rFonts w:cs="Arial"/>
-        </w:rPr>
-        <w:t xml:space="preserve"> et al. 1999; Minto et al. 2008; Neubauer et al. 2013).</w:t>
+        <w:t>dependent population dynamics, per capita population growth is expected to increase as abundance declines, owing to reduced intraspecific competition at low density (Nicholson 1933). However, below a critical threshold this relationship can reverse, such that per capita growth declines with further reductions in abundance. This phenomenon, known as an Allee effect, introduces depensatory dynamics that can substantially slow or prevent recovery from depletion (Courchamp et al. 1999; Minto et al. 2008; Neubauer et al. 2013).</w:t>
       </w:r>
     </w:p>
     <w:p>
@@ -98,19 +138,7 @@
         <w:rPr>
           <w:rFonts w:cs="Arial"/>
         </w:rPr>
-        <w:t xml:space="preserve">Despite their theoretical importance, Allee effects are rarely detected in empirical analyses of exploited </w:t>
-      </w:r>
-      <w:r>
-        <w:rPr>
-          <w:rFonts w:cs="Arial"/>
-        </w:rPr>
-        <w:t xml:space="preserve">marine </w:t>
-      </w:r>
-      <w:r>
-        <w:rPr>
-          <w:rFonts w:cs="Arial"/>
-        </w:rPr>
-        <w:t>fish stocks (Hilborn et al. 2014). When depensation has been reported, it has most often been documented in Atlantic cod (</w:t>
+        <w:t>Despite their theoretical importance, Allee effects are rarely detected in empirical analyses of exploited marine fish stocks (Hilborn et al. 2014). When depensation has been reported, it has most often been documented in Atlantic cod (</w:t>
       </w:r>
       <w:r>
         <w:rPr>
@@ -118,83 +146,25 @@
           <w:i/>
           <w:iCs/>
         </w:rPr>
-        <w:t xml:space="preserve">Gadus </w:t>
-      </w:r>
-      <w:proofErr w:type="spellStart"/>
+        <w:t>Gadus morhua</w:t>
+      </w:r>
       <w:r>
         <w:rPr>
           <w:rFonts w:cs="Arial"/>
-          <w:i/>
-          <w:iCs/>
-        </w:rPr>
-        <w:t>morhua</w:t>
-      </w:r>
-      <w:proofErr w:type="spellEnd"/>
+        </w:rPr>
+        <w:t>) stocks (Keith and Hutchings 2012</w:t>
+      </w:r>
       <w:r>
         <w:rPr>
           <w:rFonts w:cs="Arial"/>
         </w:rPr>
-        <w:t>) stocks (Keith and Hutchings 2012</w:t>
+        <w:t>; Winter et al. 2023</w:t>
       </w:r>
       <w:r>
         <w:rPr>
           <w:rFonts w:cs="Arial"/>
         </w:rPr>
-        <w:t>; Winter et al. 2023</w:t>
-      </w:r>
-      <w:r>
-        <w:rPr>
-          <w:rFonts w:cs="Arial"/>
-        </w:rPr>
-        <w:t xml:space="preserve">), potentially reflecting the widespread and prolonged depletion experienced by this species. Most empirical studies have implicitly assumed that Allee effects arise through recruitment limitation at low spawning biomass. </w:t>
-      </w:r>
-      <w:r>
-        <w:rPr>
-          <w:rFonts w:cs="Arial"/>
-        </w:rPr>
-        <w:t xml:space="preserve">Winter et al. 2023 showed that </w:t>
-      </w:r>
-      <w:r>
-        <w:rPr>
-          <w:rFonts w:cs="Arial"/>
-        </w:rPr>
-        <w:t>changes in water temperature and/or in spawner weight</w:t>
-      </w:r>
-      <w:r>
-        <w:rPr>
-          <w:rFonts w:cs="Arial"/>
-        </w:rPr>
-        <w:t xml:space="preserve"> of multiple cod stocks could modify the </w:t>
-      </w:r>
-      <w:r>
-        <w:rPr>
-          <w:rFonts w:cs="Arial"/>
-        </w:rPr>
-        <w:t xml:space="preserve">Allee effect strength, </w:t>
-      </w:r>
-      <w:r>
-        <w:rPr>
-          <w:rFonts w:cs="Arial"/>
-        </w:rPr>
-        <w:t>defined as</w:t>
-      </w:r>
-      <w:r>
-        <w:rPr>
-          <w:rFonts w:cs="Arial"/>
-        </w:rPr>
-        <w:t xml:space="preserve"> the relative change between maximum and minimum recruitment per capita at low abundance</w:t>
-      </w:r>
-      <w:r>
-        <w:rPr>
-          <w:rFonts w:cs="Arial"/>
-        </w:rPr>
-        <w:t>. D</w:t>
-      </w:r>
-      <w:r>
-        <w:rPr>
-          <w:rFonts w:cs="Arial"/>
-        </w:rPr>
-        <w:t>epensatory dynamics can also emerge through elevated mortality rates (Kuparinen and Hutchings 2014). This distinction is particularly relevant for Northwest Atlantic cod stocks, several of which have experienced substantial increases in natural mortality in recent decades, including predation-driven depensation in NAFO Division 4TVn associated with grey seal predation (Neuenhoff et al. 2019).</w:t>
+        <w:t>), potentially reflecting the widespread and prolonged depletion experienced by this species. Most empirical studies have implicitly assumed that Allee effects arise through recruitment limitation at low spawning biomass. Winter et al. 2023 showed that changes in water temperature and/or in spawner weight of multiple cod stocks could modify the Allee effect strength, defined as the relative change between maximum and minimum recruitment per capita at low abundance. Depensatory dynamics can also emerge through elevated mortality rates (Kuparinen and Hutchings 2014). This distinction is particularly relevant for Northwest Atlantic cod stocks, several of which have experienced substantial increases in natural mortality in recent decades, including predation-driven depensation in NAFO Division 4TVn associated with grey seal predation (Neuenhoff et al. 2019).</w:t>
       </w:r>
     </w:p>
     <w:p>
@@ -208,61 +178,37 @@
         <w:rPr>
           <w:rFonts w:cs="Arial"/>
         </w:rPr>
-        <w:t xml:space="preserve">Surplus production provides an integrative framework for examining Allee effects arising from multiple biological processes. Surplus production represents the net change in biomass in the absence of fishing and reflects the combined effects of recruitment, somatic growth, </w:t>
+        <w:t>Surplus production provides an integrative framework for examining Allee effects arising from multiple biological processes. Surplus production represents the net change in biomass in the absence of fishing and reflects the combined effects of recruitment, somatic growth, maturity, and natural mortality. As such, surplus production dynamics are sensitive to depensatory processes regardless of whether they originate from reduced recruitment, elevated mortality, or changes in population demography induced by fishing</w:t>
       </w:r>
       <w:r>
         <w:rPr>
           <w:rFonts w:cs="Arial"/>
         </w:rPr>
-        <w:t xml:space="preserve">maturity, </w:t>
+        <w:t xml:space="preserve"> or environmental effects</w:t>
       </w:r>
       <w:r>
         <w:rPr>
           <w:rFonts w:cs="Arial"/>
         </w:rPr>
-        <w:t>and natural mortality. As such, surplus production dynamics are sensitive to depensatory processes regardless of whether they originate from reduced recruitment, elevated mortality, or changes in population demography induced by fishing</w:t>
+        <w:t xml:space="preserve">. Despite this, few studies have </w:t>
       </w:r>
       <w:r>
         <w:rPr>
           <w:rFonts w:cs="Arial"/>
         </w:rPr>
-        <w:t xml:space="preserve"> or environmental effects</w:t>
+        <w:t>derived</w:t>
       </w:r>
       <w:r>
         <w:rPr>
           <w:rFonts w:cs="Arial"/>
         </w:rPr>
-        <w:t xml:space="preserve">. Despite this, few studies have </w:t>
+        <w:t xml:space="preserve"> Allee effects </w:t>
       </w:r>
       <w:r>
         <w:rPr>
           <w:rFonts w:cs="Arial"/>
         </w:rPr>
-        <w:t>derived</w:t>
-      </w:r>
-      <w:r>
-        <w:rPr>
-          <w:rFonts w:cs="Arial"/>
-        </w:rPr>
-        <w:t xml:space="preserve"> Allee effects </w:t>
-      </w:r>
-      <w:r>
-        <w:rPr>
-          <w:rFonts w:cs="Arial"/>
-        </w:rPr>
-        <w:t xml:space="preserve">from production analyses and </w:t>
-      </w:r>
-      <w:r>
-        <w:rPr>
-          <w:rFonts w:cs="Arial"/>
-        </w:rPr>
-        <w:t>quantified the strength of depensation</w:t>
-      </w:r>
-      <w:r>
-        <w:rPr>
-          <w:rFonts w:cs="Arial"/>
-        </w:rPr>
-        <w:t xml:space="preserve"> </w:t>
+        <w:t xml:space="preserve">from production analyses and quantified the strength of depensation </w:t>
       </w:r>
       <w:r>
         <w:rPr>
@@ -294,14 +240,14 @@
         <w:rPr>
           <w:rFonts w:cs="Arial"/>
         </w:rPr>
-        <w:t xml:space="preserve">Here, we use surplus production dynamics to examine the presence and strength of Allee effects across multiple Atlantic cod stocks within a common analytical framework, with </w:t>
+        <w:t xml:space="preserve">Here, we use surplus production dynamics to examine the presence and strength of Allee effects across multiple Atlantic cod stocks within a common analytical framework, with particular emphasis on how productivity changes at low biomass and how these changes relate to recovery following collapse. Specifically, we assess whether cod </w:t>
       </w:r>
       <w:r>
         <w:rPr>
           <w:rFonts w:cs="Arial"/>
         </w:rPr>
         <w:lastRenderedPageBreak/>
-        <w:t xml:space="preserve">particular emphasis on how productivity changes at low biomass and how these changes relate to recovery following collapse. Specifically, we assess whether cod stocks exhibit Allee effect thresholds </w:t>
+        <w:t xml:space="preserve">stocks exhibit Allee effect thresholds </w:t>
       </w:r>
       <w:r>
         <w:rPr>
@@ -355,14 +301,25 @@
     <w:p>
       <w:pPr>
         <w:pStyle w:val="Heading1"/>
+        <w:rPr>
+          <w:sz w:val="24"/>
+          <w:szCs w:val="24"/>
+        </w:rPr>
       </w:pPr>
       <w:r>
+        <w:rPr>
+          <w:sz w:val="24"/>
+          <w:szCs w:val="24"/>
+        </w:rPr>
         <w:t>Methods</w:t>
       </w:r>
     </w:p>
     <w:p>
       <w:r>
-        <w:t>Catch and biomass d</w:t>
+        <w:t>Atlantic Cod sotcks c</w:t>
+      </w:r>
+      <w:r>
+        <w:t>atch and biomass d</w:t>
       </w:r>
       <w:r>
         <w:t>ata was obtained from DFO</w:t>
@@ -371,15 +328,40 @@
         <w:t xml:space="preserve"> stock assessment documents and RAM database (Table).</w:t>
       </w:r>
       <w:r>
-        <w:t xml:space="preserve"> A proxy for an LRP was defined as 40% of the maximum observed biomass. Depletion was defined as the minimum observed biomass / </w:t>
-      </w:r>
-      <w:proofErr w:type="spellStart"/>
-      <w:r>
-        <w:t>lrp</w:t>
-      </w:r>
-      <w:proofErr w:type="spellEnd"/>
-      <w:r>
-        <w:t xml:space="preserve"> proxy. </w:t>
+        <w:t xml:space="preserve"> </w:t>
+      </w:r>
+      <w:r>
+        <w:t>For each stock, a</w:t>
+      </w:r>
+      <w:r>
+        <w:t xml:space="preserve"> proxy for a</w:t>
+      </w:r>
+      <w:r>
+        <w:t xml:space="preserve"> biomass limit reference point (</w:t>
+      </w:r>
+      <w:r>
+        <w:t>LRP</w:t>
+      </w:r>
+      <w:r>
+        <w:t>)</w:t>
+      </w:r>
+      <w:r>
+        <w:t xml:space="preserve"> was defined as 40% of the maximum observed biomass. </w:t>
+      </w:r>
+      <w:r>
+        <w:t xml:space="preserve">The stocks depletion </w:t>
+      </w:r>
+      <w:r>
+        <w:t>was defined a</w:t>
+      </w:r>
+      <w:r>
+        <w:t>s ratio of the minimum observed biomass to the LRP.</w:t>
+      </w:r>
+      <w:r>
+        <w:t xml:space="preserve"> </w:t>
+      </w:r>
+      <w:r>
+        <w:t>Recovered stocks was defined as stocks were biomass increased above the LRP until the terminal year of the time series, after a period of biomass lower than the LRP.</w:t>
       </w:r>
     </w:p>
     <w:p>
@@ -398,33 +380,19 @@
         <w:rPr>
           <w:highlight w:val="yellow"/>
         </w:rPr>
-        <w:t xml:space="preserve">gulf of </w:t>
-      </w:r>
-      <w:proofErr w:type="spellStart"/>
+        <w:t>gulf of main</w:t>
+      </w:r>
       <w:r>
         <w:rPr>
           <w:highlight w:val="yellow"/>
         </w:rPr>
-        <w:t>main</w:t>
+        <w:t>e</w:t>
       </w:r>
       <w:r>
         <w:rPr>
           <w:highlight w:val="yellow"/>
         </w:rPr>
-        <w:t>e</w:t>
-      </w:r>
-      <w:proofErr w:type="spellEnd"/>
-      <w:r>
-        <w:rPr>
-          <w:highlight w:val="yellow"/>
-        </w:rPr>
-        <w:t xml:space="preserve"> </w:t>
-      </w:r>
-      <w:r>
-        <w:rPr>
-          <w:highlight w:val="yellow"/>
-        </w:rPr>
-        <w:t xml:space="preserve"> and </w:t>
+        <w:t xml:space="preserve">  and </w:t>
       </w:r>
       <w:r>
         <w:rPr>
@@ -483,43 +451,21 @@
                 <w:rFonts w:ascii="Aptos Narrow" w:eastAsia="Times New Roman" w:hAnsi="Aptos Narrow" w:cs="Times New Roman"/>
                 <w:color w:val="000000"/>
                 <w:kern w:val="0"/>
-                <w:sz w:val="22"/>
-                <w:szCs w:val="22"/>
-                <w14:ligatures w14:val="none"/>
-              </w:rPr>
-            </w:pPr>
-            <w:r>
-              <w:rPr>
-                <w:rFonts w:ascii="Aptos Narrow" w:eastAsia="Times New Roman" w:hAnsi="Aptos Narrow" w:cs="Times New Roman"/>
-                <w:color w:val="000000"/>
-                <w:kern w:val="0"/>
-                <w:sz w:val="22"/>
-                <w:szCs w:val="22"/>
-                <w14:ligatures w14:val="none"/>
-              </w:rPr>
-              <w:t>S</w:t>
-            </w:r>
-            <w:r>
-              <w:rPr>
-                <w:rFonts w:ascii="Aptos Narrow" w:eastAsia="Times New Roman" w:hAnsi="Aptos Narrow" w:cs="Times New Roman"/>
-                <w:color w:val="000000"/>
-                <w:kern w:val="0"/>
-                <w:sz w:val="22"/>
-                <w:szCs w:val="22"/>
-                <w14:ligatures w14:val="none"/>
-              </w:rPr>
-              <w:t>tock</w:t>
-            </w:r>
-            <w:r>
-              <w:rPr>
-                <w:rFonts w:ascii="Aptos Narrow" w:eastAsia="Times New Roman" w:hAnsi="Aptos Narrow" w:cs="Times New Roman"/>
-                <w:color w:val="000000"/>
-                <w:kern w:val="0"/>
-                <w:sz w:val="22"/>
-                <w:szCs w:val="22"/>
-                <w14:ligatures w14:val="none"/>
-              </w:rPr>
-              <w:t xml:space="preserve"> ID</w:t>
+                <w:sz w:val="18"/>
+                <w:szCs w:val="18"/>
+                <w14:ligatures w14:val="none"/>
+              </w:rPr>
+            </w:pPr>
+            <w:r>
+              <w:rPr>
+                <w:rFonts w:ascii="Aptos Narrow" w:eastAsia="Times New Roman" w:hAnsi="Aptos Narrow" w:cs="Times New Roman"/>
+                <w:color w:val="000000"/>
+                <w:kern w:val="0"/>
+                <w:sz w:val="18"/>
+                <w:szCs w:val="18"/>
+                <w14:ligatures w14:val="none"/>
+              </w:rPr>
+              <w:t>Stock ID</w:t>
             </w:r>
           </w:p>
         </w:tc>
@@ -545,18 +491,18 @@
                 <w:rFonts w:ascii="Aptos Narrow" w:eastAsia="Times New Roman" w:hAnsi="Aptos Narrow" w:cs="Times New Roman"/>
                 <w:color w:val="000000"/>
                 <w:kern w:val="0"/>
-                <w:sz w:val="22"/>
-                <w:szCs w:val="22"/>
-                <w14:ligatures w14:val="none"/>
-              </w:rPr>
-            </w:pPr>
-            <w:r>
-              <w:rPr>
-                <w:rFonts w:ascii="Aptos Narrow" w:eastAsia="Times New Roman" w:hAnsi="Aptos Narrow" w:cs="Times New Roman"/>
-                <w:color w:val="000000"/>
-                <w:kern w:val="0"/>
-                <w:sz w:val="22"/>
-                <w:szCs w:val="22"/>
+                <w:sz w:val="18"/>
+                <w:szCs w:val="18"/>
+                <w14:ligatures w14:val="none"/>
+              </w:rPr>
+            </w:pPr>
+            <w:r>
+              <w:rPr>
+                <w:rFonts w:ascii="Aptos Narrow" w:eastAsia="Times New Roman" w:hAnsi="Aptos Narrow" w:cs="Times New Roman"/>
+                <w:color w:val="000000"/>
+                <w:kern w:val="0"/>
+                <w:sz w:val="18"/>
+                <w:szCs w:val="18"/>
                 <w14:ligatures w14:val="none"/>
               </w:rPr>
               <w:t>Stock unit</w:t>
@@ -585,18 +531,18 @@
                 <w:rFonts w:ascii="Aptos Narrow" w:eastAsia="Times New Roman" w:hAnsi="Aptos Narrow" w:cs="Times New Roman"/>
                 <w:color w:val="000000"/>
                 <w:kern w:val="0"/>
-                <w:sz w:val="22"/>
-                <w:szCs w:val="22"/>
-                <w14:ligatures w14:val="none"/>
-              </w:rPr>
-            </w:pPr>
-            <w:r>
-              <w:rPr>
-                <w:rFonts w:ascii="Aptos Narrow" w:eastAsia="Times New Roman" w:hAnsi="Aptos Narrow" w:cs="Times New Roman"/>
-                <w:color w:val="000000"/>
-                <w:kern w:val="0"/>
-                <w:sz w:val="22"/>
-                <w:szCs w:val="22"/>
+                <w:sz w:val="18"/>
+                <w:szCs w:val="18"/>
+                <w14:ligatures w14:val="none"/>
+              </w:rPr>
+            </w:pPr>
+            <w:r>
+              <w:rPr>
+                <w:rFonts w:ascii="Aptos Narrow" w:eastAsia="Times New Roman" w:hAnsi="Aptos Narrow" w:cs="Times New Roman"/>
+                <w:color w:val="000000"/>
+                <w:kern w:val="0"/>
+                <w:sz w:val="18"/>
+                <w:szCs w:val="18"/>
                 <w14:ligatures w14:val="none"/>
               </w:rPr>
               <w:t>Years</w:t>
@@ -625,24 +571,22 @@
                 <w:rFonts w:ascii="Aptos Narrow" w:eastAsia="Times New Roman" w:hAnsi="Aptos Narrow" w:cs="Times New Roman"/>
                 <w:color w:val="000000"/>
                 <w:kern w:val="0"/>
-                <w:sz w:val="22"/>
-                <w:szCs w:val="22"/>
-                <w14:ligatures w14:val="none"/>
-              </w:rPr>
-            </w:pPr>
-            <w:proofErr w:type="spellStart"/>
-            <w:r>
-              <w:rPr>
-                <w:rFonts w:ascii="Aptos Narrow" w:eastAsia="Times New Roman" w:hAnsi="Aptos Narrow" w:cs="Times New Roman"/>
-                <w:color w:val="000000"/>
-                <w:kern w:val="0"/>
-                <w:sz w:val="22"/>
-                <w:szCs w:val="22"/>
+                <w:sz w:val="18"/>
+                <w:szCs w:val="18"/>
+                <w14:ligatures w14:val="none"/>
+              </w:rPr>
+            </w:pPr>
+            <w:r>
+              <w:rPr>
+                <w:rFonts w:ascii="Aptos Narrow" w:eastAsia="Times New Roman" w:hAnsi="Aptos Narrow" w:cs="Times New Roman"/>
+                <w:color w:val="000000"/>
+                <w:kern w:val="0"/>
+                <w:sz w:val="18"/>
+                <w:szCs w:val="18"/>
                 <w14:ligatures w14:val="none"/>
               </w:rPr>
               <w:t>primary_country</w:t>
             </w:r>
-            <w:proofErr w:type="spellEnd"/>
           </w:p>
         </w:tc>
         <w:tc>
@@ -663,18 +607,18 @@
                 <w:rFonts w:ascii="Aptos Narrow" w:eastAsia="Times New Roman" w:hAnsi="Aptos Narrow" w:cs="Times New Roman"/>
                 <w:color w:val="000000"/>
                 <w:kern w:val="0"/>
-                <w:sz w:val="22"/>
-                <w:szCs w:val="22"/>
-                <w14:ligatures w14:val="none"/>
-              </w:rPr>
-            </w:pPr>
-            <w:r>
-              <w:rPr>
-                <w:rFonts w:ascii="Aptos Narrow" w:eastAsia="Times New Roman" w:hAnsi="Aptos Narrow" w:cs="Times New Roman"/>
-                <w:color w:val="000000"/>
-                <w:kern w:val="0"/>
-                <w:sz w:val="22"/>
-                <w:szCs w:val="22"/>
+                <w:sz w:val="18"/>
+                <w:szCs w:val="18"/>
+                <w14:ligatures w14:val="none"/>
+              </w:rPr>
+            </w:pPr>
+            <w:r>
+              <w:rPr>
+                <w:rFonts w:ascii="Aptos Narrow" w:eastAsia="Times New Roman" w:hAnsi="Aptos Narrow" w:cs="Times New Roman"/>
+                <w:color w:val="000000"/>
+                <w:kern w:val="0"/>
+                <w:sz w:val="18"/>
+                <w:szCs w:val="18"/>
                 <w14:ligatures w14:val="none"/>
               </w:rPr>
               <w:t>Source</w:t>
@@ -707,18 +651,18 @@
                 <w:rFonts w:ascii="Aptos Narrow" w:eastAsia="Times New Roman" w:hAnsi="Aptos Narrow" w:cs="Times New Roman"/>
                 <w:color w:val="000000"/>
                 <w:kern w:val="0"/>
-                <w:sz w:val="22"/>
-                <w:szCs w:val="22"/>
-                <w14:ligatures w14:val="none"/>
-              </w:rPr>
-            </w:pPr>
-            <w:r>
-              <w:rPr>
-                <w:rFonts w:ascii="Aptos Narrow" w:eastAsia="Times New Roman" w:hAnsi="Aptos Narrow" w:cs="Times New Roman"/>
-                <w:color w:val="000000"/>
-                <w:kern w:val="0"/>
-                <w:sz w:val="22"/>
-                <w:szCs w:val="22"/>
+                <w:sz w:val="18"/>
+                <w:szCs w:val="18"/>
+                <w14:ligatures w14:val="none"/>
+              </w:rPr>
+            </w:pPr>
+            <w:r>
+              <w:rPr>
+                <w:rFonts w:ascii="Aptos Narrow" w:eastAsia="Times New Roman" w:hAnsi="Aptos Narrow" w:cs="Times New Roman"/>
+                <w:color w:val="000000"/>
+                <w:kern w:val="0"/>
+                <w:sz w:val="18"/>
+                <w:szCs w:val="18"/>
                 <w14:ligatures w14:val="none"/>
               </w:rPr>
               <w:t>2j3kl</w:t>
@@ -747,38 +691,67 @@
                 <w:rFonts w:ascii="Aptos Narrow" w:eastAsia="Times New Roman" w:hAnsi="Aptos Narrow" w:cs="Times New Roman"/>
                 <w:color w:val="000000"/>
                 <w:kern w:val="0"/>
-                <w:sz w:val="22"/>
-                <w:szCs w:val="22"/>
-                <w14:ligatures w14:val="none"/>
-              </w:rPr>
-            </w:pPr>
-            <w:r>
-              <w:rPr>
-                <w:rFonts w:ascii="Aptos Narrow" w:eastAsia="Times New Roman" w:hAnsi="Aptos Narrow" w:cs="Times New Roman"/>
-                <w:color w:val="000000"/>
-                <w:kern w:val="0"/>
-                <w:sz w:val="22"/>
-                <w:szCs w:val="22"/>
+                <w:sz w:val="18"/>
+                <w:szCs w:val="18"/>
+                <w14:ligatures w14:val="none"/>
+              </w:rPr>
+            </w:pPr>
+            <w:r>
+              <w:rPr>
+                <w:rFonts w:ascii="Aptos Narrow" w:eastAsia="Times New Roman" w:hAnsi="Aptos Narrow" w:cs="Times New Roman"/>
+                <w:color w:val="000000"/>
+                <w:kern w:val="0"/>
+                <w:sz w:val="18"/>
+                <w:szCs w:val="18"/>
+                <w14:ligatures w14:val="none"/>
+              </w:rPr>
+              <w:t>NAFO 2J3KL</w:t>
+            </w:r>
+          </w:p>
+        </w:tc>
+        <w:tc>
+          <w:tcPr>
+            <w:tcW w:w="1260" w:type="dxa"/>
+            <w:tcBorders>
+              <w:top w:val="nil"/>
+              <w:left w:val="nil"/>
+              <w:bottom w:val="nil"/>
+              <w:right w:val="nil"/>
+            </w:tcBorders>
+            <w:shd w:val="clear" w:color="auto" w:fill="auto"/>
+            <w:noWrap/>
+            <w:vAlign w:val="bottom"/>
+            <w:hideMark/>
+          </w:tcPr>
+          <w:p>
+            <w:pPr>
+              <w:spacing w:after="0" w:line="240" w:lineRule="auto"/>
+              <w:jc w:val="center"/>
+              <w:rPr>
+                <w:rFonts w:ascii="Aptos Narrow" w:eastAsia="Times New Roman" w:hAnsi="Aptos Narrow" w:cs="Times New Roman"/>
+                <w:color w:val="000000"/>
+                <w:kern w:val="0"/>
+                <w:sz w:val="18"/>
+                <w:szCs w:val="18"/>
+                <w14:ligatures w14:val="none"/>
+              </w:rPr>
+            </w:pPr>
+            <w:r>
+              <w:rPr>
+                <w:rFonts w:ascii="Aptos Narrow" w:eastAsia="Times New Roman" w:hAnsi="Aptos Narrow" w:cs="Times New Roman"/>
+                <w:color w:val="000000"/>
+                <w:kern w:val="0"/>
+                <w:sz w:val="18"/>
+                <w:szCs w:val="18"/>
                 <w14:ligatures w14:val="none"/>
               </w:rPr>
               <w:t>NA</w:t>
             </w:r>
-            <w:r>
-              <w:rPr>
-                <w:rFonts w:ascii="Aptos Narrow" w:eastAsia="Times New Roman" w:hAnsi="Aptos Narrow" w:cs="Times New Roman"/>
-                <w:color w:val="000000"/>
-                <w:kern w:val="0"/>
-                <w:sz w:val="22"/>
-                <w:szCs w:val="22"/>
-                <w14:ligatures w14:val="none"/>
-              </w:rPr>
-              <w:t>FO 2J3KL</w:t>
-            </w:r>
-          </w:p>
-        </w:tc>
-        <w:tc>
-          <w:tcPr>
-            <w:tcW w:w="1260" w:type="dxa"/>
+          </w:p>
+        </w:tc>
+        <w:tc>
+          <w:tcPr>
+            <w:tcW w:w="2300" w:type="dxa"/>
             <w:tcBorders>
               <w:top w:val="nil"/>
               <w:left w:val="nil"/>
@@ -798,58 +771,18 @@
                 <w:rFonts w:ascii="Aptos Narrow" w:eastAsia="Times New Roman" w:hAnsi="Aptos Narrow" w:cs="Times New Roman"/>
                 <w:color w:val="000000"/>
                 <w:kern w:val="0"/>
-                <w:sz w:val="22"/>
-                <w:szCs w:val="22"/>
-                <w14:ligatures w14:val="none"/>
-              </w:rPr>
-            </w:pPr>
-            <w:r>
-              <w:rPr>
-                <w:rFonts w:ascii="Aptos Narrow" w:eastAsia="Times New Roman" w:hAnsi="Aptos Narrow" w:cs="Times New Roman"/>
-                <w:color w:val="000000"/>
-                <w:kern w:val="0"/>
-                <w:sz w:val="22"/>
-                <w:szCs w:val="22"/>
-                <w14:ligatures w14:val="none"/>
-              </w:rPr>
-              <w:t>NA</w:t>
-            </w:r>
-          </w:p>
-        </w:tc>
-        <w:tc>
-          <w:tcPr>
-            <w:tcW w:w="2300" w:type="dxa"/>
-            <w:tcBorders>
-              <w:top w:val="nil"/>
-              <w:left w:val="nil"/>
-              <w:bottom w:val="nil"/>
-              <w:right w:val="nil"/>
-            </w:tcBorders>
-            <w:shd w:val="clear" w:color="auto" w:fill="auto"/>
-            <w:noWrap/>
-            <w:vAlign w:val="bottom"/>
-            <w:hideMark/>
-          </w:tcPr>
-          <w:p>
-            <w:pPr>
-              <w:spacing w:after="0" w:line="240" w:lineRule="auto"/>
-              <w:jc w:val="center"/>
-              <w:rPr>
-                <w:rFonts w:ascii="Aptos Narrow" w:eastAsia="Times New Roman" w:hAnsi="Aptos Narrow" w:cs="Times New Roman"/>
-                <w:color w:val="000000"/>
-                <w:kern w:val="0"/>
-                <w:sz w:val="22"/>
-                <w:szCs w:val="22"/>
-                <w14:ligatures w14:val="none"/>
-              </w:rPr>
-            </w:pPr>
-            <w:r>
-              <w:rPr>
-                <w:rFonts w:ascii="Aptos Narrow" w:eastAsia="Times New Roman" w:hAnsi="Aptos Narrow" w:cs="Times New Roman"/>
-                <w:color w:val="000000"/>
-                <w:kern w:val="0"/>
-                <w:sz w:val="22"/>
-                <w:szCs w:val="22"/>
+                <w:sz w:val="18"/>
+                <w:szCs w:val="18"/>
+                <w14:ligatures w14:val="none"/>
+              </w:rPr>
+            </w:pPr>
+            <w:r>
+              <w:rPr>
+                <w:rFonts w:ascii="Aptos Narrow" w:eastAsia="Times New Roman" w:hAnsi="Aptos Narrow" w:cs="Times New Roman"/>
+                <w:color w:val="000000"/>
+                <w:kern w:val="0"/>
+                <w:sz w:val="18"/>
+                <w:szCs w:val="18"/>
                 <w14:ligatures w14:val="none"/>
               </w:rPr>
               <w:t>Canada</w:t>
@@ -874,8 +807,8 @@
                 <w:rFonts w:ascii="Aptos Narrow" w:eastAsia="Times New Roman" w:hAnsi="Aptos Narrow" w:cs="Times New Roman"/>
                 <w:color w:val="000000"/>
                 <w:kern w:val="0"/>
-                <w:sz w:val="22"/>
-                <w:szCs w:val="22"/>
+                <w:sz w:val="18"/>
+                <w:szCs w:val="18"/>
                 <w14:ligatures w14:val="none"/>
               </w:rPr>
             </w:pPr>
@@ -907,18 +840,18 @@
                 <w:rFonts w:ascii="Aptos Narrow" w:eastAsia="Times New Roman" w:hAnsi="Aptos Narrow" w:cs="Times New Roman"/>
                 <w:color w:val="000000"/>
                 <w:kern w:val="0"/>
-                <w:sz w:val="22"/>
-                <w:szCs w:val="22"/>
-                <w14:ligatures w14:val="none"/>
-              </w:rPr>
-            </w:pPr>
-            <w:r>
-              <w:rPr>
-                <w:rFonts w:ascii="Aptos Narrow" w:eastAsia="Times New Roman" w:hAnsi="Aptos Narrow" w:cs="Times New Roman"/>
-                <w:color w:val="000000"/>
-                <w:kern w:val="0"/>
-                <w:sz w:val="22"/>
-                <w:szCs w:val="22"/>
+                <w:sz w:val="18"/>
+                <w:szCs w:val="18"/>
+                <w14:ligatures w14:val="none"/>
+              </w:rPr>
+            </w:pPr>
+            <w:r>
+              <w:rPr>
+                <w:rFonts w:ascii="Aptos Narrow" w:eastAsia="Times New Roman" w:hAnsi="Aptos Narrow" w:cs="Times New Roman"/>
+                <w:color w:val="000000"/>
+                <w:kern w:val="0"/>
+                <w:sz w:val="18"/>
+                <w:szCs w:val="18"/>
                 <w14:ligatures w14:val="none"/>
               </w:rPr>
               <w:t>2j3kl-SPM</w:t>
@@ -947,73 +880,62 @@
                 <w:rFonts w:ascii="Aptos Narrow" w:eastAsia="Times New Roman" w:hAnsi="Aptos Narrow" w:cs="Times New Roman"/>
                 <w:color w:val="000000"/>
                 <w:kern w:val="0"/>
-                <w:sz w:val="22"/>
-                <w:szCs w:val="22"/>
-                <w14:ligatures w14:val="none"/>
-              </w:rPr>
-            </w:pPr>
-            <w:r>
-              <w:rPr>
-                <w:rFonts w:ascii="Aptos Narrow" w:eastAsia="Times New Roman" w:hAnsi="Aptos Narrow" w:cs="Times New Roman"/>
-                <w:color w:val="000000"/>
-                <w:kern w:val="0"/>
-                <w:sz w:val="22"/>
-                <w:szCs w:val="22"/>
+                <w:sz w:val="18"/>
+                <w:szCs w:val="18"/>
+                <w14:ligatures w14:val="none"/>
+              </w:rPr>
+            </w:pPr>
+            <w:r>
+              <w:rPr>
+                <w:rFonts w:ascii="Aptos Narrow" w:eastAsia="Times New Roman" w:hAnsi="Aptos Narrow" w:cs="Times New Roman"/>
+                <w:color w:val="000000"/>
+                <w:kern w:val="0"/>
+                <w:sz w:val="18"/>
+                <w:szCs w:val="18"/>
+                <w14:ligatures w14:val="none"/>
+              </w:rPr>
+              <w:t>NAFO 2J3KL</w:t>
+            </w:r>
+          </w:p>
+        </w:tc>
+        <w:tc>
+          <w:tcPr>
+            <w:tcW w:w="1260" w:type="dxa"/>
+            <w:tcBorders>
+              <w:top w:val="nil"/>
+              <w:left w:val="nil"/>
+              <w:bottom w:val="nil"/>
+              <w:right w:val="nil"/>
+            </w:tcBorders>
+            <w:shd w:val="clear" w:color="auto" w:fill="auto"/>
+            <w:noWrap/>
+            <w:vAlign w:val="bottom"/>
+            <w:hideMark/>
+          </w:tcPr>
+          <w:p>
+            <w:pPr>
+              <w:spacing w:after="0" w:line="240" w:lineRule="auto"/>
+              <w:jc w:val="center"/>
+              <w:rPr>
+                <w:rFonts w:ascii="Aptos Narrow" w:eastAsia="Times New Roman" w:hAnsi="Aptos Narrow" w:cs="Times New Roman"/>
+                <w:color w:val="000000"/>
+                <w:kern w:val="0"/>
+                <w:sz w:val="18"/>
+                <w:szCs w:val="18"/>
+                <w14:ligatures w14:val="none"/>
+              </w:rPr>
+            </w:pPr>
+            <w:r>
+              <w:rPr>
+                <w:rFonts w:ascii="Aptos Narrow" w:eastAsia="Times New Roman" w:hAnsi="Aptos Narrow" w:cs="Times New Roman"/>
+                <w:color w:val="000000"/>
+                <w:kern w:val="0"/>
+                <w:sz w:val="18"/>
+                <w:szCs w:val="18"/>
                 <w14:ligatures w14:val="none"/>
               </w:rPr>
               <w:t>NA</w:t>
             </w:r>
-            <w:r>
-              <w:rPr>
-                <w:rFonts w:ascii="Aptos Narrow" w:eastAsia="Times New Roman" w:hAnsi="Aptos Narrow" w:cs="Times New Roman"/>
-                <w:color w:val="000000"/>
-                <w:kern w:val="0"/>
-                <w:sz w:val="22"/>
-                <w:szCs w:val="22"/>
-                <w14:ligatures w14:val="none"/>
-              </w:rPr>
-              <w:t>FO 2J3KL</w:t>
-            </w:r>
-          </w:p>
-        </w:tc>
-        <w:tc>
-          <w:tcPr>
-            <w:tcW w:w="1260" w:type="dxa"/>
-            <w:tcBorders>
-              <w:top w:val="nil"/>
-              <w:left w:val="nil"/>
-              <w:bottom w:val="nil"/>
-              <w:right w:val="nil"/>
-            </w:tcBorders>
-            <w:shd w:val="clear" w:color="auto" w:fill="auto"/>
-            <w:noWrap/>
-            <w:vAlign w:val="bottom"/>
-            <w:hideMark/>
-          </w:tcPr>
-          <w:p>
-            <w:pPr>
-              <w:spacing w:after="0" w:line="240" w:lineRule="auto"/>
-              <w:jc w:val="center"/>
-              <w:rPr>
-                <w:rFonts w:ascii="Aptos Narrow" w:eastAsia="Times New Roman" w:hAnsi="Aptos Narrow" w:cs="Times New Roman"/>
-                <w:color w:val="000000"/>
-                <w:kern w:val="0"/>
-                <w:sz w:val="22"/>
-                <w:szCs w:val="22"/>
-                <w14:ligatures w14:val="none"/>
-              </w:rPr>
-            </w:pPr>
-            <w:r>
-              <w:rPr>
-                <w:rFonts w:ascii="Aptos Narrow" w:eastAsia="Times New Roman" w:hAnsi="Aptos Narrow" w:cs="Times New Roman"/>
-                <w:color w:val="000000"/>
-                <w:kern w:val="0"/>
-                <w:sz w:val="22"/>
-                <w:szCs w:val="22"/>
-                <w14:ligatures w14:val="none"/>
-              </w:rPr>
-              <w:t>NA</w:t>
-            </w:r>
           </w:p>
         </w:tc>
         <w:tc>
@@ -1037,18 +959,18 @@
                 <w:rFonts w:ascii="Aptos Narrow" w:eastAsia="Times New Roman" w:hAnsi="Aptos Narrow" w:cs="Times New Roman"/>
                 <w:color w:val="000000"/>
                 <w:kern w:val="0"/>
-                <w:sz w:val="22"/>
-                <w:szCs w:val="22"/>
-                <w14:ligatures w14:val="none"/>
-              </w:rPr>
-            </w:pPr>
-            <w:r>
-              <w:rPr>
-                <w:rFonts w:ascii="Aptos Narrow" w:eastAsia="Times New Roman" w:hAnsi="Aptos Narrow" w:cs="Times New Roman"/>
-                <w:color w:val="000000"/>
-                <w:kern w:val="0"/>
-                <w:sz w:val="22"/>
-                <w:szCs w:val="22"/>
+                <w:sz w:val="18"/>
+                <w:szCs w:val="18"/>
+                <w14:ligatures w14:val="none"/>
+              </w:rPr>
+            </w:pPr>
+            <w:r>
+              <w:rPr>
+                <w:rFonts w:ascii="Aptos Narrow" w:eastAsia="Times New Roman" w:hAnsi="Aptos Narrow" w:cs="Times New Roman"/>
+                <w:color w:val="000000"/>
+                <w:kern w:val="0"/>
+                <w:sz w:val="18"/>
+                <w:szCs w:val="18"/>
                 <w14:ligatures w14:val="none"/>
               </w:rPr>
               <w:t>Canada</w:t>
@@ -1073,8 +995,8 @@
                 <w:rFonts w:ascii="Aptos Narrow" w:eastAsia="Times New Roman" w:hAnsi="Aptos Narrow" w:cs="Times New Roman"/>
                 <w:color w:val="000000"/>
                 <w:kern w:val="0"/>
-                <w:sz w:val="22"/>
-                <w:szCs w:val="22"/>
+                <w:sz w:val="18"/>
+                <w:szCs w:val="18"/>
                 <w14:ligatures w14:val="none"/>
               </w:rPr>
             </w:pPr>
@@ -1106,18 +1028,18 @@
                 <w:rFonts w:ascii="Aptos Narrow" w:eastAsia="Times New Roman" w:hAnsi="Aptos Narrow" w:cs="Times New Roman"/>
                 <w:color w:val="000000"/>
                 <w:kern w:val="0"/>
-                <w:sz w:val="22"/>
-                <w:szCs w:val="22"/>
-                <w14:ligatures w14:val="none"/>
-              </w:rPr>
-            </w:pPr>
-            <w:r>
-              <w:rPr>
-                <w:rFonts w:ascii="Aptos Narrow" w:eastAsia="Times New Roman" w:hAnsi="Aptos Narrow" w:cs="Times New Roman"/>
-                <w:color w:val="000000"/>
-                <w:kern w:val="0"/>
-                <w:sz w:val="22"/>
-                <w:szCs w:val="22"/>
+                <w:sz w:val="18"/>
+                <w:szCs w:val="18"/>
+                <w14:ligatures w14:val="none"/>
+              </w:rPr>
+            </w:pPr>
+            <w:r>
+              <w:rPr>
+                <w:rFonts w:ascii="Aptos Narrow" w:eastAsia="Times New Roman" w:hAnsi="Aptos Narrow" w:cs="Times New Roman"/>
+                <w:color w:val="000000"/>
+                <w:kern w:val="0"/>
+                <w:sz w:val="18"/>
+                <w:szCs w:val="18"/>
                 <w14:ligatures w14:val="none"/>
               </w:rPr>
               <w:t>3Pn4RS</w:t>
@@ -1146,73 +1068,62 @@
                 <w:rFonts w:ascii="Aptos Narrow" w:eastAsia="Times New Roman" w:hAnsi="Aptos Narrow" w:cs="Times New Roman"/>
                 <w:color w:val="000000"/>
                 <w:kern w:val="0"/>
-                <w:sz w:val="22"/>
-                <w:szCs w:val="22"/>
-                <w14:ligatures w14:val="none"/>
-              </w:rPr>
-            </w:pPr>
-            <w:r>
-              <w:rPr>
-                <w:rFonts w:ascii="Aptos Narrow" w:eastAsia="Times New Roman" w:hAnsi="Aptos Narrow" w:cs="Times New Roman"/>
-                <w:color w:val="000000"/>
-                <w:kern w:val="0"/>
-                <w:sz w:val="22"/>
-                <w:szCs w:val="22"/>
+                <w:sz w:val="18"/>
+                <w:szCs w:val="18"/>
+                <w14:ligatures w14:val="none"/>
+              </w:rPr>
+            </w:pPr>
+            <w:r>
+              <w:rPr>
+                <w:rFonts w:ascii="Aptos Narrow" w:eastAsia="Times New Roman" w:hAnsi="Aptos Narrow" w:cs="Times New Roman"/>
+                <w:color w:val="000000"/>
+                <w:kern w:val="0"/>
+                <w:sz w:val="18"/>
+                <w:szCs w:val="18"/>
+                <w14:ligatures w14:val="none"/>
+              </w:rPr>
+              <w:t>NAFO 3Pn4RS</w:t>
+            </w:r>
+          </w:p>
+        </w:tc>
+        <w:tc>
+          <w:tcPr>
+            <w:tcW w:w="1260" w:type="dxa"/>
+            <w:tcBorders>
+              <w:top w:val="nil"/>
+              <w:left w:val="nil"/>
+              <w:bottom w:val="nil"/>
+              <w:right w:val="nil"/>
+            </w:tcBorders>
+            <w:shd w:val="clear" w:color="auto" w:fill="auto"/>
+            <w:noWrap/>
+            <w:vAlign w:val="bottom"/>
+            <w:hideMark/>
+          </w:tcPr>
+          <w:p>
+            <w:pPr>
+              <w:spacing w:after="0" w:line="240" w:lineRule="auto"/>
+              <w:jc w:val="center"/>
+              <w:rPr>
+                <w:rFonts w:ascii="Aptos Narrow" w:eastAsia="Times New Roman" w:hAnsi="Aptos Narrow" w:cs="Times New Roman"/>
+                <w:color w:val="000000"/>
+                <w:kern w:val="0"/>
+                <w:sz w:val="18"/>
+                <w:szCs w:val="18"/>
+                <w14:ligatures w14:val="none"/>
+              </w:rPr>
+            </w:pPr>
+            <w:r>
+              <w:rPr>
+                <w:rFonts w:ascii="Aptos Narrow" w:eastAsia="Times New Roman" w:hAnsi="Aptos Narrow" w:cs="Times New Roman"/>
+                <w:color w:val="000000"/>
+                <w:kern w:val="0"/>
+                <w:sz w:val="18"/>
+                <w:szCs w:val="18"/>
                 <w14:ligatures w14:val="none"/>
               </w:rPr>
               <w:t>NA</w:t>
             </w:r>
-            <w:r>
-              <w:rPr>
-                <w:rFonts w:ascii="Aptos Narrow" w:eastAsia="Times New Roman" w:hAnsi="Aptos Narrow" w:cs="Times New Roman"/>
-                <w:color w:val="000000"/>
-                <w:kern w:val="0"/>
-                <w:sz w:val="22"/>
-                <w:szCs w:val="22"/>
-                <w14:ligatures w14:val="none"/>
-              </w:rPr>
-              <w:t>FO 3Pn4RS</w:t>
-            </w:r>
-          </w:p>
-        </w:tc>
-        <w:tc>
-          <w:tcPr>
-            <w:tcW w:w="1260" w:type="dxa"/>
-            <w:tcBorders>
-              <w:top w:val="nil"/>
-              <w:left w:val="nil"/>
-              <w:bottom w:val="nil"/>
-              <w:right w:val="nil"/>
-            </w:tcBorders>
-            <w:shd w:val="clear" w:color="auto" w:fill="auto"/>
-            <w:noWrap/>
-            <w:vAlign w:val="bottom"/>
-            <w:hideMark/>
-          </w:tcPr>
-          <w:p>
-            <w:pPr>
-              <w:spacing w:after="0" w:line="240" w:lineRule="auto"/>
-              <w:jc w:val="center"/>
-              <w:rPr>
-                <w:rFonts w:ascii="Aptos Narrow" w:eastAsia="Times New Roman" w:hAnsi="Aptos Narrow" w:cs="Times New Roman"/>
-                <w:color w:val="000000"/>
-                <w:kern w:val="0"/>
-                <w:sz w:val="22"/>
-                <w:szCs w:val="22"/>
-                <w14:ligatures w14:val="none"/>
-              </w:rPr>
-            </w:pPr>
-            <w:r>
-              <w:rPr>
-                <w:rFonts w:ascii="Aptos Narrow" w:eastAsia="Times New Roman" w:hAnsi="Aptos Narrow" w:cs="Times New Roman"/>
-                <w:color w:val="000000"/>
-                <w:kern w:val="0"/>
-                <w:sz w:val="22"/>
-                <w:szCs w:val="22"/>
-                <w14:ligatures w14:val="none"/>
-              </w:rPr>
-              <w:t>NA</w:t>
-            </w:r>
           </w:p>
         </w:tc>
         <w:tc>
@@ -1236,18 +1147,18 @@
                 <w:rFonts w:ascii="Aptos Narrow" w:eastAsia="Times New Roman" w:hAnsi="Aptos Narrow" w:cs="Times New Roman"/>
                 <w:color w:val="000000"/>
                 <w:kern w:val="0"/>
-                <w:sz w:val="22"/>
-                <w:szCs w:val="22"/>
-                <w14:ligatures w14:val="none"/>
-              </w:rPr>
-            </w:pPr>
-            <w:r>
-              <w:rPr>
-                <w:rFonts w:ascii="Aptos Narrow" w:eastAsia="Times New Roman" w:hAnsi="Aptos Narrow" w:cs="Times New Roman"/>
-                <w:color w:val="000000"/>
-                <w:kern w:val="0"/>
-                <w:sz w:val="22"/>
-                <w:szCs w:val="22"/>
+                <w:sz w:val="18"/>
+                <w:szCs w:val="18"/>
+                <w14:ligatures w14:val="none"/>
+              </w:rPr>
+            </w:pPr>
+            <w:r>
+              <w:rPr>
+                <w:rFonts w:ascii="Aptos Narrow" w:eastAsia="Times New Roman" w:hAnsi="Aptos Narrow" w:cs="Times New Roman"/>
+                <w:color w:val="000000"/>
+                <w:kern w:val="0"/>
+                <w:sz w:val="18"/>
+                <w:szCs w:val="18"/>
                 <w14:ligatures w14:val="none"/>
               </w:rPr>
               <w:t>Canada</w:t>
@@ -1272,8 +1183,8 @@
                 <w:rFonts w:ascii="Aptos Narrow" w:eastAsia="Times New Roman" w:hAnsi="Aptos Narrow" w:cs="Times New Roman"/>
                 <w:color w:val="000000"/>
                 <w:kern w:val="0"/>
-                <w:sz w:val="22"/>
-                <w:szCs w:val="22"/>
+                <w:sz w:val="18"/>
+                <w:szCs w:val="18"/>
                 <w14:ligatures w14:val="none"/>
               </w:rPr>
             </w:pPr>
@@ -1305,18 +1216,18 @@
                 <w:rFonts w:ascii="Aptos Narrow" w:eastAsia="Times New Roman" w:hAnsi="Aptos Narrow" w:cs="Times New Roman"/>
                 <w:color w:val="000000"/>
                 <w:kern w:val="0"/>
-                <w:sz w:val="22"/>
-                <w:szCs w:val="22"/>
-                <w14:ligatures w14:val="none"/>
-              </w:rPr>
-            </w:pPr>
-            <w:r>
-              <w:rPr>
-                <w:rFonts w:ascii="Aptos Narrow" w:eastAsia="Times New Roman" w:hAnsi="Aptos Narrow" w:cs="Times New Roman"/>
-                <w:color w:val="000000"/>
-                <w:kern w:val="0"/>
-                <w:sz w:val="22"/>
-                <w:szCs w:val="22"/>
+                <w:sz w:val="18"/>
+                <w:szCs w:val="18"/>
+                <w14:ligatures w14:val="none"/>
+              </w:rPr>
+            </w:pPr>
+            <w:r>
+              <w:rPr>
+                <w:rFonts w:ascii="Aptos Narrow" w:eastAsia="Times New Roman" w:hAnsi="Aptos Narrow" w:cs="Times New Roman"/>
+                <w:color w:val="000000"/>
+                <w:kern w:val="0"/>
+                <w:sz w:val="18"/>
+                <w:szCs w:val="18"/>
                 <w14:ligatures w14:val="none"/>
               </w:rPr>
               <w:t>3Ps</w:t>
@@ -1345,73 +1256,62 @@
                 <w:rFonts w:ascii="Aptos Narrow" w:eastAsia="Times New Roman" w:hAnsi="Aptos Narrow" w:cs="Times New Roman"/>
                 <w:color w:val="000000"/>
                 <w:kern w:val="0"/>
-                <w:sz w:val="22"/>
-                <w:szCs w:val="22"/>
-                <w14:ligatures w14:val="none"/>
-              </w:rPr>
-            </w:pPr>
-            <w:r>
-              <w:rPr>
-                <w:rFonts w:ascii="Aptos Narrow" w:eastAsia="Times New Roman" w:hAnsi="Aptos Narrow" w:cs="Times New Roman"/>
-                <w:color w:val="000000"/>
-                <w:kern w:val="0"/>
-                <w:sz w:val="22"/>
-                <w:szCs w:val="22"/>
+                <w:sz w:val="18"/>
+                <w:szCs w:val="18"/>
+                <w14:ligatures w14:val="none"/>
+              </w:rPr>
+            </w:pPr>
+            <w:r>
+              <w:rPr>
+                <w:rFonts w:ascii="Aptos Narrow" w:eastAsia="Times New Roman" w:hAnsi="Aptos Narrow" w:cs="Times New Roman"/>
+                <w:color w:val="000000"/>
+                <w:kern w:val="0"/>
+                <w:sz w:val="18"/>
+                <w:szCs w:val="18"/>
+                <w14:ligatures w14:val="none"/>
+              </w:rPr>
+              <w:t>NAFO 3Ps</w:t>
+            </w:r>
+          </w:p>
+        </w:tc>
+        <w:tc>
+          <w:tcPr>
+            <w:tcW w:w="1260" w:type="dxa"/>
+            <w:tcBorders>
+              <w:top w:val="nil"/>
+              <w:left w:val="nil"/>
+              <w:bottom w:val="nil"/>
+              <w:right w:val="nil"/>
+            </w:tcBorders>
+            <w:shd w:val="clear" w:color="auto" w:fill="auto"/>
+            <w:noWrap/>
+            <w:vAlign w:val="bottom"/>
+            <w:hideMark/>
+          </w:tcPr>
+          <w:p>
+            <w:pPr>
+              <w:spacing w:after="0" w:line="240" w:lineRule="auto"/>
+              <w:jc w:val="center"/>
+              <w:rPr>
+                <w:rFonts w:ascii="Aptos Narrow" w:eastAsia="Times New Roman" w:hAnsi="Aptos Narrow" w:cs="Times New Roman"/>
+                <w:color w:val="000000"/>
+                <w:kern w:val="0"/>
+                <w:sz w:val="18"/>
+                <w:szCs w:val="18"/>
+                <w14:ligatures w14:val="none"/>
+              </w:rPr>
+            </w:pPr>
+            <w:r>
+              <w:rPr>
+                <w:rFonts w:ascii="Aptos Narrow" w:eastAsia="Times New Roman" w:hAnsi="Aptos Narrow" w:cs="Times New Roman"/>
+                <w:color w:val="000000"/>
+                <w:kern w:val="0"/>
+                <w:sz w:val="18"/>
+                <w:szCs w:val="18"/>
                 <w14:ligatures w14:val="none"/>
               </w:rPr>
               <w:t>NA</w:t>
             </w:r>
-            <w:r>
-              <w:rPr>
-                <w:rFonts w:ascii="Aptos Narrow" w:eastAsia="Times New Roman" w:hAnsi="Aptos Narrow" w:cs="Times New Roman"/>
-                <w:color w:val="000000"/>
-                <w:kern w:val="0"/>
-                <w:sz w:val="22"/>
-                <w:szCs w:val="22"/>
-                <w14:ligatures w14:val="none"/>
-              </w:rPr>
-              <w:t>FO 3Ps</w:t>
-            </w:r>
-          </w:p>
-        </w:tc>
-        <w:tc>
-          <w:tcPr>
-            <w:tcW w:w="1260" w:type="dxa"/>
-            <w:tcBorders>
-              <w:top w:val="nil"/>
-              <w:left w:val="nil"/>
-              <w:bottom w:val="nil"/>
-              <w:right w:val="nil"/>
-            </w:tcBorders>
-            <w:shd w:val="clear" w:color="auto" w:fill="auto"/>
-            <w:noWrap/>
-            <w:vAlign w:val="bottom"/>
-            <w:hideMark/>
-          </w:tcPr>
-          <w:p>
-            <w:pPr>
-              <w:spacing w:after="0" w:line="240" w:lineRule="auto"/>
-              <w:jc w:val="center"/>
-              <w:rPr>
-                <w:rFonts w:ascii="Aptos Narrow" w:eastAsia="Times New Roman" w:hAnsi="Aptos Narrow" w:cs="Times New Roman"/>
-                <w:color w:val="000000"/>
-                <w:kern w:val="0"/>
-                <w:sz w:val="22"/>
-                <w:szCs w:val="22"/>
-                <w14:ligatures w14:val="none"/>
-              </w:rPr>
-            </w:pPr>
-            <w:r>
-              <w:rPr>
-                <w:rFonts w:ascii="Aptos Narrow" w:eastAsia="Times New Roman" w:hAnsi="Aptos Narrow" w:cs="Times New Roman"/>
-                <w:color w:val="000000"/>
-                <w:kern w:val="0"/>
-                <w:sz w:val="22"/>
-                <w:szCs w:val="22"/>
-                <w14:ligatures w14:val="none"/>
-              </w:rPr>
-              <w:t>NA</w:t>
-            </w:r>
           </w:p>
         </w:tc>
         <w:tc>
@@ -1435,18 +1335,18 @@
                 <w:rFonts w:ascii="Aptos Narrow" w:eastAsia="Times New Roman" w:hAnsi="Aptos Narrow" w:cs="Times New Roman"/>
                 <w:color w:val="000000"/>
                 <w:kern w:val="0"/>
-                <w:sz w:val="22"/>
-                <w:szCs w:val="22"/>
-                <w14:ligatures w14:val="none"/>
-              </w:rPr>
-            </w:pPr>
-            <w:r>
-              <w:rPr>
-                <w:rFonts w:ascii="Aptos Narrow" w:eastAsia="Times New Roman" w:hAnsi="Aptos Narrow" w:cs="Times New Roman"/>
-                <w:color w:val="000000"/>
-                <w:kern w:val="0"/>
-                <w:sz w:val="22"/>
-                <w:szCs w:val="22"/>
+                <w:sz w:val="18"/>
+                <w:szCs w:val="18"/>
+                <w14:ligatures w14:val="none"/>
+              </w:rPr>
+            </w:pPr>
+            <w:r>
+              <w:rPr>
+                <w:rFonts w:ascii="Aptos Narrow" w:eastAsia="Times New Roman" w:hAnsi="Aptos Narrow" w:cs="Times New Roman"/>
+                <w:color w:val="000000"/>
+                <w:kern w:val="0"/>
+                <w:sz w:val="18"/>
+                <w:szCs w:val="18"/>
                 <w14:ligatures w14:val="none"/>
               </w:rPr>
               <w:t>Canada</w:t>
@@ -1471,8 +1371,8 @@
                 <w:rFonts w:ascii="Aptos Narrow" w:eastAsia="Times New Roman" w:hAnsi="Aptos Narrow" w:cs="Times New Roman"/>
                 <w:color w:val="000000"/>
                 <w:kern w:val="0"/>
-                <w:sz w:val="22"/>
-                <w:szCs w:val="22"/>
+                <w:sz w:val="18"/>
+                <w:szCs w:val="18"/>
                 <w14:ligatures w14:val="none"/>
               </w:rPr>
             </w:pPr>
@@ -1504,18 +1404,18 @@
                 <w:rFonts w:ascii="Aptos Narrow" w:eastAsia="Times New Roman" w:hAnsi="Aptos Narrow" w:cs="Times New Roman"/>
                 <w:color w:val="000000"/>
                 <w:kern w:val="0"/>
-                <w:sz w:val="22"/>
-                <w:szCs w:val="22"/>
-                <w14:ligatures w14:val="none"/>
-              </w:rPr>
-            </w:pPr>
-            <w:r>
-              <w:rPr>
-                <w:rFonts w:ascii="Aptos Narrow" w:eastAsia="Times New Roman" w:hAnsi="Aptos Narrow" w:cs="Times New Roman"/>
-                <w:color w:val="000000"/>
-                <w:kern w:val="0"/>
-                <w:sz w:val="22"/>
-                <w:szCs w:val="22"/>
+                <w:sz w:val="18"/>
+                <w:szCs w:val="18"/>
+                <w14:ligatures w14:val="none"/>
+              </w:rPr>
+            </w:pPr>
+            <w:r>
+              <w:rPr>
+                <w:rFonts w:ascii="Aptos Narrow" w:eastAsia="Times New Roman" w:hAnsi="Aptos Narrow" w:cs="Times New Roman"/>
+                <w:color w:val="000000"/>
+                <w:kern w:val="0"/>
+                <w:sz w:val="18"/>
+                <w:szCs w:val="18"/>
                 <w14:ligatures w14:val="none"/>
               </w:rPr>
               <w:t>4tvn</w:t>
@@ -1544,32 +1444,21 @@
                 <w:rFonts w:ascii="Aptos Narrow" w:eastAsia="Times New Roman" w:hAnsi="Aptos Narrow" w:cs="Times New Roman"/>
                 <w:color w:val="000000"/>
                 <w:kern w:val="0"/>
-                <w:sz w:val="22"/>
-                <w:szCs w:val="22"/>
-                <w14:ligatures w14:val="none"/>
-              </w:rPr>
-            </w:pPr>
-            <w:r>
-              <w:rPr>
-                <w:rFonts w:ascii="Aptos Narrow" w:eastAsia="Times New Roman" w:hAnsi="Aptos Narrow" w:cs="Times New Roman"/>
-                <w:color w:val="000000"/>
-                <w:kern w:val="0"/>
-                <w:sz w:val="22"/>
-                <w:szCs w:val="22"/>
-                <w14:ligatures w14:val="none"/>
-              </w:rPr>
-              <w:t>NA</w:t>
-            </w:r>
-            <w:r>
-              <w:rPr>
-                <w:rFonts w:ascii="Aptos Narrow" w:eastAsia="Times New Roman" w:hAnsi="Aptos Narrow" w:cs="Times New Roman"/>
-                <w:color w:val="000000"/>
-                <w:kern w:val="0"/>
-                <w:sz w:val="22"/>
-                <w:szCs w:val="22"/>
-                <w14:ligatures w14:val="none"/>
-              </w:rPr>
-              <w:t>FO 4TVn</w:t>
+                <w:sz w:val="18"/>
+                <w:szCs w:val="18"/>
+                <w14:ligatures w14:val="none"/>
+              </w:rPr>
+            </w:pPr>
+            <w:r>
+              <w:rPr>
+                <w:rFonts w:ascii="Aptos Narrow" w:eastAsia="Times New Roman" w:hAnsi="Aptos Narrow" w:cs="Times New Roman"/>
+                <w:color w:val="000000"/>
+                <w:kern w:val="0"/>
+                <w:sz w:val="18"/>
+                <w:szCs w:val="18"/>
+                <w14:ligatures w14:val="none"/>
+              </w:rPr>
+              <w:t>NAFO 4TVn</w:t>
             </w:r>
           </w:p>
         </w:tc>
@@ -1595,18 +1484,18 @@
                 <w:rFonts w:ascii="Aptos Narrow" w:eastAsia="Times New Roman" w:hAnsi="Aptos Narrow" w:cs="Times New Roman"/>
                 <w:color w:val="000000"/>
                 <w:kern w:val="0"/>
-                <w:sz w:val="22"/>
-                <w:szCs w:val="22"/>
-                <w14:ligatures w14:val="none"/>
-              </w:rPr>
-            </w:pPr>
-            <w:r>
-              <w:rPr>
-                <w:rFonts w:ascii="Aptos Narrow" w:eastAsia="Times New Roman" w:hAnsi="Aptos Narrow" w:cs="Times New Roman"/>
-                <w:color w:val="000000"/>
-                <w:kern w:val="0"/>
-                <w:sz w:val="22"/>
-                <w:szCs w:val="22"/>
+                <w:sz w:val="18"/>
+                <w:szCs w:val="18"/>
+                <w14:ligatures w14:val="none"/>
+              </w:rPr>
+            </w:pPr>
+            <w:r>
+              <w:rPr>
+                <w:rFonts w:ascii="Aptos Narrow" w:eastAsia="Times New Roman" w:hAnsi="Aptos Narrow" w:cs="Times New Roman"/>
+                <w:color w:val="000000"/>
+                <w:kern w:val="0"/>
+                <w:sz w:val="18"/>
+                <w:szCs w:val="18"/>
                 <w14:ligatures w14:val="none"/>
               </w:rPr>
               <w:t>1950-2023</w:t>
@@ -1634,18 +1523,18 @@
                 <w:rFonts w:ascii="Aptos Narrow" w:eastAsia="Times New Roman" w:hAnsi="Aptos Narrow" w:cs="Times New Roman"/>
                 <w:color w:val="000000"/>
                 <w:kern w:val="0"/>
-                <w:sz w:val="22"/>
-                <w:szCs w:val="22"/>
-                <w14:ligatures w14:val="none"/>
-              </w:rPr>
-            </w:pPr>
-            <w:r>
-              <w:rPr>
-                <w:rFonts w:ascii="Aptos Narrow" w:eastAsia="Times New Roman" w:hAnsi="Aptos Narrow" w:cs="Times New Roman"/>
-                <w:color w:val="000000"/>
-                <w:kern w:val="0"/>
-                <w:sz w:val="22"/>
-                <w:szCs w:val="22"/>
+                <w:sz w:val="18"/>
+                <w:szCs w:val="18"/>
+                <w14:ligatures w14:val="none"/>
+              </w:rPr>
+            </w:pPr>
+            <w:r>
+              <w:rPr>
+                <w:rFonts w:ascii="Aptos Narrow" w:eastAsia="Times New Roman" w:hAnsi="Aptos Narrow" w:cs="Times New Roman"/>
+                <w:color w:val="000000"/>
+                <w:kern w:val="0"/>
+                <w:sz w:val="18"/>
+                <w:szCs w:val="18"/>
                 <w14:ligatures w14:val="none"/>
               </w:rPr>
               <w:t>Canada</w:t>
@@ -1670,8 +1559,8 @@
                 <w:rFonts w:ascii="Aptos Narrow" w:eastAsia="Times New Roman" w:hAnsi="Aptos Narrow" w:cs="Times New Roman"/>
                 <w:color w:val="000000"/>
                 <w:kern w:val="0"/>
-                <w:sz w:val="22"/>
-                <w:szCs w:val="22"/>
+                <w:sz w:val="18"/>
+                <w:szCs w:val="18"/>
                 <w14:ligatures w14:val="none"/>
               </w:rPr>
             </w:pPr>
@@ -1703,18 +1592,18 @@
                 <w:rFonts w:ascii="Aptos Narrow" w:eastAsia="Times New Roman" w:hAnsi="Aptos Narrow" w:cs="Times New Roman"/>
                 <w:color w:val="000000"/>
                 <w:kern w:val="0"/>
-                <w:sz w:val="22"/>
-                <w:szCs w:val="22"/>
-                <w14:ligatures w14:val="none"/>
-              </w:rPr>
-            </w:pPr>
-            <w:r>
-              <w:rPr>
-                <w:rFonts w:ascii="Aptos Narrow" w:eastAsia="Times New Roman" w:hAnsi="Aptos Narrow" w:cs="Times New Roman"/>
-                <w:color w:val="000000"/>
-                <w:kern w:val="0"/>
-                <w:sz w:val="22"/>
-                <w:szCs w:val="22"/>
+                <w:sz w:val="18"/>
+                <w:szCs w:val="18"/>
+                <w14:ligatures w14:val="none"/>
+              </w:rPr>
+            </w:pPr>
+            <w:r>
+              <w:rPr>
+                <w:rFonts w:ascii="Aptos Narrow" w:eastAsia="Times New Roman" w:hAnsi="Aptos Narrow" w:cs="Times New Roman"/>
+                <w:color w:val="000000"/>
+                <w:kern w:val="0"/>
+                <w:sz w:val="18"/>
+                <w:szCs w:val="18"/>
                 <w14:ligatures w14:val="none"/>
               </w:rPr>
               <w:t>4tvn-SPM</w:t>
@@ -1743,32 +1632,21 @@
                 <w:rFonts w:ascii="Aptos Narrow" w:eastAsia="Times New Roman" w:hAnsi="Aptos Narrow" w:cs="Times New Roman"/>
                 <w:color w:val="000000"/>
                 <w:kern w:val="0"/>
-                <w:sz w:val="22"/>
-                <w:szCs w:val="22"/>
-                <w14:ligatures w14:val="none"/>
-              </w:rPr>
-            </w:pPr>
-            <w:r>
-              <w:rPr>
-                <w:rFonts w:ascii="Aptos Narrow" w:eastAsia="Times New Roman" w:hAnsi="Aptos Narrow" w:cs="Times New Roman"/>
-                <w:color w:val="000000"/>
-                <w:kern w:val="0"/>
-                <w:sz w:val="22"/>
-                <w:szCs w:val="22"/>
-                <w14:ligatures w14:val="none"/>
-              </w:rPr>
-              <w:t>NA</w:t>
-            </w:r>
-            <w:r>
-              <w:rPr>
-                <w:rFonts w:ascii="Aptos Narrow" w:eastAsia="Times New Roman" w:hAnsi="Aptos Narrow" w:cs="Times New Roman"/>
-                <w:color w:val="000000"/>
-                <w:kern w:val="0"/>
-                <w:sz w:val="22"/>
-                <w:szCs w:val="22"/>
-                <w14:ligatures w14:val="none"/>
-              </w:rPr>
-              <w:t>FO 4TVn</w:t>
+                <w:sz w:val="18"/>
+                <w:szCs w:val="18"/>
+                <w14:ligatures w14:val="none"/>
+              </w:rPr>
+            </w:pPr>
+            <w:r>
+              <w:rPr>
+                <w:rFonts w:ascii="Aptos Narrow" w:eastAsia="Times New Roman" w:hAnsi="Aptos Narrow" w:cs="Times New Roman"/>
+                <w:color w:val="000000"/>
+                <w:kern w:val="0"/>
+                <w:sz w:val="18"/>
+                <w:szCs w:val="18"/>
+                <w14:ligatures w14:val="none"/>
+              </w:rPr>
+              <w:t>NAFO 4TVn</w:t>
             </w:r>
           </w:p>
         </w:tc>
@@ -1794,18 +1672,18 @@
                 <w:rFonts w:ascii="Aptos Narrow" w:eastAsia="Times New Roman" w:hAnsi="Aptos Narrow" w:cs="Times New Roman"/>
                 <w:color w:val="000000"/>
                 <w:kern w:val="0"/>
-                <w:sz w:val="22"/>
-                <w:szCs w:val="22"/>
-                <w14:ligatures w14:val="none"/>
-              </w:rPr>
-            </w:pPr>
-            <w:r>
-              <w:rPr>
-                <w:rFonts w:ascii="Aptos Narrow" w:eastAsia="Times New Roman" w:hAnsi="Aptos Narrow" w:cs="Times New Roman"/>
-                <w:color w:val="000000"/>
-                <w:kern w:val="0"/>
-                <w:sz w:val="22"/>
-                <w:szCs w:val="22"/>
+                <w:sz w:val="18"/>
+                <w:szCs w:val="18"/>
+                <w14:ligatures w14:val="none"/>
+              </w:rPr>
+            </w:pPr>
+            <w:r>
+              <w:rPr>
+                <w:rFonts w:ascii="Aptos Narrow" w:eastAsia="Times New Roman" w:hAnsi="Aptos Narrow" w:cs="Times New Roman"/>
+                <w:color w:val="000000"/>
+                <w:kern w:val="0"/>
+                <w:sz w:val="18"/>
+                <w:szCs w:val="18"/>
                 <w14:ligatures w14:val="none"/>
               </w:rPr>
               <w:t>1917-2023</w:t>
@@ -1833,18 +1711,18 @@
                 <w:rFonts w:ascii="Aptos Narrow" w:eastAsia="Times New Roman" w:hAnsi="Aptos Narrow" w:cs="Times New Roman"/>
                 <w:color w:val="000000"/>
                 <w:kern w:val="0"/>
-                <w:sz w:val="22"/>
-                <w:szCs w:val="22"/>
-                <w14:ligatures w14:val="none"/>
-              </w:rPr>
-            </w:pPr>
-            <w:r>
-              <w:rPr>
-                <w:rFonts w:ascii="Aptos Narrow" w:eastAsia="Times New Roman" w:hAnsi="Aptos Narrow" w:cs="Times New Roman"/>
-                <w:color w:val="000000"/>
-                <w:kern w:val="0"/>
-                <w:sz w:val="22"/>
-                <w:szCs w:val="22"/>
+                <w:sz w:val="18"/>
+                <w:szCs w:val="18"/>
+                <w14:ligatures w14:val="none"/>
+              </w:rPr>
+            </w:pPr>
+            <w:r>
+              <w:rPr>
+                <w:rFonts w:ascii="Aptos Narrow" w:eastAsia="Times New Roman" w:hAnsi="Aptos Narrow" w:cs="Times New Roman"/>
+                <w:color w:val="000000"/>
+                <w:kern w:val="0"/>
+                <w:sz w:val="18"/>
+                <w:szCs w:val="18"/>
                 <w14:ligatures w14:val="none"/>
               </w:rPr>
               <w:t>Canada</w:t>
@@ -1869,8 +1747,8 @@
                 <w:rFonts w:ascii="Aptos Narrow" w:eastAsia="Times New Roman" w:hAnsi="Aptos Narrow" w:cs="Times New Roman"/>
                 <w:color w:val="000000"/>
                 <w:kern w:val="0"/>
-                <w:sz w:val="22"/>
-                <w:szCs w:val="22"/>
+                <w:sz w:val="18"/>
+                <w:szCs w:val="18"/>
                 <w14:ligatures w14:val="none"/>
               </w:rPr>
             </w:pPr>
@@ -1902,18 +1780,18 @@
                 <w:rFonts w:ascii="Aptos Narrow" w:eastAsia="Times New Roman" w:hAnsi="Aptos Narrow" w:cs="Times New Roman"/>
                 <w:color w:val="000000"/>
                 <w:kern w:val="0"/>
-                <w:sz w:val="22"/>
-                <w:szCs w:val="22"/>
-                <w14:ligatures w14:val="none"/>
-              </w:rPr>
-            </w:pPr>
-            <w:r>
-              <w:rPr>
-                <w:rFonts w:ascii="Aptos Narrow" w:eastAsia="Times New Roman" w:hAnsi="Aptos Narrow" w:cs="Times New Roman"/>
-                <w:color w:val="000000"/>
-                <w:kern w:val="0"/>
-                <w:sz w:val="22"/>
-                <w:szCs w:val="22"/>
+                <w:sz w:val="18"/>
+                <w:szCs w:val="18"/>
+                <w14:ligatures w14:val="none"/>
+              </w:rPr>
+            </w:pPr>
+            <w:r>
+              <w:rPr>
+                <w:rFonts w:ascii="Aptos Narrow" w:eastAsia="Times New Roman" w:hAnsi="Aptos Narrow" w:cs="Times New Roman"/>
+                <w:color w:val="000000"/>
+                <w:kern w:val="0"/>
+                <w:sz w:val="18"/>
+                <w:szCs w:val="18"/>
                 <w14:ligatures w14:val="none"/>
               </w:rPr>
               <w:t>4vsw</w:t>
@@ -1942,73 +1820,62 @@
                 <w:rFonts w:ascii="Aptos Narrow" w:eastAsia="Times New Roman" w:hAnsi="Aptos Narrow" w:cs="Times New Roman"/>
                 <w:color w:val="000000"/>
                 <w:kern w:val="0"/>
-                <w:sz w:val="22"/>
-                <w:szCs w:val="22"/>
-                <w14:ligatures w14:val="none"/>
-              </w:rPr>
-            </w:pPr>
-            <w:r>
-              <w:rPr>
-                <w:rFonts w:ascii="Aptos Narrow" w:eastAsia="Times New Roman" w:hAnsi="Aptos Narrow" w:cs="Times New Roman"/>
-                <w:color w:val="000000"/>
-                <w:kern w:val="0"/>
-                <w:sz w:val="22"/>
-                <w:szCs w:val="22"/>
+                <w:sz w:val="18"/>
+                <w:szCs w:val="18"/>
+                <w14:ligatures w14:val="none"/>
+              </w:rPr>
+            </w:pPr>
+            <w:r>
+              <w:rPr>
+                <w:rFonts w:ascii="Aptos Narrow" w:eastAsia="Times New Roman" w:hAnsi="Aptos Narrow" w:cs="Times New Roman"/>
+                <w:color w:val="000000"/>
+                <w:kern w:val="0"/>
+                <w:sz w:val="18"/>
+                <w:szCs w:val="18"/>
+                <w14:ligatures w14:val="none"/>
+              </w:rPr>
+              <w:t>NAFO 4Vsw</w:t>
+            </w:r>
+          </w:p>
+        </w:tc>
+        <w:tc>
+          <w:tcPr>
+            <w:tcW w:w="1260" w:type="dxa"/>
+            <w:tcBorders>
+              <w:top w:val="nil"/>
+              <w:left w:val="nil"/>
+              <w:bottom w:val="nil"/>
+              <w:right w:val="nil"/>
+            </w:tcBorders>
+            <w:shd w:val="clear" w:color="auto" w:fill="auto"/>
+            <w:noWrap/>
+            <w:vAlign w:val="bottom"/>
+            <w:hideMark/>
+          </w:tcPr>
+          <w:p>
+            <w:pPr>
+              <w:spacing w:after="0" w:line="240" w:lineRule="auto"/>
+              <w:jc w:val="center"/>
+              <w:rPr>
+                <w:rFonts w:ascii="Aptos Narrow" w:eastAsia="Times New Roman" w:hAnsi="Aptos Narrow" w:cs="Times New Roman"/>
+                <w:color w:val="000000"/>
+                <w:kern w:val="0"/>
+                <w:sz w:val="18"/>
+                <w:szCs w:val="18"/>
+                <w14:ligatures w14:val="none"/>
+              </w:rPr>
+            </w:pPr>
+            <w:r>
+              <w:rPr>
+                <w:rFonts w:ascii="Aptos Narrow" w:eastAsia="Times New Roman" w:hAnsi="Aptos Narrow" w:cs="Times New Roman"/>
+                <w:color w:val="000000"/>
+                <w:kern w:val="0"/>
+                <w:sz w:val="18"/>
+                <w:szCs w:val="18"/>
                 <w14:ligatures w14:val="none"/>
               </w:rPr>
               <w:t>NA</w:t>
             </w:r>
-            <w:r>
-              <w:rPr>
-                <w:rFonts w:ascii="Aptos Narrow" w:eastAsia="Times New Roman" w:hAnsi="Aptos Narrow" w:cs="Times New Roman"/>
-                <w:color w:val="000000"/>
-                <w:kern w:val="0"/>
-                <w:sz w:val="22"/>
-                <w:szCs w:val="22"/>
-                <w14:ligatures w14:val="none"/>
-              </w:rPr>
-              <w:t>FO 4Vsw</w:t>
-            </w:r>
-          </w:p>
-        </w:tc>
-        <w:tc>
-          <w:tcPr>
-            <w:tcW w:w="1260" w:type="dxa"/>
-            <w:tcBorders>
-              <w:top w:val="nil"/>
-              <w:left w:val="nil"/>
-              <w:bottom w:val="nil"/>
-              <w:right w:val="nil"/>
-            </w:tcBorders>
-            <w:shd w:val="clear" w:color="auto" w:fill="auto"/>
-            <w:noWrap/>
-            <w:vAlign w:val="bottom"/>
-            <w:hideMark/>
-          </w:tcPr>
-          <w:p>
-            <w:pPr>
-              <w:spacing w:after="0" w:line="240" w:lineRule="auto"/>
-              <w:jc w:val="center"/>
-              <w:rPr>
-                <w:rFonts w:ascii="Aptos Narrow" w:eastAsia="Times New Roman" w:hAnsi="Aptos Narrow" w:cs="Times New Roman"/>
-                <w:color w:val="000000"/>
-                <w:kern w:val="0"/>
-                <w:sz w:val="22"/>
-                <w:szCs w:val="22"/>
-                <w14:ligatures w14:val="none"/>
-              </w:rPr>
-            </w:pPr>
-            <w:r>
-              <w:rPr>
-                <w:rFonts w:ascii="Aptos Narrow" w:eastAsia="Times New Roman" w:hAnsi="Aptos Narrow" w:cs="Times New Roman"/>
-                <w:color w:val="000000"/>
-                <w:kern w:val="0"/>
-                <w:sz w:val="22"/>
-                <w:szCs w:val="22"/>
-                <w14:ligatures w14:val="none"/>
-              </w:rPr>
-              <w:t>NA</w:t>
-            </w:r>
           </w:p>
         </w:tc>
         <w:tc>
@@ -2032,18 +1899,18 @@
                 <w:rFonts w:ascii="Aptos Narrow" w:eastAsia="Times New Roman" w:hAnsi="Aptos Narrow" w:cs="Times New Roman"/>
                 <w:color w:val="000000"/>
                 <w:kern w:val="0"/>
-                <w:sz w:val="22"/>
-                <w:szCs w:val="22"/>
-                <w14:ligatures w14:val="none"/>
-              </w:rPr>
-            </w:pPr>
-            <w:r>
-              <w:rPr>
-                <w:rFonts w:ascii="Aptos Narrow" w:eastAsia="Times New Roman" w:hAnsi="Aptos Narrow" w:cs="Times New Roman"/>
-                <w:color w:val="000000"/>
-                <w:kern w:val="0"/>
-                <w:sz w:val="22"/>
-                <w:szCs w:val="22"/>
+                <w:sz w:val="18"/>
+                <w:szCs w:val="18"/>
+                <w14:ligatures w14:val="none"/>
+              </w:rPr>
+            </w:pPr>
+            <w:r>
+              <w:rPr>
+                <w:rFonts w:ascii="Aptos Narrow" w:eastAsia="Times New Roman" w:hAnsi="Aptos Narrow" w:cs="Times New Roman"/>
+                <w:color w:val="000000"/>
+                <w:kern w:val="0"/>
+                <w:sz w:val="18"/>
+                <w:szCs w:val="18"/>
                 <w14:ligatures w14:val="none"/>
               </w:rPr>
               <w:t>Canada</w:t>
@@ -2068,8 +1935,8 @@
                 <w:rFonts w:ascii="Aptos Narrow" w:eastAsia="Times New Roman" w:hAnsi="Aptos Narrow" w:cs="Times New Roman"/>
                 <w:color w:val="000000"/>
                 <w:kern w:val="0"/>
-                <w:sz w:val="22"/>
-                <w:szCs w:val="22"/>
+                <w:sz w:val="18"/>
+                <w:szCs w:val="18"/>
                 <w14:ligatures w14:val="none"/>
               </w:rPr>
             </w:pPr>
@@ -2101,18 +1968,18 @@
                 <w:rFonts w:ascii="Aptos Narrow" w:eastAsia="Times New Roman" w:hAnsi="Aptos Narrow" w:cs="Times New Roman"/>
                 <w:color w:val="000000"/>
                 <w:kern w:val="0"/>
-                <w:sz w:val="22"/>
-                <w:szCs w:val="22"/>
-                <w14:ligatures w14:val="none"/>
-              </w:rPr>
-            </w:pPr>
-            <w:r>
-              <w:rPr>
-                <w:rFonts w:ascii="Aptos Narrow" w:eastAsia="Times New Roman" w:hAnsi="Aptos Narrow" w:cs="Times New Roman"/>
-                <w:color w:val="000000"/>
-                <w:kern w:val="0"/>
-                <w:sz w:val="22"/>
-                <w:szCs w:val="22"/>
+                <w:sz w:val="18"/>
+                <w:szCs w:val="18"/>
+                <w14:ligatures w14:val="none"/>
+              </w:rPr>
+            </w:pPr>
+            <w:r>
+              <w:rPr>
+                <w:rFonts w:ascii="Aptos Narrow" w:eastAsia="Times New Roman" w:hAnsi="Aptos Narrow" w:cs="Times New Roman"/>
+                <w:color w:val="000000"/>
+                <w:kern w:val="0"/>
+                <w:sz w:val="18"/>
+                <w:szCs w:val="18"/>
                 <w14:ligatures w14:val="none"/>
               </w:rPr>
               <w:t>4X5Y</w:t>
@@ -2141,73 +2008,62 @@
                 <w:rFonts w:ascii="Aptos Narrow" w:eastAsia="Times New Roman" w:hAnsi="Aptos Narrow" w:cs="Times New Roman"/>
                 <w:color w:val="000000"/>
                 <w:kern w:val="0"/>
-                <w:sz w:val="22"/>
-                <w:szCs w:val="22"/>
-                <w14:ligatures w14:val="none"/>
-              </w:rPr>
-            </w:pPr>
-            <w:r>
-              <w:rPr>
-                <w:rFonts w:ascii="Aptos Narrow" w:eastAsia="Times New Roman" w:hAnsi="Aptos Narrow" w:cs="Times New Roman"/>
-                <w:color w:val="000000"/>
-                <w:kern w:val="0"/>
-                <w:sz w:val="22"/>
-                <w:szCs w:val="22"/>
+                <w:sz w:val="18"/>
+                <w:szCs w:val="18"/>
+                <w14:ligatures w14:val="none"/>
+              </w:rPr>
+            </w:pPr>
+            <w:r>
+              <w:rPr>
+                <w:rFonts w:ascii="Aptos Narrow" w:eastAsia="Times New Roman" w:hAnsi="Aptos Narrow" w:cs="Times New Roman"/>
+                <w:color w:val="000000"/>
+                <w:kern w:val="0"/>
+                <w:sz w:val="18"/>
+                <w:szCs w:val="18"/>
+                <w14:ligatures w14:val="none"/>
+              </w:rPr>
+              <w:t>NAFO 4X5Y</w:t>
+            </w:r>
+          </w:p>
+        </w:tc>
+        <w:tc>
+          <w:tcPr>
+            <w:tcW w:w="1260" w:type="dxa"/>
+            <w:tcBorders>
+              <w:top w:val="nil"/>
+              <w:left w:val="nil"/>
+              <w:bottom w:val="nil"/>
+              <w:right w:val="nil"/>
+            </w:tcBorders>
+            <w:shd w:val="clear" w:color="auto" w:fill="auto"/>
+            <w:noWrap/>
+            <w:vAlign w:val="bottom"/>
+            <w:hideMark/>
+          </w:tcPr>
+          <w:p>
+            <w:pPr>
+              <w:spacing w:after="0" w:line="240" w:lineRule="auto"/>
+              <w:jc w:val="center"/>
+              <w:rPr>
+                <w:rFonts w:ascii="Aptos Narrow" w:eastAsia="Times New Roman" w:hAnsi="Aptos Narrow" w:cs="Times New Roman"/>
+                <w:color w:val="000000"/>
+                <w:kern w:val="0"/>
+                <w:sz w:val="18"/>
+                <w:szCs w:val="18"/>
+                <w14:ligatures w14:val="none"/>
+              </w:rPr>
+            </w:pPr>
+            <w:r>
+              <w:rPr>
+                <w:rFonts w:ascii="Aptos Narrow" w:eastAsia="Times New Roman" w:hAnsi="Aptos Narrow" w:cs="Times New Roman"/>
+                <w:color w:val="000000"/>
+                <w:kern w:val="0"/>
+                <w:sz w:val="18"/>
+                <w:szCs w:val="18"/>
                 <w14:ligatures w14:val="none"/>
               </w:rPr>
               <w:t>NA</w:t>
             </w:r>
-            <w:r>
-              <w:rPr>
-                <w:rFonts w:ascii="Aptos Narrow" w:eastAsia="Times New Roman" w:hAnsi="Aptos Narrow" w:cs="Times New Roman"/>
-                <w:color w:val="000000"/>
-                <w:kern w:val="0"/>
-                <w:sz w:val="22"/>
-                <w:szCs w:val="22"/>
-                <w14:ligatures w14:val="none"/>
-              </w:rPr>
-              <w:t>FO 4X5Y</w:t>
-            </w:r>
-          </w:p>
-        </w:tc>
-        <w:tc>
-          <w:tcPr>
-            <w:tcW w:w="1260" w:type="dxa"/>
-            <w:tcBorders>
-              <w:top w:val="nil"/>
-              <w:left w:val="nil"/>
-              <w:bottom w:val="nil"/>
-              <w:right w:val="nil"/>
-            </w:tcBorders>
-            <w:shd w:val="clear" w:color="auto" w:fill="auto"/>
-            <w:noWrap/>
-            <w:vAlign w:val="bottom"/>
-            <w:hideMark/>
-          </w:tcPr>
-          <w:p>
-            <w:pPr>
-              <w:spacing w:after="0" w:line="240" w:lineRule="auto"/>
-              <w:jc w:val="center"/>
-              <w:rPr>
-                <w:rFonts w:ascii="Aptos Narrow" w:eastAsia="Times New Roman" w:hAnsi="Aptos Narrow" w:cs="Times New Roman"/>
-                <w:color w:val="000000"/>
-                <w:kern w:val="0"/>
-                <w:sz w:val="22"/>
-                <w:szCs w:val="22"/>
-                <w14:ligatures w14:val="none"/>
-              </w:rPr>
-            </w:pPr>
-            <w:r>
-              <w:rPr>
-                <w:rFonts w:ascii="Aptos Narrow" w:eastAsia="Times New Roman" w:hAnsi="Aptos Narrow" w:cs="Times New Roman"/>
-                <w:color w:val="000000"/>
-                <w:kern w:val="0"/>
-                <w:sz w:val="22"/>
-                <w:szCs w:val="22"/>
-                <w14:ligatures w14:val="none"/>
-              </w:rPr>
-              <w:t>NA</w:t>
-            </w:r>
           </w:p>
         </w:tc>
         <w:tc>
@@ -2231,18 +2087,18 @@
                 <w:rFonts w:ascii="Aptos Narrow" w:eastAsia="Times New Roman" w:hAnsi="Aptos Narrow" w:cs="Times New Roman"/>
                 <w:color w:val="000000"/>
                 <w:kern w:val="0"/>
-                <w:sz w:val="22"/>
-                <w:szCs w:val="22"/>
-                <w14:ligatures w14:val="none"/>
-              </w:rPr>
-            </w:pPr>
-            <w:r>
-              <w:rPr>
-                <w:rFonts w:ascii="Aptos Narrow" w:eastAsia="Times New Roman" w:hAnsi="Aptos Narrow" w:cs="Times New Roman"/>
-                <w:color w:val="000000"/>
-                <w:kern w:val="0"/>
-                <w:sz w:val="22"/>
-                <w:szCs w:val="22"/>
+                <w:sz w:val="18"/>
+                <w:szCs w:val="18"/>
+                <w14:ligatures w14:val="none"/>
+              </w:rPr>
+            </w:pPr>
+            <w:r>
+              <w:rPr>
+                <w:rFonts w:ascii="Aptos Narrow" w:eastAsia="Times New Roman" w:hAnsi="Aptos Narrow" w:cs="Times New Roman"/>
+                <w:color w:val="000000"/>
+                <w:kern w:val="0"/>
+                <w:sz w:val="18"/>
+                <w:szCs w:val="18"/>
                 <w14:ligatures w14:val="none"/>
               </w:rPr>
               <w:t>Canada</w:t>
@@ -2267,8 +2123,8 @@
                 <w:rFonts w:ascii="Aptos Narrow" w:eastAsia="Times New Roman" w:hAnsi="Aptos Narrow" w:cs="Times New Roman"/>
                 <w:color w:val="000000"/>
                 <w:kern w:val="0"/>
-                <w:sz w:val="22"/>
-                <w:szCs w:val="22"/>
+                <w:sz w:val="18"/>
+                <w:szCs w:val="18"/>
                 <w14:ligatures w14:val="none"/>
               </w:rPr>
             </w:pPr>
@@ -2300,18 +2156,18 @@
                 <w:rFonts w:ascii="Aptos Narrow" w:eastAsia="Times New Roman" w:hAnsi="Aptos Narrow" w:cs="Times New Roman"/>
                 <w:color w:val="000000"/>
                 <w:kern w:val="0"/>
-                <w:sz w:val="22"/>
-                <w:szCs w:val="22"/>
-                <w14:ligatures w14:val="none"/>
-              </w:rPr>
-            </w:pPr>
-            <w:r>
-              <w:rPr>
-                <w:rFonts w:ascii="Aptos Narrow" w:eastAsia="Times New Roman" w:hAnsi="Aptos Narrow" w:cs="Times New Roman"/>
-                <w:color w:val="000000"/>
-                <w:kern w:val="0"/>
-                <w:sz w:val="22"/>
-                <w:szCs w:val="22"/>
+                <w:sz w:val="18"/>
+                <w:szCs w:val="18"/>
+                <w14:ligatures w14:val="none"/>
+              </w:rPr>
+            </w:pPr>
+            <w:r>
+              <w:rPr>
+                <w:rFonts w:ascii="Aptos Narrow" w:eastAsia="Times New Roman" w:hAnsi="Aptos Narrow" w:cs="Times New Roman"/>
+                <w:color w:val="000000"/>
+                <w:kern w:val="0"/>
+                <w:sz w:val="18"/>
+                <w:szCs w:val="18"/>
                 <w14:ligatures w14:val="none"/>
               </w:rPr>
               <w:t>COD1F-XIV</w:t>
@@ -2340,18 +2196,18 @@
                 <w:rFonts w:ascii="Aptos Narrow" w:eastAsia="Times New Roman" w:hAnsi="Aptos Narrow" w:cs="Times New Roman"/>
                 <w:color w:val="000000"/>
                 <w:kern w:val="0"/>
-                <w:sz w:val="22"/>
-                <w:szCs w:val="22"/>
-                <w14:ligatures w14:val="none"/>
-              </w:rPr>
-            </w:pPr>
-            <w:r>
-              <w:rPr>
-                <w:rFonts w:ascii="Aptos Narrow" w:eastAsia="Times New Roman" w:hAnsi="Aptos Narrow" w:cs="Times New Roman"/>
-                <w:color w:val="000000"/>
-                <w:kern w:val="0"/>
-                <w:sz w:val="22"/>
-                <w:szCs w:val="22"/>
+                <w:sz w:val="18"/>
+                <w:szCs w:val="18"/>
+                <w14:ligatures w14:val="none"/>
+              </w:rPr>
+            </w:pPr>
+            <w:r>
+              <w:rPr>
+                <w:rFonts w:ascii="Aptos Narrow" w:eastAsia="Times New Roman" w:hAnsi="Aptos Narrow" w:cs="Times New Roman"/>
+                <w:color w:val="000000"/>
+                <w:kern w:val="0"/>
+                <w:sz w:val="18"/>
+                <w:szCs w:val="18"/>
                 <w14:ligatures w14:val="none"/>
               </w:rPr>
               <w:t xml:space="preserve"> NAFO 1F and ICES 14</w:t>
@@ -2380,18 +2236,18 @@
                 <w:rFonts w:ascii="Aptos Narrow" w:eastAsia="Times New Roman" w:hAnsi="Aptos Narrow" w:cs="Times New Roman"/>
                 <w:color w:val="000000"/>
                 <w:kern w:val="0"/>
-                <w:sz w:val="22"/>
-                <w:szCs w:val="22"/>
-                <w14:ligatures w14:val="none"/>
-              </w:rPr>
-            </w:pPr>
-            <w:r>
-              <w:rPr>
-                <w:rFonts w:ascii="Aptos Narrow" w:eastAsia="Times New Roman" w:hAnsi="Aptos Narrow" w:cs="Times New Roman"/>
-                <w:color w:val="000000"/>
-                <w:kern w:val="0"/>
-                <w:sz w:val="22"/>
-                <w:szCs w:val="22"/>
+                <w:sz w:val="18"/>
+                <w:szCs w:val="18"/>
+                <w14:ligatures w14:val="none"/>
+              </w:rPr>
+            </w:pPr>
+            <w:r>
+              <w:rPr>
+                <w:rFonts w:ascii="Aptos Narrow" w:eastAsia="Times New Roman" w:hAnsi="Aptos Narrow" w:cs="Times New Roman"/>
+                <w:color w:val="000000"/>
+                <w:kern w:val="0"/>
+                <w:sz w:val="18"/>
+                <w:szCs w:val="18"/>
                 <w14:ligatures w14:val="none"/>
               </w:rPr>
               <w:t>1973-2021</w:t>
@@ -2420,18 +2276,18 @@
                 <w:rFonts w:ascii="Aptos Narrow" w:eastAsia="Times New Roman" w:hAnsi="Aptos Narrow" w:cs="Times New Roman"/>
                 <w:color w:val="000000"/>
                 <w:kern w:val="0"/>
-                <w:sz w:val="22"/>
-                <w:szCs w:val="22"/>
-                <w14:ligatures w14:val="none"/>
-              </w:rPr>
-            </w:pPr>
-            <w:r>
-              <w:rPr>
-                <w:rFonts w:ascii="Aptos Narrow" w:eastAsia="Times New Roman" w:hAnsi="Aptos Narrow" w:cs="Times New Roman"/>
-                <w:color w:val="000000"/>
-                <w:kern w:val="0"/>
-                <w:sz w:val="22"/>
-                <w:szCs w:val="22"/>
+                <w:sz w:val="18"/>
+                <w:szCs w:val="18"/>
+                <w14:ligatures w14:val="none"/>
+              </w:rPr>
+            </w:pPr>
+            <w:r>
+              <w:rPr>
+                <w:rFonts w:ascii="Aptos Narrow" w:eastAsia="Times New Roman" w:hAnsi="Aptos Narrow" w:cs="Times New Roman"/>
+                <w:color w:val="000000"/>
+                <w:kern w:val="0"/>
+                <w:sz w:val="18"/>
+                <w:szCs w:val="18"/>
                 <w14:ligatures w14:val="none"/>
               </w:rPr>
               <w:t>Greenland</w:t>
@@ -2456,18 +2312,18 @@
                 <w:rFonts w:ascii="Aptos Narrow" w:eastAsia="Times New Roman" w:hAnsi="Aptos Narrow" w:cs="Times New Roman"/>
                 <w:color w:val="000000"/>
                 <w:kern w:val="0"/>
-                <w:sz w:val="22"/>
-                <w:szCs w:val="22"/>
-                <w14:ligatures w14:val="none"/>
-              </w:rPr>
-            </w:pPr>
-            <w:r>
-              <w:rPr>
-                <w:rFonts w:ascii="Aptos Narrow" w:eastAsia="Times New Roman" w:hAnsi="Aptos Narrow" w:cs="Times New Roman"/>
-                <w:color w:val="000000"/>
-                <w:kern w:val="0"/>
-                <w:sz w:val="22"/>
-                <w:szCs w:val="22"/>
+                <w:sz w:val="18"/>
+                <w:szCs w:val="18"/>
+                <w14:ligatures w14:val="none"/>
+              </w:rPr>
+            </w:pPr>
+            <w:r>
+              <w:rPr>
+                <w:rFonts w:ascii="Aptos Narrow" w:eastAsia="Times New Roman" w:hAnsi="Aptos Narrow" w:cs="Times New Roman"/>
+                <w:color w:val="000000"/>
+                <w:kern w:val="0"/>
+                <w:sz w:val="18"/>
+                <w:szCs w:val="18"/>
                 <w14:ligatures w14:val="none"/>
               </w:rPr>
               <w:t>RAM</w:t>
@@ -2500,18 +2356,18 @@
                 <w:rFonts w:ascii="Aptos Narrow" w:eastAsia="Times New Roman" w:hAnsi="Aptos Narrow" w:cs="Times New Roman"/>
                 <w:color w:val="000000"/>
                 <w:kern w:val="0"/>
-                <w:sz w:val="22"/>
-                <w:szCs w:val="22"/>
-                <w14:ligatures w14:val="none"/>
-              </w:rPr>
-            </w:pPr>
-            <w:r>
-              <w:rPr>
-                <w:rFonts w:ascii="Aptos Narrow" w:eastAsia="Times New Roman" w:hAnsi="Aptos Narrow" w:cs="Times New Roman"/>
-                <w:color w:val="000000"/>
-                <w:kern w:val="0"/>
-                <w:sz w:val="22"/>
-                <w:szCs w:val="22"/>
+                <w:sz w:val="18"/>
+                <w:szCs w:val="18"/>
+                <w14:ligatures w14:val="none"/>
+              </w:rPr>
+            </w:pPr>
+            <w:r>
+              <w:rPr>
+                <w:rFonts w:ascii="Aptos Narrow" w:eastAsia="Times New Roman" w:hAnsi="Aptos Narrow" w:cs="Times New Roman"/>
+                <w:color w:val="000000"/>
+                <w:kern w:val="0"/>
+                <w:sz w:val="18"/>
+                <w:szCs w:val="18"/>
                 <w14:ligatures w14:val="none"/>
               </w:rPr>
               <w:t>COD1IN</w:t>
@@ -2540,18 +2396,18 @@
                 <w:rFonts w:ascii="Aptos Narrow" w:eastAsia="Times New Roman" w:hAnsi="Aptos Narrow" w:cs="Times New Roman"/>
                 <w:color w:val="000000"/>
                 <w:kern w:val="0"/>
-                <w:sz w:val="22"/>
-                <w:szCs w:val="22"/>
-                <w14:ligatures w14:val="none"/>
-              </w:rPr>
-            </w:pPr>
-            <w:r>
-              <w:rPr>
-                <w:rFonts w:ascii="Aptos Narrow" w:eastAsia="Times New Roman" w:hAnsi="Aptos Narrow" w:cs="Times New Roman"/>
-                <w:color w:val="000000"/>
-                <w:kern w:val="0"/>
-                <w:sz w:val="22"/>
-                <w:szCs w:val="22"/>
+                <w:sz w:val="18"/>
+                <w:szCs w:val="18"/>
+                <w14:ligatures w14:val="none"/>
+              </w:rPr>
+            </w:pPr>
+            <w:r>
+              <w:rPr>
+                <w:rFonts w:ascii="Aptos Narrow" w:eastAsia="Times New Roman" w:hAnsi="Aptos Narrow" w:cs="Times New Roman"/>
+                <w:color w:val="000000"/>
+                <w:kern w:val="0"/>
+                <w:sz w:val="18"/>
+                <w:szCs w:val="18"/>
                 <w14:ligatures w14:val="none"/>
               </w:rPr>
               <w:t xml:space="preserve"> NAFO Subarea 1 (inshore)</w:t>
@@ -2580,18 +2436,18 @@
                 <w:rFonts w:ascii="Aptos Narrow" w:eastAsia="Times New Roman" w:hAnsi="Aptos Narrow" w:cs="Times New Roman"/>
                 <w:color w:val="000000"/>
                 <w:kern w:val="0"/>
-                <w:sz w:val="22"/>
-                <w:szCs w:val="22"/>
-                <w14:ligatures w14:val="none"/>
-              </w:rPr>
-            </w:pPr>
-            <w:r>
-              <w:rPr>
-                <w:rFonts w:ascii="Aptos Narrow" w:eastAsia="Times New Roman" w:hAnsi="Aptos Narrow" w:cs="Times New Roman"/>
-                <w:color w:val="000000"/>
-                <w:kern w:val="0"/>
-                <w:sz w:val="22"/>
-                <w:szCs w:val="22"/>
+                <w:sz w:val="18"/>
+                <w:szCs w:val="18"/>
+                <w14:ligatures w14:val="none"/>
+              </w:rPr>
+            </w:pPr>
+            <w:r>
+              <w:rPr>
+                <w:rFonts w:ascii="Aptos Narrow" w:eastAsia="Times New Roman" w:hAnsi="Aptos Narrow" w:cs="Times New Roman"/>
+                <w:color w:val="000000"/>
+                <w:kern w:val="0"/>
+                <w:sz w:val="18"/>
+                <w:szCs w:val="18"/>
                 <w14:ligatures w14:val="none"/>
               </w:rPr>
               <w:t>1976-2021</w:t>
@@ -2620,18 +2476,18 @@
                 <w:rFonts w:ascii="Aptos Narrow" w:eastAsia="Times New Roman" w:hAnsi="Aptos Narrow" w:cs="Times New Roman"/>
                 <w:color w:val="000000"/>
                 <w:kern w:val="0"/>
-                <w:sz w:val="22"/>
-                <w:szCs w:val="22"/>
-                <w14:ligatures w14:val="none"/>
-              </w:rPr>
-            </w:pPr>
-            <w:r>
-              <w:rPr>
-                <w:rFonts w:ascii="Aptos Narrow" w:eastAsia="Times New Roman" w:hAnsi="Aptos Narrow" w:cs="Times New Roman"/>
-                <w:color w:val="000000"/>
-                <w:kern w:val="0"/>
-                <w:sz w:val="22"/>
-                <w:szCs w:val="22"/>
+                <w:sz w:val="18"/>
+                <w:szCs w:val="18"/>
+                <w14:ligatures w14:val="none"/>
+              </w:rPr>
+            </w:pPr>
+            <w:r>
+              <w:rPr>
+                <w:rFonts w:ascii="Aptos Narrow" w:eastAsia="Times New Roman" w:hAnsi="Aptos Narrow" w:cs="Times New Roman"/>
+                <w:color w:val="000000"/>
+                <w:kern w:val="0"/>
+                <w:sz w:val="18"/>
+                <w:szCs w:val="18"/>
                 <w14:ligatures w14:val="none"/>
               </w:rPr>
               <w:t>Greenland</w:t>
@@ -2656,18 +2512,18 @@
                 <w:rFonts w:ascii="Aptos Narrow" w:eastAsia="Times New Roman" w:hAnsi="Aptos Narrow" w:cs="Times New Roman"/>
                 <w:color w:val="000000"/>
                 <w:kern w:val="0"/>
-                <w:sz w:val="22"/>
-                <w:szCs w:val="22"/>
-                <w14:ligatures w14:val="none"/>
-              </w:rPr>
-            </w:pPr>
-            <w:r>
-              <w:rPr>
-                <w:rFonts w:ascii="Aptos Narrow" w:eastAsia="Times New Roman" w:hAnsi="Aptos Narrow" w:cs="Times New Roman"/>
-                <w:color w:val="000000"/>
-                <w:kern w:val="0"/>
-                <w:sz w:val="22"/>
-                <w:szCs w:val="22"/>
+                <w:sz w:val="18"/>
+                <w:szCs w:val="18"/>
+                <w14:ligatures w14:val="none"/>
+              </w:rPr>
+            </w:pPr>
+            <w:r>
+              <w:rPr>
+                <w:rFonts w:ascii="Aptos Narrow" w:eastAsia="Times New Roman" w:hAnsi="Aptos Narrow" w:cs="Times New Roman"/>
+                <w:color w:val="000000"/>
+                <w:kern w:val="0"/>
+                <w:sz w:val="18"/>
+                <w:szCs w:val="18"/>
                 <w14:ligatures w14:val="none"/>
               </w:rPr>
               <w:t>RAM</w:t>
@@ -2700,18 +2556,18 @@
                 <w:rFonts w:ascii="Aptos Narrow" w:eastAsia="Times New Roman" w:hAnsi="Aptos Narrow" w:cs="Times New Roman"/>
                 <w:color w:val="000000"/>
                 <w:kern w:val="0"/>
-                <w:sz w:val="22"/>
-                <w:szCs w:val="22"/>
-                <w14:ligatures w14:val="none"/>
-              </w:rPr>
-            </w:pPr>
-            <w:r>
-              <w:rPr>
-                <w:rFonts w:ascii="Aptos Narrow" w:eastAsia="Times New Roman" w:hAnsi="Aptos Narrow" w:cs="Times New Roman"/>
-                <w:color w:val="000000"/>
-                <w:kern w:val="0"/>
-                <w:sz w:val="22"/>
-                <w:szCs w:val="22"/>
+                <w:sz w:val="18"/>
+                <w:szCs w:val="18"/>
+                <w14:ligatures w14:val="none"/>
+              </w:rPr>
+            </w:pPr>
+            <w:r>
+              <w:rPr>
+                <w:rFonts w:ascii="Aptos Narrow" w:eastAsia="Times New Roman" w:hAnsi="Aptos Narrow" w:cs="Times New Roman"/>
+                <w:color w:val="000000"/>
+                <w:kern w:val="0"/>
+                <w:sz w:val="18"/>
+                <w:szCs w:val="18"/>
                 <w14:ligatures w14:val="none"/>
               </w:rPr>
               <w:t>COD3NO</w:t>
@@ -2740,18 +2596,18 @@
                 <w:rFonts w:ascii="Aptos Narrow" w:eastAsia="Times New Roman" w:hAnsi="Aptos Narrow" w:cs="Times New Roman"/>
                 <w:color w:val="000000"/>
                 <w:kern w:val="0"/>
-                <w:sz w:val="22"/>
-                <w:szCs w:val="22"/>
-                <w14:ligatures w14:val="none"/>
-              </w:rPr>
-            </w:pPr>
-            <w:r>
-              <w:rPr>
-                <w:rFonts w:ascii="Aptos Narrow" w:eastAsia="Times New Roman" w:hAnsi="Aptos Narrow" w:cs="Times New Roman"/>
-                <w:color w:val="000000"/>
-                <w:kern w:val="0"/>
-                <w:sz w:val="22"/>
-                <w:szCs w:val="22"/>
+                <w:sz w:val="18"/>
+                <w:szCs w:val="18"/>
+                <w14:ligatures w14:val="none"/>
+              </w:rPr>
+            </w:pPr>
+            <w:r>
+              <w:rPr>
+                <w:rFonts w:ascii="Aptos Narrow" w:eastAsia="Times New Roman" w:hAnsi="Aptos Narrow" w:cs="Times New Roman"/>
+                <w:color w:val="000000"/>
+                <w:kern w:val="0"/>
+                <w:sz w:val="18"/>
+                <w:szCs w:val="18"/>
                 <w14:ligatures w14:val="none"/>
               </w:rPr>
               <w:t xml:space="preserve"> Southern Grand Banks</w:t>
@@ -2780,18 +2636,18 @@
                 <w:rFonts w:ascii="Aptos Narrow" w:eastAsia="Times New Roman" w:hAnsi="Aptos Narrow" w:cs="Times New Roman"/>
                 <w:color w:val="000000"/>
                 <w:kern w:val="0"/>
-                <w:sz w:val="22"/>
-                <w:szCs w:val="22"/>
-                <w14:ligatures w14:val="none"/>
-              </w:rPr>
-            </w:pPr>
-            <w:r>
-              <w:rPr>
-                <w:rFonts w:ascii="Aptos Narrow" w:eastAsia="Times New Roman" w:hAnsi="Aptos Narrow" w:cs="Times New Roman"/>
-                <w:color w:val="000000"/>
-                <w:kern w:val="0"/>
-                <w:sz w:val="22"/>
-                <w:szCs w:val="22"/>
+                <w:sz w:val="18"/>
+                <w:szCs w:val="18"/>
+                <w14:ligatures w14:val="none"/>
+              </w:rPr>
+            </w:pPr>
+            <w:r>
+              <w:rPr>
+                <w:rFonts w:ascii="Aptos Narrow" w:eastAsia="Times New Roman" w:hAnsi="Aptos Narrow" w:cs="Times New Roman"/>
+                <w:color w:val="000000"/>
+                <w:kern w:val="0"/>
+                <w:sz w:val="18"/>
+                <w:szCs w:val="18"/>
                 <w14:ligatures w14:val="none"/>
               </w:rPr>
               <w:t>1953-2011</w:t>
@@ -2820,18 +2676,18 @@
                 <w:rFonts w:ascii="Aptos Narrow" w:eastAsia="Times New Roman" w:hAnsi="Aptos Narrow" w:cs="Times New Roman"/>
                 <w:color w:val="000000"/>
                 <w:kern w:val="0"/>
-                <w:sz w:val="22"/>
-                <w:szCs w:val="22"/>
-                <w14:ligatures w14:val="none"/>
-              </w:rPr>
-            </w:pPr>
-            <w:r>
-              <w:rPr>
-                <w:rFonts w:ascii="Aptos Narrow" w:eastAsia="Times New Roman" w:hAnsi="Aptos Narrow" w:cs="Times New Roman"/>
-                <w:color w:val="000000"/>
-                <w:kern w:val="0"/>
-                <w:sz w:val="22"/>
-                <w:szCs w:val="22"/>
+                <w:sz w:val="18"/>
+                <w:szCs w:val="18"/>
+                <w14:ligatures w14:val="none"/>
+              </w:rPr>
+            </w:pPr>
+            <w:r>
+              <w:rPr>
+                <w:rFonts w:ascii="Aptos Narrow" w:eastAsia="Times New Roman" w:hAnsi="Aptos Narrow" w:cs="Times New Roman"/>
+                <w:color w:val="000000"/>
+                <w:kern w:val="0"/>
+                <w:sz w:val="18"/>
+                <w:szCs w:val="18"/>
                 <w14:ligatures w14:val="none"/>
               </w:rPr>
               <w:t>Spain</w:t>
@@ -2856,18 +2712,18 @@
                 <w:rFonts w:ascii="Aptos Narrow" w:eastAsia="Times New Roman" w:hAnsi="Aptos Narrow" w:cs="Times New Roman"/>
                 <w:color w:val="000000"/>
                 <w:kern w:val="0"/>
-                <w:sz w:val="22"/>
-                <w:szCs w:val="22"/>
-                <w14:ligatures w14:val="none"/>
-              </w:rPr>
-            </w:pPr>
-            <w:r>
-              <w:rPr>
-                <w:rFonts w:ascii="Aptos Narrow" w:eastAsia="Times New Roman" w:hAnsi="Aptos Narrow" w:cs="Times New Roman"/>
-                <w:color w:val="000000"/>
-                <w:kern w:val="0"/>
-                <w:sz w:val="22"/>
-                <w:szCs w:val="22"/>
+                <w:sz w:val="18"/>
+                <w:szCs w:val="18"/>
+                <w14:ligatures w14:val="none"/>
+              </w:rPr>
+            </w:pPr>
+            <w:r>
+              <w:rPr>
+                <w:rFonts w:ascii="Aptos Narrow" w:eastAsia="Times New Roman" w:hAnsi="Aptos Narrow" w:cs="Times New Roman"/>
+                <w:color w:val="000000"/>
+                <w:kern w:val="0"/>
+                <w:sz w:val="18"/>
+                <w:szCs w:val="18"/>
                 <w14:ligatures w14:val="none"/>
               </w:rPr>
               <w:t>RAM</w:t>
@@ -2900,18 +2756,18 @@
                 <w:rFonts w:ascii="Aptos Narrow" w:eastAsia="Times New Roman" w:hAnsi="Aptos Narrow" w:cs="Times New Roman"/>
                 <w:color w:val="000000"/>
                 <w:kern w:val="0"/>
-                <w:sz w:val="22"/>
-                <w:szCs w:val="22"/>
-                <w14:ligatures w14:val="none"/>
-              </w:rPr>
-            </w:pPr>
-            <w:r>
-              <w:rPr>
-                <w:rFonts w:ascii="Aptos Narrow" w:eastAsia="Times New Roman" w:hAnsi="Aptos Narrow" w:cs="Times New Roman"/>
-                <w:color w:val="000000"/>
-                <w:kern w:val="0"/>
-                <w:sz w:val="22"/>
-                <w:szCs w:val="22"/>
+                <w:sz w:val="18"/>
+                <w:szCs w:val="18"/>
+                <w14:ligatures w14:val="none"/>
+              </w:rPr>
+            </w:pPr>
+            <w:r>
+              <w:rPr>
+                <w:rFonts w:ascii="Aptos Narrow" w:eastAsia="Times New Roman" w:hAnsi="Aptos Narrow" w:cs="Times New Roman"/>
+                <w:color w:val="000000"/>
+                <w:kern w:val="0"/>
+                <w:sz w:val="18"/>
+                <w:szCs w:val="18"/>
                 <w14:ligatures w14:val="none"/>
               </w:rPr>
               <w:t>COD5Zjm</w:t>
@@ -2940,18 +2796,18 @@
                 <w:rFonts w:ascii="Aptos Narrow" w:eastAsia="Times New Roman" w:hAnsi="Aptos Narrow" w:cs="Times New Roman"/>
                 <w:color w:val="000000"/>
                 <w:kern w:val="0"/>
-                <w:sz w:val="22"/>
-                <w:szCs w:val="22"/>
-                <w14:ligatures w14:val="none"/>
-              </w:rPr>
-            </w:pPr>
-            <w:r>
-              <w:rPr>
-                <w:rFonts w:ascii="Aptos Narrow" w:eastAsia="Times New Roman" w:hAnsi="Aptos Narrow" w:cs="Times New Roman"/>
-                <w:color w:val="000000"/>
-                <w:kern w:val="0"/>
-                <w:sz w:val="22"/>
-                <w:szCs w:val="22"/>
+                <w:sz w:val="18"/>
+                <w:szCs w:val="18"/>
+                <w14:ligatures w14:val="none"/>
+              </w:rPr>
+            </w:pPr>
+            <w:r>
+              <w:rPr>
+                <w:rFonts w:ascii="Aptos Narrow" w:eastAsia="Times New Roman" w:hAnsi="Aptos Narrow" w:cs="Times New Roman"/>
+                <w:color w:val="000000"/>
+                <w:kern w:val="0"/>
+                <w:sz w:val="18"/>
+                <w:szCs w:val="18"/>
                 <w14:ligatures w14:val="none"/>
               </w:rPr>
               <w:t xml:space="preserve"> NAFO 5Zjm</w:t>
@@ -2980,18 +2836,18 @@
                 <w:rFonts w:ascii="Aptos Narrow" w:eastAsia="Times New Roman" w:hAnsi="Aptos Narrow" w:cs="Times New Roman"/>
                 <w:color w:val="000000"/>
                 <w:kern w:val="0"/>
-                <w:sz w:val="22"/>
-                <w:szCs w:val="22"/>
-                <w14:ligatures w14:val="none"/>
-              </w:rPr>
-            </w:pPr>
-            <w:r>
-              <w:rPr>
-                <w:rFonts w:ascii="Aptos Narrow" w:eastAsia="Times New Roman" w:hAnsi="Aptos Narrow" w:cs="Times New Roman"/>
-                <w:color w:val="000000"/>
-                <w:kern w:val="0"/>
-                <w:sz w:val="22"/>
-                <w:szCs w:val="22"/>
+                <w:sz w:val="18"/>
+                <w:szCs w:val="18"/>
+                <w14:ligatures w14:val="none"/>
+              </w:rPr>
+            </w:pPr>
+            <w:r>
+              <w:rPr>
+                <w:rFonts w:ascii="Aptos Narrow" w:eastAsia="Times New Roman" w:hAnsi="Aptos Narrow" w:cs="Times New Roman"/>
+                <w:color w:val="000000"/>
+                <w:kern w:val="0"/>
+                <w:sz w:val="18"/>
+                <w:szCs w:val="18"/>
                 <w14:ligatures w14:val="none"/>
               </w:rPr>
               <w:t>1978-2020</w:t>
@@ -3020,18 +2876,18 @@
                 <w:rFonts w:ascii="Aptos Narrow" w:eastAsia="Times New Roman" w:hAnsi="Aptos Narrow" w:cs="Times New Roman"/>
                 <w:color w:val="000000"/>
                 <w:kern w:val="0"/>
-                <w:sz w:val="22"/>
-                <w:szCs w:val="22"/>
-                <w14:ligatures w14:val="none"/>
-              </w:rPr>
-            </w:pPr>
-            <w:r>
-              <w:rPr>
-                <w:rFonts w:ascii="Aptos Narrow" w:eastAsia="Times New Roman" w:hAnsi="Aptos Narrow" w:cs="Times New Roman"/>
-                <w:color w:val="000000"/>
-                <w:kern w:val="0"/>
-                <w:sz w:val="22"/>
-                <w:szCs w:val="22"/>
+                <w:sz w:val="18"/>
+                <w:szCs w:val="18"/>
+                <w14:ligatures w14:val="none"/>
+              </w:rPr>
+            </w:pPr>
+            <w:r>
+              <w:rPr>
+                <w:rFonts w:ascii="Aptos Narrow" w:eastAsia="Times New Roman" w:hAnsi="Aptos Narrow" w:cs="Times New Roman"/>
+                <w:color w:val="000000"/>
+                <w:kern w:val="0"/>
+                <w:sz w:val="18"/>
+                <w:szCs w:val="18"/>
                 <w14:ligatures w14:val="none"/>
               </w:rPr>
               <w:t>Canada</w:t>
@@ -3056,18 +2912,18 @@
                 <w:rFonts w:ascii="Aptos Narrow" w:eastAsia="Times New Roman" w:hAnsi="Aptos Narrow" w:cs="Times New Roman"/>
                 <w:color w:val="000000"/>
                 <w:kern w:val="0"/>
-                <w:sz w:val="22"/>
-                <w:szCs w:val="22"/>
-                <w14:ligatures w14:val="none"/>
-              </w:rPr>
-            </w:pPr>
-            <w:r>
-              <w:rPr>
-                <w:rFonts w:ascii="Aptos Narrow" w:eastAsia="Times New Roman" w:hAnsi="Aptos Narrow" w:cs="Times New Roman"/>
-                <w:color w:val="000000"/>
-                <w:kern w:val="0"/>
-                <w:sz w:val="22"/>
-                <w:szCs w:val="22"/>
+                <w:sz w:val="18"/>
+                <w:szCs w:val="18"/>
+                <w14:ligatures w14:val="none"/>
+              </w:rPr>
+            </w:pPr>
+            <w:r>
+              <w:rPr>
+                <w:rFonts w:ascii="Aptos Narrow" w:eastAsia="Times New Roman" w:hAnsi="Aptos Narrow" w:cs="Times New Roman"/>
+                <w:color w:val="000000"/>
+                <w:kern w:val="0"/>
+                <w:sz w:val="18"/>
+                <w:szCs w:val="18"/>
                 <w14:ligatures w14:val="none"/>
               </w:rPr>
               <w:t>RAM</w:t>
@@ -3100,18 +2956,18 @@
                 <w:rFonts w:ascii="Aptos Narrow" w:eastAsia="Times New Roman" w:hAnsi="Aptos Narrow" w:cs="Times New Roman"/>
                 <w:color w:val="000000"/>
                 <w:kern w:val="0"/>
-                <w:sz w:val="22"/>
-                <w:szCs w:val="22"/>
-                <w14:ligatures w14:val="none"/>
-              </w:rPr>
-            </w:pPr>
-            <w:r>
-              <w:rPr>
-                <w:rFonts w:ascii="Aptos Narrow" w:eastAsia="Times New Roman" w:hAnsi="Aptos Narrow" w:cs="Times New Roman"/>
-                <w:color w:val="000000"/>
-                <w:kern w:val="0"/>
-                <w:sz w:val="22"/>
-                <w:szCs w:val="22"/>
+                <w:sz w:val="18"/>
+                <w:szCs w:val="18"/>
+                <w14:ligatures w14:val="none"/>
+              </w:rPr>
+            </w:pPr>
+            <w:r>
+              <w:rPr>
+                <w:rFonts w:ascii="Aptos Narrow" w:eastAsia="Times New Roman" w:hAnsi="Aptos Narrow" w:cs="Times New Roman"/>
+                <w:color w:val="000000"/>
+                <w:kern w:val="0"/>
+                <w:sz w:val="18"/>
+                <w:szCs w:val="18"/>
                 <w14:ligatures w14:val="none"/>
               </w:rPr>
               <w:t>CODBA2224</w:t>
@@ -3140,18 +2996,18 @@
                 <w:rFonts w:ascii="Aptos Narrow" w:eastAsia="Times New Roman" w:hAnsi="Aptos Narrow" w:cs="Times New Roman"/>
                 <w:color w:val="000000"/>
                 <w:kern w:val="0"/>
-                <w:sz w:val="22"/>
-                <w:szCs w:val="22"/>
-                <w14:ligatures w14:val="none"/>
-              </w:rPr>
-            </w:pPr>
-            <w:r>
-              <w:rPr>
-                <w:rFonts w:ascii="Aptos Narrow" w:eastAsia="Times New Roman" w:hAnsi="Aptos Narrow" w:cs="Times New Roman"/>
-                <w:color w:val="000000"/>
-                <w:kern w:val="0"/>
-                <w:sz w:val="22"/>
-                <w:szCs w:val="22"/>
+                <w:sz w:val="18"/>
+                <w:szCs w:val="18"/>
+                <w14:ligatures w14:val="none"/>
+              </w:rPr>
+            </w:pPr>
+            <w:r>
+              <w:rPr>
+                <w:rFonts w:ascii="Aptos Narrow" w:eastAsia="Times New Roman" w:hAnsi="Aptos Narrow" w:cs="Times New Roman"/>
+                <w:color w:val="000000"/>
+                <w:kern w:val="0"/>
+                <w:sz w:val="18"/>
+                <w:szCs w:val="18"/>
                 <w14:ligatures w14:val="none"/>
               </w:rPr>
               <w:t xml:space="preserve"> Western Baltic</w:t>
@@ -3180,18 +3036,18 @@
                 <w:rFonts w:ascii="Aptos Narrow" w:eastAsia="Times New Roman" w:hAnsi="Aptos Narrow" w:cs="Times New Roman"/>
                 <w:color w:val="000000"/>
                 <w:kern w:val="0"/>
-                <w:sz w:val="22"/>
-                <w:szCs w:val="22"/>
-                <w14:ligatures w14:val="none"/>
-              </w:rPr>
-            </w:pPr>
-            <w:r>
-              <w:rPr>
-                <w:rFonts w:ascii="Aptos Narrow" w:eastAsia="Times New Roman" w:hAnsi="Aptos Narrow" w:cs="Times New Roman"/>
-                <w:color w:val="000000"/>
-                <w:kern w:val="0"/>
-                <w:sz w:val="22"/>
-                <w:szCs w:val="22"/>
+                <w:sz w:val="18"/>
+                <w:szCs w:val="18"/>
+                <w14:ligatures w14:val="none"/>
+              </w:rPr>
+            </w:pPr>
+            <w:r>
+              <w:rPr>
+                <w:rFonts w:ascii="Aptos Narrow" w:eastAsia="Times New Roman" w:hAnsi="Aptos Narrow" w:cs="Times New Roman"/>
+                <w:color w:val="000000"/>
+                <w:kern w:val="0"/>
+                <w:sz w:val="18"/>
+                <w:szCs w:val="18"/>
                 <w14:ligatures w14:val="none"/>
               </w:rPr>
               <w:t>1985-2021</w:t>
@@ -3220,18 +3076,18 @@
                 <w:rFonts w:ascii="Aptos Narrow" w:eastAsia="Times New Roman" w:hAnsi="Aptos Narrow" w:cs="Times New Roman"/>
                 <w:color w:val="000000"/>
                 <w:kern w:val="0"/>
-                <w:sz w:val="22"/>
-                <w:szCs w:val="22"/>
-                <w14:ligatures w14:val="none"/>
-              </w:rPr>
-            </w:pPr>
-            <w:r>
-              <w:rPr>
-                <w:rFonts w:ascii="Aptos Narrow" w:eastAsia="Times New Roman" w:hAnsi="Aptos Narrow" w:cs="Times New Roman"/>
-                <w:color w:val="000000"/>
-                <w:kern w:val="0"/>
-                <w:sz w:val="22"/>
-                <w:szCs w:val="22"/>
+                <w:sz w:val="18"/>
+                <w:szCs w:val="18"/>
+                <w14:ligatures w14:val="none"/>
+              </w:rPr>
+            </w:pPr>
+            <w:r>
+              <w:rPr>
+                <w:rFonts w:ascii="Aptos Narrow" w:eastAsia="Times New Roman" w:hAnsi="Aptos Narrow" w:cs="Times New Roman"/>
+                <w:color w:val="000000"/>
+                <w:kern w:val="0"/>
+                <w:sz w:val="18"/>
+                <w:szCs w:val="18"/>
                 <w14:ligatures w14:val="none"/>
               </w:rPr>
               <w:t>Denmark</w:t>
@@ -3256,18 +3112,18 @@
                 <w:rFonts w:ascii="Aptos Narrow" w:eastAsia="Times New Roman" w:hAnsi="Aptos Narrow" w:cs="Times New Roman"/>
                 <w:color w:val="000000"/>
                 <w:kern w:val="0"/>
-                <w:sz w:val="22"/>
-                <w:szCs w:val="22"/>
-                <w14:ligatures w14:val="none"/>
-              </w:rPr>
-            </w:pPr>
-            <w:r>
-              <w:rPr>
-                <w:rFonts w:ascii="Aptos Narrow" w:eastAsia="Times New Roman" w:hAnsi="Aptos Narrow" w:cs="Times New Roman"/>
-                <w:color w:val="000000"/>
-                <w:kern w:val="0"/>
-                <w:sz w:val="22"/>
-                <w:szCs w:val="22"/>
+                <w:sz w:val="18"/>
+                <w:szCs w:val="18"/>
+                <w14:ligatures w14:val="none"/>
+              </w:rPr>
+            </w:pPr>
+            <w:r>
+              <w:rPr>
+                <w:rFonts w:ascii="Aptos Narrow" w:eastAsia="Times New Roman" w:hAnsi="Aptos Narrow" w:cs="Times New Roman"/>
+                <w:color w:val="000000"/>
+                <w:kern w:val="0"/>
+                <w:sz w:val="18"/>
+                <w:szCs w:val="18"/>
                 <w14:ligatures w14:val="none"/>
               </w:rPr>
               <w:t>RAM</w:t>
@@ -3300,18 +3156,18 @@
                 <w:rFonts w:ascii="Aptos Narrow" w:eastAsia="Times New Roman" w:hAnsi="Aptos Narrow" w:cs="Times New Roman"/>
                 <w:color w:val="000000"/>
                 <w:kern w:val="0"/>
-                <w:sz w:val="22"/>
-                <w:szCs w:val="22"/>
-                <w14:ligatures w14:val="none"/>
-              </w:rPr>
-            </w:pPr>
-            <w:r>
-              <w:rPr>
-                <w:rFonts w:ascii="Aptos Narrow" w:eastAsia="Times New Roman" w:hAnsi="Aptos Narrow" w:cs="Times New Roman"/>
-                <w:color w:val="000000"/>
-                <w:kern w:val="0"/>
-                <w:sz w:val="22"/>
-                <w:szCs w:val="22"/>
+                <w:sz w:val="18"/>
+                <w:szCs w:val="18"/>
+                <w14:ligatures w14:val="none"/>
+              </w:rPr>
+            </w:pPr>
+            <w:r>
+              <w:rPr>
+                <w:rFonts w:ascii="Aptos Narrow" w:eastAsia="Times New Roman" w:hAnsi="Aptos Narrow" w:cs="Times New Roman"/>
+                <w:color w:val="000000"/>
+                <w:kern w:val="0"/>
+                <w:sz w:val="18"/>
+                <w:szCs w:val="18"/>
                 <w14:ligatures w14:val="none"/>
               </w:rPr>
               <w:t>CODBA2532</w:t>
@@ -3340,18 +3196,18 @@
                 <w:rFonts w:ascii="Aptos Narrow" w:eastAsia="Times New Roman" w:hAnsi="Aptos Narrow" w:cs="Times New Roman"/>
                 <w:color w:val="000000"/>
                 <w:kern w:val="0"/>
-                <w:sz w:val="22"/>
-                <w:szCs w:val="22"/>
-                <w14:ligatures w14:val="none"/>
-              </w:rPr>
-            </w:pPr>
-            <w:r>
-              <w:rPr>
-                <w:rFonts w:ascii="Aptos Narrow" w:eastAsia="Times New Roman" w:hAnsi="Aptos Narrow" w:cs="Times New Roman"/>
-                <w:color w:val="000000"/>
-                <w:kern w:val="0"/>
-                <w:sz w:val="22"/>
-                <w:szCs w:val="22"/>
+                <w:sz w:val="18"/>
+                <w:szCs w:val="18"/>
+                <w14:ligatures w14:val="none"/>
+              </w:rPr>
+            </w:pPr>
+            <w:r>
+              <w:rPr>
+                <w:rFonts w:ascii="Aptos Narrow" w:eastAsia="Times New Roman" w:hAnsi="Aptos Narrow" w:cs="Times New Roman"/>
+                <w:color w:val="000000"/>
+                <w:kern w:val="0"/>
+                <w:sz w:val="18"/>
+                <w:szCs w:val="18"/>
                 <w14:ligatures w14:val="none"/>
               </w:rPr>
               <w:t xml:space="preserve"> Eastern Baltic</w:t>
@@ -3380,18 +3236,18 @@
                 <w:rFonts w:ascii="Aptos Narrow" w:eastAsia="Times New Roman" w:hAnsi="Aptos Narrow" w:cs="Times New Roman"/>
                 <w:color w:val="000000"/>
                 <w:kern w:val="0"/>
-                <w:sz w:val="22"/>
-                <w:szCs w:val="22"/>
-                <w14:ligatures w14:val="none"/>
-              </w:rPr>
-            </w:pPr>
-            <w:r>
-              <w:rPr>
-                <w:rFonts w:ascii="Aptos Narrow" w:eastAsia="Times New Roman" w:hAnsi="Aptos Narrow" w:cs="Times New Roman"/>
-                <w:color w:val="000000"/>
-                <w:kern w:val="0"/>
-                <w:sz w:val="22"/>
-                <w:szCs w:val="22"/>
+                <w:sz w:val="18"/>
+                <w:szCs w:val="18"/>
+                <w14:ligatures w14:val="none"/>
+              </w:rPr>
+            </w:pPr>
+            <w:r>
+              <w:rPr>
+                <w:rFonts w:ascii="Aptos Narrow" w:eastAsia="Times New Roman" w:hAnsi="Aptos Narrow" w:cs="Times New Roman"/>
+                <w:color w:val="000000"/>
+                <w:kern w:val="0"/>
+                <w:sz w:val="18"/>
+                <w:szCs w:val="18"/>
                 <w14:ligatures w14:val="none"/>
               </w:rPr>
               <w:t>1946-2021</w:t>
@@ -3420,18 +3276,18 @@
                 <w:rFonts w:ascii="Aptos Narrow" w:eastAsia="Times New Roman" w:hAnsi="Aptos Narrow" w:cs="Times New Roman"/>
                 <w:color w:val="000000"/>
                 <w:kern w:val="0"/>
-                <w:sz w:val="22"/>
-                <w:szCs w:val="22"/>
-                <w14:ligatures w14:val="none"/>
-              </w:rPr>
-            </w:pPr>
-            <w:r>
-              <w:rPr>
-                <w:rFonts w:ascii="Aptos Narrow" w:eastAsia="Times New Roman" w:hAnsi="Aptos Narrow" w:cs="Times New Roman"/>
-                <w:color w:val="000000"/>
-                <w:kern w:val="0"/>
-                <w:sz w:val="22"/>
-                <w:szCs w:val="22"/>
+                <w:sz w:val="18"/>
+                <w:szCs w:val="18"/>
+                <w14:ligatures w14:val="none"/>
+              </w:rPr>
+            </w:pPr>
+            <w:r>
+              <w:rPr>
+                <w:rFonts w:ascii="Aptos Narrow" w:eastAsia="Times New Roman" w:hAnsi="Aptos Narrow" w:cs="Times New Roman"/>
+                <w:color w:val="000000"/>
+                <w:kern w:val="0"/>
+                <w:sz w:val="18"/>
+                <w:szCs w:val="18"/>
                 <w14:ligatures w14:val="none"/>
               </w:rPr>
               <w:t>Poland</w:t>
@@ -3456,18 +3312,18 @@
                 <w:rFonts w:ascii="Aptos Narrow" w:eastAsia="Times New Roman" w:hAnsi="Aptos Narrow" w:cs="Times New Roman"/>
                 <w:color w:val="000000"/>
                 <w:kern w:val="0"/>
-                <w:sz w:val="22"/>
-                <w:szCs w:val="22"/>
-                <w14:ligatures w14:val="none"/>
-              </w:rPr>
-            </w:pPr>
-            <w:r>
-              <w:rPr>
-                <w:rFonts w:ascii="Aptos Narrow" w:eastAsia="Times New Roman" w:hAnsi="Aptos Narrow" w:cs="Times New Roman"/>
-                <w:color w:val="000000"/>
-                <w:kern w:val="0"/>
-                <w:sz w:val="22"/>
-                <w:szCs w:val="22"/>
+                <w:sz w:val="18"/>
+                <w:szCs w:val="18"/>
+                <w14:ligatures w14:val="none"/>
+              </w:rPr>
+            </w:pPr>
+            <w:r>
+              <w:rPr>
+                <w:rFonts w:ascii="Aptos Narrow" w:eastAsia="Times New Roman" w:hAnsi="Aptos Narrow" w:cs="Times New Roman"/>
+                <w:color w:val="000000"/>
+                <w:kern w:val="0"/>
+                <w:sz w:val="18"/>
+                <w:szCs w:val="18"/>
                 <w14:ligatures w14:val="none"/>
               </w:rPr>
               <w:t>RAM</w:t>
@@ -3500,18 +3356,18 @@
                 <w:rFonts w:ascii="Aptos Narrow" w:eastAsia="Times New Roman" w:hAnsi="Aptos Narrow" w:cs="Times New Roman"/>
                 <w:color w:val="000000"/>
                 <w:kern w:val="0"/>
-                <w:sz w:val="22"/>
-                <w:szCs w:val="22"/>
-                <w14:ligatures w14:val="none"/>
-              </w:rPr>
-            </w:pPr>
-            <w:r>
-              <w:rPr>
-                <w:rFonts w:ascii="Aptos Narrow" w:eastAsia="Times New Roman" w:hAnsi="Aptos Narrow" w:cs="Times New Roman"/>
-                <w:color w:val="000000"/>
-                <w:kern w:val="0"/>
-                <w:sz w:val="22"/>
-                <w:szCs w:val="22"/>
+                <w:sz w:val="18"/>
+                <w:szCs w:val="18"/>
+                <w14:ligatures w14:val="none"/>
+              </w:rPr>
+            </w:pPr>
+            <w:r>
+              <w:rPr>
+                <w:rFonts w:ascii="Aptos Narrow" w:eastAsia="Times New Roman" w:hAnsi="Aptos Narrow" w:cs="Times New Roman"/>
+                <w:color w:val="000000"/>
+                <w:kern w:val="0"/>
+                <w:sz w:val="18"/>
+                <w:szCs w:val="18"/>
                 <w14:ligatures w14:val="none"/>
               </w:rPr>
               <w:t>CODFAPL</w:t>
@@ -3540,18 +3396,18 @@
                 <w:rFonts w:ascii="Aptos Narrow" w:eastAsia="Times New Roman" w:hAnsi="Aptos Narrow" w:cs="Times New Roman"/>
                 <w:color w:val="000000"/>
                 <w:kern w:val="0"/>
-                <w:sz w:val="22"/>
-                <w:szCs w:val="22"/>
-                <w14:ligatures w14:val="none"/>
-              </w:rPr>
-            </w:pPr>
-            <w:r>
-              <w:rPr>
-                <w:rFonts w:ascii="Aptos Narrow" w:eastAsia="Times New Roman" w:hAnsi="Aptos Narrow" w:cs="Times New Roman"/>
-                <w:color w:val="000000"/>
-                <w:kern w:val="0"/>
-                <w:sz w:val="22"/>
-                <w:szCs w:val="22"/>
+                <w:sz w:val="18"/>
+                <w:szCs w:val="18"/>
+                <w14:ligatures w14:val="none"/>
+              </w:rPr>
+            </w:pPr>
+            <w:r>
+              <w:rPr>
+                <w:rFonts w:ascii="Aptos Narrow" w:eastAsia="Times New Roman" w:hAnsi="Aptos Narrow" w:cs="Times New Roman"/>
+                <w:color w:val="000000"/>
+                <w:kern w:val="0"/>
+                <w:sz w:val="18"/>
+                <w:szCs w:val="18"/>
                 <w14:ligatures w14:val="none"/>
               </w:rPr>
               <w:t xml:space="preserve"> Faroe Plateau</w:t>
@@ -3580,18 +3436,18 @@
                 <w:rFonts w:ascii="Aptos Narrow" w:eastAsia="Times New Roman" w:hAnsi="Aptos Narrow" w:cs="Times New Roman"/>
                 <w:color w:val="000000"/>
                 <w:kern w:val="0"/>
-                <w:sz w:val="22"/>
-                <w:szCs w:val="22"/>
-                <w14:ligatures w14:val="none"/>
-              </w:rPr>
-            </w:pPr>
-            <w:r>
-              <w:rPr>
-                <w:rFonts w:ascii="Aptos Narrow" w:eastAsia="Times New Roman" w:hAnsi="Aptos Narrow" w:cs="Times New Roman"/>
-                <w:color w:val="000000"/>
-                <w:kern w:val="0"/>
-                <w:sz w:val="22"/>
-                <w:szCs w:val="22"/>
+                <w:sz w:val="18"/>
+                <w:szCs w:val="18"/>
+                <w14:ligatures w14:val="none"/>
+              </w:rPr>
+            </w:pPr>
+            <w:r>
+              <w:rPr>
+                <w:rFonts w:ascii="Aptos Narrow" w:eastAsia="Times New Roman" w:hAnsi="Aptos Narrow" w:cs="Times New Roman"/>
+                <w:color w:val="000000"/>
+                <w:kern w:val="0"/>
+                <w:sz w:val="18"/>
+                <w:szCs w:val="18"/>
                 <w14:ligatures w14:val="none"/>
               </w:rPr>
               <w:t>1958-2022</w:t>
@@ -3620,18 +3476,18 @@
                 <w:rFonts w:ascii="Aptos Narrow" w:eastAsia="Times New Roman" w:hAnsi="Aptos Narrow" w:cs="Times New Roman"/>
                 <w:color w:val="000000"/>
                 <w:kern w:val="0"/>
-                <w:sz w:val="22"/>
-                <w:szCs w:val="22"/>
-                <w14:ligatures w14:val="none"/>
-              </w:rPr>
-            </w:pPr>
-            <w:r>
-              <w:rPr>
-                <w:rFonts w:ascii="Aptos Narrow" w:eastAsia="Times New Roman" w:hAnsi="Aptos Narrow" w:cs="Times New Roman"/>
-                <w:color w:val="000000"/>
-                <w:kern w:val="0"/>
-                <w:sz w:val="22"/>
-                <w:szCs w:val="22"/>
+                <w:sz w:val="18"/>
+                <w:szCs w:val="18"/>
+                <w14:ligatures w14:val="none"/>
+              </w:rPr>
+            </w:pPr>
+            <w:r>
+              <w:rPr>
+                <w:rFonts w:ascii="Aptos Narrow" w:eastAsia="Times New Roman" w:hAnsi="Aptos Narrow" w:cs="Times New Roman"/>
+                <w:color w:val="000000"/>
+                <w:kern w:val="0"/>
+                <w:sz w:val="18"/>
+                <w:szCs w:val="18"/>
                 <w14:ligatures w14:val="none"/>
               </w:rPr>
               <w:t>Faroe Islands</w:t>
@@ -3656,18 +3512,18 @@
                 <w:rFonts w:ascii="Aptos Narrow" w:eastAsia="Times New Roman" w:hAnsi="Aptos Narrow" w:cs="Times New Roman"/>
                 <w:color w:val="000000"/>
                 <w:kern w:val="0"/>
-                <w:sz w:val="22"/>
-                <w:szCs w:val="22"/>
-                <w14:ligatures w14:val="none"/>
-              </w:rPr>
-            </w:pPr>
-            <w:r>
-              <w:rPr>
-                <w:rFonts w:ascii="Aptos Narrow" w:eastAsia="Times New Roman" w:hAnsi="Aptos Narrow" w:cs="Times New Roman"/>
-                <w:color w:val="000000"/>
-                <w:kern w:val="0"/>
-                <w:sz w:val="22"/>
-                <w:szCs w:val="22"/>
+                <w:sz w:val="18"/>
+                <w:szCs w:val="18"/>
+                <w14:ligatures w14:val="none"/>
+              </w:rPr>
+            </w:pPr>
+            <w:r>
+              <w:rPr>
+                <w:rFonts w:ascii="Aptos Narrow" w:eastAsia="Times New Roman" w:hAnsi="Aptos Narrow" w:cs="Times New Roman"/>
+                <w:color w:val="000000"/>
+                <w:kern w:val="0"/>
+                <w:sz w:val="18"/>
+                <w:szCs w:val="18"/>
                 <w14:ligatures w14:val="none"/>
               </w:rPr>
               <w:t>RAM</w:t>
@@ -3700,18 +3556,18 @@
                 <w:rFonts w:ascii="Aptos Narrow" w:eastAsia="Times New Roman" w:hAnsi="Aptos Narrow" w:cs="Times New Roman"/>
                 <w:color w:val="000000"/>
                 <w:kern w:val="0"/>
-                <w:sz w:val="22"/>
-                <w:szCs w:val="22"/>
-                <w14:ligatures w14:val="none"/>
-              </w:rPr>
-            </w:pPr>
-            <w:r>
-              <w:rPr>
-                <w:rFonts w:ascii="Aptos Narrow" w:eastAsia="Times New Roman" w:hAnsi="Aptos Narrow" w:cs="Times New Roman"/>
-                <w:color w:val="000000"/>
-                <w:kern w:val="0"/>
-                <w:sz w:val="22"/>
-                <w:szCs w:val="22"/>
+                <w:sz w:val="18"/>
+                <w:szCs w:val="18"/>
+                <w14:ligatures w14:val="none"/>
+              </w:rPr>
+            </w:pPr>
+            <w:r>
+              <w:rPr>
+                <w:rFonts w:ascii="Aptos Narrow" w:eastAsia="Times New Roman" w:hAnsi="Aptos Narrow" w:cs="Times New Roman"/>
+                <w:color w:val="000000"/>
+                <w:kern w:val="0"/>
+                <w:sz w:val="18"/>
+                <w:szCs w:val="18"/>
                 <w14:ligatures w14:val="none"/>
               </w:rPr>
               <w:t>CODICE</w:t>
@@ -3740,18 +3596,18 @@
                 <w:rFonts w:ascii="Aptos Narrow" w:eastAsia="Times New Roman" w:hAnsi="Aptos Narrow" w:cs="Times New Roman"/>
                 <w:color w:val="000000"/>
                 <w:kern w:val="0"/>
-                <w:sz w:val="22"/>
-                <w:szCs w:val="22"/>
-                <w14:ligatures w14:val="none"/>
-              </w:rPr>
-            </w:pPr>
-            <w:r>
-              <w:rPr>
-                <w:rFonts w:ascii="Aptos Narrow" w:eastAsia="Times New Roman" w:hAnsi="Aptos Narrow" w:cs="Times New Roman"/>
-                <w:color w:val="000000"/>
-                <w:kern w:val="0"/>
-                <w:sz w:val="22"/>
-                <w:szCs w:val="22"/>
+                <w:sz w:val="18"/>
+                <w:szCs w:val="18"/>
+                <w14:ligatures w14:val="none"/>
+              </w:rPr>
+            </w:pPr>
+            <w:r>
+              <w:rPr>
+                <w:rFonts w:ascii="Aptos Narrow" w:eastAsia="Times New Roman" w:hAnsi="Aptos Narrow" w:cs="Times New Roman"/>
+                <w:color w:val="000000"/>
+                <w:kern w:val="0"/>
+                <w:sz w:val="18"/>
+                <w:szCs w:val="18"/>
                 <w14:ligatures w14:val="none"/>
               </w:rPr>
               <w:t xml:space="preserve"> Iceland Grounds</w:t>
@@ -3780,18 +3636,18 @@
                 <w:rFonts w:ascii="Aptos Narrow" w:eastAsia="Times New Roman" w:hAnsi="Aptos Narrow" w:cs="Times New Roman"/>
                 <w:color w:val="000000"/>
                 <w:kern w:val="0"/>
-                <w:sz w:val="22"/>
-                <w:szCs w:val="22"/>
-                <w14:ligatures w14:val="none"/>
-              </w:rPr>
-            </w:pPr>
-            <w:r>
-              <w:rPr>
-                <w:rFonts w:ascii="Aptos Narrow" w:eastAsia="Times New Roman" w:hAnsi="Aptos Narrow" w:cs="Times New Roman"/>
-                <w:color w:val="000000"/>
-                <w:kern w:val="0"/>
-                <w:sz w:val="22"/>
-                <w:szCs w:val="22"/>
+                <w:sz w:val="18"/>
+                <w:szCs w:val="18"/>
+                <w14:ligatures w14:val="none"/>
+              </w:rPr>
+            </w:pPr>
+            <w:r>
+              <w:rPr>
+                <w:rFonts w:ascii="Aptos Narrow" w:eastAsia="Times New Roman" w:hAnsi="Aptos Narrow" w:cs="Times New Roman"/>
+                <w:color w:val="000000"/>
+                <w:kern w:val="0"/>
+                <w:sz w:val="18"/>
+                <w:szCs w:val="18"/>
                 <w14:ligatures w14:val="none"/>
               </w:rPr>
               <w:t>1955-2023</w:t>
@@ -3820,18 +3676,18 @@
                 <w:rFonts w:ascii="Aptos Narrow" w:eastAsia="Times New Roman" w:hAnsi="Aptos Narrow" w:cs="Times New Roman"/>
                 <w:color w:val="000000"/>
                 <w:kern w:val="0"/>
-                <w:sz w:val="22"/>
-                <w:szCs w:val="22"/>
-                <w14:ligatures w14:val="none"/>
-              </w:rPr>
-            </w:pPr>
-            <w:r>
-              <w:rPr>
-                <w:rFonts w:ascii="Aptos Narrow" w:eastAsia="Times New Roman" w:hAnsi="Aptos Narrow" w:cs="Times New Roman"/>
-                <w:color w:val="000000"/>
-                <w:kern w:val="0"/>
-                <w:sz w:val="22"/>
-                <w:szCs w:val="22"/>
+                <w:sz w:val="18"/>
+                <w:szCs w:val="18"/>
+                <w14:ligatures w14:val="none"/>
+              </w:rPr>
+            </w:pPr>
+            <w:r>
+              <w:rPr>
+                <w:rFonts w:ascii="Aptos Narrow" w:eastAsia="Times New Roman" w:hAnsi="Aptos Narrow" w:cs="Times New Roman"/>
+                <w:color w:val="000000"/>
+                <w:kern w:val="0"/>
+                <w:sz w:val="18"/>
+                <w:szCs w:val="18"/>
                 <w14:ligatures w14:val="none"/>
               </w:rPr>
               <w:t>Iceland</w:t>
@@ -3856,18 +3712,18 @@
                 <w:rFonts w:ascii="Aptos Narrow" w:eastAsia="Times New Roman" w:hAnsi="Aptos Narrow" w:cs="Times New Roman"/>
                 <w:color w:val="000000"/>
                 <w:kern w:val="0"/>
-                <w:sz w:val="22"/>
-                <w:szCs w:val="22"/>
-                <w14:ligatures w14:val="none"/>
-              </w:rPr>
-            </w:pPr>
-            <w:r>
-              <w:rPr>
-                <w:rFonts w:ascii="Aptos Narrow" w:eastAsia="Times New Roman" w:hAnsi="Aptos Narrow" w:cs="Times New Roman"/>
-                <w:color w:val="000000"/>
-                <w:kern w:val="0"/>
-                <w:sz w:val="22"/>
-                <w:szCs w:val="22"/>
+                <w:sz w:val="18"/>
+                <w:szCs w:val="18"/>
+                <w14:ligatures w14:val="none"/>
+              </w:rPr>
+            </w:pPr>
+            <w:r>
+              <w:rPr>
+                <w:rFonts w:ascii="Aptos Narrow" w:eastAsia="Times New Roman" w:hAnsi="Aptos Narrow" w:cs="Times New Roman"/>
+                <w:color w:val="000000"/>
+                <w:kern w:val="0"/>
+                <w:sz w:val="18"/>
+                <w:szCs w:val="18"/>
                 <w14:ligatures w14:val="none"/>
               </w:rPr>
               <w:t>RAM</w:t>
@@ -3900,34 +3756,21 @@
                 <w:rFonts w:ascii="Aptos Narrow" w:eastAsia="Times New Roman" w:hAnsi="Aptos Narrow" w:cs="Times New Roman"/>
                 <w:color w:val="000000"/>
                 <w:kern w:val="0"/>
-                <w:sz w:val="22"/>
-                <w:szCs w:val="22"/>
-                <w14:ligatures w14:val="none"/>
-              </w:rPr>
-            </w:pPr>
-            <w:proofErr w:type="spellStart"/>
-            <w:r>
-              <w:rPr>
-                <w:rFonts w:ascii="Aptos Narrow" w:eastAsia="Times New Roman" w:hAnsi="Aptos Narrow" w:cs="Times New Roman"/>
-                <w:color w:val="000000"/>
-                <w:kern w:val="0"/>
-                <w:sz w:val="22"/>
-                <w:szCs w:val="22"/>
-                <w14:ligatures w14:val="none"/>
-              </w:rPr>
-              <w:t>CODIIIaW</w:t>
-            </w:r>
-            <w:proofErr w:type="spellEnd"/>
-            <w:r>
-              <w:rPr>
-                <w:rFonts w:ascii="Aptos Narrow" w:eastAsia="Times New Roman" w:hAnsi="Aptos Narrow" w:cs="Times New Roman"/>
-                <w:color w:val="000000"/>
-                <w:kern w:val="0"/>
-                <w:sz w:val="22"/>
-                <w:szCs w:val="22"/>
-                <w14:ligatures w14:val="none"/>
-              </w:rPr>
-              <w:t>-IV-VIId</w:t>
+                <w:sz w:val="18"/>
+                <w:szCs w:val="18"/>
+                <w14:ligatures w14:val="none"/>
+              </w:rPr>
+            </w:pPr>
+            <w:r>
+              <w:rPr>
+                <w:rFonts w:ascii="Aptos Narrow" w:eastAsia="Times New Roman" w:hAnsi="Aptos Narrow" w:cs="Times New Roman"/>
+                <w:color w:val="000000"/>
+                <w:kern w:val="0"/>
+                <w:sz w:val="18"/>
+                <w:szCs w:val="18"/>
+                <w14:ligatures w14:val="none"/>
+              </w:rPr>
+              <w:t>CODIIIaW-IV-VIId</w:t>
             </w:r>
           </w:p>
         </w:tc>
@@ -3953,18 +3796,18 @@
                 <w:rFonts w:ascii="Aptos Narrow" w:eastAsia="Times New Roman" w:hAnsi="Aptos Narrow" w:cs="Times New Roman"/>
                 <w:color w:val="000000"/>
                 <w:kern w:val="0"/>
-                <w:sz w:val="22"/>
-                <w:szCs w:val="22"/>
-                <w14:ligatures w14:val="none"/>
-              </w:rPr>
-            </w:pPr>
-            <w:r>
-              <w:rPr>
-                <w:rFonts w:ascii="Aptos Narrow" w:eastAsia="Times New Roman" w:hAnsi="Aptos Narrow" w:cs="Times New Roman"/>
-                <w:color w:val="000000"/>
-                <w:kern w:val="0"/>
-                <w:sz w:val="22"/>
-                <w:szCs w:val="22"/>
+                <w:sz w:val="18"/>
+                <w:szCs w:val="18"/>
+                <w14:ligatures w14:val="none"/>
+              </w:rPr>
+            </w:pPr>
+            <w:r>
+              <w:rPr>
+                <w:rFonts w:ascii="Aptos Narrow" w:eastAsia="Times New Roman" w:hAnsi="Aptos Narrow" w:cs="Times New Roman"/>
+                <w:color w:val="000000"/>
+                <w:kern w:val="0"/>
+                <w:sz w:val="18"/>
+                <w:szCs w:val="18"/>
                 <w14:ligatures w14:val="none"/>
               </w:rPr>
               <w:t xml:space="preserve"> ICES 3a(west)-4-7d</w:t>
@@ -3993,18 +3836,18 @@
                 <w:rFonts w:ascii="Aptos Narrow" w:eastAsia="Times New Roman" w:hAnsi="Aptos Narrow" w:cs="Times New Roman"/>
                 <w:color w:val="000000"/>
                 <w:kern w:val="0"/>
-                <w:sz w:val="22"/>
-                <w:szCs w:val="22"/>
-                <w14:ligatures w14:val="none"/>
-              </w:rPr>
-            </w:pPr>
-            <w:r>
-              <w:rPr>
-                <w:rFonts w:ascii="Aptos Narrow" w:eastAsia="Times New Roman" w:hAnsi="Aptos Narrow" w:cs="Times New Roman"/>
-                <w:color w:val="000000"/>
-                <w:kern w:val="0"/>
-                <w:sz w:val="22"/>
-                <w:szCs w:val="22"/>
+                <w:sz w:val="18"/>
+                <w:szCs w:val="18"/>
+                <w14:ligatures w14:val="none"/>
+              </w:rPr>
+            </w:pPr>
+            <w:r>
+              <w:rPr>
+                <w:rFonts w:ascii="Aptos Narrow" w:eastAsia="Times New Roman" w:hAnsi="Aptos Narrow" w:cs="Times New Roman"/>
+                <w:color w:val="000000"/>
+                <w:kern w:val="0"/>
+                <w:sz w:val="18"/>
+                <w:szCs w:val="18"/>
                 <w14:ligatures w14:val="none"/>
               </w:rPr>
               <w:t>1962-2022</w:t>
@@ -4033,18 +3876,18 @@
                 <w:rFonts w:ascii="Aptos Narrow" w:eastAsia="Times New Roman" w:hAnsi="Aptos Narrow" w:cs="Times New Roman"/>
                 <w:color w:val="000000"/>
                 <w:kern w:val="0"/>
-                <w:sz w:val="22"/>
-                <w:szCs w:val="22"/>
-                <w14:ligatures w14:val="none"/>
-              </w:rPr>
-            </w:pPr>
-            <w:r>
-              <w:rPr>
-                <w:rFonts w:ascii="Aptos Narrow" w:eastAsia="Times New Roman" w:hAnsi="Aptos Narrow" w:cs="Times New Roman"/>
-                <w:color w:val="000000"/>
-                <w:kern w:val="0"/>
-                <w:sz w:val="22"/>
-                <w:szCs w:val="22"/>
+                <w:sz w:val="18"/>
+                <w:szCs w:val="18"/>
+                <w14:ligatures w14:val="none"/>
+              </w:rPr>
+            </w:pPr>
+            <w:r>
+              <w:rPr>
+                <w:rFonts w:ascii="Aptos Narrow" w:eastAsia="Times New Roman" w:hAnsi="Aptos Narrow" w:cs="Times New Roman"/>
+                <w:color w:val="000000"/>
+                <w:kern w:val="0"/>
+                <w:sz w:val="18"/>
+                <w:szCs w:val="18"/>
                 <w14:ligatures w14:val="none"/>
               </w:rPr>
               <w:t>United Kingdom</w:t>
@@ -4069,18 +3912,18 @@
                 <w:rFonts w:ascii="Aptos Narrow" w:eastAsia="Times New Roman" w:hAnsi="Aptos Narrow" w:cs="Times New Roman"/>
                 <w:color w:val="000000"/>
                 <w:kern w:val="0"/>
-                <w:sz w:val="22"/>
-                <w:szCs w:val="22"/>
-                <w14:ligatures w14:val="none"/>
-              </w:rPr>
-            </w:pPr>
-            <w:r>
-              <w:rPr>
-                <w:rFonts w:ascii="Aptos Narrow" w:eastAsia="Times New Roman" w:hAnsi="Aptos Narrow" w:cs="Times New Roman"/>
-                <w:color w:val="000000"/>
-                <w:kern w:val="0"/>
-                <w:sz w:val="22"/>
-                <w:szCs w:val="22"/>
+                <w:sz w:val="18"/>
+                <w:szCs w:val="18"/>
+                <w14:ligatures w14:val="none"/>
+              </w:rPr>
+            </w:pPr>
+            <w:r>
+              <w:rPr>
+                <w:rFonts w:ascii="Aptos Narrow" w:eastAsia="Times New Roman" w:hAnsi="Aptos Narrow" w:cs="Times New Roman"/>
+                <w:color w:val="000000"/>
+                <w:kern w:val="0"/>
+                <w:sz w:val="18"/>
+                <w:szCs w:val="18"/>
                 <w14:ligatures w14:val="none"/>
               </w:rPr>
               <w:t>RAM</w:t>
@@ -4113,18 +3956,18 @@
                 <w:rFonts w:ascii="Aptos Narrow" w:eastAsia="Times New Roman" w:hAnsi="Aptos Narrow" w:cs="Times New Roman"/>
                 <w:color w:val="000000"/>
                 <w:kern w:val="0"/>
-                <w:sz w:val="22"/>
-                <w:szCs w:val="22"/>
-                <w14:ligatures w14:val="none"/>
-              </w:rPr>
-            </w:pPr>
-            <w:r>
-              <w:rPr>
-                <w:rFonts w:ascii="Aptos Narrow" w:eastAsia="Times New Roman" w:hAnsi="Aptos Narrow" w:cs="Times New Roman"/>
-                <w:color w:val="000000"/>
-                <w:kern w:val="0"/>
-                <w:sz w:val="22"/>
-                <w:szCs w:val="22"/>
+                <w:sz w:val="18"/>
+                <w:szCs w:val="18"/>
+                <w14:ligatures w14:val="none"/>
+              </w:rPr>
+            </w:pPr>
+            <w:r>
+              <w:rPr>
+                <w:rFonts w:ascii="Aptos Narrow" w:eastAsia="Times New Roman" w:hAnsi="Aptos Narrow" w:cs="Times New Roman"/>
+                <w:color w:val="000000"/>
+                <w:kern w:val="0"/>
+                <w:sz w:val="18"/>
+                <w:szCs w:val="18"/>
                 <w14:ligatures w14:val="none"/>
               </w:rPr>
               <w:t>CODIS</w:t>
@@ -4153,18 +3996,18 @@
                 <w:rFonts w:ascii="Aptos Narrow" w:eastAsia="Times New Roman" w:hAnsi="Aptos Narrow" w:cs="Times New Roman"/>
                 <w:color w:val="000000"/>
                 <w:kern w:val="0"/>
-                <w:sz w:val="22"/>
-                <w:szCs w:val="22"/>
-                <w14:ligatures w14:val="none"/>
-              </w:rPr>
-            </w:pPr>
-            <w:r>
-              <w:rPr>
-                <w:rFonts w:ascii="Aptos Narrow" w:eastAsia="Times New Roman" w:hAnsi="Aptos Narrow" w:cs="Times New Roman"/>
-                <w:color w:val="000000"/>
-                <w:kern w:val="0"/>
-                <w:sz w:val="22"/>
-                <w:szCs w:val="22"/>
+                <w:sz w:val="18"/>
+                <w:szCs w:val="18"/>
+                <w14:ligatures w14:val="none"/>
+              </w:rPr>
+            </w:pPr>
+            <w:r>
+              <w:rPr>
+                <w:rFonts w:ascii="Aptos Narrow" w:eastAsia="Times New Roman" w:hAnsi="Aptos Narrow" w:cs="Times New Roman"/>
+                <w:color w:val="000000"/>
+                <w:kern w:val="0"/>
+                <w:sz w:val="18"/>
+                <w:szCs w:val="18"/>
                 <w14:ligatures w14:val="none"/>
               </w:rPr>
               <w:t xml:space="preserve"> Irish Sea</w:t>
@@ -4193,18 +4036,18 @@
                 <w:rFonts w:ascii="Aptos Narrow" w:eastAsia="Times New Roman" w:hAnsi="Aptos Narrow" w:cs="Times New Roman"/>
                 <w:color w:val="000000"/>
                 <w:kern w:val="0"/>
-                <w:sz w:val="22"/>
-                <w:szCs w:val="22"/>
-                <w14:ligatures w14:val="none"/>
-              </w:rPr>
-            </w:pPr>
-            <w:r>
-              <w:rPr>
-                <w:rFonts w:ascii="Aptos Narrow" w:eastAsia="Times New Roman" w:hAnsi="Aptos Narrow" w:cs="Times New Roman"/>
-                <w:color w:val="000000"/>
-                <w:kern w:val="0"/>
-                <w:sz w:val="22"/>
-                <w:szCs w:val="22"/>
+                <w:sz w:val="18"/>
+                <w:szCs w:val="18"/>
+                <w14:ligatures w14:val="none"/>
+              </w:rPr>
+            </w:pPr>
+            <w:r>
+              <w:rPr>
+                <w:rFonts w:ascii="Aptos Narrow" w:eastAsia="Times New Roman" w:hAnsi="Aptos Narrow" w:cs="Times New Roman"/>
+                <w:color w:val="000000"/>
+                <w:kern w:val="0"/>
+                <w:sz w:val="18"/>
+                <w:szCs w:val="18"/>
                 <w14:ligatures w14:val="none"/>
               </w:rPr>
               <w:t>1968-2023</w:t>
@@ -4233,18 +4076,18 @@
                 <w:rFonts w:ascii="Aptos Narrow" w:eastAsia="Times New Roman" w:hAnsi="Aptos Narrow" w:cs="Times New Roman"/>
                 <w:color w:val="000000"/>
                 <w:kern w:val="0"/>
-                <w:sz w:val="22"/>
-                <w:szCs w:val="22"/>
-                <w14:ligatures w14:val="none"/>
-              </w:rPr>
-            </w:pPr>
-            <w:r>
-              <w:rPr>
-                <w:rFonts w:ascii="Aptos Narrow" w:eastAsia="Times New Roman" w:hAnsi="Aptos Narrow" w:cs="Times New Roman"/>
-                <w:color w:val="000000"/>
-                <w:kern w:val="0"/>
-                <w:sz w:val="22"/>
-                <w:szCs w:val="22"/>
+                <w:sz w:val="18"/>
+                <w:szCs w:val="18"/>
+                <w14:ligatures w14:val="none"/>
+              </w:rPr>
+            </w:pPr>
+            <w:r>
+              <w:rPr>
+                <w:rFonts w:ascii="Aptos Narrow" w:eastAsia="Times New Roman" w:hAnsi="Aptos Narrow" w:cs="Times New Roman"/>
+                <w:color w:val="000000"/>
+                <w:kern w:val="0"/>
+                <w:sz w:val="18"/>
+                <w:szCs w:val="18"/>
                 <w14:ligatures w14:val="none"/>
               </w:rPr>
               <w:t>Ireland</w:t>
@@ -4269,18 +4112,18 @@
                 <w:rFonts w:ascii="Aptos Narrow" w:eastAsia="Times New Roman" w:hAnsi="Aptos Narrow" w:cs="Times New Roman"/>
                 <w:color w:val="000000"/>
                 <w:kern w:val="0"/>
-                <w:sz w:val="22"/>
-                <w:szCs w:val="22"/>
-                <w14:ligatures w14:val="none"/>
-              </w:rPr>
-            </w:pPr>
-            <w:r>
-              <w:rPr>
-                <w:rFonts w:ascii="Aptos Narrow" w:eastAsia="Times New Roman" w:hAnsi="Aptos Narrow" w:cs="Times New Roman"/>
-                <w:color w:val="000000"/>
-                <w:kern w:val="0"/>
-                <w:sz w:val="22"/>
-                <w:szCs w:val="22"/>
+                <w:sz w:val="18"/>
+                <w:szCs w:val="18"/>
+                <w14:ligatures w14:val="none"/>
+              </w:rPr>
+            </w:pPr>
+            <w:r>
+              <w:rPr>
+                <w:rFonts w:ascii="Aptos Narrow" w:eastAsia="Times New Roman" w:hAnsi="Aptos Narrow" w:cs="Times New Roman"/>
+                <w:color w:val="000000"/>
+                <w:kern w:val="0"/>
+                <w:sz w:val="18"/>
+                <w:szCs w:val="18"/>
                 <w14:ligatures w14:val="none"/>
               </w:rPr>
               <w:t>RAM</w:t>
@@ -4313,18 +4156,18 @@
                 <w:rFonts w:ascii="Aptos Narrow" w:eastAsia="Times New Roman" w:hAnsi="Aptos Narrow" w:cs="Times New Roman"/>
                 <w:color w:val="000000"/>
                 <w:kern w:val="0"/>
-                <w:sz w:val="22"/>
-                <w:szCs w:val="22"/>
-                <w14:ligatures w14:val="none"/>
-              </w:rPr>
-            </w:pPr>
-            <w:r>
-              <w:rPr>
-                <w:rFonts w:ascii="Aptos Narrow" w:eastAsia="Times New Roman" w:hAnsi="Aptos Narrow" w:cs="Times New Roman"/>
-                <w:color w:val="000000"/>
-                <w:kern w:val="0"/>
-                <w:sz w:val="22"/>
-                <w:szCs w:val="22"/>
+                <w:sz w:val="18"/>
+                <w:szCs w:val="18"/>
+                <w14:ligatures w14:val="none"/>
+              </w:rPr>
+            </w:pPr>
+            <w:r>
+              <w:rPr>
+                <w:rFonts w:ascii="Aptos Narrow" w:eastAsia="Times New Roman" w:hAnsi="Aptos Narrow" w:cs="Times New Roman"/>
+                <w:color w:val="000000"/>
+                <w:kern w:val="0"/>
+                <w:sz w:val="18"/>
+                <w:szCs w:val="18"/>
                 <w14:ligatures w14:val="none"/>
               </w:rPr>
               <w:t>CODNEAR</w:t>
@@ -4353,18 +4196,18 @@
                 <w:rFonts w:ascii="Aptos Narrow" w:eastAsia="Times New Roman" w:hAnsi="Aptos Narrow" w:cs="Times New Roman"/>
                 <w:color w:val="000000"/>
                 <w:kern w:val="0"/>
-                <w:sz w:val="22"/>
-                <w:szCs w:val="22"/>
-                <w14:ligatures w14:val="none"/>
-              </w:rPr>
-            </w:pPr>
-            <w:r>
-              <w:rPr>
-                <w:rFonts w:ascii="Aptos Narrow" w:eastAsia="Times New Roman" w:hAnsi="Aptos Narrow" w:cs="Times New Roman"/>
-                <w:color w:val="000000"/>
-                <w:kern w:val="0"/>
-                <w:sz w:val="22"/>
-                <w:szCs w:val="22"/>
+                <w:sz w:val="18"/>
+                <w:szCs w:val="18"/>
+                <w14:ligatures w14:val="none"/>
+              </w:rPr>
+            </w:pPr>
+            <w:r>
+              <w:rPr>
+                <w:rFonts w:ascii="Aptos Narrow" w:eastAsia="Times New Roman" w:hAnsi="Aptos Narrow" w:cs="Times New Roman"/>
+                <w:color w:val="000000"/>
+                <w:kern w:val="0"/>
+                <w:sz w:val="18"/>
+                <w:szCs w:val="18"/>
                 <w14:ligatures w14:val="none"/>
               </w:rPr>
               <w:t xml:space="preserve"> North-East Arctic</w:t>
@@ -4393,18 +4236,18 @@
                 <w:rFonts w:ascii="Aptos Narrow" w:eastAsia="Times New Roman" w:hAnsi="Aptos Narrow" w:cs="Times New Roman"/>
                 <w:color w:val="000000"/>
                 <w:kern w:val="0"/>
-                <w:sz w:val="22"/>
-                <w:szCs w:val="22"/>
-                <w14:ligatures w14:val="none"/>
-              </w:rPr>
-            </w:pPr>
-            <w:r>
-              <w:rPr>
-                <w:rFonts w:ascii="Aptos Narrow" w:eastAsia="Times New Roman" w:hAnsi="Aptos Narrow" w:cs="Times New Roman"/>
-                <w:color w:val="000000"/>
-                <w:kern w:val="0"/>
-                <w:sz w:val="22"/>
-                <w:szCs w:val="22"/>
+                <w:sz w:val="18"/>
+                <w:szCs w:val="18"/>
+                <w14:ligatures w14:val="none"/>
+              </w:rPr>
+            </w:pPr>
+            <w:r>
+              <w:rPr>
+                <w:rFonts w:ascii="Aptos Narrow" w:eastAsia="Times New Roman" w:hAnsi="Aptos Narrow" w:cs="Times New Roman"/>
+                <w:color w:val="000000"/>
+                <w:kern w:val="0"/>
+                <w:sz w:val="18"/>
+                <w:szCs w:val="18"/>
                 <w14:ligatures w14:val="none"/>
               </w:rPr>
               <w:t>1943-2021</w:t>
@@ -4433,18 +4276,18 @@
                 <w:rFonts w:ascii="Aptos Narrow" w:eastAsia="Times New Roman" w:hAnsi="Aptos Narrow" w:cs="Times New Roman"/>
                 <w:color w:val="000000"/>
                 <w:kern w:val="0"/>
-                <w:sz w:val="22"/>
-                <w:szCs w:val="22"/>
-                <w14:ligatures w14:val="none"/>
-              </w:rPr>
-            </w:pPr>
-            <w:r>
-              <w:rPr>
-                <w:rFonts w:ascii="Aptos Narrow" w:eastAsia="Times New Roman" w:hAnsi="Aptos Narrow" w:cs="Times New Roman"/>
-                <w:color w:val="000000"/>
-                <w:kern w:val="0"/>
-                <w:sz w:val="22"/>
-                <w:szCs w:val="22"/>
+                <w:sz w:val="18"/>
+                <w:szCs w:val="18"/>
+                <w14:ligatures w14:val="none"/>
+              </w:rPr>
+            </w:pPr>
+            <w:r>
+              <w:rPr>
+                <w:rFonts w:ascii="Aptos Narrow" w:eastAsia="Times New Roman" w:hAnsi="Aptos Narrow" w:cs="Times New Roman"/>
+                <w:color w:val="000000"/>
+                <w:kern w:val="0"/>
+                <w:sz w:val="18"/>
+                <w:szCs w:val="18"/>
                 <w14:ligatures w14:val="none"/>
               </w:rPr>
               <w:t>Norway</w:t>
@@ -4469,18 +4312,18 @@
                 <w:rFonts w:ascii="Aptos Narrow" w:eastAsia="Times New Roman" w:hAnsi="Aptos Narrow" w:cs="Times New Roman"/>
                 <w:color w:val="000000"/>
                 <w:kern w:val="0"/>
-                <w:sz w:val="22"/>
-                <w:szCs w:val="22"/>
-                <w14:ligatures w14:val="none"/>
-              </w:rPr>
-            </w:pPr>
-            <w:r>
-              <w:rPr>
-                <w:rFonts w:ascii="Aptos Narrow" w:eastAsia="Times New Roman" w:hAnsi="Aptos Narrow" w:cs="Times New Roman"/>
-                <w:color w:val="000000"/>
-                <w:kern w:val="0"/>
-                <w:sz w:val="22"/>
-                <w:szCs w:val="22"/>
+                <w:sz w:val="18"/>
+                <w:szCs w:val="18"/>
+                <w14:ligatures w14:val="none"/>
+              </w:rPr>
+            </w:pPr>
+            <w:r>
+              <w:rPr>
+                <w:rFonts w:ascii="Aptos Narrow" w:eastAsia="Times New Roman" w:hAnsi="Aptos Narrow" w:cs="Times New Roman"/>
+                <w:color w:val="000000"/>
+                <w:kern w:val="0"/>
+                <w:sz w:val="18"/>
+                <w:szCs w:val="18"/>
                 <w14:ligatures w14:val="none"/>
               </w:rPr>
               <w:t>RAM</w:t>
@@ -4513,24 +4356,22 @@
                 <w:rFonts w:ascii="Aptos Narrow" w:eastAsia="Times New Roman" w:hAnsi="Aptos Narrow" w:cs="Times New Roman"/>
                 <w:color w:val="000000"/>
                 <w:kern w:val="0"/>
-                <w:sz w:val="22"/>
-                <w:szCs w:val="22"/>
-                <w14:ligatures w14:val="none"/>
-              </w:rPr>
-            </w:pPr>
-            <w:proofErr w:type="spellStart"/>
-            <w:r>
-              <w:rPr>
-                <w:rFonts w:ascii="Aptos Narrow" w:eastAsia="Times New Roman" w:hAnsi="Aptos Narrow" w:cs="Times New Roman"/>
-                <w:color w:val="000000"/>
-                <w:kern w:val="0"/>
-                <w:sz w:val="22"/>
-                <w:szCs w:val="22"/>
+                <w:sz w:val="18"/>
+                <w:szCs w:val="18"/>
+                <w14:ligatures w14:val="none"/>
+              </w:rPr>
+            </w:pPr>
+            <w:r>
+              <w:rPr>
+                <w:rFonts w:ascii="Aptos Narrow" w:eastAsia="Times New Roman" w:hAnsi="Aptos Narrow" w:cs="Times New Roman"/>
+                <w:color w:val="000000"/>
+                <w:kern w:val="0"/>
+                <w:sz w:val="18"/>
+                <w:szCs w:val="18"/>
                 <w14:ligatures w14:val="none"/>
               </w:rPr>
               <w:t>CODVIa</w:t>
             </w:r>
-            <w:proofErr w:type="spellEnd"/>
           </w:p>
         </w:tc>
         <w:tc>
@@ -4555,18 +4396,18 @@
                 <w:rFonts w:ascii="Aptos Narrow" w:eastAsia="Times New Roman" w:hAnsi="Aptos Narrow" w:cs="Times New Roman"/>
                 <w:color w:val="000000"/>
                 <w:kern w:val="0"/>
-                <w:sz w:val="22"/>
-                <w:szCs w:val="22"/>
-                <w14:ligatures w14:val="none"/>
-              </w:rPr>
-            </w:pPr>
-            <w:r>
-              <w:rPr>
-                <w:rFonts w:ascii="Aptos Narrow" w:eastAsia="Times New Roman" w:hAnsi="Aptos Narrow" w:cs="Times New Roman"/>
-                <w:color w:val="000000"/>
-                <w:kern w:val="0"/>
-                <w:sz w:val="22"/>
-                <w:szCs w:val="22"/>
+                <w:sz w:val="18"/>
+                <w:szCs w:val="18"/>
+                <w14:ligatures w14:val="none"/>
+              </w:rPr>
+            </w:pPr>
+            <w:r>
+              <w:rPr>
+                <w:rFonts w:ascii="Aptos Narrow" w:eastAsia="Times New Roman" w:hAnsi="Aptos Narrow" w:cs="Times New Roman"/>
+                <w:color w:val="000000"/>
+                <w:kern w:val="0"/>
+                <w:sz w:val="18"/>
+                <w:szCs w:val="18"/>
                 <w14:ligatures w14:val="none"/>
               </w:rPr>
               <w:t xml:space="preserve"> West of Scotland</w:t>
@@ -4595,18 +4436,18 @@
                 <w:rFonts w:ascii="Aptos Narrow" w:eastAsia="Times New Roman" w:hAnsi="Aptos Narrow" w:cs="Times New Roman"/>
                 <w:color w:val="000000"/>
                 <w:kern w:val="0"/>
-                <w:sz w:val="22"/>
-                <w:szCs w:val="22"/>
-                <w14:ligatures w14:val="none"/>
-              </w:rPr>
-            </w:pPr>
-            <w:r>
-              <w:rPr>
-                <w:rFonts w:ascii="Aptos Narrow" w:eastAsia="Times New Roman" w:hAnsi="Aptos Narrow" w:cs="Times New Roman"/>
-                <w:color w:val="000000"/>
-                <w:kern w:val="0"/>
-                <w:sz w:val="22"/>
-                <w:szCs w:val="22"/>
+                <w:sz w:val="18"/>
+                <w:szCs w:val="18"/>
+                <w14:ligatures w14:val="none"/>
+              </w:rPr>
+            </w:pPr>
+            <w:r>
+              <w:rPr>
+                <w:rFonts w:ascii="Aptos Narrow" w:eastAsia="Times New Roman" w:hAnsi="Aptos Narrow" w:cs="Times New Roman"/>
+                <w:color w:val="000000"/>
+                <w:kern w:val="0"/>
+                <w:sz w:val="18"/>
+                <w:szCs w:val="18"/>
                 <w14:ligatures w14:val="none"/>
               </w:rPr>
               <w:t>1980-2022</w:t>
@@ -4635,18 +4476,18 @@
                 <w:rFonts w:ascii="Aptos Narrow" w:eastAsia="Times New Roman" w:hAnsi="Aptos Narrow" w:cs="Times New Roman"/>
                 <w:color w:val="000000"/>
                 <w:kern w:val="0"/>
-                <w:sz w:val="22"/>
-                <w:szCs w:val="22"/>
-                <w14:ligatures w14:val="none"/>
-              </w:rPr>
-            </w:pPr>
-            <w:r>
-              <w:rPr>
-                <w:rFonts w:ascii="Aptos Narrow" w:eastAsia="Times New Roman" w:hAnsi="Aptos Narrow" w:cs="Times New Roman"/>
-                <w:color w:val="000000"/>
-                <w:kern w:val="0"/>
-                <w:sz w:val="22"/>
-                <w:szCs w:val="22"/>
+                <w:sz w:val="18"/>
+                <w:szCs w:val="18"/>
+                <w14:ligatures w14:val="none"/>
+              </w:rPr>
+            </w:pPr>
+            <w:r>
+              <w:rPr>
+                <w:rFonts w:ascii="Aptos Narrow" w:eastAsia="Times New Roman" w:hAnsi="Aptos Narrow" w:cs="Times New Roman"/>
+                <w:color w:val="000000"/>
+                <w:kern w:val="0"/>
+                <w:sz w:val="18"/>
+                <w:szCs w:val="18"/>
                 <w14:ligatures w14:val="none"/>
               </w:rPr>
               <w:t>United Kingdom</w:t>
@@ -4671,18 +4512,18 @@
                 <w:rFonts w:ascii="Aptos Narrow" w:eastAsia="Times New Roman" w:hAnsi="Aptos Narrow" w:cs="Times New Roman"/>
                 <w:color w:val="000000"/>
                 <w:kern w:val="0"/>
-                <w:sz w:val="22"/>
-                <w:szCs w:val="22"/>
-                <w14:ligatures w14:val="none"/>
-              </w:rPr>
-            </w:pPr>
-            <w:r>
-              <w:rPr>
-                <w:rFonts w:ascii="Aptos Narrow" w:eastAsia="Times New Roman" w:hAnsi="Aptos Narrow" w:cs="Times New Roman"/>
-                <w:color w:val="000000"/>
-                <w:kern w:val="0"/>
-                <w:sz w:val="22"/>
-                <w:szCs w:val="22"/>
+                <w:sz w:val="18"/>
+                <w:szCs w:val="18"/>
+                <w14:ligatures w14:val="none"/>
+              </w:rPr>
+            </w:pPr>
+            <w:r>
+              <w:rPr>
+                <w:rFonts w:ascii="Aptos Narrow" w:eastAsia="Times New Roman" w:hAnsi="Aptos Narrow" w:cs="Times New Roman"/>
+                <w:color w:val="000000"/>
+                <w:kern w:val="0"/>
+                <w:sz w:val="18"/>
+                <w:szCs w:val="18"/>
                 <w14:ligatures w14:val="none"/>
               </w:rPr>
               <w:t>RAM</w:t>
@@ -4715,24 +4556,22 @@
                 <w:rFonts w:ascii="Aptos Narrow" w:eastAsia="Times New Roman" w:hAnsi="Aptos Narrow" w:cs="Times New Roman"/>
                 <w:color w:val="000000"/>
                 <w:kern w:val="0"/>
-                <w:sz w:val="22"/>
-                <w:szCs w:val="22"/>
-                <w14:ligatures w14:val="none"/>
-              </w:rPr>
-            </w:pPr>
-            <w:proofErr w:type="spellStart"/>
-            <w:r>
-              <w:rPr>
-                <w:rFonts w:ascii="Aptos Narrow" w:eastAsia="Times New Roman" w:hAnsi="Aptos Narrow" w:cs="Times New Roman"/>
-                <w:color w:val="000000"/>
-                <w:kern w:val="0"/>
-                <w:sz w:val="22"/>
-                <w:szCs w:val="22"/>
+                <w:sz w:val="18"/>
+                <w:szCs w:val="18"/>
+                <w14:ligatures w14:val="none"/>
+              </w:rPr>
+            </w:pPr>
+            <w:r>
+              <w:rPr>
+                <w:rFonts w:ascii="Aptos Narrow" w:eastAsia="Times New Roman" w:hAnsi="Aptos Narrow" w:cs="Times New Roman"/>
+                <w:color w:val="000000"/>
+                <w:kern w:val="0"/>
+                <w:sz w:val="18"/>
+                <w:szCs w:val="18"/>
                 <w14:ligatures w14:val="none"/>
               </w:rPr>
               <w:t>CODVIIek</w:t>
             </w:r>
-            <w:proofErr w:type="spellEnd"/>
           </w:p>
         </w:tc>
         <w:tc>
@@ -4757,18 +4596,18 @@
                 <w:rFonts w:ascii="Aptos Narrow" w:eastAsia="Times New Roman" w:hAnsi="Aptos Narrow" w:cs="Times New Roman"/>
                 <w:color w:val="000000"/>
                 <w:kern w:val="0"/>
-                <w:sz w:val="22"/>
-                <w:szCs w:val="22"/>
-                <w14:ligatures w14:val="none"/>
-              </w:rPr>
-            </w:pPr>
-            <w:r>
-              <w:rPr>
-                <w:rFonts w:ascii="Aptos Narrow" w:eastAsia="Times New Roman" w:hAnsi="Aptos Narrow" w:cs="Times New Roman"/>
-                <w:color w:val="000000"/>
-                <w:kern w:val="0"/>
-                <w:sz w:val="22"/>
-                <w:szCs w:val="22"/>
+                <w:sz w:val="18"/>
+                <w:szCs w:val="18"/>
+                <w14:ligatures w14:val="none"/>
+              </w:rPr>
+            </w:pPr>
+            <w:r>
+              <w:rPr>
+                <w:rFonts w:ascii="Aptos Narrow" w:eastAsia="Times New Roman" w:hAnsi="Aptos Narrow" w:cs="Times New Roman"/>
+                <w:color w:val="000000"/>
+                <w:kern w:val="0"/>
+                <w:sz w:val="18"/>
+                <w:szCs w:val="18"/>
                 <w14:ligatures w14:val="none"/>
               </w:rPr>
               <w:t xml:space="preserve"> Celtic Sea</w:t>
@@ -4797,18 +4636,18 @@
                 <w:rFonts w:ascii="Aptos Narrow" w:eastAsia="Times New Roman" w:hAnsi="Aptos Narrow" w:cs="Times New Roman"/>
                 <w:color w:val="000000"/>
                 <w:kern w:val="0"/>
-                <w:sz w:val="22"/>
-                <w:szCs w:val="22"/>
-                <w14:ligatures w14:val="none"/>
-              </w:rPr>
-            </w:pPr>
-            <w:r>
-              <w:rPr>
-                <w:rFonts w:ascii="Aptos Narrow" w:eastAsia="Times New Roman" w:hAnsi="Aptos Narrow" w:cs="Times New Roman"/>
-                <w:color w:val="000000"/>
-                <w:kern w:val="0"/>
-                <w:sz w:val="22"/>
-                <w:szCs w:val="22"/>
+                <w:sz w:val="18"/>
+                <w:szCs w:val="18"/>
+                <w14:ligatures w14:val="none"/>
+              </w:rPr>
+            </w:pPr>
+            <w:r>
+              <w:rPr>
+                <w:rFonts w:ascii="Aptos Narrow" w:eastAsia="Times New Roman" w:hAnsi="Aptos Narrow" w:cs="Times New Roman"/>
+                <w:color w:val="000000"/>
+                <w:kern w:val="0"/>
+                <w:sz w:val="18"/>
+                <w:szCs w:val="18"/>
                 <w14:ligatures w14:val="none"/>
               </w:rPr>
               <w:t>1980-2021</w:t>
@@ -4837,18 +4676,18 @@
                 <w:rFonts w:ascii="Aptos Narrow" w:eastAsia="Times New Roman" w:hAnsi="Aptos Narrow" w:cs="Times New Roman"/>
                 <w:color w:val="000000"/>
                 <w:kern w:val="0"/>
-                <w:sz w:val="22"/>
-                <w:szCs w:val="22"/>
-                <w14:ligatures w14:val="none"/>
-              </w:rPr>
-            </w:pPr>
-            <w:r>
-              <w:rPr>
-                <w:rFonts w:ascii="Aptos Narrow" w:eastAsia="Times New Roman" w:hAnsi="Aptos Narrow" w:cs="Times New Roman"/>
-                <w:color w:val="000000"/>
-                <w:kern w:val="0"/>
-                <w:sz w:val="22"/>
-                <w:szCs w:val="22"/>
+                <w:sz w:val="18"/>
+                <w:szCs w:val="18"/>
+                <w14:ligatures w14:val="none"/>
+              </w:rPr>
+            </w:pPr>
+            <w:r>
+              <w:rPr>
+                <w:rFonts w:ascii="Aptos Narrow" w:eastAsia="Times New Roman" w:hAnsi="Aptos Narrow" w:cs="Times New Roman"/>
+                <w:color w:val="000000"/>
+                <w:kern w:val="0"/>
+                <w:sz w:val="18"/>
+                <w:szCs w:val="18"/>
                 <w14:ligatures w14:val="none"/>
               </w:rPr>
               <w:t>France</w:t>
@@ -4873,18 +4712,18 @@
                 <w:rFonts w:ascii="Aptos Narrow" w:eastAsia="Times New Roman" w:hAnsi="Aptos Narrow" w:cs="Times New Roman"/>
                 <w:color w:val="000000"/>
                 <w:kern w:val="0"/>
-                <w:sz w:val="22"/>
-                <w:szCs w:val="22"/>
-                <w14:ligatures w14:val="none"/>
-              </w:rPr>
-            </w:pPr>
-            <w:r>
-              <w:rPr>
-                <w:rFonts w:ascii="Aptos Narrow" w:eastAsia="Times New Roman" w:hAnsi="Aptos Narrow" w:cs="Times New Roman"/>
-                <w:color w:val="000000"/>
-                <w:kern w:val="0"/>
-                <w:sz w:val="22"/>
-                <w:szCs w:val="22"/>
+                <w:sz w:val="18"/>
+                <w:szCs w:val="18"/>
+                <w14:ligatures w14:val="none"/>
+              </w:rPr>
+            </w:pPr>
+            <w:r>
+              <w:rPr>
+                <w:rFonts w:ascii="Aptos Narrow" w:eastAsia="Times New Roman" w:hAnsi="Aptos Narrow" w:cs="Times New Roman"/>
+                <w:color w:val="000000"/>
+                <w:kern w:val="0"/>
+                <w:sz w:val="18"/>
+                <w:szCs w:val="18"/>
                 <w14:ligatures w14:val="none"/>
               </w:rPr>
               <w:t>RAM</w:t>
@@ -5163,9 +5002,17 @@
         <w:pStyle w:val="BodyText"/>
         <w:spacing w:line="276" w:lineRule="auto"/>
         <w:rPr>
+          <w:rFonts w:cs="Arial"/>
           <w:lang w:val="en-CA"/>
         </w:rPr>
       </w:pPr>
+      <w:r>
+        <w:rPr>
+          <w:rFonts w:cs="Arial"/>
+          <w:lang w:val="en-CA"/>
+        </w:rPr>
+        <w:t xml:space="preserve">Allee effects were investigated using the relationship between surplus production and biomass. </w:t>
+      </w:r>
       <w:r>
         <w:rPr>
           <w:rFonts w:cs="Arial"/>
@@ -5338,134 +5185,44 @@
           <w:rFonts w:cs="Arial"/>
           <w:lang w:val="en-CA"/>
         </w:rPr>
-        <w:t xml:space="preserve">The Allee threshold was defined as the point where production </w:t>
+        <w:t xml:space="preserve">The Allee threshold was defined as the point where </w:t>
       </w:r>
       <w:r>
         <w:rPr>
           <w:rFonts w:cs="Arial"/>
           <w:lang w:val="en-CA"/>
         </w:rPr>
-        <w:t xml:space="preserve">rate </w:t>
+        <w:t xml:space="preserve">the per capita </w:t>
       </w:r>
       <w:r>
         <w:rPr>
           <w:rFonts w:cs="Arial"/>
           <w:lang w:val="en-CA"/>
         </w:rPr>
-        <w:t xml:space="preserve">becomes negative as biomass decreases. </w:t>
-      </w:r>
+        <w:t>pr</w:t>
+      </w:r>
+      <w:bookmarkStart w:id="0" w:name="_GoBack"/>
+      <w:bookmarkEnd w:id="0"/>
       <w:r>
         <w:rPr>
           <w:rFonts w:cs="Arial"/>
           <w:lang w:val="en-CA"/>
         </w:rPr>
-        <w:t>Piecewise regressions of production rate as a function of</w:t>
+        <w:t xml:space="preserve">oduction </w:t>
       </w:r>
       <w:r>
         <w:rPr>
           <w:rFonts w:cs="Arial"/>
           <w:lang w:val="en-CA"/>
         </w:rPr>
-        <w:t xml:space="preserve"> </w:t>
+        <w:t xml:space="preserve">rate </w:t>
       </w:r>
       <w:r>
         <w:rPr>
           <w:rFonts w:cs="Arial"/>
           <w:lang w:val="en-CA"/>
         </w:rPr>
-        <w:t xml:space="preserve">biomass were conducted using the </w:t>
-      </w:r>
-      <w:r>
-        <w:rPr>
-          <w:rFonts w:cs="Arial"/>
-          <w:lang w:val="en-CA"/>
-        </w:rPr>
-        <w:t>segmented</w:t>
-      </w:r>
-      <w:r>
-        <w:rPr>
-          <w:rFonts w:cs="Arial"/>
-          <w:lang w:val="en-CA"/>
-        </w:rPr>
-        <w:t xml:space="preserve"> package</w:t>
-      </w:r>
-      <w:r>
-        <w:rPr>
-          <w:rFonts w:cs="Arial"/>
-          <w:lang w:val="en-CA"/>
-        </w:rPr>
-        <w:t xml:space="preserve"> (Fasola et al. 2018)</w:t>
-      </w:r>
-      <w:r>
-        <w:rPr>
-          <w:rFonts w:cs="Arial"/>
-          <w:lang w:val="en-CA"/>
-        </w:rPr>
-        <w:t xml:space="preserve"> in </w:t>
-      </w:r>
-      <w:r>
-        <w:rPr>
-          <w:rFonts w:cs="Arial"/>
-          <w:lang w:val="en-CA"/>
-        </w:rPr>
-        <w:t xml:space="preserve">the </w:t>
-      </w:r>
-      <w:r>
-        <w:rPr>
-          <w:rFonts w:cs="Arial"/>
-          <w:lang w:val="en-CA"/>
-        </w:rPr>
-        <w:t xml:space="preserve">R </w:t>
-      </w:r>
-      <w:r>
-        <w:rPr>
-          <w:rFonts w:cs="Arial"/>
-          <w:lang w:val="en-CA"/>
-        </w:rPr>
-        <w:t xml:space="preserve">statistical software. </w:t>
-      </w:r>
-      <w:r>
-        <w:rPr>
-          <w:lang w:val="en-CA"/>
-        </w:rPr>
-        <w:t xml:space="preserve">The </w:t>
-      </w:r>
-      <w:r>
-        <w:rPr>
-          <w:lang w:val="en-CA"/>
-        </w:rPr>
-        <w:t>estimated regression breakpoint (</w:t>
-      </w:r>
-      <w:r>
-        <w:rPr>
-          <w:rFonts w:cs="Arial"/>
-          <w:lang w:val="en-CA"/>
-        </w:rPr>
-        <w:t>Ψ</w:t>
-      </w:r>
-      <w:r>
-        <w:rPr>
-          <w:lang w:val="en-CA"/>
-        </w:rPr>
-        <w:t xml:space="preserve"> parameter</w:t>
-      </w:r>
-      <w:r>
-        <w:rPr>
-          <w:lang w:val="en-CA"/>
-        </w:rPr>
-        <w:t>)</w:t>
-      </w:r>
-      <w:r>
-        <w:rPr>
-          <w:lang w:val="en-CA"/>
-        </w:rPr>
-        <w:t xml:space="preserve"> was</w:t>
-      </w:r>
-      <w:r>
-        <w:rPr>
-          <w:lang w:val="en-CA"/>
-        </w:rPr>
-        <w:t xml:space="preserve"> used as the Allee effect threshold value. </w:t>
+        <w:t xml:space="preserve">becomes negative as biomass decreases. </w:t>
       </w:r>
     </w:p>
     <w:p>
@@ -5478,115 +5235,130 @@
       </w:pPr>
       <w:r>
         <w:rPr>
+          <w:rFonts w:cs="Arial"/>
           <w:lang w:val="en-CA"/>
         </w:rPr>
-        <w:t>Once the breakpoint was estimated, l</w:t>
-      </w:r>
-      <w:r>
-        <w:rPr>
+        <w:t xml:space="preserve">Piecewise regressions of </w:t>
+      </w:r>
+      <w:r>
+        <w:rPr>
+          <w:rFonts w:cs="Arial"/>
           <w:lang w:val="en-CA"/>
         </w:rPr>
-        <w:t xml:space="preserve">inear regressions were fit </w:t>
-      </w:r>
-      <w:r>
-        <w:rPr>
+        <w:t xml:space="preserve">the per capita </w:t>
+      </w:r>
+      <w:r>
+        <w:rPr>
+          <w:rFonts w:cs="Arial"/>
           <w:lang w:val="en-CA"/>
         </w:rPr>
-        <w:t>t</w:t>
-      </w:r>
-      <w:r>
-        <w:rPr>
+        <w:t>production rate as a function of</w:t>
+      </w:r>
+      <w:r>
+        <w:rPr>
+          <w:rFonts w:cs="Arial"/>
           <w:lang w:val="en-CA"/>
         </w:rPr>
-        <w:t xml:space="preserve">o </w:t>
-      </w:r>
-      <w:r>
-        <w:rPr>
+        <w:t xml:space="preserve"> </w:t>
+      </w:r>
+      <w:r>
+        <w:rPr>
+          <w:rFonts w:cs="Arial"/>
           <w:lang w:val="en-CA"/>
         </w:rPr>
-        <w:t xml:space="preserve">data for biomass below the breakpoint, above the breakpoint, and across all biomass, for </w:t>
-      </w:r>
-      <w:r>
-        <w:rPr>
+        <w:t xml:space="preserve">biomass were conducted using the </w:t>
+      </w:r>
+      <w:r>
+        <w:rPr>
+          <w:rFonts w:cs="Arial"/>
           <w:lang w:val="en-CA"/>
         </w:rPr>
-        <w:t xml:space="preserve">each stock. Stocks with positive slopes before the breakpoint </w:t>
-      </w:r>
-      <w:r>
-        <w:rPr>
+        <w:t>segmented</w:t>
+      </w:r>
+      <w:r>
+        <w:rPr>
+          <w:rFonts w:cs="Arial"/>
           <w:lang w:val="en-CA"/>
         </w:rPr>
-        <w:t xml:space="preserve">(depensation zone) </w:t>
-      </w:r>
-      <w:r>
-        <w:rPr>
+        <w:t xml:space="preserve"> package</w:t>
+      </w:r>
+      <w:r>
+        <w:rPr>
+          <w:rFonts w:cs="Arial"/>
           <w:lang w:val="en-CA"/>
         </w:rPr>
-        <w:t xml:space="preserve">and negative slopes after the breakpoint </w:t>
-      </w:r>
-      <w:r>
-        <w:rPr>
+        <w:t xml:space="preserve"> (Fasola et al. 2018)</w:t>
+      </w:r>
+      <w:r>
+        <w:rPr>
+          <w:rFonts w:cs="Arial"/>
           <w:lang w:val="en-CA"/>
         </w:rPr>
-        <w:t xml:space="preserve">(compensation zone) </w:t>
-      </w:r>
-      <w:r>
-        <w:rPr>
+        <w:t xml:space="preserve"> in </w:t>
+      </w:r>
+      <w:r>
+        <w:rPr>
+          <w:rFonts w:cs="Arial"/>
           <w:lang w:val="en-CA"/>
         </w:rPr>
-        <w:t xml:space="preserve">were classified as stocks experiencing </w:t>
-      </w:r>
-      <w:proofErr w:type="spellStart"/>
-      <w:r>
-        <w:rPr>
+        <w:t xml:space="preserve">the </w:t>
+      </w:r>
+      <w:r>
+        <w:rPr>
+          <w:rFonts w:cs="Arial"/>
           <w:lang w:val="en-CA"/>
         </w:rPr>
-        <w:t>allee</w:t>
-      </w:r>
-      <w:proofErr w:type="spellEnd"/>
-      <w:r>
-        <w:rPr>
+        <w:t xml:space="preserve">R </w:t>
+      </w:r>
+      <w:r>
+        <w:rPr>
+          <w:rFonts w:cs="Arial"/>
           <w:lang w:val="en-CA"/>
         </w:rPr>
-        <w:t xml:space="preserve"> effects. For stocks where a linear regression model </w:t>
+        <w:t xml:space="preserve">statistical software. </w:t>
       </w:r>
       <w:r>
         <w:rPr>
           <w:lang w:val="en-CA"/>
         </w:rPr>
-        <w:t>had</w:t>
+        <w:t xml:space="preserve">The </w:t>
       </w:r>
       <w:r>
         <w:rPr>
           <w:lang w:val="en-CA"/>
         </w:rPr>
-        <w:t xml:space="preserve"> lower AIC than a segmented regression</w:t>
-      </w:r>
-      <w:r>
-        <w:rPr>
+        <w:t>estimated regression breakpoint (</w:t>
+      </w:r>
+      <w:r>
+        <w:rPr>
+          <w:rFonts w:cs="Arial"/>
           <w:lang w:val="en-CA"/>
         </w:rPr>
-        <w:t xml:space="preserve">, stocks where the slope was positive </w:t>
+        <w:t>Ψ</w:t>
       </w:r>
       <w:r>
         <w:rPr>
           <w:lang w:val="en-CA"/>
         </w:rPr>
-        <w:t xml:space="preserve">were classified as stocks experiencing </w:t>
-      </w:r>
-      <w:proofErr w:type="spellStart"/>
+        <w:t>)</w:t>
+      </w:r>
       <w:r>
         <w:rPr>
           <w:lang w:val="en-CA"/>
         </w:rPr>
-        <w:t>allee</w:t>
-      </w:r>
-      <w:proofErr w:type="spellEnd"/>
+        <w:t xml:space="preserve"> was</w:t>
+      </w:r>
       <w:r>
         <w:rPr>
           <w:lang w:val="en-CA"/>
         </w:rPr>
-        <w:t xml:space="preserve"> effects</w:t>
+        <w:t xml:space="preserve"> used as the Allee effect threshold value</w:t>
+      </w:r>
+      <w:r>
+        <w:rPr>
+          <w:lang w:val="en-CA"/>
+        </w:rPr>
+        <w:t xml:space="preserve"> for downstream analyses</w:t>
       </w:r>
       <w:r>
         <w:rPr>
@@ -5607,7 +5379,208 @@
         <w:rPr>
           <w:lang w:val="en-CA"/>
         </w:rPr>
+        <w:t>For each stocks, distinct l</w:t>
+      </w:r>
+      <w:r>
+        <w:rPr>
+          <w:lang w:val="en-CA"/>
+        </w:rPr>
+        <w:t xml:space="preserve">inear regressions were fit </w:t>
+      </w:r>
+      <w:r>
+        <w:rPr>
+          <w:lang w:val="en-CA"/>
+        </w:rPr>
+        <w:t>t</w:t>
+      </w:r>
+      <w:r>
+        <w:rPr>
+          <w:lang w:val="en-CA"/>
+        </w:rPr>
+        <w:t xml:space="preserve">o </w:t>
+      </w:r>
+      <w:r>
+        <w:rPr>
+          <w:lang w:val="en-CA"/>
+        </w:rPr>
+        <w:t xml:space="preserve">data for biomass below </w:t>
+      </w:r>
+      <w:r>
+        <w:rPr>
+          <w:rFonts w:cs="Arial"/>
+          <w:lang w:val="en-CA"/>
+        </w:rPr>
+        <w:t>Ψ</w:t>
+      </w:r>
+      <w:r>
+        <w:rPr>
+          <w:lang w:val="en-CA"/>
+        </w:rPr>
+        <w:t xml:space="preserve">, above </w:t>
+      </w:r>
+      <w:r>
+        <w:rPr>
+          <w:rFonts w:cs="Arial"/>
+          <w:lang w:val="en-CA"/>
+        </w:rPr>
+        <w:t>Ψ</w:t>
+      </w:r>
+      <w:r>
+        <w:rPr>
+          <w:lang w:val="en-CA"/>
+        </w:rPr>
+        <w:t>, and across all biomas</w:t>
+      </w:r>
+      <w:r>
+        <w:rPr>
+          <w:lang w:val="en-CA"/>
+        </w:rPr>
+        <w:t>s</w:t>
+      </w:r>
+      <w:r>
+        <w:rPr>
+          <w:lang w:val="en-CA"/>
+        </w:rPr>
+        <w:t xml:space="preserve">. Stocks with </w:t>
+      </w:r>
+      <w:r>
+        <w:rPr>
+          <w:lang w:val="en-CA"/>
+        </w:rPr>
+        <w:t xml:space="preserve">estimated </w:t>
+      </w:r>
+      <w:r>
+        <w:rPr>
+          <w:lang w:val="en-CA"/>
+        </w:rPr>
+        <w:t xml:space="preserve">positive slopes before the breakpoint </w:t>
+      </w:r>
+      <w:r>
+        <w:rPr>
+          <w:lang w:val="en-CA"/>
+        </w:rPr>
+        <w:t xml:space="preserve">(depensation zone) </w:t>
+      </w:r>
+      <w:r>
+        <w:rPr>
+          <w:lang w:val="en-CA"/>
+        </w:rPr>
+        <w:t xml:space="preserve">and negative slopes after the breakpoint </w:t>
+      </w:r>
+      <w:r>
+        <w:rPr>
+          <w:lang w:val="en-CA"/>
+        </w:rPr>
+        <w:t xml:space="preserve">(compensation zone) </w:t>
+      </w:r>
+      <w:r>
+        <w:rPr>
+          <w:lang w:val="en-CA"/>
+        </w:rPr>
+        <w:t xml:space="preserve">were classified as stocks </w:t>
+      </w:r>
+      <w:r>
+        <w:rPr>
+          <w:lang w:val="en-CA"/>
+        </w:rPr>
         <w:lastRenderedPageBreak/>
+        <w:t>experiencing allee effects. For stocks where a linear regression model</w:t>
+      </w:r>
+      <w:r>
+        <w:rPr>
+          <w:lang w:val="en-CA"/>
+        </w:rPr>
+        <w:t xml:space="preserve"> over all biomass</w:t>
+      </w:r>
+      <w:r>
+        <w:rPr>
+          <w:lang w:val="en-CA"/>
+        </w:rPr>
+        <w:t xml:space="preserve"> </w:t>
+      </w:r>
+      <w:r>
+        <w:rPr>
+          <w:lang w:val="en-CA"/>
+        </w:rPr>
+        <w:t>had</w:t>
+      </w:r>
+      <w:r>
+        <w:rPr>
+          <w:lang w:val="en-CA"/>
+        </w:rPr>
+        <w:t xml:space="preserve"> lower AIC than a segmented regression</w:t>
+      </w:r>
+      <w:r>
+        <w:rPr>
+          <w:lang w:val="en-CA"/>
+        </w:rPr>
+        <w:t xml:space="preserve">, stocks where the </w:t>
+      </w:r>
+      <w:r>
+        <w:rPr>
+          <w:lang w:val="en-CA"/>
+        </w:rPr>
+        <w:t xml:space="preserve">estimated </w:t>
+      </w:r>
+      <w:r>
+        <w:rPr>
+          <w:lang w:val="en-CA"/>
+        </w:rPr>
+        <w:t xml:space="preserve">slope was positive were classified as stocks experiencing allee effects. </w:t>
+      </w:r>
+    </w:p>
+    <w:p>
+      <w:pPr>
+        <w:pStyle w:val="BodyText"/>
+        <w:spacing w:line="276" w:lineRule="auto"/>
+        <w:rPr>
+          <w:lang w:val="en-CA"/>
+        </w:rPr>
+      </w:pPr>
+      <w:r>
+        <w:rPr>
+          <w:lang w:val="en-CA"/>
+        </w:rPr>
+        <w:t>For stocks classified as</w:t>
+      </w:r>
+      <w:r>
+        <w:rPr>
+          <w:lang w:val="en-CA"/>
+        </w:rPr>
+        <w:t xml:space="preserve"> experiencing allee effects</w:t>
+      </w:r>
+      <w:r>
+        <w:rPr>
+          <w:lang w:val="en-CA"/>
+        </w:rPr>
+        <w:t xml:space="preserve"> with both a depensation and a compensation zone, production rates between </w:t>
+      </w:r>
+      <w:r>
+        <w:rPr>
+          <w:rFonts w:cs="Arial"/>
+          <w:lang w:val="en-CA"/>
+        </w:rPr>
+        <w:t>Ψ</w:t>
+      </w:r>
+      <w:r>
+        <w:rPr>
+          <w:lang w:val="en-CA"/>
+        </w:rPr>
+        <w:t xml:space="preserve"> and the lowest observed biomass (hereafter expected compensatory production rates) were predicted using the linear regression from the compensation zone. This allowed to estimate the production rates for each stock if depensation at low biomass did not occur.</w:t>
+      </w:r>
+    </w:p>
+    <w:p>
+      <w:pPr>
+        <w:pStyle w:val="BodyText"/>
+        <w:spacing w:line="276" w:lineRule="auto"/>
+        <w:rPr>
+          <w:lang w:val="en-CA"/>
+        </w:rPr>
+      </w:pPr>
+      <w:r>
+        <w:rPr>
+          <w:lang w:val="en-CA"/>
+        </w:rPr>
         <w:t>For each stock, the s</w:t>
       </w:r>
       <w:r>
@@ -5840,7 +5813,31 @@
         <w:rPr>
           <w:rFonts w:eastAsiaTheme="minorEastAsia"/>
         </w:rPr>
-        <w:t xml:space="preserve">is the predicted production rate at minimum observed biomass from the extended compensation zone regression, </w:t>
+        <w:t xml:space="preserve">is the </w:t>
+      </w:r>
+      <w:r>
+        <w:rPr>
+          <w:rFonts w:eastAsiaTheme="minorEastAsia"/>
+        </w:rPr>
+        <w:t>expected compensatory</w:t>
+      </w:r>
+      <w:r>
+        <w:rPr>
+          <w:rFonts w:eastAsiaTheme="minorEastAsia"/>
+        </w:rPr>
+        <w:t xml:space="preserve"> production rate </w:t>
+      </w:r>
+      <w:r>
+        <w:rPr>
+          <w:rFonts w:eastAsiaTheme="minorEastAsia"/>
+        </w:rPr>
+        <w:t>at minimum observed biomass</w:t>
+      </w:r>
+      <w:r>
+        <w:rPr>
+          <w:rFonts w:eastAsiaTheme="minorEastAsia"/>
+        </w:rPr>
+        <w:t xml:space="preserve">, </w:t>
       </w:r>
       <m:oMath>
         <m:sSub>
@@ -5884,13 +5881,19 @@
         <w:rPr>
           <w:rFonts w:eastAsiaTheme="minorEastAsia"/>
         </w:rPr>
-        <w:t>is the predicted production rate at minimum observed biomass</w:t>
+        <w:t>is the predicted production rate at minimum observed biomass in the depensation zone</w:t>
       </w:r>
       <w:r>
         <w:rPr>
           <w:rFonts w:eastAsiaTheme="minorEastAsia"/>
         </w:rPr>
-        <w:t xml:space="preserve"> in the depensation zone. </w:t>
+        <w:t xml:space="preserve"> (Figure 1)</w:t>
+      </w:r>
+      <w:r>
+        <w:rPr>
+          <w:rFonts w:eastAsiaTheme="minorEastAsia"/>
+        </w:rPr>
+        <w:t xml:space="preserve">. </w:t>
       </w:r>
       <w:r>
         <w:rPr>
@@ -5944,10 +5947,8 @@
     </w:p>
     <w:p>
       <w:pPr>
+        <w:keepNext/>
         <w:jc w:val="center"/>
-        <w:rPr>
-          <w:highlight w:val="yellow"/>
-        </w:rPr>
       </w:pPr>
       <w:r>
         <w:rPr>
@@ -6007,6 +6008,337 @@
       <w:pPr>
         <w:pStyle w:val="BodyText"/>
         <w:spacing w:line="276" w:lineRule="auto"/>
+        <w:rPr>
+          <w:rFonts w:cs="Arial"/>
+          <w:lang w:val="en-CA"/>
+        </w:rPr>
+      </w:pPr>
+      <w:r>
+        <w:t xml:space="preserve">Figure </w:t>
+      </w:r>
+      <w:fldSimple w:instr=" SEQ Figure \* ARABIC ">
+        <w:r>
+          <w:rPr>
+            <w:noProof/>
+          </w:rPr>
+          <w:t>1</w:t>
+        </w:r>
+      </w:fldSimple>
+      <w:r>
+        <w:t xml:space="preserve"> : Conceptual representation of estimated quantities for stocks analyses. Biomass (x axis) is the stock biomass for all years, production rate (y axis) is the per capita surplus production for all years, </w:t>
+      </w:r>
+      <w:r>
+        <w:rPr>
+          <w:rFonts w:cs="Arial"/>
+          <w:lang w:val="en-CA"/>
+        </w:rPr>
+        <w:t>Ψ</w:t>
+      </w:r>
+      <w:r>
+        <w:rPr>
+          <w:rFonts w:cs="Arial"/>
+          <w:lang w:val="en-CA"/>
+        </w:rPr>
+        <w:t xml:space="preserve"> is the estimated breakpoint in the relationship between production rate and biomass, the red solid line is a linear regression line in the compensation zone (biomass &gt; </w:t>
+      </w:r>
+      <w:r>
+        <w:rPr>
+          <w:rFonts w:cs="Arial"/>
+          <w:lang w:val="en-CA"/>
+        </w:rPr>
+        <w:t>Ψ</w:t>
+      </w:r>
+      <w:r>
+        <w:rPr>
+          <w:rFonts w:cs="Arial"/>
+          <w:lang w:val="en-CA"/>
+        </w:rPr>
+        <w:t xml:space="preserve">), </w:t>
+      </w:r>
+      <w:r>
+        <w:rPr>
+          <w:rFonts w:cs="Arial"/>
+          <w:lang w:val="en-CA"/>
+        </w:rPr>
+        <w:t xml:space="preserve">the </w:t>
+      </w:r>
+      <w:r>
+        <w:rPr>
+          <w:rFonts w:cs="Arial"/>
+          <w:lang w:val="en-CA"/>
+        </w:rPr>
+        <w:t>blue</w:t>
+      </w:r>
+      <w:r>
+        <w:rPr>
+          <w:rFonts w:cs="Arial"/>
+          <w:lang w:val="en-CA"/>
+        </w:rPr>
+        <w:t xml:space="preserve"> solid line is a linear regression </w:t>
+      </w:r>
+      <w:r>
+        <w:rPr>
+          <w:rFonts w:cs="Arial"/>
+          <w:lang w:val="en-CA"/>
+        </w:rPr>
+        <w:t xml:space="preserve">line </w:t>
+      </w:r>
+      <w:r>
+        <w:rPr>
+          <w:rFonts w:cs="Arial"/>
+          <w:lang w:val="en-CA"/>
+        </w:rPr>
+        <w:t>in</w:t>
+      </w:r>
+      <w:r>
+        <w:rPr>
+          <w:rFonts w:cs="Arial"/>
+          <w:lang w:val="en-CA"/>
+        </w:rPr>
+        <w:t xml:space="preserve"> </w:t>
+      </w:r>
+      <w:r>
+        <w:rPr>
+          <w:rFonts w:cs="Arial"/>
+          <w:lang w:val="en-CA"/>
+        </w:rPr>
+        <w:t>t</w:t>
+      </w:r>
+      <w:r>
+        <w:rPr>
+          <w:rFonts w:cs="Arial"/>
+          <w:lang w:val="en-CA"/>
+        </w:rPr>
+        <w:t>he</w:t>
+      </w:r>
+      <w:r>
+        <w:rPr>
+          <w:rFonts w:cs="Arial"/>
+          <w:lang w:val="en-CA"/>
+        </w:rPr>
+        <w:t xml:space="preserve"> </w:t>
+      </w:r>
+      <w:r>
+        <w:rPr>
+          <w:rFonts w:cs="Arial"/>
+          <w:lang w:val="en-CA"/>
+        </w:rPr>
+        <w:t>de</w:t>
+      </w:r>
+      <w:r>
+        <w:rPr>
+          <w:rFonts w:cs="Arial"/>
+          <w:lang w:val="en-CA"/>
+        </w:rPr>
+        <w:t xml:space="preserve">pensation zone (biomass </w:t>
+      </w:r>
+      <w:r>
+        <w:rPr>
+          <w:rFonts w:cs="Arial"/>
+          <w:lang w:val="en-CA"/>
+        </w:rPr>
+        <w:t>&lt;</w:t>
+      </w:r>
+      <w:r>
+        <w:rPr>
+          <w:rFonts w:cs="Arial"/>
+          <w:lang w:val="en-CA"/>
+        </w:rPr>
+        <w:t xml:space="preserve"> Ψ), </w:t>
+      </w:r>
+      <w:r>
+        <w:rPr>
+          <w:rFonts w:cs="Arial"/>
+          <w:lang w:val="en-CA"/>
+        </w:rPr>
+        <w:t>the red dashed line is the</w:t>
+      </w:r>
+      <w:r>
+        <w:rPr>
+          <w:lang w:val="en-CA"/>
+        </w:rPr>
+        <w:t xml:space="preserve"> </w:t>
+      </w:r>
+      <w:r>
+        <w:rPr>
+          <w:lang w:val="en-CA"/>
+        </w:rPr>
+        <w:t>expected compensatory production rates</w:t>
+      </w:r>
+      <w:r>
+        <w:rPr>
+          <w:rFonts w:cs="Arial"/>
+          <w:lang w:val="en-CA"/>
+        </w:rPr>
+        <w:t xml:space="preserve"> at biomass &lt;</w:t>
+      </w:r>
+      <w:r>
+        <w:rPr>
+          <w:rFonts w:cs="Arial"/>
+          <w:lang w:val="en-CA"/>
+        </w:rPr>
+        <w:t xml:space="preserve"> Ψ</w:t>
+      </w:r>
+      <w:r>
+        <w:rPr>
+          <w:rFonts w:cs="Arial"/>
+          <w:lang w:val="en-CA"/>
+        </w:rPr>
+        <w:t>, pr</w:t>
+      </w:r>
+      <w:r>
+        <w:rPr>
+          <w:rFonts w:cs="Arial"/>
+          <w:vertAlign w:val="subscript"/>
+          <w:lang w:val="en-CA"/>
+        </w:rPr>
+        <w:t>c</w:t>
+      </w:r>
+      <w:r>
+        <w:rPr>
+          <w:rFonts w:cs="Arial"/>
+          <w:lang w:val="en-CA"/>
+        </w:rPr>
+        <w:t xml:space="preserve"> is the </w:t>
+      </w:r>
+      <w:r>
+        <w:rPr>
+          <w:lang w:val="en-CA"/>
+        </w:rPr>
+        <w:t>expected compensatory production rate</w:t>
+      </w:r>
+      <w:r>
+        <w:rPr>
+          <w:rFonts w:cs="Arial"/>
+          <w:lang w:val="en-CA"/>
+        </w:rPr>
+        <w:t xml:space="preserve"> at minimum biomass, pr</w:t>
+      </w:r>
+      <w:r>
+        <w:rPr>
+          <w:rFonts w:cs="Arial"/>
+          <w:vertAlign w:val="subscript"/>
+          <w:lang w:val="en-CA"/>
+        </w:rPr>
+        <w:t>d</w:t>
+      </w:r>
+      <w:r>
+        <w:rPr>
+          <w:rFonts w:cs="Arial"/>
+          <w:lang w:val="en-CA"/>
+        </w:rPr>
+        <w:t xml:space="preserve"> is the </w:t>
+      </w:r>
+      <w:r>
+        <w:rPr>
+          <w:lang w:val="en-CA"/>
+        </w:rPr>
+        <w:t>production rate</w:t>
+      </w:r>
+      <w:r>
+        <w:rPr>
+          <w:rFonts w:cs="Arial"/>
+          <w:lang w:val="en-CA"/>
+        </w:rPr>
+        <w:t xml:space="preserve"> at </w:t>
+      </w:r>
+      <w:r>
+        <w:rPr>
+          <w:rFonts w:cs="Arial"/>
+          <w:lang w:val="en-CA"/>
+        </w:rPr>
+        <w:lastRenderedPageBreak/>
+        <w:t>minimum biomass</w:t>
+      </w:r>
+      <w:r>
+        <w:rPr>
+          <w:rFonts w:cs="Arial"/>
+          <w:lang w:val="en-CA"/>
+        </w:rPr>
+        <w:t xml:space="preserve"> in the depensation zone</w:t>
+      </w:r>
+      <w:r>
+        <w:rPr>
+          <w:rFonts w:cs="Arial"/>
+          <w:lang w:val="en-CA"/>
+        </w:rPr>
+        <w:t>,</w:t>
+      </w:r>
+      <w:r>
+        <w:rPr>
+          <w:rFonts w:cs="Arial"/>
+          <w:lang w:val="en-CA"/>
+        </w:rPr>
+        <w:t xml:space="preserve"> the black vertical double arrow illustrates the distance between pr</w:t>
+      </w:r>
+      <w:r>
+        <w:rPr>
+          <w:rFonts w:cs="Arial"/>
+          <w:vertAlign w:val="subscript"/>
+          <w:lang w:val="en-CA"/>
+        </w:rPr>
+        <w:t>c</w:t>
+      </w:r>
+      <w:r>
+        <w:rPr>
+          <w:rFonts w:cs="Arial"/>
+          <w:lang w:val="en-CA"/>
+        </w:rPr>
+        <w:t xml:space="preserve"> and pr</w:t>
+      </w:r>
+      <w:r>
+        <w:rPr>
+          <w:rFonts w:cs="Arial"/>
+          <w:vertAlign w:val="subscript"/>
+          <w:lang w:val="en-CA"/>
+        </w:rPr>
+        <w:t>d</w:t>
+      </w:r>
+      <w:r>
+        <w:rPr>
+          <w:rFonts w:cs="Arial"/>
+          <w:lang w:val="en-CA"/>
+        </w:rPr>
+        <w:t>, A</w:t>
+      </w:r>
+      <w:r>
+        <w:rPr>
+          <w:rFonts w:cs="Arial"/>
+          <w:vertAlign w:val="subscript"/>
+          <w:lang w:val="en-CA"/>
+        </w:rPr>
+        <w:t>s</w:t>
+      </w:r>
+      <w:r>
+        <w:rPr>
+          <w:rFonts w:cs="Arial"/>
+          <w:lang w:val="en-CA"/>
+        </w:rPr>
+        <w:t xml:space="preserve"> is the Allee effect strength. </w:t>
+      </w:r>
+    </w:p>
+    <w:p>
+      <w:pPr>
+        <w:pStyle w:val="BodyText"/>
+        <w:spacing w:line="276" w:lineRule="auto"/>
+        <w:rPr>
+          <w:lang w:val="en-CA"/>
+        </w:rPr>
+      </w:pPr>
+    </w:p>
+    <w:p>
+      <w:pPr>
+        <w:pStyle w:val="Caption"/>
+        <w:jc w:val="center"/>
+        <w:rPr>
+          <w:highlight w:val="yellow"/>
+        </w:rPr>
+      </w:pPr>
+    </w:p>
+    <w:p>
+      <w:pPr>
+        <w:pStyle w:val="BodyText"/>
+        <w:spacing w:line="276" w:lineRule="auto"/>
       </w:pPr>
     </w:p>
     <w:p>
@@ -6014,7 +6346,6 @@
         <w:pStyle w:val="Heading1"/>
       </w:pPr>
       <w:r>
-        <w:lastRenderedPageBreak/>
         <w:t>Results</w:t>
       </w:r>
     </w:p>
@@ -6083,46 +6414,26 @@
       <w:r>
         <w:t xml:space="preserve">Figure </w:t>
       </w:r>
-      <w:r>
-        <w:fldChar w:fldCharType="begin"/>
-      </w:r>
-      <w:r>
-        <w:instrText xml:space="preserve"> SEQ Figure \* ARABIC </w:instrText>
-      </w:r>
-      <w:r>
-        <w:fldChar w:fldCharType="separate"/>
-      </w:r>
-      <w:r>
-        <w:rPr>
-          <w:noProof/>
-        </w:rPr>
-        <w:t>1</w:t>
-      </w:r>
-      <w:r>
-        <w:fldChar w:fldCharType="end"/>
-      </w:r>
+      <w:fldSimple w:instr=" SEQ Figure \* ARABIC ">
+        <w:r>
+          <w:rPr>
+            <w:noProof/>
+          </w:rPr>
+          <w:t>2</w:t>
+        </w:r>
+      </w:fldSimple>
       <w:r>
         <w:t xml:space="preserve">: biomass time series, blue points are above </w:t>
       </w:r>
       <w:r>
-        <w:t xml:space="preserve">a proxy </w:t>
-      </w:r>
-      <w:proofErr w:type="spellStart"/>
-      <w:r>
-        <w:t>lrp</w:t>
-      </w:r>
-      <w:proofErr w:type="spellEnd"/>
+        <w:t>a proxy lrp</w:t>
+      </w:r>
       <w:r>
         <w:t xml:space="preserve">, red points are below </w:t>
       </w:r>
       <w:r>
-        <w:t xml:space="preserve">a proxy </w:t>
-      </w:r>
-      <w:proofErr w:type="spellStart"/>
-      <w:r>
-        <w:t>lrp</w:t>
-      </w:r>
-      <w:proofErr w:type="spellEnd"/>
+        <w:t>a proxy lrp</w:t>
+      </w:r>
     </w:p>
     <w:p/>
     <w:p/>
@@ -6192,24 +6503,14 @@
       <w:r>
         <w:t xml:space="preserve">Figure </w:t>
       </w:r>
-      <w:r>
-        <w:fldChar w:fldCharType="begin"/>
-      </w:r>
-      <w:r>
-        <w:instrText xml:space="preserve"> SEQ Figure \* ARABIC </w:instrText>
-      </w:r>
-      <w:r>
-        <w:fldChar w:fldCharType="separate"/>
-      </w:r>
-      <w:r>
-        <w:rPr>
-          <w:noProof/>
-        </w:rPr>
-        <w:t>2</w:t>
-      </w:r>
-      <w:r>
-        <w:fldChar w:fldCharType="end"/>
-      </w:r>
+      <w:fldSimple w:instr=" SEQ Figure \* ARABIC ">
+        <w:r>
+          <w:rPr>
+            <w:noProof/>
+          </w:rPr>
+          <w:t>3</w:t>
+        </w:r>
+      </w:fldSimple>
       <w:r>
         <w:t xml:space="preserve">: production rate in function of biomass, solid lines are regression lines over the range of data, before or after </w:t>
       </w:r>
@@ -6286,35 +6587,16 @@
       <w:r>
         <w:t xml:space="preserve">Figure </w:t>
       </w:r>
-      <w:r>
-        <w:fldChar w:fldCharType="begin"/>
-      </w:r>
-      <w:r>
-        <w:instrText xml:space="preserve"> SEQ Figure \* ARABIC </w:instrText>
-      </w:r>
-      <w:r>
-        <w:fldChar w:fldCharType="separate"/>
-      </w:r>
-      <w:r>
-        <w:rPr>
-          <w:noProof/>
-        </w:rPr>
-        <w:t>3</w:t>
-      </w:r>
-      <w:r>
-        <w:fldChar w:fldCharType="end"/>
-      </w:r>
-      <w:r>
-        <w:t xml:space="preserve">: </w:t>
-      </w:r>
-      <w:r>
-        <w:t xml:space="preserve">production rate in function of biomass, </w:t>
-      </w:r>
-      <w:r>
-        <w:t xml:space="preserve">blue </w:t>
-      </w:r>
-      <w:r>
-        <w:t>solid lines are regression lines over the range of data</w:t>
+      <w:fldSimple w:instr=" SEQ Figure \* ARABIC ">
+        <w:r>
+          <w:rPr>
+            <w:noProof/>
+          </w:rPr>
+          <w:t>4</w:t>
+        </w:r>
+      </w:fldSimple>
+      <w:r>
+        <w:t>: production rate in function of biomass, blue solid lines are regression lines over the range of data</w:t>
       </w:r>
     </w:p>
     <w:p>
@@ -6531,31 +6813,7 @@
                 <w:szCs w:val="20"/>
                 <w14:ligatures w14:val="none"/>
               </w:rPr>
-              <w:t xml:space="preserve">fraction of </w:t>
-            </w:r>
-            <w:proofErr w:type="spellStart"/>
-            <w:r>
-              <w:rPr>
-                <w:rFonts w:ascii="Aptos Narrow" w:eastAsia="Times New Roman" w:hAnsi="Aptos Narrow" w:cs="Times New Roman"/>
-                <w:color w:val="000000"/>
-                <w:kern w:val="0"/>
-                <w:sz w:val="20"/>
-                <w:szCs w:val="20"/>
-                <w14:ligatures w14:val="none"/>
-              </w:rPr>
-              <w:t>lrp</w:t>
-            </w:r>
-            <w:proofErr w:type="spellEnd"/>
-            <w:r>
-              <w:rPr>
-                <w:rFonts w:ascii="Aptos Narrow" w:eastAsia="Times New Roman" w:hAnsi="Aptos Narrow" w:cs="Times New Roman"/>
-                <w:color w:val="000000"/>
-                <w:kern w:val="0"/>
-                <w:sz w:val="20"/>
-                <w:szCs w:val="20"/>
-                <w14:ligatures w14:val="none"/>
-              </w:rPr>
-              <w:t xml:space="preserve"> proxy, </w:t>
+              <w:t xml:space="preserve">fraction of lrp proxy, </w:t>
             </w:r>
             <w:r>
               <w:rPr>
@@ -8575,29 +8833,16 @@
                 <w14:ligatures w14:val="none"/>
               </w:rPr>
             </w:pPr>
-            <w:proofErr w:type="spellStart"/>
-            <w:r>
-              <w:rPr>
-                <w:rFonts w:ascii="Aptos Narrow" w:eastAsia="Times New Roman" w:hAnsi="Aptos Narrow" w:cs="Times New Roman"/>
-                <w:color w:val="000000"/>
-                <w:kern w:val="0"/>
-                <w:sz w:val="20"/>
-                <w:szCs w:val="20"/>
-                <w14:ligatures w14:val="none"/>
-              </w:rPr>
-              <w:t>CODIIIaW</w:t>
-            </w:r>
-            <w:proofErr w:type="spellEnd"/>
-            <w:r>
-              <w:rPr>
-                <w:rFonts w:ascii="Aptos Narrow" w:eastAsia="Times New Roman" w:hAnsi="Aptos Narrow" w:cs="Times New Roman"/>
-                <w:color w:val="000000"/>
-                <w:kern w:val="0"/>
-                <w:sz w:val="20"/>
-                <w:szCs w:val="20"/>
-                <w14:ligatures w14:val="none"/>
-              </w:rPr>
-              <w:t>-IV-VIId</w:t>
+            <w:r>
+              <w:rPr>
+                <w:rFonts w:ascii="Aptos Narrow" w:eastAsia="Times New Roman" w:hAnsi="Aptos Narrow" w:cs="Times New Roman"/>
+                <w:color w:val="000000"/>
+                <w:kern w:val="0"/>
+                <w:sz w:val="20"/>
+                <w:szCs w:val="20"/>
+                <w14:ligatures w14:val="none"/>
+              </w:rPr>
+              <w:t>CODIIIaW-IV-VIId</w:t>
             </w:r>
           </w:p>
         </w:tc>
@@ -9118,7 +9363,6 @@
                 <w14:ligatures w14:val="none"/>
               </w:rPr>
             </w:pPr>
-            <w:proofErr w:type="spellStart"/>
             <w:r>
               <w:rPr>
                 <w:rFonts w:ascii="Aptos Narrow" w:eastAsia="Times New Roman" w:hAnsi="Aptos Narrow" w:cs="Times New Roman"/>
@@ -9130,7 +9374,6 @@
               </w:rPr>
               <w:t>CODVIIek</w:t>
             </w:r>
-            <w:proofErr w:type="spellEnd"/>
           </w:p>
         </w:tc>
         <w:tc>
@@ -9650,7 +9893,6 @@
                 <w14:ligatures w14:val="none"/>
               </w:rPr>
             </w:pPr>
-            <w:proofErr w:type="spellStart"/>
             <w:r>
               <w:rPr>
                 <w:rFonts w:ascii="Aptos Narrow" w:eastAsia="Times New Roman" w:hAnsi="Aptos Narrow" w:cs="Times New Roman"/>
@@ -9662,7 +9904,6 @@
               </w:rPr>
               <w:t>CODVIa</w:t>
             </w:r>
-            <w:proofErr w:type="spellEnd"/>
           </w:p>
         </w:tc>
         <w:tc>
@@ -12280,34 +12521,10 @@
     </w:p>
     <w:p>
       <w:r>
-        <w:t xml:space="preserve">Stocks with negative As values, indicating no detectable Allee effect, showed mixed recovery outcomes. Several such stocks (e.g., CODBA2224, CODBA2532, </w:t>
-      </w:r>
-      <w:proofErr w:type="spellStart"/>
-      <w:r>
-        <w:t>CODVIIek</w:t>
-      </w:r>
-      <w:proofErr w:type="spellEnd"/>
-      <w:r>
-        <w:t xml:space="preserve">, </w:t>
-      </w:r>
-      <w:proofErr w:type="spellStart"/>
-      <w:r>
-        <w:t>CODVIa</w:t>
-      </w:r>
-      <w:proofErr w:type="spellEnd"/>
-      <w:r>
-        <w:t>, COD5Zjm, CODIS, and COD3NO) did not recover despite the absence of depensation, likely reflecting low production across their biomass range, including at their lowest observed biomass, and thus weak compensatory dynamics.</w:t>
-      </w:r>
-      <w:r>
-        <w:t xml:space="preserve"> It </w:t>
-      </w:r>
-      <w:proofErr w:type="spellStart"/>
-      <w:r>
-        <w:t>si</w:t>
-      </w:r>
-      <w:proofErr w:type="spellEnd"/>
-      <w:r>
-        <w:t xml:space="preserve"> possible that the time series for these stocks are from highly depleted states, masking a potential breakpoint in per capita production rates.</w:t>
+        <w:t>Stocks with negative As values, indicating no detectable Allee effect, showed mixed recovery outcomes. Several such stocks (e.g., CODBA2224, CODBA2532, CODVIIek, CODVIa, COD5Zjm, CODIS, and COD3NO) did not recover despite the absence of depensation, likely reflecting low production across their biomass range, including at their lowest observed biomass, and thus weak compensatory dynamics.</w:t>
+      </w:r>
+      <w:r>
+        <w:t xml:space="preserve"> It si possible that the time series for these stocks are from highly depleted states, masking a potential breakpoint in per capita production rates.</w:t>
       </w:r>
       <w:r>
         <w:t xml:space="preserve"> In contrast, COD1F-XIV recovered, emphasizing the importance of positive production at low biomass even when Allee effects are weak or absent.</w:t>
@@ -12360,13 +12577,7 @@
         <w:rPr>
           <w:highlight w:val="yellow"/>
         </w:rPr>
-        <w:t>T</w:t>
-      </w:r>
-      <w:r>
-        <w:rPr>
-          <w:highlight w:val="yellow"/>
-        </w:rPr>
-        <w:t>he biomass estimates used here are derived from population models in stock assessments and therefore depend on the underlying model assumptions.</w:t>
+        <w:t>The biomass estimates used here are derived from population models in stock assessments and therefore depend on the underlying model assumptions.</w:t>
       </w:r>
     </w:p>
     <w:p/>
@@ -12384,7 +12595,7 @@
 </file>
 
 <file path=word/endnotes.xml><?xml version="1.0" encoding="utf-8"?>
-<w:endnotes xmlns:wpc="http://schemas.microsoft.com/office/word/2010/wordprocessingCanvas" xmlns:cx="http://schemas.microsoft.com/office/drawing/2014/chartex" xmlns:cx1="http://schemas.microsoft.com/office/drawing/2015/9/8/chartex" xmlns:cx2="http://schemas.microsoft.com/office/drawing/2015/10/21/chartex" xmlns:cx3="http://schemas.microsoft.com/office/drawing/2016/5/9/chartex" xmlns:cx4="http://schemas.microsoft.com/office/drawing/2016/5/10/chartex" xmlns:cx5="http://schemas.microsoft.com/office/drawing/2016/5/11/chartex" xmlns:cx6="http://schemas.microsoft.com/office/drawing/2016/5/12/chartex" xmlns:cx7="http://schemas.microsoft.com/office/drawing/2016/5/13/chartex" xmlns:cx8="http://schemas.microsoft.com/office/drawing/2016/5/14/chartex" xmlns:mc="http://schemas.openxmlformats.org/markup-compatibility/2006" xmlns:aink="http://schemas.microsoft.com/office/drawing/2016/ink" xmlns:am3d="http://schemas.microsoft.com/office/drawing/2017/model3d" xmlns:o="urn:schemas-microsoft-com:office:office" xmlns:oel="http://schemas.microsoft.com/office/2019/extlst" xmlns:r="http://schemas.openxmlformats.org/officeDocument/2006/relationships" xmlns:m="http://schemas.openxmlformats.org/officeDocument/2006/math" xmlns:v="urn:schemas-microsoft-com:vml" xmlns:wp14="http://schemas.microsoft.com/office/word/2010/wordprocessingDrawing" xmlns:wp="http://schemas.openxmlformats.org/drawingml/2006/wordprocessingDrawing" xmlns:w10="urn:schemas-microsoft-com:office:word" xmlns:w="http://schemas.openxmlformats.org/wordprocessingml/2006/main" xmlns:w14="http://schemas.microsoft.com/office/word/2010/wordml" xmlns:w15="http://schemas.microsoft.com/office/word/2012/wordml" xmlns:w16cex="http://schemas.microsoft.com/office/word/2018/wordml/cex" xmlns:w16cid="http://schemas.microsoft.com/office/word/2016/wordml/cid" xmlns:w16="http://schemas.microsoft.com/office/word/2018/wordml" xmlns:w16du="http://schemas.microsoft.com/office/word/2023/wordml/word16du" xmlns:w16sdtdh="http://schemas.microsoft.com/office/word/2020/wordml/sdtdatahash" xmlns:w16sdtfl="http://schemas.microsoft.com/office/word/2024/wordml/sdtformatlock" xmlns:w16se="http://schemas.microsoft.com/office/word/2015/wordml/symex" xmlns:wpg="http://schemas.microsoft.com/office/word/2010/wordprocessingGroup" xmlns:wpi="http://schemas.microsoft.com/office/word/2010/wordprocessingInk" xmlns:wne="http://schemas.microsoft.com/office/word/2006/wordml" xmlns:wps="http://schemas.microsoft.com/office/word/2010/wordprocessingShape" mc:Ignorable="w14 w15 w16se w16cid w16 w16cex w16sdtdh w16sdtfl w16du wp14">
+<w:endnotes xmlns:wpc="http://schemas.microsoft.com/office/word/2010/wordprocessingCanvas" xmlns:mo="http://schemas.microsoft.com/office/mac/office/2008/main" xmlns:mc="http://schemas.openxmlformats.org/markup-compatibility/2006" xmlns:mv="urn:schemas-microsoft-com:mac:vml" xmlns:o="urn:schemas-microsoft-com:office:office" xmlns:r="http://schemas.openxmlformats.org/officeDocument/2006/relationships" xmlns:m="http://schemas.openxmlformats.org/officeDocument/2006/math" xmlns:v="urn:schemas-microsoft-com:vml" xmlns:wp14="http://schemas.microsoft.com/office/word/2010/wordprocessingDrawing" xmlns:wp="http://schemas.openxmlformats.org/drawingml/2006/wordprocessingDrawing" xmlns:w10="urn:schemas-microsoft-com:office:word" xmlns:w="http://schemas.openxmlformats.org/wordprocessingml/2006/main" xmlns:w14="http://schemas.microsoft.com/office/word/2010/wordml" xmlns:w15="http://schemas.microsoft.com/office/word/2012/wordml" xmlns:wpg="http://schemas.microsoft.com/office/word/2010/wordprocessingGroup" xmlns:wpi="http://schemas.microsoft.com/office/word/2010/wordprocessingInk" xmlns:wne="http://schemas.microsoft.com/office/word/2006/wordml" xmlns:wps="http://schemas.microsoft.com/office/word/2010/wordprocessingShape" mc:Ignorable="w14 w15 wp14">
   <w:endnote w:type="separator" w:id="-1">
     <w:p>
       <w:pPr>
@@ -12409,7 +12620,7 @@
 </file>
 
 <file path=word/footnotes.xml><?xml version="1.0" encoding="utf-8"?>
-<w:footnotes xmlns:wpc="http://schemas.microsoft.com/office/word/2010/wordprocessingCanvas" xmlns:cx="http://schemas.microsoft.com/office/drawing/2014/chartex" xmlns:cx1="http://schemas.microsoft.com/office/drawing/2015/9/8/chartex" xmlns:cx2="http://schemas.microsoft.com/office/drawing/2015/10/21/chartex" xmlns:cx3="http://schemas.microsoft.com/office/drawing/2016/5/9/chartex" xmlns:cx4="http://schemas.microsoft.com/office/drawing/2016/5/10/chartex" xmlns:cx5="http://schemas.microsoft.com/office/drawing/2016/5/11/chartex" xmlns:cx6="http://schemas.microsoft.com/office/drawing/2016/5/12/chartex" xmlns:cx7="http://schemas.microsoft.com/office/drawing/2016/5/13/chartex" xmlns:cx8="http://schemas.microsoft.com/office/drawing/2016/5/14/chartex" xmlns:mc="http://schemas.openxmlformats.org/markup-compatibility/2006" xmlns:aink="http://schemas.microsoft.com/office/drawing/2016/ink" xmlns:am3d="http://schemas.microsoft.com/office/drawing/2017/model3d" xmlns:o="urn:schemas-microsoft-com:office:office" xmlns:oel="http://schemas.microsoft.com/office/2019/extlst" xmlns:r="http://schemas.openxmlformats.org/officeDocument/2006/relationships" xmlns:m="http://schemas.openxmlformats.org/officeDocument/2006/math" xmlns:v="urn:schemas-microsoft-com:vml" xmlns:wp14="http://schemas.microsoft.com/office/word/2010/wordprocessingDrawing" xmlns:wp="http://schemas.openxmlformats.org/drawingml/2006/wordprocessingDrawing" xmlns:w10="urn:schemas-microsoft-com:office:word" xmlns:w="http://schemas.openxmlformats.org/wordprocessingml/2006/main" xmlns:w14="http://schemas.microsoft.com/office/word/2010/wordml" xmlns:w15="http://schemas.microsoft.com/office/word/2012/wordml" xmlns:w16cex="http://schemas.microsoft.com/office/word/2018/wordml/cex" xmlns:w16cid="http://schemas.microsoft.com/office/word/2016/wordml/cid" xmlns:w16="http://schemas.microsoft.com/office/word/2018/wordml" xmlns:w16du="http://schemas.microsoft.com/office/word/2023/wordml/word16du" xmlns:w16sdtdh="http://schemas.microsoft.com/office/word/2020/wordml/sdtdatahash" xmlns:w16sdtfl="http://schemas.microsoft.com/office/word/2024/wordml/sdtformatlock" xmlns:w16se="http://schemas.microsoft.com/office/word/2015/wordml/symex" xmlns:wpg="http://schemas.microsoft.com/office/word/2010/wordprocessingGroup" xmlns:wpi="http://schemas.microsoft.com/office/word/2010/wordprocessingInk" xmlns:wne="http://schemas.microsoft.com/office/word/2006/wordml" xmlns:wps="http://schemas.microsoft.com/office/word/2010/wordprocessingShape" mc:Ignorable="w14 w15 w16se w16cid w16 w16cex w16sdtdh w16sdtfl w16du wp14">
+<w:footnotes xmlns:wpc="http://schemas.microsoft.com/office/word/2010/wordprocessingCanvas" xmlns:mo="http://schemas.microsoft.com/office/mac/office/2008/main" xmlns:mc="http://schemas.openxmlformats.org/markup-compatibility/2006" xmlns:mv="urn:schemas-microsoft-com:mac:vml" xmlns:o="urn:schemas-microsoft-com:office:office" xmlns:r="http://schemas.openxmlformats.org/officeDocument/2006/relationships" xmlns:m="http://schemas.openxmlformats.org/officeDocument/2006/math" xmlns:v="urn:schemas-microsoft-com:vml" xmlns:wp14="http://schemas.microsoft.com/office/word/2010/wordprocessingDrawing" xmlns:wp="http://schemas.openxmlformats.org/drawingml/2006/wordprocessingDrawing" xmlns:w10="urn:schemas-microsoft-com:office:word" xmlns:w="http://schemas.openxmlformats.org/wordprocessingml/2006/main" xmlns:w14="http://schemas.microsoft.com/office/word/2010/wordml" xmlns:w15="http://schemas.microsoft.com/office/word/2012/wordml" xmlns:wpg="http://schemas.microsoft.com/office/word/2010/wordprocessingGroup" xmlns:wpi="http://schemas.microsoft.com/office/word/2010/wordprocessingInk" xmlns:wne="http://schemas.microsoft.com/office/word/2006/wordml" xmlns:wps="http://schemas.microsoft.com/office/word/2010/wordprocessingShape" mc:Ignorable="w14 w15 wp14">
   <w:footnote w:type="separator" w:id="-1">
     <w:p>
       <w:pPr>
@@ -12434,7 +12645,7 @@
 </file>
 
 <file path=word/header1.xml><?xml version="1.0" encoding="utf-8"?>
-<w:hdr xmlns:wpc="http://schemas.microsoft.com/office/word/2010/wordprocessingCanvas" xmlns:cx="http://schemas.microsoft.com/office/drawing/2014/chartex" xmlns:cx1="http://schemas.microsoft.com/office/drawing/2015/9/8/chartex" xmlns:cx2="http://schemas.microsoft.com/office/drawing/2015/10/21/chartex" xmlns:cx3="http://schemas.microsoft.com/office/drawing/2016/5/9/chartex" xmlns:cx4="http://schemas.microsoft.com/office/drawing/2016/5/10/chartex" xmlns:cx5="http://schemas.microsoft.com/office/drawing/2016/5/11/chartex" xmlns:cx6="http://schemas.microsoft.com/office/drawing/2016/5/12/chartex" xmlns:cx7="http://schemas.microsoft.com/office/drawing/2016/5/13/chartex" xmlns:cx8="http://schemas.microsoft.com/office/drawing/2016/5/14/chartex" xmlns:mc="http://schemas.openxmlformats.org/markup-compatibility/2006" xmlns:aink="http://schemas.microsoft.com/office/drawing/2016/ink" xmlns:am3d="http://schemas.microsoft.com/office/drawing/2017/model3d" xmlns:o="urn:schemas-microsoft-com:office:office" xmlns:oel="http://schemas.microsoft.com/office/2019/extlst" xmlns:r="http://schemas.openxmlformats.org/officeDocument/2006/relationships" xmlns:m="http://schemas.openxmlformats.org/officeDocument/2006/math" xmlns:v="urn:schemas-microsoft-com:vml" xmlns:wp14="http://schemas.microsoft.com/office/word/2010/wordprocessingDrawing" xmlns:wp="http://schemas.openxmlformats.org/drawingml/2006/wordprocessingDrawing" xmlns:w10="urn:schemas-microsoft-com:office:word" xmlns:w="http://schemas.openxmlformats.org/wordprocessingml/2006/main" xmlns:w14="http://schemas.microsoft.com/office/word/2010/wordml" xmlns:w15="http://schemas.microsoft.com/office/word/2012/wordml" xmlns:w16cex="http://schemas.microsoft.com/office/word/2018/wordml/cex" xmlns:w16cid="http://schemas.microsoft.com/office/word/2016/wordml/cid" xmlns:w16="http://schemas.microsoft.com/office/word/2018/wordml" xmlns:w16du="http://schemas.microsoft.com/office/word/2023/wordml/word16du" xmlns:w16sdtdh="http://schemas.microsoft.com/office/word/2020/wordml/sdtdatahash" xmlns:w16sdtfl="http://schemas.microsoft.com/office/word/2024/wordml/sdtformatlock" xmlns:w16se="http://schemas.microsoft.com/office/word/2015/wordml/symex" xmlns:wpg="http://schemas.microsoft.com/office/word/2010/wordprocessingGroup" xmlns:wpi="http://schemas.microsoft.com/office/word/2010/wordprocessingInk" xmlns:wne="http://schemas.microsoft.com/office/word/2006/wordml" xmlns:wps="http://schemas.microsoft.com/office/word/2010/wordprocessingShape" mc:Ignorable="w14 w15 w16se w16cid w16 w16cex w16sdtdh w16sdtfl w16du wp14">
+<w:hdr xmlns:wpc="http://schemas.microsoft.com/office/word/2010/wordprocessingCanvas" xmlns:mo="http://schemas.microsoft.com/office/mac/office/2008/main" xmlns:mc="http://schemas.openxmlformats.org/markup-compatibility/2006" xmlns:mv="urn:schemas-microsoft-com:mac:vml" xmlns:o="urn:schemas-microsoft-com:office:office" xmlns:r="http://schemas.openxmlformats.org/officeDocument/2006/relationships" xmlns:m="http://schemas.openxmlformats.org/officeDocument/2006/math" xmlns:v="urn:schemas-microsoft-com:vml" xmlns:wp14="http://schemas.microsoft.com/office/word/2010/wordprocessingDrawing" xmlns:wp="http://schemas.openxmlformats.org/drawingml/2006/wordprocessingDrawing" xmlns:w10="urn:schemas-microsoft-com:office:word" xmlns:w="http://schemas.openxmlformats.org/wordprocessingml/2006/main" xmlns:w14="http://schemas.microsoft.com/office/word/2010/wordml" xmlns:w15="http://schemas.microsoft.com/office/word/2012/wordml" xmlns:wpg="http://schemas.microsoft.com/office/word/2010/wordprocessingGroup" xmlns:wpi="http://schemas.microsoft.com/office/word/2010/wordprocessingInk" xmlns:wne="http://schemas.microsoft.com/office/word/2006/wordml" xmlns:wps="http://schemas.microsoft.com/office/word/2010/wordprocessingShape" mc:Ignorable="w14 w15 wp14">
   <w:p>
     <w:pPr>
       <w:pStyle w:val="Header"/>
@@ -12460,7 +12671,7 @@
               <wp:docPr id="1325185859" name="Text Box 2" descr="Unclassified - Non-Classifié">
                 <a:extLst xmlns:a="http://schemas.openxmlformats.org/drawingml/2006/main">
                   <a:ext uri="{5AE41FA2-C0FF-4470-9BD4-5FADCA87CBE2}">
-                    <aclsh:classification xmlns:aclsh="http://schemas.microsoft.com/office/drawing/2020/classificationShape" classificationOutcomeType="hdr"/>
+                    <aclsh:classification xmlns:aclsh="http://schemas.microsoft.com/office/drawing/2020/classificationShape" xmlns:w16se="http://schemas.microsoft.com/office/word/2015/wordml/symex" xmlns:w16sdtfl="http://schemas.microsoft.com/office/word/2024/wordml/sdtformatlock" xmlns:w16sdtdh="http://schemas.microsoft.com/office/word/2020/wordml/sdtdatahash" xmlns:w16du="http://schemas.microsoft.com/office/word/2023/wordml/word16du" xmlns:w16="http://schemas.microsoft.com/office/word/2018/wordml" xmlns:w16cid="http://schemas.microsoft.com/office/word/2016/wordml/cid" xmlns:w16cex="http://schemas.microsoft.com/office/word/2018/wordml/cex" xmlns:w="http://schemas.openxmlformats.org/wordprocessingml/2006/main" xmlns:w10="urn:schemas-microsoft-com:office:word" xmlns:v="urn:schemas-microsoft-com:vml" xmlns:oel="http://schemas.microsoft.com/office/2019/extlst" xmlns:o="urn:schemas-microsoft-com:office:office" xmlns:am3d="http://schemas.microsoft.com/office/drawing/2017/model3d" xmlns:aink="http://schemas.microsoft.com/office/drawing/2016/ink" xmlns:cx8="http://schemas.microsoft.com/office/drawing/2016/5/14/chartex" xmlns:cx7="http://schemas.microsoft.com/office/drawing/2016/5/13/chartex" xmlns:cx6="http://schemas.microsoft.com/office/drawing/2016/5/12/chartex" xmlns:cx5="http://schemas.microsoft.com/office/drawing/2016/5/11/chartex" xmlns:cx4="http://schemas.microsoft.com/office/drawing/2016/5/10/chartex" xmlns:cx3="http://schemas.microsoft.com/office/drawing/2016/5/9/chartex" xmlns:cx2="http://schemas.microsoft.com/office/drawing/2015/10/21/chartex" xmlns:cx1="http://schemas.microsoft.com/office/drawing/2015/9/8/chartex" xmlns:cx="http://schemas.microsoft.com/office/drawing/2014/chartex" xmlns="" classificationOutcomeType="hdr"/>
                   </a:ext>
                 </a:extLst>
               </wp:docPr>
@@ -12516,7 +12727,7 @@
             </wp:anchor>
           </w:drawing>
         </mc:Choice>
-        <mc:Fallback>
+        <mc:Fallback xmlns:w16se="http://schemas.microsoft.com/office/word/2015/wordml/symex" xmlns:w16sdtfl="http://schemas.microsoft.com/office/word/2024/wordml/sdtformatlock" xmlns:w16sdtdh="http://schemas.microsoft.com/office/word/2020/wordml/sdtdatahash" xmlns:w16du="http://schemas.microsoft.com/office/word/2023/wordml/word16du" xmlns:w16="http://schemas.microsoft.com/office/word/2018/wordml" xmlns:w16cid="http://schemas.microsoft.com/office/word/2016/wordml/cid" xmlns:w16cex="http://schemas.microsoft.com/office/word/2018/wordml/cex" xmlns:oel="http://schemas.microsoft.com/office/2019/extlst" xmlns:am3d="http://schemas.microsoft.com/office/drawing/2017/model3d" xmlns:aink="http://schemas.microsoft.com/office/drawing/2016/ink" xmlns:cx8="http://schemas.microsoft.com/office/drawing/2016/5/14/chartex" xmlns:cx7="http://schemas.microsoft.com/office/drawing/2016/5/13/chartex" xmlns:cx6="http://schemas.microsoft.com/office/drawing/2016/5/12/chartex" xmlns:cx5="http://schemas.microsoft.com/office/drawing/2016/5/11/chartex" xmlns:cx4="http://schemas.microsoft.com/office/drawing/2016/5/10/chartex" xmlns:cx3="http://schemas.microsoft.com/office/drawing/2016/5/9/chartex" xmlns:cx2="http://schemas.microsoft.com/office/drawing/2015/10/21/chartex" xmlns:cx1="http://schemas.microsoft.com/office/drawing/2015/9/8/chartex" xmlns:cx="http://schemas.microsoft.com/office/drawing/2014/chartex">
           <w:pict>
             <v:shapetype w14:anchorId="06EF4786" id="_x0000_t202" coordsize="21600,21600" o:spt="202" path="m,l,21600r21600,l21600,xe">
               <v:stroke joinstyle="miter"/>
@@ -12556,7 +12767,7 @@
 </file>
 
 <file path=word/header2.xml><?xml version="1.0" encoding="utf-8"?>
-<w:hdr xmlns:wpc="http://schemas.microsoft.com/office/word/2010/wordprocessingCanvas" xmlns:cx="http://schemas.microsoft.com/office/drawing/2014/chartex" xmlns:cx1="http://schemas.microsoft.com/office/drawing/2015/9/8/chartex" xmlns:cx2="http://schemas.microsoft.com/office/drawing/2015/10/21/chartex" xmlns:cx3="http://schemas.microsoft.com/office/drawing/2016/5/9/chartex" xmlns:cx4="http://schemas.microsoft.com/office/drawing/2016/5/10/chartex" xmlns:cx5="http://schemas.microsoft.com/office/drawing/2016/5/11/chartex" xmlns:cx6="http://schemas.microsoft.com/office/drawing/2016/5/12/chartex" xmlns:cx7="http://schemas.microsoft.com/office/drawing/2016/5/13/chartex" xmlns:cx8="http://schemas.microsoft.com/office/drawing/2016/5/14/chartex" xmlns:mc="http://schemas.openxmlformats.org/markup-compatibility/2006" xmlns:aink="http://schemas.microsoft.com/office/drawing/2016/ink" xmlns:am3d="http://schemas.microsoft.com/office/drawing/2017/model3d" xmlns:o="urn:schemas-microsoft-com:office:office" xmlns:oel="http://schemas.microsoft.com/office/2019/extlst" xmlns:r="http://schemas.openxmlformats.org/officeDocument/2006/relationships" xmlns:m="http://schemas.openxmlformats.org/officeDocument/2006/math" xmlns:v="urn:schemas-microsoft-com:vml" xmlns:wp14="http://schemas.microsoft.com/office/word/2010/wordprocessingDrawing" xmlns:wp="http://schemas.openxmlformats.org/drawingml/2006/wordprocessingDrawing" xmlns:w10="urn:schemas-microsoft-com:office:word" xmlns:w="http://schemas.openxmlformats.org/wordprocessingml/2006/main" xmlns:w14="http://schemas.microsoft.com/office/word/2010/wordml" xmlns:w15="http://schemas.microsoft.com/office/word/2012/wordml" xmlns:w16cex="http://schemas.microsoft.com/office/word/2018/wordml/cex" xmlns:w16cid="http://schemas.microsoft.com/office/word/2016/wordml/cid" xmlns:w16="http://schemas.microsoft.com/office/word/2018/wordml" xmlns:w16du="http://schemas.microsoft.com/office/word/2023/wordml/word16du" xmlns:w16sdtdh="http://schemas.microsoft.com/office/word/2020/wordml/sdtdatahash" xmlns:w16sdtfl="http://schemas.microsoft.com/office/word/2024/wordml/sdtformatlock" xmlns:w16se="http://schemas.microsoft.com/office/word/2015/wordml/symex" xmlns:wpg="http://schemas.microsoft.com/office/word/2010/wordprocessingGroup" xmlns:wpi="http://schemas.microsoft.com/office/word/2010/wordprocessingInk" xmlns:wne="http://schemas.microsoft.com/office/word/2006/wordml" xmlns:wps="http://schemas.microsoft.com/office/word/2010/wordprocessingShape" mc:Ignorable="w14 w15 w16se w16cid w16 w16cex w16sdtdh w16sdtfl w16du wp14">
+<w:hdr xmlns:wpc="http://schemas.microsoft.com/office/word/2010/wordprocessingCanvas" xmlns:mo="http://schemas.microsoft.com/office/mac/office/2008/main" xmlns:mc="http://schemas.openxmlformats.org/markup-compatibility/2006" xmlns:mv="urn:schemas-microsoft-com:mac:vml" xmlns:o="urn:schemas-microsoft-com:office:office" xmlns:r="http://schemas.openxmlformats.org/officeDocument/2006/relationships" xmlns:m="http://schemas.openxmlformats.org/officeDocument/2006/math" xmlns:v="urn:schemas-microsoft-com:vml" xmlns:wp14="http://schemas.microsoft.com/office/word/2010/wordprocessingDrawing" xmlns:wp="http://schemas.openxmlformats.org/drawingml/2006/wordprocessingDrawing" xmlns:w10="urn:schemas-microsoft-com:office:word" xmlns:w="http://schemas.openxmlformats.org/wordprocessingml/2006/main" xmlns:w14="http://schemas.microsoft.com/office/word/2010/wordml" xmlns:w15="http://schemas.microsoft.com/office/word/2012/wordml" xmlns:wpg="http://schemas.microsoft.com/office/word/2010/wordprocessingGroup" xmlns:wpi="http://schemas.microsoft.com/office/word/2010/wordprocessingInk" xmlns:wne="http://schemas.microsoft.com/office/word/2006/wordml" xmlns:wps="http://schemas.microsoft.com/office/word/2010/wordprocessingShape" mc:Ignorable="w14 w15 wp14">
   <w:p>
     <w:pPr>
       <w:pStyle w:val="Header"/>
@@ -12582,7 +12793,7 @@
               <wp:docPr id="1770544772" name="Text Box 3" descr="Unclassified - Non-Classifié">
                 <a:extLst xmlns:a="http://schemas.openxmlformats.org/drawingml/2006/main">
                   <a:ext uri="{5AE41FA2-C0FF-4470-9BD4-5FADCA87CBE2}">
-                    <aclsh:classification xmlns:aclsh="http://schemas.microsoft.com/office/drawing/2020/classificationShape" classificationOutcomeType="hdr"/>
+                    <aclsh:classification xmlns:aclsh="http://schemas.microsoft.com/office/drawing/2020/classificationShape" xmlns:w16se="http://schemas.microsoft.com/office/word/2015/wordml/symex" xmlns:w16sdtfl="http://schemas.microsoft.com/office/word/2024/wordml/sdtformatlock" xmlns:w16sdtdh="http://schemas.microsoft.com/office/word/2020/wordml/sdtdatahash" xmlns:w16du="http://schemas.microsoft.com/office/word/2023/wordml/word16du" xmlns:w16="http://schemas.microsoft.com/office/word/2018/wordml" xmlns:w16cid="http://schemas.microsoft.com/office/word/2016/wordml/cid" xmlns:w16cex="http://schemas.microsoft.com/office/word/2018/wordml/cex" xmlns:w="http://schemas.openxmlformats.org/wordprocessingml/2006/main" xmlns:w10="urn:schemas-microsoft-com:office:word" xmlns:v="urn:schemas-microsoft-com:vml" xmlns:oel="http://schemas.microsoft.com/office/2019/extlst" xmlns:o="urn:schemas-microsoft-com:office:office" xmlns:am3d="http://schemas.microsoft.com/office/drawing/2017/model3d" xmlns:aink="http://schemas.microsoft.com/office/drawing/2016/ink" xmlns:cx8="http://schemas.microsoft.com/office/drawing/2016/5/14/chartex" xmlns:cx7="http://schemas.microsoft.com/office/drawing/2016/5/13/chartex" xmlns:cx6="http://schemas.microsoft.com/office/drawing/2016/5/12/chartex" xmlns:cx5="http://schemas.microsoft.com/office/drawing/2016/5/11/chartex" xmlns:cx4="http://schemas.microsoft.com/office/drawing/2016/5/10/chartex" xmlns:cx3="http://schemas.microsoft.com/office/drawing/2016/5/9/chartex" xmlns:cx2="http://schemas.microsoft.com/office/drawing/2015/10/21/chartex" xmlns:cx1="http://schemas.microsoft.com/office/drawing/2015/9/8/chartex" xmlns:cx="http://schemas.microsoft.com/office/drawing/2014/chartex" xmlns="" classificationOutcomeType="hdr"/>
                   </a:ext>
                 </a:extLst>
               </wp:docPr>
@@ -12638,7 +12849,7 @@
             </wp:anchor>
           </w:drawing>
         </mc:Choice>
-        <mc:Fallback>
+        <mc:Fallback xmlns:w16se="http://schemas.microsoft.com/office/word/2015/wordml/symex" xmlns:w16sdtfl="http://schemas.microsoft.com/office/word/2024/wordml/sdtformatlock" xmlns:w16sdtdh="http://schemas.microsoft.com/office/word/2020/wordml/sdtdatahash" xmlns:w16du="http://schemas.microsoft.com/office/word/2023/wordml/word16du" xmlns:w16="http://schemas.microsoft.com/office/word/2018/wordml" xmlns:w16cid="http://schemas.microsoft.com/office/word/2016/wordml/cid" xmlns:w16cex="http://schemas.microsoft.com/office/word/2018/wordml/cex" xmlns:oel="http://schemas.microsoft.com/office/2019/extlst" xmlns:am3d="http://schemas.microsoft.com/office/drawing/2017/model3d" xmlns:aink="http://schemas.microsoft.com/office/drawing/2016/ink" xmlns:cx8="http://schemas.microsoft.com/office/drawing/2016/5/14/chartex" xmlns:cx7="http://schemas.microsoft.com/office/drawing/2016/5/13/chartex" xmlns:cx6="http://schemas.microsoft.com/office/drawing/2016/5/12/chartex" xmlns:cx5="http://schemas.microsoft.com/office/drawing/2016/5/11/chartex" xmlns:cx4="http://schemas.microsoft.com/office/drawing/2016/5/10/chartex" xmlns:cx3="http://schemas.microsoft.com/office/drawing/2016/5/9/chartex" xmlns:cx2="http://schemas.microsoft.com/office/drawing/2015/10/21/chartex" xmlns:cx1="http://schemas.microsoft.com/office/drawing/2015/9/8/chartex" xmlns:cx="http://schemas.microsoft.com/office/drawing/2014/chartex">
           <w:pict>
             <v:shapetype w14:anchorId="581DE010" id="_x0000_t202" coordsize="21600,21600" o:spt="202" path="m,l,21600r21600,l21600,xe">
               <v:stroke joinstyle="miter"/>
@@ -12678,7 +12889,7 @@
 </file>
 
 <file path=word/header3.xml><?xml version="1.0" encoding="utf-8"?>
-<w:hdr xmlns:wpc="http://schemas.microsoft.com/office/word/2010/wordprocessingCanvas" xmlns:cx="http://schemas.microsoft.com/office/drawing/2014/chartex" xmlns:cx1="http://schemas.microsoft.com/office/drawing/2015/9/8/chartex" xmlns:cx2="http://schemas.microsoft.com/office/drawing/2015/10/21/chartex" xmlns:cx3="http://schemas.microsoft.com/office/drawing/2016/5/9/chartex" xmlns:cx4="http://schemas.microsoft.com/office/drawing/2016/5/10/chartex" xmlns:cx5="http://schemas.microsoft.com/office/drawing/2016/5/11/chartex" xmlns:cx6="http://schemas.microsoft.com/office/drawing/2016/5/12/chartex" xmlns:cx7="http://schemas.microsoft.com/office/drawing/2016/5/13/chartex" xmlns:cx8="http://schemas.microsoft.com/office/drawing/2016/5/14/chartex" xmlns:mc="http://schemas.openxmlformats.org/markup-compatibility/2006" xmlns:aink="http://schemas.microsoft.com/office/drawing/2016/ink" xmlns:am3d="http://schemas.microsoft.com/office/drawing/2017/model3d" xmlns:o="urn:schemas-microsoft-com:office:office" xmlns:oel="http://schemas.microsoft.com/office/2019/extlst" xmlns:r="http://schemas.openxmlformats.org/officeDocument/2006/relationships" xmlns:m="http://schemas.openxmlformats.org/officeDocument/2006/math" xmlns:v="urn:schemas-microsoft-com:vml" xmlns:wp14="http://schemas.microsoft.com/office/word/2010/wordprocessingDrawing" xmlns:wp="http://schemas.openxmlformats.org/drawingml/2006/wordprocessingDrawing" xmlns:w10="urn:schemas-microsoft-com:office:word" xmlns:w="http://schemas.openxmlformats.org/wordprocessingml/2006/main" xmlns:w14="http://schemas.microsoft.com/office/word/2010/wordml" xmlns:w15="http://schemas.microsoft.com/office/word/2012/wordml" xmlns:w16cex="http://schemas.microsoft.com/office/word/2018/wordml/cex" xmlns:w16cid="http://schemas.microsoft.com/office/word/2016/wordml/cid" xmlns:w16="http://schemas.microsoft.com/office/word/2018/wordml" xmlns:w16du="http://schemas.microsoft.com/office/word/2023/wordml/word16du" xmlns:w16sdtdh="http://schemas.microsoft.com/office/word/2020/wordml/sdtdatahash" xmlns:w16sdtfl="http://schemas.microsoft.com/office/word/2024/wordml/sdtformatlock" xmlns:w16se="http://schemas.microsoft.com/office/word/2015/wordml/symex" xmlns:wpg="http://schemas.microsoft.com/office/word/2010/wordprocessingGroup" xmlns:wpi="http://schemas.microsoft.com/office/word/2010/wordprocessingInk" xmlns:wne="http://schemas.microsoft.com/office/word/2006/wordml" xmlns:wps="http://schemas.microsoft.com/office/word/2010/wordprocessingShape" mc:Ignorable="w14 w15 w16se w16cid w16 w16cex w16sdtdh w16sdtfl w16du wp14">
+<w:hdr xmlns:wpc="http://schemas.microsoft.com/office/word/2010/wordprocessingCanvas" xmlns:mo="http://schemas.microsoft.com/office/mac/office/2008/main" xmlns:mc="http://schemas.openxmlformats.org/markup-compatibility/2006" xmlns:mv="urn:schemas-microsoft-com:mac:vml" xmlns:o="urn:schemas-microsoft-com:office:office" xmlns:r="http://schemas.openxmlformats.org/officeDocument/2006/relationships" xmlns:m="http://schemas.openxmlformats.org/officeDocument/2006/math" xmlns:v="urn:schemas-microsoft-com:vml" xmlns:wp14="http://schemas.microsoft.com/office/word/2010/wordprocessingDrawing" xmlns:wp="http://schemas.openxmlformats.org/drawingml/2006/wordprocessingDrawing" xmlns:w10="urn:schemas-microsoft-com:office:word" xmlns:w="http://schemas.openxmlformats.org/wordprocessingml/2006/main" xmlns:w14="http://schemas.microsoft.com/office/word/2010/wordml" xmlns:w15="http://schemas.microsoft.com/office/word/2012/wordml" xmlns:wpg="http://schemas.microsoft.com/office/word/2010/wordprocessingGroup" xmlns:wpi="http://schemas.microsoft.com/office/word/2010/wordprocessingInk" xmlns:wne="http://schemas.microsoft.com/office/word/2006/wordml" xmlns:wps="http://schemas.microsoft.com/office/word/2010/wordprocessingShape" mc:Ignorable="w14 w15 wp14">
   <w:p>
     <w:pPr>
       <w:pStyle w:val="Header"/>
@@ -12704,7 +12915,7 @@
               <wp:docPr id="1356072050" name="Text Box 1" descr="Unclassified - Non-Classifié">
                 <a:extLst xmlns:a="http://schemas.openxmlformats.org/drawingml/2006/main">
                   <a:ext uri="{5AE41FA2-C0FF-4470-9BD4-5FADCA87CBE2}">
-                    <aclsh:classification xmlns:aclsh="http://schemas.microsoft.com/office/drawing/2020/classificationShape" classificationOutcomeType="hdr"/>
+                    <aclsh:classification xmlns:aclsh="http://schemas.microsoft.com/office/drawing/2020/classificationShape" xmlns:w16se="http://schemas.microsoft.com/office/word/2015/wordml/symex" xmlns:w16sdtfl="http://schemas.microsoft.com/office/word/2024/wordml/sdtformatlock" xmlns:w16sdtdh="http://schemas.microsoft.com/office/word/2020/wordml/sdtdatahash" xmlns:w16du="http://schemas.microsoft.com/office/word/2023/wordml/word16du" xmlns:w16="http://schemas.microsoft.com/office/word/2018/wordml" xmlns:w16cid="http://schemas.microsoft.com/office/word/2016/wordml/cid" xmlns:w16cex="http://schemas.microsoft.com/office/word/2018/wordml/cex" xmlns:w="http://schemas.openxmlformats.org/wordprocessingml/2006/main" xmlns:w10="urn:schemas-microsoft-com:office:word" xmlns:v="urn:schemas-microsoft-com:vml" xmlns:oel="http://schemas.microsoft.com/office/2019/extlst" xmlns:o="urn:schemas-microsoft-com:office:office" xmlns:am3d="http://schemas.microsoft.com/office/drawing/2017/model3d" xmlns:aink="http://schemas.microsoft.com/office/drawing/2016/ink" xmlns:cx8="http://schemas.microsoft.com/office/drawing/2016/5/14/chartex" xmlns:cx7="http://schemas.microsoft.com/office/drawing/2016/5/13/chartex" xmlns:cx6="http://schemas.microsoft.com/office/drawing/2016/5/12/chartex" xmlns:cx5="http://schemas.microsoft.com/office/drawing/2016/5/11/chartex" xmlns:cx4="http://schemas.microsoft.com/office/drawing/2016/5/10/chartex" xmlns:cx3="http://schemas.microsoft.com/office/drawing/2016/5/9/chartex" xmlns:cx2="http://schemas.microsoft.com/office/drawing/2015/10/21/chartex" xmlns:cx1="http://schemas.microsoft.com/office/drawing/2015/9/8/chartex" xmlns:cx="http://schemas.microsoft.com/office/drawing/2014/chartex" xmlns="" classificationOutcomeType="hdr"/>
                   </a:ext>
                 </a:extLst>
               </wp:docPr>
@@ -12760,7 +12971,7 @@
             </wp:anchor>
           </w:drawing>
         </mc:Choice>
-        <mc:Fallback>
+        <mc:Fallback xmlns:w16se="http://schemas.microsoft.com/office/word/2015/wordml/symex" xmlns:w16sdtfl="http://schemas.microsoft.com/office/word/2024/wordml/sdtformatlock" xmlns:w16sdtdh="http://schemas.microsoft.com/office/word/2020/wordml/sdtdatahash" xmlns:w16du="http://schemas.microsoft.com/office/word/2023/wordml/word16du" xmlns:w16="http://schemas.microsoft.com/office/word/2018/wordml" xmlns:w16cid="http://schemas.microsoft.com/office/word/2016/wordml/cid" xmlns:w16cex="http://schemas.microsoft.com/office/word/2018/wordml/cex" xmlns:oel="http://schemas.microsoft.com/office/2019/extlst" xmlns:am3d="http://schemas.microsoft.com/office/drawing/2017/model3d" xmlns:aink="http://schemas.microsoft.com/office/drawing/2016/ink" xmlns:cx8="http://schemas.microsoft.com/office/drawing/2016/5/14/chartex" xmlns:cx7="http://schemas.microsoft.com/office/drawing/2016/5/13/chartex" xmlns:cx6="http://schemas.microsoft.com/office/drawing/2016/5/12/chartex" xmlns:cx5="http://schemas.microsoft.com/office/drawing/2016/5/11/chartex" xmlns:cx4="http://schemas.microsoft.com/office/drawing/2016/5/10/chartex" xmlns:cx3="http://schemas.microsoft.com/office/drawing/2016/5/9/chartex" xmlns:cx2="http://schemas.microsoft.com/office/drawing/2015/10/21/chartex" xmlns:cx1="http://schemas.microsoft.com/office/drawing/2015/9/8/chartex" xmlns:cx="http://schemas.microsoft.com/office/drawing/2014/chartex">
           <w:pict>
             <v:shapetype w14:anchorId="1E4DA630" id="_x0000_t202" coordsize="21600,21600" o:spt="202" path="m,l,21600r21600,l21600,xe">
               <v:stroke joinstyle="miter"/>
@@ -12800,8 +13011,8 @@
 </file>
 
 <file path=word/numbering.xml><?xml version="1.0" encoding="utf-8"?>
-<w:numbering xmlns:wpc="http://schemas.microsoft.com/office/word/2010/wordprocessingCanvas" xmlns:cx="http://schemas.microsoft.com/office/drawing/2014/chartex" xmlns:cx1="http://schemas.microsoft.com/office/drawing/2015/9/8/chartex" xmlns:cx2="http://schemas.microsoft.com/office/drawing/2015/10/21/chartex" xmlns:cx3="http://schemas.microsoft.com/office/drawing/2016/5/9/chartex" xmlns:cx4="http://schemas.microsoft.com/office/drawing/2016/5/10/chartex" xmlns:cx5="http://schemas.microsoft.com/office/drawing/2016/5/11/chartex" xmlns:cx6="http://schemas.microsoft.com/office/drawing/2016/5/12/chartex" xmlns:cx7="http://schemas.microsoft.com/office/drawing/2016/5/13/chartex" xmlns:cx8="http://schemas.microsoft.com/office/drawing/2016/5/14/chartex" xmlns:mc="http://schemas.openxmlformats.org/markup-compatibility/2006" xmlns:aink="http://schemas.microsoft.com/office/drawing/2016/ink" xmlns:am3d="http://schemas.microsoft.com/office/drawing/2017/model3d" xmlns:o="urn:schemas-microsoft-com:office:office" xmlns:oel="http://schemas.microsoft.com/office/2019/extlst" xmlns:r="http://schemas.openxmlformats.org/officeDocument/2006/relationships" xmlns:m="http://schemas.openxmlformats.org/officeDocument/2006/math" xmlns:v="urn:schemas-microsoft-com:vml" xmlns:wp14="http://schemas.microsoft.com/office/word/2010/wordprocessingDrawing" xmlns:wp="http://schemas.openxmlformats.org/drawingml/2006/wordprocessingDrawing" xmlns:w10="urn:schemas-microsoft-com:office:word" xmlns:w="http://schemas.openxmlformats.org/wordprocessingml/2006/main" xmlns:w14="http://schemas.microsoft.com/office/word/2010/wordml" xmlns:w15="http://schemas.microsoft.com/office/word/2012/wordml" xmlns:w16cex="http://schemas.microsoft.com/office/word/2018/wordml/cex" xmlns:w16cid="http://schemas.microsoft.com/office/word/2016/wordml/cid" xmlns:w16="http://schemas.microsoft.com/office/word/2018/wordml" xmlns:w16du="http://schemas.microsoft.com/office/word/2023/wordml/word16du" xmlns:w16sdtdh="http://schemas.microsoft.com/office/word/2020/wordml/sdtdatahash" xmlns:w16sdtfl="http://schemas.microsoft.com/office/word/2024/wordml/sdtformatlock" xmlns:w16se="http://schemas.microsoft.com/office/word/2015/wordml/symex" xmlns:wpg="http://schemas.microsoft.com/office/word/2010/wordprocessingGroup" xmlns:wpi="http://schemas.microsoft.com/office/word/2010/wordprocessingInk" xmlns:wne="http://schemas.microsoft.com/office/word/2006/wordml" xmlns:wps="http://schemas.microsoft.com/office/word/2010/wordprocessingShape" mc:Ignorable="w14 w15 w16se w16cid w16 w16cex w16sdtdh w16sdtfl w16du wp14">
-  <w:abstractNum w:abstractNumId="0" w15:restartNumberingAfterBreak="0">
+<w:numbering xmlns:wpc="http://schemas.microsoft.com/office/word/2010/wordprocessingCanvas" xmlns:mo="http://schemas.microsoft.com/office/mac/office/2008/main" xmlns:mc="http://schemas.openxmlformats.org/markup-compatibility/2006" xmlns:mv="urn:schemas-microsoft-com:mac:vml" xmlns:o="urn:schemas-microsoft-com:office:office" xmlns:r="http://schemas.openxmlformats.org/officeDocument/2006/relationships" xmlns:m="http://schemas.openxmlformats.org/officeDocument/2006/math" xmlns:v="urn:schemas-microsoft-com:vml" xmlns:wp14="http://schemas.microsoft.com/office/word/2010/wordprocessingDrawing" xmlns:wp="http://schemas.openxmlformats.org/drawingml/2006/wordprocessingDrawing" xmlns:w10="urn:schemas-microsoft-com:office:word" xmlns:w="http://schemas.openxmlformats.org/wordprocessingml/2006/main" xmlns:w14="http://schemas.microsoft.com/office/word/2010/wordml" xmlns:w15="http://schemas.microsoft.com/office/word/2012/wordml" xmlns:wpg="http://schemas.microsoft.com/office/word/2010/wordprocessingGroup" xmlns:wpi="http://schemas.microsoft.com/office/word/2010/wordprocessingInk" xmlns:wne="http://schemas.microsoft.com/office/word/2006/wordml" xmlns:wps="http://schemas.microsoft.com/office/word/2010/wordprocessingShape" mc:Ignorable="w14 w15 wp14">
+  <w:abstractNum w:abstractNumId="0">
     <w:nsid w:val="21B26A6D"/>
     <w:multiLevelType w:val="hybridMultilevel"/>
     <w:tmpl w:val="F4D643E0"/>
@@ -12890,7 +13101,7 @@
       </w:pPr>
     </w:lvl>
   </w:abstractNum>
-  <w:abstractNum w:abstractNumId="1" w15:restartNumberingAfterBreak="0">
+  <w:abstractNum w:abstractNumId="1">
     <w:nsid w:val="7D2417BB"/>
     <w:multiLevelType w:val="multilevel"/>
     <w:tmpl w:val="1B2A8F76"/>
@@ -13003,17 +13214,17 @@
       </w:pPr>
     </w:lvl>
   </w:abstractNum>
-  <w:num w:numId="1" w16cid:durableId="340133294">
+  <w:num w:numId="1">
     <w:abstractNumId w:val="0"/>
   </w:num>
-  <w:num w:numId="2" w16cid:durableId="40325752">
+  <w:num w:numId="2">
     <w:abstractNumId w:val="1"/>
   </w:num>
 </w:numbering>
 </file>
 
 <file path=word/styles.xml><?xml version="1.0" encoding="utf-8"?>
-<w:styles xmlns:mc="http://schemas.openxmlformats.org/markup-compatibility/2006" xmlns:r="http://schemas.openxmlformats.org/officeDocument/2006/relationships" xmlns:w="http://schemas.openxmlformats.org/wordprocessingml/2006/main" xmlns:w14="http://schemas.microsoft.com/office/word/2010/wordml" xmlns:w15="http://schemas.microsoft.com/office/word/2012/wordml" xmlns:w16cex="http://schemas.microsoft.com/office/word/2018/wordml/cex" xmlns:w16cid="http://schemas.microsoft.com/office/word/2016/wordml/cid" xmlns:w16="http://schemas.microsoft.com/office/word/2018/wordml" xmlns:w16du="http://schemas.microsoft.com/office/word/2023/wordml/word16du" xmlns:w16sdtdh="http://schemas.microsoft.com/office/word/2020/wordml/sdtdatahash" xmlns:w16sdtfl="http://schemas.microsoft.com/office/word/2024/wordml/sdtformatlock" xmlns:w16se="http://schemas.microsoft.com/office/word/2015/wordml/symex" mc:Ignorable="w14 w15 w16se w16cid w16 w16cex w16sdtdh w16sdtfl w16du">
+<w:styles xmlns:mc="http://schemas.openxmlformats.org/markup-compatibility/2006" xmlns:r="http://schemas.openxmlformats.org/officeDocument/2006/relationships" xmlns:w="http://schemas.openxmlformats.org/wordprocessingml/2006/main" xmlns:w14="http://schemas.microsoft.com/office/word/2010/wordml" xmlns:w15="http://schemas.microsoft.com/office/word/2012/wordml" mc:Ignorable="w14 w15">
   <w:docDefaults>
     <w:rPrDefault>
       <w:rPr>
@@ -13031,7 +13242,7 @@
       </w:pPr>
     </w:pPrDefault>
   </w:docDefaults>
-  <w:latentStyles w:defLockedState="0" w:defUIPriority="99" w:defSemiHidden="0" w:defUnhideWhenUsed="0" w:defQFormat="0" w:count="376">
+  <w:latentStyles w:defLockedState="0" w:defUIPriority="99" w:defSemiHidden="0" w:defUnhideWhenUsed="0" w:defQFormat="0" w:count="382">
     <w:lsdException w:name="Normal" w:uiPriority="0" w:qFormat="1"/>
     <w:lsdException w:name="heading 1" w:uiPriority="9" w:qFormat="1"/>
     <w:lsdException w:name="heading 2" w:semiHidden="1" w:uiPriority="9" w:unhideWhenUsed="1" w:qFormat="1"/>
@@ -13405,9 +13616,6 @@
     <w:lsdException w:name="List Table 7 Colorful Accent 6" w:uiPriority="52"/>
     <w:lsdException w:name="Mention" w:semiHidden="1" w:unhideWhenUsed="1"/>
     <w:lsdException w:name="Smart Hyperlink" w:semiHidden="1" w:unhideWhenUsed="1"/>
-    <w:lsdException w:name="Hashtag" w:semiHidden="1" w:unhideWhenUsed="1"/>
-    <w:lsdException w:name="Unresolved Mention" w:semiHidden="1" w:unhideWhenUsed="1"/>
-    <w:lsdException w:name="Smart Link" w:semiHidden="1" w:unhideWhenUsed="1"/>
   </w:latentStyles>
   <w:style w:type="paragraph" w:default="1" w:styleId="Normal">
     <w:name w:val="Normal"/>
@@ -13614,6 +13822,7 @@
   <w:style w:type="character" w:default="1" w:styleId="DefaultParagraphFont">
     <w:name w:val="Default Paragraph Font"/>
     <w:uiPriority w:val="1"/>
+    <w:semiHidden/>
     <w:unhideWhenUsed/>
   </w:style>
   <w:style w:type="table" w:default="1" w:styleId="TableNormal">
@@ -14015,7 +14224,7 @@
       <w:u w:val="single"/>
     </w:rPr>
   </w:style>
-  <w:style w:type="character" w:styleId="UnresolvedMention">
+  <w:style w:type="character" w:customStyle="1" w:styleId="UnresolvedMention">
     <w:name w:val="Unresolved Mention"/>
     <w:basedOn w:val="DefaultParagraphFont"/>
     <w:uiPriority w:val="99"/>

--- a/report.docx
+++ b/report.docx
@@ -322,10 +322,40 @@
         <w:t>atch and biomass d</w:t>
       </w:r>
       <w:r>
-        <w:t>ata was obtained from DFO</w:t>
-      </w:r>
-      <w:r>
-        <w:t xml:space="preserve"> stock assessment documents and RAM database (Table).</w:t>
+        <w:t xml:space="preserve">ata was obtained from </w:t>
+      </w:r>
+      <w:r>
+        <w:t xml:space="preserve">the </w:t>
+      </w:r>
+      <w:r>
+        <w:t xml:space="preserve">RAM database </w:t>
+      </w:r>
+      <w:r>
+        <w:t>(Ricard et al. 2012)</w:t>
+      </w:r>
+      <w:r>
+        <w:t xml:space="preserve"> and </w:t>
+      </w:r>
+      <w:r>
+        <w:t>DFO</w:t>
+      </w:r>
+      <w:r>
+        <w:t>/NOAA</w:t>
+      </w:r>
+      <w:r>
+        <w:t xml:space="preserve"> stock assessment </w:t>
+      </w:r>
+      <w:r>
+        <w:t>reports</w:t>
+      </w:r>
+      <w:r>
+        <w:t xml:space="preserve"> (Table</w:t>
+      </w:r>
+      <w:r>
+        <w:t xml:space="preserve"> 1</w:t>
+      </w:r>
+      <w:r>
+        <w:t>).</w:t>
       </w:r>
       <w:r>
         <w:t xml:space="preserve"> </w:t>
@@ -656,6 +686,7 @@
                 <w14:ligatures w14:val="none"/>
               </w:rPr>
             </w:pPr>
+            <w:commentRangeStart w:id="0"/>
             <w:r>
               <w:rPr>
                 <w:rFonts w:ascii="Aptos Narrow" w:eastAsia="Times New Roman" w:hAnsi="Aptos Narrow" w:cs="Times New Roman"/>
@@ -666,6 +697,13 @@
                 <w14:ligatures w14:val="none"/>
               </w:rPr>
               <w:t>2j3kl</w:t>
+            </w:r>
+            <w:commentRangeEnd w:id="0"/>
+            <w:r>
+              <w:rPr>
+                <w:rStyle w:val="CommentReference"/>
+              </w:rPr>
+              <w:commentReference w:id="0"/>
             </w:r>
           </w:p>
         </w:tc>
@@ -5199,16 +5237,7 @@
           <w:rFonts w:cs="Arial"/>
           <w:lang w:val="en-CA"/>
         </w:rPr>
-        <w:t>pr</w:t>
-      </w:r>
-      <w:bookmarkStart w:id="0" w:name="_GoBack"/>
-      <w:bookmarkEnd w:id="0"/>
-      <w:r>
-        <w:rPr>
-          <w:rFonts w:cs="Arial"/>
-          <w:lang w:val="en-CA"/>
-        </w:rPr>
-        <w:t xml:space="preserve">oduction </w:t>
+        <w:t xml:space="preserve">production </w:t>
       </w:r>
       <w:r>
         <w:rPr>
@@ -5972,7 +6001,7 @@
                     </pic:cNvPicPr>
                   </pic:nvPicPr>
                   <pic:blipFill>
-                    <a:blip r:embed="rId7" cstate="print">
+                    <a:blip r:embed="rId9" cstate="print">
                       <a:extLst>
                         <a:ext uri="{28A0092B-C50C-407E-A947-70E740481C1C}">
                           <a14:useLocalDpi xmlns:a14="http://schemas.microsoft.com/office/drawing/2010/main" val="0"/>
@@ -6006,8 +6035,7 @@
     </w:p>
     <w:p>
       <w:pPr>
-        <w:pStyle w:val="BodyText"/>
-        <w:spacing w:line="276" w:lineRule="auto"/>
+        <w:pStyle w:val="Caption"/>
         <w:rPr>
           <w:rFonts w:cs="Arial"/>
           <w:lang w:val="en-CA"/>
@@ -6240,15 +6268,7 @@
           <w:rFonts w:cs="Arial"/>
           <w:lang w:val="en-CA"/>
         </w:rPr>
-        <w:t xml:space="preserve"> at </w:t>
-      </w:r>
-      <w:r>
-        <w:rPr>
-          <w:rFonts w:cs="Arial"/>
-          <w:lang w:val="en-CA"/>
-        </w:rPr>
-        <w:lastRenderedPageBreak/>
-        <w:t>minimum biomass</w:t>
+        <w:t xml:space="preserve"> at minimum biomass</w:t>
       </w:r>
       <w:r>
         <w:rPr>
@@ -6316,37 +6336,27 @@
         </w:rPr>
         <w:t xml:space="preserve"> is the Allee effect strength. </w:t>
       </w:r>
-    </w:p>
-    <w:p>
-      <w:pPr>
-        <w:pStyle w:val="BodyText"/>
-        <w:spacing w:line="276" w:lineRule="auto"/>
-        <w:rPr>
-          <w:lang w:val="en-CA"/>
-        </w:rPr>
-      </w:pPr>
-    </w:p>
-    <w:p>
-      <w:pPr>
-        <w:pStyle w:val="Caption"/>
-        <w:jc w:val="center"/>
-        <w:rPr>
-          <w:highlight w:val="yellow"/>
-        </w:rPr>
-      </w:pPr>
-    </w:p>
-    <w:p>
-      <w:pPr>
-        <w:pStyle w:val="BodyText"/>
-        <w:spacing w:line="276" w:lineRule="auto"/>
-      </w:pPr>
     </w:p>
     <w:p>
       <w:pPr>
         <w:pStyle w:val="Heading1"/>
+        <w:rPr>
+          <w:sz w:val="24"/>
+          <w:szCs w:val="24"/>
+        </w:rPr>
       </w:pPr>
       <w:r>
+        <w:rPr>
+          <w:sz w:val="24"/>
+          <w:szCs w:val="24"/>
+        </w:rPr>
+        <w:lastRenderedPageBreak/>
         <w:t>Results</w:t>
+      </w:r>
+    </w:p>
+    <w:p>
+      <w:r>
+        <w:t xml:space="preserve">N Atlantic cod stocks were analyzed. 100% of them declined to biomass below their assumed LRP. </w:t>
       </w:r>
     </w:p>
     <w:p>
@@ -6370,179 +6380,6 @@
                 <pic:pic xmlns:pic="http://schemas.openxmlformats.org/drawingml/2006/picture">
                   <pic:nvPicPr>
                     <pic:cNvPr id="1736714953" name="Picture 1" descr="A graph of different colored lines&#10;&#10;AI-generated content may be incorrect."/>
-                    <pic:cNvPicPr>
-                      <a:picLocks noChangeAspect="1" noChangeArrowheads="1"/>
-                    </pic:cNvPicPr>
-                  </pic:nvPicPr>
-                  <pic:blipFill>
-                    <a:blip r:embed="rId8" cstate="print">
-                      <a:extLst>
-                        <a:ext uri="{28A0092B-C50C-407E-A947-70E740481C1C}">
-                          <a14:useLocalDpi xmlns:a14="http://schemas.microsoft.com/office/drawing/2010/main" val="0"/>
-                        </a:ext>
-                      </a:extLst>
-                    </a:blip>
-                    <a:srcRect/>
-                    <a:stretch>
-                      <a:fillRect/>
-                    </a:stretch>
-                  </pic:blipFill>
-                  <pic:spPr bwMode="auto">
-                    <a:xfrm>
-                      <a:off x="0" y="0"/>
-                      <a:ext cx="5943600" cy="4457700"/>
-                    </a:xfrm>
-                    <a:prstGeom prst="rect">
-                      <a:avLst/>
-                    </a:prstGeom>
-                    <a:noFill/>
-                    <a:ln>
-                      <a:noFill/>
-                    </a:ln>
-                  </pic:spPr>
-                </pic:pic>
-              </a:graphicData>
-            </a:graphic>
-          </wp:inline>
-        </w:drawing>
-      </w:r>
-    </w:p>
-    <w:p>
-      <w:pPr>
-        <w:pStyle w:val="Caption"/>
-      </w:pPr>
-      <w:r>
-        <w:t xml:space="preserve">Figure </w:t>
-      </w:r>
-      <w:fldSimple w:instr=" SEQ Figure \* ARABIC ">
-        <w:r>
-          <w:rPr>
-            <w:noProof/>
-          </w:rPr>
-          <w:t>2</w:t>
-        </w:r>
-      </w:fldSimple>
-      <w:r>
-        <w:t xml:space="preserve">: biomass time series, blue points are above </w:t>
-      </w:r>
-      <w:r>
-        <w:t>a proxy lrp</w:t>
-      </w:r>
-      <w:r>
-        <w:t xml:space="preserve">, red points are below </w:t>
-      </w:r>
-      <w:r>
-        <w:t>a proxy lrp</w:t>
-      </w:r>
-    </w:p>
-    <w:p/>
-    <w:p/>
-    <w:p>
-      <w:pPr>
-        <w:keepNext/>
-      </w:pPr>
-      <w:r>
-        <w:rPr>
-          <w:noProof/>
-        </w:rPr>
-        <w:lastRenderedPageBreak/>
-        <w:drawing>
-          <wp:inline distT="0" distB="0" distL="0" distR="0" wp14:anchorId="1719F55B" wp14:editId="2869D41C">
-            <wp:extent cx="5943600" cy="5943600"/>
-            <wp:effectExtent l="0" t="0" r="0" b="0"/>
-            <wp:docPr id="428115477" name="Picture 1" descr="A graph of a graph&#10;&#10;AI-generated content may be incorrect."/>
-            <wp:cNvGraphicFramePr>
-              <a:graphicFrameLocks xmlns:a="http://schemas.openxmlformats.org/drawingml/2006/main" noChangeAspect="1"/>
-            </wp:cNvGraphicFramePr>
-            <a:graphic xmlns:a="http://schemas.openxmlformats.org/drawingml/2006/main">
-              <a:graphicData uri="http://schemas.openxmlformats.org/drawingml/2006/picture">
-                <pic:pic xmlns:pic="http://schemas.openxmlformats.org/drawingml/2006/picture">
-                  <pic:nvPicPr>
-                    <pic:cNvPr id="428115477" name="Picture 1" descr="A graph of a graph&#10;&#10;AI-generated content may be incorrect."/>
-                    <pic:cNvPicPr>
-                      <a:picLocks noChangeAspect="1" noChangeArrowheads="1"/>
-                    </pic:cNvPicPr>
-                  </pic:nvPicPr>
-                  <pic:blipFill>
-                    <a:blip r:embed="rId9" cstate="print">
-                      <a:extLst>
-                        <a:ext uri="{28A0092B-C50C-407E-A947-70E740481C1C}">
-                          <a14:useLocalDpi xmlns:a14="http://schemas.microsoft.com/office/drawing/2010/main" val="0"/>
-                        </a:ext>
-                      </a:extLst>
-                    </a:blip>
-                    <a:srcRect/>
-                    <a:stretch>
-                      <a:fillRect/>
-                    </a:stretch>
-                  </pic:blipFill>
-                  <pic:spPr bwMode="auto">
-                    <a:xfrm>
-                      <a:off x="0" y="0"/>
-                      <a:ext cx="5943600" cy="5943600"/>
-                    </a:xfrm>
-                    <a:prstGeom prst="rect">
-                      <a:avLst/>
-                    </a:prstGeom>
-                    <a:noFill/>
-                    <a:ln>
-                      <a:noFill/>
-                    </a:ln>
-                  </pic:spPr>
-                </pic:pic>
-              </a:graphicData>
-            </a:graphic>
-          </wp:inline>
-        </w:drawing>
-      </w:r>
-    </w:p>
-    <w:p>
-      <w:pPr>
-        <w:pStyle w:val="Caption"/>
-      </w:pPr>
-      <w:r>
-        <w:t xml:space="preserve">Figure </w:t>
-      </w:r>
-      <w:fldSimple w:instr=" SEQ Figure \* ARABIC ">
-        <w:r>
-          <w:rPr>
-            <w:noProof/>
-          </w:rPr>
-          <w:t>3</w:t>
-        </w:r>
-      </w:fldSimple>
-      <w:r>
-        <w:t xml:space="preserve">: production rate in function of biomass, solid lines are regression lines over the range of data, before or after </w:t>
-      </w:r>
-      <w:r>
-        <w:t xml:space="preserve">a </w:t>
-      </w:r>
-      <w:r>
-        <w:t>breakpoint. Dashed red line is compensation zone regression extended over the range of biomass in the depensation zone</w:t>
-      </w:r>
-    </w:p>
-    <w:p>
-      <w:pPr>
-        <w:keepNext/>
-      </w:pPr>
-      <w:r>
-        <w:rPr>
-          <w:noProof/>
-        </w:rPr>
-        <w:lastRenderedPageBreak/>
-        <w:drawing>
-          <wp:inline distT="0" distB="0" distL="0" distR="0" wp14:anchorId="0044CF4C" wp14:editId="11669085">
-            <wp:extent cx="5943600" cy="4457700"/>
-            <wp:effectExtent l="0" t="0" r="0" b="0"/>
-            <wp:docPr id="1731544563" name="Picture 1" descr="A graph of data with black and blue lines&#10;&#10;AI-generated content may be incorrect."/>
-            <wp:cNvGraphicFramePr>
-              <a:graphicFrameLocks xmlns:a="http://schemas.openxmlformats.org/drawingml/2006/main" noChangeAspect="1"/>
-            </wp:cNvGraphicFramePr>
-            <a:graphic xmlns:a="http://schemas.openxmlformats.org/drawingml/2006/main">
-              <a:graphicData uri="http://schemas.openxmlformats.org/drawingml/2006/picture">
-                <pic:pic xmlns:pic="http://schemas.openxmlformats.org/drawingml/2006/picture">
-                  <pic:nvPicPr>
-                    <pic:cNvPr id="1731544563" name="Picture 1" descr="A graph of data with black and blue lines&#10;&#10;AI-generated content may be incorrect."/>
                     <pic:cNvPicPr>
                       <a:picLocks noChangeAspect="1" noChangeArrowheads="1"/>
                     </pic:cNvPicPr>
@@ -6592,10 +6429,311 @@
           <w:rPr>
             <w:noProof/>
           </w:rPr>
-          <w:t>4</w:t>
+          <w:t>2</w:t>
         </w:r>
       </w:fldSimple>
       <w:r>
+        <w:t xml:space="preserve">: </w:t>
+      </w:r>
+      <w:r>
+        <w:t xml:space="preserve">Time (x axis) series of </w:t>
+      </w:r>
+      <w:r>
+        <w:t xml:space="preserve">biomass </w:t>
+      </w:r>
+      <w:r>
+        <w:t>(y axis) for all stocks considered in the analysis</w:t>
+      </w:r>
+      <w:r>
+        <w:t xml:space="preserve">, blue points are above </w:t>
+      </w:r>
+      <w:r>
+        <w:t>the assumed stock biomass limit reference point and</w:t>
+      </w:r>
+      <w:r>
+        <w:t xml:space="preserve"> red points are below </w:t>
+      </w:r>
+      <w:r>
+        <w:t xml:space="preserve">the assumed </w:t>
+      </w:r>
+      <w:r>
+        <w:t xml:space="preserve">stock </w:t>
+      </w:r>
+      <w:r>
+        <w:t>biomass limit reference point</w:t>
+      </w:r>
+      <w:r>
+        <w:t>.</w:t>
+      </w:r>
+    </w:p>
+    <w:p/>
+    <w:p/>
+    <w:p>
+      <w:pPr>
+        <w:keepNext/>
+      </w:pPr>
+      <w:r>
+        <w:rPr>
+          <w:noProof/>
+        </w:rPr>
+        <w:lastRenderedPageBreak/>
+        <w:drawing>
+          <wp:inline distT="0" distB="0" distL="0" distR="0" wp14:anchorId="1719F55B" wp14:editId="2869D41C">
+            <wp:extent cx="5943600" cy="5943600"/>
+            <wp:effectExtent l="0" t="0" r="0" b="0"/>
+            <wp:docPr id="428115477" name="Picture 1" descr="A graph of a graph&#10;&#10;AI-generated content may be incorrect."/>
+            <wp:cNvGraphicFramePr>
+              <a:graphicFrameLocks xmlns:a="http://schemas.openxmlformats.org/drawingml/2006/main" noChangeAspect="1"/>
+            </wp:cNvGraphicFramePr>
+            <a:graphic xmlns:a="http://schemas.openxmlformats.org/drawingml/2006/main">
+              <a:graphicData uri="http://schemas.openxmlformats.org/drawingml/2006/picture">
+                <pic:pic xmlns:pic="http://schemas.openxmlformats.org/drawingml/2006/picture">
+                  <pic:nvPicPr>
+                    <pic:cNvPr id="428115477" name="Picture 1" descr="A graph of a graph&#10;&#10;AI-generated content may be incorrect."/>
+                    <pic:cNvPicPr>
+                      <a:picLocks noChangeAspect="1" noChangeArrowheads="1"/>
+                    </pic:cNvPicPr>
+                  </pic:nvPicPr>
+                  <pic:blipFill>
+                    <a:blip r:embed="rId11" cstate="print">
+                      <a:extLst>
+                        <a:ext uri="{28A0092B-C50C-407E-A947-70E740481C1C}">
+                          <a14:useLocalDpi xmlns:a14="http://schemas.microsoft.com/office/drawing/2010/main" val="0"/>
+                        </a:ext>
+                      </a:extLst>
+                    </a:blip>
+                    <a:srcRect/>
+                    <a:stretch>
+                      <a:fillRect/>
+                    </a:stretch>
+                  </pic:blipFill>
+                  <pic:spPr bwMode="auto">
+                    <a:xfrm>
+                      <a:off x="0" y="0"/>
+                      <a:ext cx="5943600" cy="5943600"/>
+                    </a:xfrm>
+                    <a:prstGeom prst="rect">
+                      <a:avLst/>
+                    </a:prstGeom>
+                    <a:noFill/>
+                    <a:ln>
+                      <a:noFill/>
+                    </a:ln>
+                  </pic:spPr>
+                </pic:pic>
+              </a:graphicData>
+            </a:graphic>
+          </wp:inline>
+        </w:drawing>
+      </w:r>
+    </w:p>
+    <w:p>
+      <w:pPr>
+        <w:pStyle w:val="Caption"/>
+      </w:pPr>
+      <w:r>
+        <w:t xml:space="preserve">Figure </w:t>
+      </w:r>
+      <w:fldSimple w:instr=" SEQ Figure \* ARABIC ">
+        <w:r>
+          <w:rPr>
+            <w:noProof/>
+          </w:rPr>
+          <w:t>3</w:t>
+        </w:r>
+      </w:fldSimple>
+      <w:r>
+        <w:t>: P</w:t>
+      </w:r>
+      <w:r>
+        <w:t xml:space="preserve">roduction rate </w:t>
+      </w:r>
+      <w:r>
+        <w:t xml:space="preserve">(y axis) </w:t>
+      </w:r>
+      <w:r>
+        <w:t>in function of biomass</w:t>
+      </w:r>
+      <w:r>
+        <w:t xml:space="preserve"> (x axis)</w:t>
+      </w:r>
+      <w:r>
+        <w:t xml:space="preserve">, </w:t>
+      </w:r>
+      <w:r>
+        <w:rPr>
+          <w:rFonts w:cs="Arial"/>
+          <w:lang w:val="en-CA"/>
+        </w:rPr>
+        <w:t>the black vertical dashed line</w:t>
+      </w:r>
+      <w:r>
+        <w:rPr>
+          <w:rFonts w:cs="Arial"/>
+          <w:lang w:val="en-CA"/>
+        </w:rPr>
+        <w:t xml:space="preserve"> is the estimated breakpoint </w:t>
+      </w:r>
+      <w:r>
+        <w:rPr>
+          <w:rFonts w:cs="Arial"/>
+          <w:lang w:val="en-CA"/>
+        </w:rPr>
+        <w:t>(</w:t>
+      </w:r>
+      <w:r>
+        <w:rPr>
+          <w:rFonts w:cs="Arial"/>
+          <w:lang w:val="en-CA"/>
+        </w:rPr>
+        <w:t>Ψ</w:t>
+      </w:r>
+      <w:r>
+        <w:rPr>
+          <w:rFonts w:cs="Arial"/>
+          <w:lang w:val="en-CA"/>
+        </w:rPr>
+        <w:t xml:space="preserve">) </w:t>
+      </w:r>
+      <w:r>
+        <w:rPr>
+          <w:rFonts w:cs="Arial"/>
+          <w:lang w:val="en-CA"/>
+        </w:rPr>
+        <w:t>in the relationship between production rate and biomass, the red solid line is a linear regression line in the compensation zone (biomass &gt; Ψ), the blue solid line is a linear regression line in the depensation zone (biomass &lt; Ψ), the red dashed line is the</w:t>
+      </w:r>
+      <w:r>
+        <w:rPr>
+          <w:lang w:val="en-CA"/>
+        </w:rPr>
+        <w:t xml:space="preserve"> </w:t>
+      </w:r>
+      <w:r>
+        <w:rPr>
+          <w:lang w:val="en-CA"/>
+        </w:rPr>
+        <w:t>expected compensatory production rates</w:t>
+      </w:r>
+      <w:r>
+        <w:rPr>
+          <w:rFonts w:cs="Arial"/>
+          <w:lang w:val="en-CA"/>
+        </w:rPr>
+        <w:t xml:space="preserve"> at biomass &lt; Ψ</w:t>
+      </w:r>
+      <w:r>
+        <w:rPr>
+          <w:rFonts w:cs="Arial"/>
+          <w:lang w:val="en-CA"/>
+        </w:rPr>
+        <w:t>.</w:t>
+      </w:r>
+    </w:p>
+    <w:p/>
+    <w:p>
+      <w:pPr>
+        <w:keepNext/>
+      </w:pPr>
+      <w:r>
+        <w:rPr>
+          <w:noProof/>
+        </w:rPr>
+        <w:lastRenderedPageBreak/>
+        <w:drawing>
+          <wp:inline distT="0" distB="0" distL="0" distR="0" wp14:anchorId="0044CF4C" wp14:editId="11669085">
+            <wp:extent cx="5943600" cy="4457700"/>
+            <wp:effectExtent l="0" t="0" r="0" b="0"/>
+            <wp:docPr id="1731544563" name="Picture 1" descr="A graph of data with black and blue lines&#10;&#10;AI-generated content may be incorrect."/>
+            <wp:cNvGraphicFramePr>
+              <a:graphicFrameLocks xmlns:a="http://schemas.openxmlformats.org/drawingml/2006/main" noChangeAspect="1"/>
+            </wp:cNvGraphicFramePr>
+            <a:graphic xmlns:a="http://schemas.openxmlformats.org/drawingml/2006/main">
+              <a:graphicData uri="http://schemas.openxmlformats.org/drawingml/2006/picture">
+                <pic:pic xmlns:pic="http://schemas.openxmlformats.org/drawingml/2006/picture">
+                  <pic:nvPicPr>
+                    <pic:cNvPr id="1731544563" name="Picture 1" descr="A graph of data with black and blue lines&#10;&#10;AI-generated content may be incorrect."/>
+                    <pic:cNvPicPr>
+                      <a:picLocks noChangeAspect="1" noChangeArrowheads="1"/>
+                    </pic:cNvPicPr>
+                  </pic:nvPicPr>
+                  <pic:blipFill>
+                    <a:blip r:embed="rId12" cstate="print">
+                      <a:extLst>
+                        <a:ext uri="{28A0092B-C50C-407E-A947-70E740481C1C}">
+                          <a14:useLocalDpi xmlns:a14="http://schemas.microsoft.com/office/drawing/2010/main" val="0"/>
+                        </a:ext>
+                      </a:extLst>
+                    </a:blip>
+                    <a:srcRect/>
+                    <a:stretch>
+                      <a:fillRect/>
+                    </a:stretch>
+                  </pic:blipFill>
+                  <pic:spPr bwMode="auto">
+                    <a:xfrm>
+                      <a:off x="0" y="0"/>
+                      <a:ext cx="5943600" cy="4457700"/>
+                    </a:xfrm>
+                    <a:prstGeom prst="rect">
+                      <a:avLst/>
+                    </a:prstGeom>
+                    <a:noFill/>
+                    <a:ln>
+                      <a:noFill/>
+                    </a:ln>
+                  </pic:spPr>
+                </pic:pic>
+              </a:graphicData>
+            </a:graphic>
+          </wp:inline>
+        </w:drawing>
+      </w:r>
+    </w:p>
+    <w:p>
+      <w:pPr>
+        <w:pStyle w:val="Caption"/>
+      </w:pPr>
+      <w:r>
+        <w:rPr>
+          <w:highlight w:val="yellow"/>
+        </w:rPr>
+        <w:t xml:space="preserve">Figure </w:t>
+      </w:r>
+      <w:r>
+        <w:rPr>
+          <w:highlight w:val="yellow"/>
+        </w:rPr>
+        <w:fldChar w:fldCharType="begin"/>
+      </w:r>
+      <w:r>
+        <w:rPr>
+          <w:highlight w:val="yellow"/>
+        </w:rPr>
+        <w:instrText xml:space="preserve"> SEQ Figure \* ARABIC </w:instrText>
+      </w:r>
+      <w:r>
+        <w:rPr>
+          <w:highlight w:val="yellow"/>
+        </w:rPr>
+        <w:fldChar w:fldCharType="separate"/>
+      </w:r>
+      <w:r>
+        <w:rPr>
+          <w:noProof/>
+          <w:highlight w:val="yellow"/>
+        </w:rPr>
+        <w:t>4</w:t>
+      </w:r>
+      <w:r>
+        <w:rPr>
+          <w:highlight w:val="yellow"/>
+        </w:rPr>
+        <w:fldChar w:fldCharType="end"/>
+      </w:r>
+      <w:r>
+        <w:rPr>
+          <w:highlight w:val="yellow"/>
+        </w:rPr>
         <w:t>: production rate in function of biomass, blue solid lines are regression lines over the range of data</w:t>
       </w:r>
     </w:p>
@@ -6606,22 +6744,21 @@
     </w:p>
     <w:tbl>
       <w:tblPr>
-        <w:tblW w:w="8955" w:type="dxa"/>
+        <w:tblW w:w="9356" w:type="dxa"/>
         <w:tblLayout w:type="fixed"/>
         <w:tblLook w:val="04A0" w:firstRow="1" w:lastRow="0" w:firstColumn="1" w:lastColumn="0" w:noHBand="0" w:noVBand="1"/>
       </w:tblPr>
       <w:tblGrid>
         <w:gridCol w:w="1800"/>
         <w:gridCol w:w="1125"/>
-        <w:gridCol w:w="1260"/>
-        <w:gridCol w:w="1080"/>
-        <w:gridCol w:w="1530"/>
-        <w:gridCol w:w="990"/>
-        <w:gridCol w:w="1170"/>
+        <w:gridCol w:w="1652"/>
+        <w:gridCol w:w="2227"/>
+        <w:gridCol w:w="1418"/>
+        <w:gridCol w:w="1134"/>
       </w:tblGrid>
       <w:tr>
         <w:trPr>
-          <w:trHeight w:val="300"/>
+          <w:trHeight w:val="1873"/>
         </w:trPr>
         <w:tc>
           <w:tcPr>
@@ -6645,22 +6782,22 @@
                 <w:rFonts w:ascii="Aptos Narrow" w:eastAsia="Times New Roman" w:hAnsi="Aptos Narrow" w:cs="Times New Roman"/>
                 <w:color w:val="000000"/>
                 <w:kern w:val="0"/>
-                <w:sz w:val="20"/>
-                <w:szCs w:val="20"/>
-                <w14:ligatures w14:val="none"/>
-              </w:rPr>
-            </w:pPr>
-            <w:r>
-              <w:rPr>
-                <w:rFonts w:ascii="Aptos Narrow" w:eastAsia="Times New Roman" w:hAnsi="Aptos Narrow" w:cs="Times New Roman"/>
-                <w:color w:val="000000"/>
-                <w:kern w:val="0"/>
-                <w:sz w:val="20"/>
-                <w:szCs w:val="20"/>
+                <w:sz w:val="18"/>
+                <w:szCs w:val="18"/>
+                <w14:ligatures w14:val="none"/>
+              </w:rPr>
+            </w:pPr>
+            <w:r>
+              <w:rPr>
+                <w:rFonts w:ascii="Aptos Narrow" w:eastAsia="Times New Roman" w:hAnsi="Aptos Narrow" w:cs="Times New Roman"/>
+                <w:color w:val="000000"/>
+                <w:kern w:val="0"/>
+                <w:sz w:val="18"/>
+                <w:szCs w:val="18"/>
                 <w14:ligatures w14:val="none"/>
               </w:rPr>
               <w:lastRenderedPageBreak/>
-              <w:t>stock</w:t>
+              <w:t>Stock ID</w:t>
             </w:r>
           </w:p>
         </w:tc>
@@ -6686,18 +6823,18 @@
                 <w:rFonts w:ascii="Aptos Narrow" w:eastAsia="Times New Roman" w:hAnsi="Aptos Narrow" w:cs="Times New Roman"/>
                 <w:color w:val="000000"/>
                 <w:kern w:val="0"/>
-                <w:sz w:val="20"/>
-                <w:szCs w:val="20"/>
-                <w14:ligatures w14:val="none"/>
-              </w:rPr>
-            </w:pPr>
-            <w:r>
-              <w:rPr>
-                <w:rFonts w:ascii="Aptos Narrow" w:eastAsia="Times New Roman" w:hAnsi="Aptos Narrow" w:cs="Times New Roman"/>
-                <w:color w:val="000000"/>
-                <w:kern w:val="0"/>
-                <w:sz w:val="20"/>
-                <w:szCs w:val="20"/>
+                <w:sz w:val="18"/>
+                <w:szCs w:val="18"/>
+                <w14:ligatures w14:val="none"/>
+              </w:rPr>
+            </w:pPr>
+            <w:r>
+              <w:rPr>
+                <w:rFonts w:ascii="Aptos Narrow" w:eastAsia="Times New Roman" w:hAnsi="Aptos Narrow" w:cs="Times New Roman"/>
+                <w:color w:val="000000"/>
+                <w:kern w:val="0"/>
+                <w:sz w:val="18"/>
+                <w:szCs w:val="18"/>
                 <w14:ligatures w14:val="none"/>
               </w:rPr>
               <w:t>As</w:t>
@@ -6706,7 +6843,7 @@
         </w:tc>
         <w:tc>
           <w:tcPr>
-            <w:tcW w:w="1260" w:type="dxa"/>
+            <w:tcW w:w="1652" w:type="dxa"/>
             <w:tcBorders>
               <w:top w:val="nil"/>
               <w:left w:val="nil"/>
@@ -6726,18 +6863,18 @@
                 <w:rFonts w:ascii="Aptos Narrow" w:eastAsia="Times New Roman" w:hAnsi="Aptos Narrow" w:cs="Times New Roman"/>
                 <w:color w:val="000000"/>
                 <w:kern w:val="0"/>
-                <w:sz w:val="20"/>
-                <w:szCs w:val="20"/>
-                <w14:ligatures w14:val="none"/>
-              </w:rPr>
-            </w:pPr>
-            <w:r>
-              <w:rPr>
-                <w:rFonts w:ascii="Aptos Narrow" w:eastAsia="Times New Roman" w:hAnsi="Aptos Narrow" w:cs="Times New Roman"/>
-                <w:color w:val="000000"/>
-                <w:kern w:val="0"/>
-                <w:sz w:val="20"/>
-                <w:szCs w:val="20"/>
+                <w:sz w:val="18"/>
+                <w:szCs w:val="18"/>
+                <w14:ligatures w14:val="none"/>
+              </w:rPr>
+            </w:pPr>
+            <w:r>
+              <w:rPr>
+                <w:rFonts w:ascii="Aptos Narrow" w:eastAsia="Times New Roman" w:hAnsi="Aptos Narrow" w:cs="Times New Roman"/>
+                <w:color w:val="000000"/>
+                <w:kern w:val="0"/>
+                <w:sz w:val="18"/>
+                <w:szCs w:val="18"/>
                 <w14:ligatures w14:val="none"/>
               </w:rPr>
               <w:t>Production rate at lowest observed biomass</w:t>
@@ -6746,7 +6883,7 @@
         </w:tc>
         <w:tc>
           <w:tcPr>
-            <w:tcW w:w="1080" w:type="dxa"/>
+            <w:tcW w:w="2227" w:type="dxa"/>
             <w:tcBorders>
               <w:top w:val="nil"/>
               <w:left w:val="nil"/>
@@ -6766,71 +6903,27 @@
                 <w:rFonts w:ascii="Aptos Narrow" w:eastAsia="Times New Roman" w:hAnsi="Aptos Narrow" w:cs="Times New Roman"/>
                 <w:color w:val="000000"/>
                 <w:kern w:val="0"/>
-                <w:sz w:val="20"/>
-                <w:szCs w:val="20"/>
-                <w14:ligatures w14:val="none"/>
-              </w:rPr>
-            </w:pPr>
-            <w:r>
-              <w:rPr>
-                <w:rFonts w:ascii="Aptos Narrow" w:eastAsia="Times New Roman" w:hAnsi="Aptos Narrow" w:cs="Times New Roman"/>
-                <w:color w:val="000000"/>
-                <w:kern w:val="0"/>
-                <w:sz w:val="20"/>
-                <w:szCs w:val="20"/>
-                <w14:ligatures w14:val="none"/>
-              </w:rPr>
-              <w:t>D</w:t>
-            </w:r>
-            <w:r>
-              <w:rPr>
-                <w:rFonts w:ascii="Aptos Narrow" w:eastAsia="Times New Roman" w:hAnsi="Aptos Narrow" w:cs="Times New Roman"/>
-                <w:color w:val="000000"/>
-                <w:kern w:val="0"/>
-                <w:sz w:val="20"/>
-                <w:szCs w:val="20"/>
-                <w14:ligatures w14:val="none"/>
-              </w:rPr>
-              <w:t>epletion</w:t>
-            </w:r>
-            <w:r>
-              <w:rPr>
-                <w:rFonts w:ascii="Aptos Narrow" w:eastAsia="Times New Roman" w:hAnsi="Aptos Narrow" w:cs="Times New Roman"/>
-                <w:color w:val="000000"/>
-                <w:kern w:val="0"/>
-                <w:sz w:val="20"/>
-                <w:szCs w:val="20"/>
-                <w14:ligatures w14:val="none"/>
-              </w:rPr>
-              <w:t xml:space="preserve"> (</w:t>
-            </w:r>
-            <w:r>
-              <w:rPr>
-                <w:rFonts w:ascii="Aptos Narrow" w:eastAsia="Times New Roman" w:hAnsi="Aptos Narrow" w:cs="Times New Roman"/>
-                <w:color w:val="000000"/>
-                <w:kern w:val="0"/>
-                <w:sz w:val="20"/>
-                <w:szCs w:val="20"/>
-                <w14:ligatures w14:val="none"/>
-              </w:rPr>
-              <w:t xml:space="preserve">fraction of lrp proxy, </w:t>
-            </w:r>
-            <w:r>
-              <w:rPr>
-                <w:rFonts w:ascii="Aptos Narrow" w:eastAsia="Times New Roman" w:hAnsi="Aptos Narrow" w:cs="Times New Roman"/>
-                <w:color w:val="000000"/>
-                <w:kern w:val="0"/>
-                <w:sz w:val="20"/>
-                <w:szCs w:val="20"/>
-                <w14:ligatures w14:val="none"/>
-              </w:rPr>
-              <w:t>smaller number is more depleted)</w:t>
-            </w:r>
-          </w:p>
-        </w:tc>
-        <w:tc>
-          <w:tcPr>
-            <w:tcW w:w="1530" w:type="dxa"/>
+                <w:sz w:val="18"/>
+                <w:szCs w:val="18"/>
+                <w14:ligatures w14:val="none"/>
+              </w:rPr>
+            </w:pPr>
+            <w:r>
+              <w:rPr>
+                <w:rFonts w:ascii="Aptos Narrow" w:eastAsia="Times New Roman" w:hAnsi="Aptos Narrow" w:cs="Times New Roman"/>
+                <w:color w:val="000000"/>
+                <w:kern w:val="0"/>
+                <w:sz w:val="18"/>
+                <w:szCs w:val="18"/>
+                <w14:ligatures w14:val="none"/>
+              </w:rPr>
+              <w:t>Depletion (fraction of lrp proxy, smaller number is more depleted)</w:t>
+            </w:r>
+          </w:p>
+        </w:tc>
+        <w:tc>
+          <w:tcPr>
+            <w:tcW w:w="1418" w:type="dxa"/>
             <w:tcBorders>
               <w:top w:val="nil"/>
               <w:left w:val="nil"/>
@@ -6847,98 +6940,61 @@
                 <w:rFonts w:ascii="Aptos Narrow" w:eastAsia="Times New Roman" w:hAnsi="Aptos Narrow" w:cs="Times New Roman"/>
                 <w:color w:val="000000"/>
                 <w:kern w:val="0"/>
-                <w:sz w:val="20"/>
-                <w:szCs w:val="20"/>
-                <w14:ligatures w14:val="none"/>
-              </w:rPr>
-            </w:pPr>
-            <w:r>
-              <w:rPr>
-                <w:rFonts w:ascii="Aptos Narrow" w:eastAsia="Times New Roman" w:hAnsi="Aptos Narrow" w:cs="Times New Roman"/>
-                <w:color w:val="000000"/>
-                <w:kern w:val="0"/>
-                <w:sz w:val="20"/>
-                <w:szCs w:val="20"/>
-                <w14:ligatures w14:val="none"/>
-              </w:rPr>
-              <w:t>collapsed</w:t>
-            </w:r>
-          </w:p>
-        </w:tc>
-        <w:tc>
-          <w:tcPr>
-            <w:tcW w:w="990" w:type="dxa"/>
+                <w:sz w:val="18"/>
+                <w:szCs w:val="18"/>
+                <w14:ligatures w14:val="none"/>
+              </w:rPr>
+            </w:pPr>
+            <w:r>
+              <w:rPr>
+                <w:rFonts w:ascii="Aptos Narrow" w:eastAsia="Times New Roman" w:hAnsi="Aptos Narrow" w:cs="Times New Roman"/>
+                <w:color w:val="000000"/>
+                <w:kern w:val="0"/>
+                <w:sz w:val="18"/>
+                <w:szCs w:val="18"/>
+                <w14:ligatures w14:val="none"/>
+              </w:rPr>
+              <w:t>Allee effect</w:t>
+            </w:r>
+          </w:p>
+        </w:tc>
+        <w:tc>
+          <w:tcPr>
+            <w:tcW w:w="1134" w:type="dxa"/>
             <w:tcBorders>
               <w:top w:val="nil"/>
               <w:left w:val="nil"/>
               <w:bottom w:val="single" w:sz="4" w:space="0" w:color="auto"/>
               <w:right w:val="nil"/>
             </w:tcBorders>
+            <w:shd w:val="clear" w:color="auto" w:fill="auto"/>
+            <w:noWrap/>
             <w:vAlign w:val="bottom"/>
-          </w:tcPr>
-          <w:p>
-            <w:pPr>
-              <w:spacing w:after="0" w:line="240" w:lineRule="auto"/>
-              <w:jc w:val="center"/>
-              <w:rPr>
-                <w:rFonts w:ascii="Aptos Narrow" w:eastAsia="Times New Roman" w:hAnsi="Aptos Narrow" w:cs="Times New Roman"/>
-                <w:color w:val="000000"/>
-                <w:kern w:val="0"/>
-                <w:sz w:val="20"/>
-                <w:szCs w:val="20"/>
-                <w14:ligatures w14:val="none"/>
-              </w:rPr>
-            </w:pPr>
-            <w:r>
-              <w:rPr>
-                <w:rFonts w:ascii="Aptos Narrow" w:eastAsia="Times New Roman" w:hAnsi="Aptos Narrow" w:cs="Times New Roman"/>
-                <w:color w:val="000000"/>
-                <w:kern w:val="0"/>
-                <w:sz w:val="20"/>
-                <w:szCs w:val="20"/>
-                <w14:ligatures w14:val="none"/>
-              </w:rPr>
-              <w:t>Allee effect</w:t>
-            </w:r>
-          </w:p>
-        </w:tc>
-        <w:tc>
-          <w:tcPr>
-            <w:tcW w:w="1170" w:type="dxa"/>
-            <w:tcBorders>
-              <w:top w:val="nil"/>
-              <w:left w:val="nil"/>
-              <w:bottom w:val="single" w:sz="4" w:space="0" w:color="auto"/>
-              <w:right w:val="nil"/>
-            </w:tcBorders>
-            <w:shd w:val="clear" w:color="auto" w:fill="auto"/>
-            <w:noWrap/>
-            <w:vAlign w:val="bottom"/>
-            <w:hideMark/>
-          </w:tcPr>
-          <w:p>
-            <w:pPr>
-              <w:spacing w:after="0" w:line="240" w:lineRule="auto"/>
-              <w:jc w:val="center"/>
-              <w:rPr>
-                <w:rFonts w:ascii="Aptos Narrow" w:eastAsia="Times New Roman" w:hAnsi="Aptos Narrow" w:cs="Times New Roman"/>
-                <w:color w:val="000000"/>
-                <w:kern w:val="0"/>
-                <w:sz w:val="20"/>
-                <w:szCs w:val="20"/>
-                <w14:ligatures w14:val="none"/>
-              </w:rPr>
-            </w:pPr>
-            <w:r>
-              <w:rPr>
-                <w:rFonts w:ascii="Aptos Narrow" w:eastAsia="Times New Roman" w:hAnsi="Aptos Narrow" w:cs="Times New Roman"/>
-                <w:color w:val="000000"/>
-                <w:kern w:val="0"/>
-                <w:sz w:val="20"/>
-                <w:szCs w:val="20"/>
-                <w14:ligatures w14:val="none"/>
-              </w:rPr>
-              <w:t>recovered</w:t>
+            <w:hideMark/>
+          </w:tcPr>
+          <w:p>
+            <w:pPr>
+              <w:spacing w:after="0" w:line="240" w:lineRule="auto"/>
+              <w:jc w:val="center"/>
+              <w:rPr>
+                <w:rFonts w:ascii="Aptos Narrow" w:eastAsia="Times New Roman" w:hAnsi="Aptos Narrow" w:cs="Times New Roman"/>
+                <w:color w:val="000000"/>
+                <w:kern w:val="0"/>
+                <w:sz w:val="18"/>
+                <w:szCs w:val="18"/>
+                <w14:ligatures w14:val="none"/>
+              </w:rPr>
+            </w:pPr>
+            <w:r>
+              <w:rPr>
+                <w:rFonts w:ascii="Aptos Narrow" w:eastAsia="Times New Roman" w:hAnsi="Aptos Narrow" w:cs="Times New Roman"/>
+                <w:color w:val="000000"/>
+                <w:kern w:val="0"/>
+                <w:sz w:val="18"/>
+                <w:szCs w:val="18"/>
+                <w14:ligatures w14:val="none"/>
+              </w:rPr>
+              <w:t>Status</w:t>
             </w:r>
           </w:p>
         </w:tc>
@@ -6968,18 +7024,18 @@
                 <w:rFonts w:ascii="Aptos Narrow" w:eastAsia="Times New Roman" w:hAnsi="Aptos Narrow" w:cs="Times New Roman"/>
                 <w:color w:val="000000"/>
                 <w:kern w:val="0"/>
-                <w:sz w:val="20"/>
-                <w:szCs w:val="20"/>
-                <w14:ligatures w14:val="none"/>
-              </w:rPr>
-            </w:pPr>
-            <w:r>
-              <w:rPr>
-                <w:rFonts w:ascii="Aptos Narrow" w:eastAsia="Times New Roman" w:hAnsi="Aptos Narrow" w:cs="Times New Roman"/>
-                <w:color w:val="000000"/>
-                <w:kern w:val="0"/>
-                <w:sz w:val="20"/>
-                <w:szCs w:val="20"/>
+                <w:sz w:val="18"/>
+                <w:szCs w:val="18"/>
+                <w14:ligatures w14:val="none"/>
+              </w:rPr>
+            </w:pPr>
+            <w:r>
+              <w:rPr>
+                <w:rFonts w:ascii="Aptos Narrow" w:eastAsia="Times New Roman" w:hAnsi="Aptos Narrow" w:cs="Times New Roman"/>
+                <w:color w:val="000000"/>
+                <w:kern w:val="0"/>
+                <w:sz w:val="18"/>
+                <w:szCs w:val="18"/>
                 <w14:ligatures w14:val="none"/>
               </w:rPr>
               <w:t>CODICE</w:t>
@@ -7008,27 +7064,27 @@
                 <w:rFonts w:ascii="Aptos Narrow" w:eastAsia="Times New Roman" w:hAnsi="Aptos Narrow" w:cs="Times New Roman"/>
                 <w:color w:val="000000"/>
                 <w:kern w:val="0"/>
-                <w:sz w:val="20"/>
-                <w:szCs w:val="20"/>
-                <w14:ligatures w14:val="none"/>
-              </w:rPr>
-            </w:pPr>
-            <w:r>
-              <w:rPr>
-                <w:rFonts w:ascii="Aptos Narrow" w:eastAsia="Times New Roman" w:hAnsi="Aptos Narrow" w:cs="Times New Roman"/>
-                <w:color w:val="000000"/>
-                <w:kern w:val="0"/>
-                <w:sz w:val="20"/>
-                <w:szCs w:val="20"/>
-                <w14:ligatures w14:val="none"/>
-              </w:rPr>
-              <w:t>-0.35</w:t>
-            </w:r>
-          </w:p>
-        </w:tc>
-        <w:tc>
-          <w:tcPr>
-            <w:tcW w:w="1260" w:type="dxa"/>
+                <w:sz w:val="18"/>
+                <w:szCs w:val="18"/>
+                <w14:ligatures w14:val="none"/>
+              </w:rPr>
+            </w:pPr>
+            <w:r>
+              <w:rPr>
+                <w:rFonts w:ascii="Aptos Narrow" w:eastAsia="Times New Roman" w:hAnsi="Aptos Narrow" w:cs="Times New Roman"/>
+                <w:color w:val="000000"/>
+                <w:kern w:val="0"/>
+                <w:sz w:val="18"/>
+                <w:szCs w:val="18"/>
+                <w14:ligatures w14:val="none"/>
+              </w:rPr>
+              <w:t>-</w:t>
+            </w:r>
+          </w:p>
+        </w:tc>
+        <w:tc>
+          <w:tcPr>
+            <w:tcW w:w="1652" w:type="dxa"/>
             <w:tcBorders>
               <w:top w:val="single" w:sz="4" w:space="0" w:color="auto"/>
               <w:left w:val="nil"/>
@@ -7048,18 +7104,18 @@
                 <w:rFonts w:ascii="Aptos Narrow" w:eastAsia="Times New Roman" w:hAnsi="Aptos Narrow" w:cs="Times New Roman"/>
                 <w:color w:val="000000"/>
                 <w:kern w:val="0"/>
-                <w:sz w:val="20"/>
-                <w:szCs w:val="20"/>
-                <w14:ligatures w14:val="none"/>
-              </w:rPr>
-            </w:pPr>
-            <w:r>
-              <w:rPr>
-                <w:rFonts w:ascii="Aptos Narrow" w:eastAsia="Times New Roman" w:hAnsi="Aptos Narrow" w:cs="Times New Roman"/>
-                <w:color w:val="000000"/>
-                <w:kern w:val="0"/>
-                <w:sz w:val="20"/>
-                <w:szCs w:val="20"/>
+                <w:sz w:val="18"/>
+                <w:szCs w:val="18"/>
+                <w14:ligatures w14:val="none"/>
+              </w:rPr>
+            </w:pPr>
+            <w:r>
+              <w:rPr>
+                <w:rFonts w:ascii="Aptos Narrow" w:eastAsia="Times New Roman" w:hAnsi="Aptos Narrow" w:cs="Times New Roman"/>
+                <w:color w:val="000000"/>
+                <w:kern w:val="0"/>
+                <w:sz w:val="18"/>
+                <w:szCs w:val="18"/>
                 <w14:ligatures w14:val="none"/>
               </w:rPr>
               <w:t>0.51</w:t>
@@ -7068,7 +7124,7 @@
         </w:tc>
         <w:tc>
           <w:tcPr>
-            <w:tcW w:w="1080" w:type="dxa"/>
+            <w:tcW w:w="2227" w:type="dxa"/>
             <w:tcBorders>
               <w:top w:val="single" w:sz="4" w:space="0" w:color="auto"/>
               <w:left w:val="nil"/>
@@ -7088,18 +7144,18 @@
                 <w:rFonts w:ascii="Aptos Narrow" w:eastAsia="Times New Roman" w:hAnsi="Aptos Narrow" w:cs="Times New Roman"/>
                 <w:color w:val="000000"/>
                 <w:kern w:val="0"/>
-                <w:sz w:val="20"/>
-                <w:szCs w:val="20"/>
-                <w14:ligatures w14:val="none"/>
-              </w:rPr>
-            </w:pPr>
-            <w:r>
-              <w:rPr>
-                <w:rFonts w:ascii="Aptos Narrow" w:eastAsia="Times New Roman" w:hAnsi="Aptos Narrow" w:cs="Times New Roman"/>
-                <w:color w:val="000000"/>
-                <w:kern w:val="0"/>
-                <w:sz w:val="20"/>
-                <w:szCs w:val="20"/>
+                <w:sz w:val="18"/>
+                <w:szCs w:val="18"/>
+                <w14:ligatures w14:val="none"/>
+              </w:rPr>
+            </w:pPr>
+            <w:r>
+              <w:rPr>
+                <w:rFonts w:ascii="Aptos Narrow" w:eastAsia="Times New Roman" w:hAnsi="Aptos Narrow" w:cs="Times New Roman"/>
+                <w:color w:val="000000"/>
+                <w:kern w:val="0"/>
+                <w:sz w:val="18"/>
+                <w:szCs w:val="18"/>
                 <w14:ligatures w14:val="none"/>
               </w:rPr>
               <w:t>0.59</w:t>
@@ -7108,7 +7164,7 @@
         </w:tc>
         <w:tc>
           <w:tcPr>
-            <w:tcW w:w="1530" w:type="dxa"/>
+            <w:tcW w:w="1418" w:type="dxa"/>
             <w:tcBorders>
               <w:top w:val="single" w:sz="4" w:space="0" w:color="auto"/>
               <w:left w:val="nil"/>
@@ -7124,69 +7180,33 @@
                 <w:rFonts w:ascii="Aptos Narrow" w:eastAsia="Times New Roman" w:hAnsi="Aptos Narrow" w:cs="Times New Roman"/>
                 <w:color w:val="000000"/>
                 <w:kern w:val="0"/>
-                <w:sz w:val="20"/>
-                <w:szCs w:val="20"/>
-                <w14:ligatures w14:val="none"/>
-              </w:rPr>
-            </w:pPr>
-            <w:r>
-              <w:rPr>
-                <w:rFonts w:ascii="Aptos Narrow" w:eastAsia="Times New Roman" w:hAnsi="Aptos Narrow" w:cs="Times New Roman"/>
-                <w:color w:val="000000"/>
-                <w:kern w:val="0"/>
-                <w:sz w:val="20"/>
-                <w:szCs w:val="20"/>
-                <w14:ligatures w14:val="none"/>
-              </w:rPr>
-              <w:t>yes</w:t>
-            </w:r>
-          </w:p>
-        </w:tc>
-        <w:tc>
-          <w:tcPr>
-            <w:tcW w:w="990" w:type="dxa"/>
+                <w:sz w:val="18"/>
+                <w:szCs w:val="18"/>
+                <w14:ligatures w14:val="none"/>
+              </w:rPr>
+            </w:pPr>
+            <w:r>
+              <w:rPr>
+                <w:rFonts w:ascii="Aptos Narrow" w:eastAsia="Times New Roman" w:hAnsi="Aptos Narrow" w:cs="Times New Roman"/>
+                <w:color w:val="000000"/>
+                <w:kern w:val="0"/>
+                <w:sz w:val="18"/>
+                <w:szCs w:val="18"/>
+                <w14:ligatures w14:val="none"/>
+              </w:rPr>
+              <w:t>No</w:t>
+            </w:r>
+          </w:p>
+        </w:tc>
+        <w:tc>
+          <w:tcPr>
+            <w:tcW w:w="1134" w:type="dxa"/>
             <w:tcBorders>
               <w:top w:val="single" w:sz="4" w:space="0" w:color="auto"/>
               <w:left w:val="nil"/>
               <w:bottom w:val="nil"/>
               <w:right w:val="nil"/>
             </w:tcBorders>
-          </w:tcPr>
-          <w:p>
-            <w:pPr>
-              <w:spacing w:after="0" w:line="240" w:lineRule="auto"/>
-              <w:jc w:val="center"/>
-              <w:rPr>
-                <w:rFonts w:ascii="Aptos Narrow" w:eastAsia="Times New Roman" w:hAnsi="Aptos Narrow" w:cs="Times New Roman"/>
-                <w:color w:val="000000"/>
-                <w:kern w:val="0"/>
-                <w:sz w:val="20"/>
-                <w:szCs w:val="20"/>
-                <w14:ligatures w14:val="none"/>
-              </w:rPr>
-            </w:pPr>
-            <w:r>
-              <w:rPr>
-                <w:rFonts w:ascii="Aptos Narrow" w:eastAsia="Times New Roman" w:hAnsi="Aptos Narrow" w:cs="Times New Roman"/>
-                <w:color w:val="000000"/>
-                <w:kern w:val="0"/>
-                <w:sz w:val="20"/>
-                <w:szCs w:val="20"/>
-                <w14:ligatures w14:val="none"/>
-              </w:rPr>
-              <w:t>No</w:t>
-            </w:r>
-          </w:p>
-        </w:tc>
-        <w:tc>
-          <w:tcPr>
-            <w:tcW w:w="1170" w:type="dxa"/>
-            <w:tcBorders>
-              <w:top w:val="single" w:sz="4" w:space="0" w:color="auto"/>
-              <w:left w:val="nil"/>
-              <w:bottom w:val="nil"/>
-              <w:right w:val="nil"/>
-            </w:tcBorders>
             <w:shd w:val="clear" w:color="auto" w:fill="auto"/>
             <w:noWrap/>
             <w:vAlign w:val="center"/>
@@ -7200,21 +7220,21 @@
                 <w:rFonts w:ascii="Aptos Narrow" w:eastAsia="Times New Roman" w:hAnsi="Aptos Narrow" w:cs="Times New Roman"/>
                 <w:color w:val="000000"/>
                 <w:kern w:val="0"/>
-                <w:sz w:val="20"/>
-                <w:szCs w:val="20"/>
-                <w14:ligatures w14:val="none"/>
-              </w:rPr>
-            </w:pPr>
-            <w:r>
-              <w:rPr>
-                <w:rFonts w:ascii="Aptos Narrow" w:eastAsia="Times New Roman" w:hAnsi="Aptos Narrow" w:cs="Times New Roman"/>
-                <w:color w:val="000000"/>
-                <w:kern w:val="0"/>
-                <w:sz w:val="20"/>
-                <w:szCs w:val="20"/>
-                <w14:ligatures w14:val="none"/>
-              </w:rPr>
-              <w:t>yes</w:t>
+                <w:sz w:val="18"/>
+                <w:szCs w:val="18"/>
+                <w14:ligatures w14:val="none"/>
+              </w:rPr>
+            </w:pPr>
+            <w:r>
+              <w:rPr>
+                <w:rFonts w:ascii="Aptos Narrow" w:eastAsia="Times New Roman" w:hAnsi="Aptos Narrow" w:cs="Times New Roman"/>
+                <w:color w:val="000000"/>
+                <w:kern w:val="0"/>
+                <w:sz w:val="18"/>
+                <w:szCs w:val="18"/>
+                <w14:ligatures w14:val="none"/>
+              </w:rPr>
+              <w:t>Recovered</w:t>
             </w:r>
           </w:p>
         </w:tc>
@@ -7244,18 +7264,18 @@
                 <w:rFonts w:ascii="Aptos Narrow" w:eastAsia="Times New Roman" w:hAnsi="Aptos Narrow" w:cs="Times New Roman"/>
                 <w:color w:val="000000"/>
                 <w:kern w:val="0"/>
-                <w:sz w:val="20"/>
-                <w:szCs w:val="20"/>
-                <w14:ligatures w14:val="none"/>
-              </w:rPr>
-            </w:pPr>
-            <w:r>
-              <w:rPr>
-                <w:rFonts w:ascii="Aptos Narrow" w:eastAsia="Times New Roman" w:hAnsi="Aptos Narrow" w:cs="Times New Roman"/>
-                <w:color w:val="000000"/>
-                <w:kern w:val="0"/>
-                <w:sz w:val="20"/>
-                <w:szCs w:val="20"/>
+                <w:sz w:val="18"/>
+                <w:szCs w:val="18"/>
+                <w14:ligatures w14:val="none"/>
+              </w:rPr>
+            </w:pPr>
+            <w:r>
+              <w:rPr>
+                <w:rFonts w:ascii="Aptos Narrow" w:eastAsia="Times New Roman" w:hAnsi="Aptos Narrow" w:cs="Times New Roman"/>
+                <w:color w:val="000000"/>
+                <w:kern w:val="0"/>
+                <w:sz w:val="18"/>
+                <w:szCs w:val="18"/>
                 <w14:ligatures w14:val="none"/>
               </w:rPr>
               <w:t>CODBA2224</w:t>
@@ -7273,6 +7293,45 @@
             </w:tcBorders>
             <w:shd w:val="clear" w:color="auto" w:fill="auto"/>
             <w:noWrap/>
+            <w:hideMark/>
+          </w:tcPr>
+          <w:p>
+            <w:pPr>
+              <w:spacing w:after="0" w:line="240" w:lineRule="auto"/>
+              <w:jc w:val="center"/>
+              <w:rPr>
+                <w:rFonts w:ascii="Aptos Narrow" w:eastAsia="Times New Roman" w:hAnsi="Aptos Narrow" w:cs="Times New Roman"/>
+                <w:color w:val="000000"/>
+                <w:kern w:val="0"/>
+                <w:sz w:val="18"/>
+                <w:szCs w:val="18"/>
+                <w14:ligatures w14:val="none"/>
+              </w:rPr>
+            </w:pPr>
+            <w:r>
+              <w:rPr>
+                <w:rFonts w:ascii="Aptos Narrow" w:eastAsia="Times New Roman" w:hAnsi="Aptos Narrow" w:cs="Times New Roman"/>
+                <w:color w:val="000000"/>
+                <w:kern w:val="0"/>
+                <w:sz w:val="18"/>
+                <w:szCs w:val="18"/>
+                <w14:ligatures w14:val="none"/>
+              </w:rPr>
+              <w:t>-</w:t>
+            </w:r>
+          </w:p>
+        </w:tc>
+        <w:tc>
+          <w:tcPr>
+            <w:tcW w:w="1652" w:type="dxa"/>
+            <w:tcBorders>
+              <w:top w:val="nil"/>
+              <w:left w:val="nil"/>
+              <w:bottom w:val="nil"/>
+              <w:right w:val="nil"/>
+            </w:tcBorders>
+            <w:shd w:val="clear" w:color="auto" w:fill="auto"/>
+            <w:noWrap/>
             <w:vAlign w:val="center"/>
             <w:hideMark/>
           </w:tcPr>
@@ -7284,27 +7343,27 @@
                 <w:rFonts w:ascii="Aptos Narrow" w:eastAsia="Times New Roman" w:hAnsi="Aptos Narrow" w:cs="Times New Roman"/>
                 <w:color w:val="000000"/>
                 <w:kern w:val="0"/>
-                <w:sz w:val="20"/>
-                <w:szCs w:val="20"/>
-                <w14:ligatures w14:val="none"/>
-              </w:rPr>
-            </w:pPr>
-            <w:r>
-              <w:rPr>
-                <w:rFonts w:ascii="Aptos Narrow" w:eastAsia="Times New Roman" w:hAnsi="Aptos Narrow" w:cs="Times New Roman"/>
-                <w:color w:val="000000"/>
-                <w:kern w:val="0"/>
-                <w:sz w:val="20"/>
-                <w:szCs w:val="20"/>
-                <w14:ligatures w14:val="none"/>
-              </w:rPr>
-              <w:t>-0.53</w:t>
-            </w:r>
-          </w:p>
-        </w:tc>
-        <w:tc>
-          <w:tcPr>
-            <w:tcW w:w="1260" w:type="dxa"/>
+                <w:sz w:val="18"/>
+                <w:szCs w:val="18"/>
+                <w14:ligatures w14:val="none"/>
+              </w:rPr>
+            </w:pPr>
+            <w:r>
+              <w:rPr>
+                <w:rFonts w:ascii="Aptos Narrow" w:eastAsia="Times New Roman" w:hAnsi="Aptos Narrow" w:cs="Times New Roman"/>
+                <w:color w:val="000000"/>
+                <w:kern w:val="0"/>
+                <w:sz w:val="18"/>
+                <w:szCs w:val="18"/>
+                <w14:ligatures w14:val="none"/>
+              </w:rPr>
+              <w:t>0.87</w:t>
+            </w:r>
+          </w:p>
+        </w:tc>
+        <w:tc>
+          <w:tcPr>
+            <w:tcW w:w="2227" w:type="dxa"/>
             <w:tcBorders>
               <w:top w:val="nil"/>
               <w:left w:val="nil"/>
@@ -7324,27 +7383,63 @@
                 <w:rFonts w:ascii="Aptos Narrow" w:eastAsia="Times New Roman" w:hAnsi="Aptos Narrow" w:cs="Times New Roman"/>
                 <w:color w:val="000000"/>
                 <w:kern w:val="0"/>
-                <w:sz w:val="20"/>
-                <w:szCs w:val="20"/>
-                <w14:ligatures w14:val="none"/>
-              </w:rPr>
-            </w:pPr>
-            <w:r>
-              <w:rPr>
-                <w:rFonts w:ascii="Aptos Narrow" w:eastAsia="Times New Roman" w:hAnsi="Aptos Narrow" w:cs="Times New Roman"/>
-                <w:color w:val="000000"/>
-                <w:kern w:val="0"/>
-                <w:sz w:val="20"/>
-                <w:szCs w:val="20"/>
-                <w14:ligatures w14:val="none"/>
-              </w:rPr>
-              <w:t>0.87</w:t>
-            </w:r>
-          </w:p>
-        </w:tc>
-        <w:tc>
-          <w:tcPr>
-            <w:tcW w:w="1080" w:type="dxa"/>
+                <w:sz w:val="18"/>
+                <w:szCs w:val="18"/>
+                <w14:ligatures w14:val="none"/>
+              </w:rPr>
+            </w:pPr>
+            <w:r>
+              <w:rPr>
+                <w:rFonts w:ascii="Aptos Narrow" w:eastAsia="Times New Roman" w:hAnsi="Aptos Narrow" w:cs="Times New Roman"/>
+                <w:color w:val="000000"/>
+                <w:kern w:val="0"/>
+                <w:sz w:val="18"/>
+                <w:szCs w:val="18"/>
+                <w14:ligatures w14:val="none"/>
+              </w:rPr>
+              <w:t>0.57</w:t>
+            </w:r>
+          </w:p>
+        </w:tc>
+        <w:tc>
+          <w:tcPr>
+            <w:tcW w:w="1418" w:type="dxa"/>
+            <w:tcBorders>
+              <w:top w:val="nil"/>
+              <w:left w:val="nil"/>
+              <w:bottom w:val="nil"/>
+              <w:right w:val="nil"/>
+            </w:tcBorders>
+          </w:tcPr>
+          <w:p>
+            <w:pPr>
+              <w:spacing w:after="0" w:line="240" w:lineRule="auto"/>
+              <w:jc w:val="center"/>
+              <w:rPr>
+                <w:rFonts w:ascii="Aptos Narrow" w:eastAsia="Times New Roman" w:hAnsi="Aptos Narrow" w:cs="Times New Roman"/>
+                <w:color w:val="000000"/>
+                <w:kern w:val="0"/>
+                <w:sz w:val="18"/>
+                <w:szCs w:val="18"/>
+                <w14:ligatures w14:val="none"/>
+              </w:rPr>
+            </w:pPr>
+            <w:r>
+              <w:rPr>
+                <w:rFonts w:ascii="Aptos Narrow" w:eastAsia="Times New Roman" w:hAnsi="Aptos Narrow" w:cs="Times New Roman"/>
+                <w:color w:val="000000"/>
+                <w:kern w:val="0"/>
+                <w:sz w:val="18"/>
+                <w:szCs w:val="18"/>
+                <w14:ligatures w14:val="none"/>
+              </w:rPr>
+              <w:t>No</w:t>
+            </w:r>
+          </w:p>
+        </w:tc>
+        <w:tc>
+          <w:tcPr>
+            <w:tcW w:w="1134" w:type="dxa"/>
             <w:tcBorders>
               <w:top w:val="nil"/>
               <w:left w:val="nil"/>
@@ -7364,90 +7459,215 @@
                 <w:rFonts w:ascii="Aptos Narrow" w:eastAsia="Times New Roman" w:hAnsi="Aptos Narrow" w:cs="Times New Roman"/>
                 <w:color w:val="000000"/>
                 <w:kern w:val="0"/>
-                <w:sz w:val="20"/>
-                <w:szCs w:val="20"/>
-                <w14:ligatures w14:val="none"/>
-              </w:rPr>
-            </w:pPr>
-            <w:r>
-              <w:rPr>
-                <w:rFonts w:ascii="Aptos Narrow" w:eastAsia="Times New Roman" w:hAnsi="Aptos Narrow" w:cs="Times New Roman"/>
-                <w:color w:val="000000"/>
-                <w:kern w:val="0"/>
-                <w:sz w:val="20"/>
-                <w:szCs w:val="20"/>
-                <w14:ligatures w14:val="none"/>
-              </w:rPr>
-              <w:t>0.57</w:t>
-            </w:r>
-          </w:p>
-        </w:tc>
-        <w:tc>
-          <w:tcPr>
-            <w:tcW w:w="1530" w:type="dxa"/>
-            <w:tcBorders>
-              <w:top w:val="nil"/>
-              <w:left w:val="nil"/>
-              <w:bottom w:val="nil"/>
-              <w:right w:val="nil"/>
-            </w:tcBorders>
-          </w:tcPr>
-          <w:p>
-            <w:pPr>
-              <w:spacing w:after="0" w:line="240" w:lineRule="auto"/>
-              <w:jc w:val="center"/>
-              <w:rPr>
-                <w:rFonts w:ascii="Aptos Narrow" w:eastAsia="Times New Roman" w:hAnsi="Aptos Narrow" w:cs="Times New Roman"/>
-                <w:color w:val="000000"/>
-                <w:kern w:val="0"/>
-                <w:sz w:val="20"/>
-                <w:szCs w:val="20"/>
-                <w14:ligatures w14:val="none"/>
-              </w:rPr>
-            </w:pPr>
-            <w:r>
-              <w:rPr>
-                <w:rFonts w:ascii="Aptos Narrow" w:eastAsia="Times New Roman" w:hAnsi="Aptos Narrow" w:cs="Times New Roman"/>
-                <w:color w:val="000000"/>
-                <w:kern w:val="0"/>
-                <w:sz w:val="20"/>
-                <w:szCs w:val="20"/>
-                <w14:ligatures w14:val="none"/>
-              </w:rPr>
-              <w:t>yes</w:t>
-            </w:r>
-          </w:p>
-        </w:tc>
-        <w:tc>
-          <w:tcPr>
-            <w:tcW w:w="990" w:type="dxa"/>
-            <w:tcBorders>
-              <w:top w:val="nil"/>
-              <w:left w:val="nil"/>
-              <w:bottom w:val="nil"/>
-              <w:right w:val="nil"/>
-            </w:tcBorders>
-          </w:tcPr>
-          <w:p>
-            <w:pPr>
-              <w:spacing w:after="0" w:line="240" w:lineRule="auto"/>
-              <w:jc w:val="center"/>
-              <w:rPr>
-                <w:rFonts w:ascii="Aptos Narrow" w:eastAsia="Times New Roman" w:hAnsi="Aptos Narrow" w:cs="Times New Roman"/>
-                <w:color w:val="000000"/>
-                <w:kern w:val="0"/>
-                <w:sz w:val="20"/>
-                <w:szCs w:val="20"/>
-                <w14:ligatures w14:val="none"/>
-              </w:rPr>
-            </w:pPr>
-            <w:r>
-              <w:rPr>
-                <w:rFonts w:ascii="Aptos Narrow" w:eastAsia="Times New Roman" w:hAnsi="Aptos Narrow" w:cs="Times New Roman"/>
-                <w:color w:val="000000"/>
-                <w:kern w:val="0"/>
-                <w:sz w:val="20"/>
-                <w:szCs w:val="20"/>
+                <w:sz w:val="18"/>
+                <w:szCs w:val="18"/>
+                <w14:ligatures w14:val="none"/>
+              </w:rPr>
+            </w:pPr>
+            <w:r>
+              <w:rPr>
+                <w:rFonts w:ascii="Aptos Narrow" w:eastAsia="Times New Roman" w:hAnsi="Aptos Narrow" w:cs="Times New Roman"/>
+                <w:color w:val="000000"/>
+                <w:kern w:val="0"/>
+                <w:sz w:val="18"/>
+                <w:szCs w:val="18"/>
+                <w14:ligatures w14:val="none"/>
+              </w:rPr>
+              <w:t>Collapsed</w:t>
+            </w:r>
+          </w:p>
+        </w:tc>
+      </w:tr>
+      <w:tr>
+        <w:trPr>
+          <w:trHeight w:val="279"/>
+        </w:trPr>
+        <w:tc>
+          <w:tcPr>
+            <w:tcW w:w="1800" w:type="dxa"/>
+            <w:tcBorders>
+              <w:top w:val="nil"/>
+              <w:left w:val="nil"/>
+              <w:bottom w:val="nil"/>
+              <w:right w:val="nil"/>
+            </w:tcBorders>
+            <w:shd w:val="clear" w:color="auto" w:fill="auto"/>
+            <w:noWrap/>
+            <w:vAlign w:val="center"/>
+            <w:hideMark/>
+          </w:tcPr>
+          <w:p>
+            <w:pPr>
+              <w:spacing w:after="0" w:line="240" w:lineRule="auto"/>
+              <w:rPr>
+                <w:rFonts w:ascii="Aptos Narrow" w:eastAsia="Times New Roman" w:hAnsi="Aptos Narrow" w:cs="Times New Roman"/>
+                <w:color w:val="000000"/>
+                <w:kern w:val="0"/>
+                <w:sz w:val="18"/>
+                <w:szCs w:val="18"/>
+                <w14:ligatures w14:val="none"/>
+              </w:rPr>
+            </w:pPr>
+            <w:r>
+              <w:rPr>
+                <w:rFonts w:ascii="Aptos Narrow" w:eastAsia="Times New Roman" w:hAnsi="Aptos Narrow" w:cs="Times New Roman"/>
+                <w:color w:val="000000"/>
+                <w:kern w:val="0"/>
+                <w:sz w:val="18"/>
+                <w:szCs w:val="18"/>
+                <w14:ligatures w14:val="none"/>
+              </w:rPr>
+              <w:t>CODNEAR</w:t>
+            </w:r>
+          </w:p>
+        </w:tc>
+        <w:tc>
+          <w:tcPr>
+            <w:tcW w:w="1125" w:type="dxa"/>
+            <w:tcBorders>
+              <w:top w:val="nil"/>
+              <w:left w:val="nil"/>
+              <w:bottom w:val="nil"/>
+              <w:right w:val="nil"/>
+            </w:tcBorders>
+            <w:shd w:val="clear" w:color="auto" w:fill="auto"/>
+            <w:noWrap/>
+            <w:hideMark/>
+          </w:tcPr>
+          <w:p>
+            <w:pPr>
+              <w:spacing w:after="0" w:line="240" w:lineRule="auto"/>
+              <w:jc w:val="center"/>
+              <w:rPr>
+                <w:rFonts w:ascii="Aptos Narrow" w:eastAsia="Times New Roman" w:hAnsi="Aptos Narrow" w:cs="Times New Roman"/>
+                <w:color w:val="000000"/>
+                <w:kern w:val="0"/>
+                <w:sz w:val="18"/>
+                <w:szCs w:val="18"/>
+                <w14:ligatures w14:val="none"/>
+              </w:rPr>
+            </w:pPr>
+            <w:r>
+              <w:rPr>
+                <w:rFonts w:ascii="Aptos Narrow" w:eastAsia="Times New Roman" w:hAnsi="Aptos Narrow" w:cs="Times New Roman"/>
+                <w:color w:val="000000"/>
+                <w:kern w:val="0"/>
+                <w:sz w:val="18"/>
+                <w:szCs w:val="18"/>
+                <w14:ligatures w14:val="none"/>
+              </w:rPr>
+              <w:t>-</w:t>
+            </w:r>
+          </w:p>
+        </w:tc>
+        <w:tc>
+          <w:tcPr>
+            <w:tcW w:w="1652" w:type="dxa"/>
+            <w:tcBorders>
+              <w:top w:val="nil"/>
+              <w:left w:val="nil"/>
+              <w:bottom w:val="nil"/>
+              <w:right w:val="nil"/>
+            </w:tcBorders>
+            <w:shd w:val="clear" w:color="auto" w:fill="auto"/>
+            <w:noWrap/>
+            <w:vAlign w:val="center"/>
+            <w:hideMark/>
+          </w:tcPr>
+          <w:p>
+            <w:pPr>
+              <w:spacing w:after="0" w:line="240" w:lineRule="auto"/>
+              <w:jc w:val="center"/>
+              <w:rPr>
+                <w:rFonts w:ascii="Times New Roman" w:eastAsia="Times New Roman" w:hAnsi="Times New Roman" w:cs="Times New Roman"/>
+                <w:kern w:val="0"/>
+                <w:sz w:val="18"/>
+                <w:szCs w:val="18"/>
+                <w14:ligatures w14:val="none"/>
+              </w:rPr>
+            </w:pPr>
+            <w:r>
+              <w:rPr>
+                <w:rFonts w:ascii="Times New Roman" w:eastAsia="Times New Roman" w:hAnsi="Times New Roman" w:cs="Times New Roman"/>
+                <w:kern w:val="0"/>
+                <w:sz w:val="18"/>
+                <w:szCs w:val="18"/>
+                <w14:ligatures w14:val="none"/>
+              </w:rPr>
+              <w:t>0.51</w:t>
+            </w:r>
+          </w:p>
+        </w:tc>
+        <w:tc>
+          <w:tcPr>
+            <w:tcW w:w="2227" w:type="dxa"/>
+            <w:tcBorders>
+              <w:top w:val="nil"/>
+              <w:left w:val="nil"/>
+              <w:bottom w:val="nil"/>
+              <w:right w:val="nil"/>
+            </w:tcBorders>
+            <w:shd w:val="clear" w:color="auto" w:fill="auto"/>
+            <w:noWrap/>
+            <w:vAlign w:val="center"/>
+            <w:hideMark/>
+          </w:tcPr>
+          <w:p>
+            <w:pPr>
+              <w:spacing w:after="0" w:line="240" w:lineRule="auto"/>
+              <w:jc w:val="center"/>
+              <w:rPr>
+                <w:rFonts w:ascii="Aptos Narrow" w:eastAsia="Times New Roman" w:hAnsi="Aptos Narrow" w:cs="Times New Roman"/>
+                <w:color w:val="000000"/>
+                <w:kern w:val="0"/>
+                <w:sz w:val="18"/>
+                <w:szCs w:val="18"/>
+                <w14:ligatures w14:val="none"/>
+              </w:rPr>
+            </w:pPr>
+            <w:r>
+              <w:rPr>
+                <w:rFonts w:ascii="Aptos Narrow" w:eastAsia="Times New Roman" w:hAnsi="Aptos Narrow" w:cs="Times New Roman"/>
+                <w:color w:val="000000"/>
+                <w:kern w:val="0"/>
+                <w:sz w:val="18"/>
+                <w:szCs w:val="18"/>
+                <w14:ligatures w14:val="none"/>
+              </w:rPr>
+              <w:t>0.41</w:t>
+            </w:r>
+          </w:p>
+        </w:tc>
+        <w:tc>
+          <w:tcPr>
+            <w:tcW w:w="1418" w:type="dxa"/>
+            <w:tcBorders>
+              <w:top w:val="nil"/>
+              <w:left w:val="nil"/>
+              <w:bottom w:val="nil"/>
+              <w:right w:val="nil"/>
+            </w:tcBorders>
+          </w:tcPr>
+          <w:p>
+            <w:pPr>
+              <w:spacing w:after="0" w:line="240" w:lineRule="auto"/>
+              <w:jc w:val="center"/>
+              <w:rPr>
+                <w:rFonts w:ascii="Aptos Narrow" w:eastAsia="Times New Roman" w:hAnsi="Aptos Narrow" w:cs="Times New Roman"/>
+                <w:color w:val="000000"/>
+                <w:kern w:val="0"/>
+                <w:sz w:val="18"/>
+                <w:szCs w:val="18"/>
+                <w14:ligatures w14:val="none"/>
+              </w:rPr>
+            </w:pPr>
+            <w:r>
+              <w:rPr>
+                <w:rFonts w:ascii="Aptos Narrow" w:eastAsia="Times New Roman" w:hAnsi="Aptos Narrow" w:cs="Times New Roman"/>
+                <w:color w:val="000000"/>
+                <w:kern w:val="0"/>
+                <w:sz w:val="18"/>
+                <w:szCs w:val="18"/>
                 <w14:ligatures w14:val="none"/>
               </w:rPr>
               <w:t>No</w:t>
@@ -7456,7 +7676,7 @@
         </w:tc>
         <w:tc>
           <w:tcPr>
-            <w:tcW w:w="1170" w:type="dxa"/>
+            <w:tcW w:w="1134" w:type="dxa"/>
             <w:tcBorders>
               <w:top w:val="nil"/>
               <w:left w:val="nil"/>
@@ -7476,11 +7696,22 @@
                 <w:rFonts w:ascii="Aptos Narrow" w:eastAsia="Times New Roman" w:hAnsi="Aptos Narrow" w:cs="Times New Roman"/>
                 <w:color w:val="000000"/>
                 <w:kern w:val="0"/>
-                <w:sz w:val="20"/>
-                <w:szCs w:val="20"/>
-                <w14:ligatures w14:val="none"/>
-              </w:rPr>
-            </w:pPr>
+                <w:sz w:val="18"/>
+                <w:szCs w:val="18"/>
+                <w14:ligatures w14:val="none"/>
+              </w:rPr>
+            </w:pPr>
+            <w:r>
+              <w:rPr>
+                <w:rFonts w:ascii="Aptos Narrow" w:eastAsia="Times New Roman" w:hAnsi="Aptos Narrow" w:cs="Times New Roman"/>
+                <w:color w:val="000000"/>
+                <w:kern w:val="0"/>
+                <w:sz w:val="18"/>
+                <w:szCs w:val="18"/>
+                <w14:ligatures w14:val="none"/>
+              </w:rPr>
+              <w:t>Recovered</w:t>
+            </w:r>
           </w:p>
         </w:tc>
       </w:tr>
@@ -7509,21 +7740,21 @@
                 <w:rFonts w:ascii="Aptos Narrow" w:eastAsia="Times New Roman" w:hAnsi="Aptos Narrow" w:cs="Times New Roman"/>
                 <w:color w:val="000000"/>
                 <w:kern w:val="0"/>
-                <w:sz w:val="20"/>
-                <w:szCs w:val="20"/>
-                <w14:ligatures w14:val="none"/>
-              </w:rPr>
-            </w:pPr>
-            <w:r>
-              <w:rPr>
-                <w:rFonts w:ascii="Aptos Narrow" w:eastAsia="Times New Roman" w:hAnsi="Aptos Narrow" w:cs="Times New Roman"/>
-                <w:color w:val="000000"/>
-                <w:kern w:val="0"/>
-                <w:sz w:val="20"/>
-                <w:szCs w:val="20"/>
-                <w14:ligatures w14:val="none"/>
-              </w:rPr>
-              <w:t>CODNEAR</w:t>
+                <w:sz w:val="18"/>
+                <w:szCs w:val="18"/>
+                <w14:ligatures w14:val="none"/>
+              </w:rPr>
+            </w:pPr>
+            <w:r>
+              <w:rPr>
+                <w:rFonts w:ascii="Aptos Narrow" w:eastAsia="Times New Roman" w:hAnsi="Aptos Narrow" w:cs="Times New Roman"/>
+                <w:color w:val="000000"/>
+                <w:kern w:val="0"/>
+                <w:sz w:val="18"/>
+                <w:szCs w:val="18"/>
+                <w14:ligatures w14:val="none"/>
+              </w:rPr>
+              <w:t>3Pn4RS</w:t>
             </w:r>
           </w:p>
         </w:tc>
@@ -7538,6 +7769,45 @@
             </w:tcBorders>
             <w:shd w:val="clear" w:color="auto" w:fill="auto"/>
             <w:noWrap/>
+            <w:hideMark/>
+          </w:tcPr>
+          <w:p>
+            <w:pPr>
+              <w:spacing w:after="0" w:line="240" w:lineRule="auto"/>
+              <w:jc w:val="center"/>
+              <w:rPr>
+                <w:rFonts w:ascii="Aptos Narrow" w:eastAsia="Times New Roman" w:hAnsi="Aptos Narrow" w:cs="Times New Roman"/>
+                <w:color w:val="000000"/>
+                <w:kern w:val="0"/>
+                <w:sz w:val="18"/>
+                <w:szCs w:val="18"/>
+                <w14:ligatures w14:val="none"/>
+              </w:rPr>
+            </w:pPr>
+            <w:r>
+              <w:rPr>
+                <w:rFonts w:ascii="Aptos Narrow" w:eastAsia="Times New Roman" w:hAnsi="Aptos Narrow" w:cs="Times New Roman"/>
+                <w:color w:val="000000"/>
+                <w:kern w:val="0"/>
+                <w:sz w:val="18"/>
+                <w:szCs w:val="18"/>
+                <w14:ligatures w14:val="none"/>
+              </w:rPr>
+              <w:t>-</w:t>
+            </w:r>
+          </w:p>
+        </w:tc>
+        <w:tc>
+          <w:tcPr>
+            <w:tcW w:w="1652" w:type="dxa"/>
+            <w:tcBorders>
+              <w:top w:val="nil"/>
+              <w:left w:val="nil"/>
+              <w:bottom w:val="nil"/>
+              <w:right w:val="nil"/>
+            </w:tcBorders>
+            <w:shd w:val="clear" w:color="auto" w:fill="auto"/>
+            <w:noWrap/>
             <w:vAlign w:val="center"/>
             <w:hideMark/>
           </w:tcPr>
@@ -7546,19 +7816,28 @@
               <w:spacing w:after="0" w:line="240" w:lineRule="auto"/>
               <w:jc w:val="center"/>
               <w:rPr>
-                <w:rFonts w:ascii="Aptos Narrow" w:eastAsia="Times New Roman" w:hAnsi="Aptos Narrow" w:cs="Times New Roman"/>
-                <w:color w:val="000000"/>
-                <w:kern w:val="0"/>
-                <w:sz w:val="20"/>
-                <w:szCs w:val="20"/>
-                <w14:ligatures w14:val="none"/>
-              </w:rPr>
-            </w:pPr>
-          </w:p>
-        </w:tc>
-        <w:tc>
-          <w:tcPr>
-            <w:tcW w:w="1260" w:type="dxa"/>
+                <w:rFonts w:ascii="Times New Roman" w:eastAsia="Times New Roman" w:hAnsi="Times New Roman" w:cs="Times New Roman"/>
+                <w:kern w:val="0"/>
+                <w:sz w:val="18"/>
+                <w:szCs w:val="18"/>
+                <w14:ligatures w14:val="none"/>
+              </w:rPr>
+            </w:pPr>
+            <w:r>
+              <w:rPr>
+                <w:rFonts w:ascii="Times New Roman" w:eastAsia="Times New Roman" w:hAnsi="Times New Roman" w:cs="Times New Roman"/>
+                <w:kern w:val="0"/>
+                <w:sz w:val="18"/>
+                <w:szCs w:val="18"/>
+                <w14:ligatures w14:val="none"/>
+              </w:rPr>
+              <w:t>0.03</w:t>
+            </w:r>
+          </w:p>
+        </w:tc>
+        <w:tc>
+          <w:tcPr>
+            <w:tcW w:w="2227" w:type="dxa"/>
             <w:tcBorders>
               <w:top w:val="nil"/>
               <w:left w:val="nil"/>
@@ -7575,196 +7854,99 @@
               <w:spacing w:after="0" w:line="240" w:lineRule="auto"/>
               <w:jc w:val="center"/>
               <w:rPr>
-                <w:rFonts w:ascii="Times New Roman" w:eastAsia="Times New Roman" w:hAnsi="Times New Roman" w:cs="Times New Roman"/>
-                <w:kern w:val="0"/>
-                <w:sz w:val="20"/>
-                <w:szCs w:val="20"/>
-                <w14:ligatures w14:val="none"/>
-              </w:rPr>
-            </w:pPr>
-            <w:r>
-              <w:rPr>
-                <w:rFonts w:ascii="Times New Roman" w:eastAsia="Times New Roman" w:hAnsi="Times New Roman" w:cs="Times New Roman"/>
-                <w:kern w:val="0"/>
-                <w:sz w:val="20"/>
-                <w:szCs w:val="20"/>
-                <w14:ligatures w14:val="none"/>
-              </w:rPr>
-              <w:t>0.51</w:t>
-            </w:r>
-          </w:p>
-        </w:tc>
-        <w:tc>
-          <w:tcPr>
-            <w:tcW w:w="1080" w:type="dxa"/>
-            <w:tcBorders>
-              <w:top w:val="nil"/>
-              <w:left w:val="nil"/>
-              <w:bottom w:val="nil"/>
-              <w:right w:val="nil"/>
-            </w:tcBorders>
-            <w:shd w:val="clear" w:color="auto" w:fill="auto"/>
-            <w:noWrap/>
-            <w:vAlign w:val="center"/>
-            <w:hideMark/>
-          </w:tcPr>
-          <w:p>
-            <w:pPr>
-              <w:spacing w:after="0" w:line="240" w:lineRule="auto"/>
-              <w:jc w:val="center"/>
-              <w:rPr>
-                <w:rFonts w:ascii="Aptos Narrow" w:eastAsia="Times New Roman" w:hAnsi="Aptos Narrow" w:cs="Times New Roman"/>
-                <w:color w:val="000000"/>
-                <w:kern w:val="0"/>
-                <w:sz w:val="20"/>
-                <w:szCs w:val="20"/>
-                <w14:ligatures w14:val="none"/>
-              </w:rPr>
-            </w:pPr>
-            <w:r>
-              <w:rPr>
-                <w:rFonts w:ascii="Aptos Narrow" w:eastAsia="Times New Roman" w:hAnsi="Aptos Narrow" w:cs="Times New Roman"/>
-                <w:color w:val="000000"/>
-                <w:kern w:val="0"/>
-                <w:sz w:val="20"/>
-                <w:szCs w:val="20"/>
-                <w14:ligatures w14:val="none"/>
-              </w:rPr>
-              <w:t>0.41</w:t>
-            </w:r>
-          </w:p>
-        </w:tc>
-        <w:tc>
-          <w:tcPr>
-            <w:tcW w:w="1530" w:type="dxa"/>
-            <w:tcBorders>
-              <w:top w:val="nil"/>
-              <w:left w:val="nil"/>
-              <w:bottom w:val="nil"/>
-              <w:right w:val="nil"/>
-            </w:tcBorders>
-          </w:tcPr>
-          <w:p>
-            <w:pPr>
-              <w:spacing w:after="0" w:line="240" w:lineRule="auto"/>
-              <w:jc w:val="center"/>
-              <w:rPr>
-                <w:rFonts w:ascii="Aptos Narrow" w:eastAsia="Times New Roman" w:hAnsi="Aptos Narrow" w:cs="Times New Roman"/>
-                <w:color w:val="000000"/>
-                <w:kern w:val="0"/>
-                <w:sz w:val="20"/>
-                <w:szCs w:val="20"/>
-                <w14:ligatures w14:val="none"/>
-              </w:rPr>
-            </w:pPr>
-            <w:r>
-              <w:rPr>
-                <w:rFonts w:ascii="Aptos Narrow" w:eastAsia="Times New Roman" w:hAnsi="Aptos Narrow" w:cs="Times New Roman"/>
-                <w:color w:val="000000"/>
-                <w:kern w:val="0"/>
-                <w:sz w:val="20"/>
-                <w:szCs w:val="20"/>
-                <w14:ligatures w14:val="none"/>
-              </w:rPr>
-              <w:t>y</w:t>
-            </w:r>
-            <w:r>
-              <w:rPr>
-                <w:rFonts w:ascii="Aptos Narrow" w:eastAsia="Times New Roman" w:hAnsi="Aptos Narrow" w:cs="Times New Roman"/>
-                <w:color w:val="000000"/>
-                <w:kern w:val="0"/>
-                <w:sz w:val="20"/>
-                <w:szCs w:val="20"/>
-                <w14:ligatures w14:val="none"/>
-              </w:rPr>
-              <w:t>es</w:t>
-            </w:r>
-          </w:p>
-        </w:tc>
-        <w:tc>
-          <w:tcPr>
-            <w:tcW w:w="990" w:type="dxa"/>
-            <w:tcBorders>
-              <w:top w:val="nil"/>
-              <w:left w:val="nil"/>
-              <w:bottom w:val="nil"/>
-              <w:right w:val="nil"/>
-            </w:tcBorders>
-          </w:tcPr>
-          <w:p>
-            <w:pPr>
-              <w:spacing w:after="0" w:line="240" w:lineRule="auto"/>
-              <w:jc w:val="center"/>
-              <w:rPr>
-                <w:rFonts w:ascii="Aptos Narrow" w:eastAsia="Times New Roman" w:hAnsi="Aptos Narrow" w:cs="Times New Roman"/>
-                <w:color w:val="000000"/>
-                <w:kern w:val="0"/>
-                <w:sz w:val="20"/>
-                <w:szCs w:val="20"/>
-                <w14:ligatures w14:val="none"/>
-              </w:rPr>
-            </w:pPr>
-            <w:r>
-              <w:rPr>
-                <w:rFonts w:ascii="Aptos Narrow" w:eastAsia="Times New Roman" w:hAnsi="Aptos Narrow" w:cs="Times New Roman"/>
-                <w:color w:val="000000"/>
-                <w:kern w:val="0"/>
-                <w:sz w:val="20"/>
-                <w:szCs w:val="20"/>
-                <w14:ligatures w14:val="none"/>
-              </w:rPr>
-              <w:t>No</w:t>
-            </w:r>
-          </w:p>
-        </w:tc>
-        <w:tc>
-          <w:tcPr>
-            <w:tcW w:w="1170" w:type="dxa"/>
-            <w:tcBorders>
-              <w:top w:val="nil"/>
-              <w:left w:val="nil"/>
-              <w:bottom w:val="nil"/>
-              <w:right w:val="nil"/>
-            </w:tcBorders>
-            <w:shd w:val="clear" w:color="auto" w:fill="auto"/>
-            <w:noWrap/>
-            <w:vAlign w:val="center"/>
-            <w:hideMark/>
-          </w:tcPr>
-          <w:p>
-            <w:pPr>
-              <w:spacing w:after="0" w:line="240" w:lineRule="auto"/>
-              <w:jc w:val="center"/>
-              <w:rPr>
-                <w:rFonts w:ascii="Aptos Narrow" w:eastAsia="Times New Roman" w:hAnsi="Aptos Narrow" w:cs="Times New Roman"/>
-                <w:color w:val="000000"/>
-                <w:kern w:val="0"/>
-                <w:sz w:val="20"/>
-                <w:szCs w:val="20"/>
-                <w14:ligatures w14:val="none"/>
-              </w:rPr>
-            </w:pPr>
-            <w:r>
-              <w:rPr>
-                <w:rFonts w:ascii="Aptos Narrow" w:eastAsia="Times New Roman" w:hAnsi="Aptos Narrow" w:cs="Times New Roman"/>
-                <w:color w:val="000000"/>
-                <w:kern w:val="0"/>
-                <w:sz w:val="20"/>
-                <w:szCs w:val="20"/>
-                <w14:ligatures w14:val="none"/>
-              </w:rPr>
-              <w:t>Y</w:t>
-            </w:r>
-            <w:r>
-              <w:rPr>
-                <w:rFonts w:ascii="Aptos Narrow" w:eastAsia="Times New Roman" w:hAnsi="Aptos Narrow" w:cs="Times New Roman"/>
-                <w:color w:val="000000"/>
-                <w:kern w:val="0"/>
-                <w:sz w:val="20"/>
-                <w:szCs w:val="20"/>
-                <w14:ligatures w14:val="none"/>
-              </w:rPr>
-              <w:t>es</w:t>
+                <w:rFonts w:ascii="Aptos Narrow" w:eastAsia="Times New Roman" w:hAnsi="Aptos Narrow" w:cs="Times New Roman"/>
+                <w:color w:val="000000"/>
+                <w:kern w:val="0"/>
+                <w:sz w:val="18"/>
+                <w:szCs w:val="18"/>
+                <w14:ligatures w14:val="none"/>
+              </w:rPr>
+            </w:pPr>
+            <w:r>
+              <w:rPr>
+                <w:rFonts w:ascii="Aptos Narrow" w:eastAsia="Times New Roman" w:hAnsi="Aptos Narrow" w:cs="Times New Roman"/>
+                <w:color w:val="000000"/>
+                <w:kern w:val="0"/>
+                <w:sz w:val="18"/>
+                <w:szCs w:val="18"/>
+                <w14:ligatures w14:val="none"/>
+              </w:rPr>
+              <w:t>0.28</w:t>
+            </w:r>
+          </w:p>
+        </w:tc>
+        <w:tc>
+          <w:tcPr>
+            <w:tcW w:w="1418" w:type="dxa"/>
+            <w:tcBorders>
+              <w:top w:val="nil"/>
+              <w:left w:val="nil"/>
+              <w:bottom w:val="nil"/>
+              <w:right w:val="nil"/>
+            </w:tcBorders>
+          </w:tcPr>
+          <w:p>
+            <w:pPr>
+              <w:spacing w:after="0" w:line="240" w:lineRule="auto"/>
+              <w:jc w:val="center"/>
+              <w:rPr>
+                <w:rFonts w:ascii="Aptos Narrow" w:eastAsia="Times New Roman" w:hAnsi="Aptos Narrow" w:cs="Times New Roman"/>
+                <w:color w:val="000000"/>
+                <w:kern w:val="0"/>
+                <w:sz w:val="18"/>
+                <w:szCs w:val="18"/>
+                <w14:ligatures w14:val="none"/>
+              </w:rPr>
+            </w:pPr>
+            <w:r>
+              <w:rPr>
+                <w:rFonts w:ascii="Aptos Narrow" w:eastAsia="Times New Roman" w:hAnsi="Aptos Narrow" w:cs="Times New Roman"/>
+                <w:color w:val="000000"/>
+                <w:kern w:val="0"/>
+                <w:sz w:val="18"/>
+                <w:szCs w:val="18"/>
+                <w14:ligatures w14:val="none"/>
+              </w:rPr>
+              <w:t>Yes</w:t>
+            </w:r>
+          </w:p>
+        </w:tc>
+        <w:tc>
+          <w:tcPr>
+            <w:tcW w:w="1134" w:type="dxa"/>
+            <w:tcBorders>
+              <w:top w:val="nil"/>
+              <w:left w:val="nil"/>
+              <w:bottom w:val="nil"/>
+              <w:right w:val="nil"/>
+            </w:tcBorders>
+            <w:shd w:val="clear" w:color="auto" w:fill="auto"/>
+            <w:noWrap/>
+            <w:hideMark/>
+          </w:tcPr>
+          <w:p>
+            <w:pPr>
+              <w:spacing w:after="0" w:line="240" w:lineRule="auto"/>
+              <w:jc w:val="center"/>
+              <w:rPr>
+                <w:rFonts w:ascii="Aptos Narrow" w:eastAsia="Times New Roman" w:hAnsi="Aptos Narrow" w:cs="Times New Roman"/>
+                <w:color w:val="000000"/>
+                <w:kern w:val="0"/>
+                <w:sz w:val="18"/>
+                <w:szCs w:val="18"/>
+                <w14:ligatures w14:val="none"/>
+              </w:rPr>
+            </w:pPr>
+            <w:r>
+              <w:rPr>
+                <w:rFonts w:ascii="Aptos Narrow" w:eastAsia="Times New Roman" w:hAnsi="Aptos Narrow" w:cs="Times New Roman"/>
+                <w:color w:val="000000"/>
+                <w:kern w:val="0"/>
+                <w:sz w:val="18"/>
+                <w:szCs w:val="18"/>
+                <w14:ligatures w14:val="none"/>
+              </w:rPr>
+              <w:t>Collapsed</w:t>
             </w:r>
           </w:p>
         </w:tc>
@@ -7794,21 +7976,21 @@
                 <w:rFonts w:ascii="Aptos Narrow" w:eastAsia="Times New Roman" w:hAnsi="Aptos Narrow" w:cs="Times New Roman"/>
                 <w:color w:val="000000"/>
                 <w:kern w:val="0"/>
-                <w:sz w:val="20"/>
-                <w:szCs w:val="20"/>
-                <w14:ligatures w14:val="none"/>
-              </w:rPr>
-            </w:pPr>
-            <w:r>
-              <w:rPr>
-                <w:rFonts w:ascii="Aptos Narrow" w:eastAsia="Times New Roman" w:hAnsi="Aptos Narrow" w:cs="Times New Roman"/>
-                <w:color w:val="000000"/>
-                <w:kern w:val="0"/>
-                <w:sz w:val="20"/>
-                <w:szCs w:val="20"/>
-                <w14:ligatures w14:val="none"/>
-              </w:rPr>
-              <w:t>3Pn4RS</w:t>
+                <w:sz w:val="18"/>
+                <w:szCs w:val="18"/>
+                <w14:ligatures w14:val="none"/>
+              </w:rPr>
+            </w:pPr>
+            <w:r>
+              <w:rPr>
+                <w:rFonts w:ascii="Aptos Narrow" w:eastAsia="Times New Roman" w:hAnsi="Aptos Narrow" w:cs="Times New Roman"/>
+                <w:color w:val="000000"/>
+                <w:kern w:val="0"/>
+                <w:sz w:val="18"/>
+                <w:szCs w:val="18"/>
+                <w14:ligatures w14:val="none"/>
+              </w:rPr>
+              <w:t>3Ps</w:t>
             </w:r>
           </w:p>
         </w:tc>
@@ -7834,16 +8016,27 @@
                 <w:rFonts w:ascii="Aptos Narrow" w:eastAsia="Times New Roman" w:hAnsi="Aptos Narrow" w:cs="Times New Roman"/>
                 <w:color w:val="000000"/>
                 <w:kern w:val="0"/>
-                <w:sz w:val="20"/>
-                <w:szCs w:val="20"/>
-                <w14:ligatures w14:val="none"/>
-              </w:rPr>
-            </w:pPr>
-          </w:p>
-        </w:tc>
-        <w:tc>
-          <w:tcPr>
-            <w:tcW w:w="1260" w:type="dxa"/>
+                <w:sz w:val="18"/>
+                <w:szCs w:val="18"/>
+                <w14:ligatures w14:val="none"/>
+              </w:rPr>
+            </w:pPr>
+            <w:r>
+              <w:rPr>
+                <w:rFonts w:ascii="Aptos Narrow" w:eastAsia="Times New Roman" w:hAnsi="Aptos Narrow" w:cs="Times New Roman"/>
+                <w:color w:val="000000"/>
+                <w:kern w:val="0"/>
+                <w:sz w:val="18"/>
+                <w:szCs w:val="18"/>
+                <w14:ligatures w14:val="none"/>
+              </w:rPr>
+              <w:t>0.55</w:t>
+            </w:r>
+          </w:p>
+        </w:tc>
+        <w:tc>
+          <w:tcPr>
+            <w:tcW w:w="1652" w:type="dxa"/>
             <w:tcBorders>
               <w:top w:val="nil"/>
               <w:left w:val="nil"/>
@@ -7860,28 +8053,30 @@
               <w:spacing w:after="0" w:line="240" w:lineRule="auto"/>
               <w:jc w:val="center"/>
               <w:rPr>
-                <w:rFonts w:ascii="Times New Roman" w:eastAsia="Times New Roman" w:hAnsi="Times New Roman" w:cs="Times New Roman"/>
-                <w:kern w:val="0"/>
-                <w:sz w:val="20"/>
-                <w:szCs w:val="20"/>
-                <w14:ligatures w14:val="none"/>
-              </w:rPr>
-            </w:pPr>
-            <w:r>
-              <w:rPr>
-                <w:rFonts w:ascii="Times New Roman" w:eastAsia="Times New Roman" w:hAnsi="Times New Roman" w:cs="Times New Roman"/>
-                <w:kern w:val="0"/>
-                <w:sz w:val="20"/>
-                <w:szCs w:val="20"/>
-                <w14:ligatures w14:val="none"/>
-              </w:rPr>
-              <w:t>0.03</w:t>
-            </w:r>
-          </w:p>
-        </w:tc>
-        <w:tc>
-          <w:tcPr>
-            <w:tcW w:w="1080" w:type="dxa"/>
+                <w:rFonts w:ascii="Aptos Narrow" w:eastAsia="Times New Roman" w:hAnsi="Aptos Narrow" w:cs="Times New Roman"/>
+                <w:color w:val="000000"/>
+                <w:kern w:val="0"/>
+                <w:sz w:val="18"/>
+                <w:szCs w:val="18"/>
+                <w14:ligatures w14:val="none"/>
+              </w:rPr>
+            </w:pPr>
+            <w:r>
+              <w:rPr>
+                <w:rFonts w:ascii="Aptos Narrow" w:eastAsia="Times New Roman" w:hAnsi="Aptos Narrow" w:cs="Times New Roman"/>
+                <w:color w:val="000000"/>
+                <w:kern w:val="0"/>
+                <w:sz w:val="18"/>
+                <w:szCs w:val="18"/>
+                <w14:ligatures w14:val="none"/>
+              </w:rPr>
+              <w:t>0.25</w:t>
+            </w:r>
+          </w:p>
+        </w:tc>
+        <w:tc>
+          <w:tcPr>
+            <w:tcW w:w="2227" w:type="dxa"/>
             <w:tcBorders>
               <w:top w:val="nil"/>
               <w:left w:val="nil"/>
@@ -7901,90 +8096,54 @@
                 <w:rFonts w:ascii="Aptos Narrow" w:eastAsia="Times New Roman" w:hAnsi="Aptos Narrow" w:cs="Times New Roman"/>
                 <w:color w:val="000000"/>
                 <w:kern w:val="0"/>
-                <w:sz w:val="20"/>
-                <w:szCs w:val="20"/>
-                <w14:ligatures w14:val="none"/>
-              </w:rPr>
-            </w:pPr>
-            <w:r>
-              <w:rPr>
-                <w:rFonts w:ascii="Aptos Narrow" w:eastAsia="Times New Roman" w:hAnsi="Aptos Narrow" w:cs="Times New Roman"/>
-                <w:color w:val="000000"/>
-                <w:kern w:val="0"/>
-                <w:sz w:val="20"/>
-                <w:szCs w:val="20"/>
-                <w14:ligatures w14:val="none"/>
-              </w:rPr>
-              <w:t>0.28</w:t>
-            </w:r>
-          </w:p>
-        </w:tc>
-        <w:tc>
-          <w:tcPr>
-            <w:tcW w:w="1530" w:type="dxa"/>
-            <w:tcBorders>
-              <w:top w:val="nil"/>
-              <w:left w:val="nil"/>
-              <w:bottom w:val="nil"/>
-              <w:right w:val="nil"/>
-            </w:tcBorders>
-          </w:tcPr>
-          <w:p>
-            <w:pPr>
-              <w:spacing w:after="0" w:line="240" w:lineRule="auto"/>
-              <w:jc w:val="center"/>
-              <w:rPr>
-                <w:rFonts w:ascii="Aptos Narrow" w:eastAsia="Times New Roman" w:hAnsi="Aptos Narrow" w:cs="Times New Roman"/>
-                <w:color w:val="000000"/>
-                <w:kern w:val="0"/>
-                <w:sz w:val="20"/>
-                <w:szCs w:val="20"/>
-                <w14:ligatures w14:val="none"/>
-              </w:rPr>
-            </w:pPr>
-            <w:r>
-              <w:rPr>
-                <w:rFonts w:ascii="Aptos Narrow" w:eastAsia="Times New Roman" w:hAnsi="Aptos Narrow" w:cs="Times New Roman"/>
-                <w:color w:val="000000"/>
-                <w:kern w:val="0"/>
-                <w:sz w:val="20"/>
-                <w:szCs w:val="20"/>
-                <w14:ligatures w14:val="none"/>
-              </w:rPr>
-              <w:t>yes</w:t>
-            </w:r>
-          </w:p>
-        </w:tc>
-        <w:tc>
-          <w:tcPr>
-            <w:tcW w:w="990" w:type="dxa"/>
-            <w:tcBorders>
-              <w:top w:val="nil"/>
-              <w:left w:val="nil"/>
-              <w:bottom w:val="nil"/>
-              <w:right w:val="nil"/>
-            </w:tcBorders>
-          </w:tcPr>
-          <w:p>
-            <w:pPr>
-              <w:spacing w:after="0" w:line="240" w:lineRule="auto"/>
-              <w:jc w:val="center"/>
-              <w:rPr>
-                <w:rFonts w:ascii="Aptos Narrow" w:eastAsia="Times New Roman" w:hAnsi="Aptos Narrow" w:cs="Times New Roman"/>
-                <w:color w:val="000000"/>
-                <w:kern w:val="0"/>
-                <w:sz w:val="20"/>
-                <w:szCs w:val="20"/>
-                <w14:ligatures w14:val="none"/>
-              </w:rPr>
-            </w:pPr>
-            <w:r>
-              <w:rPr>
-                <w:rFonts w:ascii="Aptos Narrow" w:eastAsia="Times New Roman" w:hAnsi="Aptos Narrow" w:cs="Times New Roman"/>
-                <w:color w:val="000000"/>
-                <w:kern w:val="0"/>
-                <w:sz w:val="20"/>
-                <w:szCs w:val="20"/>
+                <w:sz w:val="18"/>
+                <w:szCs w:val="18"/>
+                <w14:ligatures w14:val="none"/>
+              </w:rPr>
+            </w:pPr>
+            <w:r>
+              <w:rPr>
+                <w:rFonts w:ascii="Aptos Narrow" w:eastAsia="Times New Roman" w:hAnsi="Aptos Narrow" w:cs="Times New Roman"/>
+                <w:color w:val="000000"/>
+                <w:kern w:val="0"/>
+                <w:sz w:val="18"/>
+                <w:szCs w:val="18"/>
+                <w14:ligatures w14:val="none"/>
+              </w:rPr>
+              <w:t>0.27</w:t>
+            </w:r>
+          </w:p>
+        </w:tc>
+        <w:tc>
+          <w:tcPr>
+            <w:tcW w:w="1418" w:type="dxa"/>
+            <w:tcBorders>
+              <w:top w:val="nil"/>
+              <w:left w:val="nil"/>
+              <w:bottom w:val="nil"/>
+              <w:right w:val="nil"/>
+            </w:tcBorders>
+          </w:tcPr>
+          <w:p>
+            <w:pPr>
+              <w:spacing w:after="0" w:line="240" w:lineRule="auto"/>
+              <w:jc w:val="center"/>
+              <w:rPr>
+                <w:rFonts w:ascii="Aptos Narrow" w:eastAsia="Times New Roman" w:hAnsi="Aptos Narrow" w:cs="Times New Roman"/>
+                <w:color w:val="000000"/>
+                <w:kern w:val="0"/>
+                <w:sz w:val="18"/>
+                <w:szCs w:val="18"/>
+                <w14:ligatures w14:val="none"/>
+              </w:rPr>
+            </w:pPr>
+            <w:r>
+              <w:rPr>
+                <w:rFonts w:ascii="Aptos Narrow" w:eastAsia="Times New Roman" w:hAnsi="Aptos Narrow" w:cs="Times New Roman"/>
+                <w:color w:val="000000"/>
+                <w:kern w:val="0"/>
+                <w:sz w:val="18"/>
+                <w:szCs w:val="18"/>
                 <w14:ligatures w14:val="none"/>
               </w:rPr>
               <w:t>Yes</w:t>
@@ -7993,31 +8152,41 @@
         </w:tc>
         <w:tc>
           <w:tcPr>
-            <w:tcW w:w="1170" w:type="dxa"/>
-            <w:tcBorders>
-              <w:top w:val="nil"/>
-              <w:left w:val="nil"/>
-              <w:bottom w:val="nil"/>
-              <w:right w:val="nil"/>
-            </w:tcBorders>
-            <w:shd w:val="clear" w:color="auto" w:fill="auto"/>
-            <w:noWrap/>
-            <w:vAlign w:val="center"/>
-            <w:hideMark/>
-          </w:tcPr>
-          <w:p>
-            <w:pPr>
-              <w:spacing w:after="0" w:line="240" w:lineRule="auto"/>
-              <w:jc w:val="center"/>
-              <w:rPr>
-                <w:rFonts w:ascii="Aptos Narrow" w:eastAsia="Times New Roman" w:hAnsi="Aptos Narrow" w:cs="Times New Roman"/>
-                <w:color w:val="000000"/>
-                <w:kern w:val="0"/>
-                <w:sz w:val="20"/>
-                <w:szCs w:val="20"/>
-                <w14:ligatures w14:val="none"/>
-              </w:rPr>
-            </w:pPr>
+            <w:tcW w:w="1134" w:type="dxa"/>
+            <w:tcBorders>
+              <w:top w:val="nil"/>
+              <w:left w:val="nil"/>
+              <w:bottom w:val="nil"/>
+              <w:right w:val="nil"/>
+            </w:tcBorders>
+            <w:shd w:val="clear" w:color="auto" w:fill="auto"/>
+            <w:noWrap/>
+            <w:hideMark/>
+          </w:tcPr>
+          <w:p>
+            <w:pPr>
+              <w:spacing w:after="0" w:line="240" w:lineRule="auto"/>
+              <w:jc w:val="center"/>
+              <w:rPr>
+                <w:rFonts w:ascii="Aptos Narrow" w:eastAsia="Times New Roman" w:hAnsi="Aptos Narrow" w:cs="Times New Roman"/>
+                <w:color w:val="000000"/>
+                <w:kern w:val="0"/>
+                <w:sz w:val="18"/>
+                <w:szCs w:val="18"/>
+                <w14:ligatures w14:val="none"/>
+              </w:rPr>
+            </w:pPr>
+            <w:r>
+              <w:rPr>
+                <w:rFonts w:ascii="Aptos Narrow" w:eastAsia="Times New Roman" w:hAnsi="Aptos Narrow" w:cs="Times New Roman"/>
+                <w:color w:val="000000"/>
+                <w:kern w:val="0"/>
+                <w:sz w:val="18"/>
+                <w:szCs w:val="18"/>
+                <w14:ligatures w14:val="none"/>
+              </w:rPr>
+              <w:t>Collapsed</w:t>
+            </w:r>
           </w:p>
         </w:tc>
       </w:tr>
@@ -8046,21 +8215,21 @@
                 <w:rFonts w:ascii="Aptos Narrow" w:eastAsia="Times New Roman" w:hAnsi="Aptos Narrow" w:cs="Times New Roman"/>
                 <w:color w:val="000000"/>
                 <w:kern w:val="0"/>
-                <w:sz w:val="20"/>
-                <w:szCs w:val="20"/>
-                <w14:ligatures w14:val="none"/>
-              </w:rPr>
-            </w:pPr>
-            <w:r>
-              <w:rPr>
-                <w:rFonts w:ascii="Aptos Narrow" w:eastAsia="Times New Roman" w:hAnsi="Aptos Narrow" w:cs="Times New Roman"/>
-                <w:color w:val="000000"/>
-                <w:kern w:val="0"/>
-                <w:sz w:val="20"/>
-                <w:szCs w:val="20"/>
-                <w14:ligatures w14:val="none"/>
-              </w:rPr>
-              <w:t>3Ps</w:t>
+                <w:sz w:val="18"/>
+                <w:szCs w:val="18"/>
+                <w14:ligatures w14:val="none"/>
+              </w:rPr>
+            </w:pPr>
+            <w:r>
+              <w:rPr>
+                <w:rFonts w:ascii="Aptos Narrow" w:eastAsia="Times New Roman" w:hAnsi="Aptos Narrow" w:cs="Times New Roman"/>
+                <w:color w:val="000000"/>
+                <w:kern w:val="0"/>
+                <w:sz w:val="18"/>
+                <w:szCs w:val="18"/>
+                <w14:ligatures w14:val="none"/>
+              </w:rPr>
+              <w:t>CODBA2532</w:t>
             </w:r>
           </w:p>
         </w:tc>
@@ -8086,27 +8255,27 @@
                 <w:rFonts w:ascii="Aptos Narrow" w:eastAsia="Times New Roman" w:hAnsi="Aptos Narrow" w:cs="Times New Roman"/>
                 <w:color w:val="000000"/>
                 <w:kern w:val="0"/>
-                <w:sz w:val="20"/>
-                <w:szCs w:val="20"/>
-                <w14:ligatures w14:val="none"/>
-              </w:rPr>
-            </w:pPr>
-            <w:r>
-              <w:rPr>
-                <w:rFonts w:ascii="Aptos Narrow" w:eastAsia="Times New Roman" w:hAnsi="Aptos Narrow" w:cs="Times New Roman"/>
-                <w:color w:val="000000"/>
-                <w:kern w:val="0"/>
-                <w:sz w:val="20"/>
-                <w:szCs w:val="20"/>
-                <w14:ligatures w14:val="none"/>
-              </w:rPr>
-              <w:t>0.55</w:t>
-            </w:r>
-          </w:p>
-        </w:tc>
-        <w:tc>
-          <w:tcPr>
-            <w:tcW w:w="1260" w:type="dxa"/>
+                <w:sz w:val="18"/>
+                <w:szCs w:val="18"/>
+                <w14:ligatures w14:val="none"/>
+              </w:rPr>
+            </w:pPr>
+            <w:r>
+              <w:rPr>
+                <w:rFonts w:ascii="Aptos Narrow" w:eastAsia="Times New Roman" w:hAnsi="Aptos Narrow" w:cs="Times New Roman"/>
+                <w:color w:val="000000"/>
+                <w:kern w:val="0"/>
+                <w:sz w:val="18"/>
+                <w:szCs w:val="18"/>
+                <w14:ligatures w14:val="none"/>
+              </w:rPr>
+              <w:t>-</w:t>
+            </w:r>
+          </w:p>
+        </w:tc>
+        <w:tc>
+          <w:tcPr>
+            <w:tcW w:w="1652" w:type="dxa"/>
             <w:tcBorders>
               <w:top w:val="nil"/>
               <w:left w:val="nil"/>
@@ -8126,27 +8295,27 @@
                 <w:rFonts w:ascii="Aptos Narrow" w:eastAsia="Times New Roman" w:hAnsi="Aptos Narrow" w:cs="Times New Roman"/>
                 <w:color w:val="000000"/>
                 <w:kern w:val="0"/>
-                <w:sz w:val="20"/>
-                <w:szCs w:val="20"/>
-                <w14:ligatures w14:val="none"/>
-              </w:rPr>
-            </w:pPr>
-            <w:r>
-              <w:rPr>
-                <w:rFonts w:ascii="Aptos Narrow" w:eastAsia="Times New Roman" w:hAnsi="Aptos Narrow" w:cs="Times New Roman"/>
-                <w:color w:val="000000"/>
-                <w:kern w:val="0"/>
-                <w:sz w:val="20"/>
-                <w:szCs w:val="20"/>
-                <w14:ligatures w14:val="none"/>
-              </w:rPr>
-              <w:t>0.25</w:t>
-            </w:r>
-          </w:p>
-        </w:tc>
-        <w:tc>
-          <w:tcPr>
-            <w:tcW w:w="1080" w:type="dxa"/>
+                <w:sz w:val="18"/>
+                <w:szCs w:val="18"/>
+                <w14:ligatures w14:val="none"/>
+              </w:rPr>
+            </w:pPr>
+            <w:r>
+              <w:rPr>
+                <w:rFonts w:ascii="Aptos Narrow" w:eastAsia="Times New Roman" w:hAnsi="Aptos Narrow" w:cs="Times New Roman"/>
+                <w:color w:val="000000"/>
+                <w:kern w:val="0"/>
+                <w:sz w:val="18"/>
+                <w:szCs w:val="18"/>
+                <w14:ligatures w14:val="none"/>
+              </w:rPr>
+              <w:t>0.69</w:t>
+            </w:r>
+          </w:p>
+        </w:tc>
+        <w:tc>
+          <w:tcPr>
+            <w:tcW w:w="2227" w:type="dxa"/>
             <w:tcBorders>
               <w:top w:val="nil"/>
               <w:left w:val="nil"/>
@@ -8166,123 +8335,97 @@
                 <w:rFonts w:ascii="Aptos Narrow" w:eastAsia="Times New Roman" w:hAnsi="Aptos Narrow" w:cs="Times New Roman"/>
                 <w:color w:val="000000"/>
                 <w:kern w:val="0"/>
-                <w:sz w:val="20"/>
-                <w:szCs w:val="20"/>
-                <w14:ligatures w14:val="none"/>
-              </w:rPr>
-            </w:pPr>
-            <w:r>
-              <w:rPr>
-                <w:rFonts w:ascii="Aptos Narrow" w:eastAsia="Times New Roman" w:hAnsi="Aptos Narrow" w:cs="Times New Roman"/>
-                <w:color w:val="000000"/>
-                <w:kern w:val="0"/>
-                <w:sz w:val="20"/>
-                <w:szCs w:val="20"/>
-                <w14:ligatures w14:val="none"/>
-              </w:rPr>
-              <w:t>0.27</w:t>
-            </w:r>
-          </w:p>
-        </w:tc>
-        <w:tc>
-          <w:tcPr>
-            <w:tcW w:w="1530" w:type="dxa"/>
-            <w:tcBorders>
-              <w:top w:val="nil"/>
-              <w:left w:val="nil"/>
-              <w:bottom w:val="nil"/>
-              <w:right w:val="nil"/>
-            </w:tcBorders>
-          </w:tcPr>
-          <w:p>
-            <w:pPr>
-              <w:spacing w:after="0" w:line="240" w:lineRule="auto"/>
-              <w:jc w:val="center"/>
-              <w:rPr>
-                <w:rFonts w:ascii="Aptos Narrow" w:eastAsia="Times New Roman" w:hAnsi="Aptos Narrow" w:cs="Times New Roman"/>
-                <w:color w:val="000000"/>
-                <w:kern w:val="0"/>
-                <w:sz w:val="20"/>
-                <w:szCs w:val="20"/>
-                <w14:ligatures w14:val="none"/>
-              </w:rPr>
-            </w:pPr>
-            <w:r>
-              <w:rPr>
-                <w:rFonts w:ascii="Aptos Narrow" w:eastAsia="Times New Roman" w:hAnsi="Aptos Narrow" w:cs="Times New Roman"/>
-                <w:color w:val="000000"/>
-                <w:kern w:val="0"/>
-                <w:sz w:val="20"/>
-                <w:szCs w:val="20"/>
-                <w14:ligatures w14:val="none"/>
-              </w:rPr>
-              <w:t>yes</w:t>
-            </w:r>
-          </w:p>
-        </w:tc>
-        <w:tc>
-          <w:tcPr>
-            <w:tcW w:w="990" w:type="dxa"/>
-            <w:tcBorders>
-              <w:top w:val="nil"/>
-              <w:left w:val="nil"/>
-              <w:bottom w:val="nil"/>
-              <w:right w:val="nil"/>
-            </w:tcBorders>
-          </w:tcPr>
-          <w:p>
-            <w:pPr>
-              <w:spacing w:after="0" w:line="240" w:lineRule="auto"/>
-              <w:jc w:val="center"/>
-              <w:rPr>
-                <w:rFonts w:ascii="Aptos Narrow" w:eastAsia="Times New Roman" w:hAnsi="Aptos Narrow" w:cs="Times New Roman"/>
-                <w:color w:val="000000"/>
-                <w:kern w:val="0"/>
-                <w:sz w:val="20"/>
-                <w:szCs w:val="20"/>
-                <w14:ligatures w14:val="none"/>
-              </w:rPr>
-            </w:pPr>
-            <w:r>
-              <w:rPr>
-                <w:rFonts w:ascii="Aptos Narrow" w:eastAsia="Times New Roman" w:hAnsi="Aptos Narrow" w:cs="Times New Roman"/>
-                <w:color w:val="000000"/>
-                <w:kern w:val="0"/>
-                <w:sz w:val="20"/>
-                <w:szCs w:val="20"/>
-                <w14:ligatures w14:val="none"/>
-              </w:rPr>
-              <w:t>Yes</w:t>
-            </w:r>
-          </w:p>
-        </w:tc>
-        <w:tc>
-          <w:tcPr>
-            <w:tcW w:w="1170" w:type="dxa"/>
-            <w:tcBorders>
-              <w:top w:val="nil"/>
-              <w:left w:val="nil"/>
-              <w:bottom w:val="nil"/>
-              <w:right w:val="nil"/>
-            </w:tcBorders>
-            <w:shd w:val="clear" w:color="auto" w:fill="auto"/>
-            <w:noWrap/>
-            <w:vAlign w:val="center"/>
-            <w:hideMark/>
-          </w:tcPr>
-          <w:p>
-            <w:pPr>
-              <w:spacing w:after="0" w:line="240" w:lineRule="auto"/>
-              <w:jc w:val="center"/>
-              <w:rPr>
-                <w:rFonts w:ascii="Aptos Narrow" w:eastAsia="Times New Roman" w:hAnsi="Aptos Narrow" w:cs="Times New Roman"/>
-                <w:color w:val="000000"/>
-                <w:kern w:val="0"/>
-                <w:sz w:val="20"/>
-                <w:szCs w:val="20"/>
-                <w14:ligatures w14:val="none"/>
-              </w:rPr>
-            </w:pPr>
+                <w:sz w:val="18"/>
+                <w:szCs w:val="18"/>
+                <w14:ligatures w14:val="none"/>
+              </w:rPr>
+            </w:pPr>
+            <w:r>
+              <w:rPr>
+                <w:rFonts w:ascii="Aptos Narrow" w:eastAsia="Times New Roman" w:hAnsi="Aptos Narrow" w:cs="Times New Roman"/>
+                <w:color w:val="000000"/>
+                <w:kern w:val="0"/>
+                <w:sz w:val="18"/>
+                <w:szCs w:val="18"/>
+                <w14:ligatures w14:val="none"/>
+              </w:rPr>
+              <w:t>0.26</w:t>
+            </w:r>
+          </w:p>
+        </w:tc>
+        <w:tc>
+          <w:tcPr>
+            <w:tcW w:w="1418" w:type="dxa"/>
+            <w:tcBorders>
+              <w:top w:val="nil"/>
+              <w:left w:val="nil"/>
+              <w:bottom w:val="nil"/>
+              <w:right w:val="nil"/>
+            </w:tcBorders>
+          </w:tcPr>
+          <w:p>
+            <w:pPr>
+              <w:spacing w:after="0" w:line="240" w:lineRule="auto"/>
+              <w:jc w:val="center"/>
+              <w:rPr>
+                <w:rFonts w:ascii="Aptos Narrow" w:eastAsia="Times New Roman" w:hAnsi="Aptos Narrow" w:cs="Times New Roman"/>
+                <w:color w:val="000000"/>
+                <w:kern w:val="0"/>
+                <w:sz w:val="18"/>
+                <w:szCs w:val="18"/>
+                <w14:ligatures w14:val="none"/>
+              </w:rPr>
+            </w:pPr>
+            <w:r>
+              <w:rPr>
+                <w:rFonts w:ascii="Aptos Narrow" w:eastAsia="Times New Roman" w:hAnsi="Aptos Narrow" w:cs="Times New Roman"/>
+                <w:color w:val="000000"/>
+                <w:kern w:val="0"/>
+                <w:sz w:val="18"/>
+                <w:szCs w:val="18"/>
+                <w14:ligatures w14:val="none"/>
+              </w:rPr>
+              <w:t>No</w:t>
+            </w:r>
+          </w:p>
+        </w:tc>
+        <w:tc>
+          <w:tcPr>
+            <w:tcW w:w="1134" w:type="dxa"/>
+            <w:tcBorders>
+              <w:top w:val="nil"/>
+              <w:left w:val="nil"/>
+              <w:bottom w:val="nil"/>
+              <w:right w:val="nil"/>
+            </w:tcBorders>
+            <w:shd w:val="clear" w:color="auto" w:fill="auto"/>
+            <w:noWrap/>
+            <w:hideMark/>
+          </w:tcPr>
+          <w:p>
+            <w:pPr>
+              <w:spacing w:after="0" w:line="240" w:lineRule="auto"/>
+              <w:jc w:val="center"/>
+              <w:rPr>
+                <w:rFonts w:ascii="Aptos Narrow" w:eastAsia="Times New Roman" w:hAnsi="Aptos Narrow" w:cs="Times New Roman"/>
+                <w:color w:val="000000"/>
+                <w:kern w:val="0"/>
+                <w:sz w:val="18"/>
+                <w:szCs w:val="18"/>
+                <w14:ligatures w14:val="none"/>
+              </w:rPr>
+            </w:pPr>
+            <w:r>
+              <w:rPr>
+                <w:rFonts w:ascii="Aptos Narrow" w:eastAsia="Times New Roman" w:hAnsi="Aptos Narrow" w:cs="Times New Roman"/>
+                <w:color w:val="000000"/>
+                <w:kern w:val="0"/>
+                <w:sz w:val="18"/>
+                <w:szCs w:val="18"/>
+                <w14:ligatures w14:val="none"/>
+              </w:rPr>
+              <w:t>Collapsed</w:t>
+            </w:r>
           </w:p>
         </w:tc>
       </w:tr>
@@ -8311,21 +8454,21 @@
                 <w:rFonts w:ascii="Aptos Narrow" w:eastAsia="Times New Roman" w:hAnsi="Aptos Narrow" w:cs="Times New Roman"/>
                 <w:color w:val="000000"/>
                 <w:kern w:val="0"/>
-                <w:sz w:val="20"/>
-                <w:szCs w:val="20"/>
-                <w14:ligatures w14:val="none"/>
-              </w:rPr>
-            </w:pPr>
-            <w:r>
-              <w:rPr>
-                <w:rFonts w:ascii="Aptos Narrow" w:eastAsia="Times New Roman" w:hAnsi="Aptos Narrow" w:cs="Times New Roman"/>
-                <w:color w:val="000000"/>
-                <w:kern w:val="0"/>
-                <w:sz w:val="20"/>
-                <w:szCs w:val="20"/>
-                <w14:ligatures w14:val="none"/>
-              </w:rPr>
-              <w:t>CODBA2532</w:t>
+                <w:sz w:val="18"/>
+                <w:szCs w:val="18"/>
+                <w14:ligatures w14:val="none"/>
+              </w:rPr>
+            </w:pPr>
+            <w:r>
+              <w:rPr>
+                <w:rFonts w:ascii="Aptos Narrow" w:eastAsia="Times New Roman" w:hAnsi="Aptos Narrow" w:cs="Times New Roman"/>
+                <w:color w:val="000000"/>
+                <w:kern w:val="0"/>
+                <w:sz w:val="18"/>
+                <w:szCs w:val="18"/>
+                <w14:ligatures w14:val="none"/>
+              </w:rPr>
+              <w:t>4X5Y</w:t>
             </w:r>
           </w:p>
         </w:tc>
@@ -8351,27 +8494,27 @@
                 <w:rFonts w:ascii="Aptos Narrow" w:eastAsia="Times New Roman" w:hAnsi="Aptos Narrow" w:cs="Times New Roman"/>
                 <w:color w:val="000000"/>
                 <w:kern w:val="0"/>
-                <w:sz w:val="20"/>
-                <w:szCs w:val="20"/>
-                <w14:ligatures w14:val="none"/>
-              </w:rPr>
-            </w:pPr>
-            <w:r>
-              <w:rPr>
-                <w:rFonts w:ascii="Aptos Narrow" w:eastAsia="Times New Roman" w:hAnsi="Aptos Narrow" w:cs="Times New Roman"/>
-                <w:color w:val="000000"/>
-                <w:kern w:val="0"/>
-                <w:sz w:val="20"/>
-                <w:szCs w:val="20"/>
-                <w14:ligatures w14:val="none"/>
-              </w:rPr>
-              <w:t>-0.47</w:t>
-            </w:r>
-          </w:p>
-        </w:tc>
-        <w:tc>
-          <w:tcPr>
-            <w:tcW w:w="1260" w:type="dxa"/>
+                <w:sz w:val="18"/>
+                <w:szCs w:val="18"/>
+                <w14:ligatures w14:val="none"/>
+              </w:rPr>
+            </w:pPr>
+            <w:r>
+              <w:rPr>
+                <w:rFonts w:ascii="Aptos Narrow" w:eastAsia="Times New Roman" w:hAnsi="Aptos Narrow" w:cs="Times New Roman"/>
+                <w:color w:val="000000"/>
+                <w:kern w:val="0"/>
+                <w:sz w:val="18"/>
+                <w:szCs w:val="18"/>
+                <w14:ligatures w14:val="none"/>
+              </w:rPr>
+              <w:t>-</w:t>
+            </w:r>
+          </w:p>
+        </w:tc>
+        <w:tc>
+          <w:tcPr>
+            <w:tcW w:w="1652" w:type="dxa"/>
             <w:tcBorders>
               <w:top w:val="nil"/>
               <w:left w:val="nil"/>
@@ -8388,30 +8531,28 @@
               <w:spacing w:after="0" w:line="240" w:lineRule="auto"/>
               <w:jc w:val="center"/>
               <w:rPr>
-                <w:rFonts w:ascii="Aptos Narrow" w:eastAsia="Times New Roman" w:hAnsi="Aptos Narrow" w:cs="Times New Roman"/>
-                <w:color w:val="000000"/>
-                <w:kern w:val="0"/>
-                <w:sz w:val="20"/>
-                <w:szCs w:val="20"/>
-                <w14:ligatures w14:val="none"/>
-              </w:rPr>
-            </w:pPr>
-            <w:r>
-              <w:rPr>
-                <w:rFonts w:ascii="Aptos Narrow" w:eastAsia="Times New Roman" w:hAnsi="Aptos Narrow" w:cs="Times New Roman"/>
-                <w:color w:val="000000"/>
-                <w:kern w:val="0"/>
-                <w:sz w:val="20"/>
-                <w:szCs w:val="20"/>
-                <w14:ligatures w14:val="none"/>
-              </w:rPr>
-              <w:t>0.69</w:t>
-            </w:r>
-          </w:p>
-        </w:tc>
-        <w:tc>
-          <w:tcPr>
-            <w:tcW w:w="1080" w:type="dxa"/>
+                <w:rFonts w:ascii="Times New Roman" w:eastAsia="Times New Roman" w:hAnsi="Times New Roman" w:cs="Times New Roman"/>
+                <w:kern w:val="0"/>
+                <w:sz w:val="18"/>
+                <w:szCs w:val="18"/>
+                <w14:ligatures w14:val="none"/>
+              </w:rPr>
+            </w:pPr>
+            <w:r>
+              <w:rPr>
+                <w:rFonts w:ascii="Times New Roman" w:eastAsia="Times New Roman" w:hAnsi="Times New Roman" w:cs="Times New Roman"/>
+                <w:kern w:val="0"/>
+                <w:sz w:val="18"/>
+                <w:szCs w:val="18"/>
+                <w14:ligatures w14:val="none"/>
+              </w:rPr>
+              <w:t>0.03</w:t>
+            </w:r>
+          </w:p>
+        </w:tc>
+        <w:tc>
+          <w:tcPr>
+            <w:tcW w:w="2227" w:type="dxa"/>
             <w:tcBorders>
               <w:top w:val="nil"/>
               <w:left w:val="nil"/>
@@ -8431,123 +8572,97 @@
                 <w:rFonts w:ascii="Aptos Narrow" w:eastAsia="Times New Roman" w:hAnsi="Aptos Narrow" w:cs="Times New Roman"/>
                 <w:color w:val="000000"/>
                 <w:kern w:val="0"/>
-                <w:sz w:val="20"/>
-                <w:szCs w:val="20"/>
-                <w14:ligatures w14:val="none"/>
-              </w:rPr>
-            </w:pPr>
-            <w:r>
-              <w:rPr>
-                <w:rFonts w:ascii="Aptos Narrow" w:eastAsia="Times New Roman" w:hAnsi="Aptos Narrow" w:cs="Times New Roman"/>
-                <w:color w:val="000000"/>
-                <w:kern w:val="0"/>
-                <w:sz w:val="20"/>
-                <w:szCs w:val="20"/>
-                <w14:ligatures w14:val="none"/>
-              </w:rPr>
-              <w:t>0.26</w:t>
-            </w:r>
-          </w:p>
-        </w:tc>
-        <w:tc>
-          <w:tcPr>
-            <w:tcW w:w="1530" w:type="dxa"/>
-            <w:tcBorders>
-              <w:top w:val="nil"/>
-              <w:left w:val="nil"/>
-              <w:bottom w:val="nil"/>
-              <w:right w:val="nil"/>
-            </w:tcBorders>
-          </w:tcPr>
-          <w:p>
-            <w:pPr>
-              <w:spacing w:after="0" w:line="240" w:lineRule="auto"/>
-              <w:jc w:val="center"/>
-              <w:rPr>
-                <w:rFonts w:ascii="Aptos Narrow" w:eastAsia="Times New Roman" w:hAnsi="Aptos Narrow" w:cs="Times New Roman"/>
-                <w:color w:val="000000"/>
-                <w:kern w:val="0"/>
-                <w:sz w:val="20"/>
-                <w:szCs w:val="20"/>
-                <w14:ligatures w14:val="none"/>
-              </w:rPr>
-            </w:pPr>
-            <w:r>
-              <w:rPr>
-                <w:rFonts w:ascii="Aptos Narrow" w:eastAsia="Times New Roman" w:hAnsi="Aptos Narrow" w:cs="Times New Roman"/>
-                <w:color w:val="000000"/>
-                <w:kern w:val="0"/>
-                <w:sz w:val="20"/>
-                <w:szCs w:val="20"/>
-                <w14:ligatures w14:val="none"/>
-              </w:rPr>
-              <w:t>yes</w:t>
-            </w:r>
-          </w:p>
-        </w:tc>
-        <w:tc>
-          <w:tcPr>
-            <w:tcW w:w="990" w:type="dxa"/>
-            <w:tcBorders>
-              <w:top w:val="nil"/>
-              <w:left w:val="nil"/>
-              <w:bottom w:val="nil"/>
-              <w:right w:val="nil"/>
-            </w:tcBorders>
-          </w:tcPr>
-          <w:p>
-            <w:pPr>
-              <w:spacing w:after="0" w:line="240" w:lineRule="auto"/>
-              <w:jc w:val="center"/>
-              <w:rPr>
-                <w:rFonts w:ascii="Aptos Narrow" w:eastAsia="Times New Roman" w:hAnsi="Aptos Narrow" w:cs="Times New Roman"/>
-                <w:color w:val="000000"/>
-                <w:kern w:val="0"/>
-                <w:sz w:val="20"/>
-                <w:szCs w:val="20"/>
-                <w14:ligatures w14:val="none"/>
-              </w:rPr>
-            </w:pPr>
-            <w:r>
-              <w:rPr>
-                <w:rFonts w:ascii="Aptos Narrow" w:eastAsia="Times New Roman" w:hAnsi="Aptos Narrow" w:cs="Times New Roman"/>
-                <w:color w:val="000000"/>
-                <w:kern w:val="0"/>
-                <w:sz w:val="20"/>
-                <w:szCs w:val="20"/>
-                <w14:ligatures w14:val="none"/>
-              </w:rPr>
-              <w:t>No</w:t>
-            </w:r>
-          </w:p>
-        </w:tc>
-        <w:tc>
-          <w:tcPr>
-            <w:tcW w:w="1170" w:type="dxa"/>
-            <w:tcBorders>
-              <w:top w:val="nil"/>
-              <w:left w:val="nil"/>
-              <w:bottom w:val="nil"/>
-              <w:right w:val="nil"/>
-            </w:tcBorders>
-            <w:shd w:val="clear" w:color="auto" w:fill="auto"/>
-            <w:noWrap/>
-            <w:vAlign w:val="center"/>
-            <w:hideMark/>
-          </w:tcPr>
-          <w:p>
-            <w:pPr>
-              <w:spacing w:after="0" w:line="240" w:lineRule="auto"/>
-              <w:jc w:val="center"/>
-              <w:rPr>
-                <w:rFonts w:ascii="Aptos Narrow" w:eastAsia="Times New Roman" w:hAnsi="Aptos Narrow" w:cs="Times New Roman"/>
-                <w:color w:val="000000"/>
-                <w:kern w:val="0"/>
-                <w:sz w:val="20"/>
-                <w:szCs w:val="20"/>
-                <w14:ligatures w14:val="none"/>
-              </w:rPr>
-            </w:pPr>
+                <w:sz w:val="18"/>
+                <w:szCs w:val="18"/>
+                <w14:ligatures w14:val="none"/>
+              </w:rPr>
+            </w:pPr>
+            <w:r>
+              <w:rPr>
+                <w:rFonts w:ascii="Aptos Narrow" w:eastAsia="Times New Roman" w:hAnsi="Aptos Narrow" w:cs="Times New Roman"/>
+                <w:color w:val="000000"/>
+                <w:kern w:val="0"/>
+                <w:sz w:val="18"/>
+                <w:szCs w:val="18"/>
+                <w14:ligatures w14:val="none"/>
+              </w:rPr>
+              <w:t>0.25</w:t>
+            </w:r>
+          </w:p>
+        </w:tc>
+        <w:tc>
+          <w:tcPr>
+            <w:tcW w:w="1418" w:type="dxa"/>
+            <w:tcBorders>
+              <w:top w:val="nil"/>
+              <w:left w:val="nil"/>
+              <w:bottom w:val="nil"/>
+              <w:right w:val="nil"/>
+            </w:tcBorders>
+          </w:tcPr>
+          <w:p>
+            <w:pPr>
+              <w:spacing w:after="0" w:line="240" w:lineRule="auto"/>
+              <w:jc w:val="center"/>
+              <w:rPr>
+                <w:rFonts w:ascii="Aptos Narrow" w:eastAsia="Times New Roman" w:hAnsi="Aptos Narrow" w:cs="Times New Roman"/>
+                <w:color w:val="000000"/>
+                <w:kern w:val="0"/>
+                <w:sz w:val="18"/>
+                <w:szCs w:val="18"/>
+                <w14:ligatures w14:val="none"/>
+              </w:rPr>
+            </w:pPr>
+            <w:r>
+              <w:rPr>
+                <w:rFonts w:ascii="Aptos Narrow" w:eastAsia="Times New Roman" w:hAnsi="Aptos Narrow" w:cs="Times New Roman"/>
+                <w:color w:val="000000"/>
+                <w:kern w:val="0"/>
+                <w:sz w:val="18"/>
+                <w:szCs w:val="18"/>
+                <w14:ligatures w14:val="none"/>
+              </w:rPr>
+              <w:t>Yes</w:t>
+            </w:r>
+          </w:p>
+        </w:tc>
+        <w:tc>
+          <w:tcPr>
+            <w:tcW w:w="1134" w:type="dxa"/>
+            <w:tcBorders>
+              <w:top w:val="nil"/>
+              <w:left w:val="nil"/>
+              <w:bottom w:val="nil"/>
+              <w:right w:val="nil"/>
+            </w:tcBorders>
+            <w:shd w:val="clear" w:color="auto" w:fill="auto"/>
+            <w:noWrap/>
+            <w:hideMark/>
+          </w:tcPr>
+          <w:p>
+            <w:pPr>
+              <w:spacing w:after="0" w:line="240" w:lineRule="auto"/>
+              <w:jc w:val="center"/>
+              <w:rPr>
+                <w:rFonts w:ascii="Aptos Narrow" w:eastAsia="Times New Roman" w:hAnsi="Aptos Narrow" w:cs="Times New Roman"/>
+                <w:color w:val="000000"/>
+                <w:kern w:val="0"/>
+                <w:sz w:val="18"/>
+                <w:szCs w:val="18"/>
+                <w14:ligatures w14:val="none"/>
+              </w:rPr>
+            </w:pPr>
+            <w:r>
+              <w:rPr>
+                <w:rFonts w:ascii="Aptos Narrow" w:eastAsia="Times New Roman" w:hAnsi="Aptos Narrow" w:cs="Times New Roman"/>
+                <w:color w:val="000000"/>
+                <w:kern w:val="0"/>
+                <w:sz w:val="18"/>
+                <w:szCs w:val="18"/>
+                <w14:ligatures w14:val="none"/>
+              </w:rPr>
+              <w:t>Collapsed</w:t>
+            </w:r>
           </w:p>
         </w:tc>
       </w:tr>
@@ -8576,21 +8691,21 @@
                 <w:rFonts w:ascii="Aptos Narrow" w:eastAsia="Times New Roman" w:hAnsi="Aptos Narrow" w:cs="Times New Roman"/>
                 <w:color w:val="000000"/>
                 <w:kern w:val="0"/>
-                <w:sz w:val="20"/>
-                <w:szCs w:val="20"/>
-                <w14:ligatures w14:val="none"/>
-              </w:rPr>
-            </w:pPr>
-            <w:r>
-              <w:rPr>
-                <w:rFonts w:ascii="Aptos Narrow" w:eastAsia="Times New Roman" w:hAnsi="Aptos Narrow" w:cs="Times New Roman"/>
-                <w:color w:val="000000"/>
-                <w:kern w:val="0"/>
-                <w:sz w:val="20"/>
-                <w:szCs w:val="20"/>
-                <w14:ligatures w14:val="none"/>
-              </w:rPr>
-              <w:t>4X5Y</w:t>
+                <w:sz w:val="18"/>
+                <w:szCs w:val="18"/>
+                <w14:ligatures w14:val="none"/>
+              </w:rPr>
+            </w:pPr>
+            <w:r>
+              <w:rPr>
+                <w:rFonts w:ascii="Aptos Narrow" w:eastAsia="Times New Roman" w:hAnsi="Aptos Narrow" w:cs="Times New Roman"/>
+                <w:color w:val="000000"/>
+                <w:kern w:val="0"/>
+                <w:sz w:val="18"/>
+                <w:szCs w:val="18"/>
+                <w14:ligatures w14:val="none"/>
+              </w:rPr>
+              <w:t>CODIIIaW-IV-VIId</w:t>
             </w:r>
           </w:p>
         </w:tc>
@@ -8616,16 +8731,27 @@
                 <w:rFonts w:ascii="Aptos Narrow" w:eastAsia="Times New Roman" w:hAnsi="Aptos Narrow" w:cs="Times New Roman"/>
                 <w:color w:val="000000"/>
                 <w:kern w:val="0"/>
-                <w:sz w:val="20"/>
-                <w:szCs w:val="20"/>
-                <w14:ligatures w14:val="none"/>
-              </w:rPr>
-            </w:pPr>
-          </w:p>
-        </w:tc>
-        <w:tc>
-          <w:tcPr>
-            <w:tcW w:w="1260" w:type="dxa"/>
+                <w:sz w:val="18"/>
+                <w:szCs w:val="18"/>
+                <w14:ligatures w14:val="none"/>
+              </w:rPr>
+            </w:pPr>
+            <w:r>
+              <w:rPr>
+                <w:rFonts w:ascii="Aptos Narrow" w:eastAsia="Times New Roman" w:hAnsi="Aptos Narrow" w:cs="Times New Roman"/>
+                <w:color w:val="000000"/>
+                <w:kern w:val="0"/>
+                <w:sz w:val="18"/>
+                <w:szCs w:val="18"/>
+                <w14:ligatures w14:val="none"/>
+              </w:rPr>
+              <w:t>0.57</w:t>
+            </w:r>
+          </w:p>
+        </w:tc>
+        <w:tc>
+          <w:tcPr>
+            <w:tcW w:w="1652" w:type="dxa"/>
             <w:tcBorders>
               <w:top w:val="nil"/>
               <w:left w:val="nil"/>
@@ -8642,28 +8768,30 @@
               <w:spacing w:after="0" w:line="240" w:lineRule="auto"/>
               <w:jc w:val="center"/>
               <w:rPr>
-                <w:rFonts w:ascii="Times New Roman" w:eastAsia="Times New Roman" w:hAnsi="Times New Roman" w:cs="Times New Roman"/>
-                <w:kern w:val="0"/>
-                <w:sz w:val="20"/>
-                <w:szCs w:val="20"/>
-                <w14:ligatures w14:val="none"/>
-              </w:rPr>
-            </w:pPr>
-            <w:r>
-              <w:rPr>
-                <w:rFonts w:ascii="Times New Roman" w:eastAsia="Times New Roman" w:hAnsi="Times New Roman" w:cs="Times New Roman"/>
-                <w:kern w:val="0"/>
-                <w:sz w:val="20"/>
-                <w:szCs w:val="20"/>
-                <w14:ligatures w14:val="none"/>
-              </w:rPr>
-              <w:t>0.03</w:t>
-            </w:r>
-          </w:p>
-        </w:tc>
-        <w:tc>
-          <w:tcPr>
-            <w:tcW w:w="1080" w:type="dxa"/>
+                <w:rFonts w:ascii="Aptos Narrow" w:eastAsia="Times New Roman" w:hAnsi="Aptos Narrow" w:cs="Times New Roman"/>
+                <w:color w:val="000000"/>
+                <w:kern w:val="0"/>
+                <w:sz w:val="18"/>
+                <w:szCs w:val="18"/>
+                <w14:ligatures w14:val="none"/>
+              </w:rPr>
+            </w:pPr>
+            <w:r>
+              <w:rPr>
+                <w:rFonts w:ascii="Aptos Narrow" w:eastAsia="Times New Roman" w:hAnsi="Aptos Narrow" w:cs="Times New Roman"/>
+                <w:color w:val="000000"/>
+                <w:kern w:val="0"/>
+                <w:sz w:val="18"/>
+                <w:szCs w:val="18"/>
+                <w14:ligatures w14:val="none"/>
+              </w:rPr>
+              <w:t>0.41</w:t>
+            </w:r>
+          </w:p>
+        </w:tc>
+        <w:tc>
+          <w:tcPr>
+            <w:tcW w:w="2227" w:type="dxa"/>
             <w:tcBorders>
               <w:top w:val="nil"/>
               <w:left w:val="nil"/>
@@ -8683,18 +8811,18 @@
                 <w:rFonts w:ascii="Aptos Narrow" w:eastAsia="Times New Roman" w:hAnsi="Aptos Narrow" w:cs="Times New Roman"/>
                 <w:color w:val="000000"/>
                 <w:kern w:val="0"/>
-                <w:sz w:val="20"/>
-                <w:szCs w:val="20"/>
-                <w14:ligatures w14:val="none"/>
-              </w:rPr>
-            </w:pPr>
-            <w:r>
-              <w:rPr>
-                <w:rFonts w:ascii="Aptos Narrow" w:eastAsia="Times New Roman" w:hAnsi="Aptos Narrow" w:cs="Times New Roman"/>
-                <w:color w:val="000000"/>
-                <w:kern w:val="0"/>
-                <w:sz w:val="20"/>
-                <w:szCs w:val="20"/>
+                <w:sz w:val="18"/>
+                <w:szCs w:val="18"/>
+                <w14:ligatures w14:val="none"/>
+              </w:rPr>
+            </w:pPr>
+            <w:r>
+              <w:rPr>
+                <w:rFonts w:ascii="Aptos Narrow" w:eastAsia="Times New Roman" w:hAnsi="Aptos Narrow" w:cs="Times New Roman"/>
+                <w:color w:val="000000"/>
+                <w:kern w:val="0"/>
+                <w:sz w:val="18"/>
+                <w:szCs w:val="18"/>
                 <w14:ligatures w14:val="none"/>
               </w:rPr>
               <w:t>0.25</w:t>
@@ -8703,70 +8831,34 @@
         </w:tc>
         <w:tc>
           <w:tcPr>
-            <w:tcW w:w="1530" w:type="dxa"/>
-            <w:tcBorders>
-              <w:top w:val="nil"/>
-              <w:left w:val="nil"/>
-              <w:bottom w:val="nil"/>
-              <w:right w:val="nil"/>
-            </w:tcBorders>
-          </w:tcPr>
-          <w:p>
-            <w:pPr>
-              <w:spacing w:after="0" w:line="240" w:lineRule="auto"/>
-              <w:jc w:val="center"/>
-              <w:rPr>
-                <w:rFonts w:ascii="Aptos Narrow" w:eastAsia="Times New Roman" w:hAnsi="Aptos Narrow" w:cs="Times New Roman"/>
-                <w:color w:val="000000"/>
-                <w:kern w:val="0"/>
-                <w:sz w:val="20"/>
-                <w:szCs w:val="20"/>
-                <w14:ligatures w14:val="none"/>
-              </w:rPr>
-            </w:pPr>
-            <w:r>
-              <w:rPr>
-                <w:rFonts w:ascii="Aptos Narrow" w:eastAsia="Times New Roman" w:hAnsi="Aptos Narrow" w:cs="Times New Roman"/>
-                <w:color w:val="000000"/>
-                <w:kern w:val="0"/>
-                <w:sz w:val="20"/>
-                <w:szCs w:val="20"/>
-                <w14:ligatures w14:val="none"/>
-              </w:rPr>
-              <w:t>yes</w:t>
-            </w:r>
-          </w:p>
-        </w:tc>
-        <w:tc>
-          <w:tcPr>
-            <w:tcW w:w="990" w:type="dxa"/>
-            <w:tcBorders>
-              <w:top w:val="nil"/>
-              <w:left w:val="nil"/>
-              <w:bottom w:val="nil"/>
-              <w:right w:val="nil"/>
-            </w:tcBorders>
-          </w:tcPr>
-          <w:p>
-            <w:pPr>
-              <w:spacing w:after="0" w:line="240" w:lineRule="auto"/>
-              <w:jc w:val="center"/>
-              <w:rPr>
-                <w:rFonts w:ascii="Aptos Narrow" w:eastAsia="Times New Roman" w:hAnsi="Aptos Narrow" w:cs="Times New Roman"/>
-                <w:color w:val="000000"/>
-                <w:kern w:val="0"/>
-                <w:sz w:val="20"/>
-                <w:szCs w:val="20"/>
-                <w14:ligatures w14:val="none"/>
-              </w:rPr>
-            </w:pPr>
-            <w:r>
-              <w:rPr>
-                <w:rFonts w:ascii="Aptos Narrow" w:eastAsia="Times New Roman" w:hAnsi="Aptos Narrow" w:cs="Times New Roman"/>
-                <w:color w:val="000000"/>
-                <w:kern w:val="0"/>
-                <w:sz w:val="20"/>
-                <w:szCs w:val="20"/>
+            <w:tcW w:w="1418" w:type="dxa"/>
+            <w:tcBorders>
+              <w:top w:val="nil"/>
+              <w:left w:val="nil"/>
+              <w:bottom w:val="nil"/>
+              <w:right w:val="nil"/>
+            </w:tcBorders>
+          </w:tcPr>
+          <w:p>
+            <w:pPr>
+              <w:spacing w:after="0" w:line="240" w:lineRule="auto"/>
+              <w:jc w:val="center"/>
+              <w:rPr>
+                <w:rFonts w:ascii="Aptos Narrow" w:eastAsia="Times New Roman" w:hAnsi="Aptos Narrow" w:cs="Times New Roman"/>
+                <w:color w:val="000000"/>
+                <w:kern w:val="0"/>
+                <w:sz w:val="18"/>
+                <w:szCs w:val="18"/>
+                <w14:ligatures w14:val="none"/>
+              </w:rPr>
+            </w:pPr>
+            <w:r>
+              <w:rPr>
+                <w:rFonts w:ascii="Aptos Narrow" w:eastAsia="Times New Roman" w:hAnsi="Aptos Narrow" w:cs="Times New Roman"/>
+                <w:color w:val="000000"/>
+                <w:kern w:val="0"/>
+                <w:sz w:val="18"/>
+                <w:szCs w:val="18"/>
                 <w14:ligatures w14:val="none"/>
               </w:rPr>
               <w:t>Yes</w:t>
@@ -8775,31 +8867,41 @@
         </w:tc>
         <w:tc>
           <w:tcPr>
-            <w:tcW w:w="1170" w:type="dxa"/>
-            <w:tcBorders>
-              <w:top w:val="nil"/>
-              <w:left w:val="nil"/>
-              <w:bottom w:val="nil"/>
-              <w:right w:val="nil"/>
-            </w:tcBorders>
-            <w:shd w:val="clear" w:color="auto" w:fill="auto"/>
-            <w:noWrap/>
-            <w:vAlign w:val="center"/>
-            <w:hideMark/>
-          </w:tcPr>
-          <w:p>
-            <w:pPr>
-              <w:spacing w:after="0" w:line="240" w:lineRule="auto"/>
-              <w:jc w:val="center"/>
-              <w:rPr>
-                <w:rFonts w:ascii="Aptos Narrow" w:eastAsia="Times New Roman" w:hAnsi="Aptos Narrow" w:cs="Times New Roman"/>
-                <w:color w:val="000000"/>
-                <w:kern w:val="0"/>
-                <w:sz w:val="20"/>
-                <w:szCs w:val="20"/>
-                <w14:ligatures w14:val="none"/>
-              </w:rPr>
-            </w:pPr>
+            <w:tcW w:w="1134" w:type="dxa"/>
+            <w:tcBorders>
+              <w:top w:val="nil"/>
+              <w:left w:val="nil"/>
+              <w:bottom w:val="nil"/>
+              <w:right w:val="nil"/>
+            </w:tcBorders>
+            <w:shd w:val="clear" w:color="auto" w:fill="auto"/>
+            <w:noWrap/>
+            <w:hideMark/>
+          </w:tcPr>
+          <w:p>
+            <w:pPr>
+              <w:spacing w:after="0" w:line="240" w:lineRule="auto"/>
+              <w:jc w:val="center"/>
+              <w:rPr>
+                <w:rFonts w:ascii="Aptos Narrow" w:eastAsia="Times New Roman" w:hAnsi="Aptos Narrow" w:cs="Times New Roman"/>
+                <w:color w:val="000000"/>
+                <w:kern w:val="0"/>
+                <w:sz w:val="18"/>
+                <w:szCs w:val="18"/>
+                <w14:ligatures w14:val="none"/>
+              </w:rPr>
+            </w:pPr>
+            <w:r>
+              <w:rPr>
+                <w:rFonts w:ascii="Aptos Narrow" w:eastAsia="Times New Roman" w:hAnsi="Aptos Narrow" w:cs="Times New Roman"/>
+                <w:color w:val="000000"/>
+                <w:kern w:val="0"/>
+                <w:sz w:val="18"/>
+                <w:szCs w:val="18"/>
+                <w14:ligatures w14:val="none"/>
+              </w:rPr>
+              <w:t>Collapsed</w:t>
+            </w:r>
           </w:p>
         </w:tc>
       </w:tr>
@@ -8828,21 +8930,21 @@
                 <w:rFonts w:ascii="Aptos Narrow" w:eastAsia="Times New Roman" w:hAnsi="Aptos Narrow" w:cs="Times New Roman"/>
                 <w:color w:val="000000"/>
                 <w:kern w:val="0"/>
-                <w:sz w:val="20"/>
-                <w:szCs w:val="20"/>
-                <w14:ligatures w14:val="none"/>
-              </w:rPr>
-            </w:pPr>
-            <w:r>
-              <w:rPr>
-                <w:rFonts w:ascii="Aptos Narrow" w:eastAsia="Times New Roman" w:hAnsi="Aptos Narrow" w:cs="Times New Roman"/>
-                <w:color w:val="000000"/>
-                <w:kern w:val="0"/>
-                <w:sz w:val="20"/>
-                <w:szCs w:val="20"/>
-                <w14:ligatures w14:val="none"/>
-              </w:rPr>
-              <w:t>CODIIIaW-IV-VIId</w:t>
+                <w:sz w:val="18"/>
+                <w:szCs w:val="18"/>
+                <w14:ligatures w14:val="none"/>
+              </w:rPr>
+            </w:pPr>
+            <w:r>
+              <w:rPr>
+                <w:rFonts w:ascii="Aptos Narrow" w:eastAsia="Times New Roman" w:hAnsi="Aptos Narrow" w:cs="Times New Roman"/>
+                <w:color w:val="000000"/>
+                <w:kern w:val="0"/>
+                <w:sz w:val="18"/>
+                <w:szCs w:val="18"/>
+                <w14:ligatures w14:val="none"/>
+              </w:rPr>
+              <w:t>CODFAPL</w:t>
             </w:r>
           </w:p>
         </w:tc>
@@ -8868,27 +8970,27 @@
                 <w:rFonts w:ascii="Aptos Narrow" w:eastAsia="Times New Roman" w:hAnsi="Aptos Narrow" w:cs="Times New Roman"/>
                 <w:color w:val="000000"/>
                 <w:kern w:val="0"/>
-                <w:sz w:val="20"/>
-                <w:szCs w:val="20"/>
-                <w14:ligatures w14:val="none"/>
-              </w:rPr>
-            </w:pPr>
-            <w:r>
-              <w:rPr>
-                <w:rFonts w:ascii="Aptos Narrow" w:eastAsia="Times New Roman" w:hAnsi="Aptos Narrow" w:cs="Times New Roman"/>
-                <w:color w:val="000000"/>
-                <w:kern w:val="0"/>
-                <w:sz w:val="20"/>
-                <w:szCs w:val="20"/>
-                <w14:ligatures w14:val="none"/>
-              </w:rPr>
-              <w:t>0.57</w:t>
-            </w:r>
-          </w:p>
-        </w:tc>
-        <w:tc>
-          <w:tcPr>
-            <w:tcW w:w="1260" w:type="dxa"/>
+                <w:sz w:val="18"/>
+                <w:szCs w:val="18"/>
+                <w14:ligatures w14:val="none"/>
+              </w:rPr>
+            </w:pPr>
+            <w:r>
+              <w:rPr>
+                <w:rFonts w:ascii="Aptos Narrow" w:eastAsia="Times New Roman" w:hAnsi="Aptos Narrow" w:cs="Times New Roman"/>
+                <w:color w:val="000000"/>
+                <w:kern w:val="0"/>
+                <w:sz w:val="18"/>
+                <w:szCs w:val="18"/>
+                <w14:ligatures w14:val="none"/>
+              </w:rPr>
+              <w:t>0.46</w:t>
+            </w:r>
+          </w:p>
+        </w:tc>
+        <w:tc>
+          <w:tcPr>
+            <w:tcW w:w="1652" w:type="dxa"/>
             <w:tcBorders>
               <w:top w:val="nil"/>
               <w:left w:val="nil"/>
@@ -8908,27 +9010,27 @@
                 <w:rFonts w:ascii="Aptos Narrow" w:eastAsia="Times New Roman" w:hAnsi="Aptos Narrow" w:cs="Times New Roman"/>
                 <w:color w:val="000000"/>
                 <w:kern w:val="0"/>
-                <w:sz w:val="20"/>
-                <w:szCs w:val="20"/>
-                <w14:ligatures w14:val="none"/>
-              </w:rPr>
-            </w:pPr>
-            <w:r>
-              <w:rPr>
-                <w:rFonts w:ascii="Aptos Narrow" w:eastAsia="Times New Roman" w:hAnsi="Aptos Narrow" w:cs="Times New Roman"/>
-                <w:color w:val="000000"/>
-                <w:kern w:val="0"/>
-                <w:sz w:val="20"/>
-                <w:szCs w:val="20"/>
-                <w14:ligatures w14:val="none"/>
-              </w:rPr>
-              <w:t>0.41</w:t>
-            </w:r>
-          </w:p>
-        </w:tc>
-        <w:tc>
-          <w:tcPr>
-            <w:tcW w:w="1080" w:type="dxa"/>
+                <w:sz w:val="18"/>
+                <w:szCs w:val="18"/>
+                <w14:ligatures w14:val="none"/>
+              </w:rPr>
+            </w:pPr>
+            <w:r>
+              <w:rPr>
+                <w:rFonts w:ascii="Aptos Narrow" w:eastAsia="Times New Roman" w:hAnsi="Aptos Narrow" w:cs="Times New Roman"/>
+                <w:color w:val="000000"/>
+                <w:kern w:val="0"/>
+                <w:sz w:val="18"/>
+                <w:szCs w:val="18"/>
+                <w14:ligatures w14:val="none"/>
+              </w:rPr>
+              <w:t>0.33</w:t>
+            </w:r>
+          </w:p>
+        </w:tc>
+        <w:tc>
+          <w:tcPr>
+            <w:tcW w:w="2227" w:type="dxa"/>
             <w:tcBorders>
               <w:top w:val="nil"/>
               <w:left w:val="nil"/>
@@ -8948,123 +9050,97 @@
                 <w:rFonts w:ascii="Aptos Narrow" w:eastAsia="Times New Roman" w:hAnsi="Aptos Narrow" w:cs="Times New Roman"/>
                 <w:color w:val="000000"/>
                 <w:kern w:val="0"/>
-                <w:sz w:val="20"/>
-                <w:szCs w:val="20"/>
-                <w14:ligatures w14:val="none"/>
-              </w:rPr>
-            </w:pPr>
-            <w:r>
-              <w:rPr>
-                <w:rFonts w:ascii="Aptos Narrow" w:eastAsia="Times New Roman" w:hAnsi="Aptos Narrow" w:cs="Times New Roman"/>
-                <w:color w:val="000000"/>
-                <w:kern w:val="0"/>
-                <w:sz w:val="20"/>
-                <w:szCs w:val="20"/>
-                <w14:ligatures w14:val="none"/>
-              </w:rPr>
-              <w:t>0.25</w:t>
-            </w:r>
-          </w:p>
-        </w:tc>
-        <w:tc>
-          <w:tcPr>
-            <w:tcW w:w="1530" w:type="dxa"/>
-            <w:tcBorders>
-              <w:top w:val="nil"/>
-              <w:left w:val="nil"/>
-              <w:bottom w:val="nil"/>
-              <w:right w:val="nil"/>
-            </w:tcBorders>
-          </w:tcPr>
-          <w:p>
-            <w:pPr>
-              <w:spacing w:after="0" w:line="240" w:lineRule="auto"/>
-              <w:jc w:val="center"/>
-              <w:rPr>
-                <w:rFonts w:ascii="Aptos Narrow" w:eastAsia="Times New Roman" w:hAnsi="Aptos Narrow" w:cs="Times New Roman"/>
-                <w:color w:val="000000"/>
-                <w:kern w:val="0"/>
-                <w:sz w:val="20"/>
-                <w:szCs w:val="20"/>
-                <w14:ligatures w14:val="none"/>
-              </w:rPr>
-            </w:pPr>
-            <w:r>
-              <w:rPr>
-                <w:rFonts w:ascii="Aptos Narrow" w:eastAsia="Times New Roman" w:hAnsi="Aptos Narrow" w:cs="Times New Roman"/>
-                <w:color w:val="000000"/>
-                <w:kern w:val="0"/>
-                <w:sz w:val="20"/>
-                <w:szCs w:val="20"/>
-                <w14:ligatures w14:val="none"/>
-              </w:rPr>
-              <w:t>yes</w:t>
-            </w:r>
-          </w:p>
-        </w:tc>
-        <w:tc>
-          <w:tcPr>
-            <w:tcW w:w="990" w:type="dxa"/>
-            <w:tcBorders>
-              <w:top w:val="nil"/>
-              <w:left w:val="nil"/>
-              <w:bottom w:val="nil"/>
-              <w:right w:val="nil"/>
-            </w:tcBorders>
-          </w:tcPr>
-          <w:p>
-            <w:pPr>
-              <w:spacing w:after="0" w:line="240" w:lineRule="auto"/>
-              <w:jc w:val="center"/>
-              <w:rPr>
-                <w:rFonts w:ascii="Aptos Narrow" w:eastAsia="Times New Roman" w:hAnsi="Aptos Narrow" w:cs="Times New Roman"/>
-                <w:color w:val="000000"/>
-                <w:kern w:val="0"/>
-                <w:sz w:val="20"/>
-                <w:szCs w:val="20"/>
-                <w14:ligatures w14:val="none"/>
-              </w:rPr>
-            </w:pPr>
-            <w:r>
-              <w:rPr>
-                <w:rFonts w:ascii="Aptos Narrow" w:eastAsia="Times New Roman" w:hAnsi="Aptos Narrow" w:cs="Times New Roman"/>
-                <w:color w:val="000000"/>
-                <w:kern w:val="0"/>
-                <w:sz w:val="20"/>
-                <w:szCs w:val="20"/>
-                <w14:ligatures w14:val="none"/>
-              </w:rPr>
-              <w:t>Yes</w:t>
-            </w:r>
-          </w:p>
-        </w:tc>
-        <w:tc>
-          <w:tcPr>
-            <w:tcW w:w="1170" w:type="dxa"/>
-            <w:tcBorders>
-              <w:top w:val="nil"/>
-              <w:left w:val="nil"/>
-              <w:bottom w:val="nil"/>
-              <w:right w:val="nil"/>
-            </w:tcBorders>
-            <w:shd w:val="clear" w:color="auto" w:fill="auto"/>
-            <w:noWrap/>
-            <w:vAlign w:val="center"/>
-            <w:hideMark/>
-          </w:tcPr>
-          <w:p>
-            <w:pPr>
-              <w:spacing w:after="0" w:line="240" w:lineRule="auto"/>
-              <w:jc w:val="center"/>
-              <w:rPr>
-                <w:rFonts w:ascii="Aptos Narrow" w:eastAsia="Times New Roman" w:hAnsi="Aptos Narrow" w:cs="Times New Roman"/>
-                <w:color w:val="000000"/>
-                <w:kern w:val="0"/>
-                <w:sz w:val="20"/>
-                <w:szCs w:val="20"/>
-                <w14:ligatures w14:val="none"/>
-              </w:rPr>
-            </w:pPr>
+                <w:sz w:val="18"/>
+                <w:szCs w:val="18"/>
+                <w14:ligatures w14:val="none"/>
+              </w:rPr>
+            </w:pPr>
+            <w:r>
+              <w:rPr>
+                <w:rFonts w:ascii="Aptos Narrow" w:eastAsia="Times New Roman" w:hAnsi="Aptos Narrow" w:cs="Times New Roman"/>
+                <w:color w:val="000000"/>
+                <w:kern w:val="0"/>
+                <w:sz w:val="18"/>
+                <w:szCs w:val="18"/>
+                <w14:ligatures w14:val="none"/>
+              </w:rPr>
+              <w:t>0.24</w:t>
+            </w:r>
+          </w:p>
+        </w:tc>
+        <w:tc>
+          <w:tcPr>
+            <w:tcW w:w="1418" w:type="dxa"/>
+            <w:tcBorders>
+              <w:top w:val="nil"/>
+              <w:left w:val="nil"/>
+              <w:bottom w:val="nil"/>
+              <w:right w:val="nil"/>
+            </w:tcBorders>
+          </w:tcPr>
+          <w:p>
+            <w:pPr>
+              <w:spacing w:after="0" w:line="240" w:lineRule="auto"/>
+              <w:jc w:val="center"/>
+              <w:rPr>
+                <w:rFonts w:ascii="Aptos Narrow" w:eastAsia="Times New Roman" w:hAnsi="Aptos Narrow" w:cs="Times New Roman"/>
+                <w:color w:val="000000"/>
+                <w:kern w:val="0"/>
+                <w:sz w:val="18"/>
+                <w:szCs w:val="18"/>
+                <w14:ligatures w14:val="none"/>
+              </w:rPr>
+            </w:pPr>
+            <w:r>
+              <w:rPr>
+                <w:rFonts w:ascii="Aptos Narrow" w:eastAsia="Times New Roman" w:hAnsi="Aptos Narrow" w:cs="Times New Roman"/>
+                <w:color w:val="000000"/>
+                <w:kern w:val="0"/>
+                <w:sz w:val="18"/>
+                <w:szCs w:val="18"/>
+                <w14:ligatures w14:val="none"/>
+              </w:rPr>
+              <w:t>No</w:t>
+            </w:r>
+          </w:p>
+        </w:tc>
+        <w:tc>
+          <w:tcPr>
+            <w:tcW w:w="1134" w:type="dxa"/>
+            <w:tcBorders>
+              <w:top w:val="nil"/>
+              <w:left w:val="nil"/>
+              <w:bottom w:val="nil"/>
+              <w:right w:val="nil"/>
+            </w:tcBorders>
+            <w:shd w:val="clear" w:color="auto" w:fill="auto"/>
+            <w:noWrap/>
+            <w:hideMark/>
+          </w:tcPr>
+          <w:p>
+            <w:pPr>
+              <w:spacing w:after="0" w:line="240" w:lineRule="auto"/>
+              <w:jc w:val="center"/>
+              <w:rPr>
+                <w:rFonts w:ascii="Aptos Narrow" w:eastAsia="Times New Roman" w:hAnsi="Aptos Narrow" w:cs="Times New Roman"/>
+                <w:color w:val="000000"/>
+                <w:kern w:val="0"/>
+                <w:sz w:val="18"/>
+                <w:szCs w:val="18"/>
+                <w14:ligatures w14:val="none"/>
+              </w:rPr>
+            </w:pPr>
+            <w:r>
+              <w:rPr>
+                <w:rFonts w:ascii="Aptos Narrow" w:eastAsia="Times New Roman" w:hAnsi="Aptos Narrow" w:cs="Times New Roman"/>
+                <w:color w:val="000000"/>
+                <w:kern w:val="0"/>
+                <w:sz w:val="18"/>
+                <w:szCs w:val="18"/>
+                <w14:ligatures w14:val="none"/>
+              </w:rPr>
+              <w:t>Collapsed</w:t>
+            </w:r>
           </w:p>
         </w:tc>
       </w:tr>
@@ -9093,21 +9169,21 @@
                 <w:rFonts w:ascii="Aptos Narrow" w:eastAsia="Times New Roman" w:hAnsi="Aptos Narrow" w:cs="Times New Roman"/>
                 <w:color w:val="000000"/>
                 <w:kern w:val="0"/>
-                <w:sz w:val="20"/>
-                <w:szCs w:val="20"/>
-                <w14:ligatures w14:val="none"/>
-              </w:rPr>
-            </w:pPr>
-            <w:r>
-              <w:rPr>
-                <w:rFonts w:ascii="Aptos Narrow" w:eastAsia="Times New Roman" w:hAnsi="Aptos Narrow" w:cs="Times New Roman"/>
-                <w:color w:val="000000"/>
-                <w:kern w:val="0"/>
-                <w:sz w:val="20"/>
-                <w:szCs w:val="20"/>
-                <w14:ligatures w14:val="none"/>
-              </w:rPr>
-              <w:t>CODFAPL</w:t>
+                <w:sz w:val="18"/>
+                <w:szCs w:val="18"/>
+                <w14:ligatures w14:val="none"/>
+              </w:rPr>
+            </w:pPr>
+            <w:r>
+              <w:rPr>
+                <w:rFonts w:ascii="Aptos Narrow" w:eastAsia="Times New Roman" w:hAnsi="Aptos Narrow" w:cs="Times New Roman"/>
+                <w:color w:val="000000"/>
+                <w:kern w:val="0"/>
+                <w:sz w:val="18"/>
+                <w:szCs w:val="18"/>
+                <w14:ligatures w14:val="none"/>
+              </w:rPr>
+              <w:t>CODVIIek</w:t>
             </w:r>
           </w:p>
         </w:tc>
@@ -9133,27 +9209,27 @@
                 <w:rFonts w:ascii="Aptos Narrow" w:eastAsia="Times New Roman" w:hAnsi="Aptos Narrow" w:cs="Times New Roman"/>
                 <w:color w:val="000000"/>
                 <w:kern w:val="0"/>
-                <w:sz w:val="20"/>
-                <w:szCs w:val="20"/>
-                <w14:ligatures w14:val="none"/>
-              </w:rPr>
-            </w:pPr>
-            <w:r>
-              <w:rPr>
-                <w:rFonts w:ascii="Aptos Narrow" w:eastAsia="Times New Roman" w:hAnsi="Aptos Narrow" w:cs="Times New Roman"/>
-                <w:color w:val="000000"/>
-                <w:kern w:val="0"/>
-                <w:sz w:val="20"/>
-                <w:szCs w:val="20"/>
-                <w14:ligatures w14:val="none"/>
-              </w:rPr>
-              <w:t>0.46</w:t>
-            </w:r>
-          </w:p>
-        </w:tc>
-        <w:tc>
-          <w:tcPr>
-            <w:tcW w:w="1260" w:type="dxa"/>
+                <w:sz w:val="18"/>
+                <w:szCs w:val="18"/>
+                <w14:ligatures w14:val="none"/>
+              </w:rPr>
+            </w:pPr>
+            <w:r>
+              <w:rPr>
+                <w:rFonts w:ascii="Aptos Narrow" w:eastAsia="Times New Roman" w:hAnsi="Aptos Narrow" w:cs="Times New Roman"/>
+                <w:color w:val="000000"/>
+                <w:kern w:val="0"/>
+                <w:sz w:val="18"/>
+                <w:szCs w:val="18"/>
+                <w14:ligatures w14:val="none"/>
+              </w:rPr>
+              <w:t>-</w:t>
+            </w:r>
+          </w:p>
+        </w:tc>
+        <w:tc>
+          <w:tcPr>
+            <w:tcW w:w="1652" w:type="dxa"/>
             <w:tcBorders>
               <w:top w:val="nil"/>
               <w:left w:val="nil"/>
@@ -9173,27 +9249,27 @@
                 <w:rFonts w:ascii="Aptos Narrow" w:eastAsia="Times New Roman" w:hAnsi="Aptos Narrow" w:cs="Times New Roman"/>
                 <w:color w:val="000000"/>
                 <w:kern w:val="0"/>
-                <w:sz w:val="20"/>
-                <w:szCs w:val="20"/>
-                <w14:ligatures w14:val="none"/>
-              </w:rPr>
-            </w:pPr>
-            <w:r>
-              <w:rPr>
-                <w:rFonts w:ascii="Aptos Narrow" w:eastAsia="Times New Roman" w:hAnsi="Aptos Narrow" w:cs="Times New Roman"/>
-                <w:color w:val="000000"/>
-                <w:kern w:val="0"/>
-                <w:sz w:val="20"/>
-                <w:szCs w:val="20"/>
-                <w14:ligatures w14:val="none"/>
-              </w:rPr>
-              <w:t>0.33</w:t>
-            </w:r>
-          </w:p>
-        </w:tc>
-        <w:tc>
-          <w:tcPr>
-            <w:tcW w:w="1080" w:type="dxa"/>
+                <w:sz w:val="18"/>
+                <w:szCs w:val="18"/>
+                <w14:ligatures w14:val="none"/>
+              </w:rPr>
+            </w:pPr>
+            <w:r>
+              <w:rPr>
+                <w:rFonts w:ascii="Aptos Narrow" w:eastAsia="Times New Roman" w:hAnsi="Aptos Narrow" w:cs="Times New Roman"/>
+                <w:color w:val="000000"/>
+                <w:kern w:val="0"/>
+                <w:sz w:val="18"/>
+                <w:szCs w:val="18"/>
+                <w14:ligatures w14:val="none"/>
+              </w:rPr>
+              <w:t>0.73</w:t>
+            </w:r>
+          </w:p>
+        </w:tc>
+        <w:tc>
+          <w:tcPr>
+            <w:tcW w:w="2227" w:type="dxa"/>
             <w:tcBorders>
               <w:top w:val="nil"/>
               <w:left w:val="nil"/>
@@ -9213,90 +9289,54 @@
                 <w:rFonts w:ascii="Aptos Narrow" w:eastAsia="Times New Roman" w:hAnsi="Aptos Narrow" w:cs="Times New Roman"/>
                 <w:color w:val="000000"/>
                 <w:kern w:val="0"/>
-                <w:sz w:val="20"/>
-                <w:szCs w:val="20"/>
-                <w14:ligatures w14:val="none"/>
-              </w:rPr>
-            </w:pPr>
-            <w:r>
-              <w:rPr>
-                <w:rFonts w:ascii="Aptos Narrow" w:eastAsia="Times New Roman" w:hAnsi="Aptos Narrow" w:cs="Times New Roman"/>
-                <w:color w:val="000000"/>
-                <w:kern w:val="0"/>
-                <w:sz w:val="20"/>
-                <w:szCs w:val="20"/>
-                <w14:ligatures w14:val="none"/>
-              </w:rPr>
-              <w:t>0.24</w:t>
-            </w:r>
-          </w:p>
-        </w:tc>
-        <w:tc>
-          <w:tcPr>
-            <w:tcW w:w="1530" w:type="dxa"/>
-            <w:tcBorders>
-              <w:top w:val="nil"/>
-              <w:left w:val="nil"/>
-              <w:bottom w:val="nil"/>
-              <w:right w:val="nil"/>
-            </w:tcBorders>
-          </w:tcPr>
-          <w:p>
-            <w:pPr>
-              <w:spacing w:after="0" w:line="240" w:lineRule="auto"/>
-              <w:jc w:val="center"/>
-              <w:rPr>
-                <w:rFonts w:ascii="Aptos Narrow" w:eastAsia="Times New Roman" w:hAnsi="Aptos Narrow" w:cs="Times New Roman"/>
-                <w:color w:val="000000"/>
-                <w:kern w:val="0"/>
-                <w:sz w:val="20"/>
-                <w:szCs w:val="20"/>
-                <w14:ligatures w14:val="none"/>
-              </w:rPr>
-            </w:pPr>
-            <w:r>
-              <w:rPr>
-                <w:rFonts w:ascii="Aptos Narrow" w:eastAsia="Times New Roman" w:hAnsi="Aptos Narrow" w:cs="Times New Roman"/>
-                <w:color w:val="000000"/>
-                <w:kern w:val="0"/>
-                <w:sz w:val="20"/>
-                <w:szCs w:val="20"/>
-                <w14:ligatures w14:val="none"/>
-              </w:rPr>
-              <w:t>yes</w:t>
-            </w:r>
-          </w:p>
-        </w:tc>
-        <w:tc>
-          <w:tcPr>
-            <w:tcW w:w="990" w:type="dxa"/>
-            <w:tcBorders>
-              <w:top w:val="nil"/>
-              <w:left w:val="nil"/>
-              <w:bottom w:val="nil"/>
-              <w:right w:val="nil"/>
-            </w:tcBorders>
-          </w:tcPr>
-          <w:p>
-            <w:pPr>
-              <w:spacing w:after="0" w:line="240" w:lineRule="auto"/>
-              <w:jc w:val="center"/>
-              <w:rPr>
-                <w:rFonts w:ascii="Aptos Narrow" w:eastAsia="Times New Roman" w:hAnsi="Aptos Narrow" w:cs="Times New Roman"/>
-                <w:color w:val="000000"/>
-                <w:kern w:val="0"/>
-                <w:sz w:val="20"/>
-                <w:szCs w:val="20"/>
-                <w14:ligatures w14:val="none"/>
-              </w:rPr>
-            </w:pPr>
-            <w:r>
-              <w:rPr>
-                <w:rFonts w:ascii="Aptos Narrow" w:eastAsia="Times New Roman" w:hAnsi="Aptos Narrow" w:cs="Times New Roman"/>
-                <w:color w:val="000000"/>
-                <w:kern w:val="0"/>
-                <w:sz w:val="20"/>
-                <w:szCs w:val="20"/>
+                <w:sz w:val="18"/>
+                <w:szCs w:val="18"/>
+                <w14:ligatures w14:val="none"/>
+              </w:rPr>
+            </w:pPr>
+            <w:r>
+              <w:rPr>
+                <w:rFonts w:ascii="Aptos Narrow" w:eastAsia="Times New Roman" w:hAnsi="Aptos Narrow" w:cs="Times New Roman"/>
+                <w:color w:val="000000"/>
+                <w:kern w:val="0"/>
+                <w:sz w:val="18"/>
+                <w:szCs w:val="18"/>
+                <w14:ligatures w14:val="none"/>
+              </w:rPr>
+              <w:t>0.22</w:t>
+            </w:r>
+          </w:p>
+        </w:tc>
+        <w:tc>
+          <w:tcPr>
+            <w:tcW w:w="1418" w:type="dxa"/>
+            <w:tcBorders>
+              <w:top w:val="nil"/>
+              <w:left w:val="nil"/>
+              <w:bottom w:val="nil"/>
+              <w:right w:val="nil"/>
+            </w:tcBorders>
+          </w:tcPr>
+          <w:p>
+            <w:pPr>
+              <w:spacing w:after="0" w:line="240" w:lineRule="auto"/>
+              <w:jc w:val="center"/>
+              <w:rPr>
+                <w:rFonts w:ascii="Aptos Narrow" w:eastAsia="Times New Roman" w:hAnsi="Aptos Narrow" w:cs="Times New Roman"/>
+                <w:color w:val="000000"/>
+                <w:kern w:val="0"/>
+                <w:sz w:val="18"/>
+                <w:szCs w:val="18"/>
+                <w14:ligatures w14:val="none"/>
+              </w:rPr>
+            </w:pPr>
+            <w:r>
+              <w:rPr>
+                <w:rFonts w:ascii="Aptos Narrow" w:eastAsia="Times New Roman" w:hAnsi="Aptos Narrow" w:cs="Times New Roman"/>
+                <w:color w:val="000000"/>
+                <w:kern w:val="0"/>
+                <w:sz w:val="18"/>
+                <w:szCs w:val="18"/>
                 <w14:ligatures w14:val="none"/>
               </w:rPr>
               <w:t>No</w:t>
@@ -9305,31 +9345,41 @@
         </w:tc>
         <w:tc>
           <w:tcPr>
-            <w:tcW w:w="1170" w:type="dxa"/>
-            <w:tcBorders>
-              <w:top w:val="nil"/>
-              <w:left w:val="nil"/>
-              <w:bottom w:val="nil"/>
-              <w:right w:val="nil"/>
-            </w:tcBorders>
-            <w:shd w:val="clear" w:color="auto" w:fill="auto"/>
-            <w:noWrap/>
-            <w:vAlign w:val="center"/>
-            <w:hideMark/>
-          </w:tcPr>
-          <w:p>
-            <w:pPr>
-              <w:spacing w:after="0" w:line="240" w:lineRule="auto"/>
-              <w:jc w:val="center"/>
-              <w:rPr>
-                <w:rFonts w:ascii="Aptos Narrow" w:eastAsia="Times New Roman" w:hAnsi="Aptos Narrow" w:cs="Times New Roman"/>
-                <w:color w:val="000000"/>
-                <w:kern w:val="0"/>
-                <w:sz w:val="20"/>
-                <w:szCs w:val="20"/>
-                <w14:ligatures w14:val="none"/>
-              </w:rPr>
-            </w:pPr>
+            <w:tcW w:w="1134" w:type="dxa"/>
+            <w:tcBorders>
+              <w:top w:val="nil"/>
+              <w:left w:val="nil"/>
+              <w:bottom w:val="nil"/>
+              <w:right w:val="nil"/>
+            </w:tcBorders>
+            <w:shd w:val="clear" w:color="auto" w:fill="auto"/>
+            <w:noWrap/>
+            <w:hideMark/>
+          </w:tcPr>
+          <w:p>
+            <w:pPr>
+              <w:spacing w:after="0" w:line="240" w:lineRule="auto"/>
+              <w:jc w:val="center"/>
+              <w:rPr>
+                <w:rFonts w:ascii="Aptos Narrow" w:eastAsia="Times New Roman" w:hAnsi="Aptos Narrow" w:cs="Times New Roman"/>
+                <w:color w:val="000000"/>
+                <w:kern w:val="0"/>
+                <w:sz w:val="18"/>
+                <w:szCs w:val="18"/>
+                <w14:ligatures w14:val="none"/>
+              </w:rPr>
+            </w:pPr>
+            <w:r>
+              <w:rPr>
+                <w:rFonts w:ascii="Aptos Narrow" w:eastAsia="Times New Roman" w:hAnsi="Aptos Narrow" w:cs="Times New Roman"/>
+                <w:color w:val="000000"/>
+                <w:kern w:val="0"/>
+                <w:sz w:val="18"/>
+                <w:szCs w:val="18"/>
+                <w14:ligatures w14:val="none"/>
+              </w:rPr>
+              <w:t>Collapsed</w:t>
+            </w:r>
           </w:p>
         </w:tc>
       </w:tr>
@@ -9358,21 +9408,21 @@
                 <w:rFonts w:ascii="Aptos Narrow" w:eastAsia="Times New Roman" w:hAnsi="Aptos Narrow" w:cs="Times New Roman"/>
                 <w:color w:val="000000"/>
                 <w:kern w:val="0"/>
-                <w:sz w:val="20"/>
-                <w:szCs w:val="20"/>
-                <w14:ligatures w14:val="none"/>
-              </w:rPr>
-            </w:pPr>
-            <w:r>
-              <w:rPr>
-                <w:rFonts w:ascii="Aptos Narrow" w:eastAsia="Times New Roman" w:hAnsi="Aptos Narrow" w:cs="Times New Roman"/>
-                <w:color w:val="000000"/>
-                <w:kern w:val="0"/>
-                <w:sz w:val="20"/>
-                <w:szCs w:val="20"/>
-                <w14:ligatures w14:val="none"/>
-              </w:rPr>
-              <w:t>CODVIIek</w:t>
+                <w:sz w:val="18"/>
+                <w:szCs w:val="18"/>
+                <w14:ligatures w14:val="none"/>
+              </w:rPr>
+            </w:pPr>
+            <w:r>
+              <w:rPr>
+                <w:rFonts w:ascii="Aptos Narrow" w:eastAsia="Times New Roman" w:hAnsi="Aptos Narrow" w:cs="Times New Roman"/>
+                <w:color w:val="000000"/>
+                <w:kern w:val="0"/>
+                <w:sz w:val="18"/>
+                <w:szCs w:val="18"/>
+                <w14:ligatures w14:val="none"/>
+              </w:rPr>
+              <w:t>4vsw</w:t>
             </w:r>
           </w:p>
         </w:tc>
@@ -9398,27 +9448,27 @@
                 <w:rFonts w:ascii="Aptos Narrow" w:eastAsia="Times New Roman" w:hAnsi="Aptos Narrow" w:cs="Times New Roman"/>
                 <w:color w:val="000000"/>
                 <w:kern w:val="0"/>
-                <w:sz w:val="20"/>
-                <w:szCs w:val="20"/>
-                <w14:ligatures w14:val="none"/>
-              </w:rPr>
-            </w:pPr>
-            <w:r>
-              <w:rPr>
-                <w:rFonts w:ascii="Aptos Narrow" w:eastAsia="Times New Roman" w:hAnsi="Aptos Narrow" w:cs="Times New Roman"/>
-                <w:color w:val="000000"/>
-                <w:kern w:val="0"/>
-                <w:sz w:val="20"/>
-                <w:szCs w:val="20"/>
-                <w14:ligatures w14:val="none"/>
-              </w:rPr>
-              <w:t>-0.76</w:t>
-            </w:r>
-          </w:p>
-        </w:tc>
-        <w:tc>
-          <w:tcPr>
-            <w:tcW w:w="1260" w:type="dxa"/>
+                <w:sz w:val="18"/>
+                <w:szCs w:val="18"/>
+                <w14:ligatures w14:val="none"/>
+              </w:rPr>
+            </w:pPr>
+            <w:r>
+              <w:rPr>
+                <w:rFonts w:ascii="Aptos Narrow" w:eastAsia="Times New Roman" w:hAnsi="Aptos Narrow" w:cs="Times New Roman"/>
+                <w:color w:val="000000"/>
+                <w:kern w:val="0"/>
+                <w:sz w:val="18"/>
+                <w:szCs w:val="18"/>
+                <w14:ligatures w14:val="none"/>
+              </w:rPr>
+              <w:t>0.92</w:t>
+            </w:r>
+          </w:p>
+        </w:tc>
+        <w:tc>
+          <w:tcPr>
+            <w:tcW w:w="1652" w:type="dxa"/>
             <w:tcBorders>
               <w:top w:val="nil"/>
               <w:left w:val="nil"/>
@@ -9438,27 +9488,27 @@
                 <w:rFonts w:ascii="Aptos Narrow" w:eastAsia="Times New Roman" w:hAnsi="Aptos Narrow" w:cs="Times New Roman"/>
                 <w:color w:val="000000"/>
                 <w:kern w:val="0"/>
-                <w:sz w:val="20"/>
-                <w:szCs w:val="20"/>
-                <w14:ligatures w14:val="none"/>
-              </w:rPr>
-            </w:pPr>
-            <w:r>
-              <w:rPr>
-                <w:rFonts w:ascii="Aptos Narrow" w:eastAsia="Times New Roman" w:hAnsi="Aptos Narrow" w:cs="Times New Roman"/>
-                <w:color w:val="000000"/>
-                <w:kern w:val="0"/>
-                <w:sz w:val="20"/>
-                <w:szCs w:val="20"/>
-                <w14:ligatures w14:val="none"/>
-              </w:rPr>
-              <w:t>0.73</w:t>
-            </w:r>
-          </w:p>
-        </w:tc>
-        <w:tc>
-          <w:tcPr>
-            <w:tcW w:w="1080" w:type="dxa"/>
+                <w:sz w:val="18"/>
+                <w:szCs w:val="18"/>
+                <w14:ligatures w14:val="none"/>
+              </w:rPr>
+            </w:pPr>
+            <w:r>
+              <w:rPr>
+                <w:rFonts w:ascii="Aptos Narrow" w:eastAsia="Times New Roman" w:hAnsi="Aptos Narrow" w:cs="Times New Roman"/>
+                <w:color w:val="000000"/>
+                <w:kern w:val="0"/>
+                <w:sz w:val="18"/>
+                <w:szCs w:val="18"/>
+                <w14:ligatures w14:val="none"/>
+              </w:rPr>
+              <w:t>0.04</w:t>
+            </w:r>
+          </w:p>
+        </w:tc>
+        <w:tc>
+          <w:tcPr>
+            <w:tcW w:w="2227" w:type="dxa"/>
             <w:tcBorders>
               <w:top w:val="nil"/>
               <w:left w:val="nil"/>
@@ -9478,123 +9528,97 @@
                 <w:rFonts w:ascii="Aptos Narrow" w:eastAsia="Times New Roman" w:hAnsi="Aptos Narrow" w:cs="Times New Roman"/>
                 <w:color w:val="000000"/>
                 <w:kern w:val="0"/>
-                <w:sz w:val="20"/>
-                <w:szCs w:val="20"/>
-                <w14:ligatures w14:val="none"/>
-              </w:rPr>
-            </w:pPr>
-            <w:r>
-              <w:rPr>
-                <w:rFonts w:ascii="Aptos Narrow" w:eastAsia="Times New Roman" w:hAnsi="Aptos Narrow" w:cs="Times New Roman"/>
-                <w:color w:val="000000"/>
-                <w:kern w:val="0"/>
-                <w:sz w:val="20"/>
-                <w:szCs w:val="20"/>
-                <w14:ligatures w14:val="none"/>
-              </w:rPr>
-              <w:t>0.22</w:t>
-            </w:r>
-          </w:p>
-        </w:tc>
-        <w:tc>
-          <w:tcPr>
-            <w:tcW w:w="1530" w:type="dxa"/>
-            <w:tcBorders>
-              <w:top w:val="nil"/>
-              <w:left w:val="nil"/>
-              <w:bottom w:val="nil"/>
-              <w:right w:val="nil"/>
-            </w:tcBorders>
-          </w:tcPr>
-          <w:p>
-            <w:pPr>
-              <w:spacing w:after="0" w:line="240" w:lineRule="auto"/>
-              <w:jc w:val="center"/>
-              <w:rPr>
-                <w:rFonts w:ascii="Aptos Narrow" w:eastAsia="Times New Roman" w:hAnsi="Aptos Narrow" w:cs="Times New Roman"/>
-                <w:color w:val="000000"/>
-                <w:kern w:val="0"/>
-                <w:sz w:val="20"/>
-                <w:szCs w:val="20"/>
-                <w14:ligatures w14:val="none"/>
-              </w:rPr>
-            </w:pPr>
-            <w:r>
-              <w:rPr>
-                <w:rFonts w:ascii="Aptos Narrow" w:eastAsia="Times New Roman" w:hAnsi="Aptos Narrow" w:cs="Times New Roman"/>
-                <w:color w:val="000000"/>
-                <w:kern w:val="0"/>
-                <w:sz w:val="20"/>
-                <w:szCs w:val="20"/>
-                <w14:ligatures w14:val="none"/>
-              </w:rPr>
-              <w:t>yes</w:t>
-            </w:r>
-          </w:p>
-        </w:tc>
-        <w:tc>
-          <w:tcPr>
-            <w:tcW w:w="990" w:type="dxa"/>
-            <w:tcBorders>
-              <w:top w:val="nil"/>
-              <w:left w:val="nil"/>
-              <w:bottom w:val="nil"/>
-              <w:right w:val="nil"/>
-            </w:tcBorders>
-          </w:tcPr>
-          <w:p>
-            <w:pPr>
-              <w:spacing w:after="0" w:line="240" w:lineRule="auto"/>
-              <w:jc w:val="center"/>
-              <w:rPr>
-                <w:rFonts w:ascii="Aptos Narrow" w:eastAsia="Times New Roman" w:hAnsi="Aptos Narrow" w:cs="Times New Roman"/>
-                <w:color w:val="000000"/>
-                <w:kern w:val="0"/>
-                <w:sz w:val="20"/>
-                <w:szCs w:val="20"/>
-                <w14:ligatures w14:val="none"/>
-              </w:rPr>
-            </w:pPr>
-            <w:r>
-              <w:rPr>
-                <w:rFonts w:ascii="Aptos Narrow" w:eastAsia="Times New Roman" w:hAnsi="Aptos Narrow" w:cs="Times New Roman"/>
-                <w:color w:val="000000"/>
-                <w:kern w:val="0"/>
-                <w:sz w:val="20"/>
-                <w:szCs w:val="20"/>
-                <w14:ligatures w14:val="none"/>
-              </w:rPr>
-              <w:t>No</w:t>
-            </w:r>
-          </w:p>
-        </w:tc>
-        <w:tc>
-          <w:tcPr>
-            <w:tcW w:w="1170" w:type="dxa"/>
-            <w:tcBorders>
-              <w:top w:val="nil"/>
-              <w:left w:val="nil"/>
-              <w:bottom w:val="nil"/>
-              <w:right w:val="nil"/>
-            </w:tcBorders>
-            <w:shd w:val="clear" w:color="auto" w:fill="auto"/>
-            <w:noWrap/>
-            <w:vAlign w:val="center"/>
-            <w:hideMark/>
-          </w:tcPr>
-          <w:p>
-            <w:pPr>
-              <w:spacing w:after="0" w:line="240" w:lineRule="auto"/>
-              <w:jc w:val="center"/>
-              <w:rPr>
-                <w:rFonts w:ascii="Aptos Narrow" w:eastAsia="Times New Roman" w:hAnsi="Aptos Narrow" w:cs="Times New Roman"/>
-                <w:color w:val="000000"/>
-                <w:kern w:val="0"/>
-                <w:sz w:val="20"/>
-                <w:szCs w:val="20"/>
-                <w14:ligatures w14:val="none"/>
-              </w:rPr>
-            </w:pPr>
+                <w:sz w:val="18"/>
+                <w:szCs w:val="18"/>
+                <w14:ligatures w14:val="none"/>
+              </w:rPr>
+            </w:pPr>
+            <w:r>
+              <w:rPr>
+                <w:rFonts w:ascii="Aptos Narrow" w:eastAsia="Times New Roman" w:hAnsi="Aptos Narrow" w:cs="Times New Roman"/>
+                <w:color w:val="000000"/>
+                <w:kern w:val="0"/>
+                <w:sz w:val="18"/>
+                <w:szCs w:val="18"/>
+                <w14:ligatures w14:val="none"/>
+              </w:rPr>
+              <w:t>0.16</w:t>
+            </w:r>
+          </w:p>
+        </w:tc>
+        <w:tc>
+          <w:tcPr>
+            <w:tcW w:w="1418" w:type="dxa"/>
+            <w:tcBorders>
+              <w:top w:val="nil"/>
+              <w:left w:val="nil"/>
+              <w:bottom w:val="nil"/>
+              <w:right w:val="nil"/>
+            </w:tcBorders>
+          </w:tcPr>
+          <w:p>
+            <w:pPr>
+              <w:spacing w:after="0" w:line="240" w:lineRule="auto"/>
+              <w:jc w:val="center"/>
+              <w:rPr>
+                <w:rFonts w:ascii="Aptos Narrow" w:eastAsia="Times New Roman" w:hAnsi="Aptos Narrow" w:cs="Times New Roman"/>
+                <w:color w:val="000000"/>
+                <w:kern w:val="0"/>
+                <w:sz w:val="18"/>
+                <w:szCs w:val="18"/>
+                <w14:ligatures w14:val="none"/>
+              </w:rPr>
+            </w:pPr>
+            <w:r>
+              <w:rPr>
+                <w:rFonts w:ascii="Aptos Narrow" w:eastAsia="Times New Roman" w:hAnsi="Aptos Narrow" w:cs="Times New Roman"/>
+                <w:color w:val="000000"/>
+                <w:kern w:val="0"/>
+                <w:sz w:val="18"/>
+                <w:szCs w:val="18"/>
+                <w14:ligatures w14:val="none"/>
+              </w:rPr>
+              <w:t>Yes</w:t>
+            </w:r>
+          </w:p>
+        </w:tc>
+        <w:tc>
+          <w:tcPr>
+            <w:tcW w:w="1134" w:type="dxa"/>
+            <w:tcBorders>
+              <w:top w:val="nil"/>
+              <w:left w:val="nil"/>
+              <w:bottom w:val="nil"/>
+              <w:right w:val="nil"/>
+            </w:tcBorders>
+            <w:shd w:val="clear" w:color="auto" w:fill="auto"/>
+            <w:noWrap/>
+            <w:hideMark/>
+          </w:tcPr>
+          <w:p>
+            <w:pPr>
+              <w:spacing w:after="0" w:line="240" w:lineRule="auto"/>
+              <w:jc w:val="center"/>
+              <w:rPr>
+                <w:rFonts w:ascii="Aptos Narrow" w:eastAsia="Times New Roman" w:hAnsi="Aptos Narrow" w:cs="Times New Roman"/>
+                <w:color w:val="000000"/>
+                <w:kern w:val="0"/>
+                <w:sz w:val="18"/>
+                <w:szCs w:val="18"/>
+                <w14:ligatures w14:val="none"/>
+              </w:rPr>
+            </w:pPr>
+            <w:r>
+              <w:rPr>
+                <w:rFonts w:ascii="Aptos Narrow" w:eastAsia="Times New Roman" w:hAnsi="Aptos Narrow" w:cs="Times New Roman"/>
+                <w:color w:val="000000"/>
+                <w:kern w:val="0"/>
+                <w:sz w:val="18"/>
+                <w:szCs w:val="18"/>
+                <w14:ligatures w14:val="none"/>
+              </w:rPr>
+              <w:t>Collapsed</w:t>
+            </w:r>
           </w:p>
         </w:tc>
       </w:tr>
@@ -9623,21 +9647,21 @@
                 <w:rFonts w:ascii="Aptos Narrow" w:eastAsia="Times New Roman" w:hAnsi="Aptos Narrow" w:cs="Times New Roman"/>
                 <w:color w:val="000000"/>
                 <w:kern w:val="0"/>
-                <w:sz w:val="20"/>
-                <w:szCs w:val="20"/>
-                <w14:ligatures w14:val="none"/>
-              </w:rPr>
-            </w:pPr>
-            <w:r>
-              <w:rPr>
-                <w:rFonts w:ascii="Aptos Narrow" w:eastAsia="Times New Roman" w:hAnsi="Aptos Narrow" w:cs="Times New Roman"/>
-                <w:color w:val="000000"/>
-                <w:kern w:val="0"/>
-                <w:sz w:val="20"/>
-                <w:szCs w:val="20"/>
-                <w14:ligatures w14:val="none"/>
-              </w:rPr>
-              <w:t>4vsw</w:t>
+                <w:sz w:val="18"/>
+                <w:szCs w:val="18"/>
+                <w14:ligatures w14:val="none"/>
+              </w:rPr>
+            </w:pPr>
+            <w:r>
+              <w:rPr>
+                <w:rFonts w:ascii="Aptos Narrow" w:eastAsia="Times New Roman" w:hAnsi="Aptos Narrow" w:cs="Times New Roman"/>
+                <w:color w:val="000000"/>
+                <w:kern w:val="0"/>
+                <w:sz w:val="18"/>
+                <w:szCs w:val="18"/>
+                <w14:ligatures w14:val="none"/>
+              </w:rPr>
+              <w:t>CODVIa</w:t>
             </w:r>
           </w:p>
         </w:tc>
@@ -9663,27 +9687,27 @@
                 <w:rFonts w:ascii="Aptos Narrow" w:eastAsia="Times New Roman" w:hAnsi="Aptos Narrow" w:cs="Times New Roman"/>
                 <w:color w:val="000000"/>
                 <w:kern w:val="0"/>
-                <w:sz w:val="20"/>
-                <w:szCs w:val="20"/>
-                <w14:ligatures w14:val="none"/>
-              </w:rPr>
-            </w:pPr>
-            <w:r>
-              <w:rPr>
-                <w:rFonts w:ascii="Aptos Narrow" w:eastAsia="Times New Roman" w:hAnsi="Aptos Narrow" w:cs="Times New Roman"/>
-                <w:color w:val="000000"/>
-                <w:kern w:val="0"/>
-                <w:sz w:val="20"/>
-                <w:szCs w:val="20"/>
-                <w14:ligatures w14:val="none"/>
-              </w:rPr>
-              <w:t>0.92</w:t>
-            </w:r>
-          </w:p>
-        </w:tc>
-        <w:tc>
-          <w:tcPr>
-            <w:tcW w:w="1260" w:type="dxa"/>
+                <w:sz w:val="18"/>
+                <w:szCs w:val="18"/>
+                <w14:ligatures w14:val="none"/>
+              </w:rPr>
+            </w:pPr>
+            <w:r>
+              <w:rPr>
+                <w:rFonts w:ascii="Aptos Narrow" w:eastAsia="Times New Roman" w:hAnsi="Aptos Narrow" w:cs="Times New Roman"/>
+                <w:color w:val="000000"/>
+                <w:kern w:val="0"/>
+                <w:sz w:val="18"/>
+                <w:szCs w:val="18"/>
+                <w14:ligatures w14:val="none"/>
+              </w:rPr>
+              <w:t>-</w:t>
+            </w:r>
+          </w:p>
+        </w:tc>
+        <w:tc>
+          <w:tcPr>
+            <w:tcW w:w="1652" w:type="dxa"/>
             <w:tcBorders>
               <w:top w:val="nil"/>
               <w:left w:val="nil"/>
@@ -9700,30 +9724,28 @@
               <w:spacing w:after="0" w:line="240" w:lineRule="auto"/>
               <w:jc w:val="center"/>
               <w:rPr>
-                <w:rFonts w:ascii="Aptos Narrow" w:eastAsia="Times New Roman" w:hAnsi="Aptos Narrow" w:cs="Times New Roman"/>
-                <w:color w:val="000000"/>
-                <w:kern w:val="0"/>
-                <w:sz w:val="20"/>
-                <w:szCs w:val="20"/>
-                <w14:ligatures w14:val="none"/>
-              </w:rPr>
-            </w:pPr>
-            <w:r>
-              <w:rPr>
-                <w:rFonts w:ascii="Aptos Narrow" w:eastAsia="Times New Roman" w:hAnsi="Aptos Narrow" w:cs="Times New Roman"/>
-                <w:color w:val="000000"/>
-                <w:kern w:val="0"/>
-                <w:sz w:val="20"/>
-                <w:szCs w:val="20"/>
-                <w14:ligatures w14:val="none"/>
-              </w:rPr>
-              <w:t>0.04</w:t>
-            </w:r>
-          </w:p>
-        </w:tc>
-        <w:tc>
-          <w:tcPr>
-            <w:tcW w:w="1080" w:type="dxa"/>
+                <w:rFonts w:ascii="Times New Roman" w:eastAsia="Times New Roman" w:hAnsi="Times New Roman" w:cs="Times New Roman"/>
+                <w:kern w:val="0"/>
+                <w:sz w:val="18"/>
+                <w:szCs w:val="18"/>
+                <w14:ligatures w14:val="none"/>
+              </w:rPr>
+            </w:pPr>
+            <w:r>
+              <w:rPr>
+                <w:rFonts w:ascii="Times New Roman" w:eastAsia="Times New Roman" w:hAnsi="Times New Roman" w:cs="Times New Roman"/>
+                <w:kern w:val="0"/>
+                <w:sz w:val="18"/>
+                <w:szCs w:val="18"/>
+                <w14:ligatures w14:val="none"/>
+              </w:rPr>
+              <w:t>0.74</w:t>
+            </w:r>
+          </w:p>
+        </w:tc>
+        <w:tc>
+          <w:tcPr>
+            <w:tcW w:w="2227" w:type="dxa"/>
             <w:tcBorders>
               <w:top w:val="nil"/>
               <w:left w:val="nil"/>
@@ -9743,123 +9765,97 @@
                 <w:rFonts w:ascii="Aptos Narrow" w:eastAsia="Times New Roman" w:hAnsi="Aptos Narrow" w:cs="Times New Roman"/>
                 <w:color w:val="000000"/>
                 <w:kern w:val="0"/>
-                <w:sz w:val="20"/>
-                <w:szCs w:val="20"/>
-                <w14:ligatures w14:val="none"/>
-              </w:rPr>
-            </w:pPr>
-            <w:r>
-              <w:rPr>
-                <w:rFonts w:ascii="Aptos Narrow" w:eastAsia="Times New Roman" w:hAnsi="Aptos Narrow" w:cs="Times New Roman"/>
-                <w:color w:val="000000"/>
-                <w:kern w:val="0"/>
-                <w:sz w:val="20"/>
-                <w:szCs w:val="20"/>
-                <w14:ligatures w14:val="none"/>
-              </w:rPr>
-              <w:t>0.16</w:t>
-            </w:r>
-          </w:p>
-        </w:tc>
-        <w:tc>
-          <w:tcPr>
-            <w:tcW w:w="1530" w:type="dxa"/>
-            <w:tcBorders>
-              <w:top w:val="nil"/>
-              <w:left w:val="nil"/>
-              <w:bottom w:val="nil"/>
-              <w:right w:val="nil"/>
-            </w:tcBorders>
-          </w:tcPr>
-          <w:p>
-            <w:pPr>
-              <w:spacing w:after="0" w:line="240" w:lineRule="auto"/>
-              <w:jc w:val="center"/>
-              <w:rPr>
-                <w:rFonts w:ascii="Aptos Narrow" w:eastAsia="Times New Roman" w:hAnsi="Aptos Narrow" w:cs="Times New Roman"/>
-                <w:color w:val="000000"/>
-                <w:kern w:val="0"/>
-                <w:sz w:val="20"/>
-                <w:szCs w:val="20"/>
-                <w14:ligatures w14:val="none"/>
-              </w:rPr>
-            </w:pPr>
-            <w:r>
-              <w:rPr>
-                <w:rFonts w:ascii="Aptos Narrow" w:eastAsia="Times New Roman" w:hAnsi="Aptos Narrow" w:cs="Times New Roman"/>
-                <w:color w:val="000000"/>
-                <w:kern w:val="0"/>
-                <w:sz w:val="20"/>
-                <w:szCs w:val="20"/>
-                <w14:ligatures w14:val="none"/>
-              </w:rPr>
-              <w:t>yes</w:t>
-            </w:r>
-          </w:p>
-        </w:tc>
-        <w:tc>
-          <w:tcPr>
-            <w:tcW w:w="990" w:type="dxa"/>
-            <w:tcBorders>
-              <w:top w:val="nil"/>
-              <w:left w:val="nil"/>
-              <w:bottom w:val="nil"/>
-              <w:right w:val="nil"/>
-            </w:tcBorders>
-          </w:tcPr>
-          <w:p>
-            <w:pPr>
-              <w:spacing w:after="0" w:line="240" w:lineRule="auto"/>
-              <w:jc w:val="center"/>
-              <w:rPr>
-                <w:rFonts w:ascii="Aptos Narrow" w:eastAsia="Times New Roman" w:hAnsi="Aptos Narrow" w:cs="Times New Roman"/>
-                <w:color w:val="000000"/>
-                <w:kern w:val="0"/>
-                <w:sz w:val="20"/>
-                <w:szCs w:val="20"/>
-                <w14:ligatures w14:val="none"/>
-              </w:rPr>
-            </w:pPr>
-            <w:r>
-              <w:rPr>
-                <w:rFonts w:ascii="Aptos Narrow" w:eastAsia="Times New Roman" w:hAnsi="Aptos Narrow" w:cs="Times New Roman"/>
-                <w:color w:val="000000"/>
-                <w:kern w:val="0"/>
-                <w:sz w:val="20"/>
-                <w:szCs w:val="20"/>
-                <w14:ligatures w14:val="none"/>
-              </w:rPr>
-              <w:t>Yes</w:t>
-            </w:r>
-          </w:p>
-        </w:tc>
-        <w:tc>
-          <w:tcPr>
-            <w:tcW w:w="1170" w:type="dxa"/>
-            <w:tcBorders>
-              <w:top w:val="nil"/>
-              <w:left w:val="nil"/>
-              <w:bottom w:val="nil"/>
-              <w:right w:val="nil"/>
-            </w:tcBorders>
-            <w:shd w:val="clear" w:color="auto" w:fill="auto"/>
-            <w:noWrap/>
-            <w:vAlign w:val="center"/>
-            <w:hideMark/>
-          </w:tcPr>
-          <w:p>
-            <w:pPr>
-              <w:spacing w:after="0" w:line="240" w:lineRule="auto"/>
-              <w:jc w:val="center"/>
-              <w:rPr>
-                <w:rFonts w:ascii="Aptos Narrow" w:eastAsia="Times New Roman" w:hAnsi="Aptos Narrow" w:cs="Times New Roman"/>
-                <w:color w:val="000000"/>
-                <w:kern w:val="0"/>
-                <w:sz w:val="20"/>
-                <w:szCs w:val="20"/>
-                <w14:ligatures w14:val="none"/>
-              </w:rPr>
-            </w:pPr>
+                <w:sz w:val="18"/>
+                <w:szCs w:val="18"/>
+                <w14:ligatures w14:val="none"/>
+              </w:rPr>
+            </w:pPr>
+            <w:r>
+              <w:rPr>
+                <w:rFonts w:ascii="Aptos Narrow" w:eastAsia="Times New Roman" w:hAnsi="Aptos Narrow" w:cs="Times New Roman"/>
+                <w:color w:val="000000"/>
+                <w:kern w:val="0"/>
+                <w:sz w:val="18"/>
+                <w:szCs w:val="18"/>
+                <w14:ligatures w14:val="none"/>
+              </w:rPr>
+              <w:t>0.14</w:t>
+            </w:r>
+          </w:p>
+        </w:tc>
+        <w:tc>
+          <w:tcPr>
+            <w:tcW w:w="1418" w:type="dxa"/>
+            <w:tcBorders>
+              <w:top w:val="nil"/>
+              <w:left w:val="nil"/>
+              <w:bottom w:val="nil"/>
+              <w:right w:val="nil"/>
+            </w:tcBorders>
+          </w:tcPr>
+          <w:p>
+            <w:pPr>
+              <w:spacing w:after="0" w:line="240" w:lineRule="auto"/>
+              <w:jc w:val="center"/>
+              <w:rPr>
+                <w:rFonts w:ascii="Aptos Narrow" w:eastAsia="Times New Roman" w:hAnsi="Aptos Narrow" w:cs="Times New Roman"/>
+                <w:color w:val="000000"/>
+                <w:kern w:val="0"/>
+                <w:sz w:val="18"/>
+                <w:szCs w:val="18"/>
+                <w14:ligatures w14:val="none"/>
+              </w:rPr>
+            </w:pPr>
+            <w:r>
+              <w:rPr>
+                <w:rFonts w:ascii="Aptos Narrow" w:eastAsia="Times New Roman" w:hAnsi="Aptos Narrow" w:cs="Times New Roman"/>
+                <w:color w:val="000000"/>
+                <w:kern w:val="0"/>
+                <w:sz w:val="18"/>
+                <w:szCs w:val="18"/>
+                <w14:ligatures w14:val="none"/>
+              </w:rPr>
+              <w:t>No</w:t>
+            </w:r>
+          </w:p>
+        </w:tc>
+        <w:tc>
+          <w:tcPr>
+            <w:tcW w:w="1134" w:type="dxa"/>
+            <w:tcBorders>
+              <w:top w:val="nil"/>
+              <w:left w:val="nil"/>
+              <w:bottom w:val="nil"/>
+              <w:right w:val="nil"/>
+            </w:tcBorders>
+            <w:shd w:val="clear" w:color="auto" w:fill="auto"/>
+            <w:noWrap/>
+            <w:hideMark/>
+          </w:tcPr>
+          <w:p>
+            <w:pPr>
+              <w:spacing w:after="0" w:line="240" w:lineRule="auto"/>
+              <w:jc w:val="center"/>
+              <w:rPr>
+                <w:rFonts w:ascii="Aptos Narrow" w:eastAsia="Times New Roman" w:hAnsi="Aptos Narrow" w:cs="Times New Roman"/>
+                <w:color w:val="000000"/>
+                <w:kern w:val="0"/>
+                <w:sz w:val="18"/>
+                <w:szCs w:val="18"/>
+                <w14:ligatures w14:val="none"/>
+              </w:rPr>
+            </w:pPr>
+            <w:r>
+              <w:rPr>
+                <w:rFonts w:ascii="Aptos Narrow" w:eastAsia="Times New Roman" w:hAnsi="Aptos Narrow" w:cs="Times New Roman"/>
+                <w:color w:val="000000"/>
+                <w:kern w:val="0"/>
+                <w:sz w:val="18"/>
+                <w:szCs w:val="18"/>
+                <w14:ligatures w14:val="none"/>
+              </w:rPr>
+              <w:t>Collapsed</w:t>
+            </w:r>
           </w:p>
         </w:tc>
       </w:tr>
@@ -9888,21 +9884,21 @@
                 <w:rFonts w:ascii="Aptos Narrow" w:eastAsia="Times New Roman" w:hAnsi="Aptos Narrow" w:cs="Times New Roman"/>
                 <w:color w:val="000000"/>
                 <w:kern w:val="0"/>
-                <w:sz w:val="20"/>
-                <w:szCs w:val="20"/>
-                <w14:ligatures w14:val="none"/>
-              </w:rPr>
-            </w:pPr>
-            <w:r>
-              <w:rPr>
-                <w:rFonts w:ascii="Aptos Narrow" w:eastAsia="Times New Roman" w:hAnsi="Aptos Narrow" w:cs="Times New Roman"/>
-                <w:color w:val="000000"/>
-                <w:kern w:val="0"/>
-                <w:sz w:val="20"/>
-                <w:szCs w:val="20"/>
-                <w14:ligatures w14:val="none"/>
-              </w:rPr>
-              <w:t>CODVIa</w:t>
+                <w:sz w:val="18"/>
+                <w:szCs w:val="18"/>
+                <w14:ligatures w14:val="none"/>
+              </w:rPr>
+            </w:pPr>
+            <w:r>
+              <w:rPr>
+                <w:rFonts w:ascii="Aptos Narrow" w:eastAsia="Times New Roman" w:hAnsi="Aptos Narrow" w:cs="Times New Roman"/>
+                <w:color w:val="000000"/>
+                <w:kern w:val="0"/>
+                <w:sz w:val="18"/>
+                <w:szCs w:val="18"/>
+                <w14:ligatures w14:val="none"/>
+              </w:rPr>
+              <w:t>COD5Zjm</w:t>
             </w:r>
           </w:p>
         </w:tc>
@@ -9928,16 +9924,27 @@
                 <w:rFonts w:ascii="Aptos Narrow" w:eastAsia="Times New Roman" w:hAnsi="Aptos Narrow" w:cs="Times New Roman"/>
                 <w:color w:val="000000"/>
                 <w:kern w:val="0"/>
-                <w:sz w:val="20"/>
-                <w:szCs w:val="20"/>
-                <w14:ligatures w14:val="none"/>
-              </w:rPr>
-            </w:pPr>
-          </w:p>
-        </w:tc>
-        <w:tc>
-          <w:tcPr>
-            <w:tcW w:w="1260" w:type="dxa"/>
+                <w:sz w:val="18"/>
+                <w:szCs w:val="18"/>
+                <w14:ligatures w14:val="none"/>
+              </w:rPr>
+            </w:pPr>
+            <w:r>
+              <w:rPr>
+                <w:rFonts w:ascii="Aptos Narrow" w:eastAsia="Times New Roman" w:hAnsi="Aptos Narrow" w:cs="Times New Roman"/>
+                <w:color w:val="000000"/>
+                <w:kern w:val="0"/>
+                <w:sz w:val="18"/>
+                <w:szCs w:val="18"/>
+                <w14:ligatures w14:val="none"/>
+              </w:rPr>
+              <w:t>-</w:t>
+            </w:r>
+          </w:p>
+        </w:tc>
+        <w:tc>
+          <w:tcPr>
+            <w:tcW w:w="1652" w:type="dxa"/>
             <w:tcBorders>
               <w:top w:val="nil"/>
               <w:left w:val="nil"/>
@@ -9956,8 +9963,8 @@
               <w:rPr>
                 <w:rFonts w:ascii="Times New Roman" w:eastAsia="Times New Roman" w:hAnsi="Times New Roman" w:cs="Times New Roman"/>
                 <w:kern w:val="0"/>
-                <w:sz w:val="20"/>
-                <w:szCs w:val="20"/>
+                <w:sz w:val="18"/>
+                <w:szCs w:val="18"/>
                 <w14:ligatures w14:val="none"/>
               </w:rPr>
             </w:pPr>
@@ -9965,17 +9972,17 @@
               <w:rPr>
                 <w:rFonts w:ascii="Times New Roman" w:eastAsia="Times New Roman" w:hAnsi="Times New Roman" w:cs="Times New Roman"/>
                 <w:kern w:val="0"/>
-                <w:sz w:val="20"/>
-                <w:szCs w:val="20"/>
-                <w14:ligatures w14:val="none"/>
-              </w:rPr>
-              <w:t>0.74</w:t>
-            </w:r>
-          </w:p>
-        </w:tc>
-        <w:tc>
-          <w:tcPr>
-            <w:tcW w:w="1080" w:type="dxa"/>
+                <w:sz w:val="18"/>
+                <w:szCs w:val="18"/>
+                <w14:ligatures w14:val="none"/>
+              </w:rPr>
+              <w:t>0.31</w:t>
+            </w:r>
+          </w:p>
+        </w:tc>
+        <w:tc>
+          <w:tcPr>
+            <w:tcW w:w="2227" w:type="dxa"/>
             <w:tcBorders>
               <w:top w:val="nil"/>
               <w:left w:val="nil"/>
@@ -9995,90 +10002,54 @@
                 <w:rFonts w:ascii="Aptos Narrow" w:eastAsia="Times New Roman" w:hAnsi="Aptos Narrow" w:cs="Times New Roman"/>
                 <w:color w:val="000000"/>
                 <w:kern w:val="0"/>
-                <w:sz w:val="20"/>
-                <w:szCs w:val="20"/>
-                <w14:ligatures w14:val="none"/>
-              </w:rPr>
-            </w:pPr>
-            <w:r>
-              <w:rPr>
-                <w:rFonts w:ascii="Aptos Narrow" w:eastAsia="Times New Roman" w:hAnsi="Aptos Narrow" w:cs="Times New Roman"/>
-                <w:color w:val="000000"/>
-                <w:kern w:val="0"/>
-                <w:sz w:val="20"/>
-                <w:szCs w:val="20"/>
-                <w14:ligatures w14:val="none"/>
-              </w:rPr>
-              <w:t>0.14</w:t>
-            </w:r>
-          </w:p>
-        </w:tc>
-        <w:tc>
-          <w:tcPr>
-            <w:tcW w:w="1530" w:type="dxa"/>
-            <w:tcBorders>
-              <w:top w:val="nil"/>
-              <w:left w:val="nil"/>
-              <w:bottom w:val="nil"/>
-              <w:right w:val="nil"/>
-            </w:tcBorders>
-          </w:tcPr>
-          <w:p>
-            <w:pPr>
-              <w:spacing w:after="0" w:line="240" w:lineRule="auto"/>
-              <w:jc w:val="center"/>
-              <w:rPr>
-                <w:rFonts w:ascii="Aptos Narrow" w:eastAsia="Times New Roman" w:hAnsi="Aptos Narrow" w:cs="Times New Roman"/>
-                <w:color w:val="000000"/>
-                <w:kern w:val="0"/>
-                <w:sz w:val="20"/>
-                <w:szCs w:val="20"/>
-                <w14:ligatures w14:val="none"/>
-              </w:rPr>
-            </w:pPr>
-            <w:r>
-              <w:rPr>
-                <w:rFonts w:ascii="Aptos Narrow" w:eastAsia="Times New Roman" w:hAnsi="Aptos Narrow" w:cs="Times New Roman"/>
-                <w:color w:val="000000"/>
-                <w:kern w:val="0"/>
-                <w:sz w:val="20"/>
-                <w:szCs w:val="20"/>
-                <w14:ligatures w14:val="none"/>
-              </w:rPr>
-              <w:t>yes</w:t>
-            </w:r>
-          </w:p>
-        </w:tc>
-        <w:tc>
-          <w:tcPr>
-            <w:tcW w:w="990" w:type="dxa"/>
-            <w:tcBorders>
-              <w:top w:val="nil"/>
-              <w:left w:val="nil"/>
-              <w:bottom w:val="nil"/>
-              <w:right w:val="nil"/>
-            </w:tcBorders>
-          </w:tcPr>
-          <w:p>
-            <w:pPr>
-              <w:spacing w:after="0" w:line="240" w:lineRule="auto"/>
-              <w:jc w:val="center"/>
-              <w:rPr>
-                <w:rFonts w:ascii="Aptos Narrow" w:eastAsia="Times New Roman" w:hAnsi="Aptos Narrow" w:cs="Times New Roman"/>
-                <w:color w:val="000000"/>
-                <w:kern w:val="0"/>
-                <w:sz w:val="20"/>
-                <w:szCs w:val="20"/>
-                <w14:ligatures w14:val="none"/>
-              </w:rPr>
-            </w:pPr>
-            <w:r>
-              <w:rPr>
-                <w:rFonts w:ascii="Aptos Narrow" w:eastAsia="Times New Roman" w:hAnsi="Aptos Narrow" w:cs="Times New Roman"/>
-                <w:color w:val="000000"/>
-                <w:kern w:val="0"/>
-                <w:sz w:val="20"/>
-                <w:szCs w:val="20"/>
+                <w:sz w:val="18"/>
+                <w:szCs w:val="18"/>
+                <w14:ligatures w14:val="none"/>
+              </w:rPr>
+            </w:pPr>
+            <w:r>
+              <w:rPr>
+                <w:rFonts w:ascii="Aptos Narrow" w:eastAsia="Times New Roman" w:hAnsi="Aptos Narrow" w:cs="Times New Roman"/>
+                <w:color w:val="000000"/>
+                <w:kern w:val="0"/>
+                <w:sz w:val="18"/>
+                <w:szCs w:val="18"/>
+                <w14:ligatures w14:val="none"/>
+              </w:rPr>
+              <w:t>0.13</w:t>
+            </w:r>
+          </w:p>
+        </w:tc>
+        <w:tc>
+          <w:tcPr>
+            <w:tcW w:w="1418" w:type="dxa"/>
+            <w:tcBorders>
+              <w:top w:val="nil"/>
+              <w:left w:val="nil"/>
+              <w:bottom w:val="nil"/>
+              <w:right w:val="nil"/>
+            </w:tcBorders>
+          </w:tcPr>
+          <w:p>
+            <w:pPr>
+              <w:spacing w:after="0" w:line="240" w:lineRule="auto"/>
+              <w:jc w:val="center"/>
+              <w:rPr>
+                <w:rFonts w:ascii="Aptos Narrow" w:eastAsia="Times New Roman" w:hAnsi="Aptos Narrow" w:cs="Times New Roman"/>
+                <w:color w:val="000000"/>
+                <w:kern w:val="0"/>
+                <w:sz w:val="18"/>
+                <w:szCs w:val="18"/>
+                <w14:ligatures w14:val="none"/>
+              </w:rPr>
+            </w:pPr>
+            <w:r>
+              <w:rPr>
+                <w:rFonts w:ascii="Aptos Narrow" w:eastAsia="Times New Roman" w:hAnsi="Aptos Narrow" w:cs="Times New Roman"/>
+                <w:color w:val="000000"/>
+                <w:kern w:val="0"/>
+                <w:sz w:val="18"/>
+                <w:szCs w:val="18"/>
                 <w14:ligatures w14:val="none"/>
               </w:rPr>
               <w:t>No</w:t>
@@ -10087,31 +10058,41 @@
         </w:tc>
         <w:tc>
           <w:tcPr>
-            <w:tcW w:w="1170" w:type="dxa"/>
-            <w:tcBorders>
-              <w:top w:val="nil"/>
-              <w:left w:val="nil"/>
-              <w:bottom w:val="nil"/>
-              <w:right w:val="nil"/>
-            </w:tcBorders>
-            <w:shd w:val="clear" w:color="auto" w:fill="auto"/>
-            <w:noWrap/>
-            <w:vAlign w:val="center"/>
-            <w:hideMark/>
-          </w:tcPr>
-          <w:p>
-            <w:pPr>
-              <w:spacing w:after="0" w:line="240" w:lineRule="auto"/>
-              <w:jc w:val="center"/>
-              <w:rPr>
-                <w:rFonts w:ascii="Aptos Narrow" w:eastAsia="Times New Roman" w:hAnsi="Aptos Narrow" w:cs="Times New Roman"/>
-                <w:color w:val="000000"/>
-                <w:kern w:val="0"/>
-                <w:sz w:val="20"/>
-                <w:szCs w:val="20"/>
-                <w14:ligatures w14:val="none"/>
-              </w:rPr>
-            </w:pPr>
+            <w:tcW w:w="1134" w:type="dxa"/>
+            <w:tcBorders>
+              <w:top w:val="nil"/>
+              <w:left w:val="nil"/>
+              <w:bottom w:val="nil"/>
+              <w:right w:val="nil"/>
+            </w:tcBorders>
+            <w:shd w:val="clear" w:color="auto" w:fill="auto"/>
+            <w:noWrap/>
+            <w:hideMark/>
+          </w:tcPr>
+          <w:p>
+            <w:pPr>
+              <w:spacing w:after="0" w:line="240" w:lineRule="auto"/>
+              <w:jc w:val="center"/>
+              <w:rPr>
+                <w:rFonts w:ascii="Aptos Narrow" w:eastAsia="Times New Roman" w:hAnsi="Aptos Narrow" w:cs="Times New Roman"/>
+                <w:color w:val="000000"/>
+                <w:kern w:val="0"/>
+                <w:sz w:val="18"/>
+                <w:szCs w:val="18"/>
+                <w14:ligatures w14:val="none"/>
+              </w:rPr>
+            </w:pPr>
+            <w:r>
+              <w:rPr>
+                <w:rFonts w:ascii="Aptos Narrow" w:eastAsia="Times New Roman" w:hAnsi="Aptos Narrow" w:cs="Times New Roman"/>
+                <w:color w:val="000000"/>
+                <w:kern w:val="0"/>
+                <w:sz w:val="18"/>
+                <w:szCs w:val="18"/>
+                <w14:ligatures w14:val="none"/>
+              </w:rPr>
+              <w:t>Collapsed</w:t>
+            </w:r>
           </w:p>
         </w:tc>
       </w:tr>
@@ -10140,21 +10121,21 @@
                 <w:rFonts w:ascii="Aptos Narrow" w:eastAsia="Times New Roman" w:hAnsi="Aptos Narrow" w:cs="Times New Roman"/>
                 <w:color w:val="000000"/>
                 <w:kern w:val="0"/>
-                <w:sz w:val="20"/>
-                <w:szCs w:val="20"/>
-                <w14:ligatures w14:val="none"/>
-              </w:rPr>
-            </w:pPr>
-            <w:r>
-              <w:rPr>
-                <w:rFonts w:ascii="Aptos Narrow" w:eastAsia="Times New Roman" w:hAnsi="Aptos Narrow" w:cs="Times New Roman"/>
-                <w:color w:val="000000"/>
-                <w:kern w:val="0"/>
-                <w:sz w:val="20"/>
-                <w:szCs w:val="20"/>
-                <w14:ligatures w14:val="none"/>
-              </w:rPr>
-              <w:t>COD5Zjm</w:t>
+                <w:sz w:val="18"/>
+                <w:szCs w:val="18"/>
+                <w14:ligatures w14:val="none"/>
+              </w:rPr>
+            </w:pPr>
+            <w:r>
+              <w:rPr>
+                <w:rFonts w:ascii="Aptos Narrow" w:eastAsia="Times New Roman" w:hAnsi="Aptos Narrow" w:cs="Times New Roman"/>
+                <w:color w:val="000000"/>
+                <w:kern w:val="0"/>
+                <w:sz w:val="18"/>
+                <w:szCs w:val="18"/>
+                <w14:ligatures w14:val="none"/>
+              </w:rPr>
+              <w:t>CODIS</w:t>
             </w:r>
           </w:p>
         </w:tc>
@@ -10180,16 +10161,27 @@
                 <w:rFonts w:ascii="Aptos Narrow" w:eastAsia="Times New Roman" w:hAnsi="Aptos Narrow" w:cs="Times New Roman"/>
                 <w:color w:val="000000"/>
                 <w:kern w:val="0"/>
-                <w:sz w:val="20"/>
-                <w:szCs w:val="20"/>
-                <w14:ligatures w14:val="none"/>
-              </w:rPr>
-            </w:pPr>
-          </w:p>
-        </w:tc>
-        <w:tc>
-          <w:tcPr>
-            <w:tcW w:w="1260" w:type="dxa"/>
+                <w:sz w:val="18"/>
+                <w:szCs w:val="18"/>
+                <w14:ligatures w14:val="none"/>
+              </w:rPr>
+            </w:pPr>
+            <w:r>
+              <w:rPr>
+                <w:rFonts w:ascii="Aptos Narrow" w:eastAsia="Times New Roman" w:hAnsi="Aptos Narrow" w:cs="Times New Roman"/>
+                <w:color w:val="000000"/>
+                <w:kern w:val="0"/>
+                <w:sz w:val="18"/>
+                <w:szCs w:val="18"/>
+                <w14:ligatures w14:val="none"/>
+              </w:rPr>
+              <w:t>-</w:t>
+            </w:r>
+          </w:p>
+        </w:tc>
+        <w:tc>
+          <w:tcPr>
+            <w:tcW w:w="1652" w:type="dxa"/>
             <w:tcBorders>
               <w:top w:val="nil"/>
               <w:left w:val="nil"/>
@@ -10206,28 +10198,30 @@
               <w:spacing w:after="0" w:line="240" w:lineRule="auto"/>
               <w:jc w:val="center"/>
               <w:rPr>
-                <w:rFonts w:ascii="Times New Roman" w:eastAsia="Times New Roman" w:hAnsi="Times New Roman" w:cs="Times New Roman"/>
-                <w:kern w:val="0"/>
-                <w:sz w:val="20"/>
-                <w:szCs w:val="20"/>
-                <w14:ligatures w14:val="none"/>
-              </w:rPr>
-            </w:pPr>
-            <w:r>
-              <w:rPr>
-                <w:rFonts w:ascii="Times New Roman" w:eastAsia="Times New Roman" w:hAnsi="Times New Roman" w:cs="Times New Roman"/>
-                <w:kern w:val="0"/>
-                <w:sz w:val="20"/>
-                <w:szCs w:val="20"/>
-                <w14:ligatures w14:val="none"/>
-              </w:rPr>
-              <w:t>0.31</w:t>
-            </w:r>
-          </w:p>
-        </w:tc>
-        <w:tc>
-          <w:tcPr>
-            <w:tcW w:w="1080" w:type="dxa"/>
+                <w:rFonts w:ascii="Aptos Narrow" w:eastAsia="Times New Roman" w:hAnsi="Aptos Narrow" w:cs="Times New Roman"/>
+                <w:color w:val="000000"/>
+                <w:kern w:val="0"/>
+                <w:sz w:val="18"/>
+                <w:szCs w:val="18"/>
+                <w14:ligatures w14:val="none"/>
+              </w:rPr>
+            </w:pPr>
+            <w:r>
+              <w:rPr>
+                <w:rFonts w:ascii="Aptos Narrow" w:eastAsia="Times New Roman" w:hAnsi="Aptos Narrow" w:cs="Times New Roman"/>
+                <w:color w:val="000000"/>
+                <w:kern w:val="0"/>
+                <w:sz w:val="18"/>
+                <w:szCs w:val="18"/>
+                <w14:ligatures w14:val="none"/>
+              </w:rPr>
+              <w:t>0.53</w:t>
+            </w:r>
+          </w:p>
+        </w:tc>
+        <w:tc>
+          <w:tcPr>
+            <w:tcW w:w="2227" w:type="dxa"/>
             <w:tcBorders>
               <w:top w:val="nil"/>
               <w:left w:val="nil"/>
@@ -10247,18 +10241,18 @@
                 <w:rFonts w:ascii="Aptos Narrow" w:eastAsia="Times New Roman" w:hAnsi="Aptos Narrow" w:cs="Times New Roman"/>
                 <w:color w:val="000000"/>
                 <w:kern w:val="0"/>
-                <w:sz w:val="20"/>
-                <w:szCs w:val="20"/>
-                <w14:ligatures w14:val="none"/>
-              </w:rPr>
-            </w:pPr>
-            <w:r>
-              <w:rPr>
-                <w:rFonts w:ascii="Aptos Narrow" w:eastAsia="Times New Roman" w:hAnsi="Aptos Narrow" w:cs="Times New Roman"/>
-                <w:color w:val="000000"/>
-                <w:kern w:val="0"/>
-                <w:sz w:val="20"/>
-                <w:szCs w:val="20"/>
+                <w:sz w:val="18"/>
+                <w:szCs w:val="18"/>
+                <w14:ligatures w14:val="none"/>
+              </w:rPr>
+            </w:pPr>
+            <w:r>
+              <w:rPr>
+                <w:rFonts w:ascii="Aptos Narrow" w:eastAsia="Times New Roman" w:hAnsi="Aptos Narrow" w:cs="Times New Roman"/>
+                <w:color w:val="000000"/>
+                <w:kern w:val="0"/>
+                <w:sz w:val="18"/>
+                <w:szCs w:val="18"/>
                 <w14:ligatures w14:val="none"/>
               </w:rPr>
               <w:t>0.13</w:t>
@@ -10267,70 +10261,34 @@
         </w:tc>
         <w:tc>
           <w:tcPr>
-            <w:tcW w:w="1530" w:type="dxa"/>
-            <w:tcBorders>
-              <w:top w:val="nil"/>
-              <w:left w:val="nil"/>
-              <w:bottom w:val="nil"/>
-              <w:right w:val="nil"/>
-            </w:tcBorders>
-          </w:tcPr>
-          <w:p>
-            <w:pPr>
-              <w:spacing w:after="0" w:line="240" w:lineRule="auto"/>
-              <w:jc w:val="center"/>
-              <w:rPr>
-                <w:rFonts w:ascii="Aptos Narrow" w:eastAsia="Times New Roman" w:hAnsi="Aptos Narrow" w:cs="Times New Roman"/>
-                <w:color w:val="000000"/>
-                <w:kern w:val="0"/>
-                <w:sz w:val="20"/>
-                <w:szCs w:val="20"/>
-                <w14:ligatures w14:val="none"/>
-              </w:rPr>
-            </w:pPr>
-            <w:r>
-              <w:rPr>
-                <w:rFonts w:ascii="Aptos Narrow" w:eastAsia="Times New Roman" w:hAnsi="Aptos Narrow" w:cs="Times New Roman"/>
-                <w:color w:val="000000"/>
-                <w:kern w:val="0"/>
-                <w:sz w:val="20"/>
-                <w:szCs w:val="20"/>
-                <w14:ligatures w14:val="none"/>
-              </w:rPr>
-              <w:t>yes</w:t>
-            </w:r>
-          </w:p>
-        </w:tc>
-        <w:tc>
-          <w:tcPr>
-            <w:tcW w:w="990" w:type="dxa"/>
-            <w:tcBorders>
-              <w:top w:val="nil"/>
-              <w:left w:val="nil"/>
-              <w:bottom w:val="nil"/>
-              <w:right w:val="nil"/>
-            </w:tcBorders>
-          </w:tcPr>
-          <w:p>
-            <w:pPr>
-              <w:spacing w:after="0" w:line="240" w:lineRule="auto"/>
-              <w:jc w:val="center"/>
-              <w:rPr>
-                <w:rFonts w:ascii="Aptos Narrow" w:eastAsia="Times New Roman" w:hAnsi="Aptos Narrow" w:cs="Times New Roman"/>
-                <w:color w:val="000000"/>
-                <w:kern w:val="0"/>
-                <w:sz w:val="20"/>
-                <w:szCs w:val="20"/>
-                <w14:ligatures w14:val="none"/>
-              </w:rPr>
-            </w:pPr>
-            <w:r>
-              <w:rPr>
-                <w:rFonts w:ascii="Aptos Narrow" w:eastAsia="Times New Roman" w:hAnsi="Aptos Narrow" w:cs="Times New Roman"/>
-                <w:color w:val="000000"/>
-                <w:kern w:val="0"/>
-                <w:sz w:val="20"/>
-                <w:szCs w:val="20"/>
+            <w:tcW w:w="1418" w:type="dxa"/>
+            <w:tcBorders>
+              <w:top w:val="nil"/>
+              <w:left w:val="nil"/>
+              <w:bottom w:val="nil"/>
+              <w:right w:val="nil"/>
+            </w:tcBorders>
+          </w:tcPr>
+          <w:p>
+            <w:pPr>
+              <w:spacing w:after="0" w:line="240" w:lineRule="auto"/>
+              <w:jc w:val="center"/>
+              <w:rPr>
+                <w:rFonts w:ascii="Aptos Narrow" w:eastAsia="Times New Roman" w:hAnsi="Aptos Narrow" w:cs="Times New Roman"/>
+                <w:color w:val="000000"/>
+                <w:kern w:val="0"/>
+                <w:sz w:val="18"/>
+                <w:szCs w:val="18"/>
+                <w14:ligatures w14:val="none"/>
+              </w:rPr>
+            </w:pPr>
+            <w:r>
+              <w:rPr>
+                <w:rFonts w:ascii="Aptos Narrow" w:eastAsia="Times New Roman" w:hAnsi="Aptos Narrow" w:cs="Times New Roman"/>
+                <w:color w:val="000000"/>
+                <w:kern w:val="0"/>
+                <w:sz w:val="18"/>
+                <w:szCs w:val="18"/>
                 <w14:ligatures w14:val="none"/>
               </w:rPr>
               <w:t>No</w:t>
@@ -10339,7 +10297,51 @@
         </w:tc>
         <w:tc>
           <w:tcPr>
-            <w:tcW w:w="1170" w:type="dxa"/>
+            <w:tcW w:w="1134" w:type="dxa"/>
+            <w:tcBorders>
+              <w:top w:val="nil"/>
+              <w:left w:val="nil"/>
+              <w:bottom w:val="nil"/>
+              <w:right w:val="nil"/>
+            </w:tcBorders>
+            <w:shd w:val="clear" w:color="auto" w:fill="auto"/>
+            <w:noWrap/>
+            <w:hideMark/>
+          </w:tcPr>
+          <w:p>
+            <w:pPr>
+              <w:spacing w:after="0" w:line="240" w:lineRule="auto"/>
+              <w:jc w:val="center"/>
+              <w:rPr>
+                <w:rFonts w:ascii="Aptos Narrow" w:eastAsia="Times New Roman" w:hAnsi="Aptos Narrow" w:cs="Times New Roman"/>
+                <w:color w:val="000000"/>
+                <w:kern w:val="0"/>
+                <w:sz w:val="18"/>
+                <w:szCs w:val="18"/>
+                <w14:ligatures w14:val="none"/>
+              </w:rPr>
+            </w:pPr>
+            <w:r>
+              <w:rPr>
+                <w:rFonts w:ascii="Aptos Narrow" w:eastAsia="Times New Roman" w:hAnsi="Aptos Narrow" w:cs="Times New Roman"/>
+                <w:color w:val="000000"/>
+                <w:kern w:val="0"/>
+                <w:sz w:val="18"/>
+                <w:szCs w:val="18"/>
+                <w14:ligatures w14:val="none"/>
+              </w:rPr>
+              <w:t>Collapsed</w:t>
+            </w:r>
+          </w:p>
+        </w:tc>
+      </w:tr>
+      <w:tr>
+        <w:trPr>
+          <w:trHeight w:val="321"/>
+        </w:trPr>
+        <w:tc>
+          <w:tcPr>
+            <w:tcW w:w="1800" w:type="dxa"/>
             <w:tcBorders>
               <w:top w:val="nil"/>
               <w:left w:val="nil"/>
@@ -10354,16 +10356,221 @@
           <w:p>
             <w:pPr>
               <w:spacing w:after="0" w:line="240" w:lineRule="auto"/>
-              <w:jc w:val="center"/>
-              <w:rPr>
-                <w:rFonts w:ascii="Aptos Narrow" w:eastAsia="Times New Roman" w:hAnsi="Aptos Narrow" w:cs="Times New Roman"/>
-                <w:color w:val="000000"/>
-                <w:kern w:val="0"/>
-                <w:sz w:val="20"/>
-                <w:szCs w:val="20"/>
-                <w14:ligatures w14:val="none"/>
-              </w:rPr>
-            </w:pPr>
+              <w:rPr>
+                <w:rFonts w:ascii="Aptos Narrow" w:eastAsia="Times New Roman" w:hAnsi="Aptos Narrow" w:cs="Times New Roman"/>
+                <w:color w:val="000000"/>
+                <w:kern w:val="0"/>
+                <w:sz w:val="18"/>
+                <w:szCs w:val="18"/>
+                <w14:ligatures w14:val="none"/>
+              </w:rPr>
+            </w:pPr>
+            <w:r>
+              <w:rPr>
+                <w:rFonts w:ascii="Aptos Narrow" w:eastAsia="Times New Roman" w:hAnsi="Aptos Narrow" w:cs="Times New Roman"/>
+                <w:color w:val="000000"/>
+                <w:kern w:val="0"/>
+                <w:sz w:val="18"/>
+                <w:szCs w:val="18"/>
+                <w14:ligatures w14:val="none"/>
+              </w:rPr>
+              <w:t>4tvn</w:t>
+            </w:r>
+          </w:p>
+        </w:tc>
+        <w:tc>
+          <w:tcPr>
+            <w:tcW w:w="1125" w:type="dxa"/>
+            <w:tcBorders>
+              <w:top w:val="nil"/>
+              <w:left w:val="nil"/>
+              <w:bottom w:val="nil"/>
+              <w:right w:val="nil"/>
+            </w:tcBorders>
+            <w:shd w:val="clear" w:color="auto" w:fill="auto"/>
+            <w:noWrap/>
+            <w:vAlign w:val="center"/>
+            <w:hideMark/>
+          </w:tcPr>
+          <w:p>
+            <w:pPr>
+              <w:spacing w:after="0" w:line="240" w:lineRule="auto"/>
+              <w:jc w:val="center"/>
+              <w:rPr>
+                <w:rFonts w:ascii="Aptos Narrow" w:eastAsia="Times New Roman" w:hAnsi="Aptos Narrow" w:cs="Times New Roman"/>
+                <w:color w:val="000000"/>
+                <w:kern w:val="0"/>
+                <w:sz w:val="18"/>
+                <w:szCs w:val="18"/>
+                <w14:ligatures w14:val="none"/>
+              </w:rPr>
+            </w:pPr>
+            <w:r>
+              <w:rPr>
+                <w:rFonts w:ascii="Aptos Narrow" w:eastAsia="Times New Roman" w:hAnsi="Aptos Narrow" w:cs="Times New Roman"/>
+                <w:color w:val="000000"/>
+                <w:kern w:val="0"/>
+                <w:sz w:val="18"/>
+                <w:szCs w:val="18"/>
+                <w14:ligatures w14:val="none"/>
+              </w:rPr>
+              <w:t>1.67</w:t>
+            </w:r>
+          </w:p>
+        </w:tc>
+        <w:tc>
+          <w:tcPr>
+            <w:tcW w:w="1652" w:type="dxa"/>
+            <w:tcBorders>
+              <w:top w:val="nil"/>
+              <w:left w:val="nil"/>
+              <w:bottom w:val="nil"/>
+              <w:right w:val="nil"/>
+            </w:tcBorders>
+            <w:shd w:val="clear" w:color="auto" w:fill="auto"/>
+            <w:noWrap/>
+            <w:vAlign w:val="center"/>
+            <w:hideMark/>
+          </w:tcPr>
+          <w:p>
+            <w:pPr>
+              <w:spacing w:after="0" w:line="240" w:lineRule="auto"/>
+              <w:jc w:val="center"/>
+              <w:rPr>
+                <w:rFonts w:ascii="Aptos Narrow" w:eastAsia="Times New Roman" w:hAnsi="Aptos Narrow" w:cs="Times New Roman"/>
+                <w:color w:val="000000"/>
+                <w:kern w:val="0"/>
+                <w:sz w:val="18"/>
+                <w:szCs w:val="18"/>
+                <w14:ligatures w14:val="none"/>
+              </w:rPr>
+            </w:pPr>
+            <w:r>
+              <w:rPr>
+                <w:rFonts w:ascii="Aptos Narrow" w:eastAsia="Times New Roman" w:hAnsi="Aptos Narrow" w:cs="Times New Roman"/>
+                <w:color w:val="000000"/>
+                <w:kern w:val="0"/>
+                <w:sz w:val="18"/>
+                <w:szCs w:val="18"/>
+                <w14:ligatures w14:val="none"/>
+              </w:rPr>
+              <w:t>-0.12</w:t>
+            </w:r>
+          </w:p>
+        </w:tc>
+        <w:tc>
+          <w:tcPr>
+            <w:tcW w:w="2227" w:type="dxa"/>
+            <w:tcBorders>
+              <w:top w:val="nil"/>
+              <w:left w:val="nil"/>
+              <w:bottom w:val="nil"/>
+              <w:right w:val="nil"/>
+            </w:tcBorders>
+            <w:shd w:val="clear" w:color="auto" w:fill="auto"/>
+            <w:noWrap/>
+            <w:vAlign w:val="center"/>
+            <w:hideMark/>
+          </w:tcPr>
+          <w:p>
+            <w:pPr>
+              <w:spacing w:after="0" w:line="240" w:lineRule="auto"/>
+              <w:jc w:val="center"/>
+              <w:rPr>
+                <w:rFonts w:ascii="Aptos Narrow" w:eastAsia="Times New Roman" w:hAnsi="Aptos Narrow" w:cs="Times New Roman"/>
+                <w:color w:val="000000"/>
+                <w:kern w:val="0"/>
+                <w:sz w:val="18"/>
+                <w:szCs w:val="18"/>
+                <w14:ligatures w14:val="none"/>
+              </w:rPr>
+            </w:pPr>
+            <w:r>
+              <w:rPr>
+                <w:rFonts w:ascii="Aptos Narrow" w:eastAsia="Times New Roman" w:hAnsi="Aptos Narrow" w:cs="Times New Roman"/>
+                <w:color w:val="000000"/>
+                <w:kern w:val="0"/>
+                <w:sz w:val="18"/>
+                <w:szCs w:val="18"/>
+                <w14:ligatures w14:val="none"/>
+              </w:rPr>
+              <w:t>0.09</w:t>
+            </w:r>
+          </w:p>
+        </w:tc>
+        <w:tc>
+          <w:tcPr>
+            <w:tcW w:w="1418" w:type="dxa"/>
+            <w:tcBorders>
+              <w:top w:val="nil"/>
+              <w:left w:val="nil"/>
+              <w:bottom w:val="nil"/>
+              <w:right w:val="nil"/>
+            </w:tcBorders>
+          </w:tcPr>
+          <w:p>
+            <w:pPr>
+              <w:spacing w:after="0" w:line="240" w:lineRule="auto"/>
+              <w:jc w:val="center"/>
+              <w:rPr>
+                <w:rFonts w:ascii="Aptos Narrow" w:eastAsia="Times New Roman" w:hAnsi="Aptos Narrow" w:cs="Times New Roman"/>
+                <w:color w:val="000000"/>
+                <w:kern w:val="0"/>
+                <w:sz w:val="18"/>
+                <w:szCs w:val="18"/>
+                <w14:ligatures w14:val="none"/>
+              </w:rPr>
+            </w:pPr>
+            <w:r>
+              <w:rPr>
+                <w:rFonts w:ascii="Aptos Narrow" w:eastAsia="Times New Roman" w:hAnsi="Aptos Narrow" w:cs="Times New Roman"/>
+                <w:color w:val="000000"/>
+                <w:kern w:val="0"/>
+                <w:sz w:val="18"/>
+                <w:szCs w:val="18"/>
+                <w14:ligatures w14:val="none"/>
+              </w:rPr>
+              <w:t>Yes</w:t>
+            </w:r>
+          </w:p>
+        </w:tc>
+        <w:tc>
+          <w:tcPr>
+            <w:tcW w:w="1134" w:type="dxa"/>
+            <w:tcBorders>
+              <w:top w:val="nil"/>
+              <w:left w:val="nil"/>
+              <w:bottom w:val="nil"/>
+              <w:right w:val="nil"/>
+            </w:tcBorders>
+            <w:shd w:val="clear" w:color="auto" w:fill="auto"/>
+            <w:noWrap/>
+            <w:hideMark/>
+          </w:tcPr>
+          <w:p>
+            <w:pPr>
+              <w:spacing w:after="0" w:line="240" w:lineRule="auto"/>
+              <w:jc w:val="center"/>
+              <w:rPr>
+                <w:rFonts w:ascii="Aptos Narrow" w:eastAsia="Times New Roman" w:hAnsi="Aptos Narrow" w:cs="Times New Roman"/>
+                <w:color w:val="000000"/>
+                <w:kern w:val="0"/>
+                <w:sz w:val="18"/>
+                <w:szCs w:val="18"/>
+                <w14:ligatures w14:val="none"/>
+              </w:rPr>
+            </w:pPr>
+            <w:r>
+              <w:rPr>
+                <w:rFonts w:ascii="Aptos Narrow" w:eastAsia="Times New Roman" w:hAnsi="Aptos Narrow" w:cs="Times New Roman"/>
+                <w:color w:val="000000"/>
+                <w:kern w:val="0"/>
+                <w:sz w:val="18"/>
+                <w:szCs w:val="18"/>
+                <w14:ligatures w14:val="none"/>
+              </w:rPr>
+              <w:t>Collapsed</w:t>
+            </w:r>
           </w:p>
         </w:tc>
       </w:tr>
@@ -10392,21 +10599,21 @@
                 <w:rFonts w:ascii="Aptos Narrow" w:eastAsia="Times New Roman" w:hAnsi="Aptos Narrow" w:cs="Times New Roman"/>
                 <w:color w:val="000000"/>
                 <w:kern w:val="0"/>
-                <w:sz w:val="20"/>
-                <w:szCs w:val="20"/>
-                <w14:ligatures w14:val="none"/>
-              </w:rPr>
-            </w:pPr>
-            <w:r>
-              <w:rPr>
-                <w:rFonts w:ascii="Aptos Narrow" w:eastAsia="Times New Roman" w:hAnsi="Aptos Narrow" w:cs="Times New Roman"/>
-                <w:color w:val="000000"/>
-                <w:kern w:val="0"/>
-                <w:sz w:val="20"/>
-                <w:szCs w:val="20"/>
-                <w14:ligatures w14:val="none"/>
-              </w:rPr>
-              <w:t>CODIS</w:t>
+                <w:sz w:val="18"/>
+                <w:szCs w:val="18"/>
+                <w14:ligatures w14:val="none"/>
+              </w:rPr>
+            </w:pPr>
+            <w:r>
+              <w:rPr>
+                <w:rFonts w:ascii="Aptos Narrow" w:eastAsia="Times New Roman" w:hAnsi="Aptos Narrow" w:cs="Times New Roman"/>
+                <w:color w:val="000000"/>
+                <w:kern w:val="0"/>
+                <w:sz w:val="18"/>
+                <w:szCs w:val="18"/>
+                <w14:ligatures w14:val="none"/>
+              </w:rPr>
+              <w:t>COD1IN</w:t>
             </w:r>
           </w:p>
         </w:tc>
@@ -10432,27 +10639,27 @@
                 <w:rFonts w:ascii="Aptos Narrow" w:eastAsia="Times New Roman" w:hAnsi="Aptos Narrow" w:cs="Times New Roman"/>
                 <w:color w:val="000000"/>
                 <w:kern w:val="0"/>
-                <w:sz w:val="20"/>
-                <w:szCs w:val="20"/>
-                <w14:ligatures w14:val="none"/>
-              </w:rPr>
-            </w:pPr>
-            <w:r>
-              <w:rPr>
-                <w:rFonts w:ascii="Aptos Narrow" w:eastAsia="Times New Roman" w:hAnsi="Aptos Narrow" w:cs="Times New Roman"/>
-                <w:color w:val="000000"/>
-                <w:kern w:val="0"/>
-                <w:sz w:val="20"/>
-                <w:szCs w:val="20"/>
-                <w14:ligatures w14:val="none"/>
-              </w:rPr>
-              <w:t>-1.08</w:t>
-            </w:r>
-          </w:p>
-        </w:tc>
-        <w:tc>
-          <w:tcPr>
-            <w:tcW w:w="1260" w:type="dxa"/>
+                <w:sz w:val="18"/>
+                <w:szCs w:val="18"/>
+                <w14:ligatures w14:val="none"/>
+              </w:rPr>
+            </w:pPr>
+            <w:r>
+              <w:rPr>
+                <w:rFonts w:ascii="Aptos Narrow" w:eastAsia="Times New Roman" w:hAnsi="Aptos Narrow" w:cs="Times New Roman"/>
+                <w:color w:val="000000"/>
+                <w:kern w:val="0"/>
+                <w:sz w:val="18"/>
+                <w:szCs w:val="18"/>
+                <w14:ligatures w14:val="none"/>
+              </w:rPr>
+              <w:t>0.53</w:t>
+            </w:r>
+          </w:p>
+        </w:tc>
+        <w:tc>
+          <w:tcPr>
+            <w:tcW w:w="1652" w:type="dxa"/>
             <w:tcBorders>
               <w:top w:val="nil"/>
               <w:left w:val="nil"/>
@@ -10472,27 +10679,27 @@
                 <w:rFonts w:ascii="Aptos Narrow" w:eastAsia="Times New Roman" w:hAnsi="Aptos Narrow" w:cs="Times New Roman"/>
                 <w:color w:val="000000"/>
                 <w:kern w:val="0"/>
-                <w:sz w:val="20"/>
-                <w:szCs w:val="20"/>
-                <w14:ligatures w14:val="none"/>
-              </w:rPr>
-            </w:pPr>
-            <w:r>
-              <w:rPr>
-                <w:rFonts w:ascii="Aptos Narrow" w:eastAsia="Times New Roman" w:hAnsi="Aptos Narrow" w:cs="Times New Roman"/>
-                <w:color w:val="000000"/>
-                <w:kern w:val="0"/>
-                <w:sz w:val="20"/>
-                <w:szCs w:val="20"/>
-                <w14:ligatures w14:val="none"/>
-              </w:rPr>
-              <w:t>0.53</w:t>
-            </w:r>
-          </w:p>
-        </w:tc>
-        <w:tc>
-          <w:tcPr>
-            <w:tcW w:w="1080" w:type="dxa"/>
+                <w:sz w:val="18"/>
+                <w:szCs w:val="18"/>
+                <w14:ligatures w14:val="none"/>
+              </w:rPr>
+            </w:pPr>
+            <w:r>
+              <w:rPr>
+                <w:rFonts w:ascii="Aptos Narrow" w:eastAsia="Times New Roman" w:hAnsi="Aptos Narrow" w:cs="Times New Roman"/>
+                <w:color w:val="000000"/>
+                <w:kern w:val="0"/>
+                <w:sz w:val="18"/>
+                <w:szCs w:val="18"/>
+                <w14:ligatures w14:val="none"/>
+              </w:rPr>
+              <w:t>0.29</w:t>
+            </w:r>
+          </w:p>
+        </w:tc>
+        <w:tc>
+          <w:tcPr>
+            <w:tcW w:w="2227" w:type="dxa"/>
             <w:tcBorders>
               <w:top w:val="nil"/>
               <w:left w:val="nil"/>
@@ -10512,99 +10719,63 @@
                 <w:rFonts w:ascii="Aptos Narrow" w:eastAsia="Times New Roman" w:hAnsi="Aptos Narrow" w:cs="Times New Roman"/>
                 <w:color w:val="000000"/>
                 <w:kern w:val="0"/>
-                <w:sz w:val="20"/>
-                <w:szCs w:val="20"/>
-                <w14:ligatures w14:val="none"/>
-              </w:rPr>
-            </w:pPr>
-            <w:r>
-              <w:rPr>
-                <w:rFonts w:ascii="Aptos Narrow" w:eastAsia="Times New Roman" w:hAnsi="Aptos Narrow" w:cs="Times New Roman"/>
-                <w:color w:val="000000"/>
-                <w:kern w:val="0"/>
-                <w:sz w:val="20"/>
-                <w:szCs w:val="20"/>
-                <w14:ligatures w14:val="none"/>
-              </w:rPr>
-              <w:t>0.13</w:t>
-            </w:r>
-          </w:p>
-        </w:tc>
-        <w:tc>
-          <w:tcPr>
-            <w:tcW w:w="1530" w:type="dxa"/>
-            <w:tcBorders>
-              <w:top w:val="nil"/>
-              <w:left w:val="nil"/>
-              <w:bottom w:val="nil"/>
-              <w:right w:val="nil"/>
-            </w:tcBorders>
-          </w:tcPr>
-          <w:p>
-            <w:pPr>
-              <w:spacing w:after="0" w:line="240" w:lineRule="auto"/>
-              <w:jc w:val="center"/>
-              <w:rPr>
-                <w:rFonts w:ascii="Aptos Narrow" w:eastAsia="Times New Roman" w:hAnsi="Aptos Narrow" w:cs="Times New Roman"/>
-                <w:color w:val="000000"/>
-                <w:kern w:val="0"/>
-                <w:sz w:val="20"/>
-                <w:szCs w:val="20"/>
-                <w14:ligatures w14:val="none"/>
-              </w:rPr>
-            </w:pPr>
-            <w:r>
-              <w:rPr>
-                <w:rFonts w:ascii="Aptos Narrow" w:eastAsia="Times New Roman" w:hAnsi="Aptos Narrow" w:cs="Times New Roman"/>
-                <w:color w:val="000000"/>
-                <w:kern w:val="0"/>
-                <w:sz w:val="20"/>
-                <w:szCs w:val="20"/>
-                <w14:ligatures w14:val="none"/>
-              </w:rPr>
-              <w:t>yes</w:t>
-            </w:r>
-          </w:p>
-        </w:tc>
-        <w:tc>
-          <w:tcPr>
-            <w:tcW w:w="990" w:type="dxa"/>
-            <w:tcBorders>
-              <w:top w:val="nil"/>
-              <w:left w:val="nil"/>
-              <w:bottom w:val="nil"/>
-              <w:right w:val="nil"/>
-            </w:tcBorders>
-          </w:tcPr>
-          <w:p>
-            <w:pPr>
-              <w:spacing w:after="0" w:line="240" w:lineRule="auto"/>
-              <w:jc w:val="center"/>
-              <w:rPr>
-                <w:rFonts w:ascii="Aptos Narrow" w:eastAsia="Times New Roman" w:hAnsi="Aptos Narrow" w:cs="Times New Roman"/>
-                <w:color w:val="000000"/>
-                <w:kern w:val="0"/>
-                <w:sz w:val="20"/>
-                <w:szCs w:val="20"/>
-                <w14:ligatures w14:val="none"/>
-              </w:rPr>
-            </w:pPr>
-            <w:r>
-              <w:rPr>
-                <w:rFonts w:ascii="Aptos Narrow" w:eastAsia="Times New Roman" w:hAnsi="Aptos Narrow" w:cs="Times New Roman"/>
-                <w:color w:val="000000"/>
-                <w:kern w:val="0"/>
-                <w:sz w:val="20"/>
-                <w:szCs w:val="20"/>
-                <w14:ligatures w14:val="none"/>
-              </w:rPr>
-              <w:t>No</w:t>
-            </w:r>
-          </w:p>
-        </w:tc>
-        <w:tc>
-          <w:tcPr>
-            <w:tcW w:w="1170" w:type="dxa"/>
+                <w:sz w:val="18"/>
+                <w:szCs w:val="18"/>
+                <w14:ligatures w14:val="none"/>
+              </w:rPr>
+            </w:pPr>
+            <w:r>
+              <w:rPr>
+                <w:rFonts w:ascii="Aptos Narrow" w:eastAsia="Times New Roman" w:hAnsi="Aptos Narrow" w:cs="Times New Roman"/>
+                <w:color w:val="000000"/>
+                <w:kern w:val="0"/>
+                <w:sz w:val="18"/>
+                <w:szCs w:val="18"/>
+                <w14:ligatures w14:val="none"/>
+              </w:rPr>
+              <w:t>0.08</w:t>
+            </w:r>
+          </w:p>
+        </w:tc>
+        <w:tc>
+          <w:tcPr>
+            <w:tcW w:w="1418" w:type="dxa"/>
+            <w:tcBorders>
+              <w:top w:val="nil"/>
+              <w:left w:val="nil"/>
+              <w:bottom w:val="nil"/>
+              <w:right w:val="nil"/>
+            </w:tcBorders>
+          </w:tcPr>
+          <w:p>
+            <w:pPr>
+              <w:spacing w:after="0" w:line="240" w:lineRule="auto"/>
+              <w:jc w:val="center"/>
+              <w:rPr>
+                <w:rFonts w:ascii="Aptos Narrow" w:eastAsia="Times New Roman" w:hAnsi="Aptos Narrow" w:cs="Times New Roman"/>
+                <w:color w:val="000000"/>
+                <w:kern w:val="0"/>
+                <w:sz w:val="18"/>
+                <w:szCs w:val="18"/>
+                <w14:ligatures w14:val="none"/>
+              </w:rPr>
+            </w:pPr>
+            <w:r>
+              <w:rPr>
+                <w:rFonts w:ascii="Aptos Narrow" w:eastAsia="Times New Roman" w:hAnsi="Aptos Narrow" w:cs="Times New Roman"/>
+                <w:color w:val="000000"/>
+                <w:kern w:val="0"/>
+                <w:sz w:val="18"/>
+                <w:szCs w:val="18"/>
+                <w14:ligatures w14:val="none"/>
+              </w:rPr>
+              <w:t>Yes</w:t>
+            </w:r>
+          </w:p>
+        </w:tc>
+        <w:tc>
+          <w:tcPr>
+            <w:tcW w:w="1134" w:type="dxa"/>
             <w:tcBorders>
               <w:top w:val="nil"/>
               <w:left w:val="nil"/>
@@ -10624,11 +10795,22 @@
                 <w:rFonts w:ascii="Aptos Narrow" w:eastAsia="Times New Roman" w:hAnsi="Aptos Narrow" w:cs="Times New Roman"/>
                 <w:color w:val="000000"/>
                 <w:kern w:val="0"/>
-                <w:sz w:val="20"/>
-                <w:szCs w:val="20"/>
-                <w14:ligatures w14:val="none"/>
-              </w:rPr>
-            </w:pPr>
+                <w:sz w:val="18"/>
+                <w:szCs w:val="18"/>
+                <w14:ligatures w14:val="none"/>
+              </w:rPr>
+            </w:pPr>
+            <w:r>
+              <w:rPr>
+                <w:rFonts w:ascii="Aptos Narrow" w:eastAsia="Times New Roman" w:hAnsi="Aptos Narrow" w:cs="Times New Roman"/>
+                <w:color w:val="000000"/>
+                <w:kern w:val="0"/>
+                <w:sz w:val="18"/>
+                <w:szCs w:val="18"/>
+                <w14:ligatures w14:val="none"/>
+              </w:rPr>
+              <w:t>Recovered</w:t>
+            </w:r>
           </w:p>
         </w:tc>
       </w:tr>
@@ -10657,21 +10839,21 @@
                 <w:rFonts w:ascii="Aptos Narrow" w:eastAsia="Times New Roman" w:hAnsi="Aptos Narrow" w:cs="Times New Roman"/>
                 <w:color w:val="000000"/>
                 <w:kern w:val="0"/>
-                <w:sz w:val="20"/>
-                <w:szCs w:val="20"/>
-                <w14:ligatures w14:val="none"/>
-              </w:rPr>
-            </w:pPr>
-            <w:r>
-              <w:rPr>
-                <w:rFonts w:ascii="Aptos Narrow" w:eastAsia="Times New Roman" w:hAnsi="Aptos Narrow" w:cs="Times New Roman"/>
-                <w:color w:val="000000"/>
-                <w:kern w:val="0"/>
-                <w:sz w:val="20"/>
-                <w:szCs w:val="20"/>
-                <w14:ligatures w14:val="none"/>
-              </w:rPr>
-              <w:t>4tvn</w:t>
+                <w:sz w:val="18"/>
+                <w:szCs w:val="18"/>
+                <w14:ligatures w14:val="none"/>
+              </w:rPr>
+            </w:pPr>
+            <w:r>
+              <w:rPr>
+                <w:rFonts w:ascii="Aptos Narrow" w:eastAsia="Times New Roman" w:hAnsi="Aptos Narrow" w:cs="Times New Roman"/>
+                <w:color w:val="000000"/>
+                <w:kern w:val="0"/>
+                <w:sz w:val="18"/>
+                <w:szCs w:val="18"/>
+                <w14:ligatures w14:val="none"/>
+              </w:rPr>
+              <w:t>4tvn-SPM</w:t>
             </w:r>
           </w:p>
         </w:tc>
@@ -10697,27 +10879,27 @@
                 <w:rFonts w:ascii="Aptos Narrow" w:eastAsia="Times New Roman" w:hAnsi="Aptos Narrow" w:cs="Times New Roman"/>
                 <w:color w:val="000000"/>
                 <w:kern w:val="0"/>
-                <w:sz w:val="20"/>
-                <w:szCs w:val="20"/>
-                <w14:ligatures w14:val="none"/>
-              </w:rPr>
-            </w:pPr>
-            <w:r>
-              <w:rPr>
-                <w:rFonts w:ascii="Aptos Narrow" w:eastAsia="Times New Roman" w:hAnsi="Aptos Narrow" w:cs="Times New Roman"/>
-                <w:color w:val="000000"/>
-                <w:kern w:val="0"/>
-                <w:sz w:val="20"/>
-                <w:szCs w:val="20"/>
-                <w14:ligatures w14:val="none"/>
-              </w:rPr>
-              <w:t>1.67</w:t>
-            </w:r>
-          </w:p>
-        </w:tc>
-        <w:tc>
-          <w:tcPr>
-            <w:tcW w:w="1260" w:type="dxa"/>
+                <w:sz w:val="18"/>
+                <w:szCs w:val="18"/>
+                <w14:ligatures w14:val="none"/>
+              </w:rPr>
+            </w:pPr>
+            <w:r>
+              <w:rPr>
+                <w:rFonts w:ascii="Aptos Narrow" w:eastAsia="Times New Roman" w:hAnsi="Aptos Narrow" w:cs="Times New Roman"/>
+                <w:color w:val="000000"/>
+                <w:kern w:val="0"/>
+                <w:sz w:val="18"/>
+                <w:szCs w:val="18"/>
+                <w14:ligatures w14:val="none"/>
+              </w:rPr>
+              <w:t>1.22</w:t>
+            </w:r>
+          </w:p>
+        </w:tc>
+        <w:tc>
+          <w:tcPr>
+            <w:tcW w:w="1652" w:type="dxa"/>
             <w:tcBorders>
               <w:top w:val="nil"/>
               <w:left w:val="nil"/>
@@ -10737,27 +10919,27 @@
                 <w:rFonts w:ascii="Aptos Narrow" w:eastAsia="Times New Roman" w:hAnsi="Aptos Narrow" w:cs="Times New Roman"/>
                 <w:color w:val="000000"/>
                 <w:kern w:val="0"/>
-                <w:sz w:val="20"/>
-                <w:szCs w:val="20"/>
-                <w14:ligatures w14:val="none"/>
-              </w:rPr>
-            </w:pPr>
-            <w:r>
-              <w:rPr>
-                <w:rFonts w:ascii="Aptos Narrow" w:eastAsia="Times New Roman" w:hAnsi="Aptos Narrow" w:cs="Times New Roman"/>
-                <w:color w:val="000000"/>
-                <w:kern w:val="0"/>
-                <w:sz w:val="20"/>
-                <w:szCs w:val="20"/>
-                <w14:ligatures w14:val="none"/>
-              </w:rPr>
-              <w:t>-0.12</w:t>
-            </w:r>
-          </w:p>
-        </w:tc>
-        <w:tc>
-          <w:tcPr>
-            <w:tcW w:w="1080" w:type="dxa"/>
+                <w:sz w:val="18"/>
+                <w:szCs w:val="18"/>
+                <w14:ligatures w14:val="none"/>
+              </w:rPr>
+            </w:pPr>
+            <w:r>
+              <w:rPr>
+                <w:rFonts w:ascii="Aptos Narrow" w:eastAsia="Times New Roman" w:hAnsi="Aptos Narrow" w:cs="Times New Roman"/>
+                <w:color w:val="000000"/>
+                <w:kern w:val="0"/>
+                <w:sz w:val="18"/>
+                <w:szCs w:val="18"/>
+                <w14:ligatures w14:val="none"/>
+              </w:rPr>
+              <w:t>-0.06</w:t>
+            </w:r>
+          </w:p>
+        </w:tc>
+        <w:tc>
+          <w:tcPr>
+            <w:tcW w:w="2227" w:type="dxa"/>
             <w:tcBorders>
               <w:top w:val="nil"/>
               <w:left w:val="nil"/>
@@ -10777,90 +10959,54 @@
                 <w:rFonts w:ascii="Aptos Narrow" w:eastAsia="Times New Roman" w:hAnsi="Aptos Narrow" w:cs="Times New Roman"/>
                 <w:color w:val="000000"/>
                 <w:kern w:val="0"/>
-                <w:sz w:val="20"/>
-                <w:szCs w:val="20"/>
-                <w14:ligatures w14:val="none"/>
-              </w:rPr>
-            </w:pPr>
-            <w:r>
-              <w:rPr>
-                <w:rFonts w:ascii="Aptos Narrow" w:eastAsia="Times New Roman" w:hAnsi="Aptos Narrow" w:cs="Times New Roman"/>
-                <w:color w:val="000000"/>
-                <w:kern w:val="0"/>
-                <w:sz w:val="20"/>
-                <w:szCs w:val="20"/>
-                <w14:ligatures w14:val="none"/>
-              </w:rPr>
-              <w:t>0.09</w:t>
-            </w:r>
-          </w:p>
-        </w:tc>
-        <w:tc>
-          <w:tcPr>
-            <w:tcW w:w="1530" w:type="dxa"/>
-            <w:tcBorders>
-              <w:top w:val="nil"/>
-              <w:left w:val="nil"/>
-              <w:bottom w:val="nil"/>
-              <w:right w:val="nil"/>
-            </w:tcBorders>
-          </w:tcPr>
-          <w:p>
-            <w:pPr>
-              <w:spacing w:after="0" w:line="240" w:lineRule="auto"/>
-              <w:jc w:val="center"/>
-              <w:rPr>
-                <w:rFonts w:ascii="Aptos Narrow" w:eastAsia="Times New Roman" w:hAnsi="Aptos Narrow" w:cs="Times New Roman"/>
-                <w:color w:val="000000"/>
-                <w:kern w:val="0"/>
-                <w:sz w:val="20"/>
-                <w:szCs w:val="20"/>
-                <w14:ligatures w14:val="none"/>
-              </w:rPr>
-            </w:pPr>
-            <w:r>
-              <w:rPr>
-                <w:rFonts w:ascii="Aptos Narrow" w:eastAsia="Times New Roman" w:hAnsi="Aptos Narrow" w:cs="Times New Roman"/>
-                <w:color w:val="000000"/>
-                <w:kern w:val="0"/>
-                <w:sz w:val="20"/>
-                <w:szCs w:val="20"/>
-                <w14:ligatures w14:val="none"/>
-              </w:rPr>
-              <w:t>yes</w:t>
-            </w:r>
-          </w:p>
-        </w:tc>
-        <w:tc>
-          <w:tcPr>
-            <w:tcW w:w="990" w:type="dxa"/>
-            <w:tcBorders>
-              <w:top w:val="nil"/>
-              <w:left w:val="nil"/>
-              <w:bottom w:val="nil"/>
-              <w:right w:val="nil"/>
-            </w:tcBorders>
-          </w:tcPr>
-          <w:p>
-            <w:pPr>
-              <w:spacing w:after="0" w:line="240" w:lineRule="auto"/>
-              <w:jc w:val="center"/>
-              <w:rPr>
-                <w:rFonts w:ascii="Aptos Narrow" w:eastAsia="Times New Roman" w:hAnsi="Aptos Narrow" w:cs="Times New Roman"/>
-                <w:color w:val="000000"/>
-                <w:kern w:val="0"/>
-                <w:sz w:val="20"/>
-                <w:szCs w:val="20"/>
-                <w14:ligatures w14:val="none"/>
-              </w:rPr>
-            </w:pPr>
-            <w:r>
-              <w:rPr>
-                <w:rFonts w:ascii="Aptos Narrow" w:eastAsia="Times New Roman" w:hAnsi="Aptos Narrow" w:cs="Times New Roman"/>
-                <w:color w:val="000000"/>
-                <w:kern w:val="0"/>
-                <w:sz w:val="20"/>
-                <w:szCs w:val="20"/>
+                <w:sz w:val="18"/>
+                <w:szCs w:val="18"/>
+                <w14:ligatures w14:val="none"/>
+              </w:rPr>
+            </w:pPr>
+            <w:r>
+              <w:rPr>
+                <w:rFonts w:ascii="Aptos Narrow" w:eastAsia="Times New Roman" w:hAnsi="Aptos Narrow" w:cs="Times New Roman"/>
+                <w:color w:val="000000"/>
+                <w:kern w:val="0"/>
+                <w:sz w:val="18"/>
+                <w:szCs w:val="18"/>
+                <w14:ligatures w14:val="none"/>
+              </w:rPr>
+              <w:t>0.06</w:t>
+            </w:r>
+          </w:p>
+        </w:tc>
+        <w:tc>
+          <w:tcPr>
+            <w:tcW w:w="1418" w:type="dxa"/>
+            <w:tcBorders>
+              <w:top w:val="nil"/>
+              <w:left w:val="nil"/>
+              <w:bottom w:val="nil"/>
+              <w:right w:val="nil"/>
+            </w:tcBorders>
+          </w:tcPr>
+          <w:p>
+            <w:pPr>
+              <w:spacing w:after="0" w:line="240" w:lineRule="auto"/>
+              <w:jc w:val="center"/>
+              <w:rPr>
+                <w:rFonts w:ascii="Aptos Narrow" w:eastAsia="Times New Roman" w:hAnsi="Aptos Narrow" w:cs="Times New Roman"/>
+                <w:color w:val="000000"/>
+                <w:kern w:val="0"/>
+                <w:sz w:val="18"/>
+                <w:szCs w:val="18"/>
+                <w14:ligatures w14:val="none"/>
+              </w:rPr>
+            </w:pPr>
+            <w:r>
+              <w:rPr>
+                <w:rFonts w:ascii="Aptos Narrow" w:eastAsia="Times New Roman" w:hAnsi="Aptos Narrow" w:cs="Times New Roman"/>
+                <w:color w:val="000000"/>
+                <w:kern w:val="0"/>
+                <w:sz w:val="18"/>
+                <w:szCs w:val="18"/>
                 <w14:ligatures w14:val="none"/>
               </w:rPr>
               <w:t>Yes</w:t>
@@ -10869,7 +11015,7 @@
         </w:tc>
         <w:tc>
           <w:tcPr>
-            <w:tcW w:w="1170" w:type="dxa"/>
+            <w:tcW w:w="1134" w:type="dxa"/>
             <w:tcBorders>
               <w:top w:val="nil"/>
               <w:left w:val="nil"/>
@@ -10889,11 +11035,22 @@
                 <w:rFonts w:ascii="Aptos Narrow" w:eastAsia="Times New Roman" w:hAnsi="Aptos Narrow" w:cs="Times New Roman"/>
                 <w:color w:val="000000"/>
                 <w:kern w:val="0"/>
-                <w:sz w:val="20"/>
-                <w:szCs w:val="20"/>
-                <w14:ligatures w14:val="none"/>
-              </w:rPr>
-            </w:pPr>
+                <w:sz w:val="18"/>
+                <w:szCs w:val="18"/>
+                <w14:ligatures w14:val="none"/>
+              </w:rPr>
+            </w:pPr>
+            <w:r>
+              <w:rPr>
+                <w:rFonts w:ascii="Aptos Narrow" w:eastAsia="Times New Roman" w:hAnsi="Aptos Narrow" w:cs="Times New Roman"/>
+                <w:color w:val="000000"/>
+                <w:kern w:val="0"/>
+                <w:sz w:val="18"/>
+                <w:szCs w:val="18"/>
+                <w14:ligatures w14:val="none"/>
+              </w:rPr>
+              <w:t>Collapsed</w:t>
+            </w:r>
           </w:p>
         </w:tc>
       </w:tr>
@@ -10922,21 +11079,21 @@
                 <w:rFonts w:ascii="Aptos Narrow" w:eastAsia="Times New Roman" w:hAnsi="Aptos Narrow" w:cs="Times New Roman"/>
                 <w:color w:val="000000"/>
                 <w:kern w:val="0"/>
-                <w:sz w:val="20"/>
-                <w:szCs w:val="20"/>
-                <w14:ligatures w14:val="none"/>
-              </w:rPr>
-            </w:pPr>
-            <w:r>
-              <w:rPr>
-                <w:rFonts w:ascii="Aptos Narrow" w:eastAsia="Times New Roman" w:hAnsi="Aptos Narrow" w:cs="Times New Roman"/>
-                <w:color w:val="000000"/>
-                <w:kern w:val="0"/>
-                <w:sz w:val="20"/>
-                <w:szCs w:val="20"/>
-                <w14:ligatures w14:val="none"/>
-              </w:rPr>
-              <w:t>COD1IN</w:t>
+                <w:sz w:val="18"/>
+                <w:szCs w:val="18"/>
+                <w14:ligatures w14:val="none"/>
+              </w:rPr>
+            </w:pPr>
+            <w:r>
+              <w:rPr>
+                <w:rFonts w:ascii="Aptos Narrow" w:eastAsia="Times New Roman" w:hAnsi="Aptos Narrow" w:cs="Times New Roman"/>
+                <w:color w:val="000000"/>
+                <w:kern w:val="0"/>
+                <w:sz w:val="18"/>
+                <w:szCs w:val="18"/>
+                <w14:ligatures w14:val="none"/>
+              </w:rPr>
+              <w:t>COD1F-XIV</w:t>
             </w:r>
           </w:p>
         </w:tc>
@@ -10962,27 +11119,27 @@
                 <w:rFonts w:ascii="Aptos Narrow" w:eastAsia="Times New Roman" w:hAnsi="Aptos Narrow" w:cs="Times New Roman"/>
                 <w:color w:val="000000"/>
                 <w:kern w:val="0"/>
-                <w:sz w:val="20"/>
-                <w:szCs w:val="20"/>
-                <w14:ligatures w14:val="none"/>
-              </w:rPr>
-            </w:pPr>
-            <w:r>
-              <w:rPr>
-                <w:rFonts w:ascii="Aptos Narrow" w:eastAsia="Times New Roman" w:hAnsi="Aptos Narrow" w:cs="Times New Roman"/>
-                <w:color w:val="000000"/>
-                <w:kern w:val="0"/>
-                <w:sz w:val="20"/>
-                <w:szCs w:val="20"/>
-                <w14:ligatures w14:val="none"/>
-              </w:rPr>
-              <w:t>0.53</w:t>
-            </w:r>
-          </w:p>
-        </w:tc>
-        <w:tc>
-          <w:tcPr>
-            <w:tcW w:w="1260" w:type="dxa"/>
+                <w:sz w:val="18"/>
+                <w:szCs w:val="18"/>
+                <w14:ligatures w14:val="none"/>
+              </w:rPr>
+            </w:pPr>
+            <w:r>
+              <w:rPr>
+                <w:rFonts w:ascii="Aptos Narrow" w:eastAsia="Times New Roman" w:hAnsi="Aptos Narrow" w:cs="Times New Roman"/>
+                <w:color w:val="000000"/>
+                <w:kern w:val="0"/>
+                <w:sz w:val="18"/>
+                <w:szCs w:val="18"/>
+                <w14:ligatures w14:val="none"/>
+              </w:rPr>
+              <w:t>0.25</w:t>
+            </w:r>
+          </w:p>
+        </w:tc>
+        <w:tc>
+          <w:tcPr>
+            <w:tcW w:w="1652" w:type="dxa"/>
             <w:tcBorders>
               <w:top w:val="nil"/>
               <w:left w:val="nil"/>
@@ -11002,27 +11159,27 @@
                 <w:rFonts w:ascii="Aptos Narrow" w:eastAsia="Times New Roman" w:hAnsi="Aptos Narrow" w:cs="Times New Roman"/>
                 <w:color w:val="000000"/>
                 <w:kern w:val="0"/>
-                <w:sz w:val="20"/>
-                <w:szCs w:val="20"/>
-                <w14:ligatures w14:val="none"/>
-              </w:rPr>
-            </w:pPr>
-            <w:r>
-              <w:rPr>
-                <w:rFonts w:ascii="Aptos Narrow" w:eastAsia="Times New Roman" w:hAnsi="Aptos Narrow" w:cs="Times New Roman"/>
-                <w:color w:val="000000"/>
-                <w:kern w:val="0"/>
-                <w:sz w:val="20"/>
-                <w:szCs w:val="20"/>
-                <w14:ligatures w14:val="none"/>
-              </w:rPr>
-              <w:t>0.29</w:t>
-            </w:r>
-          </w:p>
-        </w:tc>
-        <w:tc>
-          <w:tcPr>
-            <w:tcW w:w="1080" w:type="dxa"/>
+                <w:sz w:val="18"/>
+                <w:szCs w:val="18"/>
+                <w14:ligatures w14:val="none"/>
+              </w:rPr>
+            </w:pPr>
+            <w:r>
+              <w:rPr>
+                <w:rFonts w:ascii="Aptos Narrow" w:eastAsia="Times New Roman" w:hAnsi="Aptos Narrow" w:cs="Times New Roman"/>
+                <w:color w:val="000000"/>
+                <w:kern w:val="0"/>
+                <w:sz w:val="18"/>
+                <w:szCs w:val="18"/>
+                <w14:ligatures w14:val="none"/>
+              </w:rPr>
+              <w:t>0.34</w:t>
+            </w:r>
+          </w:p>
+        </w:tc>
+        <w:tc>
+          <w:tcPr>
+            <w:tcW w:w="2227" w:type="dxa"/>
             <w:tcBorders>
               <w:top w:val="nil"/>
               <w:left w:val="nil"/>
@@ -11042,99 +11199,63 @@
                 <w:rFonts w:ascii="Aptos Narrow" w:eastAsia="Times New Roman" w:hAnsi="Aptos Narrow" w:cs="Times New Roman"/>
                 <w:color w:val="000000"/>
                 <w:kern w:val="0"/>
-                <w:sz w:val="20"/>
-                <w:szCs w:val="20"/>
-                <w14:ligatures w14:val="none"/>
-              </w:rPr>
-            </w:pPr>
-            <w:r>
-              <w:rPr>
-                <w:rFonts w:ascii="Aptos Narrow" w:eastAsia="Times New Roman" w:hAnsi="Aptos Narrow" w:cs="Times New Roman"/>
-                <w:color w:val="000000"/>
-                <w:kern w:val="0"/>
-                <w:sz w:val="20"/>
-                <w:szCs w:val="20"/>
-                <w14:ligatures w14:val="none"/>
-              </w:rPr>
-              <w:t>0.08</w:t>
-            </w:r>
-          </w:p>
-        </w:tc>
-        <w:tc>
-          <w:tcPr>
-            <w:tcW w:w="1530" w:type="dxa"/>
-            <w:tcBorders>
-              <w:top w:val="nil"/>
-              <w:left w:val="nil"/>
-              <w:bottom w:val="nil"/>
-              <w:right w:val="nil"/>
-            </w:tcBorders>
-          </w:tcPr>
-          <w:p>
-            <w:pPr>
-              <w:spacing w:after="0" w:line="240" w:lineRule="auto"/>
-              <w:jc w:val="center"/>
-              <w:rPr>
-                <w:rFonts w:ascii="Aptos Narrow" w:eastAsia="Times New Roman" w:hAnsi="Aptos Narrow" w:cs="Times New Roman"/>
-                <w:color w:val="000000"/>
-                <w:kern w:val="0"/>
-                <w:sz w:val="20"/>
-                <w:szCs w:val="20"/>
-                <w14:ligatures w14:val="none"/>
-              </w:rPr>
-            </w:pPr>
-            <w:r>
-              <w:rPr>
-                <w:rFonts w:ascii="Aptos Narrow" w:eastAsia="Times New Roman" w:hAnsi="Aptos Narrow" w:cs="Times New Roman"/>
-                <w:color w:val="000000"/>
-                <w:kern w:val="0"/>
-                <w:sz w:val="20"/>
-                <w:szCs w:val="20"/>
-                <w14:ligatures w14:val="none"/>
-              </w:rPr>
-              <w:t>yes</w:t>
-            </w:r>
-          </w:p>
-        </w:tc>
-        <w:tc>
-          <w:tcPr>
-            <w:tcW w:w="990" w:type="dxa"/>
-            <w:tcBorders>
-              <w:top w:val="nil"/>
-              <w:left w:val="nil"/>
-              <w:bottom w:val="nil"/>
-              <w:right w:val="nil"/>
-            </w:tcBorders>
-          </w:tcPr>
-          <w:p>
-            <w:pPr>
-              <w:spacing w:after="0" w:line="240" w:lineRule="auto"/>
-              <w:jc w:val="center"/>
-              <w:rPr>
-                <w:rFonts w:ascii="Aptos Narrow" w:eastAsia="Times New Roman" w:hAnsi="Aptos Narrow" w:cs="Times New Roman"/>
-                <w:color w:val="000000"/>
-                <w:kern w:val="0"/>
-                <w:sz w:val="20"/>
-                <w:szCs w:val="20"/>
-                <w14:ligatures w14:val="none"/>
-              </w:rPr>
-            </w:pPr>
-            <w:r>
-              <w:rPr>
-                <w:rFonts w:ascii="Aptos Narrow" w:eastAsia="Times New Roman" w:hAnsi="Aptos Narrow" w:cs="Times New Roman"/>
-                <w:color w:val="000000"/>
-                <w:kern w:val="0"/>
-                <w:sz w:val="20"/>
-                <w:szCs w:val="20"/>
-                <w14:ligatures w14:val="none"/>
-              </w:rPr>
-              <w:t>Yes</w:t>
-            </w:r>
-          </w:p>
-        </w:tc>
-        <w:tc>
-          <w:tcPr>
-            <w:tcW w:w="1170" w:type="dxa"/>
+                <w:sz w:val="18"/>
+                <w:szCs w:val="18"/>
+                <w14:ligatures w14:val="none"/>
+              </w:rPr>
+            </w:pPr>
+            <w:r>
+              <w:rPr>
+                <w:rFonts w:ascii="Aptos Narrow" w:eastAsia="Times New Roman" w:hAnsi="Aptos Narrow" w:cs="Times New Roman"/>
+                <w:color w:val="000000"/>
+                <w:kern w:val="0"/>
+                <w:sz w:val="18"/>
+                <w:szCs w:val="18"/>
+                <w14:ligatures w14:val="none"/>
+              </w:rPr>
+              <w:t>0.04</w:t>
+            </w:r>
+          </w:p>
+        </w:tc>
+        <w:tc>
+          <w:tcPr>
+            <w:tcW w:w="1418" w:type="dxa"/>
+            <w:tcBorders>
+              <w:top w:val="nil"/>
+              <w:left w:val="nil"/>
+              <w:bottom w:val="nil"/>
+              <w:right w:val="nil"/>
+            </w:tcBorders>
+          </w:tcPr>
+          <w:p>
+            <w:pPr>
+              <w:spacing w:after="0" w:line="240" w:lineRule="auto"/>
+              <w:jc w:val="center"/>
+              <w:rPr>
+                <w:rFonts w:ascii="Aptos Narrow" w:eastAsia="Times New Roman" w:hAnsi="Aptos Narrow" w:cs="Times New Roman"/>
+                <w:color w:val="000000"/>
+                <w:kern w:val="0"/>
+                <w:sz w:val="18"/>
+                <w:szCs w:val="18"/>
+                <w14:ligatures w14:val="none"/>
+              </w:rPr>
+            </w:pPr>
+            <w:r>
+              <w:rPr>
+                <w:rFonts w:ascii="Aptos Narrow" w:eastAsia="Times New Roman" w:hAnsi="Aptos Narrow" w:cs="Times New Roman"/>
+                <w:color w:val="000000"/>
+                <w:kern w:val="0"/>
+                <w:sz w:val="18"/>
+                <w:szCs w:val="18"/>
+                <w14:ligatures w14:val="none"/>
+              </w:rPr>
+              <w:t>No</w:t>
+            </w:r>
+          </w:p>
+        </w:tc>
+        <w:tc>
+          <w:tcPr>
+            <w:tcW w:w="1134" w:type="dxa"/>
             <w:tcBorders>
               <w:top w:val="nil"/>
               <w:left w:val="nil"/>
@@ -11154,21 +11275,21 @@
                 <w:rFonts w:ascii="Aptos Narrow" w:eastAsia="Times New Roman" w:hAnsi="Aptos Narrow" w:cs="Times New Roman"/>
                 <w:color w:val="000000"/>
                 <w:kern w:val="0"/>
-                <w:sz w:val="20"/>
-                <w:szCs w:val="20"/>
-                <w14:ligatures w14:val="none"/>
-              </w:rPr>
-            </w:pPr>
-            <w:r>
-              <w:rPr>
-                <w:rFonts w:ascii="Aptos Narrow" w:eastAsia="Times New Roman" w:hAnsi="Aptos Narrow" w:cs="Times New Roman"/>
-                <w:color w:val="000000"/>
-                <w:kern w:val="0"/>
-                <w:sz w:val="20"/>
-                <w:szCs w:val="20"/>
-                <w14:ligatures w14:val="none"/>
-              </w:rPr>
-              <w:t>yes</w:t>
+                <w:sz w:val="18"/>
+                <w:szCs w:val="18"/>
+                <w14:ligatures w14:val="none"/>
+              </w:rPr>
+            </w:pPr>
+            <w:r>
+              <w:rPr>
+                <w:rFonts w:ascii="Aptos Narrow" w:eastAsia="Times New Roman" w:hAnsi="Aptos Narrow" w:cs="Times New Roman"/>
+                <w:color w:val="000000"/>
+                <w:kern w:val="0"/>
+                <w:sz w:val="18"/>
+                <w:szCs w:val="18"/>
+                <w14:ligatures w14:val="none"/>
+              </w:rPr>
+              <w:t>Recovered</w:t>
             </w:r>
           </w:p>
         </w:tc>
@@ -11198,21 +11319,21 @@
                 <w:rFonts w:ascii="Aptos Narrow" w:eastAsia="Times New Roman" w:hAnsi="Aptos Narrow" w:cs="Times New Roman"/>
                 <w:color w:val="000000"/>
                 <w:kern w:val="0"/>
-                <w:sz w:val="20"/>
-                <w:szCs w:val="20"/>
-                <w14:ligatures w14:val="none"/>
-              </w:rPr>
-            </w:pPr>
-            <w:r>
-              <w:rPr>
-                <w:rFonts w:ascii="Aptos Narrow" w:eastAsia="Times New Roman" w:hAnsi="Aptos Narrow" w:cs="Times New Roman"/>
-                <w:color w:val="000000"/>
-                <w:kern w:val="0"/>
-                <w:sz w:val="20"/>
-                <w:szCs w:val="20"/>
-                <w14:ligatures w14:val="none"/>
-              </w:rPr>
-              <w:t>4tvn-SPM</w:t>
+                <w:sz w:val="18"/>
+                <w:szCs w:val="18"/>
+                <w14:ligatures w14:val="none"/>
+              </w:rPr>
+            </w:pPr>
+            <w:r>
+              <w:rPr>
+                <w:rFonts w:ascii="Aptos Narrow" w:eastAsia="Times New Roman" w:hAnsi="Aptos Narrow" w:cs="Times New Roman"/>
+                <w:color w:val="000000"/>
+                <w:kern w:val="0"/>
+                <w:sz w:val="18"/>
+                <w:szCs w:val="18"/>
+                <w14:ligatures w14:val="none"/>
+              </w:rPr>
+              <w:t>2j3kl-SPM</w:t>
             </w:r>
           </w:p>
         </w:tc>
@@ -11238,27 +11359,27 @@
                 <w:rFonts w:ascii="Aptos Narrow" w:eastAsia="Times New Roman" w:hAnsi="Aptos Narrow" w:cs="Times New Roman"/>
                 <w:color w:val="000000"/>
                 <w:kern w:val="0"/>
-                <w:sz w:val="20"/>
-                <w:szCs w:val="20"/>
-                <w14:ligatures w14:val="none"/>
-              </w:rPr>
-            </w:pPr>
-            <w:r>
-              <w:rPr>
-                <w:rFonts w:ascii="Aptos Narrow" w:eastAsia="Times New Roman" w:hAnsi="Aptos Narrow" w:cs="Times New Roman"/>
-                <w:color w:val="000000"/>
-                <w:kern w:val="0"/>
-                <w:sz w:val="20"/>
-                <w:szCs w:val="20"/>
-                <w14:ligatures w14:val="none"/>
-              </w:rPr>
-              <w:t>1.22</w:t>
-            </w:r>
-          </w:p>
-        </w:tc>
-        <w:tc>
-          <w:tcPr>
-            <w:tcW w:w="1260" w:type="dxa"/>
+                <w:sz w:val="18"/>
+                <w:szCs w:val="18"/>
+                <w14:ligatures w14:val="none"/>
+              </w:rPr>
+            </w:pPr>
+            <w:r>
+              <w:rPr>
+                <w:rFonts w:ascii="Aptos Narrow" w:eastAsia="Times New Roman" w:hAnsi="Aptos Narrow" w:cs="Times New Roman"/>
+                <w:color w:val="000000"/>
+                <w:kern w:val="0"/>
+                <w:sz w:val="18"/>
+                <w:szCs w:val="18"/>
+                <w14:ligatures w14:val="none"/>
+              </w:rPr>
+              <w:t>0.89</w:t>
+            </w:r>
+          </w:p>
+        </w:tc>
+        <w:tc>
+          <w:tcPr>
+            <w:tcW w:w="1652" w:type="dxa"/>
             <w:tcBorders>
               <w:top w:val="nil"/>
               <w:left w:val="nil"/>
@@ -11278,27 +11399,27 @@
                 <w:rFonts w:ascii="Aptos Narrow" w:eastAsia="Times New Roman" w:hAnsi="Aptos Narrow" w:cs="Times New Roman"/>
                 <w:color w:val="000000"/>
                 <w:kern w:val="0"/>
-                <w:sz w:val="20"/>
-                <w:szCs w:val="20"/>
-                <w14:ligatures w14:val="none"/>
-              </w:rPr>
-            </w:pPr>
-            <w:r>
-              <w:rPr>
-                <w:rFonts w:ascii="Aptos Narrow" w:eastAsia="Times New Roman" w:hAnsi="Aptos Narrow" w:cs="Times New Roman"/>
-                <w:color w:val="000000"/>
-                <w:kern w:val="0"/>
-                <w:sz w:val="20"/>
-                <w:szCs w:val="20"/>
-                <w14:ligatures w14:val="none"/>
-              </w:rPr>
-              <w:t>-0.06</w:t>
-            </w:r>
-          </w:p>
-        </w:tc>
-        <w:tc>
-          <w:tcPr>
-            <w:tcW w:w="1080" w:type="dxa"/>
+                <w:sz w:val="18"/>
+                <w:szCs w:val="18"/>
+                <w14:ligatures w14:val="none"/>
+              </w:rPr>
+            </w:pPr>
+            <w:r>
+              <w:rPr>
+                <w:rFonts w:ascii="Aptos Narrow" w:eastAsia="Times New Roman" w:hAnsi="Aptos Narrow" w:cs="Times New Roman"/>
+                <w:color w:val="000000"/>
+                <w:kern w:val="0"/>
+                <w:sz w:val="18"/>
+                <w:szCs w:val="18"/>
+                <w14:ligatures w14:val="none"/>
+              </w:rPr>
+              <w:t>0.03</w:t>
+            </w:r>
+          </w:p>
+        </w:tc>
+        <w:tc>
+          <w:tcPr>
+            <w:tcW w:w="2227" w:type="dxa"/>
             <w:tcBorders>
               <w:top w:val="nil"/>
               <w:left w:val="nil"/>
@@ -11318,90 +11439,54 @@
                 <w:rFonts w:ascii="Aptos Narrow" w:eastAsia="Times New Roman" w:hAnsi="Aptos Narrow" w:cs="Times New Roman"/>
                 <w:color w:val="000000"/>
                 <w:kern w:val="0"/>
-                <w:sz w:val="20"/>
-                <w:szCs w:val="20"/>
-                <w14:ligatures w14:val="none"/>
-              </w:rPr>
-            </w:pPr>
-            <w:r>
-              <w:rPr>
-                <w:rFonts w:ascii="Aptos Narrow" w:eastAsia="Times New Roman" w:hAnsi="Aptos Narrow" w:cs="Times New Roman"/>
-                <w:color w:val="000000"/>
-                <w:kern w:val="0"/>
-                <w:sz w:val="20"/>
-                <w:szCs w:val="20"/>
-                <w14:ligatures w14:val="none"/>
-              </w:rPr>
-              <w:t>0.06</w:t>
-            </w:r>
-          </w:p>
-        </w:tc>
-        <w:tc>
-          <w:tcPr>
-            <w:tcW w:w="1530" w:type="dxa"/>
-            <w:tcBorders>
-              <w:top w:val="nil"/>
-              <w:left w:val="nil"/>
-              <w:bottom w:val="nil"/>
-              <w:right w:val="nil"/>
-            </w:tcBorders>
-          </w:tcPr>
-          <w:p>
-            <w:pPr>
-              <w:spacing w:after="0" w:line="240" w:lineRule="auto"/>
-              <w:jc w:val="center"/>
-              <w:rPr>
-                <w:rFonts w:ascii="Aptos Narrow" w:eastAsia="Times New Roman" w:hAnsi="Aptos Narrow" w:cs="Times New Roman"/>
-                <w:color w:val="000000"/>
-                <w:kern w:val="0"/>
-                <w:sz w:val="20"/>
-                <w:szCs w:val="20"/>
-                <w14:ligatures w14:val="none"/>
-              </w:rPr>
-            </w:pPr>
-            <w:r>
-              <w:rPr>
-                <w:rFonts w:ascii="Aptos Narrow" w:eastAsia="Times New Roman" w:hAnsi="Aptos Narrow" w:cs="Times New Roman"/>
-                <w:color w:val="000000"/>
-                <w:kern w:val="0"/>
-                <w:sz w:val="20"/>
-                <w:szCs w:val="20"/>
-                <w14:ligatures w14:val="none"/>
-              </w:rPr>
-              <w:t>yes</w:t>
-            </w:r>
-          </w:p>
-        </w:tc>
-        <w:tc>
-          <w:tcPr>
-            <w:tcW w:w="990" w:type="dxa"/>
-            <w:tcBorders>
-              <w:top w:val="nil"/>
-              <w:left w:val="nil"/>
-              <w:bottom w:val="nil"/>
-              <w:right w:val="nil"/>
-            </w:tcBorders>
-          </w:tcPr>
-          <w:p>
-            <w:pPr>
-              <w:spacing w:after="0" w:line="240" w:lineRule="auto"/>
-              <w:jc w:val="center"/>
-              <w:rPr>
-                <w:rFonts w:ascii="Aptos Narrow" w:eastAsia="Times New Roman" w:hAnsi="Aptos Narrow" w:cs="Times New Roman"/>
-                <w:color w:val="000000"/>
-                <w:kern w:val="0"/>
-                <w:sz w:val="20"/>
-                <w:szCs w:val="20"/>
-                <w14:ligatures w14:val="none"/>
-              </w:rPr>
-            </w:pPr>
-            <w:r>
-              <w:rPr>
-                <w:rFonts w:ascii="Aptos Narrow" w:eastAsia="Times New Roman" w:hAnsi="Aptos Narrow" w:cs="Times New Roman"/>
-                <w:color w:val="000000"/>
-                <w:kern w:val="0"/>
-                <w:sz w:val="20"/>
-                <w:szCs w:val="20"/>
+                <w:sz w:val="18"/>
+                <w:szCs w:val="18"/>
+                <w14:ligatures w14:val="none"/>
+              </w:rPr>
+            </w:pPr>
+            <w:r>
+              <w:rPr>
+                <w:rFonts w:ascii="Aptos Narrow" w:eastAsia="Times New Roman" w:hAnsi="Aptos Narrow" w:cs="Times New Roman"/>
+                <w:color w:val="000000"/>
+                <w:kern w:val="0"/>
+                <w:sz w:val="18"/>
+                <w:szCs w:val="18"/>
+                <w14:ligatures w14:val="none"/>
+              </w:rPr>
+              <w:t>0.04</w:t>
+            </w:r>
+          </w:p>
+        </w:tc>
+        <w:tc>
+          <w:tcPr>
+            <w:tcW w:w="1418" w:type="dxa"/>
+            <w:tcBorders>
+              <w:top w:val="nil"/>
+              <w:left w:val="nil"/>
+              <w:bottom w:val="nil"/>
+              <w:right w:val="nil"/>
+            </w:tcBorders>
+          </w:tcPr>
+          <w:p>
+            <w:pPr>
+              <w:spacing w:after="0" w:line="240" w:lineRule="auto"/>
+              <w:jc w:val="center"/>
+              <w:rPr>
+                <w:rFonts w:ascii="Aptos Narrow" w:eastAsia="Times New Roman" w:hAnsi="Aptos Narrow" w:cs="Times New Roman"/>
+                <w:color w:val="000000"/>
+                <w:kern w:val="0"/>
+                <w:sz w:val="18"/>
+                <w:szCs w:val="18"/>
+                <w14:ligatures w14:val="none"/>
+              </w:rPr>
+            </w:pPr>
+            <w:r>
+              <w:rPr>
+                <w:rFonts w:ascii="Aptos Narrow" w:eastAsia="Times New Roman" w:hAnsi="Aptos Narrow" w:cs="Times New Roman"/>
+                <w:color w:val="000000"/>
+                <w:kern w:val="0"/>
+                <w:sz w:val="18"/>
+                <w:szCs w:val="18"/>
                 <w14:ligatures w14:val="none"/>
               </w:rPr>
               <w:t>Yes</w:t>
@@ -11410,31 +11495,41 @@
         </w:tc>
         <w:tc>
           <w:tcPr>
-            <w:tcW w:w="1170" w:type="dxa"/>
-            <w:tcBorders>
-              <w:top w:val="nil"/>
-              <w:left w:val="nil"/>
-              <w:bottom w:val="nil"/>
-              <w:right w:val="nil"/>
-            </w:tcBorders>
-            <w:shd w:val="clear" w:color="auto" w:fill="auto"/>
-            <w:noWrap/>
-            <w:vAlign w:val="center"/>
-            <w:hideMark/>
-          </w:tcPr>
-          <w:p>
-            <w:pPr>
-              <w:spacing w:after="0" w:line="240" w:lineRule="auto"/>
-              <w:jc w:val="center"/>
-              <w:rPr>
-                <w:rFonts w:ascii="Aptos Narrow" w:eastAsia="Times New Roman" w:hAnsi="Aptos Narrow" w:cs="Times New Roman"/>
-                <w:color w:val="000000"/>
-                <w:kern w:val="0"/>
-                <w:sz w:val="20"/>
-                <w:szCs w:val="20"/>
-                <w14:ligatures w14:val="none"/>
-              </w:rPr>
-            </w:pPr>
+            <w:tcW w:w="1134" w:type="dxa"/>
+            <w:tcBorders>
+              <w:top w:val="nil"/>
+              <w:left w:val="nil"/>
+              <w:bottom w:val="nil"/>
+              <w:right w:val="nil"/>
+            </w:tcBorders>
+            <w:shd w:val="clear" w:color="auto" w:fill="auto"/>
+            <w:noWrap/>
+            <w:hideMark/>
+          </w:tcPr>
+          <w:p>
+            <w:pPr>
+              <w:spacing w:after="0" w:line="240" w:lineRule="auto"/>
+              <w:jc w:val="center"/>
+              <w:rPr>
+                <w:rFonts w:ascii="Aptos Narrow" w:eastAsia="Times New Roman" w:hAnsi="Aptos Narrow" w:cs="Times New Roman"/>
+                <w:color w:val="000000"/>
+                <w:kern w:val="0"/>
+                <w:sz w:val="18"/>
+                <w:szCs w:val="18"/>
+                <w14:ligatures w14:val="none"/>
+              </w:rPr>
+            </w:pPr>
+            <w:r>
+              <w:rPr>
+                <w:rFonts w:ascii="Aptos Narrow" w:eastAsia="Times New Roman" w:hAnsi="Aptos Narrow" w:cs="Times New Roman"/>
+                <w:color w:val="000000"/>
+                <w:kern w:val="0"/>
+                <w:sz w:val="18"/>
+                <w:szCs w:val="18"/>
+                <w14:ligatures w14:val="none"/>
+              </w:rPr>
+              <w:t>Collapsed</w:t>
+            </w:r>
           </w:p>
         </w:tc>
       </w:tr>
@@ -11463,21 +11558,21 @@
                 <w:rFonts w:ascii="Aptos Narrow" w:eastAsia="Times New Roman" w:hAnsi="Aptos Narrow" w:cs="Times New Roman"/>
                 <w:color w:val="000000"/>
                 <w:kern w:val="0"/>
-                <w:sz w:val="20"/>
-                <w:szCs w:val="20"/>
-                <w14:ligatures w14:val="none"/>
-              </w:rPr>
-            </w:pPr>
-            <w:r>
-              <w:rPr>
-                <w:rFonts w:ascii="Aptos Narrow" w:eastAsia="Times New Roman" w:hAnsi="Aptos Narrow" w:cs="Times New Roman"/>
-                <w:color w:val="000000"/>
-                <w:kern w:val="0"/>
-                <w:sz w:val="20"/>
-                <w:szCs w:val="20"/>
-                <w14:ligatures w14:val="none"/>
-              </w:rPr>
-              <w:t>COD1F-XIV</w:t>
+                <w:sz w:val="18"/>
+                <w:szCs w:val="18"/>
+                <w14:ligatures w14:val="none"/>
+              </w:rPr>
+            </w:pPr>
+            <w:r>
+              <w:rPr>
+                <w:rFonts w:ascii="Aptos Narrow" w:eastAsia="Times New Roman" w:hAnsi="Aptos Narrow" w:cs="Times New Roman"/>
+                <w:color w:val="000000"/>
+                <w:kern w:val="0"/>
+                <w:sz w:val="18"/>
+                <w:szCs w:val="18"/>
+                <w14:ligatures w14:val="none"/>
+              </w:rPr>
+              <w:t>COD3NO</w:t>
             </w:r>
           </w:p>
         </w:tc>
@@ -11503,27 +11598,27 @@
                 <w:rFonts w:ascii="Aptos Narrow" w:eastAsia="Times New Roman" w:hAnsi="Aptos Narrow" w:cs="Times New Roman"/>
                 <w:color w:val="000000"/>
                 <w:kern w:val="0"/>
-                <w:sz w:val="20"/>
-                <w:szCs w:val="20"/>
-                <w14:ligatures w14:val="none"/>
-              </w:rPr>
-            </w:pPr>
-            <w:r>
-              <w:rPr>
-                <w:rFonts w:ascii="Aptos Narrow" w:eastAsia="Times New Roman" w:hAnsi="Aptos Narrow" w:cs="Times New Roman"/>
-                <w:color w:val="000000"/>
-                <w:kern w:val="0"/>
-                <w:sz w:val="20"/>
-                <w:szCs w:val="20"/>
-                <w14:ligatures w14:val="none"/>
-              </w:rPr>
-              <w:t>0.25</w:t>
-            </w:r>
-          </w:p>
-        </w:tc>
-        <w:tc>
-          <w:tcPr>
-            <w:tcW w:w="1260" w:type="dxa"/>
+                <w:sz w:val="18"/>
+                <w:szCs w:val="18"/>
+                <w14:ligatures w14:val="none"/>
+              </w:rPr>
+            </w:pPr>
+            <w:r>
+              <w:rPr>
+                <w:rFonts w:ascii="Aptos Narrow" w:eastAsia="Times New Roman" w:hAnsi="Aptos Narrow" w:cs="Times New Roman"/>
+                <w:color w:val="000000"/>
+                <w:kern w:val="0"/>
+                <w:sz w:val="18"/>
+                <w:szCs w:val="18"/>
+                <w14:ligatures w14:val="none"/>
+              </w:rPr>
+              <w:t>-</w:t>
+            </w:r>
+          </w:p>
+        </w:tc>
+        <w:tc>
+          <w:tcPr>
+            <w:tcW w:w="1652" w:type="dxa"/>
             <w:tcBorders>
               <w:top w:val="nil"/>
               <w:left w:val="nil"/>
@@ -11540,30 +11635,30 @@
               <w:spacing w:after="0" w:line="240" w:lineRule="auto"/>
               <w:jc w:val="center"/>
               <w:rPr>
-                <w:rFonts w:ascii="Aptos Narrow" w:eastAsia="Times New Roman" w:hAnsi="Aptos Narrow" w:cs="Times New Roman"/>
-                <w:color w:val="000000"/>
-                <w:kern w:val="0"/>
-                <w:sz w:val="20"/>
-                <w:szCs w:val="20"/>
-                <w14:ligatures w14:val="none"/>
-              </w:rPr>
-            </w:pPr>
-            <w:r>
-              <w:rPr>
-                <w:rFonts w:ascii="Aptos Narrow" w:eastAsia="Times New Roman" w:hAnsi="Aptos Narrow" w:cs="Times New Roman"/>
-                <w:color w:val="000000"/>
-                <w:kern w:val="0"/>
-                <w:sz w:val="20"/>
-                <w:szCs w:val="20"/>
-                <w14:ligatures w14:val="none"/>
-              </w:rPr>
-              <w:t>0.34</w:t>
-            </w:r>
-          </w:p>
-        </w:tc>
-        <w:tc>
-          <w:tcPr>
-            <w:tcW w:w="1080" w:type="dxa"/>
+                <w:rFonts w:ascii="Times New Roman" w:eastAsia="Times New Roman" w:hAnsi="Times New Roman" w:cs="Times New Roman"/>
+                <w:kern w:val="0"/>
+                <w:sz w:val="18"/>
+                <w:szCs w:val="18"/>
+                <w:highlight w:val="yellow"/>
+                <w14:ligatures w14:val="none"/>
+              </w:rPr>
+            </w:pPr>
+            <w:r>
+              <w:rPr>
+                <w:rFonts w:ascii="Times New Roman" w:eastAsia="Times New Roman" w:hAnsi="Times New Roman" w:cs="Times New Roman"/>
+                <w:kern w:val="0"/>
+                <w:sz w:val="18"/>
+                <w:szCs w:val="18"/>
+                <w:highlight w:val="yellow"/>
+                <w14:ligatures w14:val="none"/>
+              </w:rPr>
+              <w:t>-----</w:t>
+            </w:r>
+          </w:p>
+        </w:tc>
+        <w:tc>
+          <w:tcPr>
+            <w:tcW w:w="2227" w:type="dxa"/>
             <w:tcBorders>
               <w:top w:val="nil"/>
               <w:left w:val="nil"/>
@@ -11583,18 +11678,18 @@
                 <w:rFonts w:ascii="Aptos Narrow" w:eastAsia="Times New Roman" w:hAnsi="Aptos Narrow" w:cs="Times New Roman"/>
                 <w:color w:val="000000"/>
                 <w:kern w:val="0"/>
-                <w:sz w:val="20"/>
-                <w:szCs w:val="20"/>
-                <w14:ligatures w14:val="none"/>
-              </w:rPr>
-            </w:pPr>
-            <w:r>
-              <w:rPr>
-                <w:rFonts w:ascii="Aptos Narrow" w:eastAsia="Times New Roman" w:hAnsi="Aptos Narrow" w:cs="Times New Roman"/>
-                <w:color w:val="000000"/>
-                <w:kern w:val="0"/>
-                <w:sz w:val="20"/>
-                <w:szCs w:val="20"/>
+                <w:sz w:val="18"/>
+                <w:szCs w:val="18"/>
+                <w14:ligatures w14:val="none"/>
+              </w:rPr>
+            </w:pPr>
+            <w:r>
+              <w:rPr>
+                <w:rFonts w:ascii="Aptos Narrow" w:eastAsia="Times New Roman" w:hAnsi="Aptos Narrow" w:cs="Times New Roman"/>
+                <w:color w:val="000000"/>
+                <w:kern w:val="0"/>
+                <w:sz w:val="18"/>
+                <w:szCs w:val="18"/>
                 <w14:ligatures w14:val="none"/>
               </w:rPr>
               <w:t>0.04</w:t>
@@ -11603,70 +11698,34 @@
         </w:tc>
         <w:tc>
           <w:tcPr>
-            <w:tcW w:w="1530" w:type="dxa"/>
-            <w:tcBorders>
-              <w:top w:val="nil"/>
-              <w:left w:val="nil"/>
-              <w:bottom w:val="nil"/>
-              <w:right w:val="nil"/>
-            </w:tcBorders>
-          </w:tcPr>
-          <w:p>
-            <w:pPr>
-              <w:spacing w:after="0" w:line="240" w:lineRule="auto"/>
-              <w:jc w:val="center"/>
-              <w:rPr>
-                <w:rFonts w:ascii="Aptos Narrow" w:eastAsia="Times New Roman" w:hAnsi="Aptos Narrow" w:cs="Times New Roman"/>
-                <w:color w:val="000000"/>
-                <w:kern w:val="0"/>
-                <w:sz w:val="20"/>
-                <w:szCs w:val="20"/>
-                <w14:ligatures w14:val="none"/>
-              </w:rPr>
-            </w:pPr>
-            <w:r>
-              <w:rPr>
-                <w:rFonts w:ascii="Aptos Narrow" w:eastAsia="Times New Roman" w:hAnsi="Aptos Narrow" w:cs="Times New Roman"/>
-                <w:color w:val="000000"/>
-                <w:kern w:val="0"/>
-                <w:sz w:val="20"/>
-                <w:szCs w:val="20"/>
-                <w14:ligatures w14:val="none"/>
-              </w:rPr>
-              <w:t>yes</w:t>
-            </w:r>
-          </w:p>
-        </w:tc>
-        <w:tc>
-          <w:tcPr>
-            <w:tcW w:w="990" w:type="dxa"/>
-            <w:tcBorders>
-              <w:top w:val="nil"/>
-              <w:left w:val="nil"/>
-              <w:bottom w:val="nil"/>
-              <w:right w:val="nil"/>
-            </w:tcBorders>
-          </w:tcPr>
-          <w:p>
-            <w:pPr>
-              <w:spacing w:after="0" w:line="240" w:lineRule="auto"/>
-              <w:jc w:val="center"/>
-              <w:rPr>
-                <w:rFonts w:ascii="Aptos Narrow" w:eastAsia="Times New Roman" w:hAnsi="Aptos Narrow" w:cs="Times New Roman"/>
-                <w:color w:val="000000"/>
-                <w:kern w:val="0"/>
-                <w:sz w:val="20"/>
-                <w:szCs w:val="20"/>
-                <w14:ligatures w14:val="none"/>
-              </w:rPr>
-            </w:pPr>
-            <w:r>
-              <w:rPr>
-                <w:rFonts w:ascii="Aptos Narrow" w:eastAsia="Times New Roman" w:hAnsi="Aptos Narrow" w:cs="Times New Roman"/>
-                <w:color w:val="000000"/>
-                <w:kern w:val="0"/>
-                <w:sz w:val="20"/>
-                <w:szCs w:val="20"/>
+            <w:tcW w:w="1418" w:type="dxa"/>
+            <w:tcBorders>
+              <w:top w:val="nil"/>
+              <w:left w:val="nil"/>
+              <w:bottom w:val="nil"/>
+              <w:right w:val="nil"/>
+            </w:tcBorders>
+          </w:tcPr>
+          <w:p>
+            <w:pPr>
+              <w:spacing w:after="0" w:line="240" w:lineRule="auto"/>
+              <w:jc w:val="center"/>
+              <w:rPr>
+                <w:rFonts w:ascii="Aptos Narrow" w:eastAsia="Times New Roman" w:hAnsi="Aptos Narrow" w:cs="Times New Roman"/>
+                <w:color w:val="000000"/>
+                <w:kern w:val="0"/>
+                <w:sz w:val="18"/>
+                <w:szCs w:val="18"/>
+                <w14:ligatures w14:val="none"/>
+              </w:rPr>
+            </w:pPr>
+            <w:r>
+              <w:rPr>
+                <w:rFonts w:ascii="Aptos Narrow" w:eastAsia="Times New Roman" w:hAnsi="Aptos Narrow" w:cs="Times New Roman"/>
+                <w:color w:val="000000"/>
+                <w:kern w:val="0"/>
+                <w:sz w:val="18"/>
+                <w:szCs w:val="18"/>
                 <w14:ligatures w14:val="none"/>
               </w:rPr>
               <w:t>No</w:t>
@@ -11675,41 +11734,40 @@
         </w:tc>
         <w:tc>
           <w:tcPr>
-            <w:tcW w:w="1170" w:type="dxa"/>
-            <w:tcBorders>
-              <w:top w:val="nil"/>
-              <w:left w:val="nil"/>
-              <w:bottom w:val="nil"/>
-              <w:right w:val="nil"/>
-            </w:tcBorders>
-            <w:shd w:val="clear" w:color="auto" w:fill="auto"/>
-            <w:noWrap/>
-            <w:vAlign w:val="center"/>
-            <w:hideMark/>
-          </w:tcPr>
-          <w:p>
-            <w:pPr>
-              <w:spacing w:after="0" w:line="240" w:lineRule="auto"/>
-              <w:jc w:val="center"/>
-              <w:rPr>
-                <w:rFonts w:ascii="Aptos Narrow" w:eastAsia="Times New Roman" w:hAnsi="Aptos Narrow" w:cs="Times New Roman"/>
-                <w:color w:val="000000"/>
-                <w:kern w:val="0"/>
-                <w:sz w:val="20"/>
-                <w:szCs w:val="20"/>
-                <w14:ligatures w14:val="none"/>
-              </w:rPr>
-            </w:pPr>
-            <w:r>
-              <w:rPr>
-                <w:rFonts w:ascii="Aptos Narrow" w:eastAsia="Times New Roman" w:hAnsi="Aptos Narrow" w:cs="Times New Roman"/>
-                <w:color w:val="000000"/>
-                <w:kern w:val="0"/>
-                <w:sz w:val="20"/>
-                <w:szCs w:val="20"/>
-                <w14:ligatures w14:val="none"/>
-              </w:rPr>
-              <w:t>yes</w:t>
+            <w:tcW w:w="1134" w:type="dxa"/>
+            <w:tcBorders>
+              <w:top w:val="nil"/>
+              <w:left w:val="nil"/>
+              <w:bottom w:val="nil"/>
+              <w:right w:val="nil"/>
+            </w:tcBorders>
+            <w:shd w:val="clear" w:color="auto" w:fill="auto"/>
+            <w:noWrap/>
+            <w:hideMark/>
+          </w:tcPr>
+          <w:p>
+            <w:pPr>
+              <w:spacing w:after="0" w:line="240" w:lineRule="auto"/>
+              <w:jc w:val="center"/>
+              <w:rPr>
+                <w:rFonts w:ascii="Aptos Narrow" w:eastAsia="Times New Roman" w:hAnsi="Aptos Narrow" w:cs="Times New Roman"/>
+                <w:color w:val="000000"/>
+                <w:kern w:val="0"/>
+                <w:sz w:val="18"/>
+                <w:szCs w:val="18"/>
+                <w14:ligatures w14:val="none"/>
+              </w:rPr>
+            </w:pPr>
+            <w:r>
+              <w:rPr>
+                <w:rFonts w:ascii="Aptos Narrow" w:eastAsia="Times New Roman" w:hAnsi="Aptos Narrow" w:cs="Times New Roman"/>
+                <w:color w:val="000000"/>
+                <w:kern w:val="0"/>
+                <w:sz w:val="18"/>
+                <w:szCs w:val="18"/>
+                <w14:ligatures w14:val="none"/>
+              </w:rPr>
+              <w:t>Collapsed</w:t>
             </w:r>
           </w:p>
         </w:tc>
@@ -11739,21 +11797,21 @@
                 <w:rFonts w:ascii="Aptos Narrow" w:eastAsia="Times New Roman" w:hAnsi="Aptos Narrow" w:cs="Times New Roman"/>
                 <w:color w:val="000000"/>
                 <w:kern w:val="0"/>
-                <w:sz w:val="20"/>
-                <w:szCs w:val="20"/>
-                <w14:ligatures w14:val="none"/>
-              </w:rPr>
-            </w:pPr>
-            <w:r>
-              <w:rPr>
-                <w:rFonts w:ascii="Aptos Narrow" w:eastAsia="Times New Roman" w:hAnsi="Aptos Narrow" w:cs="Times New Roman"/>
-                <w:color w:val="000000"/>
-                <w:kern w:val="0"/>
-                <w:sz w:val="20"/>
-                <w:szCs w:val="20"/>
-                <w14:ligatures w14:val="none"/>
-              </w:rPr>
-              <w:t>2j3kl-SPM</w:t>
+                <w:sz w:val="18"/>
+                <w:szCs w:val="18"/>
+                <w14:ligatures w14:val="none"/>
+              </w:rPr>
+            </w:pPr>
+            <w:r>
+              <w:rPr>
+                <w:rFonts w:ascii="Aptos Narrow" w:eastAsia="Times New Roman" w:hAnsi="Aptos Narrow" w:cs="Times New Roman"/>
+                <w:color w:val="000000"/>
+                <w:kern w:val="0"/>
+                <w:sz w:val="18"/>
+                <w:szCs w:val="18"/>
+                <w14:ligatures w14:val="none"/>
+              </w:rPr>
+              <w:t>2j3kl</w:t>
             </w:r>
           </w:p>
         </w:tc>
@@ -11779,27 +11837,27 @@
                 <w:rFonts w:ascii="Aptos Narrow" w:eastAsia="Times New Roman" w:hAnsi="Aptos Narrow" w:cs="Times New Roman"/>
                 <w:color w:val="000000"/>
                 <w:kern w:val="0"/>
-                <w:sz w:val="20"/>
-                <w:szCs w:val="20"/>
-                <w14:ligatures w14:val="none"/>
-              </w:rPr>
-            </w:pPr>
-            <w:r>
-              <w:rPr>
-                <w:rFonts w:ascii="Aptos Narrow" w:eastAsia="Times New Roman" w:hAnsi="Aptos Narrow" w:cs="Times New Roman"/>
-                <w:color w:val="000000"/>
-                <w:kern w:val="0"/>
-                <w:sz w:val="20"/>
-                <w:szCs w:val="20"/>
-                <w14:ligatures w14:val="none"/>
-              </w:rPr>
-              <w:t>0.89</w:t>
-            </w:r>
-          </w:p>
-        </w:tc>
-        <w:tc>
-          <w:tcPr>
-            <w:tcW w:w="1260" w:type="dxa"/>
+                <w:sz w:val="18"/>
+                <w:szCs w:val="18"/>
+                <w14:ligatures w14:val="none"/>
+              </w:rPr>
+            </w:pPr>
+            <w:r>
+              <w:rPr>
+                <w:rFonts w:ascii="Aptos Narrow" w:eastAsia="Times New Roman" w:hAnsi="Aptos Narrow" w:cs="Times New Roman"/>
+                <w:color w:val="000000"/>
+                <w:kern w:val="0"/>
+                <w:sz w:val="18"/>
+                <w:szCs w:val="18"/>
+                <w14:ligatures w14:val="none"/>
+              </w:rPr>
+              <w:t>-</w:t>
+            </w:r>
+          </w:p>
+        </w:tc>
+        <w:tc>
+          <w:tcPr>
+            <w:tcW w:w="1652" w:type="dxa"/>
             <w:tcBorders>
               <w:top w:val="nil"/>
               <w:left w:val="nil"/>
@@ -11819,27 +11877,27 @@
                 <w:rFonts w:ascii="Aptos Narrow" w:eastAsia="Times New Roman" w:hAnsi="Aptos Narrow" w:cs="Times New Roman"/>
                 <w:color w:val="000000"/>
                 <w:kern w:val="0"/>
-                <w:sz w:val="20"/>
-                <w:szCs w:val="20"/>
-                <w14:ligatures w14:val="none"/>
-              </w:rPr>
-            </w:pPr>
-            <w:r>
-              <w:rPr>
-                <w:rFonts w:ascii="Aptos Narrow" w:eastAsia="Times New Roman" w:hAnsi="Aptos Narrow" w:cs="Times New Roman"/>
-                <w:color w:val="000000"/>
-                <w:kern w:val="0"/>
-                <w:sz w:val="20"/>
-                <w:szCs w:val="20"/>
-                <w14:ligatures w14:val="none"/>
-              </w:rPr>
-              <w:t>0.03</w:t>
-            </w:r>
-          </w:p>
-        </w:tc>
-        <w:tc>
-          <w:tcPr>
-            <w:tcW w:w="1080" w:type="dxa"/>
+                <w:sz w:val="18"/>
+                <w:szCs w:val="18"/>
+                <w14:ligatures w14:val="none"/>
+              </w:rPr>
+            </w:pPr>
+            <w:r>
+              <w:rPr>
+                <w:rFonts w:ascii="Aptos Narrow" w:eastAsia="Times New Roman" w:hAnsi="Aptos Narrow" w:cs="Times New Roman"/>
+                <w:color w:val="000000"/>
+                <w:kern w:val="0"/>
+                <w:sz w:val="18"/>
+                <w:szCs w:val="18"/>
+                <w14:ligatures w14:val="none"/>
+              </w:rPr>
+              <w:t>0.26</w:t>
+            </w:r>
+          </w:p>
+        </w:tc>
+        <w:tc>
+          <w:tcPr>
+            <w:tcW w:w="2227" w:type="dxa"/>
             <w:tcBorders>
               <w:top w:val="nil"/>
               <w:left w:val="nil"/>
@@ -11859,90 +11917,54 @@
                 <w:rFonts w:ascii="Aptos Narrow" w:eastAsia="Times New Roman" w:hAnsi="Aptos Narrow" w:cs="Times New Roman"/>
                 <w:color w:val="000000"/>
                 <w:kern w:val="0"/>
-                <w:sz w:val="20"/>
-                <w:szCs w:val="20"/>
-                <w14:ligatures w14:val="none"/>
-              </w:rPr>
-            </w:pPr>
-            <w:r>
-              <w:rPr>
-                <w:rFonts w:ascii="Aptos Narrow" w:eastAsia="Times New Roman" w:hAnsi="Aptos Narrow" w:cs="Times New Roman"/>
-                <w:color w:val="000000"/>
-                <w:kern w:val="0"/>
-                <w:sz w:val="20"/>
-                <w:szCs w:val="20"/>
-                <w14:ligatures w14:val="none"/>
-              </w:rPr>
-              <w:t>0.04</w:t>
-            </w:r>
-          </w:p>
-        </w:tc>
-        <w:tc>
-          <w:tcPr>
-            <w:tcW w:w="1530" w:type="dxa"/>
-            <w:tcBorders>
-              <w:top w:val="nil"/>
-              <w:left w:val="nil"/>
-              <w:bottom w:val="nil"/>
-              <w:right w:val="nil"/>
-            </w:tcBorders>
-          </w:tcPr>
-          <w:p>
-            <w:pPr>
-              <w:spacing w:after="0" w:line="240" w:lineRule="auto"/>
-              <w:jc w:val="center"/>
-              <w:rPr>
-                <w:rFonts w:ascii="Aptos Narrow" w:eastAsia="Times New Roman" w:hAnsi="Aptos Narrow" w:cs="Times New Roman"/>
-                <w:color w:val="000000"/>
-                <w:kern w:val="0"/>
-                <w:sz w:val="20"/>
-                <w:szCs w:val="20"/>
-                <w14:ligatures w14:val="none"/>
-              </w:rPr>
-            </w:pPr>
-            <w:r>
-              <w:rPr>
-                <w:rFonts w:ascii="Aptos Narrow" w:eastAsia="Times New Roman" w:hAnsi="Aptos Narrow" w:cs="Times New Roman"/>
-                <w:color w:val="000000"/>
-                <w:kern w:val="0"/>
-                <w:sz w:val="20"/>
-                <w:szCs w:val="20"/>
-                <w14:ligatures w14:val="none"/>
-              </w:rPr>
-              <w:t>yes</w:t>
-            </w:r>
-          </w:p>
-        </w:tc>
-        <w:tc>
-          <w:tcPr>
-            <w:tcW w:w="990" w:type="dxa"/>
-            <w:tcBorders>
-              <w:top w:val="nil"/>
-              <w:left w:val="nil"/>
-              <w:bottom w:val="nil"/>
-              <w:right w:val="nil"/>
-            </w:tcBorders>
-          </w:tcPr>
-          <w:p>
-            <w:pPr>
-              <w:spacing w:after="0" w:line="240" w:lineRule="auto"/>
-              <w:jc w:val="center"/>
-              <w:rPr>
-                <w:rFonts w:ascii="Aptos Narrow" w:eastAsia="Times New Roman" w:hAnsi="Aptos Narrow" w:cs="Times New Roman"/>
-                <w:color w:val="000000"/>
-                <w:kern w:val="0"/>
-                <w:sz w:val="20"/>
-                <w:szCs w:val="20"/>
-                <w14:ligatures w14:val="none"/>
-              </w:rPr>
-            </w:pPr>
-            <w:r>
-              <w:rPr>
-                <w:rFonts w:ascii="Aptos Narrow" w:eastAsia="Times New Roman" w:hAnsi="Aptos Narrow" w:cs="Times New Roman"/>
-                <w:color w:val="000000"/>
-                <w:kern w:val="0"/>
-                <w:sz w:val="20"/>
-                <w:szCs w:val="20"/>
+                <w:sz w:val="18"/>
+                <w:szCs w:val="18"/>
+                <w14:ligatures w14:val="none"/>
+              </w:rPr>
+            </w:pPr>
+            <w:r>
+              <w:rPr>
+                <w:rFonts w:ascii="Aptos Narrow" w:eastAsia="Times New Roman" w:hAnsi="Aptos Narrow" w:cs="Times New Roman"/>
+                <w:color w:val="000000"/>
+                <w:kern w:val="0"/>
+                <w:sz w:val="18"/>
+                <w:szCs w:val="18"/>
+                <w14:ligatures w14:val="none"/>
+              </w:rPr>
+              <w:t>0.02</w:t>
+            </w:r>
+          </w:p>
+        </w:tc>
+        <w:tc>
+          <w:tcPr>
+            <w:tcW w:w="1418" w:type="dxa"/>
+            <w:tcBorders>
+              <w:top w:val="nil"/>
+              <w:left w:val="nil"/>
+              <w:bottom w:val="nil"/>
+              <w:right w:val="nil"/>
+            </w:tcBorders>
+          </w:tcPr>
+          <w:p>
+            <w:pPr>
+              <w:spacing w:after="0" w:line="240" w:lineRule="auto"/>
+              <w:jc w:val="center"/>
+              <w:rPr>
+                <w:rFonts w:ascii="Aptos Narrow" w:eastAsia="Times New Roman" w:hAnsi="Aptos Narrow" w:cs="Times New Roman"/>
+                <w:color w:val="000000"/>
+                <w:kern w:val="0"/>
+                <w:sz w:val="18"/>
+                <w:szCs w:val="18"/>
+                <w14:ligatures w14:val="none"/>
+              </w:rPr>
+            </w:pPr>
+            <w:r>
+              <w:rPr>
+                <w:rFonts w:ascii="Aptos Narrow" w:eastAsia="Times New Roman" w:hAnsi="Aptos Narrow" w:cs="Times New Roman"/>
+                <w:color w:val="000000"/>
+                <w:kern w:val="0"/>
+                <w:sz w:val="18"/>
+                <w:szCs w:val="18"/>
                 <w14:ligatures w14:val="none"/>
               </w:rPr>
               <w:t>Yes</w:t>
@@ -11951,527 +11973,41 @@
         </w:tc>
         <w:tc>
           <w:tcPr>
-            <w:tcW w:w="1170" w:type="dxa"/>
-            <w:tcBorders>
-              <w:top w:val="nil"/>
-              <w:left w:val="nil"/>
-              <w:bottom w:val="nil"/>
-              <w:right w:val="nil"/>
-            </w:tcBorders>
-            <w:shd w:val="clear" w:color="auto" w:fill="auto"/>
-            <w:noWrap/>
-            <w:vAlign w:val="center"/>
-            <w:hideMark/>
-          </w:tcPr>
-          <w:p>
-            <w:pPr>
-              <w:spacing w:after="0" w:line="240" w:lineRule="auto"/>
-              <w:jc w:val="center"/>
-              <w:rPr>
-                <w:rFonts w:ascii="Aptos Narrow" w:eastAsia="Times New Roman" w:hAnsi="Aptos Narrow" w:cs="Times New Roman"/>
-                <w:color w:val="000000"/>
-                <w:kern w:val="0"/>
-                <w:sz w:val="20"/>
-                <w:szCs w:val="20"/>
-                <w14:ligatures w14:val="none"/>
-              </w:rPr>
-            </w:pPr>
-          </w:p>
-        </w:tc>
-      </w:tr>
-      <w:tr>
-        <w:trPr>
-          <w:trHeight w:val="300"/>
-        </w:trPr>
-        <w:tc>
-          <w:tcPr>
-            <w:tcW w:w="1800" w:type="dxa"/>
-            <w:tcBorders>
-              <w:top w:val="nil"/>
-              <w:left w:val="nil"/>
-              <w:bottom w:val="nil"/>
-              <w:right w:val="nil"/>
-            </w:tcBorders>
-            <w:shd w:val="clear" w:color="auto" w:fill="auto"/>
-            <w:noWrap/>
-            <w:vAlign w:val="center"/>
-            <w:hideMark/>
-          </w:tcPr>
-          <w:p>
-            <w:pPr>
-              <w:spacing w:after="0" w:line="240" w:lineRule="auto"/>
-              <w:rPr>
-                <w:rFonts w:ascii="Aptos Narrow" w:eastAsia="Times New Roman" w:hAnsi="Aptos Narrow" w:cs="Times New Roman"/>
-                <w:color w:val="000000"/>
-                <w:kern w:val="0"/>
-                <w:sz w:val="20"/>
-                <w:szCs w:val="20"/>
-                <w14:ligatures w14:val="none"/>
-              </w:rPr>
-            </w:pPr>
-            <w:r>
-              <w:rPr>
-                <w:rFonts w:ascii="Aptos Narrow" w:eastAsia="Times New Roman" w:hAnsi="Aptos Narrow" w:cs="Times New Roman"/>
-                <w:color w:val="000000"/>
-                <w:kern w:val="0"/>
-                <w:sz w:val="20"/>
-                <w:szCs w:val="20"/>
-                <w14:ligatures w14:val="none"/>
-              </w:rPr>
-              <w:t>COD3NO</w:t>
-            </w:r>
-          </w:p>
-        </w:tc>
-        <w:tc>
-          <w:tcPr>
-            <w:tcW w:w="1125" w:type="dxa"/>
-            <w:tcBorders>
-              <w:top w:val="nil"/>
-              <w:left w:val="nil"/>
-              <w:bottom w:val="nil"/>
-              <w:right w:val="nil"/>
-            </w:tcBorders>
-            <w:shd w:val="clear" w:color="auto" w:fill="auto"/>
-            <w:noWrap/>
-            <w:vAlign w:val="center"/>
-            <w:hideMark/>
-          </w:tcPr>
-          <w:p>
-            <w:pPr>
-              <w:spacing w:after="0" w:line="240" w:lineRule="auto"/>
-              <w:jc w:val="center"/>
-              <w:rPr>
-                <w:rFonts w:ascii="Aptos Narrow" w:eastAsia="Times New Roman" w:hAnsi="Aptos Narrow" w:cs="Times New Roman"/>
-                <w:color w:val="000000"/>
-                <w:kern w:val="0"/>
-                <w:sz w:val="20"/>
-                <w:szCs w:val="20"/>
-                <w14:ligatures w14:val="none"/>
-              </w:rPr>
-            </w:pPr>
-          </w:p>
-        </w:tc>
-        <w:tc>
-          <w:tcPr>
-            <w:tcW w:w="1260" w:type="dxa"/>
-            <w:tcBorders>
-              <w:top w:val="nil"/>
-              <w:left w:val="nil"/>
-              <w:bottom w:val="nil"/>
-              <w:right w:val="nil"/>
-            </w:tcBorders>
-            <w:shd w:val="clear" w:color="auto" w:fill="auto"/>
-            <w:noWrap/>
-            <w:vAlign w:val="center"/>
-            <w:hideMark/>
-          </w:tcPr>
-          <w:p>
-            <w:pPr>
-              <w:spacing w:after="0" w:line="240" w:lineRule="auto"/>
-              <w:jc w:val="center"/>
-              <w:rPr>
-                <w:rFonts w:ascii="Times New Roman" w:eastAsia="Times New Roman" w:hAnsi="Times New Roman" w:cs="Times New Roman"/>
-                <w:kern w:val="0"/>
-                <w:sz w:val="20"/>
-                <w:szCs w:val="20"/>
-                <w14:ligatures w14:val="none"/>
-              </w:rPr>
-            </w:pPr>
-          </w:p>
-        </w:tc>
-        <w:tc>
-          <w:tcPr>
-            <w:tcW w:w="1080" w:type="dxa"/>
-            <w:tcBorders>
-              <w:top w:val="nil"/>
-              <w:left w:val="nil"/>
-              <w:bottom w:val="nil"/>
-              <w:right w:val="nil"/>
-            </w:tcBorders>
-            <w:shd w:val="clear" w:color="auto" w:fill="auto"/>
-            <w:noWrap/>
-            <w:vAlign w:val="center"/>
-            <w:hideMark/>
-          </w:tcPr>
-          <w:p>
-            <w:pPr>
-              <w:spacing w:after="0" w:line="240" w:lineRule="auto"/>
-              <w:jc w:val="center"/>
-              <w:rPr>
-                <w:rFonts w:ascii="Aptos Narrow" w:eastAsia="Times New Roman" w:hAnsi="Aptos Narrow" w:cs="Times New Roman"/>
-                <w:color w:val="000000"/>
-                <w:kern w:val="0"/>
-                <w:sz w:val="20"/>
-                <w:szCs w:val="20"/>
-                <w14:ligatures w14:val="none"/>
-              </w:rPr>
-            </w:pPr>
-            <w:r>
-              <w:rPr>
-                <w:rFonts w:ascii="Aptos Narrow" w:eastAsia="Times New Roman" w:hAnsi="Aptos Narrow" w:cs="Times New Roman"/>
-                <w:color w:val="000000"/>
-                <w:kern w:val="0"/>
-                <w:sz w:val="20"/>
-                <w:szCs w:val="20"/>
-                <w14:ligatures w14:val="none"/>
-              </w:rPr>
-              <w:t>0.04</w:t>
-            </w:r>
-          </w:p>
-        </w:tc>
-        <w:tc>
-          <w:tcPr>
-            <w:tcW w:w="1530" w:type="dxa"/>
-            <w:tcBorders>
-              <w:top w:val="nil"/>
-              <w:left w:val="nil"/>
-              <w:bottom w:val="nil"/>
-              <w:right w:val="nil"/>
-            </w:tcBorders>
-          </w:tcPr>
-          <w:p>
-            <w:pPr>
-              <w:spacing w:after="0" w:line="240" w:lineRule="auto"/>
-              <w:jc w:val="center"/>
-              <w:rPr>
-                <w:rFonts w:ascii="Aptos Narrow" w:eastAsia="Times New Roman" w:hAnsi="Aptos Narrow" w:cs="Times New Roman"/>
-                <w:color w:val="000000"/>
-                <w:kern w:val="0"/>
-                <w:sz w:val="20"/>
-                <w:szCs w:val="20"/>
-                <w14:ligatures w14:val="none"/>
-              </w:rPr>
-            </w:pPr>
-            <w:r>
-              <w:rPr>
-                <w:rFonts w:ascii="Aptos Narrow" w:eastAsia="Times New Roman" w:hAnsi="Aptos Narrow" w:cs="Times New Roman"/>
-                <w:color w:val="000000"/>
-                <w:kern w:val="0"/>
-                <w:sz w:val="20"/>
-                <w:szCs w:val="20"/>
-                <w14:ligatures w14:val="none"/>
-              </w:rPr>
-              <w:t>yes</w:t>
-            </w:r>
-          </w:p>
-        </w:tc>
-        <w:tc>
-          <w:tcPr>
-            <w:tcW w:w="990" w:type="dxa"/>
-            <w:tcBorders>
-              <w:top w:val="nil"/>
-              <w:left w:val="nil"/>
-              <w:bottom w:val="nil"/>
-              <w:right w:val="nil"/>
-            </w:tcBorders>
-          </w:tcPr>
-          <w:p>
-            <w:pPr>
-              <w:spacing w:after="0" w:line="240" w:lineRule="auto"/>
-              <w:jc w:val="center"/>
-              <w:rPr>
-                <w:rFonts w:ascii="Aptos Narrow" w:eastAsia="Times New Roman" w:hAnsi="Aptos Narrow" w:cs="Times New Roman"/>
-                <w:color w:val="000000"/>
-                <w:kern w:val="0"/>
-                <w:sz w:val="20"/>
-                <w:szCs w:val="20"/>
-                <w14:ligatures w14:val="none"/>
-              </w:rPr>
-            </w:pPr>
-            <w:r>
-              <w:rPr>
-                <w:rFonts w:ascii="Aptos Narrow" w:eastAsia="Times New Roman" w:hAnsi="Aptos Narrow" w:cs="Times New Roman"/>
-                <w:color w:val="000000"/>
-                <w:kern w:val="0"/>
-                <w:sz w:val="20"/>
-                <w:szCs w:val="20"/>
-                <w14:ligatures w14:val="none"/>
-              </w:rPr>
-              <w:t>No</w:t>
-            </w:r>
-          </w:p>
-        </w:tc>
-        <w:tc>
-          <w:tcPr>
-            <w:tcW w:w="1170" w:type="dxa"/>
-            <w:tcBorders>
-              <w:top w:val="nil"/>
-              <w:left w:val="nil"/>
-              <w:bottom w:val="nil"/>
-              <w:right w:val="nil"/>
-            </w:tcBorders>
-            <w:shd w:val="clear" w:color="auto" w:fill="auto"/>
-            <w:noWrap/>
-            <w:vAlign w:val="center"/>
-            <w:hideMark/>
-          </w:tcPr>
-          <w:p>
-            <w:pPr>
-              <w:spacing w:after="0" w:line="240" w:lineRule="auto"/>
-              <w:jc w:val="center"/>
-              <w:rPr>
-                <w:rFonts w:ascii="Aptos Narrow" w:eastAsia="Times New Roman" w:hAnsi="Aptos Narrow" w:cs="Times New Roman"/>
-                <w:color w:val="000000"/>
-                <w:kern w:val="0"/>
-                <w:sz w:val="20"/>
-                <w:szCs w:val="20"/>
-                <w14:ligatures w14:val="none"/>
-              </w:rPr>
-            </w:pPr>
-          </w:p>
-        </w:tc>
-      </w:tr>
-      <w:tr>
-        <w:trPr>
-          <w:trHeight w:val="300"/>
-        </w:trPr>
-        <w:tc>
-          <w:tcPr>
-            <w:tcW w:w="1800" w:type="dxa"/>
-            <w:tcBorders>
-              <w:top w:val="nil"/>
-              <w:left w:val="nil"/>
-              <w:bottom w:val="nil"/>
-              <w:right w:val="nil"/>
-            </w:tcBorders>
-            <w:shd w:val="clear" w:color="auto" w:fill="auto"/>
-            <w:noWrap/>
-            <w:vAlign w:val="center"/>
-            <w:hideMark/>
-          </w:tcPr>
-          <w:p>
-            <w:pPr>
-              <w:spacing w:after="0" w:line="240" w:lineRule="auto"/>
-              <w:rPr>
-                <w:rFonts w:ascii="Aptos Narrow" w:eastAsia="Times New Roman" w:hAnsi="Aptos Narrow" w:cs="Times New Roman"/>
-                <w:color w:val="000000"/>
-                <w:kern w:val="0"/>
-                <w:sz w:val="20"/>
-                <w:szCs w:val="20"/>
-                <w14:ligatures w14:val="none"/>
-              </w:rPr>
-            </w:pPr>
-            <w:r>
-              <w:rPr>
-                <w:rFonts w:ascii="Aptos Narrow" w:eastAsia="Times New Roman" w:hAnsi="Aptos Narrow" w:cs="Times New Roman"/>
-                <w:color w:val="000000"/>
-                <w:kern w:val="0"/>
-                <w:sz w:val="20"/>
-                <w:szCs w:val="20"/>
-                <w14:ligatures w14:val="none"/>
-              </w:rPr>
-              <w:t>2j3kl</w:t>
-            </w:r>
-          </w:p>
-        </w:tc>
-        <w:tc>
-          <w:tcPr>
-            <w:tcW w:w="1125" w:type="dxa"/>
-            <w:tcBorders>
-              <w:top w:val="nil"/>
-              <w:left w:val="nil"/>
-              <w:bottom w:val="nil"/>
-              <w:right w:val="nil"/>
-            </w:tcBorders>
-            <w:shd w:val="clear" w:color="auto" w:fill="auto"/>
-            <w:noWrap/>
-            <w:vAlign w:val="center"/>
-            <w:hideMark/>
-          </w:tcPr>
-          <w:p>
-            <w:pPr>
-              <w:spacing w:after="0" w:line="240" w:lineRule="auto"/>
-              <w:jc w:val="center"/>
-              <w:rPr>
-                <w:rFonts w:ascii="Aptos Narrow" w:eastAsia="Times New Roman" w:hAnsi="Aptos Narrow" w:cs="Times New Roman"/>
-                <w:color w:val="000000"/>
-                <w:kern w:val="0"/>
-                <w:sz w:val="20"/>
-                <w:szCs w:val="20"/>
-                <w14:ligatures w14:val="none"/>
-              </w:rPr>
-            </w:pPr>
-          </w:p>
-        </w:tc>
-        <w:tc>
-          <w:tcPr>
-            <w:tcW w:w="1260" w:type="dxa"/>
-            <w:tcBorders>
-              <w:top w:val="nil"/>
-              <w:left w:val="nil"/>
-              <w:bottom w:val="nil"/>
-              <w:right w:val="nil"/>
-            </w:tcBorders>
-            <w:shd w:val="clear" w:color="auto" w:fill="auto"/>
-            <w:noWrap/>
-            <w:vAlign w:val="center"/>
-            <w:hideMark/>
-          </w:tcPr>
-          <w:p>
-            <w:pPr>
-              <w:spacing w:after="0" w:line="240" w:lineRule="auto"/>
-              <w:jc w:val="center"/>
-              <w:rPr>
-                <w:rFonts w:ascii="Aptos Narrow" w:eastAsia="Times New Roman" w:hAnsi="Aptos Narrow" w:cs="Times New Roman"/>
-                <w:color w:val="000000"/>
-                <w:kern w:val="0"/>
-                <w:sz w:val="20"/>
-                <w:szCs w:val="20"/>
-                <w14:ligatures w14:val="none"/>
-              </w:rPr>
-            </w:pPr>
-            <w:r>
-              <w:rPr>
-                <w:rFonts w:ascii="Aptos Narrow" w:eastAsia="Times New Roman" w:hAnsi="Aptos Narrow" w:cs="Times New Roman"/>
-                <w:color w:val="000000"/>
-                <w:kern w:val="0"/>
-                <w:sz w:val="20"/>
-                <w:szCs w:val="20"/>
-                <w14:ligatures w14:val="none"/>
-              </w:rPr>
-              <w:t>0.26</w:t>
-            </w:r>
-          </w:p>
-        </w:tc>
-        <w:tc>
-          <w:tcPr>
-            <w:tcW w:w="1080" w:type="dxa"/>
-            <w:tcBorders>
-              <w:top w:val="nil"/>
-              <w:left w:val="nil"/>
-              <w:bottom w:val="nil"/>
-              <w:right w:val="nil"/>
-            </w:tcBorders>
-            <w:shd w:val="clear" w:color="auto" w:fill="auto"/>
-            <w:noWrap/>
-            <w:vAlign w:val="center"/>
-            <w:hideMark/>
-          </w:tcPr>
-          <w:p>
-            <w:pPr>
-              <w:spacing w:after="0" w:line="240" w:lineRule="auto"/>
-              <w:jc w:val="center"/>
-              <w:rPr>
-                <w:rFonts w:ascii="Aptos Narrow" w:eastAsia="Times New Roman" w:hAnsi="Aptos Narrow" w:cs="Times New Roman"/>
-                <w:color w:val="000000"/>
-                <w:kern w:val="0"/>
-                <w:sz w:val="20"/>
-                <w:szCs w:val="20"/>
-                <w14:ligatures w14:val="none"/>
-              </w:rPr>
-            </w:pPr>
-            <w:r>
-              <w:rPr>
-                <w:rFonts w:ascii="Aptos Narrow" w:eastAsia="Times New Roman" w:hAnsi="Aptos Narrow" w:cs="Times New Roman"/>
-                <w:color w:val="000000"/>
-                <w:kern w:val="0"/>
-                <w:sz w:val="20"/>
-                <w:szCs w:val="20"/>
-                <w14:ligatures w14:val="none"/>
-              </w:rPr>
-              <w:t>0.02</w:t>
-            </w:r>
-          </w:p>
-        </w:tc>
-        <w:tc>
-          <w:tcPr>
-            <w:tcW w:w="1530" w:type="dxa"/>
-            <w:tcBorders>
-              <w:top w:val="nil"/>
-              <w:left w:val="nil"/>
-              <w:bottom w:val="nil"/>
-              <w:right w:val="nil"/>
-            </w:tcBorders>
-          </w:tcPr>
-          <w:p>
-            <w:pPr>
-              <w:spacing w:after="0" w:line="240" w:lineRule="auto"/>
-              <w:jc w:val="center"/>
-              <w:rPr>
-                <w:rFonts w:ascii="Aptos Narrow" w:eastAsia="Times New Roman" w:hAnsi="Aptos Narrow" w:cs="Times New Roman"/>
-                <w:color w:val="000000"/>
-                <w:kern w:val="0"/>
-                <w:sz w:val="20"/>
-                <w:szCs w:val="20"/>
-                <w14:ligatures w14:val="none"/>
-              </w:rPr>
-            </w:pPr>
-            <w:r>
-              <w:rPr>
-                <w:rFonts w:ascii="Aptos Narrow" w:eastAsia="Times New Roman" w:hAnsi="Aptos Narrow" w:cs="Times New Roman"/>
-                <w:color w:val="000000"/>
-                <w:kern w:val="0"/>
-                <w:sz w:val="20"/>
-                <w:szCs w:val="20"/>
-                <w14:ligatures w14:val="none"/>
-              </w:rPr>
-              <w:t>yes</w:t>
-            </w:r>
-          </w:p>
-        </w:tc>
-        <w:tc>
-          <w:tcPr>
-            <w:tcW w:w="990" w:type="dxa"/>
-            <w:tcBorders>
-              <w:top w:val="nil"/>
-              <w:left w:val="nil"/>
-              <w:bottom w:val="nil"/>
-              <w:right w:val="nil"/>
-            </w:tcBorders>
-          </w:tcPr>
-          <w:p>
-            <w:pPr>
-              <w:spacing w:after="0" w:line="240" w:lineRule="auto"/>
-              <w:jc w:val="center"/>
-              <w:rPr>
-                <w:rFonts w:ascii="Aptos Narrow" w:eastAsia="Times New Roman" w:hAnsi="Aptos Narrow" w:cs="Times New Roman"/>
-                <w:color w:val="000000"/>
-                <w:kern w:val="0"/>
-                <w:sz w:val="20"/>
-                <w:szCs w:val="20"/>
-                <w14:ligatures w14:val="none"/>
-              </w:rPr>
-            </w:pPr>
-            <w:r>
-              <w:rPr>
-                <w:rFonts w:ascii="Aptos Narrow" w:eastAsia="Times New Roman" w:hAnsi="Aptos Narrow" w:cs="Times New Roman"/>
-                <w:color w:val="000000"/>
-                <w:kern w:val="0"/>
-                <w:sz w:val="20"/>
-                <w:szCs w:val="20"/>
-                <w14:ligatures w14:val="none"/>
-              </w:rPr>
-              <w:t>Yes</w:t>
-            </w:r>
-          </w:p>
-        </w:tc>
-        <w:tc>
-          <w:tcPr>
-            <w:tcW w:w="1170" w:type="dxa"/>
-            <w:tcBorders>
-              <w:top w:val="nil"/>
-              <w:left w:val="nil"/>
-              <w:bottom w:val="nil"/>
-              <w:right w:val="nil"/>
-            </w:tcBorders>
-            <w:shd w:val="clear" w:color="auto" w:fill="auto"/>
-            <w:noWrap/>
-            <w:vAlign w:val="center"/>
-            <w:hideMark/>
-          </w:tcPr>
-          <w:p>
-            <w:pPr>
-              <w:spacing w:after="0" w:line="240" w:lineRule="auto"/>
-              <w:jc w:val="center"/>
-              <w:rPr>
-                <w:rFonts w:ascii="Aptos Narrow" w:eastAsia="Times New Roman" w:hAnsi="Aptos Narrow" w:cs="Times New Roman"/>
-                <w:color w:val="000000"/>
-                <w:kern w:val="0"/>
-                <w:sz w:val="20"/>
-                <w:szCs w:val="20"/>
-                <w14:ligatures w14:val="none"/>
-              </w:rPr>
-            </w:pPr>
+            <w:tcW w:w="1134" w:type="dxa"/>
+            <w:tcBorders>
+              <w:top w:val="nil"/>
+              <w:left w:val="nil"/>
+              <w:bottom w:val="nil"/>
+              <w:right w:val="nil"/>
+            </w:tcBorders>
+            <w:shd w:val="clear" w:color="auto" w:fill="auto"/>
+            <w:noWrap/>
+            <w:hideMark/>
+          </w:tcPr>
+          <w:p>
+            <w:pPr>
+              <w:spacing w:after="0" w:line="240" w:lineRule="auto"/>
+              <w:jc w:val="center"/>
+              <w:rPr>
+                <w:rFonts w:ascii="Aptos Narrow" w:eastAsia="Times New Roman" w:hAnsi="Aptos Narrow" w:cs="Times New Roman"/>
+                <w:color w:val="000000"/>
+                <w:kern w:val="0"/>
+                <w:sz w:val="18"/>
+                <w:szCs w:val="18"/>
+                <w14:ligatures w14:val="none"/>
+              </w:rPr>
+            </w:pPr>
+            <w:r>
+              <w:rPr>
+                <w:rFonts w:ascii="Aptos Narrow" w:eastAsia="Times New Roman" w:hAnsi="Aptos Narrow" w:cs="Times New Roman"/>
+                <w:color w:val="000000"/>
+                <w:kern w:val="0"/>
+                <w:sz w:val="18"/>
+                <w:szCs w:val="18"/>
+                <w14:ligatures w14:val="none"/>
+              </w:rPr>
+              <w:t>Collapsed</w:t>
+            </w:r>
           </w:p>
         </w:tc>
       </w:tr>
@@ -12491,6 +12027,19 @@
         <w:t xml:space="preserve"> points</w:t>
       </w:r>
     </w:p>
+    <w:p/>
+    <w:p/>
+    <w:p>
+      <w:r>
+        <w:t xml:space="preserve">Read and discuss latest david keith paper </w:t>
+      </w:r>
+      <w:bookmarkStart w:id="1" w:name="_GoBack"/>
+      <w:bookmarkEnd w:id="1"/>
+      <w:r>
+        <w:t>https://www.researchgate.net/publication/399733907_Demographics_and_recovery_potential_of_exploited_marine_teleosts</w:t>
+      </w:r>
+    </w:p>
+    <w:p/>
     <w:p>
       <w:r>
         <w:t>All stocks reached very low relative biomass levels (depletion ≤ 0.6) and were classified as collapsed. Despite broadly similar depletion trajectories, recovery outcomes varied substantially among stocks.</w:t>
@@ -12498,12 +12047,12 @@
     </w:p>
     <w:p>
       <w:r>
+        <w:lastRenderedPageBreak/>
         <w:t>Stocks that recovered generally maintained positive production at their lowest observed biomass and exhibited weak or no evidence of Allee effects. For example, CODICE and CODNEAR showed compensatory dynamics across their observed biomass range and retained positive production at low biomass, enabling recovery from collapse. Recovery was also observed for COD1F-XIV and COD1IN at much lower depletion levels (&lt; 0.1); these stocks displayed weak Allee effects but nonetheless maintained positive production at low biomass.</w:t>
       </w:r>
     </w:p>
     <w:p>
       <w:r>
-        <w:lastRenderedPageBreak/>
         <w:t>In contrast, many stocks that failed to recover exhibited strong Allee effects, indicated by positive As values</w:t>
       </w:r>
       <w:r>
@@ -12541,50 +12090,257 @@
       </w:r>
     </w:p>
     <w:p>
-      <w:r>
-        <w:rPr>
-          <w:highlight w:val="yellow"/>
-        </w:rPr>
-        <w:t xml:space="preserve">This approach may be more straightforward to implement routinely in stock assessments than stock–recruitment models with explicit depensation parameters. </w:t>
-      </w:r>
-      <w:r>
-        <w:rPr>
-          <w:highlight w:val="yellow"/>
-        </w:rPr>
-        <w:t>How does this approach compare</w:t>
-      </w:r>
-      <w:r>
-        <w:rPr>
-          <w:highlight w:val="yellow"/>
-        </w:rPr>
-        <w:t xml:space="preserve"> with alternative approaches, including stock–recruitment relationships and surplus production models that explicitly incorporate depensation, </w:t>
-      </w:r>
-      <w:r>
-        <w:rPr>
-          <w:highlight w:val="yellow"/>
-        </w:rPr>
-        <w:t>to think about…</w:t>
-      </w:r>
-      <w:r>
-        <w:rPr>
-          <w:highlight w:val="yellow"/>
-        </w:rPr>
-        <w:t>.</w:t>
+      <w:pPr>
+        <w:shd w:val="clear" w:color="auto" w:fill="FFFFFF"/>
+        <w:spacing w:after="100" w:line="240" w:lineRule="auto"/>
+        <w:rPr>
+          <w:rFonts w:ascii="Arial" w:eastAsia="Times New Roman" w:hAnsi="Arial" w:cs="Arial"/>
+          <w:color w:val="222222"/>
+          <w:kern w:val="0"/>
+          <w14:ligatures w14:val="none"/>
+        </w:rPr>
+      </w:pPr>
+      <w:r>
+        <w:rPr>
+          <w:rFonts w:ascii="Arial" w:eastAsia="Times New Roman" w:hAnsi="Arial" w:cs="Arial"/>
+          <w:color w:val="222222"/>
+          <w:kern w:val="0"/>
+          <w14:ligatures w14:val="none"/>
+        </w:rPr>
+        <w:t>The quantification of the of the strength of the effect is in production units which is easier to understand than an extra parameter of the stock recruit relationships</w:t>
       </w:r>
     </w:p>
     <w:p>
       <w:r>
-        <w:rPr>
-          <w:highlight w:val="yellow"/>
-        </w:rPr>
-        <w:t>The biomass estimates used here are derived from population models in stock assessments and therefore depend on the underlying model assumptions.</w:t>
+        <w:t>Stock–recruitment functions carry inherent assumptions that may be violated in practice.</w:t>
+      </w:r>
+    </w:p>
+    <w:p>
+      <w:r>
+        <w:t>They assume that recruitment is driven mainly by spawner abundance, but many stocks show weak or inconsistent recruitment dependence once environmental drivers are considered.  </w:t>
+      </w:r>
+    </w:p>
+    <w:p>
+      <w:pPr>
+        <w:rPr>
+          <w:rFonts w:eastAsia="Times New Roman" w:cs="Times New Roman"/>
+          <w:color w:val="222222"/>
+        </w:rPr>
+      </w:pPr>
+      <w:r>
+        <w:lastRenderedPageBreak/>
+        <w:t xml:space="preserve">There is often insufficient data at both high and low stock sizes to estimate the curvature or steepness of SRRs meaningfully. SRRs often assume a stationary relationship but complex environmental effects, regime shifts, and density-independent drivers can cause parameters to suddenly shift or to drift over time. Under these conditions, SRRs can suffer from structural uncertainty, and fitting them can </w:t>
+      </w:r>
+      <w:r>
+        <w:t>generate misleading stock processes</w:t>
+      </w:r>
+      <w:r>
+        <w:t xml:space="preserve"> inferences.</w:t>
+      </w:r>
+      <w:r>
+        <w:rPr>
+          <w:rFonts w:eastAsia="Times New Roman" w:cs="Times New Roman"/>
+          <w:color w:val="222222"/>
+        </w:rPr>
+        <w:t xml:space="preserve"> </w:t>
+      </w:r>
+      <w:r>
+        <w:rPr>
+          <w:rFonts w:ascii="Helvetica" w:hAnsi="Helvetica" w:cs="Helvetica"/>
+          <w:color w:val="000000"/>
+          <w:kern w:val="0"/>
+        </w:rPr>
+        <w:t>A</w:t>
+      </w:r>
+      <w:r>
+        <w:rPr>
+          <w:rFonts w:ascii="Helvetica" w:hAnsi="Helvetica" w:cs="Helvetica"/>
+          <w:color w:val="000000"/>
+          <w:kern w:val="0"/>
+        </w:rPr>
+        <w:t>tlantic cod in the sGSL are currently experiencing a strong Allee effect, with the rate of surplus production declining to neg- ative values as population biomass has decreased over the past decade. Changes in recruitment dynamics do not appear to be the primary cause of this negative productivity. While there does ap- pear to have been a weakening in recruitment compensation be- tween the 1970s and 1990s (cf. Keith and Hutchings 2012), there is no evidence for depensatory recruitment dynamics in this stock.</w:t>
+      </w:r>
+    </w:p>
+    <w:p>
+      <w:pPr>
+        <w:shd w:val="clear" w:color="auto" w:fill="FFFFFF"/>
+        <w:spacing w:after="100" w:line="240" w:lineRule="auto"/>
+        <w:rPr>
+          <w:rFonts w:ascii="Arial" w:eastAsia="Times New Roman" w:hAnsi="Arial" w:cs="Arial"/>
+          <w:color w:val="222222"/>
+          <w:kern w:val="0"/>
+          <w14:ligatures w14:val="none"/>
+        </w:rPr>
+      </w:pPr>
+      <w:r>
+        <w:rPr>
+          <w:rFonts w:ascii="Arial" w:eastAsia="Times New Roman" w:hAnsi="Arial" w:cs="Arial"/>
+          <w:color w:val="222222"/>
+          <w:kern w:val="0"/>
+          <w14:ligatures w14:val="none"/>
+        </w:rPr>
+        <w:t> </w:t>
       </w:r>
     </w:p>
     <w:p/>
+    <w:p>
+      <w:r>
+        <w:rPr>
+          <w:highlight w:val="yellow"/>
+        </w:rPr>
+        <w:t xml:space="preserve">This approach may be more straightforward to implement routinely in stock assessments than stock–recruitment models with explicit depensation parameters. </w:t>
+      </w:r>
+      <w:r>
+        <w:rPr>
+          <w:highlight w:val="yellow"/>
+        </w:rPr>
+        <w:t>How does this approach compare</w:t>
+      </w:r>
+      <w:r>
+        <w:rPr>
+          <w:highlight w:val="yellow"/>
+        </w:rPr>
+        <w:t xml:space="preserve"> with alternative approaches, including stock–recruitment relationships and surplus production models that explicitly incorporate depensation, </w:t>
+      </w:r>
+      <w:r>
+        <w:rPr>
+          <w:highlight w:val="yellow"/>
+        </w:rPr>
+        <w:t>to think about…</w:t>
+      </w:r>
+      <w:r>
+        <w:rPr>
+          <w:highlight w:val="yellow"/>
+        </w:rPr>
+        <w:t>.</w:t>
+      </w:r>
+    </w:p>
+    <w:p>
+      <w:r>
+        <w:rPr>
+          <w:highlight w:val="yellow"/>
+        </w:rPr>
+        <w:t>The biomass estimates used here are derived from population models in stock assessments and therefore depend on the underlying model assumptions.</w:t>
+      </w:r>
+    </w:p>
+    <w:p>
+      <w:r>
+        <w:br w:type="page"/>
+      </w:r>
+    </w:p>
+    <w:p/>
+    <w:p>
+      <w:r>
+        <w:t>References</w:t>
+      </w:r>
+    </w:p>
+    <w:p>
+      <w:r>
+        <w:t>Courchamp, F., Clutton-Brock, T., and Grenfell, B. 1999. Inverse density dependence and theAllee effect. Trends Ecol. Evol. 14: 405–410</w:t>
+      </w:r>
+    </w:p>
+    <w:p>
+      <w:r>
+        <w:t>Fasola S, Muggeo VM, Kuchenhoff H (2018). “A heuristic, iterative algorithm for change-point detection in abrupt change models.” Computational Statistics, 33(2), 997-1015.</w:t>
+      </w:r>
+    </w:p>
+    <w:p>
+      <w:r>
+        <w:t xml:space="preserve">Hilborn, </w:t>
+      </w:r>
+      <w:r>
+        <w:t xml:space="preserve">R., </w:t>
+      </w:r>
+      <w:r>
+        <w:t xml:space="preserve">Hively, </w:t>
+      </w:r>
+      <w:r>
+        <w:t xml:space="preserve">D.J., </w:t>
+      </w:r>
+      <w:r>
+        <w:t xml:space="preserve">Jensen, </w:t>
+      </w:r>
+      <w:r>
+        <w:t xml:space="preserve">O.P., and </w:t>
+      </w:r>
+      <w:r>
+        <w:t xml:space="preserve">Branch, </w:t>
+      </w:r>
+      <w:r>
+        <w:t xml:space="preserve">T.A. 2014. </w:t>
+      </w:r>
+      <w:r>
+        <w:t>The dynamics of fish populations at low abundance and prospects for rebuilding and recovery, ICES Journal of Marine Science</w:t>
+      </w:r>
+      <w:r>
+        <w:t>; 71,8, 2141-</w:t>
+      </w:r>
+      <w:r>
+        <w:t>2151, </w:t>
+      </w:r>
+      <w:hyperlink r:id="rId13" w:history="1">
+        <w:r>
+          <w:t>https://doi.org/10.1093/icesjms/fsu035</w:t>
+        </w:r>
+      </w:hyperlink>
+    </w:p>
+    <w:p>
+      <w:r>
+        <w:t>Hutchings, J.A. 2015. Thresholds for impaired species recovery. Proc. R. Soc. B Biol. Sci. 282(1809). doi:10.1098/rspb.2015.0654.</w:t>
+      </w:r>
+    </w:p>
+    <w:p>
+      <w:r>
+        <w:t>Keith, D.M., and Hutchings, J.A. 2012. Population dynamics of marine fishes at low abundance. Can. J. Fish. Aquat. Sci. 69(7): 1150–1163. doi:10.1139/F2012-055.</w:t>
+      </w:r>
+    </w:p>
+    <w:p>
+      <w:r>
+        <w:t>Kuparinen and hutchings 2014</w:t>
+      </w:r>
+    </w:p>
+    <w:p>
+      <w:r>
+        <w:t>Nicholson, A. 1933. The balance of animal populations. J. Anim. Ecol. 2: 131–178</w:t>
+      </w:r>
+    </w:p>
+    <w:p>
+      <w:r>
+        <w:t xml:space="preserve">Neubauer, P., Jensen, O. P., Hutchings, J. A., and Baum, J. K. 2013. Resilience and recoveryof overexploited marine populations. Science, 340: 347–349. </w:t>
+      </w:r>
+    </w:p>
+    <w:p>
+      <w:r>
+        <w:t xml:space="preserve">Neuenhoff, R.D., Swain, D.P., Cox, S.P., Mcallister, M.K., Trites, A.W., Walters, C.J., andHammill, M.O. 2019. Continued decline of a collapsed population of Atlantic Cod. Can. J.Fish. Aquat. Sci. 76: 168–184 </w:t>
+      </w:r>
+    </w:p>
+    <w:p>
+      <w:r>
+        <w:t>Minto, C., Myers, R. A., and Blanchard, W. 2008. Survival variability and population density infish populations. Nature, 452: 344–347</w:t>
+      </w:r>
+    </w:p>
+    <w:p>
+      <w:r>
+        <w:t>Ricard, D., Minto, C., Jensen, O.P. and Baum, J.K. (2012) Evaluating the knowledge base and status of commercially exploited marine species with the RAM Legacy Stock Assessment Database. Fish and Fisheries 13 (4) 380-398. DOI: </w:t>
+      </w:r>
+      <w:hyperlink r:id="rId14" w:history="1">
+        <w:r>
+          <w:t>10.1111/j.1467-2979.2011.00435.x</w:t>
+        </w:r>
+      </w:hyperlink>
+    </w:p>
+    <w:p>
+      <w:r>
+        <w:t>Winter, A.M., Vasilyeva, N., and Vladimirov, A. 2023. Spawner weight and ocean temperature drive Allee effect dynamics in Atlantic cod, Gadus morhua: inherent and emergent density regulation. Biogeosciences 20(17): 3683–3716. doi:10.5194/bg-20-3683-2023.</w:t>
+      </w:r>
+    </w:p>
+    <w:p/>
+    <w:p/>
+    <w:p/>
     <w:sectPr>
-      <w:headerReference w:type="even" r:id="rId11"/>
-      <w:headerReference w:type="default" r:id="rId12"/>
-      <w:headerReference w:type="first" r:id="rId13"/>
+      <w:headerReference w:type="even" r:id="rId15"/>
+      <w:headerReference w:type="default" r:id="rId16"/>
+      <w:headerReference w:type="first" r:id="rId17"/>
       <w:pgSz w:w="12240" w:h="15840"/>
       <w:pgMar w:top="1440" w:right="1440" w:bottom="1440" w:left="1440" w:header="720" w:footer="720" w:gutter="0"/>
       <w:cols w:space="720"/>
@@ -12592,6 +12348,38 @@
     </w:sectPr>
   </w:body>
 </w:document>
+</file>
+
+<file path=word/comments.xml><?xml version="1.0" encoding="utf-8"?>
+<w:comments xmlns:wpc="http://schemas.microsoft.com/office/word/2010/wordprocessingCanvas" xmlns:mo="http://schemas.microsoft.com/office/mac/office/2008/main" xmlns:mc="http://schemas.openxmlformats.org/markup-compatibility/2006" xmlns:mv="urn:schemas-microsoft-com:mac:vml" xmlns:o="urn:schemas-microsoft-com:office:office" xmlns:r="http://schemas.openxmlformats.org/officeDocument/2006/relationships" xmlns:m="http://schemas.openxmlformats.org/officeDocument/2006/math" xmlns:v="urn:schemas-microsoft-com:vml" xmlns:wp14="http://schemas.microsoft.com/office/word/2010/wordprocessingDrawing" xmlns:wp="http://schemas.openxmlformats.org/drawingml/2006/wordprocessingDrawing" xmlns:w10="urn:schemas-microsoft-com:office:word" xmlns:w="http://schemas.openxmlformats.org/wordprocessingml/2006/main" xmlns:w14="http://schemas.microsoft.com/office/word/2010/wordml" xmlns:w15="http://schemas.microsoft.com/office/word/2012/wordml" xmlns:wpg="http://schemas.microsoft.com/office/word/2010/wordprocessingGroup" xmlns:wpi="http://schemas.microsoft.com/office/word/2010/wordprocessingInk" xmlns:wne="http://schemas.microsoft.com/office/word/2006/wordml" xmlns:wps="http://schemas.microsoft.com/office/word/2010/wordprocessingShape" mc:Ignorable="w14 w15 wp14">
+  <w:comment w:id="0" w:author="François Turcotte" w:date="2026-02-07T13:31:00Z" w:initials="FT">
+    <w:p>
+      <w:pPr>
+        <w:pStyle w:val="CommentText"/>
+      </w:pPr>
+      <w:r>
+        <w:rPr>
+          <w:rStyle w:val="CommentReference"/>
+        </w:rPr>
+        <w:annotationRef/>
+      </w:r>
+      <w:r>
+        <w:t>Mention this one and the 4tvn short one but don’t show the results. Just say in the discussion that length of the time series matter for these stocks with very long history of exploitation</w:t>
+      </w:r>
+    </w:p>
+    <w:p>
+      <w:pPr>
+        <w:pStyle w:val="CommentText"/>
+      </w:pPr>
+    </w:p>
+  </w:comment>
+</w:comments>
+</file>
+
+<file path=word/commentsExtended.xml><?xml version="1.0" encoding="utf-8"?>
+<w15:commentsEx xmlns:wpc="http://schemas.microsoft.com/office/word/2010/wordprocessingCanvas" xmlns:mo="http://schemas.microsoft.com/office/mac/office/2008/main" xmlns:mc="http://schemas.openxmlformats.org/markup-compatibility/2006" xmlns:mv="urn:schemas-microsoft-com:mac:vml" xmlns:o="urn:schemas-microsoft-com:office:office" xmlns:r="http://schemas.openxmlformats.org/officeDocument/2006/relationships" xmlns:m="http://schemas.openxmlformats.org/officeDocument/2006/math" xmlns:v="urn:schemas-microsoft-com:vml" xmlns:wp14="http://schemas.microsoft.com/office/word/2010/wordprocessingDrawing" xmlns:wp="http://schemas.openxmlformats.org/drawingml/2006/wordprocessingDrawing" xmlns:w10="urn:schemas-microsoft-com:office:word" xmlns:w="http://schemas.openxmlformats.org/wordprocessingml/2006/main" xmlns:w14="http://schemas.microsoft.com/office/word/2010/wordml" xmlns:w15="http://schemas.microsoft.com/office/word/2012/wordml" xmlns:wpg="http://schemas.microsoft.com/office/word/2010/wordprocessingGroup" xmlns:wpi="http://schemas.microsoft.com/office/word/2010/wordprocessingInk" xmlns:wne="http://schemas.microsoft.com/office/word/2006/wordml" xmlns:wps="http://schemas.microsoft.com/office/word/2010/wordprocessingShape" mc:Ignorable="w14 w15 wp14">
+  <w15:commentEx w15:paraId="1F24DCBC" w15:done="0"/>
+</w15:commentsEx>
 </file>
 
 <file path=word/endnotes.xml><?xml version="1.0" encoding="utf-8"?>
@@ -12727,13 +12515,13 @@
             </wp:anchor>
           </w:drawing>
         </mc:Choice>
-        <mc:Fallback xmlns:w16se="http://schemas.microsoft.com/office/word/2015/wordml/symex" xmlns:w16sdtfl="http://schemas.microsoft.com/office/word/2024/wordml/sdtformatlock" xmlns:w16sdtdh="http://schemas.microsoft.com/office/word/2020/wordml/sdtdatahash" xmlns:w16du="http://schemas.microsoft.com/office/word/2023/wordml/word16du" xmlns:w16="http://schemas.microsoft.com/office/word/2018/wordml" xmlns:w16cid="http://schemas.microsoft.com/office/word/2016/wordml/cid" xmlns:w16cex="http://schemas.microsoft.com/office/word/2018/wordml/cex" xmlns:oel="http://schemas.microsoft.com/office/2019/extlst" xmlns:am3d="http://schemas.microsoft.com/office/drawing/2017/model3d" xmlns:aink="http://schemas.microsoft.com/office/drawing/2016/ink" xmlns:cx8="http://schemas.microsoft.com/office/drawing/2016/5/14/chartex" xmlns:cx7="http://schemas.microsoft.com/office/drawing/2016/5/13/chartex" xmlns:cx6="http://schemas.microsoft.com/office/drawing/2016/5/12/chartex" xmlns:cx5="http://schemas.microsoft.com/office/drawing/2016/5/11/chartex" xmlns:cx4="http://schemas.microsoft.com/office/drawing/2016/5/10/chartex" xmlns:cx3="http://schemas.microsoft.com/office/drawing/2016/5/9/chartex" xmlns:cx2="http://schemas.microsoft.com/office/drawing/2015/10/21/chartex" xmlns:cx1="http://schemas.microsoft.com/office/drawing/2015/9/8/chartex" xmlns:cx="http://schemas.microsoft.com/office/drawing/2014/chartex">
+        <mc:Fallback>
           <w:pict>
-            <v:shapetype w14:anchorId="06EF4786" id="_x0000_t202" coordsize="21600,21600" o:spt="202" path="m,l,21600r21600,l21600,xe">
+            <v:shapetype w14:anchorId="06EF4786" id="_x0000_t202" coordsize="21600,21600" o:spt="202" path="m0,0l0,21600,21600,21600,21600,0xe">
               <v:stroke joinstyle="miter"/>
               <v:path gradientshapeok="t" o:connecttype="rect"/>
             </v:shapetype>
-            <v:shape id="Text Box 2" o:spid="_x0000_s1026" type="#_x0000_t202" alt="Unclassified - Non-Classifié" style="position:absolute;margin-left:110.9pt;margin-top:0;width:150.9pt;height:31.95pt;z-index:251659264;visibility:visible;mso-wrap-style:none;mso-wrap-distance-left:0;mso-wrap-distance-top:0;mso-wrap-distance-right:0;mso-wrap-distance-bottom:0;mso-position-horizontal:right;mso-position-horizontal-relative:page;mso-position-vertical:top;mso-position-vertical-relative:page;v-text-anchor:top" o:gfxdata="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" filled="f" stroked="f">
+            <v:shape id="Text Box 2" o:spid="_x0000_s1026" type="#_x0000_t202" alt="Unclassified - Non-Classifié" style="position:absolute;margin-left:99.7pt;margin-top:0;width:150.9pt;height:31.95pt;z-index:251659264;visibility:visible;mso-wrap-style:none;mso-wrap-distance-left:0;mso-wrap-distance-top:0;mso-wrap-distance-right:0;mso-wrap-distance-bottom:0;mso-position-horizontal:right;mso-position-horizontal-relative:page;mso-position-vertical:top;mso-position-vertical-relative:page;v-text-anchor:top" o:gfxdata="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" filled="f" stroked="f">
               <v:textbox style="mso-fit-shape-to-text:t" inset="0,15pt,20pt,0">
                 <w:txbxContent>
                   <w:p>
@@ -12849,13 +12637,13 @@
             </wp:anchor>
           </w:drawing>
         </mc:Choice>
-        <mc:Fallback xmlns:w16se="http://schemas.microsoft.com/office/word/2015/wordml/symex" xmlns:w16sdtfl="http://schemas.microsoft.com/office/word/2024/wordml/sdtformatlock" xmlns:w16sdtdh="http://schemas.microsoft.com/office/word/2020/wordml/sdtdatahash" xmlns:w16du="http://schemas.microsoft.com/office/word/2023/wordml/word16du" xmlns:w16="http://schemas.microsoft.com/office/word/2018/wordml" xmlns:w16cid="http://schemas.microsoft.com/office/word/2016/wordml/cid" xmlns:w16cex="http://schemas.microsoft.com/office/word/2018/wordml/cex" xmlns:oel="http://schemas.microsoft.com/office/2019/extlst" xmlns:am3d="http://schemas.microsoft.com/office/drawing/2017/model3d" xmlns:aink="http://schemas.microsoft.com/office/drawing/2016/ink" xmlns:cx8="http://schemas.microsoft.com/office/drawing/2016/5/14/chartex" xmlns:cx7="http://schemas.microsoft.com/office/drawing/2016/5/13/chartex" xmlns:cx6="http://schemas.microsoft.com/office/drawing/2016/5/12/chartex" xmlns:cx5="http://schemas.microsoft.com/office/drawing/2016/5/11/chartex" xmlns:cx4="http://schemas.microsoft.com/office/drawing/2016/5/10/chartex" xmlns:cx3="http://schemas.microsoft.com/office/drawing/2016/5/9/chartex" xmlns:cx2="http://schemas.microsoft.com/office/drawing/2015/10/21/chartex" xmlns:cx1="http://schemas.microsoft.com/office/drawing/2015/9/8/chartex" xmlns:cx="http://schemas.microsoft.com/office/drawing/2014/chartex">
+        <mc:Fallback>
           <w:pict>
-            <v:shapetype w14:anchorId="581DE010" id="_x0000_t202" coordsize="21600,21600" o:spt="202" path="m,l,21600r21600,l21600,xe">
+            <v:shapetype w14:anchorId="581DE010" id="_x0000_t202" coordsize="21600,21600" o:spt="202" path="m0,0l0,21600,21600,21600,21600,0xe">
               <v:stroke joinstyle="miter"/>
               <v:path gradientshapeok="t" o:connecttype="rect"/>
             </v:shapetype>
-            <v:shape id="Text Box 3" o:spid="_x0000_s1027" type="#_x0000_t202" alt="Unclassified - Non-Classifié" style="position:absolute;margin-left:110.9pt;margin-top:0;width:150.9pt;height:31.95pt;z-index:251660288;visibility:visible;mso-wrap-style:none;mso-wrap-distance-left:0;mso-wrap-distance-top:0;mso-wrap-distance-right:0;mso-wrap-distance-bottom:0;mso-position-horizontal:right;mso-position-horizontal-relative:page;mso-position-vertical:top;mso-position-vertical-relative:page;v-text-anchor:top" o:gfxdata="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" filled="f" stroked="f">
+            <v:shape id="Text Box 3" o:spid="_x0000_s1027" type="#_x0000_t202" alt="Unclassified - Non-Classifié" style="position:absolute;margin-left:99.7pt;margin-top:0;width:150.9pt;height:31.95pt;z-index:251660288;visibility:visible;mso-wrap-style:none;mso-wrap-distance-left:0;mso-wrap-distance-top:0;mso-wrap-distance-right:0;mso-wrap-distance-bottom:0;mso-position-horizontal:right;mso-position-horizontal-relative:page;mso-position-vertical:top;mso-position-vertical-relative:page;v-text-anchor:top" o:gfxdata="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" filled="f" stroked="f">
               <v:textbox style="mso-fit-shape-to-text:t" inset="0,15pt,20pt,0">
                 <w:txbxContent>
                   <w:p>
@@ -12971,13 +12759,13 @@
             </wp:anchor>
           </w:drawing>
         </mc:Choice>
-        <mc:Fallback xmlns:w16se="http://schemas.microsoft.com/office/word/2015/wordml/symex" xmlns:w16sdtfl="http://schemas.microsoft.com/office/word/2024/wordml/sdtformatlock" xmlns:w16sdtdh="http://schemas.microsoft.com/office/word/2020/wordml/sdtdatahash" xmlns:w16du="http://schemas.microsoft.com/office/word/2023/wordml/word16du" xmlns:w16="http://schemas.microsoft.com/office/word/2018/wordml" xmlns:w16cid="http://schemas.microsoft.com/office/word/2016/wordml/cid" xmlns:w16cex="http://schemas.microsoft.com/office/word/2018/wordml/cex" xmlns:oel="http://schemas.microsoft.com/office/2019/extlst" xmlns:am3d="http://schemas.microsoft.com/office/drawing/2017/model3d" xmlns:aink="http://schemas.microsoft.com/office/drawing/2016/ink" xmlns:cx8="http://schemas.microsoft.com/office/drawing/2016/5/14/chartex" xmlns:cx7="http://schemas.microsoft.com/office/drawing/2016/5/13/chartex" xmlns:cx6="http://schemas.microsoft.com/office/drawing/2016/5/12/chartex" xmlns:cx5="http://schemas.microsoft.com/office/drawing/2016/5/11/chartex" xmlns:cx4="http://schemas.microsoft.com/office/drawing/2016/5/10/chartex" xmlns:cx3="http://schemas.microsoft.com/office/drawing/2016/5/9/chartex" xmlns:cx2="http://schemas.microsoft.com/office/drawing/2015/10/21/chartex" xmlns:cx1="http://schemas.microsoft.com/office/drawing/2015/9/8/chartex" xmlns:cx="http://schemas.microsoft.com/office/drawing/2014/chartex">
+        <mc:Fallback>
           <w:pict>
-            <v:shapetype w14:anchorId="1E4DA630" id="_x0000_t202" coordsize="21600,21600" o:spt="202" path="m,l,21600r21600,l21600,xe">
+            <v:shapetype w14:anchorId="1E4DA630" id="_x0000_t202" coordsize="21600,21600" o:spt="202" path="m0,0l0,21600,21600,21600,21600,0xe">
               <v:stroke joinstyle="miter"/>
               <v:path gradientshapeok="t" o:connecttype="rect"/>
             </v:shapetype>
-            <v:shape id="Text Box 1" o:spid="_x0000_s1028" type="#_x0000_t202" alt="Unclassified - Non-Classifié" style="position:absolute;margin-left:110.9pt;margin-top:0;width:150.9pt;height:31.95pt;z-index:251658240;visibility:visible;mso-wrap-style:none;mso-wrap-distance-left:0;mso-wrap-distance-top:0;mso-wrap-distance-right:0;mso-wrap-distance-bottom:0;mso-position-horizontal:right;mso-position-horizontal-relative:page;mso-position-vertical:top;mso-position-vertical-relative:page;v-text-anchor:top" o:gfxdata="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" filled="f" stroked="f">
+            <v:shape id="Text Box 1" o:spid="_x0000_s1028" type="#_x0000_t202" alt="Unclassified - Non-Classifié" style="position:absolute;margin-left:99.7pt;margin-top:0;width:150.9pt;height:31.95pt;z-index:251658240;visibility:visible;mso-wrap-style:none;mso-wrap-distance-left:0;mso-wrap-distance-top:0;mso-wrap-distance-right:0;mso-wrap-distance-bottom:0;mso-position-horizontal:right;mso-position-horizontal-relative:page;mso-position-vertical:top;mso-position-vertical-relative:page;v-text-anchor:top" o:gfxdata="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" filled="f" stroked="f">
               <v:textbox style="mso-fit-shape-to-text:t" inset="0,15pt,20pt,0">
                 <w:txbxContent>
                   <w:p>
@@ -14343,6 +14131,69 @@
       <w:szCs w:val="18"/>
     </w:rPr>
   </w:style>
+  <w:style w:type="paragraph" w:styleId="Footer">
+    <w:name w:val="footer"/>
+    <w:basedOn w:val="Normal"/>
+    <w:link w:val="FooterChar"/>
+    <w:uiPriority w:val="99"/>
+    <w:unhideWhenUsed/>
+    <w:rsid w:val="00117E5D"/>
+    <w:pPr>
+      <w:tabs>
+        <w:tab w:val="center" w:pos="4680"/>
+        <w:tab w:val="right" w:pos="9360"/>
+      </w:tabs>
+      <w:spacing w:after="0" w:line="240" w:lineRule="auto"/>
+    </w:pPr>
+  </w:style>
+  <w:style w:type="character" w:customStyle="1" w:styleId="FooterChar">
+    <w:name w:val="Footer Char"/>
+    <w:basedOn w:val="DefaultParagraphFont"/>
+    <w:link w:val="Footer"/>
+    <w:uiPriority w:val="99"/>
+    <w:rsid w:val="00117E5D"/>
+  </w:style>
+  <w:style w:type="paragraph" w:styleId="BalloonText">
+    <w:name w:val="Balloon Text"/>
+    <w:basedOn w:val="Normal"/>
+    <w:link w:val="BalloonTextChar"/>
+    <w:uiPriority w:val="99"/>
+    <w:semiHidden/>
+    <w:unhideWhenUsed/>
+    <w:rsid w:val="0046244A"/>
+    <w:pPr>
+      <w:spacing w:after="0" w:line="240" w:lineRule="auto"/>
+    </w:pPr>
+    <w:rPr>
+      <w:rFonts w:ascii="Times New Roman" w:hAnsi="Times New Roman" w:cs="Times New Roman"/>
+      <w:sz w:val="18"/>
+      <w:szCs w:val="18"/>
+    </w:rPr>
+  </w:style>
+  <w:style w:type="character" w:customStyle="1" w:styleId="BalloonTextChar">
+    <w:name w:val="Balloon Text Char"/>
+    <w:basedOn w:val="DefaultParagraphFont"/>
+    <w:link w:val="BalloonText"/>
+    <w:uiPriority w:val="99"/>
+    <w:semiHidden/>
+    <w:rsid w:val="0046244A"/>
+    <w:rPr>
+      <w:rFonts w:ascii="Times New Roman" w:hAnsi="Times New Roman" w:cs="Times New Roman"/>
+      <w:sz w:val="18"/>
+      <w:szCs w:val="18"/>
+    </w:rPr>
+  </w:style>
+  <w:style w:type="character" w:styleId="Emphasis">
+    <w:name w:val="Emphasis"/>
+    <w:basedOn w:val="DefaultParagraphFont"/>
+    <w:uiPriority w:val="20"/>
+    <w:qFormat/>
+    <w:rsid w:val="00713784"/>
+    <w:rPr>
+      <w:i/>
+      <w:iCs/>
+    </w:rPr>
+  </w:style>
 </w:styles>
 </file>
 

--- a/report.docx
+++ b/report.docx
@@ -256,13 +256,7 @@
         <w:rPr>
           <w:rFonts w:cs="Arial"/>
         </w:rPr>
-        <w:t>quantified the strength of depensation</w:t>
-      </w:r>
-      <w:r>
-        <w:rPr>
-          <w:rFonts w:cs="Arial"/>
-        </w:rPr>
-        <w:t xml:space="preserve"> </w:t>
+        <w:t xml:space="preserve">quantified the strength of depensation </w:t>
       </w:r>
       <w:r>
         <w:rPr>
@@ -418,25 +412,67 @@
         <w:rPr>
           <w:highlight w:val="yellow"/>
         </w:rPr>
-        <w:t xml:space="preserve"> </w:t>
+        <w:t xml:space="preserve">  and </w:t>
       </w:r>
       <w:r>
         <w:rPr>
           <w:highlight w:val="yellow"/>
         </w:rPr>
-        <w:t xml:space="preserve"> and </w:t>
+        <w:t>grand banks</w:t>
       </w:r>
       <w:r>
         <w:rPr>
           <w:highlight w:val="yellow"/>
         </w:rPr>
-        <w:t>grand banks</w:t>
+        <w:t xml:space="preserve"> stocks</w:t>
       </w:r>
       <w:r>
         <w:rPr>
           <w:highlight w:val="yellow"/>
         </w:rPr>
-        <w:t xml:space="preserve"> stocks</w:t>
+        <w:t xml:space="preserve"> – </w:t>
+      </w:r>
+      <w:proofErr w:type="spellStart"/>
+      <w:r>
+        <w:rPr>
+          <w:highlight w:val="yellow"/>
+        </w:rPr>
+        <w:t>theres</w:t>
+      </w:r>
+      <w:proofErr w:type="spellEnd"/>
+      <w:r>
+        <w:rPr>
+          <w:highlight w:val="yellow"/>
+        </w:rPr>
+        <w:t xml:space="preserve"> eastern and western </w:t>
+      </w:r>
+      <w:proofErr w:type="spellStart"/>
+      <w:r>
+        <w:rPr>
+          <w:highlight w:val="yellow"/>
+        </w:rPr>
+        <w:t>georges</w:t>
+      </w:r>
+      <w:proofErr w:type="spellEnd"/>
+      <w:r>
+        <w:rPr>
+          <w:highlight w:val="yellow"/>
+        </w:rPr>
+        <w:t xml:space="preserve"> bank for Canadian and American sides – </w:t>
+      </w:r>
+      <w:proofErr w:type="spellStart"/>
+      <w:r>
+        <w:rPr>
+          <w:highlight w:val="yellow"/>
+        </w:rPr>
+        <w:t>tim</w:t>
+      </w:r>
+      <w:proofErr w:type="spellEnd"/>
+      <w:r>
+        <w:rPr>
+          <w:highlight w:val="yellow"/>
+        </w:rPr>
+        <w:t xml:space="preserve"> will check</w:t>
       </w:r>
     </w:p>
     <w:p>
@@ -497,18 +533,7 @@
                 <w:szCs w:val="22"/>
                 <w14:ligatures w14:val="none"/>
               </w:rPr>
-              <w:t>S</w:t>
-            </w:r>
-            <w:r>
-              <w:rPr>
-                <w:rFonts w:ascii="Aptos Narrow" w:eastAsia="Times New Roman" w:hAnsi="Aptos Narrow" w:cs="Times New Roman"/>
-                <w:color w:val="000000"/>
-                <w:kern w:val="0"/>
-                <w:sz w:val="22"/>
-                <w:szCs w:val="22"/>
-                <w14:ligatures w14:val="none"/>
-              </w:rPr>
-              <w:t>tock</w:t>
+              <w:t>Stock</w:t>
             </w:r>
             <w:r>
               <w:rPr>
@@ -5566,33 +5591,21 @@
         <w:rPr>
           <w:lang w:val="en-CA"/>
         </w:rPr>
-        <w:t xml:space="preserve">, stocks where the slope was positive </w:t>
-      </w:r>
+        <w:t xml:space="preserve">, stocks where the slope was positive were classified as stocks experiencing </w:t>
+      </w:r>
+      <w:proofErr w:type="spellStart"/>
       <w:r>
         <w:rPr>
           <w:lang w:val="en-CA"/>
         </w:rPr>
-        <w:t xml:space="preserve">were classified as stocks experiencing </w:t>
-      </w:r>
-      <w:proofErr w:type="spellStart"/>
+        <w:t>allee</w:t>
+      </w:r>
+      <w:proofErr w:type="spellEnd"/>
       <w:r>
         <w:rPr>
           <w:lang w:val="en-CA"/>
         </w:rPr>
-        <w:t>allee</w:t>
-      </w:r>
-      <w:proofErr w:type="spellEnd"/>
-      <w:r>
-        <w:rPr>
-          <w:lang w:val="en-CA"/>
-        </w:rPr>
-        <w:t xml:space="preserve"> effects</w:t>
-      </w:r>
-      <w:r>
-        <w:rPr>
-          <w:lang w:val="en-CA"/>
-        </w:rPr>
-        <w:t xml:space="preserve">. </w:t>
+        <w:t xml:space="preserve"> effects. </w:t>
       </w:r>
     </w:p>
     <w:p>
@@ -5884,13 +5897,7 @@
         <w:rPr>
           <w:rFonts w:eastAsiaTheme="minorEastAsia"/>
         </w:rPr>
-        <w:t>is the predicted production rate at minimum observed biomass</w:t>
-      </w:r>
-      <w:r>
-        <w:rPr>
-          <w:rFonts w:eastAsiaTheme="minorEastAsia"/>
-        </w:rPr>
-        <w:t xml:space="preserve"> in the depensation zone. </w:t>
+        <w:t xml:space="preserve">is the predicted production rate at minimum observed biomass in the depensation zone. </w:t>
       </w:r>
       <w:r>
         <w:rPr>
@@ -6129,6 +6136,9 @@
     <w:p>
       <w:pPr>
         <w:keepNext/>
+        <w:rPr>
+          <w:lang w:val="fr-CA"/>
+        </w:rPr>
       </w:pPr>
       <w:r>
         <w:rPr>
@@ -6305,16 +6315,7 @@
         <w:fldChar w:fldCharType="end"/>
       </w:r>
       <w:r>
-        <w:t xml:space="preserve">: </w:t>
-      </w:r>
-      <w:r>
-        <w:t xml:space="preserve">production rate in function of biomass, </w:t>
-      </w:r>
-      <w:r>
-        <w:t xml:space="preserve">blue </w:t>
-      </w:r>
-      <w:r>
-        <w:t>solid lines are regression lines over the range of data</w:t>
+        <w:t>: production rate in function of biomass, blue solid lines are regression lines over the range of data</w:t>
       </w:r>
     </w:p>
     <w:p>
@@ -12360,13 +12361,7 @@
         <w:rPr>
           <w:highlight w:val="yellow"/>
         </w:rPr>
-        <w:t>T</w:t>
-      </w:r>
-      <w:r>
-        <w:rPr>
-          <w:highlight w:val="yellow"/>
-        </w:rPr>
-        <w:t>he biomass estimates used here are derived from population models in stock assessments and therefore depend on the underlying model assumptions.</w:t>
+        <w:t>The biomass estimates used here are derived from population models in stock assessments and therefore depend on the underlying model assumptions.</w:t>
       </w:r>
     </w:p>
     <w:p/>
@@ -13614,6 +13609,7 @@
   <w:style w:type="character" w:default="1" w:styleId="DefaultParagraphFont">
     <w:name w:val="Default Paragraph Font"/>
     <w:uiPriority w:val="1"/>
+    <w:semiHidden/>
     <w:unhideWhenUsed/>
   </w:style>
   <w:style w:type="table" w:default="1" w:styleId="TableNormal">

--- a/report.docx
+++ b/report.docx
@@ -1,6 +1,6 @@
 
 <file path=word/document.xml><?xml version="1.0" encoding="utf-8"?>
-<w:document xmlns:wpc="http://schemas.microsoft.com/office/word/2010/wordprocessingCanvas" xmlns:cx="http://schemas.microsoft.com/office/drawing/2014/chartex" xmlns:cx1="http://schemas.microsoft.com/office/drawing/2015/9/8/chartex" xmlns:cx2="http://schemas.microsoft.com/office/drawing/2015/10/21/chartex" xmlns:cx3="http://schemas.microsoft.com/office/drawing/2016/5/9/chartex" xmlns:cx4="http://schemas.microsoft.com/office/drawing/2016/5/10/chartex" xmlns:cx5="http://schemas.microsoft.com/office/drawing/2016/5/11/chartex" xmlns:cx6="http://schemas.microsoft.com/office/drawing/2016/5/12/chartex" xmlns:cx7="http://schemas.microsoft.com/office/drawing/2016/5/13/chartex" xmlns:cx8="http://schemas.microsoft.com/office/drawing/2016/5/14/chartex" xmlns:mc="http://schemas.openxmlformats.org/markup-compatibility/2006" xmlns:aink="http://schemas.microsoft.com/office/drawing/2016/ink" xmlns:am3d="http://schemas.microsoft.com/office/drawing/2017/model3d" xmlns:o="urn:schemas-microsoft-com:office:office" xmlns:oel="http://schemas.microsoft.com/office/2019/extlst" xmlns:r="http://schemas.openxmlformats.org/officeDocument/2006/relationships" xmlns:m="http://schemas.openxmlformats.org/officeDocument/2006/math" xmlns:v="urn:schemas-microsoft-com:vml" xmlns:wp14="http://schemas.microsoft.com/office/word/2010/wordprocessingDrawing" xmlns:wp="http://schemas.openxmlformats.org/drawingml/2006/wordprocessingDrawing" xmlns:w10="urn:schemas-microsoft-com:office:word" xmlns:w="http://schemas.openxmlformats.org/wordprocessingml/2006/main" xmlns:w14="http://schemas.microsoft.com/office/word/2010/wordml" xmlns:w15="http://schemas.microsoft.com/office/word/2012/wordml" xmlns:w16cex="http://schemas.microsoft.com/office/word/2018/wordml/cex" xmlns:w16cid="http://schemas.microsoft.com/office/word/2016/wordml/cid" xmlns:w16="http://schemas.microsoft.com/office/word/2018/wordml" xmlns:w16du="http://schemas.microsoft.com/office/word/2023/wordml/word16du" xmlns:w16sdtdh="http://schemas.microsoft.com/office/word/2020/wordml/sdtdatahash" xmlns:w16sdtfl="http://schemas.microsoft.com/office/word/2024/wordml/sdtformatlock" xmlns:w16se="http://schemas.microsoft.com/office/word/2015/wordml/symex" xmlns:wpg="http://schemas.microsoft.com/office/word/2010/wordprocessingGroup" xmlns:wpi="http://schemas.microsoft.com/office/word/2010/wordprocessingInk" xmlns:wne="http://schemas.microsoft.com/office/word/2006/wordml" xmlns:wps="http://schemas.microsoft.com/office/word/2010/wordprocessingShape" mc:Ignorable="w14 w15 w16se w16cid w16 w16cex w16sdtdh w16sdtfl w16du wp14">
+<w:document xmlns:wpc="http://schemas.microsoft.com/office/word/2010/wordprocessingCanvas" xmlns:mo="http://schemas.microsoft.com/office/mac/office/2008/main" xmlns:mc="http://schemas.openxmlformats.org/markup-compatibility/2006" xmlns:mv="urn:schemas-microsoft-com:mac:vml" xmlns:o="urn:schemas-microsoft-com:office:office" xmlns:r="http://schemas.openxmlformats.org/officeDocument/2006/relationships" xmlns:m="http://schemas.openxmlformats.org/officeDocument/2006/math" xmlns:v="urn:schemas-microsoft-com:vml" xmlns:wp14="http://schemas.microsoft.com/office/word/2010/wordprocessingDrawing" xmlns:wp="http://schemas.openxmlformats.org/drawingml/2006/wordprocessingDrawing" xmlns:w10="urn:schemas-microsoft-com:office:word" xmlns:w="http://schemas.openxmlformats.org/wordprocessingml/2006/main" xmlns:w14="http://schemas.microsoft.com/office/word/2010/wordml" xmlns:w15="http://schemas.microsoft.com/office/word/2012/wordml" xmlns:wpg="http://schemas.microsoft.com/office/word/2010/wordprocessingGroup" xmlns:wpi="http://schemas.microsoft.com/office/word/2010/wordprocessingInk" xmlns:wne="http://schemas.microsoft.com/office/word/2006/wordml" xmlns:wps="http://schemas.microsoft.com/office/word/2010/wordprocessingShape" mc:Ignorable="w14 w15 wp14">
   <w:body>
     <w:p>
       <w:pPr>
@@ -136,21 +136,7 @@
         <w:rPr>
           <w:rFonts w:ascii="Arial" w:hAnsi="Arial" w:cs="Arial"/>
         </w:rPr>
-        <w:t>dependent population dynamics, per capita population growth is expected to increase as abundance declines, owing to reduced intraspecific competition at low density (Nicholson 1933). However, below a critical threshold this relationship can reverse, such that per capita growth declines with further reductions in abundance. This phenomenon, known as an Allee effect, introduces depensatory dynamics that can substantially slow or prevent recovery from depletion (</w:t>
-      </w:r>
-      <w:proofErr w:type="spellStart"/>
-      <w:r>
-        <w:rPr>
-          <w:rFonts w:ascii="Arial" w:hAnsi="Arial" w:cs="Arial"/>
-        </w:rPr>
-        <w:t>Courchamp</w:t>
-      </w:r>
-      <w:proofErr w:type="spellEnd"/>
-      <w:r>
-        <w:rPr>
-          <w:rFonts w:ascii="Arial" w:hAnsi="Arial" w:cs="Arial"/>
-        </w:rPr>
-        <w:t xml:space="preserve"> et al. 1999; Minto et al. 2008; Neubauer et al. 2013).</w:t>
+        <w:t>dependent population dynamics, per capita population growth is expected to increase as abundance declines, owing to reduced intraspecific competition at low density (Nicholson 1933). However, below a critical threshold this relationship can reverse, such that per capita growth declines with further reductions in abundance. This phenomenon, known as an Allee effect, introduces depensatory dynamics that can substantially slow or prevent recovery from depletion (Courchamp et al. 1999; Minto et al. 2008; Neubauer et al. 2013).</w:t>
       </w:r>
     </w:p>
     <w:p>
@@ -172,18 +158,8 @@
           <w:i/>
           <w:iCs/>
         </w:rPr>
-        <w:t xml:space="preserve">Gadus </w:t>
-      </w:r>
-      <w:proofErr w:type="spellStart"/>
-      <w:r>
-        <w:rPr>
-          <w:rFonts w:ascii="Arial" w:hAnsi="Arial" w:cs="Arial"/>
-          <w:i/>
-          <w:iCs/>
-        </w:rPr>
-        <w:t>morhua</w:t>
-      </w:r>
-      <w:proofErr w:type="spellEnd"/>
+        <w:t>Gadus morhua</w:t>
+      </w:r>
       <w:r>
         <w:rPr>
           <w:rFonts w:ascii="Arial" w:hAnsi="Arial" w:cs="Arial"/>
@@ -363,21 +339,7 @@
         <w:rPr>
           <w:rFonts w:ascii="Arial" w:hAnsi="Arial" w:cs="Arial"/>
         </w:rPr>
-        <w:t xml:space="preserve">Atlantic Cod </w:t>
-      </w:r>
-      <w:proofErr w:type="spellStart"/>
-      <w:r>
-        <w:rPr>
-          <w:rFonts w:ascii="Arial" w:hAnsi="Arial" w:cs="Arial"/>
-        </w:rPr>
-        <w:t>sotcks</w:t>
-      </w:r>
-      <w:proofErr w:type="spellEnd"/>
-      <w:r>
-        <w:rPr>
-          <w:rFonts w:ascii="Arial" w:hAnsi="Arial" w:cs="Arial"/>
-        </w:rPr>
-        <w:t xml:space="preserve"> c</w:t>
+        <w:t>Atlantic Cod sotcks c</w:t>
       </w:r>
       <w:r>
         <w:rPr>
@@ -1022,7 +984,7 @@
     </w:p>
     <w:tbl>
       <w:tblPr>
-        <w:tblW w:w="9360" w:type="dxa"/>
+        <w:tblW w:w="9918" w:type="dxa"/>
         <w:tblBorders>
           <w:top w:val="single" w:sz="4" w:space="0" w:color="auto"/>
           <w:left w:val="single" w:sz="4" w:space="0" w:color="auto"/>
@@ -1034,19 +996,19 @@
         <w:tblLook w:val="04A0" w:firstRow="1" w:lastRow="0" w:firstColumn="1" w:lastColumn="0" w:noHBand="0" w:noVBand="1"/>
       </w:tblPr>
       <w:tblGrid>
-        <w:gridCol w:w="1780"/>
-        <w:gridCol w:w="2620"/>
-        <w:gridCol w:w="1260"/>
-        <w:gridCol w:w="2300"/>
-        <w:gridCol w:w="1400"/>
+        <w:gridCol w:w="1521"/>
+        <w:gridCol w:w="2704"/>
+        <w:gridCol w:w="1300"/>
+        <w:gridCol w:w="2373"/>
+        <w:gridCol w:w="2020"/>
       </w:tblGrid>
       <w:tr>
         <w:trPr>
-          <w:trHeight w:val="465"/>
+          <w:trHeight w:val="397"/>
         </w:trPr>
         <w:tc>
           <w:tcPr>
-            <w:tcW w:w="1780" w:type="dxa"/>
+            <w:tcW w:w="1521" w:type="dxa"/>
             <w:shd w:val="clear" w:color="auto" w:fill="auto"/>
             <w:noWrap/>
             <w:vAlign w:val="center"/>
@@ -1080,7 +1042,7 @@
         </w:tc>
         <w:tc>
           <w:tcPr>
-            <w:tcW w:w="2620" w:type="dxa"/>
+            <w:tcW w:w="2704" w:type="dxa"/>
             <w:shd w:val="clear" w:color="auto" w:fill="auto"/>
             <w:noWrap/>
             <w:vAlign w:val="center"/>
@@ -1114,7 +1076,7 @@
         </w:tc>
         <w:tc>
           <w:tcPr>
-            <w:tcW w:w="1260" w:type="dxa"/>
+            <w:tcW w:w="1300" w:type="dxa"/>
             <w:shd w:val="clear" w:color="auto" w:fill="auto"/>
             <w:noWrap/>
             <w:vAlign w:val="center"/>
@@ -1148,7 +1110,7 @@
         </w:tc>
         <w:tc>
           <w:tcPr>
-            <w:tcW w:w="2300" w:type="dxa"/>
+            <w:tcW w:w="2373" w:type="dxa"/>
             <w:shd w:val="clear" w:color="auto" w:fill="auto"/>
             <w:noWrap/>
             <w:vAlign w:val="center"/>
@@ -1215,7 +1177,7 @@
         </w:tc>
         <w:tc>
           <w:tcPr>
-            <w:tcW w:w="1400" w:type="dxa"/>
+            <w:tcW w:w="2020" w:type="dxa"/>
             <w:vAlign w:val="center"/>
           </w:tcPr>
           <w:p>
@@ -1251,7 +1213,45 @@
         </w:trPr>
         <w:tc>
           <w:tcPr>
-            <w:tcW w:w="1780" w:type="dxa"/>
+            <w:tcW w:w="9918" w:type="dxa"/>
+            <w:gridSpan w:val="5"/>
+            <w:shd w:val="clear" w:color="auto" w:fill="auto"/>
+            <w:noWrap/>
+            <w:vAlign w:val="center"/>
+          </w:tcPr>
+          <w:p>
+            <w:pPr>
+              <w:spacing w:after="0" w:line="240" w:lineRule="auto"/>
+              <w:rPr>
+                <w:rFonts w:ascii="Aptos Narrow" w:eastAsia="Times New Roman" w:hAnsi="Aptos Narrow" w:cs="Times New Roman"/>
+                <w:color w:val="000000"/>
+                <w:kern w:val="0"/>
+                <w:sz w:val="18"/>
+                <w:szCs w:val="18"/>
+                <w14:ligatures w14:val="none"/>
+              </w:rPr>
+            </w:pPr>
+            <w:r>
+              <w:rPr>
+                <w:rFonts w:ascii="Aptos Narrow" w:eastAsia="Times New Roman" w:hAnsi="Aptos Narrow" w:cs="Times New Roman"/>
+                <w:color w:val="000000"/>
+                <w:kern w:val="0"/>
+                <w:sz w:val="18"/>
+                <w:szCs w:val="18"/>
+                <w14:ligatures w14:val="none"/>
+              </w:rPr>
+              <w:t>Northwest Atlantic stocks</w:t>
+            </w:r>
+          </w:p>
+        </w:tc>
+      </w:tr>
+      <w:tr>
+        <w:trPr>
+          <w:trHeight w:val="311"/>
+        </w:trPr>
+        <w:tc>
+          <w:tcPr>
+            <w:tcW w:w="1521" w:type="dxa"/>
             <w:shd w:val="clear" w:color="auto" w:fill="auto"/>
             <w:noWrap/>
             <w:vAlign w:val="center"/>
@@ -1285,7 +1285,7 @@
         </w:tc>
         <w:tc>
           <w:tcPr>
-            <w:tcW w:w="2620" w:type="dxa"/>
+            <w:tcW w:w="2704" w:type="dxa"/>
             <w:shd w:val="clear" w:color="auto" w:fill="auto"/>
             <w:noWrap/>
             <w:vAlign w:val="center"/>
@@ -1319,7 +1319,7 @@
         </w:tc>
         <w:tc>
           <w:tcPr>
-            <w:tcW w:w="1260" w:type="dxa"/>
+            <w:tcW w:w="1300" w:type="dxa"/>
             <w:shd w:val="clear" w:color="auto" w:fill="auto"/>
             <w:noWrap/>
             <w:vAlign w:val="center"/>
@@ -1353,7 +1353,7 @@
         </w:tc>
         <w:tc>
           <w:tcPr>
-            <w:tcW w:w="2300" w:type="dxa"/>
+            <w:tcW w:w="2373" w:type="dxa"/>
             <w:shd w:val="clear" w:color="auto" w:fill="auto"/>
             <w:noWrap/>
             <w:vAlign w:val="center"/>
@@ -1387,22 +1387,33 @@
         </w:tc>
         <w:tc>
           <w:tcPr>
-            <w:tcW w:w="1400" w:type="dxa"/>
-            <w:vAlign w:val="center"/>
-          </w:tcPr>
-          <w:p>
-            <w:pPr>
-              <w:spacing w:after="0" w:line="240" w:lineRule="auto"/>
-              <w:jc w:val="center"/>
-              <w:rPr>
-                <w:rFonts w:ascii="Aptos Narrow" w:eastAsia="Times New Roman" w:hAnsi="Aptos Narrow" w:cs="Times New Roman"/>
-                <w:color w:val="000000"/>
-                <w:kern w:val="0"/>
-                <w:sz w:val="18"/>
-                <w:szCs w:val="18"/>
-                <w14:ligatures w14:val="none"/>
-              </w:rPr>
-            </w:pPr>
+            <w:tcW w:w="2020" w:type="dxa"/>
+            <w:vAlign w:val="center"/>
+          </w:tcPr>
+          <w:p>
+            <w:pPr>
+              <w:spacing w:after="0" w:line="240" w:lineRule="auto"/>
+              <w:jc w:val="center"/>
+              <w:rPr>
+                <w:rFonts w:ascii="Aptos Narrow" w:eastAsia="Times New Roman" w:hAnsi="Aptos Narrow" w:cs="Times New Roman"/>
+                <w:color w:val="000000"/>
+                <w:kern w:val="0"/>
+                <w:sz w:val="18"/>
+                <w:szCs w:val="18"/>
+                <w14:ligatures w14:val="none"/>
+              </w:rPr>
+            </w:pPr>
+            <w:r>
+              <w:rPr>
+                <w:rFonts w:ascii="Aptos Narrow" w:eastAsia="Times New Roman" w:hAnsi="Aptos Narrow" w:cs="Times New Roman"/>
+                <w:color w:val="000000"/>
+                <w:kern w:val="0"/>
+                <w:sz w:val="18"/>
+                <w:szCs w:val="18"/>
+                <w14:ligatures w14:val="none"/>
+              </w:rPr>
+              <w:t>Schijns et al. 2021</w:t>
+            </w:r>
           </w:p>
         </w:tc>
       </w:tr>
@@ -1412,7 +1423,7 @@
         </w:trPr>
         <w:tc>
           <w:tcPr>
-            <w:tcW w:w="1780" w:type="dxa"/>
+            <w:tcW w:w="1521" w:type="dxa"/>
             <w:shd w:val="clear" w:color="auto" w:fill="auto"/>
             <w:noWrap/>
             <w:vAlign w:val="center"/>
@@ -1446,7 +1457,7 @@
         </w:tc>
         <w:tc>
           <w:tcPr>
-            <w:tcW w:w="2620" w:type="dxa"/>
+            <w:tcW w:w="2704" w:type="dxa"/>
             <w:shd w:val="clear" w:color="auto" w:fill="auto"/>
             <w:noWrap/>
             <w:vAlign w:val="center"/>
@@ -1480,7 +1491,7 @@
         </w:tc>
         <w:tc>
           <w:tcPr>
-            <w:tcW w:w="1260" w:type="dxa"/>
+            <w:tcW w:w="1300" w:type="dxa"/>
             <w:shd w:val="clear" w:color="auto" w:fill="auto"/>
             <w:noWrap/>
             <w:vAlign w:val="center"/>
@@ -1514,7 +1525,7 @@
         </w:tc>
         <w:tc>
           <w:tcPr>
-            <w:tcW w:w="2300" w:type="dxa"/>
+            <w:tcW w:w="2373" w:type="dxa"/>
             <w:shd w:val="clear" w:color="auto" w:fill="auto"/>
             <w:noWrap/>
             <w:vAlign w:val="center"/>
@@ -1548,22 +1559,33 @@
         </w:tc>
         <w:tc>
           <w:tcPr>
-            <w:tcW w:w="1400" w:type="dxa"/>
-            <w:vAlign w:val="center"/>
-          </w:tcPr>
-          <w:p>
-            <w:pPr>
-              <w:spacing w:after="0" w:line="240" w:lineRule="auto"/>
-              <w:jc w:val="center"/>
-              <w:rPr>
-                <w:rFonts w:ascii="Aptos Narrow" w:eastAsia="Times New Roman" w:hAnsi="Aptos Narrow" w:cs="Times New Roman"/>
-                <w:color w:val="000000"/>
-                <w:kern w:val="0"/>
-                <w:sz w:val="18"/>
-                <w:szCs w:val="18"/>
-                <w14:ligatures w14:val="none"/>
-              </w:rPr>
-            </w:pPr>
+            <w:tcW w:w="2020" w:type="dxa"/>
+            <w:vAlign w:val="center"/>
+          </w:tcPr>
+          <w:p>
+            <w:pPr>
+              <w:spacing w:after="0" w:line="240" w:lineRule="auto"/>
+              <w:jc w:val="center"/>
+              <w:rPr>
+                <w:rFonts w:ascii="Aptos Narrow" w:eastAsia="Times New Roman" w:hAnsi="Aptos Narrow" w:cs="Times New Roman"/>
+                <w:color w:val="000000"/>
+                <w:kern w:val="0"/>
+                <w:sz w:val="18"/>
+                <w:szCs w:val="18"/>
+                <w14:ligatures w14:val="none"/>
+              </w:rPr>
+            </w:pPr>
+            <w:r>
+              <w:rPr>
+                <w:rFonts w:ascii="Aptos Narrow" w:eastAsia="Times New Roman" w:hAnsi="Aptos Narrow" w:cs="Times New Roman"/>
+                <w:color w:val="000000"/>
+                <w:kern w:val="0"/>
+                <w:sz w:val="18"/>
+                <w:szCs w:val="18"/>
+                <w14:ligatures w14:val="none"/>
+              </w:rPr>
+              <w:t>Ouellette-Plante et al. 2025</w:t>
+            </w:r>
           </w:p>
         </w:tc>
       </w:tr>
@@ -1573,7 +1595,7 @@
         </w:trPr>
         <w:tc>
           <w:tcPr>
-            <w:tcW w:w="1780" w:type="dxa"/>
+            <w:tcW w:w="1521" w:type="dxa"/>
             <w:shd w:val="clear" w:color="auto" w:fill="auto"/>
             <w:noWrap/>
             <w:vAlign w:val="center"/>
@@ -1607,7 +1629,7 @@
         </w:tc>
         <w:tc>
           <w:tcPr>
-            <w:tcW w:w="2620" w:type="dxa"/>
+            <w:tcW w:w="2704" w:type="dxa"/>
             <w:shd w:val="clear" w:color="auto" w:fill="auto"/>
             <w:noWrap/>
             <w:vAlign w:val="center"/>
@@ -1641,7 +1663,7 @@
         </w:tc>
         <w:tc>
           <w:tcPr>
-            <w:tcW w:w="1260" w:type="dxa"/>
+            <w:tcW w:w="1300" w:type="dxa"/>
             <w:shd w:val="clear" w:color="auto" w:fill="auto"/>
             <w:noWrap/>
             <w:vAlign w:val="center"/>
@@ -1675,7 +1697,7 @@
         </w:tc>
         <w:tc>
           <w:tcPr>
-            <w:tcW w:w="2300" w:type="dxa"/>
+            <w:tcW w:w="2373" w:type="dxa"/>
             <w:shd w:val="clear" w:color="auto" w:fill="auto"/>
             <w:noWrap/>
             <w:vAlign w:val="center"/>
@@ -1709,22 +1731,33 @@
         </w:tc>
         <w:tc>
           <w:tcPr>
-            <w:tcW w:w="1400" w:type="dxa"/>
-            <w:vAlign w:val="center"/>
-          </w:tcPr>
-          <w:p>
-            <w:pPr>
-              <w:spacing w:after="0" w:line="240" w:lineRule="auto"/>
-              <w:jc w:val="center"/>
-              <w:rPr>
-                <w:rFonts w:ascii="Aptos Narrow" w:eastAsia="Times New Roman" w:hAnsi="Aptos Narrow" w:cs="Times New Roman"/>
-                <w:color w:val="000000"/>
-                <w:kern w:val="0"/>
-                <w:sz w:val="18"/>
-                <w:szCs w:val="18"/>
-                <w14:ligatures w14:val="none"/>
-              </w:rPr>
-            </w:pPr>
+            <w:tcW w:w="2020" w:type="dxa"/>
+            <w:vAlign w:val="center"/>
+          </w:tcPr>
+          <w:p>
+            <w:pPr>
+              <w:spacing w:after="0" w:line="240" w:lineRule="auto"/>
+              <w:jc w:val="center"/>
+              <w:rPr>
+                <w:rFonts w:ascii="Aptos Narrow" w:eastAsia="Times New Roman" w:hAnsi="Aptos Narrow" w:cs="Times New Roman"/>
+                <w:color w:val="000000"/>
+                <w:kern w:val="0"/>
+                <w:sz w:val="18"/>
+                <w:szCs w:val="18"/>
+                <w14:ligatures w14:val="none"/>
+              </w:rPr>
+            </w:pPr>
+            <w:r>
+              <w:rPr>
+                <w:rFonts w:ascii="Aptos Narrow" w:eastAsia="Times New Roman" w:hAnsi="Aptos Narrow" w:cs="Times New Roman"/>
+                <w:color w:val="000000"/>
+                <w:kern w:val="0"/>
+                <w:sz w:val="18"/>
+                <w:szCs w:val="18"/>
+                <w14:ligatures w14:val="none"/>
+              </w:rPr>
+              <w:t>Varkey et al. 2025</w:t>
+            </w:r>
           </w:p>
         </w:tc>
       </w:tr>
@@ -1734,7 +1767,7 @@
         </w:trPr>
         <w:tc>
           <w:tcPr>
-            <w:tcW w:w="1780" w:type="dxa"/>
+            <w:tcW w:w="1521" w:type="dxa"/>
             <w:shd w:val="clear" w:color="auto" w:fill="auto"/>
             <w:noWrap/>
             <w:vAlign w:val="center"/>
@@ -1768,7 +1801,7 @@
         </w:tc>
         <w:tc>
           <w:tcPr>
-            <w:tcW w:w="2620" w:type="dxa"/>
+            <w:tcW w:w="2704" w:type="dxa"/>
             <w:shd w:val="clear" w:color="auto" w:fill="auto"/>
             <w:noWrap/>
             <w:vAlign w:val="center"/>
@@ -1802,7 +1835,7 @@
         </w:tc>
         <w:tc>
           <w:tcPr>
-            <w:tcW w:w="1260" w:type="dxa"/>
+            <w:tcW w:w="1300" w:type="dxa"/>
             <w:shd w:val="clear" w:color="auto" w:fill="auto"/>
             <w:noWrap/>
             <w:vAlign w:val="center"/>
@@ -1836,7 +1869,7 @@
         </w:tc>
         <w:tc>
           <w:tcPr>
-            <w:tcW w:w="2300" w:type="dxa"/>
+            <w:tcW w:w="2373" w:type="dxa"/>
             <w:shd w:val="clear" w:color="auto" w:fill="auto"/>
             <w:noWrap/>
             <w:vAlign w:val="center"/>
@@ -1870,22 +1903,33 @@
         </w:tc>
         <w:tc>
           <w:tcPr>
-            <w:tcW w:w="1400" w:type="dxa"/>
-            <w:vAlign w:val="center"/>
-          </w:tcPr>
-          <w:p>
-            <w:pPr>
-              <w:spacing w:after="0" w:line="240" w:lineRule="auto"/>
-              <w:jc w:val="center"/>
-              <w:rPr>
-                <w:rFonts w:ascii="Aptos Narrow" w:eastAsia="Times New Roman" w:hAnsi="Aptos Narrow" w:cs="Times New Roman"/>
-                <w:color w:val="000000"/>
-                <w:kern w:val="0"/>
-                <w:sz w:val="18"/>
-                <w:szCs w:val="18"/>
-                <w14:ligatures w14:val="none"/>
-              </w:rPr>
-            </w:pPr>
+            <w:tcW w:w="2020" w:type="dxa"/>
+            <w:vAlign w:val="center"/>
+          </w:tcPr>
+          <w:p>
+            <w:pPr>
+              <w:spacing w:after="0" w:line="240" w:lineRule="auto"/>
+              <w:jc w:val="center"/>
+              <w:rPr>
+                <w:rFonts w:ascii="Aptos Narrow" w:eastAsia="Times New Roman" w:hAnsi="Aptos Narrow" w:cs="Times New Roman"/>
+                <w:color w:val="000000"/>
+                <w:kern w:val="0"/>
+                <w:sz w:val="18"/>
+                <w:szCs w:val="18"/>
+                <w14:ligatures w14:val="none"/>
+              </w:rPr>
+            </w:pPr>
+            <w:r>
+              <w:rPr>
+                <w:rFonts w:ascii="Aptos Narrow" w:eastAsia="Times New Roman" w:hAnsi="Aptos Narrow" w:cs="Times New Roman"/>
+                <w:color w:val="000000"/>
+                <w:kern w:val="0"/>
+                <w:sz w:val="18"/>
+                <w:szCs w:val="18"/>
+                <w14:ligatures w14:val="none"/>
+              </w:rPr>
+              <w:t>Turcotte et al. 2024</w:t>
+            </w:r>
           </w:p>
         </w:tc>
       </w:tr>
@@ -1895,7 +1939,7 @@
         </w:trPr>
         <w:tc>
           <w:tcPr>
-            <w:tcW w:w="1780" w:type="dxa"/>
+            <w:tcW w:w="1521" w:type="dxa"/>
             <w:shd w:val="clear" w:color="auto" w:fill="auto"/>
             <w:noWrap/>
             <w:vAlign w:val="center"/>
@@ -1929,7 +1973,7 @@
         </w:tc>
         <w:tc>
           <w:tcPr>
-            <w:tcW w:w="2620" w:type="dxa"/>
+            <w:tcW w:w="2704" w:type="dxa"/>
             <w:shd w:val="clear" w:color="auto" w:fill="auto"/>
             <w:noWrap/>
             <w:vAlign w:val="center"/>
@@ -1963,7 +2007,7 @@
         </w:tc>
         <w:tc>
           <w:tcPr>
-            <w:tcW w:w="1260" w:type="dxa"/>
+            <w:tcW w:w="1300" w:type="dxa"/>
             <w:shd w:val="clear" w:color="auto" w:fill="auto"/>
             <w:noWrap/>
             <w:vAlign w:val="center"/>
@@ -1997,7 +2041,7 @@
         </w:tc>
         <w:tc>
           <w:tcPr>
-            <w:tcW w:w="2300" w:type="dxa"/>
+            <w:tcW w:w="2373" w:type="dxa"/>
             <w:shd w:val="clear" w:color="auto" w:fill="auto"/>
             <w:noWrap/>
             <w:vAlign w:val="center"/>
@@ -2031,22 +2075,33 @@
         </w:tc>
         <w:tc>
           <w:tcPr>
-            <w:tcW w:w="1400" w:type="dxa"/>
-            <w:vAlign w:val="center"/>
-          </w:tcPr>
-          <w:p>
-            <w:pPr>
-              <w:spacing w:after="0" w:line="240" w:lineRule="auto"/>
-              <w:jc w:val="center"/>
-              <w:rPr>
-                <w:rFonts w:ascii="Aptos Narrow" w:eastAsia="Times New Roman" w:hAnsi="Aptos Narrow" w:cs="Times New Roman"/>
-                <w:color w:val="000000"/>
-                <w:kern w:val="0"/>
-                <w:sz w:val="18"/>
-                <w:szCs w:val="18"/>
-                <w14:ligatures w14:val="none"/>
-              </w:rPr>
-            </w:pPr>
+            <w:tcW w:w="2020" w:type="dxa"/>
+            <w:vAlign w:val="center"/>
+          </w:tcPr>
+          <w:p>
+            <w:pPr>
+              <w:spacing w:after="0" w:line="240" w:lineRule="auto"/>
+              <w:jc w:val="center"/>
+              <w:rPr>
+                <w:rFonts w:ascii="Aptos Narrow" w:eastAsia="Times New Roman" w:hAnsi="Aptos Narrow" w:cs="Times New Roman"/>
+                <w:color w:val="000000"/>
+                <w:kern w:val="0"/>
+                <w:sz w:val="18"/>
+                <w:szCs w:val="18"/>
+                <w14:ligatures w14:val="none"/>
+              </w:rPr>
+            </w:pPr>
+            <w:r>
+              <w:rPr>
+                <w:rFonts w:ascii="Aptos Narrow" w:eastAsia="Times New Roman" w:hAnsi="Aptos Narrow" w:cs="Times New Roman"/>
+                <w:color w:val="000000"/>
+                <w:kern w:val="0"/>
+                <w:sz w:val="18"/>
+                <w:szCs w:val="18"/>
+                <w14:ligatures w14:val="none"/>
+              </w:rPr>
+              <w:t>Mohn and Rowe 2012</w:t>
+            </w:r>
           </w:p>
         </w:tc>
       </w:tr>
@@ -2056,7 +2111,7 @@
         </w:trPr>
         <w:tc>
           <w:tcPr>
-            <w:tcW w:w="1780" w:type="dxa"/>
+            <w:tcW w:w="1521" w:type="dxa"/>
             <w:shd w:val="clear" w:color="auto" w:fill="auto"/>
             <w:noWrap/>
             <w:vAlign w:val="center"/>
@@ -2090,7 +2145,7 @@
         </w:tc>
         <w:tc>
           <w:tcPr>
-            <w:tcW w:w="2620" w:type="dxa"/>
+            <w:tcW w:w="2704" w:type="dxa"/>
             <w:shd w:val="clear" w:color="auto" w:fill="auto"/>
             <w:noWrap/>
             <w:vAlign w:val="center"/>
@@ -2124,7 +2179,7 @@
         </w:tc>
         <w:tc>
           <w:tcPr>
-            <w:tcW w:w="1260" w:type="dxa"/>
+            <w:tcW w:w="1300" w:type="dxa"/>
             <w:shd w:val="clear" w:color="auto" w:fill="auto"/>
             <w:noWrap/>
             <w:vAlign w:val="center"/>
@@ -2158,7 +2213,7 @@
         </w:tc>
         <w:tc>
           <w:tcPr>
-            <w:tcW w:w="2300" w:type="dxa"/>
+            <w:tcW w:w="2373" w:type="dxa"/>
             <w:shd w:val="clear" w:color="auto" w:fill="auto"/>
             <w:noWrap/>
             <w:vAlign w:val="center"/>
@@ -2192,22 +2247,33 @@
         </w:tc>
         <w:tc>
           <w:tcPr>
-            <w:tcW w:w="1400" w:type="dxa"/>
-            <w:vAlign w:val="center"/>
-          </w:tcPr>
-          <w:p>
-            <w:pPr>
-              <w:spacing w:after="0" w:line="240" w:lineRule="auto"/>
-              <w:jc w:val="center"/>
-              <w:rPr>
-                <w:rFonts w:ascii="Aptos Narrow" w:eastAsia="Times New Roman" w:hAnsi="Aptos Narrow" w:cs="Times New Roman"/>
-                <w:color w:val="000000"/>
-                <w:kern w:val="0"/>
-                <w:sz w:val="18"/>
-                <w:szCs w:val="18"/>
-                <w14:ligatures w14:val="none"/>
-              </w:rPr>
-            </w:pPr>
+            <w:tcW w:w="2020" w:type="dxa"/>
+            <w:vAlign w:val="center"/>
+          </w:tcPr>
+          <w:p>
+            <w:pPr>
+              <w:spacing w:after="0" w:line="240" w:lineRule="auto"/>
+              <w:jc w:val="center"/>
+              <w:rPr>
+                <w:rFonts w:ascii="Aptos Narrow" w:eastAsia="Times New Roman" w:hAnsi="Aptos Narrow" w:cs="Times New Roman"/>
+                <w:color w:val="000000"/>
+                <w:kern w:val="0"/>
+                <w:sz w:val="18"/>
+                <w:szCs w:val="18"/>
+                <w14:ligatures w14:val="none"/>
+              </w:rPr>
+            </w:pPr>
+            <w:r>
+              <w:rPr>
+                <w:rFonts w:ascii="Aptos Narrow" w:eastAsia="Times New Roman" w:hAnsi="Aptos Narrow" w:cs="Times New Roman"/>
+                <w:color w:val="000000"/>
+                <w:kern w:val="0"/>
+                <w:sz w:val="18"/>
+                <w:szCs w:val="18"/>
+                <w14:ligatures w14:val="none"/>
+              </w:rPr>
+              <w:t xml:space="preserve">Andrucschenko et al. 2022 and </w:t>
+            </w:r>
           </w:p>
         </w:tc>
       </w:tr>
@@ -2217,143 +2283,139 @@
         </w:trPr>
         <w:tc>
           <w:tcPr>
-            <w:tcW w:w="1780" w:type="dxa"/>
-            <w:shd w:val="clear" w:color="auto" w:fill="auto"/>
-            <w:noWrap/>
-            <w:vAlign w:val="center"/>
-            <w:hideMark/>
-          </w:tcPr>
-          <w:p>
-            <w:pPr>
-              <w:spacing w:after="0" w:line="240" w:lineRule="auto"/>
-              <w:jc w:val="center"/>
-              <w:rPr>
-                <w:rFonts w:ascii="Aptos Narrow" w:eastAsia="Times New Roman" w:hAnsi="Aptos Narrow" w:cs="Times New Roman"/>
-                <w:color w:val="000000"/>
-                <w:kern w:val="0"/>
-                <w:sz w:val="18"/>
-                <w:szCs w:val="18"/>
-                <w14:ligatures w14:val="none"/>
-              </w:rPr>
-            </w:pPr>
-            <w:r>
-              <w:rPr>
-                <w:rFonts w:ascii="Aptos Narrow" w:eastAsia="Times New Roman" w:hAnsi="Aptos Narrow" w:cs="Times New Roman"/>
-                <w:color w:val="000000"/>
-                <w:kern w:val="0"/>
-                <w:sz w:val="18"/>
-                <w:szCs w:val="18"/>
-                <w14:ligatures w14:val="none"/>
-              </w:rPr>
-              <w:t>COD1F-XIV</w:t>
-            </w:r>
-          </w:p>
-        </w:tc>
-        <w:tc>
-          <w:tcPr>
-            <w:tcW w:w="2620" w:type="dxa"/>
-            <w:shd w:val="clear" w:color="auto" w:fill="auto"/>
-            <w:noWrap/>
-            <w:vAlign w:val="center"/>
-            <w:hideMark/>
-          </w:tcPr>
-          <w:p>
-            <w:pPr>
-              <w:spacing w:after="0" w:line="240" w:lineRule="auto"/>
-              <w:jc w:val="center"/>
-              <w:rPr>
-                <w:rFonts w:ascii="Aptos Narrow" w:eastAsia="Times New Roman" w:hAnsi="Aptos Narrow" w:cs="Times New Roman"/>
-                <w:color w:val="000000"/>
-                <w:kern w:val="0"/>
-                <w:sz w:val="18"/>
-                <w:szCs w:val="18"/>
-                <w14:ligatures w14:val="none"/>
-              </w:rPr>
-            </w:pPr>
-            <w:r>
-              <w:rPr>
-                <w:rFonts w:ascii="Aptos Narrow" w:eastAsia="Times New Roman" w:hAnsi="Aptos Narrow" w:cs="Times New Roman"/>
-                <w:color w:val="000000"/>
-                <w:kern w:val="0"/>
-                <w:sz w:val="18"/>
-                <w:szCs w:val="18"/>
-                <w14:ligatures w14:val="none"/>
-              </w:rPr>
-              <w:t>NAFO 1F and ICES 14</w:t>
-            </w:r>
-          </w:p>
-        </w:tc>
-        <w:tc>
-          <w:tcPr>
-            <w:tcW w:w="1260" w:type="dxa"/>
-            <w:shd w:val="clear" w:color="auto" w:fill="auto"/>
-            <w:noWrap/>
-            <w:vAlign w:val="center"/>
-            <w:hideMark/>
-          </w:tcPr>
-          <w:p>
-            <w:pPr>
-              <w:spacing w:after="0" w:line="240" w:lineRule="auto"/>
-              <w:jc w:val="center"/>
-              <w:rPr>
-                <w:rFonts w:ascii="Aptos Narrow" w:eastAsia="Times New Roman" w:hAnsi="Aptos Narrow" w:cs="Times New Roman"/>
-                <w:color w:val="000000"/>
-                <w:kern w:val="0"/>
-                <w:sz w:val="18"/>
-                <w:szCs w:val="18"/>
-                <w14:ligatures w14:val="none"/>
-              </w:rPr>
-            </w:pPr>
-            <w:r>
-              <w:rPr>
-                <w:rFonts w:ascii="Aptos Narrow" w:eastAsia="Times New Roman" w:hAnsi="Aptos Narrow" w:cs="Times New Roman"/>
-                <w:color w:val="000000"/>
-                <w:kern w:val="0"/>
-                <w:sz w:val="18"/>
-                <w:szCs w:val="18"/>
-                <w14:ligatures w14:val="none"/>
-              </w:rPr>
-              <w:t>1973-2021</w:t>
-            </w:r>
-          </w:p>
-        </w:tc>
-        <w:tc>
-          <w:tcPr>
-            <w:tcW w:w="2300" w:type="dxa"/>
-            <w:shd w:val="clear" w:color="auto" w:fill="auto"/>
-            <w:noWrap/>
-            <w:vAlign w:val="center"/>
-            <w:hideMark/>
-          </w:tcPr>
-          <w:p>
-            <w:pPr>
-              <w:spacing w:after="0" w:line="240" w:lineRule="auto"/>
-              <w:jc w:val="center"/>
-              <w:rPr>
-                <w:rFonts w:ascii="Aptos Narrow" w:eastAsia="Times New Roman" w:hAnsi="Aptos Narrow" w:cs="Times New Roman"/>
-                <w:color w:val="000000"/>
-                <w:kern w:val="0"/>
-                <w:sz w:val="18"/>
-                <w:szCs w:val="18"/>
-                <w14:ligatures w14:val="none"/>
-              </w:rPr>
-            </w:pPr>
-            <w:r>
-              <w:rPr>
-                <w:rFonts w:ascii="Aptos Narrow" w:eastAsia="Times New Roman" w:hAnsi="Aptos Narrow" w:cs="Times New Roman"/>
-                <w:color w:val="000000"/>
-                <w:kern w:val="0"/>
-                <w:sz w:val="18"/>
-                <w:szCs w:val="18"/>
-                <w14:ligatures w14:val="none"/>
-              </w:rPr>
-              <w:t>Greenland</w:t>
-            </w:r>
-          </w:p>
-        </w:tc>
-        <w:tc>
-          <w:tcPr>
-            <w:tcW w:w="1400" w:type="dxa"/>
+            <w:tcW w:w="1521" w:type="dxa"/>
+            <w:shd w:val="clear" w:color="auto" w:fill="auto"/>
+            <w:noWrap/>
+            <w:vAlign w:val="center"/>
+          </w:tcPr>
+          <w:p>
+            <w:pPr>
+              <w:spacing w:after="0" w:line="240" w:lineRule="auto"/>
+              <w:jc w:val="center"/>
+              <w:rPr>
+                <w:rFonts w:ascii="Aptos Narrow" w:eastAsia="Times New Roman" w:hAnsi="Aptos Narrow" w:cs="Times New Roman"/>
+                <w:color w:val="000000"/>
+                <w:kern w:val="0"/>
+                <w:sz w:val="18"/>
+                <w:szCs w:val="18"/>
+                <w14:ligatures w14:val="none"/>
+              </w:rPr>
+            </w:pPr>
+            <w:r>
+              <w:rPr>
+                <w:rFonts w:ascii="Aptos Narrow" w:eastAsia="Times New Roman" w:hAnsi="Aptos Narrow" w:cs="Times New Roman"/>
+                <w:color w:val="000000"/>
+                <w:kern w:val="0"/>
+                <w:sz w:val="18"/>
+                <w:szCs w:val="18"/>
+                <w14:ligatures w14:val="none"/>
+              </w:rPr>
+              <w:t>COD5Zjm</w:t>
+            </w:r>
+          </w:p>
+        </w:tc>
+        <w:tc>
+          <w:tcPr>
+            <w:tcW w:w="2704" w:type="dxa"/>
+            <w:shd w:val="clear" w:color="auto" w:fill="auto"/>
+            <w:noWrap/>
+            <w:vAlign w:val="center"/>
+          </w:tcPr>
+          <w:p>
+            <w:pPr>
+              <w:spacing w:after="0" w:line="240" w:lineRule="auto"/>
+              <w:jc w:val="center"/>
+              <w:rPr>
+                <w:rFonts w:ascii="Aptos Narrow" w:eastAsia="Times New Roman" w:hAnsi="Aptos Narrow" w:cs="Times New Roman"/>
+                <w:color w:val="000000"/>
+                <w:kern w:val="0"/>
+                <w:sz w:val="18"/>
+                <w:szCs w:val="18"/>
+                <w14:ligatures w14:val="none"/>
+              </w:rPr>
+            </w:pPr>
+            <w:r>
+              <w:rPr>
+                <w:rFonts w:ascii="Aptos Narrow" w:eastAsia="Times New Roman" w:hAnsi="Aptos Narrow" w:cs="Times New Roman"/>
+                <w:color w:val="000000"/>
+                <w:kern w:val="0"/>
+                <w:sz w:val="18"/>
+                <w:szCs w:val="18"/>
+                <w14:ligatures w14:val="none"/>
+              </w:rPr>
+              <w:t>NAFO 5Zjm</w:t>
+            </w:r>
+          </w:p>
+        </w:tc>
+        <w:tc>
+          <w:tcPr>
+            <w:tcW w:w="1300" w:type="dxa"/>
+            <w:shd w:val="clear" w:color="auto" w:fill="auto"/>
+            <w:noWrap/>
+            <w:vAlign w:val="center"/>
+          </w:tcPr>
+          <w:p>
+            <w:pPr>
+              <w:spacing w:after="0" w:line="240" w:lineRule="auto"/>
+              <w:jc w:val="center"/>
+              <w:rPr>
+                <w:rFonts w:ascii="Aptos Narrow" w:eastAsia="Times New Roman" w:hAnsi="Aptos Narrow" w:cs="Times New Roman"/>
+                <w:color w:val="000000"/>
+                <w:kern w:val="0"/>
+                <w:sz w:val="18"/>
+                <w:szCs w:val="18"/>
+                <w14:ligatures w14:val="none"/>
+              </w:rPr>
+            </w:pPr>
+            <w:r>
+              <w:rPr>
+                <w:rFonts w:ascii="Aptos Narrow" w:eastAsia="Times New Roman" w:hAnsi="Aptos Narrow" w:cs="Times New Roman"/>
+                <w:color w:val="000000"/>
+                <w:kern w:val="0"/>
+                <w:sz w:val="18"/>
+                <w:szCs w:val="18"/>
+                <w14:ligatures w14:val="none"/>
+              </w:rPr>
+              <w:t>1978-2020</w:t>
+            </w:r>
+          </w:p>
+        </w:tc>
+        <w:tc>
+          <w:tcPr>
+            <w:tcW w:w="2373" w:type="dxa"/>
+            <w:shd w:val="clear" w:color="auto" w:fill="auto"/>
+            <w:noWrap/>
+            <w:vAlign w:val="center"/>
+          </w:tcPr>
+          <w:p>
+            <w:pPr>
+              <w:spacing w:after="0" w:line="240" w:lineRule="auto"/>
+              <w:jc w:val="center"/>
+              <w:rPr>
+                <w:rFonts w:ascii="Aptos Narrow" w:eastAsia="Times New Roman" w:hAnsi="Aptos Narrow" w:cs="Times New Roman"/>
+                <w:color w:val="000000"/>
+                <w:kern w:val="0"/>
+                <w:sz w:val="18"/>
+                <w:szCs w:val="18"/>
+                <w14:ligatures w14:val="none"/>
+              </w:rPr>
+            </w:pPr>
+            <w:r>
+              <w:rPr>
+                <w:rFonts w:ascii="Aptos Narrow" w:eastAsia="Times New Roman" w:hAnsi="Aptos Narrow" w:cs="Times New Roman"/>
+                <w:color w:val="000000"/>
+                <w:kern w:val="0"/>
+                <w:sz w:val="18"/>
+                <w:szCs w:val="18"/>
+                <w14:ligatures w14:val="none"/>
+              </w:rPr>
+              <w:t>Canada</w:t>
+            </w:r>
+          </w:p>
+        </w:tc>
+        <w:tc>
+          <w:tcPr>
+            <w:tcW w:w="2020" w:type="dxa"/>
             <w:vAlign w:val="center"/>
           </w:tcPr>
           <w:p>
@@ -2389,169 +2451,154 @@
         </w:trPr>
         <w:tc>
           <w:tcPr>
-            <w:tcW w:w="1780" w:type="dxa"/>
-            <w:shd w:val="clear" w:color="auto" w:fill="auto"/>
-            <w:noWrap/>
-            <w:vAlign w:val="center"/>
-            <w:hideMark/>
-          </w:tcPr>
-          <w:p>
-            <w:pPr>
-              <w:spacing w:after="0" w:line="240" w:lineRule="auto"/>
-              <w:jc w:val="center"/>
-              <w:rPr>
-                <w:rFonts w:ascii="Aptos Narrow" w:eastAsia="Times New Roman" w:hAnsi="Aptos Narrow" w:cs="Times New Roman"/>
-                <w:color w:val="000000"/>
-                <w:kern w:val="0"/>
-                <w:sz w:val="18"/>
-                <w:szCs w:val="18"/>
-                <w14:ligatures w14:val="none"/>
-              </w:rPr>
-            </w:pPr>
-            <w:r>
-              <w:rPr>
-                <w:rFonts w:ascii="Aptos Narrow" w:eastAsia="Times New Roman" w:hAnsi="Aptos Narrow" w:cs="Times New Roman"/>
-                <w:color w:val="000000"/>
-                <w:kern w:val="0"/>
-                <w:sz w:val="18"/>
-                <w:szCs w:val="18"/>
-                <w14:ligatures w14:val="none"/>
-              </w:rPr>
-              <w:t>COD1IN</w:t>
-            </w:r>
-          </w:p>
-        </w:tc>
-        <w:tc>
-          <w:tcPr>
-            <w:tcW w:w="2620" w:type="dxa"/>
-            <w:shd w:val="clear" w:color="auto" w:fill="auto"/>
-            <w:noWrap/>
-            <w:vAlign w:val="center"/>
-            <w:hideMark/>
-          </w:tcPr>
-          <w:p>
-            <w:pPr>
-              <w:spacing w:after="0" w:line="240" w:lineRule="auto"/>
-              <w:jc w:val="center"/>
-              <w:rPr>
-                <w:rFonts w:ascii="Aptos Narrow" w:eastAsia="Times New Roman" w:hAnsi="Aptos Narrow" w:cs="Times New Roman"/>
-                <w:color w:val="000000"/>
-                <w:kern w:val="0"/>
-                <w:sz w:val="18"/>
-                <w:szCs w:val="18"/>
-                <w14:ligatures w14:val="none"/>
-              </w:rPr>
-            </w:pPr>
-            <w:r>
-              <w:rPr>
-                <w:rFonts w:ascii="Aptos Narrow" w:eastAsia="Times New Roman" w:hAnsi="Aptos Narrow" w:cs="Times New Roman"/>
-                <w:color w:val="000000"/>
-                <w:kern w:val="0"/>
-                <w:sz w:val="18"/>
-                <w:szCs w:val="18"/>
-                <w14:ligatures w14:val="none"/>
-              </w:rPr>
-              <w:t>NAFO Subarea 1 (inshore)</w:t>
-            </w:r>
-          </w:p>
-        </w:tc>
-        <w:tc>
-          <w:tcPr>
-            <w:tcW w:w="1260" w:type="dxa"/>
-            <w:shd w:val="clear" w:color="auto" w:fill="auto"/>
-            <w:noWrap/>
-            <w:vAlign w:val="center"/>
-            <w:hideMark/>
-          </w:tcPr>
-          <w:p>
-            <w:pPr>
-              <w:spacing w:after="0" w:line="240" w:lineRule="auto"/>
-              <w:jc w:val="center"/>
-              <w:rPr>
-                <w:rFonts w:ascii="Aptos Narrow" w:eastAsia="Times New Roman" w:hAnsi="Aptos Narrow" w:cs="Times New Roman"/>
-                <w:color w:val="000000"/>
-                <w:kern w:val="0"/>
-                <w:sz w:val="18"/>
-                <w:szCs w:val="18"/>
-                <w14:ligatures w14:val="none"/>
-              </w:rPr>
-            </w:pPr>
-            <w:r>
-              <w:rPr>
-                <w:rFonts w:ascii="Aptos Narrow" w:eastAsia="Times New Roman" w:hAnsi="Aptos Narrow" w:cs="Times New Roman"/>
-                <w:color w:val="000000"/>
-                <w:kern w:val="0"/>
-                <w:sz w:val="18"/>
-                <w:szCs w:val="18"/>
-                <w14:ligatures w14:val="none"/>
-              </w:rPr>
-              <w:t>1976-2021</w:t>
-            </w:r>
-          </w:p>
-        </w:tc>
-        <w:tc>
-          <w:tcPr>
-            <w:tcW w:w="2300" w:type="dxa"/>
-            <w:shd w:val="clear" w:color="auto" w:fill="auto"/>
-            <w:noWrap/>
-            <w:vAlign w:val="center"/>
-            <w:hideMark/>
-          </w:tcPr>
-          <w:p>
-            <w:pPr>
-              <w:spacing w:after="0" w:line="240" w:lineRule="auto"/>
-              <w:jc w:val="center"/>
-              <w:rPr>
-                <w:rFonts w:ascii="Aptos Narrow" w:eastAsia="Times New Roman" w:hAnsi="Aptos Narrow" w:cs="Times New Roman"/>
-                <w:color w:val="000000"/>
-                <w:kern w:val="0"/>
-                <w:sz w:val="18"/>
-                <w:szCs w:val="18"/>
-                <w14:ligatures w14:val="none"/>
-              </w:rPr>
-            </w:pPr>
-            <w:r>
-              <w:rPr>
-                <w:rFonts w:ascii="Aptos Narrow" w:eastAsia="Times New Roman" w:hAnsi="Aptos Narrow" w:cs="Times New Roman"/>
-                <w:color w:val="000000"/>
-                <w:kern w:val="0"/>
-                <w:sz w:val="18"/>
-                <w:szCs w:val="18"/>
-                <w14:ligatures w14:val="none"/>
-              </w:rPr>
-              <w:t>Greenland</w:t>
-            </w:r>
-          </w:p>
-        </w:tc>
-        <w:tc>
-          <w:tcPr>
-            <w:tcW w:w="1400" w:type="dxa"/>
-            <w:vAlign w:val="center"/>
-          </w:tcPr>
-          <w:p>
-            <w:pPr>
-              <w:spacing w:after="0" w:line="240" w:lineRule="auto"/>
-              <w:jc w:val="center"/>
-              <w:rPr>
-                <w:rFonts w:ascii="Aptos Narrow" w:eastAsia="Times New Roman" w:hAnsi="Aptos Narrow" w:cs="Times New Roman"/>
-                <w:color w:val="000000"/>
-                <w:kern w:val="0"/>
-                <w:sz w:val="18"/>
-                <w:szCs w:val="18"/>
-                <w14:ligatures w14:val="none"/>
-              </w:rPr>
-            </w:pPr>
-            <w:r>
-              <w:rPr>
-                <w:rFonts w:ascii="Aptos Narrow" w:eastAsia="Times New Roman" w:hAnsi="Aptos Narrow" w:cs="Times New Roman"/>
-                <w:color w:val="000000"/>
-                <w:kern w:val="0"/>
-                <w:sz w:val="18"/>
-                <w:szCs w:val="18"/>
-                <w14:ligatures w14:val="none"/>
-              </w:rPr>
-              <w:t>RAM</w:t>
-            </w:r>
+            <w:tcW w:w="1521" w:type="dxa"/>
+            <w:shd w:val="clear" w:color="auto" w:fill="auto"/>
+            <w:noWrap/>
+            <w:vAlign w:val="center"/>
+          </w:tcPr>
+          <w:p>
+            <w:pPr>
+              <w:spacing w:after="0" w:line="240" w:lineRule="auto"/>
+              <w:jc w:val="center"/>
+              <w:rPr>
+                <w:rFonts w:ascii="Aptos Narrow" w:eastAsia="Times New Roman" w:hAnsi="Aptos Narrow" w:cs="Times New Roman"/>
+                <w:color w:val="000000"/>
+                <w:kern w:val="0"/>
+                <w:sz w:val="18"/>
+                <w:szCs w:val="18"/>
+                <w14:ligatures w14:val="none"/>
+              </w:rPr>
+            </w:pPr>
+            <w:r>
+              <w:rPr>
+                <w:rFonts w:ascii="Aptos Narrow" w:eastAsia="Times New Roman" w:hAnsi="Aptos Narrow" w:cs="Times New Roman"/>
+                <w:color w:val="000000"/>
+                <w:kern w:val="0"/>
+                <w:sz w:val="18"/>
+                <w:szCs w:val="18"/>
+                <w14:ligatures w14:val="none"/>
+              </w:rPr>
+              <w:t>GB</w:t>
+            </w:r>
+          </w:p>
+        </w:tc>
+        <w:tc>
+          <w:tcPr>
+            <w:tcW w:w="2704" w:type="dxa"/>
+            <w:shd w:val="clear" w:color="auto" w:fill="auto"/>
+            <w:noWrap/>
+            <w:vAlign w:val="center"/>
+          </w:tcPr>
+          <w:p>
+            <w:pPr>
+              <w:spacing w:after="0" w:line="240" w:lineRule="auto"/>
+              <w:jc w:val="center"/>
+              <w:rPr>
+                <w:rFonts w:ascii="Aptos Narrow" w:eastAsia="Times New Roman" w:hAnsi="Aptos Narrow" w:cs="Times New Roman"/>
+                <w:color w:val="000000"/>
+                <w:kern w:val="0"/>
+                <w:sz w:val="18"/>
+                <w:szCs w:val="18"/>
+                <w14:ligatures w14:val="none"/>
+              </w:rPr>
+            </w:pPr>
+            <w:r>
+              <w:rPr>
+                <w:rFonts w:ascii="Aptos Narrow" w:eastAsia="Times New Roman" w:hAnsi="Aptos Narrow" w:cs="Times New Roman"/>
+                <w:color w:val="000000"/>
+                <w:kern w:val="0"/>
+                <w:sz w:val="18"/>
+                <w:szCs w:val="18"/>
+                <w14:ligatures w14:val="none"/>
+              </w:rPr>
+              <w:t>Georges Banks</w:t>
+            </w:r>
+          </w:p>
+        </w:tc>
+        <w:tc>
+          <w:tcPr>
+            <w:tcW w:w="1300" w:type="dxa"/>
+            <w:shd w:val="clear" w:color="auto" w:fill="auto"/>
+            <w:noWrap/>
+            <w:vAlign w:val="center"/>
+          </w:tcPr>
+          <w:p>
+            <w:pPr>
+              <w:spacing w:after="0" w:line="240" w:lineRule="auto"/>
+              <w:jc w:val="center"/>
+              <w:rPr>
+                <w:rFonts w:ascii="Aptos Narrow" w:eastAsia="Times New Roman" w:hAnsi="Aptos Narrow" w:cs="Times New Roman"/>
+                <w:color w:val="000000"/>
+                <w:kern w:val="0"/>
+                <w:sz w:val="18"/>
+                <w:szCs w:val="18"/>
+                <w14:ligatures w14:val="none"/>
+              </w:rPr>
+            </w:pPr>
+            <w:r>
+              <w:rPr>
+                <w:rFonts w:ascii="Aptos Narrow" w:eastAsia="Times New Roman" w:hAnsi="Aptos Narrow" w:cs="Times New Roman"/>
+                <w:color w:val="000000"/>
+                <w:kern w:val="0"/>
+                <w:sz w:val="18"/>
+                <w:szCs w:val="18"/>
+                <w14:ligatures w14:val="none"/>
+              </w:rPr>
+              <w:t>1978-2022</w:t>
+            </w:r>
+          </w:p>
+        </w:tc>
+        <w:tc>
+          <w:tcPr>
+            <w:tcW w:w="2373" w:type="dxa"/>
+            <w:shd w:val="clear" w:color="auto" w:fill="auto"/>
+            <w:noWrap/>
+            <w:vAlign w:val="center"/>
+          </w:tcPr>
+          <w:p>
+            <w:pPr>
+              <w:spacing w:after="0" w:line="240" w:lineRule="auto"/>
+              <w:jc w:val="center"/>
+              <w:rPr>
+                <w:rFonts w:ascii="Aptos Narrow" w:eastAsia="Times New Roman" w:hAnsi="Aptos Narrow" w:cs="Times New Roman"/>
+                <w:color w:val="000000"/>
+                <w:kern w:val="0"/>
+                <w:sz w:val="18"/>
+                <w:szCs w:val="18"/>
+                <w14:ligatures w14:val="none"/>
+              </w:rPr>
+            </w:pPr>
+            <w:r>
+              <w:rPr>
+                <w:rFonts w:ascii="Aptos Narrow" w:eastAsia="Times New Roman" w:hAnsi="Aptos Narrow" w:cs="Times New Roman"/>
+                <w:color w:val="000000"/>
+                <w:kern w:val="0"/>
+                <w:sz w:val="18"/>
+                <w:szCs w:val="18"/>
+                <w14:ligatures w14:val="none"/>
+              </w:rPr>
+              <w:t>USA</w:t>
+            </w:r>
+          </w:p>
+        </w:tc>
+        <w:tc>
+          <w:tcPr>
+            <w:tcW w:w="2020" w:type="dxa"/>
+            <w:vAlign w:val="center"/>
+          </w:tcPr>
+          <w:p>
+            <w:pPr>
+              <w:spacing w:after="0" w:line="240" w:lineRule="auto"/>
+              <w:jc w:val="center"/>
+              <w:rPr>
+                <w:rFonts w:ascii="Aptos Narrow" w:eastAsia="Times New Roman" w:hAnsi="Aptos Narrow" w:cs="Times New Roman"/>
+                <w:color w:val="000000"/>
+                <w:kern w:val="0"/>
+                <w:sz w:val="18"/>
+                <w:szCs w:val="18"/>
+                <w14:ligatures w14:val="none"/>
+              </w:rPr>
+            </w:pPr>
           </w:p>
         </w:tc>
       </w:tr>
@@ -2561,169 +2608,154 @@
         </w:trPr>
         <w:tc>
           <w:tcPr>
-            <w:tcW w:w="1780" w:type="dxa"/>
-            <w:shd w:val="clear" w:color="auto" w:fill="auto"/>
-            <w:noWrap/>
-            <w:vAlign w:val="center"/>
-            <w:hideMark/>
-          </w:tcPr>
-          <w:p>
-            <w:pPr>
-              <w:spacing w:after="0" w:line="240" w:lineRule="auto"/>
-              <w:jc w:val="center"/>
-              <w:rPr>
-                <w:rFonts w:ascii="Aptos Narrow" w:eastAsia="Times New Roman" w:hAnsi="Aptos Narrow" w:cs="Times New Roman"/>
-                <w:color w:val="000000"/>
-                <w:kern w:val="0"/>
-                <w:sz w:val="18"/>
-                <w:szCs w:val="18"/>
-                <w14:ligatures w14:val="none"/>
-              </w:rPr>
-            </w:pPr>
-            <w:r>
-              <w:rPr>
-                <w:rFonts w:ascii="Aptos Narrow" w:eastAsia="Times New Roman" w:hAnsi="Aptos Narrow" w:cs="Times New Roman"/>
-                <w:color w:val="000000"/>
-                <w:kern w:val="0"/>
-                <w:sz w:val="18"/>
-                <w:szCs w:val="18"/>
-                <w14:ligatures w14:val="none"/>
-              </w:rPr>
-              <w:t>COD3NO</w:t>
-            </w:r>
-          </w:p>
-        </w:tc>
-        <w:tc>
-          <w:tcPr>
-            <w:tcW w:w="2620" w:type="dxa"/>
-            <w:shd w:val="clear" w:color="auto" w:fill="auto"/>
-            <w:noWrap/>
-            <w:vAlign w:val="center"/>
-            <w:hideMark/>
-          </w:tcPr>
-          <w:p>
-            <w:pPr>
-              <w:spacing w:after="0" w:line="240" w:lineRule="auto"/>
-              <w:jc w:val="center"/>
-              <w:rPr>
-                <w:rFonts w:ascii="Aptos Narrow" w:eastAsia="Times New Roman" w:hAnsi="Aptos Narrow" w:cs="Times New Roman"/>
-                <w:color w:val="000000"/>
-                <w:kern w:val="0"/>
-                <w:sz w:val="18"/>
-                <w:szCs w:val="18"/>
-                <w14:ligatures w14:val="none"/>
-              </w:rPr>
-            </w:pPr>
-            <w:r>
-              <w:rPr>
-                <w:rFonts w:ascii="Aptos Narrow" w:eastAsia="Times New Roman" w:hAnsi="Aptos Narrow" w:cs="Times New Roman"/>
-                <w:color w:val="000000"/>
-                <w:kern w:val="0"/>
-                <w:sz w:val="18"/>
-                <w:szCs w:val="18"/>
-                <w14:ligatures w14:val="none"/>
-              </w:rPr>
-              <w:t>Southern Grand Banks</w:t>
-            </w:r>
-          </w:p>
-        </w:tc>
-        <w:tc>
-          <w:tcPr>
-            <w:tcW w:w="1260" w:type="dxa"/>
-            <w:shd w:val="clear" w:color="auto" w:fill="auto"/>
-            <w:noWrap/>
-            <w:vAlign w:val="center"/>
-            <w:hideMark/>
-          </w:tcPr>
-          <w:p>
-            <w:pPr>
-              <w:spacing w:after="0" w:line="240" w:lineRule="auto"/>
-              <w:jc w:val="center"/>
-              <w:rPr>
-                <w:rFonts w:ascii="Aptos Narrow" w:eastAsia="Times New Roman" w:hAnsi="Aptos Narrow" w:cs="Times New Roman"/>
-                <w:color w:val="000000"/>
-                <w:kern w:val="0"/>
-                <w:sz w:val="18"/>
-                <w:szCs w:val="18"/>
-                <w14:ligatures w14:val="none"/>
-              </w:rPr>
-            </w:pPr>
-            <w:r>
-              <w:rPr>
-                <w:rFonts w:ascii="Aptos Narrow" w:eastAsia="Times New Roman" w:hAnsi="Aptos Narrow" w:cs="Times New Roman"/>
-                <w:color w:val="000000"/>
-                <w:kern w:val="0"/>
-                <w:sz w:val="18"/>
-                <w:szCs w:val="18"/>
-                <w14:ligatures w14:val="none"/>
-              </w:rPr>
-              <w:t>1953-2011</w:t>
-            </w:r>
-          </w:p>
-        </w:tc>
-        <w:tc>
-          <w:tcPr>
-            <w:tcW w:w="2300" w:type="dxa"/>
-            <w:shd w:val="clear" w:color="auto" w:fill="auto"/>
-            <w:noWrap/>
-            <w:vAlign w:val="center"/>
-            <w:hideMark/>
-          </w:tcPr>
-          <w:p>
-            <w:pPr>
-              <w:spacing w:after="0" w:line="240" w:lineRule="auto"/>
-              <w:jc w:val="center"/>
-              <w:rPr>
-                <w:rFonts w:ascii="Aptos Narrow" w:eastAsia="Times New Roman" w:hAnsi="Aptos Narrow" w:cs="Times New Roman"/>
-                <w:color w:val="000000"/>
-                <w:kern w:val="0"/>
-                <w:sz w:val="18"/>
-                <w:szCs w:val="18"/>
-                <w14:ligatures w14:val="none"/>
-              </w:rPr>
-            </w:pPr>
-            <w:r>
-              <w:rPr>
-                <w:rFonts w:ascii="Aptos Narrow" w:eastAsia="Times New Roman" w:hAnsi="Aptos Narrow" w:cs="Times New Roman"/>
-                <w:color w:val="000000"/>
-                <w:kern w:val="0"/>
-                <w:sz w:val="18"/>
-                <w:szCs w:val="18"/>
-                <w14:ligatures w14:val="none"/>
-              </w:rPr>
-              <w:t>Spain</w:t>
-            </w:r>
-          </w:p>
-        </w:tc>
-        <w:tc>
-          <w:tcPr>
-            <w:tcW w:w="1400" w:type="dxa"/>
-            <w:vAlign w:val="center"/>
-          </w:tcPr>
-          <w:p>
-            <w:pPr>
-              <w:spacing w:after="0" w:line="240" w:lineRule="auto"/>
-              <w:jc w:val="center"/>
-              <w:rPr>
-                <w:rFonts w:ascii="Aptos Narrow" w:eastAsia="Times New Roman" w:hAnsi="Aptos Narrow" w:cs="Times New Roman"/>
-                <w:color w:val="000000"/>
-                <w:kern w:val="0"/>
-                <w:sz w:val="18"/>
-                <w:szCs w:val="18"/>
-                <w14:ligatures w14:val="none"/>
-              </w:rPr>
-            </w:pPr>
-            <w:r>
-              <w:rPr>
-                <w:rFonts w:ascii="Aptos Narrow" w:eastAsia="Times New Roman" w:hAnsi="Aptos Narrow" w:cs="Times New Roman"/>
-                <w:color w:val="000000"/>
-                <w:kern w:val="0"/>
-                <w:sz w:val="18"/>
-                <w:szCs w:val="18"/>
-                <w14:ligatures w14:val="none"/>
-              </w:rPr>
-              <w:t>RAM</w:t>
-            </w:r>
+            <w:tcW w:w="1521" w:type="dxa"/>
+            <w:shd w:val="clear" w:color="auto" w:fill="auto"/>
+            <w:noWrap/>
+            <w:vAlign w:val="center"/>
+          </w:tcPr>
+          <w:p>
+            <w:pPr>
+              <w:spacing w:after="0" w:line="240" w:lineRule="auto"/>
+              <w:jc w:val="center"/>
+              <w:rPr>
+                <w:rFonts w:ascii="Aptos Narrow" w:eastAsia="Times New Roman" w:hAnsi="Aptos Narrow" w:cs="Times New Roman"/>
+                <w:color w:val="000000"/>
+                <w:kern w:val="0"/>
+                <w:sz w:val="18"/>
+                <w:szCs w:val="18"/>
+                <w14:ligatures w14:val="none"/>
+              </w:rPr>
+            </w:pPr>
+            <w:r>
+              <w:rPr>
+                <w:rFonts w:ascii="Aptos Narrow" w:eastAsia="Times New Roman" w:hAnsi="Aptos Narrow" w:cs="Times New Roman"/>
+                <w:color w:val="000000"/>
+                <w:kern w:val="0"/>
+                <w:sz w:val="18"/>
+                <w:szCs w:val="18"/>
+                <w14:ligatures w14:val="none"/>
+              </w:rPr>
+              <w:t>EGOM</w:t>
+            </w:r>
+          </w:p>
+        </w:tc>
+        <w:tc>
+          <w:tcPr>
+            <w:tcW w:w="2704" w:type="dxa"/>
+            <w:shd w:val="clear" w:color="auto" w:fill="auto"/>
+            <w:noWrap/>
+            <w:vAlign w:val="center"/>
+          </w:tcPr>
+          <w:p>
+            <w:pPr>
+              <w:spacing w:after="0" w:line="240" w:lineRule="auto"/>
+              <w:jc w:val="center"/>
+              <w:rPr>
+                <w:rFonts w:ascii="Aptos Narrow" w:eastAsia="Times New Roman" w:hAnsi="Aptos Narrow" w:cs="Times New Roman"/>
+                <w:color w:val="000000"/>
+                <w:kern w:val="0"/>
+                <w:sz w:val="18"/>
+                <w:szCs w:val="18"/>
+                <w14:ligatures w14:val="none"/>
+              </w:rPr>
+            </w:pPr>
+            <w:r>
+              <w:rPr>
+                <w:rFonts w:ascii="Aptos Narrow" w:eastAsia="Times New Roman" w:hAnsi="Aptos Narrow" w:cs="Times New Roman"/>
+                <w:color w:val="000000"/>
+                <w:kern w:val="0"/>
+                <w:sz w:val="18"/>
+                <w:szCs w:val="18"/>
+                <w14:ligatures w14:val="none"/>
+              </w:rPr>
+              <w:t>Eastern Gulf of Maine</w:t>
+            </w:r>
+          </w:p>
+        </w:tc>
+        <w:tc>
+          <w:tcPr>
+            <w:tcW w:w="1300" w:type="dxa"/>
+            <w:shd w:val="clear" w:color="auto" w:fill="auto"/>
+            <w:noWrap/>
+            <w:vAlign w:val="center"/>
+          </w:tcPr>
+          <w:p>
+            <w:pPr>
+              <w:spacing w:after="0" w:line="240" w:lineRule="auto"/>
+              <w:jc w:val="center"/>
+              <w:rPr>
+                <w:rFonts w:ascii="Aptos Narrow" w:eastAsia="Times New Roman" w:hAnsi="Aptos Narrow" w:cs="Times New Roman"/>
+                <w:color w:val="000000"/>
+                <w:kern w:val="0"/>
+                <w:sz w:val="18"/>
+                <w:szCs w:val="18"/>
+                <w14:ligatures w14:val="none"/>
+              </w:rPr>
+            </w:pPr>
+            <w:r>
+              <w:rPr>
+                <w:rFonts w:ascii="Aptos Narrow" w:eastAsia="Times New Roman" w:hAnsi="Aptos Narrow" w:cs="Times New Roman"/>
+                <w:color w:val="000000"/>
+                <w:kern w:val="0"/>
+                <w:sz w:val="18"/>
+                <w:szCs w:val="18"/>
+                <w14:ligatures w14:val="none"/>
+              </w:rPr>
+              <w:t>1981-2022</w:t>
+            </w:r>
+          </w:p>
+        </w:tc>
+        <w:tc>
+          <w:tcPr>
+            <w:tcW w:w="2373" w:type="dxa"/>
+            <w:shd w:val="clear" w:color="auto" w:fill="auto"/>
+            <w:noWrap/>
+            <w:vAlign w:val="center"/>
+          </w:tcPr>
+          <w:p>
+            <w:pPr>
+              <w:spacing w:after="0" w:line="240" w:lineRule="auto"/>
+              <w:jc w:val="center"/>
+              <w:rPr>
+                <w:rFonts w:ascii="Aptos Narrow" w:eastAsia="Times New Roman" w:hAnsi="Aptos Narrow" w:cs="Times New Roman"/>
+                <w:color w:val="000000"/>
+                <w:kern w:val="0"/>
+                <w:sz w:val="18"/>
+                <w:szCs w:val="18"/>
+                <w14:ligatures w14:val="none"/>
+              </w:rPr>
+            </w:pPr>
+            <w:r>
+              <w:rPr>
+                <w:rFonts w:ascii="Aptos Narrow" w:eastAsia="Times New Roman" w:hAnsi="Aptos Narrow" w:cs="Times New Roman"/>
+                <w:color w:val="000000"/>
+                <w:kern w:val="0"/>
+                <w:sz w:val="18"/>
+                <w:szCs w:val="18"/>
+                <w14:ligatures w14:val="none"/>
+              </w:rPr>
+              <w:t>USA</w:t>
+            </w:r>
+          </w:p>
+        </w:tc>
+        <w:tc>
+          <w:tcPr>
+            <w:tcW w:w="2020" w:type="dxa"/>
+            <w:vAlign w:val="center"/>
+          </w:tcPr>
+          <w:p>
+            <w:pPr>
+              <w:spacing w:after="0" w:line="240" w:lineRule="auto"/>
+              <w:jc w:val="center"/>
+              <w:rPr>
+                <w:rFonts w:ascii="Aptos Narrow" w:eastAsia="Times New Roman" w:hAnsi="Aptos Narrow" w:cs="Times New Roman"/>
+                <w:color w:val="000000"/>
+                <w:kern w:val="0"/>
+                <w:sz w:val="18"/>
+                <w:szCs w:val="18"/>
+                <w14:ligatures w14:val="none"/>
+              </w:rPr>
+            </w:pPr>
           </w:p>
         </w:tc>
       </w:tr>
@@ -2733,169 +2765,154 @@
         </w:trPr>
         <w:tc>
           <w:tcPr>
-            <w:tcW w:w="1780" w:type="dxa"/>
-            <w:shd w:val="clear" w:color="auto" w:fill="auto"/>
-            <w:noWrap/>
-            <w:vAlign w:val="center"/>
-            <w:hideMark/>
-          </w:tcPr>
-          <w:p>
-            <w:pPr>
-              <w:spacing w:after="0" w:line="240" w:lineRule="auto"/>
-              <w:jc w:val="center"/>
-              <w:rPr>
-                <w:rFonts w:ascii="Aptos Narrow" w:eastAsia="Times New Roman" w:hAnsi="Aptos Narrow" w:cs="Times New Roman"/>
-                <w:color w:val="000000"/>
-                <w:kern w:val="0"/>
-                <w:sz w:val="18"/>
-                <w:szCs w:val="18"/>
-                <w14:ligatures w14:val="none"/>
-              </w:rPr>
-            </w:pPr>
-            <w:r>
-              <w:rPr>
-                <w:rFonts w:ascii="Aptos Narrow" w:eastAsia="Times New Roman" w:hAnsi="Aptos Narrow" w:cs="Times New Roman"/>
-                <w:color w:val="000000"/>
-                <w:kern w:val="0"/>
-                <w:sz w:val="18"/>
-                <w:szCs w:val="18"/>
-                <w14:ligatures w14:val="none"/>
-              </w:rPr>
-              <w:t>COD5Zjm</w:t>
-            </w:r>
-          </w:p>
-        </w:tc>
-        <w:tc>
-          <w:tcPr>
-            <w:tcW w:w="2620" w:type="dxa"/>
-            <w:shd w:val="clear" w:color="auto" w:fill="auto"/>
-            <w:noWrap/>
-            <w:vAlign w:val="center"/>
-            <w:hideMark/>
-          </w:tcPr>
-          <w:p>
-            <w:pPr>
-              <w:spacing w:after="0" w:line="240" w:lineRule="auto"/>
-              <w:jc w:val="center"/>
-              <w:rPr>
-                <w:rFonts w:ascii="Aptos Narrow" w:eastAsia="Times New Roman" w:hAnsi="Aptos Narrow" w:cs="Times New Roman"/>
-                <w:color w:val="000000"/>
-                <w:kern w:val="0"/>
-                <w:sz w:val="18"/>
-                <w:szCs w:val="18"/>
-                <w14:ligatures w14:val="none"/>
-              </w:rPr>
-            </w:pPr>
-            <w:r>
-              <w:rPr>
-                <w:rFonts w:ascii="Aptos Narrow" w:eastAsia="Times New Roman" w:hAnsi="Aptos Narrow" w:cs="Times New Roman"/>
-                <w:color w:val="000000"/>
-                <w:kern w:val="0"/>
-                <w:sz w:val="18"/>
-                <w:szCs w:val="18"/>
-                <w14:ligatures w14:val="none"/>
-              </w:rPr>
-              <w:t>NAFO 5Zjm</w:t>
-            </w:r>
-          </w:p>
-        </w:tc>
-        <w:tc>
-          <w:tcPr>
-            <w:tcW w:w="1260" w:type="dxa"/>
-            <w:shd w:val="clear" w:color="auto" w:fill="auto"/>
-            <w:noWrap/>
-            <w:vAlign w:val="center"/>
-            <w:hideMark/>
-          </w:tcPr>
-          <w:p>
-            <w:pPr>
-              <w:spacing w:after="0" w:line="240" w:lineRule="auto"/>
-              <w:jc w:val="center"/>
-              <w:rPr>
-                <w:rFonts w:ascii="Aptos Narrow" w:eastAsia="Times New Roman" w:hAnsi="Aptos Narrow" w:cs="Times New Roman"/>
-                <w:color w:val="000000"/>
-                <w:kern w:val="0"/>
-                <w:sz w:val="18"/>
-                <w:szCs w:val="18"/>
-                <w14:ligatures w14:val="none"/>
-              </w:rPr>
-            </w:pPr>
-            <w:r>
-              <w:rPr>
-                <w:rFonts w:ascii="Aptos Narrow" w:eastAsia="Times New Roman" w:hAnsi="Aptos Narrow" w:cs="Times New Roman"/>
-                <w:color w:val="000000"/>
-                <w:kern w:val="0"/>
-                <w:sz w:val="18"/>
-                <w:szCs w:val="18"/>
-                <w14:ligatures w14:val="none"/>
-              </w:rPr>
-              <w:t>1978-2020</w:t>
-            </w:r>
-          </w:p>
-        </w:tc>
-        <w:tc>
-          <w:tcPr>
-            <w:tcW w:w="2300" w:type="dxa"/>
-            <w:shd w:val="clear" w:color="auto" w:fill="auto"/>
-            <w:noWrap/>
-            <w:vAlign w:val="center"/>
-            <w:hideMark/>
-          </w:tcPr>
-          <w:p>
-            <w:pPr>
-              <w:spacing w:after="0" w:line="240" w:lineRule="auto"/>
-              <w:jc w:val="center"/>
-              <w:rPr>
-                <w:rFonts w:ascii="Aptos Narrow" w:eastAsia="Times New Roman" w:hAnsi="Aptos Narrow" w:cs="Times New Roman"/>
-                <w:color w:val="000000"/>
-                <w:kern w:val="0"/>
-                <w:sz w:val="18"/>
-                <w:szCs w:val="18"/>
-                <w14:ligatures w14:val="none"/>
-              </w:rPr>
-            </w:pPr>
-            <w:r>
-              <w:rPr>
-                <w:rFonts w:ascii="Aptos Narrow" w:eastAsia="Times New Roman" w:hAnsi="Aptos Narrow" w:cs="Times New Roman"/>
-                <w:color w:val="000000"/>
-                <w:kern w:val="0"/>
-                <w:sz w:val="18"/>
-                <w:szCs w:val="18"/>
-                <w14:ligatures w14:val="none"/>
-              </w:rPr>
-              <w:t>Canada</w:t>
-            </w:r>
-          </w:p>
-        </w:tc>
-        <w:tc>
-          <w:tcPr>
-            <w:tcW w:w="1400" w:type="dxa"/>
-            <w:vAlign w:val="center"/>
-          </w:tcPr>
-          <w:p>
-            <w:pPr>
-              <w:spacing w:after="0" w:line="240" w:lineRule="auto"/>
-              <w:jc w:val="center"/>
-              <w:rPr>
-                <w:rFonts w:ascii="Aptos Narrow" w:eastAsia="Times New Roman" w:hAnsi="Aptos Narrow" w:cs="Times New Roman"/>
-                <w:color w:val="000000"/>
-                <w:kern w:val="0"/>
-                <w:sz w:val="18"/>
-                <w:szCs w:val="18"/>
-                <w14:ligatures w14:val="none"/>
-              </w:rPr>
-            </w:pPr>
-            <w:r>
-              <w:rPr>
-                <w:rFonts w:ascii="Aptos Narrow" w:eastAsia="Times New Roman" w:hAnsi="Aptos Narrow" w:cs="Times New Roman"/>
-                <w:color w:val="000000"/>
-                <w:kern w:val="0"/>
-                <w:sz w:val="18"/>
-                <w:szCs w:val="18"/>
-                <w14:ligatures w14:val="none"/>
-              </w:rPr>
-              <w:t>RAM</w:t>
-            </w:r>
+            <w:tcW w:w="1521" w:type="dxa"/>
+            <w:shd w:val="clear" w:color="auto" w:fill="auto"/>
+            <w:noWrap/>
+            <w:vAlign w:val="center"/>
+          </w:tcPr>
+          <w:p>
+            <w:pPr>
+              <w:spacing w:after="0" w:line="240" w:lineRule="auto"/>
+              <w:jc w:val="center"/>
+              <w:rPr>
+                <w:rFonts w:ascii="Aptos Narrow" w:eastAsia="Times New Roman" w:hAnsi="Aptos Narrow" w:cs="Times New Roman"/>
+                <w:color w:val="000000"/>
+                <w:kern w:val="0"/>
+                <w:sz w:val="18"/>
+                <w:szCs w:val="18"/>
+                <w14:ligatures w14:val="none"/>
+              </w:rPr>
+            </w:pPr>
+            <w:r>
+              <w:rPr>
+                <w:rFonts w:ascii="Aptos Narrow" w:eastAsia="Times New Roman" w:hAnsi="Aptos Narrow" w:cs="Times New Roman"/>
+                <w:color w:val="000000"/>
+                <w:kern w:val="0"/>
+                <w:sz w:val="18"/>
+                <w:szCs w:val="18"/>
+                <w14:ligatures w14:val="none"/>
+              </w:rPr>
+              <w:t>SNE</w:t>
+            </w:r>
+          </w:p>
+        </w:tc>
+        <w:tc>
+          <w:tcPr>
+            <w:tcW w:w="2704" w:type="dxa"/>
+            <w:shd w:val="clear" w:color="auto" w:fill="auto"/>
+            <w:noWrap/>
+            <w:vAlign w:val="center"/>
+          </w:tcPr>
+          <w:p>
+            <w:pPr>
+              <w:spacing w:after="0" w:line="240" w:lineRule="auto"/>
+              <w:jc w:val="center"/>
+              <w:rPr>
+                <w:rFonts w:ascii="Aptos Narrow" w:eastAsia="Times New Roman" w:hAnsi="Aptos Narrow" w:cs="Times New Roman"/>
+                <w:color w:val="000000"/>
+                <w:kern w:val="0"/>
+                <w:sz w:val="18"/>
+                <w:szCs w:val="18"/>
+                <w14:ligatures w14:val="none"/>
+              </w:rPr>
+            </w:pPr>
+            <w:r>
+              <w:rPr>
+                <w:rFonts w:ascii="Aptos Narrow" w:eastAsia="Times New Roman" w:hAnsi="Aptos Narrow" w:cs="Times New Roman"/>
+                <w:color w:val="000000"/>
+                <w:kern w:val="0"/>
+                <w:sz w:val="18"/>
+                <w:szCs w:val="18"/>
+                <w14:ligatures w14:val="none"/>
+              </w:rPr>
+              <w:t>Southern New England</w:t>
+            </w:r>
+          </w:p>
+        </w:tc>
+        <w:tc>
+          <w:tcPr>
+            <w:tcW w:w="1300" w:type="dxa"/>
+            <w:shd w:val="clear" w:color="auto" w:fill="auto"/>
+            <w:noWrap/>
+            <w:vAlign w:val="center"/>
+          </w:tcPr>
+          <w:p>
+            <w:pPr>
+              <w:spacing w:after="0" w:line="240" w:lineRule="auto"/>
+              <w:jc w:val="center"/>
+              <w:rPr>
+                <w:rFonts w:ascii="Aptos Narrow" w:eastAsia="Times New Roman" w:hAnsi="Aptos Narrow" w:cs="Times New Roman"/>
+                <w:color w:val="000000"/>
+                <w:kern w:val="0"/>
+                <w:sz w:val="18"/>
+                <w:szCs w:val="18"/>
+                <w14:ligatures w14:val="none"/>
+              </w:rPr>
+            </w:pPr>
+            <w:r>
+              <w:rPr>
+                <w:rFonts w:ascii="Aptos Narrow" w:eastAsia="Times New Roman" w:hAnsi="Aptos Narrow" w:cs="Times New Roman"/>
+                <w:color w:val="000000"/>
+                <w:kern w:val="0"/>
+                <w:sz w:val="18"/>
+                <w:szCs w:val="18"/>
+                <w14:ligatures w14:val="none"/>
+              </w:rPr>
+              <w:t>1981-2022</w:t>
+            </w:r>
+          </w:p>
+        </w:tc>
+        <w:tc>
+          <w:tcPr>
+            <w:tcW w:w="2373" w:type="dxa"/>
+            <w:shd w:val="clear" w:color="auto" w:fill="auto"/>
+            <w:noWrap/>
+            <w:vAlign w:val="center"/>
+          </w:tcPr>
+          <w:p>
+            <w:pPr>
+              <w:spacing w:after="0" w:line="240" w:lineRule="auto"/>
+              <w:jc w:val="center"/>
+              <w:rPr>
+                <w:rFonts w:ascii="Aptos Narrow" w:eastAsia="Times New Roman" w:hAnsi="Aptos Narrow" w:cs="Times New Roman"/>
+                <w:color w:val="000000"/>
+                <w:kern w:val="0"/>
+                <w:sz w:val="18"/>
+                <w:szCs w:val="18"/>
+                <w14:ligatures w14:val="none"/>
+              </w:rPr>
+            </w:pPr>
+            <w:r>
+              <w:rPr>
+                <w:rFonts w:ascii="Aptos Narrow" w:eastAsia="Times New Roman" w:hAnsi="Aptos Narrow" w:cs="Times New Roman"/>
+                <w:color w:val="000000"/>
+                <w:kern w:val="0"/>
+                <w:sz w:val="18"/>
+                <w:szCs w:val="18"/>
+                <w14:ligatures w14:val="none"/>
+              </w:rPr>
+              <w:t>USA</w:t>
+            </w:r>
+          </w:p>
+        </w:tc>
+        <w:tc>
+          <w:tcPr>
+            <w:tcW w:w="2020" w:type="dxa"/>
+            <w:vAlign w:val="center"/>
+          </w:tcPr>
+          <w:p>
+            <w:pPr>
+              <w:spacing w:after="0" w:line="240" w:lineRule="auto"/>
+              <w:jc w:val="center"/>
+              <w:rPr>
+                <w:rFonts w:ascii="Aptos Narrow" w:eastAsia="Times New Roman" w:hAnsi="Aptos Narrow" w:cs="Times New Roman"/>
+                <w:color w:val="000000"/>
+                <w:kern w:val="0"/>
+                <w:sz w:val="18"/>
+                <w:szCs w:val="18"/>
+                <w14:ligatures w14:val="none"/>
+              </w:rPr>
+            </w:pPr>
           </w:p>
         </w:tc>
       </w:tr>
@@ -2905,169 +2922,154 @@
         </w:trPr>
         <w:tc>
           <w:tcPr>
-            <w:tcW w:w="1780" w:type="dxa"/>
-            <w:shd w:val="clear" w:color="auto" w:fill="auto"/>
-            <w:noWrap/>
-            <w:vAlign w:val="center"/>
-            <w:hideMark/>
-          </w:tcPr>
-          <w:p>
-            <w:pPr>
-              <w:spacing w:after="0" w:line="240" w:lineRule="auto"/>
-              <w:jc w:val="center"/>
-              <w:rPr>
-                <w:rFonts w:ascii="Aptos Narrow" w:eastAsia="Times New Roman" w:hAnsi="Aptos Narrow" w:cs="Times New Roman"/>
-                <w:color w:val="000000"/>
-                <w:kern w:val="0"/>
-                <w:sz w:val="18"/>
-                <w:szCs w:val="18"/>
-                <w14:ligatures w14:val="none"/>
-              </w:rPr>
-            </w:pPr>
-            <w:r>
-              <w:rPr>
-                <w:rFonts w:ascii="Aptos Narrow" w:eastAsia="Times New Roman" w:hAnsi="Aptos Narrow" w:cs="Times New Roman"/>
-                <w:color w:val="000000"/>
-                <w:kern w:val="0"/>
-                <w:sz w:val="18"/>
-                <w:szCs w:val="18"/>
-                <w14:ligatures w14:val="none"/>
-              </w:rPr>
-              <w:t>CODBA2224</w:t>
-            </w:r>
-          </w:p>
-        </w:tc>
-        <w:tc>
-          <w:tcPr>
-            <w:tcW w:w="2620" w:type="dxa"/>
-            <w:shd w:val="clear" w:color="auto" w:fill="auto"/>
-            <w:noWrap/>
-            <w:vAlign w:val="center"/>
-            <w:hideMark/>
-          </w:tcPr>
-          <w:p>
-            <w:pPr>
-              <w:spacing w:after="0" w:line="240" w:lineRule="auto"/>
-              <w:jc w:val="center"/>
-              <w:rPr>
-                <w:rFonts w:ascii="Aptos Narrow" w:eastAsia="Times New Roman" w:hAnsi="Aptos Narrow" w:cs="Times New Roman"/>
-                <w:color w:val="000000"/>
-                <w:kern w:val="0"/>
-                <w:sz w:val="18"/>
-                <w:szCs w:val="18"/>
-                <w14:ligatures w14:val="none"/>
-              </w:rPr>
-            </w:pPr>
-            <w:r>
-              <w:rPr>
-                <w:rFonts w:ascii="Aptos Narrow" w:eastAsia="Times New Roman" w:hAnsi="Aptos Narrow" w:cs="Times New Roman"/>
-                <w:color w:val="000000"/>
-                <w:kern w:val="0"/>
-                <w:sz w:val="18"/>
-                <w:szCs w:val="18"/>
-                <w14:ligatures w14:val="none"/>
-              </w:rPr>
-              <w:t>Western Baltic</w:t>
-            </w:r>
-          </w:p>
-        </w:tc>
-        <w:tc>
-          <w:tcPr>
-            <w:tcW w:w="1260" w:type="dxa"/>
-            <w:shd w:val="clear" w:color="auto" w:fill="auto"/>
-            <w:noWrap/>
-            <w:vAlign w:val="center"/>
-            <w:hideMark/>
-          </w:tcPr>
-          <w:p>
-            <w:pPr>
-              <w:spacing w:after="0" w:line="240" w:lineRule="auto"/>
-              <w:jc w:val="center"/>
-              <w:rPr>
-                <w:rFonts w:ascii="Aptos Narrow" w:eastAsia="Times New Roman" w:hAnsi="Aptos Narrow" w:cs="Times New Roman"/>
-                <w:color w:val="000000"/>
-                <w:kern w:val="0"/>
-                <w:sz w:val="18"/>
-                <w:szCs w:val="18"/>
-                <w14:ligatures w14:val="none"/>
-              </w:rPr>
-            </w:pPr>
-            <w:r>
-              <w:rPr>
-                <w:rFonts w:ascii="Aptos Narrow" w:eastAsia="Times New Roman" w:hAnsi="Aptos Narrow" w:cs="Times New Roman"/>
-                <w:color w:val="000000"/>
-                <w:kern w:val="0"/>
-                <w:sz w:val="18"/>
-                <w:szCs w:val="18"/>
-                <w14:ligatures w14:val="none"/>
-              </w:rPr>
-              <w:t>1985-2021</w:t>
-            </w:r>
-          </w:p>
-        </w:tc>
-        <w:tc>
-          <w:tcPr>
-            <w:tcW w:w="2300" w:type="dxa"/>
-            <w:shd w:val="clear" w:color="auto" w:fill="auto"/>
-            <w:noWrap/>
-            <w:vAlign w:val="center"/>
-            <w:hideMark/>
-          </w:tcPr>
-          <w:p>
-            <w:pPr>
-              <w:spacing w:after="0" w:line="240" w:lineRule="auto"/>
-              <w:jc w:val="center"/>
-              <w:rPr>
-                <w:rFonts w:ascii="Aptos Narrow" w:eastAsia="Times New Roman" w:hAnsi="Aptos Narrow" w:cs="Times New Roman"/>
-                <w:color w:val="000000"/>
-                <w:kern w:val="0"/>
-                <w:sz w:val="18"/>
-                <w:szCs w:val="18"/>
-                <w14:ligatures w14:val="none"/>
-              </w:rPr>
-            </w:pPr>
-            <w:r>
-              <w:rPr>
-                <w:rFonts w:ascii="Aptos Narrow" w:eastAsia="Times New Roman" w:hAnsi="Aptos Narrow" w:cs="Times New Roman"/>
-                <w:color w:val="000000"/>
-                <w:kern w:val="0"/>
-                <w:sz w:val="18"/>
-                <w:szCs w:val="18"/>
-                <w14:ligatures w14:val="none"/>
-              </w:rPr>
-              <w:t>Denmark</w:t>
-            </w:r>
-          </w:p>
-        </w:tc>
-        <w:tc>
-          <w:tcPr>
-            <w:tcW w:w="1400" w:type="dxa"/>
-            <w:vAlign w:val="center"/>
-          </w:tcPr>
-          <w:p>
-            <w:pPr>
-              <w:spacing w:after="0" w:line="240" w:lineRule="auto"/>
-              <w:jc w:val="center"/>
-              <w:rPr>
-                <w:rFonts w:ascii="Aptos Narrow" w:eastAsia="Times New Roman" w:hAnsi="Aptos Narrow" w:cs="Times New Roman"/>
-                <w:color w:val="000000"/>
-                <w:kern w:val="0"/>
-                <w:sz w:val="18"/>
-                <w:szCs w:val="18"/>
-                <w14:ligatures w14:val="none"/>
-              </w:rPr>
-            </w:pPr>
-            <w:r>
-              <w:rPr>
-                <w:rFonts w:ascii="Aptos Narrow" w:eastAsia="Times New Roman" w:hAnsi="Aptos Narrow" w:cs="Times New Roman"/>
-                <w:color w:val="000000"/>
-                <w:kern w:val="0"/>
-                <w:sz w:val="18"/>
-                <w:szCs w:val="18"/>
-                <w14:ligatures w14:val="none"/>
-              </w:rPr>
-              <w:t>RAM</w:t>
-            </w:r>
+            <w:tcW w:w="1521" w:type="dxa"/>
+            <w:shd w:val="clear" w:color="auto" w:fill="auto"/>
+            <w:noWrap/>
+            <w:vAlign w:val="center"/>
+          </w:tcPr>
+          <w:p>
+            <w:pPr>
+              <w:spacing w:after="0" w:line="240" w:lineRule="auto"/>
+              <w:jc w:val="center"/>
+              <w:rPr>
+                <w:rFonts w:ascii="Aptos Narrow" w:eastAsia="Times New Roman" w:hAnsi="Aptos Narrow" w:cs="Times New Roman"/>
+                <w:color w:val="000000"/>
+                <w:kern w:val="0"/>
+                <w:sz w:val="18"/>
+                <w:szCs w:val="18"/>
+                <w14:ligatures w14:val="none"/>
+              </w:rPr>
+            </w:pPr>
+            <w:r>
+              <w:rPr>
+                <w:rFonts w:ascii="Aptos Narrow" w:eastAsia="Times New Roman" w:hAnsi="Aptos Narrow" w:cs="Times New Roman"/>
+                <w:color w:val="000000"/>
+                <w:kern w:val="0"/>
+                <w:sz w:val="18"/>
+                <w:szCs w:val="18"/>
+                <w14:ligatures w14:val="none"/>
+              </w:rPr>
+              <w:t>WGOM</w:t>
+            </w:r>
+          </w:p>
+        </w:tc>
+        <w:tc>
+          <w:tcPr>
+            <w:tcW w:w="2704" w:type="dxa"/>
+            <w:shd w:val="clear" w:color="auto" w:fill="auto"/>
+            <w:noWrap/>
+            <w:vAlign w:val="center"/>
+          </w:tcPr>
+          <w:p>
+            <w:pPr>
+              <w:spacing w:after="0" w:line="240" w:lineRule="auto"/>
+              <w:jc w:val="center"/>
+              <w:rPr>
+                <w:rFonts w:ascii="Aptos Narrow" w:eastAsia="Times New Roman" w:hAnsi="Aptos Narrow" w:cs="Times New Roman"/>
+                <w:color w:val="000000"/>
+                <w:kern w:val="0"/>
+                <w:sz w:val="18"/>
+                <w:szCs w:val="18"/>
+                <w14:ligatures w14:val="none"/>
+              </w:rPr>
+            </w:pPr>
+            <w:r>
+              <w:rPr>
+                <w:rFonts w:ascii="Aptos Narrow" w:eastAsia="Times New Roman" w:hAnsi="Aptos Narrow" w:cs="Times New Roman"/>
+                <w:color w:val="000000"/>
+                <w:kern w:val="0"/>
+                <w:sz w:val="18"/>
+                <w:szCs w:val="18"/>
+                <w14:ligatures w14:val="none"/>
+              </w:rPr>
+              <w:t>Western Gulf of Maine</w:t>
+            </w:r>
+          </w:p>
+        </w:tc>
+        <w:tc>
+          <w:tcPr>
+            <w:tcW w:w="1300" w:type="dxa"/>
+            <w:shd w:val="clear" w:color="auto" w:fill="auto"/>
+            <w:noWrap/>
+            <w:vAlign w:val="center"/>
+          </w:tcPr>
+          <w:p>
+            <w:pPr>
+              <w:spacing w:after="0" w:line="240" w:lineRule="auto"/>
+              <w:jc w:val="center"/>
+              <w:rPr>
+                <w:rFonts w:ascii="Aptos Narrow" w:eastAsia="Times New Roman" w:hAnsi="Aptos Narrow" w:cs="Times New Roman"/>
+                <w:color w:val="000000"/>
+                <w:kern w:val="0"/>
+                <w:sz w:val="18"/>
+                <w:szCs w:val="18"/>
+                <w14:ligatures w14:val="none"/>
+              </w:rPr>
+            </w:pPr>
+            <w:r>
+              <w:rPr>
+                <w:rFonts w:ascii="Aptos Narrow" w:eastAsia="Times New Roman" w:hAnsi="Aptos Narrow" w:cs="Times New Roman"/>
+                <w:color w:val="000000"/>
+                <w:kern w:val="0"/>
+                <w:sz w:val="18"/>
+                <w:szCs w:val="18"/>
+                <w14:ligatures w14:val="none"/>
+              </w:rPr>
+              <w:t>1981-2022</w:t>
+            </w:r>
+          </w:p>
+        </w:tc>
+        <w:tc>
+          <w:tcPr>
+            <w:tcW w:w="2373" w:type="dxa"/>
+            <w:shd w:val="clear" w:color="auto" w:fill="auto"/>
+            <w:noWrap/>
+            <w:vAlign w:val="center"/>
+          </w:tcPr>
+          <w:p>
+            <w:pPr>
+              <w:spacing w:after="0" w:line="240" w:lineRule="auto"/>
+              <w:jc w:val="center"/>
+              <w:rPr>
+                <w:rFonts w:ascii="Aptos Narrow" w:eastAsia="Times New Roman" w:hAnsi="Aptos Narrow" w:cs="Times New Roman"/>
+                <w:color w:val="000000"/>
+                <w:kern w:val="0"/>
+                <w:sz w:val="18"/>
+                <w:szCs w:val="18"/>
+                <w14:ligatures w14:val="none"/>
+              </w:rPr>
+            </w:pPr>
+            <w:r>
+              <w:rPr>
+                <w:rFonts w:ascii="Aptos Narrow" w:eastAsia="Times New Roman" w:hAnsi="Aptos Narrow" w:cs="Times New Roman"/>
+                <w:color w:val="000000"/>
+                <w:kern w:val="0"/>
+                <w:sz w:val="18"/>
+                <w:szCs w:val="18"/>
+                <w14:ligatures w14:val="none"/>
+              </w:rPr>
+              <w:t>USA</w:t>
+            </w:r>
+          </w:p>
+        </w:tc>
+        <w:tc>
+          <w:tcPr>
+            <w:tcW w:w="2020" w:type="dxa"/>
+            <w:vAlign w:val="center"/>
+          </w:tcPr>
+          <w:p>
+            <w:pPr>
+              <w:spacing w:after="0" w:line="240" w:lineRule="auto"/>
+              <w:jc w:val="center"/>
+              <w:rPr>
+                <w:rFonts w:ascii="Aptos Narrow" w:eastAsia="Times New Roman" w:hAnsi="Aptos Narrow" w:cs="Times New Roman"/>
+                <w:color w:val="000000"/>
+                <w:kern w:val="0"/>
+                <w:sz w:val="18"/>
+                <w:szCs w:val="18"/>
+                <w14:ligatures w14:val="none"/>
+              </w:rPr>
+            </w:pPr>
           </w:p>
         </w:tc>
       </w:tr>
@@ -3077,143 +3079,139 @@
         </w:trPr>
         <w:tc>
           <w:tcPr>
-            <w:tcW w:w="1780" w:type="dxa"/>
-            <w:shd w:val="clear" w:color="auto" w:fill="auto"/>
-            <w:noWrap/>
-            <w:vAlign w:val="center"/>
-            <w:hideMark/>
-          </w:tcPr>
-          <w:p>
-            <w:pPr>
-              <w:spacing w:after="0" w:line="240" w:lineRule="auto"/>
-              <w:jc w:val="center"/>
-              <w:rPr>
-                <w:rFonts w:ascii="Aptos Narrow" w:eastAsia="Times New Roman" w:hAnsi="Aptos Narrow" w:cs="Times New Roman"/>
-                <w:color w:val="000000"/>
-                <w:kern w:val="0"/>
-                <w:sz w:val="18"/>
-                <w:szCs w:val="18"/>
-                <w14:ligatures w14:val="none"/>
-              </w:rPr>
-            </w:pPr>
-            <w:r>
-              <w:rPr>
-                <w:rFonts w:ascii="Aptos Narrow" w:eastAsia="Times New Roman" w:hAnsi="Aptos Narrow" w:cs="Times New Roman"/>
-                <w:color w:val="000000"/>
-                <w:kern w:val="0"/>
-                <w:sz w:val="18"/>
-                <w:szCs w:val="18"/>
-                <w14:ligatures w14:val="none"/>
-              </w:rPr>
-              <w:t>CODBA2532</w:t>
-            </w:r>
-          </w:p>
-        </w:tc>
-        <w:tc>
-          <w:tcPr>
-            <w:tcW w:w="2620" w:type="dxa"/>
-            <w:shd w:val="clear" w:color="auto" w:fill="auto"/>
-            <w:noWrap/>
-            <w:vAlign w:val="center"/>
-            <w:hideMark/>
-          </w:tcPr>
-          <w:p>
-            <w:pPr>
-              <w:spacing w:after="0" w:line="240" w:lineRule="auto"/>
-              <w:jc w:val="center"/>
-              <w:rPr>
-                <w:rFonts w:ascii="Aptos Narrow" w:eastAsia="Times New Roman" w:hAnsi="Aptos Narrow" w:cs="Times New Roman"/>
-                <w:color w:val="000000"/>
-                <w:kern w:val="0"/>
-                <w:sz w:val="18"/>
-                <w:szCs w:val="18"/>
-                <w14:ligatures w14:val="none"/>
-              </w:rPr>
-            </w:pPr>
-            <w:r>
-              <w:rPr>
-                <w:rFonts w:ascii="Aptos Narrow" w:eastAsia="Times New Roman" w:hAnsi="Aptos Narrow" w:cs="Times New Roman"/>
-                <w:color w:val="000000"/>
-                <w:kern w:val="0"/>
-                <w:sz w:val="18"/>
-                <w:szCs w:val="18"/>
-                <w14:ligatures w14:val="none"/>
-              </w:rPr>
-              <w:t>Eastern Baltic</w:t>
-            </w:r>
-          </w:p>
-        </w:tc>
-        <w:tc>
-          <w:tcPr>
-            <w:tcW w:w="1260" w:type="dxa"/>
-            <w:shd w:val="clear" w:color="auto" w:fill="auto"/>
-            <w:noWrap/>
-            <w:vAlign w:val="center"/>
-            <w:hideMark/>
-          </w:tcPr>
-          <w:p>
-            <w:pPr>
-              <w:spacing w:after="0" w:line="240" w:lineRule="auto"/>
-              <w:jc w:val="center"/>
-              <w:rPr>
-                <w:rFonts w:ascii="Aptos Narrow" w:eastAsia="Times New Roman" w:hAnsi="Aptos Narrow" w:cs="Times New Roman"/>
-                <w:color w:val="000000"/>
-                <w:kern w:val="0"/>
-                <w:sz w:val="18"/>
-                <w:szCs w:val="18"/>
-                <w14:ligatures w14:val="none"/>
-              </w:rPr>
-            </w:pPr>
-            <w:r>
-              <w:rPr>
-                <w:rFonts w:ascii="Aptos Narrow" w:eastAsia="Times New Roman" w:hAnsi="Aptos Narrow" w:cs="Times New Roman"/>
-                <w:color w:val="000000"/>
-                <w:kern w:val="0"/>
-                <w:sz w:val="18"/>
-                <w:szCs w:val="18"/>
-                <w14:ligatures w14:val="none"/>
-              </w:rPr>
-              <w:t>1946-2021</w:t>
-            </w:r>
-          </w:p>
-        </w:tc>
-        <w:tc>
-          <w:tcPr>
-            <w:tcW w:w="2300" w:type="dxa"/>
-            <w:shd w:val="clear" w:color="auto" w:fill="auto"/>
-            <w:noWrap/>
-            <w:vAlign w:val="center"/>
-            <w:hideMark/>
-          </w:tcPr>
-          <w:p>
-            <w:pPr>
-              <w:spacing w:after="0" w:line="240" w:lineRule="auto"/>
-              <w:jc w:val="center"/>
-              <w:rPr>
-                <w:rFonts w:ascii="Aptos Narrow" w:eastAsia="Times New Roman" w:hAnsi="Aptos Narrow" w:cs="Times New Roman"/>
-                <w:color w:val="000000"/>
-                <w:kern w:val="0"/>
-                <w:sz w:val="18"/>
-                <w:szCs w:val="18"/>
-                <w14:ligatures w14:val="none"/>
-              </w:rPr>
-            </w:pPr>
-            <w:r>
-              <w:rPr>
-                <w:rFonts w:ascii="Aptos Narrow" w:eastAsia="Times New Roman" w:hAnsi="Aptos Narrow" w:cs="Times New Roman"/>
-                <w:color w:val="000000"/>
-                <w:kern w:val="0"/>
-                <w:sz w:val="18"/>
-                <w:szCs w:val="18"/>
-                <w14:ligatures w14:val="none"/>
-              </w:rPr>
-              <w:t>Poland</w:t>
-            </w:r>
-          </w:p>
-        </w:tc>
-        <w:tc>
-          <w:tcPr>
-            <w:tcW w:w="1400" w:type="dxa"/>
+            <w:tcW w:w="1521" w:type="dxa"/>
+            <w:shd w:val="clear" w:color="auto" w:fill="auto"/>
+            <w:noWrap/>
+            <w:vAlign w:val="center"/>
+          </w:tcPr>
+          <w:p>
+            <w:pPr>
+              <w:spacing w:after="0" w:line="240" w:lineRule="auto"/>
+              <w:jc w:val="center"/>
+              <w:rPr>
+                <w:rFonts w:ascii="Aptos Narrow" w:eastAsia="Times New Roman" w:hAnsi="Aptos Narrow" w:cs="Times New Roman"/>
+                <w:color w:val="000000"/>
+                <w:kern w:val="0"/>
+                <w:sz w:val="18"/>
+                <w:szCs w:val="18"/>
+                <w14:ligatures w14:val="none"/>
+              </w:rPr>
+            </w:pPr>
+            <w:r>
+              <w:rPr>
+                <w:rFonts w:ascii="Aptos Narrow" w:eastAsia="Times New Roman" w:hAnsi="Aptos Narrow" w:cs="Times New Roman"/>
+                <w:color w:val="000000"/>
+                <w:kern w:val="0"/>
+                <w:sz w:val="18"/>
+                <w:szCs w:val="18"/>
+                <w14:ligatures w14:val="none"/>
+              </w:rPr>
+              <w:t>COD3NO</w:t>
+            </w:r>
+          </w:p>
+        </w:tc>
+        <w:tc>
+          <w:tcPr>
+            <w:tcW w:w="2704" w:type="dxa"/>
+            <w:shd w:val="clear" w:color="auto" w:fill="auto"/>
+            <w:noWrap/>
+            <w:vAlign w:val="center"/>
+          </w:tcPr>
+          <w:p>
+            <w:pPr>
+              <w:spacing w:after="0" w:line="240" w:lineRule="auto"/>
+              <w:jc w:val="center"/>
+              <w:rPr>
+                <w:rFonts w:ascii="Aptos Narrow" w:eastAsia="Times New Roman" w:hAnsi="Aptos Narrow" w:cs="Times New Roman"/>
+                <w:color w:val="000000"/>
+                <w:kern w:val="0"/>
+                <w:sz w:val="18"/>
+                <w:szCs w:val="18"/>
+                <w14:ligatures w14:val="none"/>
+              </w:rPr>
+            </w:pPr>
+            <w:r>
+              <w:rPr>
+                <w:rFonts w:ascii="Aptos Narrow" w:eastAsia="Times New Roman" w:hAnsi="Aptos Narrow" w:cs="Times New Roman"/>
+                <w:color w:val="000000"/>
+                <w:kern w:val="0"/>
+                <w:sz w:val="18"/>
+                <w:szCs w:val="18"/>
+                <w14:ligatures w14:val="none"/>
+              </w:rPr>
+              <w:t>Southern Grand Banks</w:t>
+            </w:r>
+          </w:p>
+        </w:tc>
+        <w:tc>
+          <w:tcPr>
+            <w:tcW w:w="1300" w:type="dxa"/>
+            <w:shd w:val="clear" w:color="auto" w:fill="auto"/>
+            <w:noWrap/>
+            <w:vAlign w:val="center"/>
+          </w:tcPr>
+          <w:p>
+            <w:pPr>
+              <w:spacing w:after="0" w:line="240" w:lineRule="auto"/>
+              <w:jc w:val="center"/>
+              <w:rPr>
+                <w:rFonts w:ascii="Aptos Narrow" w:eastAsia="Times New Roman" w:hAnsi="Aptos Narrow" w:cs="Times New Roman"/>
+                <w:color w:val="000000"/>
+                <w:kern w:val="0"/>
+                <w:sz w:val="18"/>
+                <w:szCs w:val="18"/>
+                <w14:ligatures w14:val="none"/>
+              </w:rPr>
+            </w:pPr>
+            <w:r>
+              <w:rPr>
+                <w:rFonts w:ascii="Aptos Narrow" w:eastAsia="Times New Roman" w:hAnsi="Aptos Narrow" w:cs="Times New Roman"/>
+                <w:color w:val="000000"/>
+                <w:kern w:val="0"/>
+                <w:sz w:val="18"/>
+                <w:szCs w:val="18"/>
+                <w14:ligatures w14:val="none"/>
+              </w:rPr>
+              <w:t>1953-2011</w:t>
+            </w:r>
+          </w:p>
+        </w:tc>
+        <w:tc>
+          <w:tcPr>
+            <w:tcW w:w="2373" w:type="dxa"/>
+            <w:shd w:val="clear" w:color="auto" w:fill="auto"/>
+            <w:noWrap/>
+            <w:vAlign w:val="center"/>
+          </w:tcPr>
+          <w:p>
+            <w:pPr>
+              <w:spacing w:after="0" w:line="240" w:lineRule="auto"/>
+              <w:jc w:val="center"/>
+              <w:rPr>
+                <w:rFonts w:ascii="Aptos Narrow" w:eastAsia="Times New Roman" w:hAnsi="Aptos Narrow" w:cs="Times New Roman"/>
+                <w:color w:val="000000"/>
+                <w:kern w:val="0"/>
+                <w:sz w:val="18"/>
+                <w:szCs w:val="18"/>
+                <w14:ligatures w14:val="none"/>
+              </w:rPr>
+            </w:pPr>
+            <w:r>
+              <w:rPr>
+                <w:rFonts w:ascii="Aptos Narrow" w:eastAsia="Times New Roman" w:hAnsi="Aptos Narrow" w:cs="Times New Roman"/>
+                <w:color w:val="000000"/>
+                <w:kern w:val="0"/>
+                <w:sz w:val="18"/>
+                <w:szCs w:val="18"/>
+                <w14:ligatures w14:val="none"/>
+              </w:rPr>
+              <w:t>Spain</w:t>
+            </w:r>
+          </w:p>
+        </w:tc>
+        <w:tc>
+          <w:tcPr>
+            <w:tcW w:w="2020" w:type="dxa"/>
             <w:vAlign w:val="center"/>
           </w:tcPr>
           <w:p>
@@ -3249,143 +3247,139 @@
         </w:trPr>
         <w:tc>
           <w:tcPr>
-            <w:tcW w:w="1780" w:type="dxa"/>
-            <w:shd w:val="clear" w:color="auto" w:fill="auto"/>
-            <w:noWrap/>
-            <w:vAlign w:val="center"/>
-            <w:hideMark/>
-          </w:tcPr>
-          <w:p>
-            <w:pPr>
-              <w:spacing w:after="0" w:line="240" w:lineRule="auto"/>
-              <w:jc w:val="center"/>
-              <w:rPr>
-                <w:rFonts w:ascii="Aptos Narrow" w:eastAsia="Times New Roman" w:hAnsi="Aptos Narrow" w:cs="Times New Roman"/>
-                <w:color w:val="000000"/>
-                <w:kern w:val="0"/>
-                <w:sz w:val="18"/>
-                <w:szCs w:val="18"/>
-                <w14:ligatures w14:val="none"/>
-              </w:rPr>
-            </w:pPr>
-            <w:r>
-              <w:rPr>
-                <w:rFonts w:ascii="Aptos Narrow" w:eastAsia="Times New Roman" w:hAnsi="Aptos Narrow" w:cs="Times New Roman"/>
-                <w:color w:val="000000"/>
-                <w:kern w:val="0"/>
-                <w:sz w:val="18"/>
-                <w:szCs w:val="18"/>
-                <w14:ligatures w14:val="none"/>
-              </w:rPr>
-              <w:t>CODFAPL</w:t>
-            </w:r>
-          </w:p>
-        </w:tc>
-        <w:tc>
-          <w:tcPr>
-            <w:tcW w:w="2620" w:type="dxa"/>
-            <w:shd w:val="clear" w:color="auto" w:fill="auto"/>
-            <w:noWrap/>
-            <w:vAlign w:val="center"/>
-            <w:hideMark/>
-          </w:tcPr>
-          <w:p>
-            <w:pPr>
-              <w:spacing w:after="0" w:line="240" w:lineRule="auto"/>
-              <w:jc w:val="center"/>
-              <w:rPr>
-                <w:rFonts w:ascii="Aptos Narrow" w:eastAsia="Times New Roman" w:hAnsi="Aptos Narrow" w:cs="Times New Roman"/>
-                <w:color w:val="000000"/>
-                <w:kern w:val="0"/>
-                <w:sz w:val="18"/>
-                <w:szCs w:val="18"/>
-                <w14:ligatures w14:val="none"/>
-              </w:rPr>
-            </w:pPr>
-            <w:r>
-              <w:rPr>
-                <w:rFonts w:ascii="Aptos Narrow" w:eastAsia="Times New Roman" w:hAnsi="Aptos Narrow" w:cs="Times New Roman"/>
-                <w:color w:val="000000"/>
-                <w:kern w:val="0"/>
-                <w:sz w:val="18"/>
-                <w:szCs w:val="18"/>
-                <w14:ligatures w14:val="none"/>
-              </w:rPr>
-              <w:t>Faroe Plateau</w:t>
-            </w:r>
-          </w:p>
-        </w:tc>
-        <w:tc>
-          <w:tcPr>
-            <w:tcW w:w="1260" w:type="dxa"/>
-            <w:shd w:val="clear" w:color="auto" w:fill="auto"/>
-            <w:noWrap/>
-            <w:vAlign w:val="center"/>
-            <w:hideMark/>
-          </w:tcPr>
-          <w:p>
-            <w:pPr>
-              <w:spacing w:after="0" w:line="240" w:lineRule="auto"/>
-              <w:jc w:val="center"/>
-              <w:rPr>
-                <w:rFonts w:ascii="Aptos Narrow" w:eastAsia="Times New Roman" w:hAnsi="Aptos Narrow" w:cs="Times New Roman"/>
-                <w:color w:val="000000"/>
-                <w:kern w:val="0"/>
-                <w:sz w:val="18"/>
-                <w:szCs w:val="18"/>
-                <w14:ligatures w14:val="none"/>
-              </w:rPr>
-            </w:pPr>
-            <w:r>
-              <w:rPr>
-                <w:rFonts w:ascii="Aptos Narrow" w:eastAsia="Times New Roman" w:hAnsi="Aptos Narrow" w:cs="Times New Roman"/>
-                <w:color w:val="000000"/>
-                <w:kern w:val="0"/>
-                <w:sz w:val="18"/>
-                <w:szCs w:val="18"/>
-                <w14:ligatures w14:val="none"/>
-              </w:rPr>
-              <w:t>1958-2022</w:t>
-            </w:r>
-          </w:p>
-        </w:tc>
-        <w:tc>
-          <w:tcPr>
-            <w:tcW w:w="2300" w:type="dxa"/>
-            <w:shd w:val="clear" w:color="auto" w:fill="auto"/>
-            <w:noWrap/>
-            <w:vAlign w:val="center"/>
-            <w:hideMark/>
-          </w:tcPr>
-          <w:p>
-            <w:pPr>
-              <w:spacing w:after="0" w:line="240" w:lineRule="auto"/>
-              <w:jc w:val="center"/>
-              <w:rPr>
-                <w:rFonts w:ascii="Aptos Narrow" w:eastAsia="Times New Roman" w:hAnsi="Aptos Narrow" w:cs="Times New Roman"/>
-                <w:color w:val="000000"/>
-                <w:kern w:val="0"/>
-                <w:sz w:val="18"/>
-                <w:szCs w:val="18"/>
-                <w14:ligatures w14:val="none"/>
-              </w:rPr>
-            </w:pPr>
-            <w:r>
-              <w:rPr>
-                <w:rFonts w:ascii="Aptos Narrow" w:eastAsia="Times New Roman" w:hAnsi="Aptos Narrow" w:cs="Times New Roman"/>
-                <w:color w:val="000000"/>
-                <w:kern w:val="0"/>
-                <w:sz w:val="18"/>
-                <w:szCs w:val="18"/>
-                <w14:ligatures w14:val="none"/>
-              </w:rPr>
-              <w:t>Faroe Islands</w:t>
-            </w:r>
-          </w:p>
-        </w:tc>
-        <w:tc>
-          <w:tcPr>
-            <w:tcW w:w="1400" w:type="dxa"/>
+            <w:tcW w:w="1521" w:type="dxa"/>
+            <w:shd w:val="clear" w:color="auto" w:fill="auto"/>
+            <w:noWrap/>
+            <w:vAlign w:val="center"/>
+          </w:tcPr>
+          <w:p>
+            <w:pPr>
+              <w:spacing w:after="0" w:line="240" w:lineRule="auto"/>
+              <w:jc w:val="center"/>
+              <w:rPr>
+                <w:rFonts w:ascii="Aptos Narrow" w:eastAsia="Times New Roman" w:hAnsi="Aptos Narrow" w:cs="Times New Roman"/>
+                <w:color w:val="000000"/>
+                <w:kern w:val="0"/>
+                <w:sz w:val="18"/>
+                <w:szCs w:val="18"/>
+                <w14:ligatures w14:val="none"/>
+              </w:rPr>
+            </w:pPr>
+            <w:r>
+              <w:rPr>
+                <w:rFonts w:ascii="Aptos Narrow" w:eastAsia="Times New Roman" w:hAnsi="Aptos Narrow" w:cs="Times New Roman"/>
+                <w:color w:val="000000"/>
+                <w:kern w:val="0"/>
+                <w:sz w:val="18"/>
+                <w:szCs w:val="18"/>
+                <w14:ligatures w14:val="none"/>
+              </w:rPr>
+              <w:t>COD1IN</w:t>
+            </w:r>
+          </w:p>
+        </w:tc>
+        <w:tc>
+          <w:tcPr>
+            <w:tcW w:w="2704" w:type="dxa"/>
+            <w:shd w:val="clear" w:color="auto" w:fill="auto"/>
+            <w:noWrap/>
+            <w:vAlign w:val="center"/>
+          </w:tcPr>
+          <w:p>
+            <w:pPr>
+              <w:spacing w:after="0" w:line="240" w:lineRule="auto"/>
+              <w:jc w:val="center"/>
+              <w:rPr>
+                <w:rFonts w:ascii="Aptos Narrow" w:eastAsia="Times New Roman" w:hAnsi="Aptos Narrow" w:cs="Times New Roman"/>
+                <w:color w:val="000000"/>
+                <w:kern w:val="0"/>
+                <w:sz w:val="18"/>
+                <w:szCs w:val="18"/>
+                <w14:ligatures w14:val="none"/>
+              </w:rPr>
+            </w:pPr>
+            <w:r>
+              <w:rPr>
+                <w:rFonts w:ascii="Aptos Narrow" w:eastAsia="Times New Roman" w:hAnsi="Aptos Narrow" w:cs="Times New Roman"/>
+                <w:color w:val="000000"/>
+                <w:kern w:val="0"/>
+                <w:sz w:val="18"/>
+                <w:szCs w:val="18"/>
+                <w14:ligatures w14:val="none"/>
+              </w:rPr>
+              <w:t>NAFO Subarea 1 (inshore)</w:t>
+            </w:r>
+          </w:p>
+        </w:tc>
+        <w:tc>
+          <w:tcPr>
+            <w:tcW w:w="1300" w:type="dxa"/>
+            <w:shd w:val="clear" w:color="auto" w:fill="auto"/>
+            <w:noWrap/>
+            <w:vAlign w:val="center"/>
+          </w:tcPr>
+          <w:p>
+            <w:pPr>
+              <w:spacing w:after="0" w:line="240" w:lineRule="auto"/>
+              <w:jc w:val="center"/>
+              <w:rPr>
+                <w:rFonts w:ascii="Aptos Narrow" w:eastAsia="Times New Roman" w:hAnsi="Aptos Narrow" w:cs="Times New Roman"/>
+                <w:color w:val="000000"/>
+                <w:kern w:val="0"/>
+                <w:sz w:val="18"/>
+                <w:szCs w:val="18"/>
+                <w14:ligatures w14:val="none"/>
+              </w:rPr>
+            </w:pPr>
+            <w:r>
+              <w:rPr>
+                <w:rFonts w:ascii="Aptos Narrow" w:eastAsia="Times New Roman" w:hAnsi="Aptos Narrow" w:cs="Times New Roman"/>
+                <w:color w:val="000000"/>
+                <w:kern w:val="0"/>
+                <w:sz w:val="18"/>
+                <w:szCs w:val="18"/>
+                <w14:ligatures w14:val="none"/>
+              </w:rPr>
+              <w:t>1976-2021</w:t>
+            </w:r>
+          </w:p>
+        </w:tc>
+        <w:tc>
+          <w:tcPr>
+            <w:tcW w:w="2373" w:type="dxa"/>
+            <w:shd w:val="clear" w:color="auto" w:fill="auto"/>
+            <w:noWrap/>
+            <w:vAlign w:val="center"/>
+          </w:tcPr>
+          <w:p>
+            <w:pPr>
+              <w:spacing w:after="0" w:line="240" w:lineRule="auto"/>
+              <w:jc w:val="center"/>
+              <w:rPr>
+                <w:rFonts w:ascii="Aptos Narrow" w:eastAsia="Times New Roman" w:hAnsi="Aptos Narrow" w:cs="Times New Roman"/>
+                <w:color w:val="000000"/>
+                <w:kern w:val="0"/>
+                <w:sz w:val="18"/>
+                <w:szCs w:val="18"/>
+                <w14:ligatures w14:val="none"/>
+              </w:rPr>
+            </w:pPr>
+            <w:r>
+              <w:rPr>
+                <w:rFonts w:ascii="Aptos Narrow" w:eastAsia="Times New Roman" w:hAnsi="Aptos Narrow" w:cs="Times New Roman"/>
+                <w:color w:val="000000"/>
+                <w:kern w:val="0"/>
+                <w:sz w:val="18"/>
+                <w:szCs w:val="18"/>
+                <w14:ligatures w14:val="none"/>
+              </w:rPr>
+              <w:t>Greenland</w:t>
+            </w:r>
+          </w:p>
+        </w:tc>
+        <w:tc>
+          <w:tcPr>
+            <w:tcW w:w="2020" w:type="dxa"/>
             <w:vAlign w:val="center"/>
           </w:tcPr>
           <w:p>
@@ -3421,143 +3415,139 @@
         </w:trPr>
         <w:tc>
           <w:tcPr>
-            <w:tcW w:w="1780" w:type="dxa"/>
-            <w:shd w:val="clear" w:color="auto" w:fill="auto"/>
-            <w:noWrap/>
-            <w:vAlign w:val="center"/>
-            <w:hideMark/>
-          </w:tcPr>
-          <w:p>
-            <w:pPr>
-              <w:spacing w:after="0" w:line="240" w:lineRule="auto"/>
-              <w:jc w:val="center"/>
-              <w:rPr>
-                <w:rFonts w:ascii="Aptos Narrow" w:eastAsia="Times New Roman" w:hAnsi="Aptos Narrow" w:cs="Times New Roman"/>
-                <w:color w:val="000000"/>
-                <w:kern w:val="0"/>
-                <w:sz w:val="18"/>
-                <w:szCs w:val="18"/>
-                <w14:ligatures w14:val="none"/>
-              </w:rPr>
-            </w:pPr>
-            <w:r>
-              <w:rPr>
-                <w:rFonts w:ascii="Aptos Narrow" w:eastAsia="Times New Roman" w:hAnsi="Aptos Narrow" w:cs="Times New Roman"/>
-                <w:color w:val="000000"/>
-                <w:kern w:val="0"/>
-                <w:sz w:val="18"/>
-                <w:szCs w:val="18"/>
-                <w14:ligatures w14:val="none"/>
-              </w:rPr>
-              <w:t>CODICE</w:t>
-            </w:r>
-          </w:p>
-        </w:tc>
-        <w:tc>
-          <w:tcPr>
-            <w:tcW w:w="2620" w:type="dxa"/>
-            <w:shd w:val="clear" w:color="auto" w:fill="auto"/>
-            <w:noWrap/>
-            <w:vAlign w:val="center"/>
-            <w:hideMark/>
-          </w:tcPr>
-          <w:p>
-            <w:pPr>
-              <w:spacing w:after="0" w:line="240" w:lineRule="auto"/>
-              <w:jc w:val="center"/>
-              <w:rPr>
-                <w:rFonts w:ascii="Aptos Narrow" w:eastAsia="Times New Roman" w:hAnsi="Aptos Narrow" w:cs="Times New Roman"/>
-                <w:color w:val="000000"/>
-                <w:kern w:val="0"/>
-                <w:sz w:val="18"/>
-                <w:szCs w:val="18"/>
-                <w14:ligatures w14:val="none"/>
-              </w:rPr>
-            </w:pPr>
-            <w:r>
-              <w:rPr>
-                <w:rFonts w:ascii="Aptos Narrow" w:eastAsia="Times New Roman" w:hAnsi="Aptos Narrow" w:cs="Times New Roman"/>
-                <w:color w:val="000000"/>
-                <w:kern w:val="0"/>
-                <w:sz w:val="18"/>
-                <w:szCs w:val="18"/>
-                <w14:ligatures w14:val="none"/>
-              </w:rPr>
-              <w:t>Iceland Grounds</w:t>
-            </w:r>
-          </w:p>
-        </w:tc>
-        <w:tc>
-          <w:tcPr>
-            <w:tcW w:w="1260" w:type="dxa"/>
-            <w:shd w:val="clear" w:color="auto" w:fill="auto"/>
-            <w:noWrap/>
-            <w:vAlign w:val="center"/>
-            <w:hideMark/>
-          </w:tcPr>
-          <w:p>
-            <w:pPr>
-              <w:spacing w:after="0" w:line="240" w:lineRule="auto"/>
-              <w:jc w:val="center"/>
-              <w:rPr>
-                <w:rFonts w:ascii="Aptos Narrow" w:eastAsia="Times New Roman" w:hAnsi="Aptos Narrow" w:cs="Times New Roman"/>
-                <w:color w:val="000000"/>
-                <w:kern w:val="0"/>
-                <w:sz w:val="18"/>
-                <w:szCs w:val="18"/>
-                <w14:ligatures w14:val="none"/>
-              </w:rPr>
-            </w:pPr>
-            <w:r>
-              <w:rPr>
-                <w:rFonts w:ascii="Aptos Narrow" w:eastAsia="Times New Roman" w:hAnsi="Aptos Narrow" w:cs="Times New Roman"/>
-                <w:color w:val="000000"/>
-                <w:kern w:val="0"/>
-                <w:sz w:val="18"/>
-                <w:szCs w:val="18"/>
-                <w14:ligatures w14:val="none"/>
-              </w:rPr>
-              <w:t>1955-2023</w:t>
-            </w:r>
-          </w:p>
-        </w:tc>
-        <w:tc>
-          <w:tcPr>
-            <w:tcW w:w="2300" w:type="dxa"/>
-            <w:shd w:val="clear" w:color="auto" w:fill="auto"/>
-            <w:noWrap/>
-            <w:vAlign w:val="center"/>
-            <w:hideMark/>
-          </w:tcPr>
-          <w:p>
-            <w:pPr>
-              <w:spacing w:after="0" w:line="240" w:lineRule="auto"/>
-              <w:jc w:val="center"/>
-              <w:rPr>
-                <w:rFonts w:ascii="Aptos Narrow" w:eastAsia="Times New Roman" w:hAnsi="Aptos Narrow" w:cs="Times New Roman"/>
-                <w:color w:val="000000"/>
-                <w:kern w:val="0"/>
-                <w:sz w:val="18"/>
-                <w:szCs w:val="18"/>
-                <w14:ligatures w14:val="none"/>
-              </w:rPr>
-            </w:pPr>
-            <w:r>
-              <w:rPr>
-                <w:rFonts w:ascii="Aptos Narrow" w:eastAsia="Times New Roman" w:hAnsi="Aptos Narrow" w:cs="Times New Roman"/>
-                <w:color w:val="000000"/>
-                <w:kern w:val="0"/>
-                <w:sz w:val="18"/>
-                <w:szCs w:val="18"/>
-                <w14:ligatures w14:val="none"/>
-              </w:rPr>
-              <w:t>Iceland</w:t>
-            </w:r>
-          </w:p>
-        </w:tc>
-        <w:tc>
-          <w:tcPr>
-            <w:tcW w:w="1400" w:type="dxa"/>
+            <w:tcW w:w="1521" w:type="dxa"/>
+            <w:shd w:val="clear" w:color="auto" w:fill="auto"/>
+            <w:noWrap/>
+            <w:vAlign w:val="center"/>
+          </w:tcPr>
+          <w:p>
+            <w:pPr>
+              <w:spacing w:after="0" w:line="240" w:lineRule="auto"/>
+              <w:jc w:val="center"/>
+              <w:rPr>
+                <w:rFonts w:ascii="Aptos Narrow" w:eastAsia="Times New Roman" w:hAnsi="Aptos Narrow" w:cs="Times New Roman"/>
+                <w:color w:val="000000"/>
+                <w:kern w:val="0"/>
+                <w:sz w:val="18"/>
+                <w:szCs w:val="18"/>
+                <w14:ligatures w14:val="none"/>
+              </w:rPr>
+            </w:pPr>
+            <w:r>
+              <w:rPr>
+                <w:rFonts w:ascii="Aptos Narrow" w:eastAsia="Times New Roman" w:hAnsi="Aptos Narrow" w:cs="Times New Roman"/>
+                <w:color w:val="000000"/>
+                <w:kern w:val="0"/>
+                <w:sz w:val="18"/>
+                <w:szCs w:val="18"/>
+                <w14:ligatures w14:val="none"/>
+              </w:rPr>
+              <w:t>COD1F-XIV</w:t>
+            </w:r>
+          </w:p>
+        </w:tc>
+        <w:tc>
+          <w:tcPr>
+            <w:tcW w:w="2704" w:type="dxa"/>
+            <w:shd w:val="clear" w:color="auto" w:fill="auto"/>
+            <w:noWrap/>
+            <w:vAlign w:val="center"/>
+          </w:tcPr>
+          <w:p>
+            <w:pPr>
+              <w:spacing w:after="0" w:line="240" w:lineRule="auto"/>
+              <w:jc w:val="center"/>
+              <w:rPr>
+                <w:rFonts w:ascii="Aptos Narrow" w:eastAsia="Times New Roman" w:hAnsi="Aptos Narrow" w:cs="Times New Roman"/>
+                <w:color w:val="000000"/>
+                <w:kern w:val="0"/>
+                <w:sz w:val="18"/>
+                <w:szCs w:val="18"/>
+                <w14:ligatures w14:val="none"/>
+              </w:rPr>
+            </w:pPr>
+            <w:r>
+              <w:rPr>
+                <w:rFonts w:ascii="Aptos Narrow" w:eastAsia="Times New Roman" w:hAnsi="Aptos Narrow" w:cs="Times New Roman"/>
+                <w:color w:val="000000"/>
+                <w:kern w:val="0"/>
+                <w:sz w:val="18"/>
+                <w:szCs w:val="18"/>
+                <w14:ligatures w14:val="none"/>
+              </w:rPr>
+              <w:t>NAFO 1F and ICES 14</w:t>
+            </w:r>
+          </w:p>
+        </w:tc>
+        <w:tc>
+          <w:tcPr>
+            <w:tcW w:w="1300" w:type="dxa"/>
+            <w:shd w:val="clear" w:color="auto" w:fill="auto"/>
+            <w:noWrap/>
+            <w:vAlign w:val="center"/>
+          </w:tcPr>
+          <w:p>
+            <w:pPr>
+              <w:spacing w:after="0" w:line="240" w:lineRule="auto"/>
+              <w:jc w:val="center"/>
+              <w:rPr>
+                <w:rFonts w:ascii="Aptos Narrow" w:eastAsia="Times New Roman" w:hAnsi="Aptos Narrow" w:cs="Times New Roman"/>
+                <w:color w:val="000000"/>
+                <w:kern w:val="0"/>
+                <w:sz w:val="18"/>
+                <w:szCs w:val="18"/>
+                <w14:ligatures w14:val="none"/>
+              </w:rPr>
+            </w:pPr>
+            <w:r>
+              <w:rPr>
+                <w:rFonts w:ascii="Aptos Narrow" w:eastAsia="Times New Roman" w:hAnsi="Aptos Narrow" w:cs="Times New Roman"/>
+                <w:color w:val="000000"/>
+                <w:kern w:val="0"/>
+                <w:sz w:val="18"/>
+                <w:szCs w:val="18"/>
+                <w14:ligatures w14:val="none"/>
+              </w:rPr>
+              <w:t>1973-2021</w:t>
+            </w:r>
+          </w:p>
+        </w:tc>
+        <w:tc>
+          <w:tcPr>
+            <w:tcW w:w="2373" w:type="dxa"/>
+            <w:shd w:val="clear" w:color="auto" w:fill="auto"/>
+            <w:noWrap/>
+            <w:vAlign w:val="center"/>
+          </w:tcPr>
+          <w:p>
+            <w:pPr>
+              <w:spacing w:after="0" w:line="240" w:lineRule="auto"/>
+              <w:jc w:val="center"/>
+              <w:rPr>
+                <w:rFonts w:ascii="Aptos Narrow" w:eastAsia="Times New Roman" w:hAnsi="Aptos Narrow" w:cs="Times New Roman"/>
+                <w:color w:val="000000"/>
+                <w:kern w:val="0"/>
+                <w:sz w:val="18"/>
+                <w:szCs w:val="18"/>
+                <w14:ligatures w14:val="none"/>
+              </w:rPr>
+            </w:pPr>
+            <w:r>
+              <w:rPr>
+                <w:rFonts w:ascii="Aptos Narrow" w:eastAsia="Times New Roman" w:hAnsi="Aptos Narrow" w:cs="Times New Roman"/>
+                <w:color w:val="000000"/>
+                <w:kern w:val="0"/>
+                <w:sz w:val="18"/>
+                <w:szCs w:val="18"/>
+                <w14:ligatures w14:val="none"/>
+              </w:rPr>
+              <w:t>Greenland</w:t>
+            </w:r>
+          </w:p>
+        </w:tc>
+        <w:tc>
+          <w:tcPr>
+            <w:tcW w:w="2020" w:type="dxa"/>
             <w:vAlign w:val="center"/>
           </w:tcPr>
           <w:p>
@@ -3593,181 +3583,45 @@
         </w:trPr>
         <w:tc>
           <w:tcPr>
-            <w:tcW w:w="1780" w:type="dxa"/>
-            <w:shd w:val="clear" w:color="auto" w:fill="auto"/>
-            <w:noWrap/>
-            <w:vAlign w:val="center"/>
-            <w:hideMark/>
-          </w:tcPr>
-          <w:p>
-            <w:pPr>
-              <w:spacing w:after="0" w:line="240" w:lineRule="auto"/>
-              <w:jc w:val="center"/>
-              <w:rPr>
-                <w:rFonts w:ascii="Aptos Narrow" w:eastAsia="Times New Roman" w:hAnsi="Aptos Narrow" w:cs="Times New Roman"/>
-                <w:color w:val="000000"/>
-                <w:kern w:val="0"/>
-                <w:sz w:val="18"/>
-                <w:szCs w:val="18"/>
-                <w14:ligatures w14:val="none"/>
-              </w:rPr>
-            </w:pPr>
-            <w:proofErr w:type="spellStart"/>
-            <w:r>
-              <w:rPr>
-                <w:rFonts w:ascii="Aptos Narrow" w:eastAsia="Times New Roman" w:hAnsi="Aptos Narrow" w:cs="Times New Roman"/>
-                <w:color w:val="000000"/>
-                <w:kern w:val="0"/>
-                <w:sz w:val="18"/>
-                <w:szCs w:val="18"/>
-                <w14:ligatures w14:val="none"/>
-              </w:rPr>
-              <w:t>CODIIIaW</w:t>
-            </w:r>
-            <w:proofErr w:type="spellEnd"/>
-            <w:r>
-              <w:rPr>
-                <w:rFonts w:ascii="Aptos Narrow" w:eastAsia="Times New Roman" w:hAnsi="Aptos Narrow" w:cs="Times New Roman"/>
-                <w:color w:val="000000"/>
-                <w:kern w:val="0"/>
-                <w:sz w:val="18"/>
-                <w:szCs w:val="18"/>
-                <w14:ligatures w14:val="none"/>
-              </w:rPr>
-              <w:t>-IV-VIId</w:t>
-            </w:r>
-          </w:p>
-        </w:tc>
-        <w:tc>
-          <w:tcPr>
-            <w:tcW w:w="2620" w:type="dxa"/>
-            <w:shd w:val="clear" w:color="auto" w:fill="auto"/>
-            <w:noWrap/>
-            <w:vAlign w:val="center"/>
-            <w:hideMark/>
-          </w:tcPr>
-          <w:p>
-            <w:pPr>
-              <w:spacing w:after="0" w:line="240" w:lineRule="auto"/>
-              <w:jc w:val="center"/>
-              <w:rPr>
-                <w:rFonts w:ascii="Aptos Narrow" w:eastAsia="Times New Roman" w:hAnsi="Aptos Narrow" w:cs="Times New Roman"/>
-                <w:color w:val="000000"/>
-                <w:kern w:val="0"/>
-                <w:sz w:val="18"/>
-                <w:szCs w:val="18"/>
-                <w14:ligatures w14:val="none"/>
-              </w:rPr>
-            </w:pPr>
-            <w:r>
-              <w:rPr>
-                <w:rFonts w:ascii="Aptos Narrow" w:eastAsia="Times New Roman" w:hAnsi="Aptos Narrow" w:cs="Times New Roman"/>
-                <w:color w:val="000000"/>
-                <w:kern w:val="0"/>
-                <w:sz w:val="18"/>
-                <w:szCs w:val="18"/>
-                <w14:ligatures w14:val="none"/>
-              </w:rPr>
-              <w:t>ICES 3a(west)-4-7d</w:t>
-            </w:r>
-          </w:p>
-        </w:tc>
-        <w:tc>
-          <w:tcPr>
-            <w:tcW w:w="1260" w:type="dxa"/>
-            <w:shd w:val="clear" w:color="auto" w:fill="auto"/>
-            <w:noWrap/>
-            <w:vAlign w:val="center"/>
-            <w:hideMark/>
-          </w:tcPr>
-          <w:p>
-            <w:pPr>
-              <w:spacing w:after="0" w:line="240" w:lineRule="auto"/>
-              <w:jc w:val="center"/>
-              <w:rPr>
-                <w:rFonts w:ascii="Aptos Narrow" w:eastAsia="Times New Roman" w:hAnsi="Aptos Narrow" w:cs="Times New Roman"/>
-                <w:color w:val="000000"/>
-                <w:kern w:val="0"/>
-                <w:sz w:val="18"/>
-                <w:szCs w:val="18"/>
-                <w14:ligatures w14:val="none"/>
-              </w:rPr>
-            </w:pPr>
-            <w:r>
-              <w:rPr>
-                <w:rFonts w:ascii="Aptos Narrow" w:eastAsia="Times New Roman" w:hAnsi="Aptos Narrow" w:cs="Times New Roman"/>
-                <w:color w:val="000000"/>
-                <w:kern w:val="0"/>
-                <w:sz w:val="18"/>
-                <w:szCs w:val="18"/>
-                <w14:ligatures w14:val="none"/>
-              </w:rPr>
-              <w:t>1962-2022</w:t>
-            </w:r>
-          </w:p>
-        </w:tc>
-        <w:tc>
-          <w:tcPr>
-            <w:tcW w:w="2300" w:type="dxa"/>
-            <w:shd w:val="clear" w:color="auto" w:fill="auto"/>
-            <w:noWrap/>
-            <w:vAlign w:val="center"/>
-            <w:hideMark/>
-          </w:tcPr>
-          <w:p>
-            <w:pPr>
-              <w:spacing w:after="0" w:line="240" w:lineRule="auto"/>
-              <w:jc w:val="center"/>
-              <w:rPr>
-                <w:rFonts w:ascii="Aptos Narrow" w:eastAsia="Times New Roman" w:hAnsi="Aptos Narrow" w:cs="Times New Roman"/>
-                <w:color w:val="000000"/>
-                <w:kern w:val="0"/>
-                <w:sz w:val="18"/>
-                <w:szCs w:val="18"/>
-                <w14:ligatures w14:val="none"/>
-              </w:rPr>
-            </w:pPr>
-            <w:r>
-              <w:rPr>
-                <w:rFonts w:ascii="Aptos Narrow" w:eastAsia="Times New Roman" w:hAnsi="Aptos Narrow" w:cs="Times New Roman"/>
-                <w:color w:val="000000"/>
-                <w:kern w:val="0"/>
-                <w:sz w:val="18"/>
-                <w:szCs w:val="18"/>
-                <w14:ligatures w14:val="none"/>
-              </w:rPr>
-              <w:t>United Kingdom</w:t>
-            </w:r>
-          </w:p>
-        </w:tc>
-        <w:tc>
-          <w:tcPr>
-            <w:tcW w:w="1400" w:type="dxa"/>
-            <w:vAlign w:val="center"/>
-          </w:tcPr>
-          <w:p>
-            <w:pPr>
-              <w:spacing w:after="0" w:line="240" w:lineRule="auto"/>
-              <w:jc w:val="center"/>
-              <w:rPr>
-                <w:rFonts w:ascii="Aptos Narrow" w:eastAsia="Times New Roman" w:hAnsi="Aptos Narrow" w:cs="Times New Roman"/>
-                <w:color w:val="000000"/>
-                <w:kern w:val="0"/>
-                <w:sz w:val="18"/>
-                <w:szCs w:val="18"/>
-                <w14:ligatures w14:val="none"/>
-              </w:rPr>
-            </w:pPr>
-            <w:r>
-              <w:rPr>
-                <w:rFonts w:ascii="Aptos Narrow" w:eastAsia="Times New Roman" w:hAnsi="Aptos Narrow" w:cs="Times New Roman"/>
-                <w:color w:val="000000"/>
-                <w:kern w:val="0"/>
-                <w:sz w:val="18"/>
-                <w:szCs w:val="18"/>
-                <w14:ligatures w14:val="none"/>
-              </w:rPr>
-              <w:t>RAM</w:t>
+            <w:tcW w:w="9918" w:type="dxa"/>
+            <w:gridSpan w:val="5"/>
+            <w:shd w:val="clear" w:color="auto" w:fill="auto"/>
+            <w:noWrap/>
+            <w:vAlign w:val="center"/>
+          </w:tcPr>
+          <w:p>
+            <w:pPr>
+              <w:spacing w:after="0" w:line="240" w:lineRule="auto"/>
+              <w:rPr>
+                <w:rFonts w:ascii="Aptos Narrow" w:eastAsia="Times New Roman" w:hAnsi="Aptos Narrow" w:cs="Times New Roman"/>
+                <w:color w:val="000000"/>
+                <w:kern w:val="0"/>
+                <w:sz w:val="18"/>
+                <w:szCs w:val="18"/>
+                <w14:ligatures w14:val="none"/>
+              </w:rPr>
+            </w:pPr>
+            <w:r>
+              <w:rPr>
+                <w:rFonts w:ascii="Aptos Narrow" w:eastAsia="Times New Roman" w:hAnsi="Aptos Narrow" w:cs="Times New Roman"/>
+                <w:color w:val="000000"/>
+                <w:kern w:val="0"/>
+                <w:sz w:val="18"/>
+                <w:szCs w:val="18"/>
+                <w14:ligatures w14:val="none"/>
+              </w:rPr>
+              <w:t>Northeast</w:t>
+            </w:r>
+            <w:r>
+              <w:rPr>
+                <w:rFonts w:ascii="Aptos Narrow" w:eastAsia="Times New Roman" w:hAnsi="Aptos Narrow" w:cs="Times New Roman"/>
+                <w:color w:val="000000"/>
+                <w:kern w:val="0"/>
+                <w:sz w:val="18"/>
+                <w:szCs w:val="18"/>
+                <w14:ligatures w14:val="none"/>
+              </w:rPr>
+              <w:t xml:space="preserve"> Atlantic stocks</w:t>
             </w:r>
           </w:p>
         </w:tc>
@@ -3778,143 +3632,143 @@
         </w:trPr>
         <w:tc>
           <w:tcPr>
-            <w:tcW w:w="1780" w:type="dxa"/>
-            <w:shd w:val="clear" w:color="auto" w:fill="auto"/>
-            <w:noWrap/>
-            <w:vAlign w:val="center"/>
-            <w:hideMark/>
-          </w:tcPr>
-          <w:p>
-            <w:pPr>
-              <w:spacing w:after="0" w:line="240" w:lineRule="auto"/>
-              <w:jc w:val="center"/>
-              <w:rPr>
-                <w:rFonts w:ascii="Aptos Narrow" w:eastAsia="Times New Roman" w:hAnsi="Aptos Narrow" w:cs="Times New Roman"/>
-                <w:color w:val="000000"/>
-                <w:kern w:val="0"/>
-                <w:sz w:val="18"/>
-                <w:szCs w:val="18"/>
-                <w14:ligatures w14:val="none"/>
-              </w:rPr>
-            </w:pPr>
-            <w:r>
-              <w:rPr>
-                <w:rFonts w:ascii="Aptos Narrow" w:eastAsia="Times New Roman" w:hAnsi="Aptos Narrow" w:cs="Times New Roman"/>
-                <w:color w:val="000000"/>
-                <w:kern w:val="0"/>
-                <w:sz w:val="18"/>
-                <w:szCs w:val="18"/>
-                <w14:ligatures w14:val="none"/>
-              </w:rPr>
-              <w:t>CODIS</w:t>
-            </w:r>
-          </w:p>
-        </w:tc>
-        <w:tc>
-          <w:tcPr>
-            <w:tcW w:w="2620" w:type="dxa"/>
-            <w:shd w:val="clear" w:color="auto" w:fill="auto"/>
-            <w:noWrap/>
-            <w:vAlign w:val="center"/>
-            <w:hideMark/>
-          </w:tcPr>
-          <w:p>
-            <w:pPr>
-              <w:spacing w:after="0" w:line="240" w:lineRule="auto"/>
-              <w:jc w:val="center"/>
-              <w:rPr>
-                <w:rFonts w:ascii="Aptos Narrow" w:eastAsia="Times New Roman" w:hAnsi="Aptos Narrow" w:cs="Times New Roman"/>
-                <w:color w:val="000000"/>
-                <w:kern w:val="0"/>
-                <w:sz w:val="18"/>
-                <w:szCs w:val="18"/>
-                <w14:ligatures w14:val="none"/>
-              </w:rPr>
-            </w:pPr>
-            <w:r>
-              <w:rPr>
-                <w:rFonts w:ascii="Aptos Narrow" w:eastAsia="Times New Roman" w:hAnsi="Aptos Narrow" w:cs="Times New Roman"/>
-                <w:color w:val="000000"/>
-                <w:kern w:val="0"/>
-                <w:sz w:val="18"/>
-                <w:szCs w:val="18"/>
-                <w14:ligatures w14:val="none"/>
-              </w:rPr>
-              <w:t>Irish Sea</w:t>
-            </w:r>
-          </w:p>
-        </w:tc>
-        <w:tc>
-          <w:tcPr>
-            <w:tcW w:w="1260" w:type="dxa"/>
-            <w:shd w:val="clear" w:color="auto" w:fill="auto"/>
-            <w:noWrap/>
-            <w:vAlign w:val="center"/>
-            <w:hideMark/>
-          </w:tcPr>
-          <w:p>
-            <w:pPr>
-              <w:spacing w:after="0" w:line="240" w:lineRule="auto"/>
-              <w:jc w:val="center"/>
-              <w:rPr>
-                <w:rFonts w:ascii="Aptos Narrow" w:eastAsia="Times New Roman" w:hAnsi="Aptos Narrow" w:cs="Times New Roman"/>
-                <w:color w:val="000000"/>
-                <w:kern w:val="0"/>
-                <w:sz w:val="18"/>
-                <w:szCs w:val="18"/>
-                <w14:ligatures w14:val="none"/>
-              </w:rPr>
-            </w:pPr>
-            <w:r>
-              <w:rPr>
-                <w:rFonts w:ascii="Aptos Narrow" w:eastAsia="Times New Roman" w:hAnsi="Aptos Narrow" w:cs="Times New Roman"/>
-                <w:color w:val="000000"/>
-                <w:kern w:val="0"/>
-                <w:sz w:val="18"/>
-                <w:szCs w:val="18"/>
-                <w14:ligatures w14:val="none"/>
-              </w:rPr>
-              <w:t>1968-2023</w:t>
-            </w:r>
-          </w:p>
-        </w:tc>
-        <w:tc>
-          <w:tcPr>
-            <w:tcW w:w="2300" w:type="dxa"/>
-            <w:shd w:val="clear" w:color="auto" w:fill="auto"/>
-            <w:noWrap/>
-            <w:vAlign w:val="center"/>
-            <w:hideMark/>
-          </w:tcPr>
-          <w:p>
-            <w:pPr>
-              <w:spacing w:after="0" w:line="240" w:lineRule="auto"/>
-              <w:jc w:val="center"/>
-              <w:rPr>
-                <w:rFonts w:ascii="Aptos Narrow" w:eastAsia="Times New Roman" w:hAnsi="Aptos Narrow" w:cs="Times New Roman"/>
-                <w:color w:val="000000"/>
-                <w:kern w:val="0"/>
-                <w:sz w:val="18"/>
-                <w:szCs w:val="18"/>
-                <w14:ligatures w14:val="none"/>
-              </w:rPr>
-            </w:pPr>
-            <w:r>
-              <w:rPr>
-                <w:rFonts w:ascii="Aptos Narrow" w:eastAsia="Times New Roman" w:hAnsi="Aptos Narrow" w:cs="Times New Roman"/>
-                <w:color w:val="000000"/>
-                <w:kern w:val="0"/>
-                <w:sz w:val="18"/>
-                <w:szCs w:val="18"/>
-                <w14:ligatures w14:val="none"/>
-              </w:rPr>
-              <w:t>Ireland</w:t>
-            </w:r>
-          </w:p>
-        </w:tc>
-        <w:tc>
-          <w:tcPr>
-            <w:tcW w:w="1400" w:type="dxa"/>
+            <w:tcW w:w="1521" w:type="dxa"/>
+            <w:shd w:val="clear" w:color="auto" w:fill="auto"/>
+            <w:noWrap/>
+            <w:vAlign w:val="center"/>
+            <w:hideMark/>
+          </w:tcPr>
+          <w:p>
+            <w:pPr>
+              <w:spacing w:after="0" w:line="240" w:lineRule="auto"/>
+              <w:jc w:val="center"/>
+              <w:rPr>
+                <w:rFonts w:ascii="Aptos Narrow" w:eastAsia="Times New Roman" w:hAnsi="Aptos Narrow" w:cs="Times New Roman"/>
+                <w:color w:val="000000"/>
+                <w:kern w:val="0"/>
+                <w:sz w:val="18"/>
+                <w:szCs w:val="18"/>
+                <w14:ligatures w14:val="none"/>
+              </w:rPr>
+            </w:pPr>
+            <w:r>
+              <w:rPr>
+                <w:rFonts w:ascii="Aptos Narrow" w:eastAsia="Times New Roman" w:hAnsi="Aptos Narrow" w:cs="Times New Roman"/>
+                <w:color w:val="000000"/>
+                <w:kern w:val="0"/>
+                <w:sz w:val="18"/>
+                <w:szCs w:val="18"/>
+                <w14:ligatures w14:val="none"/>
+              </w:rPr>
+              <w:t>CODBA2224</w:t>
+            </w:r>
+          </w:p>
+        </w:tc>
+        <w:tc>
+          <w:tcPr>
+            <w:tcW w:w="2704" w:type="dxa"/>
+            <w:shd w:val="clear" w:color="auto" w:fill="auto"/>
+            <w:noWrap/>
+            <w:vAlign w:val="center"/>
+            <w:hideMark/>
+          </w:tcPr>
+          <w:p>
+            <w:pPr>
+              <w:spacing w:after="0" w:line="240" w:lineRule="auto"/>
+              <w:jc w:val="center"/>
+              <w:rPr>
+                <w:rFonts w:ascii="Aptos Narrow" w:eastAsia="Times New Roman" w:hAnsi="Aptos Narrow" w:cs="Times New Roman"/>
+                <w:color w:val="000000"/>
+                <w:kern w:val="0"/>
+                <w:sz w:val="18"/>
+                <w:szCs w:val="18"/>
+                <w14:ligatures w14:val="none"/>
+              </w:rPr>
+            </w:pPr>
+            <w:r>
+              <w:rPr>
+                <w:rFonts w:ascii="Aptos Narrow" w:eastAsia="Times New Roman" w:hAnsi="Aptos Narrow" w:cs="Times New Roman"/>
+                <w:color w:val="000000"/>
+                <w:kern w:val="0"/>
+                <w:sz w:val="18"/>
+                <w:szCs w:val="18"/>
+                <w14:ligatures w14:val="none"/>
+              </w:rPr>
+              <w:t>Western Baltic</w:t>
+            </w:r>
+          </w:p>
+        </w:tc>
+        <w:tc>
+          <w:tcPr>
+            <w:tcW w:w="1300" w:type="dxa"/>
+            <w:shd w:val="clear" w:color="auto" w:fill="auto"/>
+            <w:noWrap/>
+            <w:vAlign w:val="center"/>
+            <w:hideMark/>
+          </w:tcPr>
+          <w:p>
+            <w:pPr>
+              <w:spacing w:after="0" w:line="240" w:lineRule="auto"/>
+              <w:jc w:val="center"/>
+              <w:rPr>
+                <w:rFonts w:ascii="Aptos Narrow" w:eastAsia="Times New Roman" w:hAnsi="Aptos Narrow" w:cs="Times New Roman"/>
+                <w:color w:val="000000"/>
+                <w:kern w:val="0"/>
+                <w:sz w:val="18"/>
+                <w:szCs w:val="18"/>
+                <w14:ligatures w14:val="none"/>
+              </w:rPr>
+            </w:pPr>
+            <w:r>
+              <w:rPr>
+                <w:rFonts w:ascii="Aptos Narrow" w:eastAsia="Times New Roman" w:hAnsi="Aptos Narrow" w:cs="Times New Roman"/>
+                <w:color w:val="000000"/>
+                <w:kern w:val="0"/>
+                <w:sz w:val="18"/>
+                <w:szCs w:val="18"/>
+                <w14:ligatures w14:val="none"/>
+              </w:rPr>
+              <w:t>1985-2021</w:t>
+            </w:r>
+          </w:p>
+        </w:tc>
+        <w:tc>
+          <w:tcPr>
+            <w:tcW w:w="2373" w:type="dxa"/>
+            <w:shd w:val="clear" w:color="auto" w:fill="auto"/>
+            <w:noWrap/>
+            <w:vAlign w:val="center"/>
+            <w:hideMark/>
+          </w:tcPr>
+          <w:p>
+            <w:pPr>
+              <w:spacing w:after="0" w:line="240" w:lineRule="auto"/>
+              <w:jc w:val="center"/>
+              <w:rPr>
+                <w:rFonts w:ascii="Aptos Narrow" w:eastAsia="Times New Roman" w:hAnsi="Aptos Narrow" w:cs="Times New Roman"/>
+                <w:color w:val="000000"/>
+                <w:kern w:val="0"/>
+                <w:sz w:val="18"/>
+                <w:szCs w:val="18"/>
+                <w14:ligatures w14:val="none"/>
+              </w:rPr>
+            </w:pPr>
+            <w:r>
+              <w:rPr>
+                <w:rFonts w:ascii="Aptos Narrow" w:eastAsia="Times New Roman" w:hAnsi="Aptos Narrow" w:cs="Times New Roman"/>
+                <w:color w:val="000000"/>
+                <w:kern w:val="0"/>
+                <w:sz w:val="18"/>
+                <w:szCs w:val="18"/>
+                <w14:ligatures w14:val="none"/>
+              </w:rPr>
+              <w:t>Denmark</w:t>
+            </w:r>
+          </w:p>
+        </w:tc>
+        <w:tc>
+          <w:tcPr>
+            <w:tcW w:w="2020" w:type="dxa"/>
             <w:vAlign w:val="center"/>
           </w:tcPr>
           <w:p>
@@ -3950,143 +3804,143 @@
         </w:trPr>
         <w:tc>
           <w:tcPr>
-            <w:tcW w:w="1780" w:type="dxa"/>
-            <w:shd w:val="clear" w:color="auto" w:fill="auto"/>
-            <w:noWrap/>
-            <w:vAlign w:val="center"/>
-            <w:hideMark/>
-          </w:tcPr>
-          <w:p>
-            <w:pPr>
-              <w:spacing w:after="0" w:line="240" w:lineRule="auto"/>
-              <w:jc w:val="center"/>
-              <w:rPr>
-                <w:rFonts w:ascii="Aptos Narrow" w:eastAsia="Times New Roman" w:hAnsi="Aptos Narrow" w:cs="Times New Roman"/>
-                <w:color w:val="000000"/>
-                <w:kern w:val="0"/>
-                <w:sz w:val="18"/>
-                <w:szCs w:val="18"/>
-                <w14:ligatures w14:val="none"/>
-              </w:rPr>
-            </w:pPr>
-            <w:r>
-              <w:rPr>
-                <w:rFonts w:ascii="Aptos Narrow" w:eastAsia="Times New Roman" w:hAnsi="Aptos Narrow" w:cs="Times New Roman"/>
-                <w:color w:val="000000"/>
-                <w:kern w:val="0"/>
-                <w:sz w:val="18"/>
-                <w:szCs w:val="18"/>
-                <w14:ligatures w14:val="none"/>
-              </w:rPr>
-              <w:t>CODNEAR</w:t>
-            </w:r>
-          </w:p>
-        </w:tc>
-        <w:tc>
-          <w:tcPr>
-            <w:tcW w:w="2620" w:type="dxa"/>
-            <w:shd w:val="clear" w:color="auto" w:fill="auto"/>
-            <w:noWrap/>
-            <w:vAlign w:val="center"/>
-            <w:hideMark/>
-          </w:tcPr>
-          <w:p>
-            <w:pPr>
-              <w:spacing w:after="0" w:line="240" w:lineRule="auto"/>
-              <w:jc w:val="center"/>
-              <w:rPr>
-                <w:rFonts w:ascii="Aptos Narrow" w:eastAsia="Times New Roman" w:hAnsi="Aptos Narrow" w:cs="Times New Roman"/>
-                <w:color w:val="000000"/>
-                <w:kern w:val="0"/>
-                <w:sz w:val="18"/>
-                <w:szCs w:val="18"/>
-                <w14:ligatures w14:val="none"/>
-              </w:rPr>
-            </w:pPr>
-            <w:r>
-              <w:rPr>
-                <w:rFonts w:ascii="Aptos Narrow" w:eastAsia="Times New Roman" w:hAnsi="Aptos Narrow" w:cs="Times New Roman"/>
-                <w:color w:val="000000"/>
-                <w:kern w:val="0"/>
-                <w:sz w:val="18"/>
-                <w:szCs w:val="18"/>
-                <w14:ligatures w14:val="none"/>
-              </w:rPr>
-              <w:t>North-East Arctic</w:t>
-            </w:r>
-          </w:p>
-        </w:tc>
-        <w:tc>
-          <w:tcPr>
-            <w:tcW w:w="1260" w:type="dxa"/>
-            <w:shd w:val="clear" w:color="auto" w:fill="auto"/>
-            <w:noWrap/>
-            <w:vAlign w:val="center"/>
-            <w:hideMark/>
-          </w:tcPr>
-          <w:p>
-            <w:pPr>
-              <w:spacing w:after="0" w:line="240" w:lineRule="auto"/>
-              <w:jc w:val="center"/>
-              <w:rPr>
-                <w:rFonts w:ascii="Aptos Narrow" w:eastAsia="Times New Roman" w:hAnsi="Aptos Narrow" w:cs="Times New Roman"/>
-                <w:color w:val="000000"/>
-                <w:kern w:val="0"/>
-                <w:sz w:val="18"/>
-                <w:szCs w:val="18"/>
-                <w14:ligatures w14:val="none"/>
-              </w:rPr>
-            </w:pPr>
-            <w:r>
-              <w:rPr>
-                <w:rFonts w:ascii="Aptos Narrow" w:eastAsia="Times New Roman" w:hAnsi="Aptos Narrow" w:cs="Times New Roman"/>
-                <w:color w:val="000000"/>
-                <w:kern w:val="0"/>
-                <w:sz w:val="18"/>
-                <w:szCs w:val="18"/>
-                <w14:ligatures w14:val="none"/>
-              </w:rPr>
-              <w:t>1943-2021</w:t>
-            </w:r>
-          </w:p>
-        </w:tc>
-        <w:tc>
-          <w:tcPr>
-            <w:tcW w:w="2300" w:type="dxa"/>
-            <w:shd w:val="clear" w:color="auto" w:fill="auto"/>
-            <w:noWrap/>
-            <w:vAlign w:val="center"/>
-            <w:hideMark/>
-          </w:tcPr>
-          <w:p>
-            <w:pPr>
-              <w:spacing w:after="0" w:line="240" w:lineRule="auto"/>
-              <w:jc w:val="center"/>
-              <w:rPr>
-                <w:rFonts w:ascii="Aptos Narrow" w:eastAsia="Times New Roman" w:hAnsi="Aptos Narrow" w:cs="Times New Roman"/>
-                <w:color w:val="000000"/>
-                <w:kern w:val="0"/>
-                <w:sz w:val="18"/>
-                <w:szCs w:val="18"/>
-                <w14:ligatures w14:val="none"/>
-              </w:rPr>
-            </w:pPr>
-            <w:r>
-              <w:rPr>
-                <w:rFonts w:ascii="Aptos Narrow" w:eastAsia="Times New Roman" w:hAnsi="Aptos Narrow" w:cs="Times New Roman"/>
-                <w:color w:val="000000"/>
-                <w:kern w:val="0"/>
-                <w:sz w:val="18"/>
-                <w:szCs w:val="18"/>
-                <w14:ligatures w14:val="none"/>
-              </w:rPr>
-              <w:t>Norway</w:t>
-            </w:r>
-          </w:p>
-        </w:tc>
-        <w:tc>
-          <w:tcPr>
-            <w:tcW w:w="1400" w:type="dxa"/>
+            <w:tcW w:w="1521" w:type="dxa"/>
+            <w:shd w:val="clear" w:color="auto" w:fill="auto"/>
+            <w:noWrap/>
+            <w:vAlign w:val="center"/>
+            <w:hideMark/>
+          </w:tcPr>
+          <w:p>
+            <w:pPr>
+              <w:spacing w:after="0" w:line="240" w:lineRule="auto"/>
+              <w:jc w:val="center"/>
+              <w:rPr>
+                <w:rFonts w:ascii="Aptos Narrow" w:eastAsia="Times New Roman" w:hAnsi="Aptos Narrow" w:cs="Times New Roman"/>
+                <w:color w:val="000000"/>
+                <w:kern w:val="0"/>
+                <w:sz w:val="18"/>
+                <w:szCs w:val="18"/>
+                <w14:ligatures w14:val="none"/>
+              </w:rPr>
+            </w:pPr>
+            <w:r>
+              <w:rPr>
+                <w:rFonts w:ascii="Aptos Narrow" w:eastAsia="Times New Roman" w:hAnsi="Aptos Narrow" w:cs="Times New Roman"/>
+                <w:color w:val="000000"/>
+                <w:kern w:val="0"/>
+                <w:sz w:val="18"/>
+                <w:szCs w:val="18"/>
+                <w14:ligatures w14:val="none"/>
+              </w:rPr>
+              <w:t>CODBA2532</w:t>
+            </w:r>
+          </w:p>
+        </w:tc>
+        <w:tc>
+          <w:tcPr>
+            <w:tcW w:w="2704" w:type="dxa"/>
+            <w:shd w:val="clear" w:color="auto" w:fill="auto"/>
+            <w:noWrap/>
+            <w:vAlign w:val="center"/>
+            <w:hideMark/>
+          </w:tcPr>
+          <w:p>
+            <w:pPr>
+              <w:spacing w:after="0" w:line="240" w:lineRule="auto"/>
+              <w:jc w:val="center"/>
+              <w:rPr>
+                <w:rFonts w:ascii="Aptos Narrow" w:eastAsia="Times New Roman" w:hAnsi="Aptos Narrow" w:cs="Times New Roman"/>
+                <w:color w:val="000000"/>
+                <w:kern w:val="0"/>
+                <w:sz w:val="18"/>
+                <w:szCs w:val="18"/>
+                <w14:ligatures w14:val="none"/>
+              </w:rPr>
+            </w:pPr>
+            <w:r>
+              <w:rPr>
+                <w:rFonts w:ascii="Aptos Narrow" w:eastAsia="Times New Roman" w:hAnsi="Aptos Narrow" w:cs="Times New Roman"/>
+                <w:color w:val="000000"/>
+                <w:kern w:val="0"/>
+                <w:sz w:val="18"/>
+                <w:szCs w:val="18"/>
+                <w14:ligatures w14:val="none"/>
+              </w:rPr>
+              <w:t>Eastern Baltic</w:t>
+            </w:r>
+          </w:p>
+        </w:tc>
+        <w:tc>
+          <w:tcPr>
+            <w:tcW w:w="1300" w:type="dxa"/>
+            <w:shd w:val="clear" w:color="auto" w:fill="auto"/>
+            <w:noWrap/>
+            <w:vAlign w:val="center"/>
+            <w:hideMark/>
+          </w:tcPr>
+          <w:p>
+            <w:pPr>
+              <w:spacing w:after="0" w:line="240" w:lineRule="auto"/>
+              <w:jc w:val="center"/>
+              <w:rPr>
+                <w:rFonts w:ascii="Aptos Narrow" w:eastAsia="Times New Roman" w:hAnsi="Aptos Narrow" w:cs="Times New Roman"/>
+                <w:color w:val="000000"/>
+                <w:kern w:val="0"/>
+                <w:sz w:val="18"/>
+                <w:szCs w:val="18"/>
+                <w14:ligatures w14:val="none"/>
+              </w:rPr>
+            </w:pPr>
+            <w:r>
+              <w:rPr>
+                <w:rFonts w:ascii="Aptos Narrow" w:eastAsia="Times New Roman" w:hAnsi="Aptos Narrow" w:cs="Times New Roman"/>
+                <w:color w:val="000000"/>
+                <w:kern w:val="0"/>
+                <w:sz w:val="18"/>
+                <w:szCs w:val="18"/>
+                <w14:ligatures w14:val="none"/>
+              </w:rPr>
+              <w:t>1946-2021</w:t>
+            </w:r>
+          </w:p>
+        </w:tc>
+        <w:tc>
+          <w:tcPr>
+            <w:tcW w:w="2373" w:type="dxa"/>
+            <w:shd w:val="clear" w:color="auto" w:fill="auto"/>
+            <w:noWrap/>
+            <w:vAlign w:val="center"/>
+            <w:hideMark/>
+          </w:tcPr>
+          <w:p>
+            <w:pPr>
+              <w:spacing w:after="0" w:line="240" w:lineRule="auto"/>
+              <w:jc w:val="center"/>
+              <w:rPr>
+                <w:rFonts w:ascii="Aptos Narrow" w:eastAsia="Times New Roman" w:hAnsi="Aptos Narrow" w:cs="Times New Roman"/>
+                <w:color w:val="000000"/>
+                <w:kern w:val="0"/>
+                <w:sz w:val="18"/>
+                <w:szCs w:val="18"/>
+                <w14:ligatures w14:val="none"/>
+              </w:rPr>
+            </w:pPr>
+            <w:r>
+              <w:rPr>
+                <w:rFonts w:ascii="Aptos Narrow" w:eastAsia="Times New Roman" w:hAnsi="Aptos Narrow" w:cs="Times New Roman"/>
+                <w:color w:val="000000"/>
+                <w:kern w:val="0"/>
+                <w:sz w:val="18"/>
+                <w:szCs w:val="18"/>
+                <w14:ligatures w14:val="none"/>
+              </w:rPr>
+              <w:t>Poland</w:t>
+            </w:r>
+          </w:p>
+        </w:tc>
+        <w:tc>
+          <w:tcPr>
+            <w:tcW w:w="2020" w:type="dxa"/>
             <w:vAlign w:val="center"/>
           </w:tcPr>
           <w:p>
@@ -4122,145 +3976,143 @@
         </w:trPr>
         <w:tc>
           <w:tcPr>
-            <w:tcW w:w="1780" w:type="dxa"/>
-            <w:shd w:val="clear" w:color="auto" w:fill="auto"/>
-            <w:noWrap/>
-            <w:vAlign w:val="center"/>
-            <w:hideMark/>
-          </w:tcPr>
-          <w:p>
-            <w:pPr>
-              <w:spacing w:after="0" w:line="240" w:lineRule="auto"/>
-              <w:jc w:val="center"/>
-              <w:rPr>
-                <w:rFonts w:ascii="Aptos Narrow" w:eastAsia="Times New Roman" w:hAnsi="Aptos Narrow" w:cs="Times New Roman"/>
-                <w:color w:val="000000"/>
-                <w:kern w:val="0"/>
-                <w:sz w:val="18"/>
-                <w:szCs w:val="18"/>
-                <w14:ligatures w14:val="none"/>
-              </w:rPr>
-            </w:pPr>
-            <w:proofErr w:type="spellStart"/>
-            <w:r>
-              <w:rPr>
-                <w:rFonts w:ascii="Aptos Narrow" w:eastAsia="Times New Roman" w:hAnsi="Aptos Narrow" w:cs="Times New Roman"/>
-                <w:color w:val="000000"/>
-                <w:kern w:val="0"/>
-                <w:sz w:val="18"/>
-                <w:szCs w:val="18"/>
-                <w14:ligatures w14:val="none"/>
-              </w:rPr>
-              <w:t>CODVIa</w:t>
-            </w:r>
-            <w:proofErr w:type="spellEnd"/>
-          </w:p>
-        </w:tc>
-        <w:tc>
-          <w:tcPr>
-            <w:tcW w:w="2620" w:type="dxa"/>
-            <w:shd w:val="clear" w:color="auto" w:fill="auto"/>
-            <w:noWrap/>
-            <w:vAlign w:val="center"/>
-            <w:hideMark/>
-          </w:tcPr>
-          <w:p>
-            <w:pPr>
-              <w:spacing w:after="0" w:line="240" w:lineRule="auto"/>
-              <w:jc w:val="center"/>
-              <w:rPr>
-                <w:rFonts w:ascii="Aptos Narrow" w:eastAsia="Times New Roman" w:hAnsi="Aptos Narrow" w:cs="Times New Roman"/>
-                <w:color w:val="000000"/>
-                <w:kern w:val="0"/>
-                <w:sz w:val="18"/>
-                <w:szCs w:val="18"/>
-                <w14:ligatures w14:val="none"/>
-              </w:rPr>
-            </w:pPr>
-            <w:r>
-              <w:rPr>
-                <w:rFonts w:ascii="Aptos Narrow" w:eastAsia="Times New Roman" w:hAnsi="Aptos Narrow" w:cs="Times New Roman"/>
-                <w:color w:val="000000"/>
-                <w:kern w:val="0"/>
-                <w:sz w:val="18"/>
-                <w:szCs w:val="18"/>
-                <w14:ligatures w14:val="none"/>
-              </w:rPr>
-              <w:t>West of Scotland</w:t>
-            </w:r>
-          </w:p>
-        </w:tc>
-        <w:tc>
-          <w:tcPr>
-            <w:tcW w:w="1260" w:type="dxa"/>
-            <w:shd w:val="clear" w:color="auto" w:fill="auto"/>
-            <w:noWrap/>
-            <w:vAlign w:val="center"/>
-            <w:hideMark/>
-          </w:tcPr>
-          <w:p>
-            <w:pPr>
-              <w:spacing w:after="0" w:line="240" w:lineRule="auto"/>
-              <w:jc w:val="center"/>
-              <w:rPr>
-                <w:rFonts w:ascii="Aptos Narrow" w:eastAsia="Times New Roman" w:hAnsi="Aptos Narrow" w:cs="Times New Roman"/>
-                <w:color w:val="000000"/>
-                <w:kern w:val="0"/>
-                <w:sz w:val="18"/>
-                <w:szCs w:val="18"/>
-                <w14:ligatures w14:val="none"/>
-              </w:rPr>
-            </w:pPr>
-            <w:r>
-              <w:rPr>
-                <w:rFonts w:ascii="Aptos Narrow" w:eastAsia="Times New Roman" w:hAnsi="Aptos Narrow" w:cs="Times New Roman"/>
-                <w:color w:val="000000"/>
-                <w:kern w:val="0"/>
-                <w:sz w:val="18"/>
-                <w:szCs w:val="18"/>
-                <w14:ligatures w14:val="none"/>
-              </w:rPr>
-              <w:t>1980-2022</w:t>
-            </w:r>
-          </w:p>
-        </w:tc>
-        <w:tc>
-          <w:tcPr>
-            <w:tcW w:w="2300" w:type="dxa"/>
-            <w:shd w:val="clear" w:color="auto" w:fill="auto"/>
-            <w:noWrap/>
-            <w:vAlign w:val="center"/>
-            <w:hideMark/>
-          </w:tcPr>
-          <w:p>
-            <w:pPr>
-              <w:spacing w:after="0" w:line="240" w:lineRule="auto"/>
-              <w:jc w:val="center"/>
-              <w:rPr>
-                <w:rFonts w:ascii="Aptos Narrow" w:eastAsia="Times New Roman" w:hAnsi="Aptos Narrow" w:cs="Times New Roman"/>
-                <w:color w:val="000000"/>
-                <w:kern w:val="0"/>
-                <w:sz w:val="18"/>
-                <w:szCs w:val="18"/>
-                <w14:ligatures w14:val="none"/>
-              </w:rPr>
-            </w:pPr>
-            <w:r>
-              <w:rPr>
-                <w:rFonts w:ascii="Aptos Narrow" w:eastAsia="Times New Roman" w:hAnsi="Aptos Narrow" w:cs="Times New Roman"/>
-                <w:color w:val="000000"/>
-                <w:kern w:val="0"/>
-                <w:sz w:val="18"/>
-                <w:szCs w:val="18"/>
-                <w14:ligatures w14:val="none"/>
-              </w:rPr>
-              <w:t>United Kingdom</w:t>
-            </w:r>
-          </w:p>
-        </w:tc>
-        <w:tc>
-          <w:tcPr>
-            <w:tcW w:w="1400" w:type="dxa"/>
+            <w:tcW w:w="1521" w:type="dxa"/>
+            <w:shd w:val="clear" w:color="auto" w:fill="auto"/>
+            <w:noWrap/>
+            <w:vAlign w:val="center"/>
+            <w:hideMark/>
+          </w:tcPr>
+          <w:p>
+            <w:pPr>
+              <w:spacing w:after="0" w:line="240" w:lineRule="auto"/>
+              <w:jc w:val="center"/>
+              <w:rPr>
+                <w:rFonts w:ascii="Aptos Narrow" w:eastAsia="Times New Roman" w:hAnsi="Aptos Narrow" w:cs="Times New Roman"/>
+                <w:color w:val="000000"/>
+                <w:kern w:val="0"/>
+                <w:sz w:val="18"/>
+                <w:szCs w:val="18"/>
+                <w14:ligatures w14:val="none"/>
+              </w:rPr>
+            </w:pPr>
+            <w:r>
+              <w:rPr>
+                <w:rFonts w:ascii="Aptos Narrow" w:eastAsia="Times New Roman" w:hAnsi="Aptos Narrow" w:cs="Times New Roman"/>
+                <w:color w:val="000000"/>
+                <w:kern w:val="0"/>
+                <w:sz w:val="18"/>
+                <w:szCs w:val="18"/>
+                <w14:ligatures w14:val="none"/>
+              </w:rPr>
+              <w:t>CODFAPL</w:t>
+            </w:r>
+          </w:p>
+        </w:tc>
+        <w:tc>
+          <w:tcPr>
+            <w:tcW w:w="2704" w:type="dxa"/>
+            <w:shd w:val="clear" w:color="auto" w:fill="auto"/>
+            <w:noWrap/>
+            <w:vAlign w:val="center"/>
+            <w:hideMark/>
+          </w:tcPr>
+          <w:p>
+            <w:pPr>
+              <w:spacing w:after="0" w:line="240" w:lineRule="auto"/>
+              <w:jc w:val="center"/>
+              <w:rPr>
+                <w:rFonts w:ascii="Aptos Narrow" w:eastAsia="Times New Roman" w:hAnsi="Aptos Narrow" w:cs="Times New Roman"/>
+                <w:color w:val="000000"/>
+                <w:kern w:val="0"/>
+                <w:sz w:val="18"/>
+                <w:szCs w:val="18"/>
+                <w14:ligatures w14:val="none"/>
+              </w:rPr>
+            </w:pPr>
+            <w:r>
+              <w:rPr>
+                <w:rFonts w:ascii="Aptos Narrow" w:eastAsia="Times New Roman" w:hAnsi="Aptos Narrow" w:cs="Times New Roman"/>
+                <w:color w:val="000000"/>
+                <w:kern w:val="0"/>
+                <w:sz w:val="18"/>
+                <w:szCs w:val="18"/>
+                <w14:ligatures w14:val="none"/>
+              </w:rPr>
+              <w:t>Faroe Plateau</w:t>
+            </w:r>
+          </w:p>
+        </w:tc>
+        <w:tc>
+          <w:tcPr>
+            <w:tcW w:w="1300" w:type="dxa"/>
+            <w:shd w:val="clear" w:color="auto" w:fill="auto"/>
+            <w:noWrap/>
+            <w:vAlign w:val="center"/>
+            <w:hideMark/>
+          </w:tcPr>
+          <w:p>
+            <w:pPr>
+              <w:spacing w:after="0" w:line="240" w:lineRule="auto"/>
+              <w:jc w:val="center"/>
+              <w:rPr>
+                <w:rFonts w:ascii="Aptos Narrow" w:eastAsia="Times New Roman" w:hAnsi="Aptos Narrow" w:cs="Times New Roman"/>
+                <w:color w:val="000000"/>
+                <w:kern w:val="0"/>
+                <w:sz w:val="18"/>
+                <w:szCs w:val="18"/>
+                <w14:ligatures w14:val="none"/>
+              </w:rPr>
+            </w:pPr>
+            <w:r>
+              <w:rPr>
+                <w:rFonts w:ascii="Aptos Narrow" w:eastAsia="Times New Roman" w:hAnsi="Aptos Narrow" w:cs="Times New Roman"/>
+                <w:color w:val="000000"/>
+                <w:kern w:val="0"/>
+                <w:sz w:val="18"/>
+                <w:szCs w:val="18"/>
+                <w14:ligatures w14:val="none"/>
+              </w:rPr>
+              <w:t>1958-2022</w:t>
+            </w:r>
+          </w:p>
+        </w:tc>
+        <w:tc>
+          <w:tcPr>
+            <w:tcW w:w="2373" w:type="dxa"/>
+            <w:shd w:val="clear" w:color="auto" w:fill="auto"/>
+            <w:noWrap/>
+            <w:vAlign w:val="center"/>
+            <w:hideMark/>
+          </w:tcPr>
+          <w:p>
+            <w:pPr>
+              <w:spacing w:after="0" w:line="240" w:lineRule="auto"/>
+              <w:jc w:val="center"/>
+              <w:rPr>
+                <w:rFonts w:ascii="Aptos Narrow" w:eastAsia="Times New Roman" w:hAnsi="Aptos Narrow" w:cs="Times New Roman"/>
+                <w:color w:val="000000"/>
+                <w:kern w:val="0"/>
+                <w:sz w:val="18"/>
+                <w:szCs w:val="18"/>
+                <w14:ligatures w14:val="none"/>
+              </w:rPr>
+            </w:pPr>
+            <w:r>
+              <w:rPr>
+                <w:rFonts w:ascii="Aptos Narrow" w:eastAsia="Times New Roman" w:hAnsi="Aptos Narrow" w:cs="Times New Roman"/>
+                <w:color w:val="000000"/>
+                <w:kern w:val="0"/>
+                <w:sz w:val="18"/>
+                <w:szCs w:val="18"/>
+                <w14:ligatures w14:val="none"/>
+              </w:rPr>
+              <w:t>Faroe Islands</w:t>
+            </w:r>
+          </w:p>
+        </w:tc>
+        <w:tc>
+          <w:tcPr>
+            <w:tcW w:w="2020" w:type="dxa"/>
             <w:vAlign w:val="center"/>
           </w:tcPr>
           <w:p>
@@ -4296,145 +4148,143 @@
         </w:trPr>
         <w:tc>
           <w:tcPr>
-            <w:tcW w:w="1780" w:type="dxa"/>
-            <w:shd w:val="clear" w:color="auto" w:fill="auto"/>
-            <w:noWrap/>
-            <w:vAlign w:val="center"/>
-            <w:hideMark/>
-          </w:tcPr>
-          <w:p>
-            <w:pPr>
-              <w:spacing w:after="0" w:line="240" w:lineRule="auto"/>
-              <w:jc w:val="center"/>
-              <w:rPr>
-                <w:rFonts w:ascii="Aptos Narrow" w:eastAsia="Times New Roman" w:hAnsi="Aptos Narrow" w:cs="Times New Roman"/>
-                <w:color w:val="000000"/>
-                <w:kern w:val="0"/>
-                <w:sz w:val="18"/>
-                <w:szCs w:val="18"/>
-                <w14:ligatures w14:val="none"/>
-              </w:rPr>
-            </w:pPr>
-            <w:proofErr w:type="spellStart"/>
-            <w:r>
-              <w:rPr>
-                <w:rFonts w:ascii="Aptos Narrow" w:eastAsia="Times New Roman" w:hAnsi="Aptos Narrow" w:cs="Times New Roman"/>
-                <w:color w:val="000000"/>
-                <w:kern w:val="0"/>
-                <w:sz w:val="18"/>
-                <w:szCs w:val="18"/>
-                <w14:ligatures w14:val="none"/>
-              </w:rPr>
-              <w:t>CODVIIek</w:t>
-            </w:r>
-            <w:proofErr w:type="spellEnd"/>
-          </w:p>
-        </w:tc>
-        <w:tc>
-          <w:tcPr>
-            <w:tcW w:w="2620" w:type="dxa"/>
-            <w:shd w:val="clear" w:color="auto" w:fill="auto"/>
-            <w:noWrap/>
-            <w:vAlign w:val="center"/>
-            <w:hideMark/>
-          </w:tcPr>
-          <w:p>
-            <w:pPr>
-              <w:spacing w:after="0" w:line="240" w:lineRule="auto"/>
-              <w:jc w:val="center"/>
-              <w:rPr>
-                <w:rFonts w:ascii="Aptos Narrow" w:eastAsia="Times New Roman" w:hAnsi="Aptos Narrow" w:cs="Times New Roman"/>
-                <w:color w:val="000000"/>
-                <w:kern w:val="0"/>
-                <w:sz w:val="18"/>
-                <w:szCs w:val="18"/>
-                <w14:ligatures w14:val="none"/>
-              </w:rPr>
-            </w:pPr>
-            <w:r>
-              <w:rPr>
-                <w:rFonts w:ascii="Aptos Narrow" w:eastAsia="Times New Roman" w:hAnsi="Aptos Narrow" w:cs="Times New Roman"/>
-                <w:color w:val="000000"/>
-                <w:kern w:val="0"/>
-                <w:sz w:val="18"/>
-                <w:szCs w:val="18"/>
-                <w14:ligatures w14:val="none"/>
-              </w:rPr>
-              <w:t>Celtic Sea</w:t>
-            </w:r>
-          </w:p>
-        </w:tc>
-        <w:tc>
-          <w:tcPr>
-            <w:tcW w:w="1260" w:type="dxa"/>
-            <w:shd w:val="clear" w:color="auto" w:fill="auto"/>
-            <w:noWrap/>
-            <w:vAlign w:val="center"/>
-            <w:hideMark/>
-          </w:tcPr>
-          <w:p>
-            <w:pPr>
-              <w:spacing w:after="0" w:line="240" w:lineRule="auto"/>
-              <w:jc w:val="center"/>
-              <w:rPr>
-                <w:rFonts w:ascii="Aptos Narrow" w:eastAsia="Times New Roman" w:hAnsi="Aptos Narrow" w:cs="Times New Roman"/>
-                <w:color w:val="000000"/>
-                <w:kern w:val="0"/>
-                <w:sz w:val="18"/>
-                <w:szCs w:val="18"/>
-                <w14:ligatures w14:val="none"/>
-              </w:rPr>
-            </w:pPr>
-            <w:r>
-              <w:rPr>
-                <w:rFonts w:ascii="Aptos Narrow" w:eastAsia="Times New Roman" w:hAnsi="Aptos Narrow" w:cs="Times New Roman"/>
-                <w:color w:val="000000"/>
-                <w:kern w:val="0"/>
-                <w:sz w:val="18"/>
-                <w:szCs w:val="18"/>
-                <w14:ligatures w14:val="none"/>
-              </w:rPr>
-              <w:t>1980-2021</w:t>
-            </w:r>
-          </w:p>
-        </w:tc>
-        <w:tc>
-          <w:tcPr>
-            <w:tcW w:w="2300" w:type="dxa"/>
-            <w:shd w:val="clear" w:color="auto" w:fill="auto"/>
-            <w:noWrap/>
-            <w:vAlign w:val="center"/>
-            <w:hideMark/>
-          </w:tcPr>
-          <w:p>
-            <w:pPr>
-              <w:spacing w:after="0" w:line="240" w:lineRule="auto"/>
-              <w:jc w:val="center"/>
-              <w:rPr>
-                <w:rFonts w:ascii="Aptos Narrow" w:eastAsia="Times New Roman" w:hAnsi="Aptos Narrow" w:cs="Times New Roman"/>
-                <w:color w:val="000000"/>
-                <w:kern w:val="0"/>
-                <w:sz w:val="18"/>
-                <w:szCs w:val="18"/>
-                <w14:ligatures w14:val="none"/>
-              </w:rPr>
-            </w:pPr>
-            <w:r>
-              <w:rPr>
-                <w:rFonts w:ascii="Aptos Narrow" w:eastAsia="Times New Roman" w:hAnsi="Aptos Narrow" w:cs="Times New Roman"/>
-                <w:color w:val="000000"/>
-                <w:kern w:val="0"/>
-                <w:sz w:val="18"/>
-                <w:szCs w:val="18"/>
-                <w14:ligatures w14:val="none"/>
-              </w:rPr>
-              <w:t>France</w:t>
-            </w:r>
-          </w:p>
-        </w:tc>
-        <w:tc>
-          <w:tcPr>
-            <w:tcW w:w="1400" w:type="dxa"/>
+            <w:tcW w:w="1521" w:type="dxa"/>
+            <w:shd w:val="clear" w:color="auto" w:fill="auto"/>
+            <w:noWrap/>
+            <w:vAlign w:val="center"/>
+            <w:hideMark/>
+          </w:tcPr>
+          <w:p>
+            <w:pPr>
+              <w:spacing w:after="0" w:line="240" w:lineRule="auto"/>
+              <w:jc w:val="center"/>
+              <w:rPr>
+                <w:rFonts w:ascii="Aptos Narrow" w:eastAsia="Times New Roman" w:hAnsi="Aptos Narrow" w:cs="Times New Roman"/>
+                <w:color w:val="000000"/>
+                <w:kern w:val="0"/>
+                <w:sz w:val="18"/>
+                <w:szCs w:val="18"/>
+                <w14:ligatures w14:val="none"/>
+              </w:rPr>
+            </w:pPr>
+            <w:r>
+              <w:rPr>
+                <w:rFonts w:ascii="Aptos Narrow" w:eastAsia="Times New Roman" w:hAnsi="Aptos Narrow" w:cs="Times New Roman"/>
+                <w:color w:val="000000"/>
+                <w:kern w:val="0"/>
+                <w:sz w:val="18"/>
+                <w:szCs w:val="18"/>
+                <w14:ligatures w14:val="none"/>
+              </w:rPr>
+              <w:t>CODICE</w:t>
+            </w:r>
+          </w:p>
+        </w:tc>
+        <w:tc>
+          <w:tcPr>
+            <w:tcW w:w="2704" w:type="dxa"/>
+            <w:shd w:val="clear" w:color="auto" w:fill="auto"/>
+            <w:noWrap/>
+            <w:vAlign w:val="center"/>
+            <w:hideMark/>
+          </w:tcPr>
+          <w:p>
+            <w:pPr>
+              <w:spacing w:after="0" w:line="240" w:lineRule="auto"/>
+              <w:jc w:val="center"/>
+              <w:rPr>
+                <w:rFonts w:ascii="Aptos Narrow" w:eastAsia="Times New Roman" w:hAnsi="Aptos Narrow" w:cs="Times New Roman"/>
+                <w:color w:val="000000"/>
+                <w:kern w:val="0"/>
+                <w:sz w:val="18"/>
+                <w:szCs w:val="18"/>
+                <w14:ligatures w14:val="none"/>
+              </w:rPr>
+            </w:pPr>
+            <w:r>
+              <w:rPr>
+                <w:rFonts w:ascii="Aptos Narrow" w:eastAsia="Times New Roman" w:hAnsi="Aptos Narrow" w:cs="Times New Roman"/>
+                <w:color w:val="000000"/>
+                <w:kern w:val="0"/>
+                <w:sz w:val="18"/>
+                <w:szCs w:val="18"/>
+                <w14:ligatures w14:val="none"/>
+              </w:rPr>
+              <w:t>Iceland Grounds</w:t>
+            </w:r>
+          </w:p>
+        </w:tc>
+        <w:tc>
+          <w:tcPr>
+            <w:tcW w:w="1300" w:type="dxa"/>
+            <w:shd w:val="clear" w:color="auto" w:fill="auto"/>
+            <w:noWrap/>
+            <w:vAlign w:val="center"/>
+            <w:hideMark/>
+          </w:tcPr>
+          <w:p>
+            <w:pPr>
+              <w:spacing w:after="0" w:line="240" w:lineRule="auto"/>
+              <w:jc w:val="center"/>
+              <w:rPr>
+                <w:rFonts w:ascii="Aptos Narrow" w:eastAsia="Times New Roman" w:hAnsi="Aptos Narrow" w:cs="Times New Roman"/>
+                <w:color w:val="000000"/>
+                <w:kern w:val="0"/>
+                <w:sz w:val="18"/>
+                <w:szCs w:val="18"/>
+                <w14:ligatures w14:val="none"/>
+              </w:rPr>
+            </w:pPr>
+            <w:r>
+              <w:rPr>
+                <w:rFonts w:ascii="Aptos Narrow" w:eastAsia="Times New Roman" w:hAnsi="Aptos Narrow" w:cs="Times New Roman"/>
+                <w:color w:val="000000"/>
+                <w:kern w:val="0"/>
+                <w:sz w:val="18"/>
+                <w:szCs w:val="18"/>
+                <w14:ligatures w14:val="none"/>
+              </w:rPr>
+              <w:t>1955-2023</w:t>
+            </w:r>
+          </w:p>
+        </w:tc>
+        <w:tc>
+          <w:tcPr>
+            <w:tcW w:w="2373" w:type="dxa"/>
+            <w:shd w:val="clear" w:color="auto" w:fill="auto"/>
+            <w:noWrap/>
+            <w:vAlign w:val="center"/>
+            <w:hideMark/>
+          </w:tcPr>
+          <w:p>
+            <w:pPr>
+              <w:spacing w:after="0" w:line="240" w:lineRule="auto"/>
+              <w:jc w:val="center"/>
+              <w:rPr>
+                <w:rFonts w:ascii="Aptos Narrow" w:eastAsia="Times New Roman" w:hAnsi="Aptos Narrow" w:cs="Times New Roman"/>
+                <w:color w:val="000000"/>
+                <w:kern w:val="0"/>
+                <w:sz w:val="18"/>
+                <w:szCs w:val="18"/>
+                <w14:ligatures w14:val="none"/>
+              </w:rPr>
+            </w:pPr>
+            <w:r>
+              <w:rPr>
+                <w:rFonts w:ascii="Aptos Narrow" w:eastAsia="Times New Roman" w:hAnsi="Aptos Narrow" w:cs="Times New Roman"/>
+                <w:color w:val="000000"/>
+                <w:kern w:val="0"/>
+                <w:sz w:val="18"/>
+                <w:szCs w:val="18"/>
+                <w14:ligatures w14:val="none"/>
+              </w:rPr>
+              <w:t>Iceland</w:t>
+            </w:r>
+          </w:p>
+        </w:tc>
+        <w:tc>
+          <w:tcPr>
+            <w:tcW w:w="2020" w:type="dxa"/>
             <w:vAlign w:val="center"/>
           </w:tcPr>
           <w:p>
@@ -4470,154 +4320,169 @@
         </w:trPr>
         <w:tc>
           <w:tcPr>
-            <w:tcW w:w="1780" w:type="dxa"/>
-            <w:shd w:val="clear" w:color="auto" w:fill="auto"/>
-            <w:noWrap/>
-            <w:vAlign w:val="center"/>
-          </w:tcPr>
-          <w:p>
-            <w:pPr>
-              <w:spacing w:after="0" w:line="240" w:lineRule="auto"/>
-              <w:jc w:val="center"/>
-              <w:rPr>
-                <w:rFonts w:ascii="Aptos Narrow" w:eastAsia="Times New Roman" w:hAnsi="Aptos Narrow" w:cs="Times New Roman"/>
-                <w:color w:val="000000"/>
-                <w:kern w:val="0"/>
-                <w:sz w:val="18"/>
-                <w:szCs w:val="18"/>
-                <w14:ligatures w14:val="none"/>
-              </w:rPr>
-            </w:pPr>
-            <w:r>
-              <w:rPr>
-                <w:rFonts w:ascii="Aptos Narrow" w:eastAsia="Times New Roman" w:hAnsi="Aptos Narrow" w:cs="Times New Roman"/>
-                <w:color w:val="000000"/>
-                <w:kern w:val="0"/>
-                <w:sz w:val="18"/>
-                <w:szCs w:val="18"/>
-                <w14:ligatures w14:val="none"/>
-              </w:rPr>
-              <w:t>GB</w:t>
-            </w:r>
-          </w:p>
-        </w:tc>
-        <w:tc>
-          <w:tcPr>
-            <w:tcW w:w="2620" w:type="dxa"/>
-            <w:shd w:val="clear" w:color="auto" w:fill="auto"/>
-            <w:noWrap/>
-            <w:vAlign w:val="center"/>
-          </w:tcPr>
-          <w:p>
-            <w:pPr>
-              <w:spacing w:after="0" w:line="240" w:lineRule="auto"/>
-              <w:jc w:val="center"/>
-              <w:rPr>
-                <w:rFonts w:ascii="Aptos Narrow" w:eastAsia="Times New Roman" w:hAnsi="Aptos Narrow" w:cs="Times New Roman"/>
-                <w:color w:val="000000"/>
-                <w:kern w:val="0"/>
-                <w:sz w:val="18"/>
-                <w:szCs w:val="18"/>
-                <w14:ligatures w14:val="none"/>
-              </w:rPr>
-            </w:pPr>
-            <w:r>
-              <w:rPr>
-                <w:rFonts w:ascii="Aptos Narrow" w:eastAsia="Times New Roman" w:hAnsi="Aptos Narrow" w:cs="Times New Roman"/>
-                <w:color w:val="000000"/>
-                <w:kern w:val="0"/>
-                <w:sz w:val="18"/>
-                <w:szCs w:val="18"/>
-                <w14:ligatures w14:val="none"/>
-              </w:rPr>
-              <w:t>Georges Banks</w:t>
-            </w:r>
-          </w:p>
-        </w:tc>
-        <w:tc>
-          <w:tcPr>
-            <w:tcW w:w="1260" w:type="dxa"/>
-            <w:shd w:val="clear" w:color="auto" w:fill="auto"/>
-            <w:noWrap/>
-            <w:vAlign w:val="center"/>
-          </w:tcPr>
-          <w:p>
-            <w:pPr>
-              <w:spacing w:after="0" w:line="240" w:lineRule="auto"/>
-              <w:jc w:val="center"/>
-              <w:rPr>
-                <w:rFonts w:ascii="Aptos Narrow" w:eastAsia="Times New Roman" w:hAnsi="Aptos Narrow" w:cs="Times New Roman"/>
-                <w:color w:val="000000"/>
-                <w:kern w:val="0"/>
-                <w:sz w:val="18"/>
-                <w:szCs w:val="18"/>
-                <w14:ligatures w14:val="none"/>
-              </w:rPr>
-            </w:pPr>
-            <w:r>
-              <w:rPr>
-                <w:rFonts w:ascii="Aptos Narrow" w:eastAsia="Times New Roman" w:hAnsi="Aptos Narrow" w:cs="Times New Roman"/>
-                <w:color w:val="000000"/>
-                <w:kern w:val="0"/>
-                <w:sz w:val="18"/>
-                <w:szCs w:val="18"/>
-                <w14:ligatures w14:val="none"/>
-              </w:rPr>
-              <w:t>1978-2022</w:t>
-            </w:r>
-          </w:p>
-        </w:tc>
-        <w:tc>
-          <w:tcPr>
-            <w:tcW w:w="2300" w:type="dxa"/>
-            <w:shd w:val="clear" w:color="auto" w:fill="auto"/>
-            <w:noWrap/>
-            <w:vAlign w:val="center"/>
-          </w:tcPr>
-          <w:p>
-            <w:pPr>
-              <w:spacing w:after="0" w:line="240" w:lineRule="auto"/>
-              <w:jc w:val="center"/>
-              <w:rPr>
-                <w:rFonts w:ascii="Aptos Narrow" w:eastAsia="Times New Roman" w:hAnsi="Aptos Narrow" w:cs="Times New Roman"/>
-                <w:color w:val="000000"/>
-                <w:kern w:val="0"/>
-                <w:sz w:val="18"/>
-                <w:szCs w:val="18"/>
-                <w14:ligatures w14:val="none"/>
-              </w:rPr>
-            </w:pPr>
-            <w:r>
-              <w:rPr>
-                <w:rFonts w:ascii="Aptos Narrow" w:eastAsia="Times New Roman" w:hAnsi="Aptos Narrow" w:cs="Times New Roman"/>
-                <w:color w:val="000000"/>
-                <w:kern w:val="0"/>
-                <w:sz w:val="18"/>
-                <w:szCs w:val="18"/>
-                <w14:ligatures w14:val="none"/>
-              </w:rPr>
-              <w:t>USA</w:t>
-            </w:r>
-          </w:p>
-        </w:tc>
-        <w:tc>
-          <w:tcPr>
-            <w:tcW w:w="1400" w:type="dxa"/>
-            <w:vAlign w:val="center"/>
-          </w:tcPr>
-          <w:p>
-            <w:pPr>
-              <w:spacing w:after="0" w:line="240" w:lineRule="auto"/>
-              <w:jc w:val="center"/>
-              <w:rPr>
-                <w:rFonts w:ascii="Aptos Narrow" w:eastAsia="Times New Roman" w:hAnsi="Aptos Narrow" w:cs="Times New Roman"/>
-                <w:color w:val="000000"/>
-                <w:kern w:val="0"/>
-                <w:sz w:val="18"/>
-                <w:szCs w:val="18"/>
-                <w14:ligatures w14:val="none"/>
-              </w:rPr>
-            </w:pPr>
+            <w:tcW w:w="1521" w:type="dxa"/>
+            <w:shd w:val="clear" w:color="auto" w:fill="auto"/>
+            <w:noWrap/>
+            <w:vAlign w:val="center"/>
+            <w:hideMark/>
+          </w:tcPr>
+          <w:p>
+            <w:pPr>
+              <w:spacing w:after="0" w:line="240" w:lineRule="auto"/>
+              <w:jc w:val="center"/>
+              <w:rPr>
+                <w:rFonts w:ascii="Aptos Narrow" w:eastAsia="Times New Roman" w:hAnsi="Aptos Narrow" w:cs="Times New Roman"/>
+                <w:color w:val="000000"/>
+                <w:kern w:val="0"/>
+                <w:sz w:val="18"/>
+                <w:szCs w:val="18"/>
+                <w14:ligatures w14:val="none"/>
+              </w:rPr>
+            </w:pPr>
+            <w:r>
+              <w:rPr>
+                <w:rFonts w:ascii="Aptos Narrow" w:eastAsia="Times New Roman" w:hAnsi="Aptos Narrow" w:cs="Times New Roman"/>
+                <w:color w:val="000000"/>
+                <w:kern w:val="0"/>
+                <w:sz w:val="18"/>
+                <w:szCs w:val="18"/>
+                <w14:ligatures w14:val="none"/>
+              </w:rPr>
+              <w:t>CODIIIaW-IV-VIId</w:t>
+            </w:r>
+          </w:p>
+        </w:tc>
+        <w:tc>
+          <w:tcPr>
+            <w:tcW w:w="2704" w:type="dxa"/>
+            <w:shd w:val="clear" w:color="auto" w:fill="auto"/>
+            <w:noWrap/>
+            <w:vAlign w:val="center"/>
+            <w:hideMark/>
+          </w:tcPr>
+          <w:p>
+            <w:pPr>
+              <w:spacing w:after="0" w:line="240" w:lineRule="auto"/>
+              <w:jc w:val="center"/>
+              <w:rPr>
+                <w:rFonts w:ascii="Aptos Narrow" w:eastAsia="Times New Roman" w:hAnsi="Aptos Narrow" w:cs="Times New Roman"/>
+                <w:color w:val="000000"/>
+                <w:kern w:val="0"/>
+                <w:sz w:val="18"/>
+                <w:szCs w:val="18"/>
+                <w14:ligatures w14:val="none"/>
+              </w:rPr>
+            </w:pPr>
+            <w:r>
+              <w:rPr>
+                <w:rFonts w:ascii="Aptos Narrow" w:eastAsia="Times New Roman" w:hAnsi="Aptos Narrow" w:cs="Times New Roman"/>
+                <w:color w:val="000000"/>
+                <w:kern w:val="0"/>
+                <w:sz w:val="18"/>
+                <w:szCs w:val="18"/>
+                <w14:ligatures w14:val="none"/>
+              </w:rPr>
+              <w:t>ICES 3a(west)-4-7d</w:t>
+            </w:r>
+          </w:p>
+        </w:tc>
+        <w:tc>
+          <w:tcPr>
+            <w:tcW w:w="1300" w:type="dxa"/>
+            <w:shd w:val="clear" w:color="auto" w:fill="auto"/>
+            <w:noWrap/>
+            <w:vAlign w:val="center"/>
+            <w:hideMark/>
+          </w:tcPr>
+          <w:p>
+            <w:pPr>
+              <w:spacing w:after="0" w:line="240" w:lineRule="auto"/>
+              <w:jc w:val="center"/>
+              <w:rPr>
+                <w:rFonts w:ascii="Aptos Narrow" w:eastAsia="Times New Roman" w:hAnsi="Aptos Narrow" w:cs="Times New Roman"/>
+                <w:color w:val="000000"/>
+                <w:kern w:val="0"/>
+                <w:sz w:val="18"/>
+                <w:szCs w:val="18"/>
+                <w14:ligatures w14:val="none"/>
+              </w:rPr>
+            </w:pPr>
+            <w:r>
+              <w:rPr>
+                <w:rFonts w:ascii="Aptos Narrow" w:eastAsia="Times New Roman" w:hAnsi="Aptos Narrow" w:cs="Times New Roman"/>
+                <w:color w:val="000000"/>
+                <w:kern w:val="0"/>
+                <w:sz w:val="18"/>
+                <w:szCs w:val="18"/>
+                <w14:ligatures w14:val="none"/>
+              </w:rPr>
+              <w:t>1962-2022</w:t>
+            </w:r>
+          </w:p>
+        </w:tc>
+        <w:tc>
+          <w:tcPr>
+            <w:tcW w:w="2373" w:type="dxa"/>
+            <w:shd w:val="clear" w:color="auto" w:fill="auto"/>
+            <w:noWrap/>
+            <w:vAlign w:val="center"/>
+            <w:hideMark/>
+          </w:tcPr>
+          <w:p>
+            <w:pPr>
+              <w:spacing w:after="0" w:line="240" w:lineRule="auto"/>
+              <w:jc w:val="center"/>
+              <w:rPr>
+                <w:rFonts w:ascii="Aptos Narrow" w:eastAsia="Times New Roman" w:hAnsi="Aptos Narrow" w:cs="Times New Roman"/>
+                <w:color w:val="000000"/>
+                <w:kern w:val="0"/>
+                <w:sz w:val="18"/>
+                <w:szCs w:val="18"/>
+                <w14:ligatures w14:val="none"/>
+              </w:rPr>
+            </w:pPr>
+            <w:r>
+              <w:rPr>
+                <w:rFonts w:ascii="Aptos Narrow" w:eastAsia="Times New Roman" w:hAnsi="Aptos Narrow" w:cs="Times New Roman"/>
+                <w:color w:val="000000"/>
+                <w:kern w:val="0"/>
+                <w:sz w:val="18"/>
+                <w:szCs w:val="18"/>
+                <w14:ligatures w14:val="none"/>
+              </w:rPr>
+              <w:t>United Kingdom</w:t>
+            </w:r>
+          </w:p>
+        </w:tc>
+        <w:tc>
+          <w:tcPr>
+            <w:tcW w:w="2020" w:type="dxa"/>
+            <w:vAlign w:val="center"/>
+          </w:tcPr>
+          <w:p>
+            <w:pPr>
+              <w:spacing w:after="0" w:line="240" w:lineRule="auto"/>
+              <w:jc w:val="center"/>
+              <w:rPr>
+                <w:rFonts w:ascii="Aptos Narrow" w:eastAsia="Times New Roman" w:hAnsi="Aptos Narrow" w:cs="Times New Roman"/>
+                <w:color w:val="000000"/>
+                <w:kern w:val="0"/>
+                <w:sz w:val="18"/>
+                <w:szCs w:val="18"/>
+                <w14:ligatures w14:val="none"/>
+              </w:rPr>
+            </w:pPr>
+            <w:r>
+              <w:rPr>
+                <w:rFonts w:ascii="Aptos Narrow" w:eastAsia="Times New Roman" w:hAnsi="Aptos Narrow" w:cs="Times New Roman"/>
+                <w:color w:val="000000"/>
+                <w:kern w:val="0"/>
+                <w:sz w:val="18"/>
+                <w:szCs w:val="18"/>
+                <w14:ligatures w14:val="none"/>
+              </w:rPr>
+              <w:t>RAM</w:t>
+            </w:r>
           </w:p>
         </w:tc>
       </w:tr>
@@ -4627,154 +4492,169 @@
         </w:trPr>
         <w:tc>
           <w:tcPr>
-            <w:tcW w:w="1780" w:type="dxa"/>
-            <w:shd w:val="clear" w:color="auto" w:fill="auto"/>
-            <w:noWrap/>
-            <w:vAlign w:val="center"/>
-          </w:tcPr>
-          <w:p>
-            <w:pPr>
-              <w:spacing w:after="0" w:line="240" w:lineRule="auto"/>
-              <w:jc w:val="center"/>
-              <w:rPr>
-                <w:rFonts w:ascii="Aptos Narrow" w:eastAsia="Times New Roman" w:hAnsi="Aptos Narrow" w:cs="Times New Roman"/>
-                <w:color w:val="000000"/>
-                <w:kern w:val="0"/>
-                <w:sz w:val="18"/>
-                <w:szCs w:val="18"/>
-                <w14:ligatures w14:val="none"/>
-              </w:rPr>
-            </w:pPr>
-            <w:r>
-              <w:rPr>
-                <w:rFonts w:ascii="Aptos Narrow" w:eastAsia="Times New Roman" w:hAnsi="Aptos Narrow" w:cs="Times New Roman"/>
-                <w:color w:val="000000"/>
-                <w:kern w:val="0"/>
-                <w:sz w:val="18"/>
-                <w:szCs w:val="18"/>
-                <w14:ligatures w14:val="none"/>
-              </w:rPr>
-              <w:t>EGOM</w:t>
-            </w:r>
-          </w:p>
-        </w:tc>
-        <w:tc>
-          <w:tcPr>
-            <w:tcW w:w="2620" w:type="dxa"/>
-            <w:shd w:val="clear" w:color="auto" w:fill="auto"/>
-            <w:noWrap/>
-            <w:vAlign w:val="center"/>
-          </w:tcPr>
-          <w:p>
-            <w:pPr>
-              <w:spacing w:after="0" w:line="240" w:lineRule="auto"/>
-              <w:jc w:val="center"/>
-              <w:rPr>
-                <w:rFonts w:ascii="Aptos Narrow" w:eastAsia="Times New Roman" w:hAnsi="Aptos Narrow" w:cs="Times New Roman"/>
-                <w:color w:val="000000"/>
-                <w:kern w:val="0"/>
-                <w:sz w:val="18"/>
-                <w:szCs w:val="18"/>
-                <w14:ligatures w14:val="none"/>
-              </w:rPr>
-            </w:pPr>
-            <w:r>
-              <w:rPr>
-                <w:rFonts w:ascii="Aptos Narrow" w:eastAsia="Times New Roman" w:hAnsi="Aptos Narrow" w:cs="Times New Roman"/>
-                <w:color w:val="000000"/>
-                <w:kern w:val="0"/>
-                <w:sz w:val="18"/>
-                <w:szCs w:val="18"/>
-                <w14:ligatures w14:val="none"/>
-              </w:rPr>
-              <w:t>Eastern Gulf of Maine</w:t>
-            </w:r>
-          </w:p>
-        </w:tc>
-        <w:tc>
-          <w:tcPr>
-            <w:tcW w:w="1260" w:type="dxa"/>
-            <w:shd w:val="clear" w:color="auto" w:fill="auto"/>
-            <w:noWrap/>
-            <w:vAlign w:val="center"/>
-          </w:tcPr>
-          <w:p>
-            <w:pPr>
-              <w:spacing w:after="0" w:line="240" w:lineRule="auto"/>
-              <w:jc w:val="center"/>
-              <w:rPr>
-                <w:rFonts w:ascii="Aptos Narrow" w:eastAsia="Times New Roman" w:hAnsi="Aptos Narrow" w:cs="Times New Roman"/>
-                <w:color w:val="000000"/>
-                <w:kern w:val="0"/>
-                <w:sz w:val="18"/>
-                <w:szCs w:val="18"/>
-                <w14:ligatures w14:val="none"/>
-              </w:rPr>
-            </w:pPr>
-            <w:r>
-              <w:rPr>
-                <w:rFonts w:ascii="Aptos Narrow" w:eastAsia="Times New Roman" w:hAnsi="Aptos Narrow" w:cs="Times New Roman"/>
-                <w:color w:val="000000"/>
-                <w:kern w:val="0"/>
-                <w:sz w:val="18"/>
-                <w:szCs w:val="18"/>
-                <w14:ligatures w14:val="none"/>
-              </w:rPr>
-              <w:t>1981-2022</w:t>
-            </w:r>
-          </w:p>
-        </w:tc>
-        <w:tc>
-          <w:tcPr>
-            <w:tcW w:w="2300" w:type="dxa"/>
-            <w:shd w:val="clear" w:color="auto" w:fill="auto"/>
-            <w:noWrap/>
-            <w:vAlign w:val="center"/>
-          </w:tcPr>
-          <w:p>
-            <w:pPr>
-              <w:spacing w:after="0" w:line="240" w:lineRule="auto"/>
-              <w:jc w:val="center"/>
-              <w:rPr>
-                <w:rFonts w:ascii="Aptos Narrow" w:eastAsia="Times New Roman" w:hAnsi="Aptos Narrow" w:cs="Times New Roman"/>
-                <w:color w:val="000000"/>
-                <w:kern w:val="0"/>
-                <w:sz w:val="18"/>
-                <w:szCs w:val="18"/>
-                <w14:ligatures w14:val="none"/>
-              </w:rPr>
-            </w:pPr>
-            <w:r>
-              <w:rPr>
-                <w:rFonts w:ascii="Aptos Narrow" w:eastAsia="Times New Roman" w:hAnsi="Aptos Narrow" w:cs="Times New Roman"/>
-                <w:color w:val="000000"/>
-                <w:kern w:val="0"/>
-                <w:sz w:val="18"/>
-                <w:szCs w:val="18"/>
-                <w14:ligatures w14:val="none"/>
-              </w:rPr>
-              <w:t>USA</w:t>
-            </w:r>
-          </w:p>
-        </w:tc>
-        <w:tc>
-          <w:tcPr>
-            <w:tcW w:w="1400" w:type="dxa"/>
-            <w:vAlign w:val="center"/>
-          </w:tcPr>
-          <w:p>
-            <w:pPr>
-              <w:spacing w:after="0" w:line="240" w:lineRule="auto"/>
-              <w:jc w:val="center"/>
-              <w:rPr>
-                <w:rFonts w:ascii="Aptos Narrow" w:eastAsia="Times New Roman" w:hAnsi="Aptos Narrow" w:cs="Times New Roman"/>
-                <w:color w:val="000000"/>
-                <w:kern w:val="0"/>
-                <w:sz w:val="18"/>
-                <w:szCs w:val="18"/>
-                <w14:ligatures w14:val="none"/>
-              </w:rPr>
-            </w:pPr>
+            <w:tcW w:w="1521" w:type="dxa"/>
+            <w:shd w:val="clear" w:color="auto" w:fill="auto"/>
+            <w:noWrap/>
+            <w:vAlign w:val="center"/>
+            <w:hideMark/>
+          </w:tcPr>
+          <w:p>
+            <w:pPr>
+              <w:spacing w:after="0" w:line="240" w:lineRule="auto"/>
+              <w:jc w:val="center"/>
+              <w:rPr>
+                <w:rFonts w:ascii="Aptos Narrow" w:eastAsia="Times New Roman" w:hAnsi="Aptos Narrow" w:cs="Times New Roman"/>
+                <w:color w:val="000000"/>
+                <w:kern w:val="0"/>
+                <w:sz w:val="18"/>
+                <w:szCs w:val="18"/>
+                <w14:ligatures w14:val="none"/>
+              </w:rPr>
+            </w:pPr>
+            <w:r>
+              <w:rPr>
+                <w:rFonts w:ascii="Aptos Narrow" w:eastAsia="Times New Roman" w:hAnsi="Aptos Narrow" w:cs="Times New Roman"/>
+                <w:color w:val="000000"/>
+                <w:kern w:val="0"/>
+                <w:sz w:val="18"/>
+                <w:szCs w:val="18"/>
+                <w14:ligatures w14:val="none"/>
+              </w:rPr>
+              <w:t>CODIS</w:t>
+            </w:r>
+          </w:p>
+        </w:tc>
+        <w:tc>
+          <w:tcPr>
+            <w:tcW w:w="2704" w:type="dxa"/>
+            <w:shd w:val="clear" w:color="auto" w:fill="auto"/>
+            <w:noWrap/>
+            <w:vAlign w:val="center"/>
+            <w:hideMark/>
+          </w:tcPr>
+          <w:p>
+            <w:pPr>
+              <w:spacing w:after="0" w:line="240" w:lineRule="auto"/>
+              <w:jc w:val="center"/>
+              <w:rPr>
+                <w:rFonts w:ascii="Aptos Narrow" w:eastAsia="Times New Roman" w:hAnsi="Aptos Narrow" w:cs="Times New Roman"/>
+                <w:color w:val="000000"/>
+                <w:kern w:val="0"/>
+                <w:sz w:val="18"/>
+                <w:szCs w:val="18"/>
+                <w14:ligatures w14:val="none"/>
+              </w:rPr>
+            </w:pPr>
+            <w:r>
+              <w:rPr>
+                <w:rFonts w:ascii="Aptos Narrow" w:eastAsia="Times New Roman" w:hAnsi="Aptos Narrow" w:cs="Times New Roman"/>
+                <w:color w:val="000000"/>
+                <w:kern w:val="0"/>
+                <w:sz w:val="18"/>
+                <w:szCs w:val="18"/>
+                <w14:ligatures w14:val="none"/>
+              </w:rPr>
+              <w:t>Irish Sea</w:t>
+            </w:r>
+          </w:p>
+        </w:tc>
+        <w:tc>
+          <w:tcPr>
+            <w:tcW w:w="1300" w:type="dxa"/>
+            <w:shd w:val="clear" w:color="auto" w:fill="auto"/>
+            <w:noWrap/>
+            <w:vAlign w:val="center"/>
+            <w:hideMark/>
+          </w:tcPr>
+          <w:p>
+            <w:pPr>
+              <w:spacing w:after="0" w:line="240" w:lineRule="auto"/>
+              <w:jc w:val="center"/>
+              <w:rPr>
+                <w:rFonts w:ascii="Aptos Narrow" w:eastAsia="Times New Roman" w:hAnsi="Aptos Narrow" w:cs="Times New Roman"/>
+                <w:color w:val="000000"/>
+                <w:kern w:val="0"/>
+                <w:sz w:val="18"/>
+                <w:szCs w:val="18"/>
+                <w14:ligatures w14:val="none"/>
+              </w:rPr>
+            </w:pPr>
+            <w:r>
+              <w:rPr>
+                <w:rFonts w:ascii="Aptos Narrow" w:eastAsia="Times New Roman" w:hAnsi="Aptos Narrow" w:cs="Times New Roman"/>
+                <w:color w:val="000000"/>
+                <w:kern w:val="0"/>
+                <w:sz w:val="18"/>
+                <w:szCs w:val="18"/>
+                <w14:ligatures w14:val="none"/>
+              </w:rPr>
+              <w:t>1968-2023</w:t>
+            </w:r>
+          </w:p>
+        </w:tc>
+        <w:tc>
+          <w:tcPr>
+            <w:tcW w:w="2373" w:type="dxa"/>
+            <w:shd w:val="clear" w:color="auto" w:fill="auto"/>
+            <w:noWrap/>
+            <w:vAlign w:val="center"/>
+            <w:hideMark/>
+          </w:tcPr>
+          <w:p>
+            <w:pPr>
+              <w:spacing w:after="0" w:line="240" w:lineRule="auto"/>
+              <w:jc w:val="center"/>
+              <w:rPr>
+                <w:rFonts w:ascii="Aptos Narrow" w:eastAsia="Times New Roman" w:hAnsi="Aptos Narrow" w:cs="Times New Roman"/>
+                <w:color w:val="000000"/>
+                <w:kern w:val="0"/>
+                <w:sz w:val="18"/>
+                <w:szCs w:val="18"/>
+                <w14:ligatures w14:val="none"/>
+              </w:rPr>
+            </w:pPr>
+            <w:r>
+              <w:rPr>
+                <w:rFonts w:ascii="Aptos Narrow" w:eastAsia="Times New Roman" w:hAnsi="Aptos Narrow" w:cs="Times New Roman"/>
+                <w:color w:val="000000"/>
+                <w:kern w:val="0"/>
+                <w:sz w:val="18"/>
+                <w:szCs w:val="18"/>
+                <w14:ligatures w14:val="none"/>
+              </w:rPr>
+              <w:t>Ireland</w:t>
+            </w:r>
+          </w:p>
+        </w:tc>
+        <w:tc>
+          <w:tcPr>
+            <w:tcW w:w="2020" w:type="dxa"/>
+            <w:vAlign w:val="center"/>
+          </w:tcPr>
+          <w:p>
+            <w:pPr>
+              <w:spacing w:after="0" w:line="240" w:lineRule="auto"/>
+              <w:jc w:val="center"/>
+              <w:rPr>
+                <w:rFonts w:ascii="Aptos Narrow" w:eastAsia="Times New Roman" w:hAnsi="Aptos Narrow" w:cs="Times New Roman"/>
+                <w:color w:val="000000"/>
+                <w:kern w:val="0"/>
+                <w:sz w:val="18"/>
+                <w:szCs w:val="18"/>
+                <w14:ligatures w14:val="none"/>
+              </w:rPr>
+            </w:pPr>
+            <w:r>
+              <w:rPr>
+                <w:rFonts w:ascii="Aptos Narrow" w:eastAsia="Times New Roman" w:hAnsi="Aptos Narrow" w:cs="Times New Roman"/>
+                <w:color w:val="000000"/>
+                <w:kern w:val="0"/>
+                <w:sz w:val="18"/>
+                <w:szCs w:val="18"/>
+                <w14:ligatures w14:val="none"/>
+              </w:rPr>
+              <w:t>RAM</w:t>
+            </w:r>
           </w:p>
         </w:tc>
       </w:tr>
@@ -4784,154 +4664,169 @@
         </w:trPr>
         <w:tc>
           <w:tcPr>
-            <w:tcW w:w="1780" w:type="dxa"/>
-            <w:shd w:val="clear" w:color="auto" w:fill="auto"/>
-            <w:noWrap/>
-            <w:vAlign w:val="center"/>
-          </w:tcPr>
-          <w:p>
-            <w:pPr>
-              <w:spacing w:after="0" w:line="240" w:lineRule="auto"/>
-              <w:jc w:val="center"/>
-              <w:rPr>
-                <w:rFonts w:ascii="Aptos Narrow" w:eastAsia="Times New Roman" w:hAnsi="Aptos Narrow" w:cs="Times New Roman"/>
-                <w:color w:val="000000"/>
-                <w:kern w:val="0"/>
-                <w:sz w:val="18"/>
-                <w:szCs w:val="18"/>
-                <w14:ligatures w14:val="none"/>
-              </w:rPr>
-            </w:pPr>
-            <w:r>
-              <w:rPr>
-                <w:rFonts w:ascii="Aptos Narrow" w:eastAsia="Times New Roman" w:hAnsi="Aptos Narrow" w:cs="Times New Roman"/>
-                <w:color w:val="000000"/>
-                <w:kern w:val="0"/>
-                <w:sz w:val="18"/>
-                <w:szCs w:val="18"/>
-                <w14:ligatures w14:val="none"/>
-              </w:rPr>
-              <w:t>SNE</w:t>
-            </w:r>
-          </w:p>
-        </w:tc>
-        <w:tc>
-          <w:tcPr>
-            <w:tcW w:w="2620" w:type="dxa"/>
-            <w:shd w:val="clear" w:color="auto" w:fill="auto"/>
-            <w:noWrap/>
-            <w:vAlign w:val="center"/>
-          </w:tcPr>
-          <w:p>
-            <w:pPr>
-              <w:spacing w:after="0" w:line="240" w:lineRule="auto"/>
-              <w:jc w:val="center"/>
-              <w:rPr>
-                <w:rFonts w:ascii="Aptos Narrow" w:eastAsia="Times New Roman" w:hAnsi="Aptos Narrow" w:cs="Times New Roman"/>
-                <w:color w:val="000000"/>
-                <w:kern w:val="0"/>
-                <w:sz w:val="18"/>
-                <w:szCs w:val="18"/>
-                <w14:ligatures w14:val="none"/>
-              </w:rPr>
-            </w:pPr>
-            <w:r>
-              <w:rPr>
-                <w:rFonts w:ascii="Aptos Narrow" w:eastAsia="Times New Roman" w:hAnsi="Aptos Narrow" w:cs="Times New Roman"/>
-                <w:color w:val="000000"/>
-                <w:kern w:val="0"/>
-                <w:sz w:val="18"/>
-                <w:szCs w:val="18"/>
-                <w14:ligatures w14:val="none"/>
-              </w:rPr>
-              <w:t>Southern New England</w:t>
-            </w:r>
-          </w:p>
-        </w:tc>
-        <w:tc>
-          <w:tcPr>
-            <w:tcW w:w="1260" w:type="dxa"/>
-            <w:shd w:val="clear" w:color="auto" w:fill="auto"/>
-            <w:noWrap/>
-            <w:vAlign w:val="center"/>
-          </w:tcPr>
-          <w:p>
-            <w:pPr>
-              <w:spacing w:after="0" w:line="240" w:lineRule="auto"/>
-              <w:jc w:val="center"/>
-              <w:rPr>
-                <w:rFonts w:ascii="Aptos Narrow" w:eastAsia="Times New Roman" w:hAnsi="Aptos Narrow" w:cs="Times New Roman"/>
-                <w:color w:val="000000"/>
-                <w:kern w:val="0"/>
-                <w:sz w:val="18"/>
-                <w:szCs w:val="18"/>
-                <w14:ligatures w14:val="none"/>
-              </w:rPr>
-            </w:pPr>
-            <w:r>
-              <w:rPr>
-                <w:rFonts w:ascii="Aptos Narrow" w:eastAsia="Times New Roman" w:hAnsi="Aptos Narrow" w:cs="Times New Roman"/>
-                <w:color w:val="000000"/>
-                <w:kern w:val="0"/>
-                <w:sz w:val="18"/>
-                <w:szCs w:val="18"/>
-                <w14:ligatures w14:val="none"/>
-              </w:rPr>
-              <w:t>1981-2022</w:t>
-            </w:r>
-          </w:p>
-        </w:tc>
-        <w:tc>
-          <w:tcPr>
-            <w:tcW w:w="2300" w:type="dxa"/>
-            <w:shd w:val="clear" w:color="auto" w:fill="auto"/>
-            <w:noWrap/>
-            <w:vAlign w:val="center"/>
-          </w:tcPr>
-          <w:p>
-            <w:pPr>
-              <w:spacing w:after="0" w:line="240" w:lineRule="auto"/>
-              <w:jc w:val="center"/>
-              <w:rPr>
-                <w:rFonts w:ascii="Aptos Narrow" w:eastAsia="Times New Roman" w:hAnsi="Aptos Narrow" w:cs="Times New Roman"/>
-                <w:color w:val="000000"/>
-                <w:kern w:val="0"/>
-                <w:sz w:val="18"/>
-                <w:szCs w:val="18"/>
-                <w14:ligatures w14:val="none"/>
-              </w:rPr>
-            </w:pPr>
-            <w:r>
-              <w:rPr>
-                <w:rFonts w:ascii="Aptos Narrow" w:eastAsia="Times New Roman" w:hAnsi="Aptos Narrow" w:cs="Times New Roman"/>
-                <w:color w:val="000000"/>
-                <w:kern w:val="0"/>
-                <w:sz w:val="18"/>
-                <w:szCs w:val="18"/>
-                <w14:ligatures w14:val="none"/>
-              </w:rPr>
-              <w:t>USA</w:t>
-            </w:r>
-          </w:p>
-        </w:tc>
-        <w:tc>
-          <w:tcPr>
-            <w:tcW w:w="1400" w:type="dxa"/>
-            <w:vAlign w:val="center"/>
-          </w:tcPr>
-          <w:p>
-            <w:pPr>
-              <w:spacing w:after="0" w:line="240" w:lineRule="auto"/>
-              <w:jc w:val="center"/>
-              <w:rPr>
-                <w:rFonts w:ascii="Aptos Narrow" w:eastAsia="Times New Roman" w:hAnsi="Aptos Narrow" w:cs="Times New Roman"/>
-                <w:color w:val="000000"/>
-                <w:kern w:val="0"/>
-                <w:sz w:val="18"/>
-                <w:szCs w:val="18"/>
-                <w14:ligatures w14:val="none"/>
-              </w:rPr>
-            </w:pPr>
+            <w:tcW w:w="1521" w:type="dxa"/>
+            <w:shd w:val="clear" w:color="auto" w:fill="auto"/>
+            <w:noWrap/>
+            <w:vAlign w:val="center"/>
+            <w:hideMark/>
+          </w:tcPr>
+          <w:p>
+            <w:pPr>
+              <w:spacing w:after="0" w:line="240" w:lineRule="auto"/>
+              <w:jc w:val="center"/>
+              <w:rPr>
+                <w:rFonts w:ascii="Aptos Narrow" w:eastAsia="Times New Roman" w:hAnsi="Aptos Narrow" w:cs="Times New Roman"/>
+                <w:color w:val="000000"/>
+                <w:kern w:val="0"/>
+                <w:sz w:val="18"/>
+                <w:szCs w:val="18"/>
+                <w14:ligatures w14:val="none"/>
+              </w:rPr>
+            </w:pPr>
+            <w:r>
+              <w:rPr>
+                <w:rFonts w:ascii="Aptos Narrow" w:eastAsia="Times New Roman" w:hAnsi="Aptos Narrow" w:cs="Times New Roman"/>
+                <w:color w:val="000000"/>
+                <w:kern w:val="0"/>
+                <w:sz w:val="18"/>
+                <w:szCs w:val="18"/>
+                <w14:ligatures w14:val="none"/>
+              </w:rPr>
+              <w:t>CODNEAR</w:t>
+            </w:r>
+          </w:p>
+        </w:tc>
+        <w:tc>
+          <w:tcPr>
+            <w:tcW w:w="2704" w:type="dxa"/>
+            <w:shd w:val="clear" w:color="auto" w:fill="auto"/>
+            <w:noWrap/>
+            <w:vAlign w:val="center"/>
+            <w:hideMark/>
+          </w:tcPr>
+          <w:p>
+            <w:pPr>
+              <w:spacing w:after="0" w:line="240" w:lineRule="auto"/>
+              <w:jc w:val="center"/>
+              <w:rPr>
+                <w:rFonts w:ascii="Aptos Narrow" w:eastAsia="Times New Roman" w:hAnsi="Aptos Narrow" w:cs="Times New Roman"/>
+                <w:color w:val="000000"/>
+                <w:kern w:val="0"/>
+                <w:sz w:val="18"/>
+                <w:szCs w:val="18"/>
+                <w14:ligatures w14:val="none"/>
+              </w:rPr>
+            </w:pPr>
+            <w:r>
+              <w:rPr>
+                <w:rFonts w:ascii="Aptos Narrow" w:eastAsia="Times New Roman" w:hAnsi="Aptos Narrow" w:cs="Times New Roman"/>
+                <w:color w:val="000000"/>
+                <w:kern w:val="0"/>
+                <w:sz w:val="18"/>
+                <w:szCs w:val="18"/>
+                <w14:ligatures w14:val="none"/>
+              </w:rPr>
+              <w:t>North-East Arctic</w:t>
+            </w:r>
+          </w:p>
+        </w:tc>
+        <w:tc>
+          <w:tcPr>
+            <w:tcW w:w="1300" w:type="dxa"/>
+            <w:shd w:val="clear" w:color="auto" w:fill="auto"/>
+            <w:noWrap/>
+            <w:vAlign w:val="center"/>
+            <w:hideMark/>
+          </w:tcPr>
+          <w:p>
+            <w:pPr>
+              <w:spacing w:after="0" w:line="240" w:lineRule="auto"/>
+              <w:jc w:val="center"/>
+              <w:rPr>
+                <w:rFonts w:ascii="Aptos Narrow" w:eastAsia="Times New Roman" w:hAnsi="Aptos Narrow" w:cs="Times New Roman"/>
+                <w:color w:val="000000"/>
+                <w:kern w:val="0"/>
+                <w:sz w:val="18"/>
+                <w:szCs w:val="18"/>
+                <w14:ligatures w14:val="none"/>
+              </w:rPr>
+            </w:pPr>
+            <w:r>
+              <w:rPr>
+                <w:rFonts w:ascii="Aptos Narrow" w:eastAsia="Times New Roman" w:hAnsi="Aptos Narrow" w:cs="Times New Roman"/>
+                <w:color w:val="000000"/>
+                <w:kern w:val="0"/>
+                <w:sz w:val="18"/>
+                <w:szCs w:val="18"/>
+                <w14:ligatures w14:val="none"/>
+              </w:rPr>
+              <w:t>1943-2021</w:t>
+            </w:r>
+          </w:p>
+        </w:tc>
+        <w:tc>
+          <w:tcPr>
+            <w:tcW w:w="2373" w:type="dxa"/>
+            <w:shd w:val="clear" w:color="auto" w:fill="auto"/>
+            <w:noWrap/>
+            <w:vAlign w:val="center"/>
+            <w:hideMark/>
+          </w:tcPr>
+          <w:p>
+            <w:pPr>
+              <w:spacing w:after="0" w:line="240" w:lineRule="auto"/>
+              <w:jc w:val="center"/>
+              <w:rPr>
+                <w:rFonts w:ascii="Aptos Narrow" w:eastAsia="Times New Roman" w:hAnsi="Aptos Narrow" w:cs="Times New Roman"/>
+                <w:color w:val="000000"/>
+                <w:kern w:val="0"/>
+                <w:sz w:val="18"/>
+                <w:szCs w:val="18"/>
+                <w14:ligatures w14:val="none"/>
+              </w:rPr>
+            </w:pPr>
+            <w:r>
+              <w:rPr>
+                <w:rFonts w:ascii="Aptos Narrow" w:eastAsia="Times New Roman" w:hAnsi="Aptos Narrow" w:cs="Times New Roman"/>
+                <w:color w:val="000000"/>
+                <w:kern w:val="0"/>
+                <w:sz w:val="18"/>
+                <w:szCs w:val="18"/>
+                <w14:ligatures w14:val="none"/>
+              </w:rPr>
+              <w:t>Norway</w:t>
+            </w:r>
+          </w:p>
+        </w:tc>
+        <w:tc>
+          <w:tcPr>
+            <w:tcW w:w="2020" w:type="dxa"/>
+            <w:vAlign w:val="center"/>
+          </w:tcPr>
+          <w:p>
+            <w:pPr>
+              <w:spacing w:after="0" w:line="240" w:lineRule="auto"/>
+              <w:jc w:val="center"/>
+              <w:rPr>
+                <w:rFonts w:ascii="Aptos Narrow" w:eastAsia="Times New Roman" w:hAnsi="Aptos Narrow" w:cs="Times New Roman"/>
+                <w:color w:val="000000"/>
+                <w:kern w:val="0"/>
+                <w:sz w:val="18"/>
+                <w:szCs w:val="18"/>
+                <w14:ligatures w14:val="none"/>
+              </w:rPr>
+            </w:pPr>
+            <w:r>
+              <w:rPr>
+                <w:rFonts w:ascii="Aptos Narrow" w:eastAsia="Times New Roman" w:hAnsi="Aptos Narrow" w:cs="Times New Roman"/>
+                <w:color w:val="000000"/>
+                <w:kern w:val="0"/>
+                <w:sz w:val="18"/>
+                <w:szCs w:val="18"/>
+                <w14:ligatures w14:val="none"/>
+              </w:rPr>
+              <w:t>RAM</w:t>
+            </w:r>
           </w:p>
         </w:tc>
       </w:tr>
@@ -4941,154 +4836,341 @@
         </w:trPr>
         <w:tc>
           <w:tcPr>
-            <w:tcW w:w="1780" w:type="dxa"/>
-            <w:shd w:val="clear" w:color="auto" w:fill="auto"/>
-            <w:noWrap/>
-            <w:vAlign w:val="center"/>
-          </w:tcPr>
-          <w:p>
-            <w:pPr>
-              <w:spacing w:after="0" w:line="240" w:lineRule="auto"/>
-              <w:jc w:val="center"/>
-              <w:rPr>
-                <w:rFonts w:ascii="Aptos Narrow" w:eastAsia="Times New Roman" w:hAnsi="Aptos Narrow" w:cs="Times New Roman"/>
-                <w:color w:val="000000"/>
-                <w:kern w:val="0"/>
-                <w:sz w:val="18"/>
-                <w:szCs w:val="18"/>
-                <w14:ligatures w14:val="none"/>
-              </w:rPr>
-            </w:pPr>
-            <w:r>
-              <w:rPr>
-                <w:rFonts w:ascii="Aptos Narrow" w:eastAsia="Times New Roman" w:hAnsi="Aptos Narrow" w:cs="Times New Roman"/>
-                <w:color w:val="000000"/>
-                <w:kern w:val="0"/>
-                <w:sz w:val="18"/>
-                <w:szCs w:val="18"/>
-                <w14:ligatures w14:val="none"/>
-              </w:rPr>
-              <w:t>WGOM</w:t>
-            </w:r>
-          </w:p>
-        </w:tc>
-        <w:tc>
-          <w:tcPr>
-            <w:tcW w:w="2620" w:type="dxa"/>
-            <w:shd w:val="clear" w:color="auto" w:fill="auto"/>
-            <w:noWrap/>
-            <w:vAlign w:val="center"/>
-          </w:tcPr>
-          <w:p>
-            <w:pPr>
-              <w:spacing w:after="0" w:line="240" w:lineRule="auto"/>
-              <w:jc w:val="center"/>
-              <w:rPr>
-                <w:rFonts w:ascii="Aptos Narrow" w:eastAsia="Times New Roman" w:hAnsi="Aptos Narrow" w:cs="Times New Roman"/>
-                <w:color w:val="000000"/>
-                <w:kern w:val="0"/>
-                <w:sz w:val="18"/>
-                <w:szCs w:val="18"/>
-                <w14:ligatures w14:val="none"/>
-              </w:rPr>
-            </w:pPr>
-            <w:r>
-              <w:rPr>
-                <w:rFonts w:ascii="Aptos Narrow" w:eastAsia="Times New Roman" w:hAnsi="Aptos Narrow" w:cs="Times New Roman"/>
-                <w:color w:val="000000"/>
-                <w:kern w:val="0"/>
-                <w:sz w:val="18"/>
-                <w:szCs w:val="18"/>
-                <w14:ligatures w14:val="none"/>
-              </w:rPr>
-              <w:t>Western Gulf of Maine</w:t>
-            </w:r>
-          </w:p>
-        </w:tc>
-        <w:tc>
-          <w:tcPr>
-            <w:tcW w:w="1260" w:type="dxa"/>
-            <w:shd w:val="clear" w:color="auto" w:fill="auto"/>
-            <w:noWrap/>
-            <w:vAlign w:val="center"/>
-          </w:tcPr>
-          <w:p>
-            <w:pPr>
-              <w:spacing w:after="0" w:line="240" w:lineRule="auto"/>
-              <w:jc w:val="center"/>
-              <w:rPr>
-                <w:rFonts w:ascii="Aptos Narrow" w:eastAsia="Times New Roman" w:hAnsi="Aptos Narrow" w:cs="Times New Roman"/>
-                <w:color w:val="000000"/>
-                <w:kern w:val="0"/>
-                <w:sz w:val="18"/>
-                <w:szCs w:val="18"/>
-                <w14:ligatures w14:val="none"/>
-              </w:rPr>
-            </w:pPr>
-            <w:r>
-              <w:rPr>
-                <w:rFonts w:ascii="Aptos Narrow" w:eastAsia="Times New Roman" w:hAnsi="Aptos Narrow" w:cs="Times New Roman"/>
-                <w:color w:val="000000"/>
-                <w:kern w:val="0"/>
-                <w:sz w:val="18"/>
-                <w:szCs w:val="18"/>
-                <w14:ligatures w14:val="none"/>
-              </w:rPr>
-              <w:t>1981-2022</w:t>
-            </w:r>
-          </w:p>
-        </w:tc>
-        <w:tc>
-          <w:tcPr>
-            <w:tcW w:w="2300" w:type="dxa"/>
-            <w:shd w:val="clear" w:color="auto" w:fill="auto"/>
-            <w:noWrap/>
-            <w:vAlign w:val="center"/>
-          </w:tcPr>
-          <w:p>
-            <w:pPr>
-              <w:spacing w:after="0" w:line="240" w:lineRule="auto"/>
-              <w:jc w:val="center"/>
-              <w:rPr>
-                <w:rFonts w:ascii="Aptos Narrow" w:eastAsia="Times New Roman" w:hAnsi="Aptos Narrow" w:cs="Times New Roman"/>
-                <w:color w:val="000000"/>
-                <w:kern w:val="0"/>
-                <w:sz w:val="18"/>
-                <w:szCs w:val="18"/>
-                <w14:ligatures w14:val="none"/>
-              </w:rPr>
-            </w:pPr>
-            <w:r>
-              <w:rPr>
-                <w:rFonts w:ascii="Aptos Narrow" w:eastAsia="Times New Roman" w:hAnsi="Aptos Narrow" w:cs="Times New Roman"/>
-                <w:color w:val="000000"/>
-                <w:kern w:val="0"/>
-                <w:sz w:val="18"/>
-                <w:szCs w:val="18"/>
-                <w14:ligatures w14:val="none"/>
-              </w:rPr>
-              <w:t>USA</w:t>
-            </w:r>
-          </w:p>
-        </w:tc>
-        <w:tc>
-          <w:tcPr>
-            <w:tcW w:w="1400" w:type="dxa"/>
-            <w:vAlign w:val="center"/>
-          </w:tcPr>
-          <w:p>
-            <w:pPr>
-              <w:spacing w:after="0" w:line="240" w:lineRule="auto"/>
-              <w:jc w:val="center"/>
-              <w:rPr>
-                <w:rFonts w:ascii="Aptos Narrow" w:eastAsia="Times New Roman" w:hAnsi="Aptos Narrow" w:cs="Times New Roman"/>
-                <w:color w:val="000000"/>
-                <w:kern w:val="0"/>
-                <w:sz w:val="18"/>
-                <w:szCs w:val="18"/>
-                <w14:ligatures w14:val="none"/>
-              </w:rPr>
-            </w:pPr>
+            <w:tcW w:w="1521" w:type="dxa"/>
+            <w:shd w:val="clear" w:color="auto" w:fill="auto"/>
+            <w:noWrap/>
+            <w:vAlign w:val="center"/>
+            <w:hideMark/>
+          </w:tcPr>
+          <w:p>
+            <w:pPr>
+              <w:spacing w:after="0" w:line="240" w:lineRule="auto"/>
+              <w:jc w:val="center"/>
+              <w:rPr>
+                <w:rFonts w:ascii="Aptos Narrow" w:eastAsia="Times New Roman" w:hAnsi="Aptos Narrow" w:cs="Times New Roman"/>
+                <w:color w:val="000000"/>
+                <w:kern w:val="0"/>
+                <w:sz w:val="18"/>
+                <w:szCs w:val="18"/>
+                <w14:ligatures w14:val="none"/>
+              </w:rPr>
+            </w:pPr>
+            <w:r>
+              <w:rPr>
+                <w:rFonts w:ascii="Aptos Narrow" w:eastAsia="Times New Roman" w:hAnsi="Aptos Narrow" w:cs="Times New Roman"/>
+                <w:color w:val="000000"/>
+                <w:kern w:val="0"/>
+                <w:sz w:val="18"/>
+                <w:szCs w:val="18"/>
+                <w14:ligatures w14:val="none"/>
+              </w:rPr>
+              <w:t>CODVIa</w:t>
+            </w:r>
+          </w:p>
+        </w:tc>
+        <w:tc>
+          <w:tcPr>
+            <w:tcW w:w="2704" w:type="dxa"/>
+            <w:shd w:val="clear" w:color="auto" w:fill="auto"/>
+            <w:noWrap/>
+            <w:vAlign w:val="center"/>
+            <w:hideMark/>
+          </w:tcPr>
+          <w:p>
+            <w:pPr>
+              <w:spacing w:after="0" w:line="240" w:lineRule="auto"/>
+              <w:jc w:val="center"/>
+              <w:rPr>
+                <w:rFonts w:ascii="Aptos Narrow" w:eastAsia="Times New Roman" w:hAnsi="Aptos Narrow" w:cs="Times New Roman"/>
+                <w:color w:val="000000"/>
+                <w:kern w:val="0"/>
+                <w:sz w:val="18"/>
+                <w:szCs w:val="18"/>
+                <w14:ligatures w14:val="none"/>
+              </w:rPr>
+            </w:pPr>
+            <w:r>
+              <w:rPr>
+                <w:rFonts w:ascii="Aptos Narrow" w:eastAsia="Times New Roman" w:hAnsi="Aptos Narrow" w:cs="Times New Roman"/>
+                <w:color w:val="000000"/>
+                <w:kern w:val="0"/>
+                <w:sz w:val="18"/>
+                <w:szCs w:val="18"/>
+                <w14:ligatures w14:val="none"/>
+              </w:rPr>
+              <w:t>West of Scotland</w:t>
+            </w:r>
+          </w:p>
+        </w:tc>
+        <w:tc>
+          <w:tcPr>
+            <w:tcW w:w="1300" w:type="dxa"/>
+            <w:shd w:val="clear" w:color="auto" w:fill="auto"/>
+            <w:noWrap/>
+            <w:vAlign w:val="center"/>
+            <w:hideMark/>
+          </w:tcPr>
+          <w:p>
+            <w:pPr>
+              <w:spacing w:after="0" w:line="240" w:lineRule="auto"/>
+              <w:jc w:val="center"/>
+              <w:rPr>
+                <w:rFonts w:ascii="Aptos Narrow" w:eastAsia="Times New Roman" w:hAnsi="Aptos Narrow" w:cs="Times New Roman"/>
+                <w:color w:val="000000"/>
+                <w:kern w:val="0"/>
+                <w:sz w:val="18"/>
+                <w:szCs w:val="18"/>
+                <w14:ligatures w14:val="none"/>
+              </w:rPr>
+            </w:pPr>
+            <w:r>
+              <w:rPr>
+                <w:rFonts w:ascii="Aptos Narrow" w:eastAsia="Times New Roman" w:hAnsi="Aptos Narrow" w:cs="Times New Roman"/>
+                <w:color w:val="000000"/>
+                <w:kern w:val="0"/>
+                <w:sz w:val="18"/>
+                <w:szCs w:val="18"/>
+                <w14:ligatures w14:val="none"/>
+              </w:rPr>
+              <w:t>1980-2022</w:t>
+            </w:r>
+          </w:p>
+        </w:tc>
+        <w:tc>
+          <w:tcPr>
+            <w:tcW w:w="2373" w:type="dxa"/>
+            <w:shd w:val="clear" w:color="auto" w:fill="auto"/>
+            <w:noWrap/>
+            <w:vAlign w:val="center"/>
+            <w:hideMark/>
+          </w:tcPr>
+          <w:p>
+            <w:pPr>
+              <w:spacing w:after="0" w:line="240" w:lineRule="auto"/>
+              <w:jc w:val="center"/>
+              <w:rPr>
+                <w:rFonts w:ascii="Aptos Narrow" w:eastAsia="Times New Roman" w:hAnsi="Aptos Narrow" w:cs="Times New Roman"/>
+                <w:color w:val="000000"/>
+                <w:kern w:val="0"/>
+                <w:sz w:val="18"/>
+                <w:szCs w:val="18"/>
+                <w14:ligatures w14:val="none"/>
+              </w:rPr>
+            </w:pPr>
+            <w:r>
+              <w:rPr>
+                <w:rFonts w:ascii="Aptos Narrow" w:eastAsia="Times New Roman" w:hAnsi="Aptos Narrow" w:cs="Times New Roman"/>
+                <w:color w:val="000000"/>
+                <w:kern w:val="0"/>
+                <w:sz w:val="18"/>
+                <w:szCs w:val="18"/>
+                <w14:ligatures w14:val="none"/>
+              </w:rPr>
+              <w:t>United Kingdom</w:t>
+            </w:r>
+          </w:p>
+        </w:tc>
+        <w:tc>
+          <w:tcPr>
+            <w:tcW w:w="2020" w:type="dxa"/>
+            <w:vAlign w:val="center"/>
+          </w:tcPr>
+          <w:p>
+            <w:pPr>
+              <w:spacing w:after="0" w:line="240" w:lineRule="auto"/>
+              <w:jc w:val="center"/>
+              <w:rPr>
+                <w:rFonts w:ascii="Aptos Narrow" w:eastAsia="Times New Roman" w:hAnsi="Aptos Narrow" w:cs="Times New Roman"/>
+                <w:color w:val="000000"/>
+                <w:kern w:val="0"/>
+                <w:sz w:val="18"/>
+                <w:szCs w:val="18"/>
+                <w14:ligatures w14:val="none"/>
+              </w:rPr>
+            </w:pPr>
+            <w:r>
+              <w:rPr>
+                <w:rFonts w:ascii="Aptos Narrow" w:eastAsia="Times New Roman" w:hAnsi="Aptos Narrow" w:cs="Times New Roman"/>
+                <w:color w:val="000000"/>
+                <w:kern w:val="0"/>
+                <w:sz w:val="18"/>
+                <w:szCs w:val="18"/>
+                <w14:ligatures w14:val="none"/>
+              </w:rPr>
+              <w:t>RAM</w:t>
+            </w:r>
+          </w:p>
+        </w:tc>
+      </w:tr>
+      <w:tr>
+        <w:trPr>
+          <w:trHeight w:val="300"/>
+        </w:trPr>
+        <w:tc>
+          <w:tcPr>
+            <w:tcW w:w="1521" w:type="dxa"/>
+            <w:shd w:val="clear" w:color="auto" w:fill="auto"/>
+            <w:noWrap/>
+            <w:vAlign w:val="center"/>
+            <w:hideMark/>
+          </w:tcPr>
+          <w:p>
+            <w:pPr>
+              <w:spacing w:after="0" w:line="240" w:lineRule="auto"/>
+              <w:jc w:val="center"/>
+              <w:rPr>
+                <w:rFonts w:ascii="Aptos Narrow" w:eastAsia="Times New Roman" w:hAnsi="Aptos Narrow" w:cs="Times New Roman"/>
+                <w:color w:val="000000"/>
+                <w:kern w:val="0"/>
+                <w:sz w:val="18"/>
+                <w:szCs w:val="18"/>
+                <w14:ligatures w14:val="none"/>
+              </w:rPr>
+            </w:pPr>
+            <w:r>
+              <w:rPr>
+                <w:rFonts w:ascii="Aptos Narrow" w:eastAsia="Times New Roman" w:hAnsi="Aptos Narrow" w:cs="Times New Roman"/>
+                <w:color w:val="000000"/>
+                <w:kern w:val="0"/>
+                <w:sz w:val="18"/>
+                <w:szCs w:val="18"/>
+                <w14:ligatures w14:val="none"/>
+              </w:rPr>
+              <w:t>CODVIIek</w:t>
+            </w:r>
+          </w:p>
+        </w:tc>
+        <w:tc>
+          <w:tcPr>
+            <w:tcW w:w="2704" w:type="dxa"/>
+            <w:shd w:val="clear" w:color="auto" w:fill="auto"/>
+            <w:noWrap/>
+            <w:vAlign w:val="center"/>
+            <w:hideMark/>
+          </w:tcPr>
+          <w:p>
+            <w:pPr>
+              <w:spacing w:after="0" w:line="240" w:lineRule="auto"/>
+              <w:jc w:val="center"/>
+              <w:rPr>
+                <w:rFonts w:ascii="Aptos Narrow" w:eastAsia="Times New Roman" w:hAnsi="Aptos Narrow" w:cs="Times New Roman"/>
+                <w:color w:val="000000"/>
+                <w:kern w:val="0"/>
+                <w:sz w:val="18"/>
+                <w:szCs w:val="18"/>
+                <w14:ligatures w14:val="none"/>
+              </w:rPr>
+            </w:pPr>
+            <w:r>
+              <w:rPr>
+                <w:rFonts w:ascii="Aptos Narrow" w:eastAsia="Times New Roman" w:hAnsi="Aptos Narrow" w:cs="Times New Roman"/>
+                <w:color w:val="000000"/>
+                <w:kern w:val="0"/>
+                <w:sz w:val="18"/>
+                <w:szCs w:val="18"/>
+                <w14:ligatures w14:val="none"/>
+              </w:rPr>
+              <w:t>Celtic Sea</w:t>
+            </w:r>
+          </w:p>
+        </w:tc>
+        <w:tc>
+          <w:tcPr>
+            <w:tcW w:w="1300" w:type="dxa"/>
+            <w:shd w:val="clear" w:color="auto" w:fill="auto"/>
+            <w:noWrap/>
+            <w:vAlign w:val="center"/>
+            <w:hideMark/>
+          </w:tcPr>
+          <w:p>
+            <w:pPr>
+              <w:spacing w:after="0" w:line="240" w:lineRule="auto"/>
+              <w:jc w:val="center"/>
+              <w:rPr>
+                <w:rFonts w:ascii="Aptos Narrow" w:eastAsia="Times New Roman" w:hAnsi="Aptos Narrow" w:cs="Times New Roman"/>
+                <w:color w:val="000000"/>
+                <w:kern w:val="0"/>
+                <w:sz w:val="18"/>
+                <w:szCs w:val="18"/>
+                <w14:ligatures w14:val="none"/>
+              </w:rPr>
+            </w:pPr>
+            <w:r>
+              <w:rPr>
+                <w:rFonts w:ascii="Aptos Narrow" w:eastAsia="Times New Roman" w:hAnsi="Aptos Narrow" w:cs="Times New Roman"/>
+                <w:color w:val="000000"/>
+                <w:kern w:val="0"/>
+                <w:sz w:val="18"/>
+                <w:szCs w:val="18"/>
+                <w14:ligatures w14:val="none"/>
+              </w:rPr>
+              <w:t>1980-2021</w:t>
+            </w:r>
+          </w:p>
+        </w:tc>
+        <w:tc>
+          <w:tcPr>
+            <w:tcW w:w="2373" w:type="dxa"/>
+            <w:shd w:val="clear" w:color="auto" w:fill="auto"/>
+            <w:noWrap/>
+            <w:vAlign w:val="center"/>
+            <w:hideMark/>
+          </w:tcPr>
+          <w:p>
+            <w:pPr>
+              <w:spacing w:after="0" w:line="240" w:lineRule="auto"/>
+              <w:jc w:val="center"/>
+              <w:rPr>
+                <w:rFonts w:ascii="Aptos Narrow" w:eastAsia="Times New Roman" w:hAnsi="Aptos Narrow" w:cs="Times New Roman"/>
+                <w:color w:val="000000"/>
+                <w:kern w:val="0"/>
+                <w:sz w:val="18"/>
+                <w:szCs w:val="18"/>
+                <w14:ligatures w14:val="none"/>
+              </w:rPr>
+            </w:pPr>
+            <w:r>
+              <w:rPr>
+                <w:rFonts w:ascii="Aptos Narrow" w:eastAsia="Times New Roman" w:hAnsi="Aptos Narrow" w:cs="Times New Roman"/>
+                <w:color w:val="000000"/>
+                <w:kern w:val="0"/>
+                <w:sz w:val="18"/>
+                <w:szCs w:val="18"/>
+                <w14:ligatures w14:val="none"/>
+              </w:rPr>
+              <w:t>France</w:t>
+            </w:r>
+          </w:p>
+        </w:tc>
+        <w:tc>
+          <w:tcPr>
+            <w:tcW w:w="2020" w:type="dxa"/>
+            <w:vAlign w:val="center"/>
+          </w:tcPr>
+          <w:p>
+            <w:pPr>
+              <w:spacing w:after="0" w:line="240" w:lineRule="auto"/>
+              <w:jc w:val="center"/>
+              <w:rPr>
+                <w:rFonts w:ascii="Aptos Narrow" w:eastAsia="Times New Roman" w:hAnsi="Aptos Narrow" w:cs="Times New Roman"/>
+                <w:color w:val="000000"/>
+                <w:kern w:val="0"/>
+                <w:sz w:val="18"/>
+                <w:szCs w:val="18"/>
+                <w14:ligatures w14:val="none"/>
+              </w:rPr>
+            </w:pPr>
+            <w:r>
+              <w:rPr>
+                <w:rFonts w:ascii="Aptos Narrow" w:eastAsia="Times New Roman" w:hAnsi="Aptos Narrow" w:cs="Times New Roman"/>
+                <w:color w:val="000000"/>
+                <w:kern w:val="0"/>
+                <w:sz w:val="18"/>
+                <w:szCs w:val="18"/>
+                <w14:ligatures w14:val="none"/>
+              </w:rPr>
+              <w:t>RAM</w:t>
+            </w:r>
           </w:p>
         </w:tc>
       </w:tr>
@@ -5338,6 +5420,7 @@
         <w:rPr>
           <w:rFonts w:cs="Arial"/>
         </w:rPr>
+        <w:lastRenderedPageBreak/>
         <w:t xml:space="preserve">Where </w:t>
       </w:r>
       <m:oMath>
@@ -5468,7 +5551,6 @@
           <w:rFonts w:eastAsiaTheme="minorEastAsia" w:cs="Arial"/>
           <w:lang w:val="en-CA"/>
         </w:rPr>
-        <w:lastRenderedPageBreak/>
         <w:t xml:space="preserve">As is </w:t>
       </w:r>
       <w:r>
@@ -5676,18 +5758,7 @@
           <w:szCs w:val="20"/>
           <w:lang w:val="en-CA"/>
         </w:rPr>
-        <w:t xml:space="preserve"> at biomass &lt; Ψ, </w:t>
-      </w:r>
-      <w:proofErr w:type="spellStart"/>
-      <w:r>
-        <w:rPr>
-          <w:rFonts w:cs="Arial"/>
-          <w:color w:val="auto"/>
-          <w:sz w:val="20"/>
-          <w:szCs w:val="20"/>
-          <w:lang w:val="en-CA"/>
-        </w:rPr>
-        <w:t>pr</w:t>
+        <w:t xml:space="preserve"> at biomass &lt; Ψ, pr</w:t>
       </w:r>
       <w:r>
         <w:rPr>
@@ -5700,7 +5771,6 @@
         </w:rPr>
         <w:t>c</w:t>
       </w:r>
-      <w:proofErr w:type="spellEnd"/>
       <w:r>
         <w:rPr>
           <w:rFonts w:cs="Arial"/>
@@ -5728,18 +5798,7 @@
           <w:szCs w:val="20"/>
           <w:lang w:val="en-CA"/>
         </w:rPr>
-        <w:t xml:space="preserve"> at minimum biomass, </w:t>
-      </w:r>
-      <w:proofErr w:type="spellStart"/>
-      <w:r>
-        <w:rPr>
-          <w:rFonts w:cs="Arial"/>
-          <w:color w:val="auto"/>
-          <w:sz w:val="20"/>
-          <w:szCs w:val="20"/>
-          <w:lang w:val="en-CA"/>
-        </w:rPr>
-        <w:t>pr</w:t>
+        <w:t xml:space="preserve"> at minimum biomass, pr</w:t>
       </w:r>
       <w:r>
         <w:rPr>
@@ -5752,7 +5811,6 @@
         </w:rPr>
         <w:t>d</w:t>
       </w:r>
-      <w:proofErr w:type="spellEnd"/>
       <w:r>
         <w:rPr>
           <w:rFonts w:cs="Arial"/>
@@ -5780,18 +5838,7 @@
           <w:szCs w:val="20"/>
           <w:lang w:val="en-CA"/>
         </w:rPr>
-        <w:t xml:space="preserve"> at minimum biomass in the depensation zone, the black vertical double arrow illustrates the distance between </w:t>
-      </w:r>
-      <w:proofErr w:type="spellStart"/>
-      <w:r>
-        <w:rPr>
-          <w:rFonts w:cs="Arial"/>
-          <w:color w:val="auto"/>
-          <w:sz w:val="20"/>
-          <w:szCs w:val="20"/>
-          <w:lang w:val="en-CA"/>
-        </w:rPr>
-        <w:t>pr</w:t>
+        <w:t xml:space="preserve"> at minimum biomass in the depensation zone, the black vertical double arrow illustrates the distance between pr</w:t>
       </w:r>
       <w:r>
         <w:rPr>
@@ -5804,7 +5851,6 @@
         </w:rPr>
         <w:t>c</w:t>
       </w:r>
-      <w:proofErr w:type="spellEnd"/>
       <w:r>
         <w:rPr>
           <w:rFonts w:cs="Arial"/>
@@ -5813,18 +5859,7 @@
           <w:szCs w:val="20"/>
           <w:lang w:val="en-CA"/>
         </w:rPr>
-        <w:t xml:space="preserve"> and </w:t>
-      </w:r>
-      <w:proofErr w:type="spellStart"/>
-      <w:r>
-        <w:rPr>
-          <w:rFonts w:cs="Arial"/>
-          <w:color w:val="auto"/>
-          <w:sz w:val="20"/>
-          <w:szCs w:val="20"/>
-          <w:lang w:val="en-CA"/>
-        </w:rPr>
-        <w:t>pr</w:t>
+        <w:t xml:space="preserve"> and pr</w:t>
       </w:r>
       <w:r>
         <w:rPr>
@@ -5837,7 +5872,6 @@
         </w:rPr>
         <w:t>d</w:t>
       </w:r>
-      <w:proofErr w:type="spellEnd"/>
       <w:r>
         <w:rPr>
           <w:rFonts w:cs="Arial"/>
@@ -6429,67 +6463,91 @@
           <w:sz w:val="20"/>
           <w:szCs w:val="20"/>
         </w:rPr>
-        <w:t>Atlantic cod stocks p</w:t>
+        <w:t xml:space="preserve">Atlantic cod stocks production rate (y axis) in function of biomass (x axis)  the blue solid line is a linear regression line </w:t>
       </w:r>
       <w:r>
         <w:rPr>
           <w:sz w:val="20"/>
           <w:szCs w:val="20"/>
         </w:rPr>
-        <w:t>roduction rate (y axis) in function of biomass (x axis)</w:t>
+        <w:t>over the range of data</w:t>
       </w:r>
       <w:r>
         <w:rPr>
           <w:sz w:val="20"/>
           <w:szCs w:val="20"/>
         </w:rPr>
-        <w:t xml:space="preserve"> </w:t>
-      </w:r>
-      <w:r>
-        <w:rPr>
+        <w:t>, showing only stock where a linear regression had lower AIC than a segmented regression model.</w:t>
+      </w:r>
+    </w:p>
+    <w:p>
+      <w:r>
+        <w:rPr>
+          <w:highlight w:val="yellow"/>
+        </w:rPr>
+        <w:t xml:space="preserve">Split figure 4 in depensatory </w:t>
+      </w:r>
+      <w:r>
+        <w:rPr>
+          <w:highlight w:val="yellow"/>
+        </w:rPr>
+        <w:t xml:space="preserve">(and lack of compensation = non significant negative cruve or 0 slope curve) </w:t>
+      </w:r>
+      <w:r>
+        <w:rPr>
+          <w:highlight w:val="yellow"/>
+        </w:rPr>
+        <w:t>vs compensatory stocks</w:t>
+      </w:r>
+      <w:r>
+        <w:br w:type="page"/>
+      </w:r>
+    </w:p>
+    <w:p>
+      <w:pPr>
+        <w:pStyle w:val="Caption"/>
+        <w:keepNext/>
+      </w:pPr>
+      <w:r>
+        <w:lastRenderedPageBreak/>
+        <w:t xml:space="preserve">Table </w:t>
+      </w:r>
+      <w:fldSimple w:instr=" SEQ Table \* ARABIC ">
+        <w:r>
+          <w:rPr>
+            <w:noProof/>
+          </w:rPr>
+          <w:t>2</w:t>
+        </w:r>
+      </w:fldSimple>
+      <w:r>
+        <w:t xml:space="preserve">: </w:t>
+      </w:r>
+      <w:r>
+        <w:rPr>
+          <w:color w:val="auto"/>
           <w:sz w:val="20"/>
           <w:szCs w:val="20"/>
         </w:rPr>
-        <w:t xml:space="preserve"> the </w:t>
-      </w:r>
-      <w:r>
-        <w:rPr>
+        <w:t xml:space="preserve">Atlantic cod stock identification label (Stock ID), </w:t>
+      </w:r>
+      <w:r>
+        <w:rPr>
+          <w:color w:val="auto"/>
           <w:sz w:val="20"/>
           <w:szCs w:val="20"/>
         </w:rPr>
-        <w:t>blue</w:t>
-      </w:r>
-      <w:r>
-        <w:rPr>
+        <w:t xml:space="preserve">Allee effect strength (As), production rate at lowest observed biomass, lowest depletion level </w:t>
+      </w:r>
+      <w:bookmarkStart w:id="0" w:name="_GoBack"/>
+      <w:bookmarkEnd w:id="0"/>
+      <w:r>
+        <w:rPr>
+          <w:color w:val="auto"/>
           <w:sz w:val="20"/>
           <w:szCs w:val="20"/>
         </w:rPr>
-        <w:t xml:space="preserve"> solid line is a linear regression line </w:t>
-      </w:r>
-      <w:r>
-        <w:rPr>
-          <w:sz w:val="20"/>
-          <w:szCs w:val="20"/>
-        </w:rPr>
-        <w:t>over the range of data</w:t>
-      </w:r>
-      <w:r>
-        <w:rPr>
-          <w:sz w:val="20"/>
-          <w:szCs w:val="20"/>
-        </w:rPr>
-        <w:t>, showing only stock where a linear regression had lower AIC than a segmented regression model.</w:t>
-      </w:r>
-    </w:p>
-    <w:p>
-      <w:r>
-        <w:rPr>
-          <w:highlight w:val="yellow"/>
-        </w:rPr>
-        <w:t>Split figure 4 in depensatory vs compensatory stocks</w:t>
-      </w:r>
-      <w:r>
-        <w:br w:type="page"/>
+        <w:t>(fraction of proxy for biomass limit reference point), Allee effect detected, and stock status in terminal year.</w:t>
       </w:r>
     </w:p>
     <w:tbl>
@@ -6529,27 +6587,24 @@
           <w:p>
             <w:pPr>
               <w:spacing w:after="0" w:line="240" w:lineRule="auto"/>
-              <w:jc w:val="center"/>
-              <w:rPr>
-                <w:rFonts w:ascii="Aptos Narrow" w:eastAsia="Times New Roman" w:hAnsi="Aptos Narrow" w:cs="Times New Roman"/>
-                <w:color w:val="000000"/>
-                <w:kern w:val="0"/>
-                <w:sz w:val="18"/>
-                <w:szCs w:val="18"/>
-                <w14:ligatures w14:val="none"/>
-              </w:rPr>
-            </w:pPr>
-            <w:commentRangeStart w:id="0"/>
-            <w:r>
-              <w:rPr>
-                <w:rFonts w:ascii="Aptos Narrow" w:eastAsia="Times New Roman" w:hAnsi="Aptos Narrow" w:cs="Times New Roman"/>
-                <w:color w:val="000000"/>
-                <w:kern w:val="0"/>
-                <w:sz w:val="18"/>
-                <w:szCs w:val="18"/>
-                <w14:ligatures w14:val="none"/>
-              </w:rPr>
-              <w:lastRenderedPageBreak/>
+              <w:rPr>
+                <w:rFonts w:ascii="Aptos Narrow" w:eastAsia="Times New Roman" w:hAnsi="Aptos Narrow" w:cs="Times New Roman"/>
+                <w:color w:val="000000"/>
+                <w:kern w:val="0"/>
+                <w:sz w:val="18"/>
+                <w:szCs w:val="18"/>
+                <w14:ligatures w14:val="none"/>
+              </w:rPr>
+            </w:pPr>
+            <w:r>
+              <w:rPr>
+                <w:rFonts w:ascii="Aptos Narrow" w:eastAsia="Times New Roman" w:hAnsi="Aptos Narrow" w:cs="Times New Roman"/>
+                <w:color w:val="000000"/>
+                <w:kern w:val="0"/>
+                <w:sz w:val="18"/>
+                <w:szCs w:val="18"/>
+                <w14:ligatures w14:val="none"/>
+              </w:rPr>
               <w:t>Stock ID</w:t>
             </w:r>
           </w:p>
@@ -6652,31 +6707,7 @@
                 <w:szCs w:val="18"/>
                 <w14:ligatures w14:val="none"/>
               </w:rPr>
-              <w:t xml:space="preserve">Depletion (fraction of </w:t>
-            </w:r>
-            <w:proofErr w:type="spellStart"/>
-            <w:r>
-              <w:rPr>
-                <w:rFonts w:ascii="Aptos Narrow" w:eastAsia="Times New Roman" w:hAnsi="Aptos Narrow" w:cs="Times New Roman"/>
-                <w:color w:val="000000"/>
-                <w:kern w:val="0"/>
-                <w:sz w:val="18"/>
-                <w:szCs w:val="18"/>
-                <w14:ligatures w14:val="none"/>
-              </w:rPr>
-              <w:t>lrp</w:t>
-            </w:r>
-            <w:proofErr w:type="spellEnd"/>
-            <w:r>
-              <w:rPr>
-                <w:rFonts w:ascii="Aptos Narrow" w:eastAsia="Times New Roman" w:hAnsi="Aptos Narrow" w:cs="Times New Roman"/>
-                <w:color w:val="000000"/>
-                <w:kern w:val="0"/>
-                <w:sz w:val="18"/>
-                <w:szCs w:val="18"/>
-                <w14:ligatures w14:val="none"/>
-              </w:rPr>
-              <w:t xml:space="preserve"> proxy, smaller number is more depleted)</w:t>
+              <w:t>Depletion (fraction of lrp proxy, smaller number is more depleted)</w:t>
             </w:r>
           </w:p>
         </w:tc>
@@ -6761,7 +6792,6 @@
           <w:p>
             <w:pPr>
               <w:spacing w:after="0" w:line="240" w:lineRule="auto"/>
-              <w:jc w:val="center"/>
               <w:rPr>
                 <w:rFonts w:ascii="Aptos Narrow" w:eastAsia="Times New Roman" w:hAnsi="Aptos Narrow" w:cs="Times New Roman"/>
                 <w:color w:val="000000"/>
@@ -6967,7 +6997,6 @@
           <w:p>
             <w:pPr>
               <w:spacing w:after="0" w:line="240" w:lineRule="auto"/>
-              <w:jc w:val="center"/>
               <w:rPr>
                 <w:rFonts w:ascii="Aptos Narrow" w:eastAsia="Times New Roman" w:hAnsi="Aptos Narrow" w:cs="Times New Roman"/>
                 <w:color w:val="000000"/>
@@ -7173,7 +7202,6 @@
           <w:p>
             <w:pPr>
               <w:spacing w:after="0" w:line="240" w:lineRule="auto"/>
-              <w:jc w:val="center"/>
               <w:rPr>
                 <w:rFonts w:ascii="Aptos Narrow" w:eastAsia="Times New Roman" w:hAnsi="Aptos Narrow" w:cs="Times New Roman"/>
                 <w:color w:val="000000"/>
@@ -7377,7 +7405,6 @@
           <w:p>
             <w:pPr>
               <w:spacing w:after="0" w:line="240" w:lineRule="auto"/>
-              <w:jc w:val="center"/>
               <w:rPr>
                 <w:rFonts w:ascii="Aptos Narrow" w:eastAsia="Times New Roman" w:hAnsi="Aptos Narrow" w:cs="Times New Roman"/>
                 <w:color w:val="000000"/>
@@ -7581,7 +7608,6 @@
           <w:p>
             <w:pPr>
               <w:spacing w:after="0" w:line="240" w:lineRule="auto"/>
-              <w:jc w:val="center"/>
               <w:rPr>
                 <w:rFonts w:ascii="Aptos Narrow" w:eastAsia="Times New Roman" w:hAnsi="Aptos Narrow" w:cs="Times New Roman"/>
                 <w:color w:val="000000"/>
@@ -7787,7 +7813,6 @@
           <w:p>
             <w:pPr>
               <w:spacing w:after="0" w:line="240" w:lineRule="auto"/>
-              <w:jc w:val="center"/>
               <w:rPr>
                 <w:rFonts w:ascii="Aptos Narrow" w:eastAsia="Times New Roman" w:hAnsi="Aptos Narrow" w:cs="Times New Roman"/>
                 <w:color w:val="000000"/>
@@ -7993,7 +8018,6 @@
           <w:p>
             <w:pPr>
               <w:spacing w:after="0" w:line="240" w:lineRule="auto"/>
-              <w:jc w:val="center"/>
               <w:rPr>
                 <w:rFonts w:ascii="Aptos Narrow" w:eastAsia="Times New Roman" w:hAnsi="Aptos Narrow" w:cs="Times New Roman"/>
                 <w:color w:val="000000"/>
@@ -8197,39 +8221,25 @@
           <w:p>
             <w:pPr>
               <w:spacing w:after="0" w:line="240" w:lineRule="auto"/>
-              <w:jc w:val="center"/>
-              <w:rPr>
-                <w:rFonts w:ascii="Aptos Narrow" w:eastAsia="Times New Roman" w:hAnsi="Aptos Narrow" w:cs="Times New Roman"/>
-                <w:color w:val="000000"/>
-                <w:kern w:val="0"/>
-                <w:sz w:val="18"/>
-                <w:szCs w:val="18"/>
-                <w14:ligatures w14:val="none"/>
-              </w:rPr>
-            </w:pPr>
-            <w:proofErr w:type="spellStart"/>
-            <w:r>
-              <w:rPr>
-                <w:rFonts w:ascii="Aptos Narrow" w:eastAsia="Times New Roman" w:hAnsi="Aptos Narrow" w:cs="Times New Roman"/>
-                <w:color w:val="000000"/>
-                <w:kern w:val="0"/>
-                <w:sz w:val="18"/>
-                <w:szCs w:val="18"/>
-                <w14:ligatures w14:val="none"/>
-              </w:rPr>
-              <w:t>CODIIIaW</w:t>
-            </w:r>
-            <w:proofErr w:type="spellEnd"/>
-            <w:r>
-              <w:rPr>
-                <w:rFonts w:ascii="Aptos Narrow" w:eastAsia="Times New Roman" w:hAnsi="Aptos Narrow" w:cs="Times New Roman"/>
-                <w:color w:val="000000"/>
-                <w:kern w:val="0"/>
-                <w:sz w:val="18"/>
-                <w:szCs w:val="18"/>
-                <w14:ligatures w14:val="none"/>
-              </w:rPr>
-              <w:t>-IV-VIId</w:t>
+              <w:rPr>
+                <w:rFonts w:ascii="Aptos Narrow" w:eastAsia="Times New Roman" w:hAnsi="Aptos Narrow" w:cs="Times New Roman"/>
+                <w:color w:val="000000"/>
+                <w:kern w:val="0"/>
+                <w:sz w:val="18"/>
+                <w:szCs w:val="18"/>
+                <w14:ligatures w14:val="none"/>
+              </w:rPr>
+            </w:pPr>
+            <w:r>
+              <w:rPr>
+                <w:rFonts w:ascii="Aptos Narrow" w:eastAsia="Times New Roman" w:hAnsi="Aptos Narrow" w:cs="Times New Roman"/>
+                <w:color w:val="000000"/>
+                <w:kern w:val="0"/>
+                <w:sz w:val="18"/>
+                <w:szCs w:val="18"/>
+                <w14:ligatures w14:val="none"/>
+              </w:rPr>
+              <w:t>CODIIIaW-IV-VIId</w:t>
             </w:r>
           </w:p>
         </w:tc>
@@ -8416,7 +8426,6 @@
           <w:p>
             <w:pPr>
               <w:spacing w:after="0" w:line="240" w:lineRule="auto"/>
-              <w:jc w:val="center"/>
               <w:rPr>
                 <w:rFonts w:ascii="Aptos Narrow" w:eastAsia="Times New Roman" w:hAnsi="Aptos Narrow" w:cs="Times New Roman"/>
                 <w:color w:val="000000"/>
@@ -8469,7 +8478,7 @@
                 <w:szCs w:val="18"/>
                 <w14:ligatures w14:val="none"/>
               </w:rPr>
-              <w:t>0.46</w:t>
+              <w:t>-</w:t>
             </w:r>
           </w:p>
         </w:tc>
@@ -8622,17 +8631,15 @@
           <w:p>
             <w:pPr>
               <w:spacing w:after="0" w:line="240" w:lineRule="auto"/>
-              <w:jc w:val="center"/>
-              <w:rPr>
-                <w:rFonts w:ascii="Aptos Narrow" w:eastAsia="Times New Roman" w:hAnsi="Aptos Narrow" w:cs="Times New Roman"/>
-                <w:color w:val="000000"/>
-                <w:kern w:val="0"/>
-                <w:sz w:val="18"/>
-                <w:szCs w:val="18"/>
-                <w14:ligatures w14:val="none"/>
-              </w:rPr>
-            </w:pPr>
-            <w:proofErr w:type="spellStart"/>
+              <w:rPr>
+                <w:rFonts w:ascii="Aptos Narrow" w:eastAsia="Times New Roman" w:hAnsi="Aptos Narrow" w:cs="Times New Roman"/>
+                <w:color w:val="000000"/>
+                <w:kern w:val="0"/>
+                <w:sz w:val="18"/>
+                <w:szCs w:val="18"/>
+                <w14:ligatures w14:val="none"/>
+              </w:rPr>
+            </w:pPr>
             <w:r>
               <w:rPr>
                 <w:rFonts w:ascii="Aptos Narrow" w:eastAsia="Times New Roman" w:hAnsi="Aptos Narrow" w:cs="Times New Roman"/>
@@ -8644,7 +8651,6 @@
               </w:rPr>
               <w:t>CODVIIek</w:t>
             </w:r>
-            <w:proofErr w:type="spellEnd"/>
           </w:p>
         </w:tc>
         <w:tc>
@@ -8830,7 +8836,6 @@
           <w:p>
             <w:pPr>
               <w:spacing w:after="0" w:line="240" w:lineRule="auto"/>
-              <w:jc w:val="center"/>
               <w:rPr>
                 <w:rFonts w:ascii="Aptos Narrow" w:eastAsia="Times New Roman" w:hAnsi="Aptos Narrow" w:cs="Times New Roman"/>
                 <w:color w:val="000000"/>
@@ -9036,17 +9041,15 @@
           <w:p>
             <w:pPr>
               <w:spacing w:after="0" w:line="240" w:lineRule="auto"/>
-              <w:jc w:val="center"/>
-              <w:rPr>
-                <w:rFonts w:ascii="Aptos Narrow" w:eastAsia="Times New Roman" w:hAnsi="Aptos Narrow" w:cs="Times New Roman"/>
-                <w:color w:val="000000"/>
-                <w:kern w:val="0"/>
-                <w:sz w:val="18"/>
-                <w:szCs w:val="18"/>
-                <w14:ligatures w14:val="none"/>
-              </w:rPr>
-            </w:pPr>
-            <w:proofErr w:type="spellStart"/>
+              <w:rPr>
+                <w:rFonts w:ascii="Aptos Narrow" w:eastAsia="Times New Roman" w:hAnsi="Aptos Narrow" w:cs="Times New Roman"/>
+                <w:color w:val="000000"/>
+                <w:kern w:val="0"/>
+                <w:sz w:val="18"/>
+                <w:szCs w:val="18"/>
+                <w14:ligatures w14:val="none"/>
+              </w:rPr>
+            </w:pPr>
             <w:r>
               <w:rPr>
                 <w:rFonts w:ascii="Aptos Narrow" w:eastAsia="Times New Roman" w:hAnsi="Aptos Narrow" w:cs="Times New Roman"/>
@@ -9058,7 +9061,6 @@
               </w:rPr>
               <w:t>CODVIa</w:t>
             </w:r>
-            <w:proofErr w:type="spellEnd"/>
           </w:p>
         </w:tc>
         <w:tc>
@@ -9242,7 +9244,6 @@
           <w:p>
             <w:pPr>
               <w:spacing w:after="0" w:line="240" w:lineRule="auto"/>
-              <w:jc w:val="center"/>
               <w:rPr>
                 <w:rFonts w:ascii="Aptos Narrow" w:eastAsia="Times New Roman" w:hAnsi="Aptos Narrow" w:cs="Times New Roman"/>
                 <w:color w:val="000000"/>
@@ -9446,7 +9447,6 @@
           <w:p>
             <w:pPr>
               <w:spacing w:after="0" w:line="240" w:lineRule="auto"/>
-              <w:jc w:val="center"/>
               <w:rPr>
                 <w:rFonts w:ascii="Aptos Narrow" w:eastAsia="Times New Roman" w:hAnsi="Aptos Narrow" w:cs="Times New Roman"/>
                 <w:color w:val="000000"/>
@@ -9652,7 +9652,6 @@
           <w:p>
             <w:pPr>
               <w:spacing w:after="0" w:line="240" w:lineRule="auto"/>
-              <w:jc w:val="center"/>
               <w:rPr>
                 <w:rFonts w:ascii="Aptos Narrow" w:eastAsia="Times New Roman" w:hAnsi="Aptos Narrow" w:cs="Times New Roman"/>
                 <w:color w:val="000000"/>
@@ -9858,7 +9857,6 @@
           <w:p>
             <w:pPr>
               <w:spacing w:after="0" w:line="240" w:lineRule="auto"/>
-              <w:jc w:val="center"/>
               <w:rPr>
                 <w:rFonts w:ascii="Aptos Narrow" w:eastAsia="Times New Roman" w:hAnsi="Aptos Narrow" w:cs="Times New Roman"/>
                 <w:color w:val="000000"/>
@@ -10064,7 +10062,6 @@
           <w:p>
             <w:pPr>
               <w:spacing w:after="0" w:line="240" w:lineRule="auto"/>
-              <w:jc w:val="center"/>
               <w:rPr>
                 <w:rFonts w:ascii="Aptos Narrow" w:eastAsia="Times New Roman" w:hAnsi="Aptos Narrow" w:cs="Times New Roman"/>
                 <w:color w:val="000000"/>
@@ -10270,7 +10267,6 @@
           <w:p>
             <w:pPr>
               <w:spacing w:after="0" w:line="240" w:lineRule="auto"/>
-              <w:jc w:val="center"/>
               <w:rPr>
                 <w:rFonts w:ascii="Aptos Narrow" w:eastAsia="Times New Roman" w:hAnsi="Aptos Narrow" w:cs="Times New Roman"/>
                 <w:color w:val="000000"/>
@@ -10476,7 +10472,6 @@
           <w:p>
             <w:pPr>
               <w:spacing w:after="0" w:line="240" w:lineRule="auto"/>
-              <w:jc w:val="center"/>
               <w:rPr>
                 <w:rFonts w:ascii="Aptos Narrow" w:eastAsia="Times New Roman" w:hAnsi="Aptos Narrow" w:cs="Times New Roman"/>
                 <w:color w:val="000000"/>
@@ -10681,7 +10676,6 @@
           <w:p>
             <w:pPr>
               <w:spacing w:after="0" w:line="240" w:lineRule="auto"/>
-              <w:jc w:val="center"/>
               <w:rPr>
                 <w:rFonts w:ascii="Aptos Narrow" w:eastAsia="Times New Roman" w:hAnsi="Aptos Narrow" w:cs="Times New Roman"/>
                 <w:color w:val="000000"/>
@@ -10724,6 +10718,17 @@
                 <w14:ligatures w14:val="none"/>
               </w:rPr>
             </w:pPr>
+            <w:r>
+              <w:rPr>
+                <w:rFonts w:ascii="Aptos Narrow" w:eastAsia="Times New Roman" w:hAnsi="Aptos Narrow" w:cs="Times New Roman"/>
+                <w:color w:val="000000"/>
+                <w:kern w:val="0"/>
+                <w:sz w:val="18"/>
+                <w:szCs w:val="18"/>
+                <w14:ligatures w14:val="none"/>
+              </w:rPr>
+              <w:t>-</w:t>
+            </w:r>
           </w:p>
         </w:tc>
         <w:tc>
@@ -10746,6 +10751,17 @@
                 <w14:ligatures w14:val="none"/>
               </w:rPr>
             </w:pPr>
+            <w:r>
+              <w:rPr>
+                <w:rFonts w:ascii="Times New Roman" w:eastAsia="Times New Roman" w:hAnsi="Times New Roman" w:cs="Times New Roman"/>
+                <w:kern w:val="0"/>
+                <w:sz w:val="18"/>
+                <w:szCs w:val="18"/>
+                <w:highlight w:val="yellow"/>
+                <w14:ligatures w14:val="none"/>
+              </w:rPr>
+              <w:t>1.22</w:t>
+            </w:r>
           </w:p>
         </w:tc>
         <w:tc>
@@ -10768,6 +10784,17 @@
                 <w14:ligatures w14:val="none"/>
               </w:rPr>
             </w:pPr>
+            <w:r>
+              <w:rPr>
+                <w:rFonts w:ascii="Aptos Narrow" w:eastAsia="Times New Roman" w:hAnsi="Aptos Narrow" w:cs="Times New Roman"/>
+                <w:color w:val="000000"/>
+                <w:kern w:val="0"/>
+                <w:sz w:val="18"/>
+                <w:szCs w:val="18"/>
+                <w14:ligatures w14:val="none"/>
+              </w:rPr>
+              <w:t>0.01</w:t>
+            </w:r>
           </w:p>
         </w:tc>
         <w:tc>
@@ -10788,6 +10815,17 @@
                 <w14:ligatures w14:val="none"/>
               </w:rPr>
             </w:pPr>
+            <w:r>
+              <w:rPr>
+                <w:rFonts w:ascii="Aptos Narrow" w:eastAsia="Times New Roman" w:hAnsi="Aptos Narrow" w:cs="Times New Roman"/>
+                <w:color w:val="000000"/>
+                <w:kern w:val="0"/>
+                <w:sz w:val="18"/>
+                <w:szCs w:val="18"/>
+                <w14:ligatures w14:val="none"/>
+              </w:rPr>
+              <w:t>No</w:t>
+            </w:r>
           </w:p>
         </w:tc>
         <w:tc>
@@ -10810,6 +10848,17 @@
                 <w14:ligatures w14:val="none"/>
               </w:rPr>
             </w:pPr>
+            <w:r>
+              <w:rPr>
+                <w:rFonts w:ascii="Aptos Narrow" w:eastAsia="Times New Roman" w:hAnsi="Aptos Narrow" w:cs="Times New Roman"/>
+                <w:color w:val="000000"/>
+                <w:kern w:val="0"/>
+                <w:sz w:val="18"/>
+                <w:szCs w:val="18"/>
+                <w14:ligatures w14:val="none"/>
+              </w:rPr>
+              <w:t>Collapsed</w:t>
+            </w:r>
           </w:p>
         </w:tc>
       </w:tr>
@@ -10827,7 +10876,6 @@
           <w:p>
             <w:pPr>
               <w:spacing w:after="0" w:line="240" w:lineRule="auto"/>
-              <w:jc w:val="center"/>
               <w:rPr>
                 <w:rFonts w:ascii="Aptos Narrow" w:eastAsia="Times New Roman" w:hAnsi="Aptos Narrow" w:cs="Times New Roman"/>
                 <w:color w:val="000000"/>
@@ -10903,6 +10951,17 @@
                 <w14:ligatures w14:val="none"/>
               </w:rPr>
             </w:pPr>
+            <w:r>
+              <w:rPr>
+                <w:rFonts w:ascii="Times New Roman" w:eastAsia="Times New Roman" w:hAnsi="Times New Roman" w:cs="Times New Roman"/>
+                <w:kern w:val="0"/>
+                <w:sz w:val="18"/>
+                <w:szCs w:val="18"/>
+                <w:highlight w:val="yellow"/>
+                <w14:ligatures w14:val="none"/>
+              </w:rPr>
+              <w:t>0.10</w:t>
+            </w:r>
           </w:p>
         </w:tc>
         <w:tc>
@@ -10925,6 +10984,17 @@
                 <w14:ligatures w14:val="none"/>
               </w:rPr>
             </w:pPr>
+            <w:r>
+              <w:rPr>
+                <w:rFonts w:ascii="Aptos Narrow" w:eastAsia="Times New Roman" w:hAnsi="Aptos Narrow" w:cs="Times New Roman"/>
+                <w:color w:val="000000"/>
+                <w:kern w:val="0"/>
+                <w:sz w:val="18"/>
+                <w:szCs w:val="18"/>
+                <w14:ligatures w14:val="none"/>
+              </w:rPr>
+              <w:t>0.19</w:t>
+            </w:r>
           </w:p>
         </w:tc>
         <w:tc>
@@ -10945,6 +11015,17 @@
                 <w14:ligatures w14:val="none"/>
               </w:rPr>
             </w:pPr>
+            <w:r>
+              <w:rPr>
+                <w:rFonts w:ascii="Aptos Narrow" w:eastAsia="Times New Roman" w:hAnsi="Aptos Narrow" w:cs="Times New Roman"/>
+                <w:color w:val="000000"/>
+                <w:kern w:val="0"/>
+                <w:sz w:val="18"/>
+                <w:szCs w:val="18"/>
+                <w14:ligatures w14:val="none"/>
+              </w:rPr>
+              <w:t>Yes</w:t>
+            </w:r>
           </w:p>
         </w:tc>
         <w:tc>
@@ -10967,6 +11048,17 @@
                 <w14:ligatures w14:val="none"/>
               </w:rPr>
             </w:pPr>
+            <w:r>
+              <w:rPr>
+                <w:rFonts w:ascii="Aptos Narrow" w:eastAsia="Times New Roman" w:hAnsi="Aptos Narrow" w:cs="Times New Roman"/>
+                <w:color w:val="000000"/>
+                <w:kern w:val="0"/>
+                <w:sz w:val="18"/>
+                <w:szCs w:val="18"/>
+                <w14:ligatures w14:val="none"/>
+              </w:rPr>
+              <w:t>Collapsed</w:t>
+            </w:r>
           </w:p>
         </w:tc>
       </w:tr>
@@ -10984,7 +11076,6 @@
           <w:p>
             <w:pPr>
               <w:spacing w:after="0" w:line="240" w:lineRule="auto"/>
-              <w:jc w:val="center"/>
               <w:rPr>
                 <w:rFonts w:ascii="Aptos Narrow" w:eastAsia="Times New Roman" w:hAnsi="Aptos Narrow" w:cs="Times New Roman"/>
                 <w:color w:val="000000"/>
@@ -11027,6 +11118,17 @@
                 <w14:ligatures w14:val="none"/>
               </w:rPr>
             </w:pPr>
+            <w:r>
+              <w:rPr>
+                <w:rFonts w:ascii="Aptos Narrow" w:eastAsia="Times New Roman" w:hAnsi="Aptos Narrow" w:cs="Times New Roman"/>
+                <w:color w:val="000000"/>
+                <w:kern w:val="0"/>
+                <w:sz w:val="18"/>
+                <w:szCs w:val="18"/>
+                <w14:ligatures w14:val="none"/>
+              </w:rPr>
+              <w:t>-</w:t>
+            </w:r>
           </w:p>
         </w:tc>
         <w:tc>
@@ -11049,6 +11151,17 @@
                 <w14:ligatures w14:val="none"/>
               </w:rPr>
             </w:pPr>
+            <w:r>
+              <w:rPr>
+                <w:rFonts w:ascii="Times New Roman" w:eastAsia="Times New Roman" w:hAnsi="Times New Roman" w:cs="Times New Roman"/>
+                <w:kern w:val="0"/>
+                <w:sz w:val="18"/>
+                <w:szCs w:val="18"/>
+                <w:highlight w:val="yellow"/>
+                <w14:ligatures w14:val="none"/>
+              </w:rPr>
+              <w:t>0.80</w:t>
+            </w:r>
           </w:p>
         </w:tc>
         <w:tc>
@@ -11071,6 +11184,17 @@
                 <w14:ligatures w14:val="none"/>
               </w:rPr>
             </w:pPr>
+            <w:r>
+              <w:rPr>
+                <w:rFonts w:ascii="Aptos Narrow" w:eastAsia="Times New Roman" w:hAnsi="Aptos Narrow" w:cs="Times New Roman"/>
+                <w:color w:val="000000"/>
+                <w:kern w:val="0"/>
+                <w:sz w:val="18"/>
+                <w:szCs w:val="18"/>
+                <w14:ligatures w14:val="none"/>
+              </w:rPr>
+              <w:t>0.04</w:t>
+            </w:r>
           </w:p>
         </w:tc>
         <w:tc>
@@ -11091,6 +11215,17 @@
                 <w14:ligatures w14:val="none"/>
               </w:rPr>
             </w:pPr>
+            <w:r>
+              <w:rPr>
+                <w:rFonts w:ascii="Aptos Narrow" w:eastAsia="Times New Roman" w:hAnsi="Aptos Narrow" w:cs="Times New Roman"/>
+                <w:color w:val="000000"/>
+                <w:kern w:val="0"/>
+                <w:sz w:val="18"/>
+                <w:szCs w:val="18"/>
+                <w14:ligatures w14:val="none"/>
+              </w:rPr>
+              <w:t>No</w:t>
+            </w:r>
           </w:p>
         </w:tc>
         <w:tc>
@@ -11113,6 +11248,17 @@
                 <w14:ligatures w14:val="none"/>
               </w:rPr>
             </w:pPr>
+            <w:r>
+              <w:rPr>
+                <w:rFonts w:ascii="Aptos Narrow" w:eastAsia="Times New Roman" w:hAnsi="Aptos Narrow" w:cs="Times New Roman"/>
+                <w:color w:val="000000"/>
+                <w:kern w:val="0"/>
+                <w:sz w:val="18"/>
+                <w:szCs w:val="18"/>
+                <w14:ligatures w14:val="none"/>
+              </w:rPr>
+              <w:t>Collapsed</w:t>
+            </w:r>
           </w:p>
         </w:tc>
       </w:tr>
@@ -11130,7 +11276,6 @@
           <w:p>
             <w:pPr>
               <w:spacing w:after="0" w:line="240" w:lineRule="auto"/>
-              <w:jc w:val="center"/>
               <w:rPr>
                 <w:rFonts w:ascii="Aptos Narrow" w:eastAsia="Times New Roman" w:hAnsi="Aptos Narrow" w:cs="Times New Roman"/>
                 <w:color w:val="000000"/>
@@ -11206,9 +11351,19 @@
                 <w14:ligatures w14:val="none"/>
               </w:rPr>
             </w:pPr>
-          </w:p>
-        </w:tc>
-        <w:commentRangeEnd w:id="0"/>
+            <w:r>
+              <w:rPr>
+                <w:rFonts w:ascii="Times New Roman" w:eastAsia="Times New Roman" w:hAnsi="Times New Roman" w:cs="Times New Roman"/>
+                <w:kern w:val="0"/>
+                <w:sz w:val="18"/>
+                <w:szCs w:val="18"/>
+                <w:highlight w:val="yellow"/>
+                <w14:ligatures w14:val="none"/>
+              </w:rPr>
+              <w:t>0.43</w:t>
+            </w:r>
+          </w:p>
+        </w:tc>
         <w:tc>
           <w:tcPr>
             <w:tcW w:w="2227" w:type="dxa"/>
@@ -11231,9 +11386,14 @@
             </w:pPr>
             <w:r>
               <w:rPr>
-                <w:rStyle w:val="CommentReference"/>
-              </w:rPr>
-              <w:commentReference w:id="0"/>
+                <w:rFonts w:ascii="Aptos Narrow" w:eastAsia="Times New Roman" w:hAnsi="Aptos Narrow" w:cs="Times New Roman"/>
+                <w:color w:val="000000"/>
+                <w:kern w:val="0"/>
+                <w:sz w:val="18"/>
+                <w:szCs w:val="18"/>
+                <w14:ligatures w14:val="none"/>
+              </w:rPr>
+              <w:t>0.10</w:t>
             </w:r>
           </w:p>
         </w:tc>
@@ -11255,6 +11415,17 @@
                 <w14:ligatures w14:val="none"/>
               </w:rPr>
             </w:pPr>
+            <w:r>
+              <w:rPr>
+                <w:rFonts w:ascii="Aptos Narrow" w:eastAsia="Times New Roman" w:hAnsi="Aptos Narrow" w:cs="Times New Roman"/>
+                <w:color w:val="000000"/>
+                <w:kern w:val="0"/>
+                <w:sz w:val="18"/>
+                <w:szCs w:val="18"/>
+                <w14:ligatures w14:val="none"/>
+              </w:rPr>
+              <w:t>Yes</w:t>
+            </w:r>
           </w:p>
         </w:tc>
         <w:tc>
@@ -11277,6 +11448,17 @@
                 <w14:ligatures w14:val="none"/>
               </w:rPr>
             </w:pPr>
+            <w:r>
+              <w:rPr>
+                <w:rFonts w:ascii="Aptos Narrow" w:eastAsia="Times New Roman" w:hAnsi="Aptos Narrow" w:cs="Times New Roman"/>
+                <w:color w:val="000000"/>
+                <w:kern w:val="0"/>
+                <w:sz w:val="18"/>
+                <w:szCs w:val="18"/>
+                <w14:ligatures w14:val="none"/>
+              </w:rPr>
+              <w:t>Collapsed</w:t>
+            </w:r>
           </w:p>
         </w:tc>
       </w:tr>
@@ -11295,6 +11477,12 @@
         <w:rPr>
           <w:rFonts w:ascii="Arial" w:hAnsi="Arial" w:cs="Arial"/>
         </w:rPr>
+        <w:t>Organize table 2 in same order as table 1</w:t>
+      </w:r>
+      <w:r>
+        <w:rPr>
+          <w:rFonts w:ascii="Arial" w:hAnsi="Arial" w:cs="Arial"/>
+        </w:rPr>
         <w:br w:type="page"/>
       </w:r>
     </w:p>
@@ -11321,8 +11509,49 @@
     </w:p>
     <w:p>
       <w:pPr>
-        <w:rPr>
-          <w:rFonts w:ascii="Arial" w:hAnsi="Arial" w:cs="Arial"/>
+        <w:spacing w:after="0" w:line="240" w:lineRule="auto"/>
+        <w:rPr>
+          <w:rFonts w:ascii="Aptos Narrow" w:eastAsia="Times New Roman" w:hAnsi="Aptos Narrow" w:cs="Times New Roman"/>
+          <w:color w:val="000000"/>
+          <w:kern w:val="0"/>
+          <w:sz w:val="18"/>
+          <w:szCs w:val="18"/>
+          <w14:ligatures w14:val="none"/>
+        </w:rPr>
+      </w:pPr>
+      <w:r>
+        <w:rPr>
+          <w:rFonts w:ascii="Aptos Narrow" w:eastAsia="Times New Roman" w:hAnsi="Aptos Narrow" w:cs="Times New Roman"/>
+          <w:color w:val="000000"/>
+          <w:kern w:val="0"/>
+          <w:sz w:val="18"/>
+          <w:szCs w:val="18"/>
+          <w14:ligatures w14:val="none"/>
+        </w:rPr>
+        <w:t>CODIIIaW-IV-VIId</w:t>
+      </w:r>
+      <w:r>
+        <w:rPr>
+          <w:rFonts w:ascii="Aptos Narrow" w:eastAsia="Times New Roman" w:hAnsi="Aptos Narrow" w:cs="Times New Roman"/>
+          <w:color w:val="000000"/>
+          <w:kern w:val="0"/>
+          <w:sz w:val="18"/>
+          <w:szCs w:val="18"/>
+          <w14:ligatures w14:val="none"/>
+        </w:rPr>
+        <w:t xml:space="preserve"> was the only northeast atlantic cod stocks showing an allee effect with breakpoint</w:t>
+      </w:r>
+    </w:p>
+    <w:p>
+      <w:pPr>
+        <w:spacing w:after="0" w:line="240" w:lineRule="auto"/>
+        <w:rPr>
+          <w:rFonts w:ascii="Aptos Narrow" w:eastAsia="Times New Roman" w:hAnsi="Aptos Narrow" w:cs="Times New Roman"/>
+          <w:color w:val="000000"/>
+          <w:kern w:val="0"/>
+          <w:sz w:val="18"/>
+          <w:szCs w:val="18"/>
+          <w14:ligatures w14:val="none"/>
         </w:rPr>
       </w:pPr>
     </w:p>
@@ -11339,39 +11568,18 @@
           <w:rFonts w:ascii="Arial" w:hAnsi="Arial" w:cs="Arial"/>
         </w:rPr>
       </w:pPr>
-      <w:r>
-        <w:rPr>
-          <w:rFonts w:ascii="Arial" w:hAnsi="Arial" w:cs="Arial"/>
-        </w:rPr>
-        <w:t xml:space="preserve">Read and discuss latest </w:t>
-      </w:r>
-      <w:proofErr w:type="spellStart"/>
-      <w:r>
-        <w:rPr>
-          <w:rFonts w:ascii="Arial" w:hAnsi="Arial" w:cs="Arial"/>
-        </w:rPr>
-        <w:t>david</w:t>
-      </w:r>
-      <w:proofErr w:type="spellEnd"/>
-      <w:r>
-        <w:rPr>
-          <w:rFonts w:ascii="Arial" w:hAnsi="Arial" w:cs="Arial"/>
-        </w:rPr>
-        <w:t xml:space="preserve"> </w:t>
-      </w:r>
-      <w:proofErr w:type="spellStart"/>
-      <w:r>
-        <w:rPr>
-          <w:rFonts w:ascii="Arial" w:hAnsi="Arial" w:cs="Arial"/>
-        </w:rPr>
-        <w:t>keith</w:t>
-      </w:r>
-      <w:proofErr w:type="spellEnd"/>
-      <w:r>
-        <w:rPr>
-          <w:rFonts w:ascii="Arial" w:hAnsi="Arial" w:cs="Arial"/>
-        </w:rPr>
-        <w:t xml:space="preserve"> paper https://www.researchgate.net/publication/399733907_Demographics_and_recovery_potential_of_exploited_marine_teleosts</w:t>
+    </w:p>
+    <w:p>
+      <w:pPr>
+        <w:rPr>
+          <w:rFonts w:ascii="Arial" w:hAnsi="Arial" w:cs="Arial"/>
+        </w:rPr>
+      </w:pPr>
+      <w:r>
+        <w:rPr>
+          <w:rFonts w:ascii="Arial" w:hAnsi="Arial" w:cs="Arial"/>
+        </w:rPr>
+        <w:t>Read and discuss latest david keith paper https://www.researchgate.net/publication/399733907_Demographics_and_recovery_potential_of_exploited_marine_teleosts</w:t>
       </w:r>
     </w:p>
     <w:p>
@@ -11430,49 +11638,7 @@
         <w:rPr>
           <w:rFonts w:ascii="Arial" w:hAnsi="Arial" w:cs="Arial"/>
         </w:rPr>
-        <w:t xml:space="preserve">Stocks with negative As values, indicating no detectable Allee effect, showed mixed recovery outcomes. Several such stocks (e.g., CODBA2224, CODBA2532, </w:t>
-      </w:r>
-      <w:proofErr w:type="spellStart"/>
-      <w:r>
-        <w:rPr>
-          <w:rFonts w:ascii="Arial" w:hAnsi="Arial" w:cs="Arial"/>
-        </w:rPr>
-        <w:t>CODVIIek</w:t>
-      </w:r>
-      <w:proofErr w:type="spellEnd"/>
-      <w:r>
-        <w:rPr>
-          <w:rFonts w:ascii="Arial" w:hAnsi="Arial" w:cs="Arial"/>
-        </w:rPr>
-        <w:t xml:space="preserve">, </w:t>
-      </w:r>
-      <w:proofErr w:type="spellStart"/>
-      <w:r>
-        <w:rPr>
-          <w:rFonts w:ascii="Arial" w:hAnsi="Arial" w:cs="Arial"/>
-        </w:rPr>
-        <w:t>CODVIa</w:t>
-      </w:r>
-      <w:proofErr w:type="spellEnd"/>
-      <w:r>
-        <w:rPr>
-          <w:rFonts w:ascii="Arial" w:hAnsi="Arial" w:cs="Arial"/>
-        </w:rPr>
-        <w:t xml:space="preserve">, COD5Zjm, CODIS, and COD3NO) did not recover despite the absence of depensation, likely reflecting low production across their biomass range, including at their lowest observed biomass, and thus weak compensatory dynamics. It </w:t>
-      </w:r>
-      <w:proofErr w:type="spellStart"/>
-      <w:r>
-        <w:rPr>
-          <w:rFonts w:ascii="Arial" w:hAnsi="Arial" w:cs="Arial"/>
-        </w:rPr>
-        <w:t>si</w:t>
-      </w:r>
-      <w:proofErr w:type="spellEnd"/>
-      <w:r>
-        <w:rPr>
-          <w:rFonts w:ascii="Arial" w:hAnsi="Arial" w:cs="Arial"/>
-        </w:rPr>
-        <w:t xml:space="preserve"> possible that the time series for these stocks are from highly depleted states, masking a potential breakpoint in per capita production rates. In contrast, COD1F-XIV recovered, emphasizing the importance of positive production at low biomass even when Allee effects are weak or absent.</w:t>
+        <w:t>Stocks with negative As values, indicating no detectable Allee effect, showed mixed recovery outcomes. Several such stocks (e.g., CODBA2224, CODBA2532, CODVIIek, CODVIa, COD5Zjm, CODIS, and COD3NO) did not recover despite the absence of depensation, likely reflecting low production across their biomass range, including at their lowest observed biomass, and thus weak compensatory dynamics. It si possible that the time series for these stocks are from highly depleted states, masking a potential breakpoint in per capita production rates. In contrast, COD1F-XIV recovered, emphasizing the importance of positive production at low biomass even when Allee effects are weak or absent.</w:t>
       </w:r>
     </w:p>
     <w:p>
@@ -11485,14 +11651,14 @@
         <w:rPr>
           <w:rFonts w:ascii="Arial" w:hAnsi="Arial" w:cs="Arial"/>
         </w:rPr>
-        <w:t xml:space="preserve">Overall, recovery potential appears to be jointly influenced by depletion severity, production at low biomass, and the strength of depensatory dynamics. Stocks experiencing extreme depletion combined with strong Allee effects and near-zero or </w:t>
+        <w:t xml:space="preserve">Overall, recovery potential appears to be jointly influenced by depletion severity, production at low biomass, and the strength of depensatory dynamics. Stocks </w:t>
       </w:r>
       <w:r>
         <w:rPr>
           <w:rFonts w:ascii="Arial" w:hAnsi="Arial" w:cs="Arial"/>
         </w:rPr>
         <w:lastRenderedPageBreak/>
-        <w:t>negative production at low biomass consistently failed to recover. Conversely, recovery was most likely when production remained positive at low biomass, even when weak Allee effects were present.</w:t>
+        <w:t>experiencing extreme depletion combined with strong Allee effects and near-zero or negative production at low biomass consistently failed to recover. Conversely, recovery was most likely when production remained positive at low biomass, even when weak Allee effects were present.</w:t>
       </w:r>
     </w:p>
     <w:p>
@@ -11581,43 +11747,7 @@
           <w:color w:val="000000"/>
           <w:kern w:val="0"/>
         </w:rPr>
-        <w:t xml:space="preserve">Atlantic cod in the </w:t>
-      </w:r>
-      <w:proofErr w:type="spellStart"/>
-      <w:r>
-        <w:rPr>
-          <w:rFonts w:ascii="Arial" w:hAnsi="Arial" w:cs="Arial"/>
-          <w:color w:val="000000"/>
-          <w:kern w:val="0"/>
-        </w:rPr>
-        <w:t>sGSL</w:t>
-      </w:r>
-      <w:proofErr w:type="spellEnd"/>
-      <w:r>
-        <w:rPr>
-          <w:rFonts w:ascii="Arial" w:hAnsi="Arial" w:cs="Arial"/>
-          <w:color w:val="000000"/>
-          <w:kern w:val="0"/>
-        </w:rPr>
-        <w:t xml:space="preserve"> are currently experiencing a strong Allee effect, with the rate of surplus production declining to neg- </w:t>
-      </w:r>
-      <w:proofErr w:type="spellStart"/>
-      <w:r>
-        <w:rPr>
-          <w:rFonts w:ascii="Arial" w:hAnsi="Arial" w:cs="Arial"/>
-          <w:color w:val="000000"/>
-          <w:kern w:val="0"/>
-        </w:rPr>
-        <w:t>ative</w:t>
-      </w:r>
-      <w:proofErr w:type="spellEnd"/>
-      <w:r>
-        <w:rPr>
-          <w:rFonts w:ascii="Arial" w:hAnsi="Arial" w:cs="Arial"/>
-          <w:color w:val="000000"/>
-          <w:kern w:val="0"/>
-        </w:rPr>
-        <w:t xml:space="preserve"> values as population biomass has decreased over the past decade. Changes in recruitment dynamics do not appear to be the primary cause of this negative productivity. While there does ap- pear to have been a weakening in recruitment compensation be- tween the 1970s and 1990s (cf. Keith and Hutchings 2012), there is no evidence for depensatory recruitment dynamics in this stock.</w:t>
+        <w:t>Atlantic cod in the sGSL are currently experiencing a strong Allee effect, with the rate of surplus production declining to neg- ative values as population biomass has decreased over the past decade. Changes in recruitment dynamics do not appear to be the primary cause of this negative productivity. While there does ap- pear to have been a weakening in recruitment compensation be- tween the 1970s and 1990s (cf. Keith and Hutchings 2012), there is no evidence for depensatory recruitment dynamics in this stock.</w:t>
       </w:r>
     </w:p>
     <w:p>
@@ -11694,66 +11824,8 @@
           <w:rFonts w:ascii="Arial" w:hAnsi="Arial" w:cs="Arial"/>
           <w:highlight w:val="yellow"/>
         </w:rPr>
-        <w:t xml:space="preserve">Mention </w:t>
-      </w:r>
-      <w:r>
-        <w:rPr>
-          <w:rFonts w:ascii="Arial" w:hAnsi="Arial" w:cs="Arial"/>
-          <w:highlight w:val="yellow"/>
-        </w:rPr>
-        <w:t>2j3kl and 4tvn</w:t>
-      </w:r>
-      <w:r>
-        <w:rPr>
-          <w:rFonts w:ascii="Arial" w:hAnsi="Arial" w:cs="Arial"/>
-          <w:highlight w:val="yellow"/>
-        </w:rPr>
-        <w:t xml:space="preserve"> short </w:t>
-      </w:r>
-      <w:r>
-        <w:rPr>
-          <w:rFonts w:ascii="Arial" w:hAnsi="Arial" w:cs="Arial"/>
-          <w:highlight w:val="yellow"/>
-        </w:rPr>
-        <w:t>time series from assessments</w:t>
-      </w:r>
-      <w:r>
-        <w:rPr>
-          <w:rFonts w:ascii="Arial" w:hAnsi="Arial" w:cs="Arial"/>
-          <w:highlight w:val="yellow"/>
-        </w:rPr>
-        <w:t xml:space="preserve"> but don’t show the results. Just say in the discussion that length of the time series matter for these stocks with very </w:t>
-      </w:r>
-      <w:r>
-        <w:rPr>
-          <w:rFonts w:ascii="Arial" w:hAnsi="Arial" w:cs="Arial"/>
-          <w:highlight w:val="yellow"/>
-        </w:rPr>
         <w:lastRenderedPageBreak/>
-        <w:t>long history of exploitation</w:t>
-      </w:r>
-      <w:r>
-        <w:rPr>
-          <w:rFonts w:ascii="Arial" w:hAnsi="Arial" w:cs="Arial"/>
-          <w:highlight w:val="yellow"/>
-        </w:rPr>
-        <w:t xml:space="preserve">. Ran with shorter and same result for 4tvn but didn’t detect </w:t>
-      </w:r>
-      <w:proofErr w:type="spellStart"/>
-      <w:r>
-        <w:rPr>
-          <w:rFonts w:ascii="Arial" w:hAnsi="Arial" w:cs="Arial"/>
-          <w:highlight w:val="yellow"/>
-        </w:rPr>
-        <w:t>allee</w:t>
-      </w:r>
-      <w:proofErr w:type="spellEnd"/>
-      <w:r>
-        <w:rPr>
-          <w:rFonts w:ascii="Arial" w:hAnsi="Arial" w:cs="Arial"/>
-          <w:highlight w:val="yellow"/>
-        </w:rPr>
-        <w:t xml:space="preserve"> for 2j3kl</w:t>
+        <w:t>Mention 2j3kl and 4tvn short time series from assessments but don’t show the results. Just say in the discussion that length of the time series matter for these stocks with very long history of exploitation. Ran with shorter and same result for 4tvn but didn’t detect allee for 2j3kl</w:t>
       </w:r>
     </w:p>
     <w:p>
@@ -11792,50 +11864,22 @@
     <w:p>
       <w:pPr>
         <w:rPr>
-          <w:rFonts w:ascii="Arial" w:hAnsi="Arial" w:cs="Arial"/>
+          <w:rFonts w:ascii="Helvetica" w:hAnsi="Helvetica" w:cs="Helvetica"/>
+          <w:color w:val="000000"/>
+          <w:kern w:val="0"/>
+          <w:sz w:val="22"/>
+          <w:szCs w:val="22"/>
         </w:rPr>
       </w:pPr>
-      <w:proofErr w:type="spellStart"/>
-      <w:r>
-        <w:rPr>
-          <w:rFonts w:ascii="Arial" w:hAnsi="Arial" w:cs="Arial"/>
-        </w:rPr>
-        <w:t>Courchamp</w:t>
-      </w:r>
-      <w:proofErr w:type="spellEnd"/>
-      <w:r>
-        <w:rPr>
-          <w:rFonts w:ascii="Arial" w:hAnsi="Arial" w:cs="Arial"/>
-        </w:rPr>
-        <w:t xml:space="preserve">, F., Clutton-Brock, T., and Grenfell, B. 1999. Inverse density dependence and </w:t>
-      </w:r>
-      <w:proofErr w:type="spellStart"/>
-      <w:r>
-        <w:rPr>
-          <w:rFonts w:ascii="Arial" w:hAnsi="Arial" w:cs="Arial"/>
-        </w:rPr>
-        <w:t>theAllee</w:t>
-      </w:r>
-      <w:proofErr w:type="spellEnd"/>
-      <w:r>
-        <w:rPr>
-          <w:rFonts w:ascii="Arial" w:hAnsi="Arial" w:cs="Arial"/>
-        </w:rPr>
-        <w:t xml:space="preserve"> effect. Trends Ecol. </w:t>
-      </w:r>
-      <w:proofErr w:type="spellStart"/>
-      <w:r>
-        <w:rPr>
-          <w:rFonts w:ascii="Arial" w:hAnsi="Arial" w:cs="Arial"/>
-        </w:rPr>
-        <w:t>Evol</w:t>
-      </w:r>
-      <w:proofErr w:type="spellEnd"/>
-      <w:r>
-        <w:rPr>
-          <w:rFonts w:ascii="Arial" w:hAnsi="Arial" w:cs="Arial"/>
-        </w:rPr>
-        <w:t>. 14: 405–410</w:t>
+      <w:r>
+        <w:rPr>
+          <w:rFonts w:ascii="Helvetica" w:hAnsi="Helvetica" w:cs="Helvetica"/>
+          <w:color w:val="000000"/>
+          <w:kern w:val="0"/>
+          <w:sz w:val="22"/>
+          <w:szCs w:val="22"/>
+        </w:rPr>
+        <w:t>Andrushchenko, I., Clark, D., Irvine, F., MacEachern, E., Martin, R. and Wang, Y. 2022. 2018 4X5Y Atlantic Cod Framework Data Inputs. DFO Can. Sci. Advis. Sec. Res. Doc. 2022/006.v + 86 p.</w:t>
       </w:r>
     </w:p>
     <w:p>
@@ -11848,21 +11892,19 @@
         <w:rPr>
           <w:rFonts w:ascii="Arial" w:hAnsi="Arial" w:cs="Arial"/>
         </w:rPr>
-        <w:t xml:space="preserve">Fasola S, Muggeo VM, </w:t>
-      </w:r>
-      <w:proofErr w:type="spellStart"/>
-      <w:r>
-        <w:rPr>
-          <w:rFonts w:ascii="Arial" w:hAnsi="Arial" w:cs="Arial"/>
-        </w:rPr>
-        <w:t>Kuchenhoff</w:t>
-      </w:r>
-      <w:proofErr w:type="spellEnd"/>
-      <w:r>
-        <w:rPr>
-          <w:rFonts w:ascii="Arial" w:hAnsi="Arial" w:cs="Arial"/>
-        </w:rPr>
-        <w:t xml:space="preserve"> H (2018). “A heuristic, iterative algorithm for change-point detection in abrupt change models.” Computational Statistics, 33(2), 997-1015.</w:t>
+        <w:t>Courchamp, F., Clutton-Brock, T., and Grenfell, B. 1999. Inverse density dependence and the</w:t>
+      </w:r>
+      <w:r>
+        <w:rPr>
+          <w:rFonts w:ascii="Arial" w:hAnsi="Arial" w:cs="Arial"/>
+        </w:rPr>
+        <w:t xml:space="preserve"> </w:t>
+      </w:r>
+      <w:r>
+        <w:rPr>
+          <w:rFonts w:ascii="Arial" w:hAnsi="Arial" w:cs="Arial"/>
+        </w:rPr>
+        <w:t>Allee effect. Trends Ecol. Evol. 14: 405–410</w:t>
       </w:r>
     </w:p>
     <w:p>
@@ -11875,6 +11917,32 @@
         <w:rPr>
           <w:rFonts w:ascii="Arial" w:hAnsi="Arial" w:cs="Arial"/>
         </w:rPr>
+        <w:t xml:space="preserve">DFO. 2019.  Stock Assessment of Atlantic Cod (Gadus morhua) in NAFO Divisions 4X5Y. DFO Can. Sci. Advis. Sec. Sci. Advis. Rep. 2019/015. </w:t>
+      </w:r>
+    </w:p>
+    <w:p>
+      <w:pPr>
+        <w:rPr>
+          <w:rFonts w:ascii="Arial" w:hAnsi="Arial" w:cs="Arial"/>
+        </w:rPr>
+      </w:pPr>
+      <w:r>
+        <w:rPr>
+          <w:rFonts w:ascii="Arial" w:hAnsi="Arial" w:cs="Arial"/>
+        </w:rPr>
+        <w:t>Fasola S, Muggeo VM, Kuchenhoff H (2018). “A heuristic, iterative algorithm for change-point detection in abrupt change models.” Computational Statistics, 33(2), 997-1015.</w:t>
+      </w:r>
+    </w:p>
+    <w:p>
+      <w:pPr>
+        <w:rPr>
+          <w:rFonts w:ascii="Arial" w:hAnsi="Arial" w:cs="Arial"/>
+        </w:rPr>
+      </w:pPr>
+      <w:r>
+        <w:rPr>
+          <w:rFonts w:ascii="Arial" w:hAnsi="Arial" w:cs="Arial"/>
+        </w:rPr>
         <w:t xml:space="preserve">Hilborn, </w:t>
       </w:r>
       <w:r>
@@ -11937,7 +12005,7 @@
         </w:rPr>
         <w:t>2151, </w:t>
       </w:r>
-      <w:hyperlink r:id="rId15" w:history="1">
+      <w:hyperlink r:id="rId11" w:history="1">
         <w:r>
           <w:rPr>
             <w:rFonts w:ascii="Arial" w:hAnsi="Arial" w:cs="Arial"/>
@@ -11969,21 +12037,7 @@
         <w:rPr>
           <w:rFonts w:ascii="Arial" w:hAnsi="Arial" w:cs="Arial"/>
         </w:rPr>
-        <w:t xml:space="preserve">Keith, D.M., and Hutchings, J.A. 2012. Population dynamics of marine fishes at low abundance. Can. J. Fish. </w:t>
-      </w:r>
-      <w:proofErr w:type="spellStart"/>
-      <w:r>
-        <w:rPr>
-          <w:rFonts w:ascii="Arial" w:hAnsi="Arial" w:cs="Arial"/>
-        </w:rPr>
-        <w:t>Aquat</w:t>
-      </w:r>
-      <w:proofErr w:type="spellEnd"/>
-      <w:r>
-        <w:rPr>
-          <w:rFonts w:ascii="Arial" w:hAnsi="Arial" w:cs="Arial"/>
-        </w:rPr>
-        <w:t>. Sci. 69(7): 1150–1163. doi:10.1139/F2012-055.</w:t>
+        <w:t>Keith, D.M., and Hutchings, J.A. 2012. Population dynamics of marine fishes at low abundance. Can. J. Fish. Aquat. Sci. 69(7): 1150–1163. doi:10.1139/F2012-055.</w:t>
       </w:r>
     </w:p>
     <w:p>
@@ -11996,21 +12050,7 @@
         <w:rPr>
           <w:rFonts w:ascii="Arial" w:hAnsi="Arial" w:cs="Arial"/>
         </w:rPr>
-        <w:t xml:space="preserve">Kuparinen and </w:t>
-      </w:r>
-      <w:proofErr w:type="spellStart"/>
-      <w:r>
-        <w:rPr>
-          <w:rFonts w:ascii="Arial" w:hAnsi="Arial" w:cs="Arial"/>
-        </w:rPr>
-        <w:t>hutchings</w:t>
-      </w:r>
-      <w:proofErr w:type="spellEnd"/>
-      <w:r>
-        <w:rPr>
-          <w:rFonts w:ascii="Arial" w:hAnsi="Arial" w:cs="Arial"/>
-        </w:rPr>
-        <w:t xml:space="preserve"> 2014</w:t>
+        <w:t>Kuparinen and hutchings 2014</w:t>
       </w:r>
     </w:p>
     <w:p>
@@ -12023,7 +12063,7 @@
         <w:rPr>
           <w:rFonts w:ascii="Arial" w:hAnsi="Arial" w:cs="Arial"/>
         </w:rPr>
-        <w:t>Nicholson, A. 1933. The balance of animal populations. J. Anim. Ecol. 2: 131–178</w:t>
+        <w:t>Minto, C., Myers, R. A., and Blanchard, W. 2008. Survival variability and population density infish populations. Nature, 452: 344–347</w:t>
       </w:r>
     </w:p>
     <w:p>
@@ -12036,21 +12076,7 @@
         <w:rPr>
           <w:rFonts w:ascii="Arial" w:hAnsi="Arial" w:cs="Arial"/>
         </w:rPr>
-        <w:t xml:space="preserve">Neubauer, P., Jensen, O. P., Hutchings, J. A., and Baum, J. K. 2013. Resilience and </w:t>
-      </w:r>
-      <w:proofErr w:type="spellStart"/>
-      <w:r>
-        <w:rPr>
-          <w:rFonts w:ascii="Arial" w:hAnsi="Arial" w:cs="Arial"/>
-        </w:rPr>
-        <w:t>recoveryof</w:t>
-      </w:r>
-      <w:proofErr w:type="spellEnd"/>
-      <w:r>
-        <w:rPr>
-          <w:rFonts w:ascii="Arial" w:hAnsi="Arial" w:cs="Arial"/>
-        </w:rPr>
-        <w:t xml:space="preserve"> overexploited marine populations. Science, 340: 347–349. </w:t>
+        <w:t>Mohn, R.K., and Rowe, S. 2012. Recovery Potential Assessment for the Laurentian South Designatable Unit of Atlantic Cod (Gadus morhua): The Eastern Scotian Shelf Cod Stock (NAFO Div. 4VsW). DFO Can. Sci. Advis. Sec. Res. Doc. 2011/138: viii + 71p.</w:t>
       </w:r>
     </w:p>
     <w:p>
@@ -12063,63 +12089,7 @@
         <w:rPr>
           <w:rFonts w:ascii="Arial" w:hAnsi="Arial" w:cs="Arial"/>
         </w:rPr>
-        <w:t xml:space="preserve">Neuenhoff, R.D., Swain, D.P., Cox, S.P., </w:t>
-      </w:r>
-      <w:proofErr w:type="spellStart"/>
-      <w:r>
-        <w:rPr>
-          <w:rFonts w:ascii="Arial" w:hAnsi="Arial" w:cs="Arial"/>
-        </w:rPr>
-        <w:t>Mcallister</w:t>
-      </w:r>
-      <w:proofErr w:type="spellEnd"/>
-      <w:r>
-        <w:rPr>
-          <w:rFonts w:ascii="Arial" w:hAnsi="Arial" w:cs="Arial"/>
-        </w:rPr>
-        <w:t xml:space="preserve">, M.K., Trites, A.W., Walters, C.J., </w:t>
-      </w:r>
-      <w:proofErr w:type="spellStart"/>
-      <w:r>
-        <w:rPr>
-          <w:rFonts w:ascii="Arial" w:hAnsi="Arial" w:cs="Arial"/>
-        </w:rPr>
-        <w:t>andHammill</w:t>
-      </w:r>
-      <w:proofErr w:type="spellEnd"/>
-      <w:r>
-        <w:rPr>
-          <w:rFonts w:ascii="Arial" w:hAnsi="Arial" w:cs="Arial"/>
-        </w:rPr>
-        <w:t xml:space="preserve">, M.O. 2019. Continued decline of a collapsed population of Atlantic Cod. Can. </w:t>
-      </w:r>
-      <w:proofErr w:type="spellStart"/>
-      <w:r>
-        <w:rPr>
-          <w:rFonts w:ascii="Arial" w:hAnsi="Arial" w:cs="Arial"/>
-        </w:rPr>
-        <w:t>J.Fish</w:t>
-      </w:r>
-      <w:proofErr w:type="spellEnd"/>
-      <w:r>
-        <w:rPr>
-          <w:rFonts w:ascii="Arial" w:hAnsi="Arial" w:cs="Arial"/>
-        </w:rPr>
-        <w:t xml:space="preserve">. </w:t>
-      </w:r>
-      <w:proofErr w:type="spellStart"/>
-      <w:r>
-        <w:rPr>
-          <w:rFonts w:ascii="Arial" w:hAnsi="Arial" w:cs="Arial"/>
-        </w:rPr>
-        <w:t>Aquat</w:t>
-      </w:r>
-      <w:proofErr w:type="spellEnd"/>
-      <w:r>
-        <w:rPr>
-          <w:rFonts w:ascii="Arial" w:hAnsi="Arial" w:cs="Arial"/>
-        </w:rPr>
-        <w:t xml:space="preserve">. Sci. 76: 168–184 </w:t>
+        <w:t>Nicholson, A. 1933. The balance of animal populations. J. Anim. Ecol. 2: 131–178</w:t>
       </w:r>
     </w:p>
     <w:p>
@@ -12132,21 +12102,7 @@
         <w:rPr>
           <w:rFonts w:ascii="Arial" w:hAnsi="Arial" w:cs="Arial"/>
         </w:rPr>
-        <w:t xml:space="preserve">Minto, C., Myers, R. A., and Blanchard, W. 2008. Survival variability and population density </w:t>
-      </w:r>
-      <w:proofErr w:type="spellStart"/>
-      <w:r>
-        <w:rPr>
-          <w:rFonts w:ascii="Arial" w:hAnsi="Arial" w:cs="Arial"/>
-        </w:rPr>
-        <w:t>infish</w:t>
-      </w:r>
-      <w:proofErr w:type="spellEnd"/>
-      <w:r>
-        <w:rPr>
-          <w:rFonts w:ascii="Arial" w:hAnsi="Arial" w:cs="Arial"/>
-        </w:rPr>
-        <w:t xml:space="preserve"> populations. Nature, 452: 344–347</w:t>
+        <w:t xml:space="preserve">Neubauer, P., Jensen, O. P., Hutchings, J. A., and Baum, J. K. 2013. Resilience and recoveryof overexploited marine populations. Science, 340: 347–349. </w:t>
       </w:r>
     </w:p>
     <w:p>
@@ -12159,9 +12115,36 @@
         <w:rPr>
           <w:rFonts w:ascii="Arial" w:hAnsi="Arial" w:cs="Arial"/>
         </w:rPr>
+        <w:t xml:space="preserve">Neuenhoff, R.D., Swain, D.P., Cox, S.P., Mcallister, M.K., Trites, A.W., Walters, C.J., andHammill, M.O. 2019. Continued decline of a collapsed population of Atlantic Cod. Can. J.Fish. Aquat. Sci. 76: 168–184 </w:t>
+      </w:r>
+    </w:p>
+    <w:p>
+      <w:pPr>
+        <w:rPr>
+          <w:rFonts w:ascii="Arial" w:hAnsi="Arial" w:cs="Arial"/>
+        </w:rPr>
+      </w:pPr>
+      <w:r>
+        <w:rPr>
+          <w:rFonts w:ascii="Arial" w:hAnsi="Arial" w:cs="Arial"/>
+        </w:rPr>
+        <w:lastRenderedPageBreak/>
+        <w:t>Ouellette-Plante, J., Benoît, H.P., and Lussier, J.-F. 2025. The Status of the Northern Gulf of St. Lawrence (3Pn, 4RS) Atlantic Cod (Gadus morhua) Stock in 2022. DFO Can. Sci. Advis. Sec. Res. Doc. 2025/039. xx + 244 p.</w:t>
+      </w:r>
+    </w:p>
+    <w:p>
+      <w:pPr>
+        <w:rPr>
+          <w:rFonts w:ascii="Arial" w:hAnsi="Arial" w:cs="Arial"/>
+        </w:rPr>
+      </w:pPr>
+      <w:r>
+        <w:rPr>
+          <w:rFonts w:ascii="Arial" w:hAnsi="Arial" w:cs="Arial"/>
+        </w:rPr>
         <w:t>Ricard, D., Minto, C., Jensen, O.P. and Baum, J.K. (2012) Evaluating the knowledge base and status of commercially exploited marine species with the RAM Legacy Stock Assessment Database. Fish and Fisheries 13 (4) 380-398. DOI: </w:t>
       </w:r>
-      <w:hyperlink r:id="rId16" w:history="1">
+      <w:hyperlink r:id="rId12" w:history="1">
         <w:r>
           <w:rPr>
             <w:rFonts w:ascii="Arial" w:hAnsi="Arial" w:cs="Arial"/>
@@ -12180,35 +12163,46 @@
         <w:rPr>
           <w:rFonts w:ascii="Arial" w:hAnsi="Arial" w:cs="Arial"/>
         </w:rPr>
-        <w:t xml:space="preserve">Winter, A.M., Vasilyeva, N., and Vladimirov, A. 2023. Spawner weight and ocean temperature drive Allee effect dynamics in Atlantic cod, Gadus </w:t>
-      </w:r>
-      <w:proofErr w:type="spellStart"/>
-      <w:r>
-        <w:rPr>
-          <w:rFonts w:ascii="Arial" w:hAnsi="Arial" w:cs="Arial"/>
-        </w:rPr>
-        <w:t>morhua</w:t>
-      </w:r>
-      <w:proofErr w:type="spellEnd"/>
-      <w:r>
-        <w:rPr>
-          <w:rFonts w:ascii="Arial" w:hAnsi="Arial" w:cs="Arial"/>
-        </w:rPr>
-        <w:t xml:space="preserve">: inherent and emergent density regulation. </w:t>
-      </w:r>
-      <w:proofErr w:type="spellStart"/>
-      <w:r>
-        <w:rPr>
-          <w:rFonts w:ascii="Arial" w:hAnsi="Arial" w:cs="Arial"/>
-        </w:rPr>
-        <w:t>Biogeosciences</w:t>
-      </w:r>
-      <w:proofErr w:type="spellEnd"/>
-      <w:r>
-        <w:rPr>
-          <w:rFonts w:ascii="Arial" w:hAnsi="Arial" w:cs="Arial"/>
-        </w:rPr>
-        <w:t xml:space="preserve"> 20(17): 3683–3716. doi:10.5194/bg-20-3683-2023.</w:t>
+        <w:t>Schijns, R., Froese, R., Hutchings, J.A., and Pauly, D. 2021. Five centuries of cod catches in Eastern Canada. ICES J. Mar. Sci. 78(8): 2675–2683. Oxford University Press. doi:10.1093/icesjms/fsab153.</w:t>
+      </w:r>
+    </w:p>
+    <w:p>
+      <w:pPr>
+        <w:rPr>
+          <w:rFonts w:ascii="Arial" w:hAnsi="Arial" w:cs="Arial"/>
+        </w:rPr>
+      </w:pPr>
+      <w:r>
+        <w:rPr>
+          <w:rFonts w:ascii="Arial" w:hAnsi="Arial" w:cs="Arial"/>
+        </w:rPr>
+        <w:t>Turcotte, F., McDermid, J.L., and Ricard, D. 2024. Scientific requirement for the rebuilding plan of southern Gulf of St. Lawrence (NAFO Division 4TVn) Atlantic Cod (Gadus morhua). DFO Can. Sci. Advis. Sec. Res. Doc. 2024/053(July): iv + xx.</w:t>
+      </w:r>
+    </w:p>
+    <w:p>
+      <w:pPr>
+        <w:rPr>
+          <w:rFonts w:ascii="Arial" w:hAnsi="Arial" w:cs="Arial"/>
+        </w:rPr>
+      </w:pPr>
+      <w:r>
+        <w:rPr>
+          <w:rFonts w:ascii="Arial" w:hAnsi="Arial" w:cs="Arial"/>
+        </w:rPr>
+        <w:t>Varkey, D., Wheeland, L.J., Regular, P., Rideout, R., Kumar, R., Rogers, B., and Vigneau, J. 2025. Analytical Assessment for the Status of Atlantic Cod (Gadus morhua) Stock in NAFO Subdivision 3Ps in 2021. DFO Can. Sci. Advis. Sec. Res. Doc. 2025/043. iv + 48 p.</w:t>
+      </w:r>
+    </w:p>
+    <w:p>
+      <w:pPr>
+        <w:rPr>
+          <w:rFonts w:ascii="Arial" w:hAnsi="Arial" w:cs="Arial"/>
+        </w:rPr>
+      </w:pPr>
+      <w:r>
+        <w:rPr>
+          <w:rFonts w:ascii="Arial" w:hAnsi="Arial" w:cs="Arial"/>
+        </w:rPr>
+        <w:t>Winter, A.M., Vasilyeva, N., and Vladimirov, A. 2023. Spawner weight and ocean temperature drive Allee effect dynamics in Atlantic cod, Gadus morhua: inherent and emergent density regulation. Biogeosciences 20(17): 3683–3716. doi:10.5194/bg-20-3683-2023.</w:t>
       </w:r>
     </w:p>
     <w:p>
@@ -12226,9 +12220,9 @@
       </w:pPr>
     </w:p>
     <w:sectPr>
-      <w:headerReference w:type="even" r:id="rId17"/>
-      <w:headerReference w:type="default" r:id="rId18"/>
-      <w:headerReference w:type="first" r:id="rId19"/>
+      <w:headerReference w:type="even" r:id="rId13"/>
+      <w:headerReference w:type="default" r:id="rId14"/>
+      <w:headerReference w:type="first" r:id="rId15"/>
       <w:pgSz w:w="12240" w:h="15840"/>
       <w:pgMar w:top="1440" w:right="1440" w:bottom="1440" w:left="1440" w:header="720" w:footer="720" w:gutter="0"/>
       <w:cols w:space="720"/>
@@ -12236,36 +12230,6 @@
     </w:sectPr>
   </w:body>
 </w:document>
-</file>
-
-<file path=word/comments.xml><?xml version="1.0" encoding="utf-8"?>
-<w:comments xmlns:wpc="http://schemas.microsoft.com/office/word/2010/wordprocessingCanvas" xmlns:cx="http://schemas.microsoft.com/office/drawing/2014/chartex" xmlns:cx1="http://schemas.microsoft.com/office/drawing/2015/9/8/chartex" xmlns:cx2="http://schemas.microsoft.com/office/drawing/2015/10/21/chartex" xmlns:cx3="http://schemas.microsoft.com/office/drawing/2016/5/9/chartex" xmlns:cx4="http://schemas.microsoft.com/office/drawing/2016/5/10/chartex" xmlns:cx5="http://schemas.microsoft.com/office/drawing/2016/5/11/chartex" xmlns:cx6="http://schemas.microsoft.com/office/drawing/2016/5/12/chartex" xmlns:cx7="http://schemas.microsoft.com/office/drawing/2016/5/13/chartex" xmlns:cx8="http://schemas.microsoft.com/office/drawing/2016/5/14/chartex" xmlns:mc="http://schemas.openxmlformats.org/markup-compatibility/2006" xmlns:aink="http://schemas.microsoft.com/office/drawing/2016/ink" xmlns:am3d="http://schemas.microsoft.com/office/drawing/2017/model3d" xmlns:o="urn:schemas-microsoft-com:office:office" xmlns:oel="http://schemas.microsoft.com/office/2019/extlst" xmlns:r="http://schemas.openxmlformats.org/officeDocument/2006/relationships" xmlns:m="http://schemas.openxmlformats.org/officeDocument/2006/math" xmlns:v="urn:schemas-microsoft-com:vml" xmlns:wp14="http://schemas.microsoft.com/office/word/2010/wordprocessingDrawing" xmlns:wp="http://schemas.openxmlformats.org/drawingml/2006/wordprocessingDrawing" xmlns:w10="urn:schemas-microsoft-com:office:word" xmlns:w="http://schemas.openxmlformats.org/wordprocessingml/2006/main" xmlns:w14="http://schemas.microsoft.com/office/word/2010/wordml" xmlns:w15="http://schemas.microsoft.com/office/word/2012/wordml" xmlns:w16cex="http://schemas.microsoft.com/office/word/2018/wordml/cex" xmlns:w16cid="http://schemas.microsoft.com/office/word/2016/wordml/cid" xmlns:w16="http://schemas.microsoft.com/office/word/2018/wordml" xmlns:w16du="http://schemas.microsoft.com/office/word/2023/wordml/word16du" xmlns:w16sdtdh="http://schemas.microsoft.com/office/word/2020/wordml/sdtdatahash" xmlns:w16sdtfl="http://schemas.microsoft.com/office/word/2024/wordml/sdtformatlock" xmlns:w16se="http://schemas.microsoft.com/office/word/2015/wordml/symex" xmlns:wpg="http://schemas.microsoft.com/office/word/2010/wordprocessingGroup" xmlns:wpi="http://schemas.microsoft.com/office/word/2010/wordprocessingInk" xmlns:wne="http://schemas.microsoft.com/office/word/2006/wordml" xmlns:wps="http://schemas.microsoft.com/office/word/2010/wordprocessingShape" mc:Ignorable="w14 w15 w16se w16cid w16 w16cex w16sdtdh w16sdtfl w16du wp14">
-  <w:comment w:id="0" w:author="Turcotte, François (DFO/MPO)" w:date="2026-02-23T15:50:00Z" w:initials="FT">
-    <w:p>
-      <w:pPr>
-        <w:pStyle w:val="CommentText"/>
-      </w:pPr>
-      <w:r>
-        <w:rPr>
-          <w:rStyle w:val="CommentReference"/>
-        </w:rPr>
-        <w:annotationRef/>
-      </w:r>
-      <w:r>
-        <w:rPr>
-          <w:lang w:val="fr-CA"/>
-        </w:rPr>
-        <w:t>Update all values</w:t>
-      </w:r>
-    </w:p>
-  </w:comment>
-</w:comments>
-</file>
-
-<file path=word/commentsExtended.xml><?xml version="1.0" encoding="utf-8"?>
-<w15:commentsEx xmlns:wpc="http://schemas.microsoft.com/office/word/2010/wordprocessingCanvas" xmlns:cx="http://schemas.microsoft.com/office/drawing/2014/chartex" xmlns:cx1="http://schemas.microsoft.com/office/drawing/2015/9/8/chartex" xmlns:cx2="http://schemas.microsoft.com/office/drawing/2015/10/21/chartex" xmlns:cx3="http://schemas.microsoft.com/office/drawing/2016/5/9/chartex" xmlns:cx4="http://schemas.microsoft.com/office/drawing/2016/5/10/chartex" xmlns:cx5="http://schemas.microsoft.com/office/drawing/2016/5/11/chartex" xmlns:cx6="http://schemas.microsoft.com/office/drawing/2016/5/12/chartex" xmlns:cx7="http://schemas.microsoft.com/office/drawing/2016/5/13/chartex" xmlns:cx8="http://schemas.microsoft.com/office/drawing/2016/5/14/chartex" xmlns:mc="http://schemas.openxmlformats.org/markup-compatibility/2006" xmlns:aink="http://schemas.microsoft.com/office/drawing/2016/ink" xmlns:am3d="http://schemas.microsoft.com/office/drawing/2017/model3d" xmlns:o="urn:schemas-microsoft-com:office:office" xmlns:oel="http://schemas.microsoft.com/office/2019/extlst" xmlns:r="http://schemas.openxmlformats.org/officeDocument/2006/relationships" xmlns:m="http://schemas.openxmlformats.org/officeDocument/2006/math" xmlns:v="urn:schemas-microsoft-com:vml" xmlns:wp14="http://schemas.microsoft.com/office/word/2010/wordprocessingDrawing" xmlns:wp="http://schemas.openxmlformats.org/drawingml/2006/wordprocessingDrawing" xmlns:w10="urn:schemas-microsoft-com:office:word" xmlns:w="http://schemas.openxmlformats.org/wordprocessingml/2006/main" xmlns:w14="http://schemas.microsoft.com/office/word/2010/wordml" xmlns:w15="http://schemas.microsoft.com/office/word/2012/wordml" xmlns:w16cex="http://schemas.microsoft.com/office/word/2018/wordml/cex" xmlns:w16cid="http://schemas.microsoft.com/office/word/2016/wordml/cid" xmlns:w16="http://schemas.microsoft.com/office/word/2018/wordml" xmlns:w16du="http://schemas.microsoft.com/office/word/2023/wordml/word16du" xmlns:w16sdtdh="http://schemas.microsoft.com/office/word/2020/wordml/sdtdatahash" xmlns:w16sdtfl="http://schemas.microsoft.com/office/word/2024/wordml/sdtformatlock" xmlns:w16se="http://schemas.microsoft.com/office/word/2015/wordml/symex" xmlns:wpg="http://schemas.microsoft.com/office/word/2010/wordprocessingGroup" xmlns:wpi="http://schemas.microsoft.com/office/word/2010/wordprocessingInk" xmlns:wne="http://schemas.microsoft.com/office/word/2006/wordml" xmlns:wps="http://schemas.microsoft.com/office/word/2010/wordprocessingShape" mc:Ignorable="w14 w15 w16se w16cid w16 w16cex w16sdtdh w16sdtfl w16du wp14">
-  <w15:commentEx w15:paraId="23961BFD" w15:done="0"/>
-</w15:commentsEx>
 </file>
 
 <file path=word/commentsExtensible.xml><?xml version="1.0" encoding="utf-8"?>
@@ -12281,7 +12245,7 @@
 </file>
 
 <file path=word/endnotes.xml><?xml version="1.0" encoding="utf-8"?>
-<w:endnotes xmlns:wpc="http://schemas.microsoft.com/office/word/2010/wordprocessingCanvas" xmlns:cx="http://schemas.microsoft.com/office/drawing/2014/chartex" xmlns:cx1="http://schemas.microsoft.com/office/drawing/2015/9/8/chartex" xmlns:cx2="http://schemas.microsoft.com/office/drawing/2015/10/21/chartex" xmlns:cx3="http://schemas.microsoft.com/office/drawing/2016/5/9/chartex" xmlns:cx4="http://schemas.microsoft.com/office/drawing/2016/5/10/chartex" xmlns:cx5="http://schemas.microsoft.com/office/drawing/2016/5/11/chartex" xmlns:cx6="http://schemas.microsoft.com/office/drawing/2016/5/12/chartex" xmlns:cx7="http://schemas.microsoft.com/office/drawing/2016/5/13/chartex" xmlns:cx8="http://schemas.microsoft.com/office/drawing/2016/5/14/chartex" xmlns:mc="http://schemas.openxmlformats.org/markup-compatibility/2006" xmlns:aink="http://schemas.microsoft.com/office/drawing/2016/ink" xmlns:am3d="http://schemas.microsoft.com/office/drawing/2017/model3d" xmlns:o="urn:schemas-microsoft-com:office:office" xmlns:oel="http://schemas.microsoft.com/office/2019/extlst" xmlns:r="http://schemas.openxmlformats.org/officeDocument/2006/relationships" xmlns:m="http://schemas.openxmlformats.org/officeDocument/2006/math" xmlns:v="urn:schemas-microsoft-com:vml" xmlns:wp14="http://schemas.microsoft.com/office/word/2010/wordprocessingDrawing" xmlns:wp="http://schemas.openxmlformats.org/drawingml/2006/wordprocessingDrawing" xmlns:w10="urn:schemas-microsoft-com:office:word" xmlns:w="http://schemas.openxmlformats.org/wordprocessingml/2006/main" xmlns:w14="http://schemas.microsoft.com/office/word/2010/wordml" xmlns:w15="http://schemas.microsoft.com/office/word/2012/wordml" xmlns:w16cex="http://schemas.microsoft.com/office/word/2018/wordml/cex" xmlns:w16cid="http://schemas.microsoft.com/office/word/2016/wordml/cid" xmlns:w16="http://schemas.microsoft.com/office/word/2018/wordml" xmlns:w16du="http://schemas.microsoft.com/office/word/2023/wordml/word16du" xmlns:w16sdtdh="http://schemas.microsoft.com/office/word/2020/wordml/sdtdatahash" xmlns:w16sdtfl="http://schemas.microsoft.com/office/word/2024/wordml/sdtformatlock" xmlns:w16se="http://schemas.microsoft.com/office/word/2015/wordml/symex" xmlns:wpg="http://schemas.microsoft.com/office/word/2010/wordprocessingGroup" xmlns:wpi="http://schemas.microsoft.com/office/word/2010/wordprocessingInk" xmlns:wne="http://schemas.microsoft.com/office/word/2006/wordml" xmlns:wps="http://schemas.microsoft.com/office/word/2010/wordprocessingShape" mc:Ignorable="w14 w15 w16se w16cid w16 w16cex w16sdtdh w16sdtfl w16du wp14">
+<w:endnotes xmlns:wpc="http://schemas.microsoft.com/office/word/2010/wordprocessingCanvas" xmlns:mo="http://schemas.microsoft.com/office/mac/office/2008/main" xmlns:mc="http://schemas.openxmlformats.org/markup-compatibility/2006" xmlns:mv="urn:schemas-microsoft-com:mac:vml" xmlns:o="urn:schemas-microsoft-com:office:office" xmlns:r="http://schemas.openxmlformats.org/officeDocument/2006/relationships" xmlns:m="http://schemas.openxmlformats.org/officeDocument/2006/math" xmlns:v="urn:schemas-microsoft-com:vml" xmlns:wp14="http://schemas.microsoft.com/office/word/2010/wordprocessingDrawing" xmlns:wp="http://schemas.openxmlformats.org/drawingml/2006/wordprocessingDrawing" xmlns:w10="urn:schemas-microsoft-com:office:word" xmlns:w="http://schemas.openxmlformats.org/wordprocessingml/2006/main" xmlns:w14="http://schemas.microsoft.com/office/word/2010/wordml" xmlns:w15="http://schemas.microsoft.com/office/word/2012/wordml" xmlns:wpg="http://schemas.microsoft.com/office/word/2010/wordprocessingGroup" xmlns:wpi="http://schemas.microsoft.com/office/word/2010/wordprocessingInk" xmlns:wne="http://schemas.microsoft.com/office/word/2006/wordml" xmlns:wps="http://schemas.microsoft.com/office/word/2010/wordprocessingShape" mc:Ignorable="w14 w15 wp14">
   <w:endnote w:type="separator" w:id="-1">
     <w:p>
       <w:pPr>
@@ -12306,7 +12270,7 @@
 </file>
 
 <file path=word/footnotes.xml><?xml version="1.0" encoding="utf-8"?>
-<w:footnotes xmlns:wpc="http://schemas.microsoft.com/office/word/2010/wordprocessingCanvas" xmlns:cx="http://schemas.microsoft.com/office/drawing/2014/chartex" xmlns:cx1="http://schemas.microsoft.com/office/drawing/2015/9/8/chartex" xmlns:cx2="http://schemas.microsoft.com/office/drawing/2015/10/21/chartex" xmlns:cx3="http://schemas.microsoft.com/office/drawing/2016/5/9/chartex" xmlns:cx4="http://schemas.microsoft.com/office/drawing/2016/5/10/chartex" xmlns:cx5="http://schemas.microsoft.com/office/drawing/2016/5/11/chartex" xmlns:cx6="http://schemas.microsoft.com/office/drawing/2016/5/12/chartex" xmlns:cx7="http://schemas.microsoft.com/office/drawing/2016/5/13/chartex" xmlns:cx8="http://schemas.microsoft.com/office/drawing/2016/5/14/chartex" xmlns:mc="http://schemas.openxmlformats.org/markup-compatibility/2006" xmlns:aink="http://schemas.microsoft.com/office/drawing/2016/ink" xmlns:am3d="http://schemas.microsoft.com/office/drawing/2017/model3d" xmlns:o="urn:schemas-microsoft-com:office:office" xmlns:oel="http://schemas.microsoft.com/office/2019/extlst" xmlns:r="http://schemas.openxmlformats.org/officeDocument/2006/relationships" xmlns:m="http://schemas.openxmlformats.org/officeDocument/2006/math" xmlns:v="urn:schemas-microsoft-com:vml" xmlns:wp14="http://schemas.microsoft.com/office/word/2010/wordprocessingDrawing" xmlns:wp="http://schemas.openxmlformats.org/drawingml/2006/wordprocessingDrawing" xmlns:w10="urn:schemas-microsoft-com:office:word" xmlns:w="http://schemas.openxmlformats.org/wordprocessingml/2006/main" xmlns:w14="http://schemas.microsoft.com/office/word/2010/wordml" xmlns:w15="http://schemas.microsoft.com/office/word/2012/wordml" xmlns:w16cex="http://schemas.microsoft.com/office/word/2018/wordml/cex" xmlns:w16cid="http://schemas.microsoft.com/office/word/2016/wordml/cid" xmlns:w16="http://schemas.microsoft.com/office/word/2018/wordml" xmlns:w16du="http://schemas.microsoft.com/office/word/2023/wordml/word16du" xmlns:w16sdtdh="http://schemas.microsoft.com/office/word/2020/wordml/sdtdatahash" xmlns:w16sdtfl="http://schemas.microsoft.com/office/word/2024/wordml/sdtformatlock" xmlns:w16se="http://schemas.microsoft.com/office/word/2015/wordml/symex" xmlns:wpg="http://schemas.microsoft.com/office/word/2010/wordprocessingGroup" xmlns:wpi="http://schemas.microsoft.com/office/word/2010/wordprocessingInk" xmlns:wne="http://schemas.microsoft.com/office/word/2006/wordml" xmlns:wps="http://schemas.microsoft.com/office/word/2010/wordprocessingShape" mc:Ignorable="w14 w15 w16se w16cid w16 w16cex w16sdtdh w16sdtfl w16du wp14">
+<w:footnotes xmlns:wpc="http://schemas.microsoft.com/office/word/2010/wordprocessingCanvas" xmlns:mo="http://schemas.microsoft.com/office/mac/office/2008/main" xmlns:mc="http://schemas.openxmlformats.org/markup-compatibility/2006" xmlns:mv="urn:schemas-microsoft-com:mac:vml" xmlns:o="urn:schemas-microsoft-com:office:office" xmlns:r="http://schemas.openxmlformats.org/officeDocument/2006/relationships" xmlns:m="http://schemas.openxmlformats.org/officeDocument/2006/math" xmlns:v="urn:schemas-microsoft-com:vml" xmlns:wp14="http://schemas.microsoft.com/office/word/2010/wordprocessingDrawing" xmlns:wp="http://schemas.openxmlformats.org/drawingml/2006/wordprocessingDrawing" xmlns:w10="urn:schemas-microsoft-com:office:word" xmlns:w="http://schemas.openxmlformats.org/wordprocessingml/2006/main" xmlns:w14="http://schemas.microsoft.com/office/word/2010/wordml" xmlns:w15="http://schemas.microsoft.com/office/word/2012/wordml" xmlns:wpg="http://schemas.microsoft.com/office/word/2010/wordprocessingGroup" xmlns:wpi="http://schemas.microsoft.com/office/word/2010/wordprocessingInk" xmlns:wne="http://schemas.microsoft.com/office/word/2006/wordml" xmlns:wps="http://schemas.microsoft.com/office/word/2010/wordprocessingShape" mc:Ignorable="w14 w15 wp14">
   <w:footnote w:type="separator" w:id="-1">
     <w:p>
       <w:pPr>
@@ -12331,7 +12295,7 @@
 </file>
 
 <file path=word/header1.xml><?xml version="1.0" encoding="utf-8"?>
-<w:hdr xmlns:wpc="http://schemas.microsoft.com/office/word/2010/wordprocessingCanvas" xmlns:cx="http://schemas.microsoft.com/office/drawing/2014/chartex" xmlns:cx1="http://schemas.microsoft.com/office/drawing/2015/9/8/chartex" xmlns:cx2="http://schemas.microsoft.com/office/drawing/2015/10/21/chartex" xmlns:cx3="http://schemas.microsoft.com/office/drawing/2016/5/9/chartex" xmlns:cx4="http://schemas.microsoft.com/office/drawing/2016/5/10/chartex" xmlns:cx5="http://schemas.microsoft.com/office/drawing/2016/5/11/chartex" xmlns:cx6="http://schemas.microsoft.com/office/drawing/2016/5/12/chartex" xmlns:cx7="http://schemas.microsoft.com/office/drawing/2016/5/13/chartex" xmlns:cx8="http://schemas.microsoft.com/office/drawing/2016/5/14/chartex" xmlns:mc="http://schemas.openxmlformats.org/markup-compatibility/2006" xmlns:aink="http://schemas.microsoft.com/office/drawing/2016/ink" xmlns:am3d="http://schemas.microsoft.com/office/drawing/2017/model3d" xmlns:o="urn:schemas-microsoft-com:office:office" xmlns:oel="http://schemas.microsoft.com/office/2019/extlst" xmlns:r="http://schemas.openxmlformats.org/officeDocument/2006/relationships" xmlns:m="http://schemas.openxmlformats.org/officeDocument/2006/math" xmlns:v="urn:schemas-microsoft-com:vml" xmlns:wp14="http://schemas.microsoft.com/office/word/2010/wordprocessingDrawing" xmlns:wp="http://schemas.openxmlformats.org/drawingml/2006/wordprocessingDrawing" xmlns:w10="urn:schemas-microsoft-com:office:word" xmlns:w="http://schemas.openxmlformats.org/wordprocessingml/2006/main" xmlns:w14="http://schemas.microsoft.com/office/word/2010/wordml" xmlns:w15="http://schemas.microsoft.com/office/word/2012/wordml" xmlns:w16cex="http://schemas.microsoft.com/office/word/2018/wordml/cex" xmlns:w16cid="http://schemas.microsoft.com/office/word/2016/wordml/cid" xmlns:w16="http://schemas.microsoft.com/office/word/2018/wordml" xmlns:w16du="http://schemas.microsoft.com/office/word/2023/wordml/word16du" xmlns:w16sdtdh="http://schemas.microsoft.com/office/word/2020/wordml/sdtdatahash" xmlns:w16sdtfl="http://schemas.microsoft.com/office/word/2024/wordml/sdtformatlock" xmlns:w16se="http://schemas.microsoft.com/office/word/2015/wordml/symex" xmlns:wpg="http://schemas.microsoft.com/office/word/2010/wordprocessingGroup" xmlns:wpi="http://schemas.microsoft.com/office/word/2010/wordprocessingInk" xmlns:wne="http://schemas.microsoft.com/office/word/2006/wordml" xmlns:wps="http://schemas.microsoft.com/office/word/2010/wordprocessingShape" mc:Ignorable="w14 w15 w16se w16cid w16 w16cex w16sdtdh w16sdtfl w16du wp14">
+<w:hdr xmlns:wpc="http://schemas.microsoft.com/office/word/2010/wordprocessingCanvas" xmlns:mo="http://schemas.microsoft.com/office/mac/office/2008/main" xmlns:mc="http://schemas.openxmlformats.org/markup-compatibility/2006" xmlns:mv="urn:schemas-microsoft-com:mac:vml" xmlns:o="urn:schemas-microsoft-com:office:office" xmlns:r="http://schemas.openxmlformats.org/officeDocument/2006/relationships" xmlns:m="http://schemas.openxmlformats.org/officeDocument/2006/math" xmlns:v="urn:schemas-microsoft-com:vml" xmlns:wp14="http://schemas.microsoft.com/office/word/2010/wordprocessingDrawing" xmlns:wp="http://schemas.openxmlformats.org/drawingml/2006/wordprocessingDrawing" xmlns:w10="urn:schemas-microsoft-com:office:word" xmlns:w="http://schemas.openxmlformats.org/wordprocessingml/2006/main" xmlns:w14="http://schemas.microsoft.com/office/word/2010/wordml" xmlns:w15="http://schemas.microsoft.com/office/word/2012/wordml" xmlns:wpg="http://schemas.microsoft.com/office/word/2010/wordprocessingGroup" xmlns:wpi="http://schemas.microsoft.com/office/word/2010/wordprocessingInk" xmlns:wne="http://schemas.microsoft.com/office/word/2006/wordml" xmlns:wps="http://schemas.microsoft.com/office/word/2010/wordprocessingShape" mc:Ignorable="w14 w15 wp14">
   <w:p>
     <w:pPr>
       <w:pStyle w:val="Header"/>
@@ -12357,7 +12321,7 @@
               <wp:docPr id="1325185859" name="Text Box 2" descr="Unclassified - Non-Classifié">
                 <a:extLst xmlns:a="http://schemas.openxmlformats.org/drawingml/2006/main">
                   <a:ext uri="{5AE41FA2-C0FF-4470-9BD4-5FADCA87CBE2}">
-                    <aclsh:classification xmlns:aclsh="http://schemas.microsoft.com/office/drawing/2020/classificationShape" classificationOutcomeType="hdr"/>
+                    <aclsh:classification xmlns:aclsh="http://schemas.microsoft.com/office/drawing/2020/classificationShape" xmlns:w16se="http://schemas.microsoft.com/office/word/2015/wordml/symex" xmlns:w16sdtfl="http://schemas.microsoft.com/office/word/2024/wordml/sdtformatlock" xmlns:w16sdtdh="http://schemas.microsoft.com/office/word/2020/wordml/sdtdatahash" xmlns:w16du="http://schemas.microsoft.com/office/word/2023/wordml/word16du" xmlns:w16="http://schemas.microsoft.com/office/word/2018/wordml" xmlns:w16cid="http://schemas.microsoft.com/office/word/2016/wordml/cid" xmlns:w16cex="http://schemas.microsoft.com/office/word/2018/wordml/cex" xmlns:w="http://schemas.openxmlformats.org/wordprocessingml/2006/main" xmlns:w10="urn:schemas-microsoft-com:office:word" xmlns:v="urn:schemas-microsoft-com:vml" xmlns:oel="http://schemas.microsoft.com/office/2019/extlst" xmlns:o="urn:schemas-microsoft-com:office:office" xmlns:am3d="http://schemas.microsoft.com/office/drawing/2017/model3d" xmlns:aink="http://schemas.microsoft.com/office/drawing/2016/ink" xmlns:cx8="http://schemas.microsoft.com/office/drawing/2016/5/14/chartex" xmlns:cx7="http://schemas.microsoft.com/office/drawing/2016/5/13/chartex" xmlns:cx6="http://schemas.microsoft.com/office/drawing/2016/5/12/chartex" xmlns:cx5="http://schemas.microsoft.com/office/drawing/2016/5/11/chartex" xmlns:cx4="http://schemas.microsoft.com/office/drawing/2016/5/10/chartex" xmlns:cx3="http://schemas.microsoft.com/office/drawing/2016/5/9/chartex" xmlns:cx2="http://schemas.microsoft.com/office/drawing/2015/10/21/chartex" xmlns:cx1="http://schemas.microsoft.com/office/drawing/2015/9/8/chartex" xmlns:cx="http://schemas.microsoft.com/office/drawing/2014/chartex" xmlns="" classificationOutcomeType="hdr"/>
                   </a:ext>
                 </a:extLst>
               </wp:docPr>
@@ -12415,11 +12379,11 @@
         </mc:Choice>
         <mc:Fallback>
           <w:pict>
-            <v:shapetype w14:anchorId="06EF4786" id="_x0000_t202" coordsize="21600,21600" o:spt="202" path="m,l,21600r21600,l21600,xe">
+            <v:shapetype w14:anchorId="06EF4786" id="_x0000_t202" coordsize="21600,21600" o:spt="202" path="m0,0l0,21600,21600,21600,21600,0xe">
               <v:stroke joinstyle="miter"/>
               <v:path gradientshapeok="t" o:connecttype="rect"/>
             </v:shapetype>
-            <v:shape id="Text Box 2" o:spid="_x0000_s1026" type="#_x0000_t202" alt="Unclassified - Non-Classifié" style="position:absolute;margin-left:110.9pt;margin-top:0;width:150.9pt;height:31.95pt;z-index:251659264;visibility:visible;mso-wrap-style:none;mso-wrap-distance-left:0;mso-wrap-distance-top:0;mso-wrap-distance-right:0;mso-wrap-distance-bottom:0;mso-position-horizontal:right;mso-position-horizontal-relative:page;mso-position-vertical:top;mso-position-vertical-relative:page;v-text-anchor:top" o:gfxdata="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" filled="f" stroked="f">
+            <v:shape id="Text Box 2" o:spid="_x0000_s1026" type="#_x0000_t202" alt="Unclassified - Non-Classifié" style="position:absolute;margin-left:99.7pt;margin-top:0;width:150.9pt;height:31.95pt;z-index:251659264;visibility:visible;mso-wrap-style:none;mso-wrap-distance-left:0;mso-wrap-distance-top:0;mso-wrap-distance-right:0;mso-wrap-distance-bottom:0;mso-position-horizontal:right;mso-position-horizontal-relative:page;mso-position-vertical:top;mso-position-vertical-relative:page;v-text-anchor:top" o:gfxdata="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" filled="f" stroked="f">
               <v:textbox style="mso-fit-shape-to-text:t" inset="0,15pt,20pt,0">
                 <w:txbxContent>
                   <w:p>
@@ -12453,7 +12417,7 @@
 </file>
 
 <file path=word/header2.xml><?xml version="1.0" encoding="utf-8"?>
-<w:hdr xmlns:wpc="http://schemas.microsoft.com/office/word/2010/wordprocessingCanvas" xmlns:cx="http://schemas.microsoft.com/office/drawing/2014/chartex" xmlns:cx1="http://schemas.microsoft.com/office/drawing/2015/9/8/chartex" xmlns:cx2="http://schemas.microsoft.com/office/drawing/2015/10/21/chartex" xmlns:cx3="http://schemas.microsoft.com/office/drawing/2016/5/9/chartex" xmlns:cx4="http://schemas.microsoft.com/office/drawing/2016/5/10/chartex" xmlns:cx5="http://schemas.microsoft.com/office/drawing/2016/5/11/chartex" xmlns:cx6="http://schemas.microsoft.com/office/drawing/2016/5/12/chartex" xmlns:cx7="http://schemas.microsoft.com/office/drawing/2016/5/13/chartex" xmlns:cx8="http://schemas.microsoft.com/office/drawing/2016/5/14/chartex" xmlns:mc="http://schemas.openxmlformats.org/markup-compatibility/2006" xmlns:aink="http://schemas.microsoft.com/office/drawing/2016/ink" xmlns:am3d="http://schemas.microsoft.com/office/drawing/2017/model3d" xmlns:o="urn:schemas-microsoft-com:office:office" xmlns:oel="http://schemas.microsoft.com/office/2019/extlst" xmlns:r="http://schemas.openxmlformats.org/officeDocument/2006/relationships" xmlns:m="http://schemas.openxmlformats.org/officeDocument/2006/math" xmlns:v="urn:schemas-microsoft-com:vml" xmlns:wp14="http://schemas.microsoft.com/office/word/2010/wordprocessingDrawing" xmlns:wp="http://schemas.openxmlformats.org/drawingml/2006/wordprocessingDrawing" xmlns:w10="urn:schemas-microsoft-com:office:word" xmlns:w="http://schemas.openxmlformats.org/wordprocessingml/2006/main" xmlns:w14="http://schemas.microsoft.com/office/word/2010/wordml" xmlns:w15="http://schemas.microsoft.com/office/word/2012/wordml" xmlns:w16cex="http://schemas.microsoft.com/office/word/2018/wordml/cex" xmlns:w16cid="http://schemas.microsoft.com/office/word/2016/wordml/cid" xmlns:w16="http://schemas.microsoft.com/office/word/2018/wordml" xmlns:w16du="http://schemas.microsoft.com/office/word/2023/wordml/word16du" xmlns:w16sdtdh="http://schemas.microsoft.com/office/word/2020/wordml/sdtdatahash" xmlns:w16sdtfl="http://schemas.microsoft.com/office/word/2024/wordml/sdtformatlock" xmlns:w16se="http://schemas.microsoft.com/office/word/2015/wordml/symex" xmlns:wpg="http://schemas.microsoft.com/office/word/2010/wordprocessingGroup" xmlns:wpi="http://schemas.microsoft.com/office/word/2010/wordprocessingInk" xmlns:wne="http://schemas.microsoft.com/office/word/2006/wordml" xmlns:wps="http://schemas.microsoft.com/office/word/2010/wordprocessingShape" mc:Ignorable="w14 w15 w16se w16cid w16 w16cex w16sdtdh w16sdtfl w16du wp14">
+<w:hdr xmlns:wpc="http://schemas.microsoft.com/office/word/2010/wordprocessingCanvas" xmlns:mo="http://schemas.microsoft.com/office/mac/office/2008/main" xmlns:mc="http://schemas.openxmlformats.org/markup-compatibility/2006" xmlns:mv="urn:schemas-microsoft-com:mac:vml" xmlns:o="urn:schemas-microsoft-com:office:office" xmlns:r="http://schemas.openxmlformats.org/officeDocument/2006/relationships" xmlns:m="http://schemas.openxmlformats.org/officeDocument/2006/math" xmlns:v="urn:schemas-microsoft-com:vml" xmlns:wp14="http://schemas.microsoft.com/office/word/2010/wordprocessingDrawing" xmlns:wp="http://schemas.openxmlformats.org/drawingml/2006/wordprocessingDrawing" xmlns:w10="urn:schemas-microsoft-com:office:word" xmlns:w="http://schemas.openxmlformats.org/wordprocessingml/2006/main" xmlns:w14="http://schemas.microsoft.com/office/word/2010/wordml" xmlns:w15="http://schemas.microsoft.com/office/word/2012/wordml" xmlns:wpg="http://schemas.microsoft.com/office/word/2010/wordprocessingGroup" xmlns:wpi="http://schemas.microsoft.com/office/word/2010/wordprocessingInk" xmlns:wne="http://schemas.microsoft.com/office/word/2006/wordml" xmlns:wps="http://schemas.microsoft.com/office/word/2010/wordprocessingShape" mc:Ignorable="w14 w15 wp14">
   <w:p>
     <w:pPr>
       <w:pStyle w:val="Header"/>
@@ -12479,7 +12443,7 @@
               <wp:docPr id="1770544772" name="Text Box 3" descr="Unclassified - Non-Classifié">
                 <a:extLst xmlns:a="http://schemas.openxmlformats.org/drawingml/2006/main">
                   <a:ext uri="{5AE41FA2-C0FF-4470-9BD4-5FADCA87CBE2}">
-                    <aclsh:classification xmlns:aclsh="http://schemas.microsoft.com/office/drawing/2020/classificationShape" classificationOutcomeType="hdr"/>
+                    <aclsh:classification xmlns:aclsh="http://schemas.microsoft.com/office/drawing/2020/classificationShape" xmlns:w16se="http://schemas.microsoft.com/office/word/2015/wordml/symex" xmlns:w16sdtfl="http://schemas.microsoft.com/office/word/2024/wordml/sdtformatlock" xmlns:w16sdtdh="http://schemas.microsoft.com/office/word/2020/wordml/sdtdatahash" xmlns:w16du="http://schemas.microsoft.com/office/word/2023/wordml/word16du" xmlns:w16="http://schemas.microsoft.com/office/word/2018/wordml" xmlns:w16cid="http://schemas.microsoft.com/office/word/2016/wordml/cid" xmlns:w16cex="http://schemas.microsoft.com/office/word/2018/wordml/cex" xmlns:w="http://schemas.openxmlformats.org/wordprocessingml/2006/main" xmlns:w10="urn:schemas-microsoft-com:office:word" xmlns:v="urn:schemas-microsoft-com:vml" xmlns:oel="http://schemas.microsoft.com/office/2019/extlst" xmlns:o="urn:schemas-microsoft-com:office:office" xmlns:am3d="http://schemas.microsoft.com/office/drawing/2017/model3d" xmlns:aink="http://schemas.microsoft.com/office/drawing/2016/ink" xmlns:cx8="http://schemas.microsoft.com/office/drawing/2016/5/14/chartex" xmlns:cx7="http://schemas.microsoft.com/office/drawing/2016/5/13/chartex" xmlns:cx6="http://schemas.microsoft.com/office/drawing/2016/5/12/chartex" xmlns:cx5="http://schemas.microsoft.com/office/drawing/2016/5/11/chartex" xmlns:cx4="http://schemas.microsoft.com/office/drawing/2016/5/10/chartex" xmlns:cx3="http://schemas.microsoft.com/office/drawing/2016/5/9/chartex" xmlns:cx2="http://schemas.microsoft.com/office/drawing/2015/10/21/chartex" xmlns:cx1="http://schemas.microsoft.com/office/drawing/2015/9/8/chartex" xmlns:cx="http://schemas.microsoft.com/office/drawing/2014/chartex" xmlns="" classificationOutcomeType="hdr"/>
                   </a:ext>
                 </a:extLst>
               </wp:docPr>
@@ -12537,11 +12501,11 @@
         </mc:Choice>
         <mc:Fallback>
           <w:pict>
-            <v:shapetype w14:anchorId="581DE010" id="_x0000_t202" coordsize="21600,21600" o:spt="202" path="m,l,21600r21600,l21600,xe">
+            <v:shapetype w14:anchorId="581DE010" id="_x0000_t202" coordsize="21600,21600" o:spt="202" path="m0,0l0,21600,21600,21600,21600,0xe">
               <v:stroke joinstyle="miter"/>
               <v:path gradientshapeok="t" o:connecttype="rect"/>
             </v:shapetype>
-            <v:shape id="Text Box 3" o:spid="_x0000_s1027" type="#_x0000_t202" alt="Unclassified - Non-Classifié" style="position:absolute;margin-left:110.9pt;margin-top:0;width:150.9pt;height:31.95pt;z-index:251660288;visibility:visible;mso-wrap-style:none;mso-wrap-distance-left:0;mso-wrap-distance-top:0;mso-wrap-distance-right:0;mso-wrap-distance-bottom:0;mso-position-horizontal:right;mso-position-horizontal-relative:page;mso-position-vertical:top;mso-position-vertical-relative:page;v-text-anchor:top" o:gfxdata="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" filled="f" stroked="f">
+            <v:shape id="Text Box 3" o:spid="_x0000_s1027" type="#_x0000_t202" alt="Unclassified - Non-Classifié" style="position:absolute;margin-left:99.7pt;margin-top:0;width:150.9pt;height:31.95pt;z-index:251660288;visibility:visible;mso-wrap-style:none;mso-wrap-distance-left:0;mso-wrap-distance-top:0;mso-wrap-distance-right:0;mso-wrap-distance-bottom:0;mso-position-horizontal:right;mso-position-horizontal-relative:page;mso-position-vertical:top;mso-position-vertical-relative:page;v-text-anchor:top" o:gfxdata="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" filled="f" stroked="f">
               <v:textbox style="mso-fit-shape-to-text:t" inset="0,15pt,20pt,0">
                 <w:txbxContent>
                   <w:p>
@@ -12575,7 +12539,7 @@
 </file>
 
 <file path=word/header3.xml><?xml version="1.0" encoding="utf-8"?>
-<w:hdr xmlns:wpc="http://schemas.microsoft.com/office/word/2010/wordprocessingCanvas" xmlns:cx="http://schemas.microsoft.com/office/drawing/2014/chartex" xmlns:cx1="http://schemas.microsoft.com/office/drawing/2015/9/8/chartex" xmlns:cx2="http://schemas.microsoft.com/office/drawing/2015/10/21/chartex" xmlns:cx3="http://schemas.microsoft.com/office/drawing/2016/5/9/chartex" xmlns:cx4="http://schemas.microsoft.com/office/drawing/2016/5/10/chartex" xmlns:cx5="http://schemas.microsoft.com/office/drawing/2016/5/11/chartex" xmlns:cx6="http://schemas.microsoft.com/office/drawing/2016/5/12/chartex" xmlns:cx7="http://schemas.microsoft.com/office/drawing/2016/5/13/chartex" xmlns:cx8="http://schemas.microsoft.com/office/drawing/2016/5/14/chartex" xmlns:mc="http://schemas.openxmlformats.org/markup-compatibility/2006" xmlns:aink="http://schemas.microsoft.com/office/drawing/2016/ink" xmlns:am3d="http://schemas.microsoft.com/office/drawing/2017/model3d" xmlns:o="urn:schemas-microsoft-com:office:office" xmlns:oel="http://schemas.microsoft.com/office/2019/extlst" xmlns:r="http://schemas.openxmlformats.org/officeDocument/2006/relationships" xmlns:m="http://schemas.openxmlformats.org/officeDocument/2006/math" xmlns:v="urn:schemas-microsoft-com:vml" xmlns:wp14="http://schemas.microsoft.com/office/word/2010/wordprocessingDrawing" xmlns:wp="http://schemas.openxmlformats.org/drawingml/2006/wordprocessingDrawing" xmlns:w10="urn:schemas-microsoft-com:office:word" xmlns:w="http://schemas.openxmlformats.org/wordprocessingml/2006/main" xmlns:w14="http://schemas.microsoft.com/office/word/2010/wordml" xmlns:w15="http://schemas.microsoft.com/office/word/2012/wordml" xmlns:w16cex="http://schemas.microsoft.com/office/word/2018/wordml/cex" xmlns:w16cid="http://schemas.microsoft.com/office/word/2016/wordml/cid" xmlns:w16="http://schemas.microsoft.com/office/word/2018/wordml" xmlns:w16du="http://schemas.microsoft.com/office/word/2023/wordml/word16du" xmlns:w16sdtdh="http://schemas.microsoft.com/office/word/2020/wordml/sdtdatahash" xmlns:w16sdtfl="http://schemas.microsoft.com/office/word/2024/wordml/sdtformatlock" xmlns:w16se="http://schemas.microsoft.com/office/word/2015/wordml/symex" xmlns:wpg="http://schemas.microsoft.com/office/word/2010/wordprocessingGroup" xmlns:wpi="http://schemas.microsoft.com/office/word/2010/wordprocessingInk" xmlns:wne="http://schemas.microsoft.com/office/word/2006/wordml" xmlns:wps="http://schemas.microsoft.com/office/word/2010/wordprocessingShape" mc:Ignorable="w14 w15 w16se w16cid w16 w16cex w16sdtdh w16sdtfl w16du wp14">
+<w:hdr xmlns:wpc="http://schemas.microsoft.com/office/word/2010/wordprocessingCanvas" xmlns:mo="http://schemas.microsoft.com/office/mac/office/2008/main" xmlns:mc="http://schemas.openxmlformats.org/markup-compatibility/2006" xmlns:mv="urn:schemas-microsoft-com:mac:vml" xmlns:o="urn:schemas-microsoft-com:office:office" xmlns:r="http://schemas.openxmlformats.org/officeDocument/2006/relationships" xmlns:m="http://schemas.openxmlformats.org/officeDocument/2006/math" xmlns:v="urn:schemas-microsoft-com:vml" xmlns:wp14="http://schemas.microsoft.com/office/word/2010/wordprocessingDrawing" xmlns:wp="http://schemas.openxmlformats.org/drawingml/2006/wordprocessingDrawing" xmlns:w10="urn:schemas-microsoft-com:office:word" xmlns:w="http://schemas.openxmlformats.org/wordprocessingml/2006/main" xmlns:w14="http://schemas.microsoft.com/office/word/2010/wordml" xmlns:w15="http://schemas.microsoft.com/office/word/2012/wordml" xmlns:wpg="http://schemas.microsoft.com/office/word/2010/wordprocessingGroup" xmlns:wpi="http://schemas.microsoft.com/office/word/2010/wordprocessingInk" xmlns:wne="http://schemas.microsoft.com/office/word/2006/wordml" xmlns:wps="http://schemas.microsoft.com/office/word/2010/wordprocessingShape" mc:Ignorable="w14 w15 wp14">
   <w:p>
     <w:pPr>
       <w:pStyle w:val="Header"/>
@@ -12601,7 +12565,7 @@
               <wp:docPr id="1356072050" name="Text Box 1" descr="Unclassified - Non-Classifié">
                 <a:extLst xmlns:a="http://schemas.openxmlformats.org/drawingml/2006/main">
                   <a:ext uri="{5AE41FA2-C0FF-4470-9BD4-5FADCA87CBE2}">
-                    <aclsh:classification xmlns:aclsh="http://schemas.microsoft.com/office/drawing/2020/classificationShape" classificationOutcomeType="hdr"/>
+                    <aclsh:classification xmlns:aclsh="http://schemas.microsoft.com/office/drawing/2020/classificationShape" xmlns:w16se="http://schemas.microsoft.com/office/word/2015/wordml/symex" xmlns:w16sdtfl="http://schemas.microsoft.com/office/word/2024/wordml/sdtformatlock" xmlns:w16sdtdh="http://schemas.microsoft.com/office/word/2020/wordml/sdtdatahash" xmlns:w16du="http://schemas.microsoft.com/office/word/2023/wordml/word16du" xmlns:w16="http://schemas.microsoft.com/office/word/2018/wordml" xmlns:w16cid="http://schemas.microsoft.com/office/word/2016/wordml/cid" xmlns:w16cex="http://schemas.microsoft.com/office/word/2018/wordml/cex" xmlns:w="http://schemas.openxmlformats.org/wordprocessingml/2006/main" xmlns:w10="urn:schemas-microsoft-com:office:word" xmlns:v="urn:schemas-microsoft-com:vml" xmlns:oel="http://schemas.microsoft.com/office/2019/extlst" xmlns:o="urn:schemas-microsoft-com:office:office" xmlns:am3d="http://schemas.microsoft.com/office/drawing/2017/model3d" xmlns:aink="http://schemas.microsoft.com/office/drawing/2016/ink" xmlns:cx8="http://schemas.microsoft.com/office/drawing/2016/5/14/chartex" xmlns:cx7="http://schemas.microsoft.com/office/drawing/2016/5/13/chartex" xmlns:cx6="http://schemas.microsoft.com/office/drawing/2016/5/12/chartex" xmlns:cx5="http://schemas.microsoft.com/office/drawing/2016/5/11/chartex" xmlns:cx4="http://schemas.microsoft.com/office/drawing/2016/5/10/chartex" xmlns:cx3="http://schemas.microsoft.com/office/drawing/2016/5/9/chartex" xmlns:cx2="http://schemas.microsoft.com/office/drawing/2015/10/21/chartex" xmlns:cx1="http://schemas.microsoft.com/office/drawing/2015/9/8/chartex" xmlns:cx="http://schemas.microsoft.com/office/drawing/2014/chartex" xmlns="" classificationOutcomeType="hdr"/>
                   </a:ext>
                 </a:extLst>
               </wp:docPr>
@@ -12659,11 +12623,11 @@
         </mc:Choice>
         <mc:Fallback>
           <w:pict>
-            <v:shapetype w14:anchorId="1E4DA630" id="_x0000_t202" coordsize="21600,21600" o:spt="202" path="m,l,21600r21600,l21600,xe">
+            <v:shapetype w14:anchorId="1E4DA630" id="_x0000_t202" coordsize="21600,21600" o:spt="202" path="m0,0l0,21600,21600,21600,21600,0xe">
               <v:stroke joinstyle="miter"/>
               <v:path gradientshapeok="t" o:connecttype="rect"/>
             </v:shapetype>
-            <v:shape id="Text Box 1" o:spid="_x0000_s1028" type="#_x0000_t202" alt="Unclassified - Non-Classifié" style="position:absolute;margin-left:110.9pt;margin-top:0;width:150.9pt;height:31.95pt;z-index:251658240;visibility:visible;mso-wrap-style:none;mso-wrap-distance-left:0;mso-wrap-distance-top:0;mso-wrap-distance-right:0;mso-wrap-distance-bottom:0;mso-position-horizontal:right;mso-position-horizontal-relative:page;mso-position-vertical:top;mso-position-vertical-relative:page;v-text-anchor:top" o:gfxdata="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" filled="f" stroked="f">
+            <v:shape id="Text Box 1" o:spid="_x0000_s1028" type="#_x0000_t202" alt="Unclassified - Non-Classifié" style="position:absolute;margin-left:99.7pt;margin-top:0;width:150.9pt;height:31.95pt;z-index:251658240;visibility:visible;mso-wrap-style:none;mso-wrap-distance-left:0;mso-wrap-distance-top:0;mso-wrap-distance-right:0;mso-wrap-distance-bottom:0;mso-position-horizontal:right;mso-position-horizontal-relative:page;mso-position-vertical:top;mso-position-vertical-relative:page;v-text-anchor:top" o:gfxdata="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" filled="f" stroked="f">
               <v:textbox style="mso-fit-shape-to-text:t" inset="0,15pt,20pt,0">
                 <w:txbxContent>
                   <w:p>
@@ -12697,8 +12661,8 @@
 </file>
 
 <file path=word/numbering.xml><?xml version="1.0" encoding="utf-8"?>
-<w:numbering xmlns:wpc="http://schemas.microsoft.com/office/word/2010/wordprocessingCanvas" xmlns:cx="http://schemas.microsoft.com/office/drawing/2014/chartex" xmlns:cx1="http://schemas.microsoft.com/office/drawing/2015/9/8/chartex" xmlns:cx2="http://schemas.microsoft.com/office/drawing/2015/10/21/chartex" xmlns:cx3="http://schemas.microsoft.com/office/drawing/2016/5/9/chartex" xmlns:cx4="http://schemas.microsoft.com/office/drawing/2016/5/10/chartex" xmlns:cx5="http://schemas.microsoft.com/office/drawing/2016/5/11/chartex" xmlns:cx6="http://schemas.microsoft.com/office/drawing/2016/5/12/chartex" xmlns:cx7="http://schemas.microsoft.com/office/drawing/2016/5/13/chartex" xmlns:cx8="http://schemas.microsoft.com/office/drawing/2016/5/14/chartex" xmlns:mc="http://schemas.openxmlformats.org/markup-compatibility/2006" xmlns:aink="http://schemas.microsoft.com/office/drawing/2016/ink" xmlns:am3d="http://schemas.microsoft.com/office/drawing/2017/model3d" xmlns:o="urn:schemas-microsoft-com:office:office" xmlns:oel="http://schemas.microsoft.com/office/2019/extlst" xmlns:r="http://schemas.openxmlformats.org/officeDocument/2006/relationships" xmlns:m="http://schemas.openxmlformats.org/officeDocument/2006/math" xmlns:v="urn:schemas-microsoft-com:vml" xmlns:wp14="http://schemas.microsoft.com/office/word/2010/wordprocessingDrawing" xmlns:wp="http://schemas.openxmlformats.org/drawingml/2006/wordprocessingDrawing" xmlns:w10="urn:schemas-microsoft-com:office:word" xmlns:w="http://schemas.openxmlformats.org/wordprocessingml/2006/main" xmlns:w14="http://schemas.microsoft.com/office/word/2010/wordml" xmlns:w15="http://schemas.microsoft.com/office/word/2012/wordml" xmlns:w16cex="http://schemas.microsoft.com/office/word/2018/wordml/cex" xmlns:w16cid="http://schemas.microsoft.com/office/word/2016/wordml/cid" xmlns:w16="http://schemas.microsoft.com/office/word/2018/wordml" xmlns:w16du="http://schemas.microsoft.com/office/word/2023/wordml/word16du" xmlns:w16sdtdh="http://schemas.microsoft.com/office/word/2020/wordml/sdtdatahash" xmlns:w16sdtfl="http://schemas.microsoft.com/office/word/2024/wordml/sdtformatlock" xmlns:w16se="http://schemas.microsoft.com/office/word/2015/wordml/symex" xmlns:wpg="http://schemas.microsoft.com/office/word/2010/wordprocessingGroup" xmlns:wpi="http://schemas.microsoft.com/office/word/2010/wordprocessingInk" xmlns:wne="http://schemas.microsoft.com/office/word/2006/wordml" xmlns:wps="http://schemas.microsoft.com/office/word/2010/wordprocessingShape" mc:Ignorable="w14 w15 w16se w16cid w16 w16cex w16sdtdh w16sdtfl w16du wp14">
-  <w:abstractNum w:abstractNumId="0" w15:restartNumberingAfterBreak="0">
+<w:numbering xmlns:wpc="http://schemas.microsoft.com/office/word/2010/wordprocessingCanvas" xmlns:mo="http://schemas.microsoft.com/office/mac/office/2008/main" xmlns:mc="http://schemas.openxmlformats.org/markup-compatibility/2006" xmlns:mv="urn:schemas-microsoft-com:mac:vml" xmlns:o="urn:schemas-microsoft-com:office:office" xmlns:r="http://schemas.openxmlformats.org/officeDocument/2006/relationships" xmlns:m="http://schemas.openxmlformats.org/officeDocument/2006/math" xmlns:v="urn:schemas-microsoft-com:vml" xmlns:wp14="http://schemas.microsoft.com/office/word/2010/wordprocessingDrawing" xmlns:wp="http://schemas.openxmlformats.org/drawingml/2006/wordprocessingDrawing" xmlns:w10="urn:schemas-microsoft-com:office:word" xmlns:w="http://schemas.openxmlformats.org/wordprocessingml/2006/main" xmlns:w14="http://schemas.microsoft.com/office/word/2010/wordml" xmlns:w15="http://schemas.microsoft.com/office/word/2012/wordml" xmlns:wpg="http://schemas.microsoft.com/office/word/2010/wordprocessingGroup" xmlns:wpi="http://schemas.microsoft.com/office/word/2010/wordprocessingInk" xmlns:wne="http://schemas.microsoft.com/office/word/2006/wordml" xmlns:wps="http://schemas.microsoft.com/office/word/2010/wordprocessingShape" mc:Ignorable="w14 w15 wp14">
+  <w:abstractNum w:abstractNumId="0">
     <w:nsid w:val="21B26A6D"/>
     <w:multiLevelType w:val="hybridMultilevel"/>
     <w:tmpl w:val="F4D643E0"/>
@@ -12787,7 +12751,7 @@
       </w:pPr>
     </w:lvl>
   </w:abstractNum>
-  <w:abstractNum w:abstractNumId="1" w15:restartNumberingAfterBreak="0">
+  <w:abstractNum w:abstractNumId="1">
     <w:nsid w:val="7D2417BB"/>
     <w:multiLevelType w:val="multilevel"/>
     <w:tmpl w:val="1B2A8F76"/>
@@ -12900,25 +12864,17 @@
       </w:pPr>
     </w:lvl>
   </w:abstractNum>
-  <w:num w:numId="1" w16cid:durableId="1658849787">
+  <w:num w:numId="1">
     <w:abstractNumId w:val="0"/>
   </w:num>
-  <w:num w:numId="2" w16cid:durableId="2106730531">
+  <w:num w:numId="2">
     <w:abstractNumId w:val="1"/>
   </w:num>
 </w:numbering>
 </file>
 
-<file path=word/people.xml><?xml version="1.0" encoding="utf-8"?>
-<w15:people xmlns:wpc="http://schemas.microsoft.com/office/word/2010/wordprocessingCanvas" xmlns:cx="http://schemas.microsoft.com/office/drawing/2014/chartex" xmlns:cx1="http://schemas.microsoft.com/office/drawing/2015/9/8/chartex" xmlns:cx2="http://schemas.microsoft.com/office/drawing/2015/10/21/chartex" xmlns:cx3="http://schemas.microsoft.com/office/drawing/2016/5/9/chartex" xmlns:cx4="http://schemas.microsoft.com/office/drawing/2016/5/10/chartex" xmlns:cx5="http://schemas.microsoft.com/office/drawing/2016/5/11/chartex" xmlns:cx6="http://schemas.microsoft.com/office/drawing/2016/5/12/chartex" xmlns:cx7="http://schemas.microsoft.com/office/drawing/2016/5/13/chartex" xmlns:cx8="http://schemas.microsoft.com/office/drawing/2016/5/14/chartex" xmlns:mc="http://schemas.openxmlformats.org/markup-compatibility/2006" xmlns:aink="http://schemas.microsoft.com/office/drawing/2016/ink" xmlns:am3d="http://schemas.microsoft.com/office/drawing/2017/model3d" xmlns:o="urn:schemas-microsoft-com:office:office" xmlns:oel="http://schemas.microsoft.com/office/2019/extlst" xmlns:r="http://schemas.openxmlformats.org/officeDocument/2006/relationships" xmlns:m="http://schemas.openxmlformats.org/officeDocument/2006/math" xmlns:v="urn:schemas-microsoft-com:vml" xmlns:wp14="http://schemas.microsoft.com/office/word/2010/wordprocessingDrawing" xmlns:wp="http://schemas.openxmlformats.org/drawingml/2006/wordprocessingDrawing" xmlns:w10="urn:schemas-microsoft-com:office:word" xmlns:w="http://schemas.openxmlformats.org/wordprocessingml/2006/main" xmlns:w14="http://schemas.microsoft.com/office/word/2010/wordml" xmlns:w15="http://schemas.microsoft.com/office/word/2012/wordml" xmlns:w16cex="http://schemas.microsoft.com/office/word/2018/wordml/cex" xmlns:w16cid="http://schemas.microsoft.com/office/word/2016/wordml/cid" xmlns:w16="http://schemas.microsoft.com/office/word/2018/wordml" xmlns:w16du="http://schemas.microsoft.com/office/word/2023/wordml/word16du" xmlns:w16sdtdh="http://schemas.microsoft.com/office/word/2020/wordml/sdtdatahash" xmlns:w16sdtfl="http://schemas.microsoft.com/office/word/2024/wordml/sdtformatlock" xmlns:w16se="http://schemas.microsoft.com/office/word/2015/wordml/symex" xmlns:wpg="http://schemas.microsoft.com/office/word/2010/wordprocessingGroup" xmlns:wpi="http://schemas.microsoft.com/office/word/2010/wordprocessingInk" xmlns:wne="http://schemas.microsoft.com/office/word/2006/wordml" xmlns:wps="http://schemas.microsoft.com/office/word/2010/wordprocessingShape" mc:Ignorable="w14 w15 w16se w16cid w16 w16cex w16sdtdh w16sdtfl w16du wp14">
-  <w15:person w15:author="Turcotte, François (DFO/MPO)">
-    <w15:presenceInfo w15:providerId="AD" w15:userId="S::Francois.Turcotte@dfo-mpo.gc.ca::97ed8cfd-390e-4e3b-8ea4-6053e9c15dd0"/>
-  </w15:person>
-</w15:people>
-</file>
-
 <file path=word/styles.xml><?xml version="1.0" encoding="utf-8"?>
-<w:styles xmlns:mc="http://schemas.openxmlformats.org/markup-compatibility/2006" xmlns:r="http://schemas.openxmlformats.org/officeDocument/2006/relationships" xmlns:w="http://schemas.openxmlformats.org/wordprocessingml/2006/main" xmlns:w14="http://schemas.microsoft.com/office/word/2010/wordml" xmlns:w15="http://schemas.microsoft.com/office/word/2012/wordml" xmlns:w16cex="http://schemas.microsoft.com/office/word/2018/wordml/cex" xmlns:w16cid="http://schemas.microsoft.com/office/word/2016/wordml/cid" xmlns:w16="http://schemas.microsoft.com/office/word/2018/wordml" xmlns:w16du="http://schemas.microsoft.com/office/word/2023/wordml/word16du" xmlns:w16sdtdh="http://schemas.microsoft.com/office/word/2020/wordml/sdtdatahash" xmlns:w16sdtfl="http://schemas.microsoft.com/office/word/2024/wordml/sdtformatlock" xmlns:w16se="http://schemas.microsoft.com/office/word/2015/wordml/symex" mc:Ignorable="w14 w15 w16se w16cid w16 w16cex w16sdtdh w16sdtfl w16du">
+<w:styles xmlns:mc="http://schemas.openxmlformats.org/markup-compatibility/2006" xmlns:r="http://schemas.openxmlformats.org/officeDocument/2006/relationships" xmlns:w="http://schemas.openxmlformats.org/wordprocessingml/2006/main" xmlns:w14="http://schemas.microsoft.com/office/word/2010/wordml" xmlns:w15="http://schemas.microsoft.com/office/word/2012/wordml" mc:Ignorable="w14 w15">
   <w:docDefaults>
     <w:rPrDefault>
       <w:rPr>
@@ -12936,7 +12892,7 @@
       </w:pPr>
     </w:pPrDefault>
   </w:docDefaults>
-  <w:latentStyles w:defLockedState="0" w:defUIPriority="99" w:defSemiHidden="0" w:defUnhideWhenUsed="0" w:defQFormat="0" w:count="376">
+  <w:latentStyles w:defLockedState="0" w:defUIPriority="99" w:defSemiHidden="0" w:defUnhideWhenUsed="0" w:defQFormat="0" w:count="382">
     <w:lsdException w:name="Normal" w:uiPriority="0" w:qFormat="1"/>
     <w:lsdException w:name="heading 1" w:uiPriority="9" w:qFormat="1"/>
     <w:lsdException w:name="heading 2" w:semiHidden="1" w:uiPriority="9" w:unhideWhenUsed="1" w:qFormat="1"/>
@@ -13516,6 +13472,7 @@
   <w:style w:type="character" w:default="1" w:styleId="DefaultParagraphFont">
     <w:name w:val="Default Paragraph Font"/>
     <w:uiPriority w:val="1"/>
+    <w:semiHidden/>
     <w:unhideWhenUsed/>
   </w:style>
   <w:style w:type="table" w:default="1" w:styleId="TableNormal">

--- a/report.docx
+++ b/report.docx
@@ -1,6 +1,6 @@
 
 <file path=word/document.xml><?xml version="1.0" encoding="utf-8"?>
-<w:document xmlns:wpc="http://schemas.microsoft.com/office/word/2010/wordprocessingCanvas" xmlns:mo="http://schemas.microsoft.com/office/mac/office/2008/main" xmlns:mc="http://schemas.openxmlformats.org/markup-compatibility/2006" xmlns:mv="urn:schemas-microsoft-com:mac:vml" xmlns:o="urn:schemas-microsoft-com:office:office" xmlns:r="http://schemas.openxmlformats.org/officeDocument/2006/relationships" xmlns:m="http://schemas.openxmlformats.org/officeDocument/2006/math" xmlns:v="urn:schemas-microsoft-com:vml" xmlns:wp14="http://schemas.microsoft.com/office/word/2010/wordprocessingDrawing" xmlns:wp="http://schemas.openxmlformats.org/drawingml/2006/wordprocessingDrawing" xmlns:w10="urn:schemas-microsoft-com:office:word" xmlns:w="http://schemas.openxmlformats.org/wordprocessingml/2006/main" xmlns:w14="http://schemas.microsoft.com/office/word/2010/wordml" xmlns:w15="http://schemas.microsoft.com/office/word/2012/wordml" xmlns:wpg="http://schemas.microsoft.com/office/word/2010/wordprocessingGroup" xmlns:wpi="http://schemas.microsoft.com/office/word/2010/wordprocessingInk" xmlns:wne="http://schemas.microsoft.com/office/word/2006/wordml" xmlns:wps="http://schemas.microsoft.com/office/word/2010/wordprocessingShape" mc:Ignorable="w14 w15 wp14">
+<w:document xmlns:wpc="http://schemas.microsoft.com/office/word/2010/wordprocessingCanvas" xmlns:cx="http://schemas.microsoft.com/office/drawing/2014/chartex" xmlns:cx1="http://schemas.microsoft.com/office/drawing/2015/9/8/chartex" xmlns:cx2="http://schemas.microsoft.com/office/drawing/2015/10/21/chartex" xmlns:cx3="http://schemas.microsoft.com/office/drawing/2016/5/9/chartex" xmlns:cx4="http://schemas.microsoft.com/office/drawing/2016/5/10/chartex" xmlns:cx5="http://schemas.microsoft.com/office/drawing/2016/5/11/chartex" xmlns:cx6="http://schemas.microsoft.com/office/drawing/2016/5/12/chartex" xmlns:cx7="http://schemas.microsoft.com/office/drawing/2016/5/13/chartex" xmlns:cx8="http://schemas.microsoft.com/office/drawing/2016/5/14/chartex" xmlns:mc="http://schemas.openxmlformats.org/markup-compatibility/2006" xmlns:aink="http://schemas.microsoft.com/office/drawing/2016/ink" xmlns:am3d="http://schemas.microsoft.com/office/drawing/2017/model3d" xmlns:o="urn:schemas-microsoft-com:office:office" xmlns:oel="http://schemas.microsoft.com/office/2019/extlst" xmlns:r="http://schemas.openxmlformats.org/officeDocument/2006/relationships" xmlns:m="http://schemas.openxmlformats.org/officeDocument/2006/math" xmlns:v="urn:schemas-microsoft-com:vml" xmlns:wp14="http://schemas.microsoft.com/office/word/2010/wordprocessingDrawing" xmlns:wp="http://schemas.openxmlformats.org/drawingml/2006/wordprocessingDrawing" xmlns:w10="urn:schemas-microsoft-com:office:word" xmlns:w="http://schemas.openxmlformats.org/wordprocessingml/2006/main" xmlns:w14="http://schemas.microsoft.com/office/word/2010/wordml" xmlns:w15="http://schemas.microsoft.com/office/word/2012/wordml" xmlns:w16cex="http://schemas.microsoft.com/office/word/2018/wordml/cex" xmlns:w16cid="http://schemas.microsoft.com/office/word/2016/wordml/cid" xmlns:w16="http://schemas.microsoft.com/office/word/2018/wordml" xmlns:w16du="http://schemas.microsoft.com/office/word/2023/wordml/word16du" xmlns:w16sdtdh="http://schemas.microsoft.com/office/word/2020/wordml/sdtdatahash" xmlns:w16sdtfl="http://schemas.microsoft.com/office/word/2024/wordml/sdtformatlock" xmlns:w16se="http://schemas.microsoft.com/office/word/2015/wordml/symex" xmlns:wpg="http://schemas.microsoft.com/office/word/2010/wordprocessingGroup" xmlns:wpi="http://schemas.microsoft.com/office/word/2010/wordprocessingInk" xmlns:wne="http://schemas.microsoft.com/office/word/2006/wordml" xmlns:wps="http://schemas.microsoft.com/office/word/2010/wordprocessingShape" mc:Ignorable="w14 w15 w16se w16cid w16 w16cex w16sdtdh w16sdtfl w16du wp14">
   <w:body>
     <w:p>
       <w:pPr>
@@ -123,6 +123,19 @@
       <w:r>
         <w:rPr>
           <w:rFonts w:ascii="Arial" w:hAnsi="Arial" w:cs="Arial"/>
+          <w:highlight w:val="red"/>
+        </w:rPr>
+        <w:t>Sentence about stocks collapse and lack of recovery.</w:t>
+      </w:r>
+      <w:r>
+        <w:rPr>
+          <w:rFonts w:ascii="Arial" w:hAnsi="Arial" w:cs="Arial"/>
+        </w:rPr>
+        <w:t xml:space="preserve"> </w:t>
+      </w:r>
+      <w:r>
+        <w:rPr>
+          <w:rFonts w:ascii="Arial" w:hAnsi="Arial" w:cs="Arial"/>
         </w:rPr>
         <w:t>Under typical density</w:t>
       </w:r>
@@ -252,14 +265,14 @@
         <w:rPr>
           <w:rFonts w:ascii="Arial" w:hAnsi="Arial" w:cs="Arial"/>
         </w:rPr>
-        <w:t xml:space="preserve">Here, we use surplus production dynamics to examine the presence and strength of Allee effects across multiple Atlantic cod stocks within a common analytical framework, with particular emphasis on how productivity changes at low biomass and how these </w:t>
+        <w:t xml:space="preserve">Here, we use surplus production dynamics to examine the presence and strength of Allee effects across multiple Atlantic cod stocks within a common analytical framework, </w:t>
       </w:r>
       <w:r>
         <w:rPr>
           <w:rFonts w:ascii="Arial" w:hAnsi="Arial" w:cs="Arial"/>
         </w:rPr>
         <w:lastRenderedPageBreak/>
-        <w:t xml:space="preserve">changes relate to recovery following collapse. Specifically, we assess whether cod stocks exhibit Allee effect thresholds </w:t>
+        <w:t xml:space="preserve">with particular emphasis on how productivity changes at low biomass and how these changes relate to recovery following collapse. Specifically, we assess whether cod stocks exhibit Allee effect thresholds </w:t>
       </w:r>
       <w:r>
         <w:rPr>
@@ -339,7 +352,19 @@
         <w:rPr>
           <w:rFonts w:ascii="Arial" w:hAnsi="Arial" w:cs="Arial"/>
         </w:rPr>
-        <w:t>Atlantic Cod sotcks c</w:t>
+        <w:t>Atlantic Cod st</w:t>
+      </w:r>
+      <w:r>
+        <w:rPr>
+          <w:rFonts w:ascii="Arial" w:hAnsi="Arial" w:cs="Arial"/>
+        </w:rPr>
+        <w:t>o</w:t>
+      </w:r>
+      <w:r>
+        <w:rPr>
+          <w:rFonts w:ascii="Arial" w:hAnsi="Arial" w:cs="Arial"/>
+        </w:rPr>
+        <w:t>cks c</w:t>
       </w:r>
       <w:r>
         <w:rPr>
@@ -363,19 +388,7 @@
         <w:rPr>
           <w:rFonts w:ascii="Arial" w:hAnsi="Arial" w:cs="Arial"/>
         </w:rPr>
-        <w:t>DFO</w:t>
-      </w:r>
-      <w:r>
-        <w:rPr>
-          <w:rFonts w:ascii="Arial" w:hAnsi="Arial" w:cs="Arial"/>
-        </w:rPr>
-        <w:t>/NOAA</w:t>
-      </w:r>
-      <w:r>
-        <w:rPr>
-          <w:rFonts w:ascii="Arial" w:hAnsi="Arial" w:cs="Arial"/>
-        </w:rPr>
-        <w:t xml:space="preserve"> stock assessment </w:t>
+        <w:t xml:space="preserve">stock assessment </w:t>
       </w:r>
       <w:r>
         <w:rPr>
@@ -984,7 +997,7 @@
     </w:p>
     <w:tbl>
       <w:tblPr>
-        <w:tblW w:w="9918" w:type="dxa"/>
+        <w:tblW w:w="8725" w:type="dxa"/>
         <w:tblBorders>
           <w:top w:val="single" w:sz="4" w:space="0" w:color="auto"/>
           <w:left w:val="single" w:sz="4" w:space="0" w:color="auto"/>
@@ -999,8 +1012,7 @@
         <w:gridCol w:w="1521"/>
         <w:gridCol w:w="2704"/>
         <w:gridCol w:w="1300"/>
-        <w:gridCol w:w="2373"/>
-        <w:gridCol w:w="2020"/>
+        <w:gridCol w:w="3200"/>
       </w:tblGrid>
       <w:tr>
         <w:trPr>
@@ -1110,74 +1122,7 @@
         </w:tc>
         <w:tc>
           <w:tcPr>
-            <w:tcW w:w="2373" w:type="dxa"/>
-            <w:shd w:val="clear" w:color="auto" w:fill="auto"/>
-            <w:noWrap/>
-            <w:vAlign w:val="center"/>
-            <w:hideMark/>
-          </w:tcPr>
-          <w:p>
-            <w:pPr>
-              <w:spacing w:after="0" w:line="240" w:lineRule="auto"/>
-              <w:jc w:val="center"/>
-              <w:rPr>
-                <w:rFonts w:ascii="Aptos Narrow" w:eastAsia="Times New Roman" w:hAnsi="Aptos Narrow" w:cs="Times New Roman"/>
-                <w:color w:val="000000"/>
-                <w:kern w:val="0"/>
-                <w:sz w:val="18"/>
-                <w:szCs w:val="18"/>
-                <w14:ligatures w14:val="none"/>
-              </w:rPr>
-            </w:pPr>
-            <w:r>
-              <w:rPr>
-                <w:rFonts w:ascii="Aptos Narrow" w:eastAsia="Times New Roman" w:hAnsi="Aptos Narrow" w:cs="Times New Roman"/>
-                <w:color w:val="000000"/>
-                <w:kern w:val="0"/>
-                <w:sz w:val="18"/>
-                <w:szCs w:val="18"/>
-                <w14:ligatures w14:val="none"/>
-              </w:rPr>
-              <w:t>P</w:t>
-            </w:r>
-            <w:r>
-              <w:rPr>
-                <w:rFonts w:ascii="Aptos Narrow" w:eastAsia="Times New Roman" w:hAnsi="Aptos Narrow" w:cs="Times New Roman"/>
-                <w:color w:val="000000"/>
-                <w:kern w:val="0"/>
-                <w:sz w:val="18"/>
-                <w:szCs w:val="18"/>
-                <w14:ligatures w14:val="none"/>
-              </w:rPr>
-              <w:t>rimar</w:t>
-            </w:r>
-            <w:r>
-              <w:rPr>
-                <w:rFonts w:ascii="Aptos Narrow" w:eastAsia="Times New Roman" w:hAnsi="Aptos Narrow" w:cs="Times New Roman"/>
-                <w:color w:val="000000"/>
-                <w:kern w:val="0"/>
-                <w:sz w:val="18"/>
-                <w:szCs w:val="18"/>
-                <w14:ligatures w14:val="none"/>
-              </w:rPr>
-              <w:t xml:space="preserve">y </w:t>
-            </w:r>
-            <w:r>
-              <w:rPr>
-                <w:rFonts w:ascii="Aptos Narrow" w:eastAsia="Times New Roman" w:hAnsi="Aptos Narrow" w:cs="Times New Roman"/>
-                <w:color w:val="000000"/>
-                <w:kern w:val="0"/>
-                <w:sz w:val="18"/>
-                <w:szCs w:val="18"/>
-                <w14:ligatures w14:val="none"/>
-              </w:rPr>
-              <w:t>country</w:t>
-            </w:r>
-          </w:p>
-        </w:tc>
-        <w:tc>
-          <w:tcPr>
-            <w:tcW w:w="2020" w:type="dxa"/>
+            <w:tcW w:w="3200" w:type="dxa"/>
             <w:vAlign w:val="center"/>
           </w:tcPr>
           <w:p>
@@ -1213,8 +1158,8 @@
         </w:trPr>
         <w:tc>
           <w:tcPr>
-            <w:tcW w:w="9918" w:type="dxa"/>
-            <w:gridSpan w:val="5"/>
+            <w:tcW w:w="8725" w:type="dxa"/>
+            <w:gridSpan w:val="4"/>
             <w:shd w:val="clear" w:color="auto" w:fill="auto"/>
             <w:noWrap/>
             <w:vAlign w:val="center"/>
@@ -1353,41 +1298,7 @@
         </w:tc>
         <w:tc>
           <w:tcPr>
-            <w:tcW w:w="2373" w:type="dxa"/>
-            <w:shd w:val="clear" w:color="auto" w:fill="auto"/>
-            <w:noWrap/>
-            <w:vAlign w:val="center"/>
-            <w:hideMark/>
-          </w:tcPr>
-          <w:p>
-            <w:pPr>
-              <w:spacing w:after="0" w:line="240" w:lineRule="auto"/>
-              <w:jc w:val="center"/>
-              <w:rPr>
-                <w:rFonts w:ascii="Aptos Narrow" w:eastAsia="Times New Roman" w:hAnsi="Aptos Narrow" w:cs="Times New Roman"/>
-                <w:color w:val="000000"/>
-                <w:kern w:val="0"/>
-                <w:sz w:val="18"/>
-                <w:szCs w:val="18"/>
-                <w14:ligatures w14:val="none"/>
-              </w:rPr>
-            </w:pPr>
-            <w:r>
-              <w:rPr>
-                <w:rFonts w:ascii="Aptos Narrow" w:eastAsia="Times New Roman" w:hAnsi="Aptos Narrow" w:cs="Times New Roman"/>
-                <w:color w:val="000000"/>
-                <w:kern w:val="0"/>
-                <w:sz w:val="18"/>
-                <w:szCs w:val="18"/>
-                <w14:ligatures w14:val="none"/>
-              </w:rPr>
-              <w:t>Canada</w:t>
-            </w:r>
-          </w:p>
-        </w:tc>
-        <w:tc>
-          <w:tcPr>
-            <w:tcW w:w="2020" w:type="dxa"/>
+            <w:tcW w:w="3200" w:type="dxa"/>
             <w:vAlign w:val="center"/>
           </w:tcPr>
           <w:p>
@@ -1525,41 +1436,7 @@
         </w:tc>
         <w:tc>
           <w:tcPr>
-            <w:tcW w:w="2373" w:type="dxa"/>
-            <w:shd w:val="clear" w:color="auto" w:fill="auto"/>
-            <w:noWrap/>
-            <w:vAlign w:val="center"/>
-            <w:hideMark/>
-          </w:tcPr>
-          <w:p>
-            <w:pPr>
-              <w:spacing w:after="0" w:line="240" w:lineRule="auto"/>
-              <w:jc w:val="center"/>
-              <w:rPr>
-                <w:rFonts w:ascii="Aptos Narrow" w:eastAsia="Times New Roman" w:hAnsi="Aptos Narrow" w:cs="Times New Roman"/>
-                <w:color w:val="000000"/>
-                <w:kern w:val="0"/>
-                <w:sz w:val="18"/>
-                <w:szCs w:val="18"/>
-                <w14:ligatures w14:val="none"/>
-              </w:rPr>
-            </w:pPr>
-            <w:r>
-              <w:rPr>
-                <w:rFonts w:ascii="Aptos Narrow" w:eastAsia="Times New Roman" w:hAnsi="Aptos Narrow" w:cs="Times New Roman"/>
-                <w:color w:val="000000"/>
-                <w:kern w:val="0"/>
-                <w:sz w:val="18"/>
-                <w:szCs w:val="18"/>
-                <w14:ligatures w14:val="none"/>
-              </w:rPr>
-              <w:t>Canada</w:t>
-            </w:r>
-          </w:p>
-        </w:tc>
-        <w:tc>
-          <w:tcPr>
-            <w:tcW w:w="2020" w:type="dxa"/>
+            <w:tcW w:w="3200" w:type="dxa"/>
             <w:vAlign w:val="center"/>
           </w:tcPr>
           <w:p>
@@ -1697,41 +1574,7 @@
         </w:tc>
         <w:tc>
           <w:tcPr>
-            <w:tcW w:w="2373" w:type="dxa"/>
-            <w:shd w:val="clear" w:color="auto" w:fill="auto"/>
-            <w:noWrap/>
-            <w:vAlign w:val="center"/>
-            <w:hideMark/>
-          </w:tcPr>
-          <w:p>
-            <w:pPr>
-              <w:spacing w:after="0" w:line="240" w:lineRule="auto"/>
-              <w:jc w:val="center"/>
-              <w:rPr>
-                <w:rFonts w:ascii="Aptos Narrow" w:eastAsia="Times New Roman" w:hAnsi="Aptos Narrow" w:cs="Times New Roman"/>
-                <w:color w:val="000000"/>
-                <w:kern w:val="0"/>
-                <w:sz w:val="18"/>
-                <w:szCs w:val="18"/>
-                <w14:ligatures w14:val="none"/>
-              </w:rPr>
-            </w:pPr>
-            <w:r>
-              <w:rPr>
-                <w:rFonts w:ascii="Aptos Narrow" w:eastAsia="Times New Roman" w:hAnsi="Aptos Narrow" w:cs="Times New Roman"/>
-                <w:color w:val="000000"/>
-                <w:kern w:val="0"/>
-                <w:sz w:val="18"/>
-                <w:szCs w:val="18"/>
-                <w14:ligatures w14:val="none"/>
-              </w:rPr>
-              <w:t>Canada</w:t>
-            </w:r>
-          </w:p>
-        </w:tc>
-        <w:tc>
-          <w:tcPr>
-            <w:tcW w:w="2020" w:type="dxa"/>
+            <w:tcW w:w="3200" w:type="dxa"/>
             <w:vAlign w:val="center"/>
           </w:tcPr>
           <w:p>
@@ -1869,41 +1712,7 @@
         </w:tc>
         <w:tc>
           <w:tcPr>
-            <w:tcW w:w="2373" w:type="dxa"/>
-            <w:shd w:val="clear" w:color="auto" w:fill="auto"/>
-            <w:noWrap/>
-            <w:vAlign w:val="center"/>
-            <w:hideMark/>
-          </w:tcPr>
-          <w:p>
-            <w:pPr>
-              <w:spacing w:after="0" w:line="240" w:lineRule="auto"/>
-              <w:jc w:val="center"/>
-              <w:rPr>
-                <w:rFonts w:ascii="Aptos Narrow" w:eastAsia="Times New Roman" w:hAnsi="Aptos Narrow" w:cs="Times New Roman"/>
-                <w:color w:val="000000"/>
-                <w:kern w:val="0"/>
-                <w:sz w:val="18"/>
-                <w:szCs w:val="18"/>
-                <w14:ligatures w14:val="none"/>
-              </w:rPr>
-            </w:pPr>
-            <w:r>
-              <w:rPr>
-                <w:rFonts w:ascii="Aptos Narrow" w:eastAsia="Times New Roman" w:hAnsi="Aptos Narrow" w:cs="Times New Roman"/>
-                <w:color w:val="000000"/>
-                <w:kern w:val="0"/>
-                <w:sz w:val="18"/>
-                <w:szCs w:val="18"/>
-                <w14:ligatures w14:val="none"/>
-              </w:rPr>
-              <w:t>Canada</w:t>
-            </w:r>
-          </w:p>
-        </w:tc>
-        <w:tc>
-          <w:tcPr>
-            <w:tcW w:w="2020" w:type="dxa"/>
+            <w:tcW w:w="3200" w:type="dxa"/>
             <w:vAlign w:val="center"/>
           </w:tcPr>
           <w:p>
@@ -2041,41 +1850,7 @@
         </w:tc>
         <w:tc>
           <w:tcPr>
-            <w:tcW w:w="2373" w:type="dxa"/>
-            <w:shd w:val="clear" w:color="auto" w:fill="auto"/>
-            <w:noWrap/>
-            <w:vAlign w:val="center"/>
-            <w:hideMark/>
-          </w:tcPr>
-          <w:p>
-            <w:pPr>
-              <w:spacing w:after="0" w:line="240" w:lineRule="auto"/>
-              <w:jc w:val="center"/>
-              <w:rPr>
-                <w:rFonts w:ascii="Aptos Narrow" w:eastAsia="Times New Roman" w:hAnsi="Aptos Narrow" w:cs="Times New Roman"/>
-                <w:color w:val="000000"/>
-                <w:kern w:val="0"/>
-                <w:sz w:val="18"/>
-                <w:szCs w:val="18"/>
-                <w14:ligatures w14:val="none"/>
-              </w:rPr>
-            </w:pPr>
-            <w:r>
-              <w:rPr>
-                <w:rFonts w:ascii="Aptos Narrow" w:eastAsia="Times New Roman" w:hAnsi="Aptos Narrow" w:cs="Times New Roman"/>
-                <w:color w:val="000000"/>
-                <w:kern w:val="0"/>
-                <w:sz w:val="18"/>
-                <w:szCs w:val="18"/>
-                <w14:ligatures w14:val="none"/>
-              </w:rPr>
-              <w:t>Canada</w:t>
-            </w:r>
-          </w:p>
-        </w:tc>
-        <w:tc>
-          <w:tcPr>
-            <w:tcW w:w="2020" w:type="dxa"/>
+            <w:tcW w:w="3200" w:type="dxa"/>
             <w:vAlign w:val="center"/>
           </w:tcPr>
           <w:p>
@@ -2213,41 +1988,7 @@
         </w:tc>
         <w:tc>
           <w:tcPr>
-            <w:tcW w:w="2373" w:type="dxa"/>
-            <w:shd w:val="clear" w:color="auto" w:fill="auto"/>
-            <w:noWrap/>
-            <w:vAlign w:val="center"/>
-            <w:hideMark/>
-          </w:tcPr>
-          <w:p>
-            <w:pPr>
-              <w:spacing w:after="0" w:line="240" w:lineRule="auto"/>
-              <w:jc w:val="center"/>
-              <w:rPr>
-                <w:rFonts w:ascii="Aptos Narrow" w:eastAsia="Times New Roman" w:hAnsi="Aptos Narrow" w:cs="Times New Roman"/>
-                <w:color w:val="000000"/>
-                <w:kern w:val="0"/>
-                <w:sz w:val="18"/>
-                <w:szCs w:val="18"/>
-                <w14:ligatures w14:val="none"/>
-              </w:rPr>
-            </w:pPr>
-            <w:r>
-              <w:rPr>
-                <w:rFonts w:ascii="Aptos Narrow" w:eastAsia="Times New Roman" w:hAnsi="Aptos Narrow" w:cs="Times New Roman"/>
-                <w:color w:val="000000"/>
-                <w:kern w:val="0"/>
-                <w:sz w:val="18"/>
-                <w:szCs w:val="18"/>
-                <w14:ligatures w14:val="none"/>
-              </w:rPr>
-              <w:t>Canada</w:t>
-            </w:r>
-          </w:p>
-        </w:tc>
-        <w:tc>
-          <w:tcPr>
-            <w:tcW w:w="2020" w:type="dxa"/>
+            <w:tcW w:w="3200" w:type="dxa"/>
             <w:vAlign w:val="center"/>
           </w:tcPr>
           <w:p>
@@ -2382,40 +2123,7 @@
         </w:tc>
         <w:tc>
           <w:tcPr>
-            <w:tcW w:w="2373" w:type="dxa"/>
-            <w:shd w:val="clear" w:color="auto" w:fill="auto"/>
-            <w:noWrap/>
-            <w:vAlign w:val="center"/>
-          </w:tcPr>
-          <w:p>
-            <w:pPr>
-              <w:spacing w:after="0" w:line="240" w:lineRule="auto"/>
-              <w:jc w:val="center"/>
-              <w:rPr>
-                <w:rFonts w:ascii="Aptos Narrow" w:eastAsia="Times New Roman" w:hAnsi="Aptos Narrow" w:cs="Times New Roman"/>
-                <w:color w:val="000000"/>
-                <w:kern w:val="0"/>
-                <w:sz w:val="18"/>
-                <w:szCs w:val="18"/>
-                <w14:ligatures w14:val="none"/>
-              </w:rPr>
-            </w:pPr>
-            <w:r>
-              <w:rPr>
-                <w:rFonts w:ascii="Aptos Narrow" w:eastAsia="Times New Roman" w:hAnsi="Aptos Narrow" w:cs="Times New Roman"/>
-                <w:color w:val="000000"/>
-                <w:kern w:val="0"/>
-                <w:sz w:val="18"/>
-                <w:szCs w:val="18"/>
-                <w14:ligatures w14:val="none"/>
-              </w:rPr>
-              <w:t>Canada</w:t>
-            </w:r>
-          </w:p>
-        </w:tc>
-        <w:tc>
-          <w:tcPr>
-            <w:tcW w:w="2020" w:type="dxa"/>
+            <w:tcW w:w="3200" w:type="dxa"/>
             <w:vAlign w:val="center"/>
           </w:tcPr>
           <w:p>
@@ -2550,40 +2258,7 @@
         </w:tc>
         <w:tc>
           <w:tcPr>
-            <w:tcW w:w="2373" w:type="dxa"/>
-            <w:shd w:val="clear" w:color="auto" w:fill="auto"/>
-            <w:noWrap/>
-            <w:vAlign w:val="center"/>
-          </w:tcPr>
-          <w:p>
-            <w:pPr>
-              <w:spacing w:after="0" w:line="240" w:lineRule="auto"/>
-              <w:jc w:val="center"/>
-              <w:rPr>
-                <w:rFonts w:ascii="Aptos Narrow" w:eastAsia="Times New Roman" w:hAnsi="Aptos Narrow" w:cs="Times New Roman"/>
-                <w:color w:val="000000"/>
-                <w:kern w:val="0"/>
-                <w:sz w:val="18"/>
-                <w:szCs w:val="18"/>
-                <w14:ligatures w14:val="none"/>
-              </w:rPr>
-            </w:pPr>
-            <w:r>
-              <w:rPr>
-                <w:rFonts w:ascii="Aptos Narrow" w:eastAsia="Times New Roman" w:hAnsi="Aptos Narrow" w:cs="Times New Roman"/>
-                <w:color w:val="000000"/>
-                <w:kern w:val="0"/>
-                <w:sz w:val="18"/>
-                <w:szCs w:val="18"/>
-                <w14:ligatures w14:val="none"/>
-              </w:rPr>
-              <w:t>USA</w:t>
-            </w:r>
-          </w:p>
-        </w:tc>
-        <w:tc>
-          <w:tcPr>
-            <w:tcW w:w="2020" w:type="dxa"/>
+            <w:tcW w:w="3200" w:type="dxa"/>
             <w:vAlign w:val="center"/>
           </w:tcPr>
           <w:p>
@@ -2707,40 +2382,7 @@
         </w:tc>
         <w:tc>
           <w:tcPr>
-            <w:tcW w:w="2373" w:type="dxa"/>
-            <w:shd w:val="clear" w:color="auto" w:fill="auto"/>
-            <w:noWrap/>
-            <w:vAlign w:val="center"/>
-          </w:tcPr>
-          <w:p>
-            <w:pPr>
-              <w:spacing w:after="0" w:line="240" w:lineRule="auto"/>
-              <w:jc w:val="center"/>
-              <w:rPr>
-                <w:rFonts w:ascii="Aptos Narrow" w:eastAsia="Times New Roman" w:hAnsi="Aptos Narrow" w:cs="Times New Roman"/>
-                <w:color w:val="000000"/>
-                <w:kern w:val="0"/>
-                <w:sz w:val="18"/>
-                <w:szCs w:val="18"/>
-                <w14:ligatures w14:val="none"/>
-              </w:rPr>
-            </w:pPr>
-            <w:r>
-              <w:rPr>
-                <w:rFonts w:ascii="Aptos Narrow" w:eastAsia="Times New Roman" w:hAnsi="Aptos Narrow" w:cs="Times New Roman"/>
-                <w:color w:val="000000"/>
-                <w:kern w:val="0"/>
-                <w:sz w:val="18"/>
-                <w:szCs w:val="18"/>
-                <w14:ligatures w14:val="none"/>
-              </w:rPr>
-              <w:t>USA</w:t>
-            </w:r>
-          </w:p>
-        </w:tc>
-        <w:tc>
-          <w:tcPr>
-            <w:tcW w:w="2020" w:type="dxa"/>
+            <w:tcW w:w="3200" w:type="dxa"/>
             <w:vAlign w:val="center"/>
           </w:tcPr>
           <w:p>
@@ -2864,40 +2506,7 @@
         </w:tc>
         <w:tc>
           <w:tcPr>
-            <w:tcW w:w="2373" w:type="dxa"/>
-            <w:shd w:val="clear" w:color="auto" w:fill="auto"/>
-            <w:noWrap/>
-            <w:vAlign w:val="center"/>
-          </w:tcPr>
-          <w:p>
-            <w:pPr>
-              <w:spacing w:after="0" w:line="240" w:lineRule="auto"/>
-              <w:jc w:val="center"/>
-              <w:rPr>
-                <w:rFonts w:ascii="Aptos Narrow" w:eastAsia="Times New Roman" w:hAnsi="Aptos Narrow" w:cs="Times New Roman"/>
-                <w:color w:val="000000"/>
-                <w:kern w:val="0"/>
-                <w:sz w:val="18"/>
-                <w:szCs w:val="18"/>
-                <w14:ligatures w14:val="none"/>
-              </w:rPr>
-            </w:pPr>
-            <w:r>
-              <w:rPr>
-                <w:rFonts w:ascii="Aptos Narrow" w:eastAsia="Times New Roman" w:hAnsi="Aptos Narrow" w:cs="Times New Roman"/>
-                <w:color w:val="000000"/>
-                <w:kern w:val="0"/>
-                <w:sz w:val="18"/>
-                <w:szCs w:val="18"/>
-                <w14:ligatures w14:val="none"/>
-              </w:rPr>
-              <w:t>USA</w:t>
-            </w:r>
-          </w:p>
-        </w:tc>
-        <w:tc>
-          <w:tcPr>
-            <w:tcW w:w="2020" w:type="dxa"/>
+            <w:tcW w:w="3200" w:type="dxa"/>
             <w:vAlign w:val="center"/>
           </w:tcPr>
           <w:p>
@@ -3021,40 +2630,7 @@
         </w:tc>
         <w:tc>
           <w:tcPr>
-            <w:tcW w:w="2373" w:type="dxa"/>
-            <w:shd w:val="clear" w:color="auto" w:fill="auto"/>
-            <w:noWrap/>
-            <w:vAlign w:val="center"/>
-          </w:tcPr>
-          <w:p>
-            <w:pPr>
-              <w:spacing w:after="0" w:line="240" w:lineRule="auto"/>
-              <w:jc w:val="center"/>
-              <w:rPr>
-                <w:rFonts w:ascii="Aptos Narrow" w:eastAsia="Times New Roman" w:hAnsi="Aptos Narrow" w:cs="Times New Roman"/>
-                <w:color w:val="000000"/>
-                <w:kern w:val="0"/>
-                <w:sz w:val="18"/>
-                <w:szCs w:val="18"/>
-                <w14:ligatures w14:val="none"/>
-              </w:rPr>
-            </w:pPr>
-            <w:r>
-              <w:rPr>
-                <w:rFonts w:ascii="Aptos Narrow" w:eastAsia="Times New Roman" w:hAnsi="Aptos Narrow" w:cs="Times New Roman"/>
-                <w:color w:val="000000"/>
-                <w:kern w:val="0"/>
-                <w:sz w:val="18"/>
-                <w:szCs w:val="18"/>
-                <w14:ligatures w14:val="none"/>
-              </w:rPr>
-              <w:t>USA</w:t>
-            </w:r>
-          </w:p>
-        </w:tc>
-        <w:tc>
-          <w:tcPr>
-            <w:tcW w:w="2020" w:type="dxa"/>
+            <w:tcW w:w="3200" w:type="dxa"/>
             <w:vAlign w:val="center"/>
           </w:tcPr>
           <w:p>
@@ -3178,65 +2754,32 @@
         </w:tc>
         <w:tc>
           <w:tcPr>
-            <w:tcW w:w="2373" w:type="dxa"/>
-            <w:shd w:val="clear" w:color="auto" w:fill="auto"/>
-            <w:noWrap/>
-            <w:vAlign w:val="center"/>
-          </w:tcPr>
-          <w:p>
-            <w:pPr>
-              <w:spacing w:after="0" w:line="240" w:lineRule="auto"/>
-              <w:jc w:val="center"/>
-              <w:rPr>
-                <w:rFonts w:ascii="Aptos Narrow" w:eastAsia="Times New Roman" w:hAnsi="Aptos Narrow" w:cs="Times New Roman"/>
-                <w:color w:val="000000"/>
-                <w:kern w:val="0"/>
-                <w:sz w:val="18"/>
-                <w:szCs w:val="18"/>
-                <w14:ligatures w14:val="none"/>
-              </w:rPr>
-            </w:pPr>
-            <w:r>
-              <w:rPr>
-                <w:rFonts w:ascii="Aptos Narrow" w:eastAsia="Times New Roman" w:hAnsi="Aptos Narrow" w:cs="Times New Roman"/>
-                <w:color w:val="000000"/>
-                <w:kern w:val="0"/>
-                <w:sz w:val="18"/>
-                <w:szCs w:val="18"/>
-                <w14:ligatures w14:val="none"/>
-              </w:rPr>
-              <w:t>Spain</w:t>
-            </w:r>
-          </w:p>
-        </w:tc>
-        <w:tc>
-          <w:tcPr>
-            <w:tcW w:w="2020" w:type="dxa"/>
-            <w:vAlign w:val="center"/>
-          </w:tcPr>
-          <w:p>
-            <w:pPr>
-              <w:spacing w:after="0" w:line="240" w:lineRule="auto"/>
-              <w:jc w:val="center"/>
-              <w:rPr>
-                <w:rFonts w:ascii="Aptos Narrow" w:eastAsia="Times New Roman" w:hAnsi="Aptos Narrow" w:cs="Times New Roman"/>
-                <w:color w:val="000000"/>
-                <w:kern w:val="0"/>
-                <w:sz w:val="18"/>
-                <w:szCs w:val="18"/>
-                <w14:ligatures w14:val="none"/>
-              </w:rPr>
-            </w:pPr>
-            <w:r>
-              <w:rPr>
-                <w:rFonts w:ascii="Aptos Narrow" w:eastAsia="Times New Roman" w:hAnsi="Aptos Narrow" w:cs="Times New Roman"/>
-                <w:color w:val="000000"/>
-                <w:kern w:val="0"/>
-                <w:sz w:val="18"/>
-                <w:szCs w:val="18"/>
-                <w14:ligatures w14:val="none"/>
-              </w:rPr>
-              <w:t>RAM</w:t>
+            <w:tcW w:w="3200" w:type="dxa"/>
+            <w:vAlign w:val="center"/>
+          </w:tcPr>
+          <w:p>
+            <w:pPr>
+              <w:spacing w:after="0" w:line="240" w:lineRule="auto"/>
+              <w:jc w:val="center"/>
+              <w:rPr>
+                <w:rFonts w:ascii="Aptos Narrow" w:eastAsia="Times New Roman" w:hAnsi="Aptos Narrow" w:cs="Times New Roman"/>
+                <w:color w:val="000000"/>
+                <w:kern w:val="0"/>
+                <w:sz w:val="18"/>
+                <w:szCs w:val="18"/>
+                <w14:ligatures w14:val="none"/>
+              </w:rPr>
+            </w:pPr>
+            <w:r>
+              <w:rPr>
+                <w:rFonts w:ascii="Aptos Narrow" w:eastAsia="Times New Roman" w:hAnsi="Aptos Narrow" w:cs="Times New Roman"/>
+                <w:color w:val="000000"/>
+                <w:kern w:val="0"/>
+                <w:sz w:val="18"/>
+                <w:szCs w:val="18"/>
+                <w14:ligatures w14:val="none"/>
+              </w:rPr>
+              <w:t>Rideout et al. 2021</w:t>
             </w:r>
           </w:p>
         </w:tc>
@@ -3346,40 +2889,7 @@
         </w:tc>
         <w:tc>
           <w:tcPr>
-            <w:tcW w:w="2373" w:type="dxa"/>
-            <w:shd w:val="clear" w:color="auto" w:fill="auto"/>
-            <w:noWrap/>
-            <w:vAlign w:val="center"/>
-          </w:tcPr>
-          <w:p>
-            <w:pPr>
-              <w:spacing w:after="0" w:line="240" w:lineRule="auto"/>
-              <w:jc w:val="center"/>
-              <w:rPr>
-                <w:rFonts w:ascii="Aptos Narrow" w:eastAsia="Times New Roman" w:hAnsi="Aptos Narrow" w:cs="Times New Roman"/>
-                <w:color w:val="000000"/>
-                <w:kern w:val="0"/>
-                <w:sz w:val="18"/>
-                <w:szCs w:val="18"/>
-                <w14:ligatures w14:val="none"/>
-              </w:rPr>
-            </w:pPr>
-            <w:r>
-              <w:rPr>
-                <w:rFonts w:ascii="Aptos Narrow" w:eastAsia="Times New Roman" w:hAnsi="Aptos Narrow" w:cs="Times New Roman"/>
-                <w:color w:val="000000"/>
-                <w:kern w:val="0"/>
-                <w:sz w:val="18"/>
-                <w:szCs w:val="18"/>
-                <w14:ligatures w14:val="none"/>
-              </w:rPr>
-              <w:t>Greenland</w:t>
-            </w:r>
-          </w:p>
-        </w:tc>
-        <w:tc>
-          <w:tcPr>
-            <w:tcW w:w="2020" w:type="dxa"/>
+            <w:tcW w:w="3200" w:type="dxa"/>
             <w:vAlign w:val="center"/>
           </w:tcPr>
           <w:p>
@@ -3514,40 +3024,7 @@
         </w:tc>
         <w:tc>
           <w:tcPr>
-            <w:tcW w:w="2373" w:type="dxa"/>
-            <w:shd w:val="clear" w:color="auto" w:fill="auto"/>
-            <w:noWrap/>
-            <w:vAlign w:val="center"/>
-          </w:tcPr>
-          <w:p>
-            <w:pPr>
-              <w:spacing w:after="0" w:line="240" w:lineRule="auto"/>
-              <w:jc w:val="center"/>
-              <w:rPr>
-                <w:rFonts w:ascii="Aptos Narrow" w:eastAsia="Times New Roman" w:hAnsi="Aptos Narrow" w:cs="Times New Roman"/>
-                <w:color w:val="000000"/>
-                <w:kern w:val="0"/>
-                <w:sz w:val="18"/>
-                <w:szCs w:val="18"/>
-                <w14:ligatures w14:val="none"/>
-              </w:rPr>
-            </w:pPr>
-            <w:r>
-              <w:rPr>
-                <w:rFonts w:ascii="Aptos Narrow" w:eastAsia="Times New Roman" w:hAnsi="Aptos Narrow" w:cs="Times New Roman"/>
-                <w:color w:val="000000"/>
-                <w:kern w:val="0"/>
-                <w:sz w:val="18"/>
-                <w:szCs w:val="18"/>
-                <w14:ligatures w14:val="none"/>
-              </w:rPr>
-              <w:t>Greenland</w:t>
-            </w:r>
-          </w:p>
-        </w:tc>
-        <w:tc>
-          <w:tcPr>
-            <w:tcW w:w="2020" w:type="dxa"/>
+            <w:tcW w:w="3200" w:type="dxa"/>
             <w:vAlign w:val="center"/>
           </w:tcPr>
           <w:p>
@@ -3583,45 +3060,34 @@
         </w:trPr>
         <w:tc>
           <w:tcPr>
-            <w:tcW w:w="9918" w:type="dxa"/>
-            <w:gridSpan w:val="5"/>
-            <w:shd w:val="clear" w:color="auto" w:fill="auto"/>
-            <w:noWrap/>
-            <w:vAlign w:val="center"/>
-          </w:tcPr>
-          <w:p>
-            <w:pPr>
-              <w:spacing w:after="0" w:line="240" w:lineRule="auto"/>
-              <w:rPr>
-                <w:rFonts w:ascii="Aptos Narrow" w:eastAsia="Times New Roman" w:hAnsi="Aptos Narrow" w:cs="Times New Roman"/>
-                <w:color w:val="000000"/>
-                <w:kern w:val="0"/>
-                <w:sz w:val="18"/>
-                <w:szCs w:val="18"/>
-                <w14:ligatures w14:val="none"/>
-              </w:rPr>
-            </w:pPr>
-            <w:r>
-              <w:rPr>
-                <w:rFonts w:ascii="Aptos Narrow" w:eastAsia="Times New Roman" w:hAnsi="Aptos Narrow" w:cs="Times New Roman"/>
-                <w:color w:val="000000"/>
-                <w:kern w:val="0"/>
-                <w:sz w:val="18"/>
-                <w:szCs w:val="18"/>
-                <w14:ligatures w14:val="none"/>
-              </w:rPr>
-              <w:t>Northeast</w:t>
-            </w:r>
-            <w:r>
-              <w:rPr>
-                <w:rFonts w:ascii="Aptos Narrow" w:eastAsia="Times New Roman" w:hAnsi="Aptos Narrow" w:cs="Times New Roman"/>
-                <w:color w:val="000000"/>
-                <w:kern w:val="0"/>
-                <w:sz w:val="18"/>
-                <w:szCs w:val="18"/>
-                <w14:ligatures w14:val="none"/>
-              </w:rPr>
-              <w:t xml:space="preserve"> Atlantic stocks</w:t>
+            <w:tcW w:w="8725" w:type="dxa"/>
+            <w:gridSpan w:val="4"/>
+            <w:shd w:val="clear" w:color="auto" w:fill="auto"/>
+            <w:noWrap/>
+            <w:vAlign w:val="center"/>
+          </w:tcPr>
+          <w:p>
+            <w:pPr>
+              <w:spacing w:after="0" w:line="240" w:lineRule="auto"/>
+              <w:rPr>
+                <w:rFonts w:ascii="Aptos Narrow" w:eastAsia="Times New Roman" w:hAnsi="Aptos Narrow" w:cs="Times New Roman"/>
+                <w:color w:val="000000"/>
+                <w:kern w:val="0"/>
+                <w:sz w:val="18"/>
+                <w:szCs w:val="18"/>
+                <w14:ligatures w14:val="none"/>
+              </w:rPr>
+            </w:pPr>
+            <w:r>
+              <w:rPr>
+                <w:rFonts w:ascii="Aptos Narrow" w:eastAsia="Times New Roman" w:hAnsi="Aptos Narrow" w:cs="Times New Roman"/>
+                <w:color w:val="000000"/>
+                <w:kern w:val="0"/>
+                <w:sz w:val="18"/>
+                <w:szCs w:val="18"/>
+                <w14:ligatures w14:val="none"/>
+              </w:rPr>
+              <w:t>Northeast Atlantic stocks</w:t>
             </w:r>
           </w:p>
         </w:tc>
@@ -3734,41 +3200,7 @@
         </w:tc>
         <w:tc>
           <w:tcPr>
-            <w:tcW w:w="2373" w:type="dxa"/>
-            <w:shd w:val="clear" w:color="auto" w:fill="auto"/>
-            <w:noWrap/>
-            <w:vAlign w:val="center"/>
-            <w:hideMark/>
-          </w:tcPr>
-          <w:p>
-            <w:pPr>
-              <w:spacing w:after="0" w:line="240" w:lineRule="auto"/>
-              <w:jc w:val="center"/>
-              <w:rPr>
-                <w:rFonts w:ascii="Aptos Narrow" w:eastAsia="Times New Roman" w:hAnsi="Aptos Narrow" w:cs="Times New Roman"/>
-                <w:color w:val="000000"/>
-                <w:kern w:val="0"/>
-                <w:sz w:val="18"/>
-                <w:szCs w:val="18"/>
-                <w14:ligatures w14:val="none"/>
-              </w:rPr>
-            </w:pPr>
-            <w:r>
-              <w:rPr>
-                <w:rFonts w:ascii="Aptos Narrow" w:eastAsia="Times New Roman" w:hAnsi="Aptos Narrow" w:cs="Times New Roman"/>
-                <w:color w:val="000000"/>
-                <w:kern w:val="0"/>
-                <w:sz w:val="18"/>
-                <w:szCs w:val="18"/>
-                <w14:ligatures w14:val="none"/>
-              </w:rPr>
-              <w:t>Denmark</w:t>
-            </w:r>
-          </w:p>
-        </w:tc>
-        <w:tc>
-          <w:tcPr>
-            <w:tcW w:w="2020" w:type="dxa"/>
+            <w:tcW w:w="3200" w:type="dxa"/>
             <w:vAlign w:val="center"/>
           </w:tcPr>
           <w:p>
@@ -3906,41 +3338,7 @@
         </w:tc>
         <w:tc>
           <w:tcPr>
-            <w:tcW w:w="2373" w:type="dxa"/>
-            <w:shd w:val="clear" w:color="auto" w:fill="auto"/>
-            <w:noWrap/>
-            <w:vAlign w:val="center"/>
-            <w:hideMark/>
-          </w:tcPr>
-          <w:p>
-            <w:pPr>
-              <w:spacing w:after="0" w:line="240" w:lineRule="auto"/>
-              <w:jc w:val="center"/>
-              <w:rPr>
-                <w:rFonts w:ascii="Aptos Narrow" w:eastAsia="Times New Roman" w:hAnsi="Aptos Narrow" w:cs="Times New Roman"/>
-                <w:color w:val="000000"/>
-                <w:kern w:val="0"/>
-                <w:sz w:val="18"/>
-                <w:szCs w:val="18"/>
-                <w14:ligatures w14:val="none"/>
-              </w:rPr>
-            </w:pPr>
-            <w:r>
-              <w:rPr>
-                <w:rFonts w:ascii="Aptos Narrow" w:eastAsia="Times New Roman" w:hAnsi="Aptos Narrow" w:cs="Times New Roman"/>
-                <w:color w:val="000000"/>
-                <w:kern w:val="0"/>
-                <w:sz w:val="18"/>
-                <w:szCs w:val="18"/>
-                <w14:ligatures w14:val="none"/>
-              </w:rPr>
-              <w:t>Poland</w:t>
-            </w:r>
-          </w:p>
-        </w:tc>
-        <w:tc>
-          <w:tcPr>
-            <w:tcW w:w="2020" w:type="dxa"/>
+            <w:tcW w:w="3200" w:type="dxa"/>
             <w:vAlign w:val="center"/>
           </w:tcPr>
           <w:p>
@@ -4078,41 +3476,7 @@
         </w:tc>
         <w:tc>
           <w:tcPr>
-            <w:tcW w:w="2373" w:type="dxa"/>
-            <w:shd w:val="clear" w:color="auto" w:fill="auto"/>
-            <w:noWrap/>
-            <w:vAlign w:val="center"/>
-            <w:hideMark/>
-          </w:tcPr>
-          <w:p>
-            <w:pPr>
-              <w:spacing w:after="0" w:line="240" w:lineRule="auto"/>
-              <w:jc w:val="center"/>
-              <w:rPr>
-                <w:rFonts w:ascii="Aptos Narrow" w:eastAsia="Times New Roman" w:hAnsi="Aptos Narrow" w:cs="Times New Roman"/>
-                <w:color w:val="000000"/>
-                <w:kern w:val="0"/>
-                <w:sz w:val="18"/>
-                <w:szCs w:val="18"/>
-                <w14:ligatures w14:val="none"/>
-              </w:rPr>
-            </w:pPr>
-            <w:r>
-              <w:rPr>
-                <w:rFonts w:ascii="Aptos Narrow" w:eastAsia="Times New Roman" w:hAnsi="Aptos Narrow" w:cs="Times New Roman"/>
-                <w:color w:val="000000"/>
-                <w:kern w:val="0"/>
-                <w:sz w:val="18"/>
-                <w:szCs w:val="18"/>
-                <w14:ligatures w14:val="none"/>
-              </w:rPr>
-              <w:t>Faroe Islands</w:t>
-            </w:r>
-          </w:p>
-        </w:tc>
-        <w:tc>
-          <w:tcPr>
-            <w:tcW w:w="2020" w:type="dxa"/>
+            <w:tcW w:w="3200" w:type="dxa"/>
             <w:vAlign w:val="center"/>
           </w:tcPr>
           <w:p>
@@ -4250,41 +3614,7 @@
         </w:tc>
         <w:tc>
           <w:tcPr>
-            <w:tcW w:w="2373" w:type="dxa"/>
-            <w:shd w:val="clear" w:color="auto" w:fill="auto"/>
-            <w:noWrap/>
-            <w:vAlign w:val="center"/>
-            <w:hideMark/>
-          </w:tcPr>
-          <w:p>
-            <w:pPr>
-              <w:spacing w:after="0" w:line="240" w:lineRule="auto"/>
-              <w:jc w:val="center"/>
-              <w:rPr>
-                <w:rFonts w:ascii="Aptos Narrow" w:eastAsia="Times New Roman" w:hAnsi="Aptos Narrow" w:cs="Times New Roman"/>
-                <w:color w:val="000000"/>
-                <w:kern w:val="0"/>
-                <w:sz w:val="18"/>
-                <w:szCs w:val="18"/>
-                <w14:ligatures w14:val="none"/>
-              </w:rPr>
-            </w:pPr>
-            <w:r>
-              <w:rPr>
-                <w:rFonts w:ascii="Aptos Narrow" w:eastAsia="Times New Roman" w:hAnsi="Aptos Narrow" w:cs="Times New Roman"/>
-                <w:color w:val="000000"/>
-                <w:kern w:val="0"/>
-                <w:sz w:val="18"/>
-                <w:szCs w:val="18"/>
-                <w14:ligatures w14:val="none"/>
-              </w:rPr>
-              <w:t>Iceland</w:t>
-            </w:r>
-          </w:p>
-        </w:tc>
-        <w:tc>
-          <w:tcPr>
-            <w:tcW w:w="2020" w:type="dxa"/>
+            <w:tcW w:w="3200" w:type="dxa"/>
             <w:vAlign w:val="center"/>
           </w:tcPr>
           <w:p>
@@ -4422,41 +3752,7 @@
         </w:tc>
         <w:tc>
           <w:tcPr>
-            <w:tcW w:w="2373" w:type="dxa"/>
-            <w:shd w:val="clear" w:color="auto" w:fill="auto"/>
-            <w:noWrap/>
-            <w:vAlign w:val="center"/>
-            <w:hideMark/>
-          </w:tcPr>
-          <w:p>
-            <w:pPr>
-              <w:spacing w:after="0" w:line="240" w:lineRule="auto"/>
-              <w:jc w:val="center"/>
-              <w:rPr>
-                <w:rFonts w:ascii="Aptos Narrow" w:eastAsia="Times New Roman" w:hAnsi="Aptos Narrow" w:cs="Times New Roman"/>
-                <w:color w:val="000000"/>
-                <w:kern w:val="0"/>
-                <w:sz w:val="18"/>
-                <w:szCs w:val="18"/>
-                <w14:ligatures w14:val="none"/>
-              </w:rPr>
-            </w:pPr>
-            <w:r>
-              <w:rPr>
-                <w:rFonts w:ascii="Aptos Narrow" w:eastAsia="Times New Roman" w:hAnsi="Aptos Narrow" w:cs="Times New Roman"/>
-                <w:color w:val="000000"/>
-                <w:kern w:val="0"/>
-                <w:sz w:val="18"/>
-                <w:szCs w:val="18"/>
-                <w14:ligatures w14:val="none"/>
-              </w:rPr>
-              <w:t>United Kingdom</w:t>
-            </w:r>
-          </w:p>
-        </w:tc>
-        <w:tc>
-          <w:tcPr>
-            <w:tcW w:w="2020" w:type="dxa"/>
+            <w:tcW w:w="3200" w:type="dxa"/>
             <w:vAlign w:val="center"/>
           </w:tcPr>
           <w:p>
@@ -4594,41 +3890,7 @@
         </w:tc>
         <w:tc>
           <w:tcPr>
-            <w:tcW w:w="2373" w:type="dxa"/>
-            <w:shd w:val="clear" w:color="auto" w:fill="auto"/>
-            <w:noWrap/>
-            <w:vAlign w:val="center"/>
-            <w:hideMark/>
-          </w:tcPr>
-          <w:p>
-            <w:pPr>
-              <w:spacing w:after="0" w:line="240" w:lineRule="auto"/>
-              <w:jc w:val="center"/>
-              <w:rPr>
-                <w:rFonts w:ascii="Aptos Narrow" w:eastAsia="Times New Roman" w:hAnsi="Aptos Narrow" w:cs="Times New Roman"/>
-                <w:color w:val="000000"/>
-                <w:kern w:val="0"/>
-                <w:sz w:val="18"/>
-                <w:szCs w:val="18"/>
-                <w14:ligatures w14:val="none"/>
-              </w:rPr>
-            </w:pPr>
-            <w:r>
-              <w:rPr>
-                <w:rFonts w:ascii="Aptos Narrow" w:eastAsia="Times New Roman" w:hAnsi="Aptos Narrow" w:cs="Times New Roman"/>
-                <w:color w:val="000000"/>
-                <w:kern w:val="0"/>
-                <w:sz w:val="18"/>
-                <w:szCs w:val="18"/>
-                <w14:ligatures w14:val="none"/>
-              </w:rPr>
-              <w:t>Ireland</w:t>
-            </w:r>
-          </w:p>
-        </w:tc>
-        <w:tc>
-          <w:tcPr>
-            <w:tcW w:w="2020" w:type="dxa"/>
+            <w:tcW w:w="3200" w:type="dxa"/>
             <w:vAlign w:val="center"/>
           </w:tcPr>
           <w:p>
@@ -4766,41 +4028,7 @@
         </w:tc>
         <w:tc>
           <w:tcPr>
-            <w:tcW w:w="2373" w:type="dxa"/>
-            <w:shd w:val="clear" w:color="auto" w:fill="auto"/>
-            <w:noWrap/>
-            <w:vAlign w:val="center"/>
-            <w:hideMark/>
-          </w:tcPr>
-          <w:p>
-            <w:pPr>
-              <w:spacing w:after="0" w:line="240" w:lineRule="auto"/>
-              <w:jc w:val="center"/>
-              <w:rPr>
-                <w:rFonts w:ascii="Aptos Narrow" w:eastAsia="Times New Roman" w:hAnsi="Aptos Narrow" w:cs="Times New Roman"/>
-                <w:color w:val="000000"/>
-                <w:kern w:val="0"/>
-                <w:sz w:val="18"/>
-                <w:szCs w:val="18"/>
-                <w14:ligatures w14:val="none"/>
-              </w:rPr>
-            </w:pPr>
-            <w:r>
-              <w:rPr>
-                <w:rFonts w:ascii="Aptos Narrow" w:eastAsia="Times New Roman" w:hAnsi="Aptos Narrow" w:cs="Times New Roman"/>
-                <w:color w:val="000000"/>
-                <w:kern w:val="0"/>
-                <w:sz w:val="18"/>
-                <w:szCs w:val="18"/>
-                <w14:ligatures w14:val="none"/>
-              </w:rPr>
-              <w:t>Norway</w:t>
-            </w:r>
-          </w:p>
-        </w:tc>
-        <w:tc>
-          <w:tcPr>
-            <w:tcW w:w="2020" w:type="dxa"/>
+            <w:tcW w:w="3200" w:type="dxa"/>
             <w:vAlign w:val="center"/>
           </w:tcPr>
           <w:p>
@@ -4938,41 +4166,7 @@
         </w:tc>
         <w:tc>
           <w:tcPr>
-            <w:tcW w:w="2373" w:type="dxa"/>
-            <w:shd w:val="clear" w:color="auto" w:fill="auto"/>
-            <w:noWrap/>
-            <w:vAlign w:val="center"/>
-            <w:hideMark/>
-          </w:tcPr>
-          <w:p>
-            <w:pPr>
-              <w:spacing w:after="0" w:line="240" w:lineRule="auto"/>
-              <w:jc w:val="center"/>
-              <w:rPr>
-                <w:rFonts w:ascii="Aptos Narrow" w:eastAsia="Times New Roman" w:hAnsi="Aptos Narrow" w:cs="Times New Roman"/>
-                <w:color w:val="000000"/>
-                <w:kern w:val="0"/>
-                <w:sz w:val="18"/>
-                <w:szCs w:val="18"/>
-                <w14:ligatures w14:val="none"/>
-              </w:rPr>
-            </w:pPr>
-            <w:r>
-              <w:rPr>
-                <w:rFonts w:ascii="Aptos Narrow" w:eastAsia="Times New Roman" w:hAnsi="Aptos Narrow" w:cs="Times New Roman"/>
-                <w:color w:val="000000"/>
-                <w:kern w:val="0"/>
-                <w:sz w:val="18"/>
-                <w:szCs w:val="18"/>
-                <w14:ligatures w14:val="none"/>
-              </w:rPr>
-              <w:t>United Kingdom</w:t>
-            </w:r>
-          </w:p>
-        </w:tc>
-        <w:tc>
-          <w:tcPr>
-            <w:tcW w:w="2020" w:type="dxa"/>
+            <w:tcW w:w="3200" w:type="dxa"/>
             <w:vAlign w:val="center"/>
           </w:tcPr>
           <w:p>
@@ -5110,41 +4304,7 @@
         </w:tc>
         <w:tc>
           <w:tcPr>
-            <w:tcW w:w="2373" w:type="dxa"/>
-            <w:shd w:val="clear" w:color="auto" w:fill="auto"/>
-            <w:noWrap/>
-            <w:vAlign w:val="center"/>
-            <w:hideMark/>
-          </w:tcPr>
-          <w:p>
-            <w:pPr>
-              <w:spacing w:after="0" w:line="240" w:lineRule="auto"/>
-              <w:jc w:val="center"/>
-              <w:rPr>
-                <w:rFonts w:ascii="Aptos Narrow" w:eastAsia="Times New Roman" w:hAnsi="Aptos Narrow" w:cs="Times New Roman"/>
-                <w:color w:val="000000"/>
-                <w:kern w:val="0"/>
-                <w:sz w:val="18"/>
-                <w:szCs w:val="18"/>
-                <w14:ligatures w14:val="none"/>
-              </w:rPr>
-            </w:pPr>
-            <w:r>
-              <w:rPr>
-                <w:rFonts w:ascii="Aptos Narrow" w:eastAsia="Times New Roman" w:hAnsi="Aptos Narrow" w:cs="Times New Roman"/>
-                <w:color w:val="000000"/>
-                <w:kern w:val="0"/>
-                <w:sz w:val="18"/>
-                <w:szCs w:val="18"/>
-                <w14:ligatures w14:val="none"/>
-              </w:rPr>
-              <w:t>France</w:t>
-            </w:r>
-          </w:p>
-        </w:tc>
-        <w:tc>
-          <w:tcPr>
-            <w:tcW w:w="2020" w:type="dxa"/>
+            <w:tcW w:w="3200" w:type="dxa"/>
             <w:vAlign w:val="center"/>
           </w:tcPr>
           <w:p>
@@ -5932,7 +5092,13 @@
         <w:rPr>
           <w:rFonts w:ascii="Arial" w:hAnsi="Arial" w:cs="Arial"/>
         </w:rPr>
-        <w:t>23</w:t>
+        <w:t>2</w:t>
+      </w:r>
+      <w:r>
+        <w:rPr>
+          <w:rFonts w:ascii="Arial" w:hAnsi="Arial" w:cs="Arial"/>
+        </w:rPr>
+        <w:t>4</w:t>
       </w:r>
       <w:r>
         <w:rPr>
@@ -5951,10 +5117,10 @@
         </w:rPr>
         <w:lastRenderedPageBreak/>
         <w:drawing>
-          <wp:inline distT="0" distB="0" distL="0" distR="0" wp14:anchorId="01AD657C" wp14:editId="4A1389AD">
-            <wp:extent cx="5943600" cy="4457700"/>
+          <wp:inline distT="0" distB="0" distL="0" distR="0" wp14:anchorId="6A1636A3" wp14:editId="7EF57A67">
+            <wp:extent cx="5943600" cy="5094605"/>
             <wp:effectExtent l="0" t="0" r="0" b="0"/>
-            <wp:docPr id="1821756522" name="Picture 1" descr="A graph of different colored lines&#10;&#10;AI-generated content may be incorrect."/>
+            <wp:docPr id="373939452" name="Picture 1" descr="A graph of different types of graphs&#10;&#10;AI-generated content may be incorrect."/>
             <wp:cNvGraphicFramePr>
               <a:graphicFrameLocks xmlns:a="http://schemas.openxmlformats.org/drawingml/2006/main" noChangeAspect="1"/>
             </wp:cNvGraphicFramePr>
@@ -5962,7 +5128,7 @@
               <a:graphicData uri="http://schemas.openxmlformats.org/drawingml/2006/picture">
                 <pic:pic xmlns:pic="http://schemas.openxmlformats.org/drawingml/2006/picture">
                   <pic:nvPicPr>
-                    <pic:cNvPr id="1821756522" name="Picture 1" descr="A graph of different colored lines&#10;&#10;AI-generated content may be incorrect."/>
+                    <pic:cNvPr id="373939452" name="Picture 1" descr="A graph of different types of graphs&#10;&#10;AI-generated content may be incorrect."/>
                     <pic:cNvPicPr>
                       <a:picLocks noChangeAspect="1" noChangeArrowheads="1"/>
                     </pic:cNvPicPr>
@@ -5983,7 +5149,7 @@
                   <pic:spPr bwMode="auto">
                     <a:xfrm>
                       <a:off x="0" y="0"/>
-                      <a:ext cx="5943600" cy="4457700"/>
+                      <a:ext cx="5943600" cy="5094605"/>
                     </a:xfrm>
                     <a:prstGeom prst="rect">
                       <a:avLst/>
@@ -6130,7 +5296,14 @@
         <w:t>the assumed stock biomass limit reference point.</w:t>
       </w:r>
     </w:p>
-    <w:p/>
+    <w:p>
+      <w:r>
+        <w:rPr>
+          <w:highlight w:val="yellow"/>
+        </w:rPr>
+        <w:t>Remove COD in front of names</w:t>
+      </w:r>
+    </w:p>
     <w:p/>
     <w:p>
       <w:pPr>
@@ -6351,10 +5524,10 @@
         </w:rPr>
         <w:lastRenderedPageBreak/>
         <w:drawing>
-          <wp:inline distT="0" distB="0" distL="0" distR="0" wp14:anchorId="3ACCC3EE" wp14:editId="1D382394">
+          <wp:inline distT="0" distB="0" distL="0" distR="0" wp14:anchorId="3E6A4077" wp14:editId="47D62FD3">
             <wp:extent cx="5943600" cy="6792595"/>
             <wp:effectExtent l="0" t="0" r="0" b="8255"/>
-            <wp:docPr id="1163809255" name="Picture 6" descr="A graph of different numbers&#10;&#10;AI-generated content may be incorrect."/>
+            <wp:docPr id="221779071" name="Picture 2" descr="A graph of different types of data&#10;&#10;AI-generated content may be incorrect."/>
             <wp:cNvGraphicFramePr>
               <a:graphicFrameLocks xmlns:a="http://schemas.openxmlformats.org/drawingml/2006/main" noChangeAspect="1"/>
             </wp:cNvGraphicFramePr>
@@ -6362,7 +5535,7 @@
               <a:graphicData uri="http://schemas.openxmlformats.org/drawingml/2006/picture">
                 <pic:pic xmlns:pic="http://schemas.openxmlformats.org/drawingml/2006/picture">
                   <pic:nvPicPr>
-                    <pic:cNvPr id="1163809255" name="Picture 6" descr="A graph of different numbers&#10;&#10;AI-generated content may be incorrect."/>
+                    <pic:cNvPr id="221779071" name="Picture 2" descr="A graph of different types of data&#10;&#10;AI-generated content may be incorrect."/>
                     <pic:cNvPicPr>
                       <a:picLocks noChangeAspect="1" noChangeArrowheads="1"/>
                     </pic:cNvPicPr>
@@ -6512,14 +5685,27 @@
         <w:lastRenderedPageBreak/>
         <w:t xml:space="preserve">Table </w:t>
       </w:r>
-      <w:fldSimple w:instr=" SEQ Table \* ARABIC ">
-        <w:r>
-          <w:rPr>
-            <w:noProof/>
-          </w:rPr>
-          <w:t>2</w:t>
-        </w:r>
-      </w:fldSimple>
+      <w:r>
+        <w:fldChar w:fldCharType="begin"/>
+      </w:r>
+      <w:r>
+        <w:instrText xml:space="preserve"> SEQ Table \* ARABIC </w:instrText>
+      </w:r>
+      <w:r>
+        <w:fldChar w:fldCharType="separate"/>
+      </w:r>
+      <w:r>
+        <w:rPr>
+          <w:noProof/>
+        </w:rPr>
+        <w:t>2</w:t>
+      </w:r>
+      <w:r>
+        <w:rPr>
+          <w:noProof/>
+        </w:rPr>
+        <w:fldChar w:fldCharType="end"/>
+      </w:r>
       <w:r>
         <w:t xml:space="preserve">: </w:t>
       </w:r>
@@ -6537,17 +5723,7 @@
           <w:sz w:val="20"/>
           <w:szCs w:val="20"/>
         </w:rPr>
-        <w:t xml:space="preserve">Allee effect strength (As), production rate at lowest observed biomass, lowest depletion level </w:t>
-      </w:r>
-      <w:bookmarkStart w:id="0" w:name="_GoBack"/>
-      <w:bookmarkEnd w:id="0"/>
-      <w:r>
-        <w:rPr>
-          <w:color w:val="auto"/>
-          <w:sz w:val="20"/>
-          <w:szCs w:val="20"/>
-        </w:rPr>
-        <w:t>(fraction of proxy for biomass limit reference point), Allee effect detected, and stock status in terminal year.</w:t>
+        <w:t>Allee effect strength (As), production rate at lowest observed biomass, lowest depletion level (fraction of proxy for biomass limit reference point), Allee effect detected, and stock status in terminal year.</w:t>
       </w:r>
     </w:p>
     <w:tbl>
@@ -6673,7 +5849,18 @@
                 <w:szCs w:val="18"/>
                 <w14:ligatures w14:val="none"/>
               </w:rPr>
-              <w:t>Production rate at lowest observed biomass</w:t>
+              <w:t>Mean p</w:t>
+            </w:r>
+            <w:r>
+              <w:rPr>
+                <w:rFonts w:ascii="Aptos Narrow" w:eastAsia="Times New Roman" w:hAnsi="Aptos Narrow" w:cs="Times New Roman"/>
+                <w:color w:val="000000"/>
+                <w:kern w:val="0"/>
+                <w:sz w:val="18"/>
+                <w:szCs w:val="18"/>
+                <w14:ligatures w14:val="none"/>
+              </w:rPr>
+              <w:t>roduction rate at lowest observed biomass</w:t>
             </w:r>
           </w:p>
         </w:tc>
@@ -6783,201 +5970,34 @@
         </w:trPr>
         <w:tc>
           <w:tcPr>
-            <w:tcW w:w="1800" w:type="dxa"/>
-            <w:shd w:val="clear" w:color="auto" w:fill="auto"/>
-            <w:noWrap/>
-            <w:vAlign w:val="center"/>
-            <w:hideMark/>
-          </w:tcPr>
-          <w:p>
-            <w:pPr>
-              <w:spacing w:after="0" w:line="240" w:lineRule="auto"/>
-              <w:rPr>
-                <w:rFonts w:ascii="Aptos Narrow" w:eastAsia="Times New Roman" w:hAnsi="Aptos Narrow" w:cs="Times New Roman"/>
-                <w:color w:val="000000"/>
-                <w:kern w:val="0"/>
-                <w:sz w:val="18"/>
-                <w:szCs w:val="18"/>
-                <w14:ligatures w14:val="none"/>
-              </w:rPr>
-            </w:pPr>
-            <w:r>
-              <w:rPr>
-                <w:rFonts w:ascii="Aptos Narrow" w:eastAsia="Times New Roman" w:hAnsi="Aptos Narrow" w:cs="Times New Roman"/>
-                <w:color w:val="000000"/>
-                <w:kern w:val="0"/>
-                <w:sz w:val="18"/>
-                <w:szCs w:val="18"/>
-                <w14:ligatures w14:val="none"/>
-              </w:rPr>
-              <w:t>CODICE</w:t>
-            </w:r>
-          </w:p>
-        </w:tc>
-        <w:tc>
-          <w:tcPr>
-            <w:tcW w:w="1125" w:type="dxa"/>
-            <w:shd w:val="clear" w:color="auto" w:fill="auto"/>
-            <w:noWrap/>
-            <w:vAlign w:val="center"/>
-            <w:hideMark/>
-          </w:tcPr>
-          <w:p>
-            <w:pPr>
-              <w:spacing w:after="0" w:line="240" w:lineRule="auto"/>
-              <w:jc w:val="center"/>
-              <w:rPr>
-                <w:rFonts w:ascii="Aptos Narrow" w:eastAsia="Times New Roman" w:hAnsi="Aptos Narrow" w:cs="Times New Roman"/>
-                <w:color w:val="000000"/>
-                <w:kern w:val="0"/>
-                <w:sz w:val="18"/>
-                <w:szCs w:val="18"/>
-                <w14:ligatures w14:val="none"/>
-              </w:rPr>
-            </w:pPr>
-            <w:r>
-              <w:rPr>
-                <w:rFonts w:ascii="Aptos Narrow" w:eastAsia="Times New Roman" w:hAnsi="Aptos Narrow" w:cs="Times New Roman"/>
-                <w:color w:val="000000"/>
-                <w:kern w:val="0"/>
-                <w:sz w:val="18"/>
-                <w:szCs w:val="18"/>
-                <w14:ligatures w14:val="none"/>
-              </w:rPr>
-              <w:t>-</w:t>
-            </w:r>
-          </w:p>
-        </w:tc>
-        <w:tc>
-          <w:tcPr>
-            <w:tcW w:w="1652" w:type="dxa"/>
-            <w:shd w:val="clear" w:color="auto" w:fill="auto"/>
-            <w:noWrap/>
-            <w:vAlign w:val="center"/>
-            <w:hideMark/>
-          </w:tcPr>
-          <w:p>
-            <w:pPr>
-              <w:spacing w:after="0" w:line="240" w:lineRule="auto"/>
-              <w:jc w:val="center"/>
-              <w:rPr>
-                <w:rFonts w:ascii="Aptos Narrow" w:eastAsia="Times New Roman" w:hAnsi="Aptos Narrow" w:cs="Times New Roman"/>
-                <w:color w:val="000000"/>
-                <w:kern w:val="0"/>
-                <w:sz w:val="18"/>
-                <w:szCs w:val="18"/>
-                <w14:ligatures w14:val="none"/>
-              </w:rPr>
-            </w:pPr>
-            <w:r>
-              <w:rPr>
-                <w:rFonts w:ascii="Aptos Narrow" w:eastAsia="Times New Roman" w:hAnsi="Aptos Narrow" w:cs="Times New Roman"/>
-                <w:color w:val="000000"/>
-                <w:kern w:val="0"/>
-                <w:sz w:val="18"/>
-                <w:szCs w:val="18"/>
-                <w14:ligatures w14:val="none"/>
-              </w:rPr>
-              <w:t>0.51</w:t>
-            </w:r>
-          </w:p>
-        </w:tc>
-        <w:tc>
-          <w:tcPr>
-            <w:tcW w:w="2227" w:type="dxa"/>
-            <w:shd w:val="clear" w:color="auto" w:fill="auto"/>
-            <w:noWrap/>
-            <w:vAlign w:val="center"/>
-            <w:hideMark/>
-          </w:tcPr>
-          <w:p>
-            <w:pPr>
-              <w:spacing w:after="0" w:line="240" w:lineRule="auto"/>
-              <w:jc w:val="center"/>
-              <w:rPr>
-                <w:rFonts w:ascii="Aptos Narrow" w:eastAsia="Times New Roman" w:hAnsi="Aptos Narrow" w:cs="Times New Roman"/>
-                <w:color w:val="000000"/>
-                <w:kern w:val="0"/>
-                <w:sz w:val="18"/>
-                <w:szCs w:val="18"/>
-                <w14:ligatures w14:val="none"/>
-              </w:rPr>
-            </w:pPr>
-            <w:r>
-              <w:rPr>
-                <w:rFonts w:ascii="Aptos Narrow" w:eastAsia="Times New Roman" w:hAnsi="Aptos Narrow" w:cs="Times New Roman"/>
-                <w:color w:val="000000"/>
-                <w:kern w:val="0"/>
-                <w:sz w:val="18"/>
-                <w:szCs w:val="18"/>
-                <w14:ligatures w14:val="none"/>
-              </w:rPr>
-              <w:t>0.59</w:t>
-            </w:r>
-          </w:p>
-        </w:tc>
-        <w:tc>
-          <w:tcPr>
-            <w:tcW w:w="1418" w:type="dxa"/>
-            <w:vAlign w:val="center"/>
-          </w:tcPr>
-          <w:p>
-            <w:pPr>
-              <w:spacing w:after="0" w:line="240" w:lineRule="auto"/>
-              <w:jc w:val="center"/>
-              <w:rPr>
-                <w:rFonts w:ascii="Aptos Narrow" w:eastAsia="Times New Roman" w:hAnsi="Aptos Narrow" w:cs="Times New Roman"/>
-                <w:color w:val="000000"/>
-                <w:kern w:val="0"/>
-                <w:sz w:val="18"/>
-                <w:szCs w:val="18"/>
-                <w14:ligatures w14:val="none"/>
-              </w:rPr>
-            </w:pPr>
-            <w:r>
-              <w:rPr>
-                <w:rFonts w:ascii="Aptos Narrow" w:eastAsia="Times New Roman" w:hAnsi="Aptos Narrow" w:cs="Times New Roman"/>
-                <w:color w:val="000000"/>
-                <w:kern w:val="0"/>
-                <w:sz w:val="18"/>
-                <w:szCs w:val="18"/>
-                <w14:ligatures w14:val="none"/>
-              </w:rPr>
-              <w:t>No</w:t>
-            </w:r>
-          </w:p>
-        </w:tc>
-        <w:tc>
-          <w:tcPr>
-            <w:tcW w:w="1134" w:type="dxa"/>
-            <w:shd w:val="clear" w:color="auto" w:fill="auto"/>
-            <w:noWrap/>
-            <w:vAlign w:val="center"/>
-            <w:hideMark/>
-          </w:tcPr>
-          <w:p>
-            <w:pPr>
-              <w:spacing w:after="0" w:line="240" w:lineRule="auto"/>
-              <w:jc w:val="center"/>
-              <w:rPr>
-                <w:rFonts w:ascii="Aptos Narrow" w:eastAsia="Times New Roman" w:hAnsi="Aptos Narrow" w:cs="Times New Roman"/>
-                <w:color w:val="000000"/>
-                <w:kern w:val="0"/>
-                <w:sz w:val="18"/>
-                <w:szCs w:val="18"/>
-                <w14:ligatures w14:val="none"/>
-              </w:rPr>
-            </w:pPr>
-            <w:r>
-              <w:rPr>
-                <w:rFonts w:ascii="Aptos Narrow" w:eastAsia="Times New Roman" w:hAnsi="Aptos Narrow" w:cs="Times New Roman"/>
-                <w:color w:val="000000"/>
-                <w:kern w:val="0"/>
-                <w:sz w:val="18"/>
-                <w:szCs w:val="18"/>
-                <w14:ligatures w14:val="none"/>
-              </w:rPr>
-              <w:t>Recovered</w:t>
+            <w:tcW w:w="9356" w:type="dxa"/>
+            <w:gridSpan w:val="6"/>
+            <w:shd w:val="clear" w:color="auto" w:fill="auto"/>
+            <w:noWrap/>
+            <w:vAlign w:val="center"/>
+          </w:tcPr>
+          <w:p>
+            <w:pPr>
+              <w:spacing w:after="0" w:line="240" w:lineRule="auto"/>
+              <w:rPr>
+                <w:rFonts w:ascii="Aptos Narrow" w:eastAsia="Times New Roman" w:hAnsi="Aptos Narrow" w:cs="Times New Roman"/>
+                <w:color w:val="000000"/>
+                <w:kern w:val="0"/>
+                <w:sz w:val="18"/>
+                <w:szCs w:val="18"/>
+                <w14:ligatures w14:val="none"/>
+              </w:rPr>
+            </w:pPr>
+            <w:r>
+              <w:rPr>
+                <w:rFonts w:ascii="Aptos Narrow" w:eastAsia="Times New Roman" w:hAnsi="Aptos Narrow" w:cs="Times New Roman"/>
+                <w:color w:val="000000"/>
+                <w:kern w:val="0"/>
+                <w:sz w:val="18"/>
+                <w:szCs w:val="18"/>
+                <w14:ligatures w14:val="none"/>
+              </w:rPr>
+              <w:t>Northwest Atlantic stocks</w:t>
             </w:r>
           </w:p>
         </w:tc>
@@ -6992,6 +6012,3501 @@
             <w:shd w:val="clear" w:color="auto" w:fill="auto"/>
             <w:noWrap/>
             <w:vAlign w:val="center"/>
+          </w:tcPr>
+          <w:p>
+            <w:pPr>
+              <w:spacing w:after="0" w:line="240" w:lineRule="auto"/>
+              <w:rPr>
+                <w:rFonts w:ascii="Aptos Narrow" w:eastAsia="Times New Roman" w:hAnsi="Aptos Narrow" w:cs="Times New Roman"/>
+                <w:color w:val="000000"/>
+                <w:kern w:val="0"/>
+                <w:sz w:val="18"/>
+                <w:szCs w:val="18"/>
+                <w14:ligatures w14:val="none"/>
+              </w:rPr>
+            </w:pPr>
+            <w:r>
+              <w:rPr>
+                <w:rFonts w:ascii="Aptos Narrow" w:eastAsia="Times New Roman" w:hAnsi="Aptos Narrow" w:cs="Times New Roman"/>
+                <w:color w:val="000000"/>
+                <w:kern w:val="0"/>
+                <w:sz w:val="18"/>
+                <w:szCs w:val="18"/>
+                <w14:ligatures w14:val="none"/>
+              </w:rPr>
+              <w:t>4</w:t>
+            </w:r>
+            <w:r>
+              <w:rPr>
+                <w:rFonts w:ascii="Aptos Narrow" w:eastAsia="Times New Roman" w:hAnsi="Aptos Narrow" w:cs="Times New Roman"/>
+                <w:color w:val="000000"/>
+                <w:kern w:val="0"/>
+                <w:sz w:val="18"/>
+                <w:szCs w:val="18"/>
+                <w14:ligatures w14:val="none"/>
+              </w:rPr>
+              <w:t>TVn</w:t>
+            </w:r>
+          </w:p>
+        </w:tc>
+        <w:tc>
+          <w:tcPr>
+            <w:tcW w:w="1125" w:type="dxa"/>
+            <w:shd w:val="clear" w:color="auto" w:fill="auto"/>
+            <w:noWrap/>
+            <w:vAlign w:val="center"/>
+          </w:tcPr>
+          <w:p>
+            <w:pPr>
+              <w:spacing w:after="0" w:line="240" w:lineRule="auto"/>
+              <w:jc w:val="center"/>
+              <w:rPr>
+                <w:rFonts w:ascii="Aptos Narrow" w:eastAsia="Times New Roman" w:hAnsi="Aptos Narrow" w:cs="Times New Roman"/>
+                <w:color w:val="000000"/>
+                <w:kern w:val="0"/>
+                <w:sz w:val="18"/>
+                <w:szCs w:val="18"/>
+                <w14:ligatures w14:val="none"/>
+              </w:rPr>
+            </w:pPr>
+            <w:r>
+              <w:rPr>
+                <w:rFonts w:ascii="Aptos Narrow" w:eastAsia="Times New Roman" w:hAnsi="Aptos Narrow" w:cs="Times New Roman"/>
+                <w:color w:val="000000"/>
+                <w:kern w:val="0"/>
+                <w:sz w:val="18"/>
+                <w:szCs w:val="18"/>
+                <w14:ligatures w14:val="none"/>
+              </w:rPr>
+              <w:t>1.22</w:t>
+            </w:r>
+          </w:p>
+        </w:tc>
+        <w:tc>
+          <w:tcPr>
+            <w:tcW w:w="1652" w:type="dxa"/>
+            <w:shd w:val="clear" w:color="auto" w:fill="auto"/>
+            <w:noWrap/>
+            <w:vAlign w:val="center"/>
+          </w:tcPr>
+          <w:p>
+            <w:pPr>
+              <w:spacing w:after="0" w:line="240" w:lineRule="auto"/>
+              <w:jc w:val="center"/>
+              <w:rPr>
+                <w:rFonts w:ascii="Aptos Narrow" w:eastAsia="Times New Roman" w:hAnsi="Aptos Narrow" w:cs="Times New Roman"/>
+                <w:color w:val="000000"/>
+                <w:kern w:val="0"/>
+                <w:sz w:val="18"/>
+                <w:szCs w:val="18"/>
+                <w14:ligatures w14:val="none"/>
+              </w:rPr>
+            </w:pPr>
+            <w:r>
+              <w:rPr>
+                <w:rFonts w:ascii="Aptos Narrow" w:eastAsia="Times New Roman" w:hAnsi="Aptos Narrow" w:cs="Times New Roman"/>
+                <w:color w:val="000000"/>
+                <w:kern w:val="0"/>
+                <w:sz w:val="18"/>
+                <w:szCs w:val="18"/>
+                <w14:ligatures w14:val="none"/>
+              </w:rPr>
+              <w:t>-0.06</w:t>
+            </w:r>
+          </w:p>
+        </w:tc>
+        <w:tc>
+          <w:tcPr>
+            <w:tcW w:w="2227" w:type="dxa"/>
+            <w:shd w:val="clear" w:color="auto" w:fill="auto"/>
+            <w:noWrap/>
+            <w:vAlign w:val="center"/>
+          </w:tcPr>
+          <w:p>
+            <w:pPr>
+              <w:spacing w:after="0" w:line="240" w:lineRule="auto"/>
+              <w:jc w:val="center"/>
+              <w:rPr>
+                <w:rFonts w:ascii="Aptos Narrow" w:eastAsia="Times New Roman" w:hAnsi="Aptos Narrow" w:cs="Times New Roman"/>
+                <w:color w:val="000000"/>
+                <w:kern w:val="0"/>
+                <w:sz w:val="18"/>
+                <w:szCs w:val="18"/>
+                <w14:ligatures w14:val="none"/>
+              </w:rPr>
+            </w:pPr>
+            <w:r>
+              <w:rPr>
+                <w:rFonts w:ascii="Aptos Narrow" w:eastAsia="Times New Roman" w:hAnsi="Aptos Narrow" w:cs="Times New Roman"/>
+                <w:color w:val="000000"/>
+                <w:kern w:val="0"/>
+                <w:sz w:val="18"/>
+                <w:szCs w:val="18"/>
+                <w14:ligatures w14:val="none"/>
+              </w:rPr>
+              <w:t>0.06</w:t>
+            </w:r>
+          </w:p>
+        </w:tc>
+        <w:tc>
+          <w:tcPr>
+            <w:tcW w:w="1418" w:type="dxa"/>
+            <w:vAlign w:val="center"/>
+          </w:tcPr>
+          <w:p>
+            <w:pPr>
+              <w:spacing w:after="0" w:line="240" w:lineRule="auto"/>
+              <w:jc w:val="center"/>
+              <w:rPr>
+                <w:rFonts w:ascii="Aptos Narrow" w:eastAsia="Times New Roman" w:hAnsi="Aptos Narrow" w:cs="Times New Roman"/>
+                <w:color w:val="000000"/>
+                <w:kern w:val="0"/>
+                <w:sz w:val="18"/>
+                <w:szCs w:val="18"/>
+                <w14:ligatures w14:val="none"/>
+              </w:rPr>
+            </w:pPr>
+            <w:r>
+              <w:rPr>
+                <w:rFonts w:ascii="Aptos Narrow" w:eastAsia="Times New Roman" w:hAnsi="Aptos Narrow" w:cs="Times New Roman"/>
+                <w:color w:val="000000"/>
+                <w:kern w:val="0"/>
+                <w:sz w:val="18"/>
+                <w:szCs w:val="18"/>
+                <w14:ligatures w14:val="none"/>
+              </w:rPr>
+              <w:t>Yes</w:t>
+            </w:r>
+          </w:p>
+        </w:tc>
+        <w:tc>
+          <w:tcPr>
+            <w:tcW w:w="1134" w:type="dxa"/>
+            <w:shd w:val="clear" w:color="auto" w:fill="auto"/>
+            <w:noWrap/>
+            <w:vAlign w:val="center"/>
+          </w:tcPr>
+          <w:p>
+            <w:pPr>
+              <w:spacing w:after="0" w:line="240" w:lineRule="auto"/>
+              <w:jc w:val="center"/>
+              <w:rPr>
+                <w:rFonts w:ascii="Aptos Narrow" w:eastAsia="Times New Roman" w:hAnsi="Aptos Narrow" w:cs="Times New Roman"/>
+                <w:color w:val="000000"/>
+                <w:kern w:val="0"/>
+                <w:sz w:val="18"/>
+                <w:szCs w:val="18"/>
+                <w14:ligatures w14:val="none"/>
+              </w:rPr>
+            </w:pPr>
+            <w:r>
+              <w:rPr>
+                <w:rFonts w:ascii="Aptos Narrow" w:eastAsia="Times New Roman" w:hAnsi="Aptos Narrow" w:cs="Times New Roman"/>
+                <w:color w:val="000000"/>
+                <w:kern w:val="0"/>
+                <w:sz w:val="18"/>
+                <w:szCs w:val="18"/>
+                <w14:ligatures w14:val="none"/>
+              </w:rPr>
+              <w:t>Collapsed</w:t>
+            </w:r>
+          </w:p>
+        </w:tc>
+      </w:tr>
+      <w:tr>
+        <w:trPr>
+          <w:trHeight w:val="300"/>
+        </w:trPr>
+        <w:tc>
+          <w:tcPr>
+            <w:tcW w:w="1800" w:type="dxa"/>
+            <w:shd w:val="clear" w:color="auto" w:fill="auto"/>
+            <w:noWrap/>
+            <w:vAlign w:val="center"/>
+          </w:tcPr>
+          <w:p>
+            <w:pPr>
+              <w:spacing w:after="0" w:line="240" w:lineRule="auto"/>
+              <w:rPr>
+                <w:rFonts w:ascii="Aptos Narrow" w:eastAsia="Times New Roman" w:hAnsi="Aptos Narrow" w:cs="Times New Roman"/>
+                <w:color w:val="000000"/>
+                <w:kern w:val="0"/>
+                <w:sz w:val="18"/>
+                <w:szCs w:val="18"/>
+                <w14:ligatures w14:val="none"/>
+              </w:rPr>
+            </w:pPr>
+            <w:r>
+              <w:rPr>
+                <w:rFonts w:ascii="Aptos Narrow" w:eastAsia="Times New Roman" w:hAnsi="Aptos Narrow" w:cs="Times New Roman"/>
+                <w:color w:val="000000"/>
+                <w:kern w:val="0"/>
+                <w:sz w:val="18"/>
+                <w:szCs w:val="18"/>
+                <w14:ligatures w14:val="none"/>
+              </w:rPr>
+              <w:t>4</w:t>
+            </w:r>
+            <w:r>
+              <w:rPr>
+                <w:rFonts w:ascii="Aptos Narrow" w:eastAsia="Times New Roman" w:hAnsi="Aptos Narrow" w:cs="Times New Roman"/>
+                <w:color w:val="000000"/>
+                <w:kern w:val="0"/>
+                <w:sz w:val="18"/>
+                <w:szCs w:val="18"/>
+                <w14:ligatures w14:val="none"/>
+              </w:rPr>
+              <w:t>VSw</w:t>
+            </w:r>
+          </w:p>
+        </w:tc>
+        <w:tc>
+          <w:tcPr>
+            <w:tcW w:w="1125" w:type="dxa"/>
+            <w:shd w:val="clear" w:color="auto" w:fill="auto"/>
+            <w:noWrap/>
+            <w:vAlign w:val="center"/>
+          </w:tcPr>
+          <w:p>
+            <w:pPr>
+              <w:spacing w:after="0" w:line="240" w:lineRule="auto"/>
+              <w:jc w:val="center"/>
+              <w:rPr>
+                <w:rFonts w:ascii="Aptos Narrow" w:eastAsia="Times New Roman" w:hAnsi="Aptos Narrow" w:cs="Times New Roman"/>
+                <w:color w:val="000000"/>
+                <w:kern w:val="0"/>
+                <w:sz w:val="18"/>
+                <w:szCs w:val="18"/>
+                <w14:ligatures w14:val="none"/>
+              </w:rPr>
+            </w:pPr>
+            <w:r>
+              <w:rPr>
+                <w:rFonts w:ascii="Aptos Narrow" w:eastAsia="Times New Roman" w:hAnsi="Aptos Narrow" w:cs="Times New Roman"/>
+                <w:color w:val="000000"/>
+                <w:kern w:val="0"/>
+                <w:sz w:val="18"/>
+                <w:szCs w:val="18"/>
+                <w14:ligatures w14:val="none"/>
+              </w:rPr>
+              <w:t>0.92</w:t>
+            </w:r>
+          </w:p>
+        </w:tc>
+        <w:tc>
+          <w:tcPr>
+            <w:tcW w:w="1652" w:type="dxa"/>
+            <w:shd w:val="clear" w:color="auto" w:fill="auto"/>
+            <w:noWrap/>
+            <w:vAlign w:val="center"/>
+          </w:tcPr>
+          <w:p>
+            <w:pPr>
+              <w:spacing w:after="0" w:line="240" w:lineRule="auto"/>
+              <w:jc w:val="center"/>
+              <w:rPr>
+                <w:rFonts w:ascii="Aptos Narrow" w:eastAsia="Times New Roman" w:hAnsi="Aptos Narrow" w:cs="Times New Roman"/>
+                <w:color w:val="000000"/>
+                <w:kern w:val="0"/>
+                <w:sz w:val="18"/>
+                <w:szCs w:val="18"/>
+                <w14:ligatures w14:val="none"/>
+              </w:rPr>
+            </w:pPr>
+            <w:r>
+              <w:rPr>
+                <w:rFonts w:ascii="Aptos Narrow" w:eastAsia="Times New Roman" w:hAnsi="Aptos Narrow" w:cs="Times New Roman"/>
+                <w:color w:val="000000"/>
+                <w:kern w:val="0"/>
+                <w:sz w:val="18"/>
+                <w:szCs w:val="18"/>
+                <w14:ligatures w14:val="none"/>
+              </w:rPr>
+              <w:t>0.04</w:t>
+            </w:r>
+          </w:p>
+        </w:tc>
+        <w:tc>
+          <w:tcPr>
+            <w:tcW w:w="2227" w:type="dxa"/>
+            <w:shd w:val="clear" w:color="auto" w:fill="auto"/>
+            <w:noWrap/>
+            <w:vAlign w:val="center"/>
+          </w:tcPr>
+          <w:p>
+            <w:pPr>
+              <w:spacing w:after="0" w:line="240" w:lineRule="auto"/>
+              <w:jc w:val="center"/>
+              <w:rPr>
+                <w:rFonts w:ascii="Aptos Narrow" w:eastAsia="Times New Roman" w:hAnsi="Aptos Narrow" w:cs="Times New Roman"/>
+                <w:color w:val="000000"/>
+                <w:kern w:val="0"/>
+                <w:sz w:val="18"/>
+                <w:szCs w:val="18"/>
+                <w14:ligatures w14:val="none"/>
+              </w:rPr>
+            </w:pPr>
+            <w:r>
+              <w:rPr>
+                <w:rFonts w:ascii="Aptos Narrow" w:eastAsia="Times New Roman" w:hAnsi="Aptos Narrow" w:cs="Times New Roman"/>
+                <w:color w:val="000000"/>
+                <w:kern w:val="0"/>
+                <w:sz w:val="18"/>
+                <w:szCs w:val="18"/>
+                <w14:ligatures w14:val="none"/>
+              </w:rPr>
+              <w:t>0.16</w:t>
+            </w:r>
+          </w:p>
+        </w:tc>
+        <w:tc>
+          <w:tcPr>
+            <w:tcW w:w="1418" w:type="dxa"/>
+            <w:vAlign w:val="center"/>
+          </w:tcPr>
+          <w:p>
+            <w:pPr>
+              <w:spacing w:after="0" w:line="240" w:lineRule="auto"/>
+              <w:jc w:val="center"/>
+              <w:rPr>
+                <w:rFonts w:ascii="Aptos Narrow" w:eastAsia="Times New Roman" w:hAnsi="Aptos Narrow" w:cs="Times New Roman"/>
+                <w:color w:val="000000"/>
+                <w:kern w:val="0"/>
+                <w:sz w:val="18"/>
+                <w:szCs w:val="18"/>
+                <w14:ligatures w14:val="none"/>
+              </w:rPr>
+            </w:pPr>
+            <w:r>
+              <w:rPr>
+                <w:rFonts w:ascii="Aptos Narrow" w:eastAsia="Times New Roman" w:hAnsi="Aptos Narrow" w:cs="Times New Roman"/>
+                <w:color w:val="000000"/>
+                <w:kern w:val="0"/>
+                <w:sz w:val="18"/>
+                <w:szCs w:val="18"/>
+                <w14:ligatures w14:val="none"/>
+              </w:rPr>
+              <w:t>Yes</w:t>
+            </w:r>
+          </w:p>
+        </w:tc>
+        <w:tc>
+          <w:tcPr>
+            <w:tcW w:w="1134" w:type="dxa"/>
+            <w:shd w:val="clear" w:color="auto" w:fill="auto"/>
+            <w:noWrap/>
+            <w:vAlign w:val="center"/>
+          </w:tcPr>
+          <w:p>
+            <w:pPr>
+              <w:spacing w:after="0" w:line="240" w:lineRule="auto"/>
+              <w:jc w:val="center"/>
+              <w:rPr>
+                <w:rFonts w:ascii="Aptos Narrow" w:eastAsia="Times New Roman" w:hAnsi="Aptos Narrow" w:cs="Times New Roman"/>
+                <w:color w:val="000000"/>
+                <w:kern w:val="0"/>
+                <w:sz w:val="18"/>
+                <w:szCs w:val="18"/>
+                <w14:ligatures w14:val="none"/>
+              </w:rPr>
+            </w:pPr>
+            <w:r>
+              <w:rPr>
+                <w:rFonts w:ascii="Aptos Narrow" w:eastAsia="Times New Roman" w:hAnsi="Aptos Narrow" w:cs="Times New Roman"/>
+                <w:color w:val="000000"/>
+                <w:kern w:val="0"/>
+                <w:sz w:val="18"/>
+                <w:szCs w:val="18"/>
+                <w14:ligatures w14:val="none"/>
+              </w:rPr>
+              <w:t>Collapsed</w:t>
+            </w:r>
+          </w:p>
+        </w:tc>
+      </w:tr>
+      <w:tr>
+        <w:trPr>
+          <w:trHeight w:val="300"/>
+        </w:trPr>
+        <w:tc>
+          <w:tcPr>
+            <w:tcW w:w="1800" w:type="dxa"/>
+            <w:shd w:val="clear" w:color="auto" w:fill="auto"/>
+            <w:noWrap/>
+            <w:vAlign w:val="center"/>
+          </w:tcPr>
+          <w:p>
+            <w:pPr>
+              <w:spacing w:after="0" w:line="240" w:lineRule="auto"/>
+              <w:rPr>
+                <w:rFonts w:ascii="Aptos Narrow" w:eastAsia="Times New Roman" w:hAnsi="Aptos Narrow" w:cs="Times New Roman"/>
+                <w:color w:val="000000"/>
+                <w:kern w:val="0"/>
+                <w:sz w:val="18"/>
+                <w:szCs w:val="18"/>
+                <w14:ligatures w14:val="none"/>
+              </w:rPr>
+            </w:pPr>
+            <w:r>
+              <w:rPr>
+                <w:rFonts w:ascii="Aptos Narrow" w:eastAsia="Times New Roman" w:hAnsi="Aptos Narrow" w:cs="Times New Roman"/>
+                <w:color w:val="000000"/>
+                <w:kern w:val="0"/>
+                <w:sz w:val="18"/>
+                <w:szCs w:val="18"/>
+                <w14:ligatures w14:val="none"/>
+              </w:rPr>
+              <w:t>GB</w:t>
+            </w:r>
+          </w:p>
+        </w:tc>
+        <w:tc>
+          <w:tcPr>
+            <w:tcW w:w="1125" w:type="dxa"/>
+            <w:shd w:val="clear" w:color="auto" w:fill="auto"/>
+            <w:noWrap/>
+            <w:vAlign w:val="center"/>
+          </w:tcPr>
+          <w:p>
+            <w:pPr>
+              <w:spacing w:after="0" w:line="240" w:lineRule="auto"/>
+              <w:jc w:val="center"/>
+              <w:rPr>
+                <w:rFonts w:ascii="Aptos Narrow" w:eastAsia="Times New Roman" w:hAnsi="Aptos Narrow" w:cs="Times New Roman"/>
+                <w:color w:val="000000"/>
+                <w:kern w:val="0"/>
+                <w:sz w:val="18"/>
+                <w:szCs w:val="18"/>
+                <w14:ligatures w14:val="none"/>
+              </w:rPr>
+            </w:pPr>
+            <w:r>
+              <w:rPr>
+                <w:rFonts w:ascii="Aptos Narrow" w:eastAsia="Times New Roman" w:hAnsi="Aptos Narrow" w:cs="Times New Roman"/>
+                <w:color w:val="000000"/>
+                <w:kern w:val="0"/>
+                <w:sz w:val="18"/>
+                <w:szCs w:val="18"/>
+                <w14:ligatures w14:val="none"/>
+              </w:rPr>
+              <w:t>0.92</w:t>
+            </w:r>
+          </w:p>
+        </w:tc>
+        <w:tc>
+          <w:tcPr>
+            <w:tcW w:w="1652" w:type="dxa"/>
+            <w:shd w:val="clear" w:color="auto" w:fill="auto"/>
+            <w:noWrap/>
+            <w:vAlign w:val="center"/>
+          </w:tcPr>
+          <w:p>
+            <w:pPr>
+              <w:spacing w:after="0" w:line="240" w:lineRule="auto"/>
+              <w:jc w:val="center"/>
+              <w:rPr>
+                <w:rFonts w:ascii="Aptos Narrow" w:eastAsia="Times New Roman" w:hAnsi="Aptos Narrow" w:cs="Times New Roman"/>
+                <w:color w:val="000000"/>
+                <w:kern w:val="0"/>
+                <w:sz w:val="18"/>
+                <w:szCs w:val="18"/>
+                <w14:ligatures w14:val="none"/>
+              </w:rPr>
+            </w:pPr>
+            <w:r>
+              <w:rPr>
+                <w:rFonts w:ascii="Times New Roman" w:eastAsia="Times New Roman" w:hAnsi="Times New Roman" w:cs="Times New Roman"/>
+                <w:kern w:val="0"/>
+                <w:sz w:val="18"/>
+                <w:szCs w:val="18"/>
+                <w14:ligatures w14:val="none"/>
+              </w:rPr>
+              <w:t>0.10</w:t>
+            </w:r>
+          </w:p>
+        </w:tc>
+        <w:tc>
+          <w:tcPr>
+            <w:tcW w:w="2227" w:type="dxa"/>
+            <w:shd w:val="clear" w:color="auto" w:fill="auto"/>
+            <w:noWrap/>
+            <w:vAlign w:val="center"/>
+          </w:tcPr>
+          <w:p>
+            <w:pPr>
+              <w:spacing w:after="0" w:line="240" w:lineRule="auto"/>
+              <w:jc w:val="center"/>
+              <w:rPr>
+                <w:rFonts w:ascii="Aptos Narrow" w:eastAsia="Times New Roman" w:hAnsi="Aptos Narrow" w:cs="Times New Roman"/>
+                <w:color w:val="000000"/>
+                <w:kern w:val="0"/>
+                <w:sz w:val="18"/>
+                <w:szCs w:val="18"/>
+                <w14:ligatures w14:val="none"/>
+              </w:rPr>
+            </w:pPr>
+            <w:r>
+              <w:rPr>
+                <w:rFonts w:ascii="Aptos Narrow" w:eastAsia="Times New Roman" w:hAnsi="Aptos Narrow" w:cs="Times New Roman"/>
+                <w:color w:val="000000"/>
+                <w:kern w:val="0"/>
+                <w:sz w:val="18"/>
+                <w:szCs w:val="18"/>
+                <w14:ligatures w14:val="none"/>
+              </w:rPr>
+              <w:t>0.19</w:t>
+            </w:r>
+          </w:p>
+        </w:tc>
+        <w:tc>
+          <w:tcPr>
+            <w:tcW w:w="1418" w:type="dxa"/>
+            <w:vAlign w:val="center"/>
+          </w:tcPr>
+          <w:p>
+            <w:pPr>
+              <w:spacing w:after="0" w:line="240" w:lineRule="auto"/>
+              <w:jc w:val="center"/>
+              <w:rPr>
+                <w:rFonts w:ascii="Aptos Narrow" w:eastAsia="Times New Roman" w:hAnsi="Aptos Narrow" w:cs="Times New Roman"/>
+                <w:color w:val="000000"/>
+                <w:kern w:val="0"/>
+                <w:sz w:val="18"/>
+                <w:szCs w:val="18"/>
+                <w14:ligatures w14:val="none"/>
+              </w:rPr>
+            </w:pPr>
+            <w:r>
+              <w:rPr>
+                <w:rFonts w:ascii="Aptos Narrow" w:eastAsia="Times New Roman" w:hAnsi="Aptos Narrow" w:cs="Times New Roman"/>
+                <w:color w:val="000000"/>
+                <w:kern w:val="0"/>
+                <w:sz w:val="18"/>
+                <w:szCs w:val="18"/>
+                <w14:ligatures w14:val="none"/>
+              </w:rPr>
+              <w:t>Yes</w:t>
+            </w:r>
+          </w:p>
+        </w:tc>
+        <w:tc>
+          <w:tcPr>
+            <w:tcW w:w="1134" w:type="dxa"/>
+            <w:shd w:val="clear" w:color="auto" w:fill="auto"/>
+            <w:noWrap/>
+            <w:vAlign w:val="center"/>
+          </w:tcPr>
+          <w:p>
+            <w:pPr>
+              <w:spacing w:after="0" w:line="240" w:lineRule="auto"/>
+              <w:jc w:val="center"/>
+              <w:rPr>
+                <w:rFonts w:ascii="Aptos Narrow" w:eastAsia="Times New Roman" w:hAnsi="Aptos Narrow" w:cs="Times New Roman"/>
+                <w:color w:val="000000"/>
+                <w:kern w:val="0"/>
+                <w:sz w:val="18"/>
+                <w:szCs w:val="18"/>
+                <w14:ligatures w14:val="none"/>
+              </w:rPr>
+            </w:pPr>
+            <w:r>
+              <w:rPr>
+                <w:rFonts w:ascii="Aptos Narrow" w:eastAsia="Times New Roman" w:hAnsi="Aptos Narrow" w:cs="Times New Roman"/>
+                <w:color w:val="000000"/>
+                <w:kern w:val="0"/>
+                <w:sz w:val="18"/>
+                <w:szCs w:val="18"/>
+                <w14:ligatures w14:val="none"/>
+              </w:rPr>
+              <w:t>Collapsed</w:t>
+            </w:r>
+          </w:p>
+        </w:tc>
+      </w:tr>
+      <w:tr>
+        <w:trPr>
+          <w:trHeight w:val="300"/>
+        </w:trPr>
+        <w:tc>
+          <w:tcPr>
+            <w:tcW w:w="1800" w:type="dxa"/>
+            <w:shd w:val="clear" w:color="auto" w:fill="auto"/>
+            <w:noWrap/>
+            <w:vAlign w:val="center"/>
+          </w:tcPr>
+          <w:p>
+            <w:pPr>
+              <w:spacing w:after="0" w:line="240" w:lineRule="auto"/>
+              <w:rPr>
+                <w:rFonts w:ascii="Aptos Narrow" w:eastAsia="Times New Roman" w:hAnsi="Aptos Narrow" w:cs="Times New Roman"/>
+                <w:color w:val="000000"/>
+                <w:kern w:val="0"/>
+                <w:sz w:val="18"/>
+                <w:szCs w:val="18"/>
+                <w14:ligatures w14:val="none"/>
+              </w:rPr>
+            </w:pPr>
+            <w:r>
+              <w:rPr>
+                <w:rFonts w:ascii="Aptos Narrow" w:eastAsia="Times New Roman" w:hAnsi="Aptos Narrow" w:cs="Times New Roman"/>
+                <w:color w:val="000000"/>
+                <w:kern w:val="0"/>
+                <w:sz w:val="18"/>
+                <w:szCs w:val="18"/>
+                <w14:ligatures w14:val="none"/>
+              </w:rPr>
+              <w:t>2</w:t>
+            </w:r>
+            <w:r>
+              <w:rPr>
+                <w:rFonts w:ascii="Aptos Narrow" w:eastAsia="Times New Roman" w:hAnsi="Aptos Narrow" w:cs="Times New Roman"/>
+                <w:color w:val="000000"/>
+                <w:kern w:val="0"/>
+                <w:sz w:val="18"/>
+                <w:szCs w:val="18"/>
+                <w14:ligatures w14:val="none"/>
+              </w:rPr>
+              <w:t>J</w:t>
+            </w:r>
+            <w:r>
+              <w:rPr>
+                <w:rFonts w:ascii="Aptos Narrow" w:eastAsia="Times New Roman" w:hAnsi="Aptos Narrow" w:cs="Times New Roman"/>
+                <w:color w:val="000000"/>
+                <w:kern w:val="0"/>
+                <w:sz w:val="18"/>
+                <w:szCs w:val="18"/>
+                <w14:ligatures w14:val="none"/>
+              </w:rPr>
+              <w:t>3</w:t>
+            </w:r>
+            <w:r>
+              <w:rPr>
+                <w:rFonts w:ascii="Aptos Narrow" w:eastAsia="Times New Roman" w:hAnsi="Aptos Narrow" w:cs="Times New Roman"/>
+                <w:color w:val="000000"/>
+                <w:kern w:val="0"/>
+                <w:sz w:val="18"/>
+                <w:szCs w:val="18"/>
+                <w14:ligatures w14:val="none"/>
+              </w:rPr>
+              <w:t>KL</w:t>
+            </w:r>
+          </w:p>
+        </w:tc>
+        <w:tc>
+          <w:tcPr>
+            <w:tcW w:w="1125" w:type="dxa"/>
+            <w:shd w:val="clear" w:color="auto" w:fill="auto"/>
+            <w:noWrap/>
+            <w:vAlign w:val="center"/>
+          </w:tcPr>
+          <w:p>
+            <w:pPr>
+              <w:spacing w:after="0" w:line="240" w:lineRule="auto"/>
+              <w:jc w:val="center"/>
+              <w:rPr>
+                <w:rFonts w:ascii="Aptos Narrow" w:eastAsia="Times New Roman" w:hAnsi="Aptos Narrow" w:cs="Times New Roman"/>
+                <w:color w:val="000000"/>
+                <w:kern w:val="0"/>
+                <w:sz w:val="18"/>
+                <w:szCs w:val="18"/>
+                <w14:ligatures w14:val="none"/>
+              </w:rPr>
+            </w:pPr>
+            <w:r>
+              <w:rPr>
+                <w:rFonts w:ascii="Aptos Narrow" w:eastAsia="Times New Roman" w:hAnsi="Aptos Narrow" w:cs="Times New Roman"/>
+                <w:color w:val="000000"/>
+                <w:kern w:val="0"/>
+                <w:sz w:val="18"/>
+                <w:szCs w:val="18"/>
+                <w14:ligatures w14:val="none"/>
+              </w:rPr>
+              <w:t>0.89</w:t>
+            </w:r>
+          </w:p>
+        </w:tc>
+        <w:tc>
+          <w:tcPr>
+            <w:tcW w:w="1652" w:type="dxa"/>
+            <w:shd w:val="clear" w:color="auto" w:fill="auto"/>
+            <w:noWrap/>
+            <w:vAlign w:val="center"/>
+          </w:tcPr>
+          <w:p>
+            <w:pPr>
+              <w:spacing w:after="0" w:line="240" w:lineRule="auto"/>
+              <w:jc w:val="center"/>
+              <w:rPr>
+                <w:rFonts w:ascii="Aptos Narrow" w:eastAsia="Times New Roman" w:hAnsi="Aptos Narrow" w:cs="Times New Roman"/>
+                <w:color w:val="000000"/>
+                <w:kern w:val="0"/>
+                <w:sz w:val="18"/>
+                <w:szCs w:val="18"/>
+                <w14:ligatures w14:val="none"/>
+              </w:rPr>
+            </w:pPr>
+            <w:r>
+              <w:rPr>
+                <w:rFonts w:ascii="Aptos Narrow" w:eastAsia="Times New Roman" w:hAnsi="Aptos Narrow" w:cs="Times New Roman"/>
+                <w:color w:val="000000"/>
+                <w:kern w:val="0"/>
+                <w:sz w:val="18"/>
+                <w:szCs w:val="18"/>
+                <w14:ligatures w14:val="none"/>
+              </w:rPr>
+              <w:t>0.03</w:t>
+            </w:r>
+          </w:p>
+        </w:tc>
+        <w:tc>
+          <w:tcPr>
+            <w:tcW w:w="2227" w:type="dxa"/>
+            <w:shd w:val="clear" w:color="auto" w:fill="auto"/>
+            <w:noWrap/>
+            <w:vAlign w:val="center"/>
+          </w:tcPr>
+          <w:p>
+            <w:pPr>
+              <w:spacing w:after="0" w:line="240" w:lineRule="auto"/>
+              <w:jc w:val="center"/>
+              <w:rPr>
+                <w:rFonts w:ascii="Aptos Narrow" w:eastAsia="Times New Roman" w:hAnsi="Aptos Narrow" w:cs="Times New Roman"/>
+                <w:color w:val="000000"/>
+                <w:kern w:val="0"/>
+                <w:sz w:val="18"/>
+                <w:szCs w:val="18"/>
+                <w14:ligatures w14:val="none"/>
+              </w:rPr>
+            </w:pPr>
+            <w:r>
+              <w:rPr>
+                <w:rFonts w:ascii="Aptos Narrow" w:eastAsia="Times New Roman" w:hAnsi="Aptos Narrow" w:cs="Times New Roman"/>
+                <w:color w:val="000000"/>
+                <w:kern w:val="0"/>
+                <w:sz w:val="18"/>
+                <w:szCs w:val="18"/>
+                <w14:ligatures w14:val="none"/>
+              </w:rPr>
+              <w:t>0.04</w:t>
+            </w:r>
+          </w:p>
+        </w:tc>
+        <w:tc>
+          <w:tcPr>
+            <w:tcW w:w="1418" w:type="dxa"/>
+            <w:vAlign w:val="center"/>
+          </w:tcPr>
+          <w:p>
+            <w:pPr>
+              <w:spacing w:after="0" w:line="240" w:lineRule="auto"/>
+              <w:jc w:val="center"/>
+              <w:rPr>
+                <w:rFonts w:ascii="Aptos Narrow" w:eastAsia="Times New Roman" w:hAnsi="Aptos Narrow" w:cs="Times New Roman"/>
+                <w:color w:val="000000"/>
+                <w:kern w:val="0"/>
+                <w:sz w:val="18"/>
+                <w:szCs w:val="18"/>
+                <w14:ligatures w14:val="none"/>
+              </w:rPr>
+            </w:pPr>
+            <w:r>
+              <w:rPr>
+                <w:rFonts w:ascii="Aptos Narrow" w:eastAsia="Times New Roman" w:hAnsi="Aptos Narrow" w:cs="Times New Roman"/>
+                <w:color w:val="000000"/>
+                <w:kern w:val="0"/>
+                <w:sz w:val="18"/>
+                <w:szCs w:val="18"/>
+                <w14:ligatures w14:val="none"/>
+              </w:rPr>
+              <w:t>Yes</w:t>
+            </w:r>
+          </w:p>
+        </w:tc>
+        <w:tc>
+          <w:tcPr>
+            <w:tcW w:w="1134" w:type="dxa"/>
+            <w:shd w:val="clear" w:color="auto" w:fill="auto"/>
+            <w:noWrap/>
+            <w:vAlign w:val="center"/>
+          </w:tcPr>
+          <w:p>
+            <w:pPr>
+              <w:spacing w:after="0" w:line="240" w:lineRule="auto"/>
+              <w:jc w:val="center"/>
+              <w:rPr>
+                <w:rFonts w:ascii="Aptos Narrow" w:eastAsia="Times New Roman" w:hAnsi="Aptos Narrow" w:cs="Times New Roman"/>
+                <w:color w:val="000000"/>
+                <w:kern w:val="0"/>
+                <w:sz w:val="18"/>
+                <w:szCs w:val="18"/>
+                <w14:ligatures w14:val="none"/>
+              </w:rPr>
+            </w:pPr>
+            <w:r>
+              <w:rPr>
+                <w:rFonts w:ascii="Aptos Narrow" w:eastAsia="Times New Roman" w:hAnsi="Aptos Narrow" w:cs="Times New Roman"/>
+                <w:color w:val="000000"/>
+                <w:kern w:val="0"/>
+                <w:sz w:val="18"/>
+                <w:szCs w:val="18"/>
+                <w14:ligatures w14:val="none"/>
+              </w:rPr>
+              <w:t>Collapsed</w:t>
+            </w:r>
+          </w:p>
+        </w:tc>
+      </w:tr>
+      <w:tr>
+        <w:trPr>
+          <w:trHeight w:val="300"/>
+        </w:trPr>
+        <w:tc>
+          <w:tcPr>
+            <w:tcW w:w="1800" w:type="dxa"/>
+            <w:shd w:val="clear" w:color="auto" w:fill="auto"/>
+            <w:noWrap/>
+            <w:vAlign w:val="center"/>
+          </w:tcPr>
+          <w:p>
+            <w:pPr>
+              <w:spacing w:after="0" w:line="240" w:lineRule="auto"/>
+              <w:rPr>
+                <w:rFonts w:ascii="Aptos Narrow" w:eastAsia="Times New Roman" w:hAnsi="Aptos Narrow" w:cs="Times New Roman"/>
+                <w:color w:val="000000"/>
+                <w:kern w:val="0"/>
+                <w:sz w:val="18"/>
+                <w:szCs w:val="18"/>
+                <w14:ligatures w14:val="none"/>
+              </w:rPr>
+            </w:pPr>
+            <w:r>
+              <w:rPr>
+                <w:rFonts w:ascii="Aptos Narrow" w:eastAsia="Times New Roman" w:hAnsi="Aptos Narrow" w:cs="Times New Roman"/>
+                <w:color w:val="000000"/>
+                <w:kern w:val="0"/>
+                <w:sz w:val="18"/>
+                <w:szCs w:val="18"/>
+                <w14:ligatures w14:val="none"/>
+              </w:rPr>
+              <w:t>WGOM</w:t>
+            </w:r>
+          </w:p>
+        </w:tc>
+        <w:tc>
+          <w:tcPr>
+            <w:tcW w:w="1125" w:type="dxa"/>
+            <w:shd w:val="clear" w:color="auto" w:fill="auto"/>
+            <w:noWrap/>
+            <w:vAlign w:val="center"/>
+          </w:tcPr>
+          <w:p>
+            <w:pPr>
+              <w:spacing w:after="0" w:line="240" w:lineRule="auto"/>
+              <w:jc w:val="center"/>
+              <w:rPr>
+                <w:rFonts w:ascii="Aptos Narrow" w:eastAsia="Times New Roman" w:hAnsi="Aptos Narrow" w:cs="Times New Roman"/>
+                <w:color w:val="000000"/>
+                <w:kern w:val="0"/>
+                <w:sz w:val="18"/>
+                <w:szCs w:val="18"/>
+                <w14:ligatures w14:val="none"/>
+              </w:rPr>
+            </w:pPr>
+            <w:r>
+              <w:rPr>
+                <w:rFonts w:ascii="Aptos Narrow" w:eastAsia="Times New Roman" w:hAnsi="Aptos Narrow" w:cs="Times New Roman"/>
+                <w:color w:val="000000"/>
+                <w:kern w:val="0"/>
+                <w:sz w:val="18"/>
+                <w:szCs w:val="18"/>
+                <w14:ligatures w14:val="none"/>
+              </w:rPr>
+              <w:t>0.80</w:t>
+            </w:r>
+          </w:p>
+        </w:tc>
+        <w:tc>
+          <w:tcPr>
+            <w:tcW w:w="1652" w:type="dxa"/>
+            <w:shd w:val="clear" w:color="auto" w:fill="auto"/>
+            <w:noWrap/>
+            <w:vAlign w:val="center"/>
+          </w:tcPr>
+          <w:p>
+            <w:pPr>
+              <w:spacing w:after="0" w:line="240" w:lineRule="auto"/>
+              <w:jc w:val="center"/>
+              <w:rPr>
+                <w:rFonts w:ascii="Aptos Narrow" w:eastAsia="Times New Roman" w:hAnsi="Aptos Narrow" w:cs="Times New Roman"/>
+                <w:color w:val="000000"/>
+                <w:kern w:val="0"/>
+                <w:sz w:val="18"/>
+                <w:szCs w:val="18"/>
+                <w14:ligatures w14:val="none"/>
+              </w:rPr>
+            </w:pPr>
+            <w:r>
+              <w:rPr>
+                <w:rFonts w:ascii="Times New Roman" w:eastAsia="Times New Roman" w:hAnsi="Times New Roman" w:cs="Times New Roman"/>
+                <w:kern w:val="0"/>
+                <w:sz w:val="18"/>
+                <w:szCs w:val="18"/>
+                <w14:ligatures w14:val="none"/>
+              </w:rPr>
+              <w:t>0.43</w:t>
+            </w:r>
+          </w:p>
+        </w:tc>
+        <w:tc>
+          <w:tcPr>
+            <w:tcW w:w="2227" w:type="dxa"/>
+            <w:shd w:val="clear" w:color="auto" w:fill="auto"/>
+            <w:noWrap/>
+            <w:vAlign w:val="center"/>
+          </w:tcPr>
+          <w:p>
+            <w:pPr>
+              <w:spacing w:after="0" w:line="240" w:lineRule="auto"/>
+              <w:jc w:val="center"/>
+              <w:rPr>
+                <w:rFonts w:ascii="Aptos Narrow" w:eastAsia="Times New Roman" w:hAnsi="Aptos Narrow" w:cs="Times New Roman"/>
+                <w:color w:val="000000"/>
+                <w:kern w:val="0"/>
+                <w:sz w:val="18"/>
+                <w:szCs w:val="18"/>
+                <w14:ligatures w14:val="none"/>
+              </w:rPr>
+            </w:pPr>
+            <w:r>
+              <w:rPr>
+                <w:rFonts w:ascii="Aptos Narrow" w:eastAsia="Times New Roman" w:hAnsi="Aptos Narrow" w:cs="Times New Roman"/>
+                <w:color w:val="000000"/>
+                <w:kern w:val="0"/>
+                <w:sz w:val="18"/>
+                <w:szCs w:val="18"/>
+                <w14:ligatures w14:val="none"/>
+              </w:rPr>
+              <w:t>0.10</w:t>
+            </w:r>
+          </w:p>
+        </w:tc>
+        <w:tc>
+          <w:tcPr>
+            <w:tcW w:w="1418" w:type="dxa"/>
+            <w:vAlign w:val="center"/>
+          </w:tcPr>
+          <w:p>
+            <w:pPr>
+              <w:spacing w:after="0" w:line="240" w:lineRule="auto"/>
+              <w:jc w:val="center"/>
+              <w:rPr>
+                <w:rFonts w:ascii="Aptos Narrow" w:eastAsia="Times New Roman" w:hAnsi="Aptos Narrow" w:cs="Times New Roman"/>
+                <w:color w:val="000000"/>
+                <w:kern w:val="0"/>
+                <w:sz w:val="18"/>
+                <w:szCs w:val="18"/>
+                <w14:ligatures w14:val="none"/>
+              </w:rPr>
+            </w:pPr>
+            <w:r>
+              <w:rPr>
+                <w:rFonts w:ascii="Aptos Narrow" w:eastAsia="Times New Roman" w:hAnsi="Aptos Narrow" w:cs="Times New Roman"/>
+                <w:color w:val="000000"/>
+                <w:kern w:val="0"/>
+                <w:sz w:val="18"/>
+                <w:szCs w:val="18"/>
+                <w14:ligatures w14:val="none"/>
+              </w:rPr>
+              <w:t>Yes</w:t>
+            </w:r>
+          </w:p>
+        </w:tc>
+        <w:tc>
+          <w:tcPr>
+            <w:tcW w:w="1134" w:type="dxa"/>
+            <w:shd w:val="clear" w:color="auto" w:fill="auto"/>
+            <w:noWrap/>
+            <w:vAlign w:val="center"/>
+          </w:tcPr>
+          <w:p>
+            <w:pPr>
+              <w:spacing w:after="0" w:line="240" w:lineRule="auto"/>
+              <w:jc w:val="center"/>
+              <w:rPr>
+                <w:rFonts w:ascii="Aptos Narrow" w:eastAsia="Times New Roman" w:hAnsi="Aptos Narrow" w:cs="Times New Roman"/>
+                <w:color w:val="000000"/>
+                <w:kern w:val="0"/>
+                <w:sz w:val="18"/>
+                <w:szCs w:val="18"/>
+                <w14:ligatures w14:val="none"/>
+              </w:rPr>
+            </w:pPr>
+            <w:r>
+              <w:rPr>
+                <w:rFonts w:ascii="Aptos Narrow" w:eastAsia="Times New Roman" w:hAnsi="Aptos Narrow" w:cs="Times New Roman"/>
+                <w:color w:val="000000"/>
+                <w:kern w:val="0"/>
+                <w:sz w:val="18"/>
+                <w:szCs w:val="18"/>
+                <w14:ligatures w14:val="none"/>
+              </w:rPr>
+              <w:t>Collapsed</w:t>
+            </w:r>
+          </w:p>
+        </w:tc>
+      </w:tr>
+      <w:tr>
+        <w:trPr>
+          <w:trHeight w:val="300"/>
+        </w:trPr>
+        <w:tc>
+          <w:tcPr>
+            <w:tcW w:w="1800" w:type="dxa"/>
+            <w:shd w:val="clear" w:color="auto" w:fill="auto"/>
+            <w:noWrap/>
+            <w:vAlign w:val="center"/>
+          </w:tcPr>
+          <w:p>
+            <w:pPr>
+              <w:spacing w:after="0" w:line="240" w:lineRule="auto"/>
+              <w:rPr>
+                <w:rFonts w:ascii="Aptos Narrow" w:eastAsia="Times New Roman" w:hAnsi="Aptos Narrow" w:cs="Times New Roman"/>
+                <w:color w:val="000000"/>
+                <w:kern w:val="0"/>
+                <w:sz w:val="18"/>
+                <w:szCs w:val="18"/>
+                <w14:ligatures w14:val="none"/>
+              </w:rPr>
+            </w:pPr>
+            <w:r>
+              <w:rPr>
+                <w:rFonts w:ascii="Aptos Narrow" w:eastAsia="Times New Roman" w:hAnsi="Aptos Narrow" w:cs="Times New Roman"/>
+                <w:color w:val="000000"/>
+                <w:kern w:val="0"/>
+                <w:sz w:val="18"/>
+                <w:szCs w:val="18"/>
+                <w14:ligatures w14:val="none"/>
+              </w:rPr>
+              <w:t>3Ps</w:t>
+            </w:r>
+          </w:p>
+        </w:tc>
+        <w:tc>
+          <w:tcPr>
+            <w:tcW w:w="1125" w:type="dxa"/>
+            <w:shd w:val="clear" w:color="auto" w:fill="auto"/>
+            <w:noWrap/>
+            <w:vAlign w:val="center"/>
+          </w:tcPr>
+          <w:p>
+            <w:pPr>
+              <w:spacing w:after="0" w:line="240" w:lineRule="auto"/>
+              <w:jc w:val="center"/>
+              <w:rPr>
+                <w:rFonts w:ascii="Aptos Narrow" w:eastAsia="Times New Roman" w:hAnsi="Aptos Narrow" w:cs="Times New Roman"/>
+                <w:color w:val="000000"/>
+                <w:kern w:val="0"/>
+                <w:sz w:val="18"/>
+                <w:szCs w:val="18"/>
+                <w14:ligatures w14:val="none"/>
+              </w:rPr>
+            </w:pPr>
+            <w:r>
+              <w:rPr>
+                <w:rFonts w:ascii="Aptos Narrow" w:eastAsia="Times New Roman" w:hAnsi="Aptos Narrow" w:cs="Times New Roman"/>
+                <w:color w:val="000000"/>
+                <w:kern w:val="0"/>
+                <w:sz w:val="18"/>
+                <w:szCs w:val="18"/>
+                <w14:ligatures w14:val="none"/>
+              </w:rPr>
+              <w:t>0.55</w:t>
+            </w:r>
+          </w:p>
+        </w:tc>
+        <w:tc>
+          <w:tcPr>
+            <w:tcW w:w="1652" w:type="dxa"/>
+            <w:shd w:val="clear" w:color="auto" w:fill="auto"/>
+            <w:noWrap/>
+            <w:vAlign w:val="center"/>
+          </w:tcPr>
+          <w:p>
+            <w:pPr>
+              <w:spacing w:after="0" w:line="240" w:lineRule="auto"/>
+              <w:jc w:val="center"/>
+              <w:rPr>
+                <w:rFonts w:ascii="Aptos Narrow" w:eastAsia="Times New Roman" w:hAnsi="Aptos Narrow" w:cs="Times New Roman"/>
+                <w:color w:val="000000"/>
+                <w:kern w:val="0"/>
+                <w:sz w:val="18"/>
+                <w:szCs w:val="18"/>
+                <w14:ligatures w14:val="none"/>
+              </w:rPr>
+            </w:pPr>
+            <w:r>
+              <w:rPr>
+                <w:rFonts w:ascii="Aptos Narrow" w:eastAsia="Times New Roman" w:hAnsi="Aptos Narrow" w:cs="Times New Roman"/>
+                <w:color w:val="000000"/>
+                <w:kern w:val="0"/>
+                <w:sz w:val="18"/>
+                <w:szCs w:val="18"/>
+                <w14:ligatures w14:val="none"/>
+              </w:rPr>
+              <w:t>0.25</w:t>
+            </w:r>
+          </w:p>
+        </w:tc>
+        <w:tc>
+          <w:tcPr>
+            <w:tcW w:w="2227" w:type="dxa"/>
+            <w:shd w:val="clear" w:color="auto" w:fill="auto"/>
+            <w:noWrap/>
+            <w:vAlign w:val="center"/>
+          </w:tcPr>
+          <w:p>
+            <w:pPr>
+              <w:spacing w:after="0" w:line="240" w:lineRule="auto"/>
+              <w:jc w:val="center"/>
+              <w:rPr>
+                <w:rFonts w:ascii="Aptos Narrow" w:eastAsia="Times New Roman" w:hAnsi="Aptos Narrow" w:cs="Times New Roman"/>
+                <w:color w:val="000000"/>
+                <w:kern w:val="0"/>
+                <w:sz w:val="18"/>
+                <w:szCs w:val="18"/>
+                <w14:ligatures w14:val="none"/>
+              </w:rPr>
+            </w:pPr>
+            <w:r>
+              <w:rPr>
+                <w:rFonts w:ascii="Aptos Narrow" w:eastAsia="Times New Roman" w:hAnsi="Aptos Narrow" w:cs="Times New Roman"/>
+                <w:color w:val="000000"/>
+                <w:kern w:val="0"/>
+                <w:sz w:val="18"/>
+                <w:szCs w:val="18"/>
+                <w14:ligatures w14:val="none"/>
+              </w:rPr>
+              <w:t>0.27</w:t>
+            </w:r>
+          </w:p>
+        </w:tc>
+        <w:tc>
+          <w:tcPr>
+            <w:tcW w:w="1418" w:type="dxa"/>
+            <w:vAlign w:val="center"/>
+          </w:tcPr>
+          <w:p>
+            <w:pPr>
+              <w:spacing w:after="0" w:line="240" w:lineRule="auto"/>
+              <w:jc w:val="center"/>
+              <w:rPr>
+                <w:rFonts w:ascii="Aptos Narrow" w:eastAsia="Times New Roman" w:hAnsi="Aptos Narrow" w:cs="Times New Roman"/>
+                <w:color w:val="000000"/>
+                <w:kern w:val="0"/>
+                <w:sz w:val="18"/>
+                <w:szCs w:val="18"/>
+                <w14:ligatures w14:val="none"/>
+              </w:rPr>
+            </w:pPr>
+            <w:r>
+              <w:rPr>
+                <w:rFonts w:ascii="Aptos Narrow" w:eastAsia="Times New Roman" w:hAnsi="Aptos Narrow" w:cs="Times New Roman"/>
+                <w:color w:val="000000"/>
+                <w:kern w:val="0"/>
+                <w:sz w:val="18"/>
+                <w:szCs w:val="18"/>
+                <w14:ligatures w14:val="none"/>
+              </w:rPr>
+              <w:t>Yes</w:t>
+            </w:r>
+          </w:p>
+        </w:tc>
+        <w:tc>
+          <w:tcPr>
+            <w:tcW w:w="1134" w:type="dxa"/>
+            <w:shd w:val="clear" w:color="auto" w:fill="auto"/>
+            <w:noWrap/>
+            <w:vAlign w:val="center"/>
+          </w:tcPr>
+          <w:p>
+            <w:pPr>
+              <w:spacing w:after="0" w:line="240" w:lineRule="auto"/>
+              <w:jc w:val="center"/>
+              <w:rPr>
+                <w:rFonts w:ascii="Aptos Narrow" w:eastAsia="Times New Roman" w:hAnsi="Aptos Narrow" w:cs="Times New Roman"/>
+                <w:color w:val="000000"/>
+                <w:kern w:val="0"/>
+                <w:sz w:val="18"/>
+                <w:szCs w:val="18"/>
+                <w14:ligatures w14:val="none"/>
+              </w:rPr>
+            </w:pPr>
+            <w:r>
+              <w:rPr>
+                <w:rFonts w:ascii="Aptos Narrow" w:eastAsia="Times New Roman" w:hAnsi="Aptos Narrow" w:cs="Times New Roman"/>
+                <w:color w:val="000000"/>
+                <w:kern w:val="0"/>
+                <w:sz w:val="18"/>
+                <w:szCs w:val="18"/>
+                <w14:ligatures w14:val="none"/>
+              </w:rPr>
+              <w:t>Collapsed</w:t>
+            </w:r>
+          </w:p>
+        </w:tc>
+      </w:tr>
+      <w:tr>
+        <w:trPr>
+          <w:trHeight w:val="300"/>
+        </w:trPr>
+        <w:tc>
+          <w:tcPr>
+            <w:tcW w:w="1800" w:type="dxa"/>
+            <w:shd w:val="clear" w:color="auto" w:fill="auto"/>
+            <w:noWrap/>
+            <w:vAlign w:val="center"/>
+          </w:tcPr>
+          <w:p>
+            <w:pPr>
+              <w:spacing w:after="0" w:line="240" w:lineRule="auto"/>
+              <w:rPr>
+                <w:rFonts w:ascii="Aptos Narrow" w:eastAsia="Times New Roman" w:hAnsi="Aptos Narrow" w:cs="Times New Roman"/>
+                <w:color w:val="000000"/>
+                <w:kern w:val="0"/>
+                <w:sz w:val="18"/>
+                <w:szCs w:val="18"/>
+                <w14:ligatures w14:val="none"/>
+              </w:rPr>
+            </w:pPr>
+            <w:r>
+              <w:rPr>
+                <w:rFonts w:ascii="Aptos Narrow" w:eastAsia="Times New Roman" w:hAnsi="Aptos Narrow" w:cs="Times New Roman"/>
+                <w:color w:val="000000"/>
+                <w:kern w:val="0"/>
+                <w:sz w:val="18"/>
+                <w:szCs w:val="18"/>
+                <w14:ligatures w14:val="none"/>
+              </w:rPr>
+              <w:t>COD1IN</w:t>
+            </w:r>
+          </w:p>
+        </w:tc>
+        <w:tc>
+          <w:tcPr>
+            <w:tcW w:w="1125" w:type="dxa"/>
+            <w:shd w:val="clear" w:color="auto" w:fill="auto"/>
+            <w:noWrap/>
+            <w:vAlign w:val="center"/>
+          </w:tcPr>
+          <w:p>
+            <w:pPr>
+              <w:spacing w:after="0" w:line="240" w:lineRule="auto"/>
+              <w:jc w:val="center"/>
+              <w:rPr>
+                <w:rFonts w:ascii="Aptos Narrow" w:eastAsia="Times New Roman" w:hAnsi="Aptos Narrow" w:cs="Times New Roman"/>
+                <w:color w:val="000000"/>
+                <w:kern w:val="0"/>
+                <w:sz w:val="18"/>
+                <w:szCs w:val="18"/>
+                <w14:ligatures w14:val="none"/>
+              </w:rPr>
+            </w:pPr>
+            <w:r>
+              <w:rPr>
+                <w:rFonts w:ascii="Aptos Narrow" w:eastAsia="Times New Roman" w:hAnsi="Aptos Narrow" w:cs="Times New Roman"/>
+                <w:color w:val="000000"/>
+                <w:kern w:val="0"/>
+                <w:sz w:val="18"/>
+                <w:szCs w:val="18"/>
+                <w14:ligatures w14:val="none"/>
+              </w:rPr>
+              <w:t>0.53</w:t>
+            </w:r>
+          </w:p>
+        </w:tc>
+        <w:tc>
+          <w:tcPr>
+            <w:tcW w:w="1652" w:type="dxa"/>
+            <w:shd w:val="clear" w:color="auto" w:fill="auto"/>
+            <w:noWrap/>
+            <w:vAlign w:val="center"/>
+          </w:tcPr>
+          <w:p>
+            <w:pPr>
+              <w:spacing w:after="0" w:line="240" w:lineRule="auto"/>
+              <w:jc w:val="center"/>
+              <w:rPr>
+                <w:rFonts w:ascii="Aptos Narrow" w:eastAsia="Times New Roman" w:hAnsi="Aptos Narrow" w:cs="Times New Roman"/>
+                <w:color w:val="000000"/>
+                <w:kern w:val="0"/>
+                <w:sz w:val="18"/>
+                <w:szCs w:val="18"/>
+                <w14:ligatures w14:val="none"/>
+              </w:rPr>
+            </w:pPr>
+            <w:r>
+              <w:rPr>
+                <w:rFonts w:ascii="Aptos Narrow" w:eastAsia="Times New Roman" w:hAnsi="Aptos Narrow" w:cs="Times New Roman"/>
+                <w:color w:val="000000"/>
+                <w:kern w:val="0"/>
+                <w:sz w:val="18"/>
+                <w:szCs w:val="18"/>
+                <w14:ligatures w14:val="none"/>
+              </w:rPr>
+              <w:t>0.29</w:t>
+            </w:r>
+          </w:p>
+        </w:tc>
+        <w:tc>
+          <w:tcPr>
+            <w:tcW w:w="2227" w:type="dxa"/>
+            <w:shd w:val="clear" w:color="auto" w:fill="auto"/>
+            <w:noWrap/>
+            <w:vAlign w:val="center"/>
+          </w:tcPr>
+          <w:p>
+            <w:pPr>
+              <w:spacing w:after="0" w:line="240" w:lineRule="auto"/>
+              <w:jc w:val="center"/>
+              <w:rPr>
+                <w:rFonts w:ascii="Aptos Narrow" w:eastAsia="Times New Roman" w:hAnsi="Aptos Narrow" w:cs="Times New Roman"/>
+                <w:color w:val="000000"/>
+                <w:kern w:val="0"/>
+                <w:sz w:val="18"/>
+                <w:szCs w:val="18"/>
+                <w14:ligatures w14:val="none"/>
+              </w:rPr>
+            </w:pPr>
+            <w:r>
+              <w:rPr>
+                <w:rFonts w:ascii="Aptos Narrow" w:eastAsia="Times New Roman" w:hAnsi="Aptos Narrow" w:cs="Times New Roman"/>
+                <w:color w:val="000000"/>
+                <w:kern w:val="0"/>
+                <w:sz w:val="18"/>
+                <w:szCs w:val="18"/>
+                <w14:ligatures w14:val="none"/>
+              </w:rPr>
+              <w:t>0.08</w:t>
+            </w:r>
+          </w:p>
+        </w:tc>
+        <w:tc>
+          <w:tcPr>
+            <w:tcW w:w="1418" w:type="dxa"/>
+            <w:vAlign w:val="center"/>
+          </w:tcPr>
+          <w:p>
+            <w:pPr>
+              <w:spacing w:after="0" w:line="240" w:lineRule="auto"/>
+              <w:jc w:val="center"/>
+              <w:rPr>
+                <w:rFonts w:ascii="Aptos Narrow" w:eastAsia="Times New Roman" w:hAnsi="Aptos Narrow" w:cs="Times New Roman"/>
+                <w:color w:val="000000"/>
+                <w:kern w:val="0"/>
+                <w:sz w:val="18"/>
+                <w:szCs w:val="18"/>
+                <w14:ligatures w14:val="none"/>
+              </w:rPr>
+            </w:pPr>
+            <w:r>
+              <w:rPr>
+                <w:rFonts w:ascii="Aptos Narrow" w:eastAsia="Times New Roman" w:hAnsi="Aptos Narrow" w:cs="Times New Roman"/>
+                <w:color w:val="000000"/>
+                <w:kern w:val="0"/>
+                <w:sz w:val="18"/>
+                <w:szCs w:val="18"/>
+                <w14:ligatures w14:val="none"/>
+              </w:rPr>
+              <w:t>Yes</w:t>
+            </w:r>
+          </w:p>
+        </w:tc>
+        <w:tc>
+          <w:tcPr>
+            <w:tcW w:w="1134" w:type="dxa"/>
+            <w:shd w:val="clear" w:color="auto" w:fill="auto"/>
+            <w:noWrap/>
+            <w:vAlign w:val="center"/>
+          </w:tcPr>
+          <w:p>
+            <w:pPr>
+              <w:spacing w:after="0" w:line="240" w:lineRule="auto"/>
+              <w:jc w:val="center"/>
+              <w:rPr>
+                <w:rFonts w:ascii="Aptos Narrow" w:eastAsia="Times New Roman" w:hAnsi="Aptos Narrow" w:cs="Times New Roman"/>
+                <w:color w:val="000000"/>
+                <w:kern w:val="0"/>
+                <w:sz w:val="18"/>
+                <w:szCs w:val="18"/>
+                <w14:ligatures w14:val="none"/>
+              </w:rPr>
+            </w:pPr>
+            <w:r>
+              <w:rPr>
+                <w:rFonts w:ascii="Aptos Narrow" w:eastAsia="Times New Roman" w:hAnsi="Aptos Narrow" w:cs="Times New Roman"/>
+                <w:color w:val="000000"/>
+                <w:kern w:val="0"/>
+                <w:sz w:val="18"/>
+                <w:szCs w:val="18"/>
+                <w14:ligatures w14:val="none"/>
+              </w:rPr>
+              <w:t>Recovered</w:t>
+            </w:r>
+          </w:p>
+        </w:tc>
+      </w:tr>
+      <w:tr>
+        <w:trPr>
+          <w:trHeight w:val="300"/>
+        </w:trPr>
+        <w:tc>
+          <w:tcPr>
+            <w:tcW w:w="1800" w:type="dxa"/>
+            <w:shd w:val="clear" w:color="auto" w:fill="auto"/>
+            <w:noWrap/>
+            <w:vAlign w:val="center"/>
+          </w:tcPr>
+          <w:p>
+            <w:pPr>
+              <w:spacing w:after="0" w:line="240" w:lineRule="auto"/>
+              <w:rPr>
+                <w:rFonts w:ascii="Aptos Narrow" w:eastAsia="Times New Roman" w:hAnsi="Aptos Narrow" w:cs="Times New Roman"/>
+                <w:color w:val="000000"/>
+                <w:kern w:val="0"/>
+                <w:sz w:val="18"/>
+                <w:szCs w:val="18"/>
+                <w14:ligatures w14:val="none"/>
+              </w:rPr>
+            </w:pPr>
+            <w:r>
+              <w:rPr>
+                <w:rFonts w:ascii="Aptos Narrow" w:eastAsia="Times New Roman" w:hAnsi="Aptos Narrow" w:cs="Times New Roman"/>
+                <w:color w:val="000000"/>
+                <w:kern w:val="0"/>
+                <w:sz w:val="18"/>
+                <w:szCs w:val="18"/>
+                <w14:ligatures w14:val="none"/>
+              </w:rPr>
+              <w:t>3Pn4RS</w:t>
+            </w:r>
+          </w:p>
+        </w:tc>
+        <w:tc>
+          <w:tcPr>
+            <w:tcW w:w="1125" w:type="dxa"/>
+            <w:shd w:val="clear" w:color="auto" w:fill="auto"/>
+            <w:noWrap/>
+            <w:vAlign w:val="center"/>
+          </w:tcPr>
+          <w:p>
+            <w:pPr>
+              <w:spacing w:after="0" w:line="240" w:lineRule="auto"/>
+              <w:jc w:val="center"/>
+              <w:rPr>
+                <w:rFonts w:ascii="Aptos Narrow" w:eastAsia="Times New Roman" w:hAnsi="Aptos Narrow" w:cs="Times New Roman"/>
+                <w:color w:val="000000"/>
+                <w:kern w:val="0"/>
+                <w:sz w:val="18"/>
+                <w:szCs w:val="18"/>
+                <w14:ligatures w14:val="none"/>
+              </w:rPr>
+            </w:pPr>
+            <w:r>
+              <w:rPr>
+                <w:rFonts w:ascii="Aptos Narrow" w:eastAsia="Times New Roman" w:hAnsi="Aptos Narrow" w:cs="Times New Roman"/>
+                <w:color w:val="000000"/>
+                <w:kern w:val="0"/>
+                <w:sz w:val="18"/>
+                <w:szCs w:val="18"/>
+                <w14:ligatures w14:val="none"/>
+              </w:rPr>
+              <w:t>-</w:t>
+            </w:r>
+          </w:p>
+        </w:tc>
+        <w:tc>
+          <w:tcPr>
+            <w:tcW w:w="1652" w:type="dxa"/>
+            <w:shd w:val="clear" w:color="auto" w:fill="auto"/>
+            <w:noWrap/>
+            <w:vAlign w:val="center"/>
+          </w:tcPr>
+          <w:p>
+            <w:pPr>
+              <w:spacing w:after="0" w:line="240" w:lineRule="auto"/>
+              <w:jc w:val="center"/>
+              <w:rPr>
+                <w:rFonts w:ascii="Aptos Narrow" w:eastAsia="Times New Roman" w:hAnsi="Aptos Narrow" w:cs="Times New Roman"/>
+                <w:color w:val="000000"/>
+                <w:kern w:val="0"/>
+                <w:sz w:val="18"/>
+                <w:szCs w:val="18"/>
+                <w14:ligatures w14:val="none"/>
+              </w:rPr>
+            </w:pPr>
+            <w:r>
+              <w:rPr>
+                <w:rFonts w:ascii="Times New Roman" w:eastAsia="Times New Roman" w:hAnsi="Times New Roman" w:cs="Times New Roman"/>
+                <w:kern w:val="0"/>
+                <w:sz w:val="18"/>
+                <w:szCs w:val="18"/>
+                <w14:ligatures w14:val="none"/>
+              </w:rPr>
+              <w:t>0.03</w:t>
+            </w:r>
+          </w:p>
+        </w:tc>
+        <w:tc>
+          <w:tcPr>
+            <w:tcW w:w="2227" w:type="dxa"/>
+            <w:shd w:val="clear" w:color="auto" w:fill="auto"/>
+            <w:noWrap/>
+            <w:vAlign w:val="center"/>
+          </w:tcPr>
+          <w:p>
+            <w:pPr>
+              <w:spacing w:after="0" w:line="240" w:lineRule="auto"/>
+              <w:jc w:val="center"/>
+              <w:rPr>
+                <w:rFonts w:ascii="Aptos Narrow" w:eastAsia="Times New Roman" w:hAnsi="Aptos Narrow" w:cs="Times New Roman"/>
+                <w:color w:val="000000"/>
+                <w:kern w:val="0"/>
+                <w:sz w:val="18"/>
+                <w:szCs w:val="18"/>
+                <w14:ligatures w14:val="none"/>
+              </w:rPr>
+            </w:pPr>
+            <w:r>
+              <w:rPr>
+                <w:rFonts w:ascii="Aptos Narrow" w:eastAsia="Times New Roman" w:hAnsi="Aptos Narrow" w:cs="Times New Roman"/>
+                <w:color w:val="000000"/>
+                <w:kern w:val="0"/>
+                <w:sz w:val="18"/>
+                <w:szCs w:val="18"/>
+                <w14:ligatures w14:val="none"/>
+              </w:rPr>
+              <w:t>0.28</w:t>
+            </w:r>
+          </w:p>
+        </w:tc>
+        <w:tc>
+          <w:tcPr>
+            <w:tcW w:w="1418" w:type="dxa"/>
+            <w:vAlign w:val="center"/>
+          </w:tcPr>
+          <w:p>
+            <w:pPr>
+              <w:spacing w:after="0" w:line="240" w:lineRule="auto"/>
+              <w:jc w:val="center"/>
+              <w:rPr>
+                <w:rFonts w:ascii="Aptos Narrow" w:eastAsia="Times New Roman" w:hAnsi="Aptos Narrow" w:cs="Times New Roman"/>
+                <w:color w:val="000000"/>
+                <w:kern w:val="0"/>
+                <w:sz w:val="18"/>
+                <w:szCs w:val="18"/>
+                <w14:ligatures w14:val="none"/>
+              </w:rPr>
+            </w:pPr>
+            <w:r>
+              <w:rPr>
+                <w:rFonts w:ascii="Aptos Narrow" w:eastAsia="Times New Roman" w:hAnsi="Aptos Narrow" w:cs="Times New Roman"/>
+                <w:color w:val="000000"/>
+                <w:kern w:val="0"/>
+                <w:sz w:val="18"/>
+                <w:szCs w:val="18"/>
+                <w14:ligatures w14:val="none"/>
+              </w:rPr>
+              <w:t>Yes</w:t>
+            </w:r>
+          </w:p>
+        </w:tc>
+        <w:tc>
+          <w:tcPr>
+            <w:tcW w:w="1134" w:type="dxa"/>
+            <w:shd w:val="clear" w:color="auto" w:fill="auto"/>
+            <w:noWrap/>
+            <w:vAlign w:val="center"/>
+          </w:tcPr>
+          <w:p>
+            <w:pPr>
+              <w:spacing w:after="0" w:line="240" w:lineRule="auto"/>
+              <w:jc w:val="center"/>
+              <w:rPr>
+                <w:rFonts w:ascii="Aptos Narrow" w:eastAsia="Times New Roman" w:hAnsi="Aptos Narrow" w:cs="Times New Roman"/>
+                <w:color w:val="000000"/>
+                <w:kern w:val="0"/>
+                <w:sz w:val="18"/>
+                <w:szCs w:val="18"/>
+                <w14:ligatures w14:val="none"/>
+              </w:rPr>
+            </w:pPr>
+            <w:r>
+              <w:rPr>
+                <w:rFonts w:ascii="Aptos Narrow" w:eastAsia="Times New Roman" w:hAnsi="Aptos Narrow" w:cs="Times New Roman"/>
+                <w:color w:val="000000"/>
+                <w:kern w:val="0"/>
+                <w:sz w:val="18"/>
+                <w:szCs w:val="18"/>
+                <w14:ligatures w14:val="none"/>
+              </w:rPr>
+              <w:t>Collapsed</w:t>
+            </w:r>
+          </w:p>
+        </w:tc>
+      </w:tr>
+      <w:tr>
+        <w:trPr>
+          <w:trHeight w:val="300"/>
+        </w:trPr>
+        <w:tc>
+          <w:tcPr>
+            <w:tcW w:w="1800" w:type="dxa"/>
+            <w:shd w:val="clear" w:color="auto" w:fill="auto"/>
+            <w:noWrap/>
+            <w:vAlign w:val="center"/>
+          </w:tcPr>
+          <w:p>
+            <w:pPr>
+              <w:spacing w:after="0" w:line="240" w:lineRule="auto"/>
+              <w:rPr>
+                <w:rFonts w:ascii="Aptos Narrow" w:eastAsia="Times New Roman" w:hAnsi="Aptos Narrow" w:cs="Times New Roman"/>
+                <w:color w:val="000000"/>
+                <w:kern w:val="0"/>
+                <w:sz w:val="18"/>
+                <w:szCs w:val="18"/>
+                <w14:ligatures w14:val="none"/>
+              </w:rPr>
+            </w:pPr>
+            <w:r>
+              <w:rPr>
+                <w:rFonts w:ascii="Aptos Narrow" w:eastAsia="Times New Roman" w:hAnsi="Aptos Narrow" w:cs="Times New Roman"/>
+                <w:color w:val="000000"/>
+                <w:kern w:val="0"/>
+                <w:sz w:val="18"/>
+                <w:szCs w:val="18"/>
+                <w14:ligatures w14:val="none"/>
+              </w:rPr>
+              <w:t>4X5Y</w:t>
+            </w:r>
+          </w:p>
+        </w:tc>
+        <w:tc>
+          <w:tcPr>
+            <w:tcW w:w="1125" w:type="dxa"/>
+            <w:shd w:val="clear" w:color="auto" w:fill="auto"/>
+            <w:noWrap/>
+            <w:vAlign w:val="center"/>
+          </w:tcPr>
+          <w:p>
+            <w:pPr>
+              <w:spacing w:after="0" w:line="240" w:lineRule="auto"/>
+              <w:jc w:val="center"/>
+              <w:rPr>
+                <w:rFonts w:ascii="Aptos Narrow" w:eastAsia="Times New Roman" w:hAnsi="Aptos Narrow" w:cs="Times New Roman"/>
+                <w:color w:val="000000"/>
+                <w:kern w:val="0"/>
+                <w:sz w:val="18"/>
+                <w:szCs w:val="18"/>
+                <w14:ligatures w14:val="none"/>
+              </w:rPr>
+            </w:pPr>
+            <w:r>
+              <w:rPr>
+                <w:rFonts w:ascii="Aptos Narrow" w:eastAsia="Times New Roman" w:hAnsi="Aptos Narrow" w:cs="Times New Roman"/>
+                <w:color w:val="000000"/>
+                <w:kern w:val="0"/>
+                <w:sz w:val="18"/>
+                <w:szCs w:val="18"/>
+                <w14:ligatures w14:val="none"/>
+              </w:rPr>
+              <w:t>-</w:t>
+            </w:r>
+          </w:p>
+        </w:tc>
+        <w:tc>
+          <w:tcPr>
+            <w:tcW w:w="1652" w:type="dxa"/>
+            <w:shd w:val="clear" w:color="auto" w:fill="auto"/>
+            <w:noWrap/>
+            <w:vAlign w:val="center"/>
+          </w:tcPr>
+          <w:p>
+            <w:pPr>
+              <w:spacing w:after="0" w:line="240" w:lineRule="auto"/>
+              <w:jc w:val="center"/>
+              <w:rPr>
+                <w:rFonts w:ascii="Times New Roman" w:eastAsia="Times New Roman" w:hAnsi="Times New Roman" w:cs="Times New Roman"/>
+                <w:kern w:val="0"/>
+                <w:sz w:val="18"/>
+                <w:szCs w:val="18"/>
+                <w14:ligatures w14:val="none"/>
+              </w:rPr>
+            </w:pPr>
+            <w:r>
+              <w:rPr>
+                <w:rFonts w:ascii="Times New Roman" w:eastAsia="Times New Roman" w:hAnsi="Times New Roman" w:cs="Times New Roman"/>
+                <w:kern w:val="0"/>
+                <w:sz w:val="18"/>
+                <w:szCs w:val="18"/>
+                <w14:ligatures w14:val="none"/>
+              </w:rPr>
+              <w:t>0.03</w:t>
+            </w:r>
+          </w:p>
+        </w:tc>
+        <w:tc>
+          <w:tcPr>
+            <w:tcW w:w="2227" w:type="dxa"/>
+            <w:shd w:val="clear" w:color="auto" w:fill="auto"/>
+            <w:noWrap/>
+            <w:vAlign w:val="center"/>
+          </w:tcPr>
+          <w:p>
+            <w:pPr>
+              <w:spacing w:after="0" w:line="240" w:lineRule="auto"/>
+              <w:jc w:val="center"/>
+              <w:rPr>
+                <w:rFonts w:ascii="Aptos Narrow" w:eastAsia="Times New Roman" w:hAnsi="Aptos Narrow" w:cs="Times New Roman"/>
+                <w:color w:val="000000"/>
+                <w:kern w:val="0"/>
+                <w:sz w:val="18"/>
+                <w:szCs w:val="18"/>
+                <w14:ligatures w14:val="none"/>
+              </w:rPr>
+            </w:pPr>
+            <w:r>
+              <w:rPr>
+                <w:rFonts w:ascii="Aptos Narrow" w:eastAsia="Times New Roman" w:hAnsi="Aptos Narrow" w:cs="Times New Roman"/>
+                <w:color w:val="000000"/>
+                <w:kern w:val="0"/>
+                <w:sz w:val="18"/>
+                <w:szCs w:val="18"/>
+                <w14:ligatures w14:val="none"/>
+              </w:rPr>
+              <w:t>0.25</w:t>
+            </w:r>
+          </w:p>
+        </w:tc>
+        <w:tc>
+          <w:tcPr>
+            <w:tcW w:w="1418" w:type="dxa"/>
+            <w:vAlign w:val="center"/>
+          </w:tcPr>
+          <w:p>
+            <w:pPr>
+              <w:spacing w:after="0" w:line="240" w:lineRule="auto"/>
+              <w:jc w:val="center"/>
+              <w:rPr>
+                <w:rFonts w:ascii="Aptos Narrow" w:eastAsia="Times New Roman" w:hAnsi="Aptos Narrow" w:cs="Times New Roman"/>
+                <w:color w:val="000000"/>
+                <w:kern w:val="0"/>
+                <w:sz w:val="18"/>
+                <w:szCs w:val="18"/>
+                <w14:ligatures w14:val="none"/>
+              </w:rPr>
+            </w:pPr>
+            <w:r>
+              <w:rPr>
+                <w:rFonts w:ascii="Aptos Narrow" w:eastAsia="Times New Roman" w:hAnsi="Aptos Narrow" w:cs="Times New Roman"/>
+                <w:color w:val="000000"/>
+                <w:kern w:val="0"/>
+                <w:sz w:val="18"/>
+                <w:szCs w:val="18"/>
+                <w14:ligatures w14:val="none"/>
+              </w:rPr>
+              <w:t>Yes</w:t>
+            </w:r>
+          </w:p>
+        </w:tc>
+        <w:tc>
+          <w:tcPr>
+            <w:tcW w:w="1134" w:type="dxa"/>
+            <w:shd w:val="clear" w:color="auto" w:fill="auto"/>
+            <w:noWrap/>
+            <w:vAlign w:val="center"/>
+          </w:tcPr>
+          <w:p>
+            <w:pPr>
+              <w:spacing w:after="0" w:line="240" w:lineRule="auto"/>
+              <w:jc w:val="center"/>
+              <w:rPr>
+                <w:rFonts w:ascii="Aptos Narrow" w:eastAsia="Times New Roman" w:hAnsi="Aptos Narrow" w:cs="Times New Roman"/>
+                <w:color w:val="000000"/>
+                <w:kern w:val="0"/>
+                <w:sz w:val="18"/>
+                <w:szCs w:val="18"/>
+                <w14:ligatures w14:val="none"/>
+              </w:rPr>
+            </w:pPr>
+            <w:r>
+              <w:rPr>
+                <w:rFonts w:ascii="Aptos Narrow" w:eastAsia="Times New Roman" w:hAnsi="Aptos Narrow" w:cs="Times New Roman"/>
+                <w:color w:val="000000"/>
+                <w:kern w:val="0"/>
+                <w:sz w:val="18"/>
+                <w:szCs w:val="18"/>
+                <w14:ligatures w14:val="none"/>
+              </w:rPr>
+              <w:t>Collapsed</w:t>
+            </w:r>
+          </w:p>
+        </w:tc>
+      </w:tr>
+      <w:tr>
+        <w:trPr>
+          <w:trHeight w:val="300"/>
+        </w:trPr>
+        <w:tc>
+          <w:tcPr>
+            <w:tcW w:w="1800" w:type="dxa"/>
+            <w:shd w:val="clear" w:color="auto" w:fill="auto"/>
+            <w:noWrap/>
+            <w:vAlign w:val="center"/>
+          </w:tcPr>
+          <w:p>
+            <w:pPr>
+              <w:spacing w:after="0" w:line="240" w:lineRule="auto"/>
+              <w:rPr>
+                <w:rFonts w:ascii="Aptos Narrow" w:eastAsia="Times New Roman" w:hAnsi="Aptos Narrow" w:cs="Times New Roman"/>
+                <w:color w:val="000000"/>
+                <w:kern w:val="0"/>
+                <w:sz w:val="18"/>
+                <w:szCs w:val="18"/>
+                <w14:ligatures w14:val="none"/>
+              </w:rPr>
+            </w:pPr>
+            <w:r>
+              <w:rPr>
+                <w:rFonts w:ascii="Aptos Narrow" w:eastAsia="Times New Roman" w:hAnsi="Aptos Narrow" w:cs="Times New Roman"/>
+                <w:color w:val="000000"/>
+                <w:kern w:val="0"/>
+                <w:sz w:val="18"/>
+                <w:szCs w:val="18"/>
+                <w14:ligatures w14:val="none"/>
+              </w:rPr>
+              <w:t>3NO</w:t>
+            </w:r>
+          </w:p>
+        </w:tc>
+        <w:tc>
+          <w:tcPr>
+            <w:tcW w:w="1125" w:type="dxa"/>
+            <w:shd w:val="clear" w:color="auto" w:fill="auto"/>
+            <w:noWrap/>
+            <w:vAlign w:val="center"/>
+          </w:tcPr>
+          <w:p>
+            <w:pPr>
+              <w:spacing w:after="0" w:line="240" w:lineRule="auto"/>
+              <w:jc w:val="center"/>
+              <w:rPr>
+                <w:rFonts w:ascii="Aptos Narrow" w:eastAsia="Times New Roman" w:hAnsi="Aptos Narrow" w:cs="Times New Roman"/>
+                <w:color w:val="000000"/>
+                <w:kern w:val="0"/>
+                <w:sz w:val="18"/>
+                <w:szCs w:val="18"/>
+                <w14:ligatures w14:val="none"/>
+              </w:rPr>
+            </w:pPr>
+            <w:r>
+              <w:rPr>
+                <w:rFonts w:ascii="Aptos Narrow" w:eastAsia="Times New Roman" w:hAnsi="Aptos Narrow" w:cs="Times New Roman"/>
+                <w:color w:val="000000"/>
+                <w:kern w:val="0"/>
+                <w:sz w:val="18"/>
+                <w:szCs w:val="18"/>
+                <w14:ligatures w14:val="none"/>
+              </w:rPr>
+              <w:t>-</w:t>
+            </w:r>
+          </w:p>
+        </w:tc>
+        <w:tc>
+          <w:tcPr>
+            <w:tcW w:w="1652" w:type="dxa"/>
+            <w:shd w:val="clear" w:color="auto" w:fill="auto"/>
+            <w:noWrap/>
+            <w:vAlign w:val="center"/>
+          </w:tcPr>
+          <w:p>
+            <w:pPr>
+              <w:spacing w:after="0" w:line="240" w:lineRule="auto"/>
+              <w:jc w:val="center"/>
+              <w:rPr>
+                <w:rFonts w:ascii="Times New Roman" w:eastAsia="Times New Roman" w:hAnsi="Times New Roman" w:cs="Times New Roman"/>
+                <w:kern w:val="0"/>
+                <w:sz w:val="18"/>
+                <w:szCs w:val="18"/>
+                <w14:ligatures w14:val="none"/>
+              </w:rPr>
+            </w:pPr>
+            <w:r>
+              <w:rPr>
+                <w:rFonts w:ascii="Times New Roman" w:eastAsia="Times New Roman" w:hAnsi="Times New Roman" w:cs="Times New Roman"/>
+                <w:kern w:val="0"/>
+                <w:sz w:val="18"/>
+                <w:szCs w:val="18"/>
+                <w14:ligatures w14:val="none"/>
+              </w:rPr>
+              <w:t>0.14</w:t>
+            </w:r>
+          </w:p>
+        </w:tc>
+        <w:tc>
+          <w:tcPr>
+            <w:tcW w:w="2227" w:type="dxa"/>
+            <w:shd w:val="clear" w:color="auto" w:fill="auto"/>
+            <w:noWrap/>
+            <w:vAlign w:val="center"/>
+          </w:tcPr>
+          <w:p>
+            <w:pPr>
+              <w:spacing w:after="0" w:line="240" w:lineRule="auto"/>
+              <w:jc w:val="center"/>
+              <w:rPr>
+                <w:rFonts w:ascii="Aptos Narrow" w:eastAsia="Times New Roman" w:hAnsi="Aptos Narrow" w:cs="Times New Roman"/>
+                <w:color w:val="000000"/>
+                <w:kern w:val="0"/>
+                <w:sz w:val="18"/>
+                <w:szCs w:val="18"/>
+                <w14:ligatures w14:val="none"/>
+              </w:rPr>
+            </w:pPr>
+            <w:r>
+              <w:rPr>
+                <w:rFonts w:ascii="Aptos Narrow" w:eastAsia="Times New Roman" w:hAnsi="Aptos Narrow" w:cs="Times New Roman"/>
+                <w:color w:val="000000"/>
+                <w:kern w:val="0"/>
+                <w:sz w:val="18"/>
+                <w:szCs w:val="18"/>
+                <w14:ligatures w14:val="none"/>
+              </w:rPr>
+              <w:t>0.0</w:t>
+            </w:r>
+            <w:r>
+              <w:rPr>
+                <w:rFonts w:ascii="Aptos Narrow" w:eastAsia="Times New Roman" w:hAnsi="Aptos Narrow" w:cs="Times New Roman"/>
+                <w:color w:val="000000"/>
+                <w:kern w:val="0"/>
+                <w:sz w:val="18"/>
+                <w:szCs w:val="18"/>
+                <w14:ligatures w14:val="none"/>
+              </w:rPr>
+              <w:t>5</w:t>
+            </w:r>
+          </w:p>
+        </w:tc>
+        <w:tc>
+          <w:tcPr>
+            <w:tcW w:w="1418" w:type="dxa"/>
+            <w:vAlign w:val="center"/>
+          </w:tcPr>
+          <w:p>
+            <w:pPr>
+              <w:spacing w:after="0" w:line="240" w:lineRule="auto"/>
+              <w:jc w:val="center"/>
+              <w:rPr>
+                <w:rFonts w:ascii="Aptos Narrow" w:eastAsia="Times New Roman" w:hAnsi="Aptos Narrow" w:cs="Times New Roman"/>
+                <w:color w:val="000000"/>
+                <w:kern w:val="0"/>
+                <w:sz w:val="18"/>
+                <w:szCs w:val="18"/>
+                <w14:ligatures w14:val="none"/>
+              </w:rPr>
+            </w:pPr>
+            <w:r>
+              <w:rPr>
+                <w:rFonts w:ascii="Aptos Narrow" w:eastAsia="Times New Roman" w:hAnsi="Aptos Narrow" w:cs="Times New Roman"/>
+                <w:color w:val="000000"/>
+                <w:kern w:val="0"/>
+                <w:sz w:val="18"/>
+                <w:szCs w:val="18"/>
+                <w14:ligatures w14:val="none"/>
+              </w:rPr>
+              <w:t>Yes</w:t>
+            </w:r>
+          </w:p>
+        </w:tc>
+        <w:tc>
+          <w:tcPr>
+            <w:tcW w:w="1134" w:type="dxa"/>
+            <w:shd w:val="clear" w:color="auto" w:fill="auto"/>
+            <w:noWrap/>
+            <w:vAlign w:val="center"/>
+          </w:tcPr>
+          <w:p>
+            <w:pPr>
+              <w:spacing w:after="0" w:line="240" w:lineRule="auto"/>
+              <w:jc w:val="center"/>
+              <w:rPr>
+                <w:rFonts w:ascii="Aptos Narrow" w:eastAsia="Times New Roman" w:hAnsi="Aptos Narrow" w:cs="Times New Roman"/>
+                <w:color w:val="000000"/>
+                <w:kern w:val="0"/>
+                <w:sz w:val="18"/>
+                <w:szCs w:val="18"/>
+                <w14:ligatures w14:val="none"/>
+              </w:rPr>
+            </w:pPr>
+            <w:r>
+              <w:rPr>
+                <w:rFonts w:ascii="Aptos Narrow" w:eastAsia="Times New Roman" w:hAnsi="Aptos Narrow" w:cs="Times New Roman"/>
+                <w:color w:val="000000"/>
+                <w:kern w:val="0"/>
+                <w:sz w:val="18"/>
+                <w:szCs w:val="18"/>
+                <w14:ligatures w14:val="none"/>
+              </w:rPr>
+              <w:t>Collapsed</w:t>
+            </w:r>
+          </w:p>
+        </w:tc>
+      </w:tr>
+      <w:tr>
+        <w:trPr>
+          <w:trHeight w:val="300"/>
+        </w:trPr>
+        <w:tc>
+          <w:tcPr>
+            <w:tcW w:w="1800" w:type="dxa"/>
+            <w:shd w:val="clear" w:color="auto" w:fill="auto"/>
+            <w:noWrap/>
+            <w:vAlign w:val="center"/>
+          </w:tcPr>
+          <w:p>
+            <w:pPr>
+              <w:spacing w:after="0" w:line="240" w:lineRule="auto"/>
+              <w:rPr>
+                <w:rFonts w:ascii="Aptos Narrow" w:eastAsia="Times New Roman" w:hAnsi="Aptos Narrow" w:cs="Times New Roman"/>
+                <w:color w:val="000000"/>
+                <w:kern w:val="0"/>
+                <w:sz w:val="18"/>
+                <w:szCs w:val="18"/>
+                <w14:ligatures w14:val="none"/>
+              </w:rPr>
+            </w:pPr>
+            <w:r>
+              <w:rPr>
+                <w:rFonts w:ascii="Aptos Narrow" w:eastAsia="Times New Roman" w:hAnsi="Aptos Narrow" w:cs="Times New Roman"/>
+                <w:color w:val="000000"/>
+                <w:kern w:val="0"/>
+                <w:sz w:val="18"/>
+                <w:szCs w:val="18"/>
+                <w14:ligatures w14:val="none"/>
+              </w:rPr>
+              <w:t>COD1F-XIV</w:t>
+            </w:r>
+          </w:p>
+        </w:tc>
+        <w:tc>
+          <w:tcPr>
+            <w:tcW w:w="1125" w:type="dxa"/>
+            <w:shd w:val="clear" w:color="auto" w:fill="auto"/>
+            <w:noWrap/>
+            <w:vAlign w:val="center"/>
+          </w:tcPr>
+          <w:p>
+            <w:pPr>
+              <w:spacing w:after="0" w:line="240" w:lineRule="auto"/>
+              <w:jc w:val="center"/>
+              <w:rPr>
+                <w:rFonts w:ascii="Aptos Narrow" w:eastAsia="Times New Roman" w:hAnsi="Aptos Narrow" w:cs="Times New Roman"/>
+                <w:color w:val="000000"/>
+                <w:kern w:val="0"/>
+                <w:sz w:val="18"/>
+                <w:szCs w:val="18"/>
+                <w14:ligatures w14:val="none"/>
+              </w:rPr>
+            </w:pPr>
+            <w:r>
+              <w:rPr>
+                <w:rFonts w:ascii="Aptos Narrow" w:eastAsia="Times New Roman" w:hAnsi="Aptos Narrow" w:cs="Times New Roman"/>
+                <w:color w:val="000000"/>
+                <w:kern w:val="0"/>
+                <w:sz w:val="18"/>
+                <w:szCs w:val="18"/>
+                <w14:ligatures w14:val="none"/>
+              </w:rPr>
+              <w:t>-</w:t>
+            </w:r>
+          </w:p>
+        </w:tc>
+        <w:tc>
+          <w:tcPr>
+            <w:tcW w:w="1652" w:type="dxa"/>
+            <w:shd w:val="clear" w:color="auto" w:fill="auto"/>
+            <w:noWrap/>
+            <w:vAlign w:val="center"/>
+          </w:tcPr>
+          <w:p>
+            <w:pPr>
+              <w:spacing w:after="0" w:line="240" w:lineRule="auto"/>
+              <w:jc w:val="center"/>
+              <w:rPr>
+                <w:rFonts w:ascii="Aptos Narrow" w:eastAsia="Times New Roman" w:hAnsi="Aptos Narrow" w:cs="Times New Roman"/>
+                <w:color w:val="000000"/>
+                <w:kern w:val="0"/>
+                <w:sz w:val="18"/>
+                <w:szCs w:val="18"/>
+                <w14:ligatures w14:val="none"/>
+              </w:rPr>
+            </w:pPr>
+            <w:r>
+              <w:rPr>
+                <w:rFonts w:ascii="Aptos Narrow" w:eastAsia="Times New Roman" w:hAnsi="Aptos Narrow" w:cs="Times New Roman"/>
+                <w:color w:val="000000"/>
+                <w:kern w:val="0"/>
+                <w:sz w:val="18"/>
+                <w:szCs w:val="18"/>
+                <w14:ligatures w14:val="none"/>
+              </w:rPr>
+              <w:t>0.34</w:t>
+            </w:r>
+          </w:p>
+        </w:tc>
+        <w:tc>
+          <w:tcPr>
+            <w:tcW w:w="2227" w:type="dxa"/>
+            <w:shd w:val="clear" w:color="auto" w:fill="auto"/>
+            <w:noWrap/>
+            <w:vAlign w:val="center"/>
+          </w:tcPr>
+          <w:p>
+            <w:pPr>
+              <w:spacing w:after="0" w:line="240" w:lineRule="auto"/>
+              <w:jc w:val="center"/>
+              <w:rPr>
+                <w:rFonts w:ascii="Aptos Narrow" w:eastAsia="Times New Roman" w:hAnsi="Aptos Narrow" w:cs="Times New Roman"/>
+                <w:color w:val="000000"/>
+                <w:kern w:val="0"/>
+                <w:sz w:val="18"/>
+                <w:szCs w:val="18"/>
+                <w14:ligatures w14:val="none"/>
+              </w:rPr>
+            </w:pPr>
+            <w:r>
+              <w:rPr>
+                <w:rFonts w:ascii="Aptos Narrow" w:eastAsia="Times New Roman" w:hAnsi="Aptos Narrow" w:cs="Times New Roman"/>
+                <w:color w:val="000000"/>
+                <w:kern w:val="0"/>
+                <w:sz w:val="18"/>
+                <w:szCs w:val="18"/>
+                <w14:ligatures w14:val="none"/>
+              </w:rPr>
+              <w:t>0.04</w:t>
+            </w:r>
+          </w:p>
+        </w:tc>
+        <w:tc>
+          <w:tcPr>
+            <w:tcW w:w="1418" w:type="dxa"/>
+            <w:vAlign w:val="center"/>
+          </w:tcPr>
+          <w:p>
+            <w:pPr>
+              <w:spacing w:after="0" w:line="240" w:lineRule="auto"/>
+              <w:jc w:val="center"/>
+              <w:rPr>
+                <w:rFonts w:ascii="Aptos Narrow" w:eastAsia="Times New Roman" w:hAnsi="Aptos Narrow" w:cs="Times New Roman"/>
+                <w:color w:val="000000"/>
+                <w:kern w:val="0"/>
+                <w:sz w:val="18"/>
+                <w:szCs w:val="18"/>
+                <w14:ligatures w14:val="none"/>
+              </w:rPr>
+            </w:pPr>
+            <w:r>
+              <w:rPr>
+                <w:rFonts w:ascii="Aptos Narrow" w:eastAsia="Times New Roman" w:hAnsi="Aptos Narrow" w:cs="Times New Roman"/>
+                <w:color w:val="000000"/>
+                <w:kern w:val="0"/>
+                <w:sz w:val="18"/>
+                <w:szCs w:val="18"/>
+                <w14:ligatures w14:val="none"/>
+              </w:rPr>
+              <w:t>No</w:t>
+            </w:r>
+          </w:p>
+        </w:tc>
+        <w:tc>
+          <w:tcPr>
+            <w:tcW w:w="1134" w:type="dxa"/>
+            <w:shd w:val="clear" w:color="auto" w:fill="auto"/>
+            <w:noWrap/>
+            <w:vAlign w:val="center"/>
+          </w:tcPr>
+          <w:p>
+            <w:pPr>
+              <w:spacing w:after="0" w:line="240" w:lineRule="auto"/>
+              <w:jc w:val="center"/>
+              <w:rPr>
+                <w:rFonts w:ascii="Aptos Narrow" w:eastAsia="Times New Roman" w:hAnsi="Aptos Narrow" w:cs="Times New Roman"/>
+                <w:color w:val="000000"/>
+                <w:kern w:val="0"/>
+                <w:sz w:val="18"/>
+                <w:szCs w:val="18"/>
+                <w14:ligatures w14:val="none"/>
+              </w:rPr>
+            </w:pPr>
+            <w:r>
+              <w:rPr>
+                <w:rFonts w:ascii="Aptos Narrow" w:eastAsia="Times New Roman" w:hAnsi="Aptos Narrow" w:cs="Times New Roman"/>
+                <w:color w:val="000000"/>
+                <w:kern w:val="0"/>
+                <w:sz w:val="18"/>
+                <w:szCs w:val="18"/>
+                <w14:ligatures w14:val="none"/>
+              </w:rPr>
+              <w:t>Recovered</w:t>
+            </w:r>
+          </w:p>
+        </w:tc>
+      </w:tr>
+      <w:tr>
+        <w:trPr>
+          <w:trHeight w:val="300"/>
+        </w:trPr>
+        <w:tc>
+          <w:tcPr>
+            <w:tcW w:w="1800" w:type="dxa"/>
+            <w:shd w:val="clear" w:color="auto" w:fill="auto"/>
+            <w:noWrap/>
+            <w:vAlign w:val="center"/>
+          </w:tcPr>
+          <w:p>
+            <w:pPr>
+              <w:spacing w:after="0" w:line="240" w:lineRule="auto"/>
+              <w:rPr>
+                <w:rFonts w:ascii="Aptos Narrow" w:eastAsia="Times New Roman" w:hAnsi="Aptos Narrow" w:cs="Times New Roman"/>
+                <w:color w:val="000000"/>
+                <w:kern w:val="0"/>
+                <w:sz w:val="18"/>
+                <w:szCs w:val="18"/>
+                <w14:ligatures w14:val="none"/>
+              </w:rPr>
+            </w:pPr>
+            <w:r>
+              <w:rPr>
+                <w:rFonts w:ascii="Aptos Narrow" w:eastAsia="Times New Roman" w:hAnsi="Aptos Narrow" w:cs="Times New Roman"/>
+                <w:color w:val="000000"/>
+                <w:kern w:val="0"/>
+                <w:sz w:val="18"/>
+                <w:szCs w:val="18"/>
+                <w14:ligatures w14:val="none"/>
+              </w:rPr>
+              <w:t>COD5Zjm</w:t>
+            </w:r>
+          </w:p>
+        </w:tc>
+        <w:tc>
+          <w:tcPr>
+            <w:tcW w:w="1125" w:type="dxa"/>
+            <w:shd w:val="clear" w:color="auto" w:fill="auto"/>
+            <w:noWrap/>
+            <w:vAlign w:val="center"/>
+          </w:tcPr>
+          <w:p>
+            <w:pPr>
+              <w:spacing w:after="0" w:line="240" w:lineRule="auto"/>
+              <w:jc w:val="center"/>
+              <w:rPr>
+                <w:rFonts w:ascii="Aptos Narrow" w:eastAsia="Times New Roman" w:hAnsi="Aptos Narrow" w:cs="Times New Roman"/>
+                <w:color w:val="000000"/>
+                <w:kern w:val="0"/>
+                <w:sz w:val="18"/>
+                <w:szCs w:val="18"/>
+                <w14:ligatures w14:val="none"/>
+              </w:rPr>
+            </w:pPr>
+            <w:r>
+              <w:rPr>
+                <w:rFonts w:ascii="Aptos Narrow" w:eastAsia="Times New Roman" w:hAnsi="Aptos Narrow" w:cs="Times New Roman"/>
+                <w:color w:val="000000"/>
+                <w:kern w:val="0"/>
+                <w:sz w:val="18"/>
+                <w:szCs w:val="18"/>
+                <w14:ligatures w14:val="none"/>
+              </w:rPr>
+              <w:t>-</w:t>
+            </w:r>
+          </w:p>
+        </w:tc>
+        <w:tc>
+          <w:tcPr>
+            <w:tcW w:w="1652" w:type="dxa"/>
+            <w:shd w:val="clear" w:color="auto" w:fill="auto"/>
+            <w:noWrap/>
+            <w:vAlign w:val="center"/>
+          </w:tcPr>
+          <w:p>
+            <w:pPr>
+              <w:spacing w:after="0" w:line="240" w:lineRule="auto"/>
+              <w:jc w:val="center"/>
+              <w:rPr>
+                <w:rFonts w:ascii="Aptos Narrow" w:eastAsia="Times New Roman" w:hAnsi="Aptos Narrow" w:cs="Times New Roman"/>
+                <w:color w:val="000000"/>
+                <w:kern w:val="0"/>
+                <w:sz w:val="18"/>
+                <w:szCs w:val="18"/>
+                <w14:ligatures w14:val="none"/>
+              </w:rPr>
+            </w:pPr>
+            <w:r>
+              <w:rPr>
+                <w:rFonts w:ascii="Times New Roman" w:eastAsia="Times New Roman" w:hAnsi="Times New Roman" w:cs="Times New Roman"/>
+                <w:kern w:val="0"/>
+                <w:sz w:val="18"/>
+                <w:szCs w:val="18"/>
+                <w14:ligatures w14:val="none"/>
+              </w:rPr>
+              <w:t>0.31</w:t>
+            </w:r>
+          </w:p>
+        </w:tc>
+        <w:tc>
+          <w:tcPr>
+            <w:tcW w:w="2227" w:type="dxa"/>
+            <w:shd w:val="clear" w:color="auto" w:fill="auto"/>
+            <w:noWrap/>
+            <w:vAlign w:val="center"/>
+          </w:tcPr>
+          <w:p>
+            <w:pPr>
+              <w:spacing w:after="0" w:line="240" w:lineRule="auto"/>
+              <w:jc w:val="center"/>
+              <w:rPr>
+                <w:rFonts w:ascii="Aptos Narrow" w:eastAsia="Times New Roman" w:hAnsi="Aptos Narrow" w:cs="Times New Roman"/>
+                <w:color w:val="000000"/>
+                <w:kern w:val="0"/>
+                <w:sz w:val="18"/>
+                <w:szCs w:val="18"/>
+                <w14:ligatures w14:val="none"/>
+              </w:rPr>
+            </w:pPr>
+            <w:r>
+              <w:rPr>
+                <w:rFonts w:ascii="Aptos Narrow" w:eastAsia="Times New Roman" w:hAnsi="Aptos Narrow" w:cs="Times New Roman"/>
+                <w:color w:val="000000"/>
+                <w:kern w:val="0"/>
+                <w:sz w:val="18"/>
+                <w:szCs w:val="18"/>
+                <w14:ligatures w14:val="none"/>
+              </w:rPr>
+              <w:t>0.13</w:t>
+            </w:r>
+          </w:p>
+        </w:tc>
+        <w:tc>
+          <w:tcPr>
+            <w:tcW w:w="1418" w:type="dxa"/>
+            <w:vAlign w:val="center"/>
+          </w:tcPr>
+          <w:p>
+            <w:pPr>
+              <w:spacing w:after="0" w:line="240" w:lineRule="auto"/>
+              <w:jc w:val="center"/>
+              <w:rPr>
+                <w:rFonts w:ascii="Aptos Narrow" w:eastAsia="Times New Roman" w:hAnsi="Aptos Narrow" w:cs="Times New Roman"/>
+                <w:color w:val="000000"/>
+                <w:kern w:val="0"/>
+                <w:sz w:val="18"/>
+                <w:szCs w:val="18"/>
+                <w14:ligatures w14:val="none"/>
+              </w:rPr>
+            </w:pPr>
+            <w:r>
+              <w:rPr>
+                <w:rFonts w:ascii="Aptos Narrow" w:eastAsia="Times New Roman" w:hAnsi="Aptos Narrow" w:cs="Times New Roman"/>
+                <w:color w:val="000000"/>
+                <w:kern w:val="0"/>
+                <w:sz w:val="18"/>
+                <w:szCs w:val="18"/>
+                <w14:ligatures w14:val="none"/>
+              </w:rPr>
+              <w:t>No</w:t>
+            </w:r>
+          </w:p>
+        </w:tc>
+        <w:tc>
+          <w:tcPr>
+            <w:tcW w:w="1134" w:type="dxa"/>
+            <w:shd w:val="clear" w:color="auto" w:fill="auto"/>
+            <w:noWrap/>
+            <w:vAlign w:val="center"/>
+          </w:tcPr>
+          <w:p>
+            <w:pPr>
+              <w:spacing w:after="0" w:line="240" w:lineRule="auto"/>
+              <w:jc w:val="center"/>
+              <w:rPr>
+                <w:rFonts w:ascii="Aptos Narrow" w:eastAsia="Times New Roman" w:hAnsi="Aptos Narrow" w:cs="Times New Roman"/>
+                <w:color w:val="000000"/>
+                <w:kern w:val="0"/>
+                <w:sz w:val="18"/>
+                <w:szCs w:val="18"/>
+                <w14:ligatures w14:val="none"/>
+              </w:rPr>
+            </w:pPr>
+            <w:r>
+              <w:rPr>
+                <w:rFonts w:ascii="Aptos Narrow" w:eastAsia="Times New Roman" w:hAnsi="Aptos Narrow" w:cs="Times New Roman"/>
+                <w:color w:val="000000"/>
+                <w:kern w:val="0"/>
+                <w:sz w:val="18"/>
+                <w:szCs w:val="18"/>
+                <w14:ligatures w14:val="none"/>
+              </w:rPr>
+              <w:t>Collapsed</w:t>
+            </w:r>
+          </w:p>
+        </w:tc>
+      </w:tr>
+      <w:tr>
+        <w:trPr>
+          <w:trHeight w:val="300"/>
+        </w:trPr>
+        <w:tc>
+          <w:tcPr>
+            <w:tcW w:w="1800" w:type="dxa"/>
+            <w:shd w:val="clear" w:color="auto" w:fill="auto"/>
+            <w:noWrap/>
+            <w:vAlign w:val="center"/>
+          </w:tcPr>
+          <w:p>
+            <w:pPr>
+              <w:spacing w:after="0" w:line="240" w:lineRule="auto"/>
+              <w:rPr>
+                <w:rFonts w:ascii="Aptos Narrow" w:eastAsia="Times New Roman" w:hAnsi="Aptos Narrow" w:cs="Times New Roman"/>
+                <w:color w:val="000000"/>
+                <w:kern w:val="0"/>
+                <w:sz w:val="18"/>
+                <w:szCs w:val="18"/>
+                <w14:ligatures w14:val="none"/>
+              </w:rPr>
+            </w:pPr>
+            <w:r>
+              <w:rPr>
+                <w:rFonts w:ascii="Aptos Narrow" w:eastAsia="Times New Roman" w:hAnsi="Aptos Narrow" w:cs="Times New Roman"/>
+                <w:color w:val="000000"/>
+                <w:kern w:val="0"/>
+                <w:sz w:val="18"/>
+                <w:szCs w:val="18"/>
+                <w14:ligatures w14:val="none"/>
+              </w:rPr>
+              <w:t>3M</w:t>
+            </w:r>
+          </w:p>
+        </w:tc>
+        <w:tc>
+          <w:tcPr>
+            <w:tcW w:w="1125" w:type="dxa"/>
+            <w:shd w:val="clear" w:color="auto" w:fill="auto"/>
+            <w:noWrap/>
+            <w:vAlign w:val="center"/>
+          </w:tcPr>
+          <w:p>
+            <w:pPr>
+              <w:spacing w:after="0" w:line="240" w:lineRule="auto"/>
+              <w:jc w:val="center"/>
+              <w:rPr>
+                <w:rFonts w:ascii="Aptos Narrow" w:eastAsia="Times New Roman" w:hAnsi="Aptos Narrow" w:cs="Times New Roman"/>
+                <w:color w:val="000000"/>
+                <w:kern w:val="0"/>
+                <w:sz w:val="18"/>
+                <w:szCs w:val="18"/>
+                <w14:ligatures w14:val="none"/>
+              </w:rPr>
+            </w:pPr>
+            <w:r>
+              <w:rPr>
+                <w:rFonts w:ascii="Aptos Narrow" w:eastAsia="Times New Roman" w:hAnsi="Aptos Narrow" w:cs="Times New Roman"/>
+                <w:color w:val="000000"/>
+                <w:kern w:val="0"/>
+                <w:sz w:val="18"/>
+                <w:szCs w:val="18"/>
+                <w14:ligatures w14:val="none"/>
+              </w:rPr>
+              <w:t>-</w:t>
+            </w:r>
+          </w:p>
+        </w:tc>
+        <w:tc>
+          <w:tcPr>
+            <w:tcW w:w="1652" w:type="dxa"/>
+            <w:shd w:val="clear" w:color="auto" w:fill="auto"/>
+            <w:noWrap/>
+            <w:vAlign w:val="center"/>
+          </w:tcPr>
+          <w:p>
+            <w:pPr>
+              <w:spacing w:after="0" w:line="240" w:lineRule="auto"/>
+              <w:jc w:val="center"/>
+              <w:rPr>
+                <w:rFonts w:ascii="Aptos Narrow" w:eastAsia="Times New Roman" w:hAnsi="Aptos Narrow" w:cs="Times New Roman"/>
+                <w:color w:val="000000"/>
+                <w:kern w:val="0"/>
+                <w:sz w:val="18"/>
+                <w:szCs w:val="18"/>
+                <w:highlight w:val="red"/>
+                <w14:ligatures w14:val="none"/>
+              </w:rPr>
+            </w:pPr>
+            <w:r>
+              <w:rPr>
+                <w:rFonts w:ascii="Aptos Narrow" w:eastAsia="Times New Roman" w:hAnsi="Aptos Narrow" w:cs="Times New Roman"/>
+                <w:color w:val="000000"/>
+                <w:kern w:val="0"/>
+                <w:sz w:val="18"/>
+                <w:szCs w:val="18"/>
+                <w14:ligatures w14:val="none"/>
+              </w:rPr>
+              <w:t>0.11</w:t>
+            </w:r>
+          </w:p>
+        </w:tc>
+        <w:tc>
+          <w:tcPr>
+            <w:tcW w:w="2227" w:type="dxa"/>
+            <w:shd w:val="clear" w:color="auto" w:fill="auto"/>
+            <w:noWrap/>
+            <w:vAlign w:val="center"/>
+          </w:tcPr>
+          <w:p>
+            <w:pPr>
+              <w:spacing w:after="0" w:line="240" w:lineRule="auto"/>
+              <w:jc w:val="center"/>
+              <w:rPr>
+                <w:rFonts w:ascii="Aptos Narrow" w:eastAsia="Times New Roman" w:hAnsi="Aptos Narrow" w:cs="Times New Roman"/>
+                <w:color w:val="000000"/>
+                <w:kern w:val="0"/>
+                <w:sz w:val="18"/>
+                <w:szCs w:val="18"/>
+                <w14:ligatures w14:val="none"/>
+              </w:rPr>
+            </w:pPr>
+            <w:r>
+              <w:rPr>
+                <w:rFonts w:ascii="Aptos Narrow" w:eastAsia="Times New Roman" w:hAnsi="Aptos Narrow" w:cs="Times New Roman"/>
+                <w:color w:val="000000"/>
+                <w:kern w:val="0"/>
+                <w:sz w:val="18"/>
+                <w:szCs w:val="18"/>
+                <w14:ligatures w14:val="none"/>
+              </w:rPr>
+              <w:t>0.04</w:t>
+            </w:r>
+          </w:p>
+        </w:tc>
+        <w:tc>
+          <w:tcPr>
+            <w:tcW w:w="1418" w:type="dxa"/>
+            <w:vAlign w:val="center"/>
+          </w:tcPr>
+          <w:p>
+            <w:pPr>
+              <w:spacing w:after="0" w:line="240" w:lineRule="auto"/>
+              <w:jc w:val="center"/>
+              <w:rPr>
+                <w:rFonts w:ascii="Aptos Narrow" w:eastAsia="Times New Roman" w:hAnsi="Aptos Narrow" w:cs="Times New Roman"/>
+                <w:color w:val="000000"/>
+                <w:kern w:val="0"/>
+                <w:sz w:val="18"/>
+                <w:szCs w:val="18"/>
+                <w14:ligatures w14:val="none"/>
+              </w:rPr>
+            </w:pPr>
+            <w:r>
+              <w:rPr>
+                <w:rFonts w:ascii="Aptos Narrow" w:eastAsia="Times New Roman" w:hAnsi="Aptos Narrow" w:cs="Times New Roman"/>
+                <w:color w:val="000000"/>
+                <w:kern w:val="0"/>
+                <w:sz w:val="18"/>
+                <w:szCs w:val="18"/>
+                <w14:ligatures w14:val="none"/>
+              </w:rPr>
+              <w:t>No</w:t>
+            </w:r>
+          </w:p>
+        </w:tc>
+        <w:tc>
+          <w:tcPr>
+            <w:tcW w:w="1134" w:type="dxa"/>
+            <w:shd w:val="clear" w:color="auto" w:fill="auto"/>
+            <w:noWrap/>
+            <w:vAlign w:val="center"/>
+          </w:tcPr>
+          <w:p>
+            <w:pPr>
+              <w:spacing w:after="0" w:line="240" w:lineRule="auto"/>
+              <w:jc w:val="center"/>
+              <w:rPr>
+                <w:rFonts w:ascii="Aptos Narrow" w:eastAsia="Times New Roman" w:hAnsi="Aptos Narrow" w:cs="Times New Roman"/>
+                <w:color w:val="000000"/>
+                <w:kern w:val="0"/>
+                <w:sz w:val="18"/>
+                <w:szCs w:val="18"/>
+                <w14:ligatures w14:val="none"/>
+              </w:rPr>
+            </w:pPr>
+            <w:r>
+              <w:rPr>
+                <w:rFonts w:ascii="Aptos Narrow" w:eastAsia="Times New Roman" w:hAnsi="Aptos Narrow" w:cs="Times New Roman"/>
+                <w:color w:val="000000"/>
+                <w:kern w:val="0"/>
+                <w:sz w:val="18"/>
+                <w:szCs w:val="18"/>
+                <w14:ligatures w14:val="none"/>
+              </w:rPr>
+              <w:t>Recovered</w:t>
+            </w:r>
+          </w:p>
+        </w:tc>
+      </w:tr>
+      <w:tr>
+        <w:trPr>
+          <w:trHeight w:val="300"/>
+        </w:trPr>
+        <w:tc>
+          <w:tcPr>
+            <w:tcW w:w="1800" w:type="dxa"/>
+            <w:shd w:val="clear" w:color="auto" w:fill="auto"/>
+            <w:noWrap/>
+            <w:vAlign w:val="center"/>
+          </w:tcPr>
+          <w:p>
+            <w:pPr>
+              <w:spacing w:after="0" w:line="240" w:lineRule="auto"/>
+              <w:rPr>
+                <w:rFonts w:ascii="Aptos Narrow" w:eastAsia="Times New Roman" w:hAnsi="Aptos Narrow" w:cs="Times New Roman"/>
+                <w:color w:val="000000"/>
+                <w:kern w:val="0"/>
+                <w:sz w:val="18"/>
+                <w:szCs w:val="18"/>
+                <w14:ligatures w14:val="none"/>
+              </w:rPr>
+            </w:pPr>
+            <w:r>
+              <w:rPr>
+                <w:rFonts w:ascii="Aptos Narrow" w:eastAsia="Times New Roman" w:hAnsi="Aptos Narrow" w:cs="Times New Roman"/>
+                <w:color w:val="000000"/>
+                <w:kern w:val="0"/>
+                <w:sz w:val="18"/>
+                <w:szCs w:val="18"/>
+                <w14:ligatures w14:val="none"/>
+              </w:rPr>
+              <w:t>EGOM</w:t>
+            </w:r>
+          </w:p>
+        </w:tc>
+        <w:tc>
+          <w:tcPr>
+            <w:tcW w:w="1125" w:type="dxa"/>
+            <w:shd w:val="clear" w:color="auto" w:fill="auto"/>
+            <w:noWrap/>
+            <w:vAlign w:val="center"/>
+          </w:tcPr>
+          <w:p>
+            <w:pPr>
+              <w:spacing w:after="0" w:line="240" w:lineRule="auto"/>
+              <w:jc w:val="center"/>
+              <w:rPr>
+                <w:rFonts w:ascii="Aptos Narrow" w:eastAsia="Times New Roman" w:hAnsi="Aptos Narrow" w:cs="Times New Roman"/>
+                <w:color w:val="000000"/>
+                <w:kern w:val="0"/>
+                <w:sz w:val="18"/>
+                <w:szCs w:val="18"/>
+                <w14:ligatures w14:val="none"/>
+              </w:rPr>
+            </w:pPr>
+            <w:r>
+              <w:rPr>
+                <w:rFonts w:ascii="Aptos Narrow" w:eastAsia="Times New Roman" w:hAnsi="Aptos Narrow" w:cs="Times New Roman"/>
+                <w:color w:val="000000"/>
+                <w:kern w:val="0"/>
+                <w:sz w:val="18"/>
+                <w:szCs w:val="18"/>
+                <w14:ligatures w14:val="none"/>
+              </w:rPr>
+              <w:t>-</w:t>
+            </w:r>
+          </w:p>
+        </w:tc>
+        <w:tc>
+          <w:tcPr>
+            <w:tcW w:w="1652" w:type="dxa"/>
+            <w:shd w:val="clear" w:color="auto" w:fill="auto"/>
+            <w:noWrap/>
+            <w:vAlign w:val="center"/>
+          </w:tcPr>
+          <w:p>
+            <w:pPr>
+              <w:spacing w:after="0" w:line="240" w:lineRule="auto"/>
+              <w:jc w:val="center"/>
+              <w:rPr>
+                <w:rFonts w:ascii="Aptos Narrow" w:eastAsia="Times New Roman" w:hAnsi="Aptos Narrow" w:cs="Times New Roman"/>
+                <w:color w:val="000000"/>
+                <w:kern w:val="0"/>
+                <w:sz w:val="18"/>
+                <w:szCs w:val="18"/>
+                <w14:ligatures w14:val="none"/>
+              </w:rPr>
+            </w:pPr>
+            <w:r>
+              <w:rPr>
+                <w:rFonts w:ascii="Times New Roman" w:eastAsia="Times New Roman" w:hAnsi="Times New Roman" w:cs="Times New Roman"/>
+                <w:kern w:val="0"/>
+                <w:sz w:val="18"/>
+                <w:szCs w:val="18"/>
+                <w14:ligatures w14:val="none"/>
+              </w:rPr>
+              <w:t>1.22</w:t>
+            </w:r>
+          </w:p>
+        </w:tc>
+        <w:tc>
+          <w:tcPr>
+            <w:tcW w:w="2227" w:type="dxa"/>
+            <w:shd w:val="clear" w:color="auto" w:fill="auto"/>
+            <w:noWrap/>
+            <w:vAlign w:val="center"/>
+          </w:tcPr>
+          <w:p>
+            <w:pPr>
+              <w:spacing w:after="0" w:line="240" w:lineRule="auto"/>
+              <w:jc w:val="center"/>
+              <w:rPr>
+                <w:rFonts w:ascii="Aptos Narrow" w:eastAsia="Times New Roman" w:hAnsi="Aptos Narrow" w:cs="Times New Roman"/>
+                <w:color w:val="000000"/>
+                <w:kern w:val="0"/>
+                <w:sz w:val="18"/>
+                <w:szCs w:val="18"/>
+                <w14:ligatures w14:val="none"/>
+              </w:rPr>
+            </w:pPr>
+            <w:r>
+              <w:rPr>
+                <w:rFonts w:ascii="Aptos Narrow" w:eastAsia="Times New Roman" w:hAnsi="Aptos Narrow" w:cs="Times New Roman"/>
+                <w:color w:val="000000"/>
+                <w:kern w:val="0"/>
+                <w:sz w:val="18"/>
+                <w:szCs w:val="18"/>
+                <w14:ligatures w14:val="none"/>
+              </w:rPr>
+              <w:t>0.01</w:t>
+            </w:r>
+          </w:p>
+        </w:tc>
+        <w:tc>
+          <w:tcPr>
+            <w:tcW w:w="1418" w:type="dxa"/>
+            <w:vAlign w:val="center"/>
+          </w:tcPr>
+          <w:p>
+            <w:pPr>
+              <w:spacing w:after="0" w:line="240" w:lineRule="auto"/>
+              <w:jc w:val="center"/>
+              <w:rPr>
+                <w:rFonts w:ascii="Aptos Narrow" w:eastAsia="Times New Roman" w:hAnsi="Aptos Narrow" w:cs="Times New Roman"/>
+                <w:color w:val="000000"/>
+                <w:kern w:val="0"/>
+                <w:sz w:val="18"/>
+                <w:szCs w:val="18"/>
+                <w14:ligatures w14:val="none"/>
+              </w:rPr>
+            </w:pPr>
+            <w:r>
+              <w:rPr>
+                <w:rFonts w:ascii="Aptos Narrow" w:eastAsia="Times New Roman" w:hAnsi="Aptos Narrow" w:cs="Times New Roman"/>
+                <w:color w:val="000000"/>
+                <w:kern w:val="0"/>
+                <w:sz w:val="18"/>
+                <w:szCs w:val="18"/>
+                <w14:ligatures w14:val="none"/>
+              </w:rPr>
+              <w:t>No</w:t>
+            </w:r>
+          </w:p>
+        </w:tc>
+        <w:tc>
+          <w:tcPr>
+            <w:tcW w:w="1134" w:type="dxa"/>
+            <w:shd w:val="clear" w:color="auto" w:fill="auto"/>
+            <w:noWrap/>
+            <w:vAlign w:val="center"/>
+          </w:tcPr>
+          <w:p>
+            <w:pPr>
+              <w:spacing w:after="0" w:line="240" w:lineRule="auto"/>
+              <w:jc w:val="center"/>
+              <w:rPr>
+                <w:rFonts w:ascii="Aptos Narrow" w:eastAsia="Times New Roman" w:hAnsi="Aptos Narrow" w:cs="Times New Roman"/>
+                <w:color w:val="000000"/>
+                <w:kern w:val="0"/>
+                <w:sz w:val="18"/>
+                <w:szCs w:val="18"/>
+                <w14:ligatures w14:val="none"/>
+              </w:rPr>
+            </w:pPr>
+            <w:r>
+              <w:rPr>
+                <w:rFonts w:ascii="Aptos Narrow" w:eastAsia="Times New Roman" w:hAnsi="Aptos Narrow" w:cs="Times New Roman"/>
+                <w:color w:val="000000"/>
+                <w:kern w:val="0"/>
+                <w:sz w:val="18"/>
+                <w:szCs w:val="18"/>
+                <w14:ligatures w14:val="none"/>
+              </w:rPr>
+              <w:t>Collapsed</w:t>
+            </w:r>
+          </w:p>
+        </w:tc>
+      </w:tr>
+      <w:tr>
+        <w:trPr>
+          <w:trHeight w:val="300"/>
+        </w:trPr>
+        <w:tc>
+          <w:tcPr>
+            <w:tcW w:w="1800" w:type="dxa"/>
+            <w:shd w:val="clear" w:color="auto" w:fill="auto"/>
+            <w:noWrap/>
+            <w:vAlign w:val="center"/>
+          </w:tcPr>
+          <w:p>
+            <w:pPr>
+              <w:spacing w:after="0" w:line="240" w:lineRule="auto"/>
+              <w:rPr>
+                <w:rFonts w:ascii="Aptos Narrow" w:eastAsia="Times New Roman" w:hAnsi="Aptos Narrow" w:cs="Times New Roman"/>
+                <w:color w:val="000000"/>
+                <w:kern w:val="0"/>
+                <w:sz w:val="18"/>
+                <w:szCs w:val="18"/>
+                <w14:ligatures w14:val="none"/>
+              </w:rPr>
+            </w:pPr>
+            <w:r>
+              <w:rPr>
+                <w:rFonts w:ascii="Aptos Narrow" w:eastAsia="Times New Roman" w:hAnsi="Aptos Narrow" w:cs="Times New Roman"/>
+                <w:color w:val="000000"/>
+                <w:kern w:val="0"/>
+                <w:sz w:val="18"/>
+                <w:szCs w:val="18"/>
+                <w14:ligatures w14:val="none"/>
+              </w:rPr>
+              <w:t>SNE</w:t>
+            </w:r>
+          </w:p>
+        </w:tc>
+        <w:tc>
+          <w:tcPr>
+            <w:tcW w:w="1125" w:type="dxa"/>
+            <w:shd w:val="clear" w:color="auto" w:fill="auto"/>
+            <w:noWrap/>
+            <w:vAlign w:val="center"/>
+          </w:tcPr>
+          <w:p>
+            <w:pPr>
+              <w:spacing w:after="0" w:line="240" w:lineRule="auto"/>
+              <w:jc w:val="center"/>
+              <w:rPr>
+                <w:rFonts w:ascii="Aptos Narrow" w:eastAsia="Times New Roman" w:hAnsi="Aptos Narrow" w:cs="Times New Roman"/>
+                <w:color w:val="000000"/>
+                <w:kern w:val="0"/>
+                <w:sz w:val="18"/>
+                <w:szCs w:val="18"/>
+                <w14:ligatures w14:val="none"/>
+              </w:rPr>
+            </w:pPr>
+            <w:r>
+              <w:rPr>
+                <w:rFonts w:ascii="Aptos Narrow" w:eastAsia="Times New Roman" w:hAnsi="Aptos Narrow" w:cs="Times New Roman"/>
+                <w:color w:val="000000"/>
+                <w:kern w:val="0"/>
+                <w:sz w:val="18"/>
+                <w:szCs w:val="18"/>
+                <w14:ligatures w14:val="none"/>
+              </w:rPr>
+              <w:t>-</w:t>
+            </w:r>
+          </w:p>
+        </w:tc>
+        <w:tc>
+          <w:tcPr>
+            <w:tcW w:w="1652" w:type="dxa"/>
+            <w:shd w:val="clear" w:color="auto" w:fill="auto"/>
+            <w:noWrap/>
+            <w:vAlign w:val="center"/>
+          </w:tcPr>
+          <w:p>
+            <w:pPr>
+              <w:spacing w:after="0" w:line="240" w:lineRule="auto"/>
+              <w:jc w:val="center"/>
+              <w:rPr>
+                <w:rFonts w:ascii="Aptos Narrow" w:eastAsia="Times New Roman" w:hAnsi="Aptos Narrow" w:cs="Times New Roman"/>
+                <w:color w:val="000000"/>
+                <w:kern w:val="0"/>
+                <w:sz w:val="18"/>
+                <w:szCs w:val="18"/>
+                <w14:ligatures w14:val="none"/>
+              </w:rPr>
+            </w:pPr>
+            <w:r>
+              <w:rPr>
+                <w:rFonts w:ascii="Times New Roman" w:eastAsia="Times New Roman" w:hAnsi="Times New Roman" w:cs="Times New Roman"/>
+                <w:kern w:val="0"/>
+                <w:sz w:val="18"/>
+                <w:szCs w:val="18"/>
+                <w14:ligatures w14:val="none"/>
+              </w:rPr>
+              <w:t>0.80</w:t>
+            </w:r>
+          </w:p>
+        </w:tc>
+        <w:tc>
+          <w:tcPr>
+            <w:tcW w:w="2227" w:type="dxa"/>
+            <w:shd w:val="clear" w:color="auto" w:fill="auto"/>
+            <w:noWrap/>
+            <w:vAlign w:val="center"/>
+          </w:tcPr>
+          <w:p>
+            <w:pPr>
+              <w:spacing w:after="0" w:line="240" w:lineRule="auto"/>
+              <w:jc w:val="center"/>
+              <w:rPr>
+                <w:rFonts w:ascii="Aptos Narrow" w:eastAsia="Times New Roman" w:hAnsi="Aptos Narrow" w:cs="Times New Roman"/>
+                <w:color w:val="000000"/>
+                <w:kern w:val="0"/>
+                <w:sz w:val="18"/>
+                <w:szCs w:val="18"/>
+                <w14:ligatures w14:val="none"/>
+              </w:rPr>
+            </w:pPr>
+            <w:r>
+              <w:rPr>
+                <w:rFonts w:ascii="Aptos Narrow" w:eastAsia="Times New Roman" w:hAnsi="Aptos Narrow" w:cs="Times New Roman"/>
+                <w:color w:val="000000"/>
+                <w:kern w:val="0"/>
+                <w:sz w:val="18"/>
+                <w:szCs w:val="18"/>
+                <w14:ligatures w14:val="none"/>
+              </w:rPr>
+              <w:t>0.04</w:t>
+            </w:r>
+          </w:p>
+        </w:tc>
+        <w:tc>
+          <w:tcPr>
+            <w:tcW w:w="1418" w:type="dxa"/>
+            <w:vAlign w:val="center"/>
+          </w:tcPr>
+          <w:p>
+            <w:pPr>
+              <w:spacing w:after="0" w:line="240" w:lineRule="auto"/>
+              <w:jc w:val="center"/>
+              <w:rPr>
+                <w:rFonts w:ascii="Aptos Narrow" w:eastAsia="Times New Roman" w:hAnsi="Aptos Narrow" w:cs="Times New Roman"/>
+                <w:color w:val="000000"/>
+                <w:kern w:val="0"/>
+                <w:sz w:val="18"/>
+                <w:szCs w:val="18"/>
+                <w14:ligatures w14:val="none"/>
+              </w:rPr>
+            </w:pPr>
+            <w:r>
+              <w:rPr>
+                <w:rFonts w:ascii="Aptos Narrow" w:eastAsia="Times New Roman" w:hAnsi="Aptos Narrow" w:cs="Times New Roman"/>
+                <w:color w:val="000000"/>
+                <w:kern w:val="0"/>
+                <w:sz w:val="18"/>
+                <w:szCs w:val="18"/>
+                <w14:ligatures w14:val="none"/>
+              </w:rPr>
+              <w:t>No</w:t>
+            </w:r>
+          </w:p>
+        </w:tc>
+        <w:tc>
+          <w:tcPr>
+            <w:tcW w:w="1134" w:type="dxa"/>
+            <w:shd w:val="clear" w:color="auto" w:fill="auto"/>
+            <w:noWrap/>
+            <w:vAlign w:val="center"/>
+          </w:tcPr>
+          <w:p>
+            <w:pPr>
+              <w:spacing w:after="0" w:line="240" w:lineRule="auto"/>
+              <w:jc w:val="center"/>
+              <w:rPr>
+                <w:rFonts w:ascii="Aptos Narrow" w:eastAsia="Times New Roman" w:hAnsi="Aptos Narrow" w:cs="Times New Roman"/>
+                <w:color w:val="000000"/>
+                <w:kern w:val="0"/>
+                <w:sz w:val="18"/>
+                <w:szCs w:val="18"/>
+                <w14:ligatures w14:val="none"/>
+              </w:rPr>
+            </w:pPr>
+            <w:r>
+              <w:rPr>
+                <w:rFonts w:ascii="Aptos Narrow" w:eastAsia="Times New Roman" w:hAnsi="Aptos Narrow" w:cs="Times New Roman"/>
+                <w:color w:val="000000"/>
+                <w:kern w:val="0"/>
+                <w:sz w:val="18"/>
+                <w:szCs w:val="18"/>
+                <w14:ligatures w14:val="none"/>
+              </w:rPr>
+              <w:t>Collapsed</w:t>
+            </w:r>
+          </w:p>
+        </w:tc>
+      </w:tr>
+      <w:tr>
+        <w:trPr>
+          <w:trHeight w:val="300"/>
+        </w:trPr>
+        <w:tc>
+          <w:tcPr>
+            <w:tcW w:w="9356" w:type="dxa"/>
+            <w:gridSpan w:val="6"/>
+            <w:shd w:val="clear" w:color="auto" w:fill="auto"/>
+            <w:noWrap/>
+            <w:vAlign w:val="center"/>
+          </w:tcPr>
+          <w:p>
+            <w:pPr>
+              <w:spacing w:after="0" w:line="240" w:lineRule="auto"/>
+              <w:rPr>
+                <w:rFonts w:ascii="Aptos Narrow" w:eastAsia="Times New Roman" w:hAnsi="Aptos Narrow" w:cs="Times New Roman"/>
+                <w:color w:val="000000"/>
+                <w:kern w:val="0"/>
+                <w:sz w:val="18"/>
+                <w:szCs w:val="18"/>
+                <w14:ligatures w14:val="none"/>
+              </w:rPr>
+            </w:pPr>
+            <w:r>
+              <w:rPr>
+                <w:rFonts w:ascii="Aptos Narrow" w:eastAsia="Times New Roman" w:hAnsi="Aptos Narrow" w:cs="Times New Roman"/>
+                <w:color w:val="000000"/>
+                <w:kern w:val="0"/>
+                <w:sz w:val="18"/>
+                <w:szCs w:val="18"/>
+                <w14:ligatures w14:val="none"/>
+              </w:rPr>
+              <w:t>Northeast Atlantic stocks</w:t>
+            </w:r>
+          </w:p>
+        </w:tc>
+      </w:tr>
+      <w:tr>
+        <w:trPr>
+          <w:trHeight w:val="300"/>
+        </w:trPr>
+        <w:tc>
+          <w:tcPr>
+            <w:tcW w:w="1800" w:type="dxa"/>
+            <w:shd w:val="clear" w:color="auto" w:fill="auto"/>
+            <w:noWrap/>
+            <w:vAlign w:val="center"/>
+          </w:tcPr>
+          <w:p>
+            <w:pPr>
+              <w:spacing w:after="0" w:line="240" w:lineRule="auto"/>
+              <w:rPr>
+                <w:rFonts w:ascii="Aptos Narrow" w:eastAsia="Times New Roman" w:hAnsi="Aptos Narrow" w:cs="Times New Roman"/>
+                <w:color w:val="000000"/>
+                <w:kern w:val="0"/>
+                <w:sz w:val="18"/>
+                <w:szCs w:val="18"/>
+                <w14:ligatures w14:val="none"/>
+              </w:rPr>
+            </w:pPr>
+            <w:r>
+              <w:rPr>
+                <w:rFonts w:ascii="Aptos Narrow" w:eastAsia="Times New Roman" w:hAnsi="Aptos Narrow" w:cs="Times New Roman"/>
+                <w:color w:val="000000"/>
+                <w:kern w:val="0"/>
+                <w:sz w:val="18"/>
+                <w:szCs w:val="18"/>
+                <w14:ligatures w14:val="none"/>
+              </w:rPr>
+              <w:t>CODIIIaW-IV-VIId</w:t>
+            </w:r>
+          </w:p>
+        </w:tc>
+        <w:tc>
+          <w:tcPr>
+            <w:tcW w:w="1125" w:type="dxa"/>
+            <w:shd w:val="clear" w:color="auto" w:fill="auto"/>
+            <w:noWrap/>
+            <w:vAlign w:val="center"/>
+          </w:tcPr>
+          <w:p>
+            <w:pPr>
+              <w:spacing w:after="0" w:line="240" w:lineRule="auto"/>
+              <w:jc w:val="center"/>
+              <w:rPr>
+                <w:rFonts w:ascii="Aptos Narrow" w:eastAsia="Times New Roman" w:hAnsi="Aptos Narrow" w:cs="Times New Roman"/>
+                <w:color w:val="000000"/>
+                <w:kern w:val="0"/>
+                <w:sz w:val="18"/>
+                <w:szCs w:val="18"/>
+                <w14:ligatures w14:val="none"/>
+              </w:rPr>
+            </w:pPr>
+            <w:r>
+              <w:rPr>
+                <w:rFonts w:ascii="Aptos Narrow" w:eastAsia="Times New Roman" w:hAnsi="Aptos Narrow" w:cs="Times New Roman"/>
+                <w:color w:val="000000"/>
+                <w:kern w:val="0"/>
+                <w:sz w:val="18"/>
+                <w:szCs w:val="18"/>
+                <w14:ligatures w14:val="none"/>
+              </w:rPr>
+              <w:t>0.57</w:t>
+            </w:r>
+          </w:p>
+        </w:tc>
+        <w:tc>
+          <w:tcPr>
+            <w:tcW w:w="1652" w:type="dxa"/>
+            <w:shd w:val="clear" w:color="auto" w:fill="auto"/>
+            <w:noWrap/>
+            <w:vAlign w:val="center"/>
+          </w:tcPr>
+          <w:p>
+            <w:pPr>
+              <w:spacing w:after="0" w:line="240" w:lineRule="auto"/>
+              <w:jc w:val="center"/>
+              <w:rPr>
+                <w:rFonts w:ascii="Aptos Narrow" w:eastAsia="Times New Roman" w:hAnsi="Aptos Narrow" w:cs="Times New Roman"/>
+                <w:color w:val="000000"/>
+                <w:kern w:val="0"/>
+                <w:sz w:val="18"/>
+                <w:szCs w:val="18"/>
+                <w14:ligatures w14:val="none"/>
+              </w:rPr>
+            </w:pPr>
+            <w:r>
+              <w:rPr>
+                <w:rFonts w:ascii="Aptos Narrow" w:eastAsia="Times New Roman" w:hAnsi="Aptos Narrow" w:cs="Times New Roman"/>
+                <w:color w:val="000000"/>
+                <w:kern w:val="0"/>
+                <w:sz w:val="18"/>
+                <w:szCs w:val="18"/>
+                <w14:ligatures w14:val="none"/>
+              </w:rPr>
+              <w:t>0.41</w:t>
+            </w:r>
+          </w:p>
+        </w:tc>
+        <w:tc>
+          <w:tcPr>
+            <w:tcW w:w="2227" w:type="dxa"/>
+            <w:shd w:val="clear" w:color="auto" w:fill="auto"/>
+            <w:noWrap/>
+            <w:vAlign w:val="center"/>
+          </w:tcPr>
+          <w:p>
+            <w:pPr>
+              <w:spacing w:after="0" w:line="240" w:lineRule="auto"/>
+              <w:jc w:val="center"/>
+              <w:rPr>
+                <w:rFonts w:ascii="Aptos Narrow" w:eastAsia="Times New Roman" w:hAnsi="Aptos Narrow" w:cs="Times New Roman"/>
+                <w:color w:val="000000"/>
+                <w:kern w:val="0"/>
+                <w:sz w:val="18"/>
+                <w:szCs w:val="18"/>
+                <w14:ligatures w14:val="none"/>
+              </w:rPr>
+            </w:pPr>
+            <w:r>
+              <w:rPr>
+                <w:rFonts w:ascii="Aptos Narrow" w:eastAsia="Times New Roman" w:hAnsi="Aptos Narrow" w:cs="Times New Roman"/>
+                <w:color w:val="000000"/>
+                <w:kern w:val="0"/>
+                <w:sz w:val="18"/>
+                <w:szCs w:val="18"/>
+                <w14:ligatures w14:val="none"/>
+              </w:rPr>
+              <w:t>0.25</w:t>
+            </w:r>
+          </w:p>
+        </w:tc>
+        <w:tc>
+          <w:tcPr>
+            <w:tcW w:w="1418" w:type="dxa"/>
+            <w:vAlign w:val="center"/>
+          </w:tcPr>
+          <w:p>
+            <w:pPr>
+              <w:spacing w:after="0" w:line="240" w:lineRule="auto"/>
+              <w:jc w:val="center"/>
+              <w:rPr>
+                <w:rFonts w:ascii="Aptos Narrow" w:eastAsia="Times New Roman" w:hAnsi="Aptos Narrow" w:cs="Times New Roman"/>
+                <w:color w:val="000000"/>
+                <w:kern w:val="0"/>
+                <w:sz w:val="18"/>
+                <w:szCs w:val="18"/>
+                <w14:ligatures w14:val="none"/>
+              </w:rPr>
+            </w:pPr>
+            <w:r>
+              <w:rPr>
+                <w:rFonts w:ascii="Aptos Narrow" w:eastAsia="Times New Roman" w:hAnsi="Aptos Narrow" w:cs="Times New Roman"/>
+                <w:color w:val="000000"/>
+                <w:kern w:val="0"/>
+                <w:sz w:val="18"/>
+                <w:szCs w:val="18"/>
+                <w14:ligatures w14:val="none"/>
+              </w:rPr>
+              <w:t>Yes</w:t>
+            </w:r>
+          </w:p>
+        </w:tc>
+        <w:tc>
+          <w:tcPr>
+            <w:tcW w:w="1134" w:type="dxa"/>
+            <w:shd w:val="clear" w:color="auto" w:fill="auto"/>
+            <w:noWrap/>
+            <w:vAlign w:val="center"/>
+          </w:tcPr>
+          <w:p>
+            <w:pPr>
+              <w:spacing w:after="0" w:line="240" w:lineRule="auto"/>
+              <w:jc w:val="center"/>
+              <w:rPr>
+                <w:rFonts w:ascii="Aptos Narrow" w:eastAsia="Times New Roman" w:hAnsi="Aptos Narrow" w:cs="Times New Roman"/>
+                <w:color w:val="000000"/>
+                <w:kern w:val="0"/>
+                <w:sz w:val="18"/>
+                <w:szCs w:val="18"/>
+                <w14:ligatures w14:val="none"/>
+              </w:rPr>
+            </w:pPr>
+            <w:r>
+              <w:rPr>
+                <w:rFonts w:ascii="Aptos Narrow" w:eastAsia="Times New Roman" w:hAnsi="Aptos Narrow" w:cs="Times New Roman"/>
+                <w:color w:val="000000"/>
+                <w:kern w:val="0"/>
+                <w:sz w:val="18"/>
+                <w:szCs w:val="18"/>
+                <w14:ligatures w14:val="none"/>
+              </w:rPr>
+              <w:t>Collapsed</w:t>
+            </w:r>
+          </w:p>
+        </w:tc>
+      </w:tr>
+      <w:tr>
+        <w:trPr>
+          <w:trHeight w:val="300"/>
+        </w:trPr>
+        <w:tc>
+          <w:tcPr>
+            <w:tcW w:w="1800" w:type="dxa"/>
+            <w:shd w:val="clear" w:color="auto" w:fill="auto"/>
+            <w:noWrap/>
+            <w:vAlign w:val="center"/>
+          </w:tcPr>
+          <w:p>
+            <w:pPr>
+              <w:spacing w:after="0" w:line="240" w:lineRule="auto"/>
+              <w:rPr>
+                <w:rFonts w:ascii="Aptos Narrow" w:eastAsia="Times New Roman" w:hAnsi="Aptos Narrow" w:cs="Times New Roman"/>
+                <w:color w:val="000000"/>
+                <w:kern w:val="0"/>
+                <w:sz w:val="18"/>
+                <w:szCs w:val="18"/>
+                <w14:ligatures w14:val="none"/>
+              </w:rPr>
+            </w:pPr>
+            <w:r>
+              <w:rPr>
+                <w:rFonts w:ascii="Aptos Narrow" w:eastAsia="Times New Roman" w:hAnsi="Aptos Narrow" w:cs="Times New Roman"/>
+                <w:color w:val="000000"/>
+                <w:kern w:val="0"/>
+                <w:sz w:val="18"/>
+                <w:szCs w:val="18"/>
+                <w14:ligatures w14:val="none"/>
+              </w:rPr>
+              <w:t>CODICE</w:t>
+            </w:r>
+          </w:p>
+        </w:tc>
+        <w:tc>
+          <w:tcPr>
+            <w:tcW w:w="1125" w:type="dxa"/>
+            <w:shd w:val="clear" w:color="auto" w:fill="auto"/>
+            <w:noWrap/>
+            <w:vAlign w:val="center"/>
+          </w:tcPr>
+          <w:p>
+            <w:pPr>
+              <w:spacing w:after="0" w:line="240" w:lineRule="auto"/>
+              <w:jc w:val="center"/>
+              <w:rPr>
+                <w:rFonts w:ascii="Aptos Narrow" w:eastAsia="Times New Roman" w:hAnsi="Aptos Narrow" w:cs="Times New Roman"/>
+                <w:color w:val="000000"/>
+                <w:kern w:val="0"/>
+                <w:sz w:val="18"/>
+                <w:szCs w:val="18"/>
+                <w14:ligatures w14:val="none"/>
+              </w:rPr>
+            </w:pPr>
+            <w:r>
+              <w:rPr>
+                <w:rFonts w:ascii="Aptos Narrow" w:eastAsia="Times New Roman" w:hAnsi="Aptos Narrow" w:cs="Times New Roman"/>
+                <w:color w:val="000000"/>
+                <w:kern w:val="0"/>
+                <w:sz w:val="18"/>
+                <w:szCs w:val="18"/>
+                <w14:ligatures w14:val="none"/>
+              </w:rPr>
+              <w:t>-</w:t>
+            </w:r>
+          </w:p>
+        </w:tc>
+        <w:tc>
+          <w:tcPr>
+            <w:tcW w:w="1652" w:type="dxa"/>
+            <w:shd w:val="clear" w:color="auto" w:fill="auto"/>
+            <w:noWrap/>
+            <w:vAlign w:val="center"/>
+          </w:tcPr>
+          <w:p>
+            <w:pPr>
+              <w:spacing w:after="0" w:line="240" w:lineRule="auto"/>
+              <w:jc w:val="center"/>
+              <w:rPr>
+                <w:rFonts w:ascii="Aptos Narrow" w:eastAsia="Times New Roman" w:hAnsi="Aptos Narrow" w:cs="Times New Roman"/>
+                <w:color w:val="000000"/>
+                <w:kern w:val="0"/>
+                <w:sz w:val="18"/>
+                <w:szCs w:val="18"/>
+                <w14:ligatures w14:val="none"/>
+              </w:rPr>
+            </w:pPr>
+            <w:r>
+              <w:rPr>
+                <w:rFonts w:ascii="Aptos Narrow" w:eastAsia="Times New Roman" w:hAnsi="Aptos Narrow" w:cs="Times New Roman"/>
+                <w:color w:val="000000"/>
+                <w:kern w:val="0"/>
+                <w:sz w:val="18"/>
+                <w:szCs w:val="18"/>
+                <w14:ligatures w14:val="none"/>
+              </w:rPr>
+              <w:t>0.51</w:t>
+            </w:r>
+          </w:p>
+        </w:tc>
+        <w:tc>
+          <w:tcPr>
+            <w:tcW w:w="2227" w:type="dxa"/>
+            <w:shd w:val="clear" w:color="auto" w:fill="auto"/>
+            <w:noWrap/>
+            <w:vAlign w:val="center"/>
+          </w:tcPr>
+          <w:p>
+            <w:pPr>
+              <w:spacing w:after="0" w:line="240" w:lineRule="auto"/>
+              <w:jc w:val="center"/>
+              <w:rPr>
+                <w:rFonts w:ascii="Aptos Narrow" w:eastAsia="Times New Roman" w:hAnsi="Aptos Narrow" w:cs="Times New Roman"/>
+                <w:color w:val="000000"/>
+                <w:kern w:val="0"/>
+                <w:sz w:val="18"/>
+                <w:szCs w:val="18"/>
+                <w14:ligatures w14:val="none"/>
+              </w:rPr>
+            </w:pPr>
+            <w:r>
+              <w:rPr>
+                <w:rFonts w:ascii="Aptos Narrow" w:eastAsia="Times New Roman" w:hAnsi="Aptos Narrow" w:cs="Times New Roman"/>
+                <w:color w:val="000000"/>
+                <w:kern w:val="0"/>
+                <w:sz w:val="18"/>
+                <w:szCs w:val="18"/>
+                <w14:ligatures w14:val="none"/>
+              </w:rPr>
+              <w:t>0.59</w:t>
+            </w:r>
+          </w:p>
+        </w:tc>
+        <w:tc>
+          <w:tcPr>
+            <w:tcW w:w="1418" w:type="dxa"/>
+            <w:vAlign w:val="center"/>
+          </w:tcPr>
+          <w:p>
+            <w:pPr>
+              <w:spacing w:after="0" w:line="240" w:lineRule="auto"/>
+              <w:jc w:val="center"/>
+              <w:rPr>
+                <w:rFonts w:ascii="Aptos Narrow" w:eastAsia="Times New Roman" w:hAnsi="Aptos Narrow" w:cs="Times New Roman"/>
+                <w:color w:val="000000"/>
+                <w:kern w:val="0"/>
+                <w:sz w:val="18"/>
+                <w:szCs w:val="18"/>
+                <w14:ligatures w14:val="none"/>
+              </w:rPr>
+            </w:pPr>
+            <w:r>
+              <w:rPr>
+                <w:rFonts w:ascii="Aptos Narrow" w:eastAsia="Times New Roman" w:hAnsi="Aptos Narrow" w:cs="Times New Roman"/>
+                <w:color w:val="000000"/>
+                <w:kern w:val="0"/>
+                <w:sz w:val="18"/>
+                <w:szCs w:val="18"/>
+                <w14:ligatures w14:val="none"/>
+              </w:rPr>
+              <w:t>No</w:t>
+            </w:r>
+          </w:p>
+        </w:tc>
+        <w:tc>
+          <w:tcPr>
+            <w:tcW w:w="1134" w:type="dxa"/>
+            <w:shd w:val="clear" w:color="auto" w:fill="auto"/>
+            <w:noWrap/>
+            <w:vAlign w:val="center"/>
+          </w:tcPr>
+          <w:p>
+            <w:pPr>
+              <w:spacing w:after="0" w:line="240" w:lineRule="auto"/>
+              <w:jc w:val="center"/>
+              <w:rPr>
+                <w:rFonts w:ascii="Aptos Narrow" w:eastAsia="Times New Roman" w:hAnsi="Aptos Narrow" w:cs="Times New Roman"/>
+                <w:color w:val="000000"/>
+                <w:kern w:val="0"/>
+                <w:sz w:val="18"/>
+                <w:szCs w:val="18"/>
+                <w14:ligatures w14:val="none"/>
+              </w:rPr>
+            </w:pPr>
+            <w:r>
+              <w:rPr>
+                <w:rFonts w:ascii="Aptos Narrow" w:eastAsia="Times New Roman" w:hAnsi="Aptos Narrow" w:cs="Times New Roman"/>
+                <w:color w:val="000000"/>
+                <w:kern w:val="0"/>
+                <w:sz w:val="18"/>
+                <w:szCs w:val="18"/>
+                <w14:ligatures w14:val="none"/>
+              </w:rPr>
+              <w:t>Recovered</w:t>
+            </w:r>
+          </w:p>
+        </w:tc>
+      </w:tr>
+      <w:tr>
+        <w:trPr>
+          <w:trHeight w:val="300"/>
+        </w:trPr>
+        <w:tc>
+          <w:tcPr>
+            <w:tcW w:w="1800" w:type="dxa"/>
+            <w:shd w:val="clear" w:color="auto" w:fill="auto"/>
+            <w:noWrap/>
+            <w:vAlign w:val="center"/>
             <w:hideMark/>
           </w:tcPr>
           <w:p>
@@ -7423,7 +9938,7 @@
                 <w:szCs w:val="18"/>
                 <w14:ligatures w14:val="none"/>
               </w:rPr>
-              <w:t>3Pn4RS</w:t>
+              <w:t>CODBA2532</w:t>
             </w:r>
           </w:p>
         </w:tc>
@@ -7474,22 +9989,24 @@
               <w:spacing w:after="0" w:line="240" w:lineRule="auto"/>
               <w:jc w:val="center"/>
               <w:rPr>
-                <w:rFonts w:ascii="Times New Roman" w:eastAsia="Times New Roman" w:hAnsi="Times New Roman" w:cs="Times New Roman"/>
-                <w:kern w:val="0"/>
-                <w:sz w:val="18"/>
-                <w:szCs w:val="18"/>
-                <w14:ligatures w14:val="none"/>
-              </w:rPr>
-            </w:pPr>
-            <w:r>
-              <w:rPr>
-                <w:rFonts w:ascii="Times New Roman" w:eastAsia="Times New Roman" w:hAnsi="Times New Roman" w:cs="Times New Roman"/>
-                <w:kern w:val="0"/>
-                <w:sz w:val="18"/>
-                <w:szCs w:val="18"/>
-                <w14:ligatures w14:val="none"/>
-              </w:rPr>
-              <w:t>0.03</w:t>
+                <w:rFonts w:ascii="Aptos Narrow" w:eastAsia="Times New Roman" w:hAnsi="Aptos Narrow" w:cs="Times New Roman"/>
+                <w:color w:val="000000"/>
+                <w:kern w:val="0"/>
+                <w:sz w:val="18"/>
+                <w:szCs w:val="18"/>
+                <w14:ligatures w14:val="none"/>
+              </w:rPr>
+            </w:pPr>
+            <w:r>
+              <w:rPr>
+                <w:rFonts w:ascii="Aptos Narrow" w:eastAsia="Times New Roman" w:hAnsi="Aptos Narrow" w:cs="Times New Roman"/>
+                <w:color w:val="000000"/>
+                <w:kern w:val="0"/>
+                <w:sz w:val="18"/>
+                <w:szCs w:val="18"/>
+                <w14:ligatures w14:val="none"/>
+              </w:rPr>
+              <w:t>0.69</w:t>
             </w:r>
           </w:p>
         </w:tc>
@@ -7523,7 +10040,7 @@
                 <w:szCs w:val="18"/>
                 <w14:ligatures w14:val="none"/>
               </w:rPr>
-              <w:t>0.28</w:t>
+              <w:t>0.26</w:t>
             </w:r>
           </w:p>
         </w:tc>
@@ -7554,7 +10071,7 @@
                 <w:szCs w:val="18"/>
                 <w14:ligatures w14:val="none"/>
               </w:rPr>
-              <w:t>Yes</w:t>
+              <w:t>No</w:t>
             </w:r>
           </w:p>
         </w:tc>
@@ -7626,7 +10143,7 @@
                 <w:szCs w:val="18"/>
                 <w14:ligatures w14:val="none"/>
               </w:rPr>
-              <w:t>3Ps</w:t>
+              <w:t>CODFAPL</w:t>
             </w:r>
           </w:p>
         </w:tc>
@@ -7660,7 +10177,7 @@
                 <w:szCs w:val="18"/>
                 <w14:ligatures w14:val="none"/>
               </w:rPr>
-              <w:t>0.55</w:t>
+              <w:t>-</w:t>
             </w:r>
           </w:p>
         </w:tc>
@@ -7694,7 +10211,7 @@
                 <w:szCs w:val="18"/>
                 <w14:ligatures w14:val="none"/>
               </w:rPr>
-              <w:t>0.25</w:t>
+              <w:t>0.33</w:t>
             </w:r>
           </w:p>
         </w:tc>
@@ -7728,7 +10245,7 @@
                 <w:szCs w:val="18"/>
                 <w14:ligatures w14:val="none"/>
               </w:rPr>
-              <w:t>0.27</w:t>
+              <w:t>0.24</w:t>
             </w:r>
           </w:p>
         </w:tc>
@@ -7759,7 +10276,7 @@
                 <w:szCs w:val="18"/>
                 <w14:ligatures w14:val="none"/>
               </w:rPr>
-              <w:t>Yes</w:t>
+              <w:t>No</w:t>
             </w:r>
           </w:p>
         </w:tc>
@@ -7831,7 +10348,7 @@
                 <w:szCs w:val="18"/>
                 <w14:ligatures w14:val="none"/>
               </w:rPr>
-              <w:t>CODBA2532</w:t>
+              <w:t>CODVIIek</w:t>
             </w:r>
           </w:p>
         </w:tc>
@@ -7899,7 +10416,7 @@
                 <w:szCs w:val="18"/>
                 <w14:ligatures w14:val="none"/>
               </w:rPr>
-              <w:t>0.69</w:t>
+              <w:t>0.73</w:t>
             </w:r>
           </w:p>
         </w:tc>
@@ -7933,7 +10450,7 @@
                 <w:szCs w:val="18"/>
                 <w14:ligatures w14:val="none"/>
               </w:rPr>
-              <w:t>0.26</w:t>
+              <w:t>0.22</w:t>
             </w:r>
           </w:p>
         </w:tc>
@@ -8036,7 +10553,7 @@
                 <w:szCs w:val="18"/>
                 <w14:ligatures w14:val="none"/>
               </w:rPr>
-              <w:t>4X5Y</w:t>
+              <w:t>CODVIa</w:t>
             </w:r>
           </w:p>
         </w:tc>
@@ -8102,7 +10619,7 @@
                 <w:szCs w:val="18"/>
                 <w14:ligatures w14:val="none"/>
               </w:rPr>
-              <w:t>0.03</w:t>
+              <w:t>0.74</w:t>
             </w:r>
           </w:p>
         </w:tc>
@@ -8136,7 +10653,7 @@
                 <w:szCs w:val="18"/>
                 <w14:ligatures w14:val="none"/>
               </w:rPr>
-              <w:t>0.25</w:t>
+              <w:t>0.14</w:t>
             </w:r>
           </w:p>
         </w:tc>
@@ -8167,7 +10684,7 @@
                 <w:szCs w:val="18"/>
                 <w14:ligatures w14:val="none"/>
               </w:rPr>
-              <w:t>Yes</w:t>
+              <w:t>No</w:t>
             </w:r>
           </w:p>
         </w:tc>
@@ -8239,7 +10756,7 @@
                 <w:szCs w:val="18"/>
                 <w14:ligatures w14:val="none"/>
               </w:rPr>
-              <w:t>CODIIIaW-IV-VIId</w:t>
+              <w:t>CODIS</w:t>
             </w:r>
           </w:p>
         </w:tc>
@@ -8273,7 +10790,7 @@
                 <w:szCs w:val="18"/>
                 <w14:ligatures w14:val="none"/>
               </w:rPr>
-              <w:t>0.57</w:t>
+              <w:t>-</w:t>
             </w:r>
           </w:p>
         </w:tc>
@@ -8307,7 +10824,7 @@
                 <w:szCs w:val="18"/>
                 <w14:ligatures w14:val="none"/>
               </w:rPr>
-              <w:t>0.41</w:t>
+              <w:t>0.53</w:t>
             </w:r>
           </w:p>
         </w:tc>
@@ -8341,7 +10858,7 @@
                 <w:szCs w:val="18"/>
                 <w14:ligatures w14:val="none"/>
               </w:rPr>
-              <w:t>0.25</w:t>
+              <w:t>0.13</w:t>
             </w:r>
           </w:p>
         </w:tc>
@@ -8372,7 +10889,7 @@
                 <w:szCs w:val="18"/>
                 <w14:ligatures w14:val="none"/>
               </w:rPr>
-              <w:t>Yes</w:t>
+              <w:t>No</w:t>
             </w:r>
           </w:p>
         </w:tc>
@@ -8383,3057 +10900,6 @@
             <w:noWrap/>
             <w:vAlign w:val="center"/>
             <w:hideMark/>
-          </w:tcPr>
-          <w:p>
-            <w:pPr>
-              <w:spacing w:after="0" w:line="240" w:lineRule="auto"/>
-              <w:jc w:val="center"/>
-              <w:rPr>
-                <w:rFonts w:ascii="Aptos Narrow" w:eastAsia="Times New Roman" w:hAnsi="Aptos Narrow" w:cs="Times New Roman"/>
-                <w:color w:val="000000"/>
-                <w:kern w:val="0"/>
-                <w:sz w:val="18"/>
-                <w:szCs w:val="18"/>
-                <w14:ligatures w14:val="none"/>
-              </w:rPr>
-            </w:pPr>
-            <w:r>
-              <w:rPr>
-                <w:rFonts w:ascii="Aptos Narrow" w:eastAsia="Times New Roman" w:hAnsi="Aptos Narrow" w:cs="Times New Roman"/>
-                <w:color w:val="000000"/>
-                <w:kern w:val="0"/>
-                <w:sz w:val="18"/>
-                <w:szCs w:val="18"/>
-                <w14:ligatures w14:val="none"/>
-              </w:rPr>
-              <w:t>Collapsed</w:t>
-            </w:r>
-          </w:p>
-        </w:tc>
-      </w:tr>
-      <w:tr>
-        <w:trPr>
-          <w:trHeight w:val="300"/>
-        </w:trPr>
-        <w:tc>
-          <w:tcPr>
-            <w:tcW w:w="1800" w:type="dxa"/>
-            <w:shd w:val="clear" w:color="auto" w:fill="auto"/>
-            <w:noWrap/>
-            <w:vAlign w:val="center"/>
-            <w:hideMark/>
-          </w:tcPr>
-          <w:p>
-            <w:pPr>
-              <w:spacing w:after="0" w:line="240" w:lineRule="auto"/>
-              <w:rPr>
-                <w:rFonts w:ascii="Aptos Narrow" w:eastAsia="Times New Roman" w:hAnsi="Aptos Narrow" w:cs="Times New Roman"/>
-                <w:color w:val="000000"/>
-                <w:kern w:val="0"/>
-                <w:sz w:val="18"/>
-                <w:szCs w:val="18"/>
-                <w14:ligatures w14:val="none"/>
-              </w:rPr>
-            </w:pPr>
-            <w:r>
-              <w:rPr>
-                <w:rFonts w:ascii="Aptos Narrow" w:eastAsia="Times New Roman" w:hAnsi="Aptos Narrow" w:cs="Times New Roman"/>
-                <w:color w:val="000000"/>
-                <w:kern w:val="0"/>
-                <w:sz w:val="18"/>
-                <w:szCs w:val="18"/>
-                <w14:ligatures w14:val="none"/>
-              </w:rPr>
-              <w:t>CODFAPL</w:t>
-            </w:r>
-          </w:p>
-        </w:tc>
-        <w:tc>
-          <w:tcPr>
-            <w:tcW w:w="1125" w:type="dxa"/>
-            <w:shd w:val="clear" w:color="auto" w:fill="auto"/>
-            <w:noWrap/>
-            <w:vAlign w:val="center"/>
-            <w:hideMark/>
-          </w:tcPr>
-          <w:p>
-            <w:pPr>
-              <w:spacing w:after="0" w:line="240" w:lineRule="auto"/>
-              <w:jc w:val="center"/>
-              <w:rPr>
-                <w:rFonts w:ascii="Aptos Narrow" w:eastAsia="Times New Roman" w:hAnsi="Aptos Narrow" w:cs="Times New Roman"/>
-                <w:color w:val="000000"/>
-                <w:kern w:val="0"/>
-                <w:sz w:val="18"/>
-                <w:szCs w:val="18"/>
-                <w14:ligatures w14:val="none"/>
-              </w:rPr>
-            </w:pPr>
-            <w:r>
-              <w:rPr>
-                <w:rFonts w:ascii="Aptos Narrow" w:eastAsia="Times New Roman" w:hAnsi="Aptos Narrow" w:cs="Times New Roman"/>
-                <w:color w:val="000000"/>
-                <w:kern w:val="0"/>
-                <w:sz w:val="18"/>
-                <w:szCs w:val="18"/>
-                <w14:ligatures w14:val="none"/>
-              </w:rPr>
-              <w:t>-</w:t>
-            </w:r>
-          </w:p>
-        </w:tc>
-        <w:tc>
-          <w:tcPr>
-            <w:tcW w:w="1652" w:type="dxa"/>
-            <w:shd w:val="clear" w:color="auto" w:fill="auto"/>
-            <w:noWrap/>
-            <w:vAlign w:val="center"/>
-            <w:hideMark/>
-          </w:tcPr>
-          <w:p>
-            <w:pPr>
-              <w:spacing w:after="0" w:line="240" w:lineRule="auto"/>
-              <w:jc w:val="center"/>
-              <w:rPr>
-                <w:rFonts w:ascii="Aptos Narrow" w:eastAsia="Times New Roman" w:hAnsi="Aptos Narrow" w:cs="Times New Roman"/>
-                <w:color w:val="000000"/>
-                <w:kern w:val="0"/>
-                <w:sz w:val="18"/>
-                <w:szCs w:val="18"/>
-                <w14:ligatures w14:val="none"/>
-              </w:rPr>
-            </w:pPr>
-            <w:r>
-              <w:rPr>
-                <w:rFonts w:ascii="Aptos Narrow" w:eastAsia="Times New Roman" w:hAnsi="Aptos Narrow" w:cs="Times New Roman"/>
-                <w:color w:val="000000"/>
-                <w:kern w:val="0"/>
-                <w:sz w:val="18"/>
-                <w:szCs w:val="18"/>
-                <w14:ligatures w14:val="none"/>
-              </w:rPr>
-              <w:t>0.33</w:t>
-            </w:r>
-          </w:p>
-        </w:tc>
-        <w:tc>
-          <w:tcPr>
-            <w:tcW w:w="2227" w:type="dxa"/>
-            <w:shd w:val="clear" w:color="auto" w:fill="auto"/>
-            <w:noWrap/>
-            <w:vAlign w:val="center"/>
-            <w:hideMark/>
-          </w:tcPr>
-          <w:p>
-            <w:pPr>
-              <w:spacing w:after="0" w:line="240" w:lineRule="auto"/>
-              <w:jc w:val="center"/>
-              <w:rPr>
-                <w:rFonts w:ascii="Aptos Narrow" w:eastAsia="Times New Roman" w:hAnsi="Aptos Narrow" w:cs="Times New Roman"/>
-                <w:color w:val="000000"/>
-                <w:kern w:val="0"/>
-                <w:sz w:val="18"/>
-                <w:szCs w:val="18"/>
-                <w14:ligatures w14:val="none"/>
-              </w:rPr>
-            </w:pPr>
-            <w:r>
-              <w:rPr>
-                <w:rFonts w:ascii="Aptos Narrow" w:eastAsia="Times New Roman" w:hAnsi="Aptos Narrow" w:cs="Times New Roman"/>
-                <w:color w:val="000000"/>
-                <w:kern w:val="0"/>
-                <w:sz w:val="18"/>
-                <w:szCs w:val="18"/>
-                <w14:ligatures w14:val="none"/>
-              </w:rPr>
-              <w:t>0.24</w:t>
-            </w:r>
-          </w:p>
-        </w:tc>
-        <w:tc>
-          <w:tcPr>
-            <w:tcW w:w="1418" w:type="dxa"/>
-            <w:vAlign w:val="center"/>
-          </w:tcPr>
-          <w:p>
-            <w:pPr>
-              <w:spacing w:after="0" w:line="240" w:lineRule="auto"/>
-              <w:jc w:val="center"/>
-              <w:rPr>
-                <w:rFonts w:ascii="Aptos Narrow" w:eastAsia="Times New Roman" w:hAnsi="Aptos Narrow" w:cs="Times New Roman"/>
-                <w:color w:val="000000"/>
-                <w:kern w:val="0"/>
-                <w:sz w:val="18"/>
-                <w:szCs w:val="18"/>
-                <w14:ligatures w14:val="none"/>
-              </w:rPr>
-            </w:pPr>
-            <w:r>
-              <w:rPr>
-                <w:rFonts w:ascii="Aptos Narrow" w:eastAsia="Times New Roman" w:hAnsi="Aptos Narrow" w:cs="Times New Roman"/>
-                <w:color w:val="000000"/>
-                <w:kern w:val="0"/>
-                <w:sz w:val="18"/>
-                <w:szCs w:val="18"/>
-                <w14:ligatures w14:val="none"/>
-              </w:rPr>
-              <w:t>No</w:t>
-            </w:r>
-          </w:p>
-        </w:tc>
-        <w:tc>
-          <w:tcPr>
-            <w:tcW w:w="1134" w:type="dxa"/>
-            <w:shd w:val="clear" w:color="auto" w:fill="auto"/>
-            <w:noWrap/>
-            <w:vAlign w:val="center"/>
-            <w:hideMark/>
-          </w:tcPr>
-          <w:p>
-            <w:pPr>
-              <w:spacing w:after="0" w:line="240" w:lineRule="auto"/>
-              <w:jc w:val="center"/>
-              <w:rPr>
-                <w:rFonts w:ascii="Aptos Narrow" w:eastAsia="Times New Roman" w:hAnsi="Aptos Narrow" w:cs="Times New Roman"/>
-                <w:color w:val="000000"/>
-                <w:kern w:val="0"/>
-                <w:sz w:val="18"/>
-                <w:szCs w:val="18"/>
-                <w14:ligatures w14:val="none"/>
-              </w:rPr>
-            </w:pPr>
-            <w:r>
-              <w:rPr>
-                <w:rFonts w:ascii="Aptos Narrow" w:eastAsia="Times New Roman" w:hAnsi="Aptos Narrow" w:cs="Times New Roman"/>
-                <w:color w:val="000000"/>
-                <w:kern w:val="0"/>
-                <w:sz w:val="18"/>
-                <w:szCs w:val="18"/>
-                <w14:ligatures w14:val="none"/>
-              </w:rPr>
-              <w:t>Collapsed</w:t>
-            </w:r>
-          </w:p>
-        </w:tc>
-      </w:tr>
-      <w:tr>
-        <w:trPr>
-          <w:trHeight w:val="300"/>
-        </w:trPr>
-        <w:tc>
-          <w:tcPr>
-            <w:tcW w:w="1800" w:type="dxa"/>
-            <w:shd w:val="clear" w:color="auto" w:fill="auto"/>
-            <w:noWrap/>
-            <w:vAlign w:val="center"/>
-            <w:hideMark/>
-          </w:tcPr>
-          <w:p>
-            <w:pPr>
-              <w:spacing w:after="0" w:line="240" w:lineRule="auto"/>
-              <w:rPr>
-                <w:rFonts w:ascii="Aptos Narrow" w:eastAsia="Times New Roman" w:hAnsi="Aptos Narrow" w:cs="Times New Roman"/>
-                <w:color w:val="000000"/>
-                <w:kern w:val="0"/>
-                <w:sz w:val="18"/>
-                <w:szCs w:val="18"/>
-                <w14:ligatures w14:val="none"/>
-              </w:rPr>
-            </w:pPr>
-            <w:r>
-              <w:rPr>
-                <w:rFonts w:ascii="Aptos Narrow" w:eastAsia="Times New Roman" w:hAnsi="Aptos Narrow" w:cs="Times New Roman"/>
-                <w:color w:val="000000"/>
-                <w:kern w:val="0"/>
-                <w:sz w:val="18"/>
-                <w:szCs w:val="18"/>
-                <w14:ligatures w14:val="none"/>
-              </w:rPr>
-              <w:t>CODVIIek</w:t>
-            </w:r>
-          </w:p>
-        </w:tc>
-        <w:tc>
-          <w:tcPr>
-            <w:tcW w:w="1125" w:type="dxa"/>
-            <w:shd w:val="clear" w:color="auto" w:fill="auto"/>
-            <w:noWrap/>
-            <w:vAlign w:val="center"/>
-            <w:hideMark/>
-          </w:tcPr>
-          <w:p>
-            <w:pPr>
-              <w:spacing w:after="0" w:line="240" w:lineRule="auto"/>
-              <w:jc w:val="center"/>
-              <w:rPr>
-                <w:rFonts w:ascii="Aptos Narrow" w:eastAsia="Times New Roman" w:hAnsi="Aptos Narrow" w:cs="Times New Roman"/>
-                <w:color w:val="000000"/>
-                <w:kern w:val="0"/>
-                <w:sz w:val="18"/>
-                <w:szCs w:val="18"/>
-                <w14:ligatures w14:val="none"/>
-              </w:rPr>
-            </w:pPr>
-            <w:r>
-              <w:rPr>
-                <w:rFonts w:ascii="Aptos Narrow" w:eastAsia="Times New Roman" w:hAnsi="Aptos Narrow" w:cs="Times New Roman"/>
-                <w:color w:val="000000"/>
-                <w:kern w:val="0"/>
-                <w:sz w:val="18"/>
-                <w:szCs w:val="18"/>
-                <w14:ligatures w14:val="none"/>
-              </w:rPr>
-              <w:t>-</w:t>
-            </w:r>
-          </w:p>
-        </w:tc>
-        <w:tc>
-          <w:tcPr>
-            <w:tcW w:w="1652" w:type="dxa"/>
-            <w:shd w:val="clear" w:color="auto" w:fill="auto"/>
-            <w:noWrap/>
-            <w:vAlign w:val="center"/>
-            <w:hideMark/>
-          </w:tcPr>
-          <w:p>
-            <w:pPr>
-              <w:spacing w:after="0" w:line="240" w:lineRule="auto"/>
-              <w:jc w:val="center"/>
-              <w:rPr>
-                <w:rFonts w:ascii="Aptos Narrow" w:eastAsia="Times New Roman" w:hAnsi="Aptos Narrow" w:cs="Times New Roman"/>
-                <w:color w:val="000000"/>
-                <w:kern w:val="0"/>
-                <w:sz w:val="18"/>
-                <w:szCs w:val="18"/>
-                <w14:ligatures w14:val="none"/>
-              </w:rPr>
-            </w:pPr>
-            <w:r>
-              <w:rPr>
-                <w:rFonts w:ascii="Aptos Narrow" w:eastAsia="Times New Roman" w:hAnsi="Aptos Narrow" w:cs="Times New Roman"/>
-                <w:color w:val="000000"/>
-                <w:kern w:val="0"/>
-                <w:sz w:val="18"/>
-                <w:szCs w:val="18"/>
-                <w14:ligatures w14:val="none"/>
-              </w:rPr>
-              <w:t>0.73</w:t>
-            </w:r>
-          </w:p>
-        </w:tc>
-        <w:tc>
-          <w:tcPr>
-            <w:tcW w:w="2227" w:type="dxa"/>
-            <w:shd w:val="clear" w:color="auto" w:fill="auto"/>
-            <w:noWrap/>
-            <w:vAlign w:val="center"/>
-            <w:hideMark/>
-          </w:tcPr>
-          <w:p>
-            <w:pPr>
-              <w:spacing w:after="0" w:line="240" w:lineRule="auto"/>
-              <w:jc w:val="center"/>
-              <w:rPr>
-                <w:rFonts w:ascii="Aptos Narrow" w:eastAsia="Times New Roman" w:hAnsi="Aptos Narrow" w:cs="Times New Roman"/>
-                <w:color w:val="000000"/>
-                <w:kern w:val="0"/>
-                <w:sz w:val="18"/>
-                <w:szCs w:val="18"/>
-                <w14:ligatures w14:val="none"/>
-              </w:rPr>
-            </w:pPr>
-            <w:r>
-              <w:rPr>
-                <w:rFonts w:ascii="Aptos Narrow" w:eastAsia="Times New Roman" w:hAnsi="Aptos Narrow" w:cs="Times New Roman"/>
-                <w:color w:val="000000"/>
-                <w:kern w:val="0"/>
-                <w:sz w:val="18"/>
-                <w:szCs w:val="18"/>
-                <w14:ligatures w14:val="none"/>
-              </w:rPr>
-              <w:t>0.22</w:t>
-            </w:r>
-          </w:p>
-        </w:tc>
-        <w:tc>
-          <w:tcPr>
-            <w:tcW w:w="1418" w:type="dxa"/>
-            <w:vAlign w:val="center"/>
-          </w:tcPr>
-          <w:p>
-            <w:pPr>
-              <w:spacing w:after="0" w:line="240" w:lineRule="auto"/>
-              <w:jc w:val="center"/>
-              <w:rPr>
-                <w:rFonts w:ascii="Aptos Narrow" w:eastAsia="Times New Roman" w:hAnsi="Aptos Narrow" w:cs="Times New Roman"/>
-                <w:color w:val="000000"/>
-                <w:kern w:val="0"/>
-                <w:sz w:val="18"/>
-                <w:szCs w:val="18"/>
-                <w14:ligatures w14:val="none"/>
-              </w:rPr>
-            </w:pPr>
-            <w:r>
-              <w:rPr>
-                <w:rFonts w:ascii="Aptos Narrow" w:eastAsia="Times New Roman" w:hAnsi="Aptos Narrow" w:cs="Times New Roman"/>
-                <w:color w:val="000000"/>
-                <w:kern w:val="0"/>
-                <w:sz w:val="18"/>
-                <w:szCs w:val="18"/>
-                <w14:ligatures w14:val="none"/>
-              </w:rPr>
-              <w:t>No</w:t>
-            </w:r>
-          </w:p>
-        </w:tc>
-        <w:tc>
-          <w:tcPr>
-            <w:tcW w:w="1134" w:type="dxa"/>
-            <w:shd w:val="clear" w:color="auto" w:fill="auto"/>
-            <w:noWrap/>
-            <w:vAlign w:val="center"/>
-            <w:hideMark/>
-          </w:tcPr>
-          <w:p>
-            <w:pPr>
-              <w:spacing w:after="0" w:line="240" w:lineRule="auto"/>
-              <w:jc w:val="center"/>
-              <w:rPr>
-                <w:rFonts w:ascii="Aptos Narrow" w:eastAsia="Times New Roman" w:hAnsi="Aptos Narrow" w:cs="Times New Roman"/>
-                <w:color w:val="000000"/>
-                <w:kern w:val="0"/>
-                <w:sz w:val="18"/>
-                <w:szCs w:val="18"/>
-                <w14:ligatures w14:val="none"/>
-              </w:rPr>
-            </w:pPr>
-            <w:r>
-              <w:rPr>
-                <w:rFonts w:ascii="Aptos Narrow" w:eastAsia="Times New Roman" w:hAnsi="Aptos Narrow" w:cs="Times New Roman"/>
-                <w:color w:val="000000"/>
-                <w:kern w:val="0"/>
-                <w:sz w:val="18"/>
-                <w:szCs w:val="18"/>
-                <w14:ligatures w14:val="none"/>
-              </w:rPr>
-              <w:t>Collapsed</w:t>
-            </w:r>
-          </w:p>
-        </w:tc>
-      </w:tr>
-      <w:tr>
-        <w:trPr>
-          <w:trHeight w:val="300"/>
-        </w:trPr>
-        <w:tc>
-          <w:tcPr>
-            <w:tcW w:w="1800" w:type="dxa"/>
-            <w:shd w:val="clear" w:color="auto" w:fill="auto"/>
-            <w:noWrap/>
-            <w:vAlign w:val="center"/>
-            <w:hideMark/>
-          </w:tcPr>
-          <w:p>
-            <w:pPr>
-              <w:spacing w:after="0" w:line="240" w:lineRule="auto"/>
-              <w:rPr>
-                <w:rFonts w:ascii="Aptos Narrow" w:eastAsia="Times New Roman" w:hAnsi="Aptos Narrow" w:cs="Times New Roman"/>
-                <w:color w:val="000000"/>
-                <w:kern w:val="0"/>
-                <w:sz w:val="18"/>
-                <w:szCs w:val="18"/>
-                <w14:ligatures w14:val="none"/>
-              </w:rPr>
-            </w:pPr>
-            <w:r>
-              <w:rPr>
-                <w:rFonts w:ascii="Aptos Narrow" w:eastAsia="Times New Roman" w:hAnsi="Aptos Narrow" w:cs="Times New Roman"/>
-                <w:color w:val="000000"/>
-                <w:kern w:val="0"/>
-                <w:sz w:val="18"/>
-                <w:szCs w:val="18"/>
-                <w14:ligatures w14:val="none"/>
-              </w:rPr>
-              <w:t>4vsw</w:t>
-            </w:r>
-          </w:p>
-        </w:tc>
-        <w:tc>
-          <w:tcPr>
-            <w:tcW w:w="1125" w:type="dxa"/>
-            <w:shd w:val="clear" w:color="auto" w:fill="auto"/>
-            <w:noWrap/>
-            <w:vAlign w:val="center"/>
-            <w:hideMark/>
-          </w:tcPr>
-          <w:p>
-            <w:pPr>
-              <w:spacing w:after="0" w:line="240" w:lineRule="auto"/>
-              <w:jc w:val="center"/>
-              <w:rPr>
-                <w:rFonts w:ascii="Aptos Narrow" w:eastAsia="Times New Roman" w:hAnsi="Aptos Narrow" w:cs="Times New Roman"/>
-                <w:color w:val="000000"/>
-                <w:kern w:val="0"/>
-                <w:sz w:val="18"/>
-                <w:szCs w:val="18"/>
-                <w14:ligatures w14:val="none"/>
-              </w:rPr>
-            </w:pPr>
-            <w:r>
-              <w:rPr>
-                <w:rFonts w:ascii="Aptos Narrow" w:eastAsia="Times New Roman" w:hAnsi="Aptos Narrow" w:cs="Times New Roman"/>
-                <w:color w:val="000000"/>
-                <w:kern w:val="0"/>
-                <w:sz w:val="18"/>
-                <w:szCs w:val="18"/>
-                <w14:ligatures w14:val="none"/>
-              </w:rPr>
-              <w:t>0.92</w:t>
-            </w:r>
-          </w:p>
-        </w:tc>
-        <w:tc>
-          <w:tcPr>
-            <w:tcW w:w="1652" w:type="dxa"/>
-            <w:shd w:val="clear" w:color="auto" w:fill="auto"/>
-            <w:noWrap/>
-            <w:vAlign w:val="center"/>
-            <w:hideMark/>
-          </w:tcPr>
-          <w:p>
-            <w:pPr>
-              <w:spacing w:after="0" w:line="240" w:lineRule="auto"/>
-              <w:jc w:val="center"/>
-              <w:rPr>
-                <w:rFonts w:ascii="Aptos Narrow" w:eastAsia="Times New Roman" w:hAnsi="Aptos Narrow" w:cs="Times New Roman"/>
-                <w:color w:val="000000"/>
-                <w:kern w:val="0"/>
-                <w:sz w:val="18"/>
-                <w:szCs w:val="18"/>
-                <w14:ligatures w14:val="none"/>
-              </w:rPr>
-            </w:pPr>
-            <w:r>
-              <w:rPr>
-                <w:rFonts w:ascii="Aptos Narrow" w:eastAsia="Times New Roman" w:hAnsi="Aptos Narrow" w:cs="Times New Roman"/>
-                <w:color w:val="000000"/>
-                <w:kern w:val="0"/>
-                <w:sz w:val="18"/>
-                <w:szCs w:val="18"/>
-                <w14:ligatures w14:val="none"/>
-              </w:rPr>
-              <w:t>0.04</w:t>
-            </w:r>
-          </w:p>
-        </w:tc>
-        <w:tc>
-          <w:tcPr>
-            <w:tcW w:w="2227" w:type="dxa"/>
-            <w:shd w:val="clear" w:color="auto" w:fill="auto"/>
-            <w:noWrap/>
-            <w:vAlign w:val="center"/>
-            <w:hideMark/>
-          </w:tcPr>
-          <w:p>
-            <w:pPr>
-              <w:spacing w:after="0" w:line="240" w:lineRule="auto"/>
-              <w:jc w:val="center"/>
-              <w:rPr>
-                <w:rFonts w:ascii="Aptos Narrow" w:eastAsia="Times New Roman" w:hAnsi="Aptos Narrow" w:cs="Times New Roman"/>
-                <w:color w:val="000000"/>
-                <w:kern w:val="0"/>
-                <w:sz w:val="18"/>
-                <w:szCs w:val="18"/>
-                <w14:ligatures w14:val="none"/>
-              </w:rPr>
-            </w:pPr>
-            <w:r>
-              <w:rPr>
-                <w:rFonts w:ascii="Aptos Narrow" w:eastAsia="Times New Roman" w:hAnsi="Aptos Narrow" w:cs="Times New Roman"/>
-                <w:color w:val="000000"/>
-                <w:kern w:val="0"/>
-                <w:sz w:val="18"/>
-                <w:szCs w:val="18"/>
-                <w14:ligatures w14:val="none"/>
-              </w:rPr>
-              <w:t>0.16</w:t>
-            </w:r>
-          </w:p>
-        </w:tc>
-        <w:tc>
-          <w:tcPr>
-            <w:tcW w:w="1418" w:type="dxa"/>
-            <w:vAlign w:val="center"/>
-          </w:tcPr>
-          <w:p>
-            <w:pPr>
-              <w:spacing w:after="0" w:line="240" w:lineRule="auto"/>
-              <w:jc w:val="center"/>
-              <w:rPr>
-                <w:rFonts w:ascii="Aptos Narrow" w:eastAsia="Times New Roman" w:hAnsi="Aptos Narrow" w:cs="Times New Roman"/>
-                <w:color w:val="000000"/>
-                <w:kern w:val="0"/>
-                <w:sz w:val="18"/>
-                <w:szCs w:val="18"/>
-                <w14:ligatures w14:val="none"/>
-              </w:rPr>
-            </w:pPr>
-            <w:r>
-              <w:rPr>
-                <w:rFonts w:ascii="Aptos Narrow" w:eastAsia="Times New Roman" w:hAnsi="Aptos Narrow" w:cs="Times New Roman"/>
-                <w:color w:val="000000"/>
-                <w:kern w:val="0"/>
-                <w:sz w:val="18"/>
-                <w:szCs w:val="18"/>
-                <w14:ligatures w14:val="none"/>
-              </w:rPr>
-              <w:t>Yes</w:t>
-            </w:r>
-          </w:p>
-        </w:tc>
-        <w:tc>
-          <w:tcPr>
-            <w:tcW w:w="1134" w:type="dxa"/>
-            <w:shd w:val="clear" w:color="auto" w:fill="auto"/>
-            <w:noWrap/>
-            <w:vAlign w:val="center"/>
-            <w:hideMark/>
-          </w:tcPr>
-          <w:p>
-            <w:pPr>
-              <w:spacing w:after="0" w:line="240" w:lineRule="auto"/>
-              <w:jc w:val="center"/>
-              <w:rPr>
-                <w:rFonts w:ascii="Aptos Narrow" w:eastAsia="Times New Roman" w:hAnsi="Aptos Narrow" w:cs="Times New Roman"/>
-                <w:color w:val="000000"/>
-                <w:kern w:val="0"/>
-                <w:sz w:val="18"/>
-                <w:szCs w:val="18"/>
-                <w14:ligatures w14:val="none"/>
-              </w:rPr>
-            </w:pPr>
-            <w:r>
-              <w:rPr>
-                <w:rFonts w:ascii="Aptos Narrow" w:eastAsia="Times New Roman" w:hAnsi="Aptos Narrow" w:cs="Times New Roman"/>
-                <w:color w:val="000000"/>
-                <w:kern w:val="0"/>
-                <w:sz w:val="18"/>
-                <w:szCs w:val="18"/>
-                <w14:ligatures w14:val="none"/>
-              </w:rPr>
-              <w:t>Collapsed</w:t>
-            </w:r>
-          </w:p>
-        </w:tc>
-      </w:tr>
-      <w:tr>
-        <w:trPr>
-          <w:trHeight w:val="300"/>
-        </w:trPr>
-        <w:tc>
-          <w:tcPr>
-            <w:tcW w:w="1800" w:type="dxa"/>
-            <w:shd w:val="clear" w:color="auto" w:fill="auto"/>
-            <w:noWrap/>
-            <w:vAlign w:val="center"/>
-            <w:hideMark/>
-          </w:tcPr>
-          <w:p>
-            <w:pPr>
-              <w:spacing w:after="0" w:line="240" w:lineRule="auto"/>
-              <w:rPr>
-                <w:rFonts w:ascii="Aptos Narrow" w:eastAsia="Times New Roman" w:hAnsi="Aptos Narrow" w:cs="Times New Roman"/>
-                <w:color w:val="000000"/>
-                <w:kern w:val="0"/>
-                <w:sz w:val="18"/>
-                <w:szCs w:val="18"/>
-                <w14:ligatures w14:val="none"/>
-              </w:rPr>
-            </w:pPr>
-            <w:r>
-              <w:rPr>
-                <w:rFonts w:ascii="Aptos Narrow" w:eastAsia="Times New Roman" w:hAnsi="Aptos Narrow" w:cs="Times New Roman"/>
-                <w:color w:val="000000"/>
-                <w:kern w:val="0"/>
-                <w:sz w:val="18"/>
-                <w:szCs w:val="18"/>
-                <w14:ligatures w14:val="none"/>
-              </w:rPr>
-              <w:t>CODVIa</w:t>
-            </w:r>
-          </w:p>
-        </w:tc>
-        <w:tc>
-          <w:tcPr>
-            <w:tcW w:w="1125" w:type="dxa"/>
-            <w:shd w:val="clear" w:color="auto" w:fill="auto"/>
-            <w:noWrap/>
-            <w:vAlign w:val="center"/>
-            <w:hideMark/>
-          </w:tcPr>
-          <w:p>
-            <w:pPr>
-              <w:spacing w:after="0" w:line="240" w:lineRule="auto"/>
-              <w:jc w:val="center"/>
-              <w:rPr>
-                <w:rFonts w:ascii="Aptos Narrow" w:eastAsia="Times New Roman" w:hAnsi="Aptos Narrow" w:cs="Times New Roman"/>
-                <w:color w:val="000000"/>
-                <w:kern w:val="0"/>
-                <w:sz w:val="18"/>
-                <w:szCs w:val="18"/>
-                <w14:ligatures w14:val="none"/>
-              </w:rPr>
-            </w:pPr>
-            <w:r>
-              <w:rPr>
-                <w:rFonts w:ascii="Aptos Narrow" w:eastAsia="Times New Roman" w:hAnsi="Aptos Narrow" w:cs="Times New Roman"/>
-                <w:color w:val="000000"/>
-                <w:kern w:val="0"/>
-                <w:sz w:val="18"/>
-                <w:szCs w:val="18"/>
-                <w14:ligatures w14:val="none"/>
-              </w:rPr>
-              <w:t>-</w:t>
-            </w:r>
-          </w:p>
-        </w:tc>
-        <w:tc>
-          <w:tcPr>
-            <w:tcW w:w="1652" w:type="dxa"/>
-            <w:shd w:val="clear" w:color="auto" w:fill="auto"/>
-            <w:noWrap/>
-            <w:vAlign w:val="center"/>
-            <w:hideMark/>
-          </w:tcPr>
-          <w:p>
-            <w:pPr>
-              <w:spacing w:after="0" w:line="240" w:lineRule="auto"/>
-              <w:jc w:val="center"/>
-              <w:rPr>
-                <w:rFonts w:ascii="Times New Roman" w:eastAsia="Times New Roman" w:hAnsi="Times New Roman" w:cs="Times New Roman"/>
-                <w:kern w:val="0"/>
-                <w:sz w:val="18"/>
-                <w:szCs w:val="18"/>
-                <w14:ligatures w14:val="none"/>
-              </w:rPr>
-            </w:pPr>
-            <w:r>
-              <w:rPr>
-                <w:rFonts w:ascii="Times New Roman" w:eastAsia="Times New Roman" w:hAnsi="Times New Roman" w:cs="Times New Roman"/>
-                <w:kern w:val="0"/>
-                <w:sz w:val="18"/>
-                <w:szCs w:val="18"/>
-                <w14:ligatures w14:val="none"/>
-              </w:rPr>
-              <w:t>0.74</w:t>
-            </w:r>
-          </w:p>
-        </w:tc>
-        <w:tc>
-          <w:tcPr>
-            <w:tcW w:w="2227" w:type="dxa"/>
-            <w:shd w:val="clear" w:color="auto" w:fill="auto"/>
-            <w:noWrap/>
-            <w:vAlign w:val="center"/>
-            <w:hideMark/>
-          </w:tcPr>
-          <w:p>
-            <w:pPr>
-              <w:spacing w:after="0" w:line="240" w:lineRule="auto"/>
-              <w:jc w:val="center"/>
-              <w:rPr>
-                <w:rFonts w:ascii="Aptos Narrow" w:eastAsia="Times New Roman" w:hAnsi="Aptos Narrow" w:cs="Times New Roman"/>
-                <w:color w:val="000000"/>
-                <w:kern w:val="0"/>
-                <w:sz w:val="18"/>
-                <w:szCs w:val="18"/>
-                <w14:ligatures w14:val="none"/>
-              </w:rPr>
-            </w:pPr>
-            <w:r>
-              <w:rPr>
-                <w:rFonts w:ascii="Aptos Narrow" w:eastAsia="Times New Roman" w:hAnsi="Aptos Narrow" w:cs="Times New Roman"/>
-                <w:color w:val="000000"/>
-                <w:kern w:val="0"/>
-                <w:sz w:val="18"/>
-                <w:szCs w:val="18"/>
-                <w14:ligatures w14:val="none"/>
-              </w:rPr>
-              <w:t>0.14</w:t>
-            </w:r>
-          </w:p>
-        </w:tc>
-        <w:tc>
-          <w:tcPr>
-            <w:tcW w:w="1418" w:type="dxa"/>
-            <w:vAlign w:val="center"/>
-          </w:tcPr>
-          <w:p>
-            <w:pPr>
-              <w:spacing w:after="0" w:line="240" w:lineRule="auto"/>
-              <w:jc w:val="center"/>
-              <w:rPr>
-                <w:rFonts w:ascii="Aptos Narrow" w:eastAsia="Times New Roman" w:hAnsi="Aptos Narrow" w:cs="Times New Roman"/>
-                <w:color w:val="000000"/>
-                <w:kern w:val="0"/>
-                <w:sz w:val="18"/>
-                <w:szCs w:val="18"/>
-                <w14:ligatures w14:val="none"/>
-              </w:rPr>
-            </w:pPr>
-            <w:r>
-              <w:rPr>
-                <w:rFonts w:ascii="Aptos Narrow" w:eastAsia="Times New Roman" w:hAnsi="Aptos Narrow" w:cs="Times New Roman"/>
-                <w:color w:val="000000"/>
-                <w:kern w:val="0"/>
-                <w:sz w:val="18"/>
-                <w:szCs w:val="18"/>
-                <w14:ligatures w14:val="none"/>
-              </w:rPr>
-              <w:t>No</w:t>
-            </w:r>
-          </w:p>
-        </w:tc>
-        <w:tc>
-          <w:tcPr>
-            <w:tcW w:w="1134" w:type="dxa"/>
-            <w:shd w:val="clear" w:color="auto" w:fill="auto"/>
-            <w:noWrap/>
-            <w:vAlign w:val="center"/>
-            <w:hideMark/>
-          </w:tcPr>
-          <w:p>
-            <w:pPr>
-              <w:spacing w:after="0" w:line="240" w:lineRule="auto"/>
-              <w:jc w:val="center"/>
-              <w:rPr>
-                <w:rFonts w:ascii="Aptos Narrow" w:eastAsia="Times New Roman" w:hAnsi="Aptos Narrow" w:cs="Times New Roman"/>
-                <w:color w:val="000000"/>
-                <w:kern w:val="0"/>
-                <w:sz w:val="18"/>
-                <w:szCs w:val="18"/>
-                <w14:ligatures w14:val="none"/>
-              </w:rPr>
-            </w:pPr>
-            <w:r>
-              <w:rPr>
-                <w:rFonts w:ascii="Aptos Narrow" w:eastAsia="Times New Roman" w:hAnsi="Aptos Narrow" w:cs="Times New Roman"/>
-                <w:color w:val="000000"/>
-                <w:kern w:val="0"/>
-                <w:sz w:val="18"/>
-                <w:szCs w:val="18"/>
-                <w14:ligatures w14:val="none"/>
-              </w:rPr>
-              <w:t>Collapsed</w:t>
-            </w:r>
-          </w:p>
-        </w:tc>
-      </w:tr>
-      <w:tr>
-        <w:trPr>
-          <w:trHeight w:val="300"/>
-        </w:trPr>
-        <w:tc>
-          <w:tcPr>
-            <w:tcW w:w="1800" w:type="dxa"/>
-            <w:shd w:val="clear" w:color="auto" w:fill="auto"/>
-            <w:noWrap/>
-            <w:vAlign w:val="center"/>
-            <w:hideMark/>
-          </w:tcPr>
-          <w:p>
-            <w:pPr>
-              <w:spacing w:after="0" w:line="240" w:lineRule="auto"/>
-              <w:rPr>
-                <w:rFonts w:ascii="Aptos Narrow" w:eastAsia="Times New Roman" w:hAnsi="Aptos Narrow" w:cs="Times New Roman"/>
-                <w:color w:val="000000"/>
-                <w:kern w:val="0"/>
-                <w:sz w:val="18"/>
-                <w:szCs w:val="18"/>
-                <w14:ligatures w14:val="none"/>
-              </w:rPr>
-            </w:pPr>
-            <w:r>
-              <w:rPr>
-                <w:rFonts w:ascii="Aptos Narrow" w:eastAsia="Times New Roman" w:hAnsi="Aptos Narrow" w:cs="Times New Roman"/>
-                <w:color w:val="000000"/>
-                <w:kern w:val="0"/>
-                <w:sz w:val="18"/>
-                <w:szCs w:val="18"/>
-                <w14:ligatures w14:val="none"/>
-              </w:rPr>
-              <w:t>COD5Zjm</w:t>
-            </w:r>
-          </w:p>
-        </w:tc>
-        <w:tc>
-          <w:tcPr>
-            <w:tcW w:w="1125" w:type="dxa"/>
-            <w:shd w:val="clear" w:color="auto" w:fill="auto"/>
-            <w:noWrap/>
-            <w:vAlign w:val="center"/>
-            <w:hideMark/>
-          </w:tcPr>
-          <w:p>
-            <w:pPr>
-              <w:spacing w:after="0" w:line="240" w:lineRule="auto"/>
-              <w:jc w:val="center"/>
-              <w:rPr>
-                <w:rFonts w:ascii="Aptos Narrow" w:eastAsia="Times New Roman" w:hAnsi="Aptos Narrow" w:cs="Times New Roman"/>
-                <w:color w:val="000000"/>
-                <w:kern w:val="0"/>
-                <w:sz w:val="18"/>
-                <w:szCs w:val="18"/>
-                <w14:ligatures w14:val="none"/>
-              </w:rPr>
-            </w:pPr>
-            <w:r>
-              <w:rPr>
-                <w:rFonts w:ascii="Aptos Narrow" w:eastAsia="Times New Roman" w:hAnsi="Aptos Narrow" w:cs="Times New Roman"/>
-                <w:color w:val="000000"/>
-                <w:kern w:val="0"/>
-                <w:sz w:val="18"/>
-                <w:szCs w:val="18"/>
-                <w14:ligatures w14:val="none"/>
-              </w:rPr>
-              <w:t>-</w:t>
-            </w:r>
-          </w:p>
-        </w:tc>
-        <w:tc>
-          <w:tcPr>
-            <w:tcW w:w="1652" w:type="dxa"/>
-            <w:shd w:val="clear" w:color="auto" w:fill="auto"/>
-            <w:noWrap/>
-            <w:vAlign w:val="center"/>
-            <w:hideMark/>
-          </w:tcPr>
-          <w:p>
-            <w:pPr>
-              <w:spacing w:after="0" w:line="240" w:lineRule="auto"/>
-              <w:jc w:val="center"/>
-              <w:rPr>
-                <w:rFonts w:ascii="Times New Roman" w:eastAsia="Times New Roman" w:hAnsi="Times New Roman" w:cs="Times New Roman"/>
-                <w:kern w:val="0"/>
-                <w:sz w:val="18"/>
-                <w:szCs w:val="18"/>
-                <w14:ligatures w14:val="none"/>
-              </w:rPr>
-            </w:pPr>
-            <w:r>
-              <w:rPr>
-                <w:rFonts w:ascii="Times New Roman" w:eastAsia="Times New Roman" w:hAnsi="Times New Roman" w:cs="Times New Roman"/>
-                <w:kern w:val="0"/>
-                <w:sz w:val="18"/>
-                <w:szCs w:val="18"/>
-                <w14:ligatures w14:val="none"/>
-              </w:rPr>
-              <w:t>0.31</w:t>
-            </w:r>
-          </w:p>
-        </w:tc>
-        <w:tc>
-          <w:tcPr>
-            <w:tcW w:w="2227" w:type="dxa"/>
-            <w:shd w:val="clear" w:color="auto" w:fill="auto"/>
-            <w:noWrap/>
-            <w:vAlign w:val="center"/>
-            <w:hideMark/>
-          </w:tcPr>
-          <w:p>
-            <w:pPr>
-              <w:spacing w:after="0" w:line="240" w:lineRule="auto"/>
-              <w:jc w:val="center"/>
-              <w:rPr>
-                <w:rFonts w:ascii="Aptos Narrow" w:eastAsia="Times New Roman" w:hAnsi="Aptos Narrow" w:cs="Times New Roman"/>
-                <w:color w:val="000000"/>
-                <w:kern w:val="0"/>
-                <w:sz w:val="18"/>
-                <w:szCs w:val="18"/>
-                <w14:ligatures w14:val="none"/>
-              </w:rPr>
-            </w:pPr>
-            <w:r>
-              <w:rPr>
-                <w:rFonts w:ascii="Aptos Narrow" w:eastAsia="Times New Roman" w:hAnsi="Aptos Narrow" w:cs="Times New Roman"/>
-                <w:color w:val="000000"/>
-                <w:kern w:val="0"/>
-                <w:sz w:val="18"/>
-                <w:szCs w:val="18"/>
-                <w14:ligatures w14:val="none"/>
-              </w:rPr>
-              <w:t>0.13</w:t>
-            </w:r>
-          </w:p>
-        </w:tc>
-        <w:tc>
-          <w:tcPr>
-            <w:tcW w:w="1418" w:type="dxa"/>
-            <w:vAlign w:val="center"/>
-          </w:tcPr>
-          <w:p>
-            <w:pPr>
-              <w:spacing w:after="0" w:line="240" w:lineRule="auto"/>
-              <w:jc w:val="center"/>
-              <w:rPr>
-                <w:rFonts w:ascii="Aptos Narrow" w:eastAsia="Times New Roman" w:hAnsi="Aptos Narrow" w:cs="Times New Roman"/>
-                <w:color w:val="000000"/>
-                <w:kern w:val="0"/>
-                <w:sz w:val="18"/>
-                <w:szCs w:val="18"/>
-                <w14:ligatures w14:val="none"/>
-              </w:rPr>
-            </w:pPr>
-            <w:r>
-              <w:rPr>
-                <w:rFonts w:ascii="Aptos Narrow" w:eastAsia="Times New Roman" w:hAnsi="Aptos Narrow" w:cs="Times New Roman"/>
-                <w:color w:val="000000"/>
-                <w:kern w:val="0"/>
-                <w:sz w:val="18"/>
-                <w:szCs w:val="18"/>
-                <w14:ligatures w14:val="none"/>
-              </w:rPr>
-              <w:t>No</w:t>
-            </w:r>
-          </w:p>
-        </w:tc>
-        <w:tc>
-          <w:tcPr>
-            <w:tcW w:w="1134" w:type="dxa"/>
-            <w:shd w:val="clear" w:color="auto" w:fill="auto"/>
-            <w:noWrap/>
-            <w:vAlign w:val="center"/>
-            <w:hideMark/>
-          </w:tcPr>
-          <w:p>
-            <w:pPr>
-              <w:spacing w:after="0" w:line="240" w:lineRule="auto"/>
-              <w:jc w:val="center"/>
-              <w:rPr>
-                <w:rFonts w:ascii="Aptos Narrow" w:eastAsia="Times New Roman" w:hAnsi="Aptos Narrow" w:cs="Times New Roman"/>
-                <w:color w:val="000000"/>
-                <w:kern w:val="0"/>
-                <w:sz w:val="18"/>
-                <w:szCs w:val="18"/>
-                <w14:ligatures w14:val="none"/>
-              </w:rPr>
-            </w:pPr>
-            <w:r>
-              <w:rPr>
-                <w:rFonts w:ascii="Aptos Narrow" w:eastAsia="Times New Roman" w:hAnsi="Aptos Narrow" w:cs="Times New Roman"/>
-                <w:color w:val="000000"/>
-                <w:kern w:val="0"/>
-                <w:sz w:val="18"/>
-                <w:szCs w:val="18"/>
-                <w14:ligatures w14:val="none"/>
-              </w:rPr>
-              <w:t>Collapsed</w:t>
-            </w:r>
-          </w:p>
-        </w:tc>
-      </w:tr>
-      <w:tr>
-        <w:trPr>
-          <w:trHeight w:val="300"/>
-        </w:trPr>
-        <w:tc>
-          <w:tcPr>
-            <w:tcW w:w="1800" w:type="dxa"/>
-            <w:shd w:val="clear" w:color="auto" w:fill="auto"/>
-            <w:noWrap/>
-            <w:vAlign w:val="center"/>
-            <w:hideMark/>
-          </w:tcPr>
-          <w:p>
-            <w:pPr>
-              <w:spacing w:after="0" w:line="240" w:lineRule="auto"/>
-              <w:rPr>
-                <w:rFonts w:ascii="Aptos Narrow" w:eastAsia="Times New Roman" w:hAnsi="Aptos Narrow" w:cs="Times New Roman"/>
-                <w:color w:val="000000"/>
-                <w:kern w:val="0"/>
-                <w:sz w:val="18"/>
-                <w:szCs w:val="18"/>
-                <w14:ligatures w14:val="none"/>
-              </w:rPr>
-            </w:pPr>
-            <w:r>
-              <w:rPr>
-                <w:rFonts w:ascii="Aptos Narrow" w:eastAsia="Times New Roman" w:hAnsi="Aptos Narrow" w:cs="Times New Roman"/>
-                <w:color w:val="000000"/>
-                <w:kern w:val="0"/>
-                <w:sz w:val="18"/>
-                <w:szCs w:val="18"/>
-                <w14:ligatures w14:val="none"/>
-              </w:rPr>
-              <w:t>CODIS</w:t>
-            </w:r>
-          </w:p>
-        </w:tc>
-        <w:tc>
-          <w:tcPr>
-            <w:tcW w:w="1125" w:type="dxa"/>
-            <w:shd w:val="clear" w:color="auto" w:fill="auto"/>
-            <w:noWrap/>
-            <w:vAlign w:val="center"/>
-            <w:hideMark/>
-          </w:tcPr>
-          <w:p>
-            <w:pPr>
-              <w:spacing w:after="0" w:line="240" w:lineRule="auto"/>
-              <w:jc w:val="center"/>
-              <w:rPr>
-                <w:rFonts w:ascii="Aptos Narrow" w:eastAsia="Times New Roman" w:hAnsi="Aptos Narrow" w:cs="Times New Roman"/>
-                <w:color w:val="000000"/>
-                <w:kern w:val="0"/>
-                <w:sz w:val="18"/>
-                <w:szCs w:val="18"/>
-                <w14:ligatures w14:val="none"/>
-              </w:rPr>
-            </w:pPr>
-            <w:r>
-              <w:rPr>
-                <w:rFonts w:ascii="Aptos Narrow" w:eastAsia="Times New Roman" w:hAnsi="Aptos Narrow" w:cs="Times New Roman"/>
-                <w:color w:val="000000"/>
-                <w:kern w:val="0"/>
-                <w:sz w:val="18"/>
-                <w:szCs w:val="18"/>
-                <w14:ligatures w14:val="none"/>
-              </w:rPr>
-              <w:t>-</w:t>
-            </w:r>
-          </w:p>
-        </w:tc>
-        <w:tc>
-          <w:tcPr>
-            <w:tcW w:w="1652" w:type="dxa"/>
-            <w:shd w:val="clear" w:color="auto" w:fill="auto"/>
-            <w:noWrap/>
-            <w:vAlign w:val="center"/>
-            <w:hideMark/>
-          </w:tcPr>
-          <w:p>
-            <w:pPr>
-              <w:spacing w:after="0" w:line="240" w:lineRule="auto"/>
-              <w:jc w:val="center"/>
-              <w:rPr>
-                <w:rFonts w:ascii="Aptos Narrow" w:eastAsia="Times New Roman" w:hAnsi="Aptos Narrow" w:cs="Times New Roman"/>
-                <w:color w:val="000000"/>
-                <w:kern w:val="0"/>
-                <w:sz w:val="18"/>
-                <w:szCs w:val="18"/>
-                <w14:ligatures w14:val="none"/>
-              </w:rPr>
-            </w:pPr>
-            <w:r>
-              <w:rPr>
-                <w:rFonts w:ascii="Aptos Narrow" w:eastAsia="Times New Roman" w:hAnsi="Aptos Narrow" w:cs="Times New Roman"/>
-                <w:color w:val="000000"/>
-                <w:kern w:val="0"/>
-                <w:sz w:val="18"/>
-                <w:szCs w:val="18"/>
-                <w14:ligatures w14:val="none"/>
-              </w:rPr>
-              <w:t>0.53</w:t>
-            </w:r>
-          </w:p>
-        </w:tc>
-        <w:tc>
-          <w:tcPr>
-            <w:tcW w:w="2227" w:type="dxa"/>
-            <w:shd w:val="clear" w:color="auto" w:fill="auto"/>
-            <w:noWrap/>
-            <w:vAlign w:val="center"/>
-            <w:hideMark/>
-          </w:tcPr>
-          <w:p>
-            <w:pPr>
-              <w:spacing w:after="0" w:line="240" w:lineRule="auto"/>
-              <w:jc w:val="center"/>
-              <w:rPr>
-                <w:rFonts w:ascii="Aptos Narrow" w:eastAsia="Times New Roman" w:hAnsi="Aptos Narrow" w:cs="Times New Roman"/>
-                <w:color w:val="000000"/>
-                <w:kern w:val="0"/>
-                <w:sz w:val="18"/>
-                <w:szCs w:val="18"/>
-                <w14:ligatures w14:val="none"/>
-              </w:rPr>
-            </w:pPr>
-            <w:r>
-              <w:rPr>
-                <w:rFonts w:ascii="Aptos Narrow" w:eastAsia="Times New Roman" w:hAnsi="Aptos Narrow" w:cs="Times New Roman"/>
-                <w:color w:val="000000"/>
-                <w:kern w:val="0"/>
-                <w:sz w:val="18"/>
-                <w:szCs w:val="18"/>
-                <w14:ligatures w14:val="none"/>
-              </w:rPr>
-              <w:t>0.13</w:t>
-            </w:r>
-          </w:p>
-        </w:tc>
-        <w:tc>
-          <w:tcPr>
-            <w:tcW w:w="1418" w:type="dxa"/>
-            <w:vAlign w:val="center"/>
-          </w:tcPr>
-          <w:p>
-            <w:pPr>
-              <w:spacing w:after="0" w:line="240" w:lineRule="auto"/>
-              <w:jc w:val="center"/>
-              <w:rPr>
-                <w:rFonts w:ascii="Aptos Narrow" w:eastAsia="Times New Roman" w:hAnsi="Aptos Narrow" w:cs="Times New Roman"/>
-                <w:color w:val="000000"/>
-                <w:kern w:val="0"/>
-                <w:sz w:val="18"/>
-                <w:szCs w:val="18"/>
-                <w14:ligatures w14:val="none"/>
-              </w:rPr>
-            </w:pPr>
-            <w:r>
-              <w:rPr>
-                <w:rFonts w:ascii="Aptos Narrow" w:eastAsia="Times New Roman" w:hAnsi="Aptos Narrow" w:cs="Times New Roman"/>
-                <w:color w:val="000000"/>
-                <w:kern w:val="0"/>
-                <w:sz w:val="18"/>
-                <w:szCs w:val="18"/>
-                <w14:ligatures w14:val="none"/>
-              </w:rPr>
-              <w:t>No</w:t>
-            </w:r>
-          </w:p>
-        </w:tc>
-        <w:tc>
-          <w:tcPr>
-            <w:tcW w:w="1134" w:type="dxa"/>
-            <w:shd w:val="clear" w:color="auto" w:fill="auto"/>
-            <w:noWrap/>
-            <w:vAlign w:val="center"/>
-            <w:hideMark/>
-          </w:tcPr>
-          <w:p>
-            <w:pPr>
-              <w:spacing w:after="0" w:line="240" w:lineRule="auto"/>
-              <w:jc w:val="center"/>
-              <w:rPr>
-                <w:rFonts w:ascii="Aptos Narrow" w:eastAsia="Times New Roman" w:hAnsi="Aptos Narrow" w:cs="Times New Roman"/>
-                <w:color w:val="000000"/>
-                <w:kern w:val="0"/>
-                <w:sz w:val="18"/>
-                <w:szCs w:val="18"/>
-                <w14:ligatures w14:val="none"/>
-              </w:rPr>
-            </w:pPr>
-            <w:r>
-              <w:rPr>
-                <w:rFonts w:ascii="Aptos Narrow" w:eastAsia="Times New Roman" w:hAnsi="Aptos Narrow" w:cs="Times New Roman"/>
-                <w:color w:val="000000"/>
-                <w:kern w:val="0"/>
-                <w:sz w:val="18"/>
-                <w:szCs w:val="18"/>
-                <w14:ligatures w14:val="none"/>
-              </w:rPr>
-              <w:t>Collapsed</w:t>
-            </w:r>
-          </w:p>
-        </w:tc>
-      </w:tr>
-      <w:tr>
-        <w:trPr>
-          <w:trHeight w:val="300"/>
-        </w:trPr>
-        <w:tc>
-          <w:tcPr>
-            <w:tcW w:w="1800" w:type="dxa"/>
-            <w:shd w:val="clear" w:color="auto" w:fill="auto"/>
-            <w:noWrap/>
-            <w:vAlign w:val="center"/>
-            <w:hideMark/>
-          </w:tcPr>
-          <w:p>
-            <w:pPr>
-              <w:spacing w:after="0" w:line="240" w:lineRule="auto"/>
-              <w:rPr>
-                <w:rFonts w:ascii="Aptos Narrow" w:eastAsia="Times New Roman" w:hAnsi="Aptos Narrow" w:cs="Times New Roman"/>
-                <w:color w:val="000000"/>
-                <w:kern w:val="0"/>
-                <w:sz w:val="18"/>
-                <w:szCs w:val="18"/>
-                <w14:ligatures w14:val="none"/>
-              </w:rPr>
-            </w:pPr>
-            <w:r>
-              <w:rPr>
-                <w:rFonts w:ascii="Aptos Narrow" w:eastAsia="Times New Roman" w:hAnsi="Aptos Narrow" w:cs="Times New Roman"/>
-                <w:color w:val="000000"/>
-                <w:kern w:val="0"/>
-                <w:sz w:val="18"/>
-                <w:szCs w:val="18"/>
-                <w14:ligatures w14:val="none"/>
-              </w:rPr>
-              <w:t>COD1IN</w:t>
-            </w:r>
-          </w:p>
-        </w:tc>
-        <w:tc>
-          <w:tcPr>
-            <w:tcW w:w="1125" w:type="dxa"/>
-            <w:shd w:val="clear" w:color="auto" w:fill="auto"/>
-            <w:noWrap/>
-            <w:vAlign w:val="center"/>
-            <w:hideMark/>
-          </w:tcPr>
-          <w:p>
-            <w:pPr>
-              <w:spacing w:after="0" w:line="240" w:lineRule="auto"/>
-              <w:jc w:val="center"/>
-              <w:rPr>
-                <w:rFonts w:ascii="Aptos Narrow" w:eastAsia="Times New Roman" w:hAnsi="Aptos Narrow" w:cs="Times New Roman"/>
-                <w:color w:val="000000"/>
-                <w:kern w:val="0"/>
-                <w:sz w:val="18"/>
-                <w:szCs w:val="18"/>
-                <w14:ligatures w14:val="none"/>
-              </w:rPr>
-            </w:pPr>
-            <w:r>
-              <w:rPr>
-                <w:rFonts w:ascii="Aptos Narrow" w:eastAsia="Times New Roman" w:hAnsi="Aptos Narrow" w:cs="Times New Roman"/>
-                <w:color w:val="000000"/>
-                <w:kern w:val="0"/>
-                <w:sz w:val="18"/>
-                <w:szCs w:val="18"/>
-                <w14:ligatures w14:val="none"/>
-              </w:rPr>
-              <w:t>0.53</w:t>
-            </w:r>
-          </w:p>
-        </w:tc>
-        <w:tc>
-          <w:tcPr>
-            <w:tcW w:w="1652" w:type="dxa"/>
-            <w:shd w:val="clear" w:color="auto" w:fill="auto"/>
-            <w:noWrap/>
-            <w:vAlign w:val="center"/>
-            <w:hideMark/>
-          </w:tcPr>
-          <w:p>
-            <w:pPr>
-              <w:spacing w:after="0" w:line="240" w:lineRule="auto"/>
-              <w:jc w:val="center"/>
-              <w:rPr>
-                <w:rFonts w:ascii="Aptos Narrow" w:eastAsia="Times New Roman" w:hAnsi="Aptos Narrow" w:cs="Times New Roman"/>
-                <w:color w:val="000000"/>
-                <w:kern w:val="0"/>
-                <w:sz w:val="18"/>
-                <w:szCs w:val="18"/>
-                <w14:ligatures w14:val="none"/>
-              </w:rPr>
-            </w:pPr>
-            <w:r>
-              <w:rPr>
-                <w:rFonts w:ascii="Aptos Narrow" w:eastAsia="Times New Roman" w:hAnsi="Aptos Narrow" w:cs="Times New Roman"/>
-                <w:color w:val="000000"/>
-                <w:kern w:val="0"/>
-                <w:sz w:val="18"/>
-                <w:szCs w:val="18"/>
-                <w14:ligatures w14:val="none"/>
-              </w:rPr>
-              <w:t>0.29</w:t>
-            </w:r>
-          </w:p>
-        </w:tc>
-        <w:tc>
-          <w:tcPr>
-            <w:tcW w:w="2227" w:type="dxa"/>
-            <w:shd w:val="clear" w:color="auto" w:fill="auto"/>
-            <w:noWrap/>
-            <w:vAlign w:val="center"/>
-            <w:hideMark/>
-          </w:tcPr>
-          <w:p>
-            <w:pPr>
-              <w:spacing w:after="0" w:line="240" w:lineRule="auto"/>
-              <w:jc w:val="center"/>
-              <w:rPr>
-                <w:rFonts w:ascii="Aptos Narrow" w:eastAsia="Times New Roman" w:hAnsi="Aptos Narrow" w:cs="Times New Roman"/>
-                <w:color w:val="000000"/>
-                <w:kern w:val="0"/>
-                <w:sz w:val="18"/>
-                <w:szCs w:val="18"/>
-                <w14:ligatures w14:val="none"/>
-              </w:rPr>
-            </w:pPr>
-            <w:r>
-              <w:rPr>
-                <w:rFonts w:ascii="Aptos Narrow" w:eastAsia="Times New Roman" w:hAnsi="Aptos Narrow" w:cs="Times New Roman"/>
-                <w:color w:val="000000"/>
-                <w:kern w:val="0"/>
-                <w:sz w:val="18"/>
-                <w:szCs w:val="18"/>
-                <w14:ligatures w14:val="none"/>
-              </w:rPr>
-              <w:t>0.08</w:t>
-            </w:r>
-          </w:p>
-        </w:tc>
-        <w:tc>
-          <w:tcPr>
-            <w:tcW w:w="1418" w:type="dxa"/>
-            <w:vAlign w:val="center"/>
-          </w:tcPr>
-          <w:p>
-            <w:pPr>
-              <w:spacing w:after="0" w:line="240" w:lineRule="auto"/>
-              <w:jc w:val="center"/>
-              <w:rPr>
-                <w:rFonts w:ascii="Aptos Narrow" w:eastAsia="Times New Roman" w:hAnsi="Aptos Narrow" w:cs="Times New Roman"/>
-                <w:color w:val="000000"/>
-                <w:kern w:val="0"/>
-                <w:sz w:val="18"/>
-                <w:szCs w:val="18"/>
-                <w14:ligatures w14:val="none"/>
-              </w:rPr>
-            </w:pPr>
-            <w:r>
-              <w:rPr>
-                <w:rFonts w:ascii="Aptos Narrow" w:eastAsia="Times New Roman" w:hAnsi="Aptos Narrow" w:cs="Times New Roman"/>
-                <w:color w:val="000000"/>
-                <w:kern w:val="0"/>
-                <w:sz w:val="18"/>
-                <w:szCs w:val="18"/>
-                <w14:ligatures w14:val="none"/>
-              </w:rPr>
-              <w:t>Yes</w:t>
-            </w:r>
-          </w:p>
-        </w:tc>
-        <w:tc>
-          <w:tcPr>
-            <w:tcW w:w="1134" w:type="dxa"/>
-            <w:shd w:val="clear" w:color="auto" w:fill="auto"/>
-            <w:noWrap/>
-            <w:vAlign w:val="center"/>
-            <w:hideMark/>
-          </w:tcPr>
-          <w:p>
-            <w:pPr>
-              <w:spacing w:after="0" w:line="240" w:lineRule="auto"/>
-              <w:jc w:val="center"/>
-              <w:rPr>
-                <w:rFonts w:ascii="Aptos Narrow" w:eastAsia="Times New Roman" w:hAnsi="Aptos Narrow" w:cs="Times New Roman"/>
-                <w:color w:val="000000"/>
-                <w:kern w:val="0"/>
-                <w:sz w:val="18"/>
-                <w:szCs w:val="18"/>
-                <w14:ligatures w14:val="none"/>
-              </w:rPr>
-            </w:pPr>
-            <w:r>
-              <w:rPr>
-                <w:rFonts w:ascii="Aptos Narrow" w:eastAsia="Times New Roman" w:hAnsi="Aptos Narrow" w:cs="Times New Roman"/>
-                <w:color w:val="000000"/>
-                <w:kern w:val="0"/>
-                <w:sz w:val="18"/>
-                <w:szCs w:val="18"/>
-                <w14:ligatures w14:val="none"/>
-              </w:rPr>
-              <w:t>Recovered</w:t>
-            </w:r>
-          </w:p>
-        </w:tc>
-      </w:tr>
-      <w:tr>
-        <w:trPr>
-          <w:trHeight w:val="300"/>
-        </w:trPr>
-        <w:tc>
-          <w:tcPr>
-            <w:tcW w:w="1800" w:type="dxa"/>
-            <w:shd w:val="clear" w:color="auto" w:fill="auto"/>
-            <w:noWrap/>
-            <w:vAlign w:val="center"/>
-            <w:hideMark/>
-          </w:tcPr>
-          <w:p>
-            <w:pPr>
-              <w:spacing w:after="0" w:line="240" w:lineRule="auto"/>
-              <w:rPr>
-                <w:rFonts w:ascii="Aptos Narrow" w:eastAsia="Times New Roman" w:hAnsi="Aptos Narrow" w:cs="Times New Roman"/>
-                <w:color w:val="000000"/>
-                <w:kern w:val="0"/>
-                <w:sz w:val="18"/>
-                <w:szCs w:val="18"/>
-                <w14:ligatures w14:val="none"/>
-              </w:rPr>
-            </w:pPr>
-            <w:r>
-              <w:rPr>
-                <w:rFonts w:ascii="Aptos Narrow" w:eastAsia="Times New Roman" w:hAnsi="Aptos Narrow" w:cs="Times New Roman"/>
-                <w:color w:val="000000"/>
-                <w:kern w:val="0"/>
-                <w:sz w:val="18"/>
-                <w:szCs w:val="18"/>
-                <w14:ligatures w14:val="none"/>
-              </w:rPr>
-              <w:t>4tvn</w:t>
-            </w:r>
-          </w:p>
-        </w:tc>
-        <w:tc>
-          <w:tcPr>
-            <w:tcW w:w="1125" w:type="dxa"/>
-            <w:shd w:val="clear" w:color="auto" w:fill="auto"/>
-            <w:noWrap/>
-            <w:vAlign w:val="center"/>
-            <w:hideMark/>
-          </w:tcPr>
-          <w:p>
-            <w:pPr>
-              <w:spacing w:after="0" w:line="240" w:lineRule="auto"/>
-              <w:jc w:val="center"/>
-              <w:rPr>
-                <w:rFonts w:ascii="Aptos Narrow" w:eastAsia="Times New Roman" w:hAnsi="Aptos Narrow" w:cs="Times New Roman"/>
-                <w:color w:val="000000"/>
-                <w:kern w:val="0"/>
-                <w:sz w:val="18"/>
-                <w:szCs w:val="18"/>
-                <w14:ligatures w14:val="none"/>
-              </w:rPr>
-            </w:pPr>
-            <w:r>
-              <w:rPr>
-                <w:rFonts w:ascii="Aptos Narrow" w:eastAsia="Times New Roman" w:hAnsi="Aptos Narrow" w:cs="Times New Roman"/>
-                <w:color w:val="000000"/>
-                <w:kern w:val="0"/>
-                <w:sz w:val="18"/>
-                <w:szCs w:val="18"/>
-                <w14:ligatures w14:val="none"/>
-              </w:rPr>
-              <w:t>1.22</w:t>
-            </w:r>
-          </w:p>
-        </w:tc>
-        <w:tc>
-          <w:tcPr>
-            <w:tcW w:w="1652" w:type="dxa"/>
-            <w:shd w:val="clear" w:color="auto" w:fill="auto"/>
-            <w:noWrap/>
-            <w:vAlign w:val="center"/>
-            <w:hideMark/>
-          </w:tcPr>
-          <w:p>
-            <w:pPr>
-              <w:spacing w:after="0" w:line="240" w:lineRule="auto"/>
-              <w:jc w:val="center"/>
-              <w:rPr>
-                <w:rFonts w:ascii="Aptos Narrow" w:eastAsia="Times New Roman" w:hAnsi="Aptos Narrow" w:cs="Times New Roman"/>
-                <w:color w:val="000000"/>
-                <w:kern w:val="0"/>
-                <w:sz w:val="18"/>
-                <w:szCs w:val="18"/>
-                <w14:ligatures w14:val="none"/>
-              </w:rPr>
-            </w:pPr>
-            <w:r>
-              <w:rPr>
-                <w:rFonts w:ascii="Aptos Narrow" w:eastAsia="Times New Roman" w:hAnsi="Aptos Narrow" w:cs="Times New Roman"/>
-                <w:color w:val="000000"/>
-                <w:kern w:val="0"/>
-                <w:sz w:val="18"/>
-                <w:szCs w:val="18"/>
-                <w14:ligatures w14:val="none"/>
-              </w:rPr>
-              <w:t>-0.06</w:t>
-            </w:r>
-          </w:p>
-        </w:tc>
-        <w:tc>
-          <w:tcPr>
-            <w:tcW w:w="2227" w:type="dxa"/>
-            <w:shd w:val="clear" w:color="auto" w:fill="auto"/>
-            <w:noWrap/>
-            <w:vAlign w:val="center"/>
-            <w:hideMark/>
-          </w:tcPr>
-          <w:p>
-            <w:pPr>
-              <w:spacing w:after="0" w:line="240" w:lineRule="auto"/>
-              <w:jc w:val="center"/>
-              <w:rPr>
-                <w:rFonts w:ascii="Aptos Narrow" w:eastAsia="Times New Roman" w:hAnsi="Aptos Narrow" w:cs="Times New Roman"/>
-                <w:color w:val="000000"/>
-                <w:kern w:val="0"/>
-                <w:sz w:val="18"/>
-                <w:szCs w:val="18"/>
-                <w14:ligatures w14:val="none"/>
-              </w:rPr>
-            </w:pPr>
-            <w:r>
-              <w:rPr>
-                <w:rFonts w:ascii="Aptos Narrow" w:eastAsia="Times New Roman" w:hAnsi="Aptos Narrow" w:cs="Times New Roman"/>
-                <w:color w:val="000000"/>
-                <w:kern w:val="0"/>
-                <w:sz w:val="18"/>
-                <w:szCs w:val="18"/>
-                <w14:ligatures w14:val="none"/>
-              </w:rPr>
-              <w:t>0.06</w:t>
-            </w:r>
-          </w:p>
-        </w:tc>
-        <w:tc>
-          <w:tcPr>
-            <w:tcW w:w="1418" w:type="dxa"/>
-            <w:vAlign w:val="center"/>
-          </w:tcPr>
-          <w:p>
-            <w:pPr>
-              <w:spacing w:after="0" w:line="240" w:lineRule="auto"/>
-              <w:jc w:val="center"/>
-              <w:rPr>
-                <w:rFonts w:ascii="Aptos Narrow" w:eastAsia="Times New Roman" w:hAnsi="Aptos Narrow" w:cs="Times New Roman"/>
-                <w:color w:val="000000"/>
-                <w:kern w:val="0"/>
-                <w:sz w:val="18"/>
-                <w:szCs w:val="18"/>
-                <w14:ligatures w14:val="none"/>
-              </w:rPr>
-            </w:pPr>
-            <w:r>
-              <w:rPr>
-                <w:rFonts w:ascii="Aptos Narrow" w:eastAsia="Times New Roman" w:hAnsi="Aptos Narrow" w:cs="Times New Roman"/>
-                <w:color w:val="000000"/>
-                <w:kern w:val="0"/>
-                <w:sz w:val="18"/>
-                <w:szCs w:val="18"/>
-                <w14:ligatures w14:val="none"/>
-              </w:rPr>
-              <w:t>Yes</w:t>
-            </w:r>
-          </w:p>
-        </w:tc>
-        <w:tc>
-          <w:tcPr>
-            <w:tcW w:w="1134" w:type="dxa"/>
-            <w:shd w:val="clear" w:color="auto" w:fill="auto"/>
-            <w:noWrap/>
-            <w:vAlign w:val="center"/>
-            <w:hideMark/>
-          </w:tcPr>
-          <w:p>
-            <w:pPr>
-              <w:spacing w:after="0" w:line="240" w:lineRule="auto"/>
-              <w:jc w:val="center"/>
-              <w:rPr>
-                <w:rFonts w:ascii="Aptos Narrow" w:eastAsia="Times New Roman" w:hAnsi="Aptos Narrow" w:cs="Times New Roman"/>
-                <w:color w:val="000000"/>
-                <w:kern w:val="0"/>
-                <w:sz w:val="18"/>
-                <w:szCs w:val="18"/>
-                <w14:ligatures w14:val="none"/>
-              </w:rPr>
-            </w:pPr>
-            <w:r>
-              <w:rPr>
-                <w:rFonts w:ascii="Aptos Narrow" w:eastAsia="Times New Roman" w:hAnsi="Aptos Narrow" w:cs="Times New Roman"/>
-                <w:color w:val="000000"/>
-                <w:kern w:val="0"/>
-                <w:sz w:val="18"/>
-                <w:szCs w:val="18"/>
-                <w14:ligatures w14:val="none"/>
-              </w:rPr>
-              <w:t>Collapsed</w:t>
-            </w:r>
-          </w:p>
-        </w:tc>
-      </w:tr>
-      <w:tr>
-        <w:trPr>
-          <w:trHeight w:val="300"/>
-        </w:trPr>
-        <w:tc>
-          <w:tcPr>
-            <w:tcW w:w="1800" w:type="dxa"/>
-            <w:shd w:val="clear" w:color="auto" w:fill="auto"/>
-            <w:noWrap/>
-            <w:vAlign w:val="center"/>
-            <w:hideMark/>
-          </w:tcPr>
-          <w:p>
-            <w:pPr>
-              <w:spacing w:after="0" w:line="240" w:lineRule="auto"/>
-              <w:rPr>
-                <w:rFonts w:ascii="Aptos Narrow" w:eastAsia="Times New Roman" w:hAnsi="Aptos Narrow" w:cs="Times New Roman"/>
-                <w:color w:val="000000"/>
-                <w:kern w:val="0"/>
-                <w:sz w:val="18"/>
-                <w:szCs w:val="18"/>
-                <w14:ligatures w14:val="none"/>
-              </w:rPr>
-            </w:pPr>
-            <w:r>
-              <w:rPr>
-                <w:rFonts w:ascii="Aptos Narrow" w:eastAsia="Times New Roman" w:hAnsi="Aptos Narrow" w:cs="Times New Roman"/>
-                <w:color w:val="000000"/>
-                <w:kern w:val="0"/>
-                <w:sz w:val="18"/>
-                <w:szCs w:val="18"/>
-                <w14:ligatures w14:val="none"/>
-              </w:rPr>
-              <w:t>COD1F-XIV</w:t>
-            </w:r>
-          </w:p>
-        </w:tc>
-        <w:tc>
-          <w:tcPr>
-            <w:tcW w:w="1125" w:type="dxa"/>
-            <w:shd w:val="clear" w:color="auto" w:fill="auto"/>
-            <w:noWrap/>
-            <w:vAlign w:val="center"/>
-            <w:hideMark/>
-          </w:tcPr>
-          <w:p>
-            <w:pPr>
-              <w:spacing w:after="0" w:line="240" w:lineRule="auto"/>
-              <w:jc w:val="center"/>
-              <w:rPr>
-                <w:rFonts w:ascii="Aptos Narrow" w:eastAsia="Times New Roman" w:hAnsi="Aptos Narrow" w:cs="Times New Roman"/>
-                <w:color w:val="000000"/>
-                <w:kern w:val="0"/>
-                <w:sz w:val="18"/>
-                <w:szCs w:val="18"/>
-                <w14:ligatures w14:val="none"/>
-              </w:rPr>
-            </w:pPr>
-            <w:r>
-              <w:rPr>
-                <w:rFonts w:ascii="Aptos Narrow" w:eastAsia="Times New Roman" w:hAnsi="Aptos Narrow" w:cs="Times New Roman"/>
-                <w:color w:val="000000"/>
-                <w:kern w:val="0"/>
-                <w:sz w:val="18"/>
-                <w:szCs w:val="18"/>
-                <w14:ligatures w14:val="none"/>
-              </w:rPr>
-              <w:t>0.25</w:t>
-            </w:r>
-          </w:p>
-        </w:tc>
-        <w:tc>
-          <w:tcPr>
-            <w:tcW w:w="1652" w:type="dxa"/>
-            <w:shd w:val="clear" w:color="auto" w:fill="auto"/>
-            <w:noWrap/>
-            <w:vAlign w:val="center"/>
-            <w:hideMark/>
-          </w:tcPr>
-          <w:p>
-            <w:pPr>
-              <w:spacing w:after="0" w:line="240" w:lineRule="auto"/>
-              <w:jc w:val="center"/>
-              <w:rPr>
-                <w:rFonts w:ascii="Aptos Narrow" w:eastAsia="Times New Roman" w:hAnsi="Aptos Narrow" w:cs="Times New Roman"/>
-                <w:color w:val="000000"/>
-                <w:kern w:val="0"/>
-                <w:sz w:val="18"/>
-                <w:szCs w:val="18"/>
-                <w14:ligatures w14:val="none"/>
-              </w:rPr>
-            </w:pPr>
-            <w:r>
-              <w:rPr>
-                <w:rFonts w:ascii="Aptos Narrow" w:eastAsia="Times New Roman" w:hAnsi="Aptos Narrow" w:cs="Times New Roman"/>
-                <w:color w:val="000000"/>
-                <w:kern w:val="0"/>
-                <w:sz w:val="18"/>
-                <w:szCs w:val="18"/>
-                <w14:ligatures w14:val="none"/>
-              </w:rPr>
-              <w:t>0.34</w:t>
-            </w:r>
-          </w:p>
-        </w:tc>
-        <w:tc>
-          <w:tcPr>
-            <w:tcW w:w="2227" w:type="dxa"/>
-            <w:shd w:val="clear" w:color="auto" w:fill="auto"/>
-            <w:noWrap/>
-            <w:vAlign w:val="center"/>
-            <w:hideMark/>
-          </w:tcPr>
-          <w:p>
-            <w:pPr>
-              <w:spacing w:after="0" w:line="240" w:lineRule="auto"/>
-              <w:jc w:val="center"/>
-              <w:rPr>
-                <w:rFonts w:ascii="Aptos Narrow" w:eastAsia="Times New Roman" w:hAnsi="Aptos Narrow" w:cs="Times New Roman"/>
-                <w:color w:val="000000"/>
-                <w:kern w:val="0"/>
-                <w:sz w:val="18"/>
-                <w:szCs w:val="18"/>
-                <w14:ligatures w14:val="none"/>
-              </w:rPr>
-            </w:pPr>
-            <w:r>
-              <w:rPr>
-                <w:rFonts w:ascii="Aptos Narrow" w:eastAsia="Times New Roman" w:hAnsi="Aptos Narrow" w:cs="Times New Roman"/>
-                <w:color w:val="000000"/>
-                <w:kern w:val="0"/>
-                <w:sz w:val="18"/>
-                <w:szCs w:val="18"/>
-                <w14:ligatures w14:val="none"/>
-              </w:rPr>
-              <w:t>0.04</w:t>
-            </w:r>
-          </w:p>
-        </w:tc>
-        <w:tc>
-          <w:tcPr>
-            <w:tcW w:w="1418" w:type="dxa"/>
-            <w:vAlign w:val="center"/>
-          </w:tcPr>
-          <w:p>
-            <w:pPr>
-              <w:spacing w:after="0" w:line="240" w:lineRule="auto"/>
-              <w:jc w:val="center"/>
-              <w:rPr>
-                <w:rFonts w:ascii="Aptos Narrow" w:eastAsia="Times New Roman" w:hAnsi="Aptos Narrow" w:cs="Times New Roman"/>
-                <w:color w:val="000000"/>
-                <w:kern w:val="0"/>
-                <w:sz w:val="18"/>
-                <w:szCs w:val="18"/>
-                <w14:ligatures w14:val="none"/>
-              </w:rPr>
-            </w:pPr>
-            <w:r>
-              <w:rPr>
-                <w:rFonts w:ascii="Aptos Narrow" w:eastAsia="Times New Roman" w:hAnsi="Aptos Narrow" w:cs="Times New Roman"/>
-                <w:color w:val="000000"/>
-                <w:kern w:val="0"/>
-                <w:sz w:val="18"/>
-                <w:szCs w:val="18"/>
-                <w14:ligatures w14:val="none"/>
-              </w:rPr>
-              <w:t>No</w:t>
-            </w:r>
-          </w:p>
-        </w:tc>
-        <w:tc>
-          <w:tcPr>
-            <w:tcW w:w="1134" w:type="dxa"/>
-            <w:shd w:val="clear" w:color="auto" w:fill="auto"/>
-            <w:noWrap/>
-            <w:vAlign w:val="center"/>
-            <w:hideMark/>
-          </w:tcPr>
-          <w:p>
-            <w:pPr>
-              <w:spacing w:after="0" w:line="240" w:lineRule="auto"/>
-              <w:jc w:val="center"/>
-              <w:rPr>
-                <w:rFonts w:ascii="Aptos Narrow" w:eastAsia="Times New Roman" w:hAnsi="Aptos Narrow" w:cs="Times New Roman"/>
-                <w:color w:val="000000"/>
-                <w:kern w:val="0"/>
-                <w:sz w:val="18"/>
-                <w:szCs w:val="18"/>
-                <w14:ligatures w14:val="none"/>
-              </w:rPr>
-            </w:pPr>
-            <w:r>
-              <w:rPr>
-                <w:rFonts w:ascii="Aptos Narrow" w:eastAsia="Times New Roman" w:hAnsi="Aptos Narrow" w:cs="Times New Roman"/>
-                <w:color w:val="000000"/>
-                <w:kern w:val="0"/>
-                <w:sz w:val="18"/>
-                <w:szCs w:val="18"/>
-                <w14:ligatures w14:val="none"/>
-              </w:rPr>
-              <w:t>Recovered</w:t>
-            </w:r>
-          </w:p>
-        </w:tc>
-      </w:tr>
-      <w:tr>
-        <w:trPr>
-          <w:trHeight w:val="300"/>
-        </w:trPr>
-        <w:tc>
-          <w:tcPr>
-            <w:tcW w:w="1800" w:type="dxa"/>
-            <w:shd w:val="clear" w:color="auto" w:fill="auto"/>
-            <w:noWrap/>
-            <w:vAlign w:val="center"/>
-            <w:hideMark/>
-          </w:tcPr>
-          <w:p>
-            <w:pPr>
-              <w:spacing w:after="0" w:line="240" w:lineRule="auto"/>
-              <w:rPr>
-                <w:rFonts w:ascii="Aptos Narrow" w:eastAsia="Times New Roman" w:hAnsi="Aptos Narrow" w:cs="Times New Roman"/>
-                <w:color w:val="000000"/>
-                <w:kern w:val="0"/>
-                <w:sz w:val="18"/>
-                <w:szCs w:val="18"/>
-                <w14:ligatures w14:val="none"/>
-              </w:rPr>
-            </w:pPr>
-            <w:r>
-              <w:rPr>
-                <w:rFonts w:ascii="Aptos Narrow" w:eastAsia="Times New Roman" w:hAnsi="Aptos Narrow" w:cs="Times New Roman"/>
-                <w:color w:val="000000"/>
-                <w:kern w:val="0"/>
-                <w:sz w:val="18"/>
-                <w:szCs w:val="18"/>
-                <w14:ligatures w14:val="none"/>
-              </w:rPr>
-              <w:t>2j3kl</w:t>
-            </w:r>
-          </w:p>
-        </w:tc>
-        <w:tc>
-          <w:tcPr>
-            <w:tcW w:w="1125" w:type="dxa"/>
-            <w:shd w:val="clear" w:color="auto" w:fill="auto"/>
-            <w:noWrap/>
-            <w:vAlign w:val="center"/>
-            <w:hideMark/>
-          </w:tcPr>
-          <w:p>
-            <w:pPr>
-              <w:spacing w:after="0" w:line="240" w:lineRule="auto"/>
-              <w:jc w:val="center"/>
-              <w:rPr>
-                <w:rFonts w:ascii="Aptos Narrow" w:eastAsia="Times New Roman" w:hAnsi="Aptos Narrow" w:cs="Times New Roman"/>
-                <w:color w:val="000000"/>
-                <w:kern w:val="0"/>
-                <w:sz w:val="18"/>
-                <w:szCs w:val="18"/>
-                <w14:ligatures w14:val="none"/>
-              </w:rPr>
-            </w:pPr>
-            <w:r>
-              <w:rPr>
-                <w:rFonts w:ascii="Aptos Narrow" w:eastAsia="Times New Roman" w:hAnsi="Aptos Narrow" w:cs="Times New Roman"/>
-                <w:color w:val="000000"/>
-                <w:kern w:val="0"/>
-                <w:sz w:val="18"/>
-                <w:szCs w:val="18"/>
-                <w14:ligatures w14:val="none"/>
-              </w:rPr>
-              <w:t>0.89</w:t>
-            </w:r>
-          </w:p>
-        </w:tc>
-        <w:tc>
-          <w:tcPr>
-            <w:tcW w:w="1652" w:type="dxa"/>
-            <w:shd w:val="clear" w:color="auto" w:fill="auto"/>
-            <w:noWrap/>
-            <w:vAlign w:val="center"/>
-            <w:hideMark/>
-          </w:tcPr>
-          <w:p>
-            <w:pPr>
-              <w:spacing w:after="0" w:line="240" w:lineRule="auto"/>
-              <w:jc w:val="center"/>
-              <w:rPr>
-                <w:rFonts w:ascii="Aptos Narrow" w:eastAsia="Times New Roman" w:hAnsi="Aptos Narrow" w:cs="Times New Roman"/>
-                <w:color w:val="000000"/>
-                <w:kern w:val="0"/>
-                <w:sz w:val="18"/>
-                <w:szCs w:val="18"/>
-                <w14:ligatures w14:val="none"/>
-              </w:rPr>
-            </w:pPr>
-            <w:r>
-              <w:rPr>
-                <w:rFonts w:ascii="Aptos Narrow" w:eastAsia="Times New Roman" w:hAnsi="Aptos Narrow" w:cs="Times New Roman"/>
-                <w:color w:val="000000"/>
-                <w:kern w:val="0"/>
-                <w:sz w:val="18"/>
-                <w:szCs w:val="18"/>
-                <w14:ligatures w14:val="none"/>
-              </w:rPr>
-              <w:t>0.03</w:t>
-            </w:r>
-          </w:p>
-        </w:tc>
-        <w:tc>
-          <w:tcPr>
-            <w:tcW w:w="2227" w:type="dxa"/>
-            <w:shd w:val="clear" w:color="auto" w:fill="auto"/>
-            <w:noWrap/>
-            <w:vAlign w:val="center"/>
-            <w:hideMark/>
-          </w:tcPr>
-          <w:p>
-            <w:pPr>
-              <w:spacing w:after="0" w:line="240" w:lineRule="auto"/>
-              <w:jc w:val="center"/>
-              <w:rPr>
-                <w:rFonts w:ascii="Aptos Narrow" w:eastAsia="Times New Roman" w:hAnsi="Aptos Narrow" w:cs="Times New Roman"/>
-                <w:color w:val="000000"/>
-                <w:kern w:val="0"/>
-                <w:sz w:val="18"/>
-                <w:szCs w:val="18"/>
-                <w14:ligatures w14:val="none"/>
-              </w:rPr>
-            </w:pPr>
-            <w:r>
-              <w:rPr>
-                <w:rFonts w:ascii="Aptos Narrow" w:eastAsia="Times New Roman" w:hAnsi="Aptos Narrow" w:cs="Times New Roman"/>
-                <w:color w:val="000000"/>
-                <w:kern w:val="0"/>
-                <w:sz w:val="18"/>
-                <w:szCs w:val="18"/>
-                <w14:ligatures w14:val="none"/>
-              </w:rPr>
-              <w:t>0.04</w:t>
-            </w:r>
-          </w:p>
-        </w:tc>
-        <w:tc>
-          <w:tcPr>
-            <w:tcW w:w="1418" w:type="dxa"/>
-            <w:vAlign w:val="center"/>
-          </w:tcPr>
-          <w:p>
-            <w:pPr>
-              <w:spacing w:after="0" w:line="240" w:lineRule="auto"/>
-              <w:jc w:val="center"/>
-              <w:rPr>
-                <w:rFonts w:ascii="Aptos Narrow" w:eastAsia="Times New Roman" w:hAnsi="Aptos Narrow" w:cs="Times New Roman"/>
-                <w:color w:val="000000"/>
-                <w:kern w:val="0"/>
-                <w:sz w:val="18"/>
-                <w:szCs w:val="18"/>
-                <w14:ligatures w14:val="none"/>
-              </w:rPr>
-            </w:pPr>
-            <w:r>
-              <w:rPr>
-                <w:rFonts w:ascii="Aptos Narrow" w:eastAsia="Times New Roman" w:hAnsi="Aptos Narrow" w:cs="Times New Roman"/>
-                <w:color w:val="000000"/>
-                <w:kern w:val="0"/>
-                <w:sz w:val="18"/>
-                <w:szCs w:val="18"/>
-                <w14:ligatures w14:val="none"/>
-              </w:rPr>
-              <w:t>Yes</w:t>
-            </w:r>
-          </w:p>
-        </w:tc>
-        <w:tc>
-          <w:tcPr>
-            <w:tcW w:w="1134" w:type="dxa"/>
-            <w:shd w:val="clear" w:color="auto" w:fill="auto"/>
-            <w:noWrap/>
-            <w:vAlign w:val="center"/>
-            <w:hideMark/>
-          </w:tcPr>
-          <w:p>
-            <w:pPr>
-              <w:spacing w:after="0" w:line="240" w:lineRule="auto"/>
-              <w:jc w:val="center"/>
-              <w:rPr>
-                <w:rFonts w:ascii="Aptos Narrow" w:eastAsia="Times New Roman" w:hAnsi="Aptos Narrow" w:cs="Times New Roman"/>
-                <w:color w:val="000000"/>
-                <w:kern w:val="0"/>
-                <w:sz w:val="18"/>
-                <w:szCs w:val="18"/>
-                <w14:ligatures w14:val="none"/>
-              </w:rPr>
-            </w:pPr>
-            <w:r>
-              <w:rPr>
-                <w:rFonts w:ascii="Aptos Narrow" w:eastAsia="Times New Roman" w:hAnsi="Aptos Narrow" w:cs="Times New Roman"/>
-                <w:color w:val="000000"/>
-                <w:kern w:val="0"/>
-                <w:sz w:val="18"/>
-                <w:szCs w:val="18"/>
-                <w14:ligatures w14:val="none"/>
-              </w:rPr>
-              <w:t>Collapsed</w:t>
-            </w:r>
-          </w:p>
-        </w:tc>
-      </w:tr>
-      <w:tr>
-        <w:trPr>
-          <w:trHeight w:val="300"/>
-        </w:trPr>
-        <w:tc>
-          <w:tcPr>
-            <w:tcW w:w="1800" w:type="dxa"/>
-            <w:shd w:val="clear" w:color="auto" w:fill="auto"/>
-            <w:noWrap/>
-            <w:vAlign w:val="center"/>
-            <w:hideMark/>
-          </w:tcPr>
-          <w:p>
-            <w:pPr>
-              <w:spacing w:after="0" w:line="240" w:lineRule="auto"/>
-              <w:rPr>
-                <w:rFonts w:ascii="Aptos Narrow" w:eastAsia="Times New Roman" w:hAnsi="Aptos Narrow" w:cs="Times New Roman"/>
-                <w:color w:val="000000"/>
-                <w:kern w:val="0"/>
-                <w:sz w:val="18"/>
-                <w:szCs w:val="18"/>
-                <w14:ligatures w14:val="none"/>
-              </w:rPr>
-            </w:pPr>
-            <w:r>
-              <w:rPr>
-                <w:rFonts w:ascii="Aptos Narrow" w:eastAsia="Times New Roman" w:hAnsi="Aptos Narrow" w:cs="Times New Roman"/>
-                <w:color w:val="000000"/>
-                <w:kern w:val="0"/>
-                <w:sz w:val="18"/>
-                <w:szCs w:val="18"/>
-                <w14:ligatures w14:val="none"/>
-              </w:rPr>
-              <w:t>COD3NO</w:t>
-            </w:r>
-          </w:p>
-        </w:tc>
-        <w:tc>
-          <w:tcPr>
-            <w:tcW w:w="1125" w:type="dxa"/>
-            <w:shd w:val="clear" w:color="auto" w:fill="auto"/>
-            <w:noWrap/>
-            <w:vAlign w:val="center"/>
-            <w:hideMark/>
-          </w:tcPr>
-          <w:p>
-            <w:pPr>
-              <w:spacing w:after="0" w:line="240" w:lineRule="auto"/>
-              <w:jc w:val="center"/>
-              <w:rPr>
-                <w:rFonts w:ascii="Aptos Narrow" w:eastAsia="Times New Roman" w:hAnsi="Aptos Narrow" w:cs="Times New Roman"/>
-                <w:color w:val="000000"/>
-                <w:kern w:val="0"/>
-                <w:sz w:val="18"/>
-                <w:szCs w:val="18"/>
-                <w14:ligatures w14:val="none"/>
-              </w:rPr>
-            </w:pPr>
-            <w:r>
-              <w:rPr>
-                <w:rFonts w:ascii="Aptos Narrow" w:eastAsia="Times New Roman" w:hAnsi="Aptos Narrow" w:cs="Times New Roman"/>
-                <w:color w:val="000000"/>
-                <w:kern w:val="0"/>
-                <w:sz w:val="18"/>
-                <w:szCs w:val="18"/>
-                <w14:ligatures w14:val="none"/>
-              </w:rPr>
-              <w:t>-</w:t>
-            </w:r>
-          </w:p>
-        </w:tc>
-        <w:tc>
-          <w:tcPr>
-            <w:tcW w:w="1652" w:type="dxa"/>
-            <w:shd w:val="clear" w:color="auto" w:fill="auto"/>
-            <w:noWrap/>
-            <w:vAlign w:val="center"/>
-            <w:hideMark/>
-          </w:tcPr>
-          <w:p>
-            <w:pPr>
-              <w:spacing w:after="0" w:line="240" w:lineRule="auto"/>
-              <w:jc w:val="center"/>
-              <w:rPr>
-                <w:rFonts w:ascii="Times New Roman" w:eastAsia="Times New Roman" w:hAnsi="Times New Roman" w:cs="Times New Roman"/>
-                <w:kern w:val="0"/>
-                <w:sz w:val="18"/>
-                <w:szCs w:val="18"/>
-                <w:highlight w:val="yellow"/>
-                <w14:ligatures w14:val="none"/>
-              </w:rPr>
-            </w:pPr>
-            <w:r>
-              <w:rPr>
-                <w:rFonts w:ascii="Times New Roman" w:eastAsia="Times New Roman" w:hAnsi="Times New Roman" w:cs="Times New Roman"/>
-                <w:kern w:val="0"/>
-                <w:sz w:val="18"/>
-                <w:szCs w:val="18"/>
-                <w:highlight w:val="yellow"/>
-                <w14:ligatures w14:val="none"/>
-              </w:rPr>
-              <w:t>-----</w:t>
-            </w:r>
-          </w:p>
-        </w:tc>
-        <w:tc>
-          <w:tcPr>
-            <w:tcW w:w="2227" w:type="dxa"/>
-            <w:shd w:val="clear" w:color="auto" w:fill="auto"/>
-            <w:noWrap/>
-            <w:vAlign w:val="center"/>
-            <w:hideMark/>
-          </w:tcPr>
-          <w:p>
-            <w:pPr>
-              <w:spacing w:after="0" w:line="240" w:lineRule="auto"/>
-              <w:jc w:val="center"/>
-              <w:rPr>
-                <w:rFonts w:ascii="Aptos Narrow" w:eastAsia="Times New Roman" w:hAnsi="Aptos Narrow" w:cs="Times New Roman"/>
-                <w:color w:val="000000"/>
-                <w:kern w:val="0"/>
-                <w:sz w:val="18"/>
-                <w:szCs w:val="18"/>
-                <w14:ligatures w14:val="none"/>
-              </w:rPr>
-            </w:pPr>
-            <w:r>
-              <w:rPr>
-                <w:rFonts w:ascii="Aptos Narrow" w:eastAsia="Times New Roman" w:hAnsi="Aptos Narrow" w:cs="Times New Roman"/>
-                <w:color w:val="000000"/>
-                <w:kern w:val="0"/>
-                <w:sz w:val="18"/>
-                <w:szCs w:val="18"/>
-                <w14:ligatures w14:val="none"/>
-              </w:rPr>
-              <w:t>0.04</w:t>
-            </w:r>
-          </w:p>
-        </w:tc>
-        <w:tc>
-          <w:tcPr>
-            <w:tcW w:w="1418" w:type="dxa"/>
-            <w:vAlign w:val="center"/>
-          </w:tcPr>
-          <w:p>
-            <w:pPr>
-              <w:spacing w:after="0" w:line="240" w:lineRule="auto"/>
-              <w:jc w:val="center"/>
-              <w:rPr>
-                <w:rFonts w:ascii="Aptos Narrow" w:eastAsia="Times New Roman" w:hAnsi="Aptos Narrow" w:cs="Times New Roman"/>
-                <w:color w:val="000000"/>
-                <w:kern w:val="0"/>
-                <w:sz w:val="18"/>
-                <w:szCs w:val="18"/>
-                <w14:ligatures w14:val="none"/>
-              </w:rPr>
-            </w:pPr>
-            <w:r>
-              <w:rPr>
-                <w:rFonts w:ascii="Aptos Narrow" w:eastAsia="Times New Roman" w:hAnsi="Aptos Narrow" w:cs="Times New Roman"/>
-                <w:color w:val="000000"/>
-                <w:kern w:val="0"/>
-                <w:sz w:val="18"/>
-                <w:szCs w:val="18"/>
-                <w14:ligatures w14:val="none"/>
-              </w:rPr>
-              <w:t>No</w:t>
-            </w:r>
-          </w:p>
-        </w:tc>
-        <w:tc>
-          <w:tcPr>
-            <w:tcW w:w="1134" w:type="dxa"/>
-            <w:shd w:val="clear" w:color="auto" w:fill="auto"/>
-            <w:noWrap/>
-            <w:vAlign w:val="center"/>
-            <w:hideMark/>
-          </w:tcPr>
-          <w:p>
-            <w:pPr>
-              <w:spacing w:after="0" w:line="240" w:lineRule="auto"/>
-              <w:jc w:val="center"/>
-              <w:rPr>
-                <w:rFonts w:ascii="Aptos Narrow" w:eastAsia="Times New Roman" w:hAnsi="Aptos Narrow" w:cs="Times New Roman"/>
-                <w:color w:val="000000"/>
-                <w:kern w:val="0"/>
-                <w:sz w:val="18"/>
-                <w:szCs w:val="18"/>
-                <w14:ligatures w14:val="none"/>
-              </w:rPr>
-            </w:pPr>
-            <w:r>
-              <w:rPr>
-                <w:rFonts w:ascii="Aptos Narrow" w:eastAsia="Times New Roman" w:hAnsi="Aptos Narrow" w:cs="Times New Roman"/>
-                <w:color w:val="000000"/>
-                <w:kern w:val="0"/>
-                <w:sz w:val="18"/>
-                <w:szCs w:val="18"/>
-                <w14:ligatures w14:val="none"/>
-              </w:rPr>
-              <w:t>Collapsed</w:t>
-            </w:r>
-          </w:p>
-        </w:tc>
-      </w:tr>
-      <w:tr>
-        <w:trPr>
-          <w:trHeight w:val="300"/>
-        </w:trPr>
-        <w:tc>
-          <w:tcPr>
-            <w:tcW w:w="1800" w:type="dxa"/>
-            <w:shd w:val="clear" w:color="auto" w:fill="auto"/>
-            <w:noWrap/>
-            <w:vAlign w:val="center"/>
-          </w:tcPr>
-          <w:p>
-            <w:pPr>
-              <w:spacing w:after="0" w:line="240" w:lineRule="auto"/>
-              <w:rPr>
-                <w:rFonts w:ascii="Aptos Narrow" w:eastAsia="Times New Roman" w:hAnsi="Aptos Narrow" w:cs="Times New Roman"/>
-                <w:color w:val="000000"/>
-                <w:kern w:val="0"/>
-                <w:sz w:val="18"/>
-                <w:szCs w:val="18"/>
-                <w14:ligatures w14:val="none"/>
-              </w:rPr>
-            </w:pPr>
-            <w:r>
-              <w:rPr>
-                <w:rFonts w:ascii="Aptos Narrow" w:eastAsia="Times New Roman" w:hAnsi="Aptos Narrow" w:cs="Times New Roman"/>
-                <w:color w:val="000000"/>
-                <w:kern w:val="0"/>
-                <w:sz w:val="18"/>
-                <w:szCs w:val="18"/>
-                <w14:ligatures w14:val="none"/>
-              </w:rPr>
-              <w:t>EGOM</w:t>
-            </w:r>
-          </w:p>
-        </w:tc>
-        <w:tc>
-          <w:tcPr>
-            <w:tcW w:w="1125" w:type="dxa"/>
-            <w:shd w:val="clear" w:color="auto" w:fill="auto"/>
-            <w:noWrap/>
-            <w:vAlign w:val="center"/>
-          </w:tcPr>
-          <w:p>
-            <w:pPr>
-              <w:spacing w:after="0" w:line="240" w:lineRule="auto"/>
-              <w:jc w:val="center"/>
-              <w:rPr>
-                <w:rFonts w:ascii="Aptos Narrow" w:eastAsia="Times New Roman" w:hAnsi="Aptos Narrow" w:cs="Times New Roman"/>
-                <w:color w:val="000000"/>
-                <w:kern w:val="0"/>
-                <w:sz w:val="18"/>
-                <w:szCs w:val="18"/>
-                <w14:ligatures w14:val="none"/>
-              </w:rPr>
-            </w:pPr>
-            <w:r>
-              <w:rPr>
-                <w:rFonts w:ascii="Aptos Narrow" w:eastAsia="Times New Roman" w:hAnsi="Aptos Narrow" w:cs="Times New Roman"/>
-                <w:color w:val="000000"/>
-                <w:kern w:val="0"/>
-                <w:sz w:val="18"/>
-                <w:szCs w:val="18"/>
-                <w14:ligatures w14:val="none"/>
-              </w:rPr>
-              <w:t>-</w:t>
-            </w:r>
-          </w:p>
-        </w:tc>
-        <w:tc>
-          <w:tcPr>
-            <w:tcW w:w="1652" w:type="dxa"/>
-            <w:shd w:val="clear" w:color="auto" w:fill="auto"/>
-            <w:noWrap/>
-            <w:vAlign w:val="center"/>
-          </w:tcPr>
-          <w:p>
-            <w:pPr>
-              <w:spacing w:after="0" w:line="240" w:lineRule="auto"/>
-              <w:jc w:val="center"/>
-              <w:rPr>
-                <w:rFonts w:ascii="Times New Roman" w:eastAsia="Times New Roman" w:hAnsi="Times New Roman" w:cs="Times New Roman"/>
-                <w:kern w:val="0"/>
-                <w:sz w:val="18"/>
-                <w:szCs w:val="18"/>
-                <w:highlight w:val="yellow"/>
-                <w14:ligatures w14:val="none"/>
-              </w:rPr>
-            </w:pPr>
-            <w:r>
-              <w:rPr>
-                <w:rFonts w:ascii="Times New Roman" w:eastAsia="Times New Roman" w:hAnsi="Times New Roman" w:cs="Times New Roman"/>
-                <w:kern w:val="0"/>
-                <w:sz w:val="18"/>
-                <w:szCs w:val="18"/>
-                <w:highlight w:val="yellow"/>
-                <w14:ligatures w14:val="none"/>
-              </w:rPr>
-              <w:t>1.22</w:t>
-            </w:r>
-          </w:p>
-        </w:tc>
-        <w:tc>
-          <w:tcPr>
-            <w:tcW w:w="2227" w:type="dxa"/>
-            <w:shd w:val="clear" w:color="auto" w:fill="auto"/>
-            <w:noWrap/>
-            <w:vAlign w:val="center"/>
-          </w:tcPr>
-          <w:p>
-            <w:pPr>
-              <w:spacing w:after="0" w:line="240" w:lineRule="auto"/>
-              <w:jc w:val="center"/>
-              <w:rPr>
-                <w:rFonts w:ascii="Aptos Narrow" w:eastAsia="Times New Roman" w:hAnsi="Aptos Narrow" w:cs="Times New Roman"/>
-                <w:color w:val="000000"/>
-                <w:kern w:val="0"/>
-                <w:sz w:val="18"/>
-                <w:szCs w:val="18"/>
-                <w14:ligatures w14:val="none"/>
-              </w:rPr>
-            </w:pPr>
-            <w:r>
-              <w:rPr>
-                <w:rFonts w:ascii="Aptos Narrow" w:eastAsia="Times New Roman" w:hAnsi="Aptos Narrow" w:cs="Times New Roman"/>
-                <w:color w:val="000000"/>
-                <w:kern w:val="0"/>
-                <w:sz w:val="18"/>
-                <w:szCs w:val="18"/>
-                <w14:ligatures w14:val="none"/>
-              </w:rPr>
-              <w:t>0.01</w:t>
-            </w:r>
-          </w:p>
-        </w:tc>
-        <w:tc>
-          <w:tcPr>
-            <w:tcW w:w="1418" w:type="dxa"/>
-            <w:vAlign w:val="center"/>
-          </w:tcPr>
-          <w:p>
-            <w:pPr>
-              <w:spacing w:after="0" w:line="240" w:lineRule="auto"/>
-              <w:jc w:val="center"/>
-              <w:rPr>
-                <w:rFonts w:ascii="Aptos Narrow" w:eastAsia="Times New Roman" w:hAnsi="Aptos Narrow" w:cs="Times New Roman"/>
-                <w:color w:val="000000"/>
-                <w:kern w:val="0"/>
-                <w:sz w:val="18"/>
-                <w:szCs w:val="18"/>
-                <w14:ligatures w14:val="none"/>
-              </w:rPr>
-            </w:pPr>
-            <w:r>
-              <w:rPr>
-                <w:rFonts w:ascii="Aptos Narrow" w:eastAsia="Times New Roman" w:hAnsi="Aptos Narrow" w:cs="Times New Roman"/>
-                <w:color w:val="000000"/>
-                <w:kern w:val="0"/>
-                <w:sz w:val="18"/>
-                <w:szCs w:val="18"/>
-                <w14:ligatures w14:val="none"/>
-              </w:rPr>
-              <w:t>No</w:t>
-            </w:r>
-          </w:p>
-        </w:tc>
-        <w:tc>
-          <w:tcPr>
-            <w:tcW w:w="1134" w:type="dxa"/>
-            <w:shd w:val="clear" w:color="auto" w:fill="auto"/>
-            <w:noWrap/>
-            <w:vAlign w:val="center"/>
-          </w:tcPr>
-          <w:p>
-            <w:pPr>
-              <w:spacing w:after="0" w:line="240" w:lineRule="auto"/>
-              <w:jc w:val="center"/>
-              <w:rPr>
-                <w:rFonts w:ascii="Aptos Narrow" w:eastAsia="Times New Roman" w:hAnsi="Aptos Narrow" w:cs="Times New Roman"/>
-                <w:color w:val="000000"/>
-                <w:kern w:val="0"/>
-                <w:sz w:val="18"/>
-                <w:szCs w:val="18"/>
-                <w14:ligatures w14:val="none"/>
-              </w:rPr>
-            </w:pPr>
-            <w:r>
-              <w:rPr>
-                <w:rFonts w:ascii="Aptos Narrow" w:eastAsia="Times New Roman" w:hAnsi="Aptos Narrow" w:cs="Times New Roman"/>
-                <w:color w:val="000000"/>
-                <w:kern w:val="0"/>
-                <w:sz w:val="18"/>
-                <w:szCs w:val="18"/>
-                <w14:ligatures w14:val="none"/>
-              </w:rPr>
-              <w:t>Collapsed</w:t>
-            </w:r>
-          </w:p>
-        </w:tc>
-      </w:tr>
-      <w:tr>
-        <w:trPr>
-          <w:trHeight w:val="300"/>
-        </w:trPr>
-        <w:tc>
-          <w:tcPr>
-            <w:tcW w:w="1800" w:type="dxa"/>
-            <w:shd w:val="clear" w:color="auto" w:fill="auto"/>
-            <w:noWrap/>
-            <w:vAlign w:val="center"/>
-          </w:tcPr>
-          <w:p>
-            <w:pPr>
-              <w:spacing w:after="0" w:line="240" w:lineRule="auto"/>
-              <w:rPr>
-                <w:rFonts w:ascii="Aptos Narrow" w:eastAsia="Times New Roman" w:hAnsi="Aptos Narrow" w:cs="Times New Roman"/>
-                <w:color w:val="000000"/>
-                <w:kern w:val="0"/>
-                <w:sz w:val="18"/>
-                <w:szCs w:val="18"/>
-                <w14:ligatures w14:val="none"/>
-              </w:rPr>
-            </w:pPr>
-            <w:r>
-              <w:rPr>
-                <w:rFonts w:ascii="Aptos Narrow" w:eastAsia="Times New Roman" w:hAnsi="Aptos Narrow" w:cs="Times New Roman"/>
-                <w:color w:val="000000"/>
-                <w:kern w:val="0"/>
-                <w:sz w:val="18"/>
-                <w:szCs w:val="18"/>
-                <w14:ligatures w14:val="none"/>
-              </w:rPr>
-              <w:t>GB</w:t>
-            </w:r>
-          </w:p>
-        </w:tc>
-        <w:tc>
-          <w:tcPr>
-            <w:tcW w:w="1125" w:type="dxa"/>
-            <w:shd w:val="clear" w:color="auto" w:fill="auto"/>
-            <w:noWrap/>
-            <w:vAlign w:val="center"/>
-          </w:tcPr>
-          <w:p>
-            <w:pPr>
-              <w:spacing w:after="0" w:line="240" w:lineRule="auto"/>
-              <w:jc w:val="center"/>
-              <w:rPr>
-                <w:rFonts w:ascii="Aptos Narrow" w:eastAsia="Times New Roman" w:hAnsi="Aptos Narrow" w:cs="Times New Roman"/>
-                <w:color w:val="000000"/>
-                <w:kern w:val="0"/>
-                <w:sz w:val="18"/>
-                <w:szCs w:val="18"/>
-                <w14:ligatures w14:val="none"/>
-              </w:rPr>
-            </w:pPr>
-            <w:r>
-              <w:rPr>
-                <w:rFonts w:ascii="Aptos Narrow" w:eastAsia="Times New Roman" w:hAnsi="Aptos Narrow" w:cs="Times New Roman"/>
-                <w:color w:val="000000"/>
-                <w:kern w:val="0"/>
-                <w:sz w:val="18"/>
-                <w:szCs w:val="18"/>
-                <w14:ligatures w14:val="none"/>
-              </w:rPr>
-              <w:t>0.92</w:t>
-            </w:r>
-          </w:p>
-        </w:tc>
-        <w:tc>
-          <w:tcPr>
-            <w:tcW w:w="1652" w:type="dxa"/>
-            <w:shd w:val="clear" w:color="auto" w:fill="auto"/>
-            <w:noWrap/>
-            <w:vAlign w:val="center"/>
-          </w:tcPr>
-          <w:p>
-            <w:pPr>
-              <w:spacing w:after="0" w:line="240" w:lineRule="auto"/>
-              <w:jc w:val="center"/>
-              <w:rPr>
-                <w:rFonts w:ascii="Times New Roman" w:eastAsia="Times New Roman" w:hAnsi="Times New Roman" w:cs="Times New Roman"/>
-                <w:kern w:val="0"/>
-                <w:sz w:val="18"/>
-                <w:szCs w:val="18"/>
-                <w:highlight w:val="yellow"/>
-                <w14:ligatures w14:val="none"/>
-              </w:rPr>
-            </w:pPr>
-            <w:r>
-              <w:rPr>
-                <w:rFonts w:ascii="Times New Roman" w:eastAsia="Times New Roman" w:hAnsi="Times New Roman" w:cs="Times New Roman"/>
-                <w:kern w:val="0"/>
-                <w:sz w:val="18"/>
-                <w:szCs w:val="18"/>
-                <w:highlight w:val="yellow"/>
-                <w14:ligatures w14:val="none"/>
-              </w:rPr>
-              <w:t>0.10</w:t>
-            </w:r>
-          </w:p>
-        </w:tc>
-        <w:tc>
-          <w:tcPr>
-            <w:tcW w:w="2227" w:type="dxa"/>
-            <w:shd w:val="clear" w:color="auto" w:fill="auto"/>
-            <w:noWrap/>
-            <w:vAlign w:val="center"/>
-          </w:tcPr>
-          <w:p>
-            <w:pPr>
-              <w:spacing w:after="0" w:line="240" w:lineRule="auto"/>
-              <w:jc w:val="center"/>
-              <w:rPr>
-                <w:rFonts w:ascii="Aptos Narrow" w:eastAsia="Times New Roman" w:hAnsi="Aptos Narrow" w:cs="Times New Roman"/>
-                <w:color w:val="000000"/>
-                <w:kern w:val="0"/>
-                <w:sz w:val="18"/>
-                <w:szCs w:val="18"/>
-                <w14:ligatures w14:val="none"/>
-              </w:rPr>
-            </w:pPr>
-            <w:r>
-              <w:rPr>
-                <w:rFonts w:ascii="Aptos Narrow" w:eastAsia="Times New Roman" w:hAnsi="Aptos Narrow" w:cs="Times New Roman"/>
-                <w:color w:val="000000"/>
-                <w:kern w:val="0"/>
-                <w:sz w:val="18"/>
-                <w:szCs w:val="18"/>
-                <w14:ligatures w14:val="none"/>
-              </w:rPr>
-              <w:t>0.19</w:t>
-            </w:r>
-          </w:p>
-        </w:tc>
-        <w:tc>
-          <w:tcPr>
-            <w:tcW w:w="1418" w:type="dxa"/>
-            <w:vAlign w:val="center"/>
-          </w:tcPr>
-          <w:p>
-            <w:pPr>
-              <w:spacing w:after="0" w:line="240" w:lineRule="auto"/>
-              <w:jc w:val="center"/>
-              <w:rPr>
-                <w:rFonts w:ascii="Aptos Narrow" w:eastAsia="Times New Roman" w:hAnsi="Aptos Narrow" w:cs="Times New Roman"/>
-                <w:color w:val="000000"/>
-                <w:kern w:val="0"/>
-                <w:sz w:val="18"/>
-                <w:szCs w:val="18"/>
-                <w14:ligatures w14:val="none"/>
-              </w:rPr>
-            </w:pPr>
-            <w:r>
-              <w:rPr>
-                <w:rFonts w:ascii="Aptos Narrow" w:eastAsia="Times New Roman" w:hAnsi="Aptos Narrow" w:cs="Times New Roman"/>
-                <w:color w:val="000000"/>
-                <w:kern w:val="0"/>
-                <w:sz w:val="18"/>
-                <w:szCs w:val="18"/>
-                <w14:ligatures w14:val="none"/>
-              </w:rPr>
-              <w:t>Yes</w:t>
-            </w:r>
-          </w:p>
-        </w:tc>
-        <w:tc>
-          <w:tcPr>
-            <w:tcW w:w="1134" w:type="dxa"/>
-            <w:shd w:val="clear" w:color="auto" w:fill="auto"/>
-            <w:noWrap/>
-            <w:vAlign w:val="center"/>
-          </w:tcPr>
-          <w:p>
-            <w:pPr>
-              <w:spacing w:after="0" w:line="240" w:lineRule="auto"/>
-              <w:jc w:val="center"/>
-              <w:rPr>
-                <w:rFonts w:ascii="Aptos Narrow" w:eastAsia="Times New Roman" w:hAnsi="Aptos Narrow" w:cs="Times New Roman"/>
-                <w:color w:val="000000"/>
-                <w:kern w:val="0"/>
-                <w:sz w:val="18"/>
-                <w:szCs w:val="18"/>
-                <w14:ligatures w14:val="none"/>
-              </w:rPr>
-            </w:pPr>
-            <w:r>
-              <w:rPr>
-                <w:rFonts w:ascii="Aptos Narrow" w:eastAsia="Times New Roman" w:hAnsi="Aptos Narrow" w:cs="Times New Roman"/>
-                <w:color w:val="000000"/>
-                <w:kern w:val="0"/>
-                <w:sz w:val="18"/>
-                <w:szCs w:val="18"/>
-                <w14:ligatures w14:val="none"/>
-              </w:rPr>
-              <w:t>Collapsed</w:t>
-            </w:r>
-          </w:p>
-        </w:tc>
-      </w:tr>
-      <w:tr>
-        <w:trPr>
-          <w:trHeight w:val="300"/>
-        </w:trPr>
-        <w:tc>
-          <w:tcPr>
-            <w:tcW w:w="1800" w:type="dxa"/>
-            <w:shd w:val="clear" w:color="auto" w:fill="auto"/>
-            <w:noWrap/>
-            <w:vAlign w:val="center"/>
-          </w:tcPr>
-          <w:p>
-            <w:pPr>
-              <w:spacing w:after="0" w:line="240" w:lineRule="auto"/>
-              <w:rPr>
-                <w:rFonts w:ascii="Aptos Narrow" w:eastAsia="Times New Roman" w:hAnsi="Aptos Narrow" w:cs="Times New Roman"/>
-                <w:color w:val="000000"/>
-                <w:kern w:val="0"/>
-                <w:sz w:val="18"/>
-                <w:szCs w:val="18"/>
-                <w14:ligatures w14:val="none"/>
-              </w:rPr>
-            </w:pPr>
-            <w:r>
-              <w:rPr>
-                <w:rFonts w:ascii="Aptos Narrow" w:eastAsia="Times New Roman" w:hAnsi="Aptos Narrow" w:cs="Times New Roman"/>
-                <w:color w:val="000000"/>
-                <w:kern w:val="0"/>
-                <w:sz w:val="18"/>
-                <w:szCs w:val="18"/>
-                <w14:ligatures w14:val="none"/>
-              </w:rPr>
-              <w:t>SNE</w:t>
-            </w:r>
-          </w:p>
-        </w:tc>
-        <w:tc>
-          <w:tcPr>
-            <w:tcW w:w="1125" w:type="dxa"/>
-            <w:shd w:val="clear" w:color="auto" w:fill="auto"/>
-            <w:noWrap/>
-            <w:vAlign w:val="center"/>
-          </w:tcPr>
-          <w:p>
-            <w:pPr>
-              <w:spacing w:after="0" w:line="240" w:lineRule="auto"/>
-              <w:jc w:val="center"/>
-              <w:rPr>
-                <w:rFonts w:ascii="Aptos Narrow" w:eastAsia="Times New Roman" w:hAnsi="Aptos Narrow" w:cs="Times New Roman"/>
-                <w:color w:val="000000"/>
-                <w:kern w:val="0"/>
-                <w:sz w:val="18"/>
-                <w:szCs w:val="18"/>
-                <w14:ligatures w14:val="none"/>
-              </w:rPr>
-            </w:pPr>
-            <w:r>
-              <w:rPr>
-                <w:rFonts w:ascii="Aptos Narrow" w:eastAsia="Times New Roman" w:hAnsi="Aptos Narrow" w:cs="Times New Roman"/>
-                <w:color w:val="000000"/>
-                <w:kern w:val="0"/>
-                <w:sz w:val="18"/>
-                <w:szCs w:val="18"/>
-                <w14:ligatures w14:val="none"/>
-              </w:rPr>
-              <w:t>-</w:t>
-            </w:r>
-          </w:p>
-        </w:tc>
-        <w:tc>
-          <w:tcPr>
-            <w:tcW w:w="1652" w:type="dxa"/>
-            <w:shd w:val="clear" w:color="auto" w:fill="auto"/>
-            <w:noWrap/>
-            <w:vAlign w:val="center"/>
-          </w:tcPr>
-          <w:p>
-            <w:pPr>
-              <w:spacing w:after="0" w:line="240" w:lineRule="auto"/>
-              <w:jc w:val="center"/>
-              <w:rPr>
-                <w:rFonts w:ascii="Times New Roman" w:eastAsia="Times New Roman" w:hAnsi="Times New Roman" w:cs="Times New Roman"/>
-                <w:kern w:val="0"/>
-                <w:sz w:val="18"/>
-                <w:szCs w:val="18"/>
-                <w:highlight w:val="yellow"/>
-                <w14:ligatures w14:val="none"/>
-              </w:rPr>
-            </w:pPr>
-            <w:r>
-              <w:rPr>
-                <w:rFonts w:ascii="Times New Roman" w:eastAsia="Times New Roman" w:hAnsi="Times New Roman" w:cs="Times New Roman"/>
-                <w:kern w:val="0"/>
-                <w:sz w:val="18"/>
-                <w:szCs w:val="18"/>
-                <w:highlight w:val="yellow"/>
-                <w14:ligatures w14:val="none"/>
-              </w:rPr>
-              <w:t>0.80</w:t>
-            </w:r>
-          </w:p>
-        </w:tc>
-        <w:tc>
-          <w:tcPr>
-            <w:tcW w:w="2227" w:type="dxa"/>
-            <w:shd w:val="clear" w:color="auto" w:fill="auto"/>
-            <w:noWrap/>
-            <w:vAlign w:val="center"/>
-          </w:tcPr>
-          <w:p>
-            <w:pPr>
-              <w:spacing w:after="0" w:line="240" w:lineRule="auto"/>
-              <w:jc w:val="center"/>
-              <w:rPr>
-                <w:rFonts w:ascii="Aptos Narrow" w:eastAsia="Times New Roman" w:hAnsi="Aptos Narrow" w:cs="Times New Roman"/>
-                <w:color w:val="000000"/>
-                <w:kern w:val="0"/>
-                <w:sz w:val="18"/>
-                <w:szCs w:val="18"/>
-                <w14:ligatures w14:val="none"/>
-              </w:rPr>
-            </w:pPr>
-            <w:r>
-              <w:rPr>
-                <w:rFonts w:ascii="Aptos Narrow" w:eastAsia="Times New Roman" w:hAnsi="Aptos Narrow" w:cs="Times New Roman"/>
-                <w:color w:val="000000"/>
-                <w:kern w:val="0"/>
-                <w:sz w:val="18"/>
-                <w:szCs w:val="18"/>
-                <w14:ligatures w14:val="none"/>
-              </w:rPr>
-              <w:t>0.04</w:t>
-            </w:r>
-          </w:p>
-        </w:tc>
-        <w:tc>
-          <w:tcPr>
-            <w:tcW w:w="1418" w:type="dxa"/>
-            <w:vAlign w:val="center"/>
-          </w:tcPr>
-          <w:p>
-            <w:pPr>
-              <w:spacing w:after="0" w:line="240" w:lineRule="auto"/>
-              <w:jc w:val="center"/>
-              <w:rPr>
-                <w:rFonts w:ascii="Aptos Narrow" w:eastAsia="Times New Roman" w:hAnsi="Aptos Narrow" w:cs="Times New Roman"/>
-                <w:color w:val="000000"/>
-                <w:kern w:val="0"/>
-                <w:sz w:val="18"/>
-                <w:szCs w:val="18"/>
-                <w14:ligatures w14:val="none"/>
-              </w:rPr>
-            </w:pPr>
-            <w:r>
-              <w:rPr>
-                <w:rFonts w:ascii="Aptos Narrow" w:eastAsia="Times New Roman" w:hAnsi="Aptos Narrow" w:cs="Times New Roman"/>
-                <w:color w:val="000000"/>
-                <w:kern w:val="0"/>
-                <w:sz w:val="18"/>
-                <w:szCs w:val="18"/>
-                <w14:ligatures w14:val="none"/>
-              </w:rPr>
-              <w:t>No</w:t>
-            </w:r>
-          </w:p>
-        </w:tc>
-        <w:tc>
-          <w:tcPr>
-            <w:tcW w:w="1134" w:type="dxa"/>
-            <w:shd w:val="clear" w:color="auto" w:fill="auto"/>
-            <w:noWrap/>
-            <w:vAlign w:val="center"/>
-          </w:tcPr>
-          <w:p>
-            <w:pPr>
-              <w:spacing w:after="0" w:line="240" w:lineRule="auto"/>
-              <w:jc w:val="center"/>
-              <w:rPr>
-                <w:rFonts w:ascii="Aptos Narrow" w:eastAsia="Times New Roman" w:hAnsi="Aptos Narrow" w:cs="Times New Roman"/>
-                <w:color w:val="000000"/>
-                <w:kern w:val="0"/>
-                <w:sz w:val="18"/>
-                <w:szCs w:val="18"/>
-                <w14:ligatures w14:val="none"/>
-              </w:rPr>
-            </w:pPr>
-            <w:r>
-              <w:rPr>
-                <w:rFonts w:ascii="Aptos Narrow" w:eastAsia="Times New Roman" w:hAnsi="Aptos Narrow" w:cs="Times New Roman"/>
-                <w:color w:val="000000"/>
-                <w:kern w:val="0"/>
-                <w:sz w:val="18"/>
-                <w:szCs w:val="18"/>
-                <w14:ligatures w14:val="none"/>
-              </w:rPr>
-              <w:t>Collapsed</w:t>
-            </w:r>
-          </w:p>
-        </w:tc>
-      </w:tr>
-      <w:tr>
-        <w:trPr>
-          <w:trHeight w:val="300"/>
-        </w:trPr>
-        <w:tc>
-          <w:tcPr>
-            <w:tcW w:w="1800" w:type="dxa"/>
-            <w:shd w:val="clear" w:color="auto" w:fill="auto"/>
-            <w:noWrap/>
-            <w:vAlign w:val="center"/>
-          </w:tcPr>
-          <w:p>
-            <w:pPr>
-              <w:spacing w:after="0" w:line="240" w:lineRule="auto"/>
-              <w:rPr>
-                <w:rFonts w:ascii="Aptos Narrow" w:eastAsia="Times New Roman" w:hAnsi="Aptos Narrow" w:cs="Times New Roman"/>
-                <w:color w:val="000000"/>
-                <w:kern w:val="0"/>
-                <w:sz w:val="18"/>
-                <w:szCs w:val="18"/>
-                <w14:ligatures w14:val="none"/>
-              </w:rPr>
-            </w:pPr>
-            <w:r>
-              <w:rPr>
-                <w:rFonts w:ascii="Aptos Narrow" w:eastAsia="Times New Roman" w:hAnsi="Aptos Narrow" w:cs="Times New Roman"/>
-                <w:color w:val="000000"/>
-                <w:kern w:val="0"/>
-                <w:sz w:val="18"/>
-                <w:szCs w:val="18"/>
-                <w14:ligatures w14:val="none"/>
-              </w:rPr>
-              <w:t>WGOM</w:t>
-            </w:r>
-          </w:p>
-        </w:tc>
-        <w:tc>
-          <w:tcPr>
-            <w:tcW w:w="1125" w:type="dxa"/>
-            <w:shd w:val="clear" w:color="auto" w:fill="auto"/>
-            <w:noWrap/>
-            <w:vAlign w:val="center"/>
-          </w:tcPr>
-          <w:p>
-            <w:pPr>
-              <w:spacing w:after="0" w:line="240" w:lineRule="auto"/>
-              <w:jc w:val="center"/>
-              <w:rPr>
-                <w:rFonts w:ascii="Aptos Narrow" w:eastAsia="Times New Roman" w:hAnsi="Aptos Narrow" w:cs="Times New Roman"/>
-                <w:color w:val="000000"/>
-                <w:kern w:val="0"/>
-                <w:sz w:val="18"/>
-                <w:szCs w:val="18"/>
-                <w14:ligatures w14:val="none"/>
-              </w:rPr>
-            </w:pPr>
-            <w:r>
-              <w:rPr>
-                <w:rFonts w:ascii="Aptos Narrow" w:eastAsia="Times New Roman" w:hAnsi="Aptos Narrow" w:cs="Times New Roman"/>
-                <w:color w:val="000000"/>
-                <w:kern w:val="0"/>
-                <w:sz w:val="18"/>
-                <w:szCs w:val="18"/>
-                <w14:ligatures w14:val="none"/>
-              </w:rPr>
-              <w:t>0.80</w:t>
-            </w:r>
-          </w:p>
-        </w:tc>
-        <w:tc>
-          <w:tcPr>
-            <w:tcW w:w="1652" w:type="dxa"/>
-            <w:shd w:val="clear" w:color="auto" w:fill="auto"/>
-            <w:noWrap/>
-            <w:vAlign w:val="center"/>
-          </w:tcPr>
-          <w:p>
-            <w:pPr>
-              <w:spacing w:after="0" w:line="240" w:lineRule="auto"/>
-              <w:jc w:val="center"/>
-              <w:rPr>
-                <w:rFonts w:ascii="Times New Roman" w:eastAsia="Times New Roman" w:hAnsi="Times New Roman" w:cs="Times New Roman"/>
-                <w:kern w:val="0"/>
-                <w:sz w:val="18"/>
-                <w:szCs w:val="18"/>
-                <w:highlight w:val="yellow"/>
-                <w14:ligatures w14:val="none"/>
-              </w:rPr>
-            </w:pPr>
-            <w:r>
-              <w:rPr>
-                <w:rFonts w:ascii="Times New Roman" w:eastAsia="Times New Roman" w:hAnsi="Times New Roman" w:cs="Times New Roman"/>
-                <w:kern w:val="0"/>
-                <w:sz w:val="18"/>
-                <w:szCs w:val="18"/>
-                <w:highlight w:val="yellow"/>
-                <w14:ligatures w14:val="none"/>
-              </w:rPr>
-              <w:t>0.43</w:t>
-            </w:r>
-          </w:p>
-        </w:tc>
-        <w:tc>
-          <w:tcPr>
-            <w:tcW w:w="2227" w:type="dxa"/>
-            <w:shd w:val="clear" w:color="auto" w:fill="auto"/>
-            <w:noWrap/>
-            <w:vAlign w:val="center"/>
-          </w:tcPr>
-          <w:p>
-            <w:pPr>
-              <w:spacing w:after="0" w:line="240" w:lineRule="auto"/>
-              <w:jc w:val="center"/>
-              <w:rPr>
-                <w:rFonts w:ascii="Aptos Narrow" w:eastAsia="Times New Roman" w:hAnsi="Aptos Narrow" w:cs="Times New Roman"/>
-                <w:color w:val="000000"/>
-                <w:kern w:val="0"/>
-                <w:sz w:val="18"/>
-                <w:szCs w:val="18"/>
-                <w14:ligatures w14:val="none"/>
-              </w:rPr>
-            </w:pPr>
-            <w:r>
-              <w:rPr>
-                <w:rFonts w:ascii="Aptos Narrow" w:eastAsia="Times New Roman" w:hAnsi="Aptos Narrow" w:cs="Times New Roman"/>
-                <w:color w:val="000000"/>
-                <w:kern w:val="0"/>
-                <w:sz w:val="18"/>
-                <w:szCs w:val="18"/>
-                <w14:ligatures w14:val="none"/>
-              </w:rPr>
-              <w:t>0.10</w:t>
-            </w:r>
-          </w:p>
-        </w:tc>
-        <w:tc>
-          <w:tcPr>
-            <w:tcW w:w="1418" w:type="dxa"/>
-            <w:vAlign w:val="center"/>
-          </w:tcPr>
-          <w:p>
-            <w:pPr>
-              <w:spacing w:after="0" w:line="240" w:lineRule="auto"/>
-              <w:jc w:val="center"/>
-              <w:rPr>
-                <w:rFonts w:ascii="Aptos Narrow" w:eastAsia="Times New Roman" w:hAnsi="Aptos Narrow" w:cs="Times New Roman"/>
-                <w:color w:val="000000"/>
-                <w:kern w:val="0"/>
-                <w:sz w:val="18"/>
-                <w:szCs w:val="18"/>
-                <w14:ligatures w14:val="none"/>
-              </w:rPr>
-            </w:pPr>
-            <w:r>
-              <w:rPr>
-                <w:rFonts w:ascii="Aptos Narrow" w:eastAsia="Times New Roman" w:hAnsi="Aptos Narrow" w:cs="Times New Roman"/>
-                <w:color w:val="000000"/>
-                <w:kern w:val="0"/>
-                <w:sz w:val="18"/>
-                <w:szCs w:val="18"/>
-                <w14:ligatures w14:val="none"/>
-              </w:rPr>
-              <w:t>Yes</w:t>
-            </w:r>
-          </w:p>
-        </w:tc>
-        <w:tc>
-          <w:tcPr>
-            <w:tcW w:w="1134" w:type="dxa"/>
-            <w:shd w:val="clear" w:color="auto" w:fill="auto"/>
-            <w:noWrap/>
-            <w:vAlign w:val="center"/>
           </w:tcPr>
           <w:p>
             <w:pPr>
@@ -11473,12 +10939,6 @@
           <w:szCs w:val="32"/>
         </w:rPr>
       </w:pPr>
-      <w:r>
-        <w:rPr>
-          <w:rFonts w:ascii="Arial" w:hAnsi="Arial" w:cs="Arial"/>
-        </w:rPr>
-        <w:t>Organize table 2 in same order as table 1</w:t>
-      </w:r>
       <w:r>
         <w:rPr>
           <w:rFonts w:ascii="Arial" w:hAnsi="Arial" w:cs="Arial"/>
@@ -11561,6 +11021,12 @@
           <w:rFonts w:ascii="Arial" w:hAnsi="Arial" w:cs="Arial"/>
         </w:rPr>
       </w:pPr>
+      <w:r>
+        <w:rPr>
+          <w:rFonts w:ascii="Arial" w:hAnsi="Arial" w:cs="Arial"/>
+        </w:rPr>
+        <w:t>Read and discuss latest david keith paper https://www.researchgate.net/publication/399733907_Demographics_and_recovery_potential_of_exploited_marine_teleosts</w:t>
+      </w:r>
     </w:p>
     <w:p>
       <w:pPr>
@@ -11568,6 +11034,12 @@
           <w:rFonts w:ascii="Arial" w:hAnsi="Arial" w:cs="Arial"/>
         </w:rPr>
       </w:pPr>
+      <w:r>
+        <w:rPr>
+          <w:rFonts w:ascii="Arial" w:hAnsi="Arial" w:cs="Arial"/>
+        </w:rPr>
+        <w:t>All stocks reached very low relative biomass levels (depletion ≤ 0.6) and were classified as collapsed. Despite broadly similar depletion trajectories, recovery outcomes varied substantially among stocks.</w:t>
+      </w:r>
     </w:p>
     <w:p>
       <w:pPr>
@@ -11579,7 +11051,7 @@
         <w:rPr>
           <w:rFonts w:ascii="Arial" w:hAnsi="Arial" w:cs="Arial"/>
         </w:rPr>
-        <w:t>Read and discuss latest david keith paper https://www.researchgate.net/publication/399733907_Demographics_and_recovery_potential_of_exploited_marine_teleosts</w:t>
+        <w:t>Stocks that recovered generally maintained positive production at their lowest observed biomass and exhibited weak or no evidence of Allee effects. For example, CODICE and CODNEAR showed compensatory dynamics across their observed biomass range and retained positive production at low biomass, enabling recovery from collapse. Recovery was also observed for COD1F-XIV and COD1IN at much lower depletion levels (&lt; 0.1); these stocks displayed weak Allee effects but nonetheless maintained positive production at low biomass.</w:t>
       </w:r>
     </w:p>
     <w:p>
@@ -11588,6 +11060,12 @@
           <w:rFonts w:ascii="Arial" w:hAnsi="Arial" w:cs="Arial"/>
         </w:rPr>
       </w:pPr>
+      <w:r>
+        <w:rPr>
+          <w:rFonts w:ascii="Arial" w:hAnsi="Arial" w:cs="Arial"/>
+        </w:rPr>
+        <w:t>In contrast, many stocks that failed to recover exhibited strong Allee effects, indicated by positive As values. These stocks also exhibited very low or negative production at their lowest observed biomass. Stocks such as 3Pn4RS, 4X5Y, 4vsw, 4tvn, 4tvn-SPM, and 2J3KL-SPM showed strong Allee effects, with production values near zero or negative (≤ 0.04). These stocks were also among the most severely depleted (depletion &lt; 0.3), suggesting that depensatory dynamics constrained population growth following collapse.</w:t>
+      </w:r>
     </w:p>
     <w:p>
       <w:pPr>
@@ -11599,7 +11077,7 @@
         <w:rPr>
           <w:rFonts w:ascii="Arial" w:hAnsi="Arial" w:cs="Arial"/>
         </w:rPr>
-        <w:t>All stocks reached very low relative biomass levels (depletion ≤ 0.6) and were classified as collapsed. Despite broadly similar depletion trajectories, recovery outcomes varied substantially among stocks.</w:t>
+        <w:t>Stocks with negative As values, indicating no detectable Allee effect, showed mixed recovery outcomes. Several such stocks (e.g., CODBA2224, CODBA2532, CODVIIek, CODVIa, COD5Zjm, CODIS, and COD3NO) did not recover despite the absence of depensation, likely reflecting low production across their biomass range, including at their lowest observed biomass, and thus weak compensatory dynamics. It si possible that the time series for these stocks are from highly depleted states, masking a potential breakpoint in per capita production rates. In contrast, COD1F-XIV recovered, emphasizing the importance of positive production at low biomass even when Allee effects are weak or absent.</w:t>
       </w:r>
     </w:p>
     <w:p>
@@ -11612,7 +11090,7 @@
         <w:rPr>
           <w:rFonts w:ascii="Arial" w:hAnsi="Arial" w:cs="Arial"/>
         </w:rPr>
-        <w:t>Stocks that recovered generally maintained positive production at their lowest observed biomass and exhibited weak or no evidence of Allee effects. For example, CODICE and CODNEAR showed compensatory dynamics across their observed biomass range and retained positive production at low biomass, enabling recovery from collapse. Recovery was also observed for COD1F-XIV and COD1IN at much lower depletion levels (&lt; 0.1); these stocks displayed weak Allee effects but nonetheless maintained positive production at low biomass.</w:t>
+        <w:t>Overall, recovery potential appears to be jointly influenced by depletion severity, production at low biomass, and the strength of depensatory dynamics. Stocks experiencing extreme depletion combined with strong Allee effects and near-zero or negative production at low biomass consistently failed to recover. Conversely, recovery was most likely when production remained positive at low biomass, even when weak Allee effects were present.</w:t>
       </w:r>
     </w:p>
     <w:p>
@@ -11625,52 +11103,7 @@
         <w:rPr>
           <w:rFonts w:ascii="Arial" w:hAnsi="Arial" w:cs="Arial"/>
         </w:rPr>
-        <w:t>In contrast, many stocks that failed to recover exhibited strong Allee effects, indicated by positive As values. These stocks also exhibited very low or negative production at their lowest observed biomass. Stocks such as 3Pn4RS, 4X5Y, 4vsw, 4tvn, 4tvn-SPM, and 2J3KL-SPM showed strong Allee effects, with production values near zero or negative (≤ 0.04). These stocks were also among the most severely depleted (depletion &lt; 0.3), suggesting that depensatory dynamics constrained population growth following collapse.</w:t>
-      </w:r>
-    </w:p>
-    <w:p>
-      <w:pPr>
-        <w:rPr>
-          <w:rFonts w:ascii="Arial" w:hAnsi="Arial" w:cs="Arial"/>
-        </w:rPr>
-      </w:pPr>
-      <w:r>
-        <w:rPr>
-          <w:rFonts w:ascii="Arial" w:hAnsi="Arial" w:cs="Arial"/>
-        </w:rPr>
-        <w:t>Stocks with negative As values, indicating no detectable Allee effect, showed mixed recovery outcomes. Several such stocks (e.g., CODBA2224, CODBA2532, CODVIIek, CODVIa, COD5Zjm, CODIS, and COD3NO) did not recover despite the absence of depensation, likely reflecting low production across their biomass range, including at their lowest observed biomass, and thus weak compensatory dynamics. It si possible that the time series for these stocks are from highly depleted states, masking a potential breakpoint in per capita production rates. In contrast, COD1F-XIV recovered, emphasizing the importance of positive production at low biomass even when Allee effects are weak or absent.</w:t>
-      </w:r>
-    </w:p>
-    <w:p>
-      <w:pPr>
-        <w:rPr>
-          <w:rFonts w:ascii="Arial" w:hAnsi="Arial" w:cs="Arial"/>
-        </w:rPr>
-      </w:pPr>
-      <w:r>
-        <w:rPr>
-          <w:rFonts w:ascii="Arial" w:hAnsi="Arial" w:cs="Arial"/>
-        </w:rPr>
-        <w:t xml:space="preserve">Overall, recovery potential appears to be jointly influenced by depletion severity, production at low biomass, and the strength of depensatory dynamics. Stocks </w:t>
-      </w:r>
-      <w:r>
-        <w:rPr>
-          <w:rFonts w:ascii="Arial" w:hAnsi="Arial" w:cs="Arial"/>
-        </w:rPr>
         <w:lastRenderedPageBreak/>
-        <w:t>experiencing extreme depletion combined with strong Allee effects and near-zero or negative production at low biomass consistently failed to recover. Conversely, recovery was most likely when production remained positive at low biomass, even when weak Allee effects were present.</w:t>
-      </w:r>
-    </w:p>
-    <w:p>
-      <w:pPr>
-        <w:rPr>
-          <w:rFonts w:ascii="Arial" w:hAnsi="Arial" w:cs="Arial"/>
-        </w:rPr>
-      </w:pPr>
-      <w:r>
-        <w:rPr>
-          <w:rFonts w:ascii="Arial" w:hAnsi="Arial" w:cs="Arial"/>
-        </w:rPr>
         <w:t>A key contribution of this study is the use of surplus production dynamics to quantify the strength of Allee effects.</w:t>
       </w:r>
     </w:p>
@@ -11755,20 +11188,38 @@
         <w:shd w:val="clear" w:color="auto" w:fill="FFFFFF"/>
         <w:spacing w:after="100" w:line="240" w:lineRule="auto"/>
         <w:rPr>
+          <w:rFonts w:ascii="Arial" w:hAnsi="Arial" w:cs="Arial"/>
+        </w:rPr>
+      </w:pPr>
+      <w:r>
+        <w:rPr>
           <w:rFonts w:ascii="Arial" w:eastAsia="Times New Roman" w:hAnsi="Arial" w:cs="Arial"/>
           <w:color w:val="222222"/>
           <w:kern w:val="0"/>
           <w14:ligatures w14:val="none"/>
         </w:rPr>
+        <w:t> </w:t>
+      </w:r>
+      <w:r>
+        <w:rPr>
+          <w:rFonts w:ascii="Arial" w:hAnsi="Arial" w:cs="Arial"/>
+          <w:highlight w:val="yellow"/>
+        </w:rPr>
+        <w:t>This approach may be more straightforward to implement routinely in stock assessments than stock–recruitment models with explicit depensation parameters. How does this approach compare with alternative approaches, including stock–recruitment relationships and surplus production models that explicitly incorporate depensation, to think about….</w:t>
+      </w:r>
+    </w:p>
+    <w:p>
+      <w:pPr>
+        <w:rPr>
+          <w:rFonts w:ascii="Arial" w:hAnsi="Arial" w:cs="Arial"/>
+        </w:rPr>
       </w:pPr>
       <w:r>
         <w:rPr>
-          <w:rFonts w:ascii="Arial" w:eastAsia="Times New Roman" w:hAnsi="Arial" w:cs="Arial"/>
-          <w:color w:val="222222"/>
-          <w:kern w:val="0"/>
-          <w14:ligatures w14:val="none"/>
-        </w:rPr>
-        <w:t> </w:t>
+          <w:rFonts w:ascii="Arial" w:hAnsi="Arial" w:cs="Arial"/>
+          <w:highlight w:val="yellow"/>
+        </w:rPr>
+        <w:t>The biomass estimates used here are derived from population models in stock assessments and therefore depend on the underlying model assumptions.</w:t>
       </w:r>
     </w:p>
     <w:p>
@@ -11789,21 +11240,7 @@
           <w:rFonts w:ascii="Arial" w:hAnsi="Arial" w:cs="Arial"/>
           <w:highlight w:val="yellow"/>
         </w:rPr>
-        <w:t>This approach may be more straightforward to implement routinely in stock assessments than stock–recruitment models with explicit depensation parameters. How does this approach compare with alternative approaches, including stock–recruitment relationships and surplus production models that explicitly incorporate depensation, to think about….</w:t>
-      </w:r>
-    </w:p>
-    <w:p>
-      <w:pPr>
-        <w:rPr>
-          <w:rFonts w:ascii="Arial" w:hAnsi="Arial" w:cs="Arial"/>
-        </w:rPr>
-      </w:pPr>
-      <w:r>
-        <w:rPr>
-          <w:rFonts w:ascii="Arial" w:hAnsi="Arial" w:cs="Arial"/>
-          <w:highlight w:val="yellow"/>
-        </w:rPr>
-        <w:t>The biomass estimates used here are derived from population models in stock assessments and therefore depend on the underlying model assumptions.</w:t>
+        <w:t>Mention 2j3kl and 4tvn short time series from assessments but don’t show the results. Just say in the discussion that length of the time series matter for these stocks with very long history of exploitation. Ran with shorter and same result for 4tvn but didn’t detect allee for 2j3kl</w:t>
       </w:r>
     </w:p>
     <w:p>
@@ -11819,27 +11256,6 @@
           <w:rFonts w:ascii="Arial" w:hAnsi="Arial" w:cs="Arial"/>
         </w:rPr>
       </w:pPr>
-      <w:r>
-        <w:rPr>
-          <w:rFonts w:ascii="Arial" w:hAnsi="Arial" w:cs="Arial"/>
-          <w:highlight w:val="yellow"/>
-        </w:rPr>
-        <w:lastRenderedPageBreak/>
-        <w:t>Mention 2j3kl and 4tvn short time series from assessments but don’t show the results. Just say in the discussion that length of the time series matter for these stocks with very long history of exploitation. Ran with shorter and same result for 4tvn but didn’t detect allee for 2j3kl</w:t>
-      </w:r>
-    </w:p>
-    <w:p>
-      <w:pPr>
-        <w:rPr>
-          <w:rFonts w:ascii="Arial" w:hAnsi="Arial" w:cs="Arial"/>
-        </w:rPr>
-      </w:pPr>
-      <w:r>
-        <w:rPr>
-          <w:rFonts w:ascii="Arial" w:hAnsi="Arial" w:cs="Arial"/>
-        </w:rPr>
-        <w:br w:type="page"/>
-      </w:r>
     </w:p>
     <w:p>
       <w:pPr>
@@ -11858,6 +11274,7 @@
         <w:rPr>
           <w:rFonts w:ascii="Arial" w:hAnsi="Arial" w:cs="Arial"/>
         </w:rPr>
+        <w:lastRenderedPageBreak/>
         <w:t>References</w:t>
       </w:r>
     </w:p>
@@ -12109,13 +11526,21 @@
       <w:pPr>
         <w:rPr>
           <w:rFonts w:ascii="Arial" w:hAnsi="Arial" w:cs="Arial"/>
+          <w:lang w:val="fr-CA"/>
         </w:rPr>
       </w:pPr>
       <w:r>
         <w:rPr>
           <w:rFonts w:ascii="Arial" w:hAnsi="Arial" w:cs="Arial"/>
         </w:rPr>
-        <w:t xml:space="preserve">Neuenhoff, R.D., Swain, D.P., Cox, S.P., Mcallister, M.K., Trites, A.W., Walters, C.J., andHammill, M.O. 2019. Continued decline of a collapsed population of Atlantic Cod. Can. J.Fish. Aquat. Sci. 76: 168–184 </w:t>
+        <w:t xml:space="preserve">Neuenhoff, R.D., Swain, D.P., Cox, S.P., Mcallister, M.K., Trites, A.W., Walters, C.J., andHammill, M.O. 2019. Continued decline of a collapsed population of Atlantic Cod. Can. J.Fish. Aquat. </w:t>
+      </w:r>
+      <w:r>
+        <w:rPr>
+          <w:rFonts w:ascii="Arial" w:hAnsi="Arial" w:cs="Arial"/>
+          <w:lang w:val="fr-CA"/>
+        </w:rPr>
+        <w:t xml:space="preserve">Sci. 76: 168–184 </w:t>
       </w:r>
     </w:p>
     <w:p>
@@ -12127,9 +11552,15 @@
       <w:r>
         <w:rPr>
           <w:rFonts w:ascii="Arial" w:hAnsi="Arial" w:cs="Arial"/>
-        </w:rPr>
-        <w:lastRenderedPageBreak/>
-        <w:t>Ouellette-Plante, J., Benoît, H.P., and Lussier, J.-F. 2025. The Status of the Northern Gulf of St. Lawrence (3Pn, 4RS) Atlantic Cod (Gadus morhua) Stock in 2022. DFO Can. Sci. Advis. Sec. Res. Doc. 2025/039. xx + 244 p.</w:t>
+          <w:lang w:val="fr-CA"/>
+        </w:rPr>
+        <w:t xml:space="preserve">Ouellette-Plante, J., Benoît, H.P., and Lussier, J.-F. 2025. </w:t>
+      </w:r>
+      <w:r>
+        <w:rPr>
+          <w:rFonts w:ascii="Arial" w:hAnsi="Arial" w:cs="Arial"/>
+        </w:rPr>
+        <w:t>The Status of the Northern Gulf of St. Lawrence (3Pn, 4RS) Atlantic Cod (Gadus morhua) Stock in 2022. DFO Can. Sci. Advis. Sec. Res. Doc. 2025/039. xx + 244 p.</w:t>
       </w:r>
     </w:p>
     <w:p>
@@ -12142,6 +11573,7 @@
         <w:rPr>
           <w:rFonts w:ascii="Arial" w:hAnsi="Arial" w:cs="Arial"/>
         </w:rPr>
+        <w:lastRenderedPageBreak/>
         <w:t>Ricard, D., Minto, C., Jensen, O.P. and Baum, J.K. (2012) Evaluating the knowledge base and status of commercially exploited marine species with the RAM Legacy Stock Assessment Database. Fish and Fisheries 13 (4) 380-398. DOI: </w:t>
       </w:r>
       <w:hyperlink r:id="rId12" w:history="1">
@@ -12232,20 +11664,8 @@
 </w:document>
 </file>
 
-<file path=word/commentsExtensible.xml><?xml version="1.0" encoding="utf-8"?>
-<w16cex:commentsExtensible xmlns:wpc="http://schemas.microsoft.com/office/word/2010/wordprocessingCanvas" xmlns:cx="http://schemas.microsoft.com/office/drawing/2014/chartex" xmlns:cx1="http://schemas.microsoft.com/office/drawing/2015/9/8/chartex" xmlns:cx2="http://schemas.microsoft.com/office/drawing/2015/10/21/chartex" xmlns:cx3="http://schemas.microsoft.com/office/drawing/2016/5/9/chartex" xmlns:cx4="http://schemas.microsoft.com/office/drawing/2016/5/10/chartex" xmlns:cx5="http://schemas.microsoft.com/office/drawing/2016/5/11/chartex" xmlns:cx6="http://schemas.microsoft.com/office/drawing/2016/5/12/chartex" xmlns:cx7="http://schemas.microsoft.com/office/drawing/2016/5/13/chartex" xmlns:cx8="http://schemas.microsoft.com/office/drawing/2016/5/14/chartex" xmlns:cr="http://schemas.microsoft.com/office/comments/2020/reactions" xmlns:mc="http://schemas.openxmlformats.org/markup-compatibility/2006" xmlns:aink="http://schemas.microsoft.com/office/drawing/2016/ink" xmlns:am3d="http://schemas.microsoft.com/office/drawing/2017/model3d" xmlns:o="urn:schemas-microsoft-com:office:office" xmlns:oel="http://schemas.microsoft.com/office/2019/extlst" xmlns:r="http://schemas.openxmlformats.org/officeDocument/2006/relationships" xmlns:m="http://schemas.openxmlformats.org/officeDocument/2006/math" xmlns:v="urn:schemas-microsoft-com:vml" xmlns:wp14="http://schemas.microsoft.com/office/word/2010/wordprocessingDrawing" xmlns:wp="http://schemas.openxmlformats.org/drawingml/2006/wordprocessingDrawing" xmlns:w10="urn:schemas-microsoft-com:office:word" xmlns:w="http://schemas.openxmlformats.org/wordprocessingml/2006/main" xmlns:w14="http://schemas.microsoft.com/office/word/2010/wordml" xmlns:w15="http://schemas.microsoft.com/office/word/2012/wordml" xmlns:w16cex="http://schemas.microsoft.com/office/word/2018/wordml/cex" xmlns:w16cid="http://schemas.microsoft.com/office/word/2016/wordml/cid" xmlns:w16="http://schemas.microsoft.com/office/word/2018/wordml" xmlns:w16du="http://schemas.microsoft.com/office/word/2023/wordml/word16du" xmlns:w16sdtdh="http://schemas.microsoft.com/office/word/2020/wordml/sdtdatahash" xmlns:w16sdtfl="http://schemas.microsoft.com/office/word/2024/wordml/sdtformatlock" xmlns:w16se="http://schemas.microsoft.com/office/word/2015/wordml/symex" xmlns:wpg="http://schemas.microsoft.com/office/word/2010/wordprocessingGroup" xmlns:wpi="http://schemas.microsoft.com/office/word/2010/wordprocessingInk" xmlns:wne="http://schemas.microsoft.com/office/word/2006/wordml" xmlns:wps="http://schemas.microsoft.com/office/word/2010/wordprocessingShape" mc:Ignorable="w14 w15 w16se w16cid w16 w16cex w16sdtdh w16sdtfl cr w16du wp14">
-  <w16cex:commentExtensible w16cex:durableId="295BF6BE" w16cex:dateUtc="2026-02-23T19:50:00Z"/>
-</w16cex:commentsExtensible>
-</file>
-
-<file path=word/commentsIds.xml><?xml version="1.0" encoding="utf-8"?>
-<w16cid:commentsIds xmlns:wpc="http://schemas.microsoft.com/office/word/2010/wordprocessingCanvas" xmlns:cx="http://schemas.microsoft.com/office/drawing/2014/chartex" xmlns:cx1="http://schemas.microsoft.com/office/drawing/2015/9/8/chartex" xmlns:cx2="http://schemas.microsoft.com/office/drawing/2015/10/21/chartex" xmlns:cx3="http://schemas.microsoft.com/office/drawing/2016/5/9/chartex" xmlns:cx4="http://schemas.microsoft.com/office/drawing/2016/5/10/chartex" xmlns:cx5="http://schemas.microsoft.com/office/drawing/2016/5/11/chartex" xmlns:cx6="http://schemas.microsoft.com/office/drawing/2016/5/12/chartex" xmlns:cx7="http://schemas.microsoft.com/office/drawing/2016/5/13/chartex" xmlns:cx8="http://schemas.microsoft.com/office/drawing/2016/5/14/chartex" xmlns:mc="http://schemas.openxmlformats.org/markup-compatibility/2006" xmlns:aink="http://schemas.microsoft.com/office/drawing/2016/ink" xmlns:am3d="http://schemas.microsoft.com/office/drawing/2017/model3d" xmlns:o="urn:schemas-microsoft-com:office:office" xmlns:oel="http://schemas.microsoft.com/office/2019/extlst" xmlns:r="http://schemas.openxmlformats.org/officeDocument/2006/relationships" xmlns:m="http://schemas.openxmlformats.org/officeDocument/2006/math" xmlns:v="urn:schemas-microsoft-com:vml" xmlns:wp14="http://schemas.microsoft.com/office/word/2010/wordprocessingDrawing" xmlns:wp="http://schemas.openxmlformats.org/drawingml/2006/wordprocessingDrawing" xmlns:w10="urn:schemas-microsoft-com:office:word" xmlns:w="http://schemas.openxmlformats.org/wordprocessingml/2006/main" xmlns:w14="http://schemas.microsoft.com/office/word/2010/wordml" xmlns:w15="http://schemas.microsoft.com/office/word/2012/wordml" xmlns:w16cex="http://schemas.microsoft.com/office/word/2018/wordml/cex" xmlns:w16cid="http://schemas.microsoft.com/office/word/2016/wordml/cid" xmlns:w16="http://schemas.microsoft.com/office/word/2018/wordml" xmlns:w16du="http://schemas.microsoft.com/office/word/2023/wordml/word16du" xmlns:w16sdtdh="http://schemas.microsoft.com/office/word/2020/wordml/sdtdatahash" xmlns:w16sdtfl="http://schemas.microsoft.com/office/word/2024/wordml/sdtformatlock" xmlns:w16se="http://schemas.microsoft.com/office/word/2015/wordml/symex" xmlns:wpg="http://schemas.microsoft.com/office/word/2010/wordprocessingGroup" xmlns:wpi="http://schemas.microsoft.com/office/word/2010/wordprocessingInk" xmlns:wne="http://schemas.microsoft.com/office/word/2006/wordml" xmlns:wps="http://schemas.microsoft.com/office/word/2010/wordprocessingShape" mc:Ignorable="w14 w15 w16se w16cid w16 w16cex w16sdtdh w16sdtfl w16du wp14">
-  <w16cid:commentId w16cid:paraId="23961BFD" w16cid:durableId="295BF6BE"/>
-</w16cid:commentsIds>
-</file>
-
 <file path=word/endnotes.xml><?xml version="1.0" encoding="utf-8"?>
-<w:endnotes xmlns:wpc="http://schemas.microsoft.com/office/word/2010/wordprocessingCanvas" xmlns:mo="http://schemas.microsoft.com/office/mac/office/2008/main" xmlns:mc="http://schemas.openxmlformats.org/markup-compatibility/2006" xmlns:mv="urn:schemas-microsoft-com:mac:vml" xmlns:o="urn:schemas-microsoft-com:office:office" xmlns:r="http://schemas.openxmlformats.org/officeDocument/2006/relationships" xmlns:m="http://schemas.openxmlformats.org/officeDocument/2006/math" xmlns:v="urn:schemas-microsoft-com:vml" xmlns:wp14="http://schemas.microsoft.com/office/word/2010/wordprocessingDrawing" xmlns:wp="http://schemas.openxmlformats.org/drawingml/2006/wordprocessingDrawing" xmlns:w10="urn:schemas-microsoft-com:office:word" xmlns:w="http://schemas.openxmlformats.org/wordprocessingml/2006/main" xmlns:w14="http://schemas.microsoft.com/office/word/2010/wordml" xmlns:w15="http://schemas.microsoft.com/office/word/2012/wordml" xmlns:wpg="http://schemas.microsoft.com/office/word/2010/wordprocessingGroup" xmlns:wpi="http://schemas.microsoft.com/office/word/2010/wordprocessingInk" xmlns:wne="http://schemas.microsoft.com/office/word/2006/wordml" xmlns:wps="http://schemas.microsoft.com/office/word/2010/wordprocessingShape" mc:Ignorable="w14 w15 wp14">
+<w:endnotes xmlns:wpc="http://schemas.microsoft.com/office/word/2010/wordprocessingCanvas" xmlns:cx="http://schemas.microsoft.com/office/drawing/2014/chartex" xmlns:cx1="http://schemas.microsoft.com/office/drawing/2015/9/8/chartex" xmlns:cx2="http://schemas.microsoft.com/office/drawing/2015/10/21/chartex" xmlns:cx3="http://schemas.microsoft.com/office/drawing/2016/5/9/chartex" xmlns:cx4="http://schemas.microsoft.com/office/drawing/2016/5/10/chartex" xmlns:cx5="http://schemas.microsoft.com/office/drawing/2016/5/11/chartex" xmlns:cx6="http://schemas.microsoft.com/office/drawing/2016/5/12/chartex" xmlns:cx7="http://schemas.microsoft.com/office/drawing/2016/5/13/chartex" xmlns:cx8="http://schemas.microsoft.com/office/drawing/2016/5/14/chartex" xmlns:mc="http://schemas.openxmlformats.org/markup-compatibility/2006" xmlns:aink="http://schemas.microsoft.com/office/drawing/2016/ink" xmlns:am3d="http://schemas.microsoft.com/office/drawing/2017/model3d" xmlns:o="urn:schemas-microsoft-com:office:office" xmlns:oel="http://schemas.microsoft.com/office/2019/extlst" xmlns:r="http://schemas.openxmlformats.org/officeDocument/2006/relationships" xmlns:m="http://schemas.openxmlformats.org/officeDocument/2006/math" xmlns:v="urn:schemas-microsoft-com:vml" xmlns:wp14="http://schemas.microsoft.com/office/word/2010/wordprocessingDrawing" xmlns:wp="http://schemas.openxmlformats.org/drawingml/2006/wordprocessingDrawing" xmlns:w10="urn:schemas-microsoft-com:office:word" xmlns:w="http://schemas.openxmlformats.org/wordprocessingml/2006/main" xmlns:w14="http://schemas.microsoft.com/office/word/2010/wordml" xmlns:w15="http://schemas.microsoft.com/office/word/2012/wordml" xmlns:w16cex="http://schemas.microsoft.com/office/word/2018/wordml/cex" xmlns:w16cid="http://schemas.microsoft.com/office/word/2016/wordml/cid" xmlns:w16="http://schemas.microsoft.com/office/word/2018/wordml" xmlns:w16du="http://schemas.microsoft.com/office/word/2023/wordml/word16du" xmlns:w16sdtdh="http://schemas.microsoft.com/office/word/2020/wordml/sdtdatahash" xmlns:w16sdtfl="http://schemas.microsoft.com/office/word/2024/wordml/sdtformatlock" xmlns:w16se="http://schemas.microsoft.com/office/word/2015/wordml/symex" xmlns:wpg="http://schemas.microsoft.com/office/word/2010/wordprocessingGroup" xmlns:wpi="http://schemas.microsoft.com/office/word/2010/wordprocessingInk" xmlns:wne="http://schemas.microsoft.com/office/word/2006/wordml" xmlns:wps="http://schemas.microsoft.com/office/word/2010/wordprocessingShape" mc:Ignorable="w14 w15 w16se w16cid w16 w16cex w16sdtdh w16sdtfl w16du wp14">
   <w:endnote w:type="separator" w:id="-1">
     <w:p>
       <w:pPr>
@@ -12270,7 +11690,7 @@
 </file>
 
 <file path=word/footnotes.xml><?xml version="1.0" encoding="utf-8"?>
-<w:footnotes xmlns:wpc="http://schemas.microsoft.com/office/word/2010/wordprocessingCanvas" xmlns:mo="http://schemas.microsoft.com/office/mac/office/2008/main" xmlns:mc="http://schemas.openxmlformats.org/markup-compatibility/2006" xmlns:mv="urn:schemas-microsoft-com:mac:vml" xmlns:o="urn:schemas-microsoft-com:office:office" xmlns:r="http://schemas.openxmlformats.org/officeDocument/2006/relationships" xmlns:m="http://schemas.openxmlformats.org/officeDocument/2006/math" xmlns:v="urn:schemas-microsoft-com:vml" xmlns:wp14="http://schemas.microsoft.com/office/word/2010/wordprocessingDrawing" xmlns:wp="http://schemas.openxmlformats.org/drawingml/2006/wordprocessingDrawing" xmlns:w10="urn:schemas-microsoft-com:office:word" xmlns:w="http://schemas.openxmlformats.org/wordprocessingml/2006/main" xmlns:w14="http://schemas.microsoft.com/office/word/2010/wordml" xmlns:w15="http://schemas.microsoft.com/office/word/2012/wordml" xmlns:wpg="http://schemas.microsoft.com/office/word/2010/wordprocessingGroup" xmlns:wpi="http://schemas.microsoft.com/office/word/2010/wordprocessingInk" xmlns:wne="http://schemas.microsoft.com/office/word/2006/wordml" xmlns:wps="http://schemas.microsoft.com/office/word/2010/wordprocessingShape" mc:Ignorable="w14 w15 wp14">
+<w:footnotes xmlns:wpc="http://schemas.microsoft.com/office/word/2010/wordprocessingCanvas" xmlns:cx="http://schemas.microsoft.com/office/drawing/2014/chartex" xmlns:cx1="http://schemas.microsoft.com/office/drawing/2015/9/8/chartex" xmlns:cx2="http://schemas.microsoft.com/office/drawing/2015/10/21/chartex" xmlns:cx3="http://schemas.microsoft.com/office/drawing/2016/5/9/chartex" xmlns:cx4="http://schemas.microsoft.com/office/drawing/2016/5/10/chartex" xmlns:cx5="http://schemas.microsoft.com/office/drawing/2016/5/11/chartex" xmlns:cx6="http://schemas.microsoft.com/office/drawing/2016/5/12/chartex" xmlns:cx7="http://schemas.microsoft.com/office/drawing/2016/5/13/chartex" xmlns:cx8="http://schemas.microsoft.com/office/drawing/2016/5/14/chartex" xmlns:mc="http://schemas.openxmlformats.org/markup-compatibility/2006" xmlns:aink="http://schemas.microsoft.com/office/drawing/2016/ink" xmlns:am3d="http://schemas.microsoft.com/office/drawing/2017/model3d" xmlns:o="urn:schemas-microsoft-com:office:office" xmlns:oel="http://schemas.microsoft.com/office/2019/extlst" xmlns:r="http://schemas.openxmlformats.org/officeDocument/2006/relationships" xmlns:m="http://schemas.openxmlformats.org/officeDocument/2006/math" xmlns:v="urn:schemas-microsoft-com:vml" xmlns:wp14="http://schemas.microsoft.com/office/word/2010/wordprocessingDrawing" xmlns:wp="http://schemas.openxmlformats.org/drawingml/2006/wordprocessingDrawing" xmlns:w10="urn:schemas-microsoft-com:office:word" xmlns:w="http://schemas.openxmlformats.org/wordprocessingml/2006/main" xmlns:w14="http://schemas.microsoft.com/office/word/2010/wordml" xmlns:w15="http://schemas.microsoft.com/office/word/2012/wordml" xmlns:w16cex="http://schemas.microsoft.com/office/word/2018/wordml/cex" xmlns:w16cid="http://schemas.microsoft.com/office/word/2016/wordml/cid" xmlns:w16="http://schemas.microsoft.com/office/word/2018/wordml" xmlns:w16du="http://schemas.microsoft.com/office/word/2023/wordml/word16du" xmlns:w16sdtdh="http://schemas.microsoft.com/office/word/2020/wordml/sdtdatahash" xmlns:w16sdtfl="http://schemas.microsoft.com/office/word/2024/wordml/sdtformatlock" xmlns:w16se="http://schemas.microsoft.com/office/word/2015/wordml/symex" xmlns:wpg="http://schemas.microsoft.com/office/word/2010/wordprocessingGroup" xmlns:wpi="http://schemas.microsoft.com/office/word/2010/wordprocessingInk" xmlns:wne="http://schemas.microsoft.com/office/word/2006/wordml" xmlns:wps="http://schemas.microsoft.com/office/word/2010/wordprocessingShape" mc:Ignorable="w14 w15 w16se w16cid w16 w16cex w16sdtdh w16sdtfl w16du wp14">
   <w:footnote w:type="separator" w:id="-1">
     <w:p>
       <w:pPr>
@@ -12295,7 +11715,7 @@
 </file>
 
 <file path=word/header1.xml><?xml version="1.0" encoding="utf-8"?>
-<w:hdr xmlns:wpc="http://schemas.microsoft.com/office/word/2010/wordprocessingCanvas" xmlns:mo="http://schemas.microsoft.com/office/mac/office/2008/main" xmlns:mc="http://schemas.openxmlformats.org/markup-compatibility/2006" xmlns:mv="urn:schemas-microsoft-com:mac:vml" xmlns:o="urn:schemas-microsoft-com:office:office" xmlns:r="http://schemas.openxmlformats.org/officeDocument/2006/relationships" xmlns:m="http://schemas.openxmlformats.org/officeDocument/2006/math" xmlns:v="urn:schemas-microsoft-com:vml" xmlns:wp14="http://schemas.microsoft.com/office/word/2010/wordprocessingDrawing" xmlns:wp="http://schemas.openxmlformats.org/drawingml/2006/wordprocessingDrawing" xmlns:w10="urn:schemas-microsoft-com:office:word" xmlns:w="http://schemas.openxmlformats.org/wordprocessingml/2006/main" xmlns:w14="http://schemas.microsoft.com/office/word/2010/wordml" xmlns:w15="http://schemas.microsoft.com/office/word/2012/wordml" xmlns:wpg="http://schemas.microsoft.com/office/word/2010/wordprocessingGroup" xmlns:wpi="http://schemas.microsoft.com/office/word/2010/wordprocessingInk" xmlns:wne="http://schemas.microsoft.com/office/word/2006/wordml" xmlns:wps="http://schemas.microsoft.com/office/word/2010/wordprocessingShape" mc:Ignorable="w14 w15 wp14">
+<w:hdr xmlns:wpc="http://schemas.microsoft.com/office/word/2010/wordprocessingCanvas" xmlns:cx="http://schemas.microsoft.com/office/drawing/2014/chartex" xmlns:cx1="http://schemas.microsoft.com/office/drawing/2015/9/8/chartex" xmlns:cx2="http://schemas.microsoft.com/office/drawing/2015/10/21/chartex" xmlns:cx3="http://schemas.microsoft.com/office/drawing/2016/5/9/chartex" xmlns:cx4="http://schemas.microsoft.com/office/drawing/2016/5/10/chartex" xmlns:cx5="http://schemas.microsoft.com/office/drawing/2016/5/11/chartex" xmlns:cx6="http://schemas.microsoft.com/office/drawing/2016/5/12/chartex" xmlns:cx7="http://schemas.microsoft.com/office/drawing/2016/5/13/chartex" xmlns:cx8="http://schemas.microsoft.com/office/drawing/2016/5/14/chartex" xmlns:mc="http://schemas.openxmlformats.org/markup-compatibility/2006" xmlns:aink="http://schemas.microsoft.com/office/drawing/2016/ink" xmlns:am3d="http://schemas.microsoft.com/office/drawing/2017/model3d" xmlns:o="urn:schemas-microsoft-com:office:office" xmlns:oel="http://schemas.microsoft.com/office/2019/extlst" xmlns:r="http://schemas.openxmlformats.org/officeDocument/2006/relationships" xmlns:m="http://schemas.openxmlformats.org/officeDocument/2006/math" xmlns:v="urn:schemas-microsoft-com:vml" xmlns:wp14="http://schemas.microsoft.com/office/word/2010/wordprocessingDrawing" xmlns:wp="http://schemas.openxmlformats.org/drawingml/2006/wordprocessingDrawing" xmlns:w10="urn:schemas-microsoft-com:office:word" xmlns:w="http://schemas.openxmlformats.org/wordprocessingml/2006/main" xmlns:w14="http://schemas.microsoft.com/office/word/2010/wordml" xmlns:w15="http://schemas.microsoft.com/office/word/2012/wordml" xmlns:w16cex="http://schemas.microsoft.com/office/word/2018/wordml/cex" xmlns:w16cid="http://schemas.microsoft.com/office/word/2016/wordml/cid" xmlns:w16="http://schemas.microsoft.com/office/word/2018/wordml" xmlns:w16du="http://schemas.microsoft.com/office/word/2023/wordml/word16du" xmlns:w16sdtdh="http://schemas.microsoft.com/office/word/2020/wordml/sdtdatahash" xmlns:w16sdtfl="http://schemas.microsoft.com/office/word/2024/wordml/sdtformatlock" xmlns:w16se="http://schemas.microsoft.com/office/word/2015/wordml/symex" xmlns:wpg="http://schemas.microsoft.com/office/word/2010/wordprocessingGroup" xmlns:wpi="http://schemas.microsoft.com/office/word/2010/wordprocessingInk" xmlns:wne="http://schemas.microsoft.com/office/word/2006/wordml" xmlns:wps="http://schemas.microsoft.com/office/word/2010/wordprocessingShape" mc:Ignorable="w14 w15 w16se w16cid w16 w16cex w16sdtdh w16sdtfl w16du wp14">
   <w:p>
     <w:pPr>
       <w:pStyle w:val="Header"/>
@@ -12321,7 +11741,7 @@
               <wp:docPr id="1325185859" name="Text Box 2" descr="Unclassified - Non-Classifié">
                 <a:extLst xmlns:a="http://schemas.openxmlformats.org/drawingml/2006/main">
                   <a:ext uri="{5AE41FA2-C0FF-4470-9BD4-5FADCA87CBE2}">
-                    <aclsh:classification xmlns:aclsh="http://schemas.microsoft.com/office/drawing/2020/classificationShape" xmlns:w16se="http://schemas.microsoft.com/office/word/2015/wordml/symex" xmlns:w16sdtfl="http://schemas.microsoft.com/office/word/2024/wordml/sdtformatlock" xmlns:w16sdtdh="http://schemas.microsoft.com/office/word/2020/wordml/sdtdatahash" xmlns:w16du="http://schemas.microsoft.com/office/word/2023/wordml/word16du" xmlns:w16="http://schemas.microsoft.com/office/word/2018/wordml" xmlns:w16cid="http://schemas.microsoft.com/office/word/2016/wordml/cid" xmlns:w16cex="http://schemas.microsoft.com/office/word/2018/wordml/cex" xmlns:w="http://schemas.openxmlformats.org/wordprocessingml/2006/main" xmlns:w10="urn:schemas-microsoft-com:office:word" xmlns:v="urn:schemas-microsoft-com:vml" xmlns:oel="http://schemas.microsoft.com/office/2019/extlst" xmlns:o="urn:schemas-microsoft-com:office:office" xmlns:am3d="http://schemas.microsoft.com/office/drawing/2017/model3d" xmlns:aink="http://schemas.microsoft.com/office/drawing/2016/ink" xmlns:cx8="http://schemas.microsoft.com/office/drawing/2016/5/14/chartex" xmlns:cx7="http://schemas.microsoft.com/office/drawing/2016/5/13/chartex" xmlns:cx6="http://schemas.microsoft.com/office/drawing/2016/5/12/chartex" xmlns:cx5="http://schemas.microsoft.com/office/drawing/2016/5/11/chartex" xmlns:cx4="http://schemas.microsoft.com/office/drawing/2016/5/10/chartex" xmlns:cx3="http://schemas.microsoft.com/office/drawing/2016/5/9/chartex" xmlns:cx2="http://schemas.microsoft.com/office/drawing/2015/10/21/chartex" xmlns:cx1="http://schemas.microsoft.com/office/drawing/2015/9/8/chartex" xmlns:cx="http://schemas.microsoft.com/office/drawing/2014/chartex" xmlns="" classificationOutcomeType="hdr"/>
+                    <aclsh:classification xmlns:aclsh="http://schemas.microsoft.com/office/drawing/2020/classificationShape" classificationOutcomeType="hdr"/>
                   </a:ext>
                 </a:extLst>
               </wp:docPr>
@@ -12379,11 +11799,11 @@
         </mc:Choice>
         <mc:Fallback>
           <w:pict>
-            <v:shapetype w14:anchorId="06EF4786" id="_x0000_t202" coordsize="21600,21600" o:spt="202" path="m0,0l0,21600,21600,21600,21600,0xe">
+            <v:shapetype w14:anchorId="06EF4786" id="_x0000_t202" coordsize="21600,21600" o:spt="202" path="m,l,21600r21600,l21600,xe">
               <v:stroke joinstyle="miter"/>
               <v:path gradientshapeok="t" o:connecttype="rect"/>
             </v:shapetype>
-            <v:shape id="Text Box 2" o:spid="_x0000_s1026" type="#_x0000_t202" alt="Unclassified - Non-Classifié" style="position:absolute;margin-left:99.7pt;margin-top:0;width:150.9pt;height:31.95pt;z-index:251659264;visibility:visible;mso-wrap-style:none;mso-wrap-distance-left:0;mso-wrap-distance-top:0;mso-wrap-distance-right:0;mso-wrap-distance-bottom:0;mso-position-horizontal:right;mso-position-horizontal-relative:page;mso-position-vertical:top;mso-position-vertical-relative:page;v-text-anchor:top" o:gfxdata="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" filled="f" stroked="f">
+            <v:shape id="Text Box 2" o:spid="_x0000_s1026" type="#_x0000_t202" alt="Unclassified - Non-Classifié" style="position:absolute;margin-left:110.9pt;margin-top:0;width:150.9pt;height:31.95pt;z-index:251659264;visibility:visible;mso-wrap-style:none;mso-wrap-distance-left:0;mso-wrap-distance-top:0;mso-wrap-distance-right:0;mso-wrap-distance-bottom:0;mso-position-horizontal:right;mso-position-horizontal-relative:page;mso-position-vertical:top;mso-position-vertical-relative:page;v-text-anchor:top" o:gfxdata="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" filled="f" stroked="f">
               <v:textbox style="mso-fit-shape-to-text:t" inset="0,15pt,20pt,0">
                 <w:txbxContent>
                   <w:p>
@@ -12417,7 +11837,7 @@
 </file>
 
 <file path=word/header2.xml><?xml version="1.0" encoding="utf-8"?>
-<w:hdr xmlns:wpc="http://schemas.microsoft.com/office/word/2010/wordprocessingCanvas" xmlns:mo="http://schemas.microsoft.com/office/mac/office/2008/main" xmlns:mc="http://schemas.openxmlformats.org/markup-compatibility/2006" xmlns:mv="urn:schemas-microsoft-com:mac:vml" xmlns:o="urn:schemas-microsoft-com:office:office" xmlns:r="http://schemas.openxmlformats.org/officeDocument/2006/relationships" xmlns:m="http://schemas.openxmlformats.org/officeDocument/2006/math" xmlns:v="urn:schemas-microsoft-com:vml" xmlns:wp14="http://schemas.microsoft.com/office/word/2010/wordprocessingDrawing" xmlns:wp="http://schemas.openxmlformats.org/drawingml/2006/wordprocessingDrawing" xmlns:w10="urn:schemas-microsoft-com:office:word" xmlns:w="http://schemas.openxmlformats.org/wordprocessingml/2006/main" xmlns:w14="http://schemas.microsoft.com/office/word/2010/wordml" xmlns:w15="http://schemas.microsoft.com/office/word/2012/wordml" xmlns:wpg="http://schemas.microsoft.com/office/word/2010/wordprocessingGroup" xmlns:wpi="http://schemas.microsoft.com/office/word/2010/wordprocessingInk" xmlns:wne="http://schemas.microsoft.com/office/word/2006/wordml" xmlns:wps="http://schemas.microsoft.com/office/word/2010/wordprocessingShape" mc:Ignorable="w14 w15 wp14">
+<w:hdr xmlns:wpc="http://schemas.microsoft.com/office/word/2010/wordprocessingCanvas" xmlns:cx="http://schemas.microsoft.com/office/drawing/2014/chartex" xmlns:cx1="http://schemas.microsoft.com/office/drawing/2015/9/8/chartex" xmlns:cx2="http://schemas.microsoft.com/office/drawing/2015/10/21/chartex" xmlns:cx3="http://schemas.microsoft.com/office/drawing/2016/5/9/chartex" xmlns:cx4="http://schemas.microsoft.com/office/drawing/2016/5/10/chartex" xmlns:cx5="http://schemas.microsoft.com/office/drawing/2016/5/11/chartex" xmlns:cx6="http://schemas.microsoft.com/office/drawing/2016/5/12/chartex" xmlns:cx7="http://schemas.microsoft.com/office/drawing/2016/5/13/chartex" xmlns:cx8="http://schemas.microsoft.com/office/drawing/2016/5/14/chartex" xmlns:mc="http://schemas.openxmlformats.org/markup-compatibility/2006" xmlns:aink="http://schemas.microsoft.com/office/drawing/2016/ink" xmlns:am3d="http://schemas.microsoft.com/office/drawing/2017/model3d" xmlns:o="urn:schemas-microsoft-com:office:office" xmlns:oel="http://schemas.microsoft.com/office/2019/extlst" xmlns:r="http://schemas.openxmlformats.org/officeDocument/2006/relationships" xmlns:m="http://schemas.openxmlformats.org/officeDocument/2006/math" xmlns:v="urn:schemas-microsoft-com:vml" xmlns:wp14="http://schemas.microsoft.com/office/word/2010/wordprocessingDrawing" xmlns:wp="http://schemas.openxmlformats.org/drawingml/2006/wordprocessingDrawing" xmlns:w10="urn:schemas-microsoft-com:office:word" xmlns:w="http://schemas.openxmlformats.org/wordprocessingml/2006/main" xmlns:w14="http://schemas.microsoft.com/office/word/2010/wordml" xmlns:w15="http://schemas.microsoft.com/office/word/2012/wordml" xmlns:w16cex="http://schemas.microsoft.com/office/word/2018/wordml/cex" xmlns:w16cid="http://schemas.microsoft.com/office/word/2016/wordml/cid" xmlns:w16="http://schemas.microsoft.com/office/word/2018/wordml" xmlns:w16du="http://schemas.microsoft.com/office/word/2023/wordml/word16du" xmlns:w16sdtdh="http://schemas.microsoft.com/office/word/2020/wordml/sdtdatahash" xmlns:w16sdtfl="http://schemas.microsoft.com/office/word/2024/wordml/sdtformatlock" xmlns:w16se="http://schemas.microsoft.com/office/word/2015/wordml/symex" xmlns:wpg="http://schemas.microsoft.com/office/word/2010/wordprocessingGroup" xmlns:wpi="http://schemas.microsoft.com/office/word/2010/wordprocessingInk" xmlns:wne="http://schemas.microsoft.com/office/word/2006/wordml" xmlns:wps="http://schemas.microsoft.com/office/word/2010/wordprocessingShape" mc:Ignorable="w14 w15 w16se w16cid w16 w16cex w16sdtdh w16sdtfl w16du wp14">
   <w:p>
     <w:pPr>
       <w:pStyle w:val="Header"/>
@@ -12443,7 +11863,7 @@
               <wp:docPr id="1770544772" name="Text Box 3" descr="Unclassified - Non-Classifié">
                 <a:extLst xmlns:a="http://schemas.openxmlformats.org/drawingml/2006/main">
                   <a:ext uri="{5AE41FA2-C0FF-4470-9BD4-5FADCA87CBE2}">
-                    <aclsh:classification xmlns:aclsh="http://schemas.microsoft.com/office/drawing/2020/classificationShape" xmlns:w16se="http://schemas.microsoft.com/office/word/2015/wordml/symex" xmlns:w16sdtfl="http://schemas.microsoft.com/office/word/2024/wordml/sdtformatlock" xmlns:w16sdtdh="http://schemas.microsoft.com/office/word/2020/wordml/sdtdatahash" xmlns:w16du="http://schemas.microsoft.com/office/word/2023/wordml/word16du" xmlns:w16="http://schemas.microsoft.com/office/word/2018/wordml" xmlns:w16cid="http://schemas.microsoft.com/office/word/2016/wordml/cid" xmlns:w16cex="http://schemas.microsoft.com/office/word/2018/wordml/cex" xmlns:w="http://schemas.openxmlformats.org/wordprocessingml/2006/main" xmlns:w10="urn:schemas-microsoft-com:office:word" xmlns:v="urn:schemas-microsoft-com:vml" xmlns:oel="http://schemas.microsoft.com/office/2019/extlst" xmlns:o="urn:schemas-microsoft-com:office:office" xmlns:am3d="http://schemas.microsoft.com/office/drawing/2017/model3d" xmlns:aink="http://schemas.microsoft.com/office/drawing/2016/ink" xmlns:cx8="http://schemas.microsoft.com/office/drawing/2016/5/14/chartex" xmlns:cx7="http://schemas.microsoft.com/office/drawing/2016/5/13/chartex" xmlns:cx6="http://schemas.microsoft.com/office/drawing/2016/5/12/chartex" xmlns:cx5="http://schemas.microsoft.com/office/drawing/2016/5/11/chartex" xmlns:cx4="http://schemas.microsoft.com/office/drawing/2016/5/10/chartex" xmlns:cx3="http://schemas.microsoft.com/office/drawing/2016/5/9/chartex" xmlns:cx2="http://schemas.microsoft.com/office/drawing/2015/10/21/chartex" xmlns:cx1="http://schemas.microsoft.com/office/drawing/2015/9/8/chartex" xmlns:cx="http://schemas.microsoft.com/office/drawing/2014/chartex" xmlns="" classificationOutcomeType="hdr"/>
+                    <aclsh:classification xmlns:aclsh="http://schemas.microsoft.com/office/drawing/2020/classificationShape" classificationOutcomeType="hdr"/>
                   </a:ext>
                 </a:extLst>
               </wp:docPr>
@@ -12501,11 +11921,11 @@
         </mc:Choice>
         <mc:Fallback>
           <w:pict>
-            <v:shapetype w14:anchorId="581DE010" id="_x0000_t202" coordsize="21600,21600" o:spt="202" path="m0,0l0,21600,21600,21600,21600,0xe">
+            <v:shapetype w14:anchorId="581DE010" id="_x0000_t202" coordsize="21600,21600" o:spt="202" path="m,l,21600r21600,l21600,xe">
               <v:stroke joinstyle="miter"/>
               <v:path gradientshapeok="t" o:connecttype="rect"/>
             </v:shapetype>
-            <v:shape id="Text Box 3" o:spid="_x0000_s1027" type="#_x0000_t202" alt="Unclassified - Non-Classifié" style="position:absolute;margin-left:99.7pt;margin-top:0;width:150.9pt;height:31.95pt;z-index:251660288;visibility:visible;mso-wrap-style:none;mso-wrap-distance-left:0;mso-wrap-distance-top:0;mso-wrap-distance-right:0;mso-wrap-distance-bottom:0;mso-position-horizontal:right;mso-position-horizontal-relative:page;mso-position-vertical:top;mso-position-vertical-relative:page;v-text-anchor:top" o:gfxdata="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" filled="f" stroked="f">
+            <v:shape id="Text Box 3" o:spid="_x0000_s1027" type="#_x0000_t202" alt="Unclassified - Non-Classifié" style="position:absolute;margin-left:110.9pt;margin-top:0;width:150.9pt;height:31.95pt;z-index:251660288;visibility:visible;mso-wrap-style:none;mso-wrap-distance-left:0;mso-wrap-distance-top:0;mso-wrap-distance-right:0;mso-wrap-distance-bottom:0;mso-position-horizontal:right;mso-position-horizontal-relative:page;mso-position-vertical:top;mso-position-vertical-relative:page;v-text-anchor:top" o:gfxdata="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" filled="f" stroked="f">
               <v:textbox style="mso-fit-shape-to-text:t" inset="0,15pt,20pt,0">
                 <w:txbxContent>
                   <w:p>
@@ -12539,7 +11959,7 @@
 </file>
 
 <file path=word/header3.xml><?xml version="1.0" encoding="utf-8"?>
-<w:hdr xmlns:wpc="http://schemas.microsoft.com/office/word/2010/wordprocessingCanvas" xmlns:mo="http://schemas.microsoft.com/office/mac/office/2008/main" xmlns:mc="http://schemas.openxmlformats.org/markup-compatibility/2006" xmlns:mv="urn:schemas-microsoft-com:mac:vml" xmlns:o="urn:schemas-microsoft-com:office:office" xmlns:r="http://schemas.openxmlformats.org/officeDocument/2006/relationships" xmlns:m="http://schemas.openxmlformats.org/officeDocument/2006/math" xmlns:v="urn:schemas-microsoft-com:vml" xmlns:wp14="http://schemas.microsoft.com/office/word/2010/wordprocessingDrawing" xmlns:wp="http://schemas.openxmlformats.org/drawingml/2006/wordprocessingDrawing" xmlns:w10="urn:schemas-microsoft-com:office:word" xmlns:w="http://schemas.openxmlformats.org/wordprocessingml/2006/main" xmlns:w14="http://schemas.microsoft.com/office/word/2010/wordml" xmlns:w15="http://schemas.microsoft.com/office/word/2012/wordml" xmlns:wpg="http://schemas.microsoft.com/office/word/2010/wordprocessingGroup" xmlns:wpi="http://schemas.microsoft.com/office/word/2010/wordprocessingInk" xmlns:wne="http://schemas.microsoft.com/office/word/2006/wordml" xmlns:wps="http://schemas.microsoft.com/office/word/2010/wordprocessingShape" mc:Ignorable="w14 w15 wp14">
+<w:hdr xmlns:wpc="http://schemas.microsoft.com/office/word/2010/wordprocessingCanvas" xmlns:cx="http://schemas.microsoft.com/office/drawing/2014/chartex" xmlns:cx1="http://schemas.microsoft.com/office/drawing/2015/9/8/chartex" xmlns:cx2="http://schemas.microsoft.com/office/drawing/2015/10/21/chartex" xmlns:cx3="http://schemas.microsoft.com/office/drawing/2016/5/9/chartex" xmlns:cx4="http://schemas.microsoft.com/office/drawing/2016/5/10/chartex" xmlns:cx5="http://schemas.microsoft.com/office/drawing/2016/5/11/chartex" xmlns:cx6="http://schemas.microsoft.com/office/drawing/2016/5/12/chartex" xmlns:cx7="http://schemas.microsoft.com/office/drawing/2016/5/13/chartex" xmlns:cx8="http://schemas.microsoft.com/office/drawing/2016/5/14/chartex" xmlns:mc="http://schemas.openxmlformats.org/markup-compatibility/2006" xmlns:aink="http://schemas.microsoft.com/office/drawing/2016/ink" xmlns:am3d="http://schemas.microsoft.com/office/drawing/2017/model3d" xmlns:o="urn:schemas-microsoft-com:office:office" xmlns:oel="http://schemas.microsoft.com/office/2019/extlst" xmlns:r="http://schemas.openxmlformats.org/officeDocument/2006/relationships" xmlns:m="http://schemas.openxmlformats.org/officeDocument/2006/math" xmlns:v="urn:schemas-microsoft-com:vml" xmlns:wp14="http://schemas.microsoft.com/office/word/2010/wordprocessingDrawing" xmlns:wp="http://schemas.openxmlformats.org/drawingml/2006/wordprocessingDrawing" xmlns:w10="urn:schemas-microsoft-com:office:word" xmlns:w="http://schemas.openxmlformats.org/wordprocessingml/2006/main" xmlns:w14="http://schemas.microsoft.com/office/word/2010/wordml" xmlns:w15="http://schemas.microsoft.com/office/word/2012/wordml" xmlns:w16cex="http://schemas.microsoft.com/office/word/2018/wordml/cex" xmlns:w16cid="http://schemas.microsoft.com/office/word/2016/wordml/cid" xmlns:w16="http://schemas.microsoft.com/office/word/2018/wordml" xmlns:w16du="http://schemas.microsoft.com/office/word/2023/wordml/word16du" xmlns:w16sdtdh="http://schemas.microsoft.com/office/word/2020/wordml/sdtdatahash" xmlns:w16sdtfl="http://schemas.microsoft.com/office/word/2024/wordml/sdtformatlock" xmlns:w16se="http://schemas.microsoft.com/office/word/2015/wordml/symex" xmlns:wpg="http://schemas.microsoft.com/office/word/2010/wordprocessingGroup" xmlns:wpi="http://schemas.microsoft.com/office/word/2010/wordprocessingInk" xmlns:wne="http://schemas.microsoft.com/office/word/2006/wordml" xmlns:wps="http://schemas.microsoft.com/office/word/2010/wordprocessingShape" mc:Ignorable="w14 w15 w16se w16cid w16 w16cex w16sdtdh w16sdtfl w16du wp14">
   <w:p>
     <w:pPr>
       <w:pStyle w:val="Header"/>
@@ -12565,7 +11985,7 @@
               <wp:docPr id="1356072050" name="Text Box 1" descr="Unclassified - Non-Classifié">
                 <a:extLst xmlns:a="http://schemas.openxmlformats.org/drawingml/2006/main">
                   <a:ext uri="{5AE41FA2-C0FF-4470-9BD4-5FADCA87CBE2}">
-                    <aclsh:classification xmlns:aclsh="http://schemas.microsoft.com/office/drawing/2020/classificationShape" xmlns:w16se="http://schemas.microsoft.com/office/word/2015/wordml/symex" xmlns:w16sdtfl="http://schemas.microsoft.com/office/word/2024/wordml/sdtformatlock" xmlns:w16sdtdh="http://schemas.microsoft.com/office/word/2020/wordml/sdtdatahash" xmlns:w16du="http://schemas.microsoft.com/office/word/2023/wordml/word16du" xmlns:w16="http://schemas.microsoft.com/office/word/2018/wordml" xmlns:w16cid="http://schemas.microsoft.com/office/word/2016/wordml/cid" xmlns:w16cex="http://schemas.microsoft.com/office/word/2018/wordml/cex" xmlns:w="http://schemas.openxmlformats.org/wordprocessingml/2006/main" xmlns:w10="urn:schemas-microsoft-com:office:word" xmlns:v="urn:schemas-microsoft-com:vml" xmlns:oel="http://schemas.microsoft.com/office/2019/extlst" xmlns:o="urn:schemas-microsoft-com:office:office" xmlns:am3d="http://schemas.microsoft.com/office/drawing/2017/model3d" xmlns:aink="http://schemas.microsoft.com/office/drawing/2016/ink" xmlns:cx8="http://schemas.microsoft.com/office/drawing/2016/5/14/chartex" xmlns:cx7="http://schemas.microsoft.com/office/drawing/2016/5/13/chartex" xmlns:cx6="http://schemas.microsoft.com/office/drawing/2016/5/12/chartex" xmlns:cx5="http://schemas.microsoft.com/office/drawing/2016/5/11/chartex" xmlns:cx4="http://schemas.microsoft.com/office/drawing/2016/5/10/chartex" xmlns:cx3="http://schemas.microsoft.com/office/drawing/2016/5/9/chartex" xmlns:cx2="http://schemas.microsoft.com/office/drawing/2015/10/21/chartex" xmlns:cx1="http://schemas.microsoft.com/office/drawing/2015/9/8/chartex" xmlns:cx="http://schemas.microsoft.com/office/drawing/2014/chartex" xmlns="" classificationOutcomeType="hdr"/>
+                    <aclsh:classification xmlns:aclsh="http://schemas.microsoft.com/office/drawing/2020/classificationShape" classificationOutcomeType="hdr"/>
                   </a:ext>
                 </a:extLst>
               </wp:docPr>
@@ -12623,11 +12043,11 @@
         </mc:Choice>
         <mc:Fallback>
           <w:pict>
-            <v:shapetype w14:anchorId="1E4DA630" id="_x0000_t202" coordsize="21600,21600" o:spt="202" path="m0,0l0,21600,21600,21600,21600,0xe">
+            <v:shapetype w14:anchorId="1E4DA630" id="_x0000_t202" coordsize="21600,21600" o:spt="202" path="m,l,21600r21600,l21600,xe">
               <v:stroke joinstyle="miter"/>
               <v:path gradientshapeok="t" o:connecttype="rect"/>
             </v:shapetype>
-            <v:shape id="Text Box 1" o:spid="_x0000_s1028" type="#_x0000_t202" alt="Unclassified - Non-Classifié" style="position:absolute;margin-left:99.7pt;margin-top:0;width:150.9pt;height:31.95pt;z-index:251658240;visibility:visible;mso-wrap-style:none;mso-wrap-distance-left:0;mso-wrap-distance-top:0;mso-wrap-distance-right:0;mso-wrap-distance-bottom:0;mso-position-horizontal:right;mso-position-horizontal-relative:page;mso-position-vertical:top;mso-position-vertical-relative:page;v-text-anchor:top" o:gfxdata="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" filled="f" stroked="f">
+            <v:shape id="Text Box 1" o:spid="_x0000_s1028" type="#_x0000_t202" alt="Unclassified - Non-Classifié" style="position:absolute;margin-left:110.9pt;margin-top:0;width:150.9pt;height:31.95pt;z-index:251658240;visibility:visible;mso-wrap-style:none;mso-wrap-distance-left:0;mso-wrap-distance-top:0;mso-wrap-distance-right:0;mso-wrap-distance-bottom:0;mso-position-horizontal:right;mso-position-horizontal-relative:page;mso-position-vertical:top;mso-position-vertical-relative:page;v-text-anchor:top" o:gfxdata="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" filled="f" stroked="f">
               <v:textbox style="mso-fit-shape-to-text:t" inset="0,15pt,20pt,0">
                 <w:txbxContent>
                   <w:p>
@@ -12661,8 +12081,8 @@
 </file>
 
 <file path=word/numbering.xml><?xml version="1.0" encoding="utf-8"?>
-<w:numbering xmlns:wpc="http://schemas.microsoft.com/office/word/2010/wordprocessingCanvas" xmlns:mo="http://schemas.microsoft.com/office/mac/office/2008/main" xmlns:mc="http://schemas.openxmlformats.org/markup-compatibility/2006" xmlns:mv="urn:schemas-microsoft-com:mac:vml" xmlns:o="urn:schemas-microsoft-com:office:office" xmlns:r="http://schemas.openxmlformats.org/officeDocument/2006/relationships" xmlns:m="http://schemas.openxmlformats.org/officeDocument/2006/math" xmlns:v="urn:schemas-microsoft-com:vml" xmlns:wp14="http://schemas.microsoft.com/office/word/2010/wordprocessingDrawing" xmlns:wp="http://schemas.openxmlformats.org/drawingml/2006/wordprocessingDrawing" xmlns:w10="urn:schemas-microsoft-com:office:word" xmlns:w="http://schemas.openxmlformats.org/wordprocessingml/2006/main" xmlns:w14="http://schemas.microsoft.com/office/word/2010/wordml" xmlns:w15="http://schemas.microsoft.com/office/word/2012/wordml" xmlns:wpg="http://schemas.microsoft.com/office/word/2010/wordprocessingGroup" xmlns:wpi="http://schemas.microsoft.com/office/word/2010/wordprocessingInk" xmlns:wne="http://schemas.microsoft.com/office/word/2006/wordml" xmlns:wps="http://schemas.microsoft.com/office/word/2010/wordprocessingShape" mc:Ignorable="w14 w15 wp14">
-  <w:abstractNum w:abstractNumId="0">
+<w:numbering xmlns:wpc="http://schemas.microsoft.com/office/word/2010/wordprocessingCanvas" xmlns:cx="http://schemas.microsoft.com/office/drawing/2014/chartex" xmlns:cx1="http://schemas.microsoft.com/office/drawing/2015/9/8/chartex" xmlns:cx2="http://schemas.microsoft.com/office/drawing/2015/10/21/chartex" xmlns:cx3="http://schemas.microsoft.com/office/drawing/2016/5/9/chartex" xmlns:cx4="http://schemas.microsoft.com/office/drawing/2016/5/10/chartex" xmlns:cx5="http://schemas.microsoft.com/office/drawing/2016/5/11/chartex" xmlns:cx6="http://schemas.microsoft.com/office/drawing/2016/5/12/chartex" xmlns:cx7="http://schemas.microsoft.com/office/drawing/2016/5/13/chartex" xmlns:cx8="http://schemas.microsoft.com/office/drawing/2016/5/14/chartex" xmlns:mc="http://schemas.openxmlformats.org/markup-compatibility/2006" xmlns:aink="http://schemas.microsoft.com/office/drawing/2016/ink" xmlns:am3d="http://schemas.microsoft.com/office/drawing/2017/model3d" xmlns:o="urn:schemas-microsoft-com:office:office" xmlns:oel="http://schemas.microsoft.com/office/2019/extlst" xmlns:r="http://schemas.openxmlformats.org/officeDocument/2006/relationships" xmlns:m="http://schemas.openxmlformats.org/officeDocument/2006/math" xmlns:v="urn:schemas-microsoft-com:vml" xmlns:wp14="http://schemas.microsoft.com/office/word/2010/wordprocessingDrawing" xmlns:wp="http://schemas.openxmlformats.org/drawingml/2006/wordprocessingDrawing" xmlns:w10="urn:schemas-microsoft-com:office:word" xmlns:w="http://schemas.openxmlformats.org/wordprocessingml/2006/main" xmlns:w14="http://schemas.microsoft.com/office/word/2010/wordml" xmlns:w15="http://schemas.microsoft.com/office/word/2012/wordml" xmlns:w16cex="http://schemas.microsoft.com/office/word/2018/wordml/cex" xmlns:w16cid="http://schemas.microsoft.com/office/word/2016/wordml/cid" xmlns:w16="http://schemas.microsoft.com/office/word/2018/wordml" xmlns:w16du="http://schemas.microsoft.com/office/word/2023/wordml/word16du" xmlns:w16sdtdh="http://schemas.microsoft.com/office/word/2020/wordml/sdtdatahash" xmlns:w16sdtfl="http://schemas.microsoft.com/office/word/2024/wordml/sdtformatlock" xmlns:w16se="http://schemas.microsoft.com/office/word/2015/wordml/symex" xmlns:wpg="http://schemas.microsoft.com/office/word/2010/wordprocessingGroup" xmlns:wpi="http://schemas.microsoft.com/office/word/2010/wordprocessingInk" xmlns:wne="http://schemas.microsoft.com/office/word/2006/wordml" xmlns:wps="http://schemas.microsoft.com/office/word/2010/wordprocessingShape" mc:Ignorable="w14 w15 w16se w16cid w16 w16cex w16sdtdh w16sdtfl w16du wp14">
+  <w:abstractNum w:abstractNumId="0" w15:restartNumberingAfterBreak="0">
     <w:nsid w:val="21B26A6D"/>
     <w:multiLevelType w:val="hybridMultilevel"/>
     <w:tmpl w:val="F4D643E0"/>
@@ -12751,7 +12171,7 @@
       </w:pPr>
     </w:lvl>
   </w:abstractNum>
-  <w:abstractNum w:abstractNumId="1">
+  <w:abstractNum w:abstractNumId="1" w15:restartNumberingAfterBreak="0">
     <w:nsid w:val="7D2417BB"/>
     <w:multiLevelType w:val="multilevel"/>
     <w:tmpl w:val="1B2A8F76"/>
@@ -12864,17 +12284,17 @@
       </w:pPr>
     </w:lvl>
   </w:abstractNum>
-  <w:num w:numId="1">
+  <w:num w:numId="1" w16cid:durableId="1383214356">
     <w:abstractNumId w:val="0"/>
   </w:num>
-  <w:num w:numId="2">
+  <w:num w:numId="2" w16cid:durableId="1822427029">
     <w:abstractNumId w:val="1"/>
   </w:num>
 </w:numbering>
 </file>
 
 <file path=word/styles.xml><?xml version="1.0" encoding="utf-8"?>
-<w:styles xmlns:mc="http://schemas.openxmlformats.org/markup-compatibility/2006" xmlns:r="http://schemas.openxmlformats.org/officeDocument/2006/relationships" xmlns:w="http://schemas.openxmlformats.org/wordprocessingml/2006/main" xmlns:w14="http://schemas.microsoft.com/office/word/2010/wordml" xmlns:w15="http://schemas.microsoft.com/office/word/2012/wordml" mc:Ignorable="w14 w15">
+<w:styles xmlns:mc="http://schemas.openxmlformats.org/markup-compatibility/2006" xmlns:r="http://schemas.openxmlformats.org/officeDocument/2006/relationships" xmlns:w="http://schemas.openxmlformats.org/wordprocessingml/2006/main" xmlns:w14="http://schemas.microsoft.com/office/word/2010/wordml" xmlns:w15="http://schemas.microsoft.com/office/word/2012/wordml" xmlns:w16cex="http://schemas.microsoft.com/office/word/2018/wordml/cex" xmlns:w16cid="http://schemas.microsoft.com/office/word/2016/wordml/cid" xmlns:w16="http://schemas.microsoft.com/office/word/2018/wordml" xmlns:w16du="http://schemas.microsoft.com/office/word/2023/wordml/word16du" xmlns:w16sdtdh="http://schemas.microsoft.com/office/word/2020/wordml/sdtdatahash" xmlns:w16sdtfl="http://schemas.microsoft.com/office/word/2024/wordml/sdtformatlock" xmlns:w16se="http://schemas.microsoft.com/office/word/2015/wordml/symex" mc:Ignorable="w14 w15 w16se w16cid w16 w16cex w16sdtdh w16sdtfl w16du">
   <w:docDefaults>
     <w:rPrDefault>
       <w:rPr>
@@ -12892,7 +12312,7 @@
       </w:pPr>
     </w:pPrDefault>
   </w:docDefaults>
-  <w:latentStyles w:defLockedState="0" w:defUIPriority="99" w:defSemiHidden="0" w:defUnhideWhenUsed="0" w:defQFormat="0" w:count="382">
+  <w:latentStyles w:defLockedState="0" w:defUIPriority="99" w:defSemiHidden="0" w:defUnhideWhenUsed="0" w:defQFormat="0" w:count="376">
     <w:lsdException w:name="Normal" w:uiPriority="0" w:qFormat="1"/>
     <w:lsdException w:name="heading 1" w:uiPriority="9" w:qFormat="1"/>
     <w:lsdException w:name="heading 2" w:semiHidden="1" w:uiPriority="9" w:unhideWhenUsed="1" w:qFormat="1"/>

--- a/report.docx
+++ b/report.docx
@@ -96,20 +96,134 @@
     </w:p>
     <w:p>
       <w:pPr>
+        <w:rPr>
+          <w:lang w:val="fr-CA"/>
+        </w:rPr>
+      </w:pPr>
+      <w:r>
+        <w:rPr>
+          <w:lang w:val="fr-CA"/>
+        </w:rPr>
+        <w:t>François Turcotte</w:t>
+      </w:r>
+      <w:r>
+        <w:rPr>
+          <w:vertAlign w:val="superscript"/>
+          <w:lang w:val="fr-CA"/>
+        </w:rPr>
+        <w:t>1</w:t>
+      </w:r>
+      <w:r>
+        <w:rPr>
+          <w:lang w:val="fr-CA"/>
+        </w:rPr>
+        <w:t>, Tim</w:t>
+      </w:r>
+      <w:r>
+        <w:rPr>
+          <w:lang w:val="fr-CA"/>
+        </w:rPr>
+        <w:t>othy J. Barret</w:t>
+      </w:r>
+      <w:r>
+        <w:rPr>
+          <w:vertAlign w:val="superscript"/>
+          <w:lang w:val="fr-CA"/>
+        </w:rPr>
+        <w:t>2</w:t>
+      </w:r>
+    </w:p>
+    <w:p>
+      <w:r>
+        <w:rPr>
+          <w:vertAlign w:val="superscript"/>
+        </w:rPr>
+        <w:t>1</w:t>
+      </w:r>
+      <w:r>
+        <w:t>Fisheries and Oceans Canada, Gulf Fisheries Centre, Moncton, NB E1C 9B6, Canada</w:t>
+      </w:r>
+    </w:p>
+    <w:p>
+      <w:pPr>
         <w:pStyle w:val="Heading1"/>
         <w:rPr>
-          <w:rFonts w:ascii="Arial" w:hAnsi="Arial" w:cs="Arial"/>
-          <w:sz w:val="24"/>
-          <w:szCs w:val="24"/>
-        </w:rPr>
-      </w:pPr>
-      <w:r>
-        <w:rPr>
-          <w:rFonts w:ascii="Arial" w:hAnsi="Arial" w:cs="Arial"/>
+          <w:rFonts w:asciiTheme="minorHAnsi" w:eastAsiaTheme="minorHAnsi" w:hAnsiTheme="minorHAnsi" w:cstheme="minorBidi"/>
           <w:color w:val="auto"/>
           <w:sz w:val="24"/>
           <w:szCs w:val="24"/>
         </w:rPr>
+      </w:pPr>
+      <w:r>
+        <w:rPr>
+          <w:rFonts w:asciiTheme="minorHAnsi" w:eastAsiaTheme="minorHAnsi" w:hAnsiTheme="minorHAnsi" w:cstheme="minorBidi"/>
+          <w:color w:val="auto"/>
+          <w:sz w:val="24"/>
+          <w:szCs w:val="24"/>
+          <w:vertAlign w:val="superscript"/>
+        </w:rPr>
+        <w:t>2</w:t>
+      </w:r>
+      <w:r>
+        <w:rPr>
+          <w:rFonts w:asciiTheme="minorHAnsi" w:eastAsiaTheme="minorHAnsi" w:hAnsiTheme="minorHAnsi" w:cstheme="minorBidi"/>
+          <w:color w:val="auto"/>
+          <w:sz w:val="24"/>
+          <w:szCs w:val="24"/>
+        </w:rPr>
+        <w:t>Fisheries and Oceans Canada, St. Andrews Biological Station, St Andrews, NB E5B 2L9, Canada</w:t>
+      </w:r>
+    </w:p>
+    <w:p/>
+    <w:p>
+      <w:r>
+        <w:t xml:space="preserve">Keywords: Atlantic Cod, stock recovery, Allee effects, population dynamics  </w:t>
+      </w:r>
+    </w:p>
+    <w:p/>
+    <w:p>
+      <w:r>
+        <w:t>Abstract</w:t>
+      </w:r>
+    </w:p>
+    <w:p>
+      <w:r>
+        <w:t>Limited recovery following widespread collapses of Atlantic cod (Gadus morhua) stocks suggests that depensatory processes may constrain rebuilding. We evaluated the presence and strength of Allee effects across 24 cod stocks using a surplus production framework that integrates recruitment, somatic growth, and natural mortality. Surplus production was derived from catch and biomass time series, and per capita production rates were analyzed as a function of biomass using segmented regressions to identify Allee effect thresholds. The strength of depensation was quantified as the relative reduction in production at low biomass compared to expected compensatory dynamics.</w:t>
+      </w:r>
+      <w:r>
+        <w:t xml:space="preserve"> </w:t>
+      </w:r>
+      <w:r>
+        <w:t>All stocks declined below a proxy limit reference point (40% of maximum observed biomass), indicating widespread collapse; however, recovery trajectories varied substantially. Stocks that recovered generally maintained positive production at low biomass and exhibited weak or no evidence of Allee effects. In contrast, non-recovering stocks frequently displayed strong depensatory dynamics, with near-zero or negative production at their lowest observed biomass. The strength of the Allee effect was positively associated with both the severity of depletion and the likelihood of failed recovery. Some stocks without detectable Allee effects also failed to recover, reflecting persistently low productivity across their biomass range.</w:t>
+      </w:r>
+      <w:r>
+        <w:t xml:space="preserve"> </w:t>
+      </w:r>
+      <w:r>
+        <w:t>These results demonstrate that surplus production dynamics provide a robust and integrative framework for detecting and quantifying Allee effects. Recovery potential in Atlantic cod appears to depend jointly on depletion severity, productivity at low biomass, and the strength of depensatory processes.</w:t>
+      </w:r>
+      <w:r>
+        <w:br w:type="page"/>
+      </w:r>
+    </w:p>
+    <w:p>
+      <w:pPr>
+        <w:pStyle w:val="Heading1"/>
+        <w:rPr>
+          <w:rFonts w:ascii="Arial" w:hAnsi="Arial" w:cs="Arial"/>
+          <w:sz w:val="24"/>
+          <w:szCs w:val="24"/>
+        </w:rPr>
+      </w:pPr>
+      <w:bookmarkStart w:id="0" w:name="_Hlk224820388"/>
+      <w:r>
+        <w:rPr>
+          <w:rFonts w:ascii="Arial" w:hAnsi="Arial" w:cs="Arial"/>
+          <w:color w:val="auto"/>
+          <w:sz w:val="24"/>
+          <w:szCs w:val="24"/>
+        </w:rPr>
+        <w:lastRenderedPageBreak/>
         <w:t>Introduction</w:t>
       </w:r>
     </w:p>
@@ -265,26 +379,26 @@
         <w:rPr>
           <w:rFonts w:ascii="Arial" w:hAnsi="Arial" w:cs="Arial"/>
         </w:rPr>
-        <w:t xml:space="preserve">Here, we use surplus production dynamics to examine the presence and strength of Allee effects across multiple Atlantic cod stocks within a common analytical framework, </w:t>
+        <w:t xml:space="preserve">Here, we use surplus production dynamics to examine the presence and strength of Allee effects across multiple Atlantic cod stocks within a common analytical framework, with particular emphasis on how productivity changes at low biomass and how these changes relate to recovery following collapse. Specifically, we assess whether cod stocks exhibit Allee effect thresholds </w:t>
+      </w:r>
+      <w:r>
+        <w:rPr>
+          <w:rFonts w:ascii="Arial" w:hAnsi="Arial" w:cs="Arial"/>
+        </w:rPr>
+        <w:t xml:space="preserve">and Allee thresholds </w:t>
+      </w:r>
+      <w:r>
+        <w:rPr>
+          <w:rFonts w:ascii="Arial" w:hAnsi="Arial" w:cs="Arial"/>
+        </w:rPr>
+        <w:t xml:space="preserve">in surplus production </w:t>
       </w:r>
       <w:r>
         <w:rPr>
           <w:rFonts w:ascii="Arial" w:hAnsi="Arial" w:cs="Arial"/>
         </w:rPr>
         <w:lastRenderedPageBreak/>
-        <w:t xml:space="preserve">with particular emphasis on how productivity changes at low biomass and how these changes relate to recovery following collapse. Specifically, we assess whether cod stocks exhibit Allee effect thresholds </w:t>
-      </w:r>
-      <w:r>
-        <w:rPr>
-          <w:rFonts w:ascii="Arial" w:hAnsi="Arial" w:cs="Arial"/>
-        </w:rPr>
-        <w:t xml:space="preserve">and Allee thresholds </w:t>
-      </w:r>
-      <w:r>
-        <w:rPr>
-          <w:rFonts w:ascii="Arial" w:hAnsi="Arial" w:cs="Arial"/>
-        </w:rPr>
-        <w:t>in surplus production dynamics, quantify the strength of depensatory effects using a consistent production-based approach, and evaluate whether variation in Allee effect strength</w:t>
+        <w:t>dynamics, quantify the strength of depensatory effects using a consistent production-based approach, and evaluate whether variation in Allee effect strength</w:t>
       </w:r>
       <w:r>
         <w:rPr>
@@ -992,7 +1106,7 @@
           <w:sz w:val="20"/>
           <w:szCs w:val="20"/>
         </w:rPr>
-        <w:t>: Atlantic cod stock identification label (Stock ID), stock unit definition, year range of data, primary country of management and data source.</w:t>
+        <w:t>: Atlantic cod stock identification label (Stock ID), stock unit definition, year range of data and data source.</w:t>
       </w:r>
     </w:p>
     <w:tbl>
@@ -2051,7 +2165,7 @@
                 <w:szCs w:val="18"/>
                 <w14:ligatures w14:val="none"/>
               </w:rPr>
-              <w:t>COD5Zjm</w:t>
+              <w:t>5Zjm</w:t>
             </w:r>
           </w:p>
         </w:tc>
@@ -2682,7 +2796,7 @@
                 <w:szCs w:val="18"/>
                 <w14:ligatures w14:val="none"/>
               </w:rPr>
-              <w:t>COD3NO</w:t>
+              <w:t>3NO</w:t>
             </w:r>
           </w:p>
         </w:tc>
@@ -2817,7 +2931,7 @@
                 <w:szCs w:val="18"/>
                 <w14:ligatures w14:val="none"/>
               </w:rPr>
-              <w:t>COD1IN</w:t>
+              <w:t>1IN</w:t>
             </w:r>
           </w:p>
         </w:tc>
@@ -2952,7 +3066,7 @@
                 <w:szCs w:val="18"/>
                 <w14:ligatures w14:val="none"/>
               </w:rPr>
-              <w:t>COD1F-XIV</w:t>
+              <w:t>1F-XIV</w:t>
             </w:r>
           </w:p>
         </w:tc>
@@ -3126,7 +3240,7 @@
                 <w:szCs w:val="18"/>
                 <w14:ligatures w14:val="none"/>
               </w:rPr>
-              <w:t>CODBA2224</w:t>
+              <w:t>BA2224</w:t>
             </w:r>
           </w:p>
         </w:tc>
@@ -3264,7 +3378,7 @@
                 <w:szCs w:val="18"/>
                 <w14:ligatures w14:val="none"/>
               </w:rPr>
-              <w:t>CODBA2532</w:t>
+              <w:t>BA2532</w:t>
             </w:r>
           </w:p>
         </w:tc>
@@ -3402,7 +3516,7 @@
                 <w:szCs w:val="18"/>
                 <w14:ligatures w14:val="none"/>
               </w:rPr>
-              <w:t>CODFAPL</w:t>
+              <w:t>FAPL</w:t>
             </w:r>
           </w:p>
         </w:tc>
@@ -3540,7 +3654,7 @@
                 <w:szCs w:val="18"/>
                 <w14:ligatures w14:val="none"/>
               </w:rPr>
-              <w:t>CODICE</w:t>
+              <w:t>ICE</w:t>
             </w:r>
           </w:p>
         </w:tc>
@@ -3678,7 +3792,7 @@
                 <w:szCs w:val="18"/>
                 <w14:ligatures w14:val="none"/>
               </w:rPr>
-              <w:t>CODIIIaW-IV-VIId</w:t>
+              <w:t>IIIaW-IV-VIId</w:t>
             </w:r>
           </w:p>
         </w:tc>
@@ -3816,7 +3930,7 @@
                 <w:szCs w:val="18"/>
                 <w14:ligatures w14:val="none"/>
               </w:rPr>
-              <w:t>CODIS</w:t>
+              <w:t>IS</w:t>
             </w:r>
           </w:p>
         </w:tc>
@@ -3954,7 +4068,7 @@
                 <w:szCs w:val="18"/>
                 <w14:ligatures w14:val="none"/>
               </w:rPr>
-              <w:t>CODNEAR</w:t>
+              <w:t>NEAR</w:t>
             </w:r>
           </w:p>
         </w:tc>
@@ -4092,7 +4206,7 @@
                 <w:szCs w:val="18"/>
                 <w14:ligatures w14:val="none"/>
               </w:rPr>
-              <w:t>CODVIa</w:t>
+              <w:t>VIa</w:t>
             </w:r>
           </w:p>
         </w:tc>
@@ -4230,7 +4344,7 @@
                 <w:szCs w:val="18"/>
                 <w14:ligatures w14:val="none"/>
               </w:rPr>
-              <w:t>CODVIIek</w:t>
+              <w:t>VIIek</w:t>
             </w:r>
           </w:p>
         </w:tc>
@@ -5069,6 +5183,7 @@
         <w:pStyle w:val="Heading1"/>
         <w:rPr>
           <w:rFonts w:ascii="Arial" w:hAnsi="Arial" w:cs="Arial"/>
+          <w:color w:val="auto"/>
           <w:sz w:val="24"/>
           <w:szCs w:val="24"/>
         </w:rPr>
@@ -5076,6 +5191,7 @@
       <w:r>
         <w:rPr>
           <w:rFonts w:ascii="Arial" w:hAnsi="Arial" w:cs="Arial"/>
+          <w:color w:val="auto"/>
           <w:sz w:val="24"/>
           <w:szCs w:val="24"/>
         </w:rPr>
@@ -5117,10 +5233,10 @@
         </w:rPr>
         <w:lastRenderedPageBreak/>
         <w:drawing>
-          <wp:inline distT="0" distB="0" distL="0" distR="0" wp14:anchorId="6A1636A3" wp14:editId="7EF57A67">
-            <wp:extent cx="5943600" cy="5094605"/>
+          <wp:inline distT="0" distB="0" distL="0" distR="0" wp14:anchorId="6A1636A3" wp14:editId="0A4C97F3">
+            <wp:extent cx="5943600" cy="5094514"/>
             <wp:effectExtent l="0" t="0" r="0" b="0"/>
-            <wp:docPr id="373939452" name="Picture 1" descr="A graph of different types of graphs&#10;&#10;AI-generated content may be incorrect."/>
+            <wp:docPr id="373939452" name="Picture 1"/>
             <wp:cNvGraphicFramePr>
               <a:graphicFrameLocks xmlns:a="http://schemas.openxmlformats.org/drawingml/2006/main" noChangeAspect="1"/>
             </wp:cNvGraphicFramePr>
@@ -5128,7 +5244,7 @@
               <a:graphicData uri="http://schemas.openxmlformats.org/drawingml/2006/picture">
                 <pic:pic xmlns:pic="http://schemas.openxmlformats.org/drawingml/2006/picture">
                   <pic:nvPicPr>
-                    <pic:cNvPr id="373939452" name="Picture 1" descr="A graph of different types of graphs&#10;&#10;AI-generated content may be incorrect."/>
+                    <pic:cNvPr id="373939452" name="Picture 1"/>
                     <pic:cNvPicPr>
                       <a:picLocks noChangeAspect="1" noChangeArrowheads="1"/>
                     </pic:cNvPicPr>
@@ -5141,7 +5257,6 @@
                         </a:ext>
                       </a:extLst>
                     </a:blip>
-                    <a:srcRect/>
                     <a:stretch>
                       <a:fillRect/>
                     </a:stretch>
@@ -5149,7 +5264,7 @@
                   <pic:spPr bwMode="auto">
                     <a:xfrm>
                       <a:off x="0" y="0"/>
-                      <a:ext cx="5943600" cy="5094605"/>
+                      <a:ext cx="5943600" cy="5094514"/>
                     </a:xfrm>
                     <a:prstGeom prst="rect">
                       <a:avLst/>
@@ -5296,14 +5411,6 @@
         <w:t>the assumed stock biomass limit reference point.</w:t>
       </w:r>
     </w:p>
-    <w:p>
-      <w:r>
-        <w:rPr>
-          <w:highlight w:val="yellow"/>
-        </w:rPr>
-        <w:t>Remove COD in front of names</w:t>
-      </w:r>
-    </w:p>
     <w:p/>
     <w:p>
       <w:pPr>
@@ -5321,10 +5428,10 @@
           <w:noProof/>
         </w:rPr>
         <w:drawing>
-          <wp:inline distT="0" distB="0" distL="0" distR="0" wp14:anchorId="1102DD80" wp14:editId="0162E5B9">
-            <wp:extent cx="5486400" cy="4572000"/>
-            <wp:effectExtent l="0" t="0" r="0" b="0"/>
-            <wp:docPr id="1555986496" name="Picture 4" descr="A group of graphs with numbers and lines&#10;&#10;AI-generated content may be incorrect."/>
+          <wp:inline distT="0" distB="0" distL="0" distR="0" wp14:anchorId="1102DD80" wp14:editId="3CCAD9A6">
+            <wp:extent cx="5486400" cy="4571999"/>
+            <wp:effectExtent l="0" t="0" r="0" b="635"/>
+            <wp:docPr id="1555986496" name="Picture 4"/>
             <wp:cNvGraphicFramePr>
               <a:graphicFrameLocks xmlns:a="http://schemas.openxmlformats.org/drawingml/2006/main" noChangeAspect="1"/>
             </wp:cNvGraphicFramePr>
@@ -5332,7 +5439,7 @@
               <a:graphicData uri="http://schemas.openxmlformats.org/drawingml/2006/picture">
                 <pic:pic xmlns:pic="http://schemas.openxmlformats.org/drawingml/2006/picture">
                   <pic:nvPicPr>
-                    <pic:cNvPr id="1555986496" name="Picture 4" descr="A group of graphs with numbers and lines&#10;&#10;AI-generated content may be incorrect."/>
+                    <pic:cNvPr id="1555986496" name="Picture 4"/>
                     <pic:cNvPicPr>
                       <a:picLocks noChangeAspect="1" noChangeArrowheads="1"/>
                     </pic:cNvPicPr>
@@ -5345,7 +5452,6 @@
                         </a:ext>
                       </a:extLst>
                     </a:blip>
-                    <a:srcRect/>
                     <a:stretch>
                       <a:fillRect/>
                     </a:stretch>
@@ -5353,7 +5459,7 @@
                   <pic:spPr bwMode="auto">
                     <a:xfrm>
                       <a:off x="0" y="0"/>
-                      <a:ext cx="5486400" cy="4572000"/>
+                      <a:ext cx="5486400" cy="4571999"/>
                     </a:xfrm>
                     <a:prstGeom prst="rect">
                       <a:avLst/>
@@ -5524,10 +5630,10 @@
         </w:rPr>
         <w:lastRenderedPageBreak/>
         <w:drawing>
-          <wp:inline distT="0" distB="0" distL="0" distR="0" wp14:anchorId="3E6A4077" wp14:editId="47D62FD3">
-            <wp:extent cx="5943600" cy="6792595"/>
-            <wp:effectExtent l="0" t="0" r="0" b="8255"/>
-            <wp:docPr id="221779071" name="Picture 2" descr="A graph of different types of data&#10;&#10;AI-generated content may be incorrect."/>
+          <wp:inline distT="0" distB="0" distL="0" distR="0" wp14:anchorId="3E6A4077" wp14:editId="03794A84">
+            <wp:extent cx="5943600" cy="5094514"/>
+            <wp:effectExtent l="0" t="0" r="0" b="0"/>
+            <wp:docPr id="221779071" name="Picture 2"/>
             <wp:cNvGraphicFramePr>
               <a:graphicFrameLocks xmlns:a="http://schemas.openxmlformats.org/drawingml/2006/main" noChangeAspect="1"/>
             </wp:cNvGraphicFramePr>
@@ -5535,7 +5641,7 @@
               <a:graphicData uri="http://schemas.openxmlformats.org/drawingml/2006/picture">
                 <pic:pic xmlns:pic="http://schemas.openxmlformats.org/drawingml/2006/picture">
                   <pic:nvPicPr>
-                    <pic:cNvPr id="221779071" name="Picture 2" descr="A graph of different types of data&#10;&#10;AI-generated content may be incorrect."/>
+                    <pic:cNvPr id="221779071" name="Picture 2"/>
                     <pic:cNvPicPr>
                       <a:picLocks noChangeAspect="1" noChangeArrowheads="1"/>
                     </pic:cNvPicPr>
@@ -5548,7 +5654,6 @@
                         </a:ext>
                       </a:extLst>
                     </a:blip>
-                    <a:srcRect/>
                     <a:stretch>
                       <a:fillRect/>
                     </a:stretch>
@@ -5556,7 +5661,7 @@
                   <pic:spPr bwMode="auto">
                     <a:xfrm>
                       <a:off x="0" y="0"/>
-                      <a:ext cx="5943600" cy="6792595"/>
+                      <a:ext cx="5943600" cy="5094514"/>
                     </a:xfrm>
                     <a:prstGeom prst="rect">
                       <a:avLst/>
@@ -5636,44 +5741,130 @@
           <w:sz w:val="20"/>
           <w:szCs w:val="20"/>
         </w:rPr>
-        <w:t xml:space="preserve">Atlantic cod stocks production rate (y axis) in function of biomass (x axis)  the blue solid line is a linear regression line </w:t>
+        <w:t xml:space="preserve">Depensation stocks; </w:t>
       </w:r>
       <w:r>
         <w:rPr>
           <w:sz w:val="20"/>
           <w:szCs w:val="20"/>
         </w:rPr>
-        <w:t>over the range of data</w:t>
+        <w:t xml:space="preserve">Atlantic cod stocks production rate (y axis) in function of biomass (x axis)  the blue solid line is a linear regression line </w:t>
       </w:r>
       <w:r>
         <w:rPr>
           <w:sz w:val="20"/>
           <w:szCs w:val="20"/>
         </w:rPr>
+        <w:t>over the range of data</w:t>
+      </w:r>
+      <w:r>
+        <w:rPr>
+          <w:sz w:val="20"/>
+          <w:szCs w:val="20"/>
+        </w:rPr>
         <w:t>, showing only stock where a linear regression had lower AIC than a segmented regression model.</w:t>
       </w:r>
     </w:p>
     <w:p>
-      <w:r>
-        <w:rPr>
-          <w:highlight w:val="yellow"/>
-        </w:rPr>
-        <w:t xml:space="preserve">Split figure 4 in depensatory </w:t>
-      </w:r>
-      <w:r>
-        <w:rPr>
-          <w:highlight w:val="yellow"/>
-        </w:rPr>
-        <w:t xml:space="preserve">(and lack of compensation = non significant negative cruve or 0 slope curve) </w:t>
-      </w:r>
-      <w:r>
-        <w:rPr>
-          <w:highlight w:val="yellow"/>
-        </w:rPr>
-        <w:t>vs compensatory stocks</w:t>
-      </w:r>
-      <w:r>
-        <w:br w:type="page"/>
+      <w:pPr>
+        <w:keepNext/>
+      </w:pPr>
+      <w:r>
+        <w:rPr>
+          <w:noProof/>
+        </w:rPr>
+        <w:lastRenderedPageBreak/>
+        <w:drawing>
+          <wp:inline distT="0" distB="0" distL="0" distR="0" wp14:anchorId="2959C4D1" wp14:editId="1BA77D29">
+            <wp:extent cx="5943520" cy="6792594"/>
+            <wp:effectExtent l="0" t="0" r="635" b="8890"/>
+            <wp:docPr id="1277538786" name="Picture 2"/>
+            <wp:cNvGraphicFramePr>
+              <a:graphicFrameLocks xmlns:a="http://schemas.openxmlformats.org/drawingml/2006/main" noChangeAspect="1"/>
+            </wp:cNvGraphicFramePr>
+            <a:graphic xmlns:a="http://schemas.openxmlformats.org/drawingml/2006/main">
+              <a:graphicData uri="http://schemas.openxmlformats.org/drawingml/2006/picture">
+                <pic:pic xmlns:pic="http://schemas.openxmlformats.org/drawingml/2006/picture">
+                  <pic:nvPicPr>
+                    <pic:cNvPr id="1277538786" name="Picture 2"/>
+                    <pic:cNvPicPr>
+                      <a:picLocks noChangeAspect="1" noChangeArrowheads="1"/>
+                    </pic:cNvPicPr>
+                  </pic:nvPicPr>
+                  <pic:blipFill>
+                    <a:blip r:embed="rId11" cstate="print">
+                      <a:extLst>
+                        <a:ext uri="{28A0092B-C50C-407E-A947-70E740481C1C}">
+                          <a14:useLocalDpi xmlns:a14="http://schemas.microsoft.com/office/drawing/2010/main" val="0"/>
+                        </a:ext>
+                      </a:extLst>
+                    </a:blip>
+                    <a:stretch>
+                      <a:fillRect/>
+                    </a:stretch>
+                  </pic:blipFill>
+                  <pic:spPr bwMode="auto">
+                    <a:xfrm>
+                      <a:off x="0" y="0"/>
+                      <a:ext cx="5943520" cy="6792594"/>
+                    </a:xfrm>
+                    <a:prstGeom prst="rect">
+                      <a:avLst/>
+                    </a:prstGeom>
+                    <a:noFill/>
+                    <a:ln>
+                      <a:noFill/>
+                    </a:ln>
+                  </pic:spPr>
+                </pic:pic>
+              </a:graphicData>
+            </a:graphic>
+          </wp:inline>
+        </w:drawing>
+      </w:r>
+    </w:p>
+    <w:p>
+      <w:r>
+        <w:rPr>
+          <w:sz w:val="20"/>
+          <w:szCs w:val="20"/>
+        </w:rPr>
+        <w:t xml:space="preserve">Figure </w:t>
+      </w:r>
+      <w:r>
+        <w:rPr>
+          <w:sz w:val="20"/>
+          <w:szCs w:val="20"/>
+        </w:rPr>
+        <w:t>5</w:t>
+      </w:r>
+      <w:r>
+        <w:rPr>
+          <w:sz w:val="20"/>
+          <w:szCs w:val="20"/>
+        </w:rPr>
+        <w:t xml:space="preserve">: </w:t>
+      </w:r>
+      <w:r>
+        <w:rPr>
+          <w:sz w:val="20"/>
+          <w:szCs w:val="20"/>
+        </w:rPr>
+        <w:t>Com</w:t>
+      </w:r>
+      <w:r>
+        <w:rPr>
+          <w:sz w:val="20"/>
+          <w:szCs w:val="20"/>
+        </w:rPr>
+        <w:t xml:space="preserve">pensation stocks; </w:t>
+      </w:r>
+      <w:r>
+        <w:rPr>
+          <w:sz w:val="20"/>
+          <w:szCs w:val="20"/>
+        </w:rPr>
+        <w:t>Atlantic cod stocks production rate (y axis) in function of biomass (x axis)  the blue solid line is a linear regression line over the range of data, showing only stock where a linear regression had lower AIC than a segmented regression model</w:t>
       </w:r>
     </w:p>
     <w:p>
@@ -7287,7 +7478,7 @@
                 <w:szCs w:val="18"/>
                 <w14:ligatures w14:val="none"/>
               </w:rPr>
-              <w:t>COD1IN</w:t>
+              <w:t>1IN</w:t>
             </w:r>
           </w:p>
         </w:tc>
@@ -8093,7 +8284,7 @@
                 <w:szCs w:val="18"/>
                 <w14:ligatures w14:val="none"/>
               </w:rPr>
-              <w:t>COD1F-XIV</w:t>
+              <w:t>1F-XIV</w:t>
             </w:r>
           </w:p>
         </w:tc>
@@ -8293,7 +8484,7 @@
                 <w:szCs w:val="18"/>
                 <w14:ligatures w14:val="none"/>
               </w:rPr>
-              <w:t>COD5Zjm</w:t>
+              <w:t>5Zjm</w:t>
             </w:r>
           </w:p>
         </w:tc>
@@ -9129,7 +9320,7 @@
                 <w:szCs w:val="18"/>
                 <w14:ligatures w14:val="none"/>
               </w:rPr>
-              <w:t>CODIIIaW-IV-VIId</w:t>
+              <w:t>IIIaW-IV-VIId</w:t>
             </w:r>
           </w:p>
         </w:tc>
@@ -9329,7 +9520,7 @@
                 <w:szCs w:val="18"/>
                 <w14:ligatures w14:val="none"/>
               </w:rPr>
-              <w:t>CODICE</w:t>
+              <w:t>ICE</w:t>
             </w:r>
           </w:p>
         </w:tc>
@@ -9530,7 +9721,7 @@
                 <w:szCs w:val="18"/>
                 <w14:ligatures w14:val="none"/>
               </w:rPr>
-              <w:t>CODBA2224</w:t>
+              <w:t>BA2224</w:t>
             </w:r>
           </w:p>
         </w:tc>
@@ -9735,7 +9926,7 @@
                 <w:szCs w:val="18"/>
                 <w14:ligatures w14:val="none"/>
               </w:rPr>
-              <w:t>CODNEAR</w:t>
+              <w:t>NEAR</w:t>
             </w:r>
           </w:p>
         </w:tc>
@@ -9938,7 +10129,7 @@
                 <w:szCs w:val="18"/>
                 <w14:ligatures w14:val="none"/>
               </w:rPr>
-              <w:t>CODBA2532</w:t>
+              <w:t>BA2532</w:t>
             </w:r>
           </w:p>
         </w:tc>
@@ -10143,7 +10334,7 @@
                 <w:szCs w:val="18"/>
                 <w14:ligatures w14:val="none"/>
               </w:rPr>
-              <w:t>CODFAPL</w:t>
+              <w:t>FAPL</w:t>
             </w:r>
           </w:p>
         </w:tc>
@@ -10348,7 +10539,7 @@
                 <w:szCs w:val="18"/>
                 <w14:ligatures w14:val="none"/>
               </w:rPr>
-              <w:t>CODVIIek</w:t>
+              <w:t>VIIek</w:t>
             </w:r>
           </w:p>
         </w:tc>
@@ -10553,7 +10744,7 @@
                 <w:szCs w:val="18"/>
                 <w14:ligatures w14:val="none"/>
               </w:rPr>
-              <w:t>CODVIa</w:t>
+              <w:t>VIa</w:t>
             </w:r>
           </w:p>
         </w:tc>
@@ -10756,7 +10947,7 @@
                 <w:szCs w:val="18"/>
                 <w14:ligatures w14:val="none"/>
               </w:rPr>
-              <w:t>CODIS</w:t>
+              <w:t>IS</w:t>
             </w:r>
           </w:p>
         </w:tc>
@@ -11183,6 +11374,7 @@
         <w:t>Atlantic cod in the sGSL are currently experiencing a strong Allee effect, with the rate of surplus production declining to neg- ative values as population biomass has decreased over the past decade. Changes in recruitment dynamics do not appear to be the primary cause of this negative productivity. While there does ap- pear to have been a weakening in recruitment compensation be- tween the 1970s and 1990s (cf. Keith and Hutchings 2012), there is no evidence for depensatory recruitment dynamics in this stock.</w:t>
       </w:r>
     </w:p>
+    <w:bookmarkEnd w:id="0"/>
     <w:p>
       <w:pPr>
         <w:shd w:val="clear" w:color="auto" w:fill="FFFFFF"/>
@@ -11242,6 +11434,13 @@
         </w:rPr>
         <w:t>Mention 2j3kl and 4tvn short time series from assessments but don’t show the results. Just say in the discussion that length of the time series matter for these stocks with very long history of exploitation. Ran with shorter and same result for 4tvn but didn’t detect allee for 2j3kl</w:t>
       </w:r>
+    </w:p>
+    <w:p>
+      <w:pPr>
+        <w:rPr>
+          <w:rFonts w:ascii="Arial" w:hAnsi="Arial" w:cs="Arial"/>
+        </w:rPr>
+      </w:pPr>
     </w:p>
     <w:p>
       <w:pPr>
@@ -11422,7 +11621,7 @@
         </w:rPr>
         <w:t>2151, </w:t>
       </w:r>
-      <w:hyperlink r:id="rId11" w:history="1">
+      <w:hyperlink r:id="rId12" w:history="1">
         <w:r>
           <w:rPr>
             <w:rFonts w:ascii="Arial" w:hAnsi="Arial" w:cs="Arial"/>
@@ -11576,7 +11775,7 @@
         <w:lastRenderedPageBreak/>
         <w:t>Ricard, D., Minto, C., Jensen, O.P. and Baum, J.K. (2012) Evaluating the knowledge base and status of commercially exploited marine species with the RAM Legacy Stock Assessment Database. Fish and Fisheries 13 (4) 380-398. DOI: </w:t>
       </w:r>
-      <w:hyperlink r:id="rId12" w:history="1">
+      <w:hyperlink r:id="rId13" w:history="1">
         <w:r>
           <w:rPr>
             <w:rFonts w:ascii="Arial" w:hAnsi="Arial" w:cs="Arial"/>
@@ -11652,9 +11851,9 @@
       </w:pPr>
     </w:p>
     <w:sectPr>
-      <w:headerReference w:type="even" r:id="rId13"/>
-      <w:headerReference w:type="default" r:id="rId14"/>
-      <w:headerReference w:type="first" r:id="rId15"/>
+      <w:headerReference w:type="even" r:id="rId14"/>
+      <w:headerReference w:type="default" r:id="rId15"/>
+      <w:headerReference w:type="first" r:id="rId16"/>
       <w:pgSz w:w="12240" w:h="15840"/>
       <w:pgMar w:top="1440" w:right="1440" w:bottom="1440" w:left="1440" w:header="720" w:footer="720" w:gutter="0"/>
       <w:cols w:space="720"/>

--- a/report.docx
+++ b/report.docx
@@ -95,40 +95,21 @@
       </w:r>
     </w:p>
     <w:p>
-      <w:pPr>
-        <w:rPr>
-          <w:lang w:val="fr-CA"/>
-        </w:rPr>
-      </w:pPr>
-      <w:r>
-        <w:rPr>
-          <w:lang w:val="fr-CA"/>
-        </w:rPr>
+      <w:r>
         <w:t>François Turcotte</w:t>
       </w:r>
       <w:r>
         <w:rPr>
           <w:vertAlign w:val="superscript"/>
-          <w:lang w:val="fr-CA"/>
         </w:rPr>
         <w:t>1</w:t>
       </w:r>
       <w:r>
-        <w:rPr>
-          <w:lang w:val="fr-CA"/>
-        </w:rPr>
-        <w:t>, Tim</w:t>
-      </w:r>
-      <w:r>
-        <w:rPr>
-          <w:lang w:val="fr-CA"/>
-        </w:rPr>
-        <w:t>othy J. Barret</w:t>
+        <w:t>, Timothy J. Barret</w:t>
       </w:r>
       <w:r>
         <w:rPr>
           <w:vertAlign w:val="superscript"/>
-          <w:lang w:val="fr-CA"/>
         </w:rPr>
         <w:t>2</w:t>
       </w:r>
@@ -188,19 +169,15 @@
     </w:p>
     <w:p>
       <w:r>
-        <w:t>Limited recovery following widespread collapses of Atlantic cod (Gadus morhua) stocks suggests that depensatory processes may constrain rebuilding. We evaluated the presence and strength of Allee effects across 24 cod stocks using a surplus production framework that integrates recruitment, somatic growth, and natural mortality. Surplus production was derived from catch and biomass time series, and per capita production rates were analyzed as a function of biomass using segmented regressions to identify Allee effect thresholds. The strength of depensation was quantified as the relative reduction in production at low biomass compared to expected compensatory dynamics.</w:t>
-      </w:r>
-      <w:r>
-        <w:t xml:space="preserve"> </w:t>
-      </w:r>
-      <w:r>
-        <w:t>All stocks declined below a proxy limit reference point (40% of maximum observed biomass), indicating widespread collapse; however, recovery trajectories varied substantially. Stocks that recovered generally maintained positive production at low biomass and exhibited weak or no evidence of Allee effects. In contrast, non-recovering stocks frequently displayed strong depensatory dynamics, with near-zero or negative production at their lowest observed biomass. The strength of the Allee effect was positively associated with both the severity of depletion and the likelihood of failed recovery. Some stocks without detectable Allee effects also failed to recover, reflecting persistently low productivity across their biomass range.</w:t>
-      </w:r>
-      <w:r>
-        <w:t xml:space="preserve"> </w:t>
-      </w:r>
-      <w:r>
-        <w:t>These results demonstrate that surplus production dynamics provide a robust and integrative framework for detecting and quantifying Allee effects. Recovery potential in Atlantic cod appears to depend jointly on depletion severity, productivity at low biomass, and the strength of depensatory processes.</w:t>
+        <w:t xml:space="preserve">Limited recovery following widespread collapses of Atlantic cod (Gadus </w:t>
+      </w:r>
+      <w:proofErr w:type="spellStart"/>
+      <w:r>
+        <w:t>morhua</w:t>
+      </w:r>
+      <w:proofErr w:type="spellEnd"/>
+      <w:r>
+        <w:t>) stocks suggests that depensatory processes may constrain rebuilding. We evaluated the presence and strength of Allee effects across 24 cod stocks using a surplus production framework that integrates recruitment, somatic growth, and natural mortality. Surplus production was derived from catch and biomass time series, and per capita production rates were analyzed as a function of biomass using segmented regressions to identify Allee effect thresholds. The strength of depensation was quantified as the relative reduction in production at low biomass compared to expected compensatory dynamics. All stocks declined below a proxy limit reference point (40% of maximum observed biomass), indicating widespread collapse; however, recovery trajectories varied substantially. Stocks that recovered generally maintained positive production at low biomass and exhibited weak or no evidence of Allee effects. In contrast, non-recovering stocks frequently displayed strong depensatory dynamics, with near-zero or negative production at their lowest observed biomass. The strength of the Allee effect was positively associated with both the severity of depletion and the likelihood of failed recovery. Some stocks without detectable Allee effects also failed to recover, reflecting persistently low productivity across their biomass range. These results demonstrate that surplus production dynamics provide a robust and integrative framework for detecting and quantifying Allee effects. Recovery potential in Atlantic cod appears to depend jointly on depletion severity, productivity at low biomass, and the strength of depensatory processes.</w:t>
       </w:r>
       <w:r>
         <w:br w:type="page"/>
@@ -263,7 +240,21 @@
         <w:rPr>
           <w:rFonts w:ascii="Arial" w:hAnsi="Arial" w:cs="Arial"/>
         </w:rPr>
-        <w:t>dependent population dynamics, per capita population growth is expected to increase as abundance declines, owing to reduced intraspecific competition at low density (Nicholson 1933). However, below a critical threshold this relationship can reverse, such that per capita growth declines with further reductions in abundance. This phenomenon, known as an Allee effect, introduces depensatory dynamics that can substantially slow or prevent recovery from depletion (Courchamp et al. 1999; Minto et al. 2008; Neubauer et al. 2013).</w:t>
+        <w:t>dependent population dynamics, per capita population growth is expected to increase as abundance declines, owing to reduced intraspecific competition at low density (Nicholson 1933). However, below a critical threshold this relationship can reverse, such that per capita growth declines with further reductions in abundance. This phenomenon, known as an Allee effect, introduces depensatory dynamics that can substantially slow or prevent recovery from depletion (</w:t>
+      </w:r>
+      <w:proofErr w:type="spellStart"/>
+      <w:r>
+        <w:rPr>
+          <w:rFonts w:ascii="Arial" w:hAnsi="Arial" w:cs="Arial"/>
+        </w:rPr>
+        <w:t>Courchamp</w:t>
+      </w:r>
+      <w:proofErr w:type="spellEnd"/>
+      <w:r>
+        <w:rPr>
+          <w:rFonts w:ascii="Arial" w:hAnsi="Arial" w:cs="Arial"/>
+        </w:rPr>
+        <w:t xml:space="preserve"> et al. 1999; Minto et al. 2008; Neubauer et al. 2013).</w:t>
       </w:r>
     </w:p>
     <w:p>
@@ -285,8 +276,18 @@
           <w:i/>
           <w:iCs/>
         </w:rPr>
-        <w:t>Gadus morhua</w:t>
-      </w:r>
+        <w:t xml:space="preserve">Gadus </w:t>
+      </w:r>
+      <w:proofErr w:type="spellStart"/>
+      <w:r>
+        <w:rPr>
+          <w:rFonts w:ascii="Arial" w:hAnsi="Arial" w:cs="Arial"/>
+          <w:i/>
+          <w:iCs/>
+        </w:rPr>
+        <w:t>morhua</w:t>
+      </w:r>
+      <w:proofErr w:type="spellEnd"/>
       <w:r>
         <w:rPr>
           <w:rFonts w:ascii="Arial" w:hAnsi="Arial" w:cs="Arial"/>
@@ -311,61 +312,166 @@
         <w:spacing w:before="240" w:after="0" w:line="276" w:lineRule="auto"/>
         <w:rPr>
           <w:rFonts w:ascii="Arial" w:hAnsi="Arial" w:cs="Arial"/>
+          <w:highlight w:val="yellow"/>
         </w:rPr>
       </w:pPr>
       <w:r>
         <w:rPr>
           <w:rFonts w:ascii="Arial" w:hAnsi="Arial" w:cs="Arial"/>
-        </w:rPr>
-        <w:t>Surplus production provides an integrative framework for examining Allee effects arising from multiple biological processes. Surplus production represents the net change in biomass in the absence of fishing and reflects the combined effects of recruitment, somatic growth, maturity, and natural mortality. As such, surplus production dynamics are sensitive to depensatory processes regardless of whether they originate from reduced recruitment, elevated mortality, or changes in population demography induced by fishing</w:t>
-      </w:r>
-      <w:r>
-        <w:rPr>
-          <w:rFonts w:ascii="Arial" w:hAnsi="Arial" w:cs="Arial"/>
-        </w:rPr>
-        <w:t xml:space="preserve"> or environmental effects</w:t>
-      </w:r>
-      <w:r>
-        <w:rPr>
-          <w:rFonts w:ascii="Arial" w:hAnsi="Arial" w:cs="Arial"/>
-        </w:rPr>
-        <w:t xml:space="preserve">. Despite this, few studies have </w:t>
-      </w:r>
-      <w:r>
-        <w:rPr>
-          <w:rFonts w:ascii="Arial" w:hAnsi="Arial" w:cs="Arial"/>
-        </w:rPr>
-        <w:t>derived</w:t>
-      </w:r>
-      <w:r>
-        <w:rPr>
-          <w:rFonts w:ascii="Arial" w:hAnsi="Arial" w:cs="Arial"/>
-        </w:rPr>
-        <w:t xml:space="preserve"> Allee effects </w:t>
-      </w:r>
-      <w:r>
-        <w:rPr>
-          <w:rFonts w:ascii="Arial" w:hAnsi="Arial" w:cs="Arial"/>
-        </w:rPr>
-        <w:t xml:space="preserve">from production analyses and quantified the strength of depensation </w:t>
-      </w:r>
-      <w:r>
-        <w:rPr>
-          <w:rFonts w:ascii="Arial" w:hAnsi="Arial" w:cs="Arial"/>
-        </w:rPr>
-        <w:t>across multiple cod stocks</w:t>
-      </w:r>
-      <w:r>
-        <w:rPr>
-          <w:rFonts w:ascii="Arial" w:hAnsi="Arial" w:cs="Arial"/>
-        </w:rPr>
-        <w:t>.</w:t>
-      </w:r>
-      <w:r>
-        <w:rPr>
-          <w:rFonts w:ascii="Arial" w:hAnsi="Arial" w:cs="Arial"/>
+          <w:highlight w:val="yellow"/>
+        </w:rPr>
+        <w:t>D</w:t>
+      </w:r>
+      <w:r>
+        <w:rPr>
+          <w:rFonts w:ascii="Arial" w:hAnsi="Arial" w:cs="Arial"/>
+          <w:highlight w:val="yellow"/>
+        </w:rPr>
+        <w:t xml:space="preserve">etecting depensatory dynamics </w:t>
+      </w:r>
+      <w:r>
+        <w:rPr>
+          <w:rFonts w:ascii="Arial" w:hAnsi="Arial" w:cs="Arial"/>
+          <w:highlight w:val="yellow"/>
+        </w:rPr>
+        <w:t xml:space="preserve">using stock recruit relationships </w:t>
+      </w:r>
+      <w:r>
+        <w:rPr>
+          <w:rFonts w:ascii="Arial" w:hAnsi="Arial" w:cs="Arial"/>
+          <w:highlight w:val="yellow"/>
+        </w:rPr>
+        <w:t xml:space="preserve">in fisheries data </w:t>
+      </w:r>
+      <w:r>
+        <w:rPr>
+          <w:rFonts w:ascii="Arial" w:hAnsi="Arial" w:cs="Arial"/>
+          <w:highlight w:val="yellow"/>
+        </w:rPr>
+        <w:t>is challenging</w:t>
+      </w:r>
+      <w:r>
+        <w:rPr>
+          <w:rFonts w:ascii="Arial" w:hAnsi="Arial" w:cs="Arial"/>
+          <w:highlight w:val="yellow"/>
+        </w:rPr>
+        <w:t xml:space="preserve"> (Hilborn et al. 2014; Liermann and Hilborn 1997; e.g., Myers et al. 1995)</w:t>
+      </w:r>
+      <w:r>
+        <w:rPr>
+          <w:rFonts w:ascii="Arial" w:hAnsi="Arial" w:cs="Arial"/>
+          <w:highlight w:val="yellow"/>
+        </w:rPr>
+        <w:t xml:space="preserve">. However, studies using variations of stock recruit models increasingly detect </w:t>
+      </w:r>
+      <w:proofErr w:type="spellStart"/>
+      <w:r>
+        <w:rPr>
+          <w:rFonts w:ascii="Arial" w:hAnsi="Arial" w:cs="Arial"/>
+          <w:highlight w:val="yellow"/>
+        </w:rPr>
+        <w:t>allee</w:t>
+      </w:r>
+      <w:proofErr w:type="spellEnd"/>
+      <w:r>
+        <w:rPr>
+          <w:rFonts w:ascii="Arial" w:hAnsi="Arial" w:cs="Arial"/>
+          <w:highlight w:val="yellow"/>
+        </w:rPr>
+        <w:t xml:space="preserve"> effects among </w:t>
+      </w:r>
+      <w:r>
+        <w:rPr>
+          <w:rFonts w:ascii="Arial" w:hAnsi="Arial" w:cs="Arial"/>
+          <w:highlight w:val="yellow"/>
+        </w:rPr>
+        <w:t>examined</w:t>
+      </w:r>
+      <w:r>
+        <w:rPr>
+          <w:rFonts w:ascii="Arial" w:hAnsi="Arial" w:cs="Arial"/>
+          <w:highlight w:val="yellow"/>
+        </w:rPr>
+        <w:t xml:space="preserve"> stocks</w:t>
+      </w:r>
+      <w:r>
+        <w:rPr>
+          <w:rFonts w:ascii="Arial" w:hAnsi="Arial" w:cs="Arial"/>
+          <w:highlight w:val="yellow"/>
+        </w:rPr>
+        <w:t xml:space="preserve">. </w:t>
+      </w:r>
+      <w:r>
+        <w:rPr>
+          <w:rFonts w:ascii="Arial" w:hAnsi="Arial" w:cs="Arial"/>
+          <w:highlight w:val="yellow"/>
+        </w:rPr>
+        <w:t>Myers et al. [16] detected a significant Allee effect in only 3 of 128 stock–recruitment relationships (SRRs)</w:t>
+      </w:r>
+      <w:r>
+        <w:rPr>
+          <w:rFonts w:ascii="Arial" w:hAnsi="Arial" w:cs="Arial"/>
+          <w:highlight w:val="yellow"/>
+        </w:rPr>
+        <w:t xml:space="preserve">. </w:t>
+      </w:r>
+      <w:r>
+        <w:rPr>
+          <w:rFonts w:ascii="Arial" w:hAnsi="Arial" w:cs="Arial"/>
+          <w:highlight w:val="yellow"/>
+        </w:rPr>
+        <w:t xml:space="preserve">Hilborn et al. [18] repeated the Myers et al. [16] analysis with 15 more years of additional data from the (Ransom A. Myers) RAM Legacy database [19] and only found significant depensation in 4 of 113 stocks when looking at the relationship between recruitment and biomass and in 8 of 109 stocks when looking at the relationship between surplus production and biomass. A separate analysis of the RAM database by Keith and Hutchings [20] that looked at the ratio of recruits to SSB vs. SSB across 104 species also yielded little evidence of Allee effects, with the exception of Atlantic cod (Gadus </w:t>
+      </w:r>
+      <w:proofErr w:type="spellStart"/>
+      <w:r>
+        <w:rPr>
+          <w:rFonts w:ascii="Arial" w:hAnsi="Arial" w:cs="Arial"/>
+          <w:highlight w:val="yellow"/>
+        </w:rPr>
+        <w:t>morhua</w:t>
+      </w:r>
+      <w:proofErr w:type="spellEnd"/>
+      <w:r>
+        <w:rPr>
+          <w:rFonts w:ascii="Arial" w:hAnsi="Arial" w:cs="Arial"/>
+          <w:highlight w:val="yellow"/>
+        </w:rPr>
+        <w:t xml:space="preserve">). </w:t>
+      </w:r>
+      <w:r>
+        <w:rPr>
+          <w:rFonts w:ascii="Arial" w:hAnsi="Arial" w:cs="Arial"/>
+          <w:highlight w:val="yellow"/>
+        </w:rPr>
+        <w:t xml:space="preserve">More recently, </w:t>
+      </w:r>
+      <w:r>
+        <w:rPr>
+          <w:rFonts w:ascii="Arial" w:hAnsi="Arial" w:cs="Arial"/>
+          <w:highlight w:val="yellow"/>
         </w:rPr>
         <w:t xml:space="preserve"> </w:t>
+      </w:r>
+      <w:r>
+        <w:rPr>
+          <w:rFonts w:ascii="Arial" w:hAnsi="Arial" w:cs="Arial"/>
+          <w:highlight w:val="yellow"/>
+        </w:rPr>
+        <w:t>A</w:t>
+      </w:r>
+      <w:r>
+        <w:rPr>
+          <w:rFonts w:ascii="Arial" w:hAnsi="Arial" w:cs="Arial"/>
+          <w:highlight w:val="yellow"/>
+        </w:rPr>
+        <w:t>lbertsen</w:t>
+      </w:r>
+      <w:r>
+        <w:rPr>
+          <w:rFonts w:ascii="Arial" w:hAnsi="Arial" w:cs="Arial"/>
+          <w:highlight w:val="yellow"/>
+        </w:rPr>
+        <w:t xml:space="preserve"> et al. 2025. found evidence for Allee effects in 5 stocks of 81 ICES stocks. </w:t>
       </w:r>
     </w:p>
     <w:p>
@@ -373,11 +479,185 @@
         <w:spacing w:before="240" w:after="0" w:line="276" w:lineRule="auto"/>
         <w:rPr>
           <w:rFonts w:ascii="Arial" w:hAnsi="Arial" w:cs="Arial"/>
+          <w:highlight w:val="yellow"/>
         </w:rPr>
       </w:pPr>
       <w:r>
         <w:rPr>
           <w:rFonts w:ascii="Arial" w:hAnsi="Arial" w:cs="Arial"/>
+          <w:highlight w:val="yellow"/>
+        </w:rPr>
+        <w:lastRenderedPageBreak/>
+        <w:t>Of course it depends on what database is used and in what state stocks are at the time of investigation and how it is reported in the database.</w:t>
+      </w:r>
+    </w:p>
+    <w:p>
+      <w:pPr>
+        <w:spacing w:before="240" w:after="0" w:line="276" w:lineRule="auto"/>
+        <w:rPr>
+          <w:rFonts w:ascii="Arial" w:hAnsi="Arial" w:cs="Arial"/>
+          <w:highlight w:val="yellow"/>
+        </w:rPr>
+      </w:pPr>
+      <w:r>
+        <w:rPr>
+          <w:rFonts w:ascii="Arial" w:hAnsi="Arial" w:cs="Arial"/>
+          <w:highlight w:val="yellow"/>
+        </w:rPr>
+        <w:t xml:space="preserve">As Atlantic cod was often identified for </w:t>
+      </w:r>
+      <w:proofErr w:type="spellStart"/>
+      <w:r>
+        <w:rPr>
+          <w:rFonts w:ascii="Arial" w:hAnsi="Arial" w:cs="Arial"/>
+          <w:highlight w:val="yellow"/>
+        </w:rPr>
+        <w:t>allee</w:t>
+      </w:r>
+      <w:proofErr w:type="spellEnd"/>
+      <w:r>
+        <w:rPr>
+          <w:rFonts w:ascii="Arial" w:hAnsi="Arial" w:cs="Arial"/>
+          <w:highlight w:val="yellow"/>
+        </w:rPr>
+        <w:t xml:space="preserve"> effects we looked in public databases but also in government reports of stock status for Atlantic cod stocks not available in public databases</w:t>
+      </w:r>
+    </w:p>
+    <w:p>
+      <w:pPr>
+        <w:spacing w:before="240" w:after="0" w:line="276" w:lineRule="auto"/>
+        <w:rPr>
+          <w:rFonts w:ascii="Arial" w:hAnsi="Arial" w:cs="Arial"/>
+          <w:highlight w:val="yellow"/>
+        </w:rPr>
+      </w:pPr>
+      <w:r>
+        <w:rPr>
+          <w:rFonts w:ascii="Arial" w:hAnsi="Arial" w:cs="Arial"/>
+          <w:highlight w:val="yellow"/>
+        </w:rPr>
+        <w:t xml:space="preserve">Add to intro: a few sentences on methods to detect </w:t>
+      </w:r>
+      <w:proofErr w:type="spellStart"/>
+      <w:r>
+        <w:rPr>
+          <w:rFonts w:ascii="Arial" w:hAnsi="Arial" w:cs="Arial"/>
+          <w:highlight w:val="yellow"/>
+        </w:rPr>
+        <w:t>allee</w:t>
+      </w:r>
+      <w:proofErr w:type="spellEnd"/>
+      <w:r>
+        <w:rPr>
+          <w:rFonts w:ascii="Arial" w:hAnsi="Arial" w:cs="Arial"/>
+          <w:highlight w:val="yellow"/>
+        </w:rPr>
+        <w:t xml:space="preserve"> effects so far. </w:t>
+      </w:r>
+    </w:p>
+    <w:p>
+      <w:pPr>
+        <w:spacing w:before="240" w:after="0" w:line="276" w:lineRule="auto"/>
+        <w:rPr>
+          <w:rFonts w:ascii="Arial" w:hAnsi="Arial" w:cs="Arial"/>
+        </w:rPr>
+      </w:pPr>
+      <w:r>
+        <w:rPr>
+          <w:rFonts w:ascii="Arial" w:hAnsi="Arial" w:cs="Arial"/>
+          <w:highlight w:val="yellow"/>
+        </w:rPr>
+        <w:t xml:space="preserve">Cite </w:t>
+      </w:r>
+      <w:proofErr w:type="spellStart"/>
+      <w:r>
+        <w:rPr>
+          <w:rFonts w:ascii="Arial" w:hAnsi="Arial" w:cs="Arial"/>
+          <w:highlight w:val="yellow"/>
+        </w:rPr>
+        <w:t>neuenhoff</w:t>
+      </w:r>
+      <w:proofErr w:type="spellEnd"/>
+      <w:r>
+        <w:rPr>
+          <w:rFonts w:ascii="Arial" w:hAnsi="Arial" w:cs="Arial"/>
+          <w:highlight w:val="yellow"/>
+        </w:rPr>
+        <w:t xml:space="preserve"> for the S/B to B relationship as basis for this analysis</w:t>
+      </w:r>
+    </w:p>
+    <w:p>
+      <w:pPr>
+        <w:spacing w:before="240" w:after="0" w:line="276" w:lineRule="auto"/>
+        <w:rPr>
+          <w:rFonts w:ascii="Arial" w:hAnsi="Arial" w:cs="Arial"/>
+        </w:rPr>
+      </w:pPr>
+      <w:r>
+        <w:rPr>
+          <w:rFonts w:ascii="Arial" w:hAnsi="Arial" w:cs="Arial"/>
+        </w:rPr>
+        <w:t>Surplus production provides an integrative framework for examining Allee effects arising from multiple biological processes. Surplus production represents the net change in biomass in the absence of fishing and reflects the combined effects of recruitment, somatic growth, maturity, and natural mortality. As such, surplus production dynamics are sensitive to depensatory processes regardless of whether they originate from reduced recruitment, elevated mortality, or changes in population demography induced by fishing</w:t>
+      </w:r>
+      <w:r>
+        <w:rPr>
+          <w:rFonts w:ascii="Arial" w:hAnsi="Arial" w:cs="Arial"/>
+        </w:rPr>
+        <w:t xml:space="preserve"> or environmental effects</w:t>
+      </w:r>
+      <w:r>
+        <w:rPr>
+          <w:rFonts w:ascii="Arial" w:hAnsi="Arial" w:cs="Arial"/>
+        </w:rPr>
+        <w:t xml:space="preserve">. Despite this, few studies have </w:t>
+      </w:r>
+      <w:r>
+        <w:rPr>
+          <w:rFonts w:ascii="Arial" w:hAnsi="Arial" w:cs="Arial"/>
+        </w:rPr>
+        <w:t>derived</w:t>
+      </w:r>
+      <w:r>
+        <w:rPr>
+          <w:rFonts w:ascii="Arial" w:hAnsi="Arial" w:cs="Arial"/>
+        </w:rPr>
+        <w:t xml:space="preserve"> Allee effects </w:t>
+      </w:r>
+      <w:r>
+        <w:rPr>
+          <w:rFonts w:ascii="Arial" w:hAnsi="Arial" w:cs="Arial"/>
+        </w:rPr>
+        <w:t xml:space="preserve">from production analyses and quantified the strength of depensation </w:t>
+      </w:r>
+      <w:r>
+        <w:rPr>
+          <w:rFonts w:ascii="Arial" w:hAnsi="Arial" w:cs="Arial"/>
+        </w:rPr>
+        <w:t>across multiple cod stocks</w:t>
+      </w:r>
+      <w:r>
+        <w:rPr>
+          <w:rFonts w:ascii="Arial" w:hAnsi="Arial" w:cs="Arial"/>
+        </w:rPr>
+        <w:t>.</w:t>
+      </w:r>
+      <w:r>
+        <w:rPr>
+          <w:rFonts w:ascii="Arial" w:hAnsi="Arial" w:cs="Arial"/>
+        </w:rPr>
+        <w:t xml:space="preserve"> </w:t>
+      </w:r>
+    </w:p>
+    <w:p>
+      <w:pPr>
+        <w:spacing w:before="240" w:after="0" w:line="276" w:lineRule="auto"/>
+        <w:rPr>
+          <w:rFonts w:ascii="Arial" w:hAnsi="Arial" w:cs="Arial"/>
+        </w:rPr>
+      </w:pPr>
+      <w:r>
+        <w:rPr>
+          <w:rFonts w:ascii="Arial" w:hAnsi="Arial" w:cs="Arial"/>
         </w:rPr>
         <w:t xml:space="preserve">Here, we use surplus production dynamics to examine the presence and strength of Allee effects across multiple Atlantic cod stocks within a common analytical framework, with particular emphasis on how productivity changes at low biomass and how these changes relate to recovery following collapse. Specifically, we assess whether cod stocks exhibit Allee effect thresholds </w:t>
       </w:r>
@@ -391,14 +671,7 @@
         <w:rPr>
           <w:rFonts w:ascii="Arial" w:hAnsi="Arial" w:cs="Arial"/>
         </w:rPr>
-        <w:t xml:space="preserve">in surplus production </w:t>
-      </w:r>
-      <w:r>
-        <w:rPr>
-          <w:rFonts w:ascii="Arial" w:hAnsi="Arial" w:cs="Arial"/>
-        </w:rPr>
-        <w:lastRenderedPageBreak/>
-        <w:t>dynamics, quantify the strength of depensatory effects using a consistent production-based approach, and evaluate whether variation in Allee effect strength</w:t>
+        <w:t>in surplus production dynamics, quantify the strength of depensatory effects using a consistent production-based approach, and evaluate whether variation in Allee effect strength</w:t>
       </w:r>
       <w:r>
         <w:rPr>
@@ -1428,16 +1701,29 @@
                 <w14:ligatures w14:val="none"/>
               </w:rPr>
             </w:pPr>
-            <w:r>
-              <w:rPr>
-                <w:rFonts w:ascii="Aptos Narrow" w:eastAsia="Times New Roman" w:hAnsi="Aptos Narrow" w:cs="Times New Roman"/>
-                <w:color w:val="000000"/>
-                <w:kern w:val="0"/>
-                <w:sz w:val="18"/>
-                <w:szCs w:val="18"/>
-                <w14:ligatures w14:val="none"/>
-              </w:rPr>
-              <w:t>Schijns et al. 2021</w:t>
+            <w:proofErr w:type="spellStart"/>
+            <w:r>
+              <w:rPr>
+                <w:rFonts w:ascii="Aptos Narrow" w:eastAsia="Times New Roman" w:hAnsi="Aptos Narrow" w:cs="Times New Roman"/>
+                <w:color w:val="000000"/>
+                <w:kern w:val="0"/>
+                <w:sz w:val="18"/>
+                <w:szCs w:val="18"/>
+                <w14:ligatures w14:val="none"/>
+              </w:rPr>
+              <w:t>Schijns</w:t>
+            </w:r>
+            <w:proofErr w:type="spellEnd"/>
+            <w:r>
+              <w:rPr>
+                <w:rFonts w:ascii="Aptos Narrow" w:eastAsia="Times New Roman" w:hAnsi="Aptos Narrow" w:cs="Times New Roman"/>
+                <w:color w:val="000000"/>
+                <w:kern w:val="0"/>
+                <w:sz w:val="18"/>
+                <w:szCs w:val="18"/>
+                <w14:ligatures w14:val="none"/>
+              </w:rPr>
+              <w:t xml:space="preserve"> et al. 2021</w:t>
             </w:r>
           </w:p>
         </w:tc>
@@ -2118,16 +2404,29 @@
                 <w14:ligatures w14:val="none"/>
               </w:rPr>
             </w:pPr>
-            <w:r>
-              <w:rPr>
-                <w:rFonts w:ascii="Aptos Narrow" w:eastAsia="Times New Roman" w:hAnsi="Aptos Narrow" w:cs="Times New Roman"/>
-                <w:color w:val="000000"/>
-                <w:kern w:val="0"/>
-                <w:sz w:val="18"/>
-                <w:szCs w:val="18"/>
-                <w14:ligatures w14:val="none"/>
-              </w:rPr>
-              <w:t xml:space="preserve">Andrucschenko et al. 2022 and </w:t>
+            <w:proofErr w:type="spellStart"/>
+            <w:r>
+              <w:rPr>
+                <w:rFonts w:ascii="Aptos Narrow" w:eastAsia="Times New Roman" w:hAnsi="Aptos Narrow" w:cs="Times New Roman"/>
+                <w:color w:val="000000"/>
+                <w:kern w:val="0"/>
+                <w:sz w:val="18"/>
+                <w:szCs w:val="18"/>
+                <w14:ligatures w14:val="none"/>
+              </w:rPr>
+              <w:t>Andrucschenko</w:t>
+            </w:r>
+            <w:proofErr w:type="spellEnd"/>
+            <w:r>
+              <w:rPr>
+                <w:rFonts w:ascii="Aptos Narrow" w:eastAsia="Times New Roman" w:hAnsi="Aptos Narrow" w:cs="Times New Roman"/>
+                <w:color w:val="000000"/>
+                <w:kern w:val="0"/>
+                <w:sz w:val="18"/>
+                <w:szCs w:val="18"/>
+                <w14:ligatures w14:val="none"/>
+              </w:rPr>
+              <w:t xml:space="preserve"> et al. 2022 and </w:t>
             </w:r>
           </w:p>
         </w:tc>
@@ -3783,16 +4082,29 @@
                 <w14:ligatures w14:val="none"/>
               </w:rPr>
             </w:pPr>
-            <w:r>
-              <w:rPr>
-                <w:rFonts w:ascii="Aptos Narrow" w:eastAsia="Times New Roman" w:hAnsi="Aptos Narrow" w:cs="Times New Roman"/>
-                <w:color w:val="000000"/>
-                <w:kern w:val="0"/>
-                <w:sz w:val="18"/>
-                <w:szCs w:val="18"/>
-                <w14:ligatures w14:val="none"/>
-              </w:rPr>
-              <w:t>IIIaW-IV-VIId</w:t>
+            <w:proofErr w:type="spellStart"/>
+            <w:r>
+              <w:rPr>
+                <w:rFonts w:ascii="Aptos Narrow" w:eastAsia="Times New Roman" w:hAnsi="Aptos Narrow" w:cs="Times New Roman"/>
+                <w:color w:val="000000"/>
+                <w:kern w:val="0"/>
+                <w:sz w:val="18"/>
+                <w:szCs w:val="18"/>
+                <w14:ligatures w14:val="none"/>
+              </w:rPr>
+              <w:t>IIIaW</w:t>
+            </w:r>
+            <w:proofErr w:type="spellEnd"/>
+            <w:r>
+              <w:rPr>
+                <w:rFonts w:ascii="Aptos Narrow" w:eastAsia="Times New Roman" w:hAnsi="Aptos Narrow" w:cs="Times New Roman"/>
+                <w:color w:val="000000"/>
+                <w:kern w:val="0"/>
+                <w:sz w:val="18"/>
+                <w:szCs w:val="18"/>
+                <w14:ligatures w14:val="none"/>
+              </w:rPr>
+              <w:t>-IV-VIId</w:t>
             </w:r>
           </w:p>
         </w:tc>
@@ -4197,6 +4509,7 @@
                 <w14:ligatures w14:val="none"/>
               </w:rPr>
             </w:pPr>
+            <w:proofErr w:type="spellStart"/>
             <w:r>
               <w:rPr>
                 <w:rFonts w:ascii="Aptos Narrow" w:eastAsia="Times New Roman" w:hAnsi="Aptos Narrow" w:cs="Times New Roman"/>
@@ -4208,6 +4521,7 @@
               </w:rPr>
               <w:t>VIa</w:t>
             </w:r>
+            <w:proofErr w:type="spellEnd"/>
           </w:p>
         </w:tc>
         <w:tc>
@@ -4335,6 +4649,7 @@
                 <w14:ligatures w14:val="none"/>
               </w:rPr>
             </w:pPr>
+            <w:proofErr w:type="spellStart"/>
             <w:r>
               <w:rPr>
                 <w:rFonts w:ascii="Aptos Narrow" w:eastAsia="Times New Roman" w:hAnsi="Aptos Narrow" w:cs="Times New Roman"/>
@@ -4346,6 +4661,7 @@
               </w:rPr>
               <w:t>VIIek</w:t>
             </w:r>
+            <w:proofErr w:type="spellEnd"/>
           </w:p>
         </w:tc>
         <w:tc>
@@ -5032,7 +5348,18 @@
           <w:szCs w:val="20"/>
           <w:lang w:val="en-CA"/>
         </w:rPr>
-        <w:t xml:space="preserve"> at biomass &lt; Ψ, pr</w:t>
+        <w:t xml:space="preserve"> at biomass &lt; Ψ, </w:t>
+      </w:r>
+      <w:proofErr w:type="spellStart"/>
+      <w:r>
+        <w:rPr>
+          <w:rFonts w:cs="Arial"/>
+          <w:color w:val="auto"/>
+          <w:sz w:val="20"/>
+          <w:szCs w:val="20"/>
+          <w:lang w:val="en-CA"/>
+        </w:rPr>
+        <w:t>pr</w:t>
       </w:r>
       <w:r>
         <w:rPr>
@@ -5045,6 +5372,7 @@
         </w:rPr>
         <w:t>c</w:t>
       </w:r>
+      <w:proofErr w:type="spellEnd"/>
       <w:r>
         <w:rPr>
           <w:rFonts w:cs="Arial"/>
@@ -5072,7 +5400,18 @@
           <w:szCs w:val="20"/>
           <w:lang w:val="en-CA"/>
         </w:rPr>
-        <w:t xml:space="preserve"> at minimum biomass, pr</w:t>
+        <w:t xml:space="preserve"> at minimum biomass, </w:t>
+      </w:r>
+      <w:proofErr w:type="spellStart"/>
+      <w:r>
+        <w:rPr>
+          <w:rFonts w:cs="Arial"/>
+          <w:color w:val="auto"/>
+          <w:sz w:val="20"/>
+          <w:szCs w:val="20"/>
+          <w:lang w:val="en-CA"/>
+        </w:rPr>
+        <w:t>pr</w:t>
       </w:r>
       <w:r>
         <w:rPr>
@@ -5085,6 +5424,7 @@
         </w:rPr>
         <w:t>d</w:t>
       </w:r>
+      <w:proofErr w:type="spellEnd"/>
       <w:r>
         <w:rPr>
           <w:rFonts w:cs="Arial"/>
@@ -5112,7 +5452,18 @@
           <w:szCs w:val="20"/>
           <w:lang w:val="en-CA"/>
         </w:rPr>
-        <w:t xml:space="preserve"> at minimum biomass in the depensation zone, the black vertical double arrow illustrates the distance between pr</w:t>
+        <w:t xml:space="preserve"> at minimum biomass in the depensation zone, the black vertical double arrow illustrates the distance between </w:t>
+      </w:r>
+      <w:proofErr w:type="spellStart"/>
+      <w:r>
+        <w:rPr>
+          <w:rFonts w:cs="Arial"/>
+          <w:color w:val="auto"/>
+          <w:sz w:val="20"/>
+          <w:szCs w:val="20"/>
+          <w:lang w:val="en-CA"/>
+        </w:rPr>
+        <w:t>pr</w:t>
       </w:r>
       <w:r>
         <w:rPr>
@@ -5125,6 +5476,7 @@
         </w:rPr>
         <w:t>c</w:t>
       </w:r>
+      <w:proofErr w:type="spellEnd"/>
       <w:r>
         <w:rPr>
           <w:rFonts w:cs="Arial"/>
@@ -5133,7 +5485,18 @@
           <w:szCs w:val="20"/>
           <w:lang w:val="en-CA"/>
         </w:rPr>
-        <w:t xml:space="preserve"> and pr</w:t>
+        <w:t xml:space="preserve"> and </w:t>
+      </w:r>
+      <w:proofErr w:type="spellStart"/>
+      <w:r>
+        <w:rPr>
+          <w:rFonts w:cs="Arial"/>
+          <w:color w:val="auto"/>
+          <w:sz w:val="20"/>
+          <w:szCs w:val="20"/>
+          <w:lang w:val="en-CA"/>
+        </w:rPr>
+        <w:t>pr</w:t>
       </w:r>
       <w:r>
         <w:rPr>
@@ -5146,6 +5509,7 @@
         </w:rPr>
         <w:t>d</w:t>
       </w:r>
+      <w:proofErr w:type="spellEnd"/>
       <w:r>
         <w:rPr>
           <w:rFonts w:cs="Arial"/>
@@ -5850,14 +6214,7 @@
           <w:sz w:val="20"/>
           <w:szCs w:val="20"/>
         </w:rPr>
-        <w:t>Com</w:t>
-      </w:r>
-      <w:r>
-        <w:rPr>
-          <w:sz w:val="20"/>
-          <w:szCs w:val="20"/>
-        </w:rPr>
-        <w:t xml:space="preserve">pensation stocks; </w:t>
+        <w:t xml:space="preserve">Compensation stocks; </w:t>
       </w:r>
       <w:r>
         <w:rPr>
@@ -6085,7 +6442,31 @@
                 <w:szCs w:val="18"/>
                 <w14:ligatures w14:val="none"/>
               </w:rPr>
-              <w:t>Depletion (fraction of lrp proxy, smaller number is more depleted)</w:t>
+              <w:t xml:space="preserve">Depletion (fraction of </w:t>
+            </w:r>
+            <w:proofErr w:type="spellStart"/>
+            <w:r>
+              <w:rPr>
+                <w:rFonts w:ascii="Aptos Narrow" w:eastAsia="Times New Roman" w:hAnsi="Aptos Narrow" w:cs="Times New Roman"/>
+                <w:color w:val="000000"/>
+                <w:kern w:val="0"/>
+                <w:sz w:val="18"/>
+                <w:szCs w:val="18"/>
+                <w14:ligatures w14:val="none"/>
+              </w:rPr>
+              <w:t>lrp</w:t>
+            </w:r>
+            <w:proofErr w:type="spellEnd"/>
+            <w:r>
+              <w:rPr>
+                <w:rFonts w:ascii="Aptos Narrow" w:eastAsia="Times New Roman" w:hAnsi="Aptos Narrow" w:cs="Times New Roman"/>
+                <w:color w:val="000000"/>
+                <w:kern w:val="0"/>
+                <w:sz w:val="18"/>
+                <w:szCs w:val="18"/>
+                <w14:ligatures w14:val="none"/>
+              </w:rPr>
+              <w:t xml:space="preserve"> proxy, smaller number is more depleted)</w:t>
             </w:r>
           </w:p>
         </w:tc>
@@ -9311,16 +9692,29 @@
                 <w14:ligatures w14:val="none"/>
               </w:rPr>
             </w:pPr>
-            <w:r>
-              <w:rPr>
-                <w:rFonts w:ascii="Aptos Narrow" w:eastAsia="Times New Roman" w:hAnsi="Aptos Narrow" w:cs="Times New Roman"/>
-                <w:color w:val="000000"/>
-                <w:kern w:val="0"/>
-                <w:sz w:val="18"/>
-                <w:szCs w:val="18"/>
-                <w14:ligatures w14:val="none"/>
-              </w:rPr>
-              <w:t>IIIaW-IV-VIId</w:t>
+            <w:proofErr w:type="spellStart"/>
+            <w:r>
+              <w:rPr>
+                <w:rFonts w:ascii="Aptos Narrow" w:eastAsia="Times New Roman" w:hAnsi="Aptos Narrow" w:cs="Times New Roman"/>
+                <w:color w:val="000000"/>
+                <w:kern w:val="0"/>
+                <w:sz w:val="18"/>
+                <w:szCs w:val="18"/>
+                <w14:ligatures w14:val="none"/>
+              </w:rPr>
+              <w:t>IIIaW</w:t>
+            </w:r>
+            <w:proofErr w:type="spellEnd"/>
+            <w:r>
+              <w:rPr>
+                <w:rFonts w:ascii="Aptos Narrow" w:eastAsia="Times New Roman" w:hAnsi="Aptos Narrow" w:cs="Times New Roman"/>
+                <w:color w:val="000000"/>
+                <w:kern w:val="0"/>
+                <w:sz w:val="18"/>
+                <w:szCs w:val="18"/>
+                <w14:ligatures w14:val="none"/>
+              </w:rPr>
+              <w:t>-IV-VIId</w:t>
             </w:r>
           </w:p>
         </w:tc>
@@ -10530,6 +10924,7 @@
                 <w14:ligatures w14:val="none"/>
               </w:rPr>
             </w:pPr>
+            <w:proofErr w:type="spellStart"/>
             <w:r>
               <w:rPr>
                 <w:rFonts w:ascii="Aptos Narrow" w:eastAsia="Times New Roman" w:hAnsi="Aptos Narrow" w:cs="Times New Roman"/>
@@ -10541,6 +10936,7 @@
               </w:rPr>
               <w:t>VIIek</w:t>
             </w:r>
+            <w:proofErr w:type="spellEnd"/>
           </w:p>
         </w:tc>
         <w:tc>
@@ -10735,6 +11131,7 @@
                 <w14:ligatures w14:val="none"/>
               </w:rPr>
             </w:pPr>
+            <w:proofErr w:type="spellStart"/>
             <w:r>
               <w:rPr>
                 <w:rFonts w:ascii="Aptos Narrow" w:eastAsia="Times New Roman" w:hAnsi="Aptos Narrow" w:cs="Times New Roman"/>
@@ -10746,6 +11143,7 @@
               </w:rPr>
               <w:t>VIa</w:t>
             </w:r>
+            <w:proofErr w:type="spellEnd"/>
           </w:p>
         </w:tc>
         <w:tc>
@@ -11160,320 +11558,1283 @@
     </w:p>
     <w:p>
       <w:pPr>
-        <w:spacing w:after="0" w:line="240" w:lineRule="auto"/>
-        <w:rPr>
-          <w:rFonts w:ascii="Aptos Narrow" w:eastAsia="Times New Roman" w:hAnsi="Aptos Narrow" w:cs="Times New Roman"/>
-          <w:color w:val="000000"/>
-          <w:kern w:val="0"/>
-          <w:sz w:val="18"/>
-          <w:szCs w:val="18"/>
-          <w14:ligatures w14:val="none"/>
+        <w:spacing w:line="276" w:lineRule="auto"/>
+        <w:rPr>
+          <w:rFonts w:ascii="Arial" w:hAnsi="Arial" w:cs="Arial"/>
         </w:rPr>
       </w:pPr>
       <w:r>
         <w:rPr>
-          <w:rFonts w:ascii="Aptos Narrow" w:eastAsia="Times New Roman" w:hAnsi="Aptos Narrow" w:cs="Times New Roman"/>
-          <w:color w:val="000000"/>
-          <w:kern w:val="0"/>
-          <w:sz w:val="18"/>
-          <w:szCs w:val="18"/>
-          <w14:ligatures w14:val="none"/>
-        </w:rPr>
-        <w:t>CODIIIaW-IV-VIId</w:t>
-      </w:r>
-      <w:r>
-        <w:rPr>
-          <w:rFonts w:ascii="Aptos Narrow" w:eastAsia="Times New Roman" w:hAnsi="Aptos Narrow" w:cs="Times New Roman"/>
-          <w:color w:val="000000"/>
-          <w:kern w:val="0"/>
-          <w:sz w:val="18"/>
-          <w:szCs w:val="18"/>
-          <w14:ligatures w14:val="none"/>
-        </w:rPr>
-        <w:t xml:space="preserve"> was the only northeast atlantic cod stocks showing an allee effect with breakpoint</w:t>
+          <w:rFonts w:ascii="Arial" w:hAnsi="Arial" w:cs="Arial"/>
+        </w:rPr>
+        <w:t>The production analyses detected evidence of Allee effects in 11 of the 24 stocks examined. Eight stocks exhibited depensation below a breakpoint in the production</w:t>
+      </w:r>
+      <w:r>
+        <w:rPr>
+          <w:rFonts w:ascii="Arial" w:hAnsi="Arial" w:cs="Arial"/>
+        </w:rPr>
+        <w:t xml:space="preserve"> to </w:t>
+      </w:r>
+      <w:r>
+        <w:rPr>
+          <w:rFonts w:ascii="Arial" w:hAnsi="Arial" w:cs="Arial"/>
+        </w:rPr>
+        <w:t xml:space="preserve">biomass relationship, while three showed consistent depensation across the full biomass range, characterized by a positive linear relationship. Ten of these eleven stocks were located in the Northwest Atlantic, with </w:t>
+      </w:r>
+      <w:proofErr w:type="spellStart"/>
+      <w:r>
+        <w:rPr>
+          <w:rFonts w:ascii="Arial" w:hAnsi="Arial" w:cs="Arial"/>
+        </w:rPr>
+        <w:t>IIIaW</w:t>
+      </w:r>
+      <w:proofErr w:type="spellEnd"/>
+      <w:r>
+        <w:rPr>
+          <w:rFonts w:ascii="Arial" w:hAnsi="Arial" w:cs="Arial"/>
+        </w:rPr>
+        <w:t xml:space="preserve">–IV–VIId being the only Northeast Atlantic cod stock exhibiting an Allee effect. </w:t>
       </w:r>
     </w:p>
     <w:p>
       <w:pPr>
-        <w:spacing w:after="0" w:line="240" w:lineRule="auto"/>
-        <w:rPr>
-          <w:rFonts w:ascii="Aptos Narrow" w:eastAsia="Times New Roman" w:hAnsi="Aptos Narrow" w:cs="Times New Roman"/>
+        <w:spacing w:line="276" w:lineRule="auto"/>
+        <w:rPr>
+          <w:rFonts w:ascii="Arial" w:hAnsi="Arial" w:cs="Arial"/>
+        </w:rPr>
+      </w:pPr>
+      <w:r>
+        <w:rPr>
+          <w:rFonts w:ascii="Arial" w:hAnsi="Arial" w:cs="Arial"/>
+        </w:rPr>
+        <w:t>Within the Northwest Atlantic, stocks displaying Allee effects were dispersed across the region, with no evident clustering or clear geographic pattern. This spatial contrast is consistent with previous findings indicating that reduced recovery potential has largely been confined to Northwest Atlantic cod stocks, whereas stocks in the Eastern Atlantic</w:t>
+      </w:r>
+      <w:r>
+        <w:rPr>
+          <w:rFonts w:ascii="Arial" w:hAnsi="Arial" w:cs="Arial"/>
+        </w:rPr>
+        <w:t xml:space="preserve">, </w:t>
+      </w:r>
+      <w:r>
+        <w:rPr>
+          <w:rFonts w:ascii="Arial" w:hAnsi="Arial" w:cs="Arial"/>
+        </w:rPr>
+        <w:t>particularly those around mainland Europe</w:t>
+      </w:r>
+      <w:r>
+        <w:rPr>
+          <w:rFonts w:ascii="Arial" w:hAnsi="Arial" w:cs="Arial"/>
+        </w:rPr>
+        <w:t xml:space="preserve">, </w:t>
+      </w:r>
+      <w:r>
+        <w:rPr>
+          <w:rFonts w:ascii="Arial" w:hAnsi="Arial" w:cs="Arial"/>
+        </w:rPr>
+        <w:t>generally exhibit higher recovery potential (Keith et al. 2026). These regional differences have been attributed to factors such as fisheries-induced evolution, shifts in life-history traits (e.g., age and size at maturity), the loss of large, old spawners, and environmental conditions in the Western Atlantic.</w:t>
+      </w:r>
+      <w:r>
+        <w:rPr>
+          <w:rFonts w:ascii="Arial" w:hAnsi="Arial" w:cs="Arial"/>
+        </w:rPr>
+        <w:t xml:space="preserve">.... (see refs 73-78 in Keith et al 2026).  </w:t>
+      </w:r>
+    </w:p>
+    <w:p>
+      <w:pPr>
+        <w:spacing w:line="276" w:lineRule="auto"/>
+        <w:rPr>
+          <w:rFonts w:ascii="Arial" w:hAnsi="Arial" w:cs="Arial"/>
+        </w:rPr>
+      </w:pPr>
+      <w:r>
+        <w:rPr>
+          <w:rFonts w:ascii="Arial" w:hAnsi="Arial" w:cs="Arial"/>
+        </w:rPr>
+        <w:t>A key contribution of this study is the use of surplus production dynamics to quantify the strength of Allee effects. The quantification of the of the strength of the effect in production units is easier to understand than an extra parameter of a stock recruit relationship. Moreover, stock–recruitment functions carry inherent assumptions that may be violated in practice. They assume that recruitment is driven mainly by spawner abundance, but many stocks show weak or inconsistent recruitment dependence once environmental drivers are considered.  </w:t>
+      </w:r>
+    </w:p>
+    <w:bookmarkEnd w:id="0"/>
+    <w:p>
+      <w:pPr>
+        <w:spacing w:line="276" w:lineRule="auto"/>
+        <w:rPr>
+          <w:rFonts w:ascii="Arial" w:eastAsia="Times New Roman" w:hAnsi="Arial" w:cs="Arial"/>
           <w:color w:val="000000"/>
           <w:kern w:val="0"/>
-          <w:sz w:val="18"/>
-          <w:szCs w:val="18"/>
+          <w14:ligatures w14:val="none"/>
+        </w:rPr>
+      </w:pPr>
+      <w:r>
+        <w:rPr>
+          <w:rFonts w:ascii="Arial" w:eastAsia="Times New Roman" w:hAnsi="Arial" w:cs="Arial"/>
+          <w:color w:val="000000"/>
+          <w:kern w:val="0"/>
+          <w14:ligatures w14:val="none"/>
+        </w:rPr>
+        <w:t>Allee effects where either identified with a breakpoint in the relationship, or with a positive slope over the range of biomass. It is likely that stocks with a positive slope over the range would display a breakpoint if longer time series with historical high biomass where available (verify years and trends of these stocks).</w:t>
+      </w:r>
+    </w:p>
+    <w:p>
+      <w:pPr>
+        <w:spacing w:line="276" w:lineRule="auto"/>
+        <w:rPr>
+          <w:rFonts w:ascii="Arial" w:eastAsia="Times New Roman" w:hAnsi="Arial" w:cs="Arial"/>
+          <w:color w:val="000000"/>
+          <w:kern w:val="0"/>
+          <w14:ligatures w14:val="none"/>
+        </w:rPr>
+      </w:pPr>
+      <w:r>
+        <w:rPr>
+          <w:rFonts w:ascii="Arial" w:eastAsia="Times New Roman" w:hAnsi="Arial" w:cs="Arial"/>
+          <w:color w:val="000000"/>
+          <w:kern w:val="0"/>
+          <w14:ligatures w14:val="none"/>
+        </w:rPr>
+        <w:t>All stocks reached very low relative biomass levels, where their minimum biomass relative to a proxy for a LRP ranged between 1% and 59% across stocks. Under these levels of depletion, all stocks were classified as collapsed at one point over time. Despite broadly similar depletion trajectories, recovery outcomes varied substantially among stocks.</w:t>
+      </w:r>
+    </w:p>
+    <w:p>
+      <w:pPr>
+        <w:spacing w:line="276" w:lineRule="auto"/>
+        <w:rPr>
+          <w:rFonts w:ascii="Arial" w:eastAsia="Times New Roman" w:hAnsi="Arial" w:cs="Arial"/>
+          <w:color w:val="000000"/>
+          <w:kern w:val="0"/>
+          <w14:ligatures w14:val="none"/>
+        </w:rPr>
+      </w:pPr>
+      <w:r>
+        <w:rPr>
+          <w:rFonts w:ascii="Arial" w:eastAsia="Times New Roman" w:hAnsi="Arial" w:cs="Arial"/>
+          <w:color w:val="000000"/>
+          <w:kern w:val="0"/>
+          <w14:ligatures w14:val="none"/>
+        </w:rPr>
+        <w:t xml:space="preserve">Stocks that recovered generally maintained positive production at their lowest observed biomass and exhibited weak or no evidence of Allee effects. For example, ICE and NEAR showed compensatory dynamics across their observed biomass range and retained positive production at low biomass, enabling recovery from collapse. Recovery was also observed for 1F-XIV and 1IN at much lower depletion levels (&lt; 0.1). 1F-XIV did not show Allee effects and maintained compensatory dynamics, allowing recovery. </w:t>
+      </w:r>
+      <w:r>
+        <w:rPr>
+          <w:rFonts w:ascii="Arial" w:eastAsia="Times New Roman" w:hAnsi="Arial" w:cs="Arial"/>
+          <w:color w:val="000000"/>
+          <w:kern w:val="0"/>
+          <w14:ligatures w14:val="none"/>
+        </w:rPr>
+        <w:lastRenderedPageBreak/>
+        <w:t>The 1IN stock displayed the weakest Allee effects of all stocks and maintained positive production at low biomass, allowing recovery.</w:t>
+      </w:r>
+    </w:p>
+    <w:p>
+      <w:pPr>
+        <w:spacing w:line="276" w:lineRule="auto"/>
+        <w:rPr>
+          <w:rFonts w:ascii="Arial" w:eastAsia="Times New Roman" w:hAnsi="Arial" w:cs="Arial"/>
+          <w:color w:val="000000"/>
+          <w:kern w:val="0"/>
+          <w14:ligatures w14:val="none"/>
+        </w:rPr>
+      </w:pPr>
+      <w:r>
+        <w:rPr>
+          <w:rFonts w:ascii="Arial" w:eastAsia="Times New Roman" w:hAnsi="Arial" w:cs="Arial"/>
+          <w:color w:val="000000"/>
+          <w:kern w:val="0"/>
+          <w14:ligatures w14:val="none"/>
+        </w:rPr>
+        <w:t>In contrast, many stocks that failed to recover exhibited strong Allee effects, indicated by positive As values. These stocks also exhibited very low or negative production at their lowest observed biomass. Stocks such as 3Pn4RS, 4X5Y, 4vsw, 4TVn and 2J3KL showed strong Allee effects, with production values near zero or negative (≤ 0.04). These stocks were also among the most severely depleted (depletion &lt; 0.3), suggesting that depensatory dynamics constrained population growth following collapse.</w:t>
+      </w:r>
+    </w:p>
+    <w:p>
+      <w:pPr>
+        <w:spacing w:line="276" w:lineRule="auto"/>
+        <w:rPr>
+          <w:rFonts w:ascii="Arial" w:eastAsia="Times New Roman" w:hAnsi="Arial" w:cs="Arial"/>
+          <w:color w:val="000000"/>
+          <w:kern w:val="0"/>
+          <w14:ligatures w14:val="none"/>
+        </w:rPr>
+      </w:pPr>
+      <w:r>
+        <w:rPr>
+          <w:rFonts w:ascii="Arial" w:eastAsia="Times New Roman" w:hAnsi="Arial" w:cs="Arial"/>
+          <w:color w:val="000000"/>
+          <w:kern w:val="0"/>
+          <w14:ligatures w14:val="none"/>
+        </w:rPr>
+        <w:t xml:space="preserve">Stocks indicating no detectable Allee effect, showed mixed recovery outcomes. Several such stocks (e.g., BA2224, BA2532, </w:t>
+      </w:r>
+      <w:proofErr w:type="spellStart"/>
+      <w:r>
+        <w:rPr>
+          <w:rFonts w:ascii="Arial" w:eastAsia="Times New Roman" w:hAnsi="Arial" w:cs="Arial"/>
+          <w:color w:val="000000"/>
+          <w:kern w:val="0"/>
+          <w14:ligatures w14:val="none"/>
+        </w:rPr>
+        <w:t>VIIek</w:t>
+      </w:r>
+      <w:proofErr w:type="spellEnd"/>
+      <w:r>
+        <w:rPr>
+          <w:rFonts w:ascii="Arial" w:eastAsia="Times New Roman" w:hAnsi="Arial" w:cs="Arial"/>
+          <w:color w:val="000000"/>
+          <w:kern w:val="0"/>
+          <w14:ligatures w14:val="none"/>
+        </w:rPr>
+        <w:t xml:space="preserve">, </w:t>
+      </w:r>
+      <w:proofErr w:type="spellStart"/>
+      <w:r>
+        <w:rPr>
+          <w:rFonts w:ascii="Arial" w:eastAsia="Times New Roman" w:hAnsi="Arial" w:cs="Arial"/>
+          <w:color w:val="000000"/>
+          <w:kern w:val="0"/>
+          <w14:ligatures w14:val="none"/>
+        </w:rPr>
+        <w:t>VIa</w:t>
+      </w:r>
+      <w:proofErr w:type="spellEnd"/>
+      <w:r>
+        <w:rPr>
+          <w:rFonts w:ascii="Arial" w:eastAsia="Times New Roman" w:hAnsi="Arial" w:cs="Arial"/>
+          <w:color w:val="000000"/>
+          <w:kern w:val="0"/>
+          <w14:ligatures w14:val="none"/>
+        </w:rPr>
+        <w:t xml:space="preserve">, 5Zjm, IS, and 3NO) did not recover despite the absence of depensation, likely reflecting low production across their biomass range, including at their lowest observed biomass, and thus weak compensatory dynamics. It </w:t>
+      </w:r>
+      <w:proofErr w:type="spellStart"/>
+      <w:r>
+        <w:rPr>
+          <w:rFonts w:ascii="Arial" w:eastAsia="Times New Roman" w:hAnsi="Arial" w:cs="Arial"/>
+          <w:color w:val="000000"/>
+          <w:kern w:val="0"/>
+          <w14:ligatures w14:val="none"/>
+        </w:rPr>
+        <w:t>si</w:t>
+      </w:r>
+      <w:proofErr w:type="spellEnd"/>
+      <w:r>
+        <w:rPr>
+          <w:rFonts w:ascii="Arial" w:eastAsia="Times New Roman" w:hAnsi="Arial" w:cs="Arial"/>
+          <w:color w:val="000000"/>
+          <w:kern w:val="0"/>
+          <w14:ligatures w14:val="none"/>
+        </w:rPr>
+        <w:t xml:space="preserve"> possible that the time series for these stocks are from highly depleted states, masking a potential breakpoint in per capita production rates. In contrast, 1F-XIV recovered, emphasizing the importance of positive production at low biomass even when Allee effects are weak or absent.</w:t>
+      </w:r>
+    </w:p>
+    <w:p>
+      <w:pPr>
+        <w:spacing w:line="276" w:lineRule="auto"/>
+        <w:rPr>
+          <w:rFonts w:ascii="Arial" w:eastAsia="Times New Roman" w:hAnsi="Arial" w:cs="Arial"/>
+          <w:color w:val="000000"/>
+          <w:kern w:val="0"/>
+          <w14:ligatures w14:val="none"/>
+        </w:rPr>
+      </w:pPr>
+      <w:r>
+        <w:rPr>
+          <w:rFonts w:ascii="Arial" w:eastAsia="Times New Roman" w:hAnsi="Arial" w:cs="Arial"/>
+          <w:color w:val="000000"/>
+          <w:kern w:val="0"/>
+          <w14:ligatures w14:val="none"/>
+        </w:rPr>
+        <w:t>Overall, recovery potential appears to be jointly influenced by depletion severity, production at low biomass, and the strength of depensatory dynamics. Stocks experiencing extreme depletion combined with strong Allee effects and near-zero or negative production at low biomass consistently failed to recover. Conversely, recovery was most likely when production remained positive at low biomass, even when weak Allee effects were present.</w:t>
+      </w:r>
+    </w:p>
+    <w:p>
+      <w:pPr>
+        <w:spacing w:line="276" w:lineRule="auto"/>
+        <w:rPr>
+          <w:rFonts w:ascii="Arial" w:eastAsia="Times New Roman" w:hAnsi="Arial" w:cs="Arial"/>
+          <w:color w:val="000000"/>
+          <w:kern w:val="0"/>
+          <w14:ligatures w14:val="none"/>
+        </w:rPr>
+      </w:pPr>
+      <w:r>
+        <w:rPr>
+          <w:rFonts w:ascii="Arial" w:eastAsia="Times New Roman" w:hAnsi="Arial" w:cs="Arial"/>
+          <w:color w:val="000000"/>
+          <w:kern w:val="0"/>
+          <w14:ligatures w14:val="none"/>
+        </w:rPr>
+        <w:t xml:space="preserve">There is also often insufficient data at both high and low stock sizes to estimate the curvature or steepness of SRRs meaningfully. SRRs often assume a stationary relationship but complex environmental effects, regime shifts, and density-independent drivers can cause parameters to suddenly shift or to drift over time. Under these conditions, SRRs can suffer from structural uncertainty, and fitting them can generate misleading stock processes inferences. </w:t>
+      </w:r>
+    </w:p>
+    <w:p>
+      <w:pPr>
+        <w:spacing w:line="276" w:lineRule="auto"/>
+        <w:rPr>
+          <w:rFonts w:ascii="Arial" w:eastAsia="Times New Roman" w:hAnsi="Arial" w:cs="Arial"/>
+          <w:color w:val="000000"/>
+          <w:kern w:val="0"/>
+          <w14:ligatures w14:val="none"/>
+        </w:rPr>
+      </w:pPr>
+      <w:r>
+        <w:rPr>
+          <w:rFonts w:ascii="Arial" w:eastAsia="Times New Roman" w:hAnsi="Arial" w:cs="Arial"/>
+          <w:color w:val="000000"/>
+          <w:kern w:val="0"/>
+          <w14:ligatures w14:val="none"/>
+        </w:rPr>
+        <w:t xml:space="preserve">Atlantic cod in the </w:t>
+      </w:r>
+      <w:proofErr w:type="spellStart"/>
+      <w:r>
+        <w:rPr>
+          <w:rFonts w:ascii="Arial" w:eastAsia="Times New Roman" w:hAnsi="Arial" w:cs="Arial"/>
+          <w:color w:val="000000"/>
+          <w:kern w:val="0"/>
+          <w14:ligatures w14:val="none"/>
+        </w:rPr>
+        <w:t>sGSL</w:t>
+      </w:r>
+      <w:proofErr w:type="spellEnd"/>
+      <w:r>
+        <w:rPr>
+          <w:rFonts w:ascii="Arial" w:eastAsia="Times New Roman" w:hAnsi="Arial" w:cs="Arial"/>
+          <w:color w:val="000000"/>
+          <w:kern w:val="0"/>
+          <w14:ligatures w14:val="none"/>
+        </w:rPr>
+        <w:t xml:space="preserve"> are currently experiencing a strong Allee effect, with the rate of surplus production declining to neg- </w:t>
+      </w:r>
+      <w:proofErr w:type="spellStart"/>
+      <w:r>
+        <w:rPr>
+          <w:rFonts w:ascii="Arial" w:eastAsia="Times New Roman" w:hAnsi="Arial" w:cs="Arial"/>
+          <w:color w:val="000000"/>
+          <w:kern w:val="0"/>
+          <w14:ligatures w14:val="none"/>
+        </w:rPr>
+        <w:t>ative</w:t>
+      </w:r>
+      <w:proofErr w:type="spellEnd"/>
+      <w:r>
+        <w:rPr>
+          <w:rFonts w:ascii="Arial" w:eastAsia="Times New Roman" w:hAnsi="Arial" w:cs="Arial"/>
+          <w:color w:val="000000"/>
+          <w:kern w:val="0"/>
+          <w14:ligatures w14:val="none"/>
+        </w:rPr>
+        <w:t xml:space="preserve"> values as population biomass has decreased over the past decade. Changes in recruitment dynamics do not appear to be the primary cause of this negative productivity. While there does appear to have been a weakening in recruitment compensation between the 1970s and 1990s (cf. Keith and Hutchings 2012), there is no evidence for depensatory recruitment dynamics in this stock.</w:t>
+      </w:r>
+    </w:p>
+    <w:p>
+      <w:pPr>
+        <w:spacing w:line="276" w:lineRule="auto"/>
+        <w:rPr>
+          <w:rFonts w:ascii="Arial" w:eastAsia="Times New Roman" w:hAnsi="Arial" w:cs="Arial"/>
+          <w:color w:val="000000"/>
+          <w:kern w:val="0"/>
           <w14:ligatures w14:val="none"/>
         </w:rPr>
       </w:pPr>
     </w:p>
     <w:p>
       <w:pPr>
-        <w:rPr>
-          <w:rFonts w:ascii="Arial" w:hAnsi="Arial" w:cs="Arial"/>
+        <w:spacing w:line="276" w:lineRule="auto"/>
+        <w:rPr>
+          <w:rFonts w:ascii="Arial" w:eastAsia="Times New Roman" w:hAnsi="Arial" w:cs="Arial"/>
+          <w:color w:val="000000"/>
+          <w:kern w:val="0"/>
+          <w14:ligatures w14:val="none"/>
         </w:rPr>
       </w:pPr>
       <w:r>
         <w:rPr>
-          <w:rFonts w:ascii="Arial" w:hAnsi="Arial" w:cs="Arial"/>
-        </w:rPr>
-        <w:t>Read and discuss latest david keith paper https://www.researchgate.net/publication/399733907_Demographics_and_recovery_potential_of_exploited_marine_teleosts</w:t>
+          <w:rFonts w:ascii="Arial" w:eastAsia="Times New Roman" w:hAnsi="Arial" w:cs="Arial"/>
+          <w:color w:val="000000"/>
+          <w:kern w:val="0"/>
+          <w:highlight w:val="yellow"/>
+          <w14:ligatures w14:val="none"/>
+        </w:rPr>
+        <w:t>Re-organize</w:t>
       </w:r>
     </w:p>
     <w:p>
       <w:pPr>
-        <w:rPr>
-          <w:rFonts w:ascii="Arial" w:hAnsi="Arial" w:cs="Arial"/>
+        <w:spacing w:line="276" w:lineRule="auto"/>
+        <w:rPr>
+          <w:rFonts w:ascii="Arial" w:eastAsia="Times New Roman" w:hAnsi="Arial" w:cs="Arial"/>
+          <w:color w:val="000000"/>
+          <w:kern w:val="0"/>
+          <w14:ligatures w14:val="none"/>
         </w:rPr>
       </w:pPr>
       <w:r>
         <w:rPr>
-          <w:rFonts w:ascii="Arial" w:hAnsi="Arial" w:cs="Arial"/>
-        </w:rPr>
-        <w:t>All stocks reached very low relative biomass levels (depletion ≤ 0.6) and were classified as collapsed. Despite broadly similar depletion trajectories, recovery outcomes varied substantially among stocks.</w:t>
+          <w:rFonts w:ascii="Arial" w:eastAsia="Times New Roman" w:hAnsi="Arial" w:cs="Arial"/>
+          <w:color w:val="000000"/>
+          <w:kern w:val="0"/>
+          <w14:ligatures w14:val="none"/>
+        </w:rPr>
+        <w:lastRenderedPageBreak/>
+        <w:t xml:space="preserve">notes  </w:t>
       </w:r>
     </w:p>
     <w:p>
       <w:pPr>
-        <w:rPr>
-          <w:rFonts w:ascii="Arial" w:hAnsi="Arial" w:cs="Arial"/>
-        </w:rPr>
-      </w:pPr>
-      <w:r>
-        <w:rPr>
-          <w:rFonts w:ascii="Arial" w:hAnsi="Arial" w:cs="Arial"/>
-        </w:rPr>
-        <w:t>Stocks that recovered generally maintained positive production at their lowest observed biomass and exhibited weak or no evidence of Allee effects. For example, CODICE and CODNEAR showed compensatory dynamics across their observed biomass range and retained positive production at low biomass, enabling recovery from collapse. Recovery was also observed for COD1F-XIV and COD1IN at much lower depletion levels (&lt; 0.1); these stocks displayed weak Allee effects but nonetheless maintained positive production at low biomass.</w:t>
-      </w:r>
-    </w:p>
-    <w:p>
-      <w:pPr>
-        <w:rPr>
-          <w:rFonts w:ascii="Arial" w:hAnsi="Arial" w:cs="Arial"/>
-        </w:rPr>
-      </w:pPr>
-      <w:r>
-        <w:rPr>
-          <w:rFonts w:ascii="Arial" w:hAnsi="Arial" w:cs="Arial"/>
-        </w:rPr>
-        <w:t>In contrast, many stocks that failed to recover exhibited strong Allee effects, indicated by positive As values. These stocks also exhibited very low or negative production at their lowest observed biomass. Stocks such as 3Pn4RS, 4X5Y, 4vsw, 4tvn, 4tvn-SPM, and 2J3KL-SPM showed strong Allee effects, with production values near zero or negative (≤ 0.04). These stocks were also among the most severely depleted (depletion &lt; 0.3), suggesting that depensatory dynamics constrained population growth following collapse.</w:t>
-      </w:r>
-    </w:p>
-    <w:p>
-      <w:pPr>
-        <w:rPr>
-          <w:rFonts w:ascii="Arial" w:hAnsi="Arial" w:cs="Arial"/>
-        </w:rPr>
-      </w:pPr>
-      <w:r>
-        <w:rPr>
-          <w:rFonts w:ascii="Arial" w:hAnsi="Arial" w:cs="Arial"/>
-        </w:rPr>
-        <w:t>Stocks with negative As values, indicating no detectable Allee effect, showed mixed recovery outcomes. Several such stocks (e.g., CODBA2224, CODBA2532, CODVIIek, CODVIa, COD5Zjm, CODIS, and COD3NO) did not recover despite the absence of depensation, likely reflecting low production across their biomass range, including at their lowest observed biomass, and thus weak compensatory dynamics. It si possible that the time series for these stocks are from highly depleted states, masking a potential breakpoint in per capita production rates. In contrast, COD1F-XIV recovered, emphasizing the importance of positive production at low biomass even when Allee effects are weak or absent.</w:t>
-      </w:r>
-    </w:p>
-    <w:p>
-      <w:pPr>
-        <w:rPr>
-          <w:rFonts w:ascii="Arial" w:hAnsi="Arial" w:cs="Arial"/>
-        </w:rPr>
-      </w:pPr>
-      <w:r>
-        <w:rPr>
-          <w:rFonts w:ascii="Arial" w:hAnsi="Arial" w:cs="Arial"/>
-        </w:rPr>
-        <w:t>Overall, recovery potential appears to be jointly influenced by depletion severity, production at low biomass, and the strength of depensatory dynamics. Stocks experiencing extreme depletion combined with strong Allee effects and near-zero or negative production at low biomass consistently failed to recover. Conversely, recovery was most likely when production remained positive at low biomass, even when weak Allee effects were present.</w:t>
-      </w:r>
-    </w:p>
-    <w:p>
-      <w:pPr>
-        <w:rPr>
-          <w:rFonts w:ascii="Arial" w:hAnsi="Arial" w:cs="Arial"/>
-        </w:rPr>
-      </w:pPr>
-      <w:r>
-        <w:rPr>
-          <w:rFonts w:ascii="Arial" w:hAnsi="Arial" w:cs="Arial"/>
-        </w:rPr>
-        <w:lastRenderedPageBreak/>
-        <w:t>A key contribution of this study is the use of surplus production dynamics to quantify the strength of Allee effects.</w:t>
-      </w:r>
-    </w:p>
-    <w:p>
-      <w:pPr>
-        <w:shd w:val="clear" w:color="auto" w:fill="FFFFFF"/>
-        <w:spacing w:after="100" w:line="240" w:lineRule="auto"/>
+        <w:spacing w:line="276" w:lineRule="auto"/>
         <w:rPr>
           <w:rFonts w:ascii="Arial" w:eastAsia="Times New Roman" w:hAnsi="Arial" w:cs="Arial"/>
-          <w:color w:val="222222"/>
+          <w:color w:val="000000"/>
           <w:kern w:val="0"/>
           <w14:ligatures w14:val="none"/>
-        </w:rPr>
-      </w:pPr>
-      <w:r>
-        <w:rPr>
-          <w:rFonts w:ascii="Arial" w:eastAsia="Times New Roman" w:hAnsi="Arial" w:cs="Arial"/>
-          <w:color w:val="222222"/>
-          <w:kern w:val="0"/>
-          <w14:ligatures w14:val="none"/>
-        </w:rPr>
-        <w:t>The quantification of the of the strength of the effect is in production units which is easier to understand than an extra parameter of the stock recruit relationships</w:t>
-      </w:r>
-    </w:p>
-    <w:p>
-      <w:pPr>
-        <w:rPr>
-          <w:rFonts w:ascii="Arial" w:hAnsi="Arial" w:cs="Arial"/>
-        </w:rPr>
-      </w:pPr>
-      <w:r>
-        <w:rPr>
-          <w:rFonts w:ascii="Arial" w:hAnsi="Arial" w:cs="Arial"/>
-        </w:rPr>
-        <w:t>Stock–recruitment functions carry inherent assumptions that may be violated in practice.</w:t>
-      </w:r>
-    </w:p>
-    <w:p>
-      <w:pPr>
-        <w:rPr>
-          <w:rFonts w:ascii="Arial" w:hAnsi="Arial" w:cs="Arial"/>
-        </w:rPr>
-      </w:pPr>
-      <w:r>
-        <w:rPr>
-          <w:rFonts w:ascii="Arial" w:hAnsi="Arial" w:cs="Arial"/>
-        </w:rPr>
-        <w:t>They assume that recruitment is driven mainly by spawner abundance, but many stocks show weak or inconsistent recruitment dependence once environmental drivers are considered.  </w:t>
-      </w:r>
-    </w:p>
-    <w:p>
-      <w:pPr>
-        <w:rPr>
-          <w:rFonts w:ascii="Arial" w:eastAsia="Times New Roman" w:hAnsi="Arial" w:cs="Arial"/>
-          <w:color w:val="222222"/>
-        </w:rPr>
-      </w:pPr>
-      <w:r>
-        <w:rPr>
-          <w:rFonts w:ascii="Arial" w:hAnsi="Arial" w:cs="Arial"/>
-        </w:rPr>
-        <w:t>There is often insufficient data at both high and low stock sizes to estimate the curvature or steepness of SRRs meaningfully. SRRs often assume a stationary relationship but complex environmental effects, regime shifts, and density-independent drivers can cause parameters to suddenly shift or to drift over time. Under these conditions, SRRs can suffer from structural uncertainty, and fitting them can generate misleading stock processes inferences.</w:t>
-      </w:r>
-      <w:r>
-        <w:rPr>
-          <w:rFonts w:ascii="Arial" w:eastAsia="Times New Roman" w:hAnsi="Arial" w:cs="Arial"/>
-          <w:color w:val="222222"/>
-        </w:rPr>
-        <w:t xml:space="preserve"> </w:t>
-      </w:r>
-      <w:r>
-        <w:rPr>
-          <w:rFonts w:ascii="Arial" w:hAnsi="Arial" w:cs="Arial"/>
-          <w:color w:val="000000"/>
-          <w:kern w:val="0"/>
-        </w:rPr>
-        <w:t>Atlantic cod in the sGSL are currently experiencing a strong Allee effect, with the rate of surplus production declining to neg- ative values as population biomass has decreased over the past decade. Changes in recruitment dynamics do not appear to be the primary cause of this negative productivity. While there does ap- pear to have been a weakening in recruitment compensation be- tween the 1970s and 1990s (cf. Keith and Hutchings 2012), there is no evidence for depensatory recruitment dynamics in this stock.</w:t>
-      </w:r>
-    </w:p>
-    <w:bookmarkEnd w:id="0"/>
-    <w:p>
-      <w:pPr>
-        <w:shd w:val="clear" w:color="auto" w:fill="FFFFFF"/>
-        <w:spacing w:after="100" w:line="240" w:lineRule="auto"/>
-        <w:rPr>
-          <w:rFonts w:ascii="Arial" w:hAnsi="Arial" w:cs="Arial"/>
-        </w:rPr>
-      </w:pPr>
-      <w:r>
-        <w:rPr>
-          <w:rFonts w:ascii="Arial" w:eastAsia="Times New Roman" w:hAnsi="Arial" w:cs="Arial"/>
-          <w:color w:val="222222"/>
-          <w:kern w:val="0"/>
-          <w14:ligatures w14:val="none"/>
-        </w:rPr>
-        <w:t> </w:t>
-      </w:r>
-      <w:r>
-        <w:rPr>
-          <w:rFonts w:ascii="Arial" w:hAnsi="Arial" w:cs="Arial"/>
-          <w:highlight w:val="yellow"/>
-        </w:rPr>
-        <w:t>This approach may be more straightforward to implement routinely in stock assessments than stock–recruitment models with explicit depensation parameters. How does this approach compare with alternative approaches, including stock–recruitment relationships and surplus production models that explicitly incorporate depensation, to think about….</w:t>
-      </w:r>
-    </w:p>
-    <w:p>
-      <w:pPr>
-        <w:rPr>
-          <w:rFonts w:ascii="Arial" w:hAnsi="Arial" w:cs="Arial"/>
-        </w:rPr>
-      </w:pPr>
-      <w:r>
-        <w:rPr>
-          <w:rFonts w:ascii="Arial" w:hAnsi="Arial" w:cs="Arial"/>
-          <w:highlight w:val="yellow"/>
-        </w:rPr>
-        <w:t>The biomass estimates used here are derived from population models in stock assessments and therefore depend on the underlying model assumptions.</w:t>
-      </w:r>
-    </w:p>
-    <w:p>
-      <w:pPr>
-        <w:rPr>
-          <w:rFonts w:ascii="Arial" w:hAnsi="Arial" w:cs="Arial"/>
         </w:rPr>
       </w:pPr>
     </w:p>
     <w:p>
       <w:pPr>
-        <w:rPr>
-          <w:rFonts w:ascii="Arial" w:hAnsi="Arial" w:cs="Arial"/>
+        <w:spacing w:line="276" w:lineRule="auto"/>
+        <w:rPr>
+          <w:rFonts w:ascii="Arial" w:eastAsia="Times New Roman" w:hAnsi="Arial" w:cs="Arial"/>
+          <w:color w:val="000000"/>
+          <w:kern w:val="0"/>
+          <w14:ligatures w14:val="none"/>
         </w:rPr>
       </w:pPr>
       <w:r>
         <w:rPr>
-          <w:rFonts w:ascii="Arial" w:hAnsi="Arial" w:cs="Arial"/>
-          <w:highlight w:val="yellow"/>
-        </w:rPr>
-        <w:t>Mention 2j3kl and 4tvn short time series from assessments but don’t show the results. Just say in the discussion that length of the time series matter for these stocks with very long history of exploitation. Ran with shorter and same result for 4tvn but didn’t detect allee for 2j3kl</w:t>
+          <w:rFonts w:ascii="Arial" w:eastAsia="Times New Roman" w:hAnsi="Arial" w:cs="Arial"/>
+          <w:color w:val="000000"/>
+          <w:kern w:val="0"/>
+          <w14:ligatures w14:val="none"/>
+        </w:rPr>
+        <w:t xml:space="preserve">This surplus production approach may be more easily used than the SRR approach, either to detect Allee affects or to routinely perform in stock assessments to </w:t>
+      </w:r>
+      <w:proofErr w:type="spellStart"/>
+      <w:r>
+        <w:rPr>
+          <w:rFonts w:ascii="Arial" w:eastAsia="Times New Roman" w:hAnsi="Arial" w:cs="Arial"/>
+          <w:color w:val="000000"/>
+          <w:kern w:val="0"/>
+          <w14:ligatures w14:val="none"/>
+        </w:rPr>
+        <w:t>monitot</w:t>
+      </w:r>
+      <w:proofErr w:type="spellEnd"/>
+      <w:r>
+        <w:rPr>
+          <w:rFonts w:ascii="Arial" w:eastAsia="Times New Roman" w:hAnsi="Arial" w:cs="Arial"/>
+          <w:color w:val="000000"/>
+          <w:kern w:val="0"/>
+          <w14:ligatures w14:val="none"/>
+        </w:rPr>
+        <w:t xml:space="preserve"> emergent Allee effects...</w:t>
       </w:r>
     </w:p>
     <w:p>
       <w:pPr>
-        <w:rPr>
-          <w:rFonts w:ascii="Arial" w:hAnsi="Arial" w:cs="Arial"/>
+        <w:spacing w:line="276" w:lineRule="auto"/>
+        <w:rPr>
+          <w:rFonts w:ascii="Arial" w:eastAsia="Times New Roman" w:hAnsi="Arial" w:cs="Arial"/>
+          <w:color w:val="000000"/>
+          <w:kern w:val="0"/>
+          <w14:ligatures w14:val="none"/>
         </w:rPr>
       </w:pPr>
     </w:p>
     <w:p>
       <w:pPr>
-        <w:rPr>
-          <w:rFonts w:ascii="Arial" w:hAnsi="Arial" w:cs="Arial"/>
+        <w:spacing w:line="276" w:lineRule="auto"/>
+        <w:rPr>
+          <w:rFonts w:ascii="Arial" w:eastAsia="Times New Roman" w:hAnsi="Arial" w:cs="Arial"/>
+          <w:color w:val="000000"/>
+          <w:kern w:val="0"/>
+          <w14:ligatures w14:val="none"/>
+        </w:rPr>
+      </w:pPr>
+      <w:r>
+        <w:rPr>
+          <w:rFonts w:ascii="Arial" w:eastAsia="Times New Roman" w:hAnsi="Arial" w:cs="Arial"/>
+          <w:color w:val="000000"/>
+          <w:kern w:val="0"/>
+          <w14:ligatures w14:val="none"/>
+        </w:rPr>
+        <w:t>...than stock–recruitment models with explicit depensation parameters. How does this approach compare with alternative approaches, including stock–recruitment relationships and surplus production models that explicitly incorporate depensation, to think about….</w:t>
+      </w:r>
+    </w:p>
+    <w:p>
+      <w:pPr>
+        <w:spacing w:line="276" w:lineRule="auto"/>
+        <w:rPr>
+          <w:rFonts w:ascii="Arial" w:eastAsia="Times New Roman" w:hAnsi="Arial" w:cs="Arial"/>
+          <w:color w:val="000000"/>
+          <w:kern w:val="0"/>
+          <w14:ligatures w14:val="none"/>
         </w:rPr>
       </w:pPr>
     </w:p>
     <w:p>
       <w:pPr>
-        <w:rPr>
-          <w:rFonts w:ascii="Arial" w:hAnsi="Arial" w:cs="Arial"/>
+        <w:spacing w:line="276" w:lineRule="auto"/>
+        <w:rPr>
+          <w:rFonts w:ascii="Arial" w:eastAsia="Times New Roman" w:hAnsi="Arial" w:cs="Arial"/>
+          <w:color w:val="000000"/>
+          <w:kern w:val="0"/>
+          <w14:ligatures w14:val="none"/>
+        </w:rPr>
+      </w:pPr>
+      <w:r>
+        <w:rPr>
+          <w:rFonts w:ascii="Arial" w:eastAsia="Times New Roman" w:hAnsi="Arial" w:cs="Arial"/>
+          <w:color w:val="000000"/>
+          <w:kern w:val="0"/>
+          <w14:ligatures w14:val="none"/>
+        </w:rPr>
+        <w:t xml:space="preserve">The biomass estimates used here are derived from population models in stock assessments and therefore depend on the underlying model assumptions. Mention 2j3kl and 4tvn short time series from assessments but don’t show the results. Just say in the discussion that length of the time series matter for these stocks with very long history of exploitation. Ran with shorter and same result for 4tvn but didn’t detect </w:t>
+      </w:r>
+      <w:proofErr w:type="spellStart"/>
+      <w:r>
+        <w:rPr>
+          <w:rFonts w:ascii="Arial" w:eastAsia="Times New Roman" w:hAnsi="Arial" w:cs="Arial"/>
+          <w:color w:val="000000"/>
+          <w:kern w:val="0"/>
+          <w14:ligatures w14:val="none"/>
+        </w:rPr>
+        <w:t>allee</w:t>
+      </w:r>
+      <w:proofErr w:type="spellEnd"/>
+      <w:r>
+        <w:rPr>
+          <w:rFonts w:ascii="Arial" w:eastAsia="Times New Roman" w:hAnsi="Arial" w:cs="Arial"/>
+          <w:color w:val="000000"/>
+          <w:kern w:val="0"/>
+          <w14:ligatures w14:val="none"/>
+        </w:rPr>
+        <w:t xml:space="preserve"> for 2j3kl.our approach is closer to empirical as we treat biomass and catch directly in the per capita surplus production analysis. it is not purely empirical as biomass is a model output, which as the advantage of reducing noise from data. using a </w:t>
+      </w:r>
+      <w:proofErr w:type="spellStart"/>
+      <w:r>
+        <w:rPr>
+          <w:rFonts w:ascii="Arial" w:eastAsia="Times New Roman" w:hAnsi="Arial" w:cs="Arial"/>
+          <w:color w:val="000000"/>
+          <w:kern w:val="0"/>
+          <w14:ligatures w14:val="none"/>
+        </w:rPr>
+        <w:t>schafer</w:t>
+      </w:r>
+      <w:proofErr w:type="spellEnd"/>
+      <w:r>
+        <w:rPr>
+          <w:rFonts w:ascii="Arial" w:eastAsia="Times New Roman" w:hAnsi="Arial" w:cs="Arial"/>
+          <w:color w:val="000000"/>
+          <w:kern w:val="0"/>
+          <w14:ligatures w14:val="none"/>
+        </w:rPr>
+        <w:t xml:space="preserve"> or pt model would force some parametric relationship between production and biomass and the ability to estimate an extra parameter might mask the presence of an </w:t>
+      </w:r>
+      <w:proofErr w:type="spellStart"/>
+      <w:r>
+        <w:rPr>
+          <w:rFonts w:ascii="Arial" w:eastAsia="Times New Roman" w:hAnsi="Arial" w:cs="Arial"/>
+          <w:color w:val="000000"/>
+          <w:kern w:val="0"/>
+          <w14:ligatures w14:val="none"/>
+        </w:rPr>
+        <w:t>allee</w:t>
+      </w:r>
+      <w:proofErr w:type="spellEnd"/>
+      <w:r>
+        <w:rPr>
+          <w:rFonts w:ascii="Arial" w:eastAsia="Times New Roman" w:hAnsi="Arial" w:cs="Arial"/>
+          <w:color w:val="000000"/>
+          <w:kern w:val="0"/>
+          <w14:ligatures w14:val="none"/>
+        </w:rPr>
+        <w:t xml:space="preserve"> effect. </w:t>
+      </w:r>
+    </w:p>
+    <w:p>
+      <w:pPr>
+        <w:spacing w:line="276" w:lineRule="auto"/>
+        <w:rPr>
+          <w:rFonts w:ascii="Arial" w:eastAsia="Times New Roman" w:hAnsi="Arial" w:cs="Arial"/>
+          <w:color w:val="000000"/>
+          <w:kern w:val="0"/>
+          <w14:ligatures w14:val="none"/>
         </w:rPr>
       </w:pPr>
     </w:p>
     <w:p>
       <w:pPr>
-        <w:rPr>
-          <w:rFonts w:ascii="Arial" w:hAnsi="Arial" w:cs="Arial"/>
+        <w:spacing w:line="276" w:lineRule="auto"/>
+        <w:rPr>
+          <w:rFonts w:ascii="Arial" w:eastAsia="Times New Roman" w:hAnsi="Arial" w:cs="Arial"/>
+          <w:color w:val="000000"/>
+          <w:kern w:val="0"/>
+          <w14:ligatures w14:val="none"/>
+        </w:rPr>
+      </w:pPr>
+      <w:r>
+        <w:rPr>
+          <w:rFonts w:ascii="Arial" w:eastAsia="Times New Roman" w:hAnsi="Arial" w:cs="Arial"/>
+          <w:color w:val="000000"/>
+          <w:kern w:val="0"/>
+          <w14:ligatures w14:val="none"/>
+        </w:rPr>
+        <w:t xml:space="preserve">Hilborn </w:t>
+      </w:r>
+      <w:proofErr w:type="spellStart"/>
+      <w:r>
+        <w:rPr>
+          <w:rFonts w:ascii="Arial" w:eastAsia="Times New Roman" w:hAnsi="Arial" w:cs="Arial"/>
+          <w:color w:val="000000"/>
+          <w:kern w:val="0"/>
+          <w14:ligatures w14:val="none"/>
+        </w:rPr>
+        <w:t>didnt</w:t>
+      </w:r>
+      <w:proofErr w:type="spellEnd"/>
+      <w:r>
+        <w:rPr>
+          <w:rFonts w:ascii="Arial" w:eastAsia="Times New Roman" w:hAnsi="Arial" w:cs="Arial"/>
+          <w:color w:val="000000"/>
+          <w:kern w:val="0"/>
+          <w14:ligatures w14:val="none"/>
+        </w:rPr>
+        <w:t xml:space="preserve"> find depensation in RAM stocks because the Allee stocks are not in the RAM database. He did find 3NO, we have it too with the </w:t>
+      </w:r>
+      <w:proofErr w:type="spellStart"/>
+      <w:r>
+        <w:rPr>
+          <w:rFonts w:ascii="Arial" w:eastAsia="Times New Roman" w:hAnsi="Arial" w:cs="Arial"/>
+          <w:color w:val="000000"/>
+          <w:kern w:val="0"/>
+          <w14:ligatures w14:val="none"/>
+        </w:rPr>
+        <w:t>lm</w:t>
+      </w:r>
+      <w:proofErr w:type="spellEnd"/>
+      <w:r>
+        <w:rPr>
+          <w:rFonts w:ascii="Arial" w:eastAsia="Times New Roman" w:hAnsi="Arial" w:cs="Arial"/>
+          <w:color w:val="000000"/>
+          <w:kern w:val="0"/>
+          <w14:ligatures w14:val="none"/>
+        </w:rPr>
+        <w:t xml:space="preserve">. Perala et al have it for 3Ps, we have it too with a breakpoint in biomass (check the equivalent with their </w:t>
+      </w:r>
+      <w:proofErr w:type="spellStart"/>
+      <w:r>
+        <w:rPr>
+          <w:rFonts w:ascii="Arial" w:eastAsia="Times New Roman" w:hAnsi="Arial" w:cs="Arial"/>
+          <w:color w:val="000000"/>
+          <w:kern w:val="0"/>
+          <w14:ligatures w14:val="none"/>
+        </w:rPr>
+        <w:t>ssb</w:t>
+      </w:r>
+      <w:proofErr w:type="spellEnd"/>
+      <w:r>
+        <w:rPr>
+          <w:rFonts w:ascii="Arial" w:eastAsia="Times New Roman" w:hAnsi="Arial" w:cs="Arial"/>
+          <w:color w:val="000000"/>
+          <w:kern w:val="0"/>
+          <w14:ligatures w14:val="none"/>
+        </w:rPr>
+        <w:t xml:space="preserve"> at 61-65 kt of </w:t>
+      </w:r>
+      <w:proofErr w:type="spellStart"/>
+      <w:r>
+        <w:rPr>
+          <w:rFonts w:ascii="Arial" w:eastAsia="Times New Roman" w:hAnsi="Arial" w:cs="Arial"/>
+          <w:color w:val="000000"/>
+          <w:kern w:val="0"/>
+          <w14:ligatures w14:val="none"/>
+        </w:rPr>
+        <w:t>ssb</w:t>
+      </w:r>
+      <w:proofErr w:type="spellEnd"/>
+      <w:r>
+        <w:rPr>
+          <w:rFonts w:ascii="Arial" w:eastAsia="Times New Roman" w:hAnsi="Arial" w:cs="Arial"/>
+          <w:color w:val="000000"/>
+          <w:kern w:val="0"/>
+          <w14:ligatures w14:val="none"/>
+        </w:rPr>
+        <w:t>).</w:t>
+      </w:r>
+    </w:p>
+    <w:p>
+      <w:pPr>
+        <w:spacing w:line="276" w:lineRule="auto"/>
+        <w:rPr>
+          <w:rFonts w:ascii="Arial" w:eastAsia="Times New Roman" w:hAnsi="Arial" w:cs="Arial"/>
+          <w:color w:val="000000"/>
+          <w:kern w:val="0"/>
+          <w14:ligatures w14:val="none"/>
         </w:rPr>
       </w:pPr>
     </w:p>
     <w:p>
       <w:pPr>
-        <w:rPr>
-          <w:rFonts w:ascii="Arial" w:hAnsi="Arial" w:cs="Arial"/>
+        <w:spacing w:line="276" w:lineRule="auto"/>
+        <w:rPr>
+          <w:rFonts w:ascii="Arial" w:eastAsia="Times New Roman" w:hAnsi="Arial" w:cs="Arial"/>
+          <w:color w:val="000000"/>
+          <w:kern w:val="0"/>
+          <w14:ligatures w14:val="none"/>
         </w:rPr>
       </w:pPr>
       <w:r>
         <w:rPr>
-          <w:rFonts w:ascii="Arial" w:hAnsi="Arial" w:cs="Arial"/>
+          <w:rFonts w:ascii="Arial" w:eastAsia="Times New Roman" w:hAnsi="Arial" w:cs="Arial"/>
+          <w:color w:val="000000"/>
+          <w:kern w:val="0"/>
+          <w14:ligatures w14:val="none"/>
+        </w:rPr>
+        <w:t>Tommi Perälä, Jeffrey A. Hutchings, Anna Kuparinen; Allee effects and the Allee-effect zone in northwest Atlantic cod. Biol Lett 1 February 2022; 18 (2): 20210439.</w:t>
+      </w:r>
+    </w:p>
+    <w:p>
+      <w:pPr>
+        <w:spacing w:line="276" w:lineRule="auto"/>
+        <w:rPr>
+          <w:rFonts w:ascii="Arial" w:eastAsia="Times New Roman" w:hAnsi="Arial" w:cs="Arial"/>
+          <w:color w:val="000000"/>
+          <w:kern w:val="0"/>
+          <w14:ligatures w14:val="none"/>
+        </w:rPr>
+      </w:pPr>
+    </w:p>
+    <w:p>
+      <w:pPr>
+        <w:spacing w:line="276" w:lineRule="auto"/>
+        <w:rPr>
+          <w:rFonts w:ascii="Arial" w:eastAsia="Times New Roman" w:hAnsi="Arial" w:cs="Arial"/>
+          <w:color w:val="000000"/>
+          <w:kern w:val="0"/>
+          <w14:ligatures w14:val="none"/>
+        </w:rPr>
+      </w:pPr>
+      <w:r>
+        <w:rPr>
+          <w:rFonts w:ascii="Arial" w:eastAsia="Times New Roman" w:hAnsi="Arial" w:cs="Arial"/>
+          <w:color w:val="000000"/>
+          <w:kern w:val="0"/>
+          <w14:ligatures w14:val="none"/>
+        </w:rPr>
+        <w:t xml:space="preserve">from </w:t>
+      </w:r>
+      <w:proofErr w:type="spellStart"/>
+      <w:r>
+        <w:rPr>
+          <w:rFonts w:ascii="Arial" w:eastAsia="Times New Roman" w:hAnsi="Arial" w:cs="Arial"/>
+          <w:color w:val="000000"/>
+          <w:kern w:val="0"/>
+          <w14:ligatures w14:val="none"/>
+        </w:rPr>
+        <w:t>barret</w:t>
+      </w:r>
+      <w:proofErr w:type="spellEnd"/>
+      <w:r>
+        <w:rPr>
+          <w:rFonts w:ascii="Arial" w:eastAsia="Times New Roman" w:hAnsi="Arial" w:cs="Arial"/>
+          <w:color w:val="000000"/>
+          <w:kern w:val="0"/>
+          <w14:ligatures w14:val="none"/>
+        </w:rPr>
+        <w:t xml:space="preserve"> and </w:t>
+      </w:r>
+      <w:proofErr w:type="spellStart"/>
+      <w:r>
+        <w:rPr>
+          <w:rFonts w:ascii="Arial" w:eastAsia="Times New Roman" w:hAnsi="Arial" w:cs="Arial"/>
+          <w:color w:val="000000"/>
+          <w:kern w:val="0"/>
+          <w14:ligatures w14:val="none"/>
+        </w:rPr>
+        <w:t>huynh</w:t>
+      </w:r>
+      <w:proofErr w:type="spellEnd"/>
+      <w:r>
+        <w:rPr>
+          <w:rFonts w:ascii="Arial" w:eastAsia="Times New Roman" w:hAnsi="Arial" w:cs="Arial"/>
+          <w:color w:val="000000"/>
+          <w:kern w:val="0"/>
+          <w14:ligatures w14:val="none"/>
+        </w:rPr>
+        <w:t xml:space="preserve">: For example, Myers et al. [16] detected a significant Allee effect in only 3 of 128 stock–recruitment relationships (SRRs) using a likelihood ratio test between SRR models with and without a depensation parameter. Liermann and Hilborn [17] similarly found little evidence for depensation in the same data set. Hilborn et al. </w:t>
+      </w:r>
+      <w:r>
+        <w:rPr>
+          <w:rFonts w:ascii="Arial" w:eastAsia="Times New Roman" w:hAnsi="Arial" w:cs="Arial"/>
+          <w:color w:val="000000"/>
+          <w:kern w:val="0"/>
+          <w14:ligatures w14:val="none"/>
         </w:rPr>
         <w:lastRenderedPageBreak/>
+        <w:t xml:space="preserve">[18] repeated the Myers et al. [16] analysis with 15 more years of additional data from the (Ransom A. Myers) RAM Legacy database [19] and only found significant depensation in 4 of 113 stocks when looking at the relationship between recruitment and biomass and in 8 of 109 stocks when looking at the relationship between surplus production and biomass. A separate analysis of the RAM database by Keith and Hutchings [20] that looked at the ratio of recruits to SSB vs. SSB across 104 species also yielded little evidence of Allee effects, with the exception of Atlantic cod (Gadus </w:t>
+      </w:r>
+      <w:proofErr w:type="spellStart"/>
+      <w:r>
+        <w:rPr>
+          <w:rFonts w:ascii="Arial" w:eastAsia="Times New Roman" w:hAnsi="Arial" w:cs="Arial"/>
+          <w:color w:val="000000"/>
+          <w:kern w:val="0"/>
+          <w14:ligatures w14:val="none"/>
+        </w:rPr>
+        <w:t>morhua</w:t>
+      </w:r>
+      <w:proofErr w:type="spellEnd"/>
+      <w:r>
+        <w:rPr>
+          <w:rFonts w:ascii="Arial" w:eastAsia="Times New Roman" w:hAnsi="Arial" w:cs="Arial"/>
+          <w:color w:val="000000"/>
+          <w:kern w:val="0"/>
+          <w14:ligatures w14:val="none"/>
+        </w:rPr>
+        <w:t xml:space="preserve">). The ability to detect significant Allee effects in SRRs requires data at low population sizes [18,21,22] and the early statistical evaluations of data suffered from low statistical power [20]. Significant Allee effects were recently reported using Bayesian statistical methods in the estimation of SRR parameters in four of nine Atlantic herring (Clupea </w:t>
+      </w:r>
+      <w:proofErr w:type="spellStart"/>
+      <w:r>
+        <w:rPr>
+          <w:rFonts w:ascii="Arial" w:eastAsia="Times New Roman" w:hAnsi="Arial" w:cs="Arial"/>
+          <w:color w:val="000000"/>
+          <w:kern w:val="0"/>
+          <w14:ligatures w14:val="none"/>
+        </w:rPr>
+        <w:t>harengus</w:t>
+      </w:r>
+      <w:proofErr w:type="spellEnd"/>
+      <w:r>
+        <w:rPr>
+          <w:rFonts w:ascii="Arial" w:eastAsia="Times New Roman" w:hAnsi="Arial" w:cs="Arial"/>
+          <w:color w:val="000000"/>
+          <w:kern w:val="0"/>
+          <w14:ligatures w14:val="none"/>
+        </w:rPr>
+        <w:t>) stocks in the Northeast Atlantic [21] and for the St. Pierre Bank (3Ps) Atlantic cod stock [22].</w:t>
+      </w:r>
+    </w:p>
+    <w:p>
+      <w:pPr>
+        <w:spacing w:line="276" w:lineRule="auto"/>
+        <w:rPr>
+          <w:rFonts w:ascii="Arial" w:eastAsia="Times New Roman" w:hAnsi="Arial" w:cs="Arial"/>
+          <w:color w:val="000000"/>
+          <w:kern w:val="0"/>
+          <w14:ligatures w14:val="none"/>
+        </w:rPr>
+      </w:pPr>
+    </w:p>
+    <w:p>
+      <w:pPr>
+        <w:spacing w:line="276" w:lineRule="auto"/>
+        <w:rPr>
+          <w:rFonts w:ascii="Arial" w:hAnsi="Arial" w:cs="Arial"/>
+        </w:rPr>
+      </w:pPr>
+      <w:r>
+        <w:rPr>
+          <w:rFonts w:ascii="Arial" w:eastAsia="Times New Roman" w:hAnsi="Arial" w:cs="Arial"/>
+          <w:color w:val="000000"/>
+          <w:kern w:val="0"/>
+          <w14:ligatures w14:val="none"/>
+        </w:rPr>
+        <w:t xml:space="preserve">from </w:t>
+      </w:r>
+      <w:proofErr w:type="spellStart"/>
+      <w:r>
+        <w:rPr>
+          <w:rFonts w:ascii="Arial" w:eastAsia="Times New Roman" w:hAnsi="Arial" w:cs="Arial"/>
+          <w:color w:val="000000"/>
+          <w:kern w:val="0"/>
+          <w14:ligatures w14:val="none"/>
+        </w:rPr>
+        <w:t>neuenhoff</w:t>
+      </w:r>
+      <w:proofErr w:type="spellEnd"/>
+      <w:r>
+        <w:rPr>
+          <w:rFonts w:ascii="Arial" w:eastAsia="Times New Roman" w:hAnsi="Arial" w:cs="Arial"/>
+          <w:color w:val="000000"/>
+          <w:kern w:val="0"/>
+          <w14:ligatures w14:val="none"/>
+        </w:rPr>
+        <w:t xml:space="preserve">: Atlantic cod in the </w:t>
+      </w:r>
+      <w:proofErr w:type="spellStart"/>
+      <w:r>
+        <w:rPr>
+          <w:rFonts w:ascii="Arial" w:eastAsia="Times New Roman" w:hAnsi="Arial" w:cs="Arial"/>
+          <w:color w:val="000000"/>
+          <w:kern w:val="0"/>
+          <w14:ligatures w14:val="none"/>
+        </w:rPr>
+        <w:t>sGSL</w:t>
+      </w:r>
+      <w:proofErr w:type="spellEnd"/>
+      <w:r>
+        <w:rPr>
+          <w:rFonts w:ascii="Arial" w:eastAsia="Times New Roman" w:hAnsi="Arial" w:cs="Arial"/>
+          <w:color w:val="000000"/>
+          <w:kern w:val="0"/>
+          <w14:ligatures w14:val="none"/>
+        </w:rPr>
+        <w:t xml:space="preserve"> are currently experiencing a </w:t>
+      </w:r>
+      <w:proofErr w:type="spellStart"/>
+      <w:r>
+        <w:rPr>
+          <w:rFonts w:ascii="Arial" w:eastAsia="Times New Roman" w:hAnsi="Arial" w:cs="Arial"/>
+          <w:color w:val="000000"/>
+          <w:kern w:val="0"/>
+          <w14:ligatures w14:val="none"/>
+        </w:rPr>
+        <w:t>strongAllee</w:t>
+      </w:r>
+      <w:proofErr w:type="spellEnd"/>
+      <w:r>
+        <w:rPr>
+          <w:rFonts w:ascii="Arial" w:eastAsia="Times New Roman" w:hAnsi="Arial" w:cs="Arial"/>
+          <w:color w:val="000000"/>
+          <w:kern w:val="0"/>
+          <w14:ligatures w14:val="none"/>
+        </w:rPr>
+        <w:t xml:space="preserve"> effect, with the rate of surplus production declining to neg-</w:t>
+      </w:r>
+      <w:proofErr w:type="spellStart"/>
+      <w:r>
+        <w:rPr>
+          <w:rFonts w:ascii="Arial" w:eastAsia="Times New Roman" w:hAnsi="Arial" w:cs="Arial"/>
+          <w:color w:val="000000"/>
+          <w:kern w:val="0"/>
+          <w14:ligatures w14:val="none"/>
+        </w:rPr>
+        <w:t>ative</w:t>
+      </w:r>
+      <w:proofErr w:type="spellEnd"/>
+      <w:r>
+        <w:rPr>
+          <w:rFonts w:ascii="Arial" w:eastAsia="Times New Roman" w:hAnsi="Arial" w:cs="Arial"/>
+          <w:color w:val="000000"/>
+          <w:kern w:val="0"/>
+          <w14:ligatures w14:val="none"/>
+        </w:rPr>
+        <w:t xml:space="preserve"> values as population biomass has decreased over the </w:t>
+      </w:r>
+      <w:proofErr w:type="spellStart"/>
+      <w:r>
+        <w:rPr>
+          <w:rFonts w:ascii="Arial" w:eastAsia="Times New Roman" w:hAnsi="Arial" w:cs="Arial"/>
+          <w:color w:val="000000"/>
+          <w:kern w:val="0"/>
+          <w14:ligatures w14:val="none"/>
+        </w:rPr>
+        <w:t>pastdecade</w:t>
+      </w:r>
+      <w:proofErr w:type="spellEnd"/>
+      <w:r>
+        <w:rPr>
+          <w:rFonts w:ascii="Arial" w:eastAsia="Times New Roman" w:hAnsi="Arial" w:cs="Arial"/>
+          <w:color w:val="000000"/>
+          <w:kern w:val="0"/>
+          <w14:ligatures w14:val="none"/>
+        </w:rPr>
+        <w:t xml:space="preserve">. Changes in recruitment dynamics do not appear to be </w:t>
+      </w:r>
+      <w:proofErr w:type="spellStart"/>
+      <w:r>
+        <w:rPr>
+          <w:rFonts w:ascii="Arial" w:eastAsia="Times New Roman" w:hAnsi="Arial" w:cs="Arial"/>
+          <w:color w:val="000000"/>
+          <w:kern w:val="0"/>
+          <w14:ligatures w14:val="none"/>
+        </w:rPr>
+        <w:t>theprimary</w:t>
+      </w:r>
+      <w:proofErr w:type="spellEnd"/>
+      <w:r>
+        <w:rPr>
+          <w:rFonts w:ascii="Arial" w:eastAsia="Times New Roman" w:hAnsi="Arial" w:cs="Arial"/>
+          <w:color w:val="000000"/>
+          <w:kern w:val="0"/>
+          <w14:ligatures w14:val="none"/>
+        </w:rPr>
+        <w:t xml:space="preserve"> cause of this negative productivity. While there does ap-pear to have been a weakening in recruitment compensation be-tween the 1970s and 1990s (cf. Keith and Hutchings 2012), there </w:t>
+      </w:r>
+      <w:proofErr w:type="spellStart"/>
+      <w:r>
+        <w:rPr>
+          <w:rFonts w:ascii="Arial" w:eastAsia="Times New Roman" w:hAnsi="Arial" w:cs="Arial"/>
+          <w:color w:val="000000"/>
+          <w:kern w:val="0"/>
+          <w14:ligatures w14:val="none"/>
+        </w:rPr>
+        <w:t>isno</w:t>
+      </w:r>
+      <w:proofErr w:type="spellEnd"/>
+      <w:r>
+        <w:rPr>
+          <w:rFonts w:ascii="Arial" w:eastAsia="Times New Roman" w:hAnsi="Arial" w:cs="Arial"/>
+          <w:color w:val="000000"/>
+          <w:kern w:val="0"/>
+          <w14:ligatures w14:val="none"/>
+        </w:rPr>
+        <w:t xml:space="preserve"> evidence for depensatory recruitment dynamics in this </w:t>
+      </w:r>
+      <w:proofErr w:type="spellStart"/>
+      <w:r>
+        <w:rPr>
+          <w:rFonts w:ascii="Arial" w:eastAsia="Times New Roman" w:hAnsi="Arial" w:cs="Arial"/>
+          <w:color w:val="000000"/>
+          <w:kern w:val="0"/>
+          <w14:ligatures w14:val="none"/>
+        </w:rPr>
+        <w:t>stock.Furthermore</w:t>
+      </w:r>
+      <w:proofErr w:type="spellEnd"/>
+      <w:r>
+        <w:rPr>
+          <w:rFonts w:ascii="Arial" w:eastAsia="Times New Roman" w:hAnsi="Arial" w:cs="Arial"/>
+          <w:color w:val="000000"/>
+          <w:kern w:val="0"/>
+          <w14:ligatures w14:val="none"/>
+        </w:rPr>
+        <w:t xml:space="preserve">, the high recruitment success of </w:t>
+      </w:r>
+      <w:proofErr w:type="spellStart"/>
+      <w:r>
+        <w:rPr>
+          <w:rFonts w:ascii="Arial" w:eastAsia="Times New Roman" w:hAnsi="Arial" w:cs="Arial"/>
+          <w:color w:val="000000"/>
+          <w:kern w:val="0"/>
+          <w14:ligatures w14:val="none"/>
+        </w:rPr>
+        <w:t>sGSL</w:t>
+      </w:r>
+      <w:proofErr w:type="spellEnd"/>
+      <w:r>
+        <w:rPr>
+          <w:rFonts w:ascii="Arial" w:eastAsia="Times New Roman" w:hAnsi="Arial" w:cs="Arial"/>
+          <w:color w:val="000000"/>
+          <w:kern w:val="0"/>
+          <w14:ligatures w14:val="none"/>
+        </w:rPr>
+        <w:t xml:space="preserve"> cod in the1970s appears to have resulted primarily from reduced </w:t>
+      </w:r>
+      <w:proofErr w:type="spellStart"/>
+      <w:r>
+        <w:rPr>
+          <w:rFonts w:ascii="Arial" w:eastAsia="Times New Roman" w:hAnsi="Arial" w:cs="Arial"/>
+          <w:color w:val="000000"/>
+          <w:kern w:val="0"/>
+          <w14:ligatures w14:val="none"/>
+        </w:rPr>
+        <w:t>predationon</w:t>
+      </w:r>
+      <w:proofErr w:type="spellEnd"/>
+      <w:r>
+        <w:rPr>
+          <w:rFonts w:ascii="Arial" w:eastAsia="Times New Roman" w:hAnsi="Arial" w:cs="Arial"/>
+          <w:color w:val="000000"/>
+          <w:kern w:val="0"/>
+          <w14:ligatures w14:val="none"/>
+        </w:rPr>
+        <w:t xml:space="preserve"> Atlantic cod eggs and larvae by collapsed pelagic fish </w:t>
+      </w:r>
+      <w:proofErr w:type="spellStart"/>
+      <w:r>
+        <w:rPr>
+          <w:rFonts w:ascii="Arial" w:eastAsia="Times New Roman" w:hAnsi="Arial" w:cs="Arial"/>
+          <w:color w:val="000000"/>
+          <w:kern w:val="0"/>
+          <w14:ligatures w14:val="none"/>
+        </w:rPr>
+        <w:t>stocksrather</w:t>
+      </w:r>
+      <w:proofErr w:type="spellEnd"/>
+      <w:r>
+        <w:rPr>
+          <w:rFonts w:ascii="Arial" w:eastAsia="Times New Roman" w:hAnsi="Arial" w:cs="Arial"/>
+          <w:color w:val="000000"/>
+          <w:kern w:val="0"/>
+          <w14:ligatures w14:val="none"/>
+        </w:rPr>
+        <w:t xml:space="preserve"> than from compensatory recruitment dynamics (</w:t>
+      </w:r>
+      <w:proofErr w:type="spellStart"/>
+      <w:r>
+        <w:rPr>
+          <w:rFonts w:ascii="Arial" w:eastAsia="Times New Roman" w:hAnsi="Arial" w:cs="Arial"/>
+          <w:color w:val="000000"/>
+          <w:kern w:val="0"/>
+          <w14:ligatures w14:val="none"/>
+        </w:rPr>
+        <w:t>Swainand</w:t>
+      </w:r>
+      <w:proofErr w:type="spellEnd"/>
+      <w:r>
+        <w:rPr>
+          <w:rFonts w:ascii="Arial" w:eastAsia="Times New Roman" w:hAnsi="Arial" w:cs="Arial"/>
+          <w:color w:val="000000"/>
+          <w:kern w:val="0"/>
+          <w14:ligatures w14:val="none"/>
+        </w:rPr>
+        <w:t xml:space="preserve"> Sinclair 2000). Instead, the positive density dependence </w:t>
+      </w:r>
+      <w:proofErr w:type="spellStart"/>
+      <w:r>
+        <w:rPr>
+          <w:rFonts w:ascii="Arial" w:eastAsia="Times New Roman" w:hAnsi="Arial" w:cs="Arial"/>
+          <w:color w:val="000000"/>
+          <w:kern w:val="0"/>
+          <w14:ligatures w14:val="none"/>
+        </w:rPr>
+        <w:t>ofpopulation</w:t>
+      </w:r>
+      <w:proofErr w:type="spellEnd"/>
+      <w:r>
+        <w:rPr>
+          <w:rFonts w:ascii="Arial" w:eastAsia="Times New Roman" w:hAnsi="Arial" w:cs="Arial"/>
+          <w:color w:val="000000"/>
+          <w:kern w:val="0"/>
+          <w14:ligatures w14:val="none"/>
+        </w:rPr>
+        <w:t xml:space="preserve"> productivity at low abundance of this stock appears </w:t>
+      </w:r>
+      <w:proofErr w:type="spellStart"/>
+      <w:r>
+        <w:rPr>
+          <w:rFonts w:ascii="Arial" w:eastAsia="Times New Roman" w:hAnsi="Arial" w:cs="Arial"/>
+          <w:color w:val="000000"/>
+          <w:kern w:val="0"/>
+          <w14:ligatures w14:val="none"/>
+        </w:rPr>
+        <w:t>toresult</w:t>
+      </w:r>
+      <w:proofErr w:type="spellEnd"/>
+      <w:r>
+        <w:rPr>
+          <w:rFonts w:ascii="Arial" w:eastAsia="Times New Roman" w:hAnsi="Arial" w:cs="Arial"/>
+          <w:color w:val="000000"/>
+          <w:kern w:val="0"/>
+          <w14:ligatures w14:val="none"/>
+        </w:rPr>
+        <w:t xml:space="preserve"> from predation-driven Allee effects. Given a type II </w:t>
+      </w:r>
+      <w:proofErr w:type="spellStart"/>
+      <w:r>
+        <w:rPr>
+          <w:rFonts w:ascii="Arial" w:eastAsia="Times New Roman" w:hAnsi="Arial" w:cs="Arial"/>
+          <w:color w:val="000000"/>
+          <w:kern w:val="0"/>
+          <w14:ligatures w14:val="none"/>
+        </w:rPr>
+        <w:t>func-tional</w:t>
+      </w:r>
+      <w:proofErr w:type="spellEnd"/>
+      <w:r>
+        <w:rPr>
+          <w:rFonts w:ascii="Arial" w:eastAsia="Times New Roman" w:hAnsi="Arial" w:cs="Arial"/>
+          <w:color w:val="000000"/>
+          <w:kern w:val="0"/>
+          <w14:ligatures w14:val="none"/>
+        </w:rPr>
+        <w:t xml:space="preserve"> response, the predation mortality generated per </w:t>
+      </w:r>
+      <w:proofErr w:type="spellStart"/>
+      <w:r>
+        <w:rPr>
+          <w:rFonts w:ascii="Arial" w:eastAsia="Times New Roman" w:hAnsi="Arial" w:cs="Arial"/>
+          <w:color w:val="000000"/>
+          <w:kern w:val="0"/>
+          <w14:ligatures w14:val="none"/>
+        </w:rPr>
+        <w:t>predatorincreases</w:t>
+      </w:r>
+      <w:proofErr w:type="spellEnd"/>
+      <w:r>
+        <w:rPr>
+          <w:rFonts w:ascii="Arial" w:eastAsia="Times New Roman" w:hAnsi="Arial" w:cs="Arial"/>
+          <w:color w:val="000000"/>
+          <w:kern w:val="0"/>
+          <w14:ligatures w14:val="none"/>
+        </w:rPr>
+        <w:t xml:space="preserve"> as prey abundance declines, resulting in a </w:t>
+      </w:r>
+      <w:proofErr w:type="spellStart"/>
+      <w:r>
+        <w:rPr>
+          <w:rFonts w:ascii="Arial" w:eastAsia="Times New Roman" w:hAnsi="Arial" w:cs="Arial"/>
+          <w:color w:val="000000"/>
+          <w:kern w:val="0"/>
+          <w14:ligatures w14:val="none"/>
+        </w:rPr>
+        <w:t>demographicAllee</w:t>
+      </w:r>
+      <w:proofErr w:type="spellEnd"/>
+      <w:r>
+        <w:rPr>
+          <w:rFonts w:ascii="Arial" w:eastAsia="Times New Roman" w:hAnsi="Arial" w:cs="Arial"/>
+          <w:color w:val="000000"/>
+          <w:kern w:val="0"/>
+          <w14:ligatures w14:val="none"/>
+        </w:rPr>
+        <w:t xml:space="preserve"> effect (Gascoigne and </w:t>
+      </w:r>
+      <w:proofErr w:type="spellStart"/>
+      <w:r>
+        <w:rPr>
+          <w:rFonts w:ascii="Arial" w:eastAsia="Times New Roman" w:hAnsi="Arial" w:cs="Arial"/>
+          <w:color w:val="000000"/>
+          <w:kern w:val="0"/>
+          <w14:ligatures w14:val="none"/>
+        </w:rPr>
+        <w:t>Lipcius</w:t>
+      </w:r>
+      <w:proofErr w:type="spellEnd"/>
+      <w:r>
+        <w:rPr>
+          <w:rFonts w:ascii="Arial" w:eastAsia="Times New Roman" w:hAnsi="Arial" w:cs="Arial"/>
+          <w:color w:val="000000"/>
+          <w:kern w:val="0"/>
+          <w14:ligatures w14:val="none"/>
+        </w:rPr>
+        <w:t xml:space="preserve"> 2004).</w:t>
+      </w:r>
+    </w:p>
+    <w:p>
+      <w:pPr>
+        <w:spacing w:line="276" w:lineRule="auto"/>
+        <w:rPr>
+          <w:rFonts w:ascii="Arial" w:hAnsi="Arial" w:cs="Arial"/>
+        </w:rPr>
+      </w:pPr>
+    </w:p>
+    <w:p>
+      <w:pPr>
+        <w:spacing w:line="276" w:lineRule="auto"/>
+        <w:rPr>
+          <w:rFonts w:ascii="Arial" w:hAnsi="Arial" w:cs="Arial"/>
+        </w:rPr>
+      </w:pPr>
+    </w:p>
+    <w:p>
+      <w:pPr>
+        <w:rPr>
+          <w:rFonts w:ascii="Arial" w:hAnsi="Arial" w:cs="Arial"/>
+        </w:rPr>
+      </w:pPr>
+    </w:p>
+    <w:p>
+      <w:pPr>
+        <w:rPr>
+          <w:rFonts w:ascii="Arial" w:hAnsi="Arial" w:cs="Arial"/>
+        </w:rPr>
+      </w:pPr>
+      <w:r>
+        <w:rPr>
+          <w:rFonts w:ascii="Arial" w:hAnsi="Arial" w:cs="Arial"/>
+        </w:rPr>
         <w:t>References</w:t>
       </w:r>
     </w:p>
@@ -11504,11 +12865,19 @@
           <w:rFonts w:ascii="Arial" w:hAnsi="Arial" w:cs="Arial"/>
         </w:rPr>
       </w:pPr>
-      <w:r>
-        <w:rPr>
-          <w:rFonts w:ascii="Arial" w:hAnsi="Arial" w:cs="Arial"/>
-        </w:rPr>
-        <w:t>Courchamp, F., Clutton-Brock, T., and Grenfell, B. 1999. Inverse density dependence and the</w:t>
+      <w:proofErr w:type="spellStart"/>
+      <w:r>
+        <w:rPr>
+          <w:rFonts w:ascii="Arial" w:hAnsi="Arial" w:cs="Arial"/>
+        </w:rPr>
+        <w:t>Courchamp</w:t>
+      </w:r>
+      <w:proofErr w:type="spellEnd"/>
+      <w:r>
+        <w:rPr>
+          <w:rFonts w:ascii="Arial" w:hAnsi="Arial" w:cs="Arial"/>
+        </w:rPr>
+        <w:t>, F., Clutton-Brock, T., and Grenfell, B. 1999. Inverse density dependence and the</w:t>
       </w:r>
       <w:r>
         <w:rPr>
@@ -11520,7 +12889,21 @@
         <w:rPr>
           <w:rFonts w:ascii="Arial" w:hAnsi="Arial" w:cs="Arial"/>
         </w:rPr>
-        <w:t>Allee effect. Trends Ecol. Evol. 14: 405–410</w:t>
+        <w:t xml:space="preserve">Allee effect. Trends Ecol. </w:t>
+      </w:r>
+      <w:proofErr w:type="spellStart"/>
+      <w:r>
+        <w:rPr>
+          <w:rFonts w:ascii="Arial" w:hAnsi="Arial" w:cs="Arial"/>
+        </w:rPr>
+        <w:t>Evol</w:t>
+      </w:r>
+      <w:proofErr w:type="spellEnd"/>
+      <w:r>
+        <w:rPr>
+          <w:rFonts w:ascii="Arial" w:hAnsi="Arial" w:cs="Arial"/>
+        </w:rPr>
+        <w:t>. 14: 405–410</w:t>
       </w:r>
     </w:p>
     <w:p>
@@ -11533,7 +12916,22 @@
         <w:rPr>
           <w:rFonts w:ascii="Arial" w:hAnsi="Arial" w:cs="Arial"/>
         </w:rPr>
-        <w:t xml:space="preserve">DFO. 2019.  Stock Assessment of Atlantic Cod (Gadus morhua) in NAFO Divisions 4X5Y. DFO Can. Sci. Advis. Sec. Sci. Advis. Rep. 2019/015. </w:t>
+        <w:lastRenderedPageBreak/>
+        <w:t xml:space="preserve">DFO. 2019.  Stock Assessment of Atlantic Cod (Gadus </w:t>
+      </w:r>
+      <w:proofErr w:type="spellStart"/>
+      <w:r>
+        <w:rPr>
+          <w:rFonts w:ascii="Arial" w:hAnsi="Arial" w:cs="Arial"/>
+        </w:rPr>
+        <w:t>morhua</w:t>
+      </w:r>
+      <w:proofErr w:type="spellEnd"/>
+      <w:r>
+        <w:rPr>
+          <w:rFonts w:ascii="Arial" w:hAnsi="Arial" w:cs="Arial"/>
+        </w:rPr>
+        <w:t xml:space="preserve">) in NAFO Divisions 4X5Y. DFO Can. Sci. Advis. Sec. Sci. Advis. Rep. 2019/015. </w:t>
       </w:r>
     </w:p>
     <w:p>
@@ -11546,7 +12944,21 @@
         <w:rPr>
           <w:rFonts w:ascii="Arial" w:hAnsi="Arial" w:cs="Arial"/>
         </w:rPr>
-        <w:t>Fasola S, Muggeo VM, Kuchenhoff H (2018). “A heuristic, iterative algorithm for change-point detection in abrupt change models.” Computational Statistics, 33(2), 997-1015.</w:t>
+        <w:t xml:space="preserve">Fasola S, Muggeo VM, </w:t>
+      </w:r>
+      <w:proofErr w:type="spellStart"/>
+      <w:r>
+        <w:rPr>
+          <w:rFonts w:ascii="Arial" w:hAnsi="Arial" w:cs="Arial"/>
+        </w:rPr>
+        <w:t>Kuchenhoff</w:t>
+      </w:r>
+      <w:proofErr w:type="spellEnd"/>
+      <w:r>
+        <w:rPr>
+          <w:rFonts w:ascii="Arial" w:hAnsi="Arial" w:cs="Arial"/>
+        </w:rPr>
+        <w:t xml:space="preserve"> H (2018). “A heuristic, iterative algorithm for change-point detection in abrupt change models.” Computational Statistics, 33(2), 997-1015.</w:t>
       </w:r>
     </w:p>
     <w:p>
@@ -11653,7 +13065,21 @@
         <w:rPr>
           <w:rFonts w:ascii="Arial" w:hAnsi="Arial" w:cs="Arial"/>
         </w:rPr>
-        <w:t>Keith, D.M., and Hutchings, J.A. 2012. Population dynamics of marine fishes at low abundance. Can. J. Fish. Aquat. Sci. 69(7): 1150–1163. doi:10.1139/F2012-055.</w:t>
+        <w:t xml:space="preserve">Keith, D.M., and Hutchings, J.A. 2012. Population dynamics of marine fishes at low abundance. Can. J. Fish. </w:t>
+      </w:r>
+      <w:proofErr w:type="spellStart"/>
+      <w:r>
+        <w:rPr>
+          <w:rFonts w:ascii="Arial" w:hAnsi="Arial" w:cs="Arial"/>
+        </w:rPr>
+        <w:t>Aquat</w:t>
+      </w:r>
+      <w:proofErr w:type="spellEnd"/>
+      <w:r>
+        <w:rPr>
+          <w:rFonts w:ascii="Arial" w:hAnsi="Arial" w:cs="Arial"/>
+        </w:rPr>
+        <w:t>. Sci. 69(7): 1150–1163. doi:10.1139/F2012-055.</w:t>
       </w:r>
     </w:p>
     <w:p>
@@ -11666,7 +13092,49 @@
         <w:rPr>
           <w:rFonts w:ascii="Arial" w:hAnsi="Arial" w:cs="Arial"/>
         </w:rPr>
-        <w:t>Kuparinen and hutchings 2014</w:t>
+        <w:t xml:space="preserve">Keith DM, Bowlby HD, </w:t>
+      </w:r>
+      <w:proofErr w:type="spellStart"/>
+      <w:r>
+        <w:rPr>
+          <w:rFonts w:ascii="Arial" w:hAnsi="Arial" w:cs="Arial"/>
+        </w:rPr>
+        <w:t>Albouy</w:t>
+      </w:r>
+      <w:proofErr w:type="spellEnd"/>
+      <w:r>
+        <w:rPr>
+          <w:rFonts w:ascii="Arial" w:hAnsi="Arial" w:cs="Arial"/>
+        </w:rPr>
+        <w:t xml:space="preserve"> C, Auber A, Baribeau DM, Boyce DG, et al. (2026) Demographics and recovery potential of exploited marine </w:t>
+      </w:r>
+      <w:proofErr w:type="spellStart"/>
+      <w:r>
+        <w:rPr>
+          <w:rFonts w:ascii="Arial" w:hAnsi="Arial" w:cs="Arial"/>
+        </w:rPr>
+        <w:t>teleosts</w:t>
+      </w:r>
+      <w:proofErr w:type="spellEnd"/>
+      <w:r>
+        <w:rPr>
+          <w:rFonts w:ascii="Arial" w:hAnsi="Arial" w:cs="Arial"/>
+        </w:rPr>
+        <w:t xml:space="preserve">. </w:t>
+      </w:r>
+      <w:proofErr w:type="spellStart"/>
+      <w:r>
+        <w:rPr>
+          <w:rFonts w:ascii="Arial" w:hAnsi="Arial" w:cs="Arial"/>
+        </w:rPr>
+        <w:t>PLoS</w:t>
+      </w:r>
+      <w:proofErr w:type="spellEnd"/>
+      <w:r>
+        <w:rPr>
+          <w:rFonts w:ascii="Arial" w:hAnsi="Arial" w:cs="Arial"/>
+        </w:rPr>
+        <w:t xml:space="preserve"> One 21(1): e0340369. https://doi.org/10.1371/journal. pone.0340369</w:t>
       </w:r>
     </w:p>
     <w:p>
@@ -11679,7 +13147,21 @@
         <w:rPr>
           <w:rFonts w:ascii="Arial" w:hAnsi="Arial" w:cs="Arial"/>
         </w:rPr>
-        <w:t>Minto, C., Myers, R. A., and Blanchard, W. 2008. Survival variability and population density infish populations. Nature, 452: 344–347</w:t>
+        <w:t xml:space="preserve">Kuparinen and </w:t>
+      </w:r>
+      <w:proofErr w:type="spellStart"/>
+      <w:r>
+        <w:rPr>
+          <w:rFonts w:ascii="Arial" w:hAnsi="Arial" w:cs="Arial"/>
+        </w:rPr>
+        <w:t>hutchings</w:t>
+      </w:r>
+      <w:proofErr w:type="spellEnd"/>
+      <w:r>
+        <w:rPr>
+          <w:rFonts w:ascii="Arial" w:hAnsi="Arial" w:cs="Arial"/>
+        </w:rPr>
+        <w:t xml:space="preserve"> 2014</w:t>
       </w:r>
     </w:p>
     <w:p>
@@ -11692,7 +13174,21 @@
         <w:rPr>
           <w:rFonts w:ascii="Arial" w:hAnsi="Arial" w:cs="Arial"/>
         </w:rPr>
-        <w:t>Mohn, R.K., and Rowe, S. 2012. Recovery Potential Assessment for the Laurentian South Designatable Unit of Atlantic Cod (Gadus morhua): The Eastern Scotian Shelf Cod Stock (NAFO Div. 4VsW). DFO Can. Sci. Advis. Sec. Res. Doc. 2011/138: viii + 71p.</w:t>
+        <w:t xml:space="preserve">Minto, C., Myers, R. A., and Blanchard, W. 2008. Survival variability and population density </w:t>
+      </w:r>
+      <w:proofErr w:type="spellStart"/>
+      <w:r>
+        <w:rPr>
+          <w:rFonts w:ascii="Arial" w:hAnsi="Arial" w:cs="Arial"/>
+        </w:rPr>
+        <w:t>infish</w:t>
+      </w:r>
+      <w:proofErr w:type="spellEnd"/>
+      <w:r>
+        <w:rPr>
+          <w:rFonts w:ascii="Arial" w:hAnsi="Arial" w:cs="Arial"/>
+        </w:rPr>
+        <w:t xml:space="preserve"> populations. Nature, 452: 344–347</w:t>
       </w:r>
     </w:p>
     <w:p>
@@ -11705,7 +13201,21 @@
         <w:rPr>
           <w:rFonts w:ascii="Arial" w:hAnsi="Arial" w:cs="Arial"/>
         </w:rPr>
-        <w:t>Nicholson, A. 1933. The balance of animal populations. J. Anim. Ecol. 2: 131–178</w:t>
+        <w:t xml:space="preserve">Mohn, R.K., and Rowe, S. 2012. Recovery Potential Assessment for the Laurentian South Designatable Unit of Atlantic Cod (Gadus </w:t>
+      </w:r>
+      <w:proofErr w:type="spellStart"/>
+      <w:r>
+        <w:rPr>
+          <w:rFonts w:ascii="Arial" w:hAnsi="Arial" w:cs="Arial"/>
+        </w:rPr>
+        <w:t>morhua</w:t>
+      </w:r>
+      <w:proofErr w:type="spellEnd"/>
+      <w:r>
+        <w:rPr>
+          <w:rFonts w:ascii="Arial" w:hAnsi="Arial" w:cs="Arial"/>
+        </w:rPr>
+        <w:t>): The Eastern Scotian Shelf Cod Stock (NAFO Div. 4VsW). DFO Can. Sci. Advis. Sec. Res. Doc. 2011/138: viii + 71p.</w:t>
       </w:r>
     </w:p>
     <w:p>
@@ -11718,48 +13228,120 @@
         <w:rPr>
           <w:rFonts w:ascii="Arial" w:hAnsi="Arial" w:cs="Arial"/>
         </w:rPr>
-        <w:t xml:space="preserve">Neubauer, P., Jensen, O. P., Hutchings, J. A., and Baum, J. K. 2013. Resilience and recoveryof overexploited marine populations. Science, 340: 347–349. </w:t>
+        <w:t>Nicholson, A. 1933. The balance of animal populations. J. Anim. Ecol. 2: 131–178</w:t>
       </w:r>
     </w:p>
     <w:p>
       <w:pPr>
         <w:rPr>
           <w:rFonts w:ascii="Arial" w:hAnsi="Arial" w:cs="Arial"/>
-          <w:lang w:val="fr-CA"/>
         </w:rPr>
       </w:pPr>
       <w:r>
         <w:rPr>
           <w:rFonts w:ascii="Arial" w:hAnsi="Arial" w:cs="Arial"/>
         </w:rPr>
-        <w:t xml:space="preserve">Neuenhoff, R.D., Swain, D.P., Cox, S.P., Mcallister, M.K., Trites, A.W., Walters, C.J., andHammill, M.O. 2019. Continued decline of a collapsed population of Atlantic Cod. Can. J.Fish. Aquat. </w:t>
-      </w:r>
-      <w:r>
-        <w:rPr>
-          <w:rFonts w:ascii="Arial" w:hAnsi="Arial" w:cs="Arial"/>
-          <w:lang w:val="fr-CA"/>
-        </w:rPr>
-        <w:t xml:space="preserve">Sci. 76: 168–184 </w:t>
+        <w:t xml:space="preserve">Neubauer, P., Jensen, O. P., Hutchings, J. A., and Baum, J. K. 2013. Resilience and </w:t>
+      </w:r>
+      <w:proofErr w:type="spellStart"/>
+      <w:r>
+        <w:rPr>
+          <w:rFonts w:ascii="Arial" w:hAnsi="Arial" w:cs="Arial"/>
+        </w:rPr>
+        <w:t>recoveryof</w:t>
+      </w:r>
+      <w:proofErr w:type="spellEnd"/>
+      <w:r>
+        <w:rPr>
+          <w:rFonts w:ascii="Arial" w:hAnsi="Arial" w:cs="Arial"/>
+        </w:rPr>
+        <w:t xml:space="preserve"> overexploited marine populations. Science, 340: 347–349. </w:t>
       </w:r>
     </w:p>
     <w:p>
       <w:pPr>
         <w:rPr>
           <w:rFonts w:ascii="Arial" w:hAnsi="Arial" w:cs="Arial"/>
+          <w:lang w:val="fr-CA"/>
         </w:rPr>
       </w:pPr>
       <w:r>
         <w:rPr>
           <w:rFonts w:ascii="Arial" w:hAnsi="Arial" w:cs="Arial"/>
+        </w:rPr>
+        <w:t xml:space="preserve">Neuenhoff, R.D., Swain, D.P., Cox, S.P., </w:t>
+      </w:r>
+      <w:proofErr w:type="spellStart"/>
+      <w:r>
+        <w:rPr>
+          <w:rFonts w:ascii="Arial" w:hAnsi="Arial" w:cs="Arial"/>
+        </w:rPr>
+        <w:t>Mcallister</w:t>
+      </w:r>
+      <w:proofErr w:type="spellEnd"/>
+      <w:r>
+        <w:rPr>
+          <w:rFonts w:ascii="Arial" w:hAnsi="Arial" w:cs="Arial"/>
+        </w:rPr>
+        <w:t xml:space="preserve">, M.K., Trites, A.W., Walters, C.J., </w:t>
+      </w:r>
+      <w:proofErr w:type="spellStart"/>
+      <w:r>
+        <w:rPr>
+          <w:rFonts w:ascii="Arial" w:hAnsi="Arial" w:cs="Arial"/>
+        </w:rPr>
+        <w:t>andHammill</w:t>
+      </w:r>
+      <w:proofErr w:type="spellEnd"/>
+      <w:r>
+        <w:rPr>
+          <w:rFonts w:ascii="Arial" w:hAnsi="Arial" w:cs="Arial"/>
+        </w:rPr>
+        <w:t xml:space="preserve">, M.O. 2019. Continued decline of a collapsed population of Atlantic Cod. Can. </w:t>
+      </w:r>
+      <w:proofErr w:type="spellStart"/>
+      <w:r>
+        <w:rPr>
+          <w:rFonts w:ascii="Arial" w:hAnsi="Arial" w:cs="Arial"/>
+        </w:rPr>
+        <w:t>J.Fish</w:t>
+      </w:r>
+      <w:proofErr w:type="spellEnd"/>
+      <w:r>
+        <w:rPr>
+          <w:rFonts w:ascii="Arial" w:hAnsi="Arial" w:cs="Arial"/>
+        </w:rPr>
+        <w:t xml:space="preserve">. </w:t>
+      </w:r>
+      <w:proofErr w:type="spellStart"/>
+      <w:r>
+        <w:rPr>
+          <w:rFonts w:ascii="Arial" w:hAnsi="Arial" w:cs="Arial"/>
+        </w:rPr>
+        <w:t>Aquat</w:t>
+      </w:r>
+      <w:proofErr w:type="spellEnd"/>
+      <w:r>
+        <w:rPr>
+          <w:rFonts w:ascii="Arial" w:hAnsi="Arial" w:cs="Arial"/>
+        </w:rPr>
+        <w:t xml:space="preserve">. </w:t>
+      </w:r>
+      <w:proofErr w:type="spellStart"/>
+      <w:r>
+        <w:rPr>
+          <w:rFonts w:ascii="Arial" w:hAnsi="Arial" w:cs="Arial"/>
           <w:lang w:val="fr-CA"/>
         </w:rPr>
-        <w:t xml:space="preserve">Ouellette-Plante, J., Benoît, H.P., and Lussier, J.-F. 2025. </w:t>
-      </w:r>
-      <w:r>
-        <w:rPr>
-          <w:rFonts w:ascii="Arial" w:hAnsi="Arial" w:cs="Arial"/>
-        </w:rPr>
-        <w:t>The Status of the Northern Gulf of St. Lawrence (3Pn, 4RS) Atlantic Cod (Gadus morhua) Stock in 2022. DFO Can. Sci. Advis. Sec. Res. Doc. 2025/039. xx + 244 p.</w:t>
+        <w:t>Sci</w:t>
+      </w:r>
+      <w:proofErr w:type="spellEnd"/>
+      <w:r>
+        <w:rPr>
+          <w:rFonts w:ascii="Arial" w:hAnsi="Arial" w:cs="Arial"/>
+          <w:lang w:val="fr-CA"/>
+        </w:rPr>
+        <w:t xml:space="preserve">. 76: 168–184 </w:t>
       </w:r>
     </w:p>
     <w:p>
@@ -11771,8 +13353,41 @@
       <w:r>
         <w:rPr>
           <w:rFonts w:ascii="Arial" w:hAnsi="Arial" w:cs="Arial"/>
-        </w:rPr>
-        <w:lastRenderedPageBreak/>
+          <w:lang w:val="fr-CA"/>
+        </w:rPr>
+        <w:t xml:space="preserve">Ouellette-Plante, J., Benoît, H.P., and Lussier, J.-F. 2025. </w:t>
+      </w:r>
+      <w:r>
+        <w:rPr>
+          <w:rFonts w:ascii="Arial" w:hAnsi="Arial" w:cs="Arial"/>
+        </w:rPr>
+        <w:t xml:space="preserve">The Status of the Northern Gulf of St. Lawrence (3Pn, 4RS) Atlantic Cod (Gadus </w:t>
+      </w:r>
+      <w:proofErr w:type="spellStart"/>
+      <w:r>
+        <w:rPr>
+          <w:rFonts w:ascii="Arial" w:hAnsi="Arial" w:cs="Arial"/>
+        </w:rPr>
+        <w:t>morhua</w:t>
+      </w:r>
+      <w:proofErr w:type="spellEnd"/>
+      <w:r>
+        <w:rPr>
+          <w:rFonts w:ascii="Arial" w:hAnsi="Arial" w:cs="Arial"/>
+        </w:rPr>
+        <w:t>) Stock in 2022. DFO Can. Sci. Advis. Sec. Res. Doc. 2025/039. xx + 244 p.</w:t>
+      </w:r>
+    </w:p>
+    <w:p>
+      <w:pPr>
+        <w:rPr>
+          <w:rFonts w:ascii="Arial" w:hAnsi="Arial" w:cs="Arial"/>
+        </w:rPr>
+      </w:pPr>
+      <w:r>
+        <w:rPr>
+          <w:rFonts w:ascii="Arial" w:hAnsi="Arial" w:cs="Arial"/>
+        </w:rPr>
         <w:t>Ricard, D., Minto, C., Jensen, O.P. and Baum, J.K. (2012) Evaluating the knowledge base and status of commercially exploited marine species with the RAM Legacy Stock Assessment Database. Fish and Fisheries 13 (4) 380-398. DOI: </w:t>
       </w:r>
       <w:hyperlink r:id="rId13" w:history="1">
@@ -11790,11 +13405,34 @@
           <w:rFonts w:ascii="Arial" w:hAnsi="Arial" w:cs="Arial"/>
         </w:rPr>
       </w:pPr>
-      <w:r>
-        <w:rPr>
-          <w:rFonts w:ascii="Arial" w:hAnsi="Arial" w:cs="Arial"/>
-        </w:rPr>
-        <w:t>Schijns, R., Froese, R., Hutchings, J.A., and Pauly, D. 2021. Five centuries of cod catches in Eastern Canada. ICES J. Mar. Sci. 78(8): 2675–2683. Oxford University Press. doi:10.1093/icesjms/fsab153.</w:t>
+      <w:proofErr w:type="spellStart"/>
+      <w:r>
+        <w:rPr>
+          <w:rFonts w:ascii="Arial" w:hAnsi="Arial" w:cs="Arial"/>
+        </w:rPr>
+        <w:lastRenderedPageBreak/>
+        <w:t>Schijns</w:t>
+      </w:r>
+      <w:proofErr w:type="spellEnd"/>
+      <w:r>
+        <w:rPr>
+          <w:rFonts w:ascii="Arial" w:hAnsi="Arial" w:cs="Arial"/>
+        </w:rPr>
+        <w:t>, R., Froese, R., Hutchings, J.A., and Pauly, D. 2021. Five centuries of cod catches in Eastern Canada. ICES J. Mar. Sci. 78(8): 2675–2683. Oxford University Press. doi:10.1093/</w:t>
+      </w:r>
+      <w:proofErr w:type="spellStart"/>
+      <w:r>
+        <w:rPr>
+          <w:rFonts w:ascii="Arial" w:hAnsi="Arial" w:cs="Arial"/>
+        </w:rPr>
+        <w:t>icesjms</w:t>
+      </w:r>
+      <w:proofErr w:type="spellEnd"/>
+      <w:r>
+        <w:rPr>
+          <w:rFonts w:ascii="Arial" w:hAnsi="Arial" w:cs="Arial"/>
+        </w:rPr>
+        <w:t>/fsab153.</w:t>
       </w:r>
     </w:p>
     <w:p>
@@ -11807,7 +13445,21 @@
         <w:rPr>
           <w:rFonts w:ascii="Arial" w:hAnsi="Arial" w:cs="Arial"/>
         </w:rPr>
-        <w:t>Turcotte, F., McDermid, J.L., and Ricard, D. 2024. Scientific requirement for the rebuilding plan of southern Gulf of St. Lawrence (NAFO Division 4TVn) Atlantic Cod (Gadus morhua). DFO Can. Sci. Advis. Sec. Res. Doc. 2024/053(July): iv + xx.</w:t>
+        <w:t xml:space="preserve">Turcotte, F., McDermid, J.L., and Ricard, D. 2024. Scientific requirement for the rebuilding plan of southern Gulf of St. Lawrence (NAFO Division 4TVn) Atlantic Cod (Gadus </w:t>
+      </w:r>
+      <w:proofErr w:type="spellStart"/>
+      <w:r>
+        <w:rPr>
+          <w:rFonts w:ascii="Arial" w:hAnsi="Arial" w:cs="Arial"/>
+        </w:rPr>
+        <w:t>morhua</w:t>
+      </w:r>
+      <w:proofErr w:type="spellEnd"/>
+      <w:r>
+        <w:rPr>
+          <w:rFonts w:ascii="Arial" w:hAnsi="Arial" w:cs="Arial"/>
+        </w:rPr>
+        <w:t>). DFO Can. Sci. Advis. Sec. Res. Doc. 2024/053(July): iv + xx.</w:t>
       </w:r>
     </w:p>
     <w:p>
@@ -11820,7 +13472,21 @@
         <w:rPr>
           <w:rFonts w:ascii="Arial" w:hAnsi="Arial" w:cs="Arial"/>
         </w:rPr>
-        <w:t>Varkey, D., Wheeland, L.J., Regular, P., Rideout, R., Kumar, R., Rogers, B., and Vigneau, J. 2025. Analytical Assessment for the Status of Atlantic Cod (Gadus morhua) Stock in NAFO Subdivision 3Ps in 2021. DFO Can. Sci. Advis. Sec. Res. Doc. 2025/043. iv + 48 p.</w:t>
+        <w:t xml:space="preserve">Varkey, D., Wheeland, L.J., Regular, P., Rideout, R., Kumar, R., Rogers, B., and Vigneau, J. 2025. Analytical Assessment for the Status of Atlantic Cod (Gadus </w:t>
+      </w:r>
+      <w:proofErr w:type="spellStart"/>
+      <w:r>
+        <w:rPr>
+          <w:rFonts w:ascii="Arial" w:hAnsi="Arial" w:cs="Arial"/>
+        </w:rPr>
+        <w:t>morhua</w:t>
+      </w:r>
+      <w:proofErr w:type="spellEnd"/>
+      <w:r>
+        <w:rPr>
+          <w:rFonts w:ascii="Arial" w:hAnsi="Arial" w:cs="Arial"/>
+        </w:rPr>
+        <w:t>) Stock in NAFO Subdivision 3Ps in 2021. DFO Can. Sci. Advis. Sec. Res. Doc. 2025/043. iv + 48 p.</w:t>
       </w:r>
     </w:p>
     <w:p>
@@ -11833,7 +13499,35 @@
         <w:rPr>
           <w:rFonts w:ascii="Arial" w:hAnsi="Arial" w:cs="Arial"/>
         </w:rPr>
-        <w:t>Winter, A.M., Vasilyeva, N., and Vladimirov, A. 2023. Spawner weight and ocean temperature drive Allee effect dynamics in Atlantic cod, Gadus morhua: inherent and emergent density regulation. Biogeosciences 20(17): 3683–3716. doi:10.5194/bg-20-3683-2023.</w:t>
+        <w:t xml:space="preserve">Winter, A.M., Vasilyeva, N., and Vladimirov, A. 2023. Spawner weight and ocean temperature drive Allee effect dynamics in Atlantic cod, Gadus </w:t>
+      </w:r>
+      <w:proofErr w:type="spellStart"/>
+      <w:r>
+        <w:rPr>
+          <w:rFonts w:ascii="Arial" w:hAnsi="Arial" w:cs="Arial"/>
+        </w:rPr>
+        <w:t>morhua</w:t>
+      </w:r>
+      <w:proofErr w:type="spellEnd"/>
+      <w:r>
+        <w:rPr>
+          <w:rFonts w:ascii="Arial" w:hAnsi="Arial" w:cs="Arial"/>
+        </w:rPr>
+        <w:t xml:space="preserve">: inherent and emergent density regulation. </w:t>
+      </w:r>
+      <w:proofErr w:type="spellStart"/>
+      <w:r>
+        <w:rPr>
+          <w:rFonts w:ascii="Arial" w:hAnsi="Arial" w:cs="Arial"/>
+        </w:rPr>
+        <w:t>Biogeosciences</w:t>
+      </w:r>
+      <w:proofErr w:type="spellEnd"/>
+      <w:r>
+        <w:rPr>
+          <w:rFonts w:ascii="Arial" w:hAnsi="Arial" w:cs="Arial"/>
+        </w:rPr>
+        <w:t xml:space="preserve"> 20(17): 3683–3716. doi:10.5194/bg-20-3683-2023.</w:t>
       </w:r>
     </w:p>
     <w:p>
@@ -13091,7 +14785,6 @@
   <w:style w:type="character" w:default="1" w:styleId="DefaultParagraphFont">
     <w:name w:val="Default Paragraph Font"/>
     <w:uiPriority w:val="1"/>
-    <w:semiHidden/>
     <w:unhideWhenUsed/>
   </w:style>
   <w:style w:type="table" w:default="1" w:styleId="TableNormal">
@@ -13675,6 +15368,16 @@
       <w:iCs/>
     </w:rPr>
   </w:style>
+  <w:style w:type="character" w:styleId="UnresolvedMention">
+    <w:name w:val="Unresolved Mention"/>
+    <w:basedOn w:val="DefaultParagraphFont"/>
+    <w:uiPriority w:val="99"/>
+    <w:rsid w:val="000C432C"/>
+    <w:rPr>
+      <w:color w:val="605E5C"/>
+      <w:shd w:val="clear" w:color="auto" w:fill="E1DFDD"/>
+    </w:rPr>
+  </w:style>
 </w:styles>
 </file>
 

--- a/report.docx
+++ b/report.docx
@@ -127,30 +127,21 @@
     </w:p>
     <w:p>
       <w:pPr>
-        <w:pStyle w:val="Heading1"/>
-        <w:rPr>
-          <w:rFonts w:asciiTheme="minorHAnsi" w:eastAsiaTheme="minorHAnsi" w:hAnsiTheme="minorHAnsi" w:cstheme="minorBidi"/>
-          <w:color w:val="auto"/>
-          <w:sz w:val="24"/>
-          <w:szCs w:val="24"/>
+        <w:pStyle w:val="BodyText"/>
+        <w:rPr>
+          <w:rFonts w:eastAsiaTheme="minorHAnsi"/>
         </w:rPr>
       </w:pPr>
       <w:r>
         <w:rPr>
-          <w:rFonts w:asciiTheme="minorHAnsi" w:eastAsiaTheme="minorHAnsi" w:hAnsiTheme="minorHAnsi" w:cstheme="minorBidi"/>
-          <w:color w:val="auto"/>
-          <w:sz w:val="24"/>
-          <w:szCs w:val="24"/>
+          <w:rFonts w:eastAsiaTheme="minorHAnsi"/>
           <w:vertAlign w:val="superscript"/>
         </w:rPr>
         <w:t>2</w:t>
       </w:r>
       <w:r>
         <w:rPr>
-          <w:rFonts w:asciiTheme="minorHAnsi" w:eastAsiaTheme="minorHAnsi" w:hAnsiTheme="minorHAnsi" w:cstheme="minorBidi"/>
-          <w:color w:val="auto"/>
-          <w:sz w:val="24"/>
-          <w:szCs w:val="24"/>
+          <w:rFonts w:eastAsiaTheme="minorHAnsi"/>
         </w:rPr>
         <w:t>Fisheries and Oceans Canada, St. Andrews Biological Station, St Andrews, NB E5B 2L9, Canada</w:t>
       </w:r>
@@ -304,7 +295,21 @@
         <w:rPr>
           <w:rFonts w:ascii="Arial" w:hAnsi="Arial" w:cs="Arial"/>
         </w:rPr>
-        <w:t>), potentially reflecting the widespread and prolonged depletion experienced by this species. Most empirical studies have implicitly assumed that Allee effects arise through recruitment limitation at low spawning biomass. Winter et al. 2023 showed that changes in water temperature and/or in spawner weight of multiple cod stocks could modify the Allee effect strength, defined as the relative change between maximum and minimum recruitment per capita at low abundance. Depensatory dynamics can also emerge through elevated mortality rates (Kuparinen and Hutchings 2014). This distinction is particularly relevant for Northwest Atlantic cod stocks, several of which have experienced substantial increases in natural mortality in recent decades, including predation-driven depensation in NAFO Division 4TVn associated with grey seal predation (Neuenhoff et al. 2019).</w:t>
+        <w:t>), potentially reflecting the widespread and prolonged depletion experienced by this species. Most empirical studies have implicitly assumed that Allee effects arise through recruitment limitation at low spawning biomass. Winter et al. 2023 showed that changes in water temperature and/or in spawner weight of multiple cod stocks could modify the Allee effect strength, defined as the relative change between maximum and minimum recruitment per capita at low abundance. Depensatory dynamics can also emerge through elevated mortality rates (Kuparinen and Hutchings 2014). This distinction is particularly relevant for Northwest Atlantic cod stocks, several of which have experienced substantial increases in natural mortality in recent decades, including predation-driven depensation in NAFO Division 4TVn associated with grey seal predation (</w:t>
+      </w:r>
+      <w:proofErr w:type="spellStart"/>
+      <w:r>
+        <w:rPr>
+          <w:rFonts w:ascii="Arial" w:hAnsi="Arial" w:cs="Arial"/>
+        </w:rPr>
+        <w:t>Neuenhoff</w:t>
+      </w:r>
+      <w:proofErr w:type="spellEnd"/>
+      <w:r>
+        <w:rPr>
+          <w:rFonts w:ascii="Arial" w:hAnsi="Arial" w:cs="Arial"/>
+        </w:rPr>
+        <w:t xml:space="preserve"> et al. 2019).</w:t>
       </w:r>
     </w:p>
     <w:p>
@@ -318,160 +323,80 @@
       <w:r>
         <w:rPr>
           <w:rFonts w:ascii="Arial" w:hAnsi="Arial" w:cs="Arial"/>
-          <w:highlight w:val="yellow"/>
-        </w:rPr>
-        <w:t>D</w:t>
-      </w:r>
-      <w:r>
-        <w:rPr>
-          <w:rFonts w:ascii="Arial" w:hAnsi="Arial" w:cs="Arial"/>
-          <w:highlight w:val="yellow"/>
-        </w:rPr>
-        <w:t xml:space="preserve">etecting depensatory dynamics </w:t>
-      </w:r>
-      <w:r>
-        <w:rPr>
-          <w:rFonts w:ascii="Arial" w:hAnsi="Arial" w:cs="Arial"/>
-          <w:highlight w:val="yellow"/>
-        </w:rPr>
-        <w:t xml:space="preserve">using stock recruit relationships </w:t>
-      </w:r>
-      <w:r>
-        <w:rPr>
-          <w:rFonts w:ascii="Arial" w:hAnsi="Arial" w:cs="Arial"/>
-          <w:highlight w:val="yellow"/>
-        </w:rPr>
-        <w:t xml:space="preserve">in fisheries data </w:t>
-      </w:r>
-      <w:r>
-        <w:rPr>
-          <w:rFonts w:ascii="Arial" w:hAnsi="Arial" w:cs="Arial"/>
-          <w:highlight w:val="yellow"/>
-        </w:rPr>
-        <w:t>is challenging</w:t>
-      </w:r>
-      <w:r>
-        <w:rPr>
-          <w:rFonts w:ascii="Arial" w:hAnsi="Arial" w:cs="Arial"/>
-          <w:highlight w:val="yellow"/>
-        </w:rPr>
-        <w:t xml:space="preserve"> (Hilborn et al. 2014; Liermann and Hilborn 1997; e.g., Myers et al. 1995)</w:t>
-      </w:r>
-      <w:r>
-        <w:rPr>
-          <w:rFonts w:ascii="Arial" w:hAnsi="Arial" w:cs="Arial"/>
-          <w:highlight w:val="yellow"/>
-        </w:rPr>
-        <w:t xml:space="preserve">. However, studies using variations of stock recruit models increasingly detect </w:t>
-      </w:r>
-      <w:proofErr w:type="spellStart"/>
-      <w:r>
-        <w:rPr>
-          <w:rFonts w:ascii="Arial" w:hAnsi="Arial" w:cs="Arial"/>
-          <w:highlight w:val="yellow"/>
-        </w:rPr>
-        <w:t>allee</w:t>
-      </w:r>
-      <w:proofErr w:type="spellEnd"/>
-      <w:r>
-        <w:rPr>
-          <w:rFonts w:ascii="Arial" w:hAnsi="Arial" w:cs="Arial"/>
-          <w:highlight w:val="yellow"/>
-        </w:rPr>
-        <w:t xml:space="preserve"> effects among </w:t>
-      </w:r>
-      <w:r>
-        <w:rPr>
-          <w:rFonts w:ascii="Arial" w:hAnsi="Arial" w:cs="Arial"/>
-          <w:highlight w:val="yellow"/>
-        </w:rPr>
-        <w:t>examined</w:t>
-      </w:r>
-      <w:r>
-        <w:rPr>
-          <w:rFonts w:ascii="Arial" w:hAnsi="Arial" w:cs="Arial"/>
-          <w:highlight w:val="yellow"/>
-        </w:rPr>
-        <w:t xml:space="preserve"> stocks</w:t>
-      </w:r>
-      <w:r>
-        <w:rPr>
-          <w:rFonts w:ascii="Arial" w:hAnsi="Arial" w:cs="Arial"/>
-          <w:highlight w:val="yellow"/>
-        </w:rPr>
-        <w:t xml:space="preserve">. </w:t>
-      </w:r>
-      <w:r>
-        <w:rPr>
-          <w:rFonts w:ascii="Arial" w:hAnsi="Arial" w:cs="Arial"/>
-          <w:highlight w:val="yellow"/>
-        </w:rPr>
-        <w:t>Myers et al. [16] detected a significant Allee effect in only 3 of 128 stock–recruitment relationships (SRRs)</w:t>
-      </w:r>
-      <w:r>
-        <w:rPr>
-          <w:rFonts w:ascii="Arial" w:hAnsi="Arial" w:cs="Arial"/>
-          <w:highlight w:val="yellow"/>
-        </w:rPr>
-        <w:t xml:space="preserve">. </w:t>
-      </w:r>
-      <w:r>
-        <w:rPr>
-          <w:rFonts w:ascii="Arial" w:hAnsi="Arial" w:cs="Arial"/>
-          <w:highlight w:val="yellow"/>
-        </w:rPr>
-        <w:t xml:space="preserve">Hilborn et al. [18] repeated the Myers et al. [16] analysis with 15 more years of additional data from the (Ransom A. Myers) RAM Legacy database [19] and only found significant depensation in 4 of 113 stocks when looking at the relationship between recruitment and biomass and in 8 of 109 stocks when looking at the relationship between surplus production and biomass. A separate analysis of the RAM database by Keith and Hutchings [20] that looked at the ratio of recruits to SSB vs. SSB across 104 species also yielded little evidence of Allee effects, with the exception of Atlantic cod (Gadus </w:t>
-      </w:r>
-      <w:proofErr w:type="spellStart"/>
-      <w:r>
-        <w:rPr>
-          <w:rFonts w:ascii="Arial" w:hAnsi="Arial" w:cs="Arial"/>
-          <w:highlight w:val="yellow"/>
-        </w:rPr>
-        <w:t>morhua</w:t>
-      </w:r>
-      <w:proofErr w:type="spellEnd"/>
-      <w:r>
-        <w:rPr>
-          <w:rFonts w:ascii="Arial" w:hAnsi="Arial" w:cs="Arial"/>
-          <w:highlight w:val="yellow"/>
-        </w:rPr>
-        <w:t xml:space="preserve">). </w:t>
-      </w:r>
-      <w:r>
-        <w:rPr>
-          <w:rFonts w:ascii="Arial" w:hAnsi="Arial" w:cs="Arial"/>
-          <w:highlight w:val="yellow"/>
-        </w:rPr>
-        <w:t xml:space="preserve">More recently, </w:t>
-      </w:r>
-      <w:r>
-        <w:rPr>
-          <w:rFonts w:ascii="Arial" w:hAnsi="Arial" w:cs="Arial"/>
-          <w:highlight w:val="yellow"/>
+        </w:rPr>
+        <w:t>Detecting depensatory dynamics in fisheries data using stock–recruit relationships (SRRs) is widely recognized as challenging (Hilborn et al. 2014; Liermann and Hilborn 1997; Myers et al. 1995). For example, Myers et al. (1995) found evidence of a significant Allee effect in only 3 of 128 SRRs. Similarly, an analysis of the RAM Legacy database by Keith and Hutchings (2012), which examined recruits-to-SSB ratios across 104 species, found little evidence of Allee effects except for Atlantic cod. More recently, Albertsen et al. (2025) identified Allee effects in 5 of 81 ICES stocks.</w:t>
+      </w:r>
+      <w:r>
+        <w:rPr>
+          <w:rFonts w:ascii="Arial" w:hAnsi="Arial" w:cs="Arial"/>
         </w:rPr>
         <w:t xml:space="preserve"> </w:t>
       </w:r>
       <w:r>
         <w:rPr>
           <w:rFonts w:ascii="Arial" w:hAnsi="Arial" w:cs="Arial"/>
-          <w:highlight w:val="yellow"/>
-        </w:rPr>
-        <w:t>A</w:t>
-      </w:r>
-      <w:r>
-        <w:rPr>
-          <w:rFonts w:ascii="Arial" w:hAnsi="Arial" w:cs="Arial"/>
-          <w:highlight w:val="yellow"/>
-        </w:rPr>
-        <w:t>lbertsen</w:t>
-      </w:r>
-      <w:r>
-        <w:rPr>
-          <w:rFonts w:ascii="Arial" w:hAnsi="Arial" w:cs="Arial"/>
-          <w:highlight w:val="yellow"/>
-        </w:rPr>
-        <w:t xml:space="preserve"> et al. 2025. found evidence for Allee effects in 5 stocks of 81 ICES stocks. </w:t>
+        </w:rPr>
+        <w:t xml:space="preserve">Hilborn et al. </w:t>
+      </w:r>
+      <w:r>
+        <w:rPr>
+          <w:rFonts w:ascii="Arial" w:hAnsi="Arial" w:cs="Arial"/>
+        </w:rPr>
+        <w:t>2014</w:t>
+      </w:r>
+      <w:r>
+        <w:rPr>
+          <w:rFonts w:ascii="Arial" w:hAnsi="Arial" w:cs="Arial"/>
+        </w:rPr>
+        <w:t xml:space="preserve"> repeated the Myers et al. </w:t>
+      </w:r>
+      <w:r>
+        <w:rPr>
+          <w:rFonts w:ascii="Arial" w:hAnsi="Arial" w:cs="Arial"/>
+        </w:rPr>
+        <w:t>1995</w:t>
+      </w:r>
+      <w:r>
+        <w:rPr>
+          <w:rFonts w:ascii="Arial" w:hAnsi="Arial" w:cs="Arial"/>
+        </w:rPr>
+        <w:t xml:space="preserve"> analysis with 15 more years of additional data from the RAM Legacy database and only found significant depensation in 4 of 113 stocks when looking at the relationship between recruitment and biomass </w:t>
+      </w:r>
+      <w:r>
+        <w:rPr>
+          <w:rFonts w:ascii="Arial" w:hAnsi="Arial" w:cs="Arial"/>
+        </w:rPr>
+        <w:t>but</w:t>
+      </w:r>
+      <w:r>
+        <w:rPr>
+          <w:rFonts w:ascii="Arial" w:hAnsi="Arial" w:cs="Arial"/>
+        </w:rPr>
+        <w:t xml:space="preserve"> in 8 of 109 stocks when looking at the relationship between surplus production and biomass. </w:t>
+      </w:r>
+      <w:r>
+        <w:rPr>
+          <w:rFonts w:ascii="Arial" w:hAnsi="Arial" w:cs="Arial"/>
+        </w:rPr>
+        <w:t>Overall, the detection of Allee effects depend on multiple factors, including species</w:t>
+      </w:r>
+      <w:r>
+        <w:rPr>
+          <w:rFonts w:ascii="Arial" w:hAnsi="Arial" w:cs="Arial"/>
+        </w:rPr>
+        <w:t xml:space="preserve"> and life-history type</w:t>
+      </w:r>
+      <w:r>
+        <w:rPr>
+          <w:rFonts w:ascii="Arial" w:hAnsi="Arial" w:cs="Arial"/>
+        </w:rPr>
+        <w:t xml:space="preserve">, time series length and stock state, data sources, and analytical approach (SRR versus surplus production). </w:t>
+      </w:r>
+      <w:r>
+        <w:rPr>
+          <w:rFonts w:ascii="Arial" w:hAnsi="Arial" w:cs="Arial"/>
+        </w:rPr>
+        <w:t xml:space="preserve"> </w:t>
       </w:r>
     </w:p>
     <w:p>
@@ -479,16 +404,64 @@
         <w:spacing w:before="240" w:after="0" w:line="276" w:lineRule="auto"/>
         <w:rPr>
           <w:rFonts w:ascii="Arial" w:hAnsi="Arial" w:cs="Arial"/>
-          <w:highlight w:val="yellow"/>
         </w:rPr>
       </w:pPr>
       <w:r>
         <w:rPr>
           <w:rFonts w:ascii="Arial" w:hAnsi="Arial" w:cs="Arial"/>
-          <w:highlight w:val="yellow"/>
         </w:rPr>
         <w:lastRenderedPageBreak/>
-        <w:t>Of course it depends on what database is used and in what state stocks are at the time of investigation and how it is reported in the database.</w:t>
+        <w:t xml:space="preserve">As suggested by Walters et al. (2008), surplus production–biomass relationships provide a useful diagnostic for assessing whether stocks exhibit strong compensatory responses. Surplus production offers an integrative framework for evaluating Allee effects because it reflects the net change in biomass in the absence of fishing, incorporating the combined influences of recruitment, somatic growth, maturation, and natural mortality. Consequently, surplus production dynamics are sensitive to depensatory processes regardless of whether they arise from reduced recruitment, increased mortality, or shifts in population </w:t>
+      </w:r>
+      <w:r>
+        <w:rPr>
+          <w:rFonts w:ascii="Arial" w:hAnsi="Arial" w:cs="Arial"/>
+        </w:rPr>
+        <w:t>demography</w:t>
+      </w:r>
+      <w:r>
+        <w:rPr>
+          <w:rFonts w:ascii="Arial" w:hAnsi="Arial" w:cs="Arial"/>
+        </w:rPr>
+        <w:t xml:space="preserve"> driven by fishing or environmental </w:t>
+      </w:r>
+      <w:r>
+        <w:rPr>
+          <w:rFonts w:ascii="Arial" w:hAnsi="Arial" w:cs="Arial"/>
+        </w:rPr>
+        <w:t>effects</w:t>
+      </w:r>
+      <w:r>
+        <w:rPr>
+          <w:rFonts w:ascii="Arial" w:hAnsi="Arial" w:cs="Arial"/>
+        </w:rPr>
+        <w:t>.</w:t>
+      </w:r>
+      <w:r>
+        <w:rPr>
+          <w:rFonts w:ascii="Arial" w:hAnsi="Arial" w:cs="Arial"/>
+        </w:rPr>
+        <w:t xml:space="preserve"> </w:t>
+      </w:r>
+      <w:r>
+        <w:rPr>
+          <w:rFonts w:ascii="Arial" w:hAnsi="Arial" w:cs="Arial"/>
+        </w:rPr>
+        <w:t xml:space="preserve">For example, </w:t>
+      </w:r>
+      <w:proofErr w:type="spellStart"/>
+      <w:r>
+        <w:rPr>
+          <w:rFonts w:ascii="Arial" w:hAnsi="Arial" w:cs="Arial"/>
+        </w:rPr>
+        <w:t>Neuenhoff</w:t>
+      </w:r>
+      <w:proofErr w:type="spellEnd"/>
+      <w:r>
+        <w:rPr>
+          <w:rFonts w:ascii="Arial" w:hAnsi="Arial" w:cs="Arial"/>
+        </w:rPr>
+        <w:t xml:space="preserve"> et al. (2019) identified evidence of an Allee effect in NAFO 4TVn Atlantic cod using surplus production per biomass versus biomass relationships, whereas no such signal was detected using the stock–recruit relationship for the same stock. Despite these advantages, relatively few studies have used production-based approaches to detect Allee effects or to quantify the strength of depensation across multiple stocks. </w:t>
       </w:r>
     </w:p>
     <w:p>
@@ -496,144 +469,61 @@
         <w:spacing w:before="240" w:after="0" w:line="276" w:lineRule="auto"/>
         <w:rPr>
           <w:rFonts w:ascii="Arial" w:hAnsi="Arial" w:cs="Arial"/>
-          <w:highlight w:val="yellow"/>
         </w:rPr>
       </w:pPr>
       <w:r>
         <w:rPr>
           <w:rFonts w:ascii="Arial" w:hAnsi="Arial" w:cs="Arial"/>
-          <w:highlight w:val="yellow"/>
-        </w:rPr>
-        <w:t xml:space="preserve">As Atlantic cod was often identified for </w:t>
-      </w:r>
-      <w:proofErr w:type="spellStart"/>
-      <w:r>
-        <w:rPr>
-          <w:rFonts w:ascii="Arial" w:hAnsi="Arial" w:cs="Arial"/>
-          <w:highlight w:val="yellow"/>
-        </w:rPr>
-        <w:t>allee</w:t>
-      </w:r>
-      <w:proofErr w:type="spellEnd"/>
-      <w:r>
-        <w:rPr>
-          <w:rFonts w:ascii="Arial" w:hAnsi="Arial" w:cs="Arial"/>
-          <w:highlight w:val="yellow"/>
-        </w:rPr>
-        <w:t xml:space="preserve"> effects we looked in public databases but also in government reports of stock status for Atlantic cod stocks not available in public databases</w:t>
-      </w:r>
-    </w:p>
-    <w:p>
-      <w:pPr>
-        <w:spacing w:before="240" w:after="0" w:line="276" w:lineRule="auto"/>
-        <w:rPr>
-          <w:rFonts w:ascii="Arial" w:hAnsi="Arial" w:cs="Arial"/>
-          <w:highlight w:val="yellow"/>
-        </w:rPr>
-      </w:pPr>
-      <w:r>
-        <w:rPr>
-          <w:rFonts w:ascii="Arial" w:hAnsi="Arial" w:cs="Arial"/>
-          <w:highlight w:val="yellow"/>
-        </w:rPr>
-        <w:t xml:space="preserve">Add to intro: a few sentences on methods to detect </w:t>
-      </w:r>
-      <w:proofErr w:type="spellStart"/>
-      <w:r>
-        <w:rPr>
-          <w:rFonts w:ascii="Arial" w:hAnsi="Arial" w:cs="Arial"/>
-          <w:highlight w:val="yellow"/>
-        </w:rPr>
-        <w:t>allee</w:t>
-      </w:r>
-      <w:proofErr w:type="spellEnd"/>
-      <w:r>
-        <w:rPr>
-          <w:rFonts w:ascii="Arial" w:hAnsi="Arial" w:cs="Arial"/>
-          <w:highlight w:val="yellow"/>
-        </w:rPr>
-        <w:t xml:space="preserve"> effects so far. </w:t>
-      </w:r>
-    </w:p>
-    <w:p>
-      <w:pPr>
-        <w:spacing w:before="240" w:after="0" w:line="276" w:lineRule="auto"/>
-        <w:rPr>
-          <w:rFonts w:ascii="Arial" w:hAnsi="Arial" w:cs="Arial"/>
-        </w:rPr>
-      </w:pPr>
-      <w:r>
-        <w:rPr>
-          <w:rFonts w:ascii="Arial" w:hAnsi="Arial" w:cs="Arial"/>
-          <w:highlight w:val="yellow"/>
-        </w:rPr>
-        <w:t xml:space="preserve">Cite </w:t>
-      </w:r>
-      <w:proofErr w:type="spellStart"/>
-      <w:r>
-        <w:rPr>
-          <w:rFonts w:ascii="Arial" w:hAnsi="Arial" w:cs="Arial"/>
-          <w:highlight w:val="yellow"/>
-        </w:rPr>
-        <w:t>neuenhoff</w:t>
-      </w:r>
-      <w:proofErr w:type="spellEnd"/>
-      <w:r>
-        <w:rPr>
-          <w:rFonts w:ascii="Arial" w:hAnsi="Arial" w:cs="Arial"/>
-          <w:highlight w:val="yellow"/>
-        </w:rPr>
-        <w:t xml:space="preserve"> for the S/B to B relationship as basis for this analysis</w:t>
-      </w:r>
-    </w:p>
-    <w:p>
-      <w:pPr>
-        <w:spacing w:before="240" w:after="0" w:line="276" w:lineRule="auto"/>
-        <w:rPr>
-          <w:rFonts w:ascii="Arial" w:hAnsi="Arial" w:cs="Arial"/>
-        </w:rPr>
-      </w:pPr>
-      <w:r>
-        <w:rPr>
-          <w:rFonts w:ascii="Arial" w:hAnsi="Arial" w:cs="Arial"/>
-        </w:rPr>
-        <w:t>Surplus production provides an integrative framework for examining Allee effects arising from multiple biological processes. Surplus production represents the net change in biomass in the absence of fishing and reflects the combined effects of recruitment, somatic growth, maturity, and natural mortality. As such, surplus production dynamics are sensitive to depensatory processes regardless of whether they originate from reduced recruitment, elevated mortality, or changes in population demography induced by fishing</w:t>
-      </w:r>
-      <w:r>
-        <w:rPr>
-          <w:rFonts w:ascii="Arial" w:hAnsi="Arial" w:cs="Arial"/>
-        </w:rPr>
-        <w:t xml:space="preserve"> or environmental effects</w:t>
-      </w:r>
-      <w:r>
-        <w:rPr>
-          <w:rFonts w:ascii="Arial" w:hAnsi="Arial" w:cs="Arial"/>
-        </w:rPr>
-        <w:t xml:space="preserve">. Despite this, few studies have </w:t>
-      </w:r>
-      <w:r>
-        <w:rPr>
-          <w:rFonts w:ascii="Arial" w:hAnsi="Arial" w:cs="Arial"/>
-        </w:rPr>
-        <w:t>derived</w:t>
-      </w:r>
-      <w:r>
-        <w:rPr>
-          <w:rFonts w:ascii="Arial" w:hAnsi="Arial" w:cs="Arial"/>
-        </w:rPr>
-        <w:t xml:space="preserve"> Allee effects </w:t>
-      </w:r>
-      <w:r>
-        <w:rPr>
-          <w:rFonts w:ascii="Arial" w:hAnsi="Arial" w:cs="Arial"/>
-        </w:rPr>
-        <w:t xml:space="preserve">from production analyses and quantified the strength of depensation </w:t>
-      </w:r>
-      <w:r>
-        <w:rPr>
-          <w:rFonts w:ascii="Arial" w:hAnsi="Arial" w:cs="Arial"/>
-        </w:rPr>
-        <w:t>across multiple cod stocks</w:t>
+        </w:rPr>
+        <w:t xml:space="preserve">Here, we use surplus production dynamics to examine the presence and strength of Allee effects across multiple Atlantic cod stocks within a common analytical framework, with particular emphasis on how productivity changes at low biomass and how these changes relate to recovery following collapse. Specifically, we assess whether cod stocks exhibit Allee effect thresholds </w:t>
+      </w:r>
+      <w:r>
+        <w:rPr>
+          <w:rFonts w:ascii="Arial" w:hAnsi="Arial" w:cs="Arial"/>
+        </w:rPr>
+        <w:t xml:space="preserve">and Allee thresholds </w:t>
+      </w:r>
+      <w:r>
+        <w:rPr>
+          <w:rFonts w:ascii="Arial" w:hAnsi="Arial" w:cs="Arial"/>
+        </w:rPr>
+        <w:t>in surplus production dynamics, quantify the strength of depensatory effects using a consistent production-based approach, and evaluate whether variation in Allee effect strength</w:t>
+      </w:r>
+      <w:r>
+        <w:rPr>
+          <w:rFonts w:ascii="Arial" w:hAnsi="Arial" w:cs="Arial"/>
+        </w:rPr>
+        <w:t>,</w:t>
+      </w:r>
+      <w:r>
+        <w:rPr>
+          <w:rFonts w:ascii="Arial" w:hAnsi="Arial" w:cs="Arial"/>
+        </w:rPr>
+        <w:t xml:space="preserve"> low-biomass productivity </w:t>
+      </w:r>
+      <w:r>
+        <w:rPr>
+          <w:rFonts w:ascii="Arial" w:hAnsi="Arial" w:cs="Arial"/>
+        </w:rPr>
+        <w:t>and the level of depletion are</w:t>
+      </w:r>
+      <w:r>
+        <w:rPr>
+          <w:rFonts w:ascii="Arial" w:hAnsi="Arial" w:cs="Arial"/>
+        </w:rPr>
+        <w:t xml:space="preserve"> associated with differences in </w:t>
+      </w:r>
+      <w:r>
+        <w:rPr>
+          <w:rFonts w:ascii="Arial" w:hAnsi="Arial" w:cs="Arial"/>
+        </w:rPr>
+        <w:t xml:space="preserve">historical </w:t>
+      </w:r>
+      <w:r>
+        <w:rPr>
+          <w:rFonts w:ascii="Arial" w:hAnsi="Arial" w:cs="Arial"/>
+        </w:rPr>
+        <w:t>stock recovery outcomes</w:t>
       </w:r>
       <w:r>
         <w:rPr>
@@ -642,72 +532,23 @@
         <w:t>.</w:t>
       </w:r>
       <w:r>
-        <w:rPr>
-          <w:rFonts w:ascii="Arial" w:hAnsi="Arial" w:cs="Arial"/>
-        </w:rPr>
         <w:t xml:space="preserve"> </w:t>
       </w:r>
-    </w:p>
-    <w:p>
-      <w:pPr>
-        <w:spacing w:before="240" w:after="0" w:line="276" w:lineRule="auto"/>
-        <w:rPr>
-          <w:rFonts w:ascii="Arial" w:hAnsi="Arial" w:cs="Arial"/>
-        </w:rPr>
-      </w:pPr>
-      <w:r>
-        <w:rPr>
-          <w:rFonts w:ascii="Arial" w:hAnsi="Arial" w:cs="Arial"/>
-        </w:rPr>
-        <w:t xml:space="preserve">Here, we use surplus production dynamics to examine the presence and strength of Allee effects across multiple Atlantic cod stocks within a common analytical framework, with particular emphasis on how productivity changes at low biomass and how these changes relate to recovery following collapse. Specifically, we assess whether cod stocks exhibit Allee effect thresholds </w:t>
-      </w:r>
-      <w:r>
-        <w:rPr>
-          <w:rFonts w:ascii="Arial" w:hAnsi="Arial" w:cs="Arial"/>
-        </w:rPr>
-        <w:t xml:space="preserve">and Allee thresholds </w:t>
-      </w:r>
-      <w:r>
-        <w:rPr>
-          <w:rFonts w:ascii="Arial" w:hAnsi="Arial" w:cs="Arial"/>
-        </w:rPr>
-        <w:t>in surplus production dynamics, quantify the strength of depensatory effects using a consistent production-based approach, and evaluate whether variation in Allee effect strength</w:t>
-      </w:r>
-      <w:r>
-        <w:rPr>
-          <w:rFonts w:ascii="Arial" w:hAnsi="Arial" w:cs="Arial"/>
-        </w:rPr>
-        <w:t>,</w:t>
-      </w:r>
-      <w:r>
-        <w:rPr>
-          <w:rFonts w:ascii="Arial" w:hAnsi="Arial" w:cs="Arial"/>
-        </w:rPr>
-        <w:t xml:space="preserve"> low-biomass productivity </w:t>
-      </w:r>
-      <w:r>
-        <w:rPr>
-          <w:rFonts w:ascii="Arial" w:hAnsi="Arial" w:cs="Arial"/>
-        </w:rPr>
-        <w:t>and the level of depletion are</w:t>
-      </w:r>
-      <w:r>
-        <w:rPr>
-          <w:rFonts w:ascii="Arial" w:hAnsi="Arial" w:cs="Arial"/>
-        </w:rPr>
-        <w:t xml:space="preserve"> associated with differences in </w:t>
-      </w:r>
-      <w:r>
-        <w:rPr>
-          <w:rFonts w:ascii="Arial" w:hAnsi="Arial" w:cs="Arial"/>
-        </w:rPr>
-        <w:t xml:space="preserve">historical </w:t>
-      </w:r>
-      <w:r>
-        <w:rPr>
-          <w:rFonts w:ascii="Arial" w:hAnsi="Arial" w:cs="Arial"/>
-        </w:rPr>
-        <w:t>stock recovery outcomes.</w:t>
+      <w:r>
+        <w:rPr>
+          <w:rFonts w:ascii="Arial" w:hAnsi="Arial" w:cs="Arial"/>
+          <w:kern w:val="0"/>
+          <w14:ligatures w14:val="none"/>
+        </w:rPr>
+        <w:t>W</w:t>
+      </w:r>
+      <w:r>
+        <w:rPr>
+          <w:rFonts w:ascii="Arial" w:hAnsi="Arial" w:cs="Arial"/>
+          <w:kern w:val="0"/>
+          <w14:ligatures w14:val="none"/>
+        </w:rPr>
+        <w:t>e extended our investigation beyond public databases to include government stock assessment reports for cod stocks not represented in those datasets.</w:t>
       </w:r>
     </w:p>
     <w:p>
@@ -1152,6 +993,7 @@
           <w:rFonts w:cs="Arial"/>
           <w:lang w:val="en-CA"/>
         </w:rPr>
+        <w:lastRenderedPageBreak/>
         <w:t>Allee effects were investigated using the relationship between surplus production and biomass. Following Hutchings 2015, the Allee effect threshold was defined as the biomass where the per capita production rate (</w:t>
       </w:r>
       <m:oMath>
@@ -11537,20 +11379,20 @@
     </w:p>
     <w:p>
       <w:pPr>
-        <w:pStyle w:val="Heading2"/>
+        <w:pStyle w:val="Heading1"/>
         <w:rPr>
           <w:rFonts w:ascii="Arial" w:hAnsi="Arial" w:cs="Arial"/>
           <w:color w:val="auto"/>
-          <w:sz w:val="24"/>
-          <w:szCs w:val="24"/>
+          <w:sz w:val="28"/>
+          <w:szCs w:val="28"/>
         </w:rPr>
       </w:pPr>
       <w:r>
         <w:rPr>
           <w:rFonts w:ascii="Arial" w:hAnsi="Arial" w:cs="Arial"/>
           <w:color w:val="auto"/>
-          <w:sz w:val="24"/>
-          <w:szCs w:val="24"/>
+          <w:sz w:val="28"/>
+          <w:szCs w:val="28"/>
         </w:rPr>
         <w:lastRenderedPageBreak/>
         <w:t>Discussion</w:t>
@@ -11637,7 +11479,19 @@
         <w:rPr>
           <w:rFonts w:ascii="Arial" w:hAnsi="Arial" w:cs="Arial"/>
         </w:rPr>
-        <w:t xml:space="preserve">.... (see refs 73-78 in Keith et al 2026).  </w:t>
+        <w:t>.... (see Keith et al 2026</w:t>
+      </w:r>
+      <w:r>
+        <w:rPr>
+          <w:rFonts w:ascii="Arial" w:hAnsi="Arial" w:cs="Arial"/>
+        </w:rPr>
+        <w:t xml:space="preserve"> and references therein</w:t>
+      </w:r>
+      <w:r>
+        <w:rPr>
+          <w:rFonts w:ascii="Arial" w:hAnsi="Arial" w:cs="Arial"/>
+        </w:rPr>
+        <w:t xml:space="preserve">).  </w:t>
       </w:r>
     </w:p>
     <w:p>
@@ -12006,9 +11860,8 @@
           <w:kern w:val="0"/>
           <w14:ligatures w14:val="none"/>
         </w:rPr>
-        <w:t xml:space="preserve">This surplus production approach may be more easily used than the SRR approach, either to detect Allee affects or to routinely perform in stock assessments to </w:t>
-      </w:r>
-      <w:proofErr w:type="spellStart"/>
+        <w:t xml:space="preserve">Walter et al. 2008 </w:t>
+      </w:r>
       <w:r>
         <w:rPr>
           <w:rFonts w:ascii="Arial" w:eastAsia="Times New Roman" w:hAnsi="Arial" w:cs="Arial"/>
@@ -12016,9 +11869,9 @@
           <w:kern w:val="0"/>
           <w14:ligatures w14:val="none"/>
         </w:rPr>
-        <w:t>monitot</w:t>
-      </w:r>
-      <w:proofErr w:type="spellEnd"/>
+        <w:t xml:space="preserve">The plots are a diagnostic for </w:t>
+      </w:r>
+      <w:proofErr w:type="spellStart"/>
       <w:r>
         <w:rPr>
           <w:rFonts w:ascii="Arial" w:eastAsia="Times New Roman" w:hAnsi="Arial" w:cs="Arial"/>
@@ -12026,7 +11879,77 @@
           <w:kern w:val="0"/>
           <w14:ligatures w14:val="none"/>
         </w:rPr>
-        <w:t xml:space="preserve"> emergent Allee effects...</w:t>
+        <w:t>whetherstocks</w:t>
+      </w:r>
+      <w:proofErr w:type="spellEnd"/>
+      <w:r>
+        <w:rPr>
+          <w:rFonts w:ascii="Arial" w:eastAsia="Times New Roman" w:hAnsi="Arial" w:cs="Arial"/>
+          <w:color w:val="000000"/>
+          <w:kern w:val="0"/>
+          <w14:ligatures w14:val="none"/>
+        </w:rPr>
+        <w:t xml:space="preserve"> have exhibited strong compensatory response, i.e., in-crease in SP/B at low stock sizes. Stocks that have </w:t>
+      </w:r>
+      <w:proofErr w:type="spellStart"/>
+      <w:r>
+        <w:rPr>
+          <w:rFonts w:ascii="Arial" w:eastAsia="Times New Roman" w:hAnsi="Arial" w:cs="Arial"/>
+          <w:color w:val="000000"/>
+          <w:kern w:val="0"/>
+          <w14:ligatures w14:val="none"/>
+        </w:rPr>
+        <w:t>notexhibited</w:t>
+      </w:r>
+      <w:proofErr w:type="spellEnd"/>
+      <w:r>
+        <w:rPr>
+          <w:rFonts w:ascii="Arial" w:eastAsia="Times New Roman" w:hAnsi="Arial" w:cs="Arial"/>
+          <w:color w:val="000000"/>
+          <w:kern w:val="0"/>
+          <w14:ligatures w14:val="none"/>
+        </w:rPr>
+        <w:t xml:space="preserve"> such responses have very likely been </w:t>
+      </w:r>
+      <w:proofErr w:type="spellStart"/>
+      <w:r>
+        <w:rPr>
+          <w:rFonts w:ascii="Arial" w:eastAsia="Times New Roman" w:hAnsi="Arial" w:cs="Arial"/>
+          <w:color w:val="000000"/>
+          <w:kern w:val="0"/>
+          <w14:ligatures w14:val="none"/>
+        </w:rPr>
+        <w:t>overfishedover</w:t>
+      </w:r>
+      <w:proofErr w:type="spellEnd"/>
+      <w:r>
+        <w:rPr>
+          <w:rFonts w:ascii="Arial" w:eastAsia="Times New Roman" w:hAnsi="Arial" w:cs="Arial"/>
+          <w:color w:val="000000"/>
+          <w:kern w:val="0"/>
+          <w14:ligatures w14:val="none"/>
+        </w:rPr>
+        <w:t xml:space="preserve"> the whole period of historical record, e.g., 2J3KL </w:t>
+      </w:r>
+      <w:proofErr w:type="spellStart"/>
+      <w:r>
+        <w:rPr>
+          <w:rFonts w:ascii="Arial" w:eastAsia="Times New Roman" w:hAnsi="Arial" w:cs="Arial"/>
+          <w:color w:val="000000"/>
+          <w:kern w:val="0"/>
+          <w14:ligatures w14:val="none"/>
+        </w:rPr>
+        <w:t>andKattegat</w:t>
+      </w:r>
+      <w:proofErr w:type="spellEnd"/>
+      <w:r>
+        <w:rPr>
+          <w:rFonts w:ascii="Arial" w:eastAsia="Times New Roman" w:hAnsi="Arial" w:cs="Arial"/>
+          <w:color w:val="000000"/>
+          <w:kern w:val="0"/>
+          <w14:ligatures w14:val="none"/>
+        </w:rPr>
+        <w:t xml:space="preserve"> cod stocks</w:t>
       </w:r>
     </w:p>
     <w:p>
@@ -12057,7 +11980,27 @@
           <w:kern w:val="0"/>
           <w14:ligatures w14:val="none"/>
         </w:rPr>
-        <w:t>...than stock–recruitment models with explicit depensation parameters. How does this approach compare with alternative approaches, including stock–recruitment relationships and surplus production models that explicitly incorporate depensation, to think about….</w:t>
+        <w:t xml:space="preserve">This surplus production approach may be more easily used than the SRR approach, either to detect Allee affects or to routinely perform in stock assessments to </w:t>
+      </w:r>
+      <w:proofErr w:type="spellStart"/>
+      <w:r>
+        <w:rPr>
+          <w:rFonts w:ascii="Arial" w:eastAsia="Times New Roman" w:hAnsi="Arial" w:cs="Arial"/>
+          <w:color w:val="000000"/>
+          <w:kern w:val="0"/>
+          <w14:ligatures w14:val="none"/>
+        </w:rPr>
+        <w:t>monitot</w:t>
+      </w:r>
+      <w:proofErr w:type="spellEnd"/>
+      <w:r>
+        <w:rPr>
+          <w:rFonts w:ascii="Arial" w:eastAsia="Times New Roman" w:hAnsi="Arial" w:cs="Arial"/>
+          <w:color w:val="000000"/>
+          <w:kern w:val="0"/>
+          <w14:ligatures w14:val="none"/>
+        </w:rPr>
+        <w:t xml:space="preserve"> emergent Allee effects...</w:t>
       </w:r>
     </w:p>
     <w:p>
@@ -12088,67 +12031,7 @@
           <w:kern w:val="0"/>
           <w14:ligatures w14:val="none"/>
         </w:rPr>
-        <w:t xml:space="preserve">The biomass estimates used here are derived from population models in stock assessments and therefore depend on the underlying model assumptions. Mention 2j3kl and 4tvn short time series from assessments but don’t show the results. Just say in the discussion that length of the time series matter for these stocks with very long history of exploitation. Ran with shorter and same result for 4tvn but didn’t detect </w:t>
-      </w:r>
-      <w:proofErr w:type="spellStart"/>
-      <w:r>
-        <w:rPr>
-          <w:rFonts w:ascii="Arial" w:eastAsia="Times New Roman" w:hAnsi="Arial" w:cs="Arial"/>
-          <w:color w:val="000000"/>
-          <w:kern w:val="0"/>
-          <w14:ligatures w14:val="none"/>
-        </w:rPr>
-        <w:t>allee</w:t>
-      </w:r>
-      <w:proofErr w:type="spellEnd"/>
-      <w:r>
-        <w:rPr>
-          <w:rFonts w:ascii="Arial" w:eastAsia="Times New Roman" w:hAnsi="Arial" w:cs="Arial"/>
-          <w:color w:val="000000"/>
-          <w:kern w:val="0"/>
-          <w14:ligatures w14:val="none"/>
-        </w:rPr>
-        <w:t xml:space="preserve"> for 2j3kl.our approach is closer to empirical as we treat biomass and catch directly in the per capita surplus production analysis. it is not purely empirical as biomass is a model output, which as the advantage of reducing noise from data. using a </w:t>
-      </w:r>
-      <w:proofErr w:type="spellStart"/>
-      <w:r>
-        <w:rPr>
-          <w:rFonts w:ascii="Arial" w:eastAsia="Times New Roman" w:hAnsi="Arial" w:cs="Arial"/>
-          <w:color w:val="000000"/>
-          <w:kern w:val="0"/>
-          <w14:ligatures w14:val="none"/>
-        </w:rPr>
-        <w:t>schafer</w:t>
-      </w:r>
-      <w:proofErr w:type="spellEnd"/>
-      <w:r>
-        <w:rPr>
-          <w:rFonts w:ascii="Arial" w:eastAsia="Times New Roman" w:hAnsi="Arial" w:cs="Arial"/>
-          <w:color w:val="000000"/>
-          <w:kern w:val="0"/>
-          <w14:ligatures w14:val="none"/>
-        </w:rPr>
-        <w:t xml:space="preserve"> or pt model would force some parametric relationship between production and biomass and the ability to estimate an extra parameter might mask the presence of an </w:t>
-      </w:r>
-      <w:proofErr w:type="spellStart"/>
-      <w:r>
-        <w:rPr>
-          <w:rFonts w:ascii="Arial" w:eastAsia="Times New Roman" w:hAnsi="Arial" w:cs="Arial"/>
-          <w:color w:val="000000"/>
-          <w:kern w:val="0"/>
-          <w14:ligatures w14:val="none"/>
-        </w:rPr>
-        <w:t>allee</w:t>
-      </w:r>
-      <w:proofErr w:type="spellEnd"/>
-      <w:r>
-        <w:rPr>
-          <w:rFonts w:ascii="Arial" w:eastAsia="Times New Roman" w:hAnsi="Arial" w:cs="Arial"/>
-          <w:color w:val="000000"/>
-          <w:kern w:val="0"/>
-          <w14:ligatures w14:val="none"/>
-        </w:rPr>
-        <w:t xml:space="preserve"> effect. </w:t>
+        <w:t>...than stock–recruitment models with explicit depensation parameters. How does this approach compare with alternative approaches, including stock–recruitment relationships and surplus production models that explicitly incorporate depensation, to think about….</w:t>
       </w:r>
     </w:p>
     <w:p>
@@ -12179,7 +12062,7 @@
           <w:kern w:val="0"/>
           <w14:ligatures w14:val="none"/>
         </w:rPr>
-        <w:t xml:space="preserve">Hilborn </w:t>
+        <w:t xml:space="preserve">The biomass estimates used here are derived from population models in stock assessments and therefore depend on the underlying model assumptions. Mention 2j3kl and 4tvn short time series from assessments but don’t show the results. Just say in the discussion that length of the time series matter for these stocks with very long history of exploitation. Ran with shorter and same result for 4tvn but didn’t detect </w:t>
       </w:r>
       <w:proofErr w:type="spellStart"/>
       <w:r>
@@ -12189,7 +12072,7 @@
           <w:kern w:val="0"/>
           <w14:ligatures w14:val="none"/>
         </w:rPr>
-        <w:t>didnt</w:t>
+        <w:t>allee</w:t>
       </w:r>
       <w:proofErr w:type="spellEnd"/>
       <w:r>
@@ -12199,7 +12082,7 @@
           <w:kern w:val="0"/>
           <w14:ligatures w14:val="none"/>
         </w:rPr>
-        <w:t xml:space="preserve"> find depensation in RAM stocks because the Allee stocks are not in the RAM database. He did find 3NO, we have it too with the </w:t>
+        <w:t xml:space="preserve"> for 2j3kl.our approach is closer to empirical as we treat biomass and catch directly in the per capita surplus production analysis. it is not purely empirical as biomass is a model output, which as the advantage of reducing noise from data. using a </w:t>
       </w:r>
       <w:proofErr w:type="spellStart"/>
       <w:r>
@@ -12209,7 +12092,7 @@
           <w:kern w:val="0"/>
           <w14:ligatures w14:val="none"/>
         </w:rPr>
-        <w:t>lm</w:t>
+        <w:t>schafer</w:t>
       </w:r>
       <w:proofErr w:type="spellEnd"/>
       <w:r>
@@ -12219,7 +12102,7 @@
           <w:kern w:val="0"/>
           <w14:ligatures w14:val="none"/>
         </w:rPr>
-        <w:t xml:space="preserve">. Perala et al have it for 3Ps, we have it too with a breakpoint in biomass (check the equivalent with their </w:t>
+        <w:t xml:space="preserve"> or pt model would force some parametric relationship between production and biomass and the ability to estimate an extra parameter might mask the presence of an </w:t>
       </w:r>
       <w:proofErr w:type="spellStart"/>
       <w:r>
@@ -12229,7 +12112,7 @@
           <w:kern w:val="0"/>
           <w14:ligatures w14:val="none"/>
         </w:rPr>
-        <w:t>ssb</w:t>
+        <w:t>allee</w:t>
       </w:r>
       <w:proofErr w:type="spellEnd"/>
       <w:r>
@@ -12239,27 +12122,7 @@
           <w:kern w:val="0"/>
           <w14:ligatures w14:val="none"/>
         </w:rPr>
-        <w:t xml:space="preserve"> at 61-65 kt of </w:t>
-      </w:r>
-      <w:proofErr w:type="spellStart"/>
-      <w:r>
-        <w:rPr>
-          <w:rFonts w:ascii="Arial" w:eastAsia="Times New Roman" w:hAnsi="Arial" w:cs="Arial"/>
-          <w:color w:val="000000"/>
-          <w:kern w:val="0"/>
-          <w14:ligatures w14:val="none"/>
-        </w:rPr>
-        <w:t>ssb</w:t>
-      </w:r>
-      <w:proofErr w:type="spellEnd"/>
-      <w:r>
-        <w:rPr>
-          <w:rFonts w:ascii="Arial" w:eastAsia="Times New Roman" w:hAnsi="Arial" w:cs="Arial"/>
-          <w:color w:val="000000"/>
-          <w:kern w:val="0"/>
-          <w14:ligatures w14:val="none"/>
-        </w:rPr>
-        <w:t>).</w:t>
+        <w:t xml:space="preserve"> effect. </w:t>
       </w:r>
     </w:p>
     <w:p>
@@ -12290,7 +12153,87 @@
           <w:kern w:val="0"/>
           <w14:ligatures w14:val="none"/>
         </w:rPr>
-        <w:t>Tommi Perälä, Jeffrey A. Hutchings, Anna Kuparinen; Allee effects and the Allee-effect zone in northwest Atlantic cod. Biol Lett 1 February 2022; 18 (2): 20210439.</w:t>
+        <w:t xml:space="preserve">Hilborn </w:t>
+      </w:r>
+      <w:proofErr w:type="spellStart"/>
+      <w:r>
+        <w:rPr>
+          <w:rFonts w:ascii="Arial" w:eastAsia="Times New Roman" w:hAnsi="Arial" w:cs="Arial"/>
+          <w:color w:val="000000"/>
+          <w:kern w:val="0"/>
+          <w14:ligatures w14:val="none"/>
+        </w:rPr>
+        <w:t>didnt</w:t>
+      </w:r>
+      <w:proofErr w:type="spellEnd"/>
+      <w:r>
+        <w:rPr>
+          <w:rFonts w:ascii="Arial" w:eastAsia="Times New Roman" w:hAnsi="Arial" w:cs="Arial"/>
+          <w:color w:val="000000"/>
+          <w:kern w:val="0"/>
+          <w14:ligatures w14:val="none"/>
+        </w:rPr>
+        <w:t xml:space="preserve"> find depensation in RAM stocks because the Allee stocks are not in the RAM database. He did find 3NO, we have it too with the </w:t>
+      </w:r>
+      <w:proofErr w:type="spellStart"/>
+      <w:r>
+        <w:rPr>
+          <w:rFonts w:ascii="Arial" w:eastAsia="Times New Roman" w:hAnsi="Arial" w:cs="Arial"/>
+          <w:color w:val="000000"/>
+          <w:kern w:val="0"/>
+          <w14:ligatures w14:val="none"/>
+        </w:rPr>
+        <w:t>lm</w:t>
+      </w:r>
+      <w:proofErr w:type="spellEnd"/>
+      <w:r>
+        <w:rPr>
+          <w:rFonts w:ascii="Arial" w:eastAsia="Times New Roman" w:hAnsi="Arial" w:cs="Arial"/>
+          <w:color w:val="000000"/>
+          <w:kern w:val="0"/>
+          <w14:ligatures w14:val="none"/>
+        </w:rPr>
+        <w:t xml:space="preserve">. Perala et al have it for 3Ps, we have it too with a breakpoint in biomass (check the equivalent with their </w:t>
+      </w:r>
+      <w:proofErr w:type="spellStart"/>
+      <w:r>
+        <w:rPr>
+          <w:rFonts w:ascii="Arial" w:eastAsia="Times New Roman" w:hAnsi="Arial" w:cs="Arial"/>
+          <w:color w:val="000000"/>
+          <w:kern w:val="0"/>
+          <w14:ligatures w14:val="none"/>
+        </w:rPr>
+        <w:t>ssb</w:t>
+      </w:r>
+      <w:proofErr w:type="spellEnd"/>
+      <w:r>
+        <w:rPr>
+          <w:rFonts w:ascii="Arial" w:eastAsia="Times New Roman" w:hAnsi="Arial" w:cs="Arial"/>
+          <w:color w:val="000000"/>
+          <w:kern w:val="0"/>
+          <w14:ligatures w14:val="none"/>
+        </w:rPr>
+        <w:t xml:space="preserve"> at 61-65 kt of </w:t>
+      </w:r>
+      <w:proofErr w:type="spellStart"/>
+      <w:r>
+        <w:rPr>
+          <w:rFonts w:ascii="Arial" w:eastAsia="Times New Roman" w:hAnsi="Arial" w:cs="Arial"/>
+          <w:color w:val="000000"/>
+          <w:kern w:val="0"/>
+          <w14:ligatures w14:val="none"/>
+        </w:rPr>
+        <w:t>ssb</w:t>
+      </w:r>
+      <w:proofErr w:type="spellEnd"/>
+      <w:r>
+        <w:rPr>
+          <w:rFonts w:ascii="Arial" w:eastAsia="Times New Roman" w:hAnsi="Arial" w:cs="Arial"/>
+          <w:color w:val="000000"/>
+          <w:kern w:val="0"/>
+          <w14:ligatures w14:val="none"/>
+        </w:rPr>
+        <w:t>).</w:t>
       </w:r>
     </w:p>
     <w:p>
@@ -12321,97 +12264,7 @@
           <w:kern w:val="0"/>
           <w14:ligatures w14:val="none"/>
         </w:rPr>
-        <w:t xml:space="preserve">from </w:t>
-      </w:r>
-      <w:proofErr w:type="spellStart"/>
-      <w:r>
-        <w:rPr>
-          <w:rFonts w:ascii="Arial" w:eastAsia="Times New Roman" w:hAnsi="Arial" w:cs="Arial"/>
-          <w:color w:val="000000"/>
-          <w:kern w:val="0"/>
-          <w14:ligatures w14:val="none"/>
-        </w:rPr>
-        <w:t>barret</w:t>
-      </w:r>
-      <w:proofErr w:type="spellEnd"/>
-      <w:r>
-        <w:rPr>
-          <w:rFonts w:ascii="Arial" w:eastAsia="Times New Roman" w:hAnsi="Arial" w:cs="Arial"/>
-          <w:color w:val="000000"/>
-          <w:kern w:val="0"/>
-          <w14:ligatures w14:val="none"/>
-        </w:rPr>
-        <w:t xml:space="preserve"> and </w:t>
-      </w:r>
-      <w:proofErr w:type="spellStart"/>
-      <w:r>
-        <w:rPr>
-          <w:rFonts w:ascii="Arial" w:eastAsia="Times New Roman" w:hAnsi="Arial" w:cs="Arial"/>
-          <w:color w:val="000000"/>
-          <w:kern w:val="0"/>
-          <w14:ligatures w14:val="none"/>
-        </w:rPr>
-        <w:t>huynh</w:t>
-      </w:r>
-      <w:proofErr w:type="spellEnd"/>
-      <w:r>
-        <w:rPr>
-          <w:rFonts w:ascii="Arial" w:eastAsia="Times New Roman" w:hAnsi="Arial" w:cs="Arial"/>
-          <w:color w:val="000000"/>
-          <w:kern w:val="0"/>
-          <w14:ligatures w14:val="none"/>
-        </w:rPr>
-        <w:t xml:space="preserve">: For example, Myers et al. [16] detected a significant Allee effect in only 3 of 128 stock–recruitment relationships (SRRs) using a likelihood ratio test between SRR models with and without a depensation parameter. Liermann and Hilborn [17] similarly found little evidence for depensation in the same data set. Hilborn et al. </w:t>
-      </w:r>
-      <w:r>
-        <w:rPr>
-          <w:rFonts w:ascii="Arial" w:eastAsia="Times New Roman" w:hAnsi="Arial" w:cs="Arial"/>
-          <w:color w:val="000000"/>
-          <w:kern w:val="0"/>
-          <w14:ligatures w14:val="none"/>
-        </w:rPr>
-        <w:lastRenderedPageBreak/>
-        <w:t xml:space="preserve">[18] repeated the Myers et al. [16] analysis with 15 more years of additional data from the (Ransom A. Myers) RAM Legacy database [19] and only found significant depensation in 4 of 113 stocks when looking at the relationship between recruitment and biomass and in 8 of 109 stocks when looking at the relationship between surplus production and biomass. A separate analysis of the RAM database by Keith and Hutchings [20] that looked at the ratio of recruits to SSB vs. SSB across 104 species also yielded little evidence of Allee effects, with the exception of Atlantic cod (Gadus </w:t>
-      </w:r>
-      <w:proofErr w:type="spellStart"/>
-      <w:r>
-        <w:rPr>
-          <w:rFonts w:ascii="Arial" w:eastAsia="Times New Roman" w:hAnsi="Arial" w:cs="Arial"/>
-          <w:color w:val="000000"/>
-          <w:kern w:val="0"/>
-          <w14:ligatures w14:val="none"/>
-        </w:rPr>
-        <w:t>morhua</w:t>
-      </w:r>
-      <w:proofErr w:type="spellEnd"/>
-      <w:r>
-        <w:rPr>
-          <w:rFonts w:ascii="Arial" w:eastAsia="Times New Roman" w:hAnsi="Arial" w:cs="Arial"/>
-          <w:color w:val="000000"/>
-          <w:kern w:val="0"/>
-          <w14:ligatures w14:val="none"/>
-        </w:rPr>
-        <w:t xml:space="preserve">). The ability to detect significant Allee effects in SRRs requires data at low population sizes [18,21,22] and the early statistical evaluations of data suffered from low statistical power [20]. Significant Allee effects were recently reported using Bayesian statistical methods in the estimation of SRR parameters in four of nine Atlantic herring (Clupea </w:t>
-      </w:r>
-      <w:proofErr w:type="spellStart"/>
-      <w:r>
-        <w:rPr>
-          <w:rFonts w:ascii="Arial" w:eastAsia="Times New Roman" w:hAnsi="Arial" w:cs="Arial"/>
-          <w:color w:val="000000"/>
-          <w:kern w:val="0"/>
-          <w14:ligatures w14:val="none"/>
-        </w:rPr>
-        <w:t>harengus</w:t>
-      </w:r>
-      <w:proofErr w:type="spellEnd"/>
-      <w:r>
-        <w:rPr>
-          <w:rFonts w:ascii="Arial" w:eastAsia="Times New Roman" w:hAnsi="Arial" w:cs="Arial"/>
-          <w:color w:val="000000"/>
-          <w:kern w:val="0"/>
-          <w14:ligatures w14:val="none"/>
-        </w:rPr>
-        <w:t>) stocks in the Northeast Atlantic [21] and for the St. Pierre Bank (3Ps) Atlantic cod stock [22].</w:t>
+        <w:t>Tommi Perälä, Jeffrey A. Hutchings, Anna Kuparinen; Allee effects and the Allee-effect zone in northwest Atlantic cod. Biol Lett 1 February 2022; 18 (2): 20210439.</w:t>
       </w:r>
     </w:p>
     <w:p>
@@ -12429,19 +12282,12 @@
       <w:pPr>
         <w:spacing w:line="276" w:lineRule="auto"/>
         <w:rPr>
-          <w:rFonts w:ascii="Arial" w:hAnsi="Arial" w:cs="Arial"/>
-        </w:rPr>
-      </w:pPr>
-      <w:r>
-        <w:rPr>
           <w:rFonts w:ascii="Arial" w:eastAsia="Times New Roman" w:hAnsi="Arial" w:cs="Arial"/>
           <w:color w:val="000000"/>
           <w:kern w:val="0"/>
           <w14:ligatures w14:val="none"/>
         </w:rPr>
-        <w:t xml:space="preserve">from </w:t>
-      </w:r>
-      <w:proofErr w:type="spellStart"/>
+      </w:pPr>
       <w:r>
         <w:rPr>
           <w:rFonts w:ascii="Arial" w:eastAsia="Times New Roman" w:hAnsi="Arial" w:cs="Arial"/>
@@ -12449,9 +12295,9 @@
           <w:kern w:val="0"/>
           <w14:ligatures w14:val="none"/>
         </w:rPr>
-        <w:t>neuenhoff</w:t>
-      </w:r>
-      <w:proofErr w:type="spellEnd"/>
+        <w:t xml:space="preserve">from </w:t>
+      </w:r>
+      <w:proofErr w:type="spellStart"/>
       <w:r>
         <w:rPr>
           <w:rFonts w:ascii="Arial" w:eastAsia="Times New Roman" w:hAnsi="Arial" w:cs="Arial"/>
@@ -12459,9 +12305,9 @@
           <w:kern w:val="0"/>
           <w14:ligatures w14:val="none"/>
         </w:rPr>
-        <w:t xml:space="preserve">: Atlantic cod in the </w:t>
-      </w:r>
-      <w:proofErr w:type="spellStart"/>
+        <w:t>barret</w:t>
+      </w:r>
+      <w:proofErr w:type="spellEnd"/>
       <w:r>
         <w:rPr>
           <w:rFonts w:ascii="Arial" w:eastAsia="Times New Roman" w:hAnsi="Arial" w:cs="Arial"/>
@@ -12469,9 +12315,9 @@
           <w:kern w:val="0"/>
           <w14:ligatures w14:val="none"/>
         </w:rPr>
-        <w:t>sGSL</w:t>
-      </w:r>
-      <w:proofErr w:type="spellEnd"/>
+        <w:t xml:space="preserve"> and </w:t>
+      </w:r>
+      <w:proofErr w:type="spellStart"/>
       <w:r>
         <w:rPr>
           <w:rFonts w:ascii="Arial" w:eastAsia="Times New Roman" w:hAnsi="Arial" w:cs="Arial"/>
@@ -12479,9 +12325,9 @@
           <w:kern w:val="0"/>
           <w14:ligatures w14:val="none"/>
         </w:rPr>
-        <w:t xml:space="preserve"> are currently experiencing a </w:t>
-      </w:r>
-      <w:proofErr w:type="spellStart"/>
+        <w:t>huynh</w:t>
+      </w:r>
+      <w:proofErr w:type="spellEnd"/>
       <w:r>
         <w:rPr>
           <w:rFonts w:ascii="Arial" w:eastAsia="Times New Roman" w:hAnsi="Arial" w:cs="Arial"/>
@@ -12489,9 +12335,9 @@
           <w:kern w:val="0"/>
           <w14:ligatures w14:val="none"/>
         </w:rPr>
-        <w:t>strongAllee</w:t>
-      </w:r>
-      <w:proofErr w:type="spellEnd"/>
+        <w:t xml:space="preserve">: For example, Myers et al. [16] detected a significant Allee effect in only 3 of 128 stock–recruitment relationships (SRRs) using a likelihood ratio test between SRR models with and without a depensation parameter. Liermann and Hilborn [17] similarly found little evidence for depensation in the same data set. Hilborn et al. [18] repeated the Myers et al. [16] analysis with 15 more years of additional data from the (Ransom A. Myers) RAM Legacy database [19] and only found significant depensation in 4 of 113 stocks when looking at the relationship between recruitment and biomass and in 8 of 109 stocks when looking at the relationship between surplus production and biomass. A separate analysis of the RAM database by Keith and Hutchings [20] that looked at the ratio of recruits to SSB vs. SSB across 104 species also yielded little evidence of Allee effects, with the exception of Atlantic cod (Gadus </w:t>
+      </w:r>
+      <w:proofErr w:type="spellStart"/>
       <w:r>
         <w:rPr>
           <w:rFonts w:ascii="Arial" w:eastAsia="Times New Roman" w:hAnsi="Arial" w:cs="Arial"/>
@@ -12499,9 +12345,9 @@
           <w:kern w:val="0"/>
           <w14:ligatures w14:val="none"/>
         </w:rPr>
-        <w:t xml:space="preserve"> effect, with the rate of surplus production declining to neg-</w:t>
-      </w:r>
-      <w:proofErr w:type="spellStart"/>
+        <w:t>morhua</w:t>
+      </w:r>
+      <w:proofErr w:type="spellEnd"/>
       <w:r>
         <w:rPr>
           <w:rFonts w:ascii="Arial" w:eastAsia="Times New Roman" w:hAnsi="Arial" w:cs="Arial"/>
@@ -12509,9 +12355,9 @@
           <w:kern w:val="0"/>
           <w14:ligatures w14:val="none"/>
         </w:rPr>
-        <w:t>ative</w:t>
-      </w:r>
-      <w:proofErr w:type="spellEnd"/>
+        <w:t xml:space="preserve">). The ability to detect significant Allee effects in SRRs requires data at low population sizes [18,21,22] and the early statistical evaluations of data suffered from low statistical power [20]. Significant Allee effects were recently reported using Bayesian statistical methods in the estimation of SRR parameters in four of nine Atlantic herring (Clupea </w:t>
+      </w:r>
+      <w:proofErr w:type="spellStart"/>
       <w:r>
         <w:rPr>
           <w:rFonts w:ascii="Arial" w:eastAsia="Times New Roman" w:hAnsi="Arial" w:cs="Arial"/>
@@ -12519,9 +12365,9 @@
           <w:kern w:val="0"/>
           <w14:ligatures w14:val="none"/>
         </w:rPr>
-        <w:t xml:space="preserve"> values as population biomass has decreased over the </w:t>
-      </w:r>
-      <w:proofErr w:type="spellStart"/>
+        <w:t>harengus</w:t>
+      </w:r>
+      <w:proofErr w:type="spellEnd"/>
       <w:r>
         <w:rPr>
           <w:rFonts w:ascii="Arial" w:eastAsia="Times New Roman" w:hAnsi="Arial" w:cs="Arial"/>
@@ -12529,284 +12375,17 @@
           <w:kern w:val="0"/>
           <w14:ligatures w14:val="none"/>
         </w:rPr>
-        <w:t>pastdecade</w:t>
-      </w:r>
-      <w:proofErr w:type="spellEnd"/>
-      <w:r>
+        <w:t>) stocks in the Northeast Atlantic [21] and for the St. Pierre Bank (3Ps) Atlantic cod stock [22].</w:t>
+      </w:r>
+    </w:p>
+    <w:p>
+      <w:pPr>
+        <w:spacing w:line="276" w:lineRule="auto"/>
         <w:rPr>
           <w:rFonts w:ascii="Arial" w:eastAsia="Times New Roman" w:hAnsi="Arial" w:cs="Arial"/>
           <w:color w:val="000000"/>
           <w:kern w:val="0"/>
           <w14:ligatures w14:val="none"/>
-        </w:rPr>
-        <w:t xml:space="preserve">. Changes in recruitment dynamics do not appear to be </w:t>
-      </w:r>
-      <w:proofErr w:type="spellStart"/>
-      <w:r>
-        <w:rPr>
-          <w:rFonts w:ascii="Arial" w:eastAsia="Times New Roman" w:hAnsi="Arial" w:cs="Arial"/>
-          <w:color w:val="000000"/>
-          <w:kern w:val="0"/>
-          <w14:ligatures w14:val="none"/>
-        </w:rPr>
-        <w:t>theprimary</w:t>
-      </w:r>
-      <w:proofErr w:type="spellEnd"/>
-      <w:r>
-        <w:rPr>
-          <w:rFonts w:ascii="Arial" w:eastAsia="Times New Roman" w:hAnsi="Arial" w:cs="Arial"/>
-          <w:color w:val="000000"/>
-          <w:kern w:val="0"/>
-          <w14:ligatures w14:val="none"/>
-        </w:rPr>
-        <w:t xml:space="preserve"> cause of this negative productivity. While there does ap-pear to have been a weakening in recruitment compensation be-tween the 1970s and 1990s (cf. Keith and Hutchings 2012), there </w:t>
-      </w:r>
-      <w:proofErr w:type="spellStart"/>
-      <w:r>
-        <w:rPr>
-          <w:rFonts w:ascii="Arial" w:eastAsia="Times New Roman" w:hAnsi="Arial" w:cs="Arial"/>
-          <w:color w:val="000000"/>
-          <w:kern w:val="0"/>
-          <w14:ligatures w14:val="none"/>
-        </w:rPr>
-        <w:t>isno</w:t>
-      </w:r>
-      <w:proofErr w:type="spellEnd"/>
-      <w:r>
-        <w:rPr>
-          <w:rFonts w:ascii="Arial" w:eastAsia="Times New Roman" w:hAnsi="Arial" w:cs="Arial"/>
-          <w:color w:val="000000"/>
-          <w:kern w:val="0"/>
-          <w14:ligatures w14:val="none"/>
-        </w:rPr>
-        <w:t xml:space="preserve"> evidence for depensatory recruitment dynamics in this </w:t>
-      </w:r>
-      <w:proofErr w:type="spellStart"/>
-      <w:r>
-        <w:rPr>
-          <w:rFonts w:ascii="Arial" w:eastAsia="Times New Roman" w:hAnsi="Arial" w:cs="Arial"/>
-          <w:color w:val="000000"/>
-          <w:kern w:val="0"/>
-          <w14:ligatures w14:val="none"/>
-        </w:rPr>
-        <w:t>stock.Furthermore</w:t>
-      </w:r>
-      <w:proofErr w:type="spellEnd"/>
-      <w:r>
-        <w:rPr>
-          <w:rFonts w:ascii="Arial" w:eastAsia="Times New Roman" w:hAnsi="Arial" w:cs="Arial"/>
-          <w:color w:val="000000"/>
-          <w:kern w:val="0"/>
-          <w14:ligatures w14:val="none"/>
-        </w:rPr>
-        <w:t xml:space="preserve">, the high recruitment success of </w:t>
-      </w:r>
-      <w:proofErr w:type="spellStart"/>
-      <w:r>
-        <w:rPr>
-          <w:rFonts w:ascii="Arial" w:eastAsia="Times New Roman" w:hAnsi="Arial" w:cs="Arial"/>
-          <w:color w:val="000000"/>
-          <w:kern w:val="0"/>
-          <w14:ligatures w14:val="none"/>
-        </w:rPr>
-        <w:t>sGSL</w:t>
-      </w:r>
-      <w:proofErr w:type="spellEnd"/>
-      <w:r>
-        <w:rPr>
-          <w:rFonts w:ascii="Arial" w:eastAsia="Times New Roman" w:hAnsi="Arial" w:cs="Arial"/>
-          <w:color w:val="000000"/>
-          <w:kern w:val="0"/>
-          <w14:ligatures w14:val="none"/>
-        </w:rPr>
-        <w:t xml:space="preserve"> cod in the1970s appears to have resulted primarily from reduced </w:t>
-      </w:r>
-      <w:proofErr w:type="spellStart"/>
-      <w:r>
-        <w:rPr>
-          <w:rFonts w:ascii="Arial" w:eastAsia="Times New Roman" w:hAnsi="Arial" w:cs="Arial"/>
-          <w:color w:val="000000"/>
-          <w:kern w:val="0"/>
-          <w14:ligatures w14:val="none"/>
-        </w:rPr>
-        <w:t>predationon</w:t>
-      </w:r>
-      <w:proofErr w:type="spellEnd"/>
-      <w:r>
-        <w:rPr>
-          <w:rFonts w:ascii="Arial" w:eastAsia="Times New Roman" w:hAnsi="Arial" w:cs="Arial"/>
-          <w:color w:val="000000"/>
-          <w:kern w:val="0"/>
-          <w14:ligatures w14:val="none"/>
-        </w:rPr>
-        <w:t xml:space="preserve"> Atlantic cod eggs and larvae by collapsed pelagic fish </w:t>
-      </w:r>
-      <w:proofErr w:type="spellStart"/>
-      <w:r>
-        <w:rPr>
-          <w:rFonts w:ascii="Arial" w:eastAsia="Times New Roman" w:hAnsi="Arial" w:cs="Arial"/>
-          <w:color w:val="000000"/>
-          <w:kern w:val="0"/>
-          <w14:ligatures w14:val="none"/>
-        </w:rPr>
-        <w:t>stocksrather</w:t>
-      </w:r>
-      <w:proofErr w:type="spellEnd"/>
-      <w:r>
-        <w:rPr>
-          <w:rFonts w:ascii="Arial" w:eastAsia="Times New Roman" w:hAnsi="Arial" w:cs="Arial"/>
-          <w:color w:val="000000"/>
-          <w:kern w:val="0"/>
-          <w14:ligatures w14:val="none"/>
-        </w:rPr>
-        <w:t xml:space="preserve"> than from compensatory recruitment dynamics (</w:t>
-      </w:r>
-      <w:proofErr w:type="spellStart"/>
-      <w:r>
-        <w:rPr>
-          <w:rFonts w:ascii="Arial" w:eastAsia="Times New Roman" w:hAnsi="Arial" w:cs="Arial"/>
-          <w:color w:val="000000"/>
-          <w:kern w:val="0"/>
-          <w14:ligatures w14:val="none"/>
-        </w:rPr>
-        <w:t>Swainand</w:t>
-      </w:r>
-      <w:proofErr w:type="spellEnd"/>
-      <w:r>
-        <w:rPr>
-          <w:rFonts w:ascii="Arial" w:eastAsia="Times New Roman" w:hAnsi="Arial" w:cs="Arial"/>
-          <w:color w:val="000000"/>
-          <w:kern w:val="0"/>
-          <w14:ligatures w14:val="none"/>
-        </w:rPr>
-        <w:t xml:space="preserve"> Sinclair 2000). Instead, the positive density dependence </w:t>
-      </w:r>
-      <w:proofErr w:type="spellStart"/>
-      <w:r>
-        <w:rPr>
-          <w:rFonts w:ascii="Arial" w:eastAsia="Times New Roman" w:hAnsi="Arial" w:cs="Arial"/>
-          <w:color w:val="000000"/>
-          <w:kern w:val="0"/>
-          <w14:ligatures w14:val="none"/>
-        </w:rPr>
-        <w:t>ofpopulation</w:t>
-      </w:r>
-      <w:proofErr w:type="spellEnd"/>
-      <w:r>
-        <w:rPr>
-          <w:rFonts w:ascii="Arial" w:eastAsia="Times New Roman" w:hAnsi="Arial" w:cs="Arial"/>
-          <w:color w:val="000000"/>
-          <w:kern w:val="0"/>
-          <w14:ligatures w14:val="none"/>
-        </w:rPr>
-        <w:t xml:space="preserve"> productivity at low abundance of this stock appears </w:t>
-      </w:r>
-      <w:proofErr w:type="spellStart"/>
-      <w:r>
-        <w:rPr>
-          <w:rFonts w:ascii="Arial" w:eastAsia="Times New Roman" w:hAnsi="Arial" w:cs="Arial"/>
-          <w:color w:val="000000"/>
-          <w:kern w:val="0"/>
-          <w14:ligatures w14:val="none"/>
-        </w:rPr>
-        <w:t>toresult</w:t>
-      </w:r>
-      <w:proofErr w:type="spellEnd"/>
-      <w:r>
-        <w:rPr>
-          <w:rFonts w:ascii="Arial" w:eastAsia="Times New Roman" w:hAnsi="Arial" w:cs="Arial"/>
-          <w:color w:val="000000"/>
-          <w:kern w:val="0"/>
-          <w14:ligatures w14:val="none"/>
-        </w:rPr>
-        <w:t xml:space="preserve"> from predation-driven Allee effects. Given a type II </w:t>
-      </w:r>
-      <w:proofErr w:type="spellStart"/>
-      <w:r>
-        <w:rPr>
-          <w:rFonts w:ascii="Arial" w:eastAsia="Times New Roman" w:hAnsi="Arial" w:cs="Arial"/>
-          <w:color w:val="000000"/>
-          <w:kern w:val="0"/>
-          <w14:ligatures w14:val="none"/>
-        </w:rPr>
-        <w:t>func-tional</w:t>
-      </w:r>
-      <w:proofErr w:type="spellEnd"/>
-      <w:r>
-        <w:rPr>
-          <w:rFonts w:ascii="Arial" w:eastAsia="Times New Roman" w:hAnsi="Arial" w:cs="Arial"/>
-          <w:color w:val="000000"/>
-          <w:kern w:val="0"/>
-          <w14:ligatures w14:val="none"/>
-        </w:rPr>
-        <w:t xml:space="preserve"> response, the predation mortality generated per </w:t>
-      </w:r>
-      <w:proofErr w:type="spellStart"/>
-      <w:r>
-        <w:rPr>
-          <w:rFonts w:ascii="Arial" w:eastAsia="Times New Roman" w:hAnsi="Arial" w:cs="Arial"/>
-          <w:color w:val="000000"/>
-          <w:kern w:val="0"/>
-          <w14:ligatures w14:val="none"/>
-        </w:rPr>
-        <w:t>predatorincreases</w:t>
-      </w:r>
-      <w:proofErr w:type="spellEnd"/>
-      <w:r>
-        <w:rPr>
-          <w:rFonts w:ascii="Arial" w:eastAsia="Times New Roman" w:hAnsi="Arial" w:cs="Arial"/>
-          <w:color w:val="000000"/>
-          <w:kern w:val="0"/>
-          <w14:ligatures w14:val="none"/>
-        </w:rPr>
-        <w:t xml:space="preserve"> as prey abundance declines, resulting in a </w:t>
-      </w:r>
-      <w:proofErr w:type="spellStart"/>
-      <w:r>
-        <w:rPr>
-          <w:rFonts w:ascii="Arial" w:eastAsia="Times New Roman" w:hAnsi="Arial" w:cs="Arial"/>
-          <w:color w:val="000000"/>
-          <w:kern w:val="0"/>
-          <w14:ligatures w14:val="none"/>
-        </w:rPr>
-        <w:t>demographicAllee</w:t>
-      </w:r>
-      <w:proofErr w:type="spellEnd"/>
-      <w:r>
-        <w:rPr>
-          <w:rFonts w:ascii="Arial" w:eastAsia="Times New Roman" w:hAnsi="Arial" w:cs="Arial"/>
-          <w:color w:val="000000"/>
-          <w:kern w:val="0"/>
-          <w14:ligatures w14:val="none"/>
-        </w:rPr>
-        <w:t xml:space="preserve"> effect (Gascoigne and </w:t>
-      </w:r>
-      <w:proofErr w:type="spellStart"/>
-      <w:r>
-        <w:rPr>
-          <w:rFonts w:ascii="Arial" w:eastAsia="Times New Roman" w:hAnsi="Arial" w:cs="Arial"/>
-          <w:color w:val="000000"/>
-          <w:kern w:val="0"/>
-          <w14:ligatures w14:val="none"/>
-        </w:rPr>
-        <w:t>Lipcius</w:t>
-      </w:r>
-      <w:proofErr w:type="spellEnd"/>
-      <w:r>
-        <w:rPr>
-          <w:rFonts w:ascii="Arial" w:eastAsia="Times New Roman" w:hAnsi="Arial" w:cs="Arial"/>
-          <w:color w:val="000000"/>
-          <w:kern w:val="0"/>
-          <w14:ligatures w14:val="none"/>
-        </w:rPr>
-        <w:t xml:space="preserve"> 2004).</w:t>
-      </w:r>
-    </w:p>
-    <w:p>
-      <w:pPr>
-        <w:spacing w:line="276" w:lineRule="auto"/>
-        <w:rPr>
-          <w:rFonts w:ascii="Arial" w:hAnsi="Arial" w:cs="Arial"/>
         </w:rPr>
       </w:pPr>
     </w:p>
@@ -12817,9 +12396,379 @@
           <w:rFonts w:ascii="Arial" w:hAnsi="Arial" w:cs="Arial"/>
         </w:rPr>
       </w:pPr>
+      <w:r>
+        <w:rPr>
+          <w:rFonts w:ascii="Arial" w:eastAsia="Times New Roman" w:hAnsi="Arial" w:cs="Arial"/>
+          <w:color w:val="000000"/>
+          <w:kern w:val="0"/>
+          <w14:ligatures w14:val="none"/>
+        </w:rPr>
+        <w:t xml:space="preserve">from </w:t>
+      </w:r>
+      <w:proofErr w:type="spellStart"/>
+      <w:r>
+        <w:rPr>
+          <w:rFonts w:ascii="Arial" w:eastAsia="Times New Roman" w:hAnsi="Arial" w:cs="Arial"/>
+          <w:color w:val="000000"/>
+          <w:kern w:val="0"/>
+          <w14:ligatures w14:val="none"/>
+        </w:rPr>
+        <w:t>neuenhoff</w:t>
+      </w:r>
+      <w:proofErr w:type="spellEnd"/>
+      <w:r>
+        <w:rPr>
+          <w:rFonts w:ascii="Arial" w:eastAsia="Times New Roman" w:hAnsi="Arial" w:cs="Arial"/>
+          <w:color w:val="000000"/>
+          <w:kern w:val="0"/>
+          <w14:ligatures w14:val="none"/>
+        </w:rPr>
+        <w:t xml:space="preserve">: Atlantic cod in the </w:t>
+      </w:r>
+      <w:proofErr w:type="spellStart"/>
+      <w:r>
+        <w:rPr>
+          <w:rFonts w:ascii="Arial" w:eastAsia="Times New Roman" w:hAnsi="Arial" w:cs="Arial"/>
+          <w:color w:val="000000"/>
+          <w:kern w:val="0"/>
+          <w14:ligatures w14:val="none"/>
+        </w:rPr>
+        <w:t>sGSL</w:t>
+      </w:r>
+      <w:proofErr w:type="spellEnd"/>
+      <w:r>
+        <w:rPr>
+          <w:rFonts w:ascii="Arial" w:eastAsia="Times New Roman" w:hAnsi="Arial" w:cs="Arial"/>
+          <w:color w:val="000000"/>
+          <w:kern w:val="0"/>
+          <w14:ligatures w14:val="none"/>
+        </w:rPr>
+        <w:t xml:space="preserve"> are currently experiencing a </w:t>
+      </w:r>
+      <w:proofErr w:type="spellStart"/>
+      <w:r>
+        <w:rPr>
+          <w:rFonts w:ascii="Arial" w:eastAsia="Times New Roman" w:hAnsi="Arial" w:cs="Arial"/>
+          <w:color w:val="000000"/>
+          <w:kern w:val="0"/>
+          <w14:ligatures w14:val="none"/>
+        </w:rPr>
+        <w:t>strongAllee</w:t>
+      </w:r>
+      <w:proofErr w:type="spellEnd"/>
+      <w:r>
+        <w:rPr>
+          <w:rFonts w:ascii="Arial" w:eastAsia="Times New Roman" w:hAnsi="Arial" w:cs="Arial"/>
+          <w:color w:val="000000"/>
+          <w:kern w:val="0"/>
+          <w14:ligatures w14:val="none"/>
+        </w:rPr>
+        <w:t xml:space="preserve"> effect, with the rate of surplus production declining to neg-</w:t>
+      </w:r>
+      <w:proofErr w:type="spellStart"/>
+      <w:r>
+        <w:rPr>
+          <w:rFonts w:ascii="Arial" w:eastAsia="Times New Roman" w:hAnsi="Arial" w:cs="Arial"/>
+          <w:color w:val="000000"/>
+          <w:kern w:val="0"/>
+          <w14:ligatures w14:val="none"/>
+        </w:rPr>
+        <w:t>ative</w:t>
+      </w:r>
+      <w:proofErr w:type="spellEnd"/>
+      <w:r>
+        <w:rPr>
+          <w:rFonts w:ascii="Arial" w:eastAsia="Times New Roman" w:hAnsi="Arial" w:cs="Arial"/>
+          <w:color w:val="000000"/>
+          <w:kern w:val="0"/>
+          <w14:ligatures w14:val="none"/>
+        </w:rPr>
+        <w:t xml:space="preserve"> values as population biomass has decreased over the </w:t>
+      </w:r>
+      <w:proofErr w:type="spellStart"/>
+      <w:r>
+        <w:rPr>
+          <w:rFonts w:ascii="Arial" w:eastAsia="Times New Roman" w:hAnsi="Arial" w:cs="Arial"/>
+          <w:color w:val="000000"/>
+          <w:kern w:val="0"/>
+          <w14:ligatures w14:val="none"/>
+        </w:rPr>
+        <w:t>pastdecade</w:t>
+      </w:r>
+      <w:proofErr w:type="spellEnd"/>
+      <w:r>
+        <w:rPr>
+          <w:rFonts w:ascii="Arial" w:eastAsia="Times New Roman" w:hAnsi="Arial" w:cs="Arial"/>
+          <w:color w:val="000000"/>
+          <w:kern w:val="0"/>
+          <w14:ligatures w14:val="none"/>
+        </w:rPr>
+        <w:t xml:space="preserve">. Changes in recruitment dynamics do not appear to be </w:t>
+      </w:r>
+      <w:proofErr w:type="spellStart"/>
+      <w:r>
+        <w:rPr>
+          <w:rFonts w:ascii="Arial" w:eastAsia="Times New Roman" w:hAnsi="Arial" w:cs="Arial"/>
+          <w:color w:val="000000"/>
+          <w:kern w:val="0"/>
+          <w14:ligatures w14:val="none"/>
+        </w:rPr>
+        <w:t>theprimary</w:t>
+      </w:r>
+      <w:proofErr w:type="spellEnd"/>
+      <w:r>
+        <w:rPr>
+          <w:rFonts w:ascii="Arial" w:eastAsia="Times New Roman" w:hAnsi="Arial" w:cs="Arial"/>
+          <w:color w:val="000000"/>
+          <w:kern w:val="0"/>
+          <w14:ligatures w14:val="none"/>
+        </w:rPr>
+        <w:t xml:space="preserve"> cause of this negative productivity. While there does ap-pear to have been a weakening in recruitment compensation be-tween the 1970s and 1990s (cf. Keith and Hutchings 2012), there </w:t>
+      </w:r>
+      <w:proofErr w:type="spellStart"/>
+      <w:r>
+        <w:rPr>
+          <w:rFonts w:ascii="Arial" w:eastAsia="Times New Roman" w:hAnsi="Arial" w:cs="Arial"/>
+          <w:color w:val="000000"/>
+          <w:kern w:val="0"/>
+          <w14:ligatures w14:val="none"/>
+        </w:rPr>
+        <w:t>isno</w:t>
+      </w:r>
+      <w:proofErr w:type="spellEnd"/>
+      <w:r>
+        <w:rPr>
+          <w:rFonts w:ascii="Arial" w:eastAsia="Times New Roman" w:hAnsi="Arial" w:cs="Arial"/>
+          <w:color w:val="000000"/>
+          <w:kern w:val="0"/>
+          <w14:ligatures w14:val="none"/>
+        </w:rPr>
+        <w:t xml:space="preserve"> evidence for depensatory recruitment dynamics in this </w:t>
+      </w:r>
+      <w:proofErr w:type="spellStart"/>
+      <w:r>
+        <w:rPr>
+          <w:rFonts w:ascii="Arial" w:eastAsia="Times New Roman" w:hAnsi="Arial" w:cs="Arial"/>
+          <w:color w:val="000000"/>
+          <w:kern w:val="0"/>
+          <w14:ligatures w14:val="none"/>
+        </w:rPr>
+        <w:t>stock.Furthermore</w:t>
+      </w:r>
+      <w:proofErr w:type="spellEnd"/>
+      <w:r>
+        <w:rPr>
+          <w:rFonts w:ascii="Arial" w:eastAsia="Times New Roman" w:hAnsi="Arial" w:cs="Arial"/>
+          <w:color w:val="000000"/>
+          <w:kern w:val="0"/>
+          <w14:ligatures w14:val="none"/>
+        </w:rPr>
+        <w:t xml:space="preserve">, the high recruitment success of </w:t>
+      </w:r>
+      <w:proofErr w:type="spellStart"/>
+      <w:r>
+        <w:rPr>
+          <w:rFonts w:ascii="Arial" w:eastAsia="Times New Roman" w:hAnsi="Arial" w:cs="Arial"/>
+          <w:color w:val="000000"/>
+          <w:kern w:val="0"/>
+          <w14:ligatures w14:val="none"/>
+        </w:rPr>
+        <w:t>sGSL</w:t>
+      </w:r>
+      <w:proofErr w:type="spellEnd"/>
+      <w:r>
+        <w:rPr>
+          <w:rFonts w:ascii="Arial" w:eastAsia="Times New Roman" w:hAnsi="Arial" w:cs="Arial"/>
+          <w:color w:val="000000"/>
+          <w:kern w:val="0"/>
+          <w14:ligatures w14:val="none"/>
+        </w:rPr>
+        <w:t xml:space="preserve"> cod in the1970s appears to have resulted primarily from reduced </w:t>
+      </w:r>
+      <w:proofErr w:type="spellStart"/>
+      <w:r>
+        <w:rPr>
+          <w:rFonts w:ascii="Arial" w:eastAsia="Times New Roman" w:hAnsi="Arial" w:cs="Arial"/>
+          <w:color w:val="000000"/>
+          <w:kern w:val="0"/>
+          <w14:ligatures w14:val="none"/>
+        </w:rPr>
+        <w:t>predationon</w:t>
+      </w:r>
+      <w:proofErr w:type="spellEnd"/>
+      <w:r>
+        <w:rPr>
+          <w:rFonts w:ascii="Arial" w:eastAsia="Times New Roman" w:hAnsi="Arial" w:cs="Arial"/>
+          <w:color w:val="000000"/>
+          <w:kern w:val="0"/>
+          <w14:ligatures w14:val="none"/>
+        </w:rPr>
+        <w:t xml:space="preserve"> Atlantic cod eggs and larvae by collapsed pelagic fish </w:t>
+      </w:r>
+      <w:proofErr w:type="spellStart"/>
+      <w:r>
+        <w:rPr>
+          <w:rFonts w:ascii="Arial" w:eastAsia="Times New Roman" w:hAnsi="Arial" w:cs="Arial"/>
+          <w:color w:val="000000"/>
+          <w:kern w:val="0"/>
+          <w14:ligatures w14:val="none"/>
+        </w:rPr>
+        <w:t>stocksrather</w:t>
+      </w:r>
+      <w:proofErr w:type="spellEnd"/>
+      <w:r>
+        <w:rPr>
+          <w:rFonts w:ascii="Arial" w:eastAsia="Times New Roman" w:hAnsi="Arial" w:cs="Arial"/>
+          <w:color w:val="000000"/>
+          <w:kern w:val="0"/>
+          <w14:ligatures w14:val="none"/>
+        </w:rPr>
+        <w:t xml:space="preserve"> than from compensatory recruitment dynamics (</w:t>
+      </w:r>
+      <w:proofErr w:type="spellStart"/>
+      <w:r>
+        <w:rPr>
+          <w:rFonts w:ascii="Arial" w:eastAsia="Times New Roman" w:hAnsi="Arial" w:cs="Arial"/>
+          <w:color w:val="000000"/>
+          <w:kern w:val="0"/>
+          <w14:ligatures w14:val="none"/>
+        </w:rPr>
+        <w:t>Swainand</w:t>
+      </w:r>
+      <w:proofErr w:type="spellEnd"/>
+      <w:r>
+        <w:rPr>
+          <w:rFonts w:ascii="Arial" w:eastAsia="Times New Roman" w:hAnsi="Arial" w:cs="Arial"/>
+          <w:color w:val="000000"/>
+          <w:kern w:val="0"/>
+          <w14:ligatures w14:val="none"/>
+        </w:rPr>
+        <w:t xml:space="preserve"> Sinclair 2000). Instead, the positive density dependence </w:t>
+      </w:r>
+      <w:proofErr w:type="spellStart"/>
+      <w:r>
+        <w:rPr>
+          <w:rFonts w:ascii="Arial" w:eastAsia="Times New Roman" w:hAnsi="Arial" w:cs="Arial"/>
+          <w:color w:val="000000"/>
+          <w:kern w:val="0"/>
+          <w14:ligatures w14:val="none"/>
+        </w:rPr>
+        <w:t>ofpopulation</w:t>
+      </w:r>
+      <w:proofErr w:type="spellEnd"/>
+      <w:r>
+        <w:rPr>
+          <w:rFonts w:ascii="Arial" w:eastAsia="Times New Roman" w:hAnsi="Arial" w:cs="Arial"/>
+          <w:color w:val="000000"/>
+          <w:kern w:val="0"/>
+          <w14:ligatures w14:val="none"/>
+        </w:rPr>
+        <w:t xml:space="preserve"> productivity at low abundance of this stock appears </w:t>
+      </w:r>
+      <w:proofErr w:type="spellStart"/>
+      <w:r>
+        <w:rPr>
+          <w:rFonts w:ascii="Arial" w:eastAsia="Times New Roman" w:hAnsi="Arial" w:cs="Arial"/>
+          <w:color w:val="000000"/>
+          <w:kern w:val="0"/>
+          <w14:ligatures w14:val="none"/>
+        </w:rPr>
+        <w:t>toresult</w:t>
+      </w:r>
+      <w:proofErr w:type="spellEnd"/>
+      <w:r>
+        <w:rPr>
+          <w:rFonts w:ascii="Arial" w:eastAsia="Times New Roman" w:hAnsi="Arial" w:cs="Arial"/>
+          <w:color w:val="000000"/>
+          <w:kern w:val="0"/>
+          <w14:ligatures w14:val="none"/>
+        </w:rPr>
+        <w:t xml:space="preserve"> from predation-driven Allee effects. Given a type II </w:t>
+      </w:r>
+      <w:proofErr w:type="spellStart"/>
+      <w:r>
+        <w:rPr>
+          <w:rFonts w:ascii="Arial" w:eastAsia="Times New Roman" w:hAnsi="Arial" w:cs="Arial"/>
+          <w:color w:val="000000"/>
+          <w:kern w:val="0"/>
+          <w14:ligatures w14:val="none"/>
+        </w:rPr>
+        <w:t>func-tional</w:t>
+      </w:r>
+      <w:proofErr w:type="spellEnd"/>
+      <w:r>
+        <w:rPr>
+          <w:rFonts w:ascii="Arial" w:eastAsia="Times New Roman" w:hAnsi="Arial" w:cs="Arial"/>
+          <w:color w:val="000000"/>
+          <w:kern w:val="0"/>
+          <w14:ligatures w14:val="none"/>
+        </w:rPr>
+        <w:t xml:space="preserve"> response, the predation mortality generated per </w:t>
+      </w:r>
+      <w:proofErr w:type="spellStart"/>
+      <w:r>
+        <w:rPr>
+          <w:rFonts w:ascii="Arial" w:eastAsia="Times New Roman" w:hAnsi="Arial" w:cs="Arial"/>
+          <w:color w:val="000000"/>
+          <w:kern w:val="0"/>
+          <w14:ligatures w14:val="none"/>
+        </w:rPr>
+        <w:t>predatorincreases</w:t>
+      </w:r>
+      <w:proofErr w:type="spellEnd"/>
+      <w:r>
+        <w:rPr>
+          <w:rFonts w:ascii="Arial" w:eastAsia="Times New Roman" w:hAnsi="Arial" w:cs="Arial"/>
+          <w:color w:val="000000"/>
+          <w:kern w:val="0"/>
+          <w14:ligatures w14:val="none"/>
+        </w:rPr>
+        <w:t xml:space="preserve"> as prey abundance declines, resulting in a </w:t>
+      </w:r>
+      <w:proofErr w:type="spellStart"/>
+      <w:r>
+        <w:rPr>
+          <w:rFonts w:ascii="Arial" w:eastAsia="Times New Roman" w:hAnsi="Arial" w:cs="Arial"/>
+          <w:color w:val="000000"/>
+          <w:kern w:val="0"/>
+          <w14:ligatures w14:val="none"/>
+        </w:rPr>
+        <w:t>demographicAllee</w:t>
+      </w:r>
+      <w:proofErr w:type="spellEnd"/>
+      <w:r>
+        <w:rPr>
+          <w:rFonts w:ascii="Arial" w:eastAsia="Times New Roman" w:hAnsi="Arial" w:cs="Arial"/>
+          <w:color w:val="000000"/>
+          <w:kern w:val="0"/>
+          <w14:ligatures w14:val="none"/>
+        </w:rPr>
+        <w:t xml:space="preserve"> effect (Gascoigne and </w:t>
+      </w:r>
+      <w:proofErr w:type="spellStart"/>
+      <w:r>
+        <w:rPr>
+          <w:rFonts w:ascii="Arial" w:eastAsia="Times New Roman" w:hAnsi="Arial" w:cs="Arial"/>
+          <w:color w:val="000000"/>
+          <w:kern w:val="0"/>
+          <w14:ligatures w14:val="none"/>
+        </w:rPr>
+        <w:t>Lipcius</w:t>
+      </w:r>
+      <w:proofErr w:type="spellEnd"/>
+      <w:r>
+        <w:rPr>
+          <w:rFonts w:ascii="Arial" w:eastAsia="Times New Roman" w:hAnsi="Arial" w:cs="Arial"/>
+          <w:color w:val="000000"/>
+          <w:kern w:val="0"/>
+          <w14:ligatures w14:val="none"/>
+        </w:rPr>
+        <w:t xml:space="preserve"> 2004).</w:t>
+      </w:r>
     </w:p>
     <w:p>
       <w:pPr>
+        <w:spacing w:line="276" w:lineRule="auto"/>
         <w:rPr>
           <w:rFonts w:ascii="Arial" w:hAnsi="Arial" w:cs="Arial"/>
         </w:rPr>
@@ -12827,14 +12776,18 @@
     </w:p>
     <w:p>
       <w:pPr>
+        <w:spacing w:line="276" w:lineRule="auto"/>
         <w:rPr>
           <w:rFonts w:ascii="Arial" w:hAnsi="Arial" w:cs="Arial"/>
         </w:rPr>
       </w:pPr>
-      <w:r>
-        <w:rPr>
-          <w:rFonts w:ascii="Arial" w:hAnsi="Arial" w:cs="Arial"/>
-        </w:rPr>
+    </w:p>
+    <w:p>
+      <w:pPr>
+        <w:pStyle w:val="Heading1"/>
+      </w:pPr>
+      <w:r>
+        <w:lastRenderedPageBreak/>
         <w:t>References</w:t>
       </w:r>
     </w:p>
@@ -12916,7 +12869,6 @@
         <w:rPr>
           <w:rFonts w:ascii="Arial" w:hAnsi="Arial" w:cs="Arial"/>
         </w:rPr>
-        <w:lastRenderedPageBreak/>
         <w:t xml:space="preserve">DFO. 2019.  Stock Assessment of Atlantic Cod (Gadus </w:t>
       </w:r>
       <w:proofErr w:type="spellStart"/>
@@ -13201,7 +13153,21 @@
         <w:rPr>
           <w:rFonts w:ascii="Arial" w:hAnsi="Arial" w:cs="Arial"/>
         </w:rPr>
-        <w:t xml:space="preserve">Mohn, R.K., and Rowe, S. 2012. Recovery Potential Assessment for the Laurentian South Designatable Unit of Atlantic Cod (Gadus </w:t>
+        <w:t xml:space="preserve">Mohn, R.K., and Rowe, S. 2012. Recovery Potential Assessment for the Laurentian South </w:t>
+      </w:r>
+      <w:proofErr w:type="spellStart"/>
+      <w:r>
+        <w:rPr>
+          <w:rFonts w:ascii="Arial" w:hAnsi="Arial" w:cs="Arial"/>
+        </w:rPr>
+        <w:t>Designatable</w:t>
+      </w:r>
+      <w:proofErr w:type="spellEnd"/>
+      <w:r>
+        <w:rPr>
+          <w:rFonts w:ascii="Arial" w:hAnsi="Arial" w:cs="Arial"/>
+        </w:rPr>
+        <w:t xml:space="preserve"> Unit of Atlantic Cod (Gadus </w:t>
       </w:r>
       <w:proofErr w:type="spellStart"/>
       <w:r>
@@ -13265,11 +13231,19 @@
           <w:lang w:val="fr-CA"/>
         </w:rPr>
       </w:pPr>
-      <w:r>
-        <w:rPr>
-          <w:rFonts w:ascii="Arial" w:hAnsi="Arial" w:cs="Arial"/>
-        </w:rPr>
-        <w:t xml:space="preserve">Neuenhoff, R.D., Swain, D.P., Cox, S.P., </w:t>
+      <w:proofErr w:type="spellStart"/>
+      <w:r>
+        <w:rPr>
+          <w:rFonts w:ascii="Arial" w:hAnsi="Arial" w:cs="Arial"/>
+        </w:rPr>
+        <w:t>Neuenhoff</w:t>
+      </w:r>
+      <w:proofErr w:type="spellEnd"/>
+      <w:r>
+        <w:rPr>
+          <w:rFonts w:ascii="Arial" w:hAnsi="Arial" w:cs="Arial"/>
+        </w:rPr>
+        <w:t xml:space="preserve">, R.D., Swain, D.P., Cox, S.P., </w:t>
       </w:r>
       <w:proofErr w:type="spellStart"/>
       <w:r>
@@ -13355,6 +13329,7 @@
           <w:rFonts w:ascii="Arial" w:hAnsi="Arial" w:cs="Arial"/>
           <w:lang w:val="fr-CA"/>
         </w:rPr>
+        <w:lastRenderedPageBreak/>
         <w:t xml:space="preserve">Ouellette-Plante, J., Benoît, H.P., and Lussier, J.-F. 2025. </w:t>
       </w:r>
       <w:r>
@@ -13410,7 +13385,6 @@
         <w:rPr>
           <w:rFonts w:ascii="Arial" w:hAnsi="Arial" w:cs="Arial"/>
         </w:rPr>
-        <w:lastRenderedPageBreak/>
         <w:t>Schijns</w:t>
       </w:r>
       <w:proofErr w:type="spellEnd"/>
@@ -13487,6 +13461,47 @@
           <w:rFonts w:ascii="Arial" w:hAnsi="Arial" w:cs="Arial"/>
         </w:rPr>
         <w:t>) Stock in NAFO Subdivision 3Ps in 2021. DFO Can. Sci. Advis. Sec. Res. Doc. 2025/043. iv + 48 p.</w:t>
+      </w:r>
+    </w:p>
+    <w:p>
+      <w:pPr>
+        <w:rPr>
+          <w:rFonts w:ascii="Arial" w:hAnsi="Arial" w:cs="Arial"/>
+        </w:rPr>
+      </w:pPr>
+      <w:r>
+        <w:rPr>
+          <w:rFonts w:ascii="Arial" w:hAnsi="Arial" w:cs="Arial"/>
+        </w:rPr>
+        <w:t xml:space="preserve">Walters, C. J., Hilborn, R., &amp; Christensen, V. 2008. Surplus production dynamics in declining and recovering fish populations. </w:t>
+      </w:r>
+      <w:r>
+        <w:rPr>
+          <w:rFonts w:ascii="Arial" w:hAnsi="Arial" w:cs="Arial"/>
+          <w:i/>
+          <w:iCs/>
+        </w:rPr>
+        <w:t>Canadian Journal of Fisheries and Aquatic Sciences</w:t>
+      </w:r>
+      <w:r>
+        <w:rPr>
+          <w:rFonts w:ascii="Arial" w:hAnsi="Arial" w:cs="Arial"/>
+        </w:rPr>
+        <w:t xml:space="preserve">, </w:t>
+      </w:r>
+      <w:r>
+        <w:rPr>
+          <w:rFonts w:ascii="Arial" w:hAnsi="Arial" w:cs="Arial"/>
+          <w:i/>
+          <w:iCs/>
+        </w:rPr>
+        <w:t>65</w:t>
+      </w:r>
+      <w:r>
+        <w:rPr>
+          <w:rFonts w:ascii="Arial" w:hAnsi="Arial" w:cs="Arial"/>
+        </w:rPr>
+        <w:t>(11), 2536–2551. https://doi.org/10.1139/F08-170</w:t>
       </w:r>
     </w:p>
     <w:p>
